--- a/Final Report.docx
+++ b/Final Report.docx
@@ -47,6 +47,11 @@
       </w:r>
     </w:p>
     <w:p>
+      <w:r>
+        <w:t xml:space="preserve">Exercise is an imperative part of our lives as humans. NHS general health and fitness guidelines for adults say that you should aim to complete strengthening activities involving all major muscle groups at least 2 days a week and do at least 150 minutes of moderate intensity activity a week. </w:t>
+      </w:r>
+    </w:p>
+    <w:p>
       <w:pPr>
         <w:pStyle w:val="ListParagraph"/>
         <w:numPr>
@@ -322,7 +327,16 @@
         </w:numPr>
       </w:pPr>
       <w:r>
-        <w:t>UI/UX considerations and gamification elements (progress bars, post race analytics).</w:t>
+        <w:lastRenderedPageBreak/>
+        <w:t xml:space="preserve">UI/UX considerations and gamification elements (progress bars, </w:t>
+      </w:r>
+      <w:proofErr w:type="spellStart"/>
+      <w:r>
+        <w:t>post race</w:t>
+      </w:r>
+      <w:proofErr w:type="spellEnd"/>
+      <w:r>
+        <w:t xml:space="preserve"> analytics).</w:t>
       </w:r>
     </w:p>
     <w:p>
@@ -370,104 +384,368 @@
         </w:numPr>
       </w:pPr>
       <w:r>
+        <w:t>Participant recruitment, consent, and ethics</w:t>
+      </w:r>
+    </w:p>
+    <w:p>
+      <w:pPr>
+        <w:pStyle w:val="ListParagraph"/>
+        <w:numPr>
+          <w:ilvl w:val="2"/>
+          <w:numId w:val="2"/>
+        </w:numPr>
+      </w:pPr>
+      <w:r>
+        <w:t xml:space="preserve">Study design (within-subject, counterbalanced if needed). </w:t>
+      </w:r>
+    </w:p>
+    <w:p>
+      <w:pPr>
+        <w:pStyle w:val="ListParagraph"/>
+        <w:numPr>
+          <w:ilvl w:val="2"/>
+          <w:numId w:val="2"/>
+        </w:numPr>
+      </w:pPr>
+      <w:r>
+        <w:t xml:space="preserve">Metrics: </w:t>
+      </w:r>
+    </w:p>
+    <w:p>
+      <w:pPr>
+        <w:pStyle w:val="ListParagraph"/>
+        <w:numPr>
+          <w:ilvl w:val="3"/>
+          <w:numId w:val="2"/>
+        </w:numPr>
+      </w:pPr>
+      <w:r>
+        <w:t xml:space="preserve">Quantitative (speed, cadence, power, HR, time). </w:t>
+      </w:r>
+    </w:p>
+    <w:p>
+      <w:pPr>
+        <w:pStyle w:val="ListParagraph"/>
+        <w:numPr>
+          <w:ilvl w:val="3"/>
+          <w:numId w:val="2"/>
+        </w:numPr>
+      </w:pPr>
+      <w:r>
+        <w:t>Qualitative (user experience, engagement, enjoyment (via surveys)</w:t>
+      </w:r>
+    </w:p>
+    <w:p>
+      <w:pPr>
+        <w:pStyle w:val="ListParagraph"/>
+        <w:numPr>
+          <w:ilvl w:val="3"/>
+          <w:numId w:val="2"/>
+        </w:numPr>
+      </w:pPr>
+      <w:r>
+        <w:t>Personality data for exploring correlations.</w:t>
+      </w:r>
+    </w:p>
+    <w:p>
+      <w:pPr>
+        <w:pStyle w:val="ListParagraph"/>
+        <w:numPr>
+          <w:ilvl w:val="2"/>
+          <w:numId w:val="2"/>
+        </w:numPr>
+      </w:pPr>
+      <w:r>
+        <w:t>Risk analysis and mitigation strategies (as in initial plan)</w:t>
+      </w:r>
+    </w:p>
+    <w:p>
+      <w:pPr>
+        <w:pStyle w:val="ListParagraph"/>
+        <w:numPr>
+          <w:ilvl w:val="2"/>
+          <w:numId w:val="2"/>
+        </w:numPr>
+      </w:pPr>
+      <w:r>
+        <w:t>Timeline for development testing and study</w:t>
+      </w:r>
+    </w:p>
+    <w:p>
+      <w:pPr>
+        <w:pStyle w:val="ListParagraph"/>
+        <w:numPr>
+          <w:ilvl w:val="0"/>
+          <w:numId w:val="2"/>
+        </w:numPr>
+      </w:pPr>
+      <w:r>
+        <w:t>Results and Evaluation</w:t>
+      </w:r>
+    </w:p>
+    <w:p>
+      <w:pPr>
+        <w:pStyle w:val="ListParagraph"/>
+        <w:numPr>
+          <w:ilvl w:val="1"/>
+          <w:numId w:val="2"/>
+        </w:numPr>
+      </w:pPr>
+      <w:r>
+        <w:t>Quantitative results</w:t>
+      </w:r>
+    </w:p>
+    <w:p>
+      <w:pPr>
+        <w:pStyle w:val="ListParagraph"/>
+        <w:numPr>
+          <w:ilvl w:val="2"/>
+          <w:numId w:val="2"/>
+        </w:numPr>
+      </w:pPr>
+      <w:r>
+        <w:t>Comparative analysis of performance metrics across the three scenarios</w:t>
+      </w:r>
+    </w:p>
+    <w:p>
+      <w:pPr>
+        <w:pStyle w:val="ListParagraph"/>
+        <w:numPr>
+          <w:ilvl w:val="2"/>
+          <w:numId w:val="2"/>
+        </w:numPr>
+      </w:pPr>
+      <w:r>
+        <w:t>Visualisations (graphs of time, power output, HR, etc)</w:t>
+      </w:r>
+    </w:p>
+    <w:p>
+      <w:pPr>
+        <w:pStyle w:val="ListParagraph"/>
+        <w:numPr>
+          <w:ilvl w:val="2"/>
+          <w:numId w:val="2"/>
+        </w:numPr>
+      </w:pPr>
+      <w:r>
+        <w:t>Statistical Analysis (ANOVA, t-tests for paired comparisons)</w:t>
+      </w:r>
+    </w:p>
+    <w:p>
+      <w:pPr>
+        <w:pStyle w:val="ListParagraph"/>
+        <w:numPr>
+          <w:ilvl w:val="2"/>
+          <w:numId w:val="2"/>
+        </w:numPr>
+      </w:pPr>
+      <w:r>
+        <w:t>Interpretation of results regarding performance under cooperative/competitive dynamics.</w:t>
+      </w:r>
+    </w:p>
+    <w:p>
+      <w:pPr>
+        <w:pStyle w:val="ListParagraph"/>
+        <w:numPr>
+          <w:ilvl w:val="1"/>
+          <w:numId w:val="2"/>
+        </w:numPr>
+      </w:pPr>
+      <w:r>
+        <w:t>Qualitative Results</w:t>
+      </w:r>
+    </w:p>
+    <w:p>
+      <w:pPr>
+        <w:pStyle w:val="ListParagraph"/>
+        <w:numPr>
+          <w:ilvl w:val="2"/>
+          <w:numId w:val="2"/>
+        </w:numPr>
+      </w:pPr>
+      <w:r>
+        <w:t>Thematic analysis of user feedback (motivation, engagement, enjoyment)</w:t>
+      </w:r>
+    </w:p>
+    <w:p>
+      <w:pPr>
+        <w:pStyle w:val="ListParagraph"/>
+        <w:numPr>
+          <w:ilvl w:val="2"/>
+          <w:numId w:val="2"/>
+        </w:numPr>
+      </w:pPr>
+      <w:r>
+        <w:t>Reflections on user preferences between cooperation and competition.</w:t>
+      </w:r>
+    </w:p>
+    <w:p>
+      <w:pPr>
+        <w:pStyle w:val="ListParagraph"/>
+        <w:numPr>
+          <w:ilvl w:val="2"/>
+          <w:numId w:val="2"/>
+        </w:numPr>
+      </w:pPr>
+      <w:r>
+        <w:t>Summary of personal correlations, if found.</w:t>
+      </w:r>
+    </w:p>
+    <w:p>
+      <w:pPr>
+        <w:pStyle w:val="ListParagraph"/>
+        <w:numPr>
+          <w:ilvl w:val="1"/>
+          <w:numId w:val="2"/>
+        </w:numPr>
+      </w:pPr>
+      <w:r>
+        <w:t>Evaluation and critical reflection</w:t>
+      </w:r>
+    </w:p>
+    <w:p>
+      <w:pPr>
+        <w:pStyle w:val="ListParagraph"/>
+        <w:numPr>
+          <w:ilvl w:val="2"/>
+          <w:numId w:val="2"/>
+        </w:numPr>
+      </w:pPr>
+      <w:r>
+        <w:t>Effectiveness of gamification and AI in enhancing engagement.</w:t>
+      </w:r>
+    </w:p>
+    <w:p>
+      <w:pPr>
+        <w:pStyle w:val="ListParagraph"/>
+        <w:numPr>
+          <w:ilvl w:val="2"/>
+          <w:numId w:val="2"/>
+        </w:numPr>
+      </w:pPr>
+      <w:r>
+        <w:t>Success and limitations of AI difficulty adjustment</w:t>
+      </w:r>
+    </w:p>
+    <w:p>
+      <w:pPr>
+        <w:pStyle w:val="ListParagraph"/>
+        <w:numPr>
+          <w:ilvl w:val="2"/>
+          <w:numId w:val="2"/>
+        </w:numPr>
+      </w:pPr>
+      <w:r>
+        <w:t>Discussion of accessibility and usability feedback from participants.</w:t>
+      </w:r>
+    </w:p>
+    <w:p>
+      <w:pPr>
+        <w:pStyle w:val="ListParagraph"/>
+        <w:numPr>
+          <w:ilvl w:val="2"/>
+          <w:numId w:val="2"/>
+        </w:numPr>
+      </w:pPr>
+      <w:r>
+        <w:t xml:space="preserve">Issues encountered (bugs, AI behaviour, data collection reliability). </w:t>
+      </w:r>
+    </w:p>
+    <w:p>
+      <w:pPr>
+        <w:pStyle w:val="ListParagraph"/>
+        <w:numPr>
+          <w:ilvl w:val="2"/>
+          <w:numId w:val="2"/>
+        </w:numPr>
+      </w:pPr>
+      <w:r>
+        <w:t>Validation of the game as a fitness tool.</w:t>
+      </w:r>
+    </w:p>
+    <w:p>
+      <w:pPr>
+        <w:pStyle w:val="ListParagraph"/>
+        <w:numPr>
+          <w:ilvl w:val="0"/>
+          <w:numId w:val="2"/>
+        </w:numPr>
+      </w:pPr>
+      <w:r>
+        <w:t>Conclusions and Future Work</w:t>
+      </w:r>
+    </w:p>
+    <w:p>
+      <w:pPr>
+        <w:pStyle w:val="ListParagraph"/>
+        <w:numPr>
+          <w:ilvl w:val="1"/>
+          <w:numId w:val="2"/>
+        </w:numPr>
+      </w:pPr>
+      <w:r>
+        <w:t>Summary of Key Findings</w:t>
+      </w:r>
+    </w:p>
+    <w:p>
+      <w:pPr>
+        <w:pStyle w:val="ListParagraph"/>
+        <w:numPr>
+          <w:ilvl w:val="2"/>
+          <w:numId w:val="2"/>
+        </w:numPr>
+      </w:pPr>
+      <w:r>
+        <w:t>Impact of competition and cooperation on user performance and engagement.</w:t>
+      </w:r>
+    </w:p>
+    <w:p>
+      <w:pPr>
+        <w:pStyle w:val="ListParagraph"/>
+        <w:numPr>
+          <w:ilvl w:val="2"/>
+          <w:numId w:val="2"/>
+        </w:numPr>
+      </w:pPr>
+      <w:r>
+        <w:t>Strengths and weaknesses of the developed system.</w:t>
+      </w:r>
+    </w:p>
+    <w:p>
+      <w:pPr>
+        <w:pStyle w:val="ListParagraph"/>
+        <w:numPr>
+          <w:ilvl w:val="1"/>
+          <w:numId w:val="2"/>
+        </w:numPr>
+      </w:pPr>
+      <w:r>
         <w:lastRenderedPageBreak/>
-        <w:t>Participant recruitment, consent, and ethics</w:t>
-      </w:r>
-    </w:p>
-    <w:p>
-      <w:pPr>
-        <w:pStyle w:val="ListParagraph"/>
-        <w:numPr>
-          <w:ilvl w:val="2"/>
-          <w:numId w:val="2"/>
-        </w:numPr>
-      </w:pPr>
-      <w:r>
-        <w:t xml:space="preserve">Study design (within-subject, counterbalanced if needed). </w:t>
-      </w:r>
-    </w:p>
-    <w:p>
-      <w:pPr>
-        <w:pStyle w:val="ListParagraph"/>
-        <w:numPr>
-          <w:ilvl w:val="2"/>
-          <w:numId w:val="2"/>
-        </w:numPr>
-      </w:pPr>
-      <w:r>
-        <w:t xml:space="preserve">Metrics: </w:t>
-      </w:r>
-    </w:p>
-    <w:p>
-      <w:pPr>
-        <w:pStyle w:val="ListParagraph"/>
-        <w:numPr>
-          <w:ilvl w:val="3"/>
-          <w:numId w:val="2"/>
-        </w:numPr>
-      </w:pPr>
-      <w:r>
-        <w:t xml:space="preserve">Quantitative (speed, cadence, power, HR, time). </w:t>
-      </w:r>
-    </w:p>
-    <w:p>
-      <w:pPr>
-        <w:pStyle w:val="ListParagraph"/>
-        <w:numPr>
-          <w:ilvl w:val="3"/>
-          <w:numId w:val="2"/>
-        </w:numPr>
-      </w:pPr>
-      <w:r>
-        <w:t>Qualitative (user experience, engagement, enjoyment (via surveys)</w:t>
-      </w:r>
-    </w:p>
-    <w:p>
-      <w:pPr>
-        <w:pStyle w:val="ListParagraph"/>
-        <w:numPr>
-          <w:ilvl w:val="3"/>
-          <w:numId w:val="2"/>
-        </w:numPr>
-      </w:pPr>
-      <w:r>
-        <w:t>Personality data for exploring correlations.</w:t>
-      </w:r>
-    </w:p>
-    <w:p>
-      <w:pPr>
-        <w:pStyle w:val="ListParagraph"/>
-        <w:numPr>
-          <w:ilvl w:val="2"/>
-          <w:numId w:val="2"/>
-        </w:numPr>
-      </w:pPr>
-      <w:r>
-        <w:t>Risk analysis and mitigation strategies (as in initial plan)</w:t>
-      </w:r>
-    </w:p>
-    <w:p>
-      <w:pPr>
-        <w:pStyle w:val="ListParagraph"/>
-        <w:numPr>
-          <w:ilvl w:val="2"/>
-          <w:numId w:val="2"/>
-        </w:numPr>
-      </w:pPr>
-      <w:r>
-        <w:t>Timeline for development testing and study</w:t>
-      </w:r>
-    </w:p>
-    <w:p>
-      <w:pPr>
-        <w:pStyle w:val="ListParagraph"/>
-        <w:numPr>
-          <w:ilvl w:val="0"/>
-          <w:numId w:val="2"/>
-        </w:numPr>
-      </w:pPr>
-      <w:r>
-        <w:t>Results and Evaluation</w:t>
+        <w:t>Contributions to the field</w:t>
+      </w:r>
+    </w:p>
+    <w:p>
+      <w:pPr>
+        <w:pStyle w:val="ListParagraph"/>
+        <w:numPr>
+          <w:ilvl w:val="2"/>
+          <w:numId w:val="2"/>
+        </w:numPr>
+      </w:pPr>
+      <w:r>
+        <w:t>Novelty of integrating social mechanics dynamically in VR exergames.</w:t>
+      </w:r>
+    </w:p>
+    <w:p>
+      <w:pPr>
+        <w:pStyle w:val="ListParagraph"/>
+        <w:numPr>
+          <w:ilvl w:val="2"/>
+          <w:numId w:val="2"/>
+        </w:numPr>
+      </w:pPr>
+      <w:r>
+        <w:t>Insights into VR exergaming for different personality and fitness types.</w:t>
       </w:r>
     </w:p>
     <w:p>
@@ -479,270 +757,6 @@
         </w:numPr>
       </w:pPr>
       <w:r>
-        <w:t>Quantitative results</w:t>
-      </w:r>
-    </w:p>
-    <w:p>
-      <w:pPr>
-        <w:pStyle w:val="ListParagraph"/>
-        <w:numPr>
-          <w:ilvl w:val="2"/>
-          <w:numId w:val="2"/>
-        </w:numPr>
-      </w:pPr>
-      <w:r>
-        <w:t>Comparative analysis of performance metrics across the three scenarios</w:t>
-      </w:r>
-    </w:p>
-    <w:p>
-      <w:pPr>
-        <w:pStyle w:val="ListParagraph"/>
-        <w:numPr>
-          <w:ilvl w:val="2"/>
-          <w:numId w:val="2"/>
-        </w:numPr>
-      </w:pPr>
-      <w:r>
-        <w:t>Visualisations (graphs of time, power output, HR, etc)</w:t>
-      </w:r>
-    </w:p>
-    <w:p>
-      <w:pPr>
-        <w:pStyle w:val="ListParagraph"/>
-        <w:numPr>
-          <w:ilvl w:val="2"/>
-          <w:numId w:val="2"/>
-        </w:numPr>
-      </w:pPr>
-      <w:r>
-        <w:t>Statistical Analysis (ANOVA, t-tests for paired comparisons)</w:t>
-      </w:r>
-    </w:p>
-    <w:p>
-      <w:pPr>
-        <w:pStyle w:val="ListParagraph"/>
-        <w:numPr>
-          <w:ilvl w:val="2"/>
-          <w:numId w:val="2"/>
-        </w:numPr>
-      </w:pPr>
-      <w:r>
-        <w:t>Interpretation of results regarding performance under cooperative/competitive dynamics.</w:t>
-      </w:r>
-    </w:p>
-    <w:p>
-      <w:pPr>
-        <w:pStyle w:val="ListParagraph"/>
-        <w:numPr>
-          <w:ilvl w:val="1"/>
-          <w:numId w:val="2"/>
-        </w:numPr>
-      </w:pPr>
-      <w:r>
-        <w:t>Qualitative Results</w:t>
-      </w:r>
-    </w:p>
-    <w:p>
-      <w:pPr>
-        <w:pStyle w:val="ListParagraph"/>
-        <w:numPr>
-          <w:ilvl w:val="2"/>
-          <w:numId w:val="2"/>
-        </w:numPr>
-      </w:pPr>
-      <w:r>
-        <w:t>Thematic analysis of user feedback (motivation, engagement, enjoyment)</w:t>
-      </w:r>
-    </w:p>
-    <w:p>
-      <w:pPr>
-        <w:pStyle w:val="ListParagraph"/>
-        <w:numPr>
-          <w:ilvl w:val="2"/>
-          <w:numId w:val="2"/>
-        </w:numPr>
-      </w:pPr>
-      <w:r>
-        <w:t>Reflections on user preferences between cooperation and competition.</w:t>
-      </w:r>
-    </w:p>
-    <w:p>
-      <w:pPr>
-        <w:pStyle w:val="ListParagraph"/>
-        <w:numPr>
-          <w:ilvl w:val="2"/>
-          <w:numId w:val="2"/>
-        </w:numPr>
-      </w:pPr>
-      <w:r>
-        <w:t>Summary of personal correlations, if found.</w:t>
-      </w:r>
-    </w:p>
-    <w:p>
-      <w:pPr>
-        <w:pStyle w:val="ListParagraph"/>
-        <w:numPr>
-          <w:ilvl w:val="1"/>
-          <w:numId w:val="2"/>
-        </w:numPr>
-      </w:pPr>
-      <w:r>
-        <w:t>Evaluation and critical reflection</w:t>
-      </w:r>
-    </w:p>
-    <w:p>
-      <w:pPr>
-        <w:pStyle w:val="ListParagraph"/>
-        <w:numPr>
-          <w:ilvl w:val="2"/>
-          <w:numId w:val="2"/>
-        </w:numPr>
-      </w:pPr>
-      <w:r>
-        <w:t>Effectiveness of gamification and AI in enhancing engagement.</w:t>
-      </w:r>
-    </w:p>
-    <w:p>
-      <w:pPr>
-        <w:pStyle w:val="ListParagraph"/>
-        <w:numPr>
-          <w:ilvl w:val="2"/>
-          <w:numId w:val="2"/>
-        </w:numPr>
-      </w:pPr>
-      <w:r>
-        <w:t>Success and limitations of AI difficulty adjustment</w:t>
-      </w:r>
-    </w:p>
-    <w:p>
-      <w:pPr>
-        <w:pStyle w:val="ListParagraph"/>
-        <w:numPr>
-          <w:ilvl w:val="2"/>
-          <w:numId w:val="2"/>
-        </w:numPr>
-      </w:pPr>
-      <w:r>
-        <w:t>Discussion of accessibility and usability feedback from participants.</w:t>
-      </w:r>
-    </w:p>
-    <w:p>
-      <w:pPr>
-        <w:pStyle w:val="ListParagraph"/>
-        <w:numPr>
-          <w:ilvl w:val="2"/>
-          <w:numId w:val="2"/>
-        </w:numPr>
-      </w:pPr>
-      <w:r>
-        <w:t xml:space="preserve">Issues encountered (bugs, AI behaviour, data collection reliability). </w:t>
-      </w:r>
-    </w:p>
-    <w:p>
-      <w:pPr>
-        <w:pStyle w:val="ListParagraph"/>
-        <w:numPr>
-          <w:ilvl w:val="2"/>
-          <w:numId w:val="2"/>
-        </w:numPr>
-      </w:pPr>
-      <w:r>
-        <w:t>Validation of the game as a fitness tool.</w:t>
-      </w:r>
-    </w:p>
-    <w:p>
-      <w:pPr>
-        <w:pStyle w:val="ListParagraph"/>
-        <w:numPr>
-          <w:ilvl w:val="0"/>
-          <w:numId w:val="2"/>
-        </w:numPr>
-      </w:pPr>
-      <w:r>
-        <w:t>Conclusions and Future Work</w:t>
-      </w:r>
-    </w:p>
-    <w:p>
-      <w:pPr>
-        <w:pStyle w:val="ListParagraph"/>
-        <w:numPr>
-          <w:ilvl w:val="1"/>
-          <w:numId w:val="2"/>
-        </w:numPr>
-      </w:pPr>
-      <w:r>
-        <w:t>Summary of Key Findings</w:t>
-      </w:r>
-    </w:p>
-    <w:p>
-      <w:pPr>
-        <w:pStyle w:val="ListParagraph"/>
-        <w:numPr>
-          <w:ilvl w:val="2"/>
-          <w:numId w:val="2"/>
-        </w:numPr>
-      </w:pPr>
-      <w:r>
-        <w:t>Impact of competition and cooperation on user performance and engagement.</w:t>
-      </w:r>
-    </w:p>
-    <w:p>
-      <w:pPr>
-        <w:pStyle w:val="ListParagraph"/>
-        <w:numPr>
-          <w:ilvl w:val="2"/>
-          <w:numId w:val="2"/>
-        </w:numPr>
-      </w:pPr>
-      <w:r>
-        <w:t>Strengths and weaknesses of the developed system.</w:t>
-      </w:r>
-    </w:p>
-    <w:p>
-      <w:pPr>
-        <w:pStyle w:val="ListParagraph"/>
-        <w:numPr>
-          <w:ilvl w:val="1"/>
-          <w:numId w:val="2"/>
-        </w:numPr>
-      </w:pPr>
-      <w:r>
-        <w:t>Contributions to the field</w:t>
-      </w:r>
-    </w:p>
-    <w:p>
-      <w:pPr>
-        <w:pStyle w:val="ListParagraph"/>
-        <w:numPr>
-          <w:ilvl w:val="2"/>
-          <w:numId w:val="2"/>
-        </w:numPr>
-      </w:pPr>
-      <w:r>
-        <w:t>Novelty of integrating social mechanics dynamically in VR exergames.</w:t>
-      </w:r>
-    </w:p>
-    <w:p>
-      <w:pPr>
-        <w:pStyle w:val="ListParagraph"/>
-        <w:numPr>
-          <w:ilvl w:val="2"/>
-          <w:numId w:val="2"/>
-        </w:numPr>
-      </w:pPr>
-      <w:r>
-        <w:t>Insights into VR exergaming for different personality and fitness types.</w:t>
-      </w:r>
-    </w:p>
-    <w:p>
-      <w:pPr>
-        <w:pStyle w:val="ListParagraph"/>
-        <w:numPr>
-          <w:ilvl w:val="1"/>
-          <w:numId w:val="2"/>
-        </w:numPr>
-      </w:pPr>
-      <w:r>
         <w:t>Future Work</w:t>
       </w:r>
     </w:p>
@@ -754,9 +768,13 @@
           <w:numId w:val="2"/>
         </w:numPr>
       </w:pPr>
-      <w:r>
-        <w:lastRenderedPageBreak/>
-        <w:t>Improvign AI to better adapt to different skill levels.</w:t>
+      <w:proofErr w:type="spellStart"/>
+      <w:r>
+        <w:t>Improvign</w:t>
+      </w:r>
+      <w:proofErr w:type="spellEnd"/>
+      <w:r>
+        <w:t xml:space="preserve"> AI to better adapt to different skill levels.</w:t>
       </w:r>
     </w:p>
     <w:p>
@@ -795,6 +813,7 @@
         <w:t>Broader application in rehab and sports training.</w:t>
       </w:r>
     </w:p>
+    <w:p/>
     <w:sectPr>
       <w:pgSz w:w="11906" w:h="16838"/>
       <w:pgMar w:top="1440" w:right="1440" w:bottom="1440" w:left="1440" w:header="708" w:footer="708" w:gutter="0"/>
@@ -1621,7 +1640,6 @@
   <w:style w:type="character" w:default="1" w:styleId="DefaultParagraphFont">
     <w:name w:val="Default Paragraph Font"/>
     <w:uiPriority w:val="1"/>
-    <w:semiHidden/>
     <w:unhideWhenUsed/>
   </w:style>
   <w:style w:type="table" w:default="1" w:styleId="TableNormal">

--- a/Final Report.docx
+++ b/Final Report.docx
@@ -48,7 +48,157 @@
     </w:p>
     <w:p>
       <w:r>
-        <w:t xml:space="preserve">Exercise is an imperative part of our lives as humans. NHS general health and fitness guidelines for adults say that you should aim to complete strengthening activities involving all major muscle groups at least 2 days a week and do at least 150 minutes of moderate intensity activity a week. </w:t>
+        <w:t xml:space="preserve">Exergaming, short for exertion gaming, is defined as technology-driven physical activities that require participants to be exerting themselves in one way or another </w:t>
+      </w:r>
+      <w:proofErr w:type="gramStart"/>
+      <w:r>
+        <w:t>in order to</w:t>
+      </w:r>
+      <w:proofErr w:type="gramEnd"/>
+      <w:r>
+        <w:t xml:space="preserve"> play a game. Exergaming was initially conceptualised in the late </w:t>
+      </w:r>
+      <w:r>
+        <w:t>1980s and</w:t>
+      </w:r>
+      <w:r>
+        <w:t xml:space="preserve"> gained significant popularity with the introduction of games like </w:t>
+      </w:r>
+      <w:r>
+        <w:t>“</w:t>
+      </w:r>
+      <w:r>
+        <w:t xml:space="preserve">Dance </w:t>
+      </w:r>
+      <w:proofErr w:type="spellStart"/>
+      <w:r>
+        <w:t>Dance</w:t>
+      </w:r>
+      <w:proofErr w:type="spellEnd"/>
+      <w:r>
+        <w:t xml:space="preserve"> Revolution</w:t>
+      </w:r>
+      <w:r>
+        <w:t>”</w:t>
+      </w:r>
+      <w:r>
+        <w:t xml:space="preserve"> in the late 1990s. The </w:t>
+      </w:r>
+      <w:r>
+        <w:t>introduction</w:t>
+      </w:r>
+      <w:r>
+        <w:t xml:space="preserve"> of the Nintendo Wii and Xbox Kinect in the early 2000s further </w:t>
+      </w:r>
+      <w:r>
+        <w:t>pushed</w:t>
+      </w:r>
+      <w:r>
+        <w:t xml:space="preserve"> exergaming into the mainstream</w:t>
+      </w:r>
+      <w:r>
+        <w:t xml:space="preserve"> media</w:t>
+      </w:r>
+      <w:r>
+        <w:t xml:space="preserve">, with these consoles and their games demonstrating the potential of </w:t>
+      </w:r>
+      <w:r>
+        <w:t>exercise in</w:t>
+      </w:r>
+      <w:r>
+        <w:t xml:space="preserve"> gaming. </w:t>
+      </w:r>
+      <w:r>
+        <w:t xml:space="preserve">The term “exergaming” entered the Collins English Dictionary in 2007, marking a point where the concept was officially recognised and popularised. Exergaming has continued to develop into not only video games, but also gaming technologies integrated with exercise equipment, mobile apps, and virtual reality. </w:t>
+      </w:r>
+    </w:p>
+    <w:p>
+      <w:r>
+        <w:t>Virtual reality has become a compelling platform for exergaming development due to its unparalleled immersion and captivating nature. VR in exergames has shown to increase both enjoyment and motivation of physical exercise over both short</w:t>
+      </w:r>
+      <w:r>
+        <w:t xml:space="preserve"> [Farrow et al, 2019]</w:t>
+      </w:r>
+      <w:r>
+        <w:t>, and long periods of time</w:t>
+      </w:r>
+      <w:r>
+        <w:t xml:space="preserve"> [</w:t>
+      </w:r>
+      <w:r>
+        <w:t xml:space="preserve">Michael &amp; </w:t>
+      </w:r>
+      <w:proofErr w:type="spellStart"/>
+      <w:r>
+        <w:t>Lutteroth</w:t>
+      </w:r>
+      <w:proofErr w:type="spellEnd"/>
+      <w:r>
+        <w:t>, 2020</w:t>
+      </w:r>
+      <w:r>
+        <w:t>]</w:t>
+      </w:r>
+      <w:r>
+        <w:t>.</w:t>
+      </w:r>
+      <w:r>
+        <w:t xml:space="preserve"> Virtual reality allows for a wider range of virtual activities compared to flatscreen exergaming, including sports, dance, and adventure games. Additionally, VR environments </w:t>
+      </w:r>
+      <w:r>
+        <w:t>are promising treatment to</w:t>
+      </w:r>
+      <w:r>
+        <w:t xml:space="preserve"> mitigate functional decline and promote cognitive rehabilitation</w:t>
+      </w:r>
+      <w:r>
+        <w:t xml:space="preserve"> [Marotta et al, 2022].</w:t>
+      </w:r>
+      <w:r>
+        <w:t xml:space="preserve"> Some studies suggest that VR exergames can have a positive impact on cognitive function, memory, and depression, particularly in older adults {FIND REFERENCE}.</w:t>
+      </w:r>
+    </w:p>
+    <w:p>
+      <w:r>
+        <w:t xml:space="preserve">In 2022 31% of adults worldwide (1.8 billion people), did not meet the recommended levels of physical activity </w:t>
+      </w:r>
+      <w:hyperlink r:id="rId5" w:anchor=":~:text=Physical%20inactivity%20puts%20adults%20at,The%20Lancet%20Global%20Health%20journal." w:history="1">
+        <w:r>
+          <w:rPr>
+            <w:rStyle w:val="Hyperlink"/>
+          </w:rPr>
+          <w:t>[</w:t>
+        </w:r>
+        <w:r>
+          <w:rPr>
+            <w:rStyle w:val="Hyperlink"/>
+          </w:rPr>
+          <w:t>]</w:t>
+        </w:r>
+      </w:hyperlink>
+      <w:r>
+        <w:t>. Physical inactivity puts adults at greater risk of cardiovascular diseases such as heart attacks and strokes, type 2 diabetes, dementia and cancers such as breast and colon. VR exergames provide a unique opportunity to revolutionise traditional exercise routines in ways reality simply cannot</w:t>
+      </w:r>
+      <w:r>
+        <w:t xml:space="preserve"> to aim to tackle the global issue of sedentary lifestyles</w:t>
+      </w:r>
+      <w:r>
+        <w:t xml:space="preserve">. By merging immersive </w:t>
+      </w:r>
+      <w:r>
+        <w:t xml:space="preserve">and motivating </w:t>
+      </w:r>
+      <w:r>
+        <w:t xml:space="preserve">gaming experiences with pre-existing workouts, we can both increase enjoyment and motivation of exercise, as well as the convenience </w:t>
+      </w:r>
+      <w:r>
+        <w:t xml:space="preserve">and accessibility </w:t>
+      </w:r>
+      <w:r>
+        <w:t>of indulging in it</w:t>
+      </w:r>
+      <w:r>
+        <w:t xml:space="preserve">. </w:t>
       </w:r>
     </w:p>
     <w:p>
@@ -67,6 +217,23 @@
       </w:r>
     </w:p>
     <w:p>
+      <w:r>
+        <w:lastRenderedPageBreak/>
+        <w:t>Despite the growing popularity of VR exergaming as a tool to promote physical exercise, many VR fitness applications lack dynamic social interaction implementations that effectively sustain user motivation and engagement, while research has shown that incorporating competition and cooperation in exergames can both enhance user performance and effort</w:t>
+      </w:r>
+      <w:r>
+        <w:t xml:space="preserve"> [FIND REFERENCE]</w:t>
+      </w:r>
+      <w:r>
+        <w:t>, we have a limited understanding of how these social dynamics specifically impact user experience within VR cycling. Furthermore, more existing VR exergames are not tailored towards the user’s specific fitness level, resulting in an experience that may be either too difficult or too easy, reducing long-term engagement.</w:t>
+      </w:r>
+    </w:p>
+    <w:p>
+      <w:r>
+        <w:t>Therefore, there is a critical need for further exploration on how competitive and cooperative elements in VR cycling applications influence the user’s performance, motivation, and engagement across a diverse range of users. Additionally, the integration of adaptive AI opponents and teammates that respond to the user’s effort could provide a scalable solution for tailoring difficulty and social interaction, making VR exergaming more accessible and enjoyable. Addressing these gaps is essential for developing VR fitness solutions that are immersive, personalised, and sustainable in promoting physical exercise.</w:t>
+      </w:r>
+    </w:p>
+    <w:p>
       <w:pPr>
         <w:pStyle w:val="ListParagraph"/>
         <w:numPr>
@@ -82,6 +249,44 @@
       </w:r>
     </w:p>
     <w:p>
+      <w:r>
+        <w:t>The aim of this project is to develop a VR cycling game with varied social interaction designs to investigate how cooperative and competitive gameplay mechanics influence user performance, engagement, and fitness outcomes. The project seeks to address the lack of accessible and engaging VR cycling platforms that cater to users with different motivational triggers and fitness levels. By integrating adaptive AI-driven scenarios and real-time feedback, the project aims to create an exergaming experience that is both engaging and inclusive for a wide range of users.</w:t>
+      </w:r>
+    </w:p>
+    <w:p>
+      <w:r>
+        <w:t xml:space="preserve">This project aims to develop three distinct cycling scenarios. These scenarios will take place in a prototype velodrome with minimal visual clutter to distract from the </w:t>
+      </w:r>
+      <w:r>
+        <w:t xml:space="preserve">workout with the user completing the same physical workout routine through each scenario. </w:t>
+      </w:r>
+      <w:r>
+        <w:t xml:space="preserve">(1) A baseline scenario </w:t>
+      </w:r>
+      <w:r>
+        <w:t>involving the user pedalling around the velodrome on a solo bike ride, (2) a cooperative scenario involving the user pedalling around in a paceline with three AI teammates, (3) a competitive scenario involving the user pedalling around in a race competing against AI’s with performance based on the users previous two scenario performances, with relative difficulty variating based on the users current heart rate.</w:t>
+      </w:r>
+    </w:p>
+    <w:p>
+      <w:r>
+        <w:t xml:space="preserve">This project aims to incorporate social interaction and gamification elements into VR exergaming through implementing features such as: real-time performance tracking for the user to view if desired as well as leaderboard performances based on previous bests, AI teammates and opponents capable of dynamic behaviour adjustments based </w:t>
+      </w:r>
+      <w:r>
+        <w:lastRenderedPageBreak/>
+        <w:t>on user effort and exertion to maintain challenge and engagement, post-race analytics to provide users with detailed performance feedback across all scenarios.</w:t>
+      </w:r>
+    </w:p>
+    <w:p>
+      <w:r>
+        <w:t>This project aims to evaluate user performance and engagement through a mixed-method user study to assess performance metrics such as speed, cadence, power output, heart rate, and time-to-completion across the different scenarios. Additionally, this project aims to gather qualitative feedback through surveys and questionnaires to evaluate user engagement, motivation, and experience in each scenario, as well as investigate possible correlations between user personality traits and preferences for competitive or cooperative gameplay modes.</w:t>
+      </w:r>
+    </w:p>
+    <w:p>
+      <w:r>
+        <w:t>This project aims to ensure accessibility and usability of the system, with user interfaces designed in an intuitive manner to optimise ease of use. The implementation of adaptive AI difficulty scaling, to tailor challenge levels to users of varying levels of fitness, as well as follow UI/UX best practices to ensure users can navigate the system effectively without unnecessary complexity or barriers.</w:t>
+      </w:r>
+    </w:p>
+    <w:p>
       <w:pPr>
         <w:pStyle w:val="ListParagraph"/>
         <w:numPr>
@@ -94,6 +299,56 @@
       </w:r>
     </w:p>
     <w:p>
+      <w:r>
+        <w:t>General fitness enthusiasts and individuals seeking motivational exercise tools. For people looking for more engaging ways to exercise, especially those who struggle with traditional fitness routines due to lack of motivation or boredom, VR exergaming can be a great solution through its gamification of real-world exercises. Individuals of varying fitness levels, from beginners to advanced athletes, who can benefit from adaptive AI that tailor’s difficulty to their abilities.</w:t>
+      </w:r>
+    </w:p>
+    <w:p>
+      <w:r>
+        <w:t>Individuals interested in home-based or VR-based fitness solutions. Home exercisers, especially those with limited access to gyms or outdoor activities, who are seeking immersive and interactive fitness experiences. People motivated by interactive environments and social gaming elements to maintain regular exercise habits.</w:t>
+      </w:r>
+    </w:p>
+    <w:p>
+      <w:r>
+        <w:t>Health and rehabilitation professionals. Physical therapists and rehabilitation specialists looking for innovative ways to encourage cardiovascular exercise and rehabilitation training through VR. Could be adapted for patients needing low impact yet engaging cardio sessions in controlled environments.</w:t>
+      </w:r>
+    </w:p>
+    <w:p>
+      <w:r>
+        <w:t xml:space="preserve">Researchers and developers in VR, exergaming, and health technology. Academic researchers exploring the </w:t>
+      </w:r>
+      <w:proofErr w:type="spellStart"/>
+      <w:r>
+        <w:t>pysychological</w:t>
+      </w:r>
+      <w:proofErr w:type="spellEnd"/>
+      <w:r>
+        <w:t xml:space="preserve"> and physiological impacts of social dynamics in exergames, such as cooperation and competition. Game </w:t>
+      </w:r>
+      <w:proofErr w:type="spellStart"/>
+      <w:r>
+        <w:t>devleopers</w:t>
+      </w:r>
+      <w:proofErr w:type="spellEnd"/>
+      <w:r>
+        <w:t xml:space="preserve"> and VR designers focusing on serious games for health, who can use insights from this project to create more adaptive and motivational exergaming experiences.</w:t>
+      </w:r>
+    </w:p>
+    <w:p>
+      <w:r>
+        <w:t xml:space="preserve">Organisations focused on public health and fitness promotion. Public health bodies, fitness organisations, and wellness programs aiming to promote active lifestyles using innovative technologies like VR. These organisations could leverage motivational </w:t>
+      </w:r>
+      <w:r>
+        <w:lastRenderedPageBreak/>
+        <w:t>insights from this project to design campaigns or interventions encouraging physical activity through gamified VR experiences.</w:t>
+      </w:r>
+    </w:p>
+    <w:p>
+      <w:r>
+        <w:t>The VR and gaming industry. VR developers seeking to expand into the fitness and wellness market with products that combine entertainment with physical benefits. Companies working on hardware that could integrate social and adaptive features into their platforms.</w:t>
+      </w:r>
+    </w:p>
+    <w:p>
       <w:pPr>
         <w:pStyle w:val="ListParagraph"/>
         <w:numPr>
@@ -327,493 +582,626 @@
         </w:numPr>
       </w:pPr>
       <w:r>
+        <w:t xml:space="preserve">UI/UX considerations and gamification elements (progress bars, </w:t>
+      </w:r>
+      <w:proofErr w:type="spellStart"/>
+      <w:r>
+        <w:t>post race</w:t>
+      </w:r>
+      <w:proofErr w:type="spellEnd"/>
+      <w:r>
+        <w:t xml:space="preserve"> analytics).</w:t>
+      </w:r>
+    </w:p>
+    <w:p>
+      <w:pPr>
+        <w:pStyle w:val="ListParagraph"/>
+        <w:numPr>
+          <w:ilvl w:val="2"/>
+          <w:numId w:val="2"/>
+        </w:numPr>
+      </w:pPr>
+      <w:r>
+        <w:t>Data logging and analytics pipeline.</w:t>
+      </w:r>
+    </w:p>
+    <w:p>
+      <w:pPr>
+        <w:pStyle w:val="ListParagraph"/>
+        <w:numPr>
+          <w:ilvl w:val="2"/>
+          <w:numId w:val="2"/>
+        </w:numPr>
+      </w:pPr>
+      <w:r>
+        <w:t>Tools/libraries for data collection and visualisation (Python, Unity plugins)</w:t>
+      </w:r>
+    </w:p>
+    <w:p>
+      <w:pPr>
+        <w:pStyle w:val="ListParagraph"/>
+        <w:numPr>
+          <w:ilvl w:val="1"/>
+          <w:numId w:val="2"/>
+        </w:numPr>
+      </w:pPr>
+      <w:r>
+        <w:t>Methodology for User Study</w:t>
+      </w:r>
+    </w:p>
+    <w:p>
+      <w:pPr>
+        <w:pStyle w:val="ListParagraph"/>
+        <w:numPr>
+          <w:ilvl w:val="2"/>
+          <w:numId w:val="2"/>
+        </w:numPr>
+      </w:pPr>
+      <w:r>
+        <w:t>Participant recruitment, consent, and ethics</w:t>
+      </w:r>
+    </w:p>
+    <w:p>
+      <w:pPr>
+        <w:pStyle w:val="ListParagraph"/>
+        <w:numPr>
+          <w:ilvl w:val="2"/>
+          <w:numId w:val="2"/>
+        </w:numPr>
+      </w:pPr>
+      <w:r>
+        <w:t xml:space="preserve">Study design (within-subject, counterbalanced if needed). </w:t>
+      </w:r>
+    </w:p>
+    <w:p>
+      <w:pPr>
+        <w:pStyle w:val="ListParagraph"/>
+        <w:numPr>
+          <w:ilvl w:val="2"/>
+          <w:numId w:val="2"/>
+        </w:numPr>
+      </w:pPr>
+      <w:r>
+        <w:t xml:space="preserve">Metrics: </w:t>
+      </w:r>
+    </w:p>
+    <w:p>
+      <w:pPr>
+        <w:pStyle w:val="ListParagraph"/>
+        <w:numPr>
+          <w:ilvl w:val="3"/>
+          <w:numId w:val="2"/>
+        </w:numPr>
+      </w:pPr>
+      <w:r>
+        <w:t xml:space="preserve">Quantitative (speed, cadence, power, HR, time). </w:t>
+      </w:r>
+    </w:p>
+    <w:p>
+      <w:pPr>
+        <w:pStyle w:val="ListParagraph"/>
+        <w:numPr>
+          <w:ilvl w:val="3"/>
+          <w:numId w:val="2"/>
+        </w:numPr>
+      </w:pPr>
+      <w:r>
         <w:lastRenderedPageBreak/>
-        <w:t xml:space="preserve">UI/UX considerations and gamification elements (progress bars, </w:t>
-      </w:r>
+        <w:t>Qualitative (user experience, engagement, enjoyment (via surveys)</w:t>
+      </w:r>
+    </w:p>
+    <w:p>
+      <w:pPr>
+        <w:pStyle w:val="ListParagraph"/>
+        <w:numPr>
+          <w:ilvl w:val="3"/>
+          <w:numId w:val="2"/>
+        </w:numPr>
+      </w:pPr>
+      <w:r>
+        <w:t>Personality data for exploring correlations.</w:t>
+      </w:r>
+    </w:p>
+    <w:p>
+      <w:pPr>
+        <w:pStyle w:val="ListParagraph"/>
+        <w:numPr>
+          <w:ilvl w:val="2"/>
+          <w:numId w:val="2"/>
+        </w:numPr>
+      </w:pPr>
+      <w:r>
+        <w:t>Risk analysis and mitigation strategies (as in initial plan)</w:t>
+      </w:r>
+    </w:p>
+    <w:p>
+      <w:pPr>
+        <w:pStyle w:val="ListParagraph"/>
+        <w:numPr>
+          <w:ilvl w:val="2"/>
+          <w:numId w:val="2"/>
+        </w:numPr>
+      </w:pPr>
+      <w:r>
+        <w:t>Timeline for development testing and study</w:t>
+      </w:r>
+    </w:p>
+    <w:p>
+      <w:pPr>
+        <w:pStyle w:val="ListParagraph"/>
+        <w:numPr>
+          <w:ilvl w:val="0"/>
+          <w:numId w:val="2"/>
+        </w:numPr>
+      </w:pPr>
+      <w:r>
+        <w:t>Results and Evaluation</w:t>
+      </w:r>
+    </w:p>
+    <w:p>
+      <w:pPr>
+        <w:pStyle w:val="ListParagraph"/>
+        <w:numPr>
+          <w:ilvl w:val="1"/>
+          <w:numId w:val="2"/>
+        </w:numPr>
+      </w:pPr>
+      <w:r>
+        <w:t>Quantitative results</w:t>
+      </w:r>
+    </w:p>
+    <w:p>
+      <w:pPr>
+        <w:pStyle w:val="ListParagraph"/>
+        <w:numPr>
+          <w:ilvl w:val="2"/>
+          <w:numId w:val="2"/>
+        </w:numPr>
+      </w:pPr>
+      <w:r>
+        <w:t>Comparative analysis of performance metrics across the three scenarios</w:t>
+      </w:r>
+    </w:p>
+    <w:p>
+      <w:pPr>
+        <w:pStyle w:val="ListParagraph"/>
+        <w:numPr>
+          <w:ilvl w:val="2"/>
+          <w:numId w:val="2"/>
+        </w:numPr>
+      </w:pPr>
+      <w:r>
+        <w:t>Visualisations (graphs of time, power output, HR, etc)</w:t>
+      </w:r>
+    </w:p>
+    <w:p>
+      <w:pPr>
+        <w:pStyle w:val="ListParagraph"/>
+        <w:numPr>
+          <w:ilvl w:val="2"/>
+          <w:numId w:val="2"/>
+        </w:numPr>
+      </w:pPr>
+      <w:r>
+        <w:t>Statistical Analysis (ANOVA, t-tests for paired comparisons)</w:t>
+      </w:r>
+    </w:p>
+    <w:p>
+      <w:pPr>
+        <w:pStyle w:val="ListParagraph"/>
+        <w:numPr>
+          <w:ilvl w:val="2"/>
+          <w:numId w:val="2"/>
+        </w:numPr>
+      </w:pPr>
+      <w:r>
+        <w:t>Interpretation of results regarding performance under cooperative/competitive dynamics.</w:t>
+      </w:r>
+    </w:p>
+    <w:p>
+      <w:pPr>
+        <w:pStyle w:val="ListParagraph"/>
+        <w:numPr>
+          <w:ilvl w:val="1"/>
+          <w:numId w:val="2"/>
+        </w:numPr>
+      </w:pPr>
+      <w:r>
+        <w:t>Qualitative Results</w:t>
+      </w:r>
+    </w:p>
+    <w:p>
+      <w:pPr>
+        <w:pStyle w:val="ListParagraph"/>
+        <w:numPr>
+          <w:ilvl w:val="2"/>
+          <w:numId w:val="2"/>
+        </w:numPr>
+      </w:pPr>
+      <w:r>
+        <w:t>Thematic analysis of user feedback (motivation, engagement, enjoyment)</w:t>
+      </w:r>
+    </w:p>
+    <w:p>
+      <w:pPr>
+        <w:pStyle w:val="ListParagraph"/>
+        <w:numPr>
+          <w:ilvl w:val="2"/>
+          <w:numId w:val="2"/>
+        </w:numPr>
+      </w:pPr>
+      <w:r>
+        <w:t>Reflections on user preferences between cooperation and competition.</w:t>
+      </w:r>
+    </w:p>
+    <w:p>
+      <w:pPr>
+        <w:pStyle w:val="ListParagraph"/>
+        <w:numPr>
+          <w:ilvl w:val="2"/>
+          <w:numId w:val="2"/>
+        </w:numPr>
+      </w:pPr>
+      <w:r>
+        <w:t>Summary of personal correlations, if found.</w:t>
+      </w:r>
+    </w:p>
+    <w:p>
+      <w:pPr>
+        <w:pStyle w:val="ListParagraph"/>
+        <w:numPr>
+          <w:ilvl w:val="1"/>
+          <w:numId w:val="2"/>
+        </w:numPr>
+      </w:pPr>
+      <w:r>
+        <w:t>Evaluation and critical reflection</w:t>
+      </w:r>
+    </w:p>
+    <w:p>
+      <w:pPr>
+        <w:pStyle w:val="ListParagraph"/>
+        <w:numPr>
+          <w:ilvl w:val="2"/>
+          <w:numId w:val="2"/>
+        </w:numPr>
+      </w:pPr>
+      <w:r>
+        <w:t>Effectiveness of gamification and AI in enhancing engagement.</w:t>
+      </w:r>
+    </w:p>
+    <w:p>
+      <w:pPr>
+        <w:pStyle w:val="ListParagraph"/>
+        <w:numPr>
+          <w:ilvl w:val="2"/>
+          <w:numId w:val="2"/>
+        </w:numPr>
+      </w:pPr>
+      <w:r>
+        <w:t>Success and limitations of AI difficulty adjustment</w:t>
+      </w:r>
+    </w:p>
+    <w:p>
+      <w:pPr>
+        <w:pStyle w:val="ListParagraph"/>
+        <w:numPr>
+          <w:ilvl w:val="2"/>
+          <w:numId w:val="2"/>
+        </w:numPr>
+      </w:pPr>
+      <w:r>
+        <w:t>Discussion of accessibility and usability feedback from participants.</w:t>
+      </w:r>
+    </w:p>
+    <w:p>
+      <w:pPr>
+        <w:pStyle w:val="ListParagraph"/>
+        <w:numPr>
+          <w:ilvl w:val="2"/>
+          <w:numId w:val="2"/>
+        </w:numPr>
+      </w:pPr>
+      <w:r>
+        <w:t xml:space="preserve">Issues encountered (bugs, AI behaviour, data collection reliability). </w:t>
+      </w:r>
+    </w:p>
+    <w:p>
+      <w:pPr>
+        <w:pStyle w:val="ListParagraph"/>
+        <w:numPr>
+          <w:ilvl w:val="2"/>
+          <w:numId w:val="2"/>
+        </w:numPr>
+      </w:pPr>
+      <w:r>
+        <w:t>Validation of the game as a fitness tool.</w:t>
+      </w:r>
+    </w:p>
+    <w:p>
+      <w:pPr>
+        <w:pStyle w:val="ListParagraph"/>
+        <w:numPr>
+          <w:ilvl w:val="0"/>
+          <w:numId w:val="2"/>
+        </w:numPr>
+      </w:pPr>
+      <w:r>
+        <w:t>Conclusions and Future Work</w:t>
+      </w:r>
+    </w:p>
+    <w:p>
+      <w:pPr>
+        <w:pStyle w:val="ListParagraph"/>
+        <w:numPr>
+          <w:ilvl w:val="1"/>
+          <w:numId w:val="2"/>
+        </w:numPr>
+      </w:pPr>
+      <w:r>
+        <w:t>Summary of Key Findings</w:t>
+      </w:r>
+    </w:p>
+    <w:p>
+      <w:pPr>
+        <w:pStyle w:val="ListParagraph"/>
+        <w:numPr>
+          <w:ilvl w:val="2"/>
+          <w:numId w:val="2"/>
+        </w:numPr>
+      </w:pPr>
+      <w:r>
+        <w:t>Impact of competition and cooperation on user performance and engagement.</w:t>
+      </w:r>
+    </w:p>
+    <w:p>
+      <w:pPr>
+        <w:pStyle w:val="ListParagraph"/>
+        <w:numPr>
+          <w:ilvl w:val="2"/>
+          <w:numId w:val="2"/>
+        </w:numPr>
+      </w:pPr>
+      <w:r>
+        <w:t>Strengths and weaknesses of the developed system.</w:t>
+      </w:r>
+    </w:p>
+    <w:p>
+      <w:pPr>
+        <w:pStyle w:val="ListParagraph"/>
+        <w:numPr>
+          <w:ilvl w:val="1"/>
+          <w:numId w:val="2"/>
+        </w:numPr>
+      </w:pPr>
+      <w:r>
+        <w:t>Contributions to the field</w:t>
+      </w:r>
+    </w:p>
+    <w:p>
+      <w:pPr>
+        <w:pStyle w:val="ListParagraph"/>
+        <w:numPr>
+          <w:ilvl w:val="2"/>
+          <w:numId w:val="2"/>
+        </w:numPr>
+      </w:pPr>
+      <w:r>
+        <w:t>Novelty of integrating social mechanics dynamically in VR exergames.</w:t>
+      </w:r>
+    </w:p>
+    <w:p>
+      <w:pPr>
+        <w:pStyle w:val="ListParagraph"/>
+        <w:numPr>
+          <w:ilvl w:val="2"/>
+          <w:numId w:val="2"/>
+        </w:numPr>
+      </w:pPr>
+      <w:r>
+        <w:t>Insights into VR exergaming for different personality and fitness types.</w:t>
+      </w:r>
+    </w:p>
+    <w:p>
+      <w:pPr>
+        <w:pStyle w:val="ListParagraph"/>
+        <w:numPr>
+          <w:ilvl w:val="1"/>
+          <w:numId w:val="2"/>
+        </w:numPr>
+      </w:pPr>
+      <w:r>
+        <w:t>Future Work</w:t>
+      </w:r>
+    </w:p>
+    <w:p>
+      <w:pPr>
+        <w:pStyle w:val="ListParagraph"/>
+        <w:numPr>
+          <w:ilvl w:val="2"/>
+          <w:numId w:val="2"/>
+        </w:numPr>
+      </w:pPr>
       <w:proofErr w:type="spellStart"/>
       <w:r>
-        <w:t>post race</w:t>
+        <w:t>Improvign</w:t>
       </w:r>
       <w:proofErr w:type="spellEnd"/>
       <w:r>
-        <w:t xml:space="preserve"> analytics).</w:t>
-      </w:r>
-    </w:p>
-    <w:p>
-      <w:pPr>
-        <w:pStyle w:val="ListParagraph"/>
-        <w:numPr>
-          <w:ilvl w:val="2"/>
-          <w:numId w:val="2"/>
-        </w:numPr>
-      </w:pPr>
-      <w:r>
-        <w:t>Data logging and analytics pipeline.</w:t>
-      </w:r>
-    </w:p>
-    <w:p>
-      <w:pPr>
-        <w:pStyle w:val="ListParagraph"/>
-        <w:numPr>
-          <w:ilvl w:val="2"/>
-          <w:numId w:val="2"/>
-        </w:numPr>
-      </w:pPr>
-      <w:r>
-        <w:t>Tools/libraries for data collection and visualisation (Python, Unity plugins)</w:t>
-      </w:r>
-    </w:p>
-    <w:p>
-      <w:pPr>
-        <w:pStyle w:val="ListParagraph"/>
-        <w:numPr>
-          <w:ilvl w:val="1"/>
-          <w:numId w:val="2"/>
-        </w:numPr>
-      </w:pPr>
-      <w:r>
-        <w:t>Methodology for User Study</w:t>
-      </w:r>
-    </w:p>
-    <w:p>
-      <w:pPr>
-        <w:pStyle w:val="ListParagraph"/>
-        <w:numPr>
-          <w:ilvl w:val="2"/>
-          <w:numId w:val="2"/>
-        </w:numPr>
-      </w:pPr>
-      <w:r>
-        <w:t>Participant recruitment, consent, and ethics</w:t>
-      </w:r>
-    </w:p>
-    <w:p>
-      <w:pPr>
-        <w:pStyle w:val="ListParagraph"/>
-        <w:numPr>
-          <w:ilvl w:val="2"/>
-          <w:numId w:val="2"/>
-        </w:numPr>
-      </w:pPr>
-      <w:r>
-        <w:t xml:space="preserve">Study design (within-subject, counterbalanced if needed). </w:t>
-      </w:r>
-    </w:p>
-    <w:p>
-      <w:pPr>
-        <w:pStyle w:val="ListParagraph"/>
-        <w:numPr>
-          <w:ilvl w:val="2"/>
-          <w:numId w:val="2"/>
-        </w:numPr>
-      </w:pPr>
-      <w:r>
-        <w:t xml:space="preserve">Metrics: </w:t>
-      </w:r>
-    </w:p>
-    <w:p>
-      <w:pPr>
-        <w:pStyle w:val="ListParagraph"/>
-        <w:numPr>
-          <w:ilvl w:val="3"/>
-          <w:numId w:val="2"/>
-        </w:numPr>
-      </w:pPr>
-      <w:r>
-        <w:t xml:space="preserve">Quantitative (speed, cadence, power, HR, time). </w:t>
-      </w:r>
-    </w:p>
-    <w:p>
-      <w:pPr>
-        <w:pStyle w:val="ListParagraph"/>
-        <w:numPr>
-          <w:ilvl w:val="3"/>
-          <w:numId w:val="2"/>
-        </w:numPr>
-      </w:pPr>
-      <w:r>
-        <w:t>Qualitative (user experience, engagement, enjoyment (via surveys)</w:t>
-      </w:r>
-    </w:p>
-    <w:p>
-      <w:pPr>
-        <w:pStyle w:val="ListParagraph"/>
-        <w:numPr>
-          <w:ilvl w:val="3"/>
-          <w:numId w:val="2"/>
-        </w:numPr>
-      </w:pPr>
-      <w:r>
-        <w:t>Personality data for exploring correlations.</w:t>
-      </w:r>
-    </w:p>
-    <w:p>
-      <w:pPr>
-        <w:pStyle w:val="ListParagraph"/>
-        <w:numPr>
-          <w:ilvl w:val="2"/>
-          <w:numId w:val="2"/>
-        </w:numPr>
-      </w:pPr>
-      <w:r>
-        <w:t>Risk analysis and mitigation strategies (as in initial plan)</w:t>
-      </w:r>
-    </w:p>
-    <w:p>
-      <w:pPr>
-        <w:pStyle w:val="ListParagraph"/>
-        <w:numPr>
-          <w:ilvl w:val="2"/>
-          <w:numId w:val="2"/>
-        </w:numPr>
-      </w:pPr>
-      <w:r>
-        <w:t>Timeline for development testing and study</w:t>
-      </w:r>
-    </w:p>
-    <w:p>
-      <w:pPr>
-        <w:pStyle w:val="ListParagraph"/>
-        <w:numPr>
-          <w:ilvl w:val="0"/>
-          <w:numId w:val="2"/>
-        </w:numPr>
-      </w:pPr>
-      <w:r>
-        <w:t>Results and Evaluation</w:t>
-      </w:r>
-    </w:p>
-    <w:p>
-      <w:pPr>
-        <w:pStyle w:val="ListParagraph"/>
-        <w:numPr>
-          <w:ilvl w:val="1"/>
-          <w:numId w:val="2"/>
-        </w:numPr>
-      </w:pPr>
-      <w:r>
-        <w:t>Quantitative results</w:t>
-      </w:r>
-    </w:p>
-    <w:p>
-      <w:pPr>
-        <w:pStyle w:val="ListParagraph"/>
-        <w:numPr>
-          <w:ilvl w:val="2"/>
-          <w:numId w:val="2"/>
-        </w:numPr>
-      </w:pPr>
-      <w:r>
-        <w:t>Comparative analysis of performance metrics across the three scenarios</w:t>
-      </w:r>
-    </w:p>
-    <w:p>
-      <w:pPr>
-        <w:pStyle w:val="ListParagraph"/>
-        <w:numPr>
-          <w:ilvl w:val="2"/>
-          <w:numId w:val="2"/>
-        </w:numPr>
-      </w:pPr>
-      <w:r>
-        <w:t>Visualisations (graphs of time, power output, HR, etc)</w:t>
-      </w:r>
-    </w:p>
-    <w:p>
-      <w:pPr>
-        <w:pStyle w:val="ListParagraph"/>
-        <w:numPr>
-          <w:ilvl w:val="2"/>
-          <w:numId w:val="2"/>
-        </w:numPr>
-      </w:pPr>
-      <w:r>
-        <w:t>Statistical Analysis (ANOVA, t-tests for paired comparisons)</w:t>
-      </w:r>
-    </w:p>
-    <w:p>
-      <w:pPr>
-        <w:pStyle w:val="ListParagraph"/>
-        <w:numPr>
-          <w:ilvl w:val="2"/>
-          <w:numId w:val="2"/>
-        </w:numPr>
-      </w:pPr>
-      <w:r>
-        <w:t>Interpretation of results regarding performance under cooperative/competitive dynamics.</w:t>
-      </w:r>
-    </w:p>
-    <w:p>
-      <w:pPr>
-        <w:pStyle w:val="ListParagraph"/>
-        <w:numPr>
-          <w:ilvl w:val="1"/>
-          <w:numId w:val="2"/>
-        </w:numPr>
-      </w:pPr>
-      <w:r>
-        <w:t>Qualitative Results</w:t>
-      </w:r>
-    </w:p>
-    <w:p>
-      <w:pPr>
-        <w:pStyle w:val="ListParagraph"/>
-        <w:numPr>
-          <w:ilvl w:val="2"/>
-          <w:numId w:val="2"/>
-        </w:numPr>
-      </w:pPr>
-      <w:r>
-        <w:t>Thematic analysis of user feedback (motivation, engagement, enjoyment)</w:t>
-      </w:r>
-    </w:p>
-    <w:p>
-      <w:pPr>
-        <w:pStyle w:val="ListParagraph"/>
-        <w:numPr>
-          <w:ilvl w:val="2"/>
-          <w:numId w:val="2"/>
-        </w:numPr>
-      </w:pPr>
-      <w:r>
-        <w:t>Reflections on user preferences between cooperation and competition.</w:t>
-      </w:r>
-    </w:p>
-    <w:p>
-      <w:pPr>
-        <w:pStyle w:val="ListParagraph"/>
-        <w:numPr>
-          <w:ilvl w:val="2"/>
-          <w:numId w:val="2"/>
-        </w:numPr>
-      </w:pPr>
-      <w:r>
-        <w:t>Summary of personal correlations, if found.</w:t>
-      </w:r>
-    </w:p>
-    <w:p>
-      <w:pPr>
-        <w:pStyle w:val="ListParagraph"/>
-        <w:numPr>
-          <w:ilvl w:val="1"/>
-          <w:numId w:val="2"/>
-        </w:numPr>
-      </w:pPr>
-      <w:r>
-        <w:t>Evaluation and critical reflection</w:t>
-      </w:r>
-    </w:p>
-    <w:p>
-      <w:pPr>
-        <w:pStyle w:val="ListParagraph"/>
-        <w:numPr>
-          <w:ilvl w:val="2"/>
-          <w:numId w:val="2"/>
-        </w:numPr>
-      </w:pPr>
-      <w:r>
-        <w:t>Effectiveness of gamification and AI in enhancing engagement.</w:t>
-      </w:r>
-    </w:p>
-    <w:p>
-      <w:pPr>
-        <w:pStyle w:val="ListParagraph"/>
-        <w:numPr>
-          <w:ilvl w:val="2"/>
-          <w:numId w:val="2"/>
-        </w:numPr>
-      </w:pPr>
-      <w:r>
-        <w:t>Success and limitations of AI difficulty adjustment</w:t>
-      </w:r>
-    </w:p>
-    <w:p>
-      <w:pPr>
-        <w:pStyle w:val="ListParagraph"/>
-        <w:numPr>
-          <w:ilvl w:val="2"/>
-          <w:numId w:val="2"/>
-        </w:numPr>
-      </w:pPr>
-      <w:r>
-        <w:t>Discussion of accessibility and usability feedback from participants.</w:t>
-      </w:r>
-    </w:p>
-    <w:p>
-      <w:pPr>
-        <w:pStyle w:val="ListParagraph"/>
-        <w:numPr>
-          <w:ilvl w:val="2"/>
-          <w:numId w:val="2"/>
-        </w:numPr>
-      </w:pPr>
-      <w:r>
-        <w:t xml:space="preserve">Issues encountered (bugs, AI behaviour, data collection reliability). </w:t>
-      </w:r>
-    </w:p>
-    <w:p>
-      <w:pPr>
-        <w:pStyle w:val="ListParagraph"/>
-        <w:numPr>
-          <w:ilvl w:val="2"/>
-          <w:numId w:val="2"/>
-        </w:numPr>
-      </w:pPr>
-      <w:r>
-        <w:t>Validation of the game as a fitness tool.</w:t>
-      </w:r>
-    </w:p>
-    <w:p>
-      <w:pPr>
-        <w:pStyle w:val="ListParagraph"/>
-        <w:numPr>
-          <w:ilvl w:val="0"/>
-          <w:numId w:val="2"/>
-        </w:numPr>
-      </w:pPr>
-      <w:r>
-        <w:t>Conclusions and Future Work</w:t>
-      </w:r>
-    </w:p>
-    <w:p>
-      <w:pPr>
-        <w:pStyle w:val="ListParagraph"/>
-        <w:numPr>
-          <w:ilvl w:val="1"/>
-          <w:numId w:val="2"/>
-        </w:numPr>
-      </w:pPr>
-      <w:r>
-        <w:t>Summary of Key Findings</w:t>
-      </w:r>
-    </w:p>
-    <w:p>
-      <w:pPr>
-        <w:pStyle w:val="ListParagraph"/>
-        <w:numPr>
-          <w:ilvl w:val="2"/>
-          <w:numId w:val="2"/>
-        </w:numPr>
-      </w:pPr>
-      <w:r>
-        <w:t>Impact of competition and cooperation on user performance and engagement.</w:t>
-      </w:r>
-    </w:p>
-    <w:p>
-      <w:pPr>
-        <w:pStyle w:val="ListParagraph"/>
-        <w:numPr>
-          <w:ilvl w:val="2"/>
-          <w:numId w:val="2"/>
-        </w:numPr>
-      </w:pPr>
-      <w:r>
-        <w:t>Strengths and weaknesses of the developed system.</w:t>
-      </w:r>
-    </w:p>
-    <w:p>
-      <w:pPr>
-        <w:pStyle w:val="ListParagraph"/>
-        <w:numPr>
-          <w:ilvl w:val="1"/>
+        <w:t xml:space="preserve"> AI to better adapt to different skill levels.</w:t>
+      </w:r>
+    </w:p>
+    <w:p>
+      <w:pPr>
+        <w:pStyle w:val="ListParagraph"/>
+        <w:numPr>
+          <w:ilvl w:val="2"/>
+          <w:numId w:val="2"/>
+        </w:numPr>
+      </w:pPr>
+      <w:r>
+        <w:t>Expanding to multiplayer online modes.</w:t>
+      </w:r>
+    </w:p>
+    <w:p>
+      <w:pPr>
+        <w:pStyle w:val="ListParagraph"/>
+        <w:numPr>
+          <w:ilvl w:val="2"/>
+          <w:numId w:val="2"/>
+        </w:numPr>
+      </w:pPr>
+      <w:r>
+        <w:t>Longitudinal studies on fitness adherence using the developed platform.</w:t>
+      </w:r>
+    </w:p>
+    <w:p>
+      <w:pPr>
+        <w:pStyle w:val="ListParagraph"/>
+        <w:numPr>
+          <w:ilvl w:val="2"/>
           <w:numId w:val="2"/>
         </w:numPr>
       </w:pPr>
       <w:r>
         <w:lastRenderedPageBreak/>
-        <w:t>Contributions to the field</w:t>
-      </w:r>
-    </w:p>
-    <w:p>
-      <w:pPr>
-        <w:pStyle w:val="ListParagraph"/>
-        <w:numPr>
-          <w:ilvl w:val="2"/>
-          <w:numId w:val="2"/>
-        </w:numPr>
-      </w:pPr>
-      <w:r>
-        <w:t>Novelty of integrating social mechanics dynamically in VR exergames.</w:t>
-      </w:r>
-    </w:p>
-    <w:p>
-      <w:pPr>
-        <w:pStyle w:val="ListParagraph"/>
-        <w:numPr>
-          <w:ilvl w:val="2"/>
-          <w:numId w:val="2"/>
-        </w:numPr>
-      </w:pPr>
-      <w:r>
-        <w:t>Insights into VR exergaming for different personality and fitness types.</w:t>
-      </w:r>
-    </w:p>
-    <w:p>
-      <w:pPr>
-        <w:pStyle w:val="ListParagraph"/>
-        <w:numPr>
-          <w:ilvl w:val="1"/>
-          <w:numId w:val="2"/>
-        </w:numPr>
-      </w:pPr>
-      <w:r>
-        <w:t>Future Work</w:t>
-      </w:r>
-    </w:p>
-    <w:p>
-      <w:pPr>
-        <w:pStyle w:val="ListParagraph"/>
-        <w:numPr>
-          <w:ilvl w:val="2"/>
-          <w:numId w:val="2"/>
-        </w:numPr>
-      </w:pPr>
+        <w:t>Broader application in rehab and sports training.</w:t>
+      </w:r>
+    </w:p>
+    <w:p>
+      <w:r>
+        <w:t>References:</w:t>
+      </w:r>
+    </w:p>
+    <w:p>
+      <w:r>
+        <w:t xml:space="preserve">Farrow M, </w:t>
+      </w:r>
       <w:proofErr w:type="spellStart"/>
       <w:r>
-        <w:t>Improvign</w:t>
+        <w:t>Lutteroth</w:t>
       </w:r>
       <w:proofErr w:type="spellEnd"/>
       <w:r>
-        <w:t xml:space="preserve"> AI to better adapt to different skill levels.</w:t>
-      </w:r>
-    </w:p>
-    <w:p>
-      <w:pPr>
-        <w:pStyle w:val="ListParagraph"/>
-        <w:numPr>
-          <w:ilvl w:val="2"/>
-          <w:numId w:val="2"/>
-        </w:numPr>
-      </w:pPr>
-      <w:r>
-        <w:t>Expanding to multiplayer online modes.</w:t>
-      </w:r>
-    </w:p>
-    <w:p>
-      <w:pPr>
-        <w:pStyle w:val="ListParagraph"/>
-        <w:numPr>
-          <w:ilvl w:val="2"/>
-          <w:numId w:val="2"/>
-        </w:numPr>
-      </w:pPr>
-      <w:r>
-        <w:t>Longitudinal studies on fitness adherence using the developed platform.</w:t>
-      </w:r>
-    </w:p>
-    <w:p>
-      <w:pPr>
-        <w:pStyle w:val="ListParagraph"/>
-        <w:numPr>
-          <w:ilvl w:val="2"/>
-          <w:numId w:val="2"/>
-        </w:numPr>
-      </w:pPr>
-      <w:r>
-        <w:t>Broader application in rehab and sports training.</w:t>
-      </w:r>
-    </w:p>
-    <w:p/>
+        <w:t xml:space="preserve"> C, Rouse PC, Bilzon JLJ. Virtual-reality exergaming improves performance during high-intensity interval training. </w:t>
+      </w:r>
+      <w:proofErr w:type="spellStart"/>
+      <w:r>
+        <w:t>Eur</w:t>
+      </w:r>
+      <w:proofErr w:type="spellEnd"/>
+      <w:r>
+        <w:t xml:space="preserve"> J Sport Sci. 2019 Jul;19(6):719-727. </w:t>
+      </w:r>
+      <w:proofErr w:type="spellStart"/>
+      <w:r>
+        <w:t>doi</w:t>
+      </w:r>
+      <w:proofErr w:type="spellEnd"/>
+      <w:r>
+        <w:t xml:space="preserve">: 10.1080/17461391.2018.1542459. </w:t>
+      </w:r>
+      <w:proofErr w:type="spellStart"/>
+      <w:r>
+        <w:t>Epub</w:t>
+      </w:r>
+      <w:proofErr w:type="spellEnd"/>
+      <w:r>
+        <w:t xml:space="preserve"> 2018 Nov 7. PMID: 30403927.</w:t>
+      </w:r>
+    </w:p>
+    <w:p>
+      <w:r>
+        <w:t xml:space="preserve">Michael, A. and </w:t>
+      </w:r>
+      <w:proofErr w:type="spellStart"/>
+      <w:r>
+        <w:t>Lutteroth</w:t>
+      </w:r>
+      <w:proofErr w:type="spellEnd"/>
+      <w:r>
+        <w:t xml:space="preserve">, C. (2020) </w:t>
+      </w:r>
+      <w:r>
+        <w:rPr>
+          <w:i/>
+          <w:iCs/>
+        </w:rPr>
+        <w:t>Race yourselves: A longitudinal exploration of self-competition between past, present, and future performances in a VR exergame — the University of Bath’s Research Portal</w:t>
+      </w:r>
+      <w:r>
+        <w:t xml:space="preserve">, </w:t>
+      </w:r>
+      <w:r>
+        <w:rPr>
+          <w:i/>
+          <w:iCs/>
+        </w:rPr>
+        <w:t>Race Yourselves: A Longitudinal Exploration of Self-Competition Between Past, Present, and Future Performances in a VR Exergame</w:t>
+      </w:r>
+      <w:r>
+        <w:t xml:space="preserve">. Available at: https://researchportal.bath.ac.uk/en/publications/race-yourselves-a-longitudinal-exploration-of-self-competition-be (Accessed: 13 March 2025). </w:t>
+      </w:r>
+    </w:p>
+    <w:p>
+      <w:r>
+        <w:t xml:space="preserve">Marotta N, Calafiore D, Curci C, Lippi L, </w:t>
+      </w:r>
+      <w:proofErr w:type="spellStart"/>
+      <w:r>
+        <w:t>Ammendolia</w:t>
+      </w:r>
+      <w:proofErr w:type="spellEnd"/>
+      <w:r>
+        <w:t xml:space="preserve"> V, Ferraro F, Invernizzi M, de Sire A. Integrating virtual reality and exergaming in cognitive rehabilitation of patients with Parkinson disease: a systematic review of randomized controlled trials. </w:t>
+      </w:r>
+      <w:proofErr w:type="spellStart"/>
+      <w:r>
+        <w:t>Eur</w:t>
+      </w:r>
+      <w:proofErr w:type="spellEnd"/>
+      <w:r>
+        <w:t xml:space="preserve"> J Phys </w:t>
+      </w:r>
+      <w:proofErr w:type="spellStart"/>
+      <w:r>
+        <w:t>Rehabil</w:t>
+      </w:r>
+      <w:proofErr w:type="spellEnd"/>
+      <w:r>
+        <w:t xml:space="preserve"> Med. 2022 Dec;58(6):818-826. </w:t>
+      </w:r>
+      <w:proofErr w:type="spellStart"/>
+      <w:r>
+        <w:t>doi</w:t>
+      </w:r>
+      <w:proofErr w:type="spellEnd"/>
+      <w:r>
+        <w:t xml:space="preserve">: 10.23736/S1973-9087.22.07643-2. </w:t>
+      </w:r>
+      <w:proofErr w:type="spellStart"/>
+      <w:r>
+        <w:t>Epub</w:t>
+      </w:r>
+      <w:proofErr w:type="spellEnd"/>
+      <w:r>
+        <w:t xml:space="preserve"> 2022 Sep 28. PMID: 36169933; PMCID: PMC10081485.</w:t>
+      </w:r>
+      <w:r>
+        <w:t xml:space="preserve"> </w:t>
+      </w:r>
+      <w:hyperlink r:id="rId6" w:history="1">
+        <w:r>
+          <w:rPr>
+            <w:rStyle w:val="Hyperlink"/>
+          </w:rPr>
+          <w:t>https://pmc.ncbi.nlm.nih.gov/articles/PMC10081485/</w:t>
+        </w:r>
+      </w:hyperlink>
+      <w:r>
+        <w:t xml:space="preserve"> </w:t>
+      </w:r>
+    </w:p>
     <w:sectPr>
       <w:pgSz w:w="11906" w:h="16838"/>
       <w:pgMar w:top="1440" w:right="1440" w:bottom="1440" w:left="1440" w:header="708" w:footer="708" w:gutter="0"/>
@@ -940,6 +1328,95 @@
     </w:lvl>
   </w:abstractNum>
   <w:abstractNum w:abstractNumId="1" w15:restartNumberingAfterBreak="0">
+    <w:nsid w:val="51811B7A"/>
+    <w:multiLevelType w:val="hybridMultilevel"/>
+    <w:tmpl w:val="087CE150"/>
+    <w:lvl w:ilvl="0" w:tplc="08090019">
+      <w:start w:val="1"/>
+      <w:numFmt w:val="lowerLetter"/>
+      <w:lvlText w:val="%1."/>
+      <w:lvlJc w:val="left"/>
+      <w:pPr>
+        <w:ind w:left="720" w:hanging="360"/>
+      </w:pPr>
+      <w:rPr>
+        <w:rFonts w:hint="default"/>
+      </w:rPr>
+    </w:lvl>
+    <w:lvl w:ilvl="1" w:tplc="08090019" w:tentative="1">
+      <w:start w:val="1"/>
+      <w:numFmt w:val="lowerLetter"/>
+      <w:lvlText w:val="%2."/>
+      <w:lvlJc w:val="left"/>
+      <w:pPr>
+        <w:ind w:left="1440" w:hanging="360"/>
+      </w:pPr>
+    </w:lvl>
+    <w:lvl w:ilvl="2" w:tplc="0809001B" w:tentative="1">
+      <w:start w:val="1"/>
+      <w:numFmt w:val="lowerRoman"/>
+      <w:lvlText w:val="%3."/>
+      <w:lvlJc w:val="right"/>
+      <w:pPr>
+        <w:ind w:left="2160" w:hanging="180"/>
+      </w:pPr>
+    </w:lvl>
+    <w:lvl w:ilvl="3" w:tplc="0809000F" w:tentative="1">
+      <w:start w:val="1"/>
+      <w:numFmt w:val="decimal"/>
+      <w:lvlText w:val="%4."/>
+      <w:lvlJc w:val="left"/>
+      <w:pPr>
+        <w:ind w:left="2880" w:hanging="360"/>
+      </w:pPr>
+    </w:lvl>
+    <w:lvl w:ilvl="4" w:tplc="08090019" w:tentative="1">
+      <w:start w:val="1"/>
+      <w:numFmt w:val="lowerLetter"/>
+      <w:lvlText w:val="%5."/>
+      <w:lvlJc w:val="left"/>
+      <w:pPr>
+        <w:ind w:left="3600" w:hanging="360"/>
+      </w:pPr>
+    </w:lvl>
+    <w:lvl w:ilvl="5" w:tplc="0809001B" w:tentative="1">
+      <w:start w:val="1"/>
+      <w:numFmt w:val="lowerRoman"/>
+      <w:lvlText w:val="%6."/>
+      <w:lvlJc w:val="right"/>
+      <w:pPr>
+        <w:ind w:left="4320" w:hanging="180"/>
+      </w:pPr>
+    </w:lvl>
+    <w:lvl w:ilvl="6" w:tplc="0809000F" w:tentative="1">
+      <w:start w:val="1"/>
+      <w:numFmt w:val="decimal"/>
+      <w:lvlText w:val="%7."/>
+      <w:lvlJc w:val="left"/>
+      <w:pPr>
+        <w:ind w:left="5040" w:hanging="360"/>
+      </w:pPr>
+    </w:lvl>
+    <w:lvl w:ilvl="7" w:tplc="08090019" w:tentative="1">
+      <w:start w:val="1"/>
+      <w:numFmt w:val="lowerLetter"/>
+      <w:lvlText w:val="%8."/>
+      <w:lvlJc w:val="left"/>
+      <w:pPr>
+        <w:ind w:left="5760" w:hanging="360"/>
+      </w:pPr>
+    </w:lvl>
+    <w:lvl w:ilvl="8" w:tplc="0809001B" w:tentative="1">
+      <w:start w:val="1"/>
+      <w:numFmt w:val="lowerRoman"/>
+      <w:lvlText w:val="%9."/>
+      <w:lvlJc w:val="right"/>
+      <w:pPr>
+        <w:ind w:left="6480" w:hanging="180"/>
+      </w:pPr>
+    </w:lvl>
+  </w:abstractNum>
+  <w:abstractNum w:abstractNumId="2" w15:restartNumberingAfterBreak="0">
     <w:nsid w:val="75434B19"/>
     <w:multiLevelType w:val="hybridMultilevel"/>
     <w:tmpl w:val="D3E6CB76"/>
@@ -1029,10 +1506,13 @@
     </w:lvl>
   </w:abstractNum>
   <w:num w:numId="1" w16cid:durableId="159733540">
-    <w:abstractNumId w:val="1"/>
+    <w:abstractNumId w:val="2"/>
   </w:num>
   <w:num w:numId="2" w16cid:durableId="2095978941">
     <w:abstractNumId w:val="0"/>
+  </w:num>
+  <w:num w:numId="3" w16cid:durableId="11029832">
+    <w:abstractNumId w:val="1"/>
   </w:num>
 </w:numbering>
 </file>
@@ -1953,6 +2433,41 @@
       <w:spacing w:val="5"/>
     </w:rPr>
   </w:style>
+  <w:style w:type="character" w:styleId="Hyperlink">
+    <w:name w:val="Hyperlink"/>
+    <w:basedOn w:val="DefaultParagraphFont"/>
+    <w:uiPriority w:val="99"/>
+    <w:unhideWhenUsed/>
+    <w:rsid w:val="00B146BB"/>
+    <w:rPr>
+      <w:color w:val="467886" w:themeColor="hyperlink"/>
+      <w:u w:val="single"/>
+    </w:rPr>
+  </w:style>
+  <w:style w:type="character" w:styleId="UnresolvedMention">
+    <w:name w:val="Unresolved Mention"/>
+    <w:basedOn w:val="DefaultParagraphFont"/>
+    <w:uiPriority w:val="99"/>
+    <w:semiHidden/>
+    <w:unhideWhenUsed/>
+    <w:rsid w:val="00B146BB"/>
+    <w:rPr>
+      <w:color w:val="605E5C"/>
+      <w:shd w:val="clear" w:color="auto" w:fill="E1DFDD"/>
+    </w:rPr>
+  </w:style>
+  <w:style w:type="character" w:styleId="FollowedHyperlink">
+    <w:name w:val="FollowedHyperlink"/>
+    <w:basedOn w:val="DefaultParagraphFont"/>
+    <w:uiPriority w:val="99"/>
+    <w:semiHidden/>
+    <w:unhideWhenUsed/>
+    <w:rsid w:val="004D0D77"/>
+    <w:rPr>
+      <w:color w:val="96607D" w:themeColor="followedHyperlink"/>
+      <w:u w:val="single"/>
+    </w:rPr>
+  </w:style>
 </w:styles>
 </file>
 

--- a/Final Report.docx
+++ b/Final Report.docx
@@ -3,22 +3,58 @@
 <w:document xmlns:wpc="http://schemas.microsoft.com/office/word/2010/wordprocessingCanvas" xmlns:cx="http://schemas.microsoft.com/office/drawing/2014/chartex" xmlns:cx1="http://schemas.microsoft.com/office/drawing/2015/9/8/chartex" xmlns:cx2="http://schemas.microsoft.com/office/drawing/2015/10/21/chartex" xmlns:cx3="http://schemas.microsoft.com/office/drawing/2016/5/9/chartex" xmlns:cx4="http://schemas.microsoft.com/office/drawing/2016/5/10/chartex" xmlns:cx5="http://schemas.microsoft.com/office/drawing/2016/5/11/chartex" xmlns:cx6="http://schemas.microsoft.com/office/drawing/2016/5/12/chartex" xmlns:cx7="http://schemas.microsoft.com/office/drawing/2016/5/13/chartex" xmlns:cx8="http://schemas.microsoft.com/office/drawing/2016/5/14/chartex" xmlns:mc="http://schemas.openxmlformats.org/markup-compatibility/2006" xmlns:aink="http://schemas.microsoft.com/office/drawing/2016/ink" xmlns:am3d="http://schemas.microsoft.com/office/drawing/2017/model3d" xmlns:o="urn:schemas-microsoft-com:office:office" xmlns:oel="http://schemas.microsoft.com/office/2019/extlst" xmlns:r="http://schemas.openxmlformats.org/officeDocument/2006/relationships" xmlns:m="http://schemas.openxmlformats.org/officeDocument/2006/math" xmlns:v="urn:schemas-microsoft-com:vml" xmlns:wp14="http://schemas.microsoft.com/office/word/2010/wordprocessingDrawing" xmlns:wp="http://schemas.openxmlformats.org/drawingml/2006/wordprocessingDrawing" xmlns:w10="urn:schemas-microsoft-com:office:word" xmlns:w="http://schemas.openxmlformats.org/wordprocessingml/2006/main" xmlns:w14="http://schemas.microsoft.com/office/word/2010/wordml" xmlns:w15="http://schemas.microsoft.com/office/word/2012/wordml" xmlns:w16cex="http://schemas.microsoft.com/office/word/2018/wordml/cex" xmlns:w16cid="http://schemas.microsoft.com/office/word/2016/wordml/cid" xmlns:w16="http://schemas.microsoft.com/office/word/2018/wordml" xmlns:w16du="http://schemas.microsoft.com/office/word/2023/wordml/word16du" xmlns:w16sdtdh="http://schemas.microsoft.com/office/word/2020/wordml/sdtdatahash" xmlns:w16sdtfl="http://schemas.microsoft.com/office/word/2024/wordml/sdtformatlock" xmlns:w16se="http://schemas.microsoft.com/office/word/2015/wordml/symex" xmlns:wpg="http://schemas.microsoft.com/office/word/2010/wordprocessingGroup" xmlns:wpi="http://schemas.microsoft.com/office/word/2010/wordprocessingInk" xmlns:wne="http://schemas.microsoft.com/office/word/2006/wordml" xmlns:wps="http://schemas.microsoft.com/office/word/2010/wordprocessingShape" mc:Ignorable="w14 w15 w16se w16cid w16 w16cex w16sdtdh w16sdtfl w16du wp14">
   <w:body>
     <w:p>
-      <w:r>
+      <w:pPr>
+        <w:spacing w:after="0" w:line="276" w:lineRule="auto"/>
+        <w:rPr>
+          <w:rFonts w:ascii="Calibri" w:hAnsi="Calibri" w:cs="Calibri"/>
+        </w:rPr>
+      </w:pPr>
+      <w:r>
+        <w:rPr>
+          <w:rFonts w:ascii="Calibri" w:hAnsi="Calibri" w:cs="Calibri"/>
+        </w:rPr>
         <w:t>Table of contents plan</w:t>
       </w:r>
     </w:p>
     <w:p>
-      <w:r>
+      <w:pPr>
+        <w:spacing w:after="0" w:line="276" w:lineRule="auto"/>
+        <w:rPr>
+          <w:rFonts w:ascii="Calibri" w:hAnsi="Calibri" w:cs="Calibri"/>
+        </w:rPr>
+      </w:pPr>
+      <w:r>
+        <w:rPr>
+          <w:rFonts w:ascii="Calibri" w:hAnsi="Calibri" w:cs="Calibri"/>
+        </w:rPr>
         <w:t>Abstract</w:t>
       </w:r>
     </w:p>
     <w:p>
-      <w:r>
+      <w:pPr>
+        <w:spacing w:after="0" w:line="276" w:lineRule="auto"/>
+        <w:rPr>
+          <w:rFonts w:ascii="Calibri" w:hAnsi="Calibri" w:cs="Calibri"/>
+        </w:rPr>
+      </w:pPr>
+      <w:r>
+        <w:rPr>
+          <w:rFonts w:ascii="Calibri" w:hAnsi="Calibri" w:cs="Calibri"/>
+        </w:rPr>
         <w:t>Acknowledgements</w:t>
       </w:r>
     </w:p>
     <w:p>
-      <w:r>
+      <w:pPr>
+        <w:spacing w:after="0" w:line="276" w:lineRule="auto"/>
+        <w:rPr>
+          <w:rFonts w:ascii="Calibri" w:hAnsi="Calibri" w:cs="Calibri"/>
+        </w:rPr>
+      </w:pPr>
+      <w:r>
+        <w:rPr>
+          <w:rFonts w:ascii="Calibri" w:hAnsi="Calibri" w:cs="Calibri"/>
+        </w:rPr>
         <w:t>Table of contents</w:t>
       </w:r>
     </w:p>
@@ -29,8 +65,15 @@
           <w:ilvl w:val="0"/>
           <w:numId w:val="2"/>
         </w:numPr>
-      </w:pPr>
-      <w:r>
+        <w:spacing w:after="0" w:line="276" w:lineRule="auto"/>
+        <w:rPr>
+          <w:rFonts w:ascii="Calibri" w:hAnsi="Calibri" w:cs="Calibri"/>
+        </w:rPr>
+      </w:pPr>
+      <w:r>
+        <w:rPr>
+          <w:rFonts w:ascii="Calibri" w:hAnsi="Calibri" w:cs="Calibri"/>
+        </w:rPr>
         <w:t>Introduction</w:t>
       </w:r>
     </w:p>
@@ -41,163 +84,300 @@
           <w:ilvl w:val="1"/>
           <w:numId w:val="2"/>
         </w:numPr>
-      </w:pPr>
-      <w:r>
+        <w:spacing w:after="0" w:line="276" w:lineRule="auto"/>
+        <w:rPr>
+          <w:rFonts w:ascii="Calibri" w:hAnsi="Calibri" w:cs="Calibri"/>
+        </w:rPr>
+      </w:pPr>
+      <w:r>
+        <w:rPr>
+          <w:rFonts w:ascii="Calibri" w:hAnsi="Calibri" w:cs="Calibri"/>
+        </w:rPr>
         <w:t>Context and Motivation (for VR exergaming)</w:t>
       </w:r>
     </w:p>
     <w:p>
-      <w:r>
+      <w:pPr>
+        <w:spacing w:after="0" w:line="276" w:lineRule="auto"/>
+        <w:rPr>
+          <w:rFonts w:ascii="Calibri" w:hAnsi="Calibri" w:cs="Calibri"/>
+        </w:rPr>
+      </w:pPr>
+      <w:r>
+        <w:rPr>
+          <w:rFonts w:ascii="Calibri" w:hAnsi="Calibri" w:cs="Calibri"/>
+        </w:rPr>
         <w:t xml:space="preserve">Exergaming, short for exertion gaming, is defined as technology-driven physical activities that require participants to be exerting themselves in one way or another </w:t>
       </w:r>
       <w:proofErr w:type="gramStart"/>
       <w:r>
+        <w:rPr>
+          <w:rFonts w:ascii="Calibri" w:hAnsi="Calibri" w:cs="Calibri"/>
+        </w:rPr>
         <w:t>in order to</w:t>
       </w:r>
       <w:proofErr w:type="gramEnd"/>
       <w:r>
+        <w:rPr>
+          <w:rFonts w:ascii="Calibri" w:hAnsi="Calibri" w:cs="Calibri"/>
+        </w:rPr>
         <w:t xml:space="preserve"> play a game. Exergaming was initially conceptualised in the late </w:t>
       </w:r>
       <w:r>
+        <w:rPr>
+          <w:rFonts w:ascii="Calibri" w:hAnsi="Calibri" w:cs="Calibri"/>
+        </w:rPr>
         <w:t>1980s and</w:t>
       </w:r>
       <w:r>
+        <w:rPr>
+          <w:rFonts w:ascii="Calibri" w:hAnsi="Calibri" w:cs="Calibri"/>
+        </w:rPr>
         <w:t xml:space="preserve"> gained significant popularity with the introduction of games like </w:t>
       </w:r>
       <w:r>
+        <w:rPr>
+          <w:rFonts w:ascii="Calibri" w:hAnsi="Calibri" w:cs="Calibri"/>
+        </w:rPr>
         <w:t>“</w:t>
       </w:r>
       <w:r>
+        <w:rPr>
+          <w:rFonts w:ascii="Calibri" w:hAnsi="Calibri" w:cs="Calibri"/>
+        </w:rPr>
         <w:t xml:space="preserve">Dance </w:t>
       </w:r>
       <w:proofErr w:type="spellStart"/>
       <w:r>
+        <w:rPr>
+          <w:rFonts w:ascii="Calibri" w:hAnsi="Calibri" w:cs="Calibri"/>
+        </w:rPr>
         <w:t>Dance</w:t>
       </w:r>
       <w:proofErr w:type="spellEnd"/>
       <w:r>
+        <w:rPr>
+          <w:rFonts w:ascii="Calibri" w:hAnsi="Calibri" w:cs="Calibri"/>
+        </w:rPr>
         <w:t xml:space="preserve"> Revolution</w:t>
       </w:r>
       <w:r>
+        <w:rPr>
+          <w:rFonts w:ascii="Calibri" w:hAnsi="Calibri" w:cs="Calibri"/>
+        </w:rPr>
         <w:t>”</w:t>
       </w:r>
       <w:r>
+        <w:rPr>
+          <w:rFonts w:ascii="Calibri" w:hAnsi="Calibri" w:cs="Calibri"/>
+        </w:rPr>
         <w:t xml:space="preserve"> in the late 1990s. The </w:t>
       </w:r>
       <w:r>
+        <w:rPr>
+          <w:rFonts w:ascii="Calibri" w:hAnsi="Calibri" w:cs="Calibri"/>
+        </w:rPr>
         <w:t>introduction</w:t>
       </w:r>
       <w:r>
+        <w:rPr>
+          <w:rFonts w:ascii="Calibri" w:hAnsi="Calibri" w:cs="Calibri"/>
+        </w:rPr>
         <w:t xml:space="preserve"> of the Nintendo Wii and Xbox Kinect in the early 2000s further </w:t>
       </w:r>
       <w:r>
+        <w:rPr>
+          <w:rFonts w:ascii="Calibri" w:hAnsi="Calibri" w:cs="Calibri"/>
+        </w:rPr>
         <w:t>pushed</w:t>
       </w:r>
       <w:r>
+        <w:rPr>
+          <w:rFonts w:ascii="Calibri" w:hAnsi="Calibri" w:cs="Calibri"/>
+        </w:rPr>
         <w:t xml:space="preserve"> exergaming into the mainstream</w:t>
       </w:r>
       <w:r>
+        <w:rPr>
+          <w:rFonts w:ascii="Calibri" w:hAnsi="Calibri" w:cs="Calibri"/>
+        </w:rPr>
         <w:t xml:space="preserve"> media</w:t>
       </w:r>
       <w:r>
+        <w:rPr>
+          <w:rFonts w:ascii="Calibri" w:hAnsi="Calibri" w:cs="Calibri"/>
+        </w:rPr>
         <w:t xml:space="preserve">, with these consoles and their games demonstrating the potential of </w:t>
       </w:r>
       <w:r>
+        <w:rPr>
+          <w:rFonts w:ascii="Calibri" w:hAnsi="Calibri" w:cs="Calibri"/>
+        </w:rPr>
         <w:t>exercise in</w:t>
       </w:r>
       <w:r>
+        <w:rPr>
+          <w:rFonts w:ascii="Calibri" w:hAnsi="Calibri" w:cs="Calibri"/>
+        </w:rPr>
         <w:t xml:space="preserve"> gaming. </w:t>
       </w:r>
       <w:r>
+        <w:rPr>
+          <w:rFonts w:ascii="Calibri" w:hAnsi="Calibri" w:cs="Calibri"/>
+        </w:rPr>
         <w:t xml:space="preserve">The term “exergaming” entered the Collins English Dictionary in 2007, marking a point where the concept was officially recognised and popularised. Exergaming has continued to develop into not only video games, but also gaming technologies integrated with exercise equipment, mobile apps, and virtual reality. </w:t>
       </w:r>
     </w:p>
     <w:p>
-      <w:r>
+      <w:pPr>
+        <w:spacing w:after="0" w:line="276" w:lineRule="auto"/>
+        <w:rPr>
+          <w:rFonts w:ascii="Calibri" w:hAnsi="Calibri" w:cs="Calibri"/>
+        </w:rPr>
+      </w:pPr>
+      <w:r>
+        <w:rPr>
+          <w:rFonts w:ascii="Calibri" w:hAnsi="Calibri" w:cs="Calibri"/>
+        </w:rPr>
         <w:t>Virtual reality has become a compelling platform for exergaming development due to its unparalleled immersion and captivating nature. VR in exergames has shown to increase both enjoyment and motivation of physical exercise over both short</w:t>
       </w:r>
       <w:r>
+        <w:rPr>
+          <w:rFonts w:ascii="Calibri" w:hAnsi="Calibri" w:cs="Calibri"/>
+        </w:rPr>
         <w:t xml:space="preserve"> [Farrow et al, 2019]</w:t>
       </w:r>
       <w:r>
+        <w:rPr>
+          <w:rFonts w:ascii="Calibri" w:hAnsi="Calibri" w:cs="Calibri"/>
+        </w:rPr>
         <w:t>, and long periods of time</w:t>
       </w:r>
       <w:r>
-        <w:t xml:space="preserve"> [</w:t>
-      </w:r>
-      <w:r>
-        <w:t xml:space="preserve">Michael &amp; </w:t>
+        <w:rPr>
+          <w:rFonts w:ascii="Calibri" w:hAnsi="Calibri" w:cs="Calibri"/>
+        </w:rPr>
+        <w:t xml:space="preserve"> [Michael &amp; </w:t>
       </w:r>
       <w:proofErr w:type="spellStart"/>
       <w:r>
+        <w:rPr>
+          <w:rFonts w:ascii="Calibri" w:hAnsi="Calibri" w:cs="Calibri"/>
+        </w:rPr>
         <w:t>Lutteroth</w:t>
       </w:r>
       <w:proofErr w:type="spellEnd"/>
       <w:r>
-        <w:t>, 2020</w:t>
-      </w:r>
-      <w:r>
-        <w:t>]</w:t>
-      </w:r>
-      <w:r>
+        <w:rPr>
+          <w:rFonts w:ascii="Calibri" w:hAnsi="Calibri" w:cs="Calibri"/>
+        </w:rPr>
+        <w:t>, 2020]</w:t>
+      </w:r>
+      <w:r>
+        <w:rPr>
+          <w:rFonts w:ascii="Calibri" w:hAnsi="Calibri" w:cs="Calibri"/>
+        </w:rPr>
         <w:t>.</w:t>
       </w:r>
       <w:r>
+        <w:rPr>
+          <w:rFonts w:ascii="Calibri" w:hAnsi="Calibri" w:cs="Calibri"/>
+        </w:rPr>
         <w:t xml:space="preserve"> Virtual reality allows for a wider range of virtual activities compared to flatscreen exergaming, including sports, dance, and adventure games. Additionally, VR environments </w:t>
       </w:r>
       <w:r>
+        <w:rPr>
+          <w:rFonts w:ascii="Calibri" w:hAnsi="Calibri" w:cs="Calibri"/>
+        </w:rPr>
         <w:t>are promising treatment to</w:t>
       </w:r>
       <w:r>
+        <w:rPr>
+          <w:rFonts w:ascii="Calibri" w:hAnsi="Calibri" w:cs="Calibri"/>
+        </w:rPr>
         <w:t xml:space="preserve"> mitigate functional decline and promote cognitive rehabilitation</w:t>
       </w:r>
       <w:r>
+        <w:rPr>
+          <w:rFonts w:ascii="Calibri" w:hAnsi="Calibri" w:cs="Calibri"/>
+        </w:rPr>
         <w:t xml:space="preserve"> [Marotta et al, 2022].</w:t>
       </w:r>
       <w:r>
+        <w:rPr>
+          <w:rFonts w:ascii="Calibri" w:hAnsi="Calibri" w:cs="Calibri"/>
+        </w:rPr>
         <w:t xml:space="preserve"> Some studies suggest that VR exergames can have a positive impact on cognitive function, memory, and depression, particularly in older adults {FIND REFERENCE}.</w:t>
       </w:r>
     </w:p>
     <w:p>
-      <w:r>
+      <w:pPr>
+        <w:spacing w:after="0" w:line="276" w:lineRule="auto"/>
+        <w:rPr>
+          <w:rFonts w:ascii="Calibri" w:hAnsi="Calibri" w:cs="Calibri"/>
+        </w:rPr>
+      </w:pPr>
+      <w:r>
+        <w:rPr>
+          <w:rFonts w:ascii="Calibri" w:hAnsi="Calibri" w:cs="Calibri"/>
+        </w:rPr>
         <w:t xml:space="preserve">In 2022 31% of adults worldwide (1.8 billion people), did not meet the recommended levels of physical activity </w:t>
       </w:r>
       <w:hyperlink r:id="rId5" w:anchor=":~:text=Physical%20inactivity%20puts%20adults%20at,The%20Lancet%20Global%20Health%20journal." w:history="1">
         <w:r>
           <w:rPr>
             <w:rStyle w:val="Hyperlink"/>
+            <w:rFonts w:ascii="Calibri" w:hAnsi="Calibri" w:cs="Calibri"/>
           </w:rPr>
-          <w:t>[</w:t>
-        </w:r>
-        <w:r>
-          <w:rPr>
-            <w:rStyle w:val="Hyperlink"/>
-          </w:rPr>
-          <w:t>]</w:t>
+          <w:t>[]</w:t>
         </w:r>
       </w:hyperlink>
       <w:r>
+        <w:rPr>
+          <w:rFonts w:ascii="Calibri" w:hAnsi="Calibri" w:cs="Calibri"/>
+        </w:rPr>
         <w:t>. Physical inactivity puts adults at greater risk of cardiovascular diseases such as heart attacks and strokes, type 2 diabetes, dementia and cancers such as breast and colon. VR exergames provide a unique opportunity to revolutionise traditional exercise routines in ways reality simply cannot</w:t>
       </w:r>
       <w:r>
+        <w:rPr>
+          <w:rFonts w:ascii="Calibri" w:hAnsi="Calibri" w:cs="Calibri"/>
+        </w:rPr>
         <w:t xml:space="preserve"> to aim to tackle the global issue of sedentary lifestyles</w:t>
       </w:r>
       <w:r>
+        <w:rPr>
+          <w:rFonts w:ascii="Calibri" w:hAnsi="Calibri" w:cs="Calibri"/>
+        </w:rPr>
         <w:t xml:space="preserve">. By merging immersive </w:t>
       </w:r>
       <w:r>
+        <w:rPr>
+          <w:rFonts w:ascii="Calibri" w:hAnsi="Calibri" w:cs="Calibri"/>
+        </w:rPr>
         <w:t xml:space="preserve">and motivating </w:t>
       </w:r>
       <w:r>
+        <w:rPr>
+          <w:rFonts w:ascii="Calibri" w:hAnsi="Calibri" w:cs="Calibri"/>
+        </w:rPr>
         <w:t xml:space="preserve">gaming experiences with pre-existing workouts, we can both increase enjoyment and motivation of exercise, as well as the convenience </w:t>
       </w:r>
       <w:r>
+        <w:rPr>
+          <w:rFonts w:ascii="Calibri" w:hAnsi="Calibri" w:cs="Calibri"/>
+        </w:rPr>
         <w:t xml:space="preserve">and accessibility </w:t>
       </w:r>
       <w:r>
+        <w:rPr>
+          <w:rFonts w:ascii="Calibri" w:hAnsi="Calibri" w:cs="Calibri"/>
+        </w:rPr>
         <w:t>of indulging in it</w:t>
       </w:r>
       <w:r>
+        <w:rPr>
+          <w:rFonts w:ascii="Calibri" w:hAnsi="Calibri" w:cs="Calibri"/>
+        </w:rPr>
         <w:t xml:space="preserve">. </w:t>
       </w:r>
     </w:p>
@@ -208,28 +388,68 @@
           <w:ilvl w:val="1"/>
           <w:numId w:val="2"/>
         </w:numPr>
-      </w:pPr>
-      <w:r>
+        <w:spacing w:after="0" w:line="276" w:lineRule="auto"/>
+        <w:rPr>
+          <w:rFonts w:ascii="Calibri" w:hAnsi="Calibri" w:cs="Calibri"/>
+        </w:rPr>
+      </w:pPr>
+      <w:r>
+        <w:rPr>
+          <w:rFonts w:ascii="Calibri" w:hAnsi="Calibri" w:cs="Calibri"/>
+        </w:rPr>
         <w:t>Problem Statement</w:t>
       </w:r>
       <w:r>
+        <w:rPr>
+          <w:rFonts w:ascii="Calibri" w:hAnsi="Calibri" w:cs="Calibri"/>
+        </w:rPr>
         <w:t xml:space="preserve"> (lack of adaptive, engaging VR exergames leveraging social dynamics (competition/cooperation).</w:t>
       </w:r>
     </w:p>
     <w:p>
-      <w:r>
+      <w:pPr>
+        <w:spacing w:after="0" w:line="276" w:lineRule="auto"/>
+        <w:rPr>
+          <w:rFonts w:ascii="Calibri" w:hAnsi="Calibri" w:cs="Calibri"/>
+        </w:rPr>
+      </w:pPr>
+      <w:r>
+        <w:rPr>
+          <w:rFonts w:ascii="Calibri" w:hAnsi="Calibri" w:cs="Calibri"/>
+        </w:rPr>
+        <w:t>Despite the growing popularity of VR exergaming as a tool to promote physical exercise, many VR fitness applications lack dynamic social interaction implementations that effectively sustain user motivation and engagement, while research has shown that incorporating competition and cooperation in exergames can both enhance user performance and effort</w:t>
+      </w:r>
+      <w:r>
+        <w:rPr>
+          <w:rFonts w:ascii="Calibri" w:hAnsi="Calibri" w:cs="Calibri"/>
+        </w:rPr>
+        <w:t xml:space="preserve"> [FIND REFERENCE]</w:t>
+      </w:r>
+      <w:r>
+        <w:rPr>
+          <w:rFonts w:ascii="Calibri" w:hAnsi="Calibri" w:cs="Calibri"/>
+        </w:rPr>
+        <w:t xml:space="preserve">, we have a limited understanding of how these social dynamics specifically impact user experience within VR cycling. Furthermore, more existing VR </w:t>
+      </w:r>
+      <w:r>
+        <w:rPr>
+          <w:rFonts w:ascii="Calibri" w:hAnsi="Calibri" w:cs="Calibri"/>
+        </w:rPr>
         <w:lastRenderedPageBreak/>
-        <w:t>Despite the growing popularity of VR exergaming as a tool to promote physical exercise, many VR fitness applications lack dynamic social interaction implementations that effectively sustain user motivation and engagement, while research has shown that incorporating competition and cooperation in exergames can both enhance user performance and effort</w:t>
-      </w:r>
-      <w:r>
-        <w:t xml:space="preserve"> [FIND REFERENCE]</w:t>
-      </w:r>
-      <w:r>
-        <w:t>, we have a limited understanding of how these social dynamics specifically impact user experience within VR cycling. Furthermore, more existing VR exergames are not tailored towards the user’s specific fitness level, resulting in an experience that may be either too difficult or too easy, reducing long-term engagement.</w:t>
-      </w:r>
-    </w:p>
-    <w:p>
-      <w:r>
+        <w:t>exergames are not tailored towards the user’s specific fitness level, resulting in an experience that may be either too difficult or too easy, reducing long-term engagement.</w:t>
+      </w:r>
+    </w:p>
+    <w:p>
+      <w:pPr>
+        <w:spacing w:after="0" w:line="276" w:lineRule="auto"/>
+        <w:rPr>
+          <w:rFonts w:ascii="Calibri" w:hAnsi="Calibri" w:cs="Calibri"/>
+        </w:rPr>
+      </w:pPr>
+      <w:r>
+        <w:rPr>
+          <w:rFonts w:ascii="Calibri" w:hAnsi="Calibri" w:cs="Calibri"/>
+        </w:rPr>
         <w:t>Therefore, there is a critical need for further exploration on how competitive and cooperative elements in VR cycling applications influence the user’s performance, motivation, and engagement across a diverse range of users. Additionally, the integration of adaptive AI opponents and teammates that respond to the user’s effort could provide a scalable solution for tailoring difficulty and social interaction, making VR exergaming more accessible and enjoyable. Addressing these gaps is essential for developing VR fitness solutions that are immersive, personalised, and sustainable in promoting physical exercise.</w:t>
       </w:r>
     </w:p>
@@ -240,50 +460,131 @@
           <w:ilvl w:val="1"/>
           <w:numId w:val="2"/>
         </w:numPr>
-      </w:pPr>
-      <w:r>
+        <w:spacing w:after="0" w:line="276" w:lineRule="auto"/>
+        <w:rPr>
+          <w:rFonts w:ascii="Calibri" w:hAnsi="Calibri" w:cs="Calibri"/>
+        </w:rPr>
+      </w:pPr>
+      <w:r>
+        <w:rPr>
+          <w:rFonts w:ascii="Calibri" w:hAnsi="Calibri" w:cs="Calibri"/>
+        </w:rPr>
         <w:t>Aims of the project</w:t>
       </w:r>
       <w:r>
+        <w:rPr>
+          <w:rFonts w:ascii="Calibri" w:hAnsi="Calibri" w:cs="Calibri"/>
+        </w:rPr>
         <w:t xml:space="preserve"> (as in initial plan)</w:t>
       </w:r>
     </w:p>
     <w:p>
-      <w:r>
+      <w:pPr>
+        <w:spacing w:after="0" w:line="276" w:lineRule="auto"/>
+        <w:rPr>
+          <w:rFonts w:ascii="Calibri" w:hAnsi="Calibri" w:cs="Calibri"/>
+        </w:rPr>
+      </w:pPr>
+      <w:r>
+        <w:rPr>
+          <w:rFonts w:ascii="Calibri" w:hAnsi="Calibri" w:cs="Calibri"/>
+        </w:rPr>
         <w:t>The aim of this project is to develop a VR cycling game with varied social interaction designs to investigate how cooperative and competitive gameplay mechanics influence user performance, engagement, and fitness outcomes. The project seeks to address the lack of accessible and engaging VR cycling platforms that cater to users with different motivational triggers and fitness levels. By integrating adaptive AI-driven scenarios and real-time feedback, the project aims to create an exergaming experience that is both engaging and inclusive for a wide range of users.</w:t>
       </w:r>
     </w:p>
     <w:p>
-      <w:r>
+      <w:pPr>
+        <w:spacing w:after="0" w:line="276" w:lineRule="auto"/>
+        <w:rPr>
+          <w:rFonts w:ascii="Calibri" w:hAnsi="Calibri" w:cs="Calibri"/>
+        </w:rPr>
+      </w:pPr>
+      <w:r>
+        <w:rPr>
+          <w:rFonts w:ascii="Calibri" w:hAnsi="Calibri" w:cs="Calibri"/>
+        </w:rPr>
         <w:t xml:space="preserve">This project aims to develop three distinct cycling scenarios. These scenarios will take place in a prototype velodrome with minimal visual clutter to distract from the </w:t>
       </w:r>
       <w:r>
+        <w:rPr>
+          <w:rFonts w:ascii="Calibri" w:hAnsi="Calibri" w:cs="Calibri"/>
+        </w:rPr>
         <w:t xml:space="preserve">workout with the user completing the same physical workout routine through each scenario. </w:t>
       </w:r>
       <w:r>
+        <w:rPr>
+          <w:rFonts w:ascii="Calibri" w:hAnsi="Calibri" w:cs="Calibri"/>
+        </w:rPr>
         <w:t xml:space="preserve">(1) A baseline scenario </w:t>
       </w:r>
       <w:r>
-        <w:t>involving the user pedalling around the velodrome on a solo bike ride, (2) a cooperative scenario involving the user pedalling around in a paceline with three AI teammates, (3) a competitive scenario involving the user pedalling around in a race competing against AI’s with performance based on the users previous two scenario performances, with relative difficulty variating based on the users current heart rate.</w:t>
-      </w:r>
-    </w:p>
-    <w:p>
-      <w:r>
-        <w:t xml:space="preserve">This project aims to incorporate social interaction and gamification elements into VR exergaming through implementing features such as: real-time performance tracking for the user to view if desired as well as leaderboard performances based on previous bests, AI teammates and opponents capable of dynamic behaviour adjustments based </w:t>
-      </w:r>
-      <w:r>
+        <w:rPr>
+          <w:rFonts w:ascii="Calibri" w:hAnsi="Calibri" w:cs="Calibri"/>
+        </w:rPr>
+        <w:t xml:space="preserve">involving the user pedalling around the velodrome on a solo bike ride, (2) a cooperative scenario involving the user pedalling around in a paceline with three AI teammates, (3) a competitive scenario involving the user pedalling around in a race competing against </w:t>
+      </w:r>
+      <w:proofErr w:type="gramStart"/>
+      <w:r>
+        <w:rPr>
+          <w:rFonts w:ascii="Calibri" w:hAnsi="Calibri" w:cs="Calibri"/>
+        </w:rPr>
+        <w:t>AI’s</w:t>
+      </w:r>
+      <w:proofErr w:type="gramEnd"/>
+      <w:r>
+        <w:rPr>
+          <w:rFonts w:ascii="Calibri" w:hAnsi="Calibri" w:cs="Calibri"/>
+        </w:rPr>
+        <w:t xml:space="preserve"> with performance based on the users previous two scenario performances, with relative difficulty variating based on the users current heart rate.</w:t>
+      </w:r>
+    </w:p>
+    <w:p>
+      <w:pPr>
+        <w:spacing w:after="0" w:line="276" w:lineRule="auto"/>
+        <w:rPr>
+          <w:rFonts w:ascii="Calibri" w:hAnsi="Calibri" w:cs="Calibri"/>
+        </w:rPr>
+      </w:pPr>
+      <w:r>
+        <w:rPr>
+          <w:rFonts w:ascii="Calibri" w:hAnsi="Calibri" w:cs="Calibri"/>
+        </w:rPr>
+        <w:t>This project aims to incorporate social interaction and gamification elements into VR exergaming through implementing features such as: real-time performance tracking for the user to view if desired as well as leaderboard performances based on previous bests, AI teammates and opponents capable of dynamic behaviour adjustments based on user effort and exertion to maintain challenge and engagement, post-race analytics to provide users with detailed performance feedback across all scenarios.</w:t>
+      </w:r>
+    </w:p>
+    <w:p>
+      <w:pPr>
+        <w:spacing w:after="0" w:line="276" w:lineRule="auto"/>
+        <w:rPr>
+          <w:rFonts w:ascii="Calibri" w:hAnsi="Calibri" w:cs="Calibri"/>
+        </w:rPr>
+      </w:pPr>
+      <w:r>
+        <w:rPr>
+          <w:rFonts w:ascii="Calibri" w:hAnsi="Calibri" w:cs="Calibri"/>
+        </w:rPr>
+        <w:t>This project aims to evaluate user performance and engagement through a mixed-method user study to assess performance metrics such as speed, cadence, power output, heart rate, and time-to-completion across the different scenarios. Additionally, this project aims to gather qualitative feedback through surveys and questionnaires to evaluate user engagement, motivation, and experience in each scenario, as well as investigate possible correlations between user personality traits and preferences for competitive or cooperative gameplay modes.</w:t>
+      </w:r>
+    </w:p>
+    <w:p>
+      <w:pPr>
+        <w:spacing w:after="0" w:line="276" w:lineRule="auto"/>
+        <w:rPr>
+          <w:rFonts w:ascii="Calibri" w:hAnsi="Calibri" w:cs="Calibri"/>
+        </w:rPr>
+      </w:pPr>
+      <w:r>
+        <w:rPr>
+          <w:rFonts w:ascii="Calibri" w:hAnsi="Calibri" w:cs="Calibri"/>
+        </w:rPr>
+        <w:t xml:space="preserve">This project aims to ensure accessibility and usability of the system, with user interfaces designed in an intuitive manner to optimise ease of use. The implementation of adaptive AI difficulty scaling, to tailor challenge levels to users of varying levels of fitness, as well as </w:t>
+      </w:r>
+      <w:r>
+        <w:rPr>
+          <w:rFonts w:ascii="Calibri" w:hAnsi="Calibri" w:cs="Calibri"/>
+        </w:rPr>
         <w:lastRenderedPageBreak/>
-        <w:t>on user effort and exertion to maintain challenge and engagement, post-race analytics to provide users with detailed performance feedback across all scenarios.</w:t>
-      </w:r>
-    </w:p>
-    <w:p>
-      <w:r>
-        <w:t>This project aims to evaluate user performance and engagement through a mixed-method user study to assess performance metrics such as speed, cadence, power output, heart rate, and time-to-completion across the different scenarios. Additionally, this project aims to gather qualitative feedback through surveys and questionnaires to evaluate user engagement, motivation, and experience in each scenario, as well as investigate possible correlations between user personality traits and preferences for competitive or cooperative gameplay modes.</w:t>
-      </w:r>
-    </w:p>
-    <w:p>
-      <w:r>
-        <w:t>This project aims to ensure accessibility and usability of the system, with user interfaces designed in an intuitive manner to optimise ease of use. The implementation of adaptive AI difficulty scaling, to tailor challenge levels to users of varying levels of fitness, as well as follow UI/UX best practices to ensure users can navigate the system effectively without unnecessary complexity or barriers.</w:t>
+        <w:t>follow UI/UX best practices to ensure users can navigate the system effectively without unnecessary complexity or barriers.</w:t>
       </w:r>
     </w:p>
     <w:p>
@@ -293,200 +594,1458 @@
           <w:ilvl w:val="1"/>
           <w:numId w:val="2"/>
         </w:numPr>
-      </w:pPr>
-      <w:r>
+        <w:spacing w:after="0" w:line="276" w:lineRule="auto"/>
+        <w:rPr>
+          <w:rFonts w:ascii="Calibri" w:hAnsi="Calibri" w:cs="Calibri"/>
+        </w:rPr>
+      </w:pPr>
+      <w:r>
+        <w:rPr>
+          <w:rFonts w:ascii="Calibri" w:hAnsi="Calibri" w:cs="Calibri"/>
+        </w:rPr>
         <w:t>Intended Beneficiaries</w:t>
       </w:r>
     </w:p>
     <w:p>
-      <w:r>
+      <w:pPr>
+        <w:spacing w:after="0" w:line="276" w:lineRule="auto"/>
+        <w:rPr>
+          <w:rFonts w:ascii="Calibri" w:hAnsi="Calibri" w:cs="Calibri"/>
+        </w:rPr>
+      </w:pPr>
+      <w:r>
+        <w:rPr>
+          <w:rFonts w:ascii="Calibri" w:hAnsi="Calibri" w:cs="Calibri"/>
+        </w:rPr>
         <w:t>General fitness enthusiasts and individuals seeking motivational exercise tools. For people looking for more engaging ways to exercise, especially those who struggle with traditional fitness routines due to lack of motivation or boredom, VR exergaming can be a great solution through its gamification of real-world exercises. Individuals of varying fitness levels, from beginners to advanced athletes, who can benefit from adaptive AI that tailor’s difficulty to their abilities.</w:t>
       </w:r>
     </w:p>
     <w:p>
-      <w:r>
+      <w:pPr>
+        <w:spacing w:after="0" w:line="276" w:lineRule="auto"/>
+        <w:rPr>
+          <w:rFonts w:ascii="Calibri" w:hAnsi="Calibri" w:cs="Calibri"/>
+        </w:rPr>
+      </w:pPr>
+      <w:r>
+        <w:rPr>
+          <w:rFonts w:ascii="Calibri" w:hAnsi="Calibri" w:cs="Calibri"/>
+        </w:rPr>
         <w:t>Individuals interested in home-based or VR-based fitness solutions. Home exercisers, especially those with limited access to gyms or outdoor activities, who are seeking immersive and interactive fitness experiences. People motivated by interactive environments and social gaming elements to maintain regular exercise habits.</w:t>
       </w:r>
     </w:p>
     <w:p>
-      <w:r>
+      <w:pPr>
+        <w:spacing w:after="0" w:line="276" w:lineRule="auto"/>
+        <w:rPr>
+          <w:rFonts w:ascii="Calibri" w:hAnsi="Calibri" w:cs="Calibri"/>
+        </w:rPr>
+      </w:pPr>
+      <w:r>
+        <w:rPr>
+          <w:rFonts w:ascii="Calibri" w:hAnsi="Calibri" w:cs="Calibri"/>
+        </w:rPr>
         <w:t>Health and rehabilitation professionals. Physical therapists and rehabilitation specialists looking for innovative ways to encourage cardiovascular exercise and rehabilitation training through VR. Could be adapted for patients needing low impact yet engaging cardio sessions in controlled environments.</w:t>
       </w:r>
     </w:p>
     <w:p>
-      <w:r>
+      <w:pPr>
+        <w:spacing w:after="0" w:line="276" w:lineRule="auto"/>
+        <w:rPr>
+          <w:rFonts w:ascii="Calibri" w:hAnsi="Calibri" w:cs="Calibri"/>
+        </w:rPr>
+      </w:pPr>
+      <w:r>
+        <w:rPr>
+          <w:rFonts w:ascii="Calibri" w:hAnsi="Calibri" w:cs="Calibri"/>
+        </w:rPr>
         <w:t xml:space="preserve">Researchers and developers in VR, exergaming, and health technology. Academic researchers exploring the </w:t>
       </w:r>
+      <w:r>
+        <w:rPr>
+          <w:rFonts w:ascii="Calibri" w:hAnsi="Calibri" w:cs="Calibri"/>
+        </w:rPr>
+        <w:t>psychological</w:t>
+      </w:r>
+      <w:r>
+        <w:rPr>
+          <w:rFonts w:ascii="Calibri" w:hAnsi="Calibri" w:cs="Calibri"/>
+        </w:rPr>
+        <w:t xml:space="preserve"> and physiological impacts of social dynamics in exergames, such as cooperation and competition. Game </w:t>
+      </w:r>
+      <w:r>
+        <w:rPr>
+          <w:rFonts w:ascii="Calibri" w:hAnsi="Calibri" w:cs="Calibri"/>
+        </w:rPr>
+        <w:t>developers</w:t>
+      </w:r>
+      <w:r>
+        <w:rPr>
+          <w:rFonts w:ascii="Calibri" w:hAnsi="Calibri" w:cs="Calibri"/>
+        </w:rPr>
+        <w:t xml:space="preserve"> and VR designers focusing on serious games for health, who can use insights from this project to create more adaptive and motivational exergaming experiences.</w:t>
+      </w:r>
+    </w:p>
+    <w:p>
+      <w:pPr>
+        <w:spacing w:after="0" w:line="276" w:lineRule="auto"/>
+        <w:rPr>
+          <w:rFonts w:ascii="Calibri" w:hAnsi="Calibri" w:cs="Calibri"/>
+        </w:rPr>
+      </w:pPr>
+      <w:r>
+        <w:rPr>
+          <w:rFonts w:ascii="Calibri" w:hAnsi="Calibri" w:cs="Calibri"/>
+        </w:rPr>
+        <w:t>Organisations focused on public health and fitness promotion. Public health bodies, fitness organisations, and wellness programs aiming to promote active lifestyles using innovative technologies like VR. These organisations could leverage motivational insights from this project to design campaigns or interventions encouraging physical activity through gamified VR experiences.</w:t>
+      </w:r>
+    </w:p>
+    <w:p>
+      <w:pPr>
+        <w:spacing w:after="0" w:line="276" w:lineRule="auto"/>
+        <w:rPr>
+          <w:rFonts w:ascii="Calibri" w:hAnsi="Calibri" w:cs="Calibri"/>
+        </w:rPr>
+      </w:pPr>
+      <w:r>
+        <w:rPr>
+          <w:rFonts w:ascii="Calibri" w:hAnsi="Calibri" w:cs="Calibri"/>
+        </w:rPr>
+        <w:t>The VR and gaming industry. VR developers seeking to expand into the fitness and wellness market with products that combine entertainment with physical benefits. Companies working on hardware that could integrate social and adaptive features into their platforms.</w:t>
+      </w:r>
+    </w:p>
+    <w:p>
+      <w:pPr>
+        <w:pStyle w:val="ListParagraph"/>
+        <w:numPr>
+          <w:ilvl w:val="1"/>
+          <w:numId w:val="2"/>
+        </w:numPr>
+        <w:spacing w:after="0" w:line="276" w:lineRule="auto"/>
+        <w:rPr>
+          <w:rFonts w:ascii="Calibri" w:hAnsi="Calibri" w:cs="Calibri"/>
+        </w:rPr>
+      </w:pPr>
+      <w:r>
+        <w:rPr>
+          <w:rFonts w:ascii="Calibri" w:hAnsi="Calibri" w:cs="Calibri"/>
+        </w:rPr>
+        <w:t>Project Scope and Limitations</w:t>
+      </w:r>
+      <w:r>
+        <w:rPr>
+          <w:rFonts w:ascii="Calibri" w:hAnsi="Calibri" w:cs="Calibri"/>
+        </w:rPr>
+        <w:t xml:space="preserve"> (VR cycling, social dynamics, engagement/performance assessment)</w:t>
+      </w:r>
+    </w:p>
+    <w:p>
+      <w:pPr>
+        <w:spacing w:after="0" w:line="276" w:lineRule="auto"/>
+        <w:rPr>
+          <w:rFonts w:ascii="Calibri" w:hAnsi="Calibri" w:cs="Calibri"/>
+        </w:rPr>
+      </w:pPr>
+      <w:r>
+        <w:rPr>
+          <w:rFonts w:ascii="Calibri" w:hAnsi="Calibri" w:cs="Calibri"/>
+        </w:rPr>
+        <w:t>This paper focuses on the development and evaluation of a VR cycling exergame designed to explore the impact of social dynamics on user engagement, motivation, and performance. The study investigates how adaptive AI teammates and opponents can enhance the VR exergaming experience and maintain player motivation through real-time difficulty adjustments based on effort and exertion levels.</w:t>
+      </w:r>
+    </w:p>
+    <w:p>
+      <w:pPr>
+        <w:spacing w:after="0" w:line="276" w:lineRule="auto"/>
+        <w:rPr>
+          <w:rFonts w:ascii="Calibri" w:hAnsi="Calibri" w:cs="Calibri"/>
+        </w:rPr>
+      </w:pPr>
+      <w:r>
+        <w:rPr>
+          <w:rFonts w:ascii="Calibri" w:hAnsi="Calibri" w:cs="Calibri"/>
+        </w:rPr>
+        <w:t xml:space="preserve">The scope of this project includes: </w:t>
+      </w:r>
+    </w:p>
+    <w:p>
+      <w:pPr>
+        <w:pStyle w:val="ListBullet"/>
+        <w:spacing w:after="0" w:line="276" w:lineRule="auto"/>
+        <w:rPr>
+          <w:rFonts w:ascii="Calibri" w:hAnsi="Calibri" w:cs="Calibri"/>
+        </w:rPr>
+      </w:pPr>
+      <w:r>
+        <w:rPr>
+          <w:rFonts w:ascii="Calibri" w:hAnsi="Calibri" w:cs="Calibri"/>
+        </w:rPr>
+        <w:t xml:space="preserve">VR Cycling Simulation – Development of a virtual velodrome cycling environment with three distinct gameplay modes: Baseline, Cooperative, Competitive. With clear UX design allowing users to navigate to their desired experience. </w:t>
+      </w:r>
+    </w:p>
+    <w:p>
+      <w:pPr>
+        <w:pStyle w:val="ListBullet"/>
+        <w:spacing w:after="0" w:line="276" w:lineRule="auto"/>
+        <w:rPr>
+          <w:rFonts w:ascii="Calibri" w:hAnsi="Calibri" w:cs="Calibri"/>
+        </w:rPr>
+      </w:pPr>
+      <w:r>
+        <w:rPr>
+          <w:rFonts w:ascii="Calibri" w:hAnsi="Calibri" w:cs="Calibri"/>
+        </w:rPr>
+        <w:lastRenderedPageBreak/>
+        <w:t xml:space="preserve">Social Interaction Elements – Implementation of AI-driven teammates and opponents that adapt </w:t>
+      </w:r>
+      <w:r>
+        <w:rPr>
+          <w:rFonts w:ascii="Calibri" w:hAnsi="Calibri" w:cs="Calibri"/>
+        </w:rPr>
+        <w:t xml:space="preserve">dynamically to the user’s performance. </w:t>
+      </w:r>
+    </w:p>
+    <w:p>
+      <w:pPr>
+        <w:pStyle w:val="ListBullet"/>
+        <w:spacing w:after="0" w:line="276" w:lineRule="auto"/>
+        <w:rPr>
+          <w:rFonts w:ascii="Calibri" w:hAnsi="Calibri" w:cs="Calibri"/>
+        </w:rPr>
+      </w:pPr>
+      <w:r>
+        <w:rPr>
+          <w:rFonts w:ascii="Calibri" w:hAnsi="Calibri" w:cs="Calibri"/>
+        </w:rPr>
+        <w:t xml:space="preserve">Engagement &amp; Performance Assessment – Evaluation of user motivation, effort, and fitness metrics (speed, cadence, heartrate, power output) through quantitative and qualitative methods. </w:t>
+      </w:r>
+    </w:p>
+    <w:p>
+      <w:pPr>
+        <w:pStyle w:val="ListBullet"/>
+        <w:spacing w:after="0" w:line="276" w:lineRule="auto"/>
+        <w:rPr>
+          <w:rFonts w:ascii="Calibri" w:hAnsi="Calibri" w:cs="Calibri"/>
+        </w:rPr>
+      </w:pPr>
+      <w:r>
+        <w:rPr>
+          <w:rFonts w:ascii="Calibri" w:hAnsi="Calibri" w:cs="Calibri"/>
+        </w:rPr>
+        <w:t xml:space="preserve">Gamification &amp; UI/UX – Design of </w:t>
+      </w:r>
+      <w:r>
+        <w:rPr>
+          <w:rFonts w:ascii="Calibri" w:hAnsi="Calibri" w:cs="Calibri"/>
+        </w:rPr>
+        <w:t xml:space="preserve">intuitive interfaces, real-time performance tracking, and post session analytics to enhance user experience. </w:t>
+      </w:r>
+    </w:p>
+    <w:p>
+      <w:pPr>
+        <w:pStyle w:val="ListBullet"/>
+        <w:spacing w:after="0" w:line="276" w:lineRule="auto"/>
+        <w:rPr>
+          <w:rFonts w:ascii="Calibri" w:hAnsi="Calibri" w:cs="Calibri"/>
+        </w:rPr>
+      </w:pPr>
+      <w:r>
+        <w:rPr>
+          <w:rFonts w:ascii="Calibri" w:hAnsi="Calibri" w:cs="Calibri"/>
+        </w:rPr>
+        <w:t>Adaptive Difficulty Scaling- Integration of AI-based adjustments to tailor challenge levels according to user fitness levels and exertion.</w:t>
+      </w:r>
+    </w:p>
+    <w:p>
+      <w:pPr>
+        <w:pStyle w:val="ListBullet"/>
+        <w:numPr>
+          <w:ilvl w:val="0"/>
+          <w:numId w:val="0"/>
+        </w:numPr>
+        <w:spacing w:after="0" w:line="276" w:lineRule="auto"/>
+        <w:ind w:left="360" w:hanging="360"/>
+        <w:rPr>
+          <w:rFonts w:ascii="Calibri" w:hAnsi="Calibri" w:cs="Calibri"/>
+        </w:rPr>
+      </w:pPr>
+      <w:r>
+        <w:rPr>
+          <w:rFonts w:ascii="Calibri" w:hAnsi="Calibri" w:cs="Calibri"/>
+        </w:rPr>
+        <w:t>Project Limitations:</w:t>
+      </w:r>
+    </w:p>
+    <w:p>
+      <w:pPr>
+        <w:pStyle w:val="ListBullet"/>
+        <w:spacing w:after="0" w:line="276" w:lineRule="auto"/>
+        <w:rPr>
+          <w:rFonts w:ascii="Calibri" w:hAnsi="Calibri" w:cs="Calibri"/>
+        </w:rPr>
+      </w:pPr>
+      <w:r>
+        <w:rPr>
+          <w:rFonts w:ascii="Calibri" w:hAnsi="Calibri" w:cs="Calibri"/>
+        </w:rPr>
+        <w:t xml:space="preserve">Limited Participant Pool – The study involved in this project does not account for all demographics, such as holder adults or individuals with disabilities. </w:t>
+      </w:r>
+    </w:p>
+    <w:p>
+      <w:pPr>
+        <w:pStyle w:val="ListBullet"/>
+        <w:spacing w:after="0" w:line="276" w:lineRule="auto"/>
+        <w:rPr>
+          <w:rFonts w:ascii="Calibri" w:hAnsi="Calibri" w:cs="Calibri"/>
+        </w:rPr>
+      </w:pPr>
+      <w:r>
+        <w:rPr>
+          <w:rFonts w:ascii="Calibri" w:hAnsi="Calibri" w:cs="Calibri"/>
+        </w:rPr>
+        <w:t xml:space="preserve">Short-term Study Duration – The research evaluates immediate engagement and performance rather than long-term fitness adherence. </w:t>
+      </w:r>
+    </w:p>
+    <w:p>
+      <w:pPr>
+        <w:pStyle w:val="ListBullet"/>
+        <w:spacing w:after="0" w:line="276" w:lineRule="auto"/>
+        <w:rPr>
+          <w:rFonts w:ascii="Calibri" w:hAnsi="Calibri" w:cs="Calibri"/>
+        </w:rPr>
+      </w:pPr>
+      <w:r>
+        <w:rPr>
+          <w:rFonts w:ascii="Calibri" w:hAnsi="Calibri" w:cs="Calibri"/>
+        </w:rPr>
+        <w:t>Single-Modality Exergame – The focus is solely on VR cycling, without exploring other exercise forms such as running or strength training.</w:t>
+      </w:r>
+    </w:p>
+    <w:p>
+      <w:pPr>
+        <w:pStyle w:val="ListBullet"/>
+        <w:spacing w:after="0" w:line="276" w:lineRule="auto"/>
+        <w:rPr>
+          <w:rFonts w:ascii="Calibri" w:hAnsi="Calibri" w:cs="Calibri"/>
+        </w:rPr>
+      </w:pPr>
+      <w:r>
+        <w:rPr>
+          <w:rFonts w:ascii="Calibri" w:hAnsi="Calibri" w:cs="Calibri"/>
+        </w:rPr>
+        <w:t>Absence of Multiplayer Mode – While the study explores AI-driven social interaction, real-time multiplayer experiences may be more effective, however are beyond the scope of this project.</w:t>
+      </w:r>
+    </w:p>
+    <w:p>
+      <w:pPr>
+        <w:pStyle w:val="ListBullet"/>
+        <w:spacing w:after="0" w:line="276" w:lineRule="auto"/>
+        <w:rPr>
+          <w:rFonts w:ascii="Calibri" w:hAnsi="Calibri" w:cs="Calibri"/>
+        </w:rPr>
+      </w:pPr>
+      <w:r>
+        <w:rPr>
+          <w:rFonts w:ascii="Calibri" w:hAnsi="Calibri" w:cs="Calibri"/>
+        </w:rPr>
+        <w:t xml:space="preserve">Absence of Environmental Modifications – This project revolves solely around a velodrome map </w:t>
+      </w:r>
+      <w:proofErr w:type="gramStart"/>
+      <w:r>
+        <w:rPr>
+          <w:rFonts w:ascii="Calibri" w:hAnsi="Calibri" w:cs="Calibri"/>
+        </w:rPr>
+        <w:t>prototype, and</w:t>
+      </w:r>
+      <w:proofErr w:type="gramEnd"/>
+      <w:r>
+        <w:rPr>
+          <w:rFonts w:ascii="Calibri" w:hAnsi="Calibri" w:cs="Calibri"/>
+        </w:rPr>
+        <w:t xml:space="preserve"> does not take into account how changes in environment and surroundings impacts engagement, motivation, and performance.</w:t>
+      </w:r>
+    </w:p>
+    <w:p>
+      <w:pPr>
+        <w:pStyle w:val="ListParagraph"/>
+        <w:numPr>
+          <w:ilvl w:val="1"/>
+          <w:numId w:val="2"/>
+        </w:numPr>
+        <w:spacing w:after="0" w:line="276" w:lineRule="auto"/>
+        <w:rPr>
+          <w:rFonts w:ascii="Calibri" w:hAnsi="Calibri" w:cs="Calibri"/>
+        </w:rPr>
+      </w:pPr>
+      <w:r>
+        <w:rPr>
+          <w:rFonts w:ascii="Calibri" w:hAnsi="Calibri" w:cs="Calibri"/>
+        </w:rPr>
+        <w:t>Summary of Important Outcomes</w:t>
+      </w:r>
+    </w:p>
+    <w:p>
+      <w:pPr>
+        <w:spacing w:after="0" w:line="276" w:lineRule="auto"/>
+        <w:rPr>
+          <w:rFonts w:ascii="Calibri" w:hAnsi="Calibri" w:cs="Calibri"/>
+        </w:rPr>
+      </w:pPr>
+      <w:r>
+        <w:rPr>
+          <w:rFonts w:ascii="Calibri" w:hAnsi="Calibri" w:cs="Calibri"/>
+        </w:rPr>
+        <w:t>This project provides valuable insights into the role of social dynamics in VR exergaming, specifically in the context of Cycling. The key outcomes of this paper include:</w:t>
+      </w:r>
+    </w:p>
+    <w:p>
+      <w:pPr>
+        <w:spacing w:after="0" w:line="276" w:lineRule="auto"/>
+        <w:rPr>
+          <w:rFonts w:ascii="Calibri" w:hAnsi="Calibri" w:cs="Calibri"/>
+        </w:rPr>
+      </w:pPr>
+    </w:p>
+    <w:p>
+      <w:pPr>
+        <w:pStyle w:val="ListParagraph"/>
+        <w:numPr>
+          <w:ilvl w:val="0"/>
+          <w:numId w:val="2"/>
+        </w:numPr>
+        <w:spacing w:after="0" w:line="276" w:lineRule="auto"/>
+        <w:rPr>
+          <w:rFonts w:ascii="Calibri" w:hAnsi="Calibri" w:cs="Calibri"/>
+        </w:rPr>
+      </w:pPr>
+      <w:r>
+        <w:rPr>
+          <w:rFonts w:ascii="Calibri" w:hAnsi="Calibri" w:cs="Calibri"/>
+        </w:rPr>
+        <w:t>Background</w:t>
+      </w:r>
+    </w:p>
+    <w:p>
+      <w:pPr>
+        <w:pStyle w:val="ListParagraph"/>
+        <w:numPr>
+          <w:ilvl w:val="1"/>
+          <w:numId w:val="2"/>
+        </w:numPr>
+        <w:spacing w:after="0" w:line="276" w:lineRule="auto"/>
+        <w:rPr>
+          <w:rFonts w:ascii="Calibri" w:hAnsi="Calibri" w:cs="Calibri"/>
+        </w:rPr>
+      </w:pPr>
+      <w:r>
+        <w:rPr>
+          <w:rFonts w:ascii="Calibri" w:hAnsi="Calibri" w:cs="Calibri"/>
+        </w:rPr>
+        <w:t xml:space="preserve">VR exergaming landscape (review key studies e.g. shaw et al, </w:t>
+      </w:r>
+      <w:r>
+        <w:rPr>
+          <w:rFonts w:ascii="Calibri" w:hAnsi="Calibri" w:cs="Calibri"/>
+        </w:rPr>
+        <w:t>Michael</w:t>
+      </w:r>
+      <w:r>
+        <w:rPr>
+          <w:rFonts w:ascii="Calibri" w:hAnsi="Calibri" w:cs="Calibri"/>
+        </w:rPr>
+        <w:t xml:space="preserve"> et al)</w:t>
+      </w:r>
+    </w:p>
+    <w:p>
+      <w:pPr>
+        <w:pStyle w:val="ListParagraph"/>
+        <w:numPr>
+          <w:ilvl w:val="1"/>
+          <w:numId w:val="2"/>
+        </w:numPr>
+        <w:spacing w:after="0" w:line="276" w:lineRule="auto"/>
+        <w:rPr>
+          <w:rFonts w:ascii="Calibri" w:hAnsi="Calibri" w:cs="Calibri"/>
+        </w:rPr>
+      </w:pPr>
+      <w:r>
+        <w:rPr>
+          <w:rFonts w:ascii="Calibri" w:hAnsi="Calibri" w:cs="Calibri"/>
+        </w:rPr>
+        <w:t>Psychology of competition and cooperation in exercise (effects on motivation, engagement, and performance)</w:t>
+      </w:r>
+    </w:p>
+    <w:p>
+      <w:pPr>
+        <w:pStyle w:val="ListParagraph"/>
+        <w:numPr>
+          <w:ilvl w:val="1"/>
+          <w:numId w:val="2"/>
+        </w:numPr>
+        <w:spacing w:after="0" w:line="276" w:lineRule="auto"/>
+        <w:rPr>
+          <w:rFonts w:ascii="Calibri" w:hAnsi="Calibri" w:cs="Calibri"/>
+        </w:rPr>
+      </w:pPr>
+      <w:r>
+        <w:rPr>
+          <w:rFonts w:ascii="Calibri" w:hAnsi="Calibri" w:cs="Calibri"/>
+        </w:rPr>
+        <w:t>Effects of a lack of exercise</w:t>
+      </w:r>
+    </w:p>
+    <w:p>
+      <w:pPr>
+        <w:pStyle w:val="ListParagraph"/>
+        <w:numPr>
+          <w:ilvl w:val="1"/>
+          <w:numId w:val="2"/>
+        </w:numPr>
+        <w:spacing w:after="0" w:line="276" w:lineRule="auto"/>
+        <w:rPr>
+          <w:rFonts w:ascii="Calibri" w:hAnsi="Calibri" w:cs="Calibri"/>
+        </w:rPr>
+      </w:pPr>
+      <w:r>
+        <w:rPr>
+          <w:rFonts w:ascii="Calibri" w:hAnsi="Calibri" w:cs="Calibri"/>
+        </w:rPr>
+        <w:t>Gamification and social interaction mechanics in VR fitness</w:t>
+      </w:r>
+    </w:p>
+    <w:p>
+      <w:pPr>
+        <w:pStyle w:val="ListParagraph"/>
+        <w:numPr>
+          <w:ilvl w:val="1"/>
+          <w:numId w:val="2"/>
+        </w:numPr>
+        <w:spacing w:after="0" w:line="276" w:lineRule="auto"/>
+        <w:rPr>
+          <w:rFonts w:ascii="Calibri" w:hAnsi="Calibri" w:cs="Calibri"/>
+        </w:rPr>
+      </w:pPr>
+      <w:r>
+        <w:rPr>
+          <w:rFonts w:ascii="Calibri" w:hAnsi="Calibri" w:cs="Calibri"/>
+        </w:rPr>
+        <w:t>Existing gaps in VR exergaming systems and preexisting solutions (focus on adaptability, dynamic challenge, user diversity).</w:t>
+      </w:r>
+    </w:p>
+    <w:p>
+      <w:pPr>
+        <w:pStyle w:val="ListParagraph"/>
+        <w:numPr>
+          <w:ilvl w:val="1"/>
+          <w:numId w:val="2"/>
+        </w:numPr>
+        <w:spacing w:after="0" w:line="276" w:lineRule="auto"/>
+        <w:rPr>
+          <w:rFonts w:ascii="Calibri" w:hAnsi="Calibri" w:cs="Calibri"/>
+        </w:rPr>
+      </w:pPr>
+      <w:r>
+        <w:rPr>
+          <w:rFonts w:ascii="Calibri" w:hAnsi="Calibri" w:cs="Calibri"/>
+        </w:rPr>
+        <w:t>Justification for the study based on the literature and gaps identified</w:t>
+      </w:r>
+    </w:p>
+    <w:p>
+      <w:pPr>
+        <w:pStyle w:val="ListParagraph"/>
+        <w:numPr>
+          <w:ilvl w:val="0"/>
+          <w:numId w:val="2"/>
+        </w:numPr>
+        <w:spacing w:after="0" w:line="276" w:lineRule="auto"/>
+        <w:rPr>
+          <w:rFonts w:ascii="Calibri" w:hAnsi="Calibri" w:cs="Calibri"/>
+        </w:rPr>
+      </w:pPr>
+      <w:r>
+        <w:rPr>
+          <w:rFonts w:ascii="Calibri" w:hAnsi="Calibri" w:cs="Calibri"/>
+        </w:rPr>
+        <w:t>Methodology / Approach / Specification, Design, and implementation</w:t>
+      </w:r>
+    </w:p>
+    <w:p>
+      <w:pPr>
+        <w:pStyle w:val="ListParagraph"/>
+        <w:numPr>
+          <w:ilvl w:val="1"/>
+          <w:numId w:val="2"/>
+        </w:numPr>
+        <w:spacing w:after="0" w:line="276" w:lineRule="auto"/>
+        <w:rPr>
+          <w:rFonts w:ascii="Calibri" w:hAnsi="Calibri" w:cs="Calibri"/>
+        </w:rPr>
+      </w:pPr>
+      <w:r>
+        <w:rPr>
+          <w:rFonts w:ascii="Calibri" w:hAnsi="Calibri" w:cs="Calibri"/>
+        </w:rPr>
+        <w:t>System specification and Functional Design</w:t>
+      </w:r>
+    </w:p>
+    <w:p>
+      <w:pPr>
+        <w:pStyle w:val="ListParagraph"/>
+        <w:numPr>
+          <w:ilvl w:val="2"/>
+          <w:numId w:val="2"/>
+        </w:numPr>
+        <w:spacing w:after="0" w:line="276" w:lineRule="auto"/>
+        <w:rPr>
+          <w:rFonts w:ascii="Calibri" w:hAnsi="Calibri" w:cs="Calibri"/>
+        </w:rPr>
+      </w:pPr>
+      <w:r>
+        <w:rPr>
+          <w:rFonts w:ascii="Calibri" w:hAnsi="Calibri" w:cs="Calibri"/>
+        </w:rPr>
+        <w:t>Goals for the VR exergame</w:t>
+      </w:r>
+    </w:p>
+    <w:p>
+      <w:pPr>
+        <w:pStyle w:val="ListParagraph"/>
+        <w:numPr>
+          <w:ilvl w:val="2"/>
+          <w:numId w:val="2"/>
+        </w:numPr>
+        <w:spacing w:after="0" w:line="276" w:lineRule="auto"/>
+        <w:rPr>
+          <w:rFonts w:ascii="Calibri" w:hAnsi="Calibri" w:cs="Calibri"/>
+        </w:rPr>
+      </w:pPr>
+      <w:r>
+        <w:rPr>
+          <w:rFonts w:ascii="Calibri" w:hAnsi="Calibri" w:cs="Calibri"/>
+        </w:rPr>
+        <w:t>Description of the three scenarios</w:t>
+      </w:r>
+    </w:p>
+    <w:p>
+      <w:pPr>
+        <w:pStyle w:val="ListParagraph"/>
+        <w:numPr>
+          <w:ilvl w:val="2"/>
+          <w:numId w:val="2"/>
+        </w:numPr>
+        <w:spacing w:after="0" w:line="276" w:lineRule="auto"/>
+        <w:rPr>
+          <w:rFonts w:ascii="Calibri" w:hAnsi="Calibri" w:cs="Calibri"/>
+        </w:rPr>
+      </w:pPr>
+      <w:r>
+        <w:rPr>
+          <w:rFonts w:ascii="Calibri" w:hAnsi="Calibri" w:cs="Calibri"/>
+        </w:rPr>
+        <w:t>Consistent environmental settings.</w:t>
+      </w:r>
+    </w:p>
+    <w:p>
+      <w:pPr>
+        <w:pStyle w:val="ListParagraph"/>
+        <w:numPr>
+          <w:ilvl w:val="2"/>
+          <w:numId w:val="2"/>
+        </w:numPr>
+        <w:spacing w:after="0" w:line="276" w:lineRule="auto"/>
+        <w:rPr>
+          <w:rFonts w:ascii="Calibri" w:hAnsi="Calibri" w:cs="Calibri"/>
+        </w:rPr>
+      </w:pPr>
+      <w:r>
+        <w:rPr>
+          <w:rFonts w:ascii="Calibri" w:hAnsi="Calibri" w:cs="Calibri"/>
+        </w:rPr>
+        <w:t>Performance tracking elements.</w:t>
+      </w:r>
+    </w:p>
+    <w:p>
+      <w:pPr>
+        <w:pStyle w:val="ListParagraph"/>
+        <w:numPr>
+          <w:ilvl w:val="1"/>
+          <w:numId w:val="2"/>
+        </w:numPr>
+        <w:spacing w:after="0" w:line="276" w:lineRule="auto"/>
+        <w:rPr>
+          <w:rFonts w:ascii="Calibri" w:hAnsi="Calibri" w:cs="Calibri"/>
+        </w:rPr>
+      </w:pPr>
+      <w:r>
+        <w:rPr>
+          <w:rFonts w:ascii="Calibri" w:hAnsi="Calibri" w:cs="Calibri"/>
+        </w:rPr>
+        <w:lastRenderedPageBreak/>
+        <w:t>Technical Development and Tools</w:t>
+      </w:r>
+    </w:p>
+    <w:p>
+      <w:pPr>
+        <w:pStyle w:val="ListParagraph"/>
+        <w:numPr>
+          <w:ilvl w:val="2"/>
+          <w:numId w:val="2"/>
+        </w:numPr>
+        <w:spacing w:after="0" w:line="276" w:lineRule="auto"/>
+        <w:rPr>
+          <w:rFonts w:ascii="Calibri" w:hAnsi="Calibri" w:cs="Calibri"/>
+        </w:rPr>
+      </w:pPr>
+      <w:r>
+        <w:rPr>
+          <w:rFonts w:ascii="Calibri" w:hAnsi="Calibri" w:cs="Calibri"/>
+        </w:rPr>
+        <w:t>Development environment (Unity, VR hardware, exercise bike integration).</w:t>
+      </w:r>
+    </w:p>
+    <w:p>
+      <w:pPr>
+        <w:pStyle w:val="ListParagraph"/>
+        <w:numPr>
+          <w:ilvl w:val="2"/>
+          <w:numId w:val="2"/>
+        </w:numPr>
+        <w:spacing w:after="0" w:line="276" w:lineRule="auto"/>
+        <w:rPr>
+          <w:rFonts w:ascii="Calibri" w:hAnsi="Calibri" w:cs="Calibri"/>
+        </w:rPr>
+      </w:pPr>
+      <w:r>
+        <w:rPr>
+          <w:rFonts w:ascii="Calibri" w:hAnsi="Calibri" w:cs="Calibri"/>
+        </w:rPr>
+        <w:t>AI development for adaptive behaviour.</w:t>
+      </w:r>
+    </w:p>
+    <w:p>
+      <w:pPr>
+        <w:pStyle w:val="ListParagraph"/>
+        <w:numPr>
+          <w:ilvl w:val="2"/>
+          <w:numId w:val="2"/>
+        </w:numPr>
+        <w:spacing w:after="0" w:line="276" w:lineRule="auto"/>
+        <w:rPr>
+          <w:rFonts w:ascii="Calibri" w:hAnsi="Calibri" w:cs="Calibri"/>
+        </w:rPr>
+      </w:pPr>
+      <w:r>
+        <w:rPr>
+          <w:rFonts w:ascii="Calibri" w:hAnsi="Calibri" w:cs="Calibri"/>
+        </w:rPr>
+        <w:t xml:space="preserve">UI/UX considerations and gamification elements (progress bars, </w:t>
+      </w:r>
       <w:proofErr w:type="spellStart"/>
       <w:r>
-        <w:t>pysychological</w:t>
+        <w:rPr>
+          <w:rFonts w:ascii="Calibri" w:hAnsi="Calibri" w:cs="Calibri"/>
+        </w:rPr>
+        <w:t>post race</w:t>
       </w:r>
       <w:proofErr w:type="spellEnd"/>
       <w:r>
-        <w:t xml:space="preserve"> and physiological impacts of social dynamics in exergames, such as cooperation and competition. Game </w:t>
-      </w:r>
+        <w:rPr>
+          <w:rFonts w:ascii="Calibri" w:hAnsi="Calibri" w:cs="Calibri"/>
+        </w:rPr>
+        <w:t xml:space="preserve"> analytics).</w:t>
+      </w:r>
+    </w:p>
+    <w:p>
+      <w:pPr>
+        <w:pStyle w:val="ListParagraph"/>
+        <w:numPr>
+          <w:ilvl w:val="2"/>
+          <w:numId w:val="2"/>
+        </w:numPr>
+        <w:spacing w:after="0" w:line="276" w:lineRule="auto"/>
+        <w:rPr>
+          <w:rFonts w:ascii="Calibri" w:hAnsi="Calibri" w:cs="Calibri"/>
+        </w:rPr>
+      </w:pPr>
+      <w:r>
+        <w:rPr>
+          <w:rFonts w:ascii="Calibri" w:hAnsi="Calibri" w:cs="Calibri"/>
+        </w:rPr>
+        <w:t>Data logging and analytics pipeline.</w:t>
+      </w:r>
+    </w:p>
+    <w:p>
+      <w:pPr>
+        <w:pStyle w:val="ListParagraph"/>
+        <w:numPr>
+          <w:ilvl w:val="2"/>
+          <w:numId w:val="2"/>
+        </w:numPr>
+        <w:spacing w:after="0" w:line="276" w:lineRule="auto"/>
+        <w:rPr>
+          <w:rFonts w:ascii="Calibri" w:hAnsi="Calibri" w:cs="Calibri"/>
+        </w:rPr>
+      </w:pPr>
+      <w:r>
+        <w:rPr>
+          <w:rFonts w:ascii="Calibri" w:hAnsi="Calibri" w:cs="Calibri"/>
+        </w:rPr>
+        <w:t>Tools/libraries for data collection and visualisation (Python, Unity plugins)</w:t>
+      </w:r>
+    </w:p>
+    <w:p>
+      <w:pPr>
+        <w:pStyle w:val="ListParagraph"/>
+        <w:numPr>
+          <w:ilvl w:val="1"/>
+          <w:numId w:val="2"/>
+        </w:numPr>
+        <w:spacing w:after="0" w:line="276" w:lineRule="auto"/>
+        <w:rPr>
+          <w:rFonts w:ascii="Calibri" w:hAnsi="Calibri" w:cs="Calibri"/>
+        </w:rPr>
+      </w:pPr>
+      <w:r>
+        <w:rPr>
+          <w:rFonts w:ascii="Calibri" w:hAnsi="Calibri" w:cs="Calibri"/>
+        </w:rPr>
+        <w:t>Methodology for User Study</w:t>
+      </w:r>
+    </w:p>
+    <w:p>
+      <w:pPr>
+        <w:pStyle w:val="ListParagraph"/>
+        <w:numPr>
+          <w:ilvl w:val="2"/>
+          <w:numId w:val="2"/>
+        </w:numPr>
+        <w:spacing w:after="0" w:line="276" w:lineRule="auto"/>
+        <w:rPr>
+          <w:rFonts w:ascii="Calibri" w:hAnsi="Calibri" w:cs="Calibri"/>
+        </w:rPr>
+      </w:pPr>
+      <w:r>
+        <w:rPr>
+          <w:rFonts w:ascii="Calibri" w:hAnsi="Calibri" w:cs="Calibri"/>
+        </w:rPr>
+        <w:t>Participant recruitment, consent, and ethics</w:t>
+      </w:r>
+    </w:p>
+    <w:p>
+      <w:pPr>
+        <w:pStyle w:val="ListParagraph"/>
+        <w:numPr>
+          <w:ilvl w:val="2"/>
+          <w:numId w:val="2"/>
+        </w:numPr>
+        <w:spacing w:after="0" w:line="276" w:lineRule="auto"/>
+        <w:rPr>
+          <w:rFonts w:ascii="Calibri" w:hAnsi="Calibri" w:cs="Calibri"/>
+        </w:rPr>
+      </w:pPr>
+      <w:r>
+        <w:rPr>
+          <w:rFonts w:ascii="Calibri" w:hAnsi="Calibri" w:cs="Calibri"/>
+        </w:rPr>
+        <w:t xml:space="preserve">Study design (within-subject, counterbalanced if needed). </w:t>
+      </w:r>
+    </w:p>
+    <w:p>
+      <w:pPr>
+        <w:pStyle w:val="ListParagraph"/>
+        <w:numPr>
+          <w:ilvl w:val="2"/>
+          <w:numId w:val="2"/>
+        </w:numPr>
+        <w:spacing w:after="0" w:line="276" w:lineRule="auto"/>
+        <w:rPr>
+          <w:rFonts w:ascii="Calibri" w:hAnsi="Calibri" w:cs="Calibri"/>
+        </w:rPr>
+      </w:pPr>
+      <w:r>
+        <w:rPr>
+          <w:rFonts w:ascii="Calibri" w:hAnsi="Calibri" w:cs="Calibri"/>
+        </w:rPr>
+        <w:t xml:space="preserve">Metrics: </w:t>
+      </w:r>
+    </w:p>
+    <w:p>
+      <w:pPr>
+        <w:pStyle w:val="ListParagraph"/>
+        <w:numPr>
+          <w:ilvl w:val="3"/>
+          <w:numId w:val="2"/>
+        </w:numPr>
+        <w:spacing w:after="0" w:line="276" w:lineRule="auto"/>
+        <w:rPr>
+          <w:rFonts w:ascii="Calibri" w:hAnsi="Calibri" w:cs="Calibri"/>
+        </w:rPr>
+      </w:pPr>
+      <w:r>
+        <w:rPr>
+          <w:rFonts w:ascii="Calibri" w:hAnsi="Calibri" w:cs="Calibri"/>
+        </w:rPr>
+        <w:t xml:space="preserve">Quantitative (speed, cadence, power, HR, time). </w:t>
+      </w:r>
+    </w:p>
+    <w:p>
+      <w:pPr>
+        <w:pStyle w:val="ListParagraph"/>
+        <w:numPr>
+          <w:ilvl w:val="3"/>
+          <w:numId w:val="2"/>
+        </w:numPr>
+        <w:spacing w:after="0" w:line="276" w:lineRule="auto"/>
+        <w:rPr>
+          <w:rFonts w:ascii="Calibri" w:hAnsi="Calibri" w:cs="Calibri"/>
+        </w:rPr>
+      </w:pPr>
+      <w:r>
+        <w:rPr>
+          <w:rFonts w:ascii="Calibri" w:hAnsi="Calibri" w:cs="Calibri"/>
+        </w:rPr>
+        <w:t>Qualitative (user experience, engagement, enjoyment (via surveys)</w:t>
+      </w:r>
+    </w:p>
+    <w:p>
+      <w:pPr>
+        <w:pStyle w:val="ListParagraph"/>
+        <w:numPr>
+          <w:ilvl w:val="3"/>
+          <w:numId w:val="2"/>
+        </w:numPr>
+        <w:spacing w:after="0" w:line="276" w:lineRule="auto"/>
+        <w:rPr>
+          <w:rFonts w:ascii="Calibri" w:hAnsi="Calibri" w:cs="Calibri"/>
+        </w:rPr>
+      </w:pPr>
+      <w:r>
+        <w:rPr>
+          <w:rFonts w:ascii="Calibri" w:hAnsi="Calibri" w:cs="Calibri"/>
+        </w:rPr>
+        <w:t>Personality data for exploring correlations.</w:t>
+      </w:r>
+    </w:p>
+    <w:p>
+      <w:pPr>
+        <w:pStyle w:val="ListParagraph"/>
+        <w:numPr>
+          <w:ilvl w:val="2"/>
+          <w:numId w:val="2"/>
+        </w:numPr>
+        <w:spacing w:after="0" w:line="276" w:lineRule="auto"/>
+        <w:rPr>
+          <w:rFonts w:ascii="Calibri" w:hAnsi="Calibri" w:cs="Calibri"/>
+        </w:rPr>
+      </w:pPr>
+      <w:r>
+        <w:rPr>
+          <w:rFonts w:ascii="Calibri" w:hAnsi="Calibri" w:cs="Calibri"/>
+        </w:rPr>
+        <w:t>Risk analysis and mitigation strategies (as in initial plan)</w:t>
+      </w:r>
+    </w:p>
+    <w:p>
+      <w:pPr>
+        <w:pStyle w:val="ListParagraph"/>
+        <w:numPr>
+          <w:ilvl w:val="2"/>
+          <w:numId w:val="2"/>
+        </w:numPr>
+        <w:spacing w:after="0" w:line="276" w:lineRule="auto"/>
+        <w:rPr>
+          <w:rFonts w:ascii="Calibri" w:hAnsi="Calibri" w:cs="Calibri"/>
+        </w:rPr>
+      </w:pPr>
+      <w:r>
+        <w:rPr>
+          <w:rFonts w:ascii="Calibri" w:hAnsi="Calibri" w:cs="Calibri"/>
+        </w:rPr>
+        <w:t>Timeline for development testing and study</w:t>
+      </w:r>
+    </w:p>
+    <w:p>
+      <w:pPr>
+        <w:pStyle w:val="ListParagraph"/>
+        <w:numPr>
+          <w:ilvl w:val="0"/>
+          <w:numId w:val="2"/>
+        </w:numPr>
+        <w:spacing w:after="0" w:line="276" w:lineRule="auto"/>
+        <w:rPr>
+          <w:rFonts w:ascii="Calibri" w:hAnsi="Calibri" w:cs="Calibri"/>
+        </w:rPr>
+      </w:pPr>
+      <w:r>
+        <w:rPr>
+          <w:rFonts w:ascii="Calibri" w:hAnsi="Calibri" w:cs="Calibri"/>
+        </w:rPr>
+        <w:t>Results and Evaluation</w:t>
+      </w:r>
+    </w:p>
+    <w:p>
+      <w:pPr>
+        <w:pStyle w:val="ListParagraph"/>
+        <w:numPr>
+          <w:ilvl w:val="1"/>
+          <w:numId w:val="2"/>
+        </w:numPr>
+        <w:spacing w:after="0" w:line="276" w:lineRule="auto"/>
+        <w:rPr>
+          <w:rFonts w:ascii="Calibri" w:hAnsi="Calibri" w:cs="Calibri"/>
+        </w:rPr>
+      </w:pPr>
+      <w:r>
+        <w:rPr>
+          <w:rFonts w:ascii="Calibri" w:hAnsi="Calibri" w:cs="Calibri"/>
+        </w:rPr>
+        <w:t>Quantitative results</w:t>
+      </w:r>
+    </w:p>
+    <w:p>
+      <w:pPr>
+        <w:pStyle w:val="ListParagraph"/>
+        <w:numPr>
+          <w:ilvl w:val="2"/>
+          <w:numId w:val="2"/>
+        </w:numPr>
+        <w:spacing w:after="0" w:line="276" w:lineRule="auto"/>
+        <w:rPr>
+          <w:rFonts w:ascii="Calibri" w:hAnsi="Calibri" w:cs="Calibri"/>
+        </w:rPr>
+      </w:pPr>
+      <w:r>
+        <w:rPr>
+          <w:rFonts w:ascii="Calibri" w:hAnsi="Calibri" w:cs="Calibri"/>
+        </w:rPr>
+        <w:t>Comparative analysis of performance metrics across the three scenarios</w:t>
+      </w:r>
+    </w:p>
+    <w:p>
+      <w:pPr>
+        <w:pStyle w:val="ListParagraph"/>
+        <w:numPr>
+          <w:ilvl w:val="2"/>
+          <w:numId w:val="2"/>
+        </w:numPr>
+        <w:spacing w:after="0" w:line="276" w:lineRule="auto"/>
+        <w:rPr>
+          <w:rFonts w:ascii="Calibri" w:hAnsi="Calibri" w:cs="Calibri"/>
+        </w:rPr>
+      </w:pPr>
+      <w:r>
+        <w:rPr>
+          <w:rFonts w:ascii="Calibri" w:hAnsi="Calibri" w:cs="Calibri"/>
+        </w:rPr>
+        <w:t>Visualisations (graphs of time, power output, HR, etc)</w:t>
+      </w:r>
+    </w:p>
+    <w:p>
+      <w:pPr>
+        <w:pStyle w:val="ListParagraph"/>
+        <w:numPr>
+          <w:ilvl w:val="2"/>
+          <w:numId w:val="2"/>
+        </w:numPr>
+        <w:spacing w:after="0" w:line="276" w:lineRule="auto"/>
+        <w:rPr>
+          <w:rFonts w:ascii="Calibri" w:hAnsi="Calibri" w:cs="Calibri"/>
+        </w:rPr>
+      </w:pPr>
+      <w:r>
+        <w:rPr>
+          <w:rFonts w:ascii="Calibri" w:hAnsi="Calibri" w:cs="Calibri"/>
+        </w:rPr>
+        <w:t>Statistical Analysis (ANOVA, t-tests for paired comparisons)</w:t>
+      </w:r>
+    </w:p>
+    <w:p>
+      <w:pPr>
+        <w:pStyle w:val="ListParagraph"/>
+        <w:numPr>
+          <w:ilvl w:val="2"/>
+          <w:numId w:val="2"/>
+        </w:numPr>
+        <w:spacing w:after="0" w:line="276" w:lineRule="auto"/>
+        <w:rPr>
+          <w:rFonts w:ascii="Calibri" w:hAnsi="Calibri" w:cs="Calibri"/>
+        </w:rPr>
+      </w:pPr>
+      <w:r>
+        <w:rPr>
+          <w:rFonts w:ascii="Calibri" w:hAnsi="Calibri" w:cs="Calibri"/>
+        </w:rPr>
+        <w:t>Interpretation of results regarding performance under cooperative/competitive dynamics.</w:t>
+      </w:r>
+    </w:p>
+    <w:p>
+      <w:pPr>
+        <w:pStyle w:val="ListParagraph"/>
+        <w:numPr>
+          <w:ilvl w:val="1"/>
+          <w:numId w:val="2"/>
+        </w:numPr>
+        <w:spacing w:after="0" w:line="276" w:lineRule="auto"/>
+        <w:rPr>
+          <w:rFonts w:ascii="Calibri" w:hAnsi="Calibri" w:cs="Calibri"/>
+        </w:rPr>
+      </w:pPr>
+      <w:r>
+        <w:rPr>
+          <w:rFonts w:ascii="Calibri" w:hAnsi="Calibri" w:cs="Calibri"/>
+        </w:rPr>
+        <w:t>Qualitative Results</w:t>
+      </w:r>
+    </w:p>
+    <w:p>
+      <w:pPr>
+        <w:pStyle w:val="ListParagraph"/>
+        <w:numPr>
+          <w:ilvl w:val="2"/>
+          <w:numId w:val="2"/>
+        </w:numPr>
+        <w:spacing w:after="0" w:line="276" w:lineRule="auto"/>
+        <w:rPr>
+          <w:rFonts w:ascii="Calibri" w:hAnsi="Calibri" w:cs="Calibri"/>
+        </w:rPr>
+      </w:pPr>
+      <w:r>
+        <w:rPr>
+          <w:rFonts w:ascii="Calibri" w:hAnsi="Calibri" w:cs="Calibri"/>
+        </w:rPr>
+        <w:t>Thematic analysis of user feedback (motivation, engagement, enjoyment)</w:t>
+      </w:r>
+    </w:p>
+    <w:p>
+      <w:pPr>
+        <w:pStyle w:val="ListParagraph"/>
+        <w:numPr>
+          <w:ilvl w:val="2"/>
+          <w:numId w:val="2"/>
+        </w:numPr>
+        <w:spacing w:after="0" w:line="276" w:lineRule="auto"/>
+        <w:rPr>
+          <w:rFonts w:ascii="Calibri" w:hAnsi="Calibri" w:cs="Calibri"/>
+        </w:rPr>
+      </w:pPr>
+      <w:r>
+        <w:rPr>
+          <w:rFonts w:ascii="Calibri" w:hAnsi="Calibri" w:cs="Calibri"/>
+        </w:rPr>
+        <w:t>Reflections on user preferences between cooperation and competition.</w:t>
+      </w:r>
+    </w:p>
+    <w:p>
+      <w:pPr>
+        <w:pStyle w:val="ListParagraph"/>
+        <w:numPr>
+          <w:ilvl w:val="2"/>
+          <w:numId w:val="2"/>
+        </w:numPr>
+        <w:spacing w:after="0" w:line="276" w:lineRule="auto"/>
+        <w:rPr>
+          <w:rFonts w:ascii="Calibri" w:hAnsi="Calibri" w:cs="Calibri"/>
+        </w:rPr>
+      </w:pPr>
+      <w:r>
+        <w:rPr>
+          <w:rFonts w:ascii="Calibri" w:hAnsi="Calibri" w:cs="Calibri"/>
+        </w:rPr>
+        <w:t>Summary of personal correlations, if found.</w:t>
+      </w:r>
+    </w:p>
+    <w:p>
+      <w:pPr>
+        <w:pStyle w:val="ListParagraph"/>
+        <w:numPr>
+          <w:ilvl w:val="1"/>
+          <w:numId w:val="2"/>
+        </w:numPr>
+        <w:spacing w:after="0" w:line="276" w:lineRule="auto"/>
+        <w:rPr>
+          <w:rFonts w:ascii="Calibri" w:hAnsi="Calibri" w:cs="Calibri"/>
+        </w:rPr>
+      </w:pPr>
+      <w:r>
+        <w:rPr>
+          <w:rFonts w:ascii="Calibri" w:hAnsi="Calibri" w:cs="Calibri"/>
+        </w:rPr>
+        <w:t>Evaluation and critical reflection</w:t>
+      </w:r>
+    </w:p>
+    <w:p>
+      <w:pPr>
+        <w:pStyle w:val="ListParagraph"/>
+        <w:numPr>
+          <w:ilvl w:val="2"/>
+          <w:numId w:val="2"/>
+        </w:numPr>
+        <w:spacing w:after="0" w:line="276" w:lineRule="auto"/>
+        <w:rPr>
+          <w:rFonts w:ascii="Calibri" w:hAnsi="Calibri" w:cs="Calibri"/>
+        </w:rPr>
+      </w:pPr>
+      <w:r>
+        <w:rPr>
+          <w:rFonts w:ascii="Calibri" w:hAnsi="Calibri" w:cs="Calibri"/>
+        </w:rPr>
+        <w:t>Effectiveness of gamification and AI in enhancing engagement.</w:t>
+      </w:r>
+    </w:p>
+    <w:p>
+      <w:pPr>
+        <w:pStyle w:val="ListParagraph"/>
+        <w:numPr>
+          <w:ilvl w:val="2"/>
+          <w:numId w:val="2"/>
+        </w:numPr>
+        <w:spacing w:after="0" w:line="276" w:lineRule="auto"/>
+        <w:rPr>
+          <w:rFonts w:ascii="Calibri" w:hAnsi="Calibri" w:cs="Calibri"/>
+        </w:rPr>
+      </w:pPr>
+      <w:r>
+        <w:rPr>
+          <w:rFonts w:ascii="Calibri" w:hAnsi="Calibri" w:cs="Calibri"/>
+        </w:rPr>
+        <w:t>Success and limitations of AI difficulty adjustment</w:t>
+      </w:r>
+    </w:p>
+    <w:p>
+      <w:pPr>
+        <w:pStyle w:val="ListParagraph"/>
+        <w:numPr>
+          <w:ilvl w:val="2"/>
+          <w:numId w:val="2"/>
+        </w:numPr>
+        <w:spacing w:after="0" w:line="276" w:lineRule="auto"/>
+        <w:rPr>
+          <w:rFonts w:ascii="Calibri" w:hAnsi="Calibri" w:cs="Calibri"/>
+        </w:rPr>
+      </w:pPr>
+      <w:r>
+        <w:rPr>
+          <w:rFonts w:ascii="Calibri" w:hAnsi="Calibri" w:cs="Calibri"/>
+        </w:rPr>
+        <w:t>Discussion of accessibility and usability feedback from participants.</w:t>
+      </w:r>
+    </w:p>
+    <w:p>
+      <w:pPr>
+        <w:pStyle w:val="ListParagraph"/>
+        <w:numPr>
+          <w:ilvl w:val="2"/>
+          <w:numId w:val="2"/>
+        </w:numPr>
+        <w:spacing w:after="0" w:line="276" w:lineRule="auto"/>
+        <w:rPr>
+          <w:rFonts w:ascii="Calibri" w:hAnsi="Calibri" w:cs="Calibri"/>
+        </w:rPr>
+      </w:pPr>
+      <w:r>
+        <w:rPr>
+          <w:rFonts w:ascii="Calibri" w:hAnsi="Calibri" w:cs="Calibri"/>
+        </w:rPr>
+        <w:t xml:space="preserve">Issues encountered (bugs, AI behaviour, data collection reliability). </w:t>
+      </w:r>
+    </w:p>
+    <w:p>
+      <w:pPr>
+        <w:pStyle w:val="ListParagraph"/>
+        <w:numPr>
+          <w:ilvl w:val="2"/>
+          <w:numId w:val="2"/>
+        </w:numPr>
+        <w:spacing w:after="0" w:line="276" w:lineRule="auto"/>
+        <w:rPr>
+          <w:rFonts w:ascii="Calibri" w:hAnsi="Calibri" w:cs="Calibri"/>
+        </w:rPr>
+      </w:pPr>
+      <w:r>
+        <w:rPr>
+          <w:rFonts w:ascii="Calibri" w:hAnsi="Calibri" w:cs="Calibri"/>
+        </w:rPr>
+        <w:t>Validation of the game as a fitness tool.</w:t>
+      </w:r>
+    </w:p>
+    <w:p>
+      <w:pPr>
+        <w:pStyle w:val="ListParagraph"/>
+        <w:numPr>
+          <w:ilvl w:val="0"/>
+          <w:numId w:val="2"/>
+        </w:numPr>
+        <w:spacing w:after="0" w:line="276" w:lineRule="auto"/>
+        <w:rPr>
+          <w:rFonts w:ascii="Calibri" w:hAnsi="Calibri" w:cs="Calibri"/>
+        </w:rPr>
+      </w:pPr>
+      <w:r>
+        <w:rPr>
+          <w:rFonts w:ascii="Calibri" w:hAnsi="Calibri" w:cs="Calibri"/>
+        </w:rPr>
+        <w:t>Conclusions and Future Work</w:t>
+      </w:r>
+    </w:p>
+    <w:p>
+      <w:pPr>
+        <w:pStyle w:val="ListParagraph"/>
+        <w:numPr>
+          <w:ilvl w:val="1"/>
+          <w:numId w:val="2"/>
+        </w:numPr>
+        <w:spacing w:after="0" w:line="276" w:lineRule="auto"/>
+        <w:rPr>
+          <w:rFonts w:ascii="Calibri" w:hAnsi="Calibri" w:cs="Calibri"/>
+        </w:rPr>
+      </w:pPr>
+      <w:r>
+        <w:rPr>
+          <w:rFonts w:ascii="Calibri" w:hAnsi="Calibri" w:cs="Calibri"/>
+        </w:rPr>
+        <w:t>Summary of Key Findings</w:t>
+      </w:r>
+    </w:p>
+    <w:p>
+      <w:pPr>
+        <w:pStyle w:val="ListParagraph"/>
+        <w:numPr>
+          <w:ilvl w:val="2"/>
+          <w:numId w:val="2"/>
+        </w:numPr>
+        <w:spacing w:after="0" w:line="276" w:lineRule="auto"/>
+        <w:rPr>
+          <w:rFonts w:ascii="Calibri" w:hAnsi="Calibri" w:cs="Calibri"/>
+        </w:rPr>
+      </w:pPr>
+      <w:r>
+        <w:rPr>
+          <w:rFonts w:ascii="Calibri" w:hAnsi="Calibri" w:cs="Calibri"/>
+        </w:rPr>
+        <w:lastRenderedPageBreak/>
+        <w:t>Impact of competition and cooperation on user performance and engagement.</w:t>
+      </w:r>
+    </w:p>
+    <w:p>
+      <w:pPr>
+        <w:pStyle w:val="ListParagraph"/>
+        <w:numPr>
+          <w:ilvl w:val="2"/>
+          <w:numId w:val="2"/>
+        </w:numPr>
+        <w:spacing w:after="0" w:line="276" w:lineRule="auto"/>
+        <w:rPr>
+          <w:rFonts w:ascii="Calibri" w:hAnsi="Calibri" w:cs="Calibri"/>
+        </w:rPr>
+      </w:pPr>
+      <w:r>
+        <w:rPr>
+          <w:rFonts w:ascii="Calibri" w:hAnsi="Calibri" w:cs="Calibri"/>
+        </w:rPr>
+        <w:t>Strengths and weaknesses of the developed system.</w:t>
+      </w:r>
+    </w:p>
+    <w:p>
+      <w:pPr>
+        <w:pStyle w:val="ListParagraph"/>
+        <w:numPr>
+          <w:ilvl w:val="1"/>
+          <w:numId w:val="2"/>
+        </w:numPr>
+        <w:spacing w:after="0" w:line="276" w:lineRule="auto"/>
+        <w:rPr>
+          <w:rFonts w:ascii="Calibri" w:hAnsi="Calibri" w:cs="Calibri"/>
+        </w:rPr>
+      </w:pPr>
+      <w:r>
+        <w:rPr>
+          <w:rFonts w:ascii="Calibri" w:hAnsi="Calibri" w:cs="Calibri"/>
+        </w:rPr>
+        <w:t>Contributions to the field</w:t>
+      </w:r>
+    </w:p>
+    <w:p>
+      <w:pPr>
+        <w:pStyle w:val="ListParagraph"/>
+        <w:numPr>
+          <w:ilvl w:val="2"/>
+          <w:numId w:val="2"/>
+        </w:numPr>
+        <w:spacing w:after="0" w:line="276" w:lineRule="auto"/>
+        <w:rPr>
+          <w:rFonts w:ascii="Calibri" w:hAnsi="Calibri" w:cs="Calibri"/>
+        </w:rPr>
+      </w:pPr>
+      <w:r>
+        <w:rPr>
+          <w:rFonts w:ascii="Calibri" w:hAnsi="Calibri" w:cs="Calibri"/>
+        </w:rPr>
+        <w:t>Novelty of integrating social mechanics dynamically in VR exergames.</w:t>
+      </w:r>
+    </w:p>
+    <w:p>
+      <w:pPr>
+        <w:pStyle w:val="ListParagraph"/>
+        <w:numPr>
+          <w:ilvl w:val="2"/>
+          <w:numId w:val="2"/>
+        </w:numPr>
+        <w:spacing w:after="0" w:line="276" w:lineRule="auto"/>
+        <w:rPr>
+          <w:rFonts w:ascii="Calibri" w:hAnsi="Calibri" w:cs="Calibri"/>
+        </w:rPr>
+      </w:pPr>
+      <w:r>
+        <w:rPr>
+          <w:rFonts w:ascii="Calibri" w:hAnsi="Calibri" w:cs="Calibri"/>
+        </w:rPr>
+        <w:t>Insights into VR exergaming for different personality and fitness types.</w:t>
+      </w:r>
+    </w:p>
+    <w:p>
+      <w:pPr>
+        <w:pStyle w:val="ListParagraph"/>
+        <w:numPr>
+          <w:ilvl w:val="1"/>
+          <w:numId w:val="2"/>
+        </w:numPr>
+        <w:spacing w:after="0" w:line="276" w:lineRule="auto"/>
+        <w:rPr>
+          <w:rFonts w:ascii="Calibri" w:hAnsi="Calibri" w:cs="Calibri"/>
+        </w:rPr>
+      </w:pPr>
+      <w:r>
+        <w:rPr>
+          <w:rFonts w:ascii="Calibri" w:hAnsi="Calibri" w:cs="Calibri"/>
+        </w:rPr>
+        <w:t>Future Work</w:t>
+      </w:r>
+    </w:p>
+    <w:p>
+      <w:pPr>
+        <w:pStyle w:val="ListParagraph"/>
+        <w:numPr>
+          <w:ilvl w:val="2"/>
+          <w:numId w:val="2"/>
+        </w:numPr>
+        <w:spacing w:after="0" w:line="276" w:lineRule="auto"/>
+        <w:rPr>
+          <w:rFonts w:ascii="Calibri" w:hAnsi="Calibri" w:cs="Calibri"/>
+        </w:rPr>
+      </w:pPr>
       <w:proofErr w:type="spellStart"/>
       <w:r>
-        <w:t>devleopers</w:t>
+        <w:rPr>
+          <w:rFonts w:ascii="Calibri" w:hAnsi="Calibri" w:cs="Calibri"/>
+        </w:rPr>
+        <w:t>Improvign</w:t>
       </w:r>
       <w:proofErr w:type="spellEnd"/>
       <w:r>
-        <w:t xml:space="preserve"> and VR designers focusing on serious games for health, who can use insights from this project to create more adaptive and motivational exergaming experiences.</w:t>
-      </w:r>
-    </w:p>
-    <w:p>
-      <w:r>
-        <w:t xml:space="preserve">Organisations focused on public health and fitness promotion. Public health bodies, fitness organisations, and wellness programs aiming to promote active lifestyles using innovative technologies like VR. These organisations could leverage motivational </w:t>
-      </w:r>
-      <w:r>
-        <w:lastRenderedPageBreak/>
-        <w:t>insights from this project to design campaigns or interventions encouraging physical activity through gamified VR experiences.</w:t>
-      </w:r>
-    </w:p>
-    <w:p>
-      <w:r>
-        <w:t>The VR and gaming industry. VR developers seeking to expand into the fitness and wellness market with products that combine entertainment with physical benefits. Companies working on hardware that could integrate social and adaptive features into their platforms.</w:t>
-      </w:r>
-    </w:p>
-    <w:p>
-      <w:pPr>
-        <w:pStyle w:val="ListParagraph"/>
-        <w:numPr>
-          <w:ilvl w:val="1"/>
-          <w:numId w:val="2"/>
-        </w:numPr>
-      </w:pPr>
-      <w:r>
-        <w:t>Project Scope and Limitations</w:t>
-      </w:r>
-      <w:r>
-        <w:t xml:space="preserve"> (VR cycling, social dynamics, engagement/performance assessment)</w:t>
-      </w:r>
-    </w:p>
-    <w:p>
-      <w:pPr>
-        <w:pStyle w:val="ListParagraph"/>
-        <w:numPr>
-          <w:ilvl w:val="1"/>
-          <w:numId w:val="2"/>
-        </w:numPr>
-      </w:pPr>
-      <w:r>
-        <w:t>Summary of Important Outcomes</w:t>
-      </w:r>
-    </w:p>
-    <w:p>
-      <w:pPr>
-        <w:pStyle w:val="ListParagraph"/>
-        <w:numPr>
-          <w:ilvl w:val="0"/>
-          <w:numId w:val="2"/>
-        </w:numPr>
-      </w:pPr>
-      <w:r>
-        <w:t>Background</w:t>
-      </w:r>
-    </w:p>
-    <w:p>
-      <w:pPr>
-        <w:pStyle w:val="ListParagraph"/>
-        <w:numPr>
-          <w:ilvl w:val="1"/>
-          <w:numId w:val="2"/>
-        </w:numPr>
-      </w:pPr>
-      <w:r>
-        <w:t xml:space="preserve">VR exergaming landscape (review key studies e.g. shaw et al, </w:t>
-      </w:r>
-      <w:r>
-        <w:t>Michael</w:t>
-      </w:r>
-      <w:r>
-        <w:t xml:space="preserve"> et al)</w:t>
-      </w:r>
-    </w:p>
-    <w:p>
-      <w:pPr>
-        <w:pStyle w:val="ListParagraph"/>
-        <w:numPr>
-          <w:ilvl w:val="1"/>
-          <w:numId w:val="2"/>
-        </w:numPr>
-      </w:pPr>
-      <w:r>
-        <w:t>Psychology of competition and cooperation in exercise (effects on motivation, engagement, and performance)</w:t>
-      </w:r>
-    </w:p>
-    <w:p>
-      <w:pPr>
-        <w:pStyle w:val="ListParagraph"/>
-        <w:numPr>
-          <w:ilvl w:val="1"/>
-          <w:numId w:val="2"/>
-        </w:numPr>
-      </w:pPr>
-      <w:r>
-        <w:t>Effects of a lack of exercise</w:t>
-      </w:r>
-    </w:p>
-    <w:p>
-      <w:pPr>
-        <w:pStyle w:val="ListParagraph"/>
-        <w:numPr>
-          <w:ilvl w:val="1"/>
-          <w:numId w:val="2"/>
-        </w:numPr>
-      </w:pPr>
-      <w:r>
-        <w:t>Gamification and social interaction mechanics in VR fitness</w:t>
-      </w:r>
-    </w:p>
-    <w:p>
-      <w:pPr>
-        <w:pStyle w:val="ListParagraph"/>
-        <w:numPr>
-          <w:ilvl w:val="1"/>
-          <w:numId w:val="2"/>
-        </w:numPr>
-      </w:pPr>
-      <w:r>
-        <w:t>Existing gaps in VR exergaming systems and preexisting solutions (focus on adaptability, dynamic challenge, user diversity).</w:t>
-      </w:r>
-    </w:p>
-    <w:p>
-      <w:pPr>
-        <w:pStyle w:val="ListParagraph"/>
-        <w:numPr>
-          <w:ilvl w:val="1"/>
-          <w:numId w:val="2"/>
-        </w:numPr>
-      </w:pPr>
-      <w:r>
-        <w:t>Justification for the study based on the literature and gaps identified</w:t>
-      </w:r>
-    </w:p>
-    <w:p>
-      <w:pPr>
-        <w:pStyle w:val="ListParagraph"/>
-        <w:numPr>
-          <w:ilvl w:val="0"/>
-          <w:numId w:val="2"/>
-        </w:numPr>
-      </w:pPr>
-      <w:r>
-        <w:t>Methodology / Approach / Specification, Design, and implementation</w:t>
-      </w:r>
-    </w:p>
-    <w:p>
-      <w:pPr>
-        <w:pStyle w:val="ListParagraph"/>
-        <w:numPr>
-          <w:ilvl w:val="1"/>
-          <w:numId w:val="2"/>
-        </w:numPr>
-      </w:pPr>
-      <w:r>
-        <w:t>System specification and Functional Design</w:t>
+        <w:rPr>
+          <w:rFonts w:ascii="Calibri" w:hAnsi="Calibri" w:cs="Calibri"/>
+        </w:rPr>
+        <w:t xml:space="preserve"> AI to better adapt to different skill levels.</w:t>
       </w:r>
     </w:p>
     <w:p>
@@ -496,9 +2055,16 @@
           <w:ilvl w:val="2"/>
           <w:numId w:val="2"/>
         </w:numPr>
-      </w:pPr>
-      <w:r>
-        <w:t>Goals for the VR exergame</w:t>
+        <w:spacing w:after="0" w:line="276" w:lineRule="auto"/>
+        <w:rPr>
+          <w:rFonts w:ascii="Calibri" w:hAnsi="Calibri" w:cs="Calibri"/>
+        </w:rPr>
+      </w:pPr>
+      <w:r>
+        <w:rPr>
+          <w:rFonts w:ascii="Calibri" w:hAnsi="Calibri" w:cs="Calibri"/>
+        </w:rPr>
+        <w:t>Expanding to multiplayer online modes.</w:t>
       </w:r>
     </w:p>
     <w:p>
@@ -508,9 +2074,16 @@
           <w:ilvl w:val="2"/>
           <w:numId w:val="2"/>
         </w:numPr>
-      </w:pPr>
-      <w:r>
-        <w:t>Description of the three scenarios</w:t>
+        <w:spacing w:after="0" w:line="276" w:lineRule="auto"/>
+        <w:rPr>
+          <w:rFonts w:ascii="Calibri" w:hAnsi="Calibri" w:cs="Calibri"/>
+        </w:rPr>
+      </w:pPr>
+      <w:r>
+        <w:rPr>
+          <w:rFonts w:ascii="Calibri" w:hAnsi="Calibri" w:cs="Calibri"/>
+        </w:rPr>
+        <w:t>Longitudinal studies on fitness adherence using the developed platform.</w:t>
       </w:r>
     </w:p>
     <w:p>
@@ -520,685 +2093,254 @@
           <w:ilvl w:val="2"/>
           <w:numId w:val="2"/>
         </w:numPr>
-      </w:pPr>
-      <w:r>
-        <w:t>Consistent environmental settings.</w:t>
-      </w:r>
-    </w:p>
-    <w:p>
-      <w:pPr>
-        <w:pStyle w:val="ListParagraph"/>
-        <w:numPr>
-          <w:ilvl w:val="2"/>
-          <w:numId w:val="2"/>
-        </w:numPr>
-      </w:pPr>
-      <w:r>
-        <w:t>Performance tracking elements.</w:t>
-      </w:r>
-    </w:p>
-    <w:p>
-      <w:pPr>
-        <w:pStyle w:val="ListParagraph"/>
-        <w:numPr>
-          <w:ilvl w:val="1"/>
-          <w:numId w:val="2"/>
-        </w:numPr>
-      </w:pPr>
-      <w:r>
-        <w:t>Technical Development and Tools</w:t>
-      </w:r>
-    </w:p>
-    <w:p>
-      <w:pPr>
-        <w:pStyle w:val="ListParagraph"/>
-        <w:numPr>
-          <w:ilvl w:val="2"/>
-          <w:numId w:val="2"/>
-        </w:numPr>
-      </w:pPr>
-      <w:r>
-        <w:t>Development environment (Unity, VR hardware, exercise bike integration).</w:t>
-      </w:r>
-    </w:p>
-    <w:p>
-      <w:pPr>
-        <w:pStyle w:val="ListParagraph"/>
-        <w:numPr>
-          <w:ilvl w:val="2"/>
-          <w:numId w:val="2"/>
-        </w:numPr>
-      </w:pPr>
-      <w:r>
-        <w:t>AI development for adaptive behaviour.</w:t>
-      </w:r>
-    </w:p>
-    <w:p>
-      <w:pPr>
-        <w:pStyle w:val="ListParagraph"/>
-        <w:numPr>
-          <w:ilvl w:val="2"/>
-          <w:numId w:val="2"/>
-        </w:numPr>
-      </w:pPr>
-      <w:r>
-        <w:t xml:space="preserve">UI/UX considerations and gamification elements (progress bars, </w:t>
+        <w:spacing w:after="0" w:line="276" w:lineRule="auto"/>
+        <w:rPr>
+          <w:rFonts w:ascii="Calibri" w:hAnsi="Calibri" w:cs="Calibri"/>
+        </w:rPr>
+      </w:pPr>
+      <w:r>
+        <w:rPr>
+          <w:rFonts w:ascii="Calibri" w:hAnsi="Calibri" w:cs="Calibri"/>
+        </w:rPr>
+        <w:t>Broader application in rehab and sports training.</w:t>
+      </w:r>
+    </w:p>
+    <w:p>
+      <w:pPr>
+        <w:spacing w:after="0" w:line="276" w:lineRule="auto"/>
+        <w:rPr>
+          <w:rFonts w:ascii="Calibri" w:hAnsi="Calibri" w:cs="Calibri"/>
+        </w:rPr>
+      </w:pPr>
+      <w:r>
+        <w:rPr>
+          <w:rFonts w:ascii="Calibri" w:hAnsi="Calibri" w:cs="Calibri"/>
+        </w:rPr>
+        <w:t>References:</w:t>
+      </w:r>
+    </w:p>
+    <w:p>
+      <w:pPr>
+        <w:spacing w:after="0" w:line="276" w:lineRule="auto"/>
+        <w:rPr>
+          <w:rFonts w:ascii="Calibri" w:hAnsi="Calibri" w:cs="Calibri"/>
+        </w:rPr>
+      </w:pPr>
+      <w:r>
+        <w:rPr>
+          <w:rFonts w:ascii="Calibri" w:hAnsi="Calibri" w:cs="Calibri"/>
+        </w:rPr>
+        <w:t xml:space="preserve">Farrow M, </w:t>
       </w:r>
       <w:proofErr w:type="spellStart"/>
       <w:r>
-        <w:t>post race</w:t>
+        <w:rPr>
+          <w:rFonts w:ascii="Calibri" w:hAnsi="Calibri" w:cs="Calibri"/>
+        </w:rPr>
+        <w:t>Lutteroth</w:t>
       </w:r>
       <w:proofErr w:type="spellEnd"/>
       <w:r>
-        <w:t xml:space="preserve"> analytics).</w:t>
-      </w:r>
-    </w:p>
-    <w:p>
-      <w:pPr>
-        <w:pStyle w:val="ListParagraph"/>
-        <w:numPr>
-          <w:ilvl w:val="2"/>
-          <w:numId w:val="2"/>
-        </w:numPr>
-      </w:pPr>
-      <w:r>
-        <w:t>Data logging and analytics pipeline.</w:t>
-      </w:r>
-    </w:p>
-    <w:p>
-      <w:pPr>
-        <w:pStyle w:val="ListParagraph"/>
-        <w:numPr>
-          <w:ilvl w:val="2"/>
-          <w:numId w:val="2"/>
-        </w:numPr>
-      </w:pPr>
-      <w:r>
-        <w:t>Tools/libraries for data collection and visualisation (Python, Unity plugins)</w:t>
-      </w:r>
-    </w:p>
-    <w:p>
-      <w:pPr>
-        <w:pStyle w:val="ListParagraph"/>
-        <w:numPr>
-          <w:ilvl w:val="1"/>
-          <w:numId w:val="2"/>
-        </w:numPr>
-      </w:pPr>
-      <w:r>
-        <w:t>Methodology for User Study</w:t>
-      </w:r>
-    </w:p>
-    <w:p>
-      <w:pPr>
-        <w:pStyle w:val="ListParagraph"/>
-        <w:numPr>
-          <w:ilvl w:val="2"/>
-          <w:numId w:val="2"/>
-        </w:numPr>
-      </w:pPr>
-      <w:r>
-        <w:t>Participant recruitment, consent, and ethics</w:t>
-      </w:r>
-    </w:p>
-    <w:p>
-      <w:pPr>
-        <w:pStyle w:val="ListParagraph"/>
-        <w:numPr>
-          <w:ilvl w:val="2"/>
-          <w:numId w:val="2"/>
-        </w:numPr>
-      </w:pPr>
-      <w:r>
-        <w:t xml:space="preserve">Study design (within-subject, counterbalanced if needed). </w:t>
-      </w:r>
-    </w:p>
-    <w:p>
-      <w:pPr>
-        <w:pStyle w:val="ListParagraph"/>
-        <w:numPr>
-          <w:ilvl w:val="2"/>
-          <w:numId w:val="2"/>
-        </w:numPr>
-      </w:pPr>
-      <w:r>
-        <w:t xml:space="preserve">Metrics: </w:t>
-      </w:r>
-    </w:p>
-    <w:p>
-      <w:pPr>
-        <w:pStyle w:val="ListParagraph"/>
-        <w:numPr>
-          <w:ilvl w:val="3"/>
-          <w:numId w:val="2"/>
-        </w:numPr>
-      </w:pPr>
-      <w:r>
-        <w:t xml:space="preserve">Quantitative (speed, cadence, power, HR, time). </w:t>
-      </w:r>
-    </w:p>
-    <w:p>
-      <w:pPr>
-        <w:pStyle w:val="ListParagraph"/>
-        <w:numPr>
-          <w:ilvl w:val="3"/>
-          <w:numId w:val="2"/>
-        </w:numPr>
-      </w:pPr>
-      <w:r>
-        <w:lastRenderedPageBreak/>
-        <w:t>Qualitative (user experience, engagement, enjoyment (via surveys)</w:t>
-      </w:r>
-    </w:p>
-    <w:p>
-      <w:pPr>
-        <w:pStyle w:val="ListParagraph"/>
-        <w:numPr>
-          <w:ilvl w:val="3"/>
-          <w:numId w:val="2"/>
-        </w:numPr>
-      </w:pPr>
-      <w:r>
-        <w:t>Personality data for exploring correlations.</w:t>
-      </w:r>
-    </w:p>
-    <w:p>
-      <w:pPr>
-        <w:pStyle w:val="ListParagraph"/>
-        <w:numPr>
-          <w:ilvl w:val="2"/>
-          <w:numId w:val="2"/>
-        </w:numPr>
-      </w:pPr>
-      <w:r>
-        <w:t>Risk analysis and mitigation strategies (as in initial plan)</w:t>
-      </w:r>
-    </w:p>
-    <w:p>
-      <w:pPr>
-        <w:pStyle w:val="ListParagraph"/>
-        <w:numPr>
-          <w:ilvl w:val="2"/>
-          <w:numId w:val="2"/>
-        </w:numPr>
-      </w:pPr>
-      <w:r>
-        <w:t>Timeline for development testing and study</w:t>
-      </w:r>
-    </w:p>
-    <w:p>
-      <w:pPr>
-        <w:pStyle w:val="ListParagraph"/>
-        <w:numPr>
-          <w:ilvl w:val="0"/>
-          <w:numId w:val="2"/>
-        </w:numPr>
-      </w:pPr>
-      <w:r>
-        <w:t>Results and Evaluation</w:t>
-      </w:r>
-    </w:p>
-    <w:p>
-      <w:pPr>
-        <w:pStyle w:val="ListParagraph"/>
-        <w:numPr>
-          <w:ilvl w:val="1"/>
-          <w:numId w:val="2"/>
-        </w:numPr>
-      </w:pPr>
-      <w:r>
-        <w:t>Quantitative results</w:t>
-      </w:r>
-    </w:p>
-    <w:p>
-      <w:pPr>
-        <w:pStyle w:val="ListParagraph"/>
-        <w:numPr>
-          <w:ilvl w:val="2"/>
-          <w:numId w:val="2"/>
-        </w:numPr>
-      </w:pPr>
-      <w:r>
-        <w:t>Comparative analysis of performance metrics across the three scenarios</w:t>
-      </w:r>
-    </w:p>
-    <w:p>
-      <w:pPr>
-        <w:pStyle w:val="ListParagraph"/>
-        <w:numPr>
-          <w:ilvl w:val="2"/>
-          <w:numId w:val="2"/>
-        </w:numPr>
-      </w:pPr>
-      <w:r>
-        <w:t>Visualisations (graphs of time, power output, HR, etc)</w:t>
-      </w:r>
-    </w:p>
-    <w:p>
-      <w:pPr>
-        <w:pStyle w:val="ListParagraph"/>
-        <w:numPr>
-          <w:ilvl w:val="2"/>
-          <w:numId w:val="2"/>
-        </w:numPr>
-      </w:pPr>
-      <w:r>
-        <w:t>Statistical Analysis (ANOVA, t-tests for paired comparisons)</w:t>
-      </w:r>
-    </w:p>
-    <w:p>
-      <w:pPr>
-        <w:pStyle w:val="ListParagraph"/>
-        <w:numPr>
-          <w:ilvl w:val="2"/>
-          <w:numId w:val="2"/>
-        </w:numPr>
-      </w:pPr>
-      <w:r>
-        <w:t>Interpretation of results regarding performance under cooperative/competitive dynamics.</w:t>
-      </w:r>
-    </w:p>
-    <w:p>
-      <w:pPr>
-        <w:pStyle w:val="ListParagraph"/>
-        <w:numPr>
-          <w:ilvl w:val="1"/>
-          <w:numId w:val="2"/>
-        </w:numPr>
-      </w:pPr>
-      <w:r>
-        <w:t>Qualitative Results</w:t>
-      </w:r>
-    </w:p>
-    <w:p>
-      <w:pPr>
-        <w:pStyle w:val="ListParagraph"/>
-        <w:numPr>
-          <w:ilvl w:val="2"/>
-          <w:numId w:val="2"/>
-        </w:numPr>
-      </w:pPr>
-      <w:r>
-        <w:t>Thematic analysis of user feedback (motivation, engagement, enjoyment)</w:t>
-      </w:r>
-    </w:p>
-    <w:p>
-      <w:pPr>
-        <w:pStyle w:val="ListParagraph"/>
-        <w:numPr>
-          <w:ilvl w:val="2"/>
-          <w:numId w:val="2"/>
-        </w:numPr>
-      </w:pPr>
-      <w:r>
-        <w:t>Reflections on user preferences between cooperation and competition.</w:t>
-      </w:r>
-    </w:p>
-    <w:p>
-      <w:pPr>
-        <w:pStyle w:val="ListParagraph"/>
-        <w:numPr>
-          <w:ilvl w:val="2"/>
-          <w:numId w:val="2"/>
-        </w:numPr>
-      </w:pPr>
-      <w:r>
-        <w:t>Summary of personal correlations, if found.</w:t>
-      </w:r>
-    </w:p>
-    <w:p>
-      <w:pPr>
-        <w:pStyle w:val="ListParagraph"/>
-        <w:numPr>
-          <w:ilvl w:val="1"/>
-          <w:numId w:val="2"/>
-        </w:numPr>
-      </w:pPr>
-      <w:r>
-        <w:t>Evaluation and critical reflection</w:t>
-      </w:r>
-    </w:p>
-    <w:p>
-      <w:pPr>
-        <w:pStyle w:val="ListParagraph"/>
-        <w:numPr>
-          <w:ilvl w:val="2"/>
-          <w:numId w:val="2"/>
-        </w:numPr>
-      </w:pPr>
-      <w:r>
-        <w:t>Effectiveness of gamification and AI in enhancing engagement.</w:t>
-      </w:r>
-    </w:p>
-    <w:p>
-      <w:pPr>
-        <w:pStyle w:val="ListParagraph"/>
-        <w:numPr>
-          <w:ilvl w:val="2"/>
-          <w:numId w:val="2"/>
-        </w:numPr>
-      </w:pPr>
-      <w:r>
-        <w:t>Success and limitations of AI difficulty adjustment</w:t>
-      </w:r>
-    </w:p>
-    <w:p>
-      <w:pPr>
-        <w:pStyle w:val="ListParagraph"/>
-        <w:numPr>
-          <w:ilvl w:val="2"/>
-          <w:numId w:val="2"/>
-        </w:numPr>
-      </w:pPr>
-      <w:r>
-        <w:t>Discussion of accessibility and usability feedback from participants.</w:t>
-      </w:r>
-    </w:p>
-    <w:p>
-      <w:pPr>
-        <w:pStyle w:val="ListParagraph"/>
-        <w:numPr>
-          <w:ilvl w:val="2"/>
-          <w:numId w:val="2"/>
-        </w:numPr>
-      </w:pPr>
-      <w:r>
-        <w:t xml:space="preserve">Issues encountered (bugs, AI behaviour, data collection reliability). </w:t>
-      </w:r>
-    </w:p>
-    <w:p>
-      <w:pPr>
-        <w:pStyle w:val="ListParagraph"/>
-        <w:numPr>
-          <w:ilvl w:val="2"/>
-          <w:numId w:val="2"/>
-        </w:numPr>
-      </w:pPr>
-      <w:r>
-        <w:t>Validation of the game as a fitness tool.</w:t>
-      </w:r>
-    </w:p>
-    <w:p>
-      <w:pPr>
-        <w:pStyle w:val="ListParagraph"/>
-        <w:numPr>
-          <w:ilvl w:val="0"/>
-          <w:numId w:val="2"/>
-        </w:numPr>
-      </w:pPr>
-      <w:r>
-        <w:t>Conclusions and Future Work</w:t>
-      </w:r>
-    </w:p>
-    <w:p>
-      <w:pPr>
-        <w:pStyle w:val="ListParagraph"/>
-        <w:numPr>
-          <w:ilvl w:val="1"/>
-          <w:numId w:val="2"/>
-        </w:numPr>
-      </w:pPr>
-      <w:r>
-        <w:t>Summary of Key Findings</w:t>
-      </w:r>
-    </w:p>
-    <w:p>
-      <w:pPr>
-        <w:pStyle w:val="ListParagraph"/>
-        <w:numPr>
-          <w:ilvl w:val="2"/>
-          <w:numId w:val="2"/>
-        </w:numPr>
-      </w:pPr>
-      <w:r>
-        <w:t>Impact of competition and cooperation on user performance and engagement.</w:t>
-      </w:r>
-    </w:p>
-    <w:p>
-      <w:pPr>
-        <w:pStyle w:val="ListParagraph"/>
-        <w:numPr>
-          <w:ilvl w:val="2"/>
-          <w:numId w:val="2"/>
-        </w:numPr>
-      </w:pPr>
-      <w:r>
-        <w:t>Strengths and weaknesses of the developed system.</w:t>
-      </w:r>
-    </w:p>
-    <w:p>
-      <w:pPr>
-        <w:pStyle w:val="ListParagraph"/>
-        <w:numPr>
-          <w:ilvl w:val="1"/>
-          <w:numId w:val="2"/>
-        </w:numPr>
-      </w:pPr>
-      <w:r>
-        <w:t>Contributions to the field</w:t>
-      </w:r>
-    </w:p>
-    <w:p>
-      <w:pPr>
-        <w:pStyle w:val="ListParagraph"/>
-        <w:numPr>
-          <w:ilvl w:val="2"/>
-          <w:numId w:val="2"/>
-        </w:numPr>
-      </w:pPr>
-      <w:r>
-        <w:t>Novelty of integrating social mechanics dynamically in VR exergames.</w:t>
-      </w:r>
-    </w:p>
-    <w:p>
-      <w:pPr>
-        <w:pStyle w:val="ListParagraph"/>
-        <w:numPr>
-          <w:ilvl w:val="2"/>
-          <w:numId w:val="2"/>
-        </w:numPr>
-      </w:pPr>
-      <w:r>
-        <w:t>Insights into VR exergaming for different personality and fitness types.</w:t>
-      </w:r>
-    </w:p>
-    <w:p>
-      <w:pPr>
-        <w:pStyle w:val="ListParagraph"/>
-        <w:numPr>
-          <w:ilvl w:val="1"/>
-          <w:numId w:val="2"/>
-        </w:numPr>
-      </w:pPr>
-      <w:r>
-        <w:t>Future Work</w:t>
-      </w:r>
-    </w:p>
-    <w:p>
-      <w:pPr>
-        <w:pStyle w:val="ListParagraph"/>
-        <w:numPr>
-          <w:ilvl w:val="2"/>
-          <w:numId w:val="2"/>
-        </w:numPr>
-      </w:pPr>
+        <w:rPr>
+          <w:rFonts w:ascii="Calibri" w:hAnsi="Calibri" w:cs="Calibri"/>
+        </w:rPr>
+        <w:t xml:space="preserve"> C, Rouse PC, Bilzon JLJ. Virtual-reality exergaming improves performance during high-intensity interval training. </w:t>
+      </w:r>
       <w:proofErr w:type="spellStart"/>
       <w:r>
-        <w:t>Improvign</w:t>
+        <w:rPr>
+          <w:rFonts w:ascii="Calibri" w:hAnsi="Calibri" w:cs="Calibri"/>
+        </w:rPr>
+        <w:t>Eur</w:t>
       </w:r>
       <w:proofErr w:type="spellEnd"/>
       <w:r>
-        <w:t xml:space="preserve"> AI to better adapt to different skill levels.</w:t>
-      </w:r>
-    </w:p>
-    <w:p>
-      <w:pPr>
-        <w:pStyle w:val="ListParagraph"/>
-        <w:numPr>
-          <w:ilvl w:val="2"/>
-          <w:numId w:val="2"/>
-        </w:numPr>
-      </w:pPr>
-      <w:r>
-        <w:t>Expanding to multiplayer online modes.</w:t>
-      </w:r>
-    </w:p>
-    <w:p>
-      <w:pPr>
-        <w:pStyle w:val="ListParagraph"/>
-        <w:numPr>
-          <w:ilvl w:val="2"/>
-          <w:numId w:val="2"/>
-        </w:numPr>
-      </w:pPr>
-      <w:r>
-        <w:t>Longitudinal studies on fitness adherence using the developed platform.</w:t>
-      </w:r>
-    </w:p>
-    <w:p>
-      <w:pPr>
-        <w:pStyle w:val="ListParagraph"/>
-        <w:numPr>
-          <w:ilvl w:val="2"/>
-          <w:numId w:val="2"/>
-        </w:numPr>
-      </w:pPr>
-      <w:r>
-        <w:lastRenderedPageBreak/>
-        <w:t>Broader application in rehab and sports training.</w:t>
-      </w:r>
-    </w:p>
-    <w:p>
-      <w:r>
-        <w:t>References:</w:t>
-      </w:r>
-    </w:p>
-    <w:p>
-      <w:r>
-        <w:t xml:space="preserve">Farrow M, </w:t>
+        <w:rPr>
+          <w:rFonts w:ascii="Calibri" w:hAnsi="Calibri" w:cs="Calibri"/>
+        </w:rPr>
+        <w:t xml:space="preserve"> J Sport Sci. 2019 Jul;19(6):719-727. </w:t>
       </w:r>
       <w:proofErr w:type="spellStart"/>
       <w:r>
+        <w:rPr>
+          <w:rFonts w:ascii="Calibri" w:hAnsi="Calibri" w:cs="Calibri"/>
+        </w:rPr>
+        <w:t>doi</w:t>
+      </w:r>
+      <w:proofErr w:type="spellEnd"/>
+      <w:r>
+        <w:rPr>
+          <w:rFonts w:ascii="Calibri" w:hAnsi="Calibri" w:cs="Calibri"/>
+        </w:rPr>
+        <w:t xml:space="preserve">: 10.1080/17461391.2018.1542459. </w:t>
+      </w:r>
+      <w:proofErr w:type="spellStart"/>
+      <w:r>
+        <w:rPr>
+          <w:rFonts w:ascii="Calibri" w:hAnsi="Calibri" w:cs="Calibri"/>
+        </w:rPr>
+        <w:t>Epub</w:t>
+      </w:r>
+      <w:proofErr w:type="spellEnd"/>
+      <w:r>
+        <w:rPr>
+          <w:rFonts w:ascii="Calibri" w:hAnsi="Calibri" w:cs="Calibri"/>
+        </w:rPr>
+        <w:t xml:space="preserve"> 2018 Nov 7. PMID: 30403927.</w:t>
+      </w:r>
+    </w:p>
+    <w:p>
+      <w:pPr>
+        <w:spacing w:after="0" w:line="276" w:lineRule="auto"/>
+        <w:rPr>
+          <w:rFonts w:ascii="Calibri" w:hAnsi="Calibri" w:cs="Calibri"/>
+        </w:rPr>
+      </w:pPr>
+      <w:r>
+        <w:rPr>
+          <w:rFonts w:ascii="Calibri" w:hAnsi="Calibri" w:cs="Calibri"/>
+        </w:rPr>
+        <w:t xml:space="preserve">Michael, A. and </w:t>
+      </w:r>
+      <w:proofErr w:type="spellStart"/>
+      <w:r>
+        <w:rPr>
+          <w:rFonts w:ascii="Calibri" w:hAnsi="Calibri" w:cs="Calibri"/>
+        </w:rPr>
         <w:t>Lutteroth</w:t>
       </w:r>
       <w:proofErr w:type="spellEnd"/>
       <w:r>
-        <w:t xml:space="preserve"> C, Rouse PC, Bilzon JLJ. Virtual-reality exergaming improves performance during high-intensity interval training. </w:t>
-      </w:r>
-      <w:proofErr w:type="spellStart"/>
-      <w:r>
-        <w:t>Eur</w:t>
-      </w:r>
-      <w:proofErr w:type="spellEnd"/>
-      <w:r>
-        <w:t xml:space="preserve"> J Sport Sci. 2019 Jul;19(6):719-727. </w:t>
-      </w:r>
-      <w:proofErr w:type="spellStart"/>
-      <w:r>
-        <w:t>doi</w:t>
-      </w:r>
-      <w:proofErr w:type="spellEnd"/>
-      <w:r>
-        <w:t xml:space="preserve">: 10.1080/17461391.2018.1542459. </w:t>
-      </w:r>
-      <w:proofErr w:type="spellStart"/>
-      <w:r>
-        <w:t>Epub</w:t>
-      </w:r>
-      <w:proofErr w:type="spellEnd"/>
-      <w:r>
-        <w:t xml:space="preserve"> 2018 Nov 7. PMID: 30403927.</w:t>
-      </w:r>
-    </w:p>
-    <w:p>
-      <w:r>
-        <w:t xml:space="preserve">Michael, A. and </w:t>
-      </w:r>
-      <w:proofErr w:type="spellStart"/>
-      <w:r>
-        <w:t>Lutteroth</w:t>
-      </w:r>
-      <w:proofErr w:type="spellEnd"/>
-      <w:r>
+        <w:rPr>
+          <w:rFonts w:ascii="Calibri" w:hAnsi="Calibri" w:cs="Calibri"/>
+        </w:rPr>
         <w:t xml:space="preserve">, C. (2020) </w:t>
       </w:r>
       <w:r>
         <w:rPr>
+          <w:rFonts w:ascii="Calibri" w:hAnsi="Calibri" w:cs="Calibri"/>
           <w:i/>
           <w:iCs/>
         </w:rPr>
         <w:t>Race yourselves: A longitudinal exploration of self-competition between past, present, and future performances in a VR exergame — the University of Bath’s Research Portal</w:t>
       </w:r>
       <w:r>
+        <w:rPr>
+          <w:rFonts w:ascii="Calibri" w:hAnsi="Calibri" w:cs="Calibri"/>
+        </w:rPr>
         <w:t xml:space="preserve">, </w:t>
       </w:r>
       <w:r>
         <w:rPr>
+          <w:rFonts w:ascii="Calibri" w:hAnsi="Calibri" w:cs="Calibri"/>
           <w:i/>
           <w:iCs/>
         </w:rPr>
         <w:t>Race Yourselves: A Longitudinal Exploration of Self-Competition Between Past, Present, and Future Performances in a VR Exergame</w:t>
       </w:r>
       <w:r>
+        <w:rPr>
+          <w:rFonts w:ascii="Calibri" w:hAnsi="Calibri" w:cs="Calibri"/>
+        </w:rPr>
         <w:t xml:space="preserve">. Available at: https://researchportal.bath.ac.uk/en/publications/race-yourselves-a-longitudinal-exploration-of-self-competition-be (Accessed: 13 March 2025). </w:t>
       </w:r>
     </w:p>
     <w:p>
-      <w:r>
+      <w:pPr>
+        <w:spacing w:after="0" w:line="276" w:lineRule="auto"/>
+        <w:rPr>
+          <w:rFonts w:ascii="Calibri" w:hAnsi="Calibri" w:cs="Calibri"/>
+        </w:rPr>
+      </w:pPr>
+      <w:r>
+        <w:rPr>
+          <w:rFonts w:ascii="Calibri" w:hAnsi="Calibri" w:cs="Calibri"/>
+        </w:rPr>
         <w:t xml:space="preserve">Marotta N, Calafiore D, Curci C, Lippi L, </w:t>
       </w:r>
       <w:proofErr w:type="spellStart"/>
       <w:r>
+        <w:rPr>
+          <w:rFonts w:ascii="Calibri" w:hAnsi="Calibri" w:cs="Calibri"/>
+        </w:rPr>
         <w:t>Ammendolia</w:t>
       </w:r>
       <w:proofErr w:type="spellEnd"/>
       <w:r>
+        <w:rPr>
+          <w:rFonts w:ascii="Calibri" w:hAnsi="Calibri" w:cs="Calibri"/>
+        </w:rPr>
         <w:t xml:space="preserve"> V, Ferraro F, Invernizzi M, de Sire A. Integrating virtual reality and exergaming in cognitive rehabilitation of patients with Parkinson disease: a systematic review of randomized controlled trials. </w:t>
       </w:r>
       <w:proofErr w:type="spellStart"/>
       <w:r>
+        <w:rPr>
+          <w:rFonts w:ascii="Calibri" w:hAnsi="Calibri" w:cs="Calibri"/>
+        </w:rPr>
         <w:t>Eur</w:t>
       </w:r>
       <w:proofErr w:type="spellEnd"/>
       <w:r>
+        <w:rPr>
+          <w:rFonts w:ascii="Calibri" w:hAnsi="Calibri" w:cs="Calibri"/>
+        </w:rPr>
         <w:t xml:space="preserve"> J Phys </w:t>
       </w:r>
       <w:proofErr w:type="spellStart"/>
       <w:r>
+        <w:rPr>
+          <w:rFonts w:ascii="Calibri" w:hAnsi="Calibri" w:cs="Calibri"/>
+        </w:rPr>
         <w:t>Rehabil</w:t>
       </w:r>
       <w:proofErr w:type="spellEnd"/>
       <w:r>
+        <w:rPr>
+          <w:rFonts w:ascii="Calibri" w:hAnsi="Calibri" w:cs="Calibri"/>
+        </w:rPr>
         <w:t xml:space="preserve"> Med. 2022 Dec;58(6):818-826. </w:t>
       </w:r>
       <w:proofErr w:type="spellStart"/>
       <w:r>
+        <w:rPr>
+          <w:rFonts w:ascii="Calibri" w:hAnsi="Calibri" w:cs="Calibri"/>
+        </w:rPr>
         <w:t>doi</w:t>
       </w:r>
       <w:proofErr w:type="spellEnd"/>
       <w:r>
+        <w:rPr>
+          <w:rFonts w:ascii="Calibri" w:hAnsi="Calibri" w:cs="Calibri"/>
+        </w:rPr>
         <w:t xml:space="preserve">: 10.23736/S1973-9087.22.07643-2. </w:t>
       </w:r>
       <w:proofErr w:type="spellStart"/>
       <w:r>
+        <w:rPr>
+          <w:rFonts w:ascii="Calibri" w:hAnsi="Calibri" w:cs="Calibri"/>
+        </w:rPr>
         <w:t>Epub</w:t>
       </w:r>
       <w:proofErr w:type="spellEnd"/>
       <w:r>
-        <w:t xml:space="preserve"> 2022 Sep 28. PMID: 36169933; PMCID: PMC10081485.</w:t>
-      </w:r>
-      <w:r>
-        <w:t xml:space="preserve"> </w:t>
+        <w:rPr>
+          <w:rFonts w:ascii="Calibri" w:hAnsi="Calibri" w:cs="Calibri"/>
+        </w:rPr>
+        <w:t xml:space="preserve"> 2022 Sep 28. PMID: 36169933; PMCID: PMC10081485. </w:t>
       </w:r>
       <w:hyperlink r:id="rId6" w:history="1">
         <w:r>
           <w:rPr>
             <w:rStyle w:val="Hyperlink"/>
+            <w:rFonts w:ascii="Calibri" w:hAnsi="Calibri" w:cs="Calibri"/>
           </w:rPr>
           <w:t>https://pmc.ncbi.nlm.nih.gov/articles/PMC10081485/</w:t>
         </w:r>
       </w:hyperlink>
       <w:r>
+        <w:rPr>
+          <w:rFonts w:ascii="Calibri" w:hAnsi="Calibri" w:cs="Calibri"/>
+        </w:rPr>
         <w:t xml:space="preserve"> </w:t>
       </w:r>
     </w:p>
@@ -1215,6 +2357,27 @@
 <file path=word/numbering.xml><?xml version="1.0" encoding="utf-8"?>
 <w:numbering xmlns:wpc="http://schemas.microsoft.com/office/word/2010/wordprocessingCanvas" xmlns:cx="http://schemas.microsoft.com/office/drawing/2014/chartex" xmlns:cx1="http://schemas.microsoft.com/office/drawing/2015/9/8/chartex" xmlns:cx2="http://schemas.microsoft.com/office/drawing/2015/10/21/chartex" xmlns:cx3="http://schemas.microsoft.com/office/drawing/2016/5/9/chartex" xmlns:cx4="http://schemas.microsoft.com/office/drawing/2016/5/10/chartex" xmlns:cx5="http://schemas.microsoft.com/office/drawing/2016/5/11/chartex" xmlns:cx6="http://schemas.microsoft.com/office/drawing/2016/5/12/chartex" xmlns:cx7="http://schemas.microsoft.com/office/drawing/2016/5/13/chartex" xmlns:cx8="http://schemas.microsoft.com/office/drawing/2016/5/14/chartex" xmlns:mc="http://schemas.openxmlformats.org/markup-compatibility/2006" xmlns:aink="http://schemas.microsoft.com/office/drawing/2016/ink" xmlns:am3d="http://schemas.microsoft.com/office/drawing/2017/model3d" xmlns:o="urn:schemas-microsoft-com:office:office" xmlns:oel="http://schemas.microsoft.com/office/2019/extlst" xmlns:r="http://schemas.openxmlformats.org/officeDocument/2006/relationships" xmlns:m="http://schemas.openxmlformats.org/officeDocument/2006/math" xmlns:v="urn:schemas-microsoft-com:vml" xmlns:wp14="http://schemas.microsoft.com/office/word/2010/wordprocessingDrawing" xmlns:wp="http://schemas.openxmlformats.org/drawingml/2006/wordprocessingDrawing" xmlns:w10="urn:schemas-microsoft-com:office:word" xmlns:w="http://schemas.openxmlformats.org/wordprocessingml/2006/main" xmlns:w14="http://schemas.microsoft.com/office/word/2010/wordml" xmlns:w15="http://schemas.microsoft.com/office/word/2012/wordml" xmlns:w16cex="http://schemas.microsoft.com/office/word/2018/wordml/cex" xmlns:w16cid="http://schemas.microsoft.com/office/word/2016/wordml/cid" xmlns:w16="http://schemas.microsoft.com/office/word/2018/wordml" xmlns:w16du="http://schemas.microsoft.com/office/word/2023/wordml/word16du" xmlns:w16sdtdh="http://schemas.microsoft.com/office/word/2020/wordml/sdtdatahash" xmlns:w16sdtfl="http://schemas.microsoft.com/office/word/2024/wordml/sdtformatlock" xmlns:w16se="http://schemas.microsoft.com/office/word/2015/wordml/symex" xmlns:wpg="http://schemas.microsoft.com/office/word/2010/wordprocessingGroup" xmlns:wpi="http://schemas.microsoft.com/office/word/2010/wordprocessingInk" xmlns:wne="http://schemas.microsoft.com/office/word/2006/wordml" xmlns:wps="http://schemas.microsoft.com/office/word/2010/wordprocessingShape" mc:Ignorable="w14 w15 w16se w16cid w16 w16cex w16sdtdh w16sdtfl w16du wp14">
   <w:abstractNum w:abstractNumId="0" w15:restartNumberingAfterBreak="0">
+    <w:nsid w:val="FFFFFF89"/>
+    <w:multiLevelType w:val="singleLevel"/>
+    <w:tmpl w:val="0C64D5D8"/>
+    <w:lvl w:ilvl="0">
+      <w:start w:val="1"/>
+      <w:numFmt w:val="bullet"/>
+      <w:pStyle w:val="ListBullet"/>
+      <w:lvlText w:val=""/>
+      <w:lvlJc w:val="left"/>
+      <w:pPr>
+        <w:tabs>
+          <w:tab w:val="num" w:pos="360"/>
+        </w:tabs>
+        <w:ind w:left="360" w:hanging="360"/>
+      </w:pPr>
+      <w:rPr>
+        <w:rFonts w:ascii="Symbol" w:hAnsi="Symbol" w:hint="default"/>
+      </w:rPr>
+    </w:lvl>
+  </w:abstractNum>
+  <w:abstractNum w:abstractNumId="1" w15:restartNumberingAfterBreak="0">
     <w:nsid w:val="38F954C9"/>
     <w:multiLevelType w:val="multilevel"/>
     <w:tmpl w:val="DC461C0A"/>
@@ -1327,7 +2490,7 @@
       </w:rPr>
     </w:lvl>
   </w:abstractNum>
-  <w:abstractNum w:abstractNumId="1" w15:restartNumberingAfterBreak="0">
+  <w:abstractNum w:abstractNumId="2" w15:restartNumberingAfterBreak="0">
     <w:nsid w:val="51811B7A"/>
     <w:multiLevelType w:val="hybridMultilevel"/>
     <w:tmpl w:val="087CE150"/>
@@ -1416,7 +2579,7 @@
       </w:pPr>
     </w:lvl>
   </w:abstractNum>
-  <w:abstractNum w:abstractNumId="2" w15:restartNumberingAfterBreak="0">
+  <w:abstractNum w:abstractNumId="3" w15:restartNumberingAfterBreak="0">
     <w:nsid w:val="75434B19"/>
     <w:multiLevelType w:val="hybridMultilevel"/>
     <w:tmpl w:val="D3E6CB76"/>
@@ -1506,13 +2669,16 @@
     </w:lvl>
   </w:abstractNum>
   <w:num w:numId="1" w16cid:durableId="159733540">
+    <w:abstractNumId w:val="3"/>
+  </w:num>
+  <w:num w:numId="2" w16cid:durableId="2095978941">
+    <w:abstractNumId w:val="1"/>
+  </w:num>
+  <w:num w:numId="3" w16cid:durableId="11029832">
     <w:abstractNumId w:val="2"/>
   </w:num>
-  <w:num w:numId="2" w16cid:durableId="2095978941">
+  <w:num w:numId="4" w16cid:durableId="840048785">
     <w:abstractNumId w:val="0"/>
-  </w:num>
-  <w:num w:numId="3" w16cid:durableId="11029832">
-    <w:abstractNumId w:val="1"/>
   </w:num>
 </w:numbering>
 </file>
@@ -2120,6 +3286,7 @@
   <w:style w:type="character" w:default="1" w:styleId="DefaultParagraphFont">
     <w:name w:val="Default Paragraph Font"/>
     <w:uiPriority w:val="1"/>
+    <w:semiHidden/>
     <w:unhideWhenUsed/>
   </w:style>
   <w:style w:type="table" w:default="1" w:styleId="TableNormal">
@@ -2468,6 +3635,19 @@
       <w:u w:val="single"/>
     </w:rPr>
   </w:style>
+  <w:style w:type="paragraph" w:styleId="ListBullet">
+    <w:name w:val="List Bullet"/>
+    <w:basedOn w:val="Normal"/>
+    <w:uiPriority w:val="99"/>
+    <w:unhideWhenUsed/>
+    <w:rsid w:val="00306C6D"/>
+    <w:pPr>
+      <w:numPr>
+        <w:numId w:val="4"/>
+      </w:numPr>
+      <w:contextualSpacing/>
+    </w:pPr>
+  </w:style>
 </w:styles>
 </file>
 

--- a/Final Report.docx
+++ b/Final Report.docx
@@ -535,7 +535,21 @@
         <w:rPr>
           <w:rFonts w:ascii="Calibri" w:hAnsi="Calibri" w:cs="Calibri"/>
         </w:rPr>
-        <w:t xml:space="preserve"> with performance based on the users previous two scenario performances, with relative difficulty variating based on the users current heart rate.</w:t>
+        <w:t xml:space="preserve"> with performance based on the users previous two scenario performances, with relative difficulty variating based on the </w:t>
+      </w:r>
+      <w:proofErr w:type="gramStart"/>
+      <w:r>
+        <w:rPr>
+          <w:rFonts w:ascii="Calibri" w:hAnsi="Calibri" w:cs="Calibri"/>
+        </w:rPr>
+        <w:t>users</w:t>
+      </w:r>
+      <w:proofErr w:type="gramEnd"/>
+      <w:r>
+        <w:rPr>
+          <w:rFonts w:ascii="Calibri" w:hAnsi="Calibri" w:cs="Calibri"/>
+        </w:rPr>
+        <w:t xml:space="preserve"> current heart rate.</w:t>
       </w:r>
     </w:p>
     <w:p>
@@ -961,7 +975,21 @@
         <w:rPr>
           <w:rFonts w:ascii="Calibri" w:hAnsi="Calibri" w:cs="Calibri"/>
         </w:rPr>
-        <w:t xml:space="preserve"> does not take into account how changes in environment and surroundings impacts engagement, motivation, and performance.</w:t>
+        <w:t xml:space="preserve"> does not </w:t>
+      </w:r>
+      <w:proofErr w:type="gramStart"/>
+      <w:r>
+        <w:rPr>
+          <w:rFonts w:ascii="Calibri" w:hAnsi="Calibri" w:cs="Calibri"/>
+        </w:rPr>
+        <w:t>take into account</w:t>
+      </w:r>
+      <w:proofErr w:type="gramEnd"/>
+      <w:r>
+        <w:rPr>
+          <w:rFonts w:ascii="Calibri" w:hAnsi="Calibri" w:cs="Calibri"/>
+        </w:rPr>
+        <w:t xml:space="preserve"> how changes in environment and surroundings impacts engagement, motivation, and performance.</w:t>
       </w:r>
     </w:p>
     <w:p>
@@ -1057,6 +1085,30 @@
     </w:p>
     <w:p>
       <w:pPr>
+        <w:spacing w:after="0" w:line="276" w:lineRule="auto"/>
+        <w:rPr>
+          <w:rFonts w:ascii="Calibri" w:hAnsi="Calibri" w:cs="Calibri"/>
+        </w:rPr>
+      </w:pPr>
+    </w:p>
+    <w:p>
+      <w:pPr>
+        <w:spacing w:after="0" w:line="276" w:lineRule="auto"/>
+        <w:rPr>
+          <w:rFonts w:ascii="Calibri" w:hAnsi="Calibri" w:cs="Calibri"/>
+        </w:rPr>
+      </w:pPr>
+    </w:p>
+    <w:p>
+      <w:pPr>
+        <w:spacing w:after="0" w:line="276" w:lineRule="auto"/>
+        <w:rPr>
+          <w:rFonts w:ascii="Calibri" w:hAnsi="Calibri" w:cs="Calibri"/>
+        </w:rPr>
+      </w:pPr>
+    </w:p>
+    <w:p>
+      <w:pPr>
         <w:pStyle w:val="ListParagraph"/>
         <w:numPr>
           <w:ilvl w:val="1"/>
@@ -1223,6 +1275,7 @@
         <w:rPr>
           <w:rFonts w:ascii="Calibri" w:hAnsi="Calibri" w:cs="Calibri"/>
         </w:rPr>
+        <w:lastRenderedPageBreak/>
         <w:t>Description of the three scenarios</w:t>
       </w:r>
     </w:p>
@@ -1280,8 +1333,630 @@
         <w:rPr>
           <w:rFonts w:ascii="Calibri" w:hAnsi="Calibri" w:cs="Calibri"/>
         </w:rPr>
+        <w:t>Technical Development and Tools</w:t>
+      </w:r>
+    </w:p>
+    <w:p>
+      <w:pPr>
+        <w:pStyle w:val="ListParagraph"/>
+        <w:numPr>
+          <w:ilvl w:val="2"/>
+          <w:numId w:val="2"/>
+        </w:numPr>
+        <w:spacing w:after="0" w:line="276" w:lineRule="auto"/>
+        <w:rPr>
+          <w:rFonts w:ascii="Calibri" w:hAnsi="Calibri" w:cs="Calibri"/>
+        </w:rPr>
+      </w:pPr>
+      <w:r>
+        <w:rPr>
+          <w:rFonts w:ascii="Calibri" w:hAnsi="Calibri" w:cs="Calibri"/>
+        </w:rPr>
+        <w:t>Development environment (Unity, VR hardware, exercise bike integration).</w:t>
+      </w:r>
+    </w:p>
+    <w:p>
+      <w:pPr>
+        <w:pStyle w:val="ListParagraph"/>
+        <w:numPr>
+          <w:ilvl w:val="2"/>
+          <w:numId w:val="2"/>
+        </w:numPr>
+        <w:spacing w:after="0" w:line="276" w:lineRule="auto"/>
+        <w:rPr>
+          <w:rFonts w:ascii="Calibri" w:hAnsi="Calibri" w:cs="Calibri"/>
+        </w:rPr>
+      </w:pPr>
+      <w:r>
+        <w:rPr>
+          <w:rFonts w:ascii="Calibri" w:hAnsi="Calibri" w:cs="Calibri"/>
+        </w:rPr>
+        <w:t>AI development for adaptive behaviour.</w:t>
+      </w:r>
+    </w:p>
+    <w:p>
+      <w:pPr>
+        <w:pStyle w:val="ListParagraph"/>
+        <w:numPr>
+          <w:ilvl w:val="2"/>
+          <w:numId w:val="2"/>
+        </w:numPr>
+        <w:spacing w:after="0" w:line="276" w:lineRule="auto"/>
+        <w:rPr>
+          <w:rFonts w:ascii="Calibri" w:hAnsi="Calibri" w:cs="Calibri"/>
+        </w:rPr>
+      </w:pPr>
+      <w:r>
+        <w:rPr>
+          <w:rFonts w:ascii="Calibri" w:hAnsi="Calibri" w:cs="Calibri"/>
+        </w:rPr>
+        <w:t xml:space="preserve">UI/UX considerations and gamification elements (progress bars, </w:t>
+      </w:r>
+      <w:proofErr w:type="spellStart"/>
+      <w:r>
+        <w:rPr>
+          <w:rFonts w:ascii="Calibri" w:hAnsi="Calibri" w:cs="Calibri"/>
+        </w:rPr>
+        <w:t>post race</w:t>
+      </w:r>
+      <w:proofErr w:type="spellEnd"/>
+      <w:r>
+        <w:rPr>
+          <w:rFonts w:ascii="Calibri" w:hAnsi="Calibri" w:cs="Calibri"/>
+        </w:rPr>
+        <w:t xml:space="preserve"> analytics).</w:t>
+      </w:r>
+    </w:p>
+    <w:p>
+      <w:pPr>
+        <w:pStyle w:val="ListParagraph"/>
+        <w:numPr>
+          <w:ilvl w:val="2"/>
+          <w:numId w:val="2"/>
+        </w:numPr>
+        <w:spacing w:after="0" w:line="276" w:lineRule="auto"/>
+        <w:rPr>
+          <w:rFonts w:ascii="Calibri" w:hAnsi="Calibri" w:cs="Calibri"/>
+        </w:rPr>
+      </w:pPr>
+      <w:r>
+        <w:rPr>
+          <w:rFonts w:ascii="Calibri" w:hAnsi="Calibri" w:cs="Calibri"/>
+        </w:rPr>
+        <w:t>Data logging and analytics pipeline.</w:t>
+      </w:r>
+    </w:p>
+    <w:p>
+      <w:pPr>
+        <w:pStyle w:val="ListParagraph"/>
+        <w:numPr>
+          <w:ilvl w:val="2"/>
+          <w:numId w:val="2"/>
+        </w:numPr>
+        <w:spacing w:after="0" w:line="276" w:lineRule="auto"/>
+        <w:rPr>
+          <w:rFonts w:ascii="Calibri" w:hAnsi="Calibri" w:cs="Calibri"/>
+        </w:rPr>
+      </w:pPr>
+      <w:r>
+        <w:rPr>
+          <w:rFonts w:ascii="Calibri" w:hAnsi="Calibri" w:cs="Calibri"/>
+        </w:rPr>
+        <w:t>Tools/libraries for data collection and visualisation (Python, Unity plugins)</w:t>
+      </w:r>
+    </w:p>
+    <w:p>
+      <w:pPr>
+        <w:pStyle w:val="ListParagraph"/>
+        <w:numPr>
+          <w:ilvl w:val="1"/>
+          <w:numId w:val="2"/>
+        </w:numPr>
+        <w:spacing w:after="0" w:line="276" w:lineRule="auto"/>
+        <w:rPr>
+          <w:rFonts w:ascii="Calibri" w:hAnsi="Calibri" w:cs="Calibri"/>
+        </w:rPr>
+      </w:pPr>
+      <w:r>
+        <w:rPr>
+          <w:rFonts w:ascii="Calibri" w:hAnsi="Calibri" w:cs="Calibri"/>
+        </w:rPr>
+        <w:t>Methodology for User Study</w:t>
+      </w:r>
+    </w:p>
+    <w:p>
+      <w:pPr>
+        <w:pStyle w:val="ListParagraph"/>
+        <w:numPr>
+          <w:ilvl w:val="2"/>
+          <w:numId w:val="2"/>
+        </w:numPr>
+        <w:spacing w:after="0" w:line="276" w:lineRule="auto"/>
+        <w:rPr>
+          <w:rFonts w:ascii="Calibri" w:hAnsi="Calibri" w:cs="Calibri"/>
+        </w:rPr>
+      </w:pPr>
+      <w:r>
+        <w:rPr>
+          <w:rFonts w:ascii="Calibri" w:hAnsi="Calibri" w:cs="Calibri"/>
+        </w:rPr>
+        <w:t>Participant recruitment, consent, and ethics</w:t>
+      </w:r>
+    </w:p>
+    <w:p>
+      <w:pPr>
+        <w:pStyle w:val="ListParagraph"/>
+        <w:numPr>
+          <w:ilvl w:val="2"/>
+          <w:numId w:val="2"/>
+        </w:numPr>
+        <w:spacing w:after="0" w:line="276" w:lineRule="auto"/>
+        <w:rPr>
+          <w:rFonts w:ascii="Calibri" w:hAnsi="Calibri" w:cs="Calibri"/>
+        </w:rPr>
+      </w:pPr>
+      <w:r>
+        <w:rPr>
+          <w:rFonts w:ascii="Calibri" w:hAnsi="Calibri" w:cs="Calibri"/>
+        </w:rPr>
+        <w:t xml:space="preserve">Study design (within-subject, counterbalanced if needed). </w:t>
+      </w:r>
+    </w:p>
+    <w:p>
+      <w:pPr>
+        <w:pStyle w:val="ListParagraph"/>
+        <w:numPr>
+          <w:ilvl w:val="2"/>
+          <w:numId w:val="2"/>
+        </w:numPr>
+        <w:spacing w:after="0" w:line="276" w:lineRule="auto"/>
+        <w:rPr>
+          <w:rFonts w:ascii="Calibri" w:hAnsi="Calibri" w:cs="Calibri"/>
+        </w:rPr>
+      </w:pPr>
+      <w:r>
+        <w:rPr>
+          <w:rFonts w:ascii="Calibri" w:hAnsi="Calibri" w:cs="Calibri"/>
+        </w:rPr>
+        <w:t xml:space="preserve">Metrics: </w:t>
+      </w:r>
+    </w:p>
+    <w:p>
+      <w:pPr>
+        <w:pStyle w:val="ListParagraph"/>
+        <w:numPr>
+          <w:ilvl w:val="3"/>
+          <w:numId w:val="2"/>
+        </w:numPr>
+        <w:spacing w:after="0" w:line="276" w:lineRule="auto"/>
+        <w:rPr>
+          <w:rFonts w:ascii="Calibri" w:hAnsi="Calibri" w:cs="Calibri"/>
+        </w:rPr>
+      </w:pPr>
+      <w:r>
+        <w:rPr>
+          <w:rFonts w:ascii="Calibri" w:hAnsi="Calibri" w:cs="Calibri"/>
+        </w:rPr>
+        <w:t xml:space="preserve">Quantitative (speed, cadence, power, HR, time). </w:t>
+      </w:r>
+    </w:p>
+    <w:p>
+      <w:pPr>
+        <w:pStyle w:val="ListParagraph"/>
+        <w:numPr>
+          <w:ilvl w:val="3"/>
+          <w:numId w:val="2"/>
+        </w:numPr>
+        <w:spacing w:after="0" w:line="276" w:lineRule="auto"/>
+        <w:rPr>
+          <w:rFonts w:ascii="Calibri" w:hAnsi="Calibri" w:cs="Calibri"/>
+        </w:rPr>
+      </w:pPr>
+      <w:r>
+        <w:rPr>
+          <w:rFonts w:ascii="Calibri" w:hAnsi="Calibri" w:cs="Calibri"/>
+        </w:rPr>
+        <w:t>Qualitative (user experience, engagement, enjoyment (via surveys)</w:t>
+      </w:r>
+    </w:p>
+    <w:p>
+      <w:pPr>
+        <w:pStyle w:val="ListParagraph"/>
+        <w:numPr>
+          <w:ilvl w:val="3"/>
+          <w:numId w:val="2"/>
+        </w:numPr>
+        <w:spacing w:after="0" w:line="276" w:lineRule="auto"/>
+        <w:rPr>
+          <w:rFonts w:ascii="Calibri" w:hAnsi="Calibri" w:cs="Calibri"/>
+        </w:rPr>
+      </w:pPr>
+      <w:r>
+        <w:rPr>
+          <w:rFonts w:ascii="Calibri" w:hAnsi="Calibri" w:cs="Calibri"/>
+        </w:rPr>
+        <w:t>Personality data for exploring correlations.</w:t>
+      </w:r>
+    </w:p>
+    <w:p>
+      <w:pPr>
+        <w:pStyle w:val="ListParagraph"/>
+        <w:numPr>
+          <w:ilvl w:val="2"/>
+          <w:numId w:val="2"/>
+        </w:numPr>
+        <w:spacing w:after="0" w:line="276" w:lineRule="auto"/>
+        <w:rPr>
+          <w:rFonts w:ascii="Calibri" w:hAnsi="Calibri" w:cs="Calibri"/>
+        </w:rPr>
+      </w:pPr>
+      <w:r>
+        <w:rPr>
+          <w:rFonts w:ascii="Calibri" w:hAnsi="Calibri" w:cs="Calibri"/>
+        </w:rPr>
+        <w:t>Risk analysis and mitigation strategies (as in initial plan)</w:t>
+      </w:r>
+    </w:p>
+    <w:p>
+      <w:pPr>
+        <w:pStyle w:val="ListParagraph"/>
+        <w:numPr>
+          <w:ilvl w:val="2"/>
+          <w:numId w:val="2"/>
+        </w:numPr>
+        <w:spacing w:after="0" w:line="276" w:lineRule="auto"/>
+        <w:rPr>
+          <w:rFonts w:ascii="Calibri" w:hAnsi="Calibri" w:cs="Calibri"/>
+        </w:rPr>
+      </w:pPr>
+      <w:r>
+        <w:rPr>
+          <w:rFonts w:ascii="Calibri" w:hAnsi="Calibri" w:cs="Calibri"/>
+        </w:rPr>
+        <w:t>Timeline for development testing and study</w:t>
+      </w:r>
+    </w:p>
+    <w:p>
+      <w:pPr>
+        <w:pStyle w:val="ListParagraph"/>
+        <w:numPr>
+          <w:ilvl w:val="0"/>
+          <w:numId w:val="2"/>
+        </w:numPr>
+        <w:spacing w:after="0" w:line="276" w:lineRule="auto"/>
+        <w:rPr>
+          <w:rFonts w:ascii="Calibri" w:hAnsi="Calibri" w:cs="Calibri"/>
+        </w:rPr>
+      </w:pPr>
+      <w:r>
+        <w:rPr>
+          <w:rFonts w:ascii="Calibri" w:hAnsi="Calibri" w:cs="Calibri"/>
+        </w:rPr>
+        <w:t>Results and Evaluation</w:t>
+      </w:r>
+    </w:p>
+    <w:p>
+      <w:pPr>
+        <w:pStyle w:val="ListParagraph"/>
+        <w:numPr>
+          <w:ilvl w:val="1"/>
+          <w:numId w:val="2"/>
+        </w:numPr>
+        <w:spacing w:after="0" w:line="276" w:lineRule="auto"/>
+        <w:rPr>
+          <w:rFonts w:ascii="Calibri" w:hAnsi="Calibri" w:cs="Calibri"/>
+        </w:rPr>
+      </w:pPr>
+      <w:r>
+        <w:rPr>
+          <w:rFonts w:ascii="Calibri" w:hAnsi="Calibri" w:cs="Calibri"/>
+        </w:rPr>
+        <w:t>Quantitative results</w:t>
+      </w:r>
+    </w:p>
+    <w:p>
+      <w:pPr>
+        <w:pStyle w:val="ListParagraph"/>
+        <w:numPr>
+          <w:ilvl w:val="2"/>
+          <w:numId w:val="2"/>
+        </w:numPr>
+        <w:spacing w:after="0" w:line="276" w:lineRule="auto"/>
+        <w:rPr>
+          <w:rFonts w:ascii="Calibri" w:hAnsi="Calibri" w:cs="Calibri"/>
+        </w:rPr>
+      </w:pPr>
+      <w:r>
+        <w:rPr>
+          <w:rFonts w:ascii="Calibri" w:hAnsi="Calibri" w:cs="Calibri"/>
+        </w:rPr>
+        <w:t>Comparative analysis of performance metrics across the three scenarios</w:t>
+      </w:r>
+    </w:p>
+    <w:p>
+      <w:pPr>
+        <w:pStyle w:val="ListParagraph"/>
+        <w:numPr>
+          <w:ilvl w:val="2"/>
+          <w:numId w:val="2"/>
+        </w:numPr>
+        <w:spacing w:after="0" w:line="276" w:lineRule="auto"/>
+        <w:rPr>
+          <w:rFonts w:ascii="Calibri" w:hAnsi="Calibri" w:cs="Calibri"/>
+        </w:rPr>
+      </w:pPr>
+      <w:r>
+        <w:rPr>
+          <w:rFonts w:ascii="Calibri" w:hAnsi="Calibri" w:cs="Calibri"/>
+        </w:rPr>
+        <w:t>Visualisations (graphs of time, power output, HR, etc)</w:t>
+      </w:r>
+    </w:p>
+    <w:p>
+      <w:pPr>
+        <w:pStyle w:val="ListParagraph"/>
+        <w:numPr>
+          <w:ilvl w:val="2"/>
+          <w:numId w:val="2"/>
+        </w:numPr>
+        <w:spacing w:after="0" w:line="276" w:lineRule="auto"/>
+        <w:rPr>
+          <w:rFonts w:ascii="Calibri" w:hAnsi="Calibri" w:cs="Calibri"/>
+        </w:rPr>
+      </w:pPr>
+      <w:r>
+        <w:rPr>
+          <w:rFonts w:ascii="Calibri" w:hAnsi="Calibri" w:cs="Calibri"/>
+        </w:rPr>
+        <w:t>Statistical Analysis (ANOVA, t-tests for paired comparisons)</w:t>
+      </w:r>
+    </w:p>
+    <w:p>
+      <w:pPr>
+        <w:pStyle w:val="ListParagraph"/>
+        <w:numPr>
+          <w:ilvl w:val="2"/>
+          <w:numId w:val="2"/>
+        </w:numPr>
+        <w:spacing w:after="0" w:line="276" w:lineRule="auto"/>
+        <w:rPr>
+          <w:rFonts w:ascii="Calibri" w:hAnsi="Calibri" w:cs="Calibri"/>
+        </w:rPr>
+      </w:pPr>
+      <w:r>
+        <w:rPr>
+          <w:rFonts w:ascii="Calibri" w:hAnsi="Calibri" w:cs="Calibri"/>
+        </w:rPr>
+        <w:t>Interpretation of results regarding performance under cooperative/competitive dynamics.</w:t>
+      </w:r>
+    </w:p>
+    <w:p>
+      <w:pPr>
+        <w:pStyle w:val="ListParagraph"/>
+        <w:numPr>
+          <w:ilvl w:val="1"/>
+          <w:numId w:val="2"/>
+        </w:numPr>
+        <w:spacing w:after="0" w:line="276" w:lineRule="auto"/>
+        <w:rPr>
+          <w:rFonts w:ascii="Calibri" w:hAnsi="Calibri" w:cs="Calibri"/>
+        </w:rPr>
+      </w:pPr>
+      <w:r>
+        <w:rPr>
+          <w:rFonts w:ascii="Calibri" w:hAnsi="Calibri" w:cs="Calibri"/>
+        </w:rPr>
+        <w:t>Qualitative Results</w:t>
+      </w:r>
+    </w:p>
+    <w:p>
+      <w:pPr>
+        <w:pStyle w:val="ListParagraph"/>
+        <w:numPr>
+          <w:ilvl w:val="2"/>
+          <w:numId w:val="2"/>
+        </w:numPr>
+        <w:spacing w:after="0" w:line="276" w:lineRule="auto"/>
+        <w:rPr>
+          <w:rFonts w:ascii="Calibri" w:hAnsi="Calibri" w:cs="Calibri"/>
+        </w:rPr>
+      </w:pPr>
+      <w:r>
+        <w:rPr>
+          <w:rFonts w:ascii="Calibri" w:hAnsi="Calibri" w:cs="Calibri"/>
+        </w:rPr>
+        <w:t>Thematic analysis of user feedback (motivation, engagement, enjoyment)</w:t>
+      </w:r>
+    </w:p>
+    <w:p>
+      <w:pPr>
+        <w:pStyle w:val="ListParagraph"/>
+        <w:numPr>
+          <w:ilvl w:val="2"/>
+          <w:numId w:val="2"/>
+        </w:numPr>
+        <w:spacing w:after="0" w:line="276" w:lineRule="auto"/>
+        <w:rPr>
+          <w:rFonts w:ascii="Calibri" w:hAnsi="Calibri" w:cs="Calibri"/>
+        </w:rPr>
+      </w:pPr>
+      <w:r>
+        <w:rPr>
+          <w:rFonts w:ascii="Calibri" w:hAnsi="Calibri" w:cs="Calibri"/>
+        </w:rPr>
+        <w:t>Reflections on user preferences between cooperation and competition.</w:t>
+      </w:r>
+    </w:p>
+    <w:p>
+      <w:pPr>
+        <w:pStyle w:val="ListParagraph"/>
+        <w:numPr>
+          <w:ilvl w:val="2"/>
+          <w:numId w:val="2"/>
+        </w:numPr>
+        <w:spacing w:after="0" w:line="276" w:lineRule="auto"/>
+        <w:rPr>
+          <w:rFonts w:ascii="Calibri" w:hAnsi="Calibri" w:cs="Calibri"/>
+        </w:rPr>
+      </w:pPr>
+      <w:r>
+        <w:rPr>
+          <w:rFonts w:ascii="Calibri" w:hAnsi="Calibri" w:cs="Calibri"/>
+        </w:rPr>
+        <w:t>Summary of personal correlations, if found.</w:t>
+      </w:r>
+    </w:p>
+    <w:p>
+      <w:pPr>
+        <w:pStyle w:val="ListParagraph"/>
+        <w:numPr>
+          <w:ilvl w:val="1"/>
+          <w:numId w:val="2"/>
+        </w:numPr>
+        <w:spacing w:after="0" w:line="276" w:lineRule="auto"/>
+        <w:rPr>
+          <w:rFonts w:ascii="Calibri" w:hAnsi="Calibri" w:cs="Calibri"/>
+        </w:rPr>
+      </w:pPr>
+      <w:r>
+        <w:rPr>
+          <w:rFonts w:ascii="Calibri" w:hAnsi="Calibri" w:cs="Calibri"/>
+        </w:rPr>
+        <w:t>Evaluation and critical reflection</w:t>
+      </w:r>
+    </w:p>
+    <w:p>
+      <w:pPr>
+        <w:pStyle w:val="ListParagraph"/>
+        <w:numPr>
+          <w:ilvl w:val="2"/>
+          <w:numId w:val="2"/>
+        </w:numPr>
+        <w:spacing w:after="0" w:line="276" w:lineRule="auto"/>
+        <w:rPr>
+          <w:rFonts w:ascii="Calibri" w:hAnsi="Calibri" w:cs="Calibri"/>
+        </w:rPr>
+      </w:pPr>
+      <w:r>
+        <w:rPr>
+          <w:rFonts w:ascii="Calibri" w:hAnsi="Calibri" w:cs="Calibri"/>
+        </w:rPr>
+        <w:t>Effectiveness of gamification and AI in enhancing engagement.</w:t>
+      </w:r>
+    </w:p>
+    <w:p>
+      <w:pPr>
+        <w:pStyle w:val="ListParagraph"/>
+        <w:numPr>
+          <w:ilvl w:val="2"/>
+          <w:numId w:val="2"/>
+        </w:numPr>
+        <w:spacing w:after="0" w:line="276" w:lineRule="auto"/>
+        <w:rPr>
+          <w:rFonts w:ascii="Calibri" w:hAnsi="Calibri" w:cs="Calibri"/>
+        </w:rPr>
+      </w:pPr>
+      <w:r>
+        <w:rPr>
+          <w:rFonts w:ascii="Calibri" w:hAnsi="Calibri" w:cs="Calibri"/>
+        </w:rPr>
+        <w:t>Success and limitations of AI difficulty adjustment</w:t>
+      </w:r>
+    </w:p>
+    <w:p>
+      <w:pPr>
+        <w:pStyle w:val="ListParagraph"/>
+        <w:numPr>
+          <w:ilvl w:val="2"/>
+          <w:numId w:val="2"/>
+        </w:numPr>
+        <w:spacing w:after="0" w:line="276" w:lineRule="auto"/>
+        <w:rPr>
+          <w:rFonts w:ascii="Calibri" w:hAnsi="Calibri" w:cs="Calibri"/>
+        </w:rPr>
+      </w:pPr>
+      <w:r>
+        <w:rPr>
+          <w:rFonts w:ascii="Calibri" w:hAnsi="Calibri" w:cs="Calibri"/>
+        </w:rPr>
+        <w:t>Discussion of accessibility and usability feedback from participants.</w:t>
+      </w:r>
+    </w:p>
+    <w:p>
+      <w:pPr>
+        <w:pStyle w:val="ListParagraph"/>
+        <w:numPr>
+          <w:ilvl w:val="2"/>
+          <w:numId w:val="2"/>
+        </w:numPr>
+        <w:spacing w:after="0" w:line="276" w:lineRule="auto"/>
+        <w:rPr>
+          <w:rFonts w:ascii="Calibri" w:hAnsi="Calibri" w:cs="Calibri"/>
+        </w:rPr>
+      </w:pPr>
+      <w:r>
+        <w:rPr>
+          <w:rFonts w:ascii="Calibri" w:hAnsi="Calibri" w:cs="Calibri"/>
+        </w:rPr>
+        <w:t xml:space="preserve">Issues encountered (bugs, AI behaviour, data collection reliability). </w:t>
+      </w:r>
+    </w:p>
+    <w:p>
+      <w:pPr>
+        <w:pStyle w:val="ListParagraph"/>
+        <w:numPr>
+          <w:ilvl w:val="2"/>
+          <w:numId w:val="2"/>
+        </w:numPr>
+        <w:spacing w:after="0" w:line="276" w:lineRule="auto"/>
+        <w:rPr>
+          <w:rFonts w:ascii="Calibri" w:hAnsi="Calibri" w:cs="Calibri"/>
+        </w:rPr>
+      </w:pPr>
+      <w:r>
+        <w:rPr>
+          <w:rFonts w:ascii="Calibri" w:hAnsi="Calibri" w:cs="Calibri"/>
+        </w:rPr>
         <w:lastRenderedPageBreak/>
-        <w:t>Technical Development and Tools</w:t>
+        <w:t>Validation of the game as a fitness tool.</w:t>
+      </w:r>
+    </w:p>
+    <w:p>
+      <w:pPr>
+        <w:pStyle w:val="ListParagraph"/>
+        <w:numPr>
+          <w:ilvl w:val="0"/>
+          <w:numId w:val="2"/>
+        </w:numPr>
+        <w:spacing w:after="0" w:line="276" w:lineRule="auto"/>
+        <w:rPr>
+          <w:rFonts w:ascii="Calibri" w:hAnsi="Calibri" w:cs="Calibri"/>
+        </w:rPr>
+      </w:pPr>
+      <w:r>
+        <w:rPr>
+          <w:rFonts w:ascii="Calibri" w:hAnsi="Calibri" w:cs="Calibri"/>
+        </w:rPr>
+        <w:t>Conclusions and Future Work</w:t>
+      </w:r>
+    </w:p>
+    <w:p>
+      <w:pPr>
+        <w:pStyle w:val="ListParagraph"/>
+        <w:numPr>
+          <w:ilvl w:val="1"/>
+          <w:numId w:val="2"/>
+        </w:numPr>
+        <w:spacing w:after="0" w:line="276" w:lineRule="auto"/>
+        <w:rPr>
+          <w:rFonts w:ascii="Calibri" w:hAnsi="Calibri" w:cs="Calibri"/>
+        </w:rPr>
+      </w:pPr>
+      <w:r>
+        <w:rPr>
+          <w:rFonts w:ascii="Calibri" w:hAnsi="Calibri" w:cs="Calibri"/>
+        </w:rPr>
+        <w:t>Summary of Key Findings</w:t>
       </w:r>
     </w:p>
     <w:p>
@@ -1300,629 +1975,6 @@
         <w:rPr>
           <w:rFonts w:ascii="Calibri" w:hAnsi="Calibri" w:cs="Calibri"/>
         </w:rPr>
-        <w:t>Development environment (Unity, VR hardware, exercise bike integration).</w:t>
-      </w:r>
-    </w:p>
-    <w:p>
-      <w:pPr>
-        <w:pStyle w:val="ListParagraph"/>
-        <w:numPr>
-          <w:ilvl w:val="2"/>
-          <w:numId w:val="2"/>
-        </w:numPr>
-        <w:spacing w:after="0" w:line="276" w:lineRule="auto"/>
-        <w:rPr>
-          <w:rFonts w:ascii="Calibri" w:hAnsi="Calibri" w:cs="Calibri"/>
-        </w:rPr>
-      </w:pPr>
-      <w:r>
-        <w:rPr>
-          <w:rFonts w:ascii="Calibri" w:hAnsi="Calibri" w:cs="Calibri"/>
-        </w:rPr>
-        <w:t>AI development for adaptive behaviour.</w:t>
-      </w:r>
-    </w:p>
-    <w:p>
-      <w:pPr>
-        <w:pStyle w:val="ListParagraph"/>
-        <w:numPr>
-          <w:ilvl w:val="2"/>
-          <w:numId w:val="2"/>
-        </w:numPr>
-        <w:spacing w:after="0" w:line="276" w:lineRule="auto"/>
-        <w:rPr>
-          <w:rFonts w:ascii="Calibri" w:hAnsi="Calibri" w:cs="Calibri"/>
-        </w:rPr>
-      </w:pPr>
-      <w:r>
-        <w:rPr>
-          <w:rFonts w:ascii="Calibri" w:hAnsi="Calibri" w:cs="Calibri"/>
-        </w:rPr>
-        <w:t xml:space="preserve">UI/UX considerations and gamification elements (progress bars, </w:t>
-      </w:r>
-      <w:proofErr w:type="spellStart"/>
-      <w:r>
-        <w:rPr>
-          <w:rFonts w:ascii="Calibri" w:hAnsi="Calibri" w:cs="Calibri"/>
-        </w:rPr>
-        <w:t>post race</w:t>
-      </w:r>
-      <w:proofErr w:type="spellEnd"/>
-      <w:r>
-        <w:rPr>
-          <w:rFonts w:ascii="Calibri" w:hAnsi="Calibri" w:cs="Calibri"/>
-        </w:rPr>
-        <w:t xml:space="preserve"> analytics).</w:t>
-      </w:r>
-    </w:p>
-    <w:p>
-      <w:pPr>
-        <w:pStyle w:val="ListParagraph"/>
-        <w:numPr>
-          <w:ilvl w:val="2"/>
-          <w:numId w:val="2"/>
-        </w:numPr>
-        <w:spacing w:after="0" w:line="276" w:lineRule="auto"/>
-        <w:rPr>
-          <w:rFonts w:ascii="Calibri" w:hAnsi="Calibri" w:cs="Calibri"/>
-        </w:rPr>
-      </w:pPr>
-      <w:r>
-        <w:rPr>
-          <w:rFonts w:ascii="Calibri" w:hAnsi="Calibri" w:cs="Calibri"/>
-        </w:rPr>
-        <w:t>Data logging and analytics pipeline.</w:t>
-      </w:r>
-    </w:p>
-    <w:p>
-      <w:pPr>
-        <w:pStyle w:val="ListParagraph"/>
-        <w:numPr>
-          <w:ilvl w:val="2"/>
-          <w:numId w:val="2"/>
-        </w:numPr>
-        <w:spacing w:after="0" w:line="276" w:lineRule="auto"/>
-        <w:rPr>
-          <w:rFonts w:ascii="Calibri" w:hAnsi="Calibri" w:cs="Calibri"/>
-        </w:rPr>
-      </w:pPr>
-      <w:r>
-        <w:rPr>
-          <w:rFonts w:ascii="Calibri" w:hAnsi="Calibri" w:cs="Calibri"/>
-        </w:rPr>
-        <w:t>Tools/libraries for data collection and visualisation (Python, Unity plugins)</w:t>
-      </w:r>
-    </w:p>
-    <w:p>
-      <w:pPr>
-        <w:pStyle w:val="ListParagraph"/>
-        <w:numPr>
-          <w:ilvl w:val="1"/>
-          <w:numId w:val="2"/>
-        </w:numPr>
-        <w:spacing w:after="0" w:line="276" w:lineRule="auto"/>
-        <w:rPr>
-          <w:rFonts w:ascii="Calibri" w:hAnsi="Calibri" w:cs="Calibri"/>
-        </w:rPr>
-      </w:pPr>
-      <w:r>
-        <w:rPr>
-          <w:rFonts w:ascii="Calibri" w:hAnsi="Calibri" w:cs="Calibri"/>
-        </w:rPr>
-        <w:t>Methodology for User Study</w:t>
-      </w:r>
-    </w:p>
-    <w:p>
-      <w:pPr>
-        <w:pStyle w:val="ListParagraph"/>
-        <w:numPr>
-          <w:ilvl w:val="2"/>
-          <w:numId w:val="2"/>
-        </w:numPr>
-        <w:spacing w:after="0" w:line="276" w:lineRule="auto"/>
-        <w:rPr>
-          <w:rFonts w:ascii="Calibri" w:hAnsi="Calibri" w:cs="Calibri"/>
-        </w:rPr>
-      </w:pPr>
-      <w:r>
-        <w:rPr>
-          <w:rFonts w:ascii="Calibri" w:hAnsi="Calibri" w:cs="Calibri"/>
-        </w:rPr>
-        <w:t>Participant recruitment, consent, and ethics</w:t>
-      </w:r>
-    </w:p>
-    <w:p>
-      <w:pPr>
-        <w:pStyle w:val="ListParagraph"/>
-        <w:numPr>
-          <w:ilvl w:val="2"/>
-          <w:numId w:val="2"/>
-        </w:numPr>
-        <w:spacing w:after="0" w:line="276" w:lineRule="auto"/>
-        <w:rPr>
-          <w:rFonts w:ascii="Calibri" w:hAnsi="Calibri" w:cs="Calibri"/>
-        </w:rPr>
-      </w:pPr>
-      <w:r>
-        <w:rPr>
-          <w:rFonts w:ascii="Calibri" w:hAnsi="Calibri" w:cs="Calibri"/>
-        </w:rPr>
-        <w:t xml:space="preserve">Study design (within-subject, counterbalanced if needed). </w:t>
-      </w:r>
-    </w:p>
-    <w:p>
-      <w:pPr>
-        <w:pStyle w:val="ListParagraph"/>
-        <w:numPr>
-          <w:ilvl w:val="2"/>
-          <w:numId w:val="2"/>
-        </w:numPr>
-        <w:spacing w:after="0" w:line="276" w:lineRule="auto"/>
-        <w:rPr>
-          <w:rFonts w:ascii="Calibri" w:hAnsi="Calibri" w:cs="Calibri"/>
-        </w:rPr>
-      </w:pPr>
-      <w:r>
-        <w:rPr>
-          <w:rFonts w:ascii="Calibri" w:hAnsi="Calibri" w:cs="Calibri"/>
-        </w:rPr>
-        <w:t xml:space="preserve">Metrics: </w:t>
-      </w:r>
-    </w:p>
-    <w:p>
-      <w:pPr>
-        <w:pStyle w:val="ListParagraph"/>
-        <w:numPr>
-          <w:ilvl w:val="3"/>
-          <w:numId w:val="2"/>
-        </w:numPr>
-        <w:spacing w:after="0" w:line="276" w:lineRule="auto"/>
-        <w:rPr>
-          <w:rFonts w:ascii="Calibri" w:hAnsi="Calibri" w:cs="Calibri"/>
-        </w:rPr>
-      </w:pPr>
-      <w:r>
-        <w:rPr>
-          <w:rFonts w:ascii="Calibri" w:hAnsi="Calibri" w:cs="Calibri"/>
-        </w:rPr>
-        <w:t xml:space="preserve">Quantitative (speed, cadence, power, HR, time). </w:t>
-      </w:r>
-    </w:p>
-    <w:p>
-      <w:pPr>
-        <w:pStyle w:val="ListParagraph"/>
-        <w:numPr>
-          <w:ilvl w:val="3"/>
-          <w:numId w:val="2"/>
-        </w:numPr>
-        <w:spacing w:after="0" w:line="276" w:lineRule="auto"/>
-        <w:rPr>
-          <w:rFonts w:ascii="Calibri" w:hAnsi="Calibri" w:cs="Calibri"/>
-        </w:rPr>
-      </w:pPr>
-      <w:r>
-        <w:rPr>
-          <w:rFonts w:ascii="Calibri" w:hAnsi="Calibri" w:cs="Calibri"/>
-        </w:rPr>
-        <w:t>Qualitative (user experience, engagement, enjoyment (via surveys)</w:t>
-      </w:r>
-    </w:p>
-    <w:p>
-      <w:pPr>
-        <w:pStyle w:val="ListParagraph"/>
-        <w:numPr>
-          <w:ilvl w:val="3"/>
-          <w:numId w:val="2"/>
-        </w:numPr>
-        <w:spacing w:after="0" w:line="276" w:lineRule="auto"/>
-        <w:rPr>
-          <w:rFonts w:ascii="Calibri" w:hAnsi="Calibri" w:cs="Calibri"/>
-        </w:rPr>
-      </w:pPr>
-      <w:r>
-        <w:rPr>
-          <w:rFonts w:ascii="Calibri" w:hAnsi="Calibri" w:cs="Calibri"/>
-        </w:rPr>
-        <w:t>Personality data for exploring correlations.</w:t>
-      </w:r>
-    </w:p>
-    <w:p>
-      <w:pPr>
-        <w:pStyle w:val="ListParagraph"/>
-        <w:numPr>
-          <w:ilvl w:val="2"/>
-          <w:numId w:val="2"/>
-        </w:numPr>
-        <w:spacing w:after="0" w:line="276" w:lineRule="auto"/>
-        <w:rPr>
-          <w:rFonts w:ascii="Calibri" w:hAnsi="Calibri" w:cs="Calibri"/>
-        </w:rPr>
-      </w:pPr>
-      <w:r>
-        <w:rPr>
-          <w:rFonts w:ascii="Calibri" w:hAnsi="Calibri" w:cs="Calibri"/>
-        </w:rPr>
-        <w:t>Risk analysis and mitigation strategies (as in initial plan)</w:t>
-      </w:r>
-    </w:p>
-    <w:p>
-      <w:pPr>
-        <w:pStyle w:val="ListParagraph"/>
-        <w:numPr>
-          <w:ilvl w:val="2"/>
-          <w:numId w:val="2"/>
-        </w:numPr>
-        <w:spacing w:after="0" w:line="276" w:lineRule="auto"/>
-        <w:rPr>
-          <w:rFonts w:ascii="Calibri" w:hAnsi="Calibri" w:cs="Calibri"/>
-        </w:rPr>
-      </w:pPr>
-      <w:r>
-        <w:rPr>
-          <w:rFonts w:ascii="Calibri" w:hAnsi="Calibri" w:cs="Calibri"/>
-        </w:rPr>
-        <w:t>Timeline for development testing and study</w:t>
-      </w:r>
-    </w:p>
-    <w:p>
-      <w:pPr>
-        <w:pStyle w:val="ListParagraph"/>
-        <w:numPr>
-          <w:ilvl w:val="0"/>
-          <w:numId w:val="2"/>
-        </w:numPr>
-        <w:spacing w:after="0" w:line="276" w:lineRule="auto"/>
-        <w:rPr>
-          <w:rFonts w:ascii="Calibri" w:hAnsi="Calibri" w:cs="Calibri"/>
-        </w:rPr>
-      </w:pPr>
-      <w:r>
-        <w:rPr>
-          <w:rFonts w:ascii="Calibri" w:hAnsi="Calibri" w:cs="Calibri"/>
-        </w:rPr>
-        <w:t>Results and Evaluation</w:t>
-      </w:r>
-    </w:p>
-    <w:p>
-      <w:pPr>
-        <w:pStyle w:val="ListParagraph"/>
-        <w:numPr>
-          <w:ilvl w:val="1"/>
-          <w:numId w:val="2"/>
-        </w:numPr>
-        <w:spacing w:after="0" w:line="276" w:lineRule="auto"/>
-        <w:rPr>
-          <w:rFonts w:ascii="Calibri" w:hAnsi="Calibri" w:cs="Calibri"/>
-        </w:rPr>
-      </w:pPr>
-      <w:r>
-        <w:rPr>
-          <w:rFonts w:ascii="Calibri" w:hAnsi="Calibri" w:cs="Calibri"/>
-        </w:rPr>
-        <w:t>Quantitative results</w:t>
-      </w:r>
-    </w:p>
-    <w:p>
-      <w:pPr>
-        <w:pStyle w:val="ListParagraph"/>
-        <w:numPr>
-          <w:ilvl w:val="2"/>
-          <w:numId w:val="2"/>
-        </w:numPr>
-        <w:spacing w:after="0" w:line="276" w:lineRule="auto"/>
-        <w:rPr>
-          <w:rFonts w:ascii="Calibri" w:hAnsi="Calibri" w:cs="Calibri"/>
-        </w:rPr>
-      </w:pPr>
-      <w:r>
-        <w:rPr>
-          <w:rFonts w:ascii="Calibri" w:hAnsi="Calibri" w:cs="Calibri"/>
-        </w:rPr>
-        <w:t>Comparative analysis of performance metrics across the three scenarios</w:t>
-      </w:r>
-    </w:p>
-    <w:p>
-      <w:pPr>
-        <w:pStyle w:val="ListParagraph"/>
-        <w:numPr>
-          <w:ilvl w:val="2"/>
-          <w:numId w:val="2"/>
-        </w:numPr>
-        <w:spacing w:after="0" w:line="276" w:lineRule="auto"/>
-        <w:rPr>
-          <w:rFonts w:ascii="Calibri" w:hAnsi="Calibri" w:cs="Calibri"/>
-        </w:rPr>
-      </w:pPr>
-      <w:r>
-        <w:rPr>
-          <w:rFonts w:ascii="Calibri" w:hAnsi="Calibri" w:cs="Calibri"/>
-        </w:rPr>
-        <w:t>Visualisations (graphs of time, power output, HR, etc)</w:t>
-      </w:r>
-    </w:p>
-    <w:p>
-      <w:pPr>
-        <w:pStyle w:val="ListParagraph"/>
-        <w:numPr>
-          <w:ilvl w:val="2"/>
-          <w:numId w:val="2"/>
-        </w:numPr>
-        <w:spacing w:after="0" w:line="276" w:lineRule="auto"/>
-        <w:rPr>
-          <w:rFonts w:ascii="Calibri" w:hAnsi="Calibri" w:cs="Calibri"/>
-        </w:rPr>
-      </w:pPr>
-      <w:r>
-        <w:rPr>
-          <w:rFonts w:ascii="Calibri" w:hAnsi="Calibri" w:cs="Calibri"/>
-        </w:rPr>
-        <w:t>Statistical Analysis (ANOVA, t-tests for paired comparisons)</w:t>
-      </w:r>
-    </w:p>
-    <w:p>
-      <w:pPr>
-        <w:pStyle w:val="ListParagraph"/>
-        <w:numPr>
-          <w:ilvl w:val="2"/>
-          <w:numId w:val="2"/>
-        </w:numPr>
-        <w:spacing w:after="0" w:line="276" w:lineRule="auto"/>
-        <w:rPr>
-          <w:rFonts w:ascii="Calibri" w:hAnsi="Calibri" w:cs="Calibri"/>
-        </w:rPr>
-      </w:pPr>
-      <w:r>
-        <w:rPr>
-          <w:rFonts w:ascii="Calibri" w:hAnsi="Calibri" w:cs="Calibri"/>
-        </w:rPr>
-        <w:t>Interpretation of results regarding performance under cooperative/competitive dynamics.</w:t>
-      </w:r>
-    </w:p>
-    <w:p>
-      <w:pPr>
-        <w:pStyle w:val="ListParagraph"/>
-        <w:numPr>
-          <w:ilvl w:val="1"/>
-          <w:numId w:val="2"/>
-        </w:numPr>
-        <w:spacing w:after="0" w:line="276" w:lineRule="auto"/>
-        <w:rPr>
-          <w:rFonts w:ascii="Calibri" w:hAnsi="Calibri" w:cs="Calibri"/>
-        </w:rPr>
-      </w:pPr>
-      <w:r>
-        <w:rPr>
-          <w:rFonts w:ascii="Calibri" w:hAnsi="Calibri" w:cs="Calibri"/>
-        </w:rPr>
-        <w:t>Qualitative Results</w:t>
-      </w:r>
-    </w:p>
-    <w:p>
-      <w:pPr>
-        <w:pStyle w:val="ListParagraph"/>
-        <w:numPr>
-          <w:ilvl w:val="2"/>
-          <w:numId w:val="2"/>
-        </w:numPr>
-        <w:spacing w:after="0" w:line="276" w:lineRule="auto"/>
-        <w:rPr>
-          <w:rFonts w:ascii="Calibri" w:hAnsi="Calibri" w:cs="Calibri"/>
-        </w:rPr>
-      </w:pPr>
-      <w:r>
-        <w:rPr>
-          <w:rFonts w:ascii="Calibri" w:hAnsi="Calibri" w:cs="Calibri"/>
-        </w:rPr>
-        <w:t>Thematic analysis of user feedback (motivation, engagement, enjoyment)</w:t>
-      </w:r>
-    </w:p>
-    <w:p>
-      <w:pPr>
-        <w:pStyle w:val="ListParagraph"/>
-        <w:numPr>
-          <w:ilvl w:val="2"/>
-          <w:numId w:val="2"/>
-        </w:numPr>
-        <w:spacing w:after="0" w:line="276" w:lineRule="auto"/>
-        <w:rPr>
-          <w:rFonts w:ascii="Calibri" w:hAnsi="Calibri" w:cs="Calibri"/>
-        </w:rPr>
-      </w:pPr>
-      <w:r>
-        <w:rPr>
-          <w:rFonts w:ascii="Calibri" w:hAnsi="Calibri" w:cs="Calibri"/>
-        </w:rPr>
-        <w:t>Reflections on user preferences between cooperation and competition.</w:t>
-      </w:r>
-    </w:p>
-    <w:p>
-      <w:pPr>
-        <w:pStyle w:val="ListParagraph"/>
-        <w:numPr>
-          <w:ilvl w:val="2"/>
-          <w:numId w:val="2"/>
-        </w:numPr>
-        <w:spacing w:after="0" w:line="276" w:lineRule="auto"/>
-        <w:rPr>
-          <w:rFonts w:ascii="Calibri" w:hAnsi="Calibri" w:cs="Calibri"/>
-        </w:rPr>
-      </w:pPr>
-      <w:r>
-        <w:rPr>
-          <w:rFonts w:ascii="Calibri" w:hAnsi="Calibri" w:cs="Calibri"/>
-        </w:rPr>
-        <w:t>Summary of personal correlations, if found.</w:t>
-      </w:r>
-    </w:p>
-    <w:p>
-      <w:pPr>
-        <w:pStyle w:val="ListParagraph"/>
-        <w:numPr>
-          <w:ilvl w:val="1"/>
-          <w:numId w:val="2"/>
-        </w:numPr>
-        <w:spacing w:after="0" w:line="276" w:lineRule="auto"/>
-        <w:rPr>
-          <w:rFonts w:ascii="Calibri" w:hAnsi="Calibri" w:cs="Calibri"/>
-        </w:rPr>
-      </w:pPr>
-      <w:r>
-        <w:rPr>
-          <w:rFonts w:ascii="Calibri" w:hAnsi="Calibri" w:cs="Calibri"/>
-        </w:rPr>
-        <w:t>Evaluation and critical reflection</w:t>
-      </w:r>
-    </w:p>
-    <w:p>
-      <w:pPr>
-        <w:pStyle w:val="ListParagraph"/>
-        <w:numPr>
-          <w:ilvl w:val="2"/>
-          <w:numId w:val="2"/>
-        </w:numPr>
-        <w:spacing w:after="0" w:line="276" w:lineRule="auto"/>
-        <w:rPr>
-          <w:rFonts w:ascii="Calibri" w:hAnsi="Calibri" w:cs="Calibri"/>
-        </w:rPr>
-      </w:pPr>
-      <w:r>
-        <w:rPr>
-          <w:rFonts w:ascii="Calibri" w:hAnsi="Calibri" w:cs="Calibri"/>
-        </w:rPr>
-        <w:t>Effectiveness of gamification and AI in enhancing engagement.</w:t>
-      </w:r>
-    </w:p>
-    <w:p>
-      <w:pPr>
-        <w:pStyle w:val="ListParagraph"/>
-        <w:numPr>
-          <w:ilvl w:val="2"/>
-          <w:numId w:val="2"/>
-        </w:numPr>
-        <w:spacing w:after="0" w:line="276" w:lineRule="auto"/>
-        <w:rPr>
-          <w:rFonts w:ascii="Calibri" w:hAnsi="Calibri" w:cs="Calibri"/>
-        </w:rPr>
-      </w:pPr>
-      <w:r>
-        <w:rPr>
-          <w:rFonts w:ascii="Calibri" w:hAnsi="Calibri" w:cs="Calibri"/>
-        </w:rPr>
-        <w:t>Success and limitations of AI difficulty adjustment</w:t>
-      </w:r>
-    </w:p>
-    <w:p>
-      <w:pPr>
-        <w:pStyle w:val="ListParagraph"/>
-        <w:numPr>
-          <w:ilvl w:val="2"/>
-          <w:numId w:val="2"/>
-        </w:numPr>
-        <w:spacing w:after="0" w:line="276" w:lineRule="auto"/>
-        <w:rPr>
-          <w:rFonts w:ascii="Calibri" w:hAnsi="Calibri" w:cs="Calibri"/>
-        </w:rPr>
-      </w:pPr>
-      <w:r>
-        <w:rPr>
-          <w:rFonts w:ascii="Calibri" w:hAnsi="Calibri" w:cs="Calibri"/>
-        </w:rPr>
-        <w:t>Discussion of accessibility and usability feedback from participants.</w:t>
-      </w:r>
-    </w:p>
-    <w:p>
-      <w:pPr>
-        <w:pStyle w:val="ListParagraph"/>
-        <w:numPr>
-          <w:ilvl w:val="2"/>
-          <w:numId w:val="2"/>
-        </w:numPr>
-        <w:spacing w:after="0" w:line="276" w:lineRule="auto"/>
-        <w:rPr>
-          <w:rFonts w:ascii="Calibri" w:hAnsi="Calibri" w:cs="Calibri"/>
-        </w:rPr>
-      </w:pPr>
-      <w:r>
-        <w:rPr>
-          <w:rFonts w:ascii="Calibri" w:hAnsi="Calibri" w:cs="Calibri"/>
-        </w:rPr>
-        <w:t xml:space="preserve">Issues encountered (bugs, AI behaviour, data collection reliability). </w:t>
-      </w:r>
-    </w:p>
-    <w:p>
-      <w:pPr>
-        <w:pStyle w:val="ListParagraph"/>
-        <w:numPr>
-          <w:ilvl w:val="2"/>
-          <w:numId w:val="2"/>
-        </w:numPr>
-        <w:spacing w:after="0" w:line="276" w:lineRule="auto"/>
-        <w:rPr>
-          <w:rFonts w:ascii="Calibri" w:hAnsi="Calibri" w:cs="Calibri"/>
-        </w:rPr>
-      </w:pPr>
-      <w:r>
-        <w:rPr>
-          <w:rFonts w:ascii="Calibri" w:hAnsi="Calibri" w:cs="Calibri"/>
-        </w:rPr>
-        <w:t>Validation of the game as a fitness tool.</w:t>
-      </w:r>
-    </w:p>
-    <w:p>
-      <w:pPr>
-        <w:pStyle w:val="ListParagraph"/>
-        <w:numPr>
-          <w:ilvl w:val="0"/>
-          <w:numId w:val="2"/>
-        </w:numPr>
-        <w:spacing w:after="0" w:line="276" w:lineRule="auto"/>
-        <w:rPr>
-          <w:rFonts w:ascii="Calibri" w:hAnsi="Calibri" w:cs="Calibri"/>
-        </w:rPr>
-      </w:pPr>
-      <w:r>
-        <w:rPr>
-          <w:rFonts w:ascii="Calibri" w:hAnsi="Calibri" w:cs="Calibri"/>
-        </w:rPr>
-        <w:t>Conclusions and Future Work</w:t>
-      </w:r>
-    </w:p>
-    <w:p>
-      <w:pPr>
-        <w:pStyle w:val="ListParagraph"/>
-        <w:numPr>
-          <w:ilvl w:val="1"/>
-          <w:numId w:val="2"/>
-        </w:numPr>
-        <w:spacing w:after="0" w:line="276" w:lineRule="auto"/>
-        <w:rPr>
-          <w:rFonts w:ascii="Calibri" w:hAnsi="Calibri" w:cs="Calibri"/>
-        </w:rPr>
-      </w:pPr>
-      <w:r>
-        <w:rPr>
-          <w:rFonts w:ascii="Calibri" w:hAnsi="Calibri" w:cs="Calibri"/>
-        </w:rPr>
-        <w:t>Summary of Key Findings</w:t>
-      </w:r>
-    </w:p>
-    <w:p>
-      <w:pPr>
-        <w:pStyle w:val="ListParagraph"/>
-        <w:numPr>
-          <w:ilvl w:val="2"/>
-          <w:numId w:val="2"/>
-        </w:numPr>
-        <w:spacing w:after="0" w:line="276" w:lineRule="auto"/>
-        <w:rPr>
-          <w:rFonts w:ascii="Calibri" w:hAnsi="Calibri" w:cs="Calibri"/>
-        </w:rPr>
-      </w:pPr>
-      <w:r>
-        <w:rPr>
-          <w:rFonts w:ascii="Calibri" w:hAnsi="Calibri" w:cs="Calibri"/>
-        </w:rPr>
-        <w:lastRenderedPageBreak/>
         <w:t>Impact of competition and cooperation on user performance and engagement.</w:t>
       </w:r>
     </w:p>

--- a/Final Report.docx
+++ b/Final Report.docx
@@ -107,21 +107,7 @@
         <w:rPr>
           <w:rFonts w:ascii="Calibri" w:hAnsi="Calibri" w:cs="Calibri"/>
         </w:rPr>
-        <w:t xml:space="preserve">Exergaming, short for exertion gaming, is defined as technology-driven physical activities that require participants to be exerting themselves in one way or another </w:t>
-      </w:r>
-      <w:proofErr w:type="gramStart"/>
-      <w:r>
-        <w:rPr>
-          <w:rFonts w:ascii="Calibri" w:hAnsi="Calibri" w:cs="Calibri"/>
-        </w:rPr>
-        <w:t>in order to</w:t>
-      </w:r>
-      <w:proofErr w:type="gramEnd"/>
-      <w:r>
-        <w:rPr>
-          <w:rFonts w:ascii="Calibri" w:hAnsi="Calibri" w:cs="Calibri"/>
-        </w:rPr>
-        <w:t xml:space="preserve"> play a game. Exergaming was initially conceptualised in the late </w:t>
+        <w:t xml:space="preserve">Exergaming, short for exertion gaming, is defined as technology-driven physical activities that require participants to be exerting themselves in one way or another in order to play a game. Exergaming was initially conceptualised in the late </w:t>
       </w:r>
       <w:r>
         <w:rPr>
@@ -323,7 +309,7 @@
         </w:rPr>
         <w:t xml:space="preserve">In 2022 31% of adults worldwide (1.8 billion people), did not meet the recommended levels of physical activity </w:t>
       </w:r>
-      <w:hyperlink r:id="rId5" w:anchor=":~:text=Physical%20inactivity%20puts%20adults%20at,The%20Lancet%20Global%20Health%20journal." w:history="1">
+      <w:hyperlink r:id="rId7" w:anchor=":~:text=Physical%20inactivity%20puts%20adults%20at,The%20Lancet%20Global%20Health%20journal." w:history="1">
         <w:r>
           <w:rPr>
             <w:rStyle w:val="Hyperlink"/>
@@ -521,35 +507,7 @@
         <w:rPr>
           <w:rFonts w:ascii="Calibri" w:hAnsi="Calibri" w:cs="Calibri"/>
         </w:rPr>
-        <w:t xml:space="preserve">involving the user pedalling around the velodrome on a solo bike ride, (2) a cooperative scenario involving the user pedalling around in a paceline with three AI teammates, (3) a competitive scenario involving the user pedalling around in a race competing against </w:t>
-      </w:r>
-      <w:proofErr w:type="gramStart"/>
-      <w:r>
-        <w:rPr>
-          <w:rFonts w:ascii="Calibri" w:hAnsi="Calibri" w:cs="Calibri"/>
-        </w:rPr>
-        <w:t>AI’s</w:t>
-      </w:r>
-      <w:proofErr w:type="gramEnd"/>
-      <w:r>
-        <w:rPr>
-          <w:rFonts w:ascii="Calibri" w:hAnsi="Calibri" w:cs="Calibri"/>
-        </w:rPr>
-        <w:t xml:space="preserve"> with performance based on the users previous two scenario performances, with relative difficulty variating based on the </w:t>
-      </w:r>
-      <w:proofErr w:type="gramStart"/>
-      <w:r>
-        <w:rPr>
-          <w:rFonts w:ascii="Calibri" w:hAnsi="Calibri" w:cs="Calibri"/>
-        </w:rPr>
-        <w:t>users</w:t>
-      </w:r>
-      <w:proofErr w:type="gramEnd"/>
-      <w:r>
-        <w:rPr>
-          <w:rFonts w:ascii="Calibri" w:hAnsi="Calibri" w:cs="Calibri"/>
-        </w:rPr>
-        <w:t xml:space="preserve"> current heart rate.</w:t>
+        <w:t>involving the user pedalling around the velodrome on a solo bike ride, (2) a cooperative scenario involving the user pedalling around in a paceline with three AI teammates, (3) a competitive scenario involving the user pedalling around in a race competing against AI’s with performance based on the users previous two scenario performances, with relative difficulty variating based on the users current heart rate.</w:t>
       </w:r>
     </w:p>
     <w:p>
@@ -961,35 +919,7 @@
         <w:rPr>
           <w:rFonts w:ascii="Calibri" w:hAnsi="Calibri" w:cs="Calibri"/>
         </w:rPr>
-        <w:t xml:space="preserve">Absence of Environmental Modifications – This project revolves solely around a velodrome map </w:t>
-      </w:r>
-      <w:proofErr w:type="gramStart"/>
-      <w:r>
-        <w:rPr>
-          <w:rFonts w:ascii="Calibri" w:hAnsi="Calibri" w:cs="Calibri"/>
-        </w:rPr>
-        <w:t>prototype, and</w:t>
-      </w:r>
-      <w:proofErr w:type="gramEnd"/>
-      <w:r>
-        <w:rPr>
-          <w:rFonts w:ascii="Calibri" w:hAnsi="Calibri" w:cs="Calibri"/>
-        </w:rPr>
-        <w:t xml:space="preserve"> does not </w:t>
-      </w:r>
-      <w:proofErr w:type="gramStart"/>
-      <w:r>
-        <w:rPr>
-          <w:rFonts w:ascii="Calibri" w:hAnsi="Calibri" w:cs="Calibri"/>
-        </w:rPr>
-        <w:t>take into account</w:t>
-      </w:r>
-      <w:proofErr w:type="gramEnd"/>
-      <w:r>
-        <w:rPr>
-          <w:rFonts w:ascii="Calibri" w:hAnsi="Calibri" w:cs="Calibri"/>
-        </w:rPr>
-        <w:t xml:space="preserve"> how changes in environment and surroundings impacts engagement, motivation, and performance.</w:t>
+        <w:t>Absence of Environmental Modifications – This project revolves solely around a velodrome map prototype, and does not take into account how changes in environment and surroundings impacts engagement, motivation, and performance.</w:t>
       </w:r>
     </w:p>
     <w:p>
@@ -1098,14 +1028,88 @@
           <w:rFonts w:ascii="Calibri" w:hAnsi="Calibri" w:cs="Calibri"/>
         </w:rPr>
       </w:pPr>
-    </w:p>
-    <w:p>
-      <w:pPr>
-        <w:spacing w:after="0" w:line="276" w:lineRule="auto"/>
-        <w:rPr>
-          <w:rFonts w:ascii="Calibri" w:hAnsi="Calibri" w:cs="Calibri"/>
-        </w:rPr>
-      </w:pPr>
+      <w:r>
+        <w:rPr>
+          <w:rFonts w:ascii="Calibri" w:hAnsi="Calibri" w:cs="Calibri"/>
+        </w:rPr>
+        <w:t xml:space="preserve">Exergaming is a field which has gained traction in research over the last 10-15 years. Studies have suggested that exergames have the potential to motivate inactive individuals to exercise </w:t>
+      </w:r>
+      <w:r>
+        <w:rPr>
+          <w:rFonts w:ascii="Calibri" w:hAnsi="Calibri" w:cs="Calibri"/>
+          <w:color w:val="FF0000"/>
+        </w:rPr>
+        <w:t xml:space="preserve">(Warburton et al, 2007), </w:t>
+      </w:r>
+      <w:r>
+        <w:rPr>
+          <w:rFonts w:ascii="Calibri" w:hAnsi="Calibri" w:cs="Calibri"/>
+        </w:rPr>
+        <w:t xml:space="preserve">but that they can also struggle with prolonged adherence similar to conventional exercise </w:t>
+      </w:r>
+      <w:r>
+        <w:rPr>
+          <w:rFonts w:ascii="Calibri" w:hAnsi="Calibri" w:cs="Calibri"/>
+          <w:color w:val="FF0000"/>
+        </w:rPr>
+        <w:t xml:space="preserve">(Mestre, </w:t>
+      </w:r>
+      <w:proofErr w:type="spellStart"/>
+      <w:r>
+        <w:rPr>
+          <w:rFonts w:ascii="Calibri" w:hAnsi="Calibri" w:cs="Calibri"/>
+          <w:color w:val="FF0000"/>
+        </w:rPr>
+        <w:t>Dagonneau</w:t>
+      </w:r>
+      <w:proofErr w:type="spellEnd"/>
+      <w:r>
+        <w:rPr>
+          <w:rFonts w:ascii="Calibri" w:hAnsi="Calibri" w:cs="Calibri"/>
+          <w:color w:val="FF0000"/>
+        </w:rPr>
+        <w:t xml:space="preserve"> &amp; Mercier, 2011)</w:t>
+      </w:r>
+      <w:r>
+        <w:rPr>
+          <w:rFonts w:ascii="Calibri" w:hAnsi="Calibri" w:cs="Calibri"/>
+        </w:rPr>
+        <w:t xml:space="preserve">. The </w:t>
+      </w:r>
+      <w:r>
+        <w:rPr>
+          <w:rFonts w:ascii="Calibri" w:hAnsi="Calibri" w:cs="Calibri"/>
+        </w:rPr>
+        <w:t>focus on this project, however, is to see how changes in social dynamics in cooperative and competitive environments impact exercise adherence, enjoyment, motivation, and performance, and to additionally see if results correlate with particular personality types favouring different dynamics.</w:t>
+      </w:r>
+    </w:p>
+    <w:p>
+      <w:pPr>
+        <w:spacing w:after="0" w:line="276" w:lineRule="auto"/>
+        <w:rPr>
+          <w:rFonts w:ascii="Calibri" w:hAnsi="Calibri" w:cs="Calibri"/>
+        </w:rPr>
+      </w:pPr>
+    </w:p>
+    <w:p>
+      <w:pPr>
+        <w:spacing w:after="0" w:line="276" w:lineRule="auto"/>
+        <w:rPr>
+          <w:rFonts w:ascii="Calibri" w:hAnsi="Calibri" w:cs="Calibri"/>
+        </w:rPr>
+      </w:pPr>
+      <w:r>
+        <w:rPr>
+          <w:rFonts w:ascii="Calibri" w:hAnsi="Calibri" w:cs="Calibri"/>
+        </w:rPr>
+        <w:t xml:space="preserve">Previous studies show that competitive and cooperative factors in exergames </w:t>
+      </w:r>
+      <w:r>
+        <w:rPr>
+          <w:rFonts w:ascii="Calibri" w:hAnsi="Calibri" w:cs="Calibri"/>
+        </w:rPr>
+        <w:t xml:space="preserve">influence user motivation. Peng &amp; Crouse (2013) used an exergame possessing three different scenarios, (1) A single player mode with </w:t>
+      </w:r>
     </w:p>
     <w:p>
       <w:pPr>
@@ -1123,6 +1127,7 @@
         <w:rPr>
           <w:rFonts w:ascii="Calibri" w:hAnsi="Calibri" w:cs="Calibri"/>
         </w:rPr>
+        <w:lastRenderedPageBreak/>
         <w:t>Psychology of competition and cooperation in exercise (effects on motivation, engagement, and performance)</w:t>
       </w:r>
     </w:p>
@@ -1275,8 +1280,497 @@
         <w:rPr>
           <w:rFonts w:ascii="Calibri" w:hAnsi="Calibri" w:cs="Calibri"/>
         </w:rPr>
+        <w:t>Description of the three scenarios</w:t>
+      </w:r>
+    </w:p>
+    <w:p>
+      <w:pPr>
+        <w:pStyle w:val="ListParagraph"/>
+        <w:numPr>
+          <w:ilvl w:val="2"/>
+          <w:numId w:val="2"/>
+        </w:numPr>
+        <w:spacing w:after="0" w:line="276" w:lineRule="auto"/>
+        <w:rPr>
+          <w:rFonts w:ascii="Calibri" w:hAnsi="Calibri" w:cs="Calibri"/>
+        </w:rPr>
+      </w:pPr>
+      <w:r>
+        <w:rPr>
+          <w:rFonts w:ascii="Calibri" w:hAnsi="Calibri" w:cs="Calibri"/>
+        </w:rPr>
+        <w:t>Consistent environmental settings.</w:t>
+      </w:r>
+    </w:p>
+    <w:p>
+      <w:pPr>
+        <w:pStyle w:val="ListParagraph"/>
+        <w:numPr>
+          <w:ilvl w:val="2"/>
+          <w:numId w:val="2"/>
+        </w:numPr>
+        <w:spacing w:after="0" w:line="276" w:lineRule="auto"/>
+        <w:rPr>
+          <w:rFonts w:ascii="Calibri" w:hAnsi="Calibri" w:cs="Calibri"/>
+        </w:rPr>
+      </w:pPr>
+      <w:r>
+        <w:rPr>
+          <w:rFonts w:ascii="Calibri" w:hAnsi="Calibri" w:cs="Calibri"/>
+        </w:rPr>
+        <w:t>Performance tracking elements.</w:t>
+      </w:r>
+    </w:p>
+    <w:p>
+      <w:pPr>
+        <w:pStyle w:val="ListParagraph"/>
+        <w:numPr>
+          <w:ilvl w:val="1"/>
+          <w:numId w:val="2"/>
+        </w:numPr>
+        <w:spacing w:after="0" w:line="276" w:lineRule="auto"/>
+        <w:rPr>
+          <w:rFonts w:ascii="Calibri" w:hAnsi="Calibri" w:cs="Calibri"/>
+        </w:rPr>
+      </w:pPr>
+      <w:r>
+        <w:rPr>
+          <w:rFonts w:ascii="Calibri" w:hAnsi="Calibri" w:cs="Calibri"/>
+        </w:rPr>
+        <w:t>Technical Development and Tools</w:t>
+      </w:r>
+    </w:p>
+    <w:p>
+      <w:pPr>
+        <w:pStyle w:val="ListParagraph"/>
+        <w:numPr>
+          <w:ilvl w:val="2"/>
+          <w:numId w:val="2"/>
+        </w:numPr>
+        <w:spacing w:after="0" w:line="276" w:lineRule="auto"/>
+        <w:rPr>
+          <w:rFonts w:ascii="Calibri" w:hAnsi="Calibri" w:cs="Calibri"/>
+        </w:rPr>
+      </w:pPr>
+      <w:r>
+        <w:rPr>
+          <w:rFonts w:ascii="Calibri" w:hAnsi="Calibri" w:cs="Calibri"/>
+        </w:rPr>
+        <w:t>Development environment (Unity, VR hardware, exercise bike integration).</w:t>
+      </w:r>
+    </w:p>
+    <w:p>
+      <w:pPr>
+        <w:pStyle w:val="ListParagraph"/>
+        <w:numPr>
+          <w:ilvl w:val="2"/>
+          <w:numId w:val="2"/>
+        </w:numPr>
+        <w:spacing w:after="0" w:line="276" w:lineRule="auto"/>
+        <w:rPr>
+          <w:rFonts w:ascii="Calibri" w:hAnsi="Calibri" w:cs="Calibri"/>
+        </w:rPr>
+      </w:pPr>
+      <w:r>
+        <w:rPr>
+          <w:rFonts w:ascii="Calibri" w:hAnsi="Calibri" w:cs="Calibri"/>
+        </w:rPr>
+        <w:t>AI development for adaptive behaviour.</w:t>
+      </w:r>
+    </w:p>
+    <w:p>
+      <w:pPr>
+        <w:pStyle w:val="ListParagraph"/>
+        <w:numPr>
+          <w:ilvl w:val="2"/>
+          <w:numId w:val="2"/>
+        </w:numPr>
+        <w:spacing w:after="0" w:line="276" w:lineRule="auto"/>
+        <w:rPr>
+          <w:rFonts w:ascii="Calibri" w:hAnsi="Calibri" w:cs="Calibri"/>
+        </w:rPr>
+      </w:pPr>
+      <w:r>
+        <w:rPr>
+          <w:rFonts w:ascii="Calibri" w:hAnsi="Calibri" w:cs="Calibri"/>
+        </w:rPr>
+        <w:t xml:space="preserve">UI/UX considerations and gamification elements (progress bars, </w:t>
+      </w:r>
+      <w:proofErr w:type="spellStart"/>
+      <w:r>
+        <w:rPr>
+          <w:rFonts w:ascii="Calibri" w:hAnsi="Calibri" w:cs="Calibri"/>
+        </w:rPr>
+        <w:t>post race</w:t>
+      </w:r>
+      <w:proofErr w:type="spellEnd"/>
+      <w:r>
+        <w:rPr>
+          <w:rFonts w:ascii="Calibri" w:hAnsi="Calibri" w:cs="Calibri"/>
+        </w:rPr>
+        <w:t xml:space="preserve"> analytics).</w:t>
+      </w:r>
+    </w:p>
+    <w:p>
+      <w:pPr>
+        <w:pStyle w:val="ListParagraph"/>
+        <w:numPr>
+          <w:ilvl w:val="2"/>
+          <w:numId w:val="2"/>
+        </w:numPr>
+        <w:spacing w:after="0" w:line="276" w:lineRule="auto"/>
+        <w:rPr>
+          <w:rFonts w:ascii="Calibri" w:hAnsi="Calibri" w:cs="Calibri"/>
+        </w:rPr>
+      </w:pPr>
+      <w:r>
+        <w:rPr>
+          <w:rFonts w:ascii="Calibri" w:hAnsi="Calibri" w:cs="Calibri"/>
+        </w:rPr>
+        <w:t>Data logging and analytics pipeline.</w:t>
+      </w:r>
+    </w:p>
+    <w:p>
+      <w:pPr>
+        <w:pStyle w:val="ListParagraph"/>
+        <w:numPr>
+          <w:ilvl w:val="2"/>
+          <w:numId w:val="2"/>
+        </w:numPr>
+        <w:spacing w:after="0" w:line="276" w:lineRule="auto"/>
+        <w:rPr>
+          <w:rFonts w:ascii="Calibri" w:hAnsi="Calibri" w:cs="Calibri"/>
+        </w:rPr>
+      </w:pPr>
+      <w:r>
+        <w:rPr>
+          <w:rFonts w:ascii="Calibri" w:hAnsi="Calibri" w:cs="Calibri"/>
+        </w:rPr>
+        <w:t>Tools/libraries for data collection and visualisation (Python, Unity plugins)</w:t>
+      </w:r>
+    </w:p>
+    <w:p>
+      <w:pPr>
+        <w:pStyle w:val="ListParagraph"/>
+        <w:numPr>
+          <w:ilvl w:val="1"/>
+          <w:numId w:val="2"/>
+        </w:numPr>
+        <w:spacing w:after="0" w:line="276" w:lineRule="auto"/>
+        <w:rPr>
+          <w:rFonts w:ascii="Calibri" w:hAnsi="Calibri" w:cs="Calibri"/>
+        </w:rPr>
+      </w:pPr>
+      <w:r>
+        <w:rPr>
+          <w:rFonts w:ascii="Calibri" w:hAnsi="Calibri" w:cs="Calibri"/>
+        </w:rPr>
+        <w:t>Methodology for User Study</w:t>
+      </w:r>
+    </w:p>
+    <w:p>
+      <w:pPr>
+        <w:pStyle w:val="ListParagraph"/>
+        <w:numPr>
+          <w:ilvl w:val="2"/>
+          <w:numId w:val="2"/>
+        </w:numPr>
+        <w:spacing w:after="0" w:line="276" w:lineRule="auto"/>
+        <w:rPr>
+          <w:rFonts w:ascii="Calibri" w:hAnsi="Calibri" w:cs="Calibri"/>
+        </w:rPr>
+      </w:pPr>
+      <w:r>
+        <w:rPr>
+          <w:rFonts w:ascii="Calibri" w:hAnsi="Calibri" w:cs="Calibri"/>
+        </w:rPr>
+        <w:t>Participant recruitment, consent, and ethics</w:t>
+      </w:r>
+    </w:p>
+    <w:p>
+      <w:pPr>
+        <w:pStyle w:val="ListParagraph"/>
+        <w:numPr>
+          <w:ilvl w:val="2"/>
+          <w:numId w:val="2"/>
+        </w:numPr>
+        <w:spacing w:after="0" w:line="276" w:lineRule="auto"/>
+        <w:rPr>
+          <w:rFonts w:ascii="Calibri" w:hAnsi="Calibri" w:cs="Calibri"/>
+        </w:rPr>
+      </w:pPr>
+      <w:r>
+        <w:rPr>
+          <w:rFonts w:ascii="Calibri" w:hAnsi="Calibri" w:cs="Calibri"/>
+        </w:rPr>
+        <w:t xml:space="preserve">Study design (within-subject, counterbalanced if needed). </w:t>
+      </w:r>
+    </w:p>
+    <w:p>
+      <w:pPr>
+        <w:pStyle w:val="ListParagraph"/>
+        <w:numPr>
+          <w:ilvl w:val="2"/>
+          <w:numId w:val="2"/>
+        </w:numPr>
+        <w:spacing w:after="0" w:line="276" w:lineRule="auto"/>
+        <w:rPr>
+          <w:rFonts w:ascii="Calibri" w:hAnsi="Calibri" w:cs="Calibri"/>
+        </w:rPr>
+      </w:pPr>
+      <w:r>
+        <w:rPr>
+          <w:rFonts w:ascii="Calibri" w:hAnsi="Calibri" w:cs="Calibri"/>
+        </w:rPr>
+        <w:t xml:space="preserve">Metrics: </w:t>
+      </w:r>
+    </w:p>
+    <w:p>
+      <w:pPr>
+        <w:pStyle w:val="ListParagraph"/>
+        <w:numPr>
+          <w:ilvl w:val="3"/>
+          <w:numId w:val="2"/>
+        </w:numPr>
+        <w:spacing w:after="0" w:line="276" w:lineRule="auto"/>
+        <w:rPr>
+          <w:rFonts w:ascii="Calibri" w:hAnsi="Calibri" w:cs="Calibri"/>
+        </w:rPr>
+      </w:pPr>
+      <w:r>
+        <w:rPr>
+          <w:rFonts w:ascii="Calibri" w:hAnsi="Calibri" w:cs="Calibri"/>
+        </w:rPr>
+        <w:t xml:space="preserve">Quantitative (speed, cadence, power, HR, time). </w:t>
+      </w:r>
+    </w:p>
+    <w:p>
+      <w:pPr>
+        <w:pStyle w:val="ListParagraph"/>
+        <w:numPr>
+          <w:ilvl w:val="3"/>
+          <w:numId w:val="2"/>
+        </w:numPr>
+        <w:spacing w:after="0" w:line="276" w:lineRule="auto"/>
+        <w:rPr>
+          <w:rFonts w:ascii="Calibri" w:hAnsi="Calibri" w:cs="Calibri"/>
+        </w:rPr>
+      </w:pPr>
+      <w:r>
+        <w:rPr>
+          <w:rFonts w:ascii="Calibri" w:hAnsi="Calibri" w:cs="Calibri"/>
+        </w:rPr>
+        <w:t>Qualitative (user experience, engagement, enjoyment (via surveys)</w:t>
+      </w:r>
+    </w:p>
+    <w:p>
+      <w:pPr>
+        <w:pStyle w:val="ListParagraph"/>
+        <w:numPr>
+          <w:ilvl w:val="3"/>
+          <w:numId w:val="2"/>
+        </w:numPr>
+        <w:spacing w:after="0" w:line="276" w:lineRule="auto"/>
+        <w:rPr>
+          <w:rFonts w:ascii="Calibri" w:hAnsi="Calibri" w:cs="Calibri"/>
+        </w:rPr>
+      </w:pPr>
+      <w:r>
+        <w:rPr>
+          <w:rFonts w:ascii="Calibri" w:hAnsi="Calibri" w:cs="Calibri"/>
+        </w:rPr>
+        <w:t>Personality data for exploring correlations.</w:t>
+      </w:r>
+    </w:p>
+    <w:p>
+      <w:pPr>
+        <w:pStyle w:val="ListParagraph"/>
+        <w:numPr>
+          <w:ilvl w:val="2"/>
+          <w:numId w:val="2"/>
+        </w:numPr>
+        <w:spacing w:after="0" w:line="276" w:lineRule="auto"/>
+        <w:rPr>
+          <w:rFonts w:ascii="Calibri" w:hAnsi="Calibri" w:cs="Calibri"/>
+        </w:rPr>
+      </w:pPr>
+      <w:r>
+        <w:rPr>
+          <w:rFonts w:ascii="Calibri" w:hAnsi="Calibri" w:cs="Calibri"/>
+        </w:rPr>
+        <w:t>Risk analysis and mitigation strategies (as in initial plan)</w:t>
+      </w:r>
+    </w:p>
+    <w:p>
+      <w:pPr>
+        <w:pStyle w:val="ListParagraph"/>
+        <w:numPr>
+          <w:ilvl w:val="2"/>
+          <w:numId w:val="2"/>
+        </w:numPr>
+        <w:spacing w:after="0" w:line="276" w:lineRule="auto"/>
+        <w:rPr>
+          <w:rFonts w:ascii="Calibri" w:hAnsi="Calibri" w:cs="Calibri"/>
+        </w:rPr>
+      </w:pPr>
+      <w:r>
+        <w:rPr>
+          <w:rFonts w:ascii="Calibri" w:hAnsi="Calibri" w:cs="Calibri"/>
+        </w:rPr>
+        <w:t>Timeline for development testing and study</w:t>
+      </w:r>
+    </w:p>
+    <w:p>
+      <w:pPr>
+        <w:pStyle w:val="ListParagraph"/>
+        <w:numPr>
+          <w:ilvl w:val="0"/>
+          <w:numId w:val="2"/>
+        </w:numPr>
+        <w:spacing w:after="0" w:line="276" w:lineRule="auto"/>
+        <w:rPr>
+          <w:rFonts w:ascii="Calibri" w:hAnsi="Calibri" w:cs="Calibri"/>
+        </w:rPr>
+      </w:pPr>
+      <w:r>
+        <w:rPr>
+          <w:rFonts w:ascii="Calibri" w:hAnsi="Calibri" w:cs="Calibri"/>
+        </w:rPr>
+        <w:t>Results and Evaluation</w:t>
+      </w:r>
+    </w:p>
+    <w:p>
+      <w:pPr>
+        <w:pStyle w:val="ListParagraph"/>
+        <w:numPr>
+          <w:ilvl w:val="1"/>
+          <w:numId w:val="2"/>
+        </w:numPr>
+        <w:spacing w:after="0" w:line="276" w:lineRule="auto"/>
+        <w:rPr>
+          <w:rFonts w:ascii="Calibri" w:hAnsi="Calibri" w:cs="Calibri"/>
+        </w:rPr>
+      </w:pPr>
+      <w:r>
+        <w:rPr>
+          <w:rFonts w:ascii="Calibri" w:hAnsi="Calibri" w:cs="Calibri"/>
+        </w:rPr>
+        <w:t>Quantitative results</w:t>
+      </w:r>
+    </w:p>
+    <w:p>
+      <w:pPr>
+        <w:pStyle w:val="ListParagraph"/>
+        <w:numPr>
+          <w:ilvl w:val="2"/>
+          <w:numId w:val="2"/>
+        </w:numPr>
+        <w:spacing w:after="0" w:line="276" w:lineRule="auto"/>
+        <w:rPr>
+          <w:rFonts w:ascii="Calibri" w:hAnsi="Calibri" w:cs="Calibri"/>
+        </w:rPr>
+      </w:pPr>
+      <w:r>
+        <w:rPr>
+          <w:rFonts w:ascii="Calibri" w:hAnsi="Calibri" w:cs="Calibri"/>
+        </w:rPr>
+        <w:t>Comparative analysis of performance metrics across the three scenarios</w:t>
+      </w:r>
+    </w:p>
+    <w:p>
+      <w:pPr>
+        <w:pStyle w:val="ListParagraph"/>
+        <w:numPr>
+          <w:ilvl w:val="2"/>
+          <w:numId w:val="2"/>
+        </w:numPr>
+        <w:spacing w:after="0" w:line="276" w:lineRule="auto"/>
+        <w:rPr>
+          <w:rFonts w:ascii="Calibri" w:hAnsi="Calibri" w:cs="Calibri"/>
+        </w:rPr>
+      </w:pPr>
+      <w:r>
+        <w:rPr>
+          <w:rFonts w:ascii="Calibri" w:hAnsi="Calibri" w:cs="Calibri"/>
+        </w:rPr>
+        <w:t>Visualisations (graphs of time, power output, HR, etc)</w:t>
+      </w:r>
+    </w:p>
+    <w:p>
+      <w:pPr>
+        <w:pStyle w:val="ListParagraph"/>
+        <w:numPr>
+          <w:ilvl w:val="2"/>
+          <w:numId w:val="2"/>
+        </w:numPr>
+        <w:spacing w:after="0" w:line="276" w:lineRule="auto"/>
+        <w:rPr>
+          <w:rFonts w:ascii="Calibri" w:hAnsi="Calibri" w:cs="Calibri"/>
+        </w:rPr>
+      </w:pPr>
+      <w:r>
+        <w:rPr>
+          <w:rFonts w:ascii="Calibri" w:hAnsi="Calibri" w:cs="Calibri"/>
+        </w:rPr>
+        <w:t>Statistical Analysis (ANOVA, t-tests for paired comparisons)</w:t>
+      </w:r>
+    </w:p>
+    <w:p>
+      <w:pPr>
+        <w:pStyle w:val="ListParagraph"/>
+        <w:numPr>
+          <w:ilvl w:val="2"/>
+          <w:numId w:val="2"/>
+        </w:numPr>
+        <w:spacing w:after="0" w:line="276" w:lineRule="auto"/>
+        <w:rPr>
+          <w:rFonts w:ascii="Calibri" w:hAnsi="Calibri" w:cs="Calibri"/>
+        </w:rPr>
+      </w:pPr>
+      <w:r>
+        <w:rPr>
+          <w:rFonts w:ascii="Calibri" w:hAnsi="Calibri" w:cs="Calibri"/>
+        </w:rPr>
+        <w:t>Interpretation of results regarding performance under cooperative/competitive dynamics.</w:t>
+      </w:r>
+    </w:p>
+    <w:p>
+      <w:pPr>
+        <w:pStyle w:val="ListParagraph"/>
+        <w:numPr>
+          <w:ilvl w:val="1"/>
+          <w:numId w:val="2"/>
+        </w:numPr>
+        <w:spacing w:after="0" w:line="276" w:lineRule="auto"/>
+        <w:rPr>
+          <w:rFonts w:ascii="Calibri" w:hAnsi="Calibri" w:cs="Calibri"/>
+        </w:rPr>
+      </w:pPr>
+      <w:r>
+        <w:rPr>
+          <w:rFonts w:ascii="Calibri" w:hAnsi="Calibri" w:cs="Calibri"/>
+        </w:rPr>
+        <w:t>Qualitative Results</w:t>
+      </w:r>
+    </w:p>
+    <w:p>
+      <w:pPr>
+        <w:pStyle w:val="ListParagraph"/>
+        <w:numPr>
+          <w:ilvl w:val="2"/>
+          <w:numId w:val="2"/>
+        </w:numPr>
+        <w:spacing w:after="0" w:line="276" w:lineRule="auto"/>
+        <w:rPr>
+          <w:rFonts w:ascii="Calibri" w:hAnsi="Calibri" w:cs="Calibri"/>
+        </w:rPr>
+      </w:pPr>
+      <w:r>
+        <w:rPr>
+          <w:rFonts w:ascii="Calibri" w:hAnsi="Calibri" w:cs="Calibri"/>
+        </w:rPr>
         <w:lastRenderedPageBreak/>
-        <w:t>Description of the three scenarios</w:t>
+        <w:t>Thematic analysis of user feedback (motivation, engagement, enjoyment)</w:t>
       </w:r>
     </w:p>
     <w:p>
@@ -1295,7 +1789,7 @@
         <w:rPr>
           <w:rFonts w:ascii="Calibri" w:hAnsi="Calibri" w:cs="Calibri"/>
         </w:rPr>
-        <w:t>Consistent environmental settings.</w:t>
+        <w:t>Reflections on user preferences between cooperation and competition.</w:t>
       </w:r>
     </w:p>
     <w:p>
@@ -1314,7 +1808,7 @@
         <w:rPr>
           <w:rFonts w:ascii="Calibri" w:hAnsi="Calibri" w:cs="Calibri"/>
         </w:rPr>
-        <w:t>Performance tracking elements.</w:t>
+        <w:t>Summary of personal correlations, if found.</w:t>
       </w:r>
     </w:p>
     <w:p>
@@ -1333,7 +1827,7 @@
         <w:rPr>
           <w:rFonts w:ascii="Calibri" w:hAnsi="Calibri" w:cs="Calibri"/>
         </w:rPr>
-        <w:t>Technical Development and Tools</w:t>
+        <w:t>Evaluation and critical reflection</w:t>
       </w:r>
     </w:p>
     <w:p>
@@ -1352,7 +1846,7 @@
         <w:rPr>
           <w:rFonts w:ascii="Calibri" w:hAnsi="Calibri" w:cs="Calibri"/>
         </w:rPr>
-        <w:t>Development environment (Unity, VR hardware, exercise bike integration).</w:t>
+        <w:t>Effectiveness of gamification and AI in enhancing engagement.</w:t>
       </w:r>
     </w:p>
     <w:p>
@@ -1371,7 +1865,7 @@
         <w:rPr>
           <w:rFonts w:ascii="Calibri" w:hAnsi="Calibri" w:cs="Calibri"/>
         </w:rPr>
-        <w:t>AI development for adaptive behaviour.</w:t>
+        <w:t>Success and limitations of AI difficulty adjustment</w:t>
       </w:r>
     </w:p>
     <w:p>
@@ -1390,21 +1884,7 @@
         <w:rPr>
           <w:rFonts w:ascii="Calibri" w:hAnsi="Calibri" w:cs="Calibri"/>
         </w:rPr>
-        <w:t xml:space="preserve">UI/UX considerations and gamification elements (progress bars, </w:t>
-      </w:r>
-      <w:proofErr w:type="spellStart"/>
-      <w:r>
-        <w:rPr>
-          <w:rFonts w:ascii="Calibri" w:hAnsi="Calibri" w:cs="Calibri"/>
-        </w:rPr>
-        <w:t>post race</w:t>
-      </w:r>
-      <w:proofErr w:type="spellEnd"/>
-      <w:r>
-        <w:rPr>
-          <w:rFonts w:ascii="Calibri" w:hAnsi="Calibri" w:cs="Calibri"/>
-        </w:rPr>
-        <w:t xml:space="preserve"> analytics).</w:t>
+        <w:t>Discussion of accessibility and usability feedback from participants.</w:t>
       </w:r>
     </w:p>
     <w:p>
@@ -1423,7 +1903,7 @@
         <w:rPr>
           <w:rFonts w:ascii="Calibri" w:hAnsi="Calibri" w:cs="Calibri"/>
         </w:rPr>
-        <w:t>Data logging and analytics pipeline.</w:t>
+        <w:t xml:space="preserve">Issues encountered (bugs, AI behaviour, data collection reliability). </w:t>
       </w:r>
     </w:p>
     <w:p>
@@ -1442,482 +1922,6 @@
         <w:rPr>
           <w:rFonts w:ascii="Calibri" w:hAnsi="Calibri" w:cs="Calibri"/>
         </w:rPr>
-        <w:t>Tools/libraries for data collection and visualisation (Python, Unity plugins)</w:t>
-      </w:r>
-    </w:p>
-    <w:p>
-      <w:pPr>
-        <w:pStyle w:val="ListParagraph"/>
-        <w:numPr>
-          <w:ilvl w:val="1"/>
-          <w:numId w:val="2"/>
-        </w:numPr>
-        <w:spacing w:after="0" w:line="276" w:lineRule="auto"/>
-        <w:rPr>
-          <w:rFonts w:ascii="Calibri" w:hAnsi="Calibri" w:cs="Calibri"/>
-        </w:rPr>
-      </w:pPr>
-      <w:r>
-        <w:rPr>
-          <w:rFonts w:ascii="Calibri" w:hAnsi="Calibri" w:cs="Calibri"/>
-        </w:rPr>
-        <w:t>Methodology for User Study</w:t>
-      </w:r>
-    </w:p>
-    <w:p>
-      <w:pPr>
-        <w:pStyle w:val="ListParagraph"/>
-        <w:numPr>
-          <w:ilvl w:val="2"/>
-          <w:numId w:val="2"/>
-        </w:numPr>
-        <w:spacing w:after="0" w:line="276" w:lineRule="auto"/>
-        <w:rPr>
-          <w:rFonts w:ascii="Calibri" w:hAnsi="Calibri" w:cs="Calibri"/>
-        </w:rPr>
-      </w:pPr>
-      <w:r>
-        <w:rPr>
-          <w:rFonts w:ascii="Calibri" w:hAnsi="Calibri" w:cs="Calibri"/>
-        </w:rPr>
-        <w:t>Participant recruitment, consent, and ethics</w:t>
-      </w:r>
-    </w:p>
-    <w:p>
-      <w:pPr>
-        <w:pStyle w:val="ListParagraph"/>
-        <w:numPr>
-          <w:ilvl w:val="2"/>
-          <w:numId w:val="2"/>
-        </w:numPr>
-        <w:spacing w:after="0" w:line="276" w:lineRule="auto"/>
-        <w:rPr>
-          <w:rFonts w:ascii="Calibri" w:hAnsi="Calibri" w:cs="Calibri"/>
-        </w:rPr>
-      </w:pPr>
-      <w:r>
-        <w:rPr>
-          <w:rFonts w:ascii="Calibri" w:hAnsi="Calibri" w:cs="Calibri"/>
-        </w:rPr>
-        <w:t xml:space="preserve">Study design (within-subject, counterbalanced if needed). </w:t>
-      </w:r>
-    </w:p>
-    <w:p>
-      <w:pPr>
-        <w:pStyle w:val="ListParagraph"/>
-        <w:numPr>
-          <w:ilvl w:val="2"/>
-          <w:numId w:val="2"/>
-        </w:numPr>
-        <w:spacing w:after="0" w:line="276" w:lineRule="auto"/>
-        <w:rPr>
-          <w:rFonts w:ascii="Calibri" w:hAnsi="Calibri" w:cs="Calibri"/>
-        </w:rPr>
-      </w:pPr>
-      <w:r>
-        <w:rPr>
-          <w:rFonts w:ascii="Calibri" w:hAnsi="Calibri" w:cs="Calibri"/>
-        </w:rPr>
-        <w:t xml:space="preserve">Metrics: </w:t>
-      </w:r>
-    </w:p>
-    <w:p>
-      <w:pPr>
-        <w:pStyle w:val="ListParagraph"/>
-        <w:numPr>
-          <w:ilvl w:val="3"/>
-          <w:numId w:val="2"/>
-        </w:numPr>
-        <w:spacing w:after="0" w:line="276" w:lineRule="auto"/>
-        <w:rPr>
-          <w:rFonts w:ascii="Calibri" w:hAnsi="Calibri" w:cs="Calibri"/>
-        </w:rPr>
-      </w:pPr>
-      <w:r>
-        <w:rPr>
-          <w:rFonts w:ascii="Calibri" w:hAnsi="Calibri" w:cs="Calibri"/>
-        </w:rPr>
-        <w:t xml:space="preserve">Quantitative (speed, cadence, power, HR, time). </w:t>
-      </w:r>
-    </w:p>
-    <w:p>
-      <w:pPr>
-        <w:pStyle w:val="ListParagraph"/>
-        <w:numPr>
-          <w:ilvl w:val="3"/>
-          <w:numId w:val="2"/>
-        </w:numPr>
-        <w:spacing w:after="0" w:line="276" w:lineRule="auto"/>
-        <w:rPr>
-          <w:rFonts w:ascii="Calibri" w:hAnsi="Calibri" w:cs="Calibri"/>
-        </w:rPr>
-      </w:pPr>
-      <w:r>
-        <w:rPr>
-          <w:rFonts w:ascii="Calibri" w:hAnsi="Calibri" w:cs="Calibri"/>
-        </w:rPr>
-        <w:t>Qualitative (user experience, engagement, enjoyment (via surveys)</w:t>
-      </w:r>
-    </w:p>
-    <w:p>
-      <w:pPr>
-        <w:pStyle w:val="ListParagraph"/>
-        <w:numPr>
-          <w:ilvl w:val="3"/>
-          <w:numId w:val="2"/>
-        </w:numPr>
-        <w:spacing w:after="0" w:line="276" w:lineRule="auto"/>
-        <w:rPr>
-          <w:rFonts w:ascii="Calibri" w:hAnsi="Calibri" w:cs="Calibri"/>
-        </w:rPr>
-      </w:pPr>
-      <w:r>
-        <w:rPr>
-          <w:rFonts w:ascii="Calibri" w:hAnsi="Calibri" w:cs="Calibri"/>
-        </w:rPr>
-        <w:t>Personality data for exploring correlations.</w:t>
-      </w:r>
-    </w:p>
-    <w:p>
-      <w:pPr>
-        <w:pStyle w:val="ListParagraph"/>
-        <w:numPr>
-          <w:ilvl w:val="2"/>
-          <w:numId w:val="2"/>
-        </w:numPr>
-        <w:spacing w:after="0" w:line="276" w:lineRule="auto"/>
-        <w:rPr>
-          <w:rFonts w:ascii="Calibri" w:hAnsi="Calibri" w:cs="Calibri"/>
-        </w:rPr>
-      </w:pPr>
-      <w:r>
-        <w:rPr>
-          <w:rFonts w:ascii="Calibri" w:hAnsi="Calibri" w:cs="Calibri"/>
-        </w:rPr>
-        <w:t>Risk analysis and mitigation strategies (as in initial plan)</w:t>
-      </w:r>
-    </w:p>
-    <w:p>
-      <w:pPr>
-        <w:pStyle w:val="ListParagraph"/>
-        <w:numPr>
-          <w:ilvl w:val="2"/>
-          <w:numId w:val="2"/>
-        </w:numPr>
-        <w:spacing w:after="0" w:line="276" w:lineRule="auto"/>
-        <w:rPr>
-          <w:rFonts w:ascii="Calibri" w:hAnsi="Calibri" w:cs="Calibri"/>
-        </w:rPr>
-      </w:pPr>
-      <w:r>
-        <w:rPr>
-          <w:rFonts w:ascii="Calibri" w:hAnsi="Calibri" w:cs="Calibri"/>
-        </w:rPr>
-        <w:t>Timeline for development testing and study</w:t>
-      </w:r>
-    </w:p>
-    <w:p>
-      <w:pPr>
-        <w:pStyle w:val="ListParagraph"/>
-        <w:numPr>
-          <w:ilvl w:val="0"/>
-          <w:numId w:val="2"/>
-        </w:numPr>
-        <w:spacing w:after="0" w:line="276" w:lineRule="auto"/>
-        <w:rPr>
-          <w:rFonts w:ascii="Calibri" w:hAnsi="Calibri" w:cs="Calibri"/>
-        </w:rPr>
-      </w:pPr>
-      <w:r>
-        <w:rPr>
-          <w:rFonts w:ascii="Calibri" w:hAnsi="Calibri" w:cs="Calibri"/>
-        </w:rPr>
-        <w:t>Results and Evaluation</w:t>
-      </w:r>
-    </w:p>
-    <w:p>
-      <w:pPr>
-        <w:pStyle w:val="ListParagraph"/>
-        <w:numPr>
-          <w:ilvl w:val="1"/>
-          <w:numId w:val="2"/>
-        </w:numPr>
-        <w:spacing w:after="0" w:line="276" w:lineRule="auto"/>
-        <w:rPr>
-          <w:rFonts w:ascii="Calibri" w:hAnsi="Calibri" w:cs="Calibri"/>
-        </w:rPr>
-      </w:pPr>
-      <w:r>
-        <w:rPr>
-          <w:rFonts w:ascii="Calibri" w:hAnsi="Calibri" w:cs="Calibri"/>
-        </w:rPr>
-        <w:t>Quantitative results</w:t>
-      </w:r>
-    </w:p>
-    <w:p>
-      <w:pPr>
-        <w:pStyle w:val="ListParagraph"/>
-        <w:numPr>
-          <w:ilvl w:val="2"/>
-          <w:numId w:val="2"/>
-        </w:numPr>
-        <w:spacing w:after="0" w:line="276" w:lineRule="auto"/>
-        <w:rPr>
-          <w:rFonts w:ascii="Calibri" w:hAnsi="Calibri" w:cs="Calibri"/>
-        </w:rPr>
-      </w:pPr>
-      <w:r>
-        <w:rPr>
-          <w:rFonts w:ascii="Calibri" w:hAnsi="Calibri" w:cs="Calibri"/>
-        </w:rPr>
-        <w:t>Comparative analysis of performance metrics across the three scenarios</w:t>
-      </w:r>
-    </w:p>
-    <w:p>
-      <w:pPr>
-        <w:pStyle w:val="ListParagraph"/>
-        <w:numPr>
-          <w:ilvl w:val="2"/>
-          <w:numId w:val="2"/>
-        </w:numPr>
-        <w:spacing w:after="0" w:line="276" w:lineRule="auto"/>
-        <w:rPr>
-          <w:rFonts w:ascii="Calibri" w:hAnsi="Calibri" w:cs="Calibri"/>
-        </w:rPr>
-      </w:pPr>
-      <w:r>
-        <w:rPr>
-          <w:rFonts w:ascii="Calibri" w:hAnsi="Calibri" w:cs="Calibri"/>
-        </w:rPr>
-        <w:t>Visualisations (graphs of time, power output, HR, etc)</w:t>
-      </w:r>
-    </w:p>
-    <w:p>
-      <w:pPr>
-        <w:pStyle w:val="ListParagraph"/>
-        <w:numPr>
-          <w:ilvl w:val="2"/>
-          <w:numId w:val="2"/>
-        </w:numPr>
-        <w:spacing w:after="0" w:line="276" w:lineRule="auto"/>
-        <w:rPr>
-          <w:rFonts w:ascii="Calibri" w:hAnsi="Calibri" w:cs="Calibri"/>
-        </w:rPr>
-      </w:pPr>
-      <w:r>
-        <w:rPr>
-          <w:rFonts w:ascii="Calibri" w:hAnsi="Calibri" w:cs="Calibri"/>
-        </w:rPr>
-        <w:t>Statistical Analysis (ANOVA, t-tests for paired comparisons)</w:t>
-      </w:r>
-    </w:p>
-    <w:p>
-      <w:pPr>
-        <w:pStyle w:val="ListParagraph"/>
-        <w:numPr>
-          <w:ilvl w:val="2"/>
-          <w:numId w:val="2"/>
-        </w:numPr>
-        <w:spacing w:after="0" w:line="276" w:lineRule="auto"/>
-        <w:rPr>
-          <w:rFonts w:ascii="Calibri" w:hAnsi="Calibri" w:cs="Calibri"/>
-        </w:rPr>
-      </w:pPr>
-      <w:r>
-        <w:rPr>
-          <w:rFonts w:ascii="Calibri" w:hAnsi="Calibri" w:cs="Calibri"/>
-        </w:rPr>
-        <w:t>Interpretation of results regarding performance under cooperative/competitive dynamics.</w:t>
-      </w:r>
-    </w:p>
-    <w:p>
-      <w:pPr>
-        <w:pStyle w:val="ListParagraph"/>
-        <w:numPr>
-          <w:ilvl w:val="1"/>
-          <w:numId w:val="2"/>
-        </w:numPr>
-        <w:spacing w:after="0" w:line="276" w:lineRule="auto"/>
-        <w:rPr>
-          <w:rFonts w:ascii="Calibri" w:hAnsi="Calibri" w:cs="Calibri"/>
-        </w:rPr>
-      </w:pPr>
-      <w:r>
-        <w:rPr>
-          <w:rFonts w:ascii="Calibri" w:hAnsi="Calibri" w:cs="Calibri"/>
-        </w:rPr>
-        <w:t>Qualitative Results</w:t>
-      </w:r>
-    </w:p>
-    <w:p>
-      <w:pPr>
-        <w:pStyle w:val="ListParagraph"/>
-        <w:numPr>
-          <w:ilvl w:val="2"/>
-          <w:numId w:val="2"/>
-        </w:numPr>
-        <w:spacing w:after="0" w:line="276" w:lineRule="auto"/>
-        <w:rPr>
-          <w:rFonts w:ascii="Calibri" w:hAnsi="Calibri" w:cs="Calibri"/>
-        </w:rPr>
-      </w:pPr>
-      <w:r>
-        <w:rPr>
-          <w:rFonts w:ascii="Calibri" w:hAnsi="Calibri" w:cs="Calibri"/>
-        </w:rPr>
-        <w:t>Thematic analysis of user feedback (motivation, engagement, enjoyment)</w:t>
-      </w:r>
-    </w:p>
-    <w:p>
-      <w:pPr>
-        <w:pStyle w:val="ListParagraph"/>
-        <w:numPr>
-          <w:ilvl w:val="2"/>
-          <w:numId w:val="2"/>
-        </w:numPr>
-        <w:spacing w:after="0" w:line="276" w:lineRule="auto"/>
-        <w:rPr>
-          <w:rFonts w:ascii="Calibri" w:hAnsi="Calibri" w:cs="Calibri"/>
-        </w:rPr>
-      </w:pPr>
-      <w:r>
-        <w:rPr>
-          <w:rFonts w:ascii="Calibri" w:hAnsi="Calibri" w:cs="Calibri"/>
-        </w:rPr>
-        <w:t>Reflections on user preferences between cooperation and competition.</w:t>
-      </w:r>
-    </w:p>
-    <w:p>
-      <w:pPr>
-        <w:pStyle w:val="ListParagraph"/>
-        <w:numPr>
-          <w:ilvl w:val="2"/>
-          <w:numId w:val="2"/>
-        </w:numPr>
-        <w:spacing w:after="0" w:line="276" w:lineRule="auto"/>
-        <w:rPr>
-          <w:rFonts w:ascii="Calibri" w:hAnsi="Calibri" w:cs="Calibri"/>
-        </w:rPr>
-      </w:pPr>
-      <w:r>
-        <w:rPr>
-          <w:rFonts w:ascii="Calibri" w:hAnsi="Calibri" w:cs="Calibri"/>
-        </w:rPr>
-        <w:t>Summary of personal correlations, if found.</w:t>
-      </w:r>
-    </w:p>
-    <w:p>
-      <w:pPr>
-        <w:pStyle w:val="ListParagraph"/>
-        <w:numPr>
-          <w:ilvl w:val="1"/>
-          <w:numId w:val="2"/>
-        </w:numPr>
-        <w:spacing w:after="0" w:line="276" w:lineRule="auto"/>
-        <w:rPr>
-          <w:rFonts w:ascii="Calibri" w:hAnsi="Calibri" w:cs="Calibri"/>
-        </w:rPr>
-      </w:pPr>
-      <w:r>
-        <w:rPr>
-          <w:rFonts w:ascii="Calibri" w:hAnsi="Calibri" w:cs="Calibri"/>
-        </w:rPr>
-        <w:t>Evaluation and critical reflection</w:t>
-      </w:r>
-    </w:p>
-    <w:p>
-      <w:pPr>
-        <w:pStyle w:val="ListParagraph"/>
-        <w:numPr>
-          <w:ilvl w:val="2"/>
-          <w:numId w:val="2"/>
-        </w:numPr>
-        <w:spacing w:after="0" w:line="276" w:lineRule="auto"/>
-        <w:rPr>
-          <w:rFonts w:ascii="Calibri" w:hAnsi="Calibri" w:cs="Calibri"/>
-        </w:rPr>
-      </w:pPr>
-      <w:r>
-        <w:rPr>
-          <w:rFonts w:ascii="Calibri" w:hAnsi="Calibri" w:cs="Calibri"/>
-        </w:rPr>
-        <w:t>Effectiveness of gamification and AI in enhancing engagement.</w:t>
-      </w:r>
-    </w:p>
-    <w:p>
-      <w:pPr>
-        <w:pStyle w:val="ListParagraph"/>
-        <w:numPr>
-          <w:ilvl w:val="2"/>
-          <w:numId w:val="2"/>
-        </w:numPr>
-        <w:spacing w:after="0" w:line="276" w:lineRule="auto"/>
-        <w:rPr>
-          <w:rFonts w:ascii="Calibri" w:hAnsi="Calibri" w:cs="Calibri"/>
-        </w:rPr>
-      </w:pPr>
-      <w:r>
-        <w:rPr>
-          <w:rFonts w:ascii="Calibri" w:hAnsi="Calibri" w:cs="Calibri"/>
-        </w:rPr>
-        <w:t>Success and limitations of AI difficulty adjustment</w:t>
-      </w:r>
-    </w:p>
-    <w:p>
-      <w:pPr>
-        <w:pStyle w:val="ListParagraph"/>
-        <w:numPr>
-          <w:ilvl w:val="2"/>
-          <w:numId w:val="2"/>
-        </w:numPr>
-        <w:spacing w:after="0" w:line="276" w:lineRule="auto"/>
-        <w:rPr>
-          <w:rFonts w:ascii="Calibri" w:hAnsi="Calibri" w:cs="Calibri"/>
-        </w:rPr>
-      </w:pPr>
-      <w:r>
-        <w:rPr>
-          <w:rFonts w:ascii="Calibri" w:hAnsi="Calibri" w:cs="Calibri"/>
-        </w:rPr>
-        <w:t>Discussion of accessibility and usability feedback from participants.</w:t>
-      </w:r>
-    </w:p>
-    <w:p>
-      <w:pPr>
-        <w:pStyle w:val="ListParagraph"/>
-        <w:numPr>
-          <w:ilvl w:val="2"/>
-          <w:numId w:val="2"/>
-        </w:numPr>
-        <w:spacing w:after="0" w:line="276" w:lineRule="auto"/>
-        <w:rPr>
-          <w:rFonts w:ascii="Calibri" w:hAnsi="Calibri" w:cs="Calibri"/>
-        </w:rPr>
-      </w:pPr>
-      <w:r>
-        <w:rPr>
-          <w:rFonts w:ascii="Calibri" w:hAnsi="Calibri" w:cs="Calibri"/>
-        </w:rPr>
-        <w:t xml:space="preserve">Issues encountered (bugs, AI behaviour, data collection reliability). </w:t>
-      </w:r>
-    </w:p>
-    <w:p>
-      <w:pPr>
-        <w:pStyle w:val="ListParagraph"/>
-        <w:numPr>
-          <w:ilvl w:val="2"/>
-          <w:numId w:val="2"/>
-        </w:numPr>
-        <w:spacing w:after="0" w:line="276" w:lineRule="auto"/>
-        <w:rPr>
-          <w:rFonts w:ascii="Calibri" w:hAnsi="Calibri" w:cs="Calibri"/>
-        </w:rPr>
-      </w:pPr>
-      <w:r>
-        <w:rPr>
-          <w:rFonts w:ascii="Calibri" w:hAnsi="Calibri" w:cs="Calibri"/>
-        </w:rPr>
-        <w:lastRenderedPageBreak/>
         <w:t>Validation of the game as a fitness tool.</w:t>
       </w:r>
     </w:p>
@@ -2380,7 +2384,7 @@
         </w:rPr>
         <w:t xml:space="preserve"> 2022 Sep 28. PMID: 36169933; PMCID: PMC10081485. </w:t>
       </w:r>
-      <w:hyperlink r:id="rId6" w:history="1">
+      <w:hyperlink r:id="rId8" w:history="1">
         <w:r>
           <w:rPr>
             <w:rStyle w:val="Hyperlink"/>
@@ -2404,6 +2408,56 @@
     </w:sectPr>
   </w:body>
 </w:document>
+</file>
+
+<file path=word/endnotes.xml><?xml version="1.0" encoding="utf-8"?>
+<w:endnotes xmlns:wpc="http://schemas.microsoft.com/office/word/2010/wordprocessingCanvas" xmlns:cx="http://schemas.microsoft.com/office/drawing/2014/chartex" xmlns:cx1="http://schemas.microsoft.com/office/drawing/2015/9/8/chartex" xmlns:cx2="http://schemas.microsoft.com/office/drawing/2015/10/21/chartex" xmlns:cx3="http://schemas.microsoft.com/office/drawing/2016/5/9/chartex" xmlns:cx4="http://schemas.microsoft.com/office/drawing/2016/5/10/chartex" xmlns:cx5="http://schemas.microsoft.com/office/drawing/2016/5/11/chartex" xmlns:cx6="http://schemas.microsoft.com/office/drawing/2016/5/12/chartex" xmlns:cx7="http://schemas.microsoft.com/office/drawing/2016/5/13/chartex" xmlns:cx8="http://schemas.microsoft.com/office/drawing/2016/5/14/chartex" xmlns:mc="http://schemas.openxmlformats.org/markup-compatibility/2006" xmlns:aink="http://schemas.microsoft.com/office/drawing/2016/ink" xmlns:am3d="http://schemas.microsoft.com/office/drawing/2017/model3d" xmlns:o="urn:schemas-microsoft-com:office:office" xmlns:oel="http://schemas.microsoft.com/office/2019/extlst" xmlns:r="http://schemas.openxmlformats.org/officeDocument/2006/relationships" xmlns:m="http://schemas.openxmlformats.org/officeDocument/2006/math" xmlns:v="urn:schemas-microsoft-com:vml" xmlns:wp14="http://schemas.microsoft.com/office/word/2010/wordprocessingDrawing" xmlns:wp="http://schemas.openxmlformats.org/drawingml/2006/wordprocessingDrawing" xmlns:w10="urn:schemas-microsoft-com:office:word" xmlns:w="http://schemas.openxmlformats.org/wordprocessingml/2006/main" xmlns:w14="http://schemas.microsoft.com/office/word/2010/wordml" xmlns:w15="http://schemas.microsoft.com/office/word/2012/wordml" xmlns:w16cex="http://schemas.microsoft.com/office/word/2018/wordml/cex" xmlns:w16cid="http://schemas.microsoft.com/office/word/2016/wordml/cid" xmlns:w16="http://schemas.microsoft.com/office/word/2018/wordml" xmlns:w16du="http://schemas.microsoft.com/office/word/2023/wordml/word16du" xmlns:w16sdtdh="http://schemas.microsoft.com/office/word/2020/wordml/sdtdatahash" xmlns:w16sdtfl="http://schemas.microsoft.com/office/word/2024/wordml/sdtformatlock" xmlns:w16se="http://schemas.microsoft.com/office/word/2015/wordml/symex" xmlns:wpg="http://schemas.microsoft.com/office/word/2010/wordprocessingGroup" xmlns:wpi="http://schemas.microsoft.com/office/word/2010/wordprocessingInk" xmlns:wne="http://schemas.microsoft.com/office/word/2006/wordml" xmlns:wps="http://schemas.microsoft.com/office/word/2010/wordprocessingShape" mc:Ignorable="w14 w15 w16se w16cid w16 w16cex w16sdtdh w16sdtfl w16du wp14">
+  <w:endnote w:type="separator" w:id="-1">
+    <w:p>
+      <w:pPr>
+        <w:spacing w:after="0" w:line="240" w:lineRule="auto"/>
+      </w:pPr>
+      <w:r>
+        <w:separator/>
+      </w:r>
+    </w:p>
+  </w:endnote>
+  <w:endnote w:type="continuationSeparator" w:id="0">
+    <w:p>
+      <w:pPr>
+        <w:spacing w:after="0" w:line="240" w:lineRule="auto"/>
+      </w:pPr>
+      <w:r>
+        <w:continuationSeparator/>
+      </w:r>
+    </w:p>
+  </w:endnote>
+</w:endnotes>
+</file>
+
+<file path=word/footnotes.xml><?xml version="1.0" encoding="utf-8"?>
+<w:footnotes xmlns:wpc="http://schemas.microsoft.com/office/word/2010/wordprocessingCanvas" xmlns:cx="http://schemas.microsoft.com/office/drawing/2014/chartex" xmlns:cx1="http://schemas.microsoft.com/office/drawing/2015/9/8/chartex" xmlns:cx2="http://schemas.microsoft.com/office/drawing/2015/10/21/chartex" xmlns:cx3="http://schemas.microsoft.com/office/drawing/2016/5/9/chartex" xmlns:cx4="http://schemas.microsoft.com/office/drawing/2016/5/10/chartex" xmlns:cx5="http://schemas.microsoft.com/office/drawing/2016/5/11/chartex" xmlns:cx6="http://schemas.microsoft.com/office/drawing/2016/5/12/chartex" xmlns:cx7="http://schemas.microsoft.com/office/drawing/2016/5/13/chartex" xmlns:cx8="http://schemas.microsoft.com/office/drawing/2016/5/14/chartex" xmlns:mc="http://schemas.openxmlformats.org/markup-compatibility/2006" xmlns:aink="http://schemas.microsoft.com/office/drawing/2016/ink" xmlns:am3d="http://schemas.microsoft.com/office/drawing/2017/model3d" xmlns:o="urn:schemas-microsoft-com:office:office" xmlns:oel="http://schemas.microsoft.com/office/2019/extlst" xmlns:r="http://schemas.openxmlformats.org/officeDocument/2006/relationships" xmlns:m="http://schemas.openxmlformats.org/officeDocument/2006/math" xmlns:v="urn:schemas-microsoft-com:vml" xmlns:wp14="http://schemas.microsoft.com/office/word/2010/wordprocessingDrawing" xmlns:wp="http://schemas.openxmlformats.org/drawingml/2006/wordprocessingDrawing" xmlns:w10="urn:schemas-microsoft-com:office:word" xmlns:w="http://schemas.openxmlformats.org/wordprocessingml/2006/main" xmlns:w14="http://schemas.microsoft.com/office/word/2010/wordml" xmlns:w15="http://schemas.microsoft.com/office/word/2012/wordml" xmlns:w16cex="http://schemas.microsoft.com/office/word/2018/wordml/cex" xmlns:w16cid="http://schemas.microsoft.com/office/word/2016/wordml/cid" xmlns:w16="http://schemas.microsoft.com/office/word/2018/wordml" xmlns:w16du="http://schemas.microsoft.com/office/word/2023/wordml/word16du" xmlns:w16sdtdh="http://schemas.microsoft.com/office/word/2020/wordml/sdtdatahash" xmlns:w16sdtfl="http://schemas.microsoft.com/office/word/2024/wordml/sdtformatlock" xmlns:w16se="http://schemas.microsoft.com/office/word/2015/wordml/symex" xmlns:wpg="http://schemas.microsoft.com/office/word/2010/wordprocessingGroup" xmlns:wpi="http://schemas.microsoft.com/office/word/2010/wordprocessingInk" xmlns:wne="http://schemas.microsoft.com/office/word/2006/wordml" xmlns:wps="http://schemas.microsoft.com/office/word/2010/wordprocessingShape" mc:Ignorable="w14 w15 w16se w16cid w16 w16cex w16sdtdh w16sdtfl w16du wp14">
+  <w:footnote w:type="separator" w:id="-1">
+    <w:p>
+      <w:pPr>
+        <w:spacing w:after="0" w:line="240" w:lineRule="auto"/>
+      </w:pPr>
+      <w:r>
+        <w:separator/>
+      </w:r>
+    </w:p>
+  </w:footnote>
+  <w:footnote w:type="continuationSeparator" w:id="0">
+    <w:p>
+      <w:pPr>
+        <w:spacing w:after="0" w:line="240" w:lineRule="auto"/>
+      </w:pPr>
+      <w:r>
+        <w:continuationSeparator/>
+      </w:r>
+    </w:p>
+  </w:footnote>
+</w:footnotes>
 </file>
 
 <file path=word/numbering.xml><?xml version="1.0" encoding="utf-8"?>
@@ -3700,6 +3754,50 @@
       <w:contextualSpacing/>
     </w:pPr>
   </w:style>
+  <w:style w:type="paragraph" w:styleId="Header">
+    <w:name w:val="header"/>
+    <w:basedOn w:val="Normal"/>
+    <w:link w:val="HeaderChar"/>
+    <w:uiPriority w:val="99"/>
+    <w:unhideWhenUsed/>
+    <w:rsid w:val="009B0649"/>
+    <w:pPr>
+      <w:tabs>
+        <w:tab w:val="center" w:pos="4513"/>
+        <w:tab w:val="right" w:pos="9026"/>
+      </w:tabs>
+      <w:spacing w:after="0" w:line="240" w:lineRule="auto"/>
+    </w:pPr>
+  </w:style>
+  <w:style w:type="character" w:customStyle="1" w:styleId="HeaderChar">
+    <w:name w:val="Header Char"/>
+    <w:basedOn w:val="DefaultParagraphFont"/>
+    <w:link w:val="Header"/>
+    <w:uiPriority w:val="99"/>
+    <w:rsid w:val="009B0649"/>
+  </w:style>
+  <w:style w:type="paragraph" w:styleId="Footer">
+    <w:name w:val="footer"/>
+    <w:basedOn w:val="Normal"/>
+    <w:link w:val="FooterChar"/>
+    <w:uiPriority w:val="99"/>
+    <w:unhideWhenUsed/>
+    <w:rsid w:val="009B0649"/>
+    <w:pPr>
+      <w:tabs>
+        <w:tab w:val="center" w:pos="4513"/>
+        <w:tab w:val="right" w:pos="9026"/>
+      </w:tabs>
+      <w:spacing w:after="0" w:line="240" w:lineRule="auto"/>
+    </w:pPr>
+  </w:style>
+  <w:style w:type="character" w:customStyle="1" w:styleId="FooterChar">
+    <w:name w:val="Footer Char"/>
+    <w:basedOn w:val="DefaultParagraphFont"/>
+    <w:link w:val="Footer"/>
+    <w:uiPriority w:val="99"/>
+    <w:rsid w:val="009B0649"/>
+  </w:style>
 </w:styles>
 </file>
 

--- a/Final Report.docx
+++ b/Final Report.docx
@@ -231,7 +231,14 @@
         <w:rPr>
           <w:rFonts w:ascii="Calibri" w:hAnsi="Calibri" w:cs="Calibri"/>
         </w:rPr>
-        <w:t xml:space="preserve"> [Farrow et al, 2019]</w:t>
+        <w:t xml:space="preserve"> </w:t>
+      </w:r>
+      <w:r>
+        <w:rPr>
+          <w:rFonts w:ascii="Calibri" w:hAnsi="Calibri" w:cs="Calibri"/>
+          <w:color w:val="FF0000"/>
+        </w:rPr>
+        <w:t>[Farrow et al, 2019]</w:t>
       </w:r>
       <w:r>
         <w:rPr>
@@ -243,12 +250,20 @@
         <w:rPr>
           <w:rFonts w:ascii="Calibri" w:hAnsi="Calibri" w:cs="Calibri"/>
         </w:rPr>
-        <w:t xml:space="preserve"> [Michael &amp; </w:t>
+        <w:t xml:space="preserve"> </w:t>
+      </w:r>
+      <w:r>
+        <w:rPr>
+          <w:rFonts w:ascii="Calibri" w:hAnsi="Calibri" w:cs="Calibri"/>
+          <w:color w:val="FF0000"/>
+        </w:rPr>
+        <w:t xml:space="preserve">[Michael &amp; </w:t>
       </w:r>
       <w:proofErr w:type="spellStart"/>
       <w:r>
         <w:rPr>
           <w:rFonts w:ascii="Calibri" w:hAnsi="Calibri" w:cs="Calibri"/>
+          <w:color w:val="FF0000"/>
         </w:rPr>
         <w:t>Lutteroth</w:t>
       </w:r>
@@ -256,6 +271,7 @@
       <w:r>
         <w:rPr>
           <w:rFonts w:ascii="Calibri" w:hAnsi="Calibri" w:cs="Calibri"/>
+          <w:color w:val="FF0000"/>
         </w:rPr>
         <w:t>, 2020]</w:t>
       </w:r>
@@ -287,13 +303,39 @@
         <w:rPr>
           <w:rFonts w:ascii="Calibri" w:hAnsi="Calibri" w:cs="Calibri"/>
         </w:rPr>
-        <w:t xml:space="preserve"> [Marotta et al, 2022].</w:t>
-      </w:r>
-      <w:r>
-        <w:rPr>
-          <w:rFonts w:ascii="Calibri" w:hAnsi="Calibri" w:cs="Calibri"/>
-        </w:rPr>
-        <w:t xml:space="preserve"> Some studies suggest that VR exergames can have a positive impact on cognitive function, memory, and depression, particularly in older adults {FIND REFERENCE}.</w:t>
+        <w:t xml:space="preserve"> </w:t>
+      </w:r>
+      <w:r>
+        <w:rPr>
+          <w:rFonts w:ascii="Calibri" w:hAnsi="Calibri" w:cs="Calibri"/>
+          <w:color w:val="FF0000"/>
+        </w:rPr>
+        <w:t>[Marotta et al, 2022]</w:t>
+      </w:r>
+      <w:r>
+        <w:rPr>
+          <w:rFonts w:ascii="Calibri" w:hAnsi="Calibri" w:cs="Calibri"/>
+        </w:rPr>
+        <w:t>.</w:t>
+      </w:r>
+      <w:r>
+        <w:rPr>
+          <w:rFonts w:ascii="Calibri" w:hAnsi="Calibri" w:cs="Calibri"/>
+        </w:rPr>
+        <w:t xml:space="preserve"> Some studies suggest that VR exergames can have a positive impact on cognitive function, memory, and depression, particularly in older </w:t>
+      </w:r>
+      <w:r>
+        <w:rPr>
+          <w:rFonts w:ascii="Calibri" w:hAnsi="Calibri" w:cs="Calibri"/>
+          <w:color w:val="FF0000"/>
+        </w:rPr>
+        <w:t>adults {FIND REFERENCE}</w:t>
+      </w:r>
+      <w:r>
+        <w:rPr>
+          <w:rFonts w:ascii="Calibri" w:hAnsi="Calibri" w:cs="Calibri"/>
+        </w:rPr>
+        <w:t>.</w:t>
       </w:r>
     </w:p>
     <w:p>
@@ -409,7 +451,14 @@
         <w:rPr>
           <w:rFonts w:ascii="Calibri" w:hAnsi="Calibri" w:cs="Calibri"/>
         </w:rPr>
-        <w:t xml:space="preserve"> [FIND REFERENCE]</w:t>
+        <w:t xml:space="preserve"> </w:t>
+      </w:r>
+      <w:r>
+        <w:rPr>
+          <w:rFonts w:ascii="Calibri" w:hAnsi="Calibri" w:cs="Calibri"/>
+          <w:color w:val="FF0000"/>
+        </w:rPr>
+        <w:t>[FIND REFERENCE]</w:t>
       </w:r>
       <w:r>
         <w:rPr>
@@ -1032,6 +1081,28 @@
         <w:rPr>
           <w:rFonts w:ascii="Calibri" w:hAnsi="Calibri" w:cs="Calibri"/>
         </w:rPr>
+        <w:t>Competition and Cooperation in Exergaming</w:t>
+      </w:r>
+    </w:p>
+    <w:p>
+      <w:pPr>
+        <w:spacing w:after="0" w:line="276" w:lineRule="auto"/>
+        <w:rPr>
+          <w:rFonts w:ascii="Calibri" w:hAnsi="Calibri" w:cs="Calibri"/>
+        </w:rPr>
+      </w:pPr>
+    </w:p>
+    <w:p>
+      <w:pPr>
+        <w:spacing w:after="0" w:line="276" w:lineRule="auto"/>
+        <w:rPr>
+          <w:rFonts w:ascii="Calibri" w:hAnsi="Calibri" w:cs="Calibri"/>
+        </w:rPr>
+      </w:pPr>
+      <w:r>
+        <w:rPr>
+          <w:rFonts w:ascii="Calibri" w:hAnsi="Calibri" w:cs="Calibri"/>
+        </w:rPr>
         <w:t xml:space="preserve">Exergaming is a field which has gained traction in research over the last 10-15 years. Studies have suggested that exergames have the potential to motivate inactive individuals to exercise </w:t>
       </w:r>
       <w:r>
@@ -1102,1287 +1173,349 @@
         <w:rPr>
           <w:rFonts w:ascii="Calibri" w:hAnsi="Calibri" w:cs="Calibri"/>
         </w:rPr>
+        <w:lastRenderedPageBreak/>
         <w:t xml:space="preserve">Previous studies show that competitive and cooperative factors in exergames </w:t>
       </w:r>
       <w:r>
         <w:rPr>
           <w:rFonts w:ascii="Calibri" w:hAnsi="Calibri" w:cs="Calibri"/>
         </w:rPr>
-        <w:t xml:space="preserve">influence user motivation. Peng &amp; Crouse (2013) used an exergame possessing three different scenarios, (1) A single player mode with </w:t>
-      </w:r>
-    </w:p>
-    <w:p>
-      <w:pPr>
-        <w:pStyle w:val="ListParagraph"/>
-        <w:numPr>
-          <w:ilvl w:val="1"/>
-          <w:numId w:val="2"/>
-        </w:numPr>
-        <w:spacing w:after="0" w:line="276" w:lineRule="auto"/>
-        <w:rPr>
-          <w:rFonts w:ascii="Calibri" w:hAnsi="Calibri" w:cs="Calibri"/>
-        </w:rPr>
-      </w:pPr>
+        <w:t xml:space="preserve">influence user motivation. </w:t>
+      </w:r>
+      <w:r>
+        <w:rPr>
+          <w:rFonts w:ascii="Calibri" w:hAnsi="Calibri" w:cs="Calibri"/>
+          <w:color w:val="FF0000"/>
+        </w:rPr>
+        <w:t xml:space="preserve">Peng &amp; Crouse (2013) </w:t>
+      </w:r>
+      <w:r>
+        <w:rPr>
+          <w:rFonts w:ascii="Calibri" w:hAnsi="Calibri" w:cs="Calibri"/>
+        </w:rPr>
+        <w:t xml:space="preserve">used an exergame possessing three different scenarios, (1) A single player mode </w:t>
+      </w:r>
+      <w:r>
+        <w:rPr>
+          <w:rFonts w:ascii="Calibri" w:hAnsi="Calibri" w:cs="Calibri"/>
+        </w:rPr>
+        <w:t xml:space="preserve">where users played against their </w:t>
+      </w:r>
+      <w:proofErr w:type="spellStart"/>
+      <w:r>
+        <w:rPr>
+          <w:rFonts w:ascii="Calibri" w:hAnsi="Calibri" w:cs="Calibri"/>
+        </w:rPr>
+        <w:t>self pretest</w:t>
+      </w:r>
+      <w:proofErr w:type="spellEnd"/>
+      <w:r>
+        <w:rPr>
+          <w:rFonts w:ascii="Calibri" w:hAnsi="Calibri" w:cs="Calibri"/>
+        </w:rPr>
+        <w:t xml:space="preserve"> score; (2) a cooperative mode with another player in the same physical space; (3) a mode with another player in parallel competition in separate physical spaces. In this study they found (3) parallel competition to be the optimal mode, resulting in high enjoyment and future play motivation and high physical intensity. </w:t>
+      </w:r>
+      <w:r>
+        <w:rPr>
+          <w:rFonts w:ascii="Calibri" w:hAnsi="Calibri" w:cs="Calibri"/>
+        </w:rPr>
+        <w:t xml:space="preserve">The study also found that cooperation was more enjoyable and motivating than solitary play, but the singleplayer mode led to greater levels of physical exertion. </w:t>
+      </w:r>
+    </w:p>
+    <w:p>
+      <w:pPr>
+        <w:spacing w:after="0" w:line="276" w:lineRule="auto"/>
+        <w:rPr>
+          <w:rFonts w:ascii="Calibri" w:hAnsi="Calibri" w:cs="Calibri"/>
+        </w:rPr>
+      </w:pPr>
+    </w:p>
+    <w:p>
+      <w:pPr>
+        <w:spacing w:after="0" w:line="276" w:lineRule="auto"/>
+        <w:rPr>
+          <w:rFonts w:ascii="Calibri" w:hAnsi="Calibri" w:cs="Calibri"/>
+        </w:rPr>
+      </w:pPr>
+      <w:r>
+        <w:rPr>
+          <w:rFonts w:ascii="Calibri" w:hAnsi="Calibri" w:cs="Calibri"/>
+        </w:rPr>
+        <w:t xml:space="preserve">Competition can have a strong impact on intrinsic motivation </w:t>
+      </w:r>
+      <w:r>
+        <w:rPr>
+          <w:rFonts w:ascii="Calibri" w:hAnsi="Calibri" w:cs="Calibri"/>
+          <w:color w:val="FF0000"/>
+        </w:rPr>
+        <w:t>(Song et al 2009)</w:t>
+      </w:r>
+      <w:r>
+        <w:rPr>
+          <w:rFonts w:ascii="Calibri" w:hAnsi="Calibri" w:cs="Calibri"/>
+        </w:rPr>
+        <w:t>, a study that explored both highly and lowly competitive individuals in both highly and lowly competitive conditions found that intrinsic motivation could be increased for highly competitive individuals when presented with competitive exergaming settings, however that for less competitive individuals being placed in a competitive environment suffered detrimental effects to their exercise experience, reducing their enjoyment and their likelihood of engaging in further sessions.</w:t>
+      </w:r>
+    </w:p>
+    <w:p>
+      <w:pPr>
+        <w:spacing w:after="0" w:line="276" w:lineRule="auto"/>
+        <w:rPr>
+          <w:rFonts w:ascii="Calibri" w:hAnsi="Calibri" w:cs="Calibri"/>
+        </w:rPr>
+      </w:pPr>
+    </w:p>
+    <w:p>
+      <w:pPr>
+        <w:spacing w:after="0" w:line="276" w:lineRule="auto"/>
+        <w:rPr>
+          <w:rFonts w:ascii="Calibri" w:hAnsi="Calibri" w:cs="Calibri"/>
+        </w:rPr>
+      </w:pPr>
+      <w:r>
+        <w:rPr>
+          <w:rFonts w:ascii="Calibri" w:hAnsi="Calibri" w:cs="Calibri"/>
+        </w:rPr>
+        <w:t xml:space="preserve">Cooperative dynamics have also exhibited benefits in the field of exergaming. A study on Adolescent exergame play for weight loss and psychosocial improvement </w:t>
+      </w:r>
+      <w:r>
+        <w:rPr>
+          <w:rFonts w:ascii="Calibri" w:hAnsi="Calibri" w:cs="Calibri"/>
+          <w:color w:val="FF0000"/>
+        </w:rPr>
+        <w:t xml:space="preserve">(Staiano, Abraham &amp; Calvert (2013) </w:t>
+      </w:r>
+      <w:r>
+        <w:rPr>
+          <w:rFonts w:ascii="Calibri" w:hAnsi="Calibri" w:cs="Calibri"/>
+        </w:rPr>
+        <w:t xml:space="preserve">had participants from a public </w:t>
+      </w:r>
+      <w:r>
+        <w:rPr>
+          <w:rFonts w:ascii="Calibri" w:hAnsi="Calibri" w:cs="Calibri"/>
+        </w:rPr>
+        <w:t>high school</w:t>
+      </w:r>
+      <w:r>
+        <w:rPr>
+          <w:rFonts w:ascii="Calibri" w:hAnsi="Calibri" w:cs="Calibri"/>
+        </w:rPr>
+        <w:t xml:space="preserve"> randomly assigned to different modes (competitive, cooperative, control) within the Nintendo Wii Active game for 30-60 minutes. Results showed that players in the cooperative exergame lost significantly more weight than the control group which didn’t lose any weight. The competitive players did not differ significantly from the other conditions. It was also found that cooperative players significantly increased in self-efficacy compared to the control group and both competitive and cooperative players significantly increased in peer support. This concluding that exergames, particularly in cooperative settings can be an effective tool for weight loss among youth.</w:t>
+      </w:r>
+    </w:p>
+    <w:p>
+      <w:pPr>
+        <w:spacing w:after="0" w:line="276" w:lineRule="auto"/>
+        <w:rPr>
+          <w:rFonts w:ascii="Calibri" w:hAnsi="Calibri" w:cs="Calibri"/>
+        </w:rPr>
+      </w:pPr>
+    </w:p>
+    <w:p>
+      <w:pPr>
+        <w:spacing w:after="0" w:line="276" w:lineRule="auto"/>
+        <w:rPr>
+          <w:rFonts w:ascii="Calibri" w:hAnsi="Calibri" w:cs="Calibri"/>
+        </w:rPr>
+      </w:pPr>
+      <w:r>
+        <w:rPr>
+          <w:rFonts w:ascii="Calibri" w:hAnsi="Calibri" w:cs="Calibri"/>
+        </w:rPr>
+        <w:t xml:space="preserve">Recent cross-sectional studies further examined the effects of competition and cooperation on exercise performance in immersive virtual reality cycle exergames </w:t>
+      </w:r>
+      <w:r>
+        <w:rPr>
+          <w:rFonts w:ascii="Calibri" w:hAnsi="Calibri" w:cs="Calibri"/>
+          <w:color w:val="FF0000"/>
+        </w:rPr>
+        <w:t>(shaw et al 2016)</w:t>
+      </w:r>
+      <w:r>
+        <w:rPr>
+          <w:rFonts w:ascii="Calibri" w:hAnsi="Calibri" w:cs="Calibri"/>
+        </w:rPr>
+        <w:t xml:space="preserve">. In one study, competing against a ghost of the user’s previous session resulted in a greater distance travelled by the user compared to cycling with a virtual trainer present. Additionally, the ghost mode was rated as more enjoyable than both solo cycling and cycling with a virtual trainer. A follow-up study revealed that a competitive virtual trainer system elicited greater distance travelled and caloric expenditure compared to a cooperative virtual trainer system and was rated as more motivating. Interestingly, in both studies, self-reported enjoyment and motivation did not significantly correlate with actual performance metrics (distance travelled, and calories burned). These findings reinforce the effectiveness of competitive elements in exergaming as tools to elicit higher levels of exercise, demonstrating </w:t>
+      </w:r>
       <w:r>
         <w:rPr>
           <w:rFonts w:ascii="Calibri" w:hAnsi="Calibri" w:cs="Calibri"/>
         </w:rPr>
         <w:lastRenderedPageBreak/>
-        <w:t>Psychology of competition and cooperation in exercise (effects on motivation, engagement, and performance)</w:t>
-      </w:r>
-    </w:p>
-    <w:p>
-      <w:pPr>
-        <w:pStyle w:val="ListParagraph"/>
-        <w:numPr>
-          <w:ilvl w:val="1"/>
-          <w:numId w:val="2"/>
-        </w:numPr>
-        <w:spacing w:after="0" w:line="276" w:lineRule="auto"/>
-        <w:rPr>
-          <w:rFonts w:ascii="Calibri" w:hAnsi="Calibri" w:cs="Calibri"/>
-        </w:rPr>
-      </w:pPr>
-      <w:r>
-        <w:rPr>
-          <w:rFonts w:ascii="Calibri" w:hAnsi="Calibri" w:cs="Calibri"/>
-        </w:rPr>
-        <w:t>Effects of a lack of exercise</w:t>
-      </w:r>
-    </w:p>
-    <w:p>
-      <w:pPr>
-        <w:pStyle w:val="ListParagraph"/>
-        <w:numPr>
-          <w:ilvl w:val="1"/>
-          <w:numId w:val="2"/>
-        </w:numPr>
-        <w:spacing w:after="0" w:line="276" w:lineRule="auto"/>
-        <w:rPr>
-          <w:rFonts w:ascii="Calibri" w:hAnsi="Calibri" w:cs="Calibri"/>
-        </w:rPr>
-      </w:pPr>
-      <w:r>
-        <w:rPr>
-          <w:rFonts w:ascii="Calibri" w:hAnsi="Calibri" w:cs="Calibri"/>
-        </w:rPr>
-        <w:t>Gamification and social interaction mechanics in VR fitness</w:t>
-      </w:r>
-    </w:p>
-    <w:p>
-      <w:pPr>
-        <w:pStyle w:val="ListParagraph"/>
-        <w:numPr>
-          <w:ilvl w:val="1"/>
-          <w:numId w:val="2"/>
-        </w:numPr>
-        <w:spacing w:after="0" w:line="276" w:lineRule="auto"/>
-        <w:rPr>
-          <w:rFonts w:ascii="Calibri" w:hAnsi="Calibri" w:cs="Calibri"/>
-        </w:rPr>
-      </w:pPr>
-      <w:r>
-        <w:rPr>
-          <w:rFonts w:ascii="Calibri" w:hAnsi="Calibri" w:cs="Calibri"/>
-        </w:rPr>
-        <w:t>Existing gaps in VR exergaming systems and preexisting solutions (focus on adaptability, dynamic challenge, user diversity).</w:t>
-      </w:r>
-    </w:p>
-    <w:p>
-      <w:pPr>
-        <w:pStyle w:val="ListParagraph"/>
-        <w:numPr>
-          <w:ilvl w:val="1"/>
-          <w:numId w:val="2"/>
-        </w:numPr>
-        <w:spacing w:after="0" w:line="276" w:lineRule="auto"/>
-        <w:rPr>
-          <w:rFonts w:ascii="Calibri" w:hAnsi="Calibri" w:cs="Calibri"/>
-        </w:rPr>
-      </w:pPr>
-      <w:r>
-        <w:rPr>
-          <w:rFonts w:ascii="Calibri" w:hAnsi="Calibri" w:cs="Calibri"/>
-        </w:rPr>
-        <w:t>Justification for the study based on the literature and gaps identified</w:t>
-      </w:r>
-    </w:p>
-    <w:p>
-      <w:pPr>
-        <w:pStyle w:val="ListParagraph"/>
-        <w:numPr>
-          <w:ilvl w:val="0"/>
-          <w:numId w:val="2"/>
-        </w:numPr>
-        <w:spacing w:after="0" w:line="276" w:lineRule="auto"/>
-        <w:rPr>
-          <w:rFonts w:ascii="Calibri" w:hAnsi="Calibri" w:cs="Calibri"/>
-        </w:rPr>
-      </w:pPr>
-      <w:r>
-        <w:rPr>
-          <w:rFonts w:ascii="Calibri" w:hAnsi="Calibri" w:cs="Calibri"/>
-        </w:rPr>
-        <w:t>Methodology / Approach / Specification, Design, and implementation</w:t>
-      </w:r>
-    </w:p>
-    <w:p>
-      <w:pPr>
-        <w:pStyle w:val="ListParagraph"/>
-        <w:numPr>
-          <w:ilvl w:val="1"/>
-          <w:numId w:val="2"/>
-        </w:numPr>
-        <w:spacing w:after="0" w:line="276" w:lineRule="auto"/>
-        <w:rPr>
-          <w:rFonts w:ascii="Calibri" w:hAnsi="Calibri" w:cs="Calibri"/>
-        </w:rPr>
-      </w:pPr>
-      <w:r>
-        <w:rPr>
-          <w:rFonts w:ascii="Calibri" w:hAnsi="Calibri" w:cs="Calibri"/>
-        </w:rPr>
-        <w:t>System specification and Functional Design</w:t>
-      </w:r>
-    </w:p>
-    <w:p>
-      <w:pPr>
-        <w:pStyle w:val="ListParagraph"/>
-        <w:numPr>
-          <w:ilvl w:val="2"/>
-          <w:numId w:val="2"/>
-        </w:numPr>
-        <w:spacing w:after="0" w:line="276" w:lineRule="auto"/>
-        <w:rPr>
-          <w:rFonts w:ascii="Calibri" w:hAnsi="Calibri" w:cs="Calibri"/>
-        </w:rPr>
-      </w:pPr>
-      <w:r>
-        <w:rPr>
-          <w:rFonts w:ascii="Calibri" w:hAnsi="Calibri" w:cs="Calibri"/>
-        </w:rPr>
-        <w:t>Goals for the VR exergame</w:t>
-      </w:r>
-    </w:p>
-    <w:p>
-      <w:pPr>
-        <w:pStyle w:val="ListParagraph"/>
-        <w:numPr>
-          <w:ilvl w:val="2"/>
-          <w:numId w:val="2"/>
-        </w:numPr>
-        <w:spacing w:after="0" w:line="276" w:lineRule="auto"/>
-        <w:rPr>
-          <w:rFonts w:ascii="Calibri" w:hAnsi="Calibri" w:cs="Calibri"/>
-        </w:rPr>
-      </w:pPr>
-      <w:r>
-        <w:rPr>
-          <w:rFonts w:ascii="Calibri" w:hAnsi="Calibri" w:cs="Calibri"/>
-        </w:rPr>
-        <w:t>Description of the three scenarios</w:t>
-      </w:r>
-    </w:p>
-    <w:p>
-      <w:pPr>
-        <w:pStyle w:val="ListParagraph"/>
-        <w:numPr>
-          <w:ilvl w:val="2"/>
-          <w:numId w:val="2"/>
-        </w:numPr>
-        <w:spacing w:after="0" w:line="276" w:lineRule="auto"/>
-        <w:rPr>
-          <w:rFonts w:ascii="Calibri" w:hAnsi="Calibri" w:cs="Calibri"/>
-        </w:rPr>
-      </w:pPr>
-      <w:r>
-        <w:rPr>
-          <w:rFonts w:ascii="Calibri" w:hAnsi="Calibri" w:cs="Calibri"/>
-        </w:rPr>
-        <w:t>Consistent environmental settings.</w:t>
-      </w:r>
-    </w:p>
-    <w:p>
-      <w:pPr>
-        <w:pStyle w:val="ListParagraph"/>
-        <w:numPr>
-          <w:ilvl w:val="2"/>
-          <w:numId w:val="2"/>
-        </w:numPr>
-        <w:spacing w:after="0" w:line="276" w:lineRule="auto"/>
-        <w:rPr>
-          <w:rFonts w:ascii="Calibri" w:hAnsi="Calibri" w:cs="Calibri"/>
-        </w:rPr>
-      </w:pPr>
-      <w:r>
-        <w:rPr>
-          <w:rFonts w:ascii="Calibri" w:hAnsi="Calibri" w:cs="Calibri"/>
-        </w:rPr>
-        <w:t>Performance tracking elements.</w:t>
-      </w:r>
-    </w:p>
-    <w:p>
-      <w:pPr>
-        <w:pStyle w:val="ListParagraph"/>
-        <w:numPr>
-          <w:ilvl w:val="1"/>
-          <w:numId w:val="2"/>
-        </w:numPr>
-        <w:spacing w:after="0" w:line="276" w:lineRule="auto"/>
-        <w:rPr>
-          <w:rFonts w:ascii="Calibri" w:hAnsi="Calibri" w:cs="Calibri"/>
-        </w:rPr>
-      </w:pPr>
-      <w:r>
-        <w:rPr>
-          <w:rFonts w:ascii="Calibri" w:hAnsi="Calibri" w:cs="Calibri"/>
-        </w:rPr>
-        <w:t>Technical Development and Tools</w:t>
-      </w:r>
-    </w:p>
-    <w:p>
-      <w:pPr>
-        <w:pStyle w:val="ListParagraph"/>
-        <w:numPr>
-          <w:ilvl w:val="2"/>
-          <w:numId w:val="2"/>
-        </w:numPr>
-        <w:spacing w:after="0" w:line="276" w:lineRule="auto"/>
-        <w:rPr>
-          <w:rFonts w:ascii="Calibri" w:hAnsi="Calibri" w:cs="Calibri"/>
-        </w:rPr>
-      </w:pPr>
-      <w:r>
-        <w:rPr>
-          <w:rFonts w:ascii="Calibri" w:hAnsi="Calibri" w:cs="Calibri"/>
-        </w:rPr>
-        <w:t>Development environment (Unity, VR hardware, exercise bike integration).</w:t>
-      </w:r>
-    </w:p>
-    <w:p>
-      <w:pPr>
-        <w:pStyle w:val="ListParagraph"/>
-        <w:numPr>
-          <w:ilvl w:val="2"/>
-          <w:numId w:val="2"/>
-        </w:numPr>
-        <w:spacing w:after="0" w:line="276" w:lineRule="auto"/>
-        <w:rPr>
-          <w:rFonts w:ascii="Calibri" w:hAnsi="Calibri" w:cs="Calibri"/>
-        </w:rPr>
-      </w:pPr>
-      <w:r>
-        <w:rPr>
-          <w:rFonts w:ascii="Calibri" w:hAnsi="Calibri" w:cs="Calibri"/>
-        </w:rPr>
-        <w:t>AI development for adaptive behaviour.</w:t>
-      </w:r>
-    </w:p>
-    <w:p>
-      <w:pPr>
-        <w:pStyle w:val="ListParagraph"/>
-        <w:numPr>
-          <w:ilvl w:val="2"/>
-          <w:numId w:val="2"/>
-        </w:numPr>
-        <w:spacing w:after="0" w:line="276" w:lineRule="auto"/>
-        <w:rPr>
-          <w:rFonts w:ascii="Calibri" w:hAnsi="Calibri" w:cs="Calibri"/>
-        </w:rPr>
-      </w:pPr>
-      <w:r>
-        <w:rPr>
-          <w:rFonts w:ascii="Calibri" w:hAnsi="Calibri" w:cs="Calibri"/>
-        </w:rPr>
-        <w:t xml:space="preserve">UI/UX considerations and gamification elements (progress bars, </w:t>
-      </w:r>
-      <w:proofErr w:type="spellStart"/>
-      <w:r>
-        <w:rPr>
-          <w:rFonts w:ascii="Calibri" w:hAnsi="Calibri" w:cs="Calibri"/>
-        </w:rPr>
-        <w:t>post race</w:t>
-      </w:r>
-      <w:proofErr w:type="spellEnd"/>
-      <w:r>
-        <w:rPr>
-          <w:rFonts w:ascii="Calibri" w:hAnsi="Calibri" w:cs="Calibri"/>
-        </w:rPr>
-        <w:t xml:space="preserve"> analytics).</w:t>
-      </w:r>
-    </w:p>
-    <w:p>
-      <w:pPr>
-        <w:pStyle w:val="ListParagraph"/>
-        <w:numPr>
-          <w:ilvl w:val="2"/>
-          <w:numId w:val="2"/>
-        </w:numPr>
-        <w:spacing w:after="0" w:line="276" w:lineRule="auto"/>
-        <w:rPr>
-          <w:rFonts w:ascii="Calibri" w:hAnsi="Calibri" w:cs="Calibri"/>
-        </w:rPr>
-      </w:pPr>
-      <w:r>
-        <w:rPr>
-          <w:rFonts w:ascii="Calibri" w:hAnsi="Calibri" w:cs="Calibri"/>
-        </w:rPr>
-        <w:t>Data logging and analytics pipeline.</w:t>
-      </w:r>
-    </w:p>
-    <w:p>
-      <w:pPr>
-        <w:pStyle w:val="ListParagraph"/>
-        <w:numPr>
-          <w:ilvl w:val="2"/>
-          <w:numId w:val="2"/>
-        </w:numPr>
-        <w:spacing w:after="0" w:line="276" w:lineRule="auto"/>
-        <w:rPr>
-          <w:rFonts w:ascii="Calibri" w:hAnsi="Calibri" w:cs="Calibri"/>
-        </w:rPr>
-      </w:pPr>
-      <w:r>
-        <w:rPr>
-          <w:rFonts w:ascii="Calibri" w:hAnsi="Calibri" w:cs="Calibri"/>
-        </w:rPr>
-        <w:t>Tools/libraries for data collection and visualisation (Python, Unity plugins)</w:t>
-      </w:r>
-    </w:p>
-    <w:p>
-      <w:pPr>
-        <w:pStyle w:val="ListParagraph"/>
-        <w:numPr>
-          <w:ilvl w:val="1"/>
-          <w:numId w:val="2"/>
-        </w:numPr>
-        <w:spacing w:after="0" w:line="276" w:lineRule="auto"/>
-        <w:rPr>
-          <w:rFonts w:ascii="Calibri" w:hAnsi="Calibri" w:cs="Calibri"/>
-        </w:rPr>
-      </w:pPr>
-      <w:r>
-        <w:rPr>
-          <w:rFonts w:ascii="Calibri" w:hAnsi="Calibri" w:cs="Calibri"/>
-        </w:rPr>
-        <w:t>Methodology for User Study</w:t>
-      </w:r>
-    </w:p>
-    <w:p>
-      <w:pPr>
-        <w:pStyle w:val="ListParagraph"/>
-        <w:numPr>
-          <w:ilvl w:val="2"/>
-          <w:numId w:val="2"/>
-        </w:numPr>
-        <w:spacing w:after="0" w:line="276" w:lineRule="auto"/>
-        <w:rPr>
-          <w:rFonts w:ascii="Calibri" w:hAnsi="Calibri" w:cs="Calibri"/>
-        </w:rPr>
-      </w:pPr>
-      <w:r>
-        <w:rPr>
-          <w:rFonts w:ascii="Calibri" w:hAnsi="Calibri" w:cs="Calibri"/>
-        </w:rPr>
-        <w:t>Participant recruitment, consent, and ethics</w:t>
-      </w:r>
-    </w:p>
-    <w:p>
-      <w:pPr>
-        <w:pStyle w:val="ListParagraph"/>
-        <w:numPr>
-          <w:ilvl w:val="2"/>
-          <w:numId w:val="2"/>
-        </w:numPr>
-        <w:spacing w:after="0" w:line="276" w:lineRule="auto"/>
-        <w:rPr>
-          <w:rFonts w:ascii="Calibri" w:hAnsi="Calibri" w:cs="Calibri"/>
-        </w:rPr>
-      </w:pPr>
-      <w:r>
-        <w:rPr>
-          <w:rFonts w:ascii="Calibri" w:hAnsi="Calibri" w:cs="Calibri"/>
-        </w:rPr>
-        <w:t xml:space="preserve">Study design (within-subject, counterbalanced if needed). </w:t>
-      </w:r>
-    </w:p>
-    <w:p>
-      <w:pPr>
-        <w:pStyle w:val="ListParagraph"/>
-        <w:numPr>
-          <w:ilvl w:val="2"/>
-          <w:numId w:val="2"/>
-        </w:numPr>
-        <w:spacing w:after="0" w:line="276" w:lineRule="auto"/>
-        <w:rPr>
-          <w:rFonts w:ascii="Calibri" w:hAnsi="Calibri" w:cs="Calibri"/>
-        </w:rPr>
-      </w:pPr>
-      <w:r>
-        <w:rPr>
-          <w:rFonts w:ascii="Calibri" w:hAnsi="Calibri" w:cs="Calibri"/>
-        </w:rPr>
-        <w:t xml:space="preserve">Metrics: </w:t>
-      </w:r>
-    </w:p>
-    <w:p>
-      <w:pPr>
-        <w:pStyle w:val="ListParagraph"/>
-        <w:numPr>
-          <w:ilvl w:val="3"/>
-          <w:numId w:val="2"/>
-        </w:numPr>
-        <w:spacing w:after="0" w:line="276" w:lineRule="auto"/>
-        <w:rPr>
-          <w:rFonts w:ascii="Calibri" w:hAnsi="Calibri" w:cs="Calibri"/>
-        </w:rPr>
-      </w:pPr>
-      <w:r>
-        <w:rPr>
-          <w:rFonts w:ascii="Calibri" w:hAnsi="Calibri" w:cs="Calibri"/>
-        </w:rPr>
-        <w:t xml:space="preserve">Quantitative (speed, cadence, power, HR, time). </w:t>
-      </w:r>
-    </w:p>
-    <w:p>
-      <w:pPr>
-        <w:pStyle w:val="ListParagraph"/>
-        <w:numPr>
-          <w:ilvl w:val="3"/>
-          <w:numId w:val="2"/>
-        </w:numPr>
-        <w:spacing w:after="0" w:line="276" w:lineRule="auto"/>
-        <w:rPr>
-          <w:rFonts w:ascii="Calibri" w:hAnsi="Calibri" w:cs="Calibri"/>
-        </w:rPr>
-      </w:pPr>
-      <w:r>
-        <w:rPr>
-          <w:rFonts w:ascii="Calibri" w:hAnsi="Calibri" w:cs="Calibri"/>
-        </w:rPr>
-        <w:t>Qualitative (user experience, engagement, enjoyment (via surveys)</w:t>
-      </w:r>
-    </w:p>
-    <w:p>
-      <w:pPr>
-        <w:pStyle w:val="ListParagraph"/>
-        <w:numPr>
-          <w:ilvl w:val="3"/>
-          <w:numId w:val="2"/>
-        </w:numPr>
-        <w:spacing w:after="0" w:line="276" w:lineRule="auto"/>
-        <w:rPr>
-          <w:rFonts w:ascii="Calibri" w:hAnsi="Calibri" w:cs="Calibri"/>
-        </w:rPr>
-      </w:pPr>
-      <w:r>
-        <w:rPr>
-          <w:rFonts w:ascii="Calibri" w:hAnsi="Calibri" w:cs="Calibri"/>
-        </w:rPr>
-        <w:t>Personality data for exploring correlations.</w:t>
-      </w:r>
-    </w:p>
-    <w:p>
-      <w:pPr>
-        <w:pStyle w:val="ListParagraph"/>
-        <w:numPr>
-          <w:ilvl w:val="2"/>
-          <w:numId w:val="2"/>
-        </w:numPr>
-        <w:spacing w:after="0" w:line="276" w:lineRule="auto"/>
-        <w:rPr>
-          <w:rFonts w:ascii="Calibri" w:hAnsi="Calibri" w:cs="Calibri"/>
-        </w:rPr>
-      </w:pPr>
-      <w:r>
-        <w:rPr>
-          <w:rFonts w:ascii="Calibri" w:hAnsi="Calibri" w:cs="Calibri"/>
-        </w:rPr>
-        <w:t>Risk analysis and mitigation strategies (as in initial plan)</w:t>
-      </w:r>
-    </w:p>
-    <w:p>
-      <w:pPr>
-        <w:pStyle w:val="ListParagraph"/>
-        <w:numPr>
-          <w:ilvl w:val="2"/>
-          <w:numId w:val="2"/>
-        </w:numPr>
-        <w:spacing w:after="0" w:line="276" w:lineRule="auto"/>
-        <w:rPr>
-          <w:rFonts w:ascii="Calibri" w:hAnsi="Calibri" w:cs="Calibri"/>
-        </w:rPr>
-      </w:pPr>
-      <w:r>
-        <w:rPr>
-          <w:rFonts w:ascii="Calibri" w:hAnsi="Calibri" w:cs="Calibri"/>
-        </w:rPr>
-        <w:t>Timeline for development testing and study</w:t>
-      </w:r>
-    </w:p>
-    <w:p>
-      <w:pPr>
-        <w:pStyle w:val="ListParagraph"/>
-        <w:numPr>
-          <w:ilvl w:val="0"/>
-          <w:numId w:val="2"/>
-        </w:numPr>
-        <w:spacing w:after="0" w:line="276" w:lineRule="auto"/>
-        <w:rPr>
-          <w:rFonts w:ascii="Calibri" w:hAnsi="Calibri" w:cs="Calibri"/>
-        </w:rPr>
-      </w:pPr>
-      <w:r>
-        <w:rPr>
-          <w:rFonts w:ascii="Calibri" w:hAnsi="Calibri" w:cs="Calibri"/>
-        </w:rPr>
-        <w:t>Results and Evaluation</w:t>
-      </w:r>
-    </w:p>
-    <w:p>
-      <w:pPr>
-        <w:pStyle w:val="ListParagraph"/>
-        <w:numPr>
-          <w:ilvl w:val="1"/>
-          <w:numId w:val="2"/>
-        </w:numPr>
-        <w:spacing w:after="0" w:line="276" w:lineRule="auto"/>
-        <w:rPr>
-          <w:rFonts w:ascii="Calibri" w:hAnsi="Calibri" w:cs="Calibri"/>
-        </w:rPr>
-      </w:pPr>
-      <w:r>
-        <w:rPr>
-          <w:rFonts w:ascii="Calibri" w:hAnsi="Calibri" w:cs="Calibri"/>
-        </w:rPr>
-        <w:t>Quantitative results</w:t>
-      </w:r>
-    </w:p>
-    <w:p>
-      <w:pPr>
-        <w:pStyle w:val="ListParagraph"/>
-        <w:numPr>
-          <w:ilvl w:val="2"/>
-          <w:numId w:val="2"/>
-        </w:numPr>
-        <w:spacing w:after="0" w:line="276" w:lineRule="auto"/>
-        <w:rPr>
-          <w:rFonts w:ascii="Calibri" w:hAnsi="Calibri" w:cs="Calibri"/>
-        </w:rPr>
-      </w:pPr>
-      <w:r>
-        <w:rPr>
-          <w:rFonts w:ascii="Calibri" w:hAnsi="Calibri" w:cs="Calibri"/>
-        </w:rPr>
-        <w:t>Comparative analysis of performance metrics across the three scenarios</w:t>
-      </w:r>
-    </w:p>
-    <w:p>
-      <w:pPr>
-        <w:pStyle w:val="ListParagraph"/>
-        <w:numPr>
-          <w:ilvl w:val="2"/>
-          <w:numId w:val="2"/>
-        </w:numPr>
-        <w:spacing w:after="0" w:line="276" w:lineRule="auto"/>
-        <w:rPr>
-          <w:rFonts w:ascii="Calibri" w:hAnsi="Calibri" w:cs="Calibri"/>
-        </w:rPr>
-      </w:pPr>
-      <w:r>
-        <w:rPr>
-          <w:rFonts w:ascii="Calibri" w:hAnsi="Calibri" w:cs="Calibri"/>
-        </w:rPr>
-        <w:t>Visualisations (graphs of time, power output, HR, etc)</w:t>
-      </w:r>
-    </w:p>
-    <w:p>
-      <w:pPr>
-        <w:pStyle w:val="ListParagraph"/>
-        <w:numPr>
-          <w:ilvl w:val="2"/>
-          <w:numId w:val="2"/>
-        </w:numPr>
-        <w:spacing w:after="0" w:line="276" w:lineRule="auto"/>
-        <w:rPr>
-          <w:rFonts w:ascii="Calibri" w:hAnsi="Calibri" w:cs="Calibri"/>
-        </w:rPr>
-      </w:pPr>
-      <w:r>
-        <w:rPr>
-          <w:rFonts w:ascii="Calibri" w:hAnsi="Calibri" w:cs="Calibri"/>
-        </w:rPr>
-        <w:t>Statistical Analysis (ANOVA, t-tests for paired comparisons)</w:t>
-      </w:r>
-    </w:p>
-    <w:p>
-      <w:pPr>
-        <w:pStyle w:val="ListParagraph"/>
-        <w:numPr>
-          <w:ilvl w:val="2"/>
-          <w:numId w:val="2"/>
-        </w:numPr>
-        <w:spacing w:after="0" w:line="276" w:lineRule="auto"/>
-        <w:rPr>
-          <w:rFonts w:ascii="Calibri" w:hAnsi="Calibri" w:cs="Calibri"/>
-        </w:rPr>
-      </w:pPr>
-      <w:r>
-        <w:rPr>
-          <w:rFonts w:ascii="Calibri" w:hAnsi="Calibri" w:cs="Calibri"/>
-        </w:rPr>
-        <w:t>Interpretation of results regarding performance under cooperative/competitive dynamics.</w:t>
-      </w:r>
-    </w:p>
-    <w:p>
-      <w:pPr>
-        <w:pStyle w:val="ListParagraph"/>
-        <w:numPr>
-          <w:ilvl w:val="1"/>
-          <w:numId w:val="2"/>
-        </w:numPr>
-        <w:spacing w:after="0" w:line="276" w:lineRule="auto"/>
-        <w:rPr>
-          <w:rFonts w:ascii="Calibri" w:hAnsi="Calibri" w:cs="Calibri"/>
-        </w:rPr>
-      </w:pPr>
-      <w:r>
-        <w:rPr>
-          <w:rFonts w:ascii="Calibri" w:hAnsi="Calibri" w:cs="Calibri"/>
-        </w:rPr>
-        <w:t>Qualitative Results</w:t>
-      </w:r>
-    </w:p>
-    <w:p>
-      <w:pPr>
-        <w:pStyle w:val="ListParagraph"/>
-        <w:numPr>
-          <w:ilvl w:val="2"/>
-          <w:numId w:val="2"/>
-        </w:numPr>
-        <w:spacing w:after="0" w:line="276" w:lineRule="auto"/>
-        <w:rPr>
-          <w:rFonts w:ascii="Calibri" w:hAnsi="Calibri" w:cs="Calibri"/>
-        </w:rPr>
-      </w:pPr>
-      <w:r>
-        <w:rPr>
-          <w:rFonts w:ascii="Calibri" w:hAnsi="Calibri" w:cs="Calibri"/>
-        </w:rPr>
-        <w:lastRenderedPageBreak/>
-        <w:t>Thematic analysis of user feedback (motivation, engagement, enjoyment)</w:t>
-      </w:r>
-    </w:p>
-    <w:p>
-      <w:pPr>
-        <w:pStyle w:val="ListParagraph"/>
-        <w:numPr>
-          <w:ilvl w:val="2"/>
-          <w:numId w:val="2"/>
-        </w:numPr>
-        <w:spacing w:after="0" w:line="276" w:lineRule="auto"/>
-        <w:rPr>
-          <w:rFonts w:ascii="Calibri" w:hAnsi="Calibri" w:cs="Calibri"/>
-        </w:rPr>
-      </w:pPr>
-      <w:r>
-        <w:rPr>
-          <w:rFonts w:ascii="Calibri" w:hAnsi="Calibri" w:cs="Calibri"/>
-        </w:rPr>
-        <w:t>Reflections on user preferences between cooperation and competition.</w:t>
-      </w:r>
-    </w:p>
-    <w:p>
-      <w:pPr>
-        <w:pStyle w:val="ListParagraph"/>
-        <w:numPr>
-          <w:ilvl w:val="2"/>
-          <w:numId w:val="2"/>
-        </w:numPr>
-        <w:spacing w:after="0" w:line="276" w:lineRule="auto"/>
-        <w:rPr>
-          <w:rFonts w:ascii="Calibri" w:hAnsi="Calibri" w:cs="Calibri"/>
-        </w:rPr>
-      </w:pPr>
-      <w:r>
-        <w:rPr>
-          <w:rFonts w:ascii="Calibri" w:hAnsi="Calibri" w:cs="Calibri"/>
-        </w:rPr>
-        <w:t>Summary of personal correlations, if found.</w:t>
-      </w:r>
-    </w:p>
-    <w:p>
-      <w:pPr>
-        <w:pStyle w:val="ListParagraph"/>
-        <w:numPr>
-          <w:ilvl w:val="1"/>
-          <w:numId w:val="2"/>
-        </w:numPr>
-        <w:spacing w:after="0" w:line="276" w:lineRule="auto"/>
-        <w:rPr>
-          <w:rFonts w:ascii="Calibri" w:hAnsi="Calibri" w:cs="Calibri"/>
-        </w:rPr>
-      </w:pPr>
-      <w:r>
-        <w:rPr>
-          <w:rFonts w:ascii="Calibri" w:hAnsi="Calibri" w:cs="Calibri"/>
-        </w:rPr>
-        <w:t>Evaluation and critical reflection</w:t>
-      </w:r>
-    </w:p>
-    <w:p>
-      <w:pPr>
-        <w:pStyle w:val="ListParagraph"/>
-        <w:numPr>
-          <w:ilvl w:val="2"/>
-          <w:numId w:val="2"/>
-        </w:numPr>
-        <w:spacing w:after="0" w:line="276" w:lineRule="auto"/>
-        <w:rPr>
-          <w:rFonts w:ascii="Calibri" w:hAnsi="Calibri" w:cs="Calibri"/>
-        </w:rPr>
-      </w:pPr>
-      <w:r>
-        <w:rPr>
-          <w:rFonts w:ascii="Calibri" w:hAnsi="Calibri" w:cs="Calibri"/>
-        </w:rPr>
-        <w:t>Effectiveness of gamification and AI in enhancing engagement.</w:t>
-      </w:r>
-    </w:p>
-    <w:p>
-      <w:pPr>
-        <w:pStyle w:val="ListParagraph"/>
-        <w:numPr>
-          <w:ilvl w:val="2"/>
-          <w:numId w:val="2"/>
-        </w:numPr>
-        <w:spacing w:after="0" w:line="276" w:lineRule="auto"/>
-        <w:rPr>
-          <w:rFonts w:ascii="Calibri" w:hAnsi="Calibri" w:cs="Calibri"/>
-        </w:rPr>
-      </w:pPr>
-      <w:r>
-        <w:rPr>
-          <w:rFonts w:ascii="Calibri" w:hAnsi="Calibri" w:cs="Calibri"/>
-        </w:rPr>
-        <w:t>Success and limitations of AI difficulty adjustment</w:t>
-      </w:r>
-    </w:p>
-    <w:p>
-      <w:pPr>
-        <w:pStyle w:val="ListParagraph"/>
-        <w:numPr>
-          <w:ilvl w:val="2"/>
-          <w:numId w:val="2"/>
-        </w:numPr>
-        <w:spacing w:after="0" w:line="276" w:lineRule="auto"/>
-        <w:rPr>
-          <w:rFonts w:ascii="Calibri" w:hAnsi="Calibri" w:cs="Calibri"/>
-        </w:rPr>
-      </w:pPr>
-      <w:r>
-        <w:rPr>
-          <w:rFonts w:ascii="Calibri" w:hAnsi="Calibri" w:cs="Calibri"/>
-        </w:rPr>
-        <w:t>Discussion of accessibility and usability feedback from participants.</w:t>
-      </w:r>
-    </w:p>
-    <w:p>
-      <w:pPr>
-        <w:pStyle w:val="ListParagraph"/>
-        <w:numPr>
-          <w:ilvl w:val="2"/>
-          <w:numId w:val="2"/>
-        </w:numPr>
-        <w:spacing w:after="0" w:line="276" w:lineRule="auto"/>
-        <w:rPr>
-          <w:rFonts w:ascii="Calibri" w:hAnsi="Calibri" w:cs="Calibri"/>
-        </w:rPr>
-      </w:pPr>
-      <w:r>
-        <w:rPr>
-          <w:rFonts w:ascii="Calibri" w:hAnsi="Calibri" w:cs="Calibri"/>
-        </w:rPr>
-        <w:t xml:space="preserve">Issues encountered (bugs, AI behaviour, data collection reliability). </w:t>
-      </w:r>
-    </w:p>
-    <w:p>
-      <w:pPr>
-        <w:pStyle w:val="ListParagraph"/>
-        <w:numPr>
-          <w:ilvl w:val="2"/>
-          <w:numId w:val="2"/>
-        </w:numPr>
-        <w:spacing w:after="0" w:line="276" w:lineRule="auto"/>
-        <w:rPr>
-          <w:rFonts w:ascii="Calibri" w:hAnsi="Calibri" w:cs="Calibri"/>
-        </w:rPr>
-      </w:pPr>
-      <w:r>
-        <w:rPr>
-          <w:rFonts w:ascii="Calibri" w:hAnsi="Calibri" w:cs="Calibri"/>
-        </w:rPr>
-        <w:t>Validation of the game as a fitness tool.</w:t>
-      </w:r>
-    </w:p>
-    <w:p>
-      <w:pPr>
-        <w:pStyle w:val="ListParagraph"/>
-        <w:numPr>
-          <w:ilvl w:val="0"/>
-          <w:numId w:val="2"/>
-        </w:numPr>
-        <w:spacing w:after="0" w:line="276" w:lineRule="auto"/>
-        <w:rPr>
-          <w:rFonts w:ascii="Calibri" w:hAnsi="Calibri" w:cs="Calibri"/>
-        </w:rPr>
-      </w:pPr>
-      <w:r>
-        <w:rPr>
-          <w:rFonts w:ascii="Calibri" w:hAnsi="Calibri" w:cs="Calibri"/>
-        </w:rPr>
-        <w:t>Conclusions and Future Work</w:t>
-      </w:r>
-    </w:p>
-    <w:p>
-      <w:pPr>
-        <w:pStyle w:val="ListParagraph"/>
-        <w:numPr>
-          <w:ilvl w:val="1"/>
-          <w:numId w:val="2"/>
-        </w:numPr>
-        <w:spacing w:after="0" w:line="276" w:lineRule="auto"/>
-        <w:rPr>
-          <w:rFonts w:ascii="Calibri" w:hAnsi="Calibri" w:cs="Calibri"/>
-        </w:rPr>
-      </w:pPr>
-      <w:r>
-        <w:rPr>
-          <w:rFonts w:ascii="Calibri" w:hAnsi="Calibri" w:cs="Calibri"/>
-        </w:rPr>
-        <w:t>Summary of Key Findings</w:t>
-      </w:r>
-    </w:p>
-    <w:p>
-      <w:pPr>
-        <w:pStyle w:val="ListParagraph"/>
-        <w:numPr>
-          <w:ilvl w:val="2"/>
-          <w:numId w:val="2"/>
-        </w:numPr>
-        <w:spacing w:after="0" w:line="276" w:lineRule="auto"/>
-        <w:rPr>
-          <w:rFonts w:ascii="Calibri" w:hAnsi="Calibri" w:cs="Calibri"/>
-        </w:rPr>
-      </w:pPr>
-      <w:r>
-        <w:rPr>
-          <w:rFonts w:ascii="Calibri" w:hAnsi="Calibri" w:cs="Calibri"/>
-        </w:rPr>
-        <w:t>Impact of competition and cooperation on user performance and engagement.</w:t>
-      </w:r>
-    </w:p>
-    <w:p>
-      <w:pPr>
-        <w:pStyle w:val="ListParagraph"/>
-        <w:numPr>
-          <w:ilvl w:val="2"/>
-          <w:numId w:val="2"/>
-        </w:numPr>
-        <w:spacing w:after="0" w:line="276" w:lineRule="auto"/>
-        <w:rPr>
-          <w:rFonts w:ascii="Calibri" w:hAnsi="Calibri" w:cs="Calibri"/>
-        </w:rPr>
-      </w:pPr>
-      <w:r>
-        <w:rPr>
-          <w:rFonts w:ascii="Calibri" w:hAnsi="Calibri" w:cs="Calibri"/>
-        </w:rPr>
-        <w:t>Strengths and weaknesses of the developed system.</w:t>
-      </w:r>
-    </w:p>
-    <w:p>
-      <w:pPr>
-        <w:pStyle w:val="ListParagraph"/>
-        <w:numPr>
-          <w:ilvl w:val="1"/>
-          <w:numId w:val="2"/>
-        </w:numPr>
-        <w:spacing w:after="0" w:line="276" w:lineRule="auto"/>
-        <w:rPr>
-          <w:rFonts w:ascii="Calibri" w:hAnsi="Calibri" w:cs="Calibri"/>
-        </w:rPr>
-      </w:pPr>
-      <w:r>
-        <w:rPr>
-          <w:rFonts w:ascii="Calibri" w:hAnsi="Calibri" w:cs="Calibri"/>
-        </w:rPr>
-        <w:t>Contributions to the field</w:t>
-      </w:r>
-    </w:p>
-    <w:p>
-      <w:pPr>
-        <w:pStyle w:val="ListParagraph"/>
-        <w:numPr>
-          <w:ilvl w:val="2"/>
-          <w:numId w:val="2"/>
-        </w:numPr>
-        <w:spacing w:after="0" w:line="276" w:lineRule="auto"/>
-        <w:rPr>
-          <w:rFonts w:ascii="Calibri" w:hAnsi="Calibri" w:cs="Calibri"/>
-        </w:rPr>
-      </w:pPr>
-      <w:r>
-        <w:rPr>
-          <w:rFonts w:ascii="Calibri" w:hAnsi="Calibri" w:cs="Calibri"/>
-        </w:rPr>
-        <w:t>Novelty of integrating social mechanics dynamically in VR exergames.</w:t>
-      </w:r>
-    </w:p>
-    <w:p>
-      <w:pPr>
-        <w:pStyle w:val="ListParagraph"/>
-        <w:numPr>
-          <w:ilvl w:val="2"/>
-          <w:numId w:val="2"/>
-        </w:numPr>
-        <w:spacing w:after="0" w:line="276" w:lineRule="auto"/>
-        <w:rPr>
-          <w:rFonts w:ascii="Calibri" w:hAnsi="Calibri" w:cs="Calibri"/>
-        </w:rPr>
-      </w:pPr>
-      <w:r>
-        <w:rPr>
-          <w:rFonts w:ascii="Calibri" w:hAnsi="Calibri" w:cs="Calibri"/>
-        </w:rPr>
-        <w:t>Insights into VR exergaming for different personality and fitness types.</w:t>
-      </w:r>
-    </w:p>
-    <w:p>
-      <w:pPr>
-        <w:pStyle w:val="ListParagraph"/>
-        <w:numPr>
-          <w:ilvl w:val="1"/>
-          <w:numId w:val="2"/>
-        </w:numPr>
-        <w:spacing w:after="0" w:line="276" w:lineRule="auto"/>
-        <w:rPr>
-          <w:rFonts w:ascii="Calibri" w:hAnsi="Calibri" w:cs="Calibri"/>
-        </w:rPr>
-      </w:pPr>
-      <w:r>
-        <w:rPr>
-          <w:rFonts w:ascii="Calibri" w:hAnsi="Calibri" w:cs="Calibri"/>
-        </w:rPr>
-        <w:t>Future Work</w:t>
-      </w:r>
-    </w:p>
-    <w:p>
-      <w:pPr>
-        <w:pStyle w:val="ListParagraph"/>
-        <w:numPr>
-          <w:ilvl w:val="2"/>
-          <w:numId w:val="2"/>
-        </w:numPr>
-        <w:spacing w:after="0" w:line="276" w:lineRule="auto"/>
-        <w:rPr>
-          <w:rFonts w:ascii="Calibri" w:hAnsi="Calibri" w:cs="Calibri"/>
-        </w:rPr>
-      </w:pPr>
-      <w:proofErr w:type="spellStart"/>
-      <w:r>
-        <w:rPr>
-          <w:rFonts w:ascii="Calibri" w:hAnsi="Calibri" w:cs="Calibri"/>
-        </w:rPr>
-        <w:t>Improvign</w:t>
-      </w:r>
-      <w:proofErr w:type="spellEnd"/>
-      <w:r>
-        <w:rPr>
-          <w:rFonts w:ascii="Calibri" w:hAnsi="Calibri" w:cs="Calibri"/>
-        </w:rPr>
-        <w:t xml:space="preserve"> AI to better adapt to different skill levels.</w:t>
-      </w:r>
-    </w:p>
-    <w:p>
-      <w:pPr>
-        <w:pStyle w:val="ListParagraph"/>
-        <w:numPr>
-          <w:ilvl w:val="2"/>
-          <w:numId w:val="2"/>
-        </w:numPr>
-        <w:spacing w:after="0" w:line="276" w:lineRule="auto"/>
-        <w:rPr>
-          <w:rFonts w:ascii="Calibri" w:hAnsi="Calibri" w:cs="Calibri"/>
-        </w:rPr>
-      </w:pPr>
-      <w:r>
-        <w:rPr>
-          <w:rFonts w:ascii="Calibri" w:hAnsi="Calibri" w:cs="Calibri"/>
-        </w:rPr>
-        <w:t>Expanding to multiplayer online modes.</w:t>
-      </w:r>
-    </w:p>
-    <w:p>
-      <w:pPr>
-        <w:pStyle w:val="ListParagraph"/>
-        <w:numPr>
-          <w:ilvl w:val="2"/>
-          <w:numId w:val="2"/>
-        </w:numPr>
-        <w:spacing w:after="0" w:line="276" w:lineRule="auto"/>
-        <w:rPr>
-          <w:rFonts w:ascii="Calibri" w:hAnsi="Calibri" w:cs="Calibri"/>
-        </w:rPr>
-      </w:pPr>
-      <w:r>
-        <w:rPr>
-          <w:rFonts w:ascii="Calibri" w:hAnsi="Calibri" w:cs="Calibri"/>
-        </w:rPr>
-        <w:t>Longitudinal studies on fitness adherence using the developed platform.</w:t>
-      </w:r>
-    </w:p>
-    <w:p>
-      <w:pPr>
-        <w:pStyle w:val="ListParagraph"/>
-        <w:numPr>
-          <w:ilvl w:val="2"/>
-          <w:numId w:val="2"/>
-        </w:numPr>
-        <w:spacing w:after="0" w:line="276" w:lineRule="auto"/>
-        <w:rPr>
-          <w:rFonts w:ascii="Calibri" w:hAnsi="Calibri" w:cs="Calibri"/>
-        </w:rPr>
-      </w:pPr>
-      <w:r>
-        <w:rPr>
-          <w:rFonts w:ascii="Calibri" w:hAnsi="Calibri" w:cs="Calibri"/>
-        </w:rPr>
-        <w:t>Broader application in rehab and sports training.</w:t>
-      </w:r>
-    </w:p>
-    <w:p>
-      <w:pPr>
-        <w:spacing w:after="0" w:line="276" w:lineRule="auto"/>
-        <w:rPr>
-          <w:rFonts w:ascii="Calibri" w:hAnsi="Calibri" w:cs="Calibri"/>
-        </w:rPr>
-      </w:pPr>
-      <w:r>
-        <w:rPr>
-          <w:rFonts w:ascii="Calibri" w:hAnsi="Calibri" w:cs="Calibri"/>
-        </w:rPr>
-        <w:t>References:</w:t>
-      </w:r>
-    </w:p>
-    <w:p>
-      <w:pPr>
-        <w:spacing w:after="0" w:line="276" w:lineRule="auto"/>
-        <w:rPr>
-          <w:rFonts w:ascii="Calibri" w:hAnsi="Calibri" w:cs="Calibri"/>
-        </w:rPr>
-      </w:pPr>
-      <w:r>
-        <w:rPr>
-          <w:rFonts w:ascii="Calibri" w:hAnsi="Calibri" w:cs="Calibri"/>
-        </w:rPr>
-        <w:t xml:space="preserve">Farrow M, </w:t>
-      </w:r>
-      <w:proofErr w:type="spellStart"/>
-      <w:r>
-        <w:rPr>
-          <w:rFonts w:ascii="Calibri" w:hAnsi="Calibri" w:cs="Calibri"/>
-        </w:rPr>
-        <w:t>Lutteroth</w:t>
-      </w:r>
-      <w:proofErr w:type="spellEnd"/>
-      <w:r>
-        <w:rPr>
-          <w:rFonts w:ascii="Calibri" w:hAnsi="Calibri" w:cs="Calibri"/>
-        </w:rPr>
-        <w:t xml:space="preserve"> C, Rouse PC, Bilzon JLJ. Virtual-reality exergaming improves performance during high-intensity interval training. </w:t>
-      </w:r>
-      <w:proofErr w:type="spellStart"/>
-      <w:r>
-        <w:rPr>
-          <w:rFonts w:ascii="Calibri" w:hAnsi="Calibri" w:cs="Calibri"/>
-        </w:rPr>
-        <w:t>Eur</w:t>
-      </w:r>
-      <w:proofErr w:type="spellEnd"/>
-      <w:r>
-        <w:rPr>
-          <w:rFonts w:ascii="Calibri" w:hAnsi="Calibri" w:cs="Calibri"/>
-        </w:rPr>
-        <w:t xml:space="preserve"> J Sport Sci. 2019 Jul;19(6):719-727. </w:t>
-      </w:r>
-      <w:proofErr w:type="spellStart"/>
-      <w:r>
-        <w:rPr>
-          <w:rFonts w:ascii="Calibri" w:hAnsi="Calibri" w:cs="Calibri"/>
-        </w:rPr>
-        <w:t>doi</w:t>
-      </w:r>
-      <w:proofErr w:type="spellEnd"/>
-      <w:r>
-        <w:rPr>
-          <w:rFonts w:ascii="Calibri" w:hAnsi="Calibri" w:cs="Calibri"/>
-        </w:rPr>
-        <w:t xml:space="preserve">: 10.1080/17461391.2018.1542459. </w:t>
-      </w:r>
-      <w:proofErr w:type="spellStart"/>
-      <w:r>
-        <w:rPr>
-          <w:rFonts w:ascii="Calibri" w:hAnsi="Calibri" w:cs="Calibri"/>
-        </w:rPr>
-        <w:t>Epub</w:t>
-      </w:r>
-      <w:proofErr w:type="spellEnd"/>
-      <w:r>
-        <w:rPr>
-          <w:rFonts w:ascii="Calibri" w:hAnsi="Calibri" w:cs="Calibri"/>
-        </w:rPr>
-        <w:t xml:space="preserve"> 2018 Nov 7. PMID: 30403927.</w:t>
-      </w:r>
-    </w:p>
-    <w:p>
-      <w:pPr>
-        <w:spacing w:after="0" w:line="276" w:lineRule="auto"/>
-        <w:rPr>
-          <w:rFonts w:ascii="Calibri" w:hAnsi="Calibri" w:cs="Calibri"/>
-        </w:rPr>
-      </w:pPr>
-      <w:r>
-        <w:rPr>
-          <w:rFonts w:ascii="Calibri" w:hAnsi="Calibri" w:cs="Calibri"/>
-        </w:rPr>
-        <w:t xml:space="preserve">Michael, A. and </w:t>
-      </w:r>
-      <w:proofErr w:type="spellStart"/>
-      <w:r>
-        <w:rPr>
-          <w:rFonts w:ascii="Calibri" w:hAnsi="Calibri" w:cs="Calibri"/>
-        </w:rPr>
-        <w:t>Lutteroth</w:t>
-      </w:r>
-      <w:proofErr w:type="spellEnd"/>
-      <w:r>
-        <w:rPr>
-          <w:rFonts w:ascii="Calibri" w:hAnsi="Calibri" w:cs="Calibri"/>
-        </w:rPr>
-        <w:t xml:space="preserve">, C. (2020) </w:t>
-      </w:r>
-      <w:r>
-        <w:rPr>
-          <w:rFonts w:ascii="Calibri" w:hAnsi="Calibri" w:cs="Calibri"/>
-          <w:i/>
-          <w:iCs/>
-        </w:rPr>
-        <w:t>Race yourselves: A longitudinal exploration of self-competition between past, present, and future performances in a VR exergame — the University of Bath’s Research Portal</w:t>
-      </w:r>
-      <w:r>
-        <w:rPr>
-          <w:rFonts w:ascii="Calibri" w:hAnsi="Calibri" w:cs="Calibri"/>
-        </w:rPr>
-        <w:t xml:space="preserve">, </w:t>
-      </w:r>
-      <w:r>
-        <w:rPr>
-          <w:rFonts w:ascii="Calibri" w:hAnsi="Calibri" w:cs="Calibri"/>
-          <w:i/>
-          <w:iCs/>
-        </w:rPr>
-        <w:t>Race Yourselves: A Longitudinal Exploration of Self-Competition Between Past, Present, and Future Performances in a VR Exergame</w:t>
-      </w:r>
-      <w:r>
-        <w:rPr>
-          <w:rFonts w:ascii="Calibri" w:hAnsi="Calibri" w:cs="Calibri"/>
-        </w:rPr>
-        <w:t xml:space="preserve">. Available at: https://researchportal.bath.ac.uk/en/publications/race-yourselves-a-longitudinal-exploration-of-self-competition-be (Accessed: 13 March 2025). </w:t>
-      </w:r>
-    </w:p>
-    <w:p>
-      <w:pPr>
-        <w:spacing w:after="0" w:line="276" w:lineRule="auto"/>
-        <w:rPr>
-          <w:rFonts w:ascii="Calibri" w:hAnsi="Calibri" w:cs="Calibri"/>
-        </w:rPr>
-      </w:pPr>
-      <w:r>
-        <w:rPr>
-          <w:rFonts w:ascii="Calibri" w:hAnsi="Calibri" w:cs="Calibri"/>
-        </w:rPr>
-        <w:t xml:space="preserve">Marotta N, Calafiore D, Curci C, Lippi L, </w:t>
-      </w:r>
-      <w:proofErr w:type="spellStart"/>
-      <w:r>
-        <w:rPr>
-          <w:rFonts w:ascii="Calibri" w:hAnsi="Calibri" w:cs="Calibri"/>
-        </w:rPr>
-        <w:t>Ammendolia</w:t>
-      </w:r>
-      <w:proofErr w:type="spellEnd"/>
-      <w:r>
-        <w:rPr>
-          <w:rFonts w:ascii="Calibri" w:hAnsi="Calibri" w:cs="Calibri"/>
-        </w:rPr>
-        <w:t xml:space="preserve"> V, Ferraro F, Invernizzi M, de Sire A. Integrating virtual reality and exergaming in cognitive rehabilitation of patients with Parkinson disease: a systematic review of randomized controlled trials. </w:t>
-      </w:r>
-      <w:proofErr w:type="spellStart"/>
-      <w:r>
-        <w:rPr>
-          <w:rFonts w:ascii="Calibri" w:hAnsi="Calibri" w:cs="Calibri"/>
-        </w:rPr>
-        <w:t>Eur</w:t>
-      </w:r>
-      <w:proofErr w:type="spellEnd"/>
-      <w:r>
-        <w:rPr>
-          <w:rFonts w:ascii="Calibri" w:hAnsi="Calibri" w:cs="Calibri"/>
-        </w:rPr>
-        <w:t xml:space="preserve"> J Phys </w:t>
-      </w:r>
-      <w:proofErr w:type="spellStart"/>
-      <w:r>
-        <w:rPr>
-          <w:rFonts w:ascii="Calibri" w:hAnsi="Calibri" w:cs="Calibri"/>
-        </w:rPr>
-        <w:t>Rehabil</w:t>
-      </w:r>
-      <w:proofErr w:type="spellEnd"/>
-      <w:r>
-        <w:rPr>
-          <w:rFonts w:ascii="Calibri" w:hAnsi="Calibri" w:cs="Calibri"/>
-        </w:rPr>
-        <w:t xml:space="preserve"> Med. 2022 Dec;58(6):818-826. </w:t>
-      </w:r>
-      <w:proofErr w:type="spellStart"/>
-      <w:r>
-        <w:rPr>
-          <w:rFonts w:ascii="Calibri" w:hAnsi="Calibri" w:cs="Calibri"/>
-        </w:rPr>
-        <w:t>doi</w:t>
-      </w:r>
-      <w:proofErr w:type="spellEnd"/>
-      <w:r>
-        <w:rPr>
-          <w:rFonts w:ascii="Calibri" w:hAnsi="Calibri" w:cs="Calibri"/>
-        </w:rPr>
-        <w:t xml:space="preserve">: 10.23736/S1973-9087.22.07643-2. </w:t>
-      </w:r>
-      <w:proofErr w:type="spellStart"/>
-      <w:r>
-        <w:rPr>
-          <w:rFonts w:ascii="Calibri" w:hAnsi="Calibri" w:cs="Calibri"/>
-        </w:rPr>
-        <w:t>Epub</w:t>
-      </w:r>
-      <w:proofErr w:type="spellEnd"/>
-      <w:r>
-        <w:rPr>
-          <w:rFonts w:ascii="Calibri" w:hAnsi="Calibri" w:cs="Calibri"/>
-        </w:rPr>
-        <w:t xml:space="preserve"> 2022 Sep 28. PMID: 36169933; PMCID: PMC10081485. </w:t>
+        <w:t>that competitors can successfully substitute for human opponents in driving improved performance.</w:t>
+      </w:r>
+    </w:p>
+    <w:p>
+      <w:pPr>
+        <w:spacing w:after="0" w:line="276" w:lineRule="auto"/>
+        <w:rPr>
+          <w:rFonts w:ascii="Calibri" w:hAnsi="Calibri" w:cs="Calibri"/>
+        </w:rPr>
+      </w:pPr>
+    </w:p>
+    <w:p>
+      <w:pPr>
+        <w:spacing w:after="0" w:line="276" w:lineRule="auto"/>
+        <w:rPr>
+          <w:rFonts w:ascii="Calibri" w:hAnsi="Calibri" w:cs="Calibri"/>
+        </w:rPr>
+      </w:pPr>
+      <w:r>
+        <w:rPr>
+          <w:rFonts w:ascii="Calibri" w:hAnsi="Calibri" w:cs="Calibri"/>
+        </w:rPr>
+        <w:t>Interactive Feedforward in Exergaming</w:t>
+      </w:r>
+    </w:p>
+    <w:p>
+      <w:pPr>
+        <w:spacing w:after="0" w:line="276" w:lineRule="auto"/>
+        <w:rPr>
+          <w:rFonts w:ascii="Calibri" w:hAnsi="Calibri" w:cs="Calibri"/>
+        </w:rPr>
+      </w:pPr>
+    </w:p>
+    <w:p>
+      <w:pPr>
+        <w:spacing w:after="0" w:line="276" w:lineRule="auto"/>
+        <w:rPr>
+          <w:rFonts w:ascii="Calibri" w:hAnsi="Calibri" w:cs="Calibri"/>
+        </w:rPr>
+      </w:pPr>
+      <w:r>
+        <w:rPr>
+          <w:rFonts w:ascii="Calibri" w:hAnsi="Calibri" w:cs="Calibri"/>
+        </w:rPr>
+        <w:t xml:space="preserve">Interactive feedforward is an interactive adaptation of the psychological feedforward training method where rapid improvements in performance are achieved by creating self-models showing previously unachieved performance levels </w:t>
+      </w:r>
+      <w:r>
+        <w:rPr>
+          <w:rFonts w:ascii="Calibri" w:hAnsi="Calibri" w:cs="Calibri"/>
+          <w:color w:val="FF0000"/>
+        </w:rPr>
+        <w:t>(Barathi et al 2020)</w:t>
+      </w:r>
+      <w:r>
+        <w:rPr>
+          <w:rFonts w:ascii="Calibri" w:hAnsi="Calibri" w:cs="Calibri"/>
+        </w:rPr>
+        <w:t>. It can be used to enhance performance, understanding, and engagement by providing users with previous of potential outcomes and guiding them towards better results.</w:t>
+      </w:r>
+    </w:p>
+    <w:p>
+      <w:pPr>
+        <w:spacing w:after="0" w:line="276" w:lineRule="auto"/>
+        <w:rPr>
+          <w:rFonts w:ascii="Calibri" w:hAnsi="Calibri" w:cs="Calibri"/>
+        </w:rPr>
+      </w:pPr>
+    </w:p>
+    <w:p>
+      <w:pPr>
+        <w:spacing w:after="0" w:line="276" w:lineRule="auto"/>
+        <w:rPr>
+          <w:rFonts w:ascii="Calibri" w:hAnsi="Calibri" w:cs="Calibri"/>
+        </w:rPr>
+      </w:pPr>
+      <w:r>
+        <w:rPr>
+          <w:rFonts w:ascii="Calibri" w:hAnsi="Calibri" w:cs="Calibri"/>
+        </w:rPr>
+        <w:t>Unlike traditional feedback, which focuses on past performance, feedforward focuses on future possibilities and potential outcomes. Its about anticipating what might happen and guiding users toward desired results. Interactive feedforward takes this concept further by incorporating real-time interaction and feedback within the system. This allows for dynamic adjustments and improvements as the user progresses.</w:t>
+      </w:r>
+    </w:p>
+    <w:p>
+      <w:pPr>
+        <w:spacing w:after="0" w:line="276" w:lineRule="auto"/>
+        <w:rPr>
+          <w:rFonts w:ascii="Calibri" w:hAnsi="Calibri" w:cs="Calibri"/>
+        </w:rPr>
+      </w:pPr>
+    </w:p>
+    <w:p>
+      <w:pPr>
+        <w:spacing w:after="0" w:line="276" w:lineRule="auto"/>
+        <w:rPr>
+          <w:rFonts w:ascii="Calibri" w:hAnsi="Calibri" w:cs="Calibri"/>
+        </w:rPr>
+      </w:pPr>
+      <w:r>
+        <w:rPr>
+          <w:rFonts w:ascii="Calibri" w:hAnsi="Calibri" w:cs="Calibri"/>
+        </w:rPr>
+        <w:t>A</w:t>
+      </w:r>
+      <w:r>
+        <w:rPr>
+          <w:rFonts w:ascii="Calibri" w:hAnsi="Calibri" w:cs="Calibri"/>
+        </w:rPr>
+        <w:t xml:space="preserve"> HIIT (High Intensity Interval Training) 4-week</w:t>
+      </w:r>
+      <w:r>
+        <w:rPr>
+          <w:rFonts w:ascii="Calibri" w:hAnsi="Calibri" w:cs="Calibri"/>
+        </w:rPr>
+        <w:t xml:space="preserve"> longitudinal study on exergaming with the use of interactive feedforward had users </w:t>
+      </w:r>
+      <w:r>
+        <w:rPr>
+          <w:rFonts w:ascii="Calibri" w:hAnsi="Calibri" w:cs="Calibri"/>
+        </w:rPr>
+        <w:t>complete workouts with no ghost condition, and with a ghost condition where logged performances were</w:t>
+      </w:r>
+      <w:r>
+        <w:rPr>
+          <w:rFonts w:ascii="Calibri" w:hAnsi="Calibri" w:cs="Calibri"/>
+        </w:rPr>
+        <w:t xml:space="preserve"> put into a ghost non-player character with an increased performance of 5%</w:t>
+      </w:r>
+      <w:r>
+        <w:rPr>
+          <w:rFonts w:ascii="Calibri" w:hAnsi="Calibri" w:cs="Calibri"/>
+        </w:rPr>
+        <w:t xml:space="preserve"> to visualise the future potential performance of the user. During this study participants who engaged in the non-competitive scenario made an average performance gain of 8%, compared to the participants who engaged in the competitive scenario using interactive feedforward made an average performance gain of 16%. Additionally, participants in the competitive (Multi-Ghost) group found that they were more intrinsically motivated, had a greater perceived competence, and but in a greater amount of effort, compared to the solo cycling group (Non-Competitive)</w:t>
+      </w:r>
+      <w:r>
+        <w:rPr>
+          <w:rFonts w:ascii="Calibri" w:hAnsi="Calibri" w:cs="Calibri"/>
+        </w:rPr>
+        <w:t xml:space="preserve"> </w:t>
+      </w:r>
+      <w:r>
+        <w:rPr>
+          <w:rFonts w:ascii="Calibri" w:hAnsi="Calibri" w:cs="Calibri"/>
+          <w:color w:val="FF0000"/>
+        </w:rPr>
+        <w:t xml:space="preserve">(Michael et al 2020). </w:t>
+      </w:r>
+      <w:r>
+        <w:rPr>
+          <w:rFonts w:ascii="Calibri" w:hAnsi="Calibri" w:cs="Calibri"/>
+        </w:rPr>
+        <w:t xml:space="preserve">Overall, this study proved that interactive feedforward can be an effective method of improving player performance over time. </w:t>
+      </w:r>
+    </w:p>
+    <w:p>
+      <w:pPr>
+        <w:spacing w:after="0" w:line="276" w:lineRule="auto"/>
+        <w:rPr>
+          <w:rFonts w:ascii="Calibri" w:hAnsi="Calibri" w:cs="Calibri"/>
+        </w:rPr>
+      </w:pPr>
+    </w:p>
+    <w:p>
+      <w:pPr>
+        <w:spacing w:after="0" w:line="276" w:lineRule="auto"/>
+        <w:rPr>
+          <w:rFonts w:ascii="Calibri" w:hAnsi="Calibri" w:cs="Calibri"/>
+        </w:rPr>
+      </w:pPr>
+      <w:r>
+        <w:rPr>
+          <w:rFonts w:ascii="Calibri" w:hAnsi="Calibri" w:cs="Calibri"/>
+        </w:rPr>
+        <w:t xml:space="preserve">Cite this next: </w:t>
       </w:r>
       <w:hyperlink r:id="rId8" w:history="1">
         <w:r>
@@ -2390,15 +1523,1124 @@
             <w:rStyle w:val="Hyperlink"/>
             <w:rFonts w:ascii="Calibri" w:hAnsi="Calibri" w:cs="Calibri"/>
           </w:rPr>
-          <w:t>https://pmc.ncbi.nlm.nih.gov/articles/PMC10081485/</w:t>
+          <w:t>https://researchportal.bath.ac.uk/en/studentTheses/interactive-feedforward-in-high-intensity-vr-exergaming#:~:text=This%20thesis%20presents%20a%20novel%20method%20called,creating%20self%2Dmodels%20showing%20previously%20unachieved%20performance%20levels</w:t>
         </w:r>
       </w:hyperlink>
       <w:r>
         <w:rPr>
           <w:rFonts w:ascii="Calibri" w:hAnsi="Calibri" w:cs="Calibri"/>
         </w:rPr>
+        <w:t>.</w:t>
+      </w:r>
+      <w:r>
+        <w:rPr>
+          <w:rFonts w:ascii="Calibri" w:hAnsi="Calibri" w:cs="Calibri"/>
+        </w:rPr>
         <w:t xml:space="preserve"> </w:t>
       </w:r>
+    </w:p>
+    <w:p>
+      <w:pPr>
+        <w:spacing w:after="0" w:line="276" w:lineRule="auto"/>
+        <w:rPr>
+          <w:rFonts w:ascii="Calibri" w:hAnsi="Calibri" w:cs="Calibri"/>
+        </w:rPr>
+      </w:pPr>
+    </w:p>
+    <w:p>
+      <w:pPr>
+        <w:pStyle w:val="ListParagraph"/>
+        <w:numPr>
+          <w:ilvl w:val="1"/>
+          <w:numId w:val="2"/>
+        </w:numPr>
+        <w:spacing w:after="0" w:line="276" w:lineRule="auto"/>
+        <w:rPr>
+          <w:rFonts w:ascii="Calibri" w:hAnsi="Calibri" w:cs="Calibri"/>
+        </w:rPr>
+      </w:pPr>
+      <w:r>
+        <w:rPr>
+          <w:rFonts w:ascii="Calibri" w:hAnsi="Calibri" w:cs="Calibri"/>
+        </w:rPr>
+        <w:t>Effects of a lack of exercise</w:t>
+      </w:r>
+    </w:p>
+    <w:p>
+      <w:pPr>
+        <w:pStyle w:val="ListParagraph"/>
+        <w:numPr>
+          <w:ilvl w:val="1"/>
+          <w:numId w:val="2"/>
+        </w:numPr>
+        <w:spacing w:after="0" w:line="276" w:lineRule="auto"/>
+        <w:rPr>
+          <w:rFonts w:ascii="Calibri" w:hAnsi="Calibri" w:cs="Calibri"/>
+        </w:rPr>
+      </w:pPr>
+      <w:r>
+        <w:rPr>
+          <w:rFonts w:ascii="Calibri" w:hAnsi="Calibri" w:cs="Calibri"/>
+        </w:rPr>
+        <w:t>Gamification and social interaction mechanics in VR fitness</w:t>
+      </w:r>
+    </w:p>
+    <w:p>
+      <w:pPr>
+        <w:pStyle w:val="ListParagraph"/>
+        <w:numPr>
+          <w:ilvl w:val="1"/>
+          <w:numId w:val="2"/>
+        </w:numPr>
+        <w:spacing w:after="0" w:line="276" w:lineRule="auto"/>
+        <w:rPr>
+          <w:rFonts w:ascii="Calibri" w:hAnsi="Calibri" w:cs="Calibri"/>
+        </w:rPr>
+      </w:pPr>
+      <w:r>
+        <w:rPr>
+          <w:rFonts w:ascii="Calibri" w:hAnsi="Calibri" w:cs="Calibri"/>
+        </w:rPr>
+        <w:t>Existing gaps in VR exergaming systems and preexisting solutions (focus on adaptability, dynamic challenge, user diversity).</w:t>
+      </w:r>
+    </w:p>
+    <w:p>
+      <w:pPr>
+        <w:pStyle w:val="ListParagraph"/>
+        <w:numPr>
+          <w:ilvl w:val="1"/>
+          <w:numId w:val="2"/>
+        </w:numPr>
+        <w:spacing w:after="0" w:line="276" w:lineRule="auto"/>
+        <w:rPr>
+          <w:rFonts w:ascii="Calibri" w:hAnsi="Calibri" w:cs="Calibri"/>
+        </w:rPr>
+      </w:pPr>
+      <w:r>
+        <w:rPr>
+          <w:rFonts w:ascii="Calibri" w:hAnsi="Calibri" w:cs="Calibri"/>
+        </w:rPr>
+        <w:t>Justification for the study based on the literature and gaps identified</w:t>
+      </w:r>
+    </w:p>
+    <w:p>
+      <w:pPr>
+        <w:pStyle w:val="ListParagraph"/>
+        <w:numPr>
+          <w:ilvl w:val="0"/>
+          <w:numId w:val="2"/>
+        </w:numPr>
+        <w:spacing w:after="0" w:line="276" w:lineRule="auto"/>
+        <w:rPr>
+          <w:rFonts w:ascii="Calibri" w:hAnsi="Calibri" w:cs="Calibri"/>
+        </w:rPr>
+      </w:pPr>
+      <w:r>
+        <w:rPr>
+          <w:rFonts w:ascii="Calibri" w:hAnsi="Calibri" w:cs="Calibri"/>
+        </w:rPr>
+        <w:t>Methodology / Approach / Specification, Design, and implementation</w:t>
+      </w:r>
+    </w:p>
+    <w:p>
+      <w:pPr>
+        <w:pStyle w:val="ListParagraph"/>
+        <w:numPr>
+          <w:ilvl w:val="1"/>
+          <w:numId w:val="2"/>
+        </w:numPr>
+        <w:spacing w:after="0" w:line="276" w:lineRule="auto"/>
+        <w:rPr>
+          <w:rFonts w:ascii="Calibri" w:hAnsi="Calibri" w:cs="Calibri"/>
+        </w:rPr>
+      </w:pPr>
+      <w:r>
+        <w:rPr>
+          <w:rFonts w:ascii="Calibri" w:hAnsi="Calibri" w:cs="Calibri"/>
+        </w:rPr>
+        <w:lastRenderedPageBreak/>
+        <w:t>System specification and Functional Design</w:t>
+      </w:r>
+    </w:p>
+    <w:p>
+      <w:pPr>
+        <w:pStyle w:val="ListParagraph"/>
+        <w:numPr>
+          <w:ilvl w:val="2"/>
+          <w:numId w:val="2"/>
+        </w:numPr>
+        <w:spacing w:after="0" w:line="276" w:lineRule="auto"/>
+        <w:rPr>
+          <w:rFonts w:ascii="Calibri" w:hAnsi="Calibri" w:cs="Calibri"/>
+        </w:rPr>
+      </w:pPr>
+      <w:r>
+        <w:rPr>
+          <w:rFonts w:ascii="Calibri" w:hAnsi="Calibri" w:cs="Calibri"/>
+        </w:rPr>
+        <w:t>Goals for the VR exergame</w:t>
+      </w:r>
+    </w:p>
+    <w:p>
+      <w:pPr>
+        <w:pStyle w:val="ListParagraph"/>
+        <w:numPr>
+          <w:ilvl w:val="2"/>
+          <w:numId w:val="2"/>
+        </w:numPr>
+        <w:spacing w:after="0" w:line="276" w:lineRule="auto"/>
+        <w:rPr>
+          <w:rFonts w:ascii="Calibri" w:hAnsi="Calibri" w:cs="Calibri"/>
+        </w:rPr>
+      </w:pPr>
+      <w:r>
+        <w:rPr>
+          <w:rFonts w:ascii="Calibri" w:hAnsi="Calibri" w:cs="Calibri"/>
+        </w:rPr>
+        <w:t>Description of the three scenarios</w:t>
+      </w:r>
+    </w:p>
+    <w:p>
+      <w:pPr>
+        <w:pStyle w:val="ListParagraph"/>
+        <w:numPr>
+          <w:ilvl w:val="2"/>
+          <w:numId w:val="2"/>
+        </w:numPr>
+        <w:spacing w:after="0" w:line="276" w:lineRule="auto"/>
+        <w:rPr>
+          <w:rFonts w:ascii="Calibri" w:hAnsi="Calibri" w:cs="Calibri"/>
+        </w:rPr>
+      </w:pPr>
+      <w:r>
+        <w:rPr>
+          <w:rFonts w:ascii="Calibri" w:hAnsi="Calibri" w:cs="Calibri"/>
+        </w:rPr>
+        <w:t>Consistent environmental settings.</w:t>
+      </w:r>
+    </w:p>
+    <w:p>
+      <w:pPr>
+        <w:pStyle w:val="ListParagraph"/>
+        <w:numPr>
+          <w:ilvl w:val="2"/>
+          <w:numId w:val="2"/>
+        </w:numPr>
+        <w:spacing w:after="0" w:line="276" w:lineRule="auto"/>
+        <w:rPr>
+          <w:rFonts w:ascii="Calibri" w:hAnsi="Calibri" w:cs="Calibri"/>
+        </w:rPr>
+      </w:pPr>
+      <w:r>
+        <w:rPr>
+          <w:rFonts w:ascii="Calibri" w:hAnsi="Calibri" w:cs="Calibri"/>
+        </w:rPr>
+        <w:t>Performance tracking elements.</w:t>
+      </w:r>
+    </w:p>
+    <w:p>
+      <w:pPr>
+        <w:pStyle w:val="ListParagraph"/>
+        <w:numPr>
+          <w:ilvl w:val="1"/>
+          <w:numId w:val="2"/>
+        </w:numPr>
+        <w:spacing w:after="0" w:line="276" w:lineRule="auto"/>
+        <w:rPr>
+          <w:rFonts w:ascii="Calibri" w:hAnsi="Calibri" w:cs="Calibri"/>
+        </w:rPr>
+      </w:pPr>
+      <w:r>
+        <w:rPr>
+          <w:rFonts w:ascii="Calibri" w:hAnsi="Calibri" w:cs="Calibri"/>
+        </w:rPr>
+        <w:t>Technical Development and Tools</w:t>
+      </w:r>
+    </w:p>
+    <w:p>
+      <w:pPr>
+        <w:pStyle w:val="ListParagraph"/>
+        <w:numPr>
+          <w:ilvl w:val="2"/>
+          <w:numId w:val="2"/>
+        </w:numPr>
+        <w:spacing w:after="0" w:line="276" w:lineRule="auto"/>
+        <w:rPr>
+          <w:rFonts w:ascii="Calibri" w:hAnsi="Calibri" w:cs="Calibri"/>
+        </w:rPr>
+      </w:pPr>
+      <w:r>
+        <w:rPr>
+          <w:rFonts w:ascii="Calibri" w:hAnsi="Calibri" w:cs="Calibri"/>
+        </w:rPr>
+        <w:t>Development environment (Unity, VR hardware, exercise bike integration).</w:t>
+      </w:r>
+    </w:p>
+    <w:p>
+      <w:pPr>
+        <w:pStyle w:val="ListParagraph"/>
+        <w:numPr>
+          <w:ilvl w:val="2"/>
+          <w:numId w:val="2"/>
+        </w:numPr>
+        <w:spacing w:after="0" w:line="276" w:lineRule="auto"/>
+        <w:rPr>
+          <w:rFonts w:ascii="Calibri" w:hAnsi="Calibri" w:cs="Calibri"/>
+        </w:rPr>
+      </w:pPr>
+      <w:r>
+        <w:rPr>
+          <w:rFonts w:ascii="Calibri" w:hAnsi="Calibri" w:cs="Calibri"/>
+        </w:rPr>
+        <w:t>AI development for adaptive behaviour.</w:t>
+      </w:r>
+    </w:p>
+    <w:p>
+      <w:pPr>
+        <w:pStyle w:val="ListParagraph"/>
+        <w:numPr>
+          <w:ilvl w:val="2"/>
+          <w:numId w:val="2"/>
+        </w:numPr>
+        <w:spacing w:after="0" w:line="276" w:lineRule="auto"/>
+        <w:rPr>
+          <w:rFonts w:ascii="Calibri" w:hAnsi="Calibri" w:cs="Calibri"/>
+        </w:rPr>
+      </w:pPr>
+      <w:r>
+        <w:rPr>
+          <w:rFonts w:ascii="Calibri" w:hAnsi="Calibri" w:cs="Calibri"/>
+        </w:rPr>
+        <w:t xml:space="preserve">UI/UX considerations and gamification elements (progress bars, </w:t>
+      </w:r>
+      <w:proofErr w:type="spellStart"/>
+      <w:r>
+        <w:rPr>
+          <w:rFonts w:ascii="Calibri" w:hAnsi="Calibri" w:cs="Calibri"/>
+        </w:rPr>
+        <w:t>post race</w:t>
+      </w:r>
+      <w:proofErr w:type="spellEnd"/>
+      <w:r>
+        <w:rPr>
+          <w:rFonts w:ascii="Calibri" w:hAnsi="Calibri" w:cs="Calibri"/>
+        </w:rPr>
+        <w:t xml:space="preserve"> analytics).</w:t>
+      </w:r>
+    </w:p>
+    <w:p>
+      <w:pPr>
+        <w:pStyle w:val="ListParagraph"/>
+        <w:numPr>
+          <w:ilvl w:val="2"/>
+          <w:numId w:val="2"/>
+        </w:numPr>
+        <w:spacing w:after="0" w:line="276" w:lineRule="auto"/>
+        <w:rPr>
+          <w:rFonts w:ascii="Calibri" w:hAnsi="Calibri" w:cs="Calibri"/>
+        </w:rPr>
+      </w:pPr>
+      <w:r>
+        <w:rPr>
+          <w:rFonts w:ascii="Calibri" w:hAnsi="Calibri" w:cs="Calibri"/>
+        </w:rPr>
+        <w:t>Data logging and analytics pipeline.</w:t>
+      </w:r>
+    </w:p>
+    <w:p>
+      <w:pPr>
+        <w:pStyle w:val="ListParagraph"/>
+        <w:numPr>
+          <w:ilvl w:val="2"/>
+          <w:numId w:val="2"/>
+        </w:numPr>
+        <w:spacing w:after="0" w:line="276" w:lineRule="auto"/>
+        <w:rPr>
+          <w:rFonts w:ascii="Calibri" w:hAnsi="Calibri" w:cs="Calibri"/>
+        </w:rPr>
+      </w:pPr>
+      <w:r>
+        <w:rPr>
+          <w:rFonts w:ascii="Calibri" w:hAnsi="Calibri" w:cs="Calibri"/>
+        </w:rPr>
+        <w:t>Tools/libraries for data collection and visualisation (Python, Unity plugins)</w:t>
+      </w:r>
+    </w:p>
+    <w:p>
+      <w:pPr>
+        <w:pStyle w:val="ListParagraph"/>
+        <w:numPr>
+          <w:ilvl w:val="1"/>
+          <w:numId w:val="2"/>
+        </w:numPr>
+        <w:spacing w:after="0" w:line="276" w:lineRule="auto"/>
+        <w:rPr>
+          <w:rFonts w:ascii="Calibri" w:hAnsi="Calibri" w:cs="Calibri"/>
+        </w:rPr>
+      </w:pPr>
+      <w:r>
+        <w:rPr>
+          <w:rFonts w:ascii="Calibri" w:hAnsi="Calibri" w:cs="Calibri"/>
+        </w:rPr>
+        <w:t>Methodology for User Study</w:t>
+      </w:r>
+    </w:p>
+    <w:p>
+      <w:pPr>
+        <w:pStyle w:val="ListParagraph"/>
+        <w:numPr>
+          <w:ilvl w:val="2"/>
+          <w:numId w:val="2"/>
+        </w:numPr>
+        <w:spacing w:after="0" w:line="276" w:lineRule="auto"/>
+        <w:rPr>
+          <w:rFonts w:ascii="Calibri" w:hAnsi="Calibri" w:cs="Calibri"/>
+        </w:rPr>
+      </w:pPr>
+      <w:r>
+        <w:rPr>
+          <w:rFonts w:ascii="Calibri" w:hAnsi="Calibri" w:cs="Calibri"/>
+        </w:rPr>
+        <w:t>Participant recruitment, consent, and ethics</w:t>
+      </w:r>
+    </w:p>
+    <w:p>
+      <w:pPr>
+        <w:pStyle w:val="ListParagraph"/>
+        <w:numPr>
+          <w:ilvl w:val="2"/>
+          <w:numId w:val="2"/>
+        </w:numPr>
+        <w:spacing w:after="0" w:line="276" w:lineRule="auto"/>
+        <w:rPr>
+          <w:rFonts w:ascii="Calibri" w:hAnsi="Calibri" w:cs="Calibri"/>
+        </w:rPr>
+      </w:pPr>
+      <w:r>
+        <w:rPr>
+          <w:rFonts w:ascii="Calibri" w:hAnsi="Calibri" w:cs="Calibri"/>
+        </w:rPr>
+        <w:t xml:space="preserve">Study design (within-subject, counterbalanced if needed). </w:t>
+      </w:r>
+    </w:p>
+    <w:p>
+      <w:pPr>
+        <w:pStyle w:val="ListParagraph"/>
+        <w:numPr>
+          <w:ilvl w:val="2"/>
+          <w:numId w:val="2"/>
+        </w:numPr>
+        <w:spacing w:after="0" w:line="276" w:lineRule="auto"/>
+        <w:rPr>
+          <w:rFonts w:ascii="Calibri" w:hAnsi="Calibri" w:cs="Calibri"/>
+        </w:rPr>
+      </w:pPr>
+      <w:r>
+        <w:rPr>
+          <w:rFonts w:ascii="Calibri" w:hAnsi="Calibri" w:cs="Calibri"/>
+        </w:rPr>
+        <w:t xml:space="preserve">Metrics: </w:t>
+      </w:r>
+    </w:p>
+    <w:p>
+      <w:pPr>
+        <w:pStyle w:val="ListParagraph"/>
+        <w:numPr>
+          <w:ilvl w:val="3"/>
+          <w:numId w:val="2"/>
+        </w:numPr>
+        <w:spacing w:after="0" w:line="276" w:lineRule="auto"/>
+        <w:rPr>
+          <w:rFonts w:ascii="Calibri" w:hAnsi="Calibri" w:cs="Calibri"/>
+        </w:rPr>
+      </w:pPr>
+      <w:r>
+        <w:rPr>
+          <w:rFonts w:ascii="Calibri" w:hAnsi="Calibri" w:cs="Calibri"/>
+        </w:rPr>
+        <w:t xml:space="preserve">Quantitative (speed, cadence, power, HR, time). </w:t>
+      </w:r>
+    </w:p>
+    <w:p>
+      <w:pPr>
+        <w:pStyle w:val="ListParagraph"/>
+        <w:numPr>
+          <w:ilvl w:val="3"/>
+          <w:numId w:val="2"/>
+        </w:numPr>
+        <w:spacing w:after="0" w:line="276" w:lineRule="auto"/>
+        <w:rPr>
+          <w:rFonts w:ascii="Calibri" w:hAnsi="Calibri" w:cs="Calibri"/>
+        </w:rPr>
+      </w:pPr>
+      <w:r>
+        <w:rPr>
+          <w:rFonts w:ascii="Calibri" w:hAnsi="Calibri" w:cs="Calibri"/>
+        </w:rPr>
+        <w:t>Qualitative (user experience, engagement, enjoyment (via surveys)</w:t>
+      </w:r>
+    </w:p>
+    <w:p>
+      <w:pPr>
+        <w:pStyle w:val="ListParagraph"/>
+        <w:numPr>
+          <w:ilvl w:val="3"/>
+          <w:numId w:val="2"/>
+        </w:numPr>
+        <w:spacing w:after="0" w:line="276" w:lineRule="auto"/>
+        <w:rPr>
+          <w:rFonts w:ascii="Calibri" w:hAnsi="Calibri" w:cs="Calibri"/>
+        </w:rPr>
+      </w:pPr>
+      <w:r>
+        <w:rPr>
+          <w:rFonts w:ascii="Calibri" w:hAnsi="Calibri" w:cs="Calibri"/>
+        </w:rPr>
+        <w:t>Personality data for exploring correlations.</w:t>
+      </w:r>
+    </w:p>
+    <w:p>
+      <w:pPr>
+        <w:pStyle w:val="ListParagraph"/>
+        <w:numPr>
+          <w:ilvl w:val="2"/>
+          <w:numId w:val="2"/>
+        </w:numPr>
+        <w:spacing w:after="0" w:line="276" w:lineRule="auto"/>
+        <w:rPr>
+          <w:rFonts w:ascii="Calibri" w:hAnsi="Calibri" w:cs="Calibri"/>
+        </w:rPr>
+      </w:pPr>
+      <w:r>
+        <w:rPr>
+          <w:rFonts w:ascii="Calibri" w:hAnsi="Calibri" w:cs="Calibri"/>
+        </w:rPr>
+        <w:t>Risk analysis and mitigation strategies (as in initial plan)</w:t>
+      </w:r>
+    </w:p>
+    <w:p>
+      <w:pPr>
+        <w:pStyle w:val="ListParagraph"/>
+        <w:numPr>
+          <w:ilvl w:val="2"/>
+          <w:numId w:val="2"/>
+        </w:numPr>
+        <w:spacing w:after="0" w:line="276" w:lineRule="auto"/>
+        <w:rPr>
+          <w:rFonts w:ascii="Calibri" w:hAnsi="Calibri" w:cs="Calibri"/>
+        </w:rPr>
+      </w:pPr>
+      <w:r>
+        <w:rPr>
+          <w:rFonts w:ascii="Calibri" w:hAnsi="Calibri" w:cs="Calibri"/>
+        </w:rPr>
+        <w:t>Timeline for development testing and study</w:t>
+      </w:r>
+    </w:p>
+    <w:p>
+      <w:pPr>
+        <w:pStyle w:val="ListParagraph"/>
+        <w:numPr>
+          <w:ilvl w:val="0"/>
+          <w:numId w:val="2"/>
+        </w:numPr>
+        <w:spacing w:after="0" w:line="276" w:lineRule="auto"/>
+        <w:rPr>
+          <w:rFonts w:ascii="Calibri" w:hAnsi="Calibri" w:cs="Calibri"/>
+        </w:rPr>
+      </w:pPr>
+      <w:r>
+        <w:rPr>
+          <w:rFonts w:ascii="Calibri" w:hAnsi="Calibri" w:cs="Calibri"/>
+        </w:rPr>
+        <w:t>Results and Evaluation</w:t>
+      </w:r>
+    </w:p>
+    <w:p>
+      <w:pPr>
+        <w:pStyle w:val="ListParagraph"/>
+        <w:numPr>
+          <w:ilvl w:val="1"/>
+          <w:numId w:val="2"/>
+        </w:numPr>
+        <w:spacing w:after="0" w:line="276" w:lineRule="auto"/>
+        <w:rPr>
+          <w:rFonts w:ascii="Calibri" w:hAnsi="Calibri" w:cs="Calibri"/>
+        </w:rPr>
+      </w:pPr>
+      <w:r>
+        <w:rPr>
+          <w:rFonts w:ascii="Calibri" w:hAnsi="Calibri" w:cs="Calibri"/>
+        </w:rPr>
+        <w:t>Quantitative results</w:t>
+      </w:r>
+    </w:p>
+    <w:p>
+      <w:pPr>
+        <w:pStyle w:val="ListParagraph"/>
+        <w:numPr>
+          <w:ilvl w:val="2"/>
+          <w:numId w:val="2"/>
+        </w:numPr>
+        <w:spacing w:after="0" w:line="276" w:lineRule="auto"/>
+        <w:rPr>
+          <w:rFonts w:ascii="Calibri" w:hAnsi="Calibri" w:cs="Calibri"/>
+        </w:rPr>
+      </w:pPr>
+      <w:r>
+        <w:rPr>
+          <w:rFonts w:ascii="Calibri" w:hAnsi="Calibri" w:cs="Calibri"/>
+        </w:rPr>
+        <w:t>Comparative analysis of performance metrics across the three scenarios</w:t>
+      </w:r>
+    </w:p>
+    <w:p>
+      <w:pPr>
+        <w:pStyle w:val="ListParagraph"/>
+        <w:numPr>
+          <w:ilvl w:val="2"/>
+          <w:numId w:val="2"/>
+        </w:numPr>
+        <w:spacing w:after="0" w:line="276" w:lineRule="auto"/>
+        <w:rPr>
+          <w:rFonts w:ascii="Calibri" w:hAnsi="Calibri" w:cs="Calibri"/>
+        </w:rPr>
+      </w:pPr>
+      <w:r>
+        <w:rPr>
+          <w:rFonts w:ascii="Calibri" w:hAnsi="Calibri" w:cs="Calibri"/>
+        </w:rPr>
+        <w:t>Visualisations (graphs of time, power output, HR, etc)</w:t>
+      </w:r>
+    </w:p>
+    <w:p>
+      <w:pPr>
+        <w:pStyle w:val="ListParagraph"/>
+        <w:numPr>
+          <w:ilvl w:val="2"/>
+          <w:numId w:val="2"/>
+        </w:numPr>
+        <w:spacing w:after="0" w:line="276" w:lineRule="auto"/>
+        <w:rPr>
+          <w:rFonts w:ascii="Calibri" w:hAnsi="Calibri" w:cs="Calibri"/>
+        </w:rPr>
+      </w:pPr>
+      <w:r>
+        <w:rPr>
+          <w:rFonts w:ascii="Calibri" w:hAnsi="Calibri" w:cs="Calibri"/>
+        </w:rPr>
+        <w:t>Statistical Analysis (ANOVA, t-tests for paired comparisons)</w:t>
+      </w:r>
+    </w:p>
+    <w:p>
+      <w:pPr>
+        <w:pStyle w:val="ListParagraph"/>
+        <w:numPr>
+          <w:ilvl w:val="2"/>
+          <w:numId w:val="2"/>
+        </w:numPr>
+        <w:spacing w:after="0" w:line="276" w:lineRule="auto"/>
+        <w:rPr>
+          <w:rFonts w:ascii="Calibri" w:hAnsi="Calibri" w:cs="Calibri"/>
+        </w:rPr>
+      </w:pPr>
+      <w:r>
+        <w:rPr>
+          <w:rFonts w:ascii="Calibri" w:hAnsi="Calibri" w:cs="Calibri"/>
+        </w:rPr>
+        <w:t>Interpretation of results regarding performance under cooperative/competitive dynamics.</w:t>
+      </w:r>
+    </w:p>
+    <w:p>
+      <w:pPr>
+        <w:pStyle w:val="ListParagraph"/>
+        <w:numPr>
+          <w:ilvl w:val="1"/>
+          <w:numId w:val="2"/>
+        </w:numPr>
+        <w:spacing w:after="0" w:line="276" w:lineRule="auto"/>
+        <w:rPr>
+          <w:rFonts w:ascii="Calibri" w:hAnsi="Calibri" w:cs="Calibri"/>
+        </w:rPr>
+      </w:pPr>
+      <w:r>
+        <w:rPr>
+          <w:rFonts w:ascii="Calibri" w:hAnsi="Calibri" w:cs="Calibri"/>
+        </w:rPr>
+        <w:t>Qualitative Results</w:t>
+      </w:r>
+    </w:p>
+    <w:p>
+      <w:pPr>
+        <w:pStyle w:val="ListParagraph"/>
+        <w:numPr>
+          <w:ilvl w:val="2"/>
+          <w:numId w:val="2"/>
+        </w:numPr>
+        <w:spacing w:after="0" w:line="276" w:lineRule="auto"/>
+        <w:rPr>
+          <w:rFonts w:ascii="Calibri" w:hAnsi="Calibri" w:cs="Calibri"/>
+        </w:rPr>
+      </w:pPr>
+      <w:r>
+        <w:rPr>
+          <w:rFonts w:ascii="Calibri" w:hAnsi="Calibri" w:cs="Calibri"/>
+        </w:rPr>
+        <w:t>Thematic analysis of user feedback (motivation, engagement, enjoyment)</w:t>
+      </w:r>
+    </w:p>
+    <w:p>
+      <w:pPr>
+        <w:pStyle w:val="ListParagraph"/>
+        <w:numPr>
+          <w:ilvl w:val="2"/>
+          <w:numId w:val="2"/>
+        </w:numPr>
+        <w:spacing w:after="0" w:line="276" w:lineRule="auto"/>
+        <w:rPr>
+          <w:rFonts w:ascii="Calibri" w:hAnsi="Calibri" w:cs="Calibri"/>
+        </w:rPr>
+      </w:pPr>
+      <w:r>
+        <w:rPr>
+          <w:rFonts w:ascii="Calibri" w:hAnsi="Calibri" w:cs="Calibri"/>
+        </w:rPr>
+        <w:t>Reflections on user preferences between cooperation and competition.</w:t>
+      </w:r>
+    </w:p>
+    <w:p>
+      <w:pPr>
+        <w:pStyle w:val="ListParagraph"/>
+        <w:numPr>
+          <w:ilvl w:val="2"/>
+          <w:numId w:val="2"/>
+        </w:numPr>
+        <w:spacing w:after="0" w:line="276" w:lineRule="auto"/>
+        <w:rPr>
+          <w:rFonts w:ascii="Calibri" w:hAnsi="Calibri" w:cs="Calibri"/>
+        </w:rPr>
+      </w:pPr>
+      <w:r>
+        <w:rPr>
+          <w:rFonts w:ascii="Calibri" w:hAnsi="Calibri" w:cs="Calibri"/>
+        </w:rPr>
+        <w:t>Summary of personal correlations, if found.</w:t>
+      </w:r>
+    </w:p>
+    <w:p>
+      <w:pPr>
+        <w:pStyle w:val="ListParagraph"/>
+        <w:numPr>
+          <w:ilvl w:val="1"/>
+          <w:numId w:val="2"/>
+        </w:numPr>
+        <w:spacing w:after="0" w:line="276" w:lineRule="auto"/>
+        <w:rPr>
+          <w:rFonts w:ascii="Calibri" w:hAnsi="Calibri" w:cs="Calibri"/>
+        </w:rPr>
+      </w:pPr>
+      <w:r>
+        <w:rPr>
+          <w:rFonts w:ascii="Calibri" w:hAnsi="Calibri" w:cs="Calibri"/>
+        </w:rPr>
+        <w:t>Evaluation and critical reflection</w:t>
+      </w:r>
+    </w:p>
+    <w:p>
+      <w:pPr>
+        <w:pStyle w:val="ListParagraph"/>
+        <w:numPr>
+          <w:ilvl w:val="2"/>
+          <w:numId w:val="2"/>
+        </w:numPr>
+        <w:spacing w:after="0" w:line="276" w:lineRule="auto"/>
+        <w:rPr>
+          <w:rFonts w:ascii="Calibri" w:hAnsi="Calibri" w:cs="Calibri"/>
+        </w:rPr>
+      </w:pPr>
+      <w:r>
+        <w:rPr>
+          <w:rFonts w:ascii="Calibri" w:hAnsi="Calibri" w:cs="Calibri"/>
+        </w:rPr>
+        <w:t>Effectiveness of gamification and AI in enhancing engagement.</w:t>
+      </w:r>
+    </w:p>
+    <w:p>
+      <w:pPr>
+        <w:pStyle w:val="ListParagraph"/>
+        <w:numPr>
+          <w:ilvl w:val="2"/>
+          <w:numId w:val="2"/>
+        </w:numPr>
+        <w:spacing w:after="0" w:line="276" w:lineRule="auto"/>
+        <w:rPr>
+          <w:rFonts w:ascii="Calibri" w:hAnsi="Calibri" w:cs="Calibri"/>
+        </w:rPr>
+      </w:pPr>
+      <w:r>
+        <w:rPr>
+          <w:rFonts w:ascii="Calibri" w:hAnsi="Calibri" w:cs="Calibri"/>
+        </w:rPr>
+        <w:t>Success and limitations of AI difficulty adjustment</w:t>
+      </w:r>
+    </w:p>
+    <w:p>
+      <w:pPr>
+        <w:pStyle w:val="ListParagraph"/>
+        <w:numPr>
+          <w:ilvl w:val="2"/>
+          <w:numId w:val="2"/>
+        </w:numPr>
+        <w:spacing w:after="0" w:line="276" w:lineRule="auto"/>
+        <w:rPr>
+          <w:rFonts w:ascii="Calibri" w:hAnsi="Calibri" w:cs="Calibri"/>
+        </w:rPr>
+      </w:pPr>
+      <w:r>
+        <w:rPr>
+          <w:rFonts w:ascii="Calibri" w:hAnsi="Calibri" w:cs="Calibri"/>
+        </w:rPr>
+        <w:lastRenderedPageBreak/>
+        <w:t>Discussion of accessibility and usability feedback from participants.</w:t>
+      </w:r>
+    </w:p>
+    <w:p>
+      <w:pPr>
+        <w:pStyle w:val="ListParagraph"/>
+        <w:numPr>
+          <w:ilvl w:val="2"/>
+          <w:numId w:val="2"/>
+        </w:numPr>
+        <w:spacing w:after="0" w:line="276" w:lineRule="auto"/>
+        <w:rPr>
+          <w:rFonts w:ascii="Calibri" w:hAnsi="Calibri" w:cs="Calibri"/>
+        </w:rPr>
+      </w:pPr>
+      <w:r>
+        <w:rPr>
+          <w:rFonts w:ascii="Calibri" w:hAnsi="Calibri" w:cs="Calibri"/>
+        </w:rPr>
+        <w:t xml:space="preserve">Issues encountered (bugs, AI behaviour, data collection reliability). </w:t>
+      </w:r>
+    </w:p>
+    <w:p>
+      <w:pPr>
+        <w:pStyle w:val="ListParagraph"/>
+        <w:numPr>
+          <w:ilvl w:val="2"/>
+          <w:numId w:val="2"/>
+        </w:numPr>
+        <w:spacing w:after="0" w:line="276" w:lineRule="auto"/>
+        <w:rPr>
+          <w:rFonts w:ascii="Calibri" w:hAnsi="Calibri" w:cs="Calibri"/>
+        </w:rPr>
+      </w:pPr>
+      <w:r>
+        <w:rPr>
+          <w:rFonts w:ascii="Calibri" w:hAnsi="Calibri" w:cs="Calibri"/>
+        </w:rPr>
+        <w:t>Validation of the game as a fitness tool.</w:t>
+      </w:r>
+    </w:p>
+    <w:p>
+      <w:pPr>
+        <w:pStyle w:val="ListParagraph"/>
+        <w:numPr>
+          <w:ilvl w:val="0"/>
+          <w:numId w:val="2"/>
+        </w:numPr>
+        <w:spacing w:after="0" w:line="276" w:lineRule="auto"/>
+        <w:rPr>
+          <w:rFonts w:ascii="Calibri" w:hAnsi="Calibri" w:cs="Calibri"/>
+        </w:rPr>
+      </w:pPr>
+      <w:r>
+        <w:rPr>
+          <w:rFonts w:ascii="Calibri" w:hAnsi="Calibri" w:cs="Calibri"/>
+        </w:rPr>
+        <w:t>Conclusions and Future Work</w:t>
+      </w:r>
+    </w:p>
+    <w:p>
+      <w:pPr>
+        <w:pStyle w:val="ListParagraph"/>
+        <w:numPr>
+          <w:ilvl w:val="1"/>
+          <w:numId w:val="2"/>
+        </w:numPr>
+        <w:spacing w:after="0" w:line="276" w:lineRule="auto"/>
+        <w:rPr>
+          <w:rFonts w:ascii="Calibri" w:hAnsi="Calibri" w:cs="Calibri"/>
+        </w:rPr>
+      </w:pPr>
+      <w:r>
+        <w:rPr>
+          <w:rFonts w:ascii="Calibri" w:hAnsi="Calibri" w:cs="Calibri"/>
+        </w:rPr>
+        <w:t>Summary of Key Findings</w:t>
+      </w:r>
+    </w:p>
+    <w:p>
+      <w:pPr>
+        <w:pStyle w:val="ListParagraph"/>
+        <w:numPr>
+          <w:ilvl w:val="2"/>
+          <w:numId w:val="2"/>
+        </w:numPr>
+        <w:spacing w:after="0" w:line="276" w:lineRule="auto"/>
+        <w:rPr>
+          <w:rFonts w:ascii="Calibri" w:hAnsi="Calibri" w:cs="Calibri"/>
+        </w:rPr>
+      </w:pPr>
+      <w:r>
+        <w:rPr>
+          <w:rFonts w:ascii="Calibri" w:hAnsi="Calibri" w:cs="Calibri"/>
+        </w:rPr>
+        <w:t>Impact of competition and cooperation on user performance and engagement.</w:t>
+      </w:r>
+    </w:p>
+    <w:p>
+      <w:pPr>
+        <w:pStyle w:val="ListParagraph"/>
+        <w:numPr>
+          <w:ilvl w:val="2"/>
+          <w:numId w:val="2"/>
+        </w:numPr>
+        <w:spacing w:after="0" w:line="276" w:lineRule="auto"/>
+        <w:rPr>
+          <w:rFonts w:ascii="Calibri" w:hAnsi="Calibri" w:cs="Calibri"/>
+        </w:rPr>
+      </w:pPr>
+      <w:r>
+        <w:rPr>
+          <w:rFonts w:ascii="Calibri" w:hAnsi="Calibri" w:cs="Calibri"/>
+        </w:rPr>
+        <w:t>Strengths and weaknesses of the developed system.</w:t>
+      </w:r>
+    </w:p>
+    <w:p>
+      <w:pPr>
+        <w:pStyle w:val="ListParagraph"/>
+        <w:numPr>
+          <w:ilvl w:val="1"/>
+          <w:numId w:val="2"/>
+        </w:numPr>
+        <w:spacing w:after="0" w:line="276" w:lineRule="auto"/>
+        <w:rPr>
+          <w:rFonts w:ascii="Calibri" w:hAnsi="Calibri" w:cs="Calibri"/>
+        </w:rPr>
+      </w:pPr>
+      <w:r>
+        <w:rPr>
+          <w:rFonts w:ascii="Calibri" w:hAnsi="Calibri" w:cs="Calibri"/>
+        </w:rPr>
+        <w:t>Contributions to the field</w:t>
+      </w:r>
+    </w:p>
+    <w:p>
+      <w:pPr>
+        <w:pStyle w:val="ListParagraph"/>
+        <w:numPr>
+          <w:ilvl w:val="2"/>
+          <w:numId w:val="2"/>
+        </w:numPr>
+        <w:spacing w:after="0" w:line="276" w:lineRule="auto"/>
+        <w:rPr>
+          <w:rFonts w:ascii="Calibri" w:hAnsi="Calibri" w:cs="Calibri"/>
+        </w:rPr>
+      </w:pPr>
+      <w:r>
+        <w:rPr>
+          <w:rFonts w:ascii="Calibri" w:hAnsi="Calibri" w:cs="Calibri"/>
+        </w:rPr>
+        <w:t>Novelty of integrating social mechanics dynamically in VR exergames.</w:t>
+      </w:r>
+    </w:p>
+    <w:p>
+      <w:pPr>
+        <w:pStyle w:val="ListParagraph"/>
+        <w:numPr>
+          <w:ilvl w:val="2"/>
+          <w:numId w:val="2"/>
+        </w:numPr>
+        <w:spacing w:after="0" w:line="276" w:lineRule="auto"/>
+        <w:rPr>
+          <w:rFonts w:ascii="Calibri" w:hAnsi="Calibri" w:cs="Calibri"/>
+        </w:rPr>
+      </w:pPr>
+      <w:r>
+        <w:rPr>
+          <w:rFonts w:ascii="Calibri" w:hAnsi="Calibri" w:cs="Calibri"/>
+        </w:rPr>
+        <w:t>Insights into VR exergaming for different personality and fitness types.</w:t>
+      </w:r>
+    </w:p>
+    <w:p>
+      <w:pPr>
+        <w:pStyle w:val="ListParagraph"/>
+        <w:numPr>
+          <w:ilvl w:val="1"/>
+          <w:numId w:val="2"/>
+        </w:numPr>
+        <w:spacing w:after="0" w:line="276" w:lineRule="auto"/>
+        <w:rPr>
+          <w:rFonts w:ascii="Calibri" w:hAnsi="Calibri" w:cs="Calibri"/>
+        </w:rPr>
+      </w:pPr>
+      <w:r>
+        <w:rPr>
+          <w:rFonts w:ascii="Calibri" w:hAnsi="Calibri" w:cs="Calibri"/>
+        </w:rPr>
+        <w:t>Future Work</w:t>
+      </w:r>
+    </w:p>
+    <w:p>
+      <w:pPr>
+        <w:pStyle w:val="ListParagraph"/>
+        <w:numPr>
+          <w:ilvl w:val="2"/>
+          <w:numId w:val="2"/>
+        </w:numPr>
+        <w:spacing w:after="0" w:line="276" w:lineRule="auto"/>
+        <w:rPr>
+          <w:rFonts w:ascii="Calibri" w:hAnsi="Calibri" w:cs="Calibri"/>
+        </w:rPr>
+      </w:pPr>
+      <w:proofErr w:type="spellStart"/>
+      <w:r>
+        <w:rPr>
+          <w:rFonts w:ascii="Calibri" w:hAnsi="Calibri" w:cs="Calibri"/>
+        </w:rPr>
+        <w:t>Improvign</w:t>
+      </w:r>
+      <w:proofErr w:type="spellEnd"/>
+      <w:r>
+        <w:rPr>
+          <w:rFonts w:ascii="Calibri" w:hAnsi="Calibri" w:cs="Calibri"/>
+        </w:rPr>
+        <w:t xml:space="preserve"> AI to better adapt to different skill levels.</w:t>
+      </w:r>
+    </w:p>
+    <w:p>
+      <w:pPr>
+        <w:pStyle w:val="ListParagraph"/>
+        <w:numPr>
+          <w:ilvl w:val="2"/>
+          <w:numId w:val="2"/>
+        </w:numPr>
+        <w:spacing w:after="0" w:line="276" w:lineRule="auto"/>
+        <w:rPr>
+          <w:rFonts w:ascii="Calibri" w:hAnsi="Calibri" w:cs="Calibri"/>
+        </w:rPr>
+      </w:pPr>
+      <w:r>
+        <w:rPr>
+          <w:rFonts w:ascii="Calibri" w:hAnsi="Calibri" w:cs="Calibri"/>
+        </w:rPr>
+        <w:t>Expanding to multiplayer online modes.</w:t>
+      </w:r>
+    </w:p>
+    <w:p>
+      <w:pPr>
+        <w:pStyle w:val="ListParagraph"/>
+        <w:numPr>
+          <w:ilvl w:val="2"/>
+          <w:numId w:val="2"/>
+        </w:numPr>
+        <w:spacing w:after="0" w:line="276" w:lineRule="auto"/>
+        <w:rPr>
+          <w:rFonts w:ascii="Calibri" w:hAnsi="Calibri" w:cs="Calibri"/>
+        </w:rPr>
+      </w:pPr>
+      <w:r>
+        <w:rPr>
+          <w:rFonts w:ascii="Calibri" w:hAnsi="Calibri" w:cs="Calibri"/>
+        </w:rPr>
+        <w:t>Longitudinal studies on fitness adherence using the developed platform.</w:t>
+      </w:r>
+    </w:p>
+    <w:p>
+      <w:pPr>
+        <w:pStyle w:val="ListParagraph"/>
+        <w:numPr>
+          <w:ilvl w:val="2"/>
+          <w:numId w:val="2"/>
+        </w:numPr>
+        <w:spacing w:after="0" w:line="276" w:lineRule="auto"/>
+        <w:rPr>
+          <w:rFonts w:ascii="Calibri" w:hAnsi="Calibri" w:cs="Calibri"/>
+        </w:rPr>
+      </w:pPr>
+      <w:r>
+        <w:rPr>
+          <w:rFonts w:ascii="Calibri" w:hAnsi="Calibri" w:cs="Calibri"/>
+        </w:rPr>
+        <w:t>Broader application in rehab and sports training.</w:t>
+      </w:r>
+    </w:p>
+    <w:p>
+      <w:pPr>
+        <w:spacing w:after="0" w:line="276" w:lineRule="auto"/>
+        <w:rPr>
+          <w:rFonts w:ascii="Calibri" w:hAnsi="Calibri" w:cs="Calibri"/>
+        </w:rPr>
+      </w:pPr>
+      <w:r>
+        <w:rPr>
+          <w:rFonts w:ascii="Calibri" w:hAnsi="Calibri" w:cs="Calibri"/>
+        </w:rPr>
+        <w:t>References:</w:t>
+      </w:r>
+    </w:p>
+    <w:p>
+      <w:pPr>
+        <w:spacing w:after="0" w:line="276" w:lineRule="auto"/>
+        <w:rPr>
+          <w:rFonts w:ascii="Calibri" w:hAnsi="Calibri" w:cs="Calibri"/>
+        </w:rPr>
+      </w:pPr>
+      <w:r>
+        <w:rPr>
+          <w:rFonts w:ascii="Calibri" w:hAnsi="Calibri" w:cs="Calibri"/>
+        </w:rPr>
+        <w:t xml:space="preserve"> </w:t>
+      </w:r>
+      <w:r>
+        <w:rPr>
+          <w:rFonts w:ascii="Calibri" w:hAnsi="Calibri" w:cs="Calibri"/>
+        </w:rPr>
+        <w:t>Interactive Feedforward in High Intensity VR Exergaming</w:t>
+      </w:r>
+    </w:p>
+    <w:p>
+      <w:pPr>
+        <w:spacing w:after="0" w:line="276" w:lineRule="auto"/>
+        <w:rPr>
+          <w:rFonts w:ascii="Calibri" w:hAnsi="Calibri" w:cs="Calibri"/>
+        </w:rPr>
+      </w:pPr>
+      <w:proofErr w:type="spellStart"/>
+      <w:r>
+        <w:rPr>
+          <w:rFonts w:ascii="Calibri" w:hAnsi="Calibri" w:cs="Calibri"/>
+        </w:rPr>
+        <w:t>Chinnachamy</w:t>
+      </w:r>
+      <w:proofErr w:type="spellEnd"/>
+      <w:r>
+        <w:rPr>
+          <w:rFonts w:ascii="Calibri" w:hAnsi="Calibri" w:cs="Calibri"/>
+        </w:rPr>
+        <w:t xml:space="preserve"> Barathi, S. (Author). 16 Sept 2020</w:t>
+      </w:r>
+    </w:p>
+    <w:p>
+      <w:pPr>
+        <w:spacing w:after="0" w:line="276" w:lineRule="auto"/>
+        <w:rPr>
+          <w:rFonts w:ascii="Calibri" w:hAnsi="Calibri" w:cs="Calibri"/>
+        </w:rPr>
+      </w:pPr>
     </w:p>
     <w:sectPr>
       <w:pgSz w:w="11906" w:h="16838"/>
@@ -3392,7 +3634,6 @@
   <w:style w:type="character" w:default="1" w:styleId="DefaultParagraphFont">
     <w:name w:val="Default Paragraph Font"/>
     <w:uiPriority w:val="1"/>
-    <w:semiHidden/>
     <w:unhideWhenUsed/>
   </w:style>
   <w:style w:type="table" w:default="1" w:styleId="TableNormal">

--- a/Final Report.docx
+++ b/Final Report.docx
@@ -576,7 +576,7 @@
           <w:sz w:val="22"/>
           <w:szCs w:val="22"/>
         </w:rPr>
-        <w:t xml:space="preserve"> (as in initial plan)</w:t>
+        <w:t xml:space="preserve"> </w:t>
       </w:r>
     </w:p>
     <w:p>
@@ -923,14 +923,6 @@
           <w:szCs w:val="22"/>
         </w:rPr>
         <w:t>Project Scope and Limitations</w:t>
-      </w:r>
-      <w:r>
-        <w:rPr>
-          <w:rFonts w:cs="Calibri"/>
-          <w:sz w:val="22"/>
-          <w:szCs w:val="22"/>
-        </w:rPr>
-        <w:t xml:space="preserve"> (VR cycling, social dynamics, engagement/performance assessment)</w:t>
       </w:r>
     </w:p>
     <w:p>
@@ -2185,16 +2177,7 @@
             <w:sz w:val="22"/>
             <w:szCs w:val="22"/>
           </w:rPr>
-          <w:t>[</w:t>
-        </w:r>
-        <w:r>
-          <w:rPr>
-            <w:rStyle w:val="Hyperlink"/>
-            <w:rFonts w:cs="Calibri"/>
-            <w:sz w:val="22"/>
-            <w:szCs w:val="22"/>
-          </w:rPr>
-          <w:t>]</w:t>
+          <w:t>[]</w:t>
         </w:r>
       </w:hyperlink>
       <w:r>
@@ -2806,6 +2789,228 @@
           <w:szCs w:val="22"/>
         </w:rPr>
       </w:pPr>
+      <w:r>
+        <w:rPr>
+          <w:rFonts w:cs="Calibri"/>
+          <w:color w:val="FF0000"/>
+          <w:sz w:val="22"/>
+          <w:szCs w:val="22"/>
+        </w:rPr>
+        <w:t>(Shaw et al 2016)</w:t>
+      </w:r>
+      <w:r>
+        <w:rPr>
+          <w:rFonts w:cs="Calibri"/>
+          <w:sz w:val="22"/>
+          <w:szCs w:val="22"/>
+        </w:rPr>
+        <w:t xml:space="preserve"> found that participants in VR cycling scenarios with cooperative and competitive social dynamics expended significantly more effort and reported higher engagement compared to those cycling alone or with a ghost. </w:t>
+      </w:r>
+      <w:r>
+        <w:rPr>
+          <w:rFonts w:cs="Calibri"/>
+          <w:sz w:val="22"/>
+          <w:szCs w:val="22"/>
+        </w:rPr>
+        <w:t>This supports the idea that social presence and dynamics can act as standalone motivators in exergames, aligning with this project’s focus on AI-driven social mechanics over traditional gamified elements.</w:t>
+      </w:r>
+    </w:p>
+    <w:p>
+      <w:pPr>
+        <w:spacing w:after="0" w:line="276" w:lineRule="auto"/>
+        <w:rPr>
+          <w:rFonts w:cs="Calibri"/>
+          <w:sz w:val="22"/>
+          <w:szCs w:val="22"/>
+        </w:rPr>
+      </w:pPr>
+    </w:p>
+    <w:p>
+      <w:pPr>
+        <w:spacing w:after="0" w:line="276" w:lineRule="auto"/>
+        <w:rPr>
+          <w:rFonts w:cs="Calibri"/>
+          <w:sz w:val="22"/>
+          <w:szCs w:val="22"/>
+        </w:rPr>
+      </w:pPr>
+      <w:r>
+        <w:rPr>
+          <w:rFonts w:cs="Calibri"/>
+          <w:sz w:val="22"/>
+          <w:szCs w:val="22"/>
+        </w:rPr>
+        <w:t xml:space="preserve">Similarly, </w:t>
+      </w:r>
+      <w:r>
+        <w:rPr>
+          <w:rFonts w:cs="Calibri"/>
+          <w:color w:val="FF0000"/>
+          <w:sz w:val="22"/>
+          <w:szCs w:val="22"/>
+        </w:rPr>
+        <w:t>(Michael et al 2020</w:t>
+      </w:r>
+      <w:r>
+        <w:rPr>
+          <w:rFonts w:cs="Calibri"/>
+          <w:sz w:val="22"/>
+          <w:szCs w:val="22"/>
+        </w:rPr>
+        <w:t xml:space="preserve">) demonstrated that a </w:t>
+      </w:r>
+      <w:proofErr w:type="spellStart"/>
+      <w:r>
+        <w:rPr>
+          <w:rFonts w:cs="Calibri"/>
+          <w:sz w:val="22"/>
+          <w:szCs w:val="22"/>
+        </w:rPr>
+        <w:t>multighost</w:t>
+      </w:r>
+      <w:proofErr w:type="spellEnd"/>
+      <w:r>
+        <w:rPr>
+          <w:rFonts w:cs="Calibri"/>
+          <w:sz w:val="22"/>
+          <w:szCs w:val="22"/>
+        </w:rPr>
+        <w:t xml:space="preserve"> competition model in VR cycling led to a 16% increase in performance over four weeks. This reinforces the idea that gamification is not required to drive improvement, rather, engaging challenges that evolve with the user, such as AI-based competition, can yield meaningful fitness outcomes. </w:t>
+      </w:r>
+    </w:p>
+    <w:p>
+      <w:pPr>
+        <w:spacing w:after="0" w:line="276" w:lineRule="auto"/>
+        <w:rPr>
+          <w:rFonts w:cs="Calibri"/>
+          <w:sz w:val="22"/>
+          <w:szCs w:val="22"/>
+        </w:rPr>
+      </w:pPr>
+    </w:p>
+    <w:p>
+      <w:pPr>
+        <w:spacing w:after="0" w:line="276" w:lineRule="auto"/>
+        <w:rPr>
+          <w:rFonts w:cs="Calibri"/>
+          <w:sz w:val="22"/>
+          <w:szCs w:val="22"/>
+        </w:rPr>
+      </w:pPr>
+      <w:r>
+        <w:rPr>
+          <w:rFonts w:cs="Calibri"/>
+          <w:sz w:val="22"/>
+          <w:szCs w:val="22"/>
+        </w:rPr>
+        <w:t xml:space="preserve">According to </w:t>
+      </w:r>
+      <w:r>
+        <w:rPr>
+          <w:rFonts w:cs="Calibri"/>
+          <w:color w:val="FF0000"/>
+          <w:sz w:val="22"/>
+          <w:szCs w:val="22"/>
+        </w:rPr>
+        <w:t>Deci and Ryans Self-Determination Theory</w:t>
+      </w:r>
+      <w:r>
+        <w:rPr>
+          <w:rFonts w:cs="Calibri"/>
+          <w:sz w:val="22"/>
+          <w:szCs w:val="22"/>
+        </w:rPr>
+        <w:t xml:space="preserve">, intrinsic motivation arises when </w:t>
+      </w:r>
+      <w:r>
+        <w:rPr>
+          <w:rFonts w:cs="Calibri"/>
+          <w:sz w:val="22"/>
+          <w:szCs w:val="22"/>
+        </w:rPr>
+        <w:t>individuals</w:t>
+      </w:r>
+      <w:r>
+        <w:rPr>
+          <w:rFonts w:cs="Calibri"/>
+          <w:sz w:val="22"/>
+          <w:szCs w:val="22"/>
+        </w:rPr>
+        <w:t xml:space="preserve"> experience competence, autonomy, and relatedness. The heads-up display (HUD) used in this system directly supports competence through real-time feedback, while the </w:t>
+      </w:r>
+      <w:r>
+        <w:rPr>
+          <w:rFonts w:cs="Calibri"/>
+          <w:sz w:val="22"/>
+          <w:szCs w:val="22"/>
+        </w:rPr>
+        <w:lastRenderedPageBreak/>
+        <w:t xml:space="preserve">cooperative and competitive modes encourage relatedness, creating a socially meaningful workout experience even with the absence of traditional gamified features. </w:t>
+      </w:r>
+    </w:p>
+    <w:p>
+      <w:pPr>
+        <w:spacing w:after="0" w:line="276" w:lineRule="auto"/>
+        <w:rPr>
+          <w:rFonts w:cs="Calibri"/>
+          <w:sz w:val="22"/>
+          <w:szCs w:val="22"/>
+        </w:rPr>
+      </w:pPr>
+    </w:p>
+    <w:p>
+      <w:pPr>
+        <w:spacing w:after="0" w:line="276" w:lineRule="auto"/>
+        <w:rPr>
+          <w:rFonts w:cs="Calibri"/>
+          <w:sz w:val="22"/>
+          <w:szCs w:val="22"/>
+        </w:rPr>
+      </w:pPr>
+      <w:r>
+        <w:rPr>
+          <w:rFonts w:cs="Calibri"/>
+          <w:sz w:val="22"/>
+          <w:szCs w:val="22"/>
+        </w:rPr>
+        <w:t xml:space="preserve">While </w:t>
+      </w:r>
+      <w:proofErr w:type="spellStart"/>
+      <w:r>
+        <w:rPr>
+          <w:rFonts w:cs="Calibri"/>
+          <w:color w:val="FF0000"/>
+          <w:sz w:val="22"/>
+          <w:szCs w:val="22"/>
+        </w:rPr>
+        <w:t>Cugelman</w:t>
+      </w:r>
+      <w:proofErr w:type="spellEnd"/>
+      <w:r>
+        <w:rPr>
+          <w:rFonts w:cs="Calibri"/>
+          <w:color w:val="FF0000"/>
+          <w:sz w:val="22"/>
+          <w:szCs w:val="22"/>
+        </w:rPr>
+        <w:t xml:space="preserve"> (2013)</w:t>
+      </w:r>
+      <w:r>
+        <w:rPr>
+          <w:rFonts w:cs="Calibri"/>
+          <w:sz w:val="22"/>
+          <w:szCs w:val="22"/>
+        </w:rPr>
+        <w:t xml:space="preserve"> outlines </w:t>
+      </w:r>
+      <w:r>
+        <w:rPr>
+          <w:rFonts w:cs="Calibri"/>
+          <w:sz w:val="22"/>
+          <w:szCs w:val="22"/>
+        </w:rPr>
+        <w:t>game mechanics such as rewards and progress tracking as key tools in behaviour change, the paper also emphasises the importance of timely feedback and goal-related metrics, both of which are central to the program developed in this project. By presenting performance stats through a heads-up display, the user remains engaged through self-monitoring, fulfilling many of the same behavioural incentives as gamification.</w:t>
+      </w:r>
     </w:p>
     <w:p>
       <w:pPr>
@@ -2859,6 +3064,224 @@
           <w:szCs w:val="22"/>
         </w:rPr>
       </w:pPr>
+      <w:r>
+        <w:rPr>
+          <w:rFonts w:cs="Calibri"/>
+          <w:sz w:val="22"/>
+          <w:szCs w:val="22"/>
+        </w:rPr>
+        <w:t xml:space="preserve">Most VR fitness apps offer a static challenge and rarely offer intelligent adaptability for different fitness levels. </w:t>
+      </w:r>
+      <w:r>
+        <w:rPr>
+          <w:rFonts w:cs="Calibri"/>
+          <w:sz w:val="22"/>
+          <w:szCs w:val="22"/>
+        </w:rPr>
+        <w:t xml:space="preserve"> </w:t>
+      </w:r>
+      <w:r>
+        <w:rPr>
+          <w:rFonts w:cs="Calibri"/>
+          <w:sz w:val="22"/>
+          <w:szCs w:val="22"/>
+        </w:rPr>
+        <w:t xml:space="preserve">This project addresses this gap by using interactive feedforward to proactively adjust AI behaviour based on historical user data which tailors the workout challenge to push the user further than they did before. </w:t>
+      </w:r>
+    </w:p>
+    <w:p>
+      <w:pPr>
+        <w:spacing w:after="0" w:line="276" w:lineRule="auto"/>
+        <w:rPr>
+          <w:rFonts w:cs="Calibri"/>
+          <w:sz w:val="22"/>
+          <w:szCs w:val="22"/>
+        </w:rPr>
+      </w:pPr>
+    </w:p>
+    <w:p>
+      <w:pPr>
+        <w:spacing w:after="0" w:line="276" w:lineRule="auto"/>
+        <w:rPr>
+          <w:rFonts w:cs="Calibri"/>
+          <w:sz w:val="22"/>
+          <w:szCs w:val="22"/>
+        </w:rPr>
+      </w:pPr>
+      <w:r>
+        <w:rPr>
+          <w:rFonts w:cs="Calibri"/>
+          <w:sz w:val="22"/>
+          <w:szCs w:val="22"/>
+        </w:rPr>
+        <w:t xml:space="preserve">Previous studies </w:t>
+      </w:r>
+      <w:r>
+        <w:rPr>
+          <w:rFonts w:cs="Calibri"/>
+          <w:color w:val="FF0000"/>
+          <w:sz w:val="22"/>
+          <w:szCs w:val="22"/>
+        </w:rPr>
+        <w:t xml:space="preserve">(Shaw et al 2016) </w:t>
+      </w:r>
+      <w:r>
+        <w:rPr>
+          <w:rFonts w:cs="Calibri"/>
+          <w:sz w:val="22"/>
+          <w:szCs w:val="22"/>
+        </w:rPr>
+        <w:t xml:space="preserve">had users speed directly correlate to how fast the </w:t>
+      </w:r>
+      <w:proofErr w:type="gramStart"/>
+      <w:r>
+        <w:rPr>
+          <w:rFonts w:cs="Calibri"/>
+          <w:sz w:val="22"/>
+          <w:szCs w:val="22"/>
+        </w:rPr>
+        <w:t>users</w:t>
+      </w:r>
+      <w:proofErr w:type="gramEnd"/>
+      <w:r>
+        <w:rPr>
+          <w:rFonts w:cs="Calibri"/>
+          <w:sz w:val="22"/>
+          <w:szCs w:val="22"/>
+        </w:rPr>
+        <w:t xml:space="preserve"> cadence was, i.e. the faster you pedal the faster you go. This </w:t>
+      </w:r>
+      <w:proofErr w:type="gramStart"/>
+      <w:r>
+        <w:rPr>
+          <w:rFonts w:cs="Calibri"/>
+          <w:sz w:val="22"/>
+          <w:szCs w:val="22"/>
+        </w:rPr>
+        <w:t>opens up</w:t>
+      </w:r>
+      <w:proofErr w:type="gramEnd"/>
+      <w:r>
+        <w:rPr>
+          <w:rFonts w:cs="Calibri"/>
+          <w:sz w:val="22"/>
+          <w:szCs w:val="22"/>
+        </w:rPr>
+        <w:t xml:space="preserve"> research to flaws such as inconsistent pacing strategies across sessions where less physically active participants better learn how to prolong their workout </w:t>
+      </w:r>
+      <w:r>
+        <w:rPr>
+          <w:rFonts w:cs="Calibri"/>
+          <w:sz w:val="22"/>
+          <w:szCs w:val="22"/>
+        </w:rPr>
+        <w:t xml:space="preserve">simply by having more practice on the system. This project resolves this problem with the use of ERG mode, a feature on many smart bike trainers that automatically adjusts the resistance to help you maintain a specific power output rather than having to manually control resistance. Using ERG mode, this project was able to eliminate the variable of pacing through ensuring that the users were outputting the wattage the exercise bike was asking of them. Additionally, having participants produce a set wattage each second of the workout allows AI to better tailor the challenge to the participant as the data is smoother and more reliable when it comes to mimicking previous performances. </w:t>
+      </w:r>
+    </w:p>
+    <w:p>
+      <w:pPr>
+        <w:spacing w:after="0" w:line="276" w:lineRule="auto"/>
+        <w:rPr>
+          <w:rFonts w:cs="Calibri"/>
+          <w:sz w:val="22"/>
+          <w:szCs w:val="22"/>
+        </w:rPr>
+      </w:pPr>
+    </w:p>
+    <w:p>
+      <w:pPr>
+        <w:spacing w:after="0" w:line="276" w:lineRule="auto"/>
+        <w:rPr>
+          <w:rFonts w:cs="Calibri"/>
+          <w:sz w:val="22"/>
+          <w:szCs w:val="22"/>
+        </w:rPr>
+      </w:pPr>
+      <w:r>
+        <w:rPr>
+          <w:rFonts w:cs="Calibri"/>
+          <w:sz w:val="22"/>
+          <w:szCs w:val="22"/>
+        </w:rPr>
+        <w:t xml:space="preserve">Past research has shown </w:t>
+      </w:r>
+      <w:r>
+        <w:rPr>
+          <w:rFonts w:cs="Calibri"/>
+          <w:sz w:val="22"/>
+          <w:szCs w:val="22"/>
+        </w:rPr>
+        <w:t>competition,</w:t>
+      </w:r>
+      <w:r>
+        <w:rPr>
+          <w:rFonts w:cs="Calibri"/>
+          <w:sz w:val="22"/>
+          <w:szCs w:val="22"/>
+        </w:rPr>
+        <w:t xml:space="preserve"> and cooperation can boost motivation </w:t>
+      </w:r>
+      <w:r>
+        <w:rPr>
+          <w:rFonts w:cs="Calibri"/>
+          <w:color w:val="FF0000"/>
+          <w:sz w:val="22"/>
+          <w:szCs w:val="22"/>
+        </w:rPr>
+        <w:t>(shaw et al 2016, Michael et al 2020</w:t>
+      </w:r>
+      <w:r>
+        <w:rPr>
+          <w:rFonts w:cs="Calibri"/>
+          <w:sz w:val="22"/>
+          <w:szCs w:val="22"/>
+        </w:rPr>
+        <w:t xml:space="preserve">), but few systems intentionally compare these dynamics in a controlled way. Additionally, there is little analysis of user preference or personality types influencing effectiveness. This solution directly compares scenarios (1) baseline, (2) cooperative, (3) competitive, and collects both quantitative performance feedback, and qualitative form feedback after all three. From this, this project aims to test which type of social interaction is most </w:t>
+      </w:r>
+      <w:r>
+        <w:rPr>
+          <w:rFonts w:cs="Calibri"/>
+          <w:sz w:val="22"/>
+          <w:szCs w:val="22"/>
+        </w:rPr>
+        <w:t>effective and</w:t>
+      </w:r>
+      <w:r>
+        <w:rPr>
+          <w:rFonts w:cs="Calibri"/>
+          <w:sz w:val="22"/>
+          <w:szCs w:val="22"/>
+        </w:rPr>
+        <w:t xml:space="preserve"> investigate if different personalities thrive in different modes. </w:t>
+      </w:r>
+    </w:p>
+    <w:p>
+      <w:pPr>
+        <w:spacing w:after="0" w:line="276" w:lineRule="auto"/>
+        <w:rPr>
+          <w:rFonts w:cs="Calibri"/>
+          <w:sz w:val="22"/>
+          <w:szCs w:val="22"/>
+        </w:rPr>
+      </w:pPr>
+    </w:p>
+    <w:p>
+      <w:pPr>
+        <w:spacing w:after="0" w:line="276" w:lineRule="auto"/>
+        <w:rPr>
+          <w:rFonts w:cs="Calibri"/>
+          <w:sz w:val="22"/>
+          <w:szCs w:val="22"/>
+        </w:rPr>
+      </w:pPr>
+      <w:r>
+        <w:rPr>
+          <w:rFonts w:cs="Calibri"/>
+          <w:sz w:val="22"/>
+          <w:szCs w:val="22"/>
+        </w:rPr>
+        <w:t xml:space="preserve">Many fitness games assume a general audience and don’t scale well from complete beginners to high performance athletes. Additionally, particularly in the commercial industry, exergames often lack inclusive design for different motivational triggers or ability levels. This project combats that using the baseline condition to calibrate difficulty, as well as emphasises accessibility in UI and game pacing. </w:t>
+      </w:r>
     </w:p>
     <w:p>
       <w:pPr>
@@ -2895,6 +3318,121 @@
     </w:p>
     <w:p>
       <w:pPr>
+        <w:spacing w:after="0" w:line="276" w:lineRule="auto"/>
+        <w:rPr>
+          <w:rFonts w:cs="Calibri"/>
+          <w:sz w:val="22"/>
+          <w:szCs w:val="22"/>
+        </w:rPr>
+      </w:pPr>
+    </w:p>
+    <w:p>
+      <w:pPr>
+        <w:spacing w:after="0" w:line="276" w:lineRule="auto"/>
+        <w:rPr>
+          <w:rFonts w:cs="Calibri"/>
+          <w:sz w:val="22"/>
+          <w:szCs w:val="22"/>
+        </w:rPr>
+      </w:pPr>
+      <w:r>
+        <w:rPr>
+          <w:rFonts w:cs="Calibri"/>
+          <w:sz w:val="22"/>
+          <w:szCs w:val="22"/>
+        </w:rPr>
+        <w:lastRenderedPageBreak/>
+        <w:t>The literature highlights several opportunities for further innovation within the VR exergaming space. While prior research has shown that social dynamics such as competition and cooperation enhance motivation, few systems have directly compared these interaction styles in a controlled environment, nor accounted for how personality traits influence their effectiveness. Furthermore, many existing exergames fail to dynamically adapt to varying fitness levels, resulting in static challenges that may demotivate users over time or fail to meet their needs.</w:t>
+      </w:r>
+    </w:p>
+    <w:p>
+      <w:pPr>
+        <w:spacing w:after="0" w:line="276" w:lineRule="auto"/>
+        <w:rPr>
+          <w:rFonts w:cs="Calibri"/>
+          <w:sz w:val="22"/>
+          <w:szCs w:val="22"/>
+        </w:rPr>
+      </w:pPr>
+    </w:p>
+    <w:p>
+      <w:pPr>
+        <w:spacing w:after="0" w:line="276" w:lineRule="auto"/>
+        <w:rPr>
+          <w:rFonts w:cs="Calibri"/>
+          <w:sz w:val="22"/>
+          <w:szCs w:val="22"/>
+        </w:rPr>
+      </w:pPr>
+      <w:r>
+        <w:rPr>
+          <w:rFonts w:cs="Calibri"/>
+          <w:sz w:val="22"/>
+          <w:szCs w:val="22"/>
+        </w:rPr>
+        <w:t xml:space="preserve">This project addresses these gaps by integrating adaptive AI via interactive feedforward, implementing ERG mode to control pacing consistency, and calibrating challenge levels using initial baseline testing. By focusing on inclusive, data-driven design and </w:t>
+      </w:r>
+      <w:r>
+        <w:rPr>
+          <w:rFonts w:cs="Calibri"/>
+          <w:sz w:val="22"/>
+          <w:szCs w:val="22"/>
+        </w:rPr>
+        <w:t>comparing</w:t>
+      </w:r>
+      <w:r>
+        <w:rPr>
+          <w:rFonts w:cs="Calibri"/>
+          <w:sz w:val="22"/>
+          <w:szCs w:val="22"/>
+        </w:rPr>
+        <w:t xml:space="preserve"> distinct social interaction </w:t>
+      </w:r>
+      <w:r>
+        <w:rPr>
+          <w:rFonts w:cs="Calibri"/>
+          <w:sz w:val="22"/>
+          <w:szCs w:val="22"/>
+        </w:rPr>
+        <w:t>modes</w:t>
+      </w:r>
+      <w:r>
+        <w:rPr>
+          <w:rFonts w:cs="Calibri"/>
+          <w:sz w:val="22"/>
+          <w:szCs w:val="22"/>
+        </w:rPr>
+        <w:t xml:space="preserve">, the system seeks to provide more meaningful engagement, better performance outcomes, and deeper </w:t>
+      </w:r>
+      <w:r>
+        <w:rPr>
+          <w:rFonts w:cs="Calibri"/>
+          <w:sz w:val="22"/>
+          <w:szCs w:val="22"/>
+        </w:rPr>
+        <w:t>insight</w:t>
+      </w:r>
+      <w:r>
+        <w:rPr>
+          <w:rFonts w:cs="Calibri"/>
+          <w:sz w:val="22"/>
+          <w:szCs w:val="22"/>
+        </w:rPr>
+        <w:t xml:space="preserve"> into how different users respond to varied exergaming experiences. </w:t>
+      </w:r>
+    </w:p>
+    <w:p>
+      <w:pPr>
+        <w:spacing w:after="0" w:line="276" w:lineRule="auto"/>
+        <w:rPr>
+          <w:rFonts w:cs="Calibri"/>
+          <w:sz w:val="22"/>
+          <w:szCs w:val="22"/>
+        </w:rPr>
+      </w:pPr>
+    </w:p>
+    <w:p>
+      <w:pPr>
         <w:pStyle w:val="ListParagraph"/>
         <w:numPr>
           <w:ilvl w:val="0"/>
@@ -3074,7 +3612,6 @@
           <w:sz w:val="22"/>
           <w:szCs w:val="22"/>
         </w:rPr>
-        <w:lastRenderedPageBreak/>
         <w:t>Development environment (Unity, VR hardware, exercise bike integration).</w:t>
       </w:r>
     </w:p>
@@ -3530,6 +4067,7 @@
           <w:sz w:val="22"/>
           <w:szCs w:val="22"/>
         </w:rPr>
+        <w:lastRenderedPageBreak/>
         <w:t>Interpretation of results regarding performance under cooperative/competitive dynamics.</w:t>
       </w:r>
     </w:p>
@@ -3967,7 +4505,6 @@
           <w:sz w:val="22"/>
           <w:szCs w:val="22"/>
         </w:rPr>
-        <w:lastRenderedPageBreak/>
         <w:t>Improving</w:t>
       </w:r>
       <w:r>

--- a/Final Report.docx
+++ b/Final Report.docx
@@ -6,14 +6,14 @@
       <w:pPr>
         <w:spacing w:after="0" w:line="276" w:lineRule="auto"/>
         <w:rPr>
-          <w:rFonts w:cs="Calibri"/>
-          <w:sz w:val="22"/>
-          <w:szCs w:val="22"/>
-        </w:rPr>
-      </w:pPr>
-      <w:r>
-        <w:rPr>
-          <w:rFonts w:cs="Calibri"/>
+          <w:rFonts w:ascii="Times New Roman" w:hAnsi="Times New Roman" w:cs="Times New Roman"/>
+          <w:sz w:val="22"/>
+          <w:szCs w:val="22"/>
+        </w:rPr>
+      </w:pPr>
+      <w:r>
+        <w:rPr>
+          <w:rFonts w:ascii="Times New Roman" w:hAnsi="Times New Roman" w:cs="Times New Roman"/>
           <w:sz w:val="22"/>
           <w:szCs w:val="22"/>
         </w:rPr>
@@ -24,14 +24,14 @@
       <w:pPr>
         <w:spacing w:after="0" w:line="276" w:lineRule="auto"/>
         <w:rPr>
-          <w:rFonts w:cs="Calibri"/>
-          <w:sz w:val="22"/>
-          <w:szCs w:val="22"/>
-        </w:rPr>
-      </w:pPr>
-      <w:r>
-        <w:rPr>
-          <w:rFonts w:cs="Calibri"/>
+          <w:rFonts w:ascii="Times New Roman" w:hAnsi="Times New Roman" w:cs="Times New Roman"/>
+          <w:sz w:val="22"/>
+          <w:szCs w:val="22"/>
+        </w:rPr>
+      </w:pPr>
+      <w:r>
+        <w:rPr>
+          <w:rFonts w:ascii="Times New Roman" w:hAnsi="Times New Roman" w:cs="Times New Roman"/>
           <w:sz w:val="22"/>
           <w:szCs w:val="22"/>
         </w:rPr>
@@ -42,14 +42,14 @@
       <w:pPr>
         <w:spacing w:after="0" w:line="276" w:lineRule="auto"/>
         <w:rPr>
-          <w:rFonts w:cs="Calibri"/>
-          <w:sz w:val="22"/>
-          <w:szCs w:val="22"/>
-        </w:rPr>
-      </w:pPr>
-      <w:r>
-        <w:rPr>
-          <w:rFonts w:cs="Calibri"/>
+          <w:rFonts w:ascii="Times New Roman" w:hAnsi="Times New Roman" w:cs="Times New Roman"/>
+          <w:sz w:val="22"/>
+          <w:szCs w:val="22"/>
+        </w:rPr>
+      </w:pPr>
+      <w:r>
+        <w:rPr>
+          <w:rFonts w:ascii="Times New Roman" w:hAnsi="Times New Roman" w:cs="Times New Roman"/>
           <w:sz w:val="22"/>
           <w:szCs w:val="22"/>
         </w:rPr>
@@ -60,14 +60,14 @@
       <w:pPr>
         <w:spacing w:after="0" w:line="276" w:lineRule="auto"/>
         <w:rPr>
-          <w:rFonts w:cs="Calibri"/>
-          <w:sz w:val="22"/>
-          <w:szCs w:val="22"/>
-        </w:rPr>
-      </w:pPr>
-      <w:r>
-        <w:rPr>
-          <w:rFonts w:cs="Calibri"/>
+          <w:rFonts w:ascii="Times New Roman" w:hAnsi="Times New Roman" w:cs="Times New Roman"/>
+          <w:sz w:val="22"/>
+          <w:szCs w:val="22"/>
+        </w:rPr>
+      </w:pPr>
+      <w:r>
+        <w:rPr>
+          <w:rFonts w:ascii="Times New Roman" w:hAnsi="Times New Roman" w:cs="Times New Roman"/>
           <w:sz w:val="22"/>
           <w:szCs w:val="22"/>
         </w:rPr>
@@ -83,14 +83,14 @@
         </w:numPr>
         <w:spacing w:after="0" w:line="276" w:lineRule="auto"/>
         <w:rPr>
-          <w:rFonts w:cs="Calibri"/>
-          <w:sz w:val="22"/>
-          <w:szCs w:val="22"/>
-        </w:rPr>
-      </w:pPr>
-      <w:r>
-        <w:rPr>
-          <w:rFonts w:cs="Calibri"/>
+          <w:rFonts w:ascii="Times New Roman" w:hAnsi="Times New Roman" w:cs="Times New Roman"/>
+          <w:sz w:val="22"/>
+          <w:szCs w:val="22"/>
+        </w:rPr>
+      </w:pPr>
+      <w:r>
+        <w:rPr>
+          <w:rFonts w:ascii="Times New Roman" w:hAnsi="Times New Roman" w:cs="Times New Roman"/>
           <w:sz w:val="22"/>
           <w:szCs w:val="22"/>
         </w:rPr>
@@ -106,14 +106,14 @@
         </w:numPr>
         <w:spacing w:after="0" w:line="276" w:lineRule="auto"/>
         <w:rPr>
-          <w:rFonts w:cs="Calibri"/>
-          <w:sz w:val="22"/>
-          <w:szCs w:val="22"/>
-        </w:rPr>
-      </w:pPr>
-      <w:r>
-        <w:rPr>
-          <w:rFonts w:cs="Calibri"/>
+          <w:rFonts w:ascii="Times New Roman" w:hAnsi="Times New Roman" w:cs="Times New Roman"/>
+          <w:sz w:val="22"/>
+          <w:szCs w:val="22"/>
+        </w:rPr>
+      </w:pPr>
+      <w:r>
+        <w:rPr>
+          <w:rFonts w:ascii="Times New Roman" w:hAnsi="Times New Roman" w:cs="Times New Roman"/>
           <w:sz w:val="22"/>
           <w:szCs w:val="22"/>
         </w:rPr>
@@ -124,14 +124,14 @@
       <w:pPr>
         <w:spacing w:after="0" w:line="276" w:lineRule="auto"/>
         <w:rPr>
-          <w:rFonts w:cs="Calibri"/>
-          <w:sz w:val="22"/>
-          <w:szCs w:val="22"/>
-        </w:rPr>
-      </w:pPr>
-      <w:r>
-        <w:rPr>
-          <w:rFonts w:cs="Calibri"/>
+          <w:rFonts w:ascii="Times New Roman" w:hAnsi="Times New Roman" w:cs="Times New Roman"/>
+          <w:sz w:val="22"/>
+          <w:szCs w:val="22"/>
+        </w:rPr>
+      </w:pPr>
+      <w:r>
+        <w:rPr>
+          <w:rFonts w:ascii="Times New Roman" w:hAnsi="Times New Roman" w:cs="Times New Roman"/>
           <w:sz w:val="22"/>
           <w:szCs w:val="22"/>
         </w:rPr>
@@ -140,7 +140,7 @@
       <w:proofErr w:type="gramStart"/>
       <w:r>
         <w:rPr>
-          <w:rFonts w:cs="Calibri"/>
+          <w:rFonts w:ascii="Times New Roman" w:hAnsi="Times New Roman" w:cs="Times New Roman"/>
           <w:sz w:val="22"/>
           <w:szCs w:val="22"/>
         </w:rPr>
@@ -149,7 +149,7 @@
       <w:proofErr w:type="gramEnd"/>
       <w:r>
         <w:rPr>
-          <w:rFonts w:cs="Calibri"/>
+          <w:rFonts w:ascii="Times New Roman" w:hAnsi="Times New Roman" w:cs="Times New Roman"/>
           <w:sz w:val="22"/>
           <w:szCs w:val="22"/>
         </w:rPr>
@@ -157,7 +157,7 @@
       </w:r>
       <w:r>
         <w:rPr>
-          <w:rFonts w:cs="Calibri"/>
+          <w:rFonts w:ascii="Times New Roman" w:hAnsi="Times New Roman" w:cs="Times New Roman"/>
           <w:sz w:val="22"/>
           <w:szCs w:val="22"/>
         </w:rPr>
@@ -165,7 +165,7 @@
       </w:r>
       <w:r>
         <w:rPr>
-          <w:rFonts w:cs="Calibri"/>
+          <w:rFonts w:ascii="Times New Roman" w:hAnsi="Times New Roman" w:cs="Times New Roman"/>
           <w:sz w:val="22"/>
           <w:szCs w:val="22"/>
         </w:rPr>
@@ -173,7 +173,7 @@
       </w:r>
       <w:r>
         <w:rPr>
-          <w:rFonts w:cs="Calibri"/>
+          <w:rFonts w:ascii="Times New Roman" w:hAnsi="Times New Roman" w:cs="Times New Roman"/>
           <w:sz w:val="22"/>
           <w:szCs w:val="22"/>
         </w:rPr>
@@ -181,7 +181,7 @@
       </w:r>
       <w:r>
         <w:rPr>
-          <w:rFonts w:cs="Calibri"/>
+          <w:rFonts w:ascii="Times New Roman" w:hAnsi="Times New Roman" w:cs="Times New Roman"/>
           <w:sz w:val="22"/>
           <w:szCs w:val="22"/>
         </w:rPr>
@@ -190,7 +190,7 @@
       <w:proofErr w:type="spellStart"/>
       <w:r>
         <w:rPr>
-          <w:rFonts w:cs="Calibri"/>
+          <w:rFonts w:ascii="Times New Roman" w:hAnsi="Times New Roman" w:cs="Times New Roman"/>
           <w:sz w:val="22"/>
           <w:szCs w:val="22"/>
         </w:rPr>
@@ -199,7 +199,7 @@
       <w:proofErr w:type="spellEnd"/>
       <w:r>
         <w:rPr>
-          <w:rFonts w:cs="Calibri"/>
+          <w:rFonts w:ascii="Times New Roman" w:hAnsi="Times New Roman" w:cs="Times New Roman"/>
           <w:sz w:val="22"/>
           <w:szCs w:val="22"/>
         </w:rPr>
@@ -207,7 +207,7 @@
       </w:r>
       <w:r>
         <w:rPr>
-          <w:rFonts w:cs="Calibri"/>
+          <w:rFonts w:ascii="Times New Roman" w:hAnsi="Times New Roman" w:cs="Times New Roman"/>
           <w:sz w:val="22"/>
           <w:szCs w:val="22"/>
         </w:rPr>
@@ -215,7 +215,7 @@
       </w:r>
       <w:r>
         <w:rPr>
-          <w:rFonts w:cs="Calibri"/>
+          <w:rFonts w:ascii="Times New Roman" w:hAnsi="Times New Roman" w:cs="Times New Roman"/>
           <w:sz w:val="22"/>
           <w:szCs w:val="22"/>
         </w:rPr>
@@ -223,7 +223,7 @@
       </w:r>
       <w:r>
         <w:rPr>
-          <w:rFonts w:cs="Calibri"/>
+          <w:rFonts w:ascii="Times New Roman" w:hAnsi="Times New Roman" w:cs="Times New Roman"/>
           <w:sz w:val="22"/>
           <w:szCs w:val="22"/>
         </w:rPr>
@@ -231,7 +231,7 @@
       </w:r>
       <w:r>
         <w:rPr>
-          <w:rFonts w:cs="Calibri"/>
+          <w:rFonts w:ascii="Times New Roman" w:hAnsi="Times New Roman" w:cs="Times New Roman"/>
           <w:sz w:val="22"/>
           <w:szCs w:val="22"/>
         </w:rPr>
@@ -239,7 +239,7 @@
       </w:r>
       <w:r>
         <w:rPr>
-          <w:rFonts w:cs="Calibri"/>
+          <w:rFonts w:ascii="Times New Roman" w:hAnsi="Times New Roman" w:cs="Times New Roman"/>
           <w:sz w:val="22"/>
           <w:szCs w:val="22"/>
         </w:rPr>
@@ -247,7 +247,7 @@
       </w:r>
       <w:r>
         <w:rPr>
-          <w:rFonts w:cs="Calibri"/>
+          <w:rFonts w:ascii="Times New Roman" w:hAnsi="Times New Roman" w:cs="Times New Roman"/>
           <w:sz w:val="22"/>
           <w:szCs w:val="22"/>
         </w:rPr>
@@ -255,7 +255,7 @@
       </w:r>
       <w:r>
         <w:rPr>
-          <w:rFonts w:cs="Calibri"/>
+          <w:rFonts w:ascii="Times New Roman" w:hAnsi="Times New Roman" w:cs="Times New Roman"/>
           <w:sz w:val="22"/>
           <w:szCs w:val="22"/>
         </w:rPr>
@@ -263,7 +263,7 @@
       </w:r>
       <w:r>
         <w:rPr>
-          <w:rFonts w:cs="Calibri"/>
+          <w:rFonts w:ascii="Times New Roman" w:hAnsi="Times New Roman" w:cs="Times New Roman"/>
           <w:sz w:val="22"/>
           <w:szCs w:val="22"/>
         </w:rPr>
@@ -271,7 +271,7 @@
       </w:r>
       <w:r>
         <w:rPr>
-          <w:rFonts w:cs="Calibri"/>
+          <w:rFonts w:ascii="Times New Roman" w:hAnsi="Times New Roman" w:cs="Times New Roman"/>
           <w:sz w:val="22"/>
           <w:szCs w:val="22"/>
         </w:rPr>
@@ -279,7 +279,7 @@
       </w:r>
       <w:r>
         <w:rPr>
-          <w:rFonts w:cs="Calibri"/>
+          <w:rFonts w:ascii="Times New Roman" w:hAnsi="Times New Roman" w:cs="Times New Roman"/>
           <w:sz w:val="22"/>
           <w:szCs w:val="22"/>
         </w:rPr>
@@ -287,7 +287,7 @@
       </w:r>
       <w:r>
         <w:rPr>
-          <w:rFonts w:cs="Calibri"/>
+          <w:rFonts w:ascii="Times New Roman" w:hAnsi="Times New Roman" w:cs="Times New Roman"/>
           <w:sz w:val="22"/>
           <w:szCs w:val="22"/>
         </w:rPr>
@@ -298,14 +298,14 @@
       <w:pPr>
         <w:spacing w:after="0" w:line="276" w:lineRule="auto"/>
         <w:rPr>
-          <w:rFonts w:cs="Calibri"/>
-          <w:sz w:val="22"/>
-          <w:szCs w:val="22"/>
-        </w:rPr>
-      </w:pPr>
-      <w:r>
-        <w:rPr>
-          <w:rFonts w:cs="Calibri"/>
+          <w:rFonts w:ascii="Times New Roman" w:hAnsi="Times New Roman" w:cs="Times New Roman"/>
+          <w:sz w:val="22"/>
+          <w:szCs w:val="22"/>
+        </w:rPr>
+      </w:pPr>
+      <w:r>
+        <w:rPr>
+          <w:rFonts w:ascii="Times New Roman" w:hAnsi="Times New Roman" w:cs="Times New Roman"/>
           <w:sz w:val="22"/>
           <w:szCs w:val="22"/>
         </w:rPr>
@@ -313,7 +313,7 @@
       </w:r>
       <w:r>
         <w:rPr>
-          <w:rFonts w:cs="Calibri"/>
+          <w:rFonts w:ascii="Times New Roman" w:hAnsi="Times New Roman" w:cs="Times New Roman"/>
           <w:sz w:val="22"/>
           <w:szCs w:val="22"/>
         </w:rPr>
@@ -321,7 +321,7 @@
       </w:r>
       <w:r>
         <w:rPr>
-          <w:rFonts w:cs="Calibri"/>
+          <w:rFonts w:ascii="Times New Roman" w:hAnsi="Times New Roman" w:cs="Times New Roman"/>
           <w:color w:val="FF0000"/>
           <w:sz w:val="22"/>
           <w:szCs w:val="22"/>
@@ -330,7 +330,7 @@
       </w:r>
       <w:r>
         <w:rPr>
-          <w:rFonts w:cs="Calibri"/>
+          <w:rFonts w:ascii="Times New Roman" w:hAnsi="Times New Roman" w:cs="Times New Roman"/>
           <w:sz w:val="22"/>
           <w:szCs w:val="22"/>
         </w:rPr>
@@ -338,7 +338,7 @@
       </w:r>
       <w:r>
         <w:rPr>
-          <w:rFonts w:cs="Calibri"/>
+          <w:rFonts w:ascii="Times New Roman" w:hAnsi="Times New Roman" w:cs="Times New Roman"/>
           <w:sz w:val="22"/>
           <w:szCs w:val="22"/>
         </w:rPr>
@@ -346,7 +346,7 @@
       </w:r>
       <w:r>
         <w:rPr>
-          <w:rFonts w:cs="Calibri"/>
+          <w:rFonts w:ascii="Times New Roman" w:hAnsi="Times New Roman" w:cs="Times New Roman"/>
           <w:color w:val="FF0000"/>
           <w:sz w:val="22"/>
           <w:szCs w:val="22"/>
@@ -356,7 +356,7 @@
       <w:proofErr w:type="spellStart"/>
       <w:r>
         <w:rPr>
-          <w:rFonts w:cs="Calibri"/>
+          <w:rFonts w:ascii="Times New Roman" w:hAnsi="Times New Roman" w:cs="Times New Roman"/>
           <w:color w:val="FF0000"/>
           <w:sz w:val="22"/>
           <w:szCs w:val="22"/>
@@ -366,7 +366,7 @@
       <w:proofErr w:type="spellEnd"/>
       <w:r>
         <w:rPr>
-          <w:rFonts w:cs="Calibri"/>
+          <w:rFonts w:ascii="Times New Roman" w:hAnsi="Times New Roman" w:cs="Times New Roman"/>
           <w:color w:val="FF0000"/>
           <w:sz w:val="22"/>
           <w:szCs w:val="22"/>
@@ -375,7 +375,7 @@
       </w:r>
       <w:r>
         <w:rPr>
-          <w:rFonts w:cs="Calibri"/>
+          <w:rFonts w:ascii="Times New Roman" w:hAnsi="Times New Roman" w:cs="Times New Roman"/>
           <w:sz w:val="22"/>
           <w:szCs w:val="22"/>
         </w:rPr>
@@ -383,7 +383,7 @@
       </w:r>
       <w:r>
         <w:rPr>
-          <w:rFonts w:cs="Calibri"/>
+          <w:rFonts w:ascii="Times New Roman" w:hAnsi="Times New Roman" w:cs="Times New Roman"/>
           <w:sz w:val="22"/>
           <w:szCs w:val="22"/>
         </w:rPr>
@@ -391,7 +391,7 @@
       </w:r>
       <w:r>
         <w:rPr>
-          <w:rFonts w:cs="Calibri"/>
+          <w:rFonts w:ascii="Times New Roman" w:hAnsi="Times New Roman" w:cs="Times New Roman"/>
           <w:sz w:val="22"/>
           <w:szCs w:val="22"/>
         </w:rPr>
@@ -399,7 +399,7 @@
       </w:r>
       <w:r>
         <w:rPr>
-          <w:rFonts w:cs="Calibri"/>
+          <w:rFonts w:ascii="Times New Roman" w:hAnsi="Times New Roman" w:cs="Times New Roman"/>
           <w:sz w:val="22"/>
           <w:szCs w:val="22"/>
         </w:rPr>
@@ -407,7 +407,7 @@
       </w:r>
       <w:r>
         <w:rPr>
-          <w:rFonts w:cs="Calibri"/>
+          <w:rFonts w:ascii="Times New Roman" w:hAnsi="Times New Roman" w:cs="Times New Roman"/>
           <w:sz w:val="22"/>
           <w:szCs w:val="22"/>
         </w:rPr>
@@ -415,7 +415,7 @@
       </w:r>
       <w:r>
         <w:rPr>
-          <w:rFonts w:cs="Calibri"/>
+          <w:rFonts w:ascii="Times New Roman" w:hAnsi="Times New Roman" w:cs="Times New Roman"/>
           <w:color w:val="FF0000"/>
           <w:sz w:val="22"/>
           <w:szCs w:val="22"/>
@@ -424,7 +424,7 @@
       </w:r>
       <w:r>
         <w:rPr>
-          <w:rFonts w:cs="Calibri"/>
+          <w:rFonts w:ascii="Times New Roman" w:hAnsi="Times New Roman" w:cs="Times New Roman"/>
           <w:sz w:val="22"/>
           <w:szCs w:val="22"/>
         </w:rPr>
@@ -432,7 +432,7 @@
       </w:r>
       <w:r>
         <w:rPr>
-          <w:rFonts w:cs="Calibri"/>
+          <w:rFonts w:ascii="Times New Roman" w:hAnsi="Times New Roman" w:cs="Times New Roman"/>
           <w:sz w:val="22"/>
           <w:szCs w:val="22"/>
         </w:rPr>
@@ -440,7 +440,7 @@
       </w:r>
       <w:r>
         <w:rPr>
-          <w:rFonts w:cs="Calibri"/>
+          <w:rFonts w:ascii="Times New Roman" w:hAnsi="Times New Roman" w:cs="Times New Roman"/>
           <w:color w:val="FF0000"/>
           <w:sz w:val="22"/>
           <w:szCs w:val="22"/>
@@ -449,7 +449,7 @@
       </w:r>
       <w:r>
         <w:rPr>
-          <w:rFonts w:cs="Calibri"/>
+          <w:rFonts w:ascii="Times New Roman" w:hAnsi="Times New Roman" w:cs="Times New Roman"/>
           <w:sz w:val="22"/>
           <w:szCs w:val="22"/>
         </w:rPr>
@@ -465,14 +465,14 @@
         </w:numPr>
         <w:spacing w:after="0" w:line="276" w:lineRule="auto"/>
         <w:rPr>
-          <w:rFonts w:cs="Calibri"/>
-          <w:sz w:val="22"/>
-          <w:szCs w:val="22"/>
-        </w:rPr>
-      </w:pPr>
-      <w:r>
-        <w:rPr>
-          <w:rFonts w:cs="Calibri"/>
+          <w:rFonts w:ascii="Times New Roman" w:hAnsi="Times New Roman" w:cs="Times New Roman"/>
+          <w:sz w:val="22"/>
+          <w:szCs w:val="22"/>
+        </w:rPr>
+      </w:pPr>
+      <w:r>
+        <w:rPr>
+          <w:rFonts w:ascii="Times New Roman" w:hAnsi="Times New Roman" w:cs="Times New Roman"/>
           <w:sz w:val="22"/>
           <w:szCs w:val="22"/>
         </w:rPr>
@@ -480,7 +480,7 @@
       </w:r>
       <w:r>
         <w:rPr>
-          <w:rFonts w:cs="Calibri"/>
+          <w:rFonts w:ascii="Times New Roman" w:hAnsi="Times New Roman" w:cs="Times New Roman"/>
           <w:sz w:val="22"/>
           <w:szCs w:val="22"/>
         </w:rPr>
@@ -491,14 +491,14 @@
       <w:pPr>
         <w:spacing w:after="0" w:line="276" w:lineRule="auto"/>
         <w:rPr>
-          <w:rFonts w:cs="Calibri"/>
-          <w:sz w:val="22"/>
-          <w:szCs w:val="22"/>
-        </w:rPr>
-      </w:pPr>
-      <w:r>
-        <w:rPr>
-          <w:rFonts w:cs="Calibri"/>
+          <w:rFonts w:ascii="Times New Roman" w:hAnsi="Times New Roman" w:cs="Times New Roman"/>
+          <w:sz w:val="22"/>
+          <w:szCs w:val="22"/>
+        </w:rPr>
+      </w:pPr>
+      <w:r>
+        <w:rPr>
+          <w:rFonts w:ascii="Times New Roman" w:hAnsi="Times New Roman" w:cs="Times New Roman"/>
           <w:sz w:val="22"/>
           <w:szCs w:val="22"/>
         </w:rPr>
@@ -506,7 +506,7 @@
       </w:r>
       <w:r>
         <w:rPr>
-          <w:rFonts w:cs="Calibri"/>
+          <w:rFonts w:ascii="Times New Roman" w:hAnsi="Times New Roman" w:cs="Times New Roman"/>
           <w:sz w:val="22"/>
           <w:szCs w:val="22"/>
         </w:rPr>
@@ -514,7 +514,7 @@
       </w:r>
       <w:r>
         <w:rPr>
-          <w:rFonts w:cs="Calibri"/>
+          <w:rFonts w:ascii="Times New Roman" w:hAnsi="Times New Roman" w:cs="Times New Roman"/>
           <w:color w:val="FF0000"/>
           <w:sz w:val="22"/>
           <w:szCs w:val="22"/>
@@ -523,7 +523,7 @@
       </w:r>
       <w:r>
         <w:rPr>
-          <w:rFonts w:cs="Calibri"/>
+          <w:rFonts w:ascii="Times New Roman" w:hAnsi="Times New Roman" w:cs="Times New Roman"/>
           <w:sz w:val="22"/>
           <w:szCs w:val="22"/>
         </w:rPr>
@@ -534,14 +534,14 @@
       <w:pPr>
         <w:spacing w:after="0" w:line="276" w:lineRule="auto"/>
         <w:rPr>
-          <w:rFonts w:cs="Calibri"/>
-          <w:sz w:val="22"/>
-          <w:szCs w:val="22"/>
-        </w:rPr>
-      </w:pPr>
-      <w:r>
-        <w:rPr>
-          <w:rFonts w:cs="Calibri"/>
+          <w:rFonts w:ascii="Times New Roman" w:hAnsi="Times New Roman" w:cs="Times New Roman"/>
+          <w:sz w:val="22"/>
+          <w:szCs w:val="22"/>
+        </w:rPr>
+      </w:pPr>
+      <w:r>
+        <w:rPr>
+          <w:rFonts w:ascii="Times New Roman" w:hAnsi="Times New Roman" w:cs="Times New Roman"/>
           <w:sz w:val="22"/>
           <w:szCs w:val="22"/>
         </w:rPr>
@@ -557,14 +557,14 @@
         </w:numPr>
         <w:spacing w:after="0" w:line="276" w:lineRule="auto"/>
         <w:rPr>
-          <w:rFonts w:cs="Calibri"/>
-          <w:sz w:val="22"/>
-          <w:szCs w:val="22"/>
-        </w:rPr>
-      </w:pPr>
-      <w:r>
-        <w:rPr>
-          <w:rFonts w:cs="Calibri"/>
+          <w:rFonts w:ascii="Times New Roman" w:hAnsi="Times New Roman" w:cs="Times New Roman"/>
+          <w:sz w:val="22"/>
+          <w:szCs w:val="22"/>
+        </w:rPr>
+      </w:pPr>
+      <w:r>
+        <w:rPr>
+          <w:rFonts w:ascii="Times New Roman" w:hAnsi="Times New Roman" w:cs="Times New Roman"/>
           <w:sz w:val="22"/>
           <w:szCs w:val="22"/>
         </w:rPr>
@@ -572,7 +572,7 @@
       </w:r>
       <w:r>
         <w:rPr>
-          <w:rFonts w:cs="Calibri"/>
+          <w:rFonts w:ascii="Times New Roman" w:hAnsi="Times New Roman" w:cs="Times New Roman"/>
           <w:sz w:val="22"/>
           <w:szCs w:val="22"/>
         </w:rPr>
@@ -583,57 +583,57 @@
       <w:pPr>
         <w:spacing w:after="0" w:line="276" w:lineRule="auto"/>
         <w:rPr>
-          <w:rFonts w:cs="Calibri"/>
-          <w:sz w:val="22"/>
-          <w:szCs w:val="22"/>
-        </w:rPr>
-      </w:pPr>
-      <w:r>
-        <w:rPr>
-          <w:rFonts w:cs="Calibri"/>
-          <w:sz w:val="22"/>
-          <w:szCs w:val="22"/>
-        </w:rPr>
-        <w:t xml:space="preserve">The aim of this project is to develop a VR cycling game with varied social interaction designs to investigate how cooperative and competitive gameplay mechanics influence user performance, </w:t>
-      </w:r>
-      <w:r>
-        <w:rPr>
-          <w:rFonts w:cs="Calibri"/>
+          <w:rFonts w:ascii="Times New Roman" w:hAnsi="Times New Roman" w:cs="Times New Roman"/>
+          <w:sz w:val="22"/>
+          <w:szCs w:val="22"/>
+        </w:rPr>
+      </w:pPr>
+      <w:r>
+        <w:rPr>
+          <w:rFonts w:ascii="Times New Roman" w:hAnsi="Times New Roman" w:cs="Times New Roman"/>
+          <w:sz w:val="22"/>
+          <w:szCs w:val="22"/>
+        </w:rPr>
+        <w:t>The aim of this project is to develop a VR cycling game with varied social interaction designs to investigate how cooperative and competitive gameplay mechanics influence user performance, engagement, and fitness outcomes. The project seeks to address the lack of accessible and engaging VR cycling platforms that cater to users with different motivational triggers and fitness levels. By integrating adaptive AI-driven scenarios and real-time feedback, the project aims to create an exergaming experience that is both engaging and inclusive for a wide range of users.</w:t>
+      </w:r>
+    </w:p>
+    <w:p>
+      <w:pPr>
+        <w:spacing w:after="0" w:line="276" w:lineRule="auto"/>
+        <w:rPr>
+          <w:rFonts w:ascii="Times New Roman" w:hAnsi="Times New Roman" w:cs="Times New Roman"/>
+          <w:sz w:val="22"/>
+          <w:szCs w:val="22"/>
+        </w:rPr>
+      </w:pPr>
+      <w:r>
+        <w:rPr>
+          <w:rFonts w:ascii="Times New Roman" w:hAnsi="Times New Roman" w:cs="Times New Roman"/>
+          <w:sz w:val="22"/>
+          <w:szCs w:val="22"/>
+        </w:rPr>
+        <w:t xml:space="preserve">This project aims to develop three distinct cycling scenarios. These scenarios will take place in a prototype velodrome with minimal visual clutter to distract from the </w:t>
+      </w:r>
+      <w:r>
+        <w:rPr>
+          <w:rFonts w:ascii="Times New Roman" w:hAnsi="Times New Roman" w:cs="Times New Roman"/>
+          <w:sz w:val="22"/>
+          <w:szCs w:val="22"/>
+        </w:rPr>
+        <w:t xml:space="preserve">workout with the user </w:t>
+      </w:r>
+      <w:r>
+        <w:rPr>
+          <w:rFonts w:ascii="Times New Roman" w:hAnsi="Times New Roman" w:cs="Times New Roman"/>
           <w:sz w:val="22"/>
           <w:szCs w:val="22"/>
         </w:rPr>
         <w:lastRenderedPageBreak/>
-        <w:t>engagement, and fitness outcomes. The project seeks to address the lack of accessible and engaging VR cycling platforms that cater to users with different motivational triggers and fitness levels. By integrating adaptive AI-driven scenarios and real-time feedback, the project aims to create an exergaming experience that is both engaging and inclusive for a wide range of users.</w:t>
-      </w:r>
-    </w:p>
-    <w:p>
-      <w:pPr>
-        <w:spacing w:after="0" w:line="276" w:lineRule="auto"/>
-        <w:rPr>
-          <w:rFonts w:cs="Calibri"/>
-          <w:sz w:val="22"/>
-          <w:szCs w:val="22"/>
-        </w:rPr>
-      </w:pPr>
-      <w:r>
-        <w:rPr>
-          <w:rFonts w:cs="Calibri"/>
-          <w:sz w:val="22"/>
-          <w:szCs w:val="22"/>
-        </w:rPr>
-        <w:t xml:space="preserve">This project aims to develop three distinct cycling scenarios. These scenarios will take place in a prototype velodrome with minimal visual clutter to distract from the </w:t>
-      </w:r>
-      <w:r>
-        <w:rPr>
-          <w:rFonts w:cs="Calibri"/>
-          <w:sz w:val="22"/>
-          <w:szCs w:val="22"/>
-        </w:rPr>
-        <w:t xml:space="preserve">workout with the user completing the same physical workout routine through each scenario. </w:t>
-      </w:r>
-      <w:r>
-        <w:rPr>
-          <w:rFonts w:cs="Calibri"/>
+        <w:t xml:space="preserve">completing the same physical workout routine through each scenario. </w:t>
+      </w:r>
+      <w:r>
+        <w:rPr>
+          <w:rFonts w:ascii="Times New Roman" w:hAnsi="Times New Roman" w:cs="Times New Roman"/>
           <w:sz w:val="22"/>
           <w:szCs w:val="22"/>
         </w:rPr>
@@ -641,61 +641,25 @@
       </w:r>
       <w:r>
         <w:rPr>
-          <w:rFonts w:cs="Calibri"/>
-          <w:sz w:val="22"/>
-          <w:szCs w:val="22"/>
-        </w:rPr>
-        <w:t xml:space="preserve">involving the user pedalling around the velodrome on a solo bike ride, (2) a cooperative scenario involving the user pedalling around in a paceline with three AI teammates, (3) a competitive scenario involving the user pedalling around in a race competing against </w:t>
-      </w:r>
-      <w:proofErr w:type="gramStart"/>
-      <w:r>
-        <w:rPr>
-          <w:rFonts w:cs="Calibri"/>
-          <w:sz w:val="22"/>
-          <w:szCs w:val="22"/>
-        </w:rPr>
-        <w:t>AI’s</w:t>
-      </w:r>
-      <w:proofErr w:type="gramEnd"/>
-      <w:r>
-        <w:rPr>
-          <w:rFonts w:cs="Calibri"/>
-          <w:sz w:val="22"/>
-          <w:szCs w:val="22"/>
-        </w:rPr>
-        <w:t xml:space="preserve"> with performance based on the users previous two scenario performances, with relative difficulty variating based on the </w:t>
-      </w:r>
-      <w:proofErr w:type="gramStart"/>
-      <w:r>
-        <w:rPr>
-          <w:rFonts w:cs="Calibri"/>
-          <w:sz w:val="22"/>
-          <w:szCs w:val="22"/>
-        </w:rPr>
-        <w:t>users</w:t>
-      </w:r>
-      <w:proofErr w:type="gramEnd"/>
-      <w:r>
-        <w:rPr>
-          <w:rFonts w:cs="Calibri"/>
-          <w:sz w:val="22"/>
-          <w:szCs w:val="22"/>
-        </w:rPr>
-        <w:t xml:space="preserve"> current heart rate.</w:t>
-      </w:r>
-    </w:p>
-    <w:p>
-      <w:pPr>
-        <w:spacing w:after="0" w:line="276" w:lineRule="auto"/>
-        <w:rPr>
-          <w:rFonts w:cs="Calibri"/>
-          <w:sz w:val="22"/>
-          <w:szCs w:val="22"/>
-        </w:rPr>
-      </w:pPr>
-      <w:r>
-        <w:rPr>
-          <w:rFonts w:cs="Calibri"/>
+          <w:rFonts w:ascii="Times New Roman" w:hAnsi="Times New Roman" w:cs="Times New Roman"/>
+          <w:sz w:val="22"/>
+          <w:szCs w:val="22"/>
+        </w:rPr>
+        <w:t>involving the user pedalling around the velodrome on a solo bike ride, (2) a cooperative scenario involving the user pedalling around in a paceline with three AI teammates, (3) a competitive scenario involving the user pedalling around in a race competing against AI’s with performance based on the users previous two scenario performances, with relative difficulty variating based on the users current heart rate.</w:t>
+      </w:r>
+    </w:p>
+    <w:p>
+      <w:pPr>
+        <w:spacing w:after="0" w:line="276" w:lineRule="auto"/>
+        <w:rPr>
+          <w:rFonts w:ascii="Times New Roman" w:hAnsi="Times New Roman" w:cs="Times New Roman"/>
+          <w:sz w:val="22"/>
+          <w:szCs w:val="22"/>
+        </w:rPr>
+      </w:pPr>
+      <w:r>
+        <w:rPr>
+          <w:rFonts w:ascii="Times New Roman" w:hAnsi="Times New Roman" w:cs="Times New Roman"/>
           <w:sz w:val="22"/>
           <w:szCs w:val="22"/>
         </w:rPr>
@@ -706,14 +670,14 @@
       <w:pPr>
         <w:spacing w:after="0" w:line="276" w:lineRule="auto"/>
         <w:rPr>
-          <w:rFonts w:cs="Calibri"/>
-          <w:sz w:val="22"/>
-          <w:szCs w:val="22"/>
-        </w:rPr>
-      </w:pPr>
-      <w:r>
-        <w:rPr>
-          <w:rFonts w:cs="Calibri"/>
+          <w:rFonts w:ascii="Times New Roman" w:hAnsi="Times New Roman" w:cs="Times New Roman"/>
+          <w:sz w:val="22"/>
+          <w:szCs w:val="22"/>
+        </w:rPr>
+      </w:pPr>
+      <w:r>
+        <w:rPr>
+          <w:rFonts w:ascii="Times New Roman" w:hAnsi="Times New Roman" w:cs="Times New Roman"/>
           <w:sz w:val="22"/>
           <w:szCs w:val="22"/>
         </w:rPr>
@@ -724,14 +688,14 @@
       <w:pPr>
         <w:spacing w:after="0" w:line="276" w:lineRule="auto"/>
         <w:rPr>
-          <w:rFonts w:cs="Calibri"/>
-          <w:sz w:val="22"/>
-          <w:szCs w:val="22"/>
-        </w:rPr>
-      </w:pPr>
-      <w:r>
-        <w:rPr>
-          <w:rFonts w:cs="Calibri"/>
+          <w:rFonts w:ascii="Times New Roman" w:hAnsi="Times New Roman" w:cs="Times New Roman"/>
+          <w:sz w:val="22"/>
+          <w:szCs w:val="22"/>
+        </w:rPr>
+      </w:pPr>
+      <w:r>
+        <w:rPr>
+          <w:rFonts w:ascii="Times New Roman" w:hAnsi="Times New Roman" w:cs="Times New Roman"/>
           <w:sz w:val="22"/>
           <w:szCs w:val="22"/>
         </w:rPr>
@@ -747,14 +711,14 @@
         </w:numPr>
         <w:spacing w:after="0" w:line="276" w:lineRule="auto"/>
         <w:rPr>
-          <w:rFonts w:cs="Calibri"/>
-          <w:sz w:val="22"/>
-          <w:szCs w:val="22"/>
-        </w:rPr>
-      </w:pPr>
-      <w:r>
-        <w:rPr>
-          <w:rFonts w:cs="Calibri"/>
+          <w:rFonts w:ascii="Times New Roman" w:hAnsi="Times New Roman" w:cs="Times New Roman"/>
+          <w:sz w:val="22"/>
+          <w:szCs w:val="22"/>
+        </w:rPr>
+      </w:pPr>
+      <w:r>
+        <w:rPr>
+          <w:rFonts w:ascii="Times New Roman" w:hAnsi="Times New Roman" w:cs="Times New Roman"/>
           <w:sz w:val="22"/>
           <w:szCs w:val="22"/>
         </w:rPr>
@@ -765,14 +729,14 @@
       <w:pPr>
         <w:spacing w:after="0" w:line="276" w:lineRule="auto"/>
         <w:rPr>
-          <w:rFonts w:cs="Calibri"/>
-          <w:sz w:val="22"/>
-          <w:szCs w:val="22"/>
-        </w:rPr>
-      </w:pPr>
-      <w:r>
-        <w:rPr>
-          <w:rFonts w:cs="Calibri"/>
+          <w:rFonts w:ascii="Times New Roman" w:hAnsi="Times New Roman" w:cs="Times New Roman"/>
+          <w:sz w:val="22"/>
+          <w:szCs w:val="22"/>
+        </w:rPr>
+      </w:pPr>
+      <w:r>
+        <w:rPr>
+          <w:rFonts w:ascii="Times New Roman" w:hAnsi="Times New Roman" w:cs="Times New Roman"/>
           <w:sz w:val="22"/>
           <w:szCs w:val="22"/>
         </w:rPr>
@@ -783,14 +747,14 @@
       <w:pPr>
         <w:spacing w:after="0" w:line="276" w:lineRule="auto"/>
         <w:rPr>
-          <w:rFonts w:cs="Calibri"/>
-          <w:sz w:val="22"/>
-          <w:szCs w:val="22"/>
-        </w:rPr>
-      </w:pPr>
-      <w:r>
-        <w:rPr>
-          <w:rFonts w:cs="Calibri"/>
+          <w:rFonts w:ascii="Times New Roman" w:hAnsi="Times New Roman" w:cs="Times New Roman"/>
+          <w:sz w:val="22"/>
+          <w:szCs w:val="22"/>
+        </w:rPr>
+      </w:pPr>
+      <w:r>
+        <w:rPr>
+          <w:rFonts w:ascii="Times New Roman" w:hAnsi="Times New Roman" w:cs="Times New Roman"/>
           <w:sz w:val="22"/>
           <w:szCs w:val="22"/>
         </w:rPr>
@@ -801,14 +765,14 @@
       <w:pPr>
         <w:spacing w:after="0" w:line="276" w:lineRule="auto"/>
         <w:rPr>
-          <w:rFonts w:cs="Calibri"/>
-          <w:sz w:val="22"/>
-          <w:szCs w:val="22"/>
-        </w:rPr>
-      </w:pPr>
-      <w:r>
-        <w:rPr>
-          <w:rFonts w:cs="Calibri"/>
+          <w:rFonts w:ascii="Times New Roman" w:hAnsi="Times New Roman" w:cs="Times New Roman"/>
+          <w:sz w:val="22"/>
+          <w:szCs w:val="22"/>
+        </w:rPr>
+      </w:pPr>
+      <w:r>
+        <w:rPr>
+          <w:rFonts w:ascii="Times New Roman" w:hAnsi="Times New Roman" w:cs="Times New Roman"/>
           <w:sz w:val="22"/>
           <w:szCs w:val="22"/>
         </w:rPr>
@@ -819,23 +783,22 @@
       <w:pPr>
         <w:spacing w:after="0" w:line="276" w:lineRule="auto"/>
         <w:rPr>
-          <w:rFonts w:cs="Calibri"/>
-          <w:sz w:val="22"/>
-          <w:szCs w:val="22"/>
-        </w:rPr>
-      </w:pPr>
-      <w:r>
-        <w:rPr>
-          <w:rFonts w:cs="Calibri"/>
-          <w:sz w:val="22"/>
-          <w:szCs w:val="22"/>
-        </w:rPr>
-        <w:lastRenderedPageBreak/>
+          <w:rFonts w:ascii="Times New Roman" w:hAnsi="Times New Roman" w:cs="Times New Roman"/>
+          <w:sz w:val="22"/>
+          <w:szCs w:val="22"/>
+        </w:rPr>
+      </w:pPr>
+      <w:r>
+        <w:rPr>
+          <w:rFonts w:ascii="Times New Roman" w:hAnsi="Times New Roman" w:cs="Times New Roman"/>
+          <w:sz w:val="22"/>
+          <w:szCs w:val="22"/>
+        </w:rPr>
         <w:t xml:space="preserve">Researchers and developers in VR, exergaming, and health technology. Academic researchers exploring the </w:t>
       </w:r>
       <w:r>
         <w:rPr>
-          <w:rFonts w:cs="Calibri"/>
+          <w:rFonts w:ascii="Times New Roman" w:hAnsi="Times New Roman" w:cs="Times New Roman"/>
           <w:sz w:val="22"/>
           <w:szCs w:val="22"/>
         </w:rPr>
@@ -843,7 +806,7 @@
       </w:r>
       <w:r>
         <w:rPr>
-          <w:rFonts w:cs="Calibri"/>
+          <w:rFonts w:ascii="Times New Roman" w:hAnsi="Times New Roman" w:cs="Times New Roman"/>
           <w:sz w:val="22"/>
           <w:szCs w:val="22"/>
         </w:rPr>
@@ -851,7 +814,7 @@
       </w:r>
       <w:r>
         <w:rPr>
-          <w:rFonts w:cs="Calibri"/>
+          <w:rFonts w:ascii="Times New Roman" w:hAnsi="Times New Roman" w:cs="Times New Roman"/>
           <w:sz w:val="22"/>
           <w:szCs w:val="22"/>
         </w:rPr>
@@ -859,7 +822,7 @@
       </w:r>
       <w:r>
         <w:rPr>
-          <w:rFonts w:cs="Calibri"/>
+          <w:rFonts w:ascii="Times New Roman" w:hAnsi="Times New Roman" w:cs="Times New Roman"/>
           <w:sz w:val="22"/>
           <w:szCs w:val="22"/>
         </w:rPr>
@@ -870,14 +833,14 @@
       <w:pPr>
         <w:spacing w:after="0" w:line="276" w:lineRule="auto"/>
         <w:rPr>
-          <w:rFonts w:cs="Calibri"/>
-          <w:sz w:val="22"/>
-          <w:szCs w:val="22"/>
-        </w:rPr>
-      </w:pPr>
-      <w:r>
-        <w:rPr>
-          <w:rFonts w:cs="Calibri"/>
+          <w:rFonts w:ascii="Times New Roman" w:hAnsi="Times New Roman" w:cs="Times New Roman"/>
+          <w:sz w:val="22"/>
+          <w:szCs w:val="22"/>
+        </w:rPr>
+      </w:pPr>
+      <w:r>
+        <w:rPr>
+          <w:rFonts w:ascii="Times New Roman" w:hAnsi="Times New Roman" w:cs="Times New Roman"/>
           <w:sz w:val="22"/>
           <w:szCs w:val="22"/>
         </w:rPr>
@@ -888,14 +851,14 @@
       <w:pPr>
         <w:spacing w:after="0" w:line="276" w:lineRule="auto"/>
         <w:rPr>
-          <w:rFonts w:cs="Calibri"/>
-          <w:sz w:val="22"/>
-          <w:szCs w:val="22"/>
-        </w:rPr>
-      </w:pPr>
-      <w:r>
-        <w:rPr>
-          <w:rFonts w:cs="Calibri"/>
+          <w:rFonts w:ascii="Times New Roman" w:hAnsi="Times New Roman" w:cs="Times New Roman"/>
+          <w:sz w:val="22"/>
+          <w:szCs w:val="22"/>
+        </w:rPr>
+      </w:pPr>
+      <w:r>
+        <w:rPr>
+          <w:rFonts w:ascii="Times New Roman" w:hAnsi="Times New Roman" w:cs="Times New Roman"/>
           <w:sz w:val="22"/>
           <w:szCs w:val="22"/>
         </w:rPr>
@@ -911,14 +874,14 @@
         </w:numPr>
         <w:spacing w:after="0" w:line="276" w:lineRule="auto"/>
         <w:rPr>
-          <w:rFonts w:cs="Calibri"/>
-          <w:sz w:val="22"/>
-          <w:szCs w:val="22"/>
-        </w:rPr>
-      </w:pPr>
-      <w:r>
-        <w:rPr>
-          <w:rFonts w:cs="Calibri"/>
+          <w:rFonts w:ascii="Times New Roman" w:hAnsi="Times New Roman" w:cs="Times New Roman"/>
+          <w:sz w:val="22"/>
+          <w:szCs w:val="22"/>
+        </w:rPr>
+      </w:pPr>
+      <w:r>
+        <w:rPr>
+          <w:rFonts w:ascii="Times New Roman" w:hAnsi="Times New Roman" w:cs="Times New Roman"/>
           <w:sz w:val="22"/>
           <w:szCs w:val="22"/>
         </w:rPr>
@@ -929,17 +892,18 @@
       <w:pPr>
         <w:spacing w:after="0" w:line="276" w:lineRule="auto"/>
         <w:rPr>
-          <w:rFonts w:cs="Calibri"/>
-          <w:sz w:val="22"/>
-          <w:szCs w:val="22"/>
-        </w:rPr>
-      </w:pPr>
-      <w:r>
-        <w:rPr>
-          <w:rFonts w:cs="Calibri"/>
-          <w:sz w:val="22"/>
-          <w:szCs w:val="22"/>
-        </w:rPr>
+          <w:rFonts w:ascii="Times New Roman" w:hAnsi="Times New Roman" w:cs="Times New Roman"/>
+          <w:sz w:val="22"/>
+          <w:szCs w:val="22"/>
+        </w:rPr>
+      </w:pPr>
+      <w:r>
+        <w:rPr>
+          <w:rFonts w:ascii="Times New Roman" w:hAnsi="Times New Roman" w:cs="Times New Roman"/>
+          <w:sz w:val="22"/>
+          <w:szCs w:val="22"/>
+        </w:rPr>
+        <w:lastRenderedPageBreak/>
         <w:t>This paper focuses on the development and evaluation of a VR cycling exergame designed to explore the impact of social dynamics on user engagement, motivation, and performance. The study investigates how adaptive AI teammates and opponents can enhance the VR exergaming experience and maintain player motivation through real-time difficulty adjustments based on effort and exertion levels.</w:t>
       </w:r>
     </w:p>
@@ -947,14 +911,14 @@
       <w:pPr>
         <w:spacing w:after="0" w:line="276" w:lineRule="auto"/>
         <w:rPr>
-          <w:rFonts w:cs="Calibri"/>
-          <w:sz w:val="22"/>
-          <w:szCs w:val="22"/>
-        </w:rPr>
-      </w:pPr>
-      <w:r>
-        <w:rPr>
-          <w:rFonts w:cs="Calibri"/>
+          <w:rFonts w:ascii="Times New Roman" w:hAnsi="Times New Roman" w:cs="Times New Roman"/>
+          <w:sz w:val="22"/>
+          <w:szCs w:val="22"/>
+        </w:rPr>
+      </w:pPr>
+      <w:r>
+        <w:rPr>
+          <w:rFonts w:ascii="Times New Roman" w:hAnsi="Times New Roman" w:cs="Times New Roman"/>
           <w:sz w:val="22"/>
           <w:szCs w:val="22"/>
         </w:rPr>
@@ -966,14 +930,14 @@
         <w:pStyle w:val="ListBullet"/>
         <w:spacing w:after="0" w:line="276" w:lineRule="auto"/>
         <w:rPr>
-          <w:rFonts w:cs="Calibri"/>
-          <w:sz w:val="22"/>
-          <w:szCs w:val="22"/>
-        </w:rPr>
-      </w:pPr>
-      <w:r>
-        <w:rPr>
-          <w:rFonts w:cs="Calibri"/>
+          <w:rFonts w:ascii="Times New Roman" w:hAnsi="Times New Roman" w:cs="Times New Roman"/>
+          <w:sz w:val="22"/>
+          <w:szCs w:val="22"/>
+        </w:rPr>
+      </w:pPr>
+      <w:r>
+        <w:rPr>
+          <w:rFonts w:ascii="Times New Roman" w:hAnsi="Times New Roman" w:cs="Times New Roman"/>
           <w:sz w:val="22"/>
           <w:szCs w:val="22"/>
         </w:rPr>
@@ -985,14 +949,14 @@
         <w:pStyle w:val="ListBullet"/>
         <w:spacing w:after="0" w:line="276" w:lineRule="auto"/>
         <w:rPr>
-          <w:rFonts w:cs="Calibri"/>
-          <w:sz w:val="22"/>
-          <w:szCs w:val="22"/>
-        </w:rPr>
-      </w:pPr>
-      <w:r>
-        <w:rPr>
-          <w:rFonts w:cs="Calibri"/>
+          <w:rFonts w:ascii="Times New Roman" w:hAnsi="Times New Roman" w:cs="Times New Roman"/>
+          <w:sz w:val="22"/>
+          <w:szCs w:val="22"/>
+        </w:rPr>
+      </w:pPr>
+      <w:r>
+        <w:rPr>
+          <w:rFonts w:ascii="Times New Roman" w:hAnsi="Times New Roman" w:cs="Times New Roman"/>
           <w:sz w:val="22"/>
           <w:szCs w:val="22"/>
         </w:rPr>
@@ -1000,7 +964,7 @@
       </w:r>
       <w:r>
         <w:rPr>
-          <w:rFonts w:cs="Calibri"/>
+          <w:rFonts w:ascii="Times New Roman" w:hAnsi="Times New Roman" w:cs="Times New Roman"/>
           <w:sz w:val="22"/>
           <w:szCs w:val="22"/>
         </w:rPr>
@@ -1012,14 +976,14 @@
         <w:pStyle w:val="ListBullet"/>
         <w:spacing w:after="0" w:line="276" w:lineRule="auto"/>
         <w:rPr>
-          <w:rFonts w:cs="Calibri"/>
-          <w:sz w:val="22"/>
-          <w:szCs w:val="22"/>
-        </w:rPr>
-      </w:pPr>
-      <w:r>
-        <w:rPr>
-          <w:rFonts w:cs="Calibri"/>
+          <w:rFonts w:ascii="Times New Roman" w:hAnsi="Times New Roman" w:cs="Times New Roman"/>
+          <w:sz w:val="22"/>
+          <w:szCs w:val="22"/>
+        </w:rPr>
+      </w:pPr>
+      <w:r>
+        <w:rPr>
+          <w:rFonts w:ascii="Times New Roman" w:hAnsi="Times New Roman" w:cs="Times New Roman"/>
           <w:sz w:val="22"/>
           <w:szCs w:val="22"/>
         </w:rPr>
@@ -1031,14 +995,14 @@
         <w:pStyle w:val="ListBullet"/>
         <w:spacing w:after="0" w:line="276" w:lineRule="auto"/>
         <w:rPr>
-          <w:rFonts w:cs="Calibri"/>
-          <w:sz w:val="22"/>
-          <w:szCs w:val="22"/>
-        </w:rPr>
-      </w:pPr>
-      <w:r>
-        <w:rPr>
-          <w:rFonts w:cs="Calibri"/>
+          <w:rFonts w:ascii="Times New Roman" w:hAnsi="Times New Roman" w:cs="Times New Roman"/>
+          <w:sz w:val="22"/>
+          <w:szCs w:val="22"/>
+        </w:rPr>
+      </w:pPr>
+      <w:r>
+        <w:rPr>
+          <w:rFonts w:ascii="Times New Roman" w:hAnsi="Times New Roman" w:cs="Times New Roman"/>
           <w:sz w:val="22"/>
           <w:szCs w:val="22"/>
         </w:rPr>
@@ -1046,7 +1010,7 @@
       </w:r>
       <w:r>
         <w:rPr>
-          <w:rFonts w:cs="Calibri"/>
+          <w:rFonts w:ascii="Times New Roman" w:hAnsi="Times New Roman" w:cs="Times New Roman"/>
           <w:sz w:val="22"/>
           <w:szCs w:val="22"/>
         </w:rPr>
@@ -1058,14 +1022,14 @@
         <w:pStyle w:val="ListBullet"/>
         <w:spacing w:after="0" w:line="276" w:lineRule="auto"/>
         <w:rPr>
-          <w:rFonts w:cs="Calibri"/>
-          <w:sz w:val="22"/>
-          <w:szCs w:val="22"/>
-        </w:rPr>
-      </w:pPr>
-      <w:r>
-        <w:rPr>
-          <w:rFonts w:cs="Calibri"/>
+          <w:rFonts w:ascii="Times New Roman" w:hAnsi="Times New Roman" w:cs="Times New Roman"/>
+          <w:sz w:val="22"/>
+          <w:szCs w:val="22"/>
+        </w:rPr>
+      </w:pPr>
+      <w:r>
+        <w:rPr>
+          <w:rFonts w:ascii="Times New Roman" w:hAnsi="Times New Roman" w:cs="Times New Roman"/>
           <w:sz w:val="22"/>
           <w:szCs w:val="22"/>
         </w:rPr>
@@ -1082,14 +1046,14 @@
         <w:spacing w:after="0" w:line="276" w:lineRule="auto"/>
         <w:ind w:left="360" w:hanging="360"/>
         <w:rPr>
-          <w:rFonts w:cs="Calibri"/>
-          <w:sz w:val="22"/>
-          <w:szCs w:val="22"/>
-        </w:rPr>
-      </w:pPr>
-      <w:r>
-        <w:rPr>
-          <w:rFonts w:cs="Calibri"/>
+          <w:rFonts w:ascii="Times New Roman" w:hAnsi="Times New Roman" w:cs="Times New Roman"/>
+          <w:sz w:val="22"/>
+          <w:szCs w:val="22"/>
+        </w:rPr>
+      </w:pPr>
+      <w:r>
+        <w:rPr>
+          <w:rFonts w:ascii="Times New Roman" w:hAnsi="Times New Roman" w:cs="Times New Roman"/>
           <w:sz w:val="22"/>
           <w:szCs w:val="22"/>
         </w:rPr>
@@ -1101,14 +1065,14 @@
         <w:pStyle w:val="ListBullet"/>
         <w:spacing w:after="0" w:line="276" w:lineRule="auto"/>
         <w:rPr>
-          <w:rFonts w:cs="Calibri"/>
-          <w:sz w:val="22"/>
-          <w:szCs w:val="22"/>
-        </w:rPr>
-      </w:pPr>
-      <w:r>
-        <w:rPr>
-          <w:rFonts w:cs="Calibri"/>
+          <w:rFonts w:ascii="Times New Roman" w:hAnsi="Times New Roman" w:cs="Times New Roman"/>
+          <w:sz w:val="22"/>
+          <w:szCs w:val="22"/>
+        </w:rPr>
+      </w:pPr>
+      <w:r>
+        <w:rPr>
+          <w:rFonts w:ascii="Times New Roman" w:hAnsi="Times New Roman" w:cs="Times New Roman"/>
           <w:sz w:val="22"/>
           <w:szCs w:val="22"/>
         </w:rPr>
@@ -1120,14 +1084,14 @@
         <w:pStyle w:val="ListBullet"/>
         <w:spacing w:after="0" w:line="276" w:lineRule="auto"/>
         <w:rPr>
-          <w:rFonts w:cs="Calibri"/>
-          <w:sz w:val="22"/>
-          <w:szCs w:val="22"/>
-        </w:rPr>
-      </w:pPr>
-      <w:r>
-        <w:rPr>
-          <w:rFonts w:cs="Calibri"/>
+          <w:rFonts w:ascii="Times New Roman" w:hAnsi="Times New Roman" w:cs="Times New Roman"/>
+          <w:sz w:val="22"/>
+          <w:szCs w:val="22"/>
+        </w:rPr>
+      </w:pPr>
+      <w:r>
+        <w:rPr>
+          <w:rFonts w:ascii="Times New Roman" w:hAnsi="Times New Roman" w:cs="Times New Roman"/>
           <w:sz w:val="22"/>
           <w:szCs w:val="22"/>
         </w:rPr>
@@ -1139,14 +1103,14 @@
         <w:pStyle w:val="ListBullet"/>
         <w:spacing w:after="0" w:line="276" w:lineRule="auto"/>
         <w:rPr>
-          <w:rFonts w:cs="Calibri"/>
-          <w:sz w:val="22"/>
-          <w:szCs w:val="22"/>
-        </w:rPr>
-      </w:pPr>
-      <w:r>
-        <w:rPr>
-          <w:rFonts w:cs="Calibri"/>
+          <w:rFonts w:ascii="Times New Roman" w:hAnsi="Times New Roman" w:cs="Times New Roman"/>
+          <w:sz w:val="22"/>
+          <w:szCs w:val="22"/>
+        </w:rPr>
+      </w:pPr>
+      <w:r>
+        <w:rPr>
+          <w:rFonts w:ascii="Times New Roman" w:hAnsi="Times New Roman" w:cs="Times New Roman"/>
           <w:sz w:val="22"/>
           <w:szCs w:val="22"/>
         </w:rPr>
@@ -1158,14 +1122,14 @@
         <w:pStyle w:val="ListBullet"/>
         <w:spacing w:after="0" w:line="276" w:lineRule="auto"/>
         <w:rPr>
-          <w:rFonts w:cs="Calibri"/>
-          <w:sz w:val="22"/>
-          <w:szCs w:val="22"/>
-        </w:rPr>
-      </w:pPr>
-      <w:r>
-        <w:rPr>
-          <w:rFonts w:cs="Calibri"/>
+          <w:rFonts w:ascii="Times New Roman" w:hAnsi="Times New Roman" w:cs="Times New Roman"/>
+          <w:sz w:val="22"/>
+          <w:szCs w:val="22"/>
+        </w:rPr>
+      </w:pPr>
+      <w:r>
+        <w:rPr>
+          <w:rFonts w:ascii="Times New Roman" w:hAnsi="Times New Roman" w:cs="Times New Roman"/>
           <w:sz w:val="22"/>
           <w:szCs w:val="22"/>
         </w:rPr>
@@ -1177,24 +1141,23 @@
         <w:pStyle w:val="ListBullet"/>
         <w:spacing w:after="0" w:line="276" w:lineRule="auto"/>
         <w:rPr>
-          <w:rFonts w:cs="Calibri"/>
-          <w:sz w:val="22"/>
-          <w:szCs w:val="22"/>
-        </w:rPr>
-      </w:pPr>
-      <w:r>
-        <w:rPr>
-          <w:rFonts w:cs="Calibri"/>
-          <w:sz w:val="22"/>
-          <w:szCs w:val="22"/>
-        </w:rPr>
-        <w:lastRenderedPageBreak/>
+          <w:rFonts w:ascii="Times New Roman" w:hAnsi="Times New Roman" w:cs="Times New Roman"/>
+          <w:sz w:val="22"/>
+          <w:szCs w:val="22"/>
+        </w:rPr>
+      </w:pPr>
+      <w:r>
+        <w:rPr>
+          <w:rFonts w:ascii="Times New Roman" w:hAnsi="Times New Roman" w:cs="Times New Roman"/>
+          <w:sz w:val="22"/>
+          <w:szCs w:val="22"/>
+        </w:rPr>
         <w:t xml:space="preserve">Absence of Environmental Modifications – This project revolves solely around a velodrome map </w:t>
       </w:r>
       <w:proofErr w:type="gramStart"/>
       <w:r>
         <w:rPr>
-          <w:rFonts w:cs="Calibri"/>
+          <w:rFonts w:ascii="Times New Roman" w:hAnsi="Times New Roman" w:cs="Times New Roman"/>
           <w:sz w:val="22"/>
           <w:szCs w:val="22"/>
         </w:rPr>
@@ -1203,7 +1166,7 @@
       <w:proofErr w:type="gramEnd"/>
       <w:r>
         <w:rPr>
-          <w:rFonts w:cs="Calibri"/>
+          <w:rFonts w:ascii="Times New Roman" w:hAnsi="Times New Roman" w:cs="Times New Roman"/>
           <w:sz w:val="22"/>
           <w:szCs w:val="22"/>
         </w:rPr>
@@ -1212,7 +1175,7 @@
       <w:proofErr w:type="gramStart"/>
       <w:r>
         <w:rPr>
-          <w:rFonts w:cs="Calibri"/>
+          <w:rFonts w:ascii="Times New Roman" w:hAnsi="Times New Roman" w:cs="Times New Roman"/>
           <w:sz w:val="22"/>
           <w:szCs w:val="22"/>
         </w:rPr>
@@ -1221,7 +1184,7 @@
       <w:proofErr w:type="gramEnd"/>
       <w:r>
         <w:rPr>
-          <w:rFonts w:cs="Calibri"/>
+          <w:rFonts w:ascii="Times New Roman" w:hAnsi="Times New Roman" w:cs="Times New Roman"/>
           <w:sz w:val="22"/>
           <w:szCs w:val="22"/>
         </w:rPr>
@@ -1237,14 +1200,14 @@
         </w:numPr>
         <w:spacing w:after="0" w:line="276" w:lineRule="auto"/>
         <w:rPr>
-          <w:rFonts w:cs="Calibri"/>
-          <w:sz w:val="22"/>
-          <w:szCs w:val="22"/>
-        </w:rPr>
-      </w:pPr>
-      <w:r>
-        <w:rPr>
-          <w:rFonts w:cs="Calibri"/>
+          <w:rFonts w:ascii="Times New Roman" w:hAnsi="Times New Roman" w:cs="Times New Roman"/>
+          <w:sz w:val="22"/>
+          <w:szCs w:val="22"/>
+        </w:rPr>
+      </w:pPr>
+      <w:r>
+        <w:rPr>
+          <w:rFonts w:ascii="Times New Roman" w:hAnsi="Times New Roman" w:cs="Times New Roman"/>
           <w:sz w:val="22"/>
           <w:szCs w:val="22"/>
         </w:rPr>
@@ -1255,14 +1218,14 @@
       <w:pPr>
         <w:spacing w:after="0" w:line="276" w:lineRule="auto"/>
         <w:rPr>
-          <w:rFonts w:cs="Calibri"/>
-          <w:sz w:val="22"/>
-          <w:szCs w:val="22"/>
-        </w:rPr>
-      </w:pPr>
-      <w:r>
-        <w:rPr>
-          <w:rFonts w:cs="Calibri"/>
+          <w:rFonts w:ascii="Times New Roman" w:hAnsi="Times New Roman" w:cs="Times New Roman"/>
+          <w:sz w:val="22"/>
+          <w:szCs w:val="22"/>
+        </w:rPr>
+      </w:pPr>
+      <w:r>
+        <w:rPr>
+          <w:rFonts w:ascii="Times New Roman" w:hAnsi="Times New Roman" w:cs="Times New Roman"/>
           <w:sz w:val="22"/>
           <w:szCs w:val="22"/>
         </w:rPr>
@@ -1273,7 +1236,7 @@
       <w:pPr>
         <w:spacing w:after="0" w:line="276" w:lineRule="auto"/>
         <w:rPr>
-          <w:rFonts w:cs="Calibri"/>
+          <w:rFonts w:ascii="Times New Roman" w:hAnsi="Times New Roman" w:cs="Times New Roman"/>
           <w:sz w:val="22"/>
           <w:szCs w:val="22"/>
         </w:rPr>
@@ -1288,14 +1251,14 @@
         </w:numPr>
         <w:spacing w:after="0" w:line="276" w:lineRule="auto"/>
         <w:rPr>
-          <w:rFonts w:cs="Calibri"/>
-          <w:sz w:val="22"/>
-          <w:szCs w:val="22"/>
-        </w:rPr>
-      </w:pPr>
-      <w:r>
-        <w:rPr>
-          <w:rFonts w:cs="Calibri"/>
+          <w:rFonts w:ascii="Times New Roman" w:hAnsi="Times New Roman" w:cs="Times New Roman"/>
+          <w:sz w:val="22"/>
+          <w:szCs w:val="22"/>
+        </w:rPr>
+      </w:pPr>
+      <w:r>
+        <w:rPr>
+          <w:rFonts w:ascii="Times New Roman" w:hAnsi="Times New Roman" w:cs="Times New Roman"/>
           <w:sz w:val="22"/>
           <w:szCs w:val="22"/>
         </w:rPr>
@@ -1311,58 +1274,42 @@
         </w:numPr>
         <w:spacing w:after="0" w:line="276" w:lineRule="auto"/>
         <w:rPr>
-          <w:rFonts w:cs="Calibri"/>
-          <w:sz w:val="22"/>
-          <w:szCs w:val="22"/>
-        </w:rPr>
-      </w:pPr>
-      <w:r>
-        <w:rPr>
-          <w:rFonts w:cs="Calibri"/>
-          <w:sz w:val="22"/>
-          <w:szCs w:val="22"/>
-        </w:rPr>
-        <w:t xml:space="preserve">VR exergaming landscape (review key studies e.g. shaw et al, </w:t>
-      </w:r>
-      <w:r>
-        <w:rPr>
-          <w:rFonts w:cs="Calibri"/>
-          <w:sz w:val="22"/>
-          <w:szCs w:val="22"/>
-        </w:rPr>
-        <w:t>Michael</w:t>
-      </w:r>
-      <w:r>
-        <w:rPr>
-          <w:rFonts w:cs="Calibri"/>
-          <w:sz w:val="22"/>
-          <w:szCs w:val="22"/>
-        </w:rPr>
-        <w:t xml:space="preserve"> et al)</w:t>
-      </w:r>
-    </w:p>
-    <w:p>
-      <w:pPr>
-        <w:spacing w:after="0" w:line="276" w:lineRule="auto"/>
-        <w:rPr>
-          <w:rFonts w:cs="Calibri"/>
-          <w:sz w:val="22"/>
-          <w:szCs w:val="22"/>
-        </w:rPr>
-      </w:pPr>
-    </w:p>
-    <w:p>
-      <w:pPr>
-        <w:spacing w:after="0" w:line="276" w:lineRule="auto"/>
-        <w:rPr>
-          <w:rFonts w:cs="Calibri"/>
-          <w:sz w:val="22"/>
-          <w:szCs w:val="22"/>
-        </w:rPr>
-      </w:pPr>
-      <w:r>
-        <w:rPr>
-          <w:rFonts w:cs="Calibri"/>
+          <w:rFonts w:ascii="Times New Roman" w:hAnsi="Times New Roman" w:cs="Times New Roman"/>
+          <w:sz w:val="22"/>
+          <w:szCs w:val="22"/>
+        </w:rPr>
+      </w:pPr>
+      <w:r>
+        <w:rPr>
+          <w:rFonts w:ascii="Times New Roman" w:hAnsi="Times New Roman" w:cs="Times New Roman"/>
+          <w:sz w:val="22"/>
+          <w:szCs w:val="22"/>
+        </w:rPr>
+        <w:t>VR exergaming landscape</w:t>
+      </w:r>
+    </w:p>
+    <w:p>
+      <w:pPr>
+        <w:spacing w:after="0" w:line="276" w:lineRule="auto"/>
+        <w:rPr>
+          <w:rFonts w:ascii="Times New Roman" w:hAnsi="Times New Roman" w:cs="Times New Roman"/>
+          <w:sz w:val="22"/>
+          <w:szCs w:val="22"/>
+        </w:rPr>
+      </w:pPr>
+    </w:p>
+    <w:p>
+      <w:pPr>
+        <w:spacing w:after="0" w:line="276" w:lineRule="auto"/>
+        <w:rPr>
+          <w:rFonts w:ascii="Times New Roman" w:hAnsi="Times New Roman" w:cs="Times New Roman"/>
+          <w:sz w:val="22"/>
+          <w:szCs w:val="22"/>
+        </w:rPr>
+      </w:pPr>
+      <w:r>
+        <w:rPr>
+          <w:rFonts w:ascii="Times New Roman" w:hAnsi="Times New Roman" w:cs="Times New Roman"/>
           <w:sz w:val="22"/>
           <w:szCs w:val="22"/>
         </w:rPr>
@@ -1373,24 +1320,24 @@
       <w:pPr>
         <w:spacing w:after="0" w:line="276" w:lineRule="auto"/>
         <w:rPr>
-          <w:rFonts w:cs="Calibri"/>
-          <w:sz w:val="22"/>
-          <w:szCs w:val="22"/>
-        </w:rPr>
-      </w:pPr>
-    </w:p>
-    <w:p>
-      <w:pPr>
-        <w:spacing w:after="0" w:line="276" w:lineRule="auto"/>
-        <w:rPr>
-          <w:rFonts w:cs="Calibri"/>
-          <w:sz w:val="22"/>
-          <w:szCs w:val="22"/>
-        </w:rPr>
-      </w:pPr>
-      <w:r>
-        <w:rPr>
-          <w:rFonts w:cs="Calibri"/>
+          <w:rFonts w:ascii="Times New Roman" w:hAnsi="Times New Roman" w:cs="Times New Roman"/>
+          <w:sz w:val="22"/>
+          <w:szCs w:val="22"/>
+        </w:rPr>
+      </w:pPr>
+    </w:p>
+    <w:p>
+      <w:pPr>
+        <w:spacing w:after="0" w:line="276" w:lineRule="auto"/>
+        <w:rPr>
+          <w:rFonts w:ascii="Times New Roman" w:hAnsi="Times New Roman" w:cs="Times New Roman"/>
+          <w:sz w:val="22"/>
+          <w:szCs w:val="22"/>
+        </w:rPr>
+      </w:pPr>
+      <w:r>
+        <w:rPr>
+          <w:rFonts w:ascii="Times New Roman" w:hAnsi="Times New Roman" w:cs="Times New Roman"/>
           <w:sz w:val="22"/>
           <w:szCs w:val="22"/>
         </w:rPr>
@@ -1398,7 +1345,7 @@
       </w:r>
       <w:r>
         <w:rPr>
-          <w:rFonts w:cs="Calibri"/>
+          <w:rFonts w:ascii="Times New Roman" w:hAnsi="Times New Roman" w:cs="Times New Roman"/>
           <w:color w:val="FF0000"/>
           <w:sz w:val="22"/>
           <w:szCs w:val="22"/>
@@ -1407,7 +1354,7 @@
       </w:r>
       <w:r>
         <w:rPr>
-          <w:rFonts w:cs="Calibri"/>
+          <w:rFonts w:ascii="Times New Roman" w:hAnsi="Times New Roman" w:cs="Times New Roman"/>
           <w:sz w:val="22"/>
           <w:szCs w:val="22"/>
         </w:rPr>
@@ -1416,7 +1363,7 @@
       <w:proofErr w:type="gramStart"/>
       <w:r>
         <w:rPr>
-          <w:rFonts w:cs="Calibri"/>
+          <w:rFonts w:ascii="Times New Roman" w:hAnsi="Times New Roman" w:cs="Times New Roman"/>
           <w:sz w:val="22"/>
           <w:szCs w:val="22"/>
         </w:rPr>
@@ -1425,7 +1372,7 @@
       <w:proofErr w:type="gramEnd"/>
       <w:r>
         <w:rPr>
-          <w:rFonts w:cs="Calibri"/>
+          <w:rFonts w:ascii="Times New Roman" w:hAnsi="Times New Roman" w:cs="Times New Roman"/>
           <w:sz w:val="22"/>
           <w:szCs w:val="22"/>
         </w:rPr>
@@ -1433,7 +1380,7 @@
       </w:r>
       <w:r>
         <w:rPr>
-          <w:rFonts w:cs="Calibri"/>
+          <w:rFonts w:ascii="Times New Roman" w:hAnsi="Times New Roman" w:cs="Times New Roman"/>
           <w:color w:val="FF0000"/>
           <w:sz w:val="22"/>
           <w:szCs w:val="22"/>
@@ -1443,7 +1390,7 @@
       <w:proofErr w:type="spellStart"/>
       <w:r>
         <w:rPr>
-          <w:rFonts w:cs="Calibri"/>
+          <w:rFonts w:ascii="Times New Roman" w:hAnsi="Times New Roman" w:cs="Times New Roman"/>
           <w:color w:val="FF0000"/>
           <w:sz w:val="22"/>
           <w:szCs w:val="22"/>
@@ -1453,7 +1400,7 @@
       <w:proofErr w:type="spellEnd"/>
       <w:r>
         <w:rPr>
-          <w:rFonts w:cs="Calibri"/>
+          <w:rFonts w:ascii="Times New Roman" w:hAnsi="Times New Roman" w:cs="Times New Roman"/>
           <w:color w:val="FF0000"/>
           <w:sz w:val="22"/>
           <w:szCs w:val="22"/>
@@ -1462,7 +1409,7 @@
       </w:r>
       <w:r>
         <w:rPr>
-          <w:rFonts w:cs="Calibri"/>
+          <w:rFonts w:ascii="Times New Roman" w:hAnsi="Times New Roman" w:cs="Times New Roman"/>
           <w:sz w:val="22"/>
           <w:szCs w:val="22"/>
         </w:rPr>
@@ -1471,7 +1418,7 @@
       <w:proofErr w:type="gramStart"/>
       <w:r>
         <w:rPr>
-          <w:rFonts w:cs="Calibri"/>
+          <w:rFonts w:ascii="Times New Roman" w:hAnsi="Times New Roman" w:cs="Times New Roman"/>
           <w:sz w:val="22"/>
           <w:szCs w:val="22"/>
         </w:rPr>
@@ -1480,7 +1427,7 @@
       <w:proofErr w:type="gramEnd"/>
       <w:r>
         <w:rPr>
-          <w:rFonts w:cs="Calibri"/>
+          <w:rFonts w:ascii="Times New Roman" w:hAnsi="Times New Roman" w:cs="Times New Roman"/>
           <w:sz w:val="22"/>
           <w:szCs w:val="22"/>
         </w:rPr>
@@ -1491,32 +1438,33 @@
       <w:pPr>
         <w:spacing w:after="0" w:line="276" w:lineRule="auto"/>
         <w:rPr>
-          <w:rFonts w:cs="Calibri"/>
-          <w:sz w:val="22"/>
-          <w:szCs w:val="22"/>
-        </w:rPr>
-      </w:pPr>
-    </w:p>
-    <w:p>
-      <w:pPr>
-        <w:spacing w:after="0" w:line="276" w:lineRule="auto"/>
-        <w:rPr>
-          <w:rFonts w:cs="Calibri"/>
-          <w:sz w:val="22"/>
-          <w:szCs w:val="22"/>
-        </w:rPr>
-      </w:pPr>
-      <w:r>
-        <w:rPr>
-          <w:rFonts w:cs="Calibri"/>
-          <w:sz w:val="22"/>
-          <w:szCs w:val="22"/>
-        </w:rPr>
+          <w:rFonts w:ascii="Times New Roman" w:hAnsi="Times New Roman" w:cs="Times New Roman"/>
+          <w:sz w:val="22"/>
+          <w:szCs w:val="22"/>
+        </w:rPr>
+      </w:pPr>
+    </w:p>
+    <w:p>
+      <w:pPr>
+        <w:spacing w:after="0" w:line="276" w:lineRule="auto"/>
+        <w:rPr>
+          <w:rFonts w:ascii="Times New Roman" w:hAnsi="Times New Roman" w:cs="Times New Roman"/>
+          <w:sz w:val="22"/>
+          <w:szCs w:val="22"/>
+        </w:rPr>
+      </w:pPr>
+      <w:r>
+        <w:rPr>
+          <w:rFonts w:ascii="Times New Roman" w:hAnsi="Times New Roman" w:cs="Times New Roman"/>
+          <w:sz w:val="22"/>
+          <w:szCs w:val="22"/>
+        </w:rPr>
+        <w:lastRenderedPageBreak/>
         <w:t xml:space="preserve">Previous studies show that competitive and cooperative factors in exergames </w:t>
       </w:r>
       <w:r>
         <w:rPr>
-          <w:rFonts w:cs="Calibri"/>
+          <w:rFonts w:ascii="Times New Roman" w:hAnsi="Times New Roman" w:cs="Times New Roman"/>
           <w:sz w:val="22"/>
           <w:szCs w:val="22"/>
         </w:rPr>
@@ -1524,7 +1472,7 @@
       </w:r>
       <w:r>
         <w:rPr>
-          <w:rFonts w:cs="Calibri"/>
+          <w:rFonts w:ascii="Times New Roman" w:hAnsi="Times New Roman" w:cs="Times New Roman"/>
           <w:color w:val="FF0000"/>
           <w:sz w:val="22"/>
           <w:szCs w:val="22"/>
@@ -1533,7 +1481,7 @@
       </w:r>
       <w:r>
         <w:rPr>
-          <w:rFonts w:cs="Calibri"/>
+          <w:rFonts w:ascii="Times New Roman" w:hAnsi="Times New Roman" w:cs="Times New Roman"/>
           <w:sz w:val="22"/>
           <w:szCs w:val="22"/>
         </w:rPr>
@@ -1541,7 +1489,7 @@
       </w:r>
       <w:r>
         <w:rPr>
-          <w:rFonts w:cs="Calibri"/>
+          <w:rFonts w:ascii="Times New Roman" w:hAnsi="Times New Roman" w:cs="Times New Roman"/>
           <w:sz w:val="22"/>
           <w:szCs w:val="22"/>
         </w:rPr>
@@ -1550,7 +1498,7 @@
       <w:proofErr w:type="spellStart"/>
       <w:r>
         <w:rPr>
-          <w:rFonts w:cs="Calibri"/>
+          <w:rFonts w:ascii="Times New Roman" w:hAnsi="Times New Roman" w:cs="Times New Roman"/>
           <w:sz w:val="22"/>
           <w:szCs w:val="22"/>
         </w:rPr>
@@ -1559,7 +1507,7 @@
       <w:proofErr w:type="spellEnd"/>
       <w:r>
         <w:rPr>
-          <w:rFonts w:cs="Calibri"/>
+          <w:rFonts w:ascii="Times New Roman" w:hAnsi="Times New Roman" w:cs="Times New Roman"/>
           <w:sz w:val="22"/>
           <w:szCs w:val="22"/>
         </w:rPr>
@@ -1567,7 +1515,7 @@
       </w:r>
       <w:r>
         <w:rPr>
-          <w:rFonts w:cs="Calibri"/>
+          <w:rFonts w:ascii="Times New Roman" w:hAnsi="Times New Roman" w:cs="Times New Roman"/>
           <w:sz w:val="22"/>
           <w:szCs w:val="22"/>
         </w:rPr>
@@ -1578,24 +1526,24 @@
       <w:pPr>
         <w:spacing w:after="0" w:line="276" w:lineRule="auto"/>
         <w:rPr>
-          <w:rFonts w:cs="Calibri"/>
-          <w:sz w:val="22"/>
-          <w:szCs w:val="22"/>
-        </w:rPr>
-      </w:pPr>
-    </w:p>
-    <w:p>
-      <w:pPr>
-        <w:spacing w:after="0" w:line="276" w:lineRule="auto"/>
-        <w:rPr>
-          <w:rFonts w:cs="Calibri"/>
-          <w:sz w:val="22"/>
-          <w:szCs w:val="22"/>
-        </w:rPr>
-      </w:pPr>
-      <w:r>
-        <w:rPr>
-          <w:rFonts w:cs="Calibri"/>
+          <w:rFonts w:ascii="Times New Roman" w:hAnsi="Times New Roman" w:cs="Times New Roman"/>
+          <w:sz w:val="22"/>
+          <w:szCs w:val="22"/>
+        </w:rPr>
+      </w:pPr>
+    </w:p>
+    <w:p>
+      <w:pPr>
+        <w:spacing w:after="0" w:line="276" w:lineRule="auto"/>
+        <w:rPr>
+          <w:rFonts w:ascii="Times New Roman" w:hAnsi="Times New Roman" w:cs="Times New Roman"/>
+          <w:sz w:val="22"/>
+          <w:szCs w:val="22"/>
+        </w:rPr>
+      </w:pPr>
+      <w:r>
+        <w:rPr>
+          <w:rFonts w:ascii="Times New Roman" w:hAnsi="Times New Roman" w:cs="Times New Roman"/>
           <w:sz w:val="22"/>
           <w:szCs w:val="22"/>
         </w:rPr>
@@ -1603,7 +1551,7 @@
       </w:r>
       <w:r>
         <w:rPr>
-          <w:rFonts w:cs="Calibri"/>
+          <w:rFonts w:ascii="Times New Roman" w:hAnsi="Times New Roman" w:cs="Times New Roman"/>
           <w:color w:val="FF0000"/>
           <w:sz w:val="22"/>
           <w:szCs w:val="22"/>
@@ -1612,7 +1560,7 @@
       </w:r>
       <w:r>
         <w:rPr>
-          <w:rFonts w:cs="Calibri"/>
+          <w:rFonts w:ascii="Times New Roman" w:hAnsi="Times New Roman" w:cs="Times New Roman"/>
           <w:sz w:val="22"/>
           <w:szCs w:val="22"/>
         </w:rPr>
@@ -1623,24 +1571,24 @@
       <w:pPr>
         <w:spacing w:after="0" w:line="276" w:lineRule="auto"/>
         <w:rPr>
-          <w:rFonts w:cs="Calibri"/>
-          <w:sz w:val="22"/>
-          <w:szCs w:val="22"/>
-        </w:rPr>
-      </w:pPr>
-    </w:p>
-    <w:p>
-      <w:pPr>
-        <w:spacing w:after="0" w:line="276" w:lineRule="auto"/>
-        <w:rPr>
-          <w:rFonts w:cs="Calibri"/>
-          <w:sz w:val="22"/>
-          <w:szCs w:val="22"/>
-        </w:rPr>
-      </w:pPr>
-      <w:r>
-        <w:rPr>
-          <w:rFonts w:cs="Calibri"/>
+          <w:rFonts w:ascii="Times New Roman" w:hAnsi="Times New Roman" w:cs="Times New Roman"/>
+          <w:sz w:val="22"/>
+          <w:szCs w:val="22"/>
+        </w:rPr>
+      </w:pPr>
+    </w:p>
+    <w:p>
+      <w:pPr>
+        <w:spacing w:after="0" w:line="276" w:lineRule="auto"/>
+        <w:rPr>
+          <w:rFonts w:ascii="Times New Roman" w:hAnsi="Times New Roman" w:cs="Times New Roman"/>
+          <w:sz w:val="22"/>
+          <w:szCs w:val="22"/>
+        </w:rPr>
+      </w:pPr>
+      <w:r>
+        <w:rPr>
+          <w:rFonts w:ascii="Times New Roman" w:hAnsi="Times New Roman" w:cs="Times New Roman"/>
           <w:sz w:val="22"/>
           <w:szCs w:val="22"/>
         </w:rPr>
@@ -1648,7 +1596,7 @@
       </w:r>
       <w:r>
         <w:rPr>
-          <w:rFonts w:cs="Calibri"/>
+          <w:rFonts w:ascii="Times New Roman" w:hAnsi="Times New Roman" w:cs="Times New Roman"/>
           <w:color w:val="FF0000"/>
           <w:sz w:val="22"/>
           <w:szCs w:val="22"/>
@@ -1657,7 +1605,7 @@
       </w:r>
       <w:r>
         <w:rPr>
-          <w:rFonts w:cs="Calibri"/>
+          <w:rFonts w:ascii="Times New Roman" w:hAnsi="Times New Roman" w:cs="Times New Roman"/>
           <w:sz w:val="22"/>
           <w:szCs w:val="22"/>
         </w:rPr>
@@ -1665,7 +1613,7 @@
       </w:r>
       <w:r>
         <w:rPr>
-          <w:rFonts w:cs="Calibri"/>
+          <w:rFonts w:ascii="Times New Roman" w:hAnsi="Times New Roman" w:cs="Times New Roman"/>
           <w:sz w:val="22"/>
           <w:szCs w:val="22"/>
         </w:rPr>
@@ -1673,375 +1621,350 @@
       </w:r>
       <w:r>
         <w:rPr>
-          <w:rFonts w:cs="Calibri"/>
-          <w:sz w:val="22"/>
-          <w:szCs w:val="22"/>
-        </w:rPr>
-        <w:t xml:space="preserve"> randomly assigned to different modes (competitive, cooperative, control) within the Nintendo Wii Active game for 30-60 minutes. Results showed that players in the cooperative exergame lost significantly more weight than the control group which didn’t lose any weight. The competitive players did not differ significantly from the other conditions. It was also found that cooperative players significantly increased in self-efficacy compared to the control group and both competitive and cooperative players </w:t>
-      </w:r>
-      <w:r>
-        <w:rPr>
-          <w:rFonts w:cs="Calibri"/>
+          <w:rFonts w:ascii="Times New Roman" w:hAnsi="Times New Roman" w:cs="Times New Roman"/>
+          <w:sz w:val="22"/>
+          <w:szCs w:val="22"/>
+        </w:rPr>
+        <w:t xml:space="preserve"> randomly assigned to different modes (competitive, cooperative, control) within the Nintendo Wii Active game for 30-60 minutes. Results showed that players in the cooperative exergame lost significantly more weight than the control group which didn’t lose any weight. The competitive players did not differ significantly from the other conditions. It was also found that cooperative players significantly increased in self-efficacy compared to the control group and both competitive and cooperative players significantly increased in peer support. This concluding that exergames, particularly in cooperative settings can be an effective tool for weight loss among youth.</w:t>
+      </w:r>
+    </w:p>
+    <w:p>
+      <w:pPr>
+        <w:spacing w:after="0" w:line="276" w:lineRule="auto"/>
+        <w:rPr>
+          <w:rFonts w:ascii="Times New Roman" w:hAnsi="Times New Roman" w:cs="Times New Roman"/>
+          <w:sz w:val="22"/>
+          <w:szCs w:val="22"/>
+        </w:rPr>
+      </w:pPr>
+    </w:p>
+    <w:p>
+      <w:pPr>
+        <w:spacing w:after="0" w:line="276" w:lineRule="auto"/>
+        <w:rPr>
+          <w:rFonts w:ascii="Times New Roman" w:hAnsi="Times New Roman" w:cs="Times New Roman"/>
+          <w:sz w:val="22"/>
+          <w:szCs w:val="22"/>
+        </w:rPr>
+      </w:pPr>
+      <w:r>
+        <w:rPr>
+          <w:rFonts w:ascii="Times New Roman" w:hAnsi="Times New Roman" w:cs="Times New Roman"/>
+          <w:sz w:val="22"/>
+          <w:szCs w:val="22"/>
+        </w:rPr>
+        <w:t xml:space="preserve">Recent cross-sectional studies further examined the effects of competition and cooperation on exercise performance in immersive virtual reality cycle exergames </w:t>
+      </w:r>
+      <w:r>
+        <w:rPr>
+          <w:rFonts w:ascii="Times New Roman" w:hAnsi="Times New Roman" w:cs="Times New Roman"/>
+          <w:color w:val="FF0000"/>
+          <w:sz w:val="22"/>
+          <w:szCs w:val="22"/>
+        </w:rPr>
+        <w:t>(shaw et al 2016)</w:t>
+      </w:r>
+      <w:r>
+        <w:rPr>
+          <w:rFonts w:ascii="Times New Roman" w:hAnsi="Times New Roman" w:cs="Times New Roman"/>
+          <w:sz w:val="22"/>
+          <w:szCs w:val="22"/>
+        </w:rPr>
+        <w:t>. In one study, competing against a ghost of the user’s previous session resulted in a greater distance travelled by the user compared to cycling with a virtual trainer present. Additionally, the ghost mode was rated as more enjoyable than both solo cycling and cycling with a virtual trainer. A follow-up study revealed that a competitive virtual trainer system elicited greater distance travelled and caloric expenditure compared to a cooperative virtual trainer system and was rated as more motivating. Interestingly, in both studies, self-reported enjoyment and motivation did not significantly correlate with actual performance metrics (distance travelled, and calories burned). These findings reinforce the effectiveness of competitive elements in exergaming as tools to elicit higher levels of exercise, demonstrating that competitors can successfully substitute for human opponents in driving improved performance.</w:t>
+      </w:r>
+    </w:p>
+    <w:p>
+      <w:pPr>
+        <w:spacing w:after="0" w:line="276" w:lineRule="auto"/>
+        <w:rPr>
+          <w:rFonts w:ascii="Times New Roman" w:hAnsi="Times New Roman" w:cs="Times New Roman"/>
+          <w:sz w:val="22"/>
+          <w:szCs w:val="22"/>
+        </w:rPr>
+      </w:pPr>
+    </w:p>
+    <w:p>
+      <w:pPr>
+        <w:spacing w:after="0" w:line="276" w:lineRule="auto"/>
+        <w:rPr>
+          <w:rFonts w:ascii="Times New Roman" w:hAnsi="Times New Roman" w:cs="Times New Roman"/>
+          <w:sz w:val="22"/>
+          <w:szCs w:val="22"/>
+        </w:rPr>
+      </w:pPr>
+      <w:r>
+        <w:rPr>
+          <w:rFonts w:ascii="Times New Roman" w:hAnsi="Times New Roman" w:cs="Times New Roman"/>
+          <w:sz w:val="22"/>
+          <w:szCs w:val="22"/>
+        </w:rPr>
+        <w:t>Interactive Feedforward in Exergaming</w:t>
+      </w:r>
+    </w:p>
+    <w:p>
+      <w:pPr>
+        <w:spacing w:after="0" w:line="276" w:lineRule="auto"/>
+        <w:rPr>
+          <w:rFonts w:ascii="Times New Roman" w:hAnsi="Times New Roman" w:cs="Times New Roman"/>
+          <w:sz w:val="22"/>
+          <w:szCs w:val="22"/>
+        </w:rPr>
+      </w:pPr>
+    </w:p>
+    <w:p>
+      <w:pPr>
+        <w:spacing w:after="0" w:line="276" w:lineRule="auto"/>
+        <w:rPr>
+          <w:rFonts w:ascii="Times New Roman" w:hAnsi="Times New Roman" w:cs="Times New Roman"/>
+          <w:sz w:val="22"/>
+          <w:szCs w:val="22"/>
+        </w:rPr>
+      </w:pPr>
+      <w:r>
+        <w:rPr>
+          <w:rFonts w:ascii="Times New Roman" w:hAnsi="Times New Roman" w:cs="Times New Roman"/>
+          <w:sz w:val="22"/>
+          <w:szCs w:val="22"/>
+        </w:rPr>
+        <w:t xml:space="preserve">Interactive feedforward is an interactive adaptation of the psychological feedforward training method where rapid improvements in performance are achieved by creating self-models showing previously unachieved performance levels </w:t>
+      </w:r>
+      <w:r>
+        <w:rPr>
+          <w:rFonts w:ascii="Times New Roman" w:hAnsi="Times New Roman" w:cs="Times New Roman"/>
+          <w:color w:val="FF0000"/>
+          <w:sz w:val="22"/>
+          <w:szCs w:val="22"/>
+        </w:rPr>
+        <w:t>(Barathi et al 2020)</w:t>
+      </w:r>
+      <w:r>
+        <w:rPr>
+          <w:rFonts w:ascii="Times New Roman" w:hAnsi="Times New Roman" w:cs="Times New Roman"/>
+          <w:sz w:val="22"/>
+          <w:szCs w:val="22"/>
+        </w:rPr>
+        <w:t>. It can be used to enhance performance, understanding, and engagement by providing users with previous of potential outcomes and guiding them towards better results.</w:t>
+      </w:r>
+    </w:p>
+    <w:p>
+      <w:pPr>
+        <w:spacing w:after="0" w:line="276" w:lineRule="auto"/>
+        <w:rPr>
+          <w:rFonts w:ascii="Times New Roman" w:hAnsi="Times New Roman" w:cs="Times New Roman"/>
+          <w:sz w:val="22"/>
+          <w:szCs w:val="22"/>
+        </w:rPr>
+      </w:pPr>
+    </w:p>
+    <w:p>
+      <w:pPr>
+        <w:spacing w:after="0" w:line="276" w:lineRule="auto"/>
+        <w:rPr>
+          <w:rFonts w:ascii="Times New Roman" w:hAnsi="Times New Roman" w:cs="Times New Roman"/>
+          <w:sz w:val="22"/>
+          <w:szCs w:val="22"/>
+        </w:rPr>
+      </w:pPr>
+      <w:r>
+        <w:rPr>
+          <w:rFonts w:ascii="Times New Roman" w:hAnsi="Times New Roman" w:cs="Times New Roman"/>
           <w:sz w:val="22"/>
           <w:szCs w:val="22"/>
         </w:rPr>
         <w:lastRenderedPageBreak/>
-        <w:t>significantly increased in peer support. This concluding that exergames, particularly in cooperative settings can be an effective tool for weight loss among youth.</w:t>
-      </w:r>
-    </w:p>
-    <w:p>
-      <w:pPr>
-        <w:spacing w:after="0" w:line="276" w:lineRule="auto"/>
-        <w:rPr>
-          <w:rFonts w:cs="Calibri"/>
-          <w:sz w:val="22"/>
-          <w:szCs w:val="22"/>
-        </w:rPr>
-      </w:pPr>
-    </w:p>
-    <w:p>
-      <w:pPr>
-        <w:spacing w:after="0" w:line="276" w:lineRule="auto"/>
-        <w:rPr>
-          <w:rFonts w:cs="Calibri"/>
-          <w:sz w:val="22"/>
-          <w:szCs w:val="22"/>
-        </w:rPr>
-      </w:pPr>
-      <w:r>
-        <w:rPr>
-          <w:rFonts w:cs="Calibri"/>
-          <w:sz w:val="22"/>
-          <w:szCs w:val="22"/>
-        </w:rPr>
-        <w:t xml:space="preserve">Recent cross-sectional studies further examined the effects of competition and cooperation on exercise performance in immersive virtual reality cycle exergames </w:t>
-      </w:r>
-      <w:r>
-        <w:rPr>
-          <w:rFonts w:cs="Calibri"/>
+        <w:t>Unlike traditional feedback, which focuses on past performance, feedforward focuses on future possibilities and potential outcomes. Its about anticipating what might happen and guiding users toward desired results. Interactive feedforward takes this concept further by incorporating real-time interaction and feedback within the system. This allows for dynamic adjustments and improvements as the user progresses.</w:t>
+      </w:r>
+    </w:p>
+    <w:p>
+      <w:pPr>
+        <w:spacing w:after="0" w:line="276" w:lineRule="auto"/>
+        <w:rPr>
+          <w:rFonts w:ascii="Times New Roman" w:hAnsi="Times New Roman" w:cs="Times New Roman"/>
+          <w:sz w:val="22"/>
+          <w:szCs w:val="22"/>
+        </w:rPr>
+      </w:pPr>
+    </w:p>
+    <w:p>
+      <w:pPr>
+        <w:spacing w:after="0" w:line="276" w:lineRule="auto"/>
+        <w:rPr>
+          <w:rFonts w:ascii="Times New Roman" w:hAnsi="Times New Roman" w:cs="Times New Roman"/>
+          <w:sz w:val="22"/>
+          <w:szCs w:val="22"/>
+        </w:rPr>
+      </w:pPr>
+      <w:r>
+        <w:rPr>
+          <w:rFonts w:ascii="Times New Roman" w:hAnsi="Times New Roman" w:cs="Times New Roman"/>
+          <w:sz w:val="22"/>
+          <w:szCs w:val="22"/>
+        </w:rPr>
+        <w:t>A</w:t>
+      </w:r>
+      <w:r>
+        <w:rPr>
+          <w:rFonts w:ascii="Times New Roman" w:hAnsi="Times New Roman" w:cs="Times New Roman"/>
+          <w:sz w:val="22"/>
+          <w:szCs w:val="22"/>
+        </w:rPr>
+        <w:t xml:space="preserve"> HIIT (High Intensity Interval Training) 4-week</w:t>
+      </w:r>
+      <w:r>
+        <w:rPr>
+          <w:rFonts w:ascii="Times New Roman" w:hAnsi="Times New Roman" w:cs="Times New Roman"/>
+          <w:sz w:val="22"/>
+          <w:szCs w:val="22"/>
+        </w:rPr>
+        <w:t xml:space="preserve"> longitudinal study on exergaming with the use of interactive feedforward had </w:t>
+      </w:r>
+      <w:r>
+        <w:rPr>
+          <w:rFonts w:ascii="Times New Roman" w:hAnsi="Times New Roman" w:cs="Times New Roman"/>
+          <w:sz w:val="22"/>
+          <w:szCs w:val="22"/>
+        </w:rPr>
+        <w:t>user’s</w:t>
+      </w:r>
+      <w:r>
+        <w:rPr>
+          <w:rFonts w:ascii="Times New Roman" w:hAnsi="Times New Roman" w:cs="Times New Roman"/>
+          <w:sz w:val="22"/>
+          <w:szCs w:val="22"/>
+        </w:rPr>
+        <w:t xml:space="preserve"> </w:t>
+      </w:r>
+      <w:r>
+        <w:rPr>
+          <w:rFonts w:ascii="Times New Roman" w:hAnsi="Times New Roman" w:cs="Times New Roman"/>
+          <w:sz w:val="22"/>
+          <w:szCs w:val="22"/>
+        </w:rPr>
+        <w:t>complete workouts with no ghost condition, and with a ghost condition where logged performances were</w:t>
+      </w:r>
+      <w:r>
+        <w:rPr>
+          <w:rFonts w:ascii="Times New Roman" w:hAnsi="Times New Roman" w:cs="Times New Roman"/>
+          <w:sz w:val="22"/>
+          <w:szCs w:val="22"/>
+        </w:rPr>
+        <w:t xml:space="preserve"> put into a ghost non-player character with an increased performance of 5%</w:t>
+      </w:r>
+      <w:r>
+        <w:rPr>
+          <w:rFonts w:ascii="Times New Roman" w:hAnsi="Times New Roman" w:cs="Times New Roman"/>
+          <w:sz w:val="22"/>
+          <w:szCs w:val="22"/>
+        </w:rPr>
+        <w:t xml:space="preserve"> to visualise the future potential performance of the user. During this study participants who engaged in the non-competitive scenario made an average performance gain of 8%, compared to the participants who engaged in the competitive scenario using interactive feedforward made an average performance gain of 16%. Additionally, participants in the competitive (</w:t>
+      </w:r>
+      <w:proofErr w:type="gramStart"/>
+      <w:r>
+        <w:rPr>
+          <w:rFonts w:ascii="Times New Roman" w:hAnsi="Times New Roman" w:cs="Times New Roman"/>
+          <w:sz w:val="22"/>
+          <w:szCs w:val="22"/>
+        </w:rPr>
+        <w:t>Multi-Ghost</w:t>
+      </w:r>
+      <w:proofErr w:type="gramEnd"/>
+      <w:r>
+        <w:rPr>
+          <w:rFonts w:ascii="Times New Roman" w:hAnsi="Times New Roman" w:cs="Times New Roman"/>
+          <w:sz w:val="22"/>
+          <w:szCs w:val="22"/>
+        </w:rPr>
+        <w:t>) group found that they were more intrinsically motivated, had a greater perceived competence, and but in a greater amount of effort, compared to the solo cycling group (Non-Competitive)</w:t>
+      </w:r>
+      <w:r>
+        <w:rPr>
+          <w:rFonts w:ascii="Times New Roman" w:hAnsi="Times New Roman" w:cs="Times New Roman"/>
+          <w:sz w:val="22"/>
+          <w:szCs w:val="22"/>
+        </w:rPr>
+        <w:t xml:space="preserve"> </w:t>
+      </w:r>
+      <w:r>
+        <w:rPr>
+          <w:rFonts w:ascii="Times New Roman" w:hAnsi="Times New Roman" w:cs="Times New Roman"/>
           <w:color w:val="FF0000"/>
           <w:sz w:val="22"/>
           <w:szCs w:val="22"/>
         </w:rPr>
-        <w:t>(shaw et al 2016)</w:t>
-      </w:r>
-      <w:r>
-        <w:rPr>
-          <w:rFonts w:cs="Calibri"/>
-          <w:sz w:val="22"/>
-          <w:szCs w:val="22"/>
-        </w:rPr>
-        <w:t>. In one study, competing against a ghost of the user’s previous session resulted in a greater distance travelled by the user compared to cycling with a virtual trainer present. Additionally, the ghost mode was rated as more enjoyable than both solo cycling and cycling with a virtual trainer. A follow-up study revealed that a competitive virtual trainer system elicited greater distance travelled and caloric expenditure compared to a cooperative virtual trainer system and was rated as more motivating. Interestingly, in both studies, self-reported enjoyment and motivation did not significantly correlate with actual performance metrics (distance travelled, and calories burned). These findings reinforce the effectiveness of competitive elements in exergaming as tools to elicit higher levels of exercise, demonstrating that competitors can successfully substitute for human opponents in driving improved performance.</w:t>
-      </w:r>
-    </w:p>
-    <w:p>
-      <w:pPr>
-        <w:spacing w:after="0" w:line="276" w:lineRule="auto"/>
-        <w:rPr>
-          <w:rFonts w:cs="Calibri"/>
-          <w:sz w:val="22"/>
-          <w:szCs w:val="22"/>
-        </w:rPr>
-      </w:pPr>
-    </w:p>
-    <w:p>
-      <w:pPr>
-        <w:spacing w:after="0" w:line="276" w:lineRule="auto"/>
-        <w:rPr>
-          <w:rFonts w:cs="Calibri"/>
-          <w:sz w:val="22"/>
-          <w:szCs w:val="22"/>
-        </w:rPr>
-      </w:pPr>
-      <w:r>
-        <w:rPr>
-          <w:rFonts w:cs="Calibri"/>
-          <w:sz w:val="22"/>
-          <w:szCs w:val="22"/>
-        </w:rPr>
-        <w:t>Interactive Feedforward in Exergaming</w:t>
-      </w:r>
-    </w:p>
-    <w:p>
-      <w:pPr>
-        <w:spacing w:after="0" w:line="276" w:lineRule="auto"/>
-        <w:rPr>
-          <w:rFonts w:cs="Calibri"/>
-          <w:sz w:val="22"/>
-          <w:szCs w:val="22"/>
-        </w:rPr>
-      </w:pPr>
-    </w:p>
-    <w:p>
-      <w:pPr>
-        <w:spacing w:after="0" w:line="276" w:lineRule="auto"/>
-        <w:rPr>
-          <w:rFonts w:cs="Calibri"/>
-          <w:sz w:val="22"/>
-          <w:szCs w:val="22"/>
-        </w:rPr>
-      </w:pPr>
-      <w:r>
-        <w:rPr>
-          <w:rFonts w:cs="Calibri"/>
-          <w:sz w:val="22"/>
-          <w:szCs w:val="22"/>
-        </w:rPr>
-        <w:t xml:space="preserve">Interactive feedforward is an interactive adaptation of the psychological feedforward training method where rapid improvements in performance are achieved by creating self-models showing previously unachieved performance levels </w:t>
-      </w:r>
-      <w:r>
-        <w:rPr>
-          <w:rFonts w:cs="Calibri"/>
+        <w:t xml:space="preserve">(Michael et al 2020). </w:t>
+      </w:r>
+      <w:r>
+        <w:rPr>
+          <w:rFonts w:ascii="Times New Roman" w:hAnsi="Times New Roman" w:cs="Times New Roman"/>
+          <w:sz w:val="22"/>
+          <w:szCs w:val="22"/>
+        </w:rPr>
+        <w:t xml:space="preserve">Overall, this study proved that interactive feedforward can be an effective method of improving player performance over time. </w:t>
+      </w:r>
+    </w:p>
+    <w:p>
+      <w:pPr>
+        <w:spacing w:after="0" w:line="276" w:lineRule="auto"/>
+        <w:rPr>
+          <w:rFonts w:ascii="Times New Roman" w:hAnsi="Times New Roman" w:cs="Times New Roman"/>
+          <w:sz w:val="22"/>
+          <w:szCs w:val="22"/>
+        </w:rPr>
+      </w:pPr>
+    </w:p>
+    <w:p>
+      <w:pPr>
+        <w:spacing w:after="0" w:line="276" w:lineRule="auto"/>
+        <w:rPr>
+          <w:rFonts w:ascii="Times New Roman" w:hAnsi="Times New Roman" w:cs="Times New Roman"/>
+          <w:sz w:val="22"/>
+          <w:szCs w:val="22"/>
+        </w:rPr>
+      </w:pPr>
+      <w:r>
+        <w:rPr>
+          <w:rFonts w:ascii="Times New Roman" w:hAnsi="Times New Roman" w:cs="Times New Roman"/>
+          <w:sz w:val="22"/>
+          <w:szCs w:val="22"/>
+        </w:rPr>
+        <w:t xml:space="preserve">A study in 2018 examined the application of interactive feedforward in high-intensity VR exergaming, addressing the gap in effective protocols for high intensity exercise in virtual environments. Researchers tested the interactive feedforward training technique by having participants cycle against either models of their own </w:t>
+      </w:r>
+      <w:r>
+        <w:rPr>
+          <w:rFonts w:ascii="Times New Roman" w:hAnsi="Times New Roman" w:cs="Times New Roman"/>
+          <w:sz w:val="22"/>
+          <w:szCs w:val="22"/>
+        </w:rPr>
+        <w:t>selves’</w:t>
+      </w:r>
+      <w:r>
+        <w:rPr>
+          <w:rFonts w:ascii="Times New Roman" w:hAnsi="Times New Roman" w:cs="Times New Roman"/>
+          <w:sz w:val="22"/>
+          <w:szCs w:val="22"/>
+        </w:rPr>
+        <w:t xml:space="preserve"> previous performances, or virtual competitors, with varying levels of resistance and awareness. The results demonstrated that interactive feedforward successfully enhanced participant performance while preserving intrinsic motivation, even when participants were aware of the interventions. Notably, competing against modified self-models proved more effective than competing against virtual competitors. These findings suggest that interactive feedforward offers a promising approach for designing high-intensity VR exergames that can simultaneously improve physical performance and maintain user engagement</w:t>
+      </w:r>
+      <w:r>
+        <w:rPr>
+          <w:rFonts w:ascii="Times New Roman" w:hAnsi="Times New Roman" w:cs="Times New Roman"/>
+          <w:sz w:val="22"/>
+          <w:szCs w:val="22"/>
+        </w:rPr>
+        <w:t xml:space="preserve"> (</w:t>
+      </w:r>
+      <w:r>
+        <w:rPr>
+          <w:rFonts w:ascii="Times New Roman" w:hAnsi="Times New Roman" w:cs="Times New Roman"/>
           <w:color w:val="FF0000"/>
           <w:sz w:val="22"/>
           <w:szCs w:val="22"/>
         </w:rPr>
-        <w:t>(Barathi et al 2020)</w:t>
-      </w:r>
-      <w:r>
-        <w:rPr>
-          <w:rFonts w:cs="Calibri"/>
-          <w:sz w:val="22"/>
-          <w:szCs w:val="22"/>
-        </w:rPr>
-        <w:t>. It can be used to enhance performance, understanding, and engagement by providing users with previous of potential outcomes and guiding them towards better results.</w:t>
-      </w:r>
-    </w:p>
-    <w:p>
-      <w:pPr>
-        <w:spacing w:after="0" w:line="276" w:lineRule="auto"/>
-        <w:rPr>
-          <w:rFonts w:cs="Calibri"/>
-          <w:sz w:val="22"/>
-          <w:szCs w:val="22"/>
-        </w:rPr>
-      </w:pPr>
-    </w:p>
-    <w:p>
-      <w:pPr>
-        <w:spacing w:after="0" w:line="276" w:lineRule="auto"/>
-        <w:rPr>
-          <w:rFonts w:cs="Calibri"/>
-          <w:sz w:val="22"/>
-          <w:szCs w:val="22"/>
-        </w:rPr>
-      </w:pPr>
-      <w:r>
-        <w:rPr>
-          <w:rFonts w:cs="Calibri"/>
-          <w:sz w:val="22"/>
-          <w:szCs w:val="22"/>
-        </w:rPr>
-        <w:t>Unlike traditional feedback, which focuses on past performance, feedforward focuses on future possibilities and potential outcomes. Its about anticipating what might happen and guiding users toward desired results. Interactive feedforward takes this concept further by incorporating real-time interaction and feedback within the system. This allows for dynamic adjustments and improvements as the user progresses.</w:t>
-      </w:r>
-    </w:p>
-    <w:p>
-      <w:pPr>
-        <w:spacing w:after="0" w:line="276" w:lineRule="auto"/>
-        <w:rPr>
-          <w:rFonts w:cs="Calibri"/>
-          <w:sz w:val="22"/>
-          <w:szCs w:val="22"/>
-        </w:rPr>
-      </w:pPr>
-    </w:p>
-    <w:p>
-      <w:pPr>
-        <w:spacing w:after="0" w:line="276" w:lineRule="auto"/>
-        <w:rPr>
-          <w:rFonts w:cs="Calibri"/>
-          <w:sz w:val="22"/>
-          <w:szCs w:val="22"/>
-        </w:rPr>
-      </w:pPr>
-      <w:r>
-        <w:rPr>
-          <w:rFonts w:cs="Calibri"/>
-          <w:sz w:val="22"/>
-          <w:szCs w:val="22"/>
-        </w:rPr>
-        <w:t>A</w:t>
-      </w:r>
-      <w:r>
-        <w:rPr>
-          <w:rFonts w:cs="Calibri"/>
-          <w:sz w:val="22"/>
-          <w:szCs w:val="22"/>
-        </w:rPr>
-        <w:t xml:space="preserve"> HIIT (High Intensity Interval Training) 4-week</w:t>
-      </w:r>
-      <w:r>
-        <w:rPr>
-          <w:rFonts w:cs="Calibri"/>
-          <w:sz w:val="22"/>
-          <w:szCs w:val="22"/>
-        </w:rPr>
-        <w:t xml:space="preserve"> longitudinal study on exergaming with the use of interactive feedforward had </w:t>
-      </w:r>
-      <w:r>
-        <w:rPr>
-          <w:rFonts w:cs="Calibri"/>
-          <w:sz w:val="22"/>
-          <w:szCs w:val="22"/>
-        </w:rPr>
-        <w:t>user</w:t>
-      </w:r>
-      <w:r>
-        <w:rPr>
-          <w:rFonts w:cs="Calibri"/>
-          <w:sz w:val="22"/>
-          <w:szCs w:val="22"/>
-        </w:rPr>
-        <w:t>’s</w:t>
-      </w:r>
-      <w:r>
-        <w:rPr>
-          <w:rFonts w:cs="Calibri"/>
-          <w:sz w:val="22"/>
-          <w:szCs w:val="22"/>
-        </w:rPr>
-        <w:t xml:space="preserve"> </w:t>
-      </w:r>
-      <w:r>
-        <w:rPr>
-          <w:rFonts w:cs="Calibri"/>
-          <w:sz w:val="22"/>
-          <w:szCs w:val="22"/>
-        </w:rPr>
-        <w:t>complete workouts with no ghost condition, and with a ghost condition where logged performances were</w:t>
-      </w:r>
-      <w:r>
-        <w:rPr>
-          <w:rFonts w:cs="Calibri"/>
-          <w:sz w:val="22"/>
-          <w:szCs w:val="22"/>
-        </w:rPr>
-        <w:t xml:space="preserve"> put into a ghost non-player character with an increased performance of 5%</w:t>
-      </w:r>
-      <w:r>
-        <w:rPr>
-          <w:rFonts w:cs="Calibri"/>
-          <w:sz w:val="22"/>
-          <w:szCs w:val="22"/>
-        </w:rPr>
-        <w:t xml:space="preserve"> to visualise the future potential performance of the user. During this study participants who engaged in the non-competitive scenario made an average performance gain of 8%, compared to the participants who engaged in the competitive scenario using interactive feedforward made an average performance gain of 16%. Additionally, participants in the competitive (</w:t>
-      </w:r>
-      <w:proofErr w:type="gramStart"/>
-      <w:r>
-        <w:rPr>
-          <w:rFonts w:cs="Calibri"/>
-          <w:sz w:val="22"/>
-          <w:szCs w:val="22"/>
-        </w:rPr>
-        <w:t>Multi-Ghost</w:t>
-      </w:r>
-      <w:proofErr w:type="gramEnd"/>
-      <w:r>
-        <w:rPr>
-          <w:rFonts w:cs="Calibri"/>
-          <w:sz w:val="22"/>
-          <w:szCs w:val="22"/>
-        </w:rPr>
-        <w:t>) group found that they were more intrinsically motivated, had a greater perceived competence, and but in a greater amount of effort, compared to the solo cycling group (Non-Competitive)</w:t>
-      </w:r>
-      <w:r>
-        <w:rPr>
-          <w:rFonts w:cs="Calibri"/>
-          <w:sz w:val="22"/>
-          <w:szCs w:val="22"/>
-        </w:rPr>
-        <w:t xml:space="preserve"> </w:t>
-      </w:r>
-      <w:r>
-        <w:rPr>
-          <w:rFonts w:cs="Calibri"/>
-          <w:color w:val="FF0000"/>
-          <w:sz w:val="22"/>
-          <w:szCs w:val="22"/>
-        </w:rPr>
-        <w:t xml:space="preserve">(Michael et al 2020). </w:t>
-      </w:r>
-      <w:r>
-        <w:rPr>
-          <w:rFonts w:cs="Calibri"/>
-          <w:sz w:val="22"/>
-          <w:szCs w:val="22"/>
-        </w:rPr>
-        <w:t xml:space="preserve">Overall, this study proved that interactive feedforward can be an effective method of improving player performance over time. </w:t>
-      </w:r>
-    </w:p>
-    <w:p>
-      <w:pPr>
-        <w:spacing w:after="0" w:line="276" w:lineRule="auto"/>
-        <w:rPr>
-          <w:rFonts w:cs="Calibri"/>
-          <w:sz w:val="22"/>
-          <w:szCs w:val="22"/>
-        </w:rPr>
-      </w:pPr>
-    </w:p>
-    <w:p>
-      <w:pPr>
-        <w:spacing w:after="0" w:line="276" w:lineRule="auto"/>
-        <w:rPr>
-          <w:rFonts w:cs="Calibri"/>
-          <w:sz w:val="22"/>
-          <w:szCs w:val="22"/>
-        </w:rPr>
-      </w:pPr>
-      <w:r>
-        <w:rPr>
-          <w:rFonts w:cs="Calibri"/>
-          <w:sz w:val="22"/>
-          <w:szCs w:val="22"/>
-        </w:rPr>
-        <w:t xml:space="preserve">A study in 2018 examined the application of interactive feedforward in high-intensity VR exergaming, addressing the gap in effective protocols for high intensity exercise in virtual </w:t>
-      </w:r>
-      <w:r>
-        <w:rPr>
-          <w:rFonts w:cs="Calibri"/>
-          <w:sz w:val="22"/>
-          <w:szCs w:val="22"/>
-        </w:rPr>
-        <w:lastRenderedPageBreak/>
-        <w:t xml:space="preserve">environments. Researchers tested the interactive feedforward training technique by having participants cycle against either models of their own </w:t>
-      </w:r>
-      <w:r>
-        <w:rPr>
-          <w:rFonts w:cs="Calibri"/>
-          <w:sz w:val="22"/>
-          <w:szCs w:val="22"/>
-        </w:rPr>
-        <w:t>selves’</w:t>
-      </w:r>
-      <w:r>
-        <w:rPr>
-          <w:rFonts w:cs="Calibri"/>
-          <w:sz w:val="22"/>
-          <w:szCs w:val="22"/>
-        </w:rPr>
-        <w:t xml:space="preserve"> previous performances, or virtual competitors, with varying levels of resistance and awareness. The results demonstrated that interactive feedforward successfully enhanced participant performance while preserving intrinsic motivation, even when participants were aware of the interventions. Notably, competing against modified self-models proved more effective than competing against virtual competitors. These findings suggest that interactive feedforward offers a promising approach for designing high-intensity VR exergames that can simultaneously improve physical performance and maintain user engagement</w:t>
-      </w:r>
-      <w:r>
-        <w:rPr>
-          <w:rFonts w:cs="Calibri"/>
-          <w:sz w:val="22"/>
-          <w:szCs w:val="22"/>
-        </w:rPr>
-        <w:t xml:space="preserve"> (</w:t>
-      </w:r>
-      <w:r>
-        <w:rPr>
-          <w:rFonts w:cs="Calibri"/>
-          <w:color w:val="FF0000"/>
-          <w:sz w:val="22"/>
-          <w:szCs w:val="22"/>
-        </w:rPr>
         <w:t>Barathi et al 2018</w:t>
       </w:r>
       <w:r>
         <w:rPr>
-          <w:rFonts w:cs="Calibri"/>
+          <w:rFonts w:ascii="Times New Roman" w:hAnsi="Times New Roman" w:cs="Times New Roman"/>
           <w:sz w:val="22"/>
           <w:szCs w:val="22"/>
         </w:rPr>
@@ -2049,7 +1972,7 @@
       </w:r>
       <w:r>
         <w:rPr>
-          <w:rFonts w:cs="Calibri"/>
+          <w:rFonts w:ascii="Times New Roman" w:hAnsi="Times New Roman" w:cs="Times New Roman"/>
           <w:sz w:val="22"/>
           <w:szCs w:val="22"/>
         </w:rPr>
@@ -2060,7 +1983,7 @@
       <w:pPr>
         <w:spacing w:after="0" w:line="276" w:lineRule="auto"/>
         <w:rPr>
-          <w:rFonts w:cs="Calibri"/>
+          <w:rFonts w:ascii="Times New Roman" w:hAnsi="Times New Roman" w:cs="Times New Roman"/>
           <w:sz w:val="22"/>
           <w:szCs w:val="22"/>
         </w:rPr>
@@ -2075,14 +1998,14 @@
         </w:numPr>
         <w:spacing w:after="0" w:line="276" w:lineRule="auto"/>
         <w:rPr>
-          <w:rFonts w:cs="Calibri"/>
-          <w:sz w:val="22"/>
-          <w:szCs w:val="22"/>
-        </w:rPr>
-      </w:pPr>
-      <w:r>
-        <w:rPr>
-          <w:rFonts w:cs="Calibri"/>
+          <w:rFonts w:ascii="Times New Roman" w:hAnsi="Times New Roman" w:cs="Times New Roman"/>
+          <w:sz w:val="22"/>
+          <w:szCs w:val="22"/>
+        </w:rPr>
+      </w:pPr>
+      <w:r>
+        <w:rPr>
+          <w:rFonts w:ascii="Times New Roman" w:hAnsi="Times New Roman" w:cs="Times New Roman"/>
           <w:sz w:val="22"/>
           <w:szCs w:val="22"/>
         </w:rPr>
@@ -2093,24 +2016,24 @@
       <w:pPr>
         <w:spacing w:after="0" w:line="276" w:lineRule="auto"/>
         <w:rPr>
-          <w:rFonts w:cs="Calibri"/>
-          <w:sz w:val="22"/>
-          <w:szCs w:val="22"/>
-        </w:rPr>
-      </w:pPr>
-    </w:p>
-    <w:p>
-      <w:pPr>
-        <w:spacing w:after="0" w:line="276" w:lineRule="auto"/>
-        <w:rPr>
-          <w:rFonts w:cs="Calibri"/>
-          <w:sz w:val="22"/>
-          <w:szCs w:val="22"/>
-        </w:rPr>
-      </w:pPr>
-      <w:r>
-        <w:rPr>
-          <w:rFonts w:cs="Calibri"/>
+          <w:rFonts w:ascii="Times New Roman" w:hAnsi="Times New Roman" w:cs="Times New Roman"/>
+          <w:sz w:val="22"/>
+          <w:szCs w:val="22"/>
+        </w:rPr>
+      </w:pPr>
+    </w:p>
+    <w:p>
+      <w:pPr>
+        <w:spacing w:after="0" w:line="276" w:lineRule="auto"/>
+        <w:rPr>
+          <w:rFonts w:ascii="Times New Roman" w:hAnsi="Times New Roman" w:cs="Times New Roman"/>
+          <w:sz w:val="22"/>
+          <w:szCs w:val="22"/>
+        </w:rPr>
+      </w:pPr>
+      <w:r>
+        <w:rPr>
+          <w:rFonts w:ascii="Times New Roman" w:hAnsi="Times New Roman" w:cs="Times New Roman"/>
           <w:sz w:val="22"/>
           <w:szCs w:val="22"/>
         </w:rPr>
@@ -2121,24 +2044,24 @@
       <w:pPr>
         <w:spacing w:after="0" w:line="276" w:lineRule="auto"/>
         <w:rPr>
-          <w:rFonts w:cs="Calibri"/>
-          <w:sz w:val="22"/>
-          <w:szCs w:val="22"/>
-        </w:rPr>
-      </w:pPr>
-    </w:p>
-    <w:p>
-      <w:pPr>
-        <w:spacing w:after="0" w:line="276" w:lineRule="auto"/>
-        <w:rPr>
-          <w:rFonts w:cs="Calibri"/>
-          <w:sz w:val="22"/>
-          <w:szCs w:val="22"/>
-        </w:rPr>
-      </w:pPr>
-      <w:r>
-        <w:rPr>
-          <w:rFonts w:cs="Calibri"/>
+          <w:rFonts w:ascii="Times New Roman" w:hAnsi="Times New Roman" w:cs="Times New Roman"/>
+          <w:sz w:val="22"/>
+          <w:szCs w:val="22"/>
+        </w:rPr>
+      </w:pPr>
+    </w:p>
+    <w:p>
+      <w:pPr>
+        <w:spacing w:after="0" w:line="276" w:lineRule="auto"/>
+        <w:rPr>
+          <w:rFonts w:ascii="Times New Roman" w:hAnsi="Times New Roman" w:cs="Times New Roman"/>
+          <w:sz w:val="22"/>
+          <w:szCs w:val="22"/>
+        </w:rPr>
+      </w:pPr>
+      <w:r>
+        <w:rPr>
+          <w:rFonts w:ascii="Times New Roman" w:hAnsi="Times New Roman" w:cs="Times New Roman"/>
           <w:sz w:val="22"/>
           <w:szCs w:val="22"/>
         </w:rPr>
@@ -2146,7 +2069,7 @@
       </w:r>
       <w:r>
         <w:rPr>
-          <w:rFonts w:cs="Calibri"/>
+          <w:rFonts w:ascii="Times New Roman" w:hAnsi="Times New Roman" w:cs="Times New Roman"/>
           <w:color w:val="FF0000"/>
           <w:sz w:val="22"/>
           <w:szCs w:val="22"/>
@@ -2155,7 +2078,7 @@
       </w:r>
       <w:r>
         <w:rPr>
-          <w:rFonts w:cs="Calibri"/>
+          <w:rFonts w:ascii="Times New Roman" w:hAnsi="Times New Roman" w:cs="Times New Roman"/>
           <w:sz w:val="22"/>
           <w:szCs w:val="22"/>
         </w:rPr>
@@ -2163,7 +2086,7 @@
       </w:r>
       <w:r>
         <w:rPr>
-          <w:rFonts w:cs="Calibri"/>
+          <w:rFonts w:ascii="Times New Roman" w:hAnsi="Times New Roman" w:cs="Times New Roman"/>
           <w:sz w:val="22"/>
           <w:szCs w:val="22"/>
         </w:rPr>
@@ -2173,7 +2096,7 @@
         <w:r>
           <w:rPr>
             <w:rStyle w:val="Hyperlink"/>
-            <w:rFonts w:cs="Calibri"/>
+            <w:rFonts w:ascii="Times New Roman" w:hAnsi="Times New Roman" w:cs="Times New Roman"/>
             <w:sz w:val="22"/>
             <w:szCs w:val="22"/>
           </w:rPr>
@@ -2182,7 +2105,7 @@
       </w:hyperlink>
       <w:r>
         <w:rPr>
-          <w:rFonts w:cs="Calibri"/>
+          <w:rFonts w:ascii="Times New Roman" w:hAnsi="Times New Roman" w:cs="Times New Roman"/>
           <w:sz w:val="22"/>
           <w:szCs w:val="22"/>
         </w:rPr>
@@ -2190,7 +2113,7 @@
       </w:r>
       <w:r>
         <w:rPr>
-          <w:rFonts w:cs="Calibri"/>
+          <w:rFonts w:ascii="Times New Roman" w:hAnsi="Times New Roman" w:cs="Times New Roman"/>
           <w:sz w:val="22"/>
           <w:szCs w:val="22"/>
         </w:rPr>
@@ -2200,7 +2123,7 @@
         <w:r>
           <w:rPr>
             <w:rStyle w:val="Hyperlink"/>
-            <w:rFonts w:cs="Calibri"/>
+            <w:rFonts w:ascii="Times New Roman" w:hAnsi="Times New Roman" w:cs="Times New Roman"/>
             <w:sz w:val="22"/>
             <w:szCs w:val="22"/>
           </w:rPr>
@@ -2209,7 +2132,7 @@
       </w:hyperlink>
       <w:r>
         <w:rPr>
-          <w:rFonts w:cs="Calibri"/>
+          <w:rFonts w:ascii="Times New Roman" w:hAnsi="Times New Roman" w:cs="Times New Roman"/>
           <w:sz w:val="22"/>
           <w:szCs w:val="22"/>
         </w:rPr>
@@ -2217,7 +2140,7 @@
       </w:r>
       <w:r>
         <w:rPr>
-          <w:rFonts w:cs="Calibri"/>
+          <w:rFonts w:ascii="Times New Roman" w:hAnsi="Times New Roman" w:cs="Times New Roman"/>
           <w:sz w:val="22"/>
           <w:szCs w:val="22"/>
         </w:rPr>
@@ -2225,7 +2148,7 @@
       </w:r>
       <w:r>
         <w:rPr>
-          <w:rFonts w:cs="Calibri"/>
+          <w:rFonts w:ascii="Times New Roman" w:hAnsi="Times New Roman" w:cs="Times New Roman"/>
           <w:sz w:val="22"/>
           <w:szCs w:val="22"/>
         </w:rPr>
@@ -2233,7 +2156,7 @@
       </w:r>
       <w:r>
         <w:rPr>
-          <w:rFonts w:cs="Calibri"/>
+          <w:rFonts w:ascii="Times New Roman" w:hAnsi="Times New Roman" w:cs="Times New Roman"/>
           <w:sz w:val="22"/>
           <w:szCs w:val="22"/>
         </w:rPr>
@@ -2241,7 +2164,7 @@
       </w:r>
       <w:r>
         <w:rPr>
-          <w:rFonts w:cs="Calibri"/>
+          <w:rFonts w:ascii="Times New Roman" w:hAnsi="Times New Roman" w:cs="Times New Roman"/>
           <w:sz w:val="22"/>
           <w:szCs w:val="22"/>
         </w:rPr>
@@ -2249,7 +2172,7 @@
       </w:r>
       <w:r>
         <w:rPr>
-          <w:rFonts w:cs="Calibri"/>
+          <w:rFonts w:ascii="Times New Roman" w:hAnsi="Times New Roman" w:cs="Times New Roman"/>
           <w:sz w:val="22"/>
           <w:szCs w:val="22"/>
         </w:rPr>
@@ -2259,7 +2182,7 @@
         <w:r>
           <w:rPr>
             <w:rStyle w:val="Hyperlink"/>
-            <w:rFonts w:cs="Calibri"/>
+            <w:rFonts w:ascii="Times New Roman" w:hAnsi="Times New Roman" w:cs="Times New Roman"/>
             <w:sz w:val="22"/>
             <w:szCs w:val="22"/>
           </w:rPr>
@@ -2268,7 +2191,7 @@
       </w:hyperlink>
       <w:r>
         <w:rPr>
-          <w:rFonts w:cs="Calibri"/>
+          <w:rFonts w:ascii="Times New Roman" w:hAnsi="Times New Roman" w:cs="Times New Roman"/>
           <w:sz w:val="22"/>
           <w:szCs w:val="22"/>
         </w:rPr>
@@ -2278,7 +2201,7 @@
         <w:r>
           <w:rPr>
             <w:rStyle w:val="Hyperlink"/>
-            <w:rFonts w:cs="Calibri"/>
+            <w:rFonts w:ascii="Times New Roman" w:hAnsi="Times New Roman" w:cs="Times New Roman"/>
             <w:sz w:val="22"/>
             <w:szCs w:val="22"/>
           </w:rPr>
@@ -2287,7 +2210,7 @@
       </w:hyperlink>
       <w:r>
         <w:rPr>
-          <w:rFonts w:cs="Calibri"/>
+          <w:rFonts w:ascii="Times New Roman" w:hAnsi="Times New Roman" w:cs="Times New Roman"/>
           <w:sz w:val="22"/>
           <w:szCs w:val="22"/>
         </w:rPr>
@@ -2298,24 +2221,24 @@
       <w:pPr>
         <w:spacing w:after="0" w:line="276" w:lineRule="auto"/>
         <w:rPr>
-          <w:rFonts w:cs="Calibri"/>
-          <w:sz w:val="22"/>
-          <w:szCs w:val="22"/>
-        </w:rPr>
-      </w:pPr>
-    </w:p>
-    <w:p>
-      <w:pPr>
-        <w:spacing w:after="0" w:line="276" w:lineRule="auto"/>
-        <w:rPr>
-          <w:rFonts w:cs="Calibri"/>
-          <w:sz w:val="22"/>
-          <w:szCs w:val="22"/>
-        </w:rPr>
-      </w:pPr>
-      <w:r>
-        <w:rPr>
-          <w:rFonts w:cs="Calibri"/>
+          <w:rFonts w:ascii="Times New Roman" w:hAnsi="Times New Roman" w:cs="Times New Roman"/>
+          <w:sz w:val="22"/>
+          <w:szCs w:val="22"/>
+        </w:rPr>
+      </w:pPr>
+    </w:p>
+    <w:p>
+      <w:pPr>
+        <w:spacing w:after="0" w:line="276" w:lineRule="auto"/>
+        <w:rPr>
+          <w:rFonts w:ascii="Times New Roman" w:hAnsi="Times New Roman" w:cs="Times New Roman"/>
+          <w:sz w:val="22"/>
+          <w:szCs w:val="22"/>
+        </w:rPr>
+      </w:pPr>
+      <w:r>
+        <w:rPr>
+          <w:rFonts w:ascii="Times New Roman" w:hAnsi="Times New Roman" w:cs="Times New Roman"/>
           <w:sz w:val="22"/>
           <w:szCs w:val="22"/>
         </w:rPr>
@@ -2326,32 +2249,41 @@
       <w:pPr>
         <w:spacing w:after="0" w:line="276" w:lineRule="auto"/>
         <w:rPr>
-          <w:rFonts w:cs="Calibri"/>
-          <w:sz w:val="22"/>
-          <w:szCs w:val="22"/>
-        </w:rPr>
-      </w:pPr>
-    </w:p>
-    <w:p>
-      <w:pPr>
-        <w:spacing w:after="0" w:line="276" w:lineRule="auto"/>
-        <w:rPr>
-          <w:rFonts w:cs="Calibri"/>
-          <w:sz w:val="22"/>
-          <w:szCs w:val="22"/>
-        </w:rPr>
-      </w:pPr>
-      <w:r>
-        <w:rPr>
-          <w:rFonts w:cs="Calibri"/>
-          <w:sz w:val="22"/>
-          <w:szCs w:val="22"/>
-        </w:rPr>
-        <w:t>Mental illness has become a major health problem worldwide, particularly during COVID-19 it was estimated that approximately 12% of the global population had various mental illnesses, which was associated with a significant burden on healthcare systems like the NHS</w:t>
-      </w:r>
-      <w:r>
-        <w:rPr>
-          <w:rFonts w:cs="Calibri"/>
+          <w:rFonts w:ascii="Times New Roman" w:hAnsi="Times New Roman" w:cs="Times New Roman"/>
+          <w:sz w:val="22"/>
+          <w:szCs w:val="22"/>
+        </w:rPr>
+      </w:pPr>
+    </w:p>
+    <w:p>
+      <w:pPr>
+        <w:spacing w:after="0" w:line="276" w:lineRule="auto"/>
+        <w:rPr>
+          <w:rFonts w:ascii="Times New Roman" w:hAnsi="Times New Roman" w:cs="Times New Roman"/>
+          <w:sz w:val="22"/>
+          <w:szCs w:val="22"/>
+        </w:rPr>
+      </w:pPr>
+      <w:r>
+        <w:rPr>
+          <w:rFonts w:ascii="Times New Roman" w:hAnsi="Times New Roman" w:cs="Times New Roman"/>
+          <w:sz w:val="22"/>
+          <w:szCs w:val="22"/>
+        </w:rPr>
+        <w:t xml:space="preserve">Mental illness has become a major health problem worldwide, particularly during COVID-19 it was estimated that approximately 12% of the global population had various mental illnesses, which was </w:t>
+      </w:r>
+      <w:r>
+        <w:rPr>
+          <w:rFonts w:ascii="Times New Roman" w:hAnsi="Times New Roman" w:cs="Times New Roman"/>
+          <w:sz w:val="22"/>
+          <w:szCs w:val="22"/>
+        </w:rPr>
+        <w:lastRenderedPageBreak/>
+        <w:t>associated with a significant burden on healthcare systems like the NHS</w:t>
+      </w:r>
+      <w:r>
+        <w:rPr>
+          <w:rFonts w:ascii="Times New Roman" w:hAnsi="Times New Roman" w:cs="Times New Roman"/>
           <w:sz w:val="22"/>
           <w:szCs w:val="22"/>
         </w:rPr>
@@ -2359,7 +2291,7 @@
       </w:r>
       <w:r>
         <w:rPr>
-          <w:rFonts w:cs="Calibri"/>
+          <w:rFonts w:ascii="Times New Roman" w:hAnsi="Times New Roman" w:cs="Times New Roman"/>
           <w:color w:val="FF0000"/>
           <w:sz w:val="22"/>
           <w:szCs w:val="22"/>
@@ -2368,7 +2300,7 @@
       </w:r>
       <w:r>
         <w:rPr>
-          <w:rFonts w:cs="Calibri"/>
+          <w:rFonts w:ascii="Times New Roman" w:hAnsi="Times New Roman" w:cs="Times New Roman"/>
           <w:sz w:val="22"/>
           <w:szCs w:val="22"/>
         </w:rPr>
@@ -2379,24 +2311,24 @@
       <w:pPr>
         <w:spacing w:after="0" w:line="276" w:lineRule="auto"/>
         <w:rPr>
-          <w:rFonts w:cs="Calibri"/>
-          <w:sz w:val="22"/>
-          <w:szCs w:val="22"/>
-        </w:rPr>
-      </w:pPr>
-    </w:p>
-    <w:p>
-      <w:pPr>
-        <w:spacing w:after="0" w:line="276" w:lineRule="auto"/>
-        <w:rPr>
-          <w:rFonts w:cs="Calibri"/>
-          <w:sz w:val="22"/>
-          <w:szCs w:val="22"/>
-        </w:rPr>
-      </w:pPr>
-      <w:r>
-        <w:rPr>
-          <w:rFonts w:cs="Calibri"/>
+          <w:rFonts w:ascii="Times New Roman" w:hAnsi="Times New Roman" w:cs="Times New Roman"/>
+          <w:sz w:val="22"/>
+          <w:szCs w:val="22"/>
+        </w:rPr>
+      </w:pPr>
+    </w:p>
+    <w:p>
+      <w:pPr>
+        <w:spacing w:after="0" w:line="276" w:lineRule="auto"/>
+        <w:rPr>
+          <w:rFonts w:ascii="Times New Roman" w:hAnsi="Times New Roman" w:cs="Times New Roman"/>
+          <w:sz w:val="22"/>
+          <w:szCs w:val="22"/>
+        </w:rPr>
+      </w:pPr>
+      <w:r>
+        <w:rPr>
+          <w:rFonts w:ascii="Times New Roman" w:hAnsi="Times New Roman" w:cs="Times New Roman"/>
           <w:sz w:val="22"/>
           <w:szCs w:val="22"/>
         </w:rPr>
@@ -2407,24 +2339,24 @@
       <w:pPr>
         <w:spacing w:after="0" w:line="276" w:lineRule="auto"/>
         <w:rPr>
-          <w:rFonts w:cs="Calibri"/>
-          <w:sz w:val="22"/>
-          <w:szCs w:val="22"/>
-        </w:rPr>
-      </w:pPr>
-    </w:p>
-    <w:p>
-      <w:pPr>
-        <w:spacing w:after="0" w:line="276" w:lineRule="auto"/>
-        <w:rPr>
-          <w:rFonts w:cs="Calibri"/>
-          <w:sz w:val="22"/>
-          <w:szCs w:val="22"/>
-        </w:rPr>
-      </w:pPr>
-      <w:r>
-        <w:rPr>
-          <w:rFonts w:cs="Calibri"/>
+          <w:rFonts w:ascii="Times New Roman" w:hAnsi="Times New Roman" w:cs="Times New Roman"/>
+          <w:sz w:val="22"/>
+          <w:szCs w:val="22"/>
+        </w:rPr>
+      </w:pPr>
+    </w:p>
+    <w:p>
+      <w:pPr>
+        <w:spacing w:after="0" w:line="276" w:lineRule="auto"/>
+        <w:rPr>
+          <w:rFonts w:ascii="Times New Roman" w:hAnsi="Times New Roman" w:cs="Times New Roman"/>
+          <w:sz w:val="22"/>
+          <w:szCs w:val="22"/>
+        </w:rPr>
+      </w:pPr>
+      <w:r>
+        <w:rPr>
+          <w:rFonts w:ascii="Times New Roman" w:hAnsi="Times New Roman" w:cs="Times New Roman"/>
           <w:sz w:val="22"/>
           <w:szCs w:val="22"/>
         </w:rPr>
@@ -2434,7 +2366,7 @@
         <w:r>
           <w:rPr>
             <w:rStyle w:val="Hyperlink"/>
-            <w:rFonts w:cs="Calibri"/>
+            <w:rFonts w:ascii="Times New Roman" w:hAnsi="Times New Roman" w:cs="Times New Roman"/>
             <w:sz w:val="22"/>
             <w:szCs w:val="22"/>
           </w:rPr>
@@ -2443,7 +2375,7 @@
       </w:hyperlink>
       <w:r>
         <w:rPr>
-          <w:rFonts w:cs="Calibri"/>
+          <w:rFonts w:ascii="Times New Roman" w:hAnsi="Times New Roman" w:cs="Times New Roman"/>
           <w:sz w:val="22"/>
           <w:szCs w:val="22"/>
         </w:rPr>
@@ -2453,7 +2385,7 @@
         <w:r>
           <w:rPr>
             <w:rStyle w:val="Hyperlink"/>
-            <w:rFonts w:cs="Calibri"/>
+            <w:rFonts w:ascii="Times New Roman" w:hAnsi="Times New Roman" w:cs="Times New Roman"/>
             <w:sz w:val="22"/>
             <w:szCs w:val="22"/>
           </w:rPr>
@@ -2462,7 +2394,7 @@
       </w:hyperlink>
       <w:r>
         <w:rPr>
-          <w:rFonts w:cs="Calibri"/>
+          <w:rFonts w:ascii="Times New Roman" w:hAnsi="Times New Roman" w:cs="Times New Roman"/>
           <w:sz w:val="22"/>
           <w:szCs w:val="22"/>
         </w:rPr>
@@ -2470,7 +2402,7 @@
       </w:r>
       <w:r>
         <w:rPr>
-          <w:rFonts w:cs="Calibri"/>
+          <w:rFonts w:ascii="Times New Roman" w:hAnsi="Times New Roman" w:cs="Times New Roman"/>
           <w:sz w:val="22"/>
           <w:szCs w:val="22"/>
         </w:rPr>
@@ -2478,7 +2410,7 @@
       </w:r>
       <w:r>
         <w:rPr>
-          <w:rFonts w:cs="Calibri"/>
+          <w:rFonts w:ascii="Times New Roman" w:hAnsi="Times New Roman" w:cs="Times New Roman"/>
           <w:sz w:val="22"/>
           <w:szCs w:val="22"/>
         </w:rPr>
@@ -2486,7 +2418,7 @@
       </w:r>
       <w:r>
         <w:rPr>
-          <w:rFonts w:cs="Calibri"/>
+          <w:rFonts w:ascii="Times New Roman" w:hAnsi="Times New Roman" w:cs="Times New Roman"/>
           <w:sz w:val="22"/>
           <w:szCs w:val="22"/>
         </w:rPr>
@@ -2494,26 +2426,17 @@
       </w:r>
       <w:r>
         <w:rPr>
-          <w:rFonts w:cs="Calibri"/>
-          <w:sz w:val="22"/>
-          <w:szCs w:val="22"/>
-        </w:rPr>
-        <w:t xml:space="preserve">l health issues, all of which contribute to time off work. Additionally, a lack of physical activity can impair cognitive function, making it harder for employees to focus and concentrate, </w:t>
-      </w:r>
-      <w:r>
-        <w:rPr>
-          <w:rFonts w:cs="Calibri"/>
-          <w:sz w:val="22"/>
-          <w:szCs w:val="22"/>
-        </w:rPr>
-        <w:lastRenderedPageBreak/>
-        <w:t>impacting their productivity while at work. In terms of presenteeism, individuals who are not physically active lose a larger amount of working time (between 2,6 and 3,71 days per year) compared to an individual who is physically active</w:t>
+          <w:rFonts w:ascii="Times New Roman" w:hAnsi="Times New Roman" w:cs="Times New Roman"/>
+          <w:sz w:val="22"/>
+          <w:szCs w:val="22"/>
+        </w:rPr>
+        <w:t>l health issues, all of which contribute to time off work. Additionally, a lack of physical activity can impair cognitive function, making it harder for employees to focus and concentrate, impacting their productivity while at work. In terms of presenteeism, individuals who are not physically active lose a larger amount of working time (between 2,6 and 3,71 days per year) compared to an individual who is physically active</w:t>
       </w:r>
       <w:hyperlink r:id="rId13" w:history="1">
         <w:r>
           <w:rPr>
             <w:rStyle w:val="Hyperlink"/>
-            <w:rFonts w:cs="Calibri"/>
+            <w:rFonts w:ascii="Times New Roman" w:hAnsi="Times New Roman" w:cs="Times New Roman"/>
             <w:sz w:val="22"/>
             <w:szCs w:val="22"/>
           </w:rPr>
@@ -2522,7 +2445,7 @@
       </w:hyperlink>
       <w:r>
         <w:rPr>
-          <w:rFonts w:cs="Calibri"/>
+          <w:rFonts w:ascii="Times New Roman" w:hAnsi="Times New Roman" w:cs="Times New Roman"/>
           <w:sz w:val="22"/>
           <w:szCs w:val="22"/>
         </w:rPr>
@@ -2533,24 +2456,24 @@
       <w:pPr>
         <w:spacing w:after="0" w:line="276" w:lineRule="auto"/>
         <w:rPr>
-          <w:rFonts w:cs="Calibri"/>
-          <w:sz w:val="22"/>
-          <w:szCs w:val="22"/>
-        </w:rPr>
-      </w:pPr>
-    </w:p>
-    <w:p>
-      <w:pPr>
-        <w:spacing w:after="0" w:line="276" w:lineRule="auto"/>
-        <w:rPr>
-          <w:rFonts w:cs="Calibri"/>
-          <w:sz w:val="22"/>
-          <w:szCs w:val="22"/>
-        </w:rPr>
-      </w:pPr>
-      <w:r>
-        <w:rPr>
-          <w:rFonts w:cs="Calibri"/>
+          <w:rFonts w:ascii="Times New Roman" w:hAnsi="Times New Roman" w:cs="Times New Roman"/>
+          <w:sz w:val="22"/>
+          <w:szCs w:val="22"/>
+        </w:rPr>
+      </w:pPr>
+    </w:p>
+    <w:p>
+      <w:pPr>
+        <w:spacing w:after="0" w:line="276" w:lineRule="auto"/>
+        <w:rPr>
+          <w:rFonts w:ascii="Times New Roman" w:hAnsi="Times New Roman" w:cs="Times New Roman"/>
+          <w:sz w:val="22"/>
+          <w:szCs w:val="22"/>
+        </w:rPr>
+      </w:pPr>
+      <w:r>
+        <w:rPr>
+          <w:rFonts w:ascii="Times New Roman" w:hAnsi="Times New Roman" w:cs="Times New Roman"/>
           <w:sz w:val="22"/>
           <w:szCs w:val="22"/>
         </w:rPr>
@@ -2561,24 +2484,24 @@
       <w:pPr>
         <w:spacing w:after="0" w:line="276" w:lineRule="auto"/>
         <w:rPr>
-          <w:rFonts w:cs="Calibri"/>
-          <w:sz w:val="22"/>
-          <w:szCs w:val="22"/>
-        </w:rPr>
-      </w:pPr>
-    </w:p>
-    <w:p>
-      <w:pPr>
-        <w:spacing w:after="0" w:line="276" w:lineRule="auto"/>
-        <w:rPr>
-          <w:rFonts w:cs="Calibri"/>
-          <w:sz w:val="22"/>
-          <w:szCs w:val="22"/>
-        </w:rPr>
-      </w:pPr>
-      <w:r>
-        <w:rPr>
-          <w:rFonts w:cs="Calibri"/>
+          <w:rFonts w:ascii="Times New Roman" w:hAnsi="Times New Roman" w:cs="Times New Roman"/>
+          <w:sz w:val="22"/>
+          <w:szCs w:val="22"/>
+        </w:rPr>
+      </w:pPr>
+    </w:p>
+    <w:p>
+      <w:pPr>
+        <w:spacing w:after="0" w:line="276" w:lineRule="auto"/>
+        <w:rPr>
+          <w:rFonts w:ascii="Times New Roman" w:hAnsi="Times New Roman" w:cs="Times New Roman"/>
+          <w:sz w:val="22"/>
+          <w:szCs w:val="22"/>
+        </w:rPr>
+      </w:pPr>
+      <w:r>
+        <w:rPr>
+          <w:rFonts w:ascii="Times New Roman" w:hAnsi="Times New Roman" w:cs="Times New Roman"/>
           <w:sz w:val="22"/>
           <w:szCs w:val="22"/>
         </w:rPr>
@@ -2588,7 +2511,7 @@
         <w:r>
           <w:rPr>
             <w:rStyle w:val="Hyperlink"/>
-            <w:rFonts w:cs="Calibri"/>
+            <w:rFonts w:ascii="Times New Roman" w:hAnsi="Times New Roman" w:cs="Times New Roman"/>
             <w:sz w:val="22"/>
             <w:szCs w:val="22"/>
           </w:rPr>
@@ -2597,7 +2520,7 @@
       </w:hyperlink>
       <w:r>
         <w:rPr>
-          <w:rFonts w:cs="Calibri"/>
+          <w:rFonts w:ascii="Times New Roman" w:hAnsi="Times New Roman" w:cs="Times New Roman"/>
           <w:sz w:val="22"/>
           <w:szCs w:val="22"/>
         </w:rPr>
@@ -2605,7 +2528,7 @@
       </w:r>
       <w:r>
         <w:rPr>
-          <w:rFonts w:cs="Calibri"/>
+          <w:rFonts w:ascii="Times New Roman" w:hAnsi="Times New Roman" w:cs="Times New Roman"/>
           <w:sz w:val="22"/>
           <w:szCs w:val="22"/>
         </w:rPr>
@@ -2616,7 +2539,7 @@
       <w:pPr>
         <w:spacing w:after="0" w:line="276" w:lineRule="auto"/>
         <w:rPr>
-          <w:rFonts w:cs="Calibri"/>
+          <w:rFonts w:ascii="Times New Roman" w:hAnsi="Times New Roman" w:cs="Times New Roman"/>
           <w:sz w:val="22"/>
           <w:szCs w:val="22"/>
         </w:rPr>
@@ -2631,14 +2554,14 @@
         </w:numPr>
         <w:spacing w:after="0" w:line="276" w:lineRule="auto"/>
         <w:rPr>
-          <w:rFonts w:cs="Calibri"/>
-          <w:sz w:val="22"/>
-          <w:szCs w:val="22"/>
-        </w:rPr>
-      </w:pPr>
-      <w:r>
-        <w:rPr>
-          <w:rFonts w:cs="Calibri"/>
+          <w:rFonts w:ascii="Times New Roman" w:hAnsi="Times New Roman" w:cs="Times New Roman"/>
+          <w:sz w:val="22"/>
+          <w:szCs w:val="22"/>
+        </w:rPr>
+      </w:pPr>
+      <w:r>
+        <w:rPr>
+          <w:rFonts w:ascii="Times New Roman" w:hAnsi="Times New Roman" w:cs="Times New Roman"/>
           <w:sz w:val="22"/>
           <w:szCs w:val="22"/>
         </w:rPr>
@@ -2649,24 +2572,24 @@
       <w:pPr>
         <w:spacing w:after="0" w:line="276" w:lineRule="auto"/>
         <w:rPr>
-          <w:rFonts w:cs="Calibri"/>
-          <w:sz w:val="22"/>
-          <w:szCs w:val="22"/>
-        </w:rPr>
-      </w:pPr>
-    </w:p>
-    <w:p>
-      <w:pPr>
-        <w:spacing w:after="0" w:line="276" w:lineRule="auto"/>
-        <w:rPr>
-          <w:rFonts w:cs="Calibri"/>
-          <w:sz w:val="22"/>
-          <w:szCs w:val="22"/>
-        </w:rPr>
-      </w:pPr>
-      <w:r>
-        <w:rPr>
-          <w:rFonts w:cs="Calibri"/>
+          <w:rFonts w:ascii="Times New Roman" w:hAnsi="Times New Roman" w:cs="Times New Roman"/>
+          <w:sz w:val="22"/>
+          <w:szCs w:val="22"/>
+        </w:rPr>
+      </w:pPr>
+    </w:p>
+    <w:p>
+      <w:pPr>
+        <w:spacing w:after="0" w:line="276" w:lineRule="auto"/>
+        <w:rPr>
+          <w:rFonts w:ascii="Times New Roman" w:hAnsi="Times New Roman" w:cs="Times New Roman"/>
+          <w:sz w:val="22"/>
+          <w:szCs w:val="22"/>
+        </w:rPr>
+      </w:pPr>
+      <w:r>
+        <w:rPr>
+          <w:rFonts w:ascii="Times New Roman" w:hAnsi="Times New Roman" w:cs="Times New Roman"/>
           <w:sz w:val="22"/>
           <w:szCs w:val="22"/>
         </w:rPr>
@@ -2674,7 +2597,7 @@
       </w:r>
       <w:r>
         <w:rPr>
-          <w:rFonts w:cs="Calibri"/>
+          <w:rFonts w:ascii="Times New Roman" w:hAnsi="Times New Roman" w:cs="Times New Roman"/>
           <w:sz w:val="22"/>
           <w:szCs w:val="22"/>
         </w:rPr>
@@ -2682,7 +2605,7 @@
       </w:r>
       <w:r>
         <w:rPr>
-          <w:rFonts w:cs="Calibri"/>
+          <w:rFonts w:ascii="Times New Roman" w:hAnsi="Times New Roman" w:cs="Times New Roman"/>
           <w:sz w:val="22"/>
           <w:szCs w:val="22"/>
         </w:rPr>
@@ -2690,7 +2613,7 @@
       </w:r>
       <w:r>
         <w:rPr>
-          <w:rFonts w:cs="Calibri"/>
+          <w:rFonts w:ascii="Times New Roman" w:hAnsi="Times New Roman" w:cs="Times New Roman"/>
           <w:sz w:val="22"/>
           <w:szCs w:val="22"/>
         </w:rPr>
@@ -2700,7 +2623,7 @@
         <w:r>
           <w:rPr>
             <w:rStyle w:val="Hyperlink"/>
-            <w:rFonts w:cs="Calibri"/>
+            <w:rFonts w:ascii="Times New Roman" w:hAnsi="Times New Roman" w:cs="Times New Roman"/>
             <w:sz w:val="22"/>
             <w:szCs w:val="22"/>
           </w:rPr>
@@ -2709,7 +2632,7 @@
       </w:hyperlink>
       <w:r>
         <w:rPr>
-          <w:rFonts w:cs="Calibri"/>
+          <w:rFonts w:ascii="Times New Roman" w:hAnsi="Times New Roman" w:cs="Times New Roman"/>
           <w:sz w:val="22"/>
           <w:szCs w:val="22"/>
         </w:rPr>
@@ -2717,7 +2640,7 @@
       </w:r>
       <w:r>
         <w:rPr>
-          <w:rFonts w:cs="Calibri"/>
+          <w:rFonts w:ascii="Times New Roman" w:hAnsi="Times New Roman" w:cs="Times New Roman"/>
           <w:sz w:val="22"/>
           <w:szCs w:val="22"/>
         </w:rPr>
@@ -2726,7 +2649,7 @@
       <w:proofErr w:type="spellStart"/>
       <w:r>
         <w:rPr>
-          <w:rFonts w:cs="Calibri"/>
+          <w:rFonts w:ascii="Times New Roman" w:hAnsi="Times New Roman" w:cs="Times New Roman"/>
           <w:sz w:val="22"/>
           <w:szCs w:val="22"/>
         </w:rPr>
@@ -2735,7 +2658,7 @@
       <w:proofErr w:type="spellEnd"/>
       <w:r>
         <w:rPr>
-          <w:rFonts w:cs="Calibri"/>
+          <w:rFonts w:ascii="Times New Roman" w:hAnsi="Times New Roman" w:cs="Times New Roman"/>
           <w:sz w:val="22"/>
           <w:szCs w:val="22"/>
         </w:rPr>
@@ -2746,24 +2669,24 @@
       <w:pPr>
         <w:spacing w:after="0" w:line="276" w:lineRule="auto"/>
         <w:rPr>
-          <w:rFonts w:cs="Calibri"/>
-          <w:sz w:val="22"/>
-          <w:szCs w:val="22"/>
-        </w:rPr>
-      </w:pPr>
-    </w:p>
-    <w:p>
-      <w:pPr>
-        <w:spacing w:after="0" w:line="276" w:lineRule="auto"/>
-        <w:rPr>
-          <w:rFonts w:cs="Calibri"/>
-          <w:sz w:val="22"/>
-          <w:szCs w:val="22"/>
-        </w:rPr>
-      </w:pPr>
-      <w:r>
-        <w:rPr>
-          <w:rFonts w:cs="Calibri"/>
+          <w:rFonts w:ascii="Times New Roman" w:hAnsi="Times New Roman" w:cs="Times New Roman"/>
+          <w:sz w:val="22"/>
+          <w:szCs w:val="22"/>
+        </w:rPr>
+      </w:pPr>
+    </w:p>
+    <w:p>
+      <w:pPr>
+        <w:spacing w:after="0" w:line="276" w:lineRule="auto"/>
+        <w:rPr>
+          <w:rFonts w:ascii="Times New Roman" w:hAnsi="Times New Roman" w:cs="Times New Roman"/>
+          <w:sz w:val="22"/>
+          <w:szCs w:val="22"/>
+        </w:rPr>
+      </w:pPr>
+      <w:r>
+        <w:rPr>
+          <w:rFonts w:ascii="Times New Roman" w:hAnsi="Times New Roman" w:cs="Times New Roman"/>
           <w:sz w:val="22"/>
           <w:szCs w:val="22"/>
         </w:rPr>
@@ -2774,24 +2697,24 @@
       <w:pPr>
         <w:spacing w:after="0" w:line="276" w:lineRule="auto"/>
         <w:rPr>
-          <w:rFonts w:cs="Calibri"/>
-          <w:sz w:val="22"/>
-          <w:szCs w:val="22"/>
-        </w:rPr>
-      </w:pPr>
-    </w:p>
-    <w:p>
-      <w:pPr>
-        <w:spacing w:after="0" w:line="276" w:lineRule="auto"/>
-        <w:rPr>
-          <w:rFonts w:cs="Calibri"/>
-          <w:sz w:val="22"/>
-          <w:szCs w:val="22"/>
-        </w:rPr>
-      </w:pPr>
-      <w:r>
-        <w:rPr>
-          <w:rFonts w:cs="Calibri"/>
+          <w:rFonts w:ascii="Times New Roman" w:hAnsi="Times New Roman" w:cs="Times New Roman"/>
+          <w:sz w:val="22"/>
+          <w:szCs w:val="22"/>
+        </w:rPr>
+      </w:pPr>
+    </w:p>
+    <w:p>
+      <w:pPr>
+        <w:spacing w:after="0" w:line="276" w:lineRule="auto"/>
+        <w:rPr>
+          <w:rFonts w:ascii="Times New Roman" w:hAnsi="Times New Roman" w:cs="Times New Roman"/>
+          <w:sz w:val="22"/>
+          <w:szCs w:val="22"/>
+        </w:rPr>
+      </w:pPr>
+      <w:r>
+        <w:rPr>
+          <w:rFonts w:ascii="Times New Roman" w:hAnsi="Times New Roman" w:cs="Times New Roman"/>
           <w:color w:val="FF0000"/>
           <w:sz w:val="22"/>
           <w:szCs w:val="22"/>
@@ -2800,7 +2723,7 @@
       </w:r>
       <w:r>
         <w:rPr>
-          <w:rFonts w:cs="Calibri"/>
+          <w:rFonts w:ascii="Times New Roman" w:hAnsi="Times New Roman" w:cs="Times New Roman"/>
           <w:sz w:val="22"/>
           <w:szCs w:val="22"/>
         </w:rPr>
@@ -2808,35 +2731,44 @@
       </w:r>
       <w:r>
         <w:rPr>
-          <w:rFonts w:cs="Calibri"/>
-          <w:sz w:val="22"/>
-          <w:szCs w:val="22"/>
-        </w:rPr>
-        <w:t>This supports the idea that social presence and dynamics can act as standalone motivators in exergames, aligning with this project’s focus on AI-driven social mechanics over traditional gamified elements.</w:t>
-      </w:r>
-    </w:p>
-    <w:p>
-      <w:pPr>
-        <w:spacing w:after="0" w:line="276" w:lineRule="auto"/>
-        <w:rPr>
-          <w:rFonts w:cs="Calibri"/>
-          <w:sz w:val="22"/>
-          <w:szCs w:val="22"/>
-        </w:rPr>
-      </w:pPr>
-    </w:p>
-    <w:p>
-      <w:pPr>
-        <w:spacing w:after="0" w:line="276" w:lineRule="auto"/>
-        <w:rPr>
-          <w:rFonts w:cs="Calibri"/>
-          <w:sz w:val="22"/>
-          <w:szCs w:val="22"/>
-        </w:rPr>
-      </w:pPr>
-      <w:r>
-        <w:rPr>
-          <w:rFonts w:cs="Calibri"/>
+          <w:rFonts w:ascii="Times New Roman" w:hAnsi="Times New Roman" w:cs="Times New Roman"/>
+          <w:sz w:val="22"/>
+          <w:szCs w:val="22"/>
+        </w:rPr>
+        <w:t xml:space="preserve">This supports the idea that social presence and dynamics can act </w:t>
+      </w:r>
+      <w:r>
+        <w:rPr>
+          <w:rFonts w:ascii="Times New Roman" w:hAnsi="Times New Roman" w:cs="Times New Roman"/>
+          <w:sz w:val="22"/>
+          <w:szCs w:val="22"/>
+        </w:rPr>
+        <w:lastRenderedPageBreak/>
+        <w:t>as standalone motivators in exergames, aligning with this project’s focus on AI-driven social mechanics over traditional gamified elements.</w:t>
+      </w:r>
+    </w:p>
+    <w:p>
+      <w:pPr>
+        <w:spacing w:after="0" w:line="276" w:lineRule="auto"/>
+        <w:rPr>
+          <w:rFonts w:ascii="Times New Roman" w:hAnsi="Times New Roman" w:cs="Times New Roman"/>
+          <w:sz w:val="22"/>
+          <w:szCs w:val="22"/>
+        </w:rPr>
+      </w:pPr>
+    </w:p>
+    <w:p>
+      <w:pPr>
+        <w:spacing w:after="0" w:line="276" w:lineRule="auto"/>
+        <w:rPr>
+          <w:rFonts w:ascii="Times New Roman" w:hAnsi="Times New Roman" w:cs="Times New Roman"/>
+          <w:sz w:val="22"/>
+          <w:szCs w:val="22"/>
+        </w:rPr>
+      </w:pPr>
+      <w:r>
+        <w:rPr>
+          <w:rFonts w:ascii="Times New Roman" w:hAnsi="Times New Roman" w:cs="Times New Roman"/>
           <w:sz w:val="22"/>
           <w:szCs w:val="22"/>
         </w:rPr>
@@ -2844,7 +2776,7 @@
       </w:r>
       <w:r>
         <w:rPr>
-          <w:rFonts w:cs="Calibri"/>
+          <w:rFonts w:ascii="Times New Roman" w:hAnsi="Times New Roman" w:cs="Times New Roman"/>
           <w:color w:val="FF0000"/>
           <w:sz w:val="22"/>
           <w:szCs w:val="22"/>
@@ -2853,7 +2785,7 @@
       </w:r>
       <w:r>
         <w:rPr>
-          <w:rFonts w:cs="Calibri"/>
+          <w:rFonts w:ascii="Times New Roman" w:hAnsi="Times New Roman" w:cs="Times New Roman"/>
           <w:sz w:val="22"/>
           <w:szCs w:val="22"/>
         </w:rPr>
@@ -2862,7 +2794,7 @@
       <w:proofErr w:type="spellStart"/>
       <w:r>
         <w:rPr>
-          <w:rFonts w:cs="Calibri"/>
+          <w:rFonts w:ascii="Times New Roman" w:hAnsi="Times New Roman" w:cs="Times New Roman"/>
           <w:sz w:val="22"/>
           <w:szCs w:val="22"/>
         </w:rPr>
@@ -2871,7 +2803,7 @@
       <w:proofErr w:type="spellEnd"/>
       <w:r>
         <w:rPr>
-          <w:rFonts w:cs="Calibri"/>
+          <w:rFonts w:ascii="Times New Roman" w:hAnsi="Times New Roman" w:cs="Times New Roman"/>
           <w:sz w:val="22"/>
           <w:szCs w:val="22"/>
         </w:rPr>
@@ -2882,24 +2814,24 @@
       <w:pPr>
         <w:spacing w:after="0" w:line="276" w:lineRule="auto"/>
         <w:rPr>
-          <w:rFonts w:cs="Calibri"/>
-          <w:sz w:val="22"/>
-          <w:szCs w:val="22"/>
-        </w:rPr>
-      </w:pPr>
-    </w:p>
-    <w:p>
-      <w:pPr>
-        <w:spacing w:after="0" w:line="276" w:lineRule="auto"/>
-        <w:rPr>
-          <w:rFonts w:cs="Calibri"/>
-          <w:sz w:val="22"/>
-          <w:szCs w:val="22"/>
-        </w:rPr>
-      </w:pPr>
-      <w:r>
-        <w:rPr>
-          <w:rFonts w:cs="Calibri"/>
+          <w:rFonts w:ascii="Times New Roman" w:hAnsi="Times New Roman" w:cs="Times New Roman"/>
+          <w:sz w:val="22"/>
+          <w:szCs w:val="22"/>
+        </w:rPr>
+      </w:pPr>
+    </w:p>
+    <w:p>
+      <w:pPr>
+        <w:spacing w:after="0" w:line="276" w:lineRule="auto"/>
+        <w:rPr>
+          <w:rFonts w:ascii="Times New Roman" w:hAnsi="Times New Roman" w:cs="Times New Roman"/>
+          <w:sz w:val="22"/>
+          <w:szCs w:val="22"/>
+        </w:rPr>
+      </w:pPr>
+      <w:r>
+        <w:rPr>
+          <w:rFonts w:ascii="Times New Roman" w:hAnsi="Times New Roman" w:cs="Times New Roman"/>
           <w:sz w:val="22"/>
           <w:szCs w:val="22"/>
         </w:rPr>
@@ -2907,7 +2839,7 @@
       </w:r>
       <w:r>
         <w:rPr>
-          <w:rFonts w:cs="Calibri"/>
+          <w:rFonts w:ascii="Times New Roman" w:hAnsi="Times New Roman" w:cs="Times New Roman"/>
           <w:color w:val="FF0000"/>
           <w:sz w:val="22"/>
           <w:szCs w:val="22"/>
@@ -2916,7 +2848,7 @@
       </w:r>
       <w:r>
         <w:rPr>
-          <w:rFonts w:cs="Calibri"/>
+          <w:rFonts w:ascii="Times New Roman" w:hAnsi="Times New Roman" w:cs="Times New Roman"/>
           <w:sz w:val="22"/>
           <w:szCs w:val="22"/>
         </w:rPr>
@@ -2924,7 +2856,7 @@
       </w:r>
       <w:r>
         <w:rPr>
-          <w:rFonts w:cs="Calibri"/>
+          <w:rFonts w:ascii="Times New Roman" w:hAnsi="Times New Roman" w:cs="Times New Roman"/>
           <w:sz w:val="22"/>
           <w:szCs w:val="22"/>
         </w:rPr>
@@ -2932,44 +2864,35 @@
       </w:r>
       <w:r>
         <w:rPr>
-          <w:rFonts w:cs="Calibri"/>
-          <w:sz w:val="22"/>
-          <w:szCs w:val="22"/>
-        </w:rPr>
-        <w:t xml:space="preserve"> experience competence, autonomy, and relatedness. The heads-up display (HUD) used in this system directly supports competence through real-time feedback, while the </w:t>
-      </w:r>
-      <w:r>
-        <w:rPr>
-          <w:rFonts w:cs="Calibri"/>
-          <w:sz w:val="22"/>
-          <w:szCs w:val="22"/>
-        </w:rPr>
-        <w:lastRenderedPageBreak/>
-        <w:t xml:space="preserve">cooperative and competitive modes encourage relatedness, creating a socially meaningful workout experience even with the absence of traditional gamified features. </w:t>
-      </w:r>
-    </w:p>
-    <w:p>
-      <w:pPr>
-        <w:spacing w:after="0" w:line="276" w:lineRule="auto"/>
-        <w:rPr>
-          <w:rFonts w:cs="Calibri"/>
-          <w:sz w:val="22"/>
-          <w:szCs w:val="22"/>
-        </w:rPr>
-      </w:pPr>
-    </w:p>
-    <w:p>
-      <w:pPr>
-        <w:spacing w:after="0" w:line="276" w:lineRule="auto"/>
-        <w:rPr>
-          <w:rFonts w:cs="Calibri"/>
-          <w:sz w:val="22"/>
-          <w:szCs w:val="22"/>
-        </w:rPr>
-      </w:pPr>
-      <w:r>
-        <w:rPr>
-          <w:rFonts w:cs="Calibri"/>
+          <w:rFonts w:ascii="Times New Roman" w:hAnsi="Times New Roman" w:cs="Times New Roman"/>
+          <w:sz w:val="22"/>
+          <w:szCs w:val="22"/>
+        </w:rPr>
+        <w:t xml:space="preserve"> experience competence, autonomy, and relatedness. The heads-up display (HUD) used in this system directly supports competence through real-time feedback, while the cooperative and competitive modes encourage relatedness, creating a socially meaningful workout experience even with the absence of traditional gamified features. </w:t>
+      </w:r>
+    </w:p>
+    <w:p>
+      <w:pPr>
+        <w:spacing w:after="0" w:line="276" w:lineRule="auto"/>
+        <w:rPr>
+          <w:rFonts w:ascii="Times New Roman" w:hAnsi="Times New Roman" w:cs="Times New Roman"/>
+          <w:sz w:val="22"/>
+          <w:szCs w:val="22"/>
+        </w:rPr>
+      </w:pPr>
+    </w:p>
+    <w:p>
+      <w:pPr>
+        <w:spacing w:after="0" w:line="276" w:lineRule="auto"/>
+        <w:rPr>
+          <w:rFonts w:ascii="Times New Roman" w:hAnsi="Times New Roman" w:cs="Times New Roman"/>
+          <w:sz w:val="22"/>
+          <w:szCs w:val="22"/>
+        </w:rPr>
+      </w:pPr>
+      <w:r>
+        <w:rPr>
+          <w:rFonts w:ascii="Times New Roman" w:hAnsi="Times New Roman" w:cs="Times New Roman"/>
           <w:sz w:val="22"/>
           <w:szCs w:val="22"/>
         </w:rPr>
@@ -2978,7 +2901,7 @@
       <w:proofErr w:type="spellStart"/>
       <w:r>
         <w:rPr>
-          <w:rFonts w:cs="Calibri"/>
+          <w:rFonts w:ascii="Times New Roman" w:hAnsi="Times New Roman" w:cs="Times New Roman"/>
           <w:color w:val="FF0000"/>
           <w:sz w:val="22"/>
           <w:szCs w:val="22"/>
@@ -2988,7 +2911,7 @@
       <w:proofErr w:type="spellEnd"/>
       <w:r>
         <w:rPr>
-          <w:rFonts w:cs="Calibri"/>
+          <w:rFonts w:ascii="Times New Roman" w:hAnsi="Times New Roman" w:cs="Times New Roman"/>
           <w:color w:val="FF0000"/>
           <w:sz w:val="22"/>
           <w:szCs w:val="22"/>
@@ -2997,7 +2920,7 @@
       </w:r>
       <w:r>
         <w:rPr>
-          <w:rFonts w:cs="Calibri"/>
+          <w:rFonts w:ascii="Times New Roman" w:hAnsi="Times New Roman" w:cs="Times New Roman"/>
           <w:sz w:val="22"/>
           <w:szCs w:val="22"/>
         </w:rPr>
@@ -3005,7 +2928,7 @@
       </w:r>
       <w:r>
         <w:rPr>
-          <w:rFonts w:cs="Calibri"/>
+          <w:rFonts w:ascii="Times New Roman" w:hAnsi="Times New Roman" w:cs="Times New Roman"/>
           <w:sz w:val="22"/>
           <w:szCs w:val="22"/>
         </w:rPr>
@@ -3016,7 +2939,7 @@
       <w:pPr>
         <w:spacing w:after="0" w:line="276" w:lineRule="auto"/>
         <w:rPr>
-          <w:rFonts w:cs="Calibri"/>
+          <w:rFonts w:ascii="Times New Roman" w:hAnsi="Times New Roman" w:cs="Times New Roman"/>
           <w:sz w:val="22"/>
           <w:szCs w:val="22"/>
         </w:rPr>
@@ -3031,14 +2954,14 @@
         </w:numPr>
         <w:spacing w:after="0" w:line="276" w:lineRule="auto"/>
         <w:rPr>
-          <w:rFonts w:cs="Calibri"/>
-          <w:sz w:val="22"/>
-          <w:szCs w:val="22"/>
-        </w:rPr>
-      </w:pPr>
-      <w:r>
-        <w:rPr>
-          <w:rFonts w:cs="Calibri"/>
+          <w:rFonts w:ascii="Times New Roman" w:hAnsi="Times New Roman" w:cs="Times New Roman"/>
+          <w:sz w:val="22"/>
+          <w:szCs w:val="22"/>
+        </w:rPr>
+      </w:pPr>
+      <w:r>
+        <w:rPr>
+          <w:rFonts w:ascii="Times New Roman" w:hAnsi="Times New Roman" w:cs="Times New Roman"/>
           <w:sz w:val="22"/>
           <w:szCs w:val="22"/>
         </w:rPr>
@@ -3049,24 +2972,24 @@
       <w:pPr>
         <w:spacing w:after="0" w:line="276" w:lineRule="auto"/>
         <w:rPr>
-          <w:rFonts w:cs="Calibri"/>
-          <w:sz w:val="22"/>
-          <w:szCs w:val="22"/>
-        </w:rPr>
-      </w:pPr>
-    </w:p>
-    <w:p>
-      <w:pPr>
-        <w:spacing w:after="0" w:line="276" w:lineRule="auto"/>
-        <w:rPr>
-          <w:rFonts w:cs="Calibri"/>
-          <w:sz w:val="22"/>
-          <w:szCs w:val="22"/>
-        </w:rPr>
-      </w:pPr>
-      <w:r>
-        <w:rPr>
-          <w:rFonts w:cs="Calibri"/>
+          <w:rFonts w:ascii="Times New Roman" w:hAnsi="Times New Roman" w:cs="Times New Roman"/>
+          <w:sz w:val="22"/>
+          <w:szCs w:val="22"/>
+        </w:rPr>
+      </w:pPr>
+    </w:p>
+    <w:p>
+      <w:pPr>
+        <w:spacing w:after="0" w:line="276" w:lineRule="auto"/>
+        <w:rPr>
+          <w:rFonts w:ascii="Times New Roman" w:hAnsi="Times New Roman" w:cs="Times New Roman"/>
+          <w:sz w:val="22"/>
+          <w:szCs w:val="22"/>
+        </w:rPr>
+      </w:pPr>
+      <w:r>
+        <w:rPr>
+          <w:rFonts w:ascii="Times New Roman" w:hAnsi="Times New Roman" w:cs="Times New Roman"/>
           <w:sz w:val="22"/>
           <w:szCs w:val="22"/>
         </w:rPr>
@@ -3074,7 +2997,7 @@
       </w:r>
       <w:r>
         <w:rPr>
-          <w:rFonts w:cs="Calibri"/>
+          <w:rFonts w:ascii="Times New Roman" w:hAnsi="Times New Roman" w:cs="Times New Roman"/>
           <w:sz w:val="22"/>
           <w:szCs w:val="22"/>
         </w:rPr>
@@ -3082,7 +3005,7 @@
       </w:r>
       <w:r>
         <w:rPr>
-          <w:rFonts w:cs="Calibri"/>
+          <w:rFonts w:ascii="Times New Roman" w:hAnsi="Times New Roman" w:cs="Times New Roman"/>
           <w:sz w:val="22"/>
           <w:szCs w:val="22"/>
         </w:rPr>
@@ -3093,24 +3016,24 @@
       <w:pPr>
         <w:spacing w:after="0" w:line="276" w:lineRule="auto"/>
         <w:rPr>
-          <w:rFonts w:cs="Calibri"/>
-          <w:sz w:val="22"/>
-          <w:szCs w:val="22"/>
-        </w:rPr>
-      </w:pPr>
-    </w:p>
-    <w:p>
-      <w:pPr>
-        <w:spacing w:after="0" w:line="276" w:lineRule="auto"/>
-        <w:rPr>
-          <w:rFonts w:cs="Calibri"/>
-          <w:sz w:val="22"/>
-          <w:szCs w:val="22"/>
-        </w:rPr>
-      </w:pPr>
-      <w:r>
-        <w:rPr>
-          <w:rFonts w:cs="Calibri"/>
+          <w:rFonts w:ascii="Times New Roman" w:hAnsi="Times New Roman" w:cs="Times New Roman"/>
+          <w:sz w:val="22"/>
+          <w:szCs w:val="22"/>
+        </w:rPr>
+      </w:pPr>
+    </w:p>
+    <w:p>
+      <w:pPr>
+        <w:spacing w:after="0" w:line="276" w:lineRule="auto"/>
+        <w:rPr>
+          <w:rFonts w:ascii="Times New Roman" w:hAnsi="Times New Roman" w:cs="Times New Roman"/>
+          <w:sz w:val="22"/>
+          <w:szCs w:val="22"/>
+        </w:rPr>
+      </w:pPr>
+      <w:r>
+        <w:rPr>
+          <w:rFonts w:ascii="Times New Roman" w:hAnsi="Times New Roman" w:cs="Times New Roman"/>
           <w:sz w:val="22"/>
           <w:szCs w:val="22"/>
         </w:rPr>
@@ -3118,7 +3041,7 @@
       </w:r>
       <w:r>
         <w:rPr>
-          <w:rFonts w:cs="Calibri"/>
+          <w:rFonts w:ascii="Times New Roman" w:hAnsi="Times New Roman" w:cs="Times New Roman"/>
           <w:color w:val="FF0000"/>
           <w:sz w:val="22"/>
           <w:szCs w:val="22"/>
@@ -3127,7 +3050,7 @@
       </w:r>
       <w:r>
         <w:rPr>
-          <w:rFonts w:cs="Calibri"/>
+          <w:rFonts w:ascii="Times New Roman" w:hAnsi="Times New Roman" w:cs="Times New Roman"/>
           <w:sz w:val="22"/>
           <w:szCs w:val="22"/>
         </w:rPr>
@@ -3136,7 +3059,7 @@
       <w:proofErr w:type="gramStart"/>
       <w:r>
         <w:rPr>
-          <w:rFonts w:cs="Calibri"/>
+          <w:rFonts w:ascii="Times New Roman" w:hAnsi="Times New Roman" w:cs="Times New Roman"/>
           <w:sz w:val="22"/>
           <w:szCs w:val="22"/>
         </w:rPr>
@@ -3145,7 +3068,7 @@
       <w:proofErr w:type="gramEnd"/>
       <w:r>
         <w:rPr>
-          <w:rFonts w:cs="Calibri"/>
+          <w:rFonts w:ascii="Times New Roman" w:hAnsi="Times New Roman" w:cs="Times New Roman"/>
           <w:sz w:val="22"/>
           <w:szCs w:val="22"/>
         </w:rPr>
@@ -3154,7 +3077,7 @@
       <w:proofErr w:type="gramStart"/>
       <w:r>
         <w:rPr>
-          <w:rFonts w:cs="Calibri"/>
+          <w:rFonts w:ascii="Times New Roman" w:hAnsi="Times New Roman" w:cs="Times New Roman"/>
           <w:sz w:val="22"/>
           <w:szCs w:val="22"/>
         </w:rPr>
@@ -3163,7 +3086,7 @@
       <w:proofErr w:type="gramEnd"/>
       <w:r>
         <w:rPr>
-          <w:rFonts w:cs="Calibri"/>
+          <w:rFonts w:ascii="Times New Roman" w:hAnsi="Times New Roman" w:cs="Times New Roman"/>
           <w:sz w:val="22"/>
           <w:szCs w:val="22"/>
         </w:rPr>
@@ -3171,7 +3094,7 @@
       </w:r>
       <w:r>
         <w:rPr>
-          <w:rFonts w:cs="Calibri"/>
+          <w:rFonts w:ascii="Times New Roman" w:hAnsi="Times New Roman" w:cs="Times New Roman"/>
           <w:sz w:val="22"/>
           <w:szCs w:val="22"/>
         </w:rPr>
@@ -3182,24 +3105,24 @@
       <w:pPr>
         <w:spacing w:after="0" w:line="276" w:lineRule="auto"/>
         <w:rPr>
-          <w:rFonts w:cs="Calibri"/>
-          <w:sz w:val="22"/>
-          <w:szCs w:val="22"/>
-        </w:rPr>
-      </w:pPr>
-    </w:p>
-    <w:p>
-      <w:pPr>
-        <w:spacing w:after="0" w:line="276" w:lineRule="auto"/>
-        <w:rPr>
-          <w:rFonts w:cs="Calibri"/>
-          <w:sz w:val="22"/>
-          <w:szCs w:val="22"/>
-        </w:rPr>
-      </w:pPr>
-      <w:r>
-        <w:rPr>
-          <w:rFonts w:cs="Calibri"/>
+          <w:rFonts w:ascii="Times New Roman" w:hAnsi="Times New Roman" w:cs="Times New Roman"/>
+          <w:sz w:val="22"/>
+          <w:szCs w:val="22"/>
+        </w:rPr>
+      </w:pPr>
+    </w:p>
+    <w:p>
+      <w:pPr>
+        <w:spacing w:after="0" w:line="276" w:lineRule="auto"/>
+        <w:rPr>
+          <w:rFonts w:ascii="Times New Roman" w:hAnsi="Times New Roman" w:cs="Times New Roman"/>
+          <w:sz w:val="22"/>
+          <w:szCs w:val="22"/>
+        </w:rPr>
+      </w:pPr>
+      <w:r>
+        <w:rPr>
+          <w:rFonts w:ascii="Times New Roman" w:hAnsi="Times New Roman" w:cs="Times New Roman"/>
           <w:sz w:val="22"/>
           <w:szCs w:val="22"/>
         </w:rPr>
@@ -3207,7 +3130,7 @@
       </w:r>
       <w:r>
         <w:rPr>
-          <w:rFonts w:cs="Calibri"/>
+          <w:rFonts w:ascii="Times New Roman" w:hAnsi="Times New Roman" w:cs="Times New Roman"/>
           <w:sz w:val="22"/>
           <w:szCs w:val="22"/>
         </w:rPr>
@@ -3215,7 +3138,7 @@
       </w:r>
       <w:r>
         <w:rPr>
-          <w:rFonts w:cs="Calibri"/>
+          <w:rFonts w:ascii="Times New Roman" w:hAnsi="Times New Roman" w:cs="Times New Roman"/>
           <w:sz w:val="22"/>
           <w:szCs w:val="22"/>
         </w:rPr>
@@ -3223,7 +3146,7 @@
       </w:r>
       <w:r>
         <w:rPr>
-          <w:rFonts w:cs="Calibri"/>
+          <w:rFonts w:ascii="Times New Roman" w:hAnsi="Times New Roman" w:cs="Times New Roman"/>
           <w:color w:val="FF0000"/>
           <w:sz w:val="22"/>
           <w:szCs w:val="22"/>
@@ -3232,7 +3155,7 @@
       </w:r>
       <w:r>
         <w:rPr>
-          <w:rFonts w:cs="Calibri"/>
+          <w:rFonts w:ascii="Times New Roman" w:hAnsi="Times New Roman" w:cs="Times New Roman"/>
           <w:sz w:val="22"/>
           <w:szCs w:val="22"/>
         </w:rPr>
@@ -3240,7 +3163,7 @@
       </w:r>
       <w:r>
         <w:rPr>
-          <w:rFonts w:cs="Calibri"/>
+          <w:rFonts w:ascii="Times New Roman" w:hAnsi="Times New Roman" w:cs="Times New Roman"/>
           <w:sz w:val="22"/>
           <w:szCs w:val="22"/>
         </w:rPr>
@@ -3248,7 +3171,7 @@
       </w:r>
       <w:r>
         <w:rPr>
-          <w:rFonts w:cs="Calibri"/>
+          <w:rFonts w:ascii="Times New Roman" w:hAnsi="Times New Roman" w:cs="Times New Roman"/>
           <w:sz w:val="22"/>
           <w:szCs w:val="22"/>
         </w:rPr>
@@ -3259,27 +3182,28 @@
       <w:pPr>
         <w:spacing w:after="0" w:line="276" w:lineRule="auto"/>
         <w:rPr>
-          <w:rFonts w:cs="Calibri"/>
-          <w:sz w:val="22"/>
-          <w:szCs w:val="22"/>
-        </w:rPr>
-      </w:pPr>
-    </w:p>
-    <w:p>
-      <w:pPr>
-        <w:spacing w:after="0" w:line="276" w:lineRule="auto"/>
-        <w:rPr>
-          <w:rFonts w:cs="Calibri"/>
-          <w:sz w:val="22"/>
-          <w:szCs w:val="22"/>
-        </w:rPr>
-      </w:pPr>
-      <w:r>
-        <w:rPr>
-          <w:rFonts w:cs="Calibri"/>
-          <w:sz w:val="22"/>
-          <w:szCs w:val="22"/>
-        </w:rPr>
+          <w:rFonts w:ascii="Times New Roman" w:hAnsi="Times New Roman" w:cs="Times New Roman"/>
+          <w:sz w:val="22"/>
+          <w:szCs w:val="22"/>
+        </w:rPr>
+      </w:pPr>
+    </w:p>
+    <w:p>
+      <w:pPr>
+        <w:spacing w:after="0" w:line="276" w:lineRule="auto"/>
+        <w:rPr>
+          <w:rFonts w:ascii="Times New Roman" w:hAnsi="Times New Roman" w:cs="Times New Roman"/>
+          <w:sz w:val="22"/>
+          <w:szCs w:val="22"/>
+        </w:rPr>
+      </w:pPr>
+      <w:r>
+        <w:rPr>
+          <w:rFonts w:ascii="Times New Roman" w:hAnsi="Times New Roman" w:cs="Times New Roman"/>
+          <w:sz w:val="22"/>
+          <w:szCs w:val="22"/>
+        </w:rPr>
+        <w:lastRenderedPageBreak/>
         <w:t xml:space="preserve">Many fitness games assume a general audience and don’t scale well from complete beginners to high performance athletes. Additionally, particularly in the commercial industry, exergames often lack inclusive design for different motivational triggers or ability levels. This project combats that using the baseline condition to calibrate difficulty, as well as emphasises accessibility in UI and game pacing. </w:t>
       </w:r>
     </w:p>
@@ -3287,7 +3211,7 @@
       <w:pPr>
         <w:spacing w:after="0" w:line="276" w:lineRule="auto"/>
         <w:rPr>
-          <w:rFonts w:cs="Calibri"/>
+          <w:rFonts w:ascii="Times New Roman" w:hAnsi="Times New Roman" w:cs="Times New Roman"/>
           <w:sz w:val="22"/>
           <w:szCs w:val="22"/>
         </w:rPr>
@@ -3302,14 +3226,14 @@
         </w:numPr>
         <w:spacing w:after="0" w:line="276" w:lineRule="auto"/>
         <w:rPr>
-          <w:rFonts w:cs="Calibri"/>
-          <w:sz w:val="22"/>
-          <w:szCs w:val="22"/>
-        </w:rPr>
-      </w:pPr>
-      <w:r>
-        <w:rPr>
-          <w:rFonts w:cs="Calibri"/>
+          <w:rFonts w:ascii="Times New Roman" w:hAnsi="Times New Roman" w:cs="Times New Roman"/>
+          <w:sz w:val="22"/>
+          <w:szCs w:val="22"/>
+        </w:rPr>
+      </w:pPr>
+      <w:r>
+        <w:rPr>
+          <w:rFonts w:ascii="Times New Roman" w:hAnsi="Times New Roman" w:cs="Times New Roman"/>
           <w:sz w:val="22"/>
           <w:szCs w:val="22"/>
         </w:rPr>
@@ -3320,28 +3244,27 @@
       <w:pPr>
         <w:spacing w:after="0" w:line="276" w:lineRule="auto"/>
         <w:rPr>
-          <w:rFonts w:cs="Calibri"/>
-          <w:sz w:val="22"/>
-          <w:szCs w:val="22"/>
-        </w:rPr>
-      </w:pPr>
-    </w:p>
-    <w:p>
-      <w:pPr>
-        <w:spacing w:after="0" w:line="276" w:lineRule="auto"/>
-        <w:rPr>
-          <w:rFonts w:cs="Calibri"/>
-          <w:sz w:val="22"/>
-          <w:szCs w:val="22"/>
-        </w:rPr>
-      </w:pPr>
-      <w:r>
-        <w:rPr>
-          <w:rFonts w:cs="Calibri"/>
-          <w:sz w:val="22"/>
-          <w:szCs w:val="22"/>
-        </w:rPr>
-        <w:lastRenderedPageBreak/>
+          <w:rFonts w:ascii="Times New Roman" w:hAnsi="Times New Roman" w:cs="Times New Roman"/>
+          <w:sz w:val="22"/>
+          <w:szCs w:val="22"/>
+        </w:rPr>
+      </w:pPr>
+    </w:p>
+    <w:p>
+      <w:pPr>
+        <w:spacing w:after="0" w:line="276" w:lineRule="auto"/>
+        <w:rPr>
+          <w:rFonts w:ascii="Times New Roman" w:hAnsi="Times New Roman" w:cs="Times New Roman"/>
+          <w:sz w:val="22"/>
+          <w:szCs w:val="22"/>
+        </w:rPr>
+      </w:pPr>
+      <w:r>
+        <w:rPr>
+          <w:rFonts w:ascii="Times New Roman" w:hAnsi="Times New Roman" w:cs="Times New Roman"/>
+          <w:sz w:val="22"/>
+          <w:szCs w:val="22"/>
+        </w:rPr>
         <w:t>The literature highlights several opportunities for further innovation within the VR exergaming space. While prior research has shown that social dynamics such as competition and cooperation enhance motivation, few systems have directly compared these interaction styles in a controlled environment, nor accounted for how personality traits influence their effectiveness. Furthermore, many existing exergames fail to dynamically adapt to varying fitness levels, resulting in static challenges that may demotivate users over time or fail to meet their needs.</w:t>
       </w:r>
     </w:p>
@@ -3349,24 +3272,24 @@
       <w:pPr>
         <w:spacing w:after="0" w:line="276" w:lineRule="auto"/>
         <w:rPr>
-          <w:rFonts w:cs="Calibri"/>
-          <w:sz w:val="22"/>
-          <w:szCs w:val="22"/>
-        </w:rPr>
-      </w:pPr>
-    </w:p>
-    <w:p>
-      <w:pPr>
-        <w:spacing w:after="0" w:line="276" w:lineRule="auto"/>
-        <w:rPr>
-          <w:rFonts w:cs="Calibri"/>
-          <w:sz w:val="22"/>
-          <w:szCs w:val="22"/>
-        </w:rPr>
-      </w:pPr>
-      <w:r>
-        <w:rPr>
-          <w:rFonts w:cs="Calibri"/>
+          <w:rFonts w:ascii="Times New Roman" w:hAnsi="Times New Roman" w:cs="Times New Roman"/>
+          <w:sz w:val="22"/>
+          <w:szCs w:val="22"/>
+        </w:rPr>
+      </w:pPr>
+    </w:p>
+    <w:p>
+      <w:pPr>
+        <w:spacing w:after="0" w:line="276" w:lineRule="auto"/>
+        <w:rPr>
+          <w:rFonts w:ascii="Times New Roman" w:hAnsi="Times New Roman" w:cs="Times New Roman"/>
+          <w:sz w:val="22"/>
+          <w:szCs w:val="22"/>
+        </w:rPr>
+      </w:pPr>
+      <w:r>
+        <w:rPr>
+          <w:rFonts w:ascii="Times New Roman" w:hAnsi="Times New Roman" w:cs="Times New Roman"/>
           <w:sz w:val="22"/>
           <w:szCs w:val="22"/>
         </w:rPr>
@@ -3374,7 +3297,7 @@
       </w:r>
       <w:r>
         <w:rPr>
-          <w:rFonts w:cs="Calibri"/>
+          <w:rFonts w:ascii="Times New Roman" w:hAnsi="Times New Roman" w:cs="Times New Roman"/>
           <w:sz w:val="22"/>
           <w:szCs w:val="22"/>
         </w:rPr>
@@ -3382,7 +3305,7 @@
       </w:r>
       <w:r>
         <w:rPr>
-          <w:rFonts w:cs="Calibri"/>
+          <w:rFonts w:ascii="Times New Roman" w:hAnsi="Times New Roman" w:cs="Times New Roman"/>
           <w:sz w:val="22"/>
           <w:szCs w:val="22"/>
         </w:rPr>
@@ -3390,7 +3313,7 @@
       </w:r>
       <w:r>
         <w:rPr>
-          <w:rFonts w:cs="Calibri"/>
+          <w:rFonts w:ascii="Times New Roman" w:hAnsi="Times New Roman" w:cs="Times New Roman"/>
           <w:sz w:val="22"/>
           <w:szCs w:val="22"/>
         </w:rPr>
@@ -3398,7 +3321,7 @@
       </w:r>
       <w:r>
         <w:rPr>
-          <w:rFonts w:cs="Calibri"/>
+          <w:rFonts w:ascii="Times New Roman" w:hAnsi="Times New Roman" w:cs="Times New Roman"/>
           <w:sz w:val="22"/>
           <w:szCs w:val="22"/>
         </w:rPr>
@@ -3406,7 +3329,7 @@
       </w:r>
       <w:r>
         <w:rPr>
-          <w:rFonts w:cs="Calibri"/>
+          <w:rFonts w:ascii="Times New Roman" w:hAnsi="Times New Roman" w:cs="Times New Roman"/>
           <w:sz w:val="22"/>
           <w:szCs w:val="22"/>
         </w:rPr>
@@ -3414,7 +3337,7 @@
       </w:r>
       <w:r>
         <w:rPr>
-          <w:rFonts w:cs="Calibri"/>
+          <w:rFonts w:ascii="Times New Roman" w:hAnsi="Times New Roman" w:cs="Times New Roman"/>
           <w:sz w:val="22"/>
           <w:szCs w:val="22"/>
         </w:rPr>
@@ -3425,7 +3348,7 @@
       <w:pPr>
         <w:spacing w:after="0" w:line="276" w:lineRule="auto"/>
         <w:rPr>
-          <w:rFonts w:cs="Calibri"/>
+          <w:rFonts w:ascii="Times New Roman" w:hAnsi="Times New Roman" w:cs="Times New Roman"/>
           <w:sz w:val="22"/>
           <w:szCs w:val="22"/>
         </w:rPr>
@@ -3440,14 +3363,14 @@
         </w:numPr>
         <w:spacing w:after="0" w:line="276" w:lineRule="auto"/>
         <w:rPr>
-          <w:rFonts w:cs="Calibri"/>
-          <w:sz w:val="22"/>
-          <w:szCs w:val="22"/>
-        </w:rPr>
-      </w:pPr>
-      <w:r>
-        <w:rPr>
-          <w:rFonts w:cs="Calibri"/>
+          <w:rFonts w:ascii="Times New Roman" w:hAnsi="Times New Roman" w:cs="Times New Roman"/>
+          <w:sz w:val="22"/>
+          <w:szCs w:val="22"/>
+        </w:rPr>
+      </w:pPr>
+      <w:r>
+        <w:rPr>
+          <w:rFonts w:ascii="Times New Roman" w:hAnsi="Times New Roman" w:cs="Times New Roman"/>
           <w:sz w:val="22"/>
           <w:szCs w:val="22"/>
         </w:rPr>
@@ -3463,14 +3386,14 @@
         </w:numPr>
         <w:spacing w:after="0" w:line="276" w:lineRule="auto"/>
         <w:rPr>
-          <w:rFonts w:cs="Calibri"/>
-          <w:sz w:val="22"/>
-          <w:szCs w:val="22"/>
-        </w:rPr>
-      </w:pPr>
-      <w:r>
-        <w:rPr>
-          <w:rFonts w:cs="Calibri"/>
+          <w:rFonts w:ascii="Times New Roman" w:hAnsi="Times New Roman" w:cs="Times New Roman"/>
+          <w:sz w:val="22"/>
+          <w:szCs w:val="22"/>
+        </w:rPr>
+      </w:pPr>
+      <w:r>
+        <w:rPr>
+          <w:rFonts w:ascii="Times New Roman" w:hAnsi="Times New Roman" w:cs="Times New Roman"/>
           <w:sz w:val="22"/>
           <w:szCs w:val="22"/>
         </w:rPr>
@@ -3486,18 +3409,210 @@
         </w:numPr>
         <w:spacing w:after="0" w:line="276" w:lineRule="auto"/>
         <w:rPr>
-          <w:rFonts w:cs="Calibri"/>
-          <w:sz w:val="22"/>
-          <w:szCs w:val="22"/>
-        </w:rPr>
-      </w:pPr>
-      <w:r>
-        <w:rPr>
-          <w:rFonts w:cs="Calibri"/>
+          <w:rFonts w:ascii="Times New Roman" w:hAnsi="Times New Roman" w:cs="Times New Roman"/>
+          <w:sz w:val="22"/>
+          <w:szCs w:val="22"/>
+        </w:rPr>
+      </w:pPr>
+      <w:r>
+        <w:rPr>
+          <w:rFonts w:ascii="Times New Roman" w:hAnsi="Times New Roman" w:cs="Times New Roman"/>
           <w:sz w:val="22"/>
           <w:szCs w:val="22"/>
         </w:rPr>
         <w:t>Goals for the VR exergame</w:t>
+      </w:r>
+    </w:p>
+    <w:p>
+      <w:pPr>
+        <w:spacing w:after="0" w:line="276" w:lineRule="auto"/>
+        <w:rPr>
+          <w:rFonts w:ascii="Times New Roman" w:hAnsi="Times New Roman" w:cs="Times New Roman"/>
+          <w:sz w:val="22"/>
+          <w:szCs w:val="22"/>
+        </w:rPr>
+      </w:pPr>
+      <w:r>
+        <w:rPr>
+          <w:rFonts w:ascii="Times New Roman" w:hAnsi="Times New Roman" w:cs="Times New Roman"/>
+          <w:sz w:val="22"/>
+          <w:szCs w:val="22"/>
+        </w:rPr>
+        <w:t xml:space="preserve">The VR cycling exergame system is required to facilitate the investigation of how different social dynamics affect user performance, engagement, and motivation during exercise. </w:t>
+      </w:r>
+      <w:proofErr w:type="gramStart"/>
+      <w:r>
+        <w:rPr>
+          <w:rFonts w:ascii="Times New Roman" w:hAnsi="Times New Roman" w:cs="Times New Roman"/>
+          <w:sz w:val="22"/>
+          <w:szCs w:val="22"/>
+        </w:rPr>
+        <w:t>Specifically</w:t>
+      </w:r>
+      <w:proofErr w:type="gramEnd"/>
+      <w:r>
+        <w:rPr>
+          <w:rFonts w:ascii="Times New Roman" w:hAnsi="Times New Roman" w:cs="Times New Roman"/>
+          <w:sz w:val="22"/>
+          <w:szCs w:val="22"/>
+        </w:rPr>
+        <w:t xml:space="preserve"> the system must:</w:t>
+      </w:r>
+    </w:p>
+    <w:p>
+      <w:pPr>
+        <w:pStyle w:val="ListParagraph"/>
+        <w:numPr>
+          <w:ilvl w:val="0"/>
+          <w:numId w:val="5"/>
+        </w:numPr>
+        <w:spacing w:after="0" w:line="276" w:lineRule="auto"/>
+        <w:rPr>
+          <w:rFonts w:ascii="Times New Roman" w:hAnsi="Times New Roman" w:cs="Times New Roman"/>
+          <w:sz w:val="22"/>
+          <w:szCs w:val="22"/>
+        </w:rPr>
+      </w:pPr>
+      <w:r>
+        <w:rPr>
+          <w:rFonts w:ascii="Times New Roman" w:hAnsi="Times New Roman" w:cs="Times New Roman"/>
+          <w:sz w:val="22"/>
+          <w:szCs w:val="22"/>
+        </w:rPr>
+        <w:t xml:space="preserve">Enable controlled comparison of three distinct cycling scenarios (baseline, cooperative, competitive) while maintaining consistent workout parameters. </w:t>
+      </w:r>
+    </w:p>
+    <w:p>
+      <w:pPr>
+        <w:pStyle w:val="ListParagraph"/>
+        <w:numPr>
+          <w:ilvl w:val="0"/>
+          <w:numId w:val="5"/>
+        </w:numPr>
+        <w:spacing w:after="0" w:line="276" w:lineRule="auto"/>
+        <w:rPr>
+          <w:rFonts w:ascii="Times New Roman" w:hAnsi="Times New Roman" w:cs="Times New Roman"/>
+          <w:sz w:val="22"/>
+          <w:szCs w:val="22"/>
+        </w:rPr>
+      </w:pPr>
+      <w:r>
+        <w:rPr>
+          <w:rFonts w:ascii="Times New Roman" w:hAnsi="Times New Roman" w:cs="Times New Roman"/>
+          <w:sz w:val="22"/>
+          <w:szCs w:val="22"/>
+        </w:rPr>
+        <w:t>Capture comprehensive performance data across all scenarios to enable comparative analysis.</w:t>
+      </w:r>
+    </w:p>
+    <w:p>
+      <w:pPr>
+        <w:pStyle w:val="ListParagraph"/>
+        <w:numPr>
+          <w:ilvl w:val="0"/>
+          <w:numId w:val="5"/>
+        </w:numPr>
+        <w:spacing w:after="0" w:line="276" w:lineRule="auto"/>
+        <w:rPr>
+          <w:rFonts w:ascii="Times New Roman" w:hAnsi="Times New Roman" w:cs="Times New Roman"/>
+          <w:sz w:val="22"/>
+          <w:szCs w:val="22"/>
+        </w:rPr>
+      </w:pPr>
+      <w:r>
+        <w:rPr>
+          <w:rFonts w:ascii="Times New Roman" w:hAnsi="Times New Roman" w:cs="Times New Roman"/>
+          <w:sz w:val="22"/>
+          <w:szCs w:val="22"/>
+        </w:rPr>
+        <w:t>Adapt dynamically to users’ fitness levels through AI-driven opponents/teammate behaviour.</w:t>
+      </w:r>
+    </w:p>
+    <w:p>
+      <w:pPr>
+        <w:pStyle w:val="ListParagraph"/>
+        <w:numPr>
+          <w:ilvl w:val="0"/>
+          <w:numId w:val="5"/>
+        </w:numPr>
+        <w:spacing w:after="0" w:line="276" w:lineRule="auto"/>
+        <w:rPr>
+          <w:rFonts w:ascii="Times New Roman" w:hAnsi="Times New Roman" w:cs="Times New Roman"/>
+          <w:sz w:val="22"/>
+          <w:szCs w:val="22"/>
+        </w:rPr>
+      </w:pPr>
+      <w:r>
+        <w:rPr>
+          <w:rFonts w:ascii="Times New Roman" w:hAnsi="Times New Roman" w:cs="Times New Roman"/>
+          <w:sz w:val="22"/>
+          <w:szCs w:val="22"/>
+        </w:rPr>
+        <w:t xml:space="preserve">Present relevant information to users via an intuitive interface that minimises distraction. </w:t>
+      </w:r>
+    </w:p>
+    <w:p>
+      <w:pPr>
+        <w:pStyle w:val="ListParagraph"/>
+        <w:numPr>
+          <w:ilvl w:val="0"/>
+          <w:numId w:val="5"/>
+        </w:numPr>
+        <w:spacing w:after="0" w:line="276" w:lineRule="auto"/>
+        <w:rPr>
+          <w:rFonts w:ascii="Times New Roman" w:hAnsi="Times New Roman" w:cs="Times New Roman"/>
+          <w:sz w:val="22"/>
+          <w:szCs w:val="22"/>
+        </w:rPr>
+      </w:pPr>
+      <w:r>
+        <w:rPr>
+          <w:rFonts w:ascii="Times New Roman" w:hAnsi="Times New Roman" w:cs="Times New Roman"/>
+          <w:sz w:val="22"/>
+          <w:szCs w:val="22"/>
+        </w:rPr>
+        <w:t xml:space="preserve">Support post session analysis of performance metrics and user experience. </w:t>
+      </w:r>
+    </w:p>
+    <w:p>
+      <w:pPr>
+        <w:pStyle w:val="ListParagraph"/>
+        <w:numPr>
+          <w:ilvl w:val="0"/>
+          <w:numId w:val="5"/>
+        </w:numPr>
+        <w:spacing w:after="0" w:line="276" w:lineRule="auto"/>
+        <w:rPr>
+          <w:rFonts w:ascii="Times New Roman" w:hAnsi="Times New Roman" w:cs="Times New Roman"/>
+          <w:sz w:val="22"/>
+          <w:szCs w:val="22"/>
+        </w:rPr>
+      </w:pPr>
+      <w:r>
+        <w:rPr>
+          <w:rFonts w:ascii="Times New Roman" w:hAnsi="Times New Roman" w:cs="Times New Roman"/>
+          <w:sz w:val="22"/>
+          <w:szCs w:val="22"/>
+        </w:rPr>
+        <w:t>Accommodate users of varying fitness levels and exercise experience.</w:t>
+      </w:r>
+    </w:p>
+    <w:p>
+      <w:pPr>
+        <w:spacing w:after="0" w:line="276" w:lineRule="auto"/>
+        <w:rPr>
+          <w:rFonts w:ascii="Times New Roman" w:hAnsi="Times New Roman" w:cs="Times New Roman"/>
+          <w:sz w:val="22"/>
+          <w:szCs w:val="22"/>
+        </w:rPr>
+      </w:pPr>
+      <w:r>
+        <w:rPr>
+          <w:rFonts w:ascii="Times New Roman" w:hAnsi="Times New Roman" w:cs="Times New Roman"/>
+          <w:sz w:val="22"/>
+          <w:szCs w:val="22"/>
+        </w:rPr>
+        <w:t>These requirements are derived directly from the project aims outlined in section 1.3, which seek to address the identified gaps in current VR exergaming solutions regarding adaptive difficulty and varied social interaction designs.</w:t>
       </w:r>
     </w:p>
     <w:p>
@@ -3509,18 +3624,436 @@
         </w:numPr>
         <w:spacing w:after="0" w:line="276" w:lineRule="auto"/>
         <w:rPr>
-          <w:rFonts w:cs="Calibri"/>
-          <w:sz w:val="22"/>
-          <w:szCs w:val="22"/>
-        </w:rPr>
-      </w:pPr>
-      <w:r>
-        <w:rPr>
-          <w:rFonts w:cs="Calibri"/>
+          <w:rFonts w:ascii="Times New Roman" w:hAnsi="Times New Roman" w:cs="Times New Roman"/>
+          <w:sz w:val="22"/>
+          <w:szCs w:val="22"/>
+        </w:rPr>
+      </w:pPr>
+      <w:r>
+        <w:rPr>
+          <w:rFonts w:ascii="Times New Roman" w:hAnsi="Times New Roman" w:cs="Times New Roman"/>
           <w:sz w:val="22"/>
           <w:szCs w:val="22"/>
         </w:rPr>
         <w:t>Description of the three scenarios</w:t>
+      </w:r>
+    </w:p>
+    <w:p>
+      <w:pPr>
+        <w:spacing w:after="0" w:line="276" w:lineRule="auto"/>
+        <w:rPr>
+          <w:rFonts w:ascii="Times New Roman" w:hAnsi="Times New Roman" w:cs="Times New Roman"/>
+          <w:sz w:val="22"/>
+          <w:szCs w:val="22"/>
+        </w:rPr>
+      </w:pPr>
+      <w:r>
+        <w:rPr>
+          <w:rFonts w:ascii="Times New Roman" w:hAnsi="Times New Roman" w:cs="Times New Roman"/>
+          <w:sz w:val="22"/>
+          <w:szCs w:val="22"/>
+        </w:rPr>
+        <w:t>The system implements three distinct cycling scenarios within a consistent virtual environment. Each scenario represents a different social dynamic while requiring the same physical exertion from the user.</w:t>
+      </w:r>
+    </w:p>
+    <w:p>
+      <w:pPr>
+        <w:spacing w:after="0" w:line="276" w:lineRule="auto"/>
+        <w:rPr>
+          <w:rFonts w:ascii="Times New Roman" w:hAnsi="Times New Roman" w:cs="Times New Roman"/>
+          <w:sz w:val="22"/>
+          <w:szCs w:val="22"/>
+        </w:rPr>
+      </w:pPr>
+    </w:p>
+    <w:p>
+      <w:pPr>
+        <w:spacing w:after="0" w:line="276" w:lineRule="auto"/>
+        <w:rPr>
+          <w:rFonts w:ascii="Times New Roman" w:hAnsi="Times New Roman" w:cs="Times New Roman"/>
+          <w:sz w:val="22"/>
+          <w:szCs w:val="22"/>
+        </w:rPr>
+      </w:pPr>
+      <w:r>
+        <w:rPr>
+          <w:rFonts w:ascii="Times New Roman" w:hAnsi="Times New Roman" w:cs="Times New Roman"/>
+          <w:sz w:val="22"/>
+          <w:szCs w:val="22"/>
+        </w:rPr>
+        <w:t>Baseline Scenario (Solo Cycling)</w:t>
+      </w:r>
+    </w:p>
+    <w:p>
+      <w:pPr>
+        <w:spacing w:after="0" w:line="276" w:lineRule="auto"/>
+        <w:rPr>
+          <w:rFonts w:ascii="Times New Roman" w:hAnsi="Times New Roman" w:cs="Times New Roman"/>
+          <w:sz w:val="22"/>
+          <w:szCs w:val="22"/>
+        </w:rPr>
+      </w:pPr>
+      <w:r>
+        <w:rPr>
+          <w:rFonts w:ascii="Times New Roman" w:hAnsi="Times New Roman" w:cs="Times New Roman"/>
+          <w:sz w:val="22"/>
+          <w:szCs w:val="22"/>
+        </w:rPr>
+        <w:t>This scenario serves as a control condition and consists of:</w:t>
+      </w:r>
+    </w:p>
+    <w:p>
+      <w:pPr>
+        <w:pStyle w:val="ListBullet"/>
+        <w:rPr>
+          <w:rFonts w:ascii="Times New Roman" w:hAnsi="Times New Roman" w:cs="Times New Roman"/>
+          <w:sz w:val="22"/>
+          <w:szCs w:val="22"/>
+        </w:rPr>
+      </w:pPr>
+      <w:r>
+        <w:rPr>
+          <w:rFonts w:ascii="Times New Roman" w:hAnsi="Times New Roman" w:cs="Times New Roman"/>
+          <w:sz w:val="22"/>
+          <w:szCs w:val="22"/>
+        </w:rPr>
+        <w:t>A solitary cycling experience in the velodrome environment</w:t>
+      </w:r>
+    </w:p>
+    <w:p>
+      <w:pPr>
+        <w:pStyle w:val="ListBullet"/>
+        <w:rPr>
+          <w:rFonts w:ascii="Times New Roman" w:hAnsi="Times New Roman" w:cs="Times New Roman"/>
+          <w:sz w:val="22"/>
+          <w:szCs w:val="22"/>
+        </w:rPr>
+      </w:pPr>
+      <w:r>
+        <w:rPr>
+          <w:rFonts w:ascii="Times New Roman" w:hAnsi="Times New Roman" w:cs="Times New Roman"/>
+          <w:sz w:val="22"/>
+          <w:szCs w:val="22"/>
+        </w:rPr>
+        <w:t>No AI entities present, only performance tracking</w:t>
+      </w:r>
+    </w:p>
+    <w:p>
+      <w:pPr>
+        <w:pStyle w:val="ListBullet"/>
+        <w:rPr>
+          <w:rFonts w:ascii="Times New Roman" w:hAnsi="Times New Roman" w:cs="Times New Roman"/>
+          <w:sz w:val="22"/>
+          <w:szCs w:val="22"/>
+        </w:rPr>
+      </w:pPr>
+      <w:r>
+        <w:rPr>
+          <w:rFonts w:ascii="Times New Roman" w:hAnsi="Times New Roman" w:cs="Times New Roman"/>
+          <w:sz w:val="22"/>
+          <w:szCs w:val="22"/>
+        </w:rPr>
+        <w:t>User focused entirely on their own performance metrics</w:t>
+      </w:r>
+    </w:p>
+    <w:p>
+      <w:pPr>
+        <w:pStyle w:val="ListBullet"/>
+        <w:rPr>
+          <w:rFonts w:ascii="Times New Roman" w:hAnsi="Times New Roman" w:cs="Times New Roman"/>
+          <w:sz w:val="22"/>
+          <w:szCs w:val="22"/>
+        </w:rPr>
+      </w:pPr>
+      <w:r>
+        <w:rPr>
+          <w:rFonts w:ascii="Times New Roman" w:hAnsi="Times New Roman" w:cs="Times New Roman"/>
+          <w:sz w:val="22"/>
+          <w:szCs w:val="22"/>
+        </w:rPr>
+        <w:lastRenderedPageBreak/>
+        <w:t>Data from this session used to calibrate subsequent scenarios</w:t>
+      </w:r>
+    </w:p>
+    <w:p>
+      <w:pPr>
+        <w:pStyle w:val="ListBullet"/>
+        <w:numPr>
+          <w:ilvl w:val="0"/>
+          <w:numId w:val="0"/>
+        </w:numPr>
+        <w:ind w:left="360" w:hanging="360"/>
+        <w:rPr>
+          <w:rFonts w:ascii="Times New Roman" w:hAnsi="Times New Roman" w:cs="Times New Roman"/>
+          <w:sz w:val="22"/>
+          <w:szCs w:val="22"/>
+        </w:rPr>
+      </w:pPr>
+    </w:p>
+    <w:p>
+      <w:pPr>
+        <w:pStyle w:val="ListBullet"/>
+        <w:numPr>
+          <w:ilvl w:val="0"/>
+          <w:numId w:val="0"/>
+        </w:numPr>
+        <w:ind w:left="360" w:hanging="360"/>
+        <w:rPr>
+          <w:rFonts w:ascii="Times New Roman" w:hAnsi="Times New Roman" w:cs="Times New Roman"/>
+          <w:sz w:val="22"/>
+          <w:szCs w:val="22"/>
+        </w:rPr>
+      </w:pPr>
+      <w:r>
+        <w:rPr>
+          <w:rFonts w:ascii="Times New Roman" w:hAnsi="Times New Roman" w:cs="Times New Roman"/>
+          <w:sz w:val="22"/>
+          <w:szCs w:val="22"/>
+        </w:rPr>
+        <w:t>Cooperative Scenario (Paceline Cycling)</w:t>
+      </w:r>
+    </w:p>
+    <w:p>
+      <w:pPr>
+        <w:pStyle w:val="ListBullet"/>
+        <w:numPr>
+          <w:ilvl w:val="0"/>
+          <w:numId w:val="0"/>
+        </w:numPr>
+        <w:ind w:left="360" w:hanging="360"/>
+        <w:rPr>
+          <w:rFonts w:ascii="Times New Roman" w:hAnsi="Times New Roman" w:cs="Times New Roman"/>
+          <w:sz w:val="22"/>
+          <w:szCs w:val="22"/>
+        </w:rPr>
+      </w:pPr>
+      <w:r>
+        <w:rPr>
+          <w:rFonts w:ascii="Times New Roman" w:hAnsi="Times New Roman" w:cs="Times New Roman"/>
+          <w:sz w:val="22"/>
+          <w:szCs w:val="22"/>
+        </w:rPr>
+        <w:t xml:space="preserve">This scenario implements a cooperative team </w:t>
+      </w:r>
+      <w:proofErr w:type="gramStart"/>
+      <w:r>
+        <w:rPr>
+          <w:rFonts w:ascii="Times New Roman" w:hAnsi="Times New Roman" w:cs="Times New Roman"/>
+          <w:sz w:val="22"/>
+          <w:szCs w:val="22"/>
+        </w:rPr>
+        <w:t>dynamics</w:t>
+      </w:r>
+      <w:proofErr w:type="gramEnd"/>
+      <w:r>
+        <w:rPr>
+          <w:rFonts w:ascii="Times New Roman" w:hAnsi="Times New Roman" w:cs="Times New Roman"/>
+          <w:sz w:val="22"/>
+          <w:szCs w:val="22"/>
+        </w:rPr>
+        <w:t xml:space="preserve"> through:</w:t>
+      </w:r>
+    </w:p>
+    <w:p>
+      <w:pPr>
+        <w:pStyle w:val="ListBullet"/>
+        <w:rPr>
+          <w:rFonts w:ascii="Times New Roman" w:hAnsi="Times New Roman" w:cs="Times New Roman"/>
+          <w:sz w:val="22"/>
+          <w:szCs w:val="22"/>
+        </w:rPr>
+      </w:pPr>
+      <w:r>
+        <w:rPr>
+          <w:rFonts w:ascii="Times New Roman" w:hAnsi="Times New Roman" w:cs="Times New Roman"/>
+          <w:sz w:val="22"/>
+          <w:szCs w:val="22"/>
+        </w:rPr>
+        <w:t>Integration with three AI teammates forming a paceline formation</w:t>
+      </w:r>
+    </w:p>
+    <w:p>
+      <w:pPr>
+        <w:pStyle w:val="ListBullet"/>
+        <w:rPr>
+          <w:rFonts w:ascii="Times New Roman" w:hAnsi="Times New Roman" w:cs="Times New Roman"/>
+          <w:sz w:val="22"/>
+          <w:szCs w:val="22"/>
+        </w:rPr>
+      </w:pPr>
+      <w:r>
+        <w:rPr>
+          <w:rFonts w:ascii="Times New Roman" w:hAnsi="Times New Roman" w:cs="Times New Roman"/>
+          <w:sz w:val="22"/>
+          <w:szCs w:val="22"/>
+        </w:rPr>
+        <w:t>AI behaviour programmed to maintain tight formation with the player</w:t>
+      </w:r>
+    </w:p>
+    <w:p>
+      <w:pPr>
+        <w:pStyle w:val="ListBullet"/>
+        <w:rPr>
+          <w:rFonts w:ascii="Times New Roman" w:hAnsi="Times New Roman" w:cs="Times New Roman"/>
+          <w:sz w:val="22"/>
+          <w:szCs w:val="22"/>
+        </w:rPr>
+      </w:pPr>
+      <w:r>
+        <w:rPr>
+          <w:rFonts w:ascii="Times New Roman" w:hAnsi="Times New Roman" w:cs="Times New Roman"/>
+          <w:sz w:val="22"/>
+          <w:szCs w:val="22"/>
+        </w:rPr>
+        <w:t>AI adapted to ensure pace is consistent with player, as well as player pace consistent with AI.</w:t>
+      </w:r>
+    </w:p>
+    <w:p>
+      <w:pPr>
+        <w:pStyle w:val="ListBullet"/>
+        <w:numPr>
+          <w:ilvl w:val="0"/>
+          <w:numId w:val="0"/>
+        </w:numPr>
+        <w:rPr>
+          <w:rFonts w:ascii="Times New Roman" w:hAnsi="Times New Roman" w:cs="Times New Roman"/>
+          <w:sz w:val="22"/>
+          <w:szCs w:val="22"/>
+        </w:rPr>
+      </w:pPr>
+    </w:p>
+    <w:p>
+      <w:pPr>
+        <w:pStyle w:val="ListBullet"/>
+        <w:numPr>
+          <w:ilvl w:val="0"/>
+          <w:numId w:val="0"/>
+        </w:numPr>
+        <w:rPr>
+          <w:rFonts w:ascii="Times New Roman" w:hAnsi="Times New Roman" w:cs="Times New Roman"/>
+          <w:sz w:val="22"/>
+          <w:szCs w:val="22"/>
+        </w:rPr>
+      </w:pPr>
+      <w:r>
+        <w:rPr>
+          <w:rFonts w:ascii="Times New Roman" w:hAnsi="Times New Roman" w:cs="Times New Roman"/>
+          <w:sz w:val="22"/>
+          <w:szCs w:val="22"/>
+        </w:rPr>
+        <w:t>Competitive Scenario (Racing)</w:t>
+      </w:r>
+    </w:p>
+    <w:p>
+      <w:pPr>
+        <w:pStyle w:val="ListBullet"/>
+        <w:numPr>
+          <w:ilvl w:val="0"/>
+          <w:numId w:val="0"/>
+        </w:numPr>
+        <w:rPr>
+          <w:rFonts w:ascii="Times New Roman" w:hAnsi="Times New Roman" w:cs="Times New Roman"/>
+          <w:sz w:val="22"/>
+          <w:szCs w:val="22"/>
+        </w:rPr>
+      </w:pPr>
+      <w:r>
+        <w:rPr>
+          <w:rFonts w:ascii="Times New Roman" w:hAnsi="Times New Roman" w:cs="Times New Roman"/>
+          <w:sz w:val="22"/>
+          <w:szCs w:val="22"/>
+        </w:rPr>
+        <w:t>This scenario creates a competitive environment through:</w:t>
+      </w:r>
+    </w:p>
+    <w:p>
+      <w:pPr>
+        <w:pStyle w:val="ListBullet"/>
+        <w:rPr>
+          <w:rFonts w:ascii="Times New Roman" w:hAnsi="Times New Roman" w:cs="Times New Roman"/>
+          <w:sz w:val="22"/>
+          <w:szCs w:val="22"/>
+        </w:rPr>
+      </w:pPr>
+      <w:r>
+        <w:rPr>
+          <w:rFonts w:ascii="Times New Roman" w:hAnsi="Times New Roman" w:cs="Times New Roman"/>
+          <w:sz w:val="22"/>
+          <w:szCs w:val="22"/>
+        </w:rPr>
+        <w:t xml:space="preserve">Racing against AI opponents calibrated to the </w:t>
+      </w:r>
+      <w:proofErr w:type="gramStart"/>
+      <w:r>
+        <w:rPr>
+          <w:rFonts w:ascii="Times New Roman" w:hAnsi="Times New Roman" w:cs="Times New Roman"/>
+          <w:sz w:val="22"/>
+          <w:szCs w:val="22"/>
+        </w:rPr>
+        <w:t>users</w:t>
+      </w:r>
+      <w:proofErr w:type="gramEnd"/>
+      <w:r>
+        <w:rPr>
+          <w:rFonts w:ascii="Times New Roman" w:hAnsi="Times New Roman" w:cs="Times New Roman"/>
+          <w:sz w:val="22"/>
+          <w:szCs w:val="22"/>
+        </w:rPr>
+        <w:t xml:space="preserve"> baseline performance and or cooperative performance (historical data)</w:t>
+      </w:r>
+    </w:p>
+    <w:p>
+      <w:pPr>
+        <w:pStyle w:val="ListBullet"/>
+        <w:rPr>
+          <w:rFonts w:ascii="Times New Roman" w:hAnsi="Times New Roman" w:cs="Times New Roman"/>
+          <w:sz w:val="22"/>
+          <w:szCs w:val="22"/>
+        </w:rPr>
+      </w:pPr>
+      <w:r>
+        <w:rPr>
+          <w:rFonts w:ascii="Times New Roman" w:hAnsi="Times New Roman" w:cs="Times New Roman"/>
+          <w:sz w:val="22"/>
+          <w:szCs w:val="22"/>
+        </w:rPr>
+        <w:t>Dynamic difficulty adjustment based on heart rate monitoring</w:t>
+      </w:r>
+    </w:p>
+    <w:p>
+      <w:pPr>
+        <w:pStyle w:val="ListBullet"/>
+        <w:rPr>
+          <w:rFonts w:ascii="Times New Roman" w:hAnsi="Times New Roman" w:cs="Times New Roman"/>
+          <w:sz w:val="22"/>
+          <w:szCs w:val="22"/>
+        </w:rPr>
+      </w:pPr>
+      <w:r>
+        <w:rPr>
+          <w:rFonts w:ascii="Times New Roman" w:hAnsi="Times New Roman" w:cs="Times New Roman"/>
+          <w:sz w:val="22"/>
+          <w:szCs w:val="22"/>
+        </w:rPr>
+        <w:t>Performance-based positioning</w:t>
+      </w:r>
+    </w:p>
+    <w:p>
+      <w:pPr>
+        <w:pStyle w:val="ListBullet"/>
+        <w:rPr>
+          <w:rFonts w:ascii="Times New Roman" w:hAnsi="Times New Roman" w:cs="Times New Roman"/>
+          <w:sz w:val="22"/>
+          <w:szCs w:val="22"/>
+        </w:rPr>
+      </w:pPr>
+      <w:r>
+        <w:rPr>
+          <w:rFonts w:ascii="Times New Roman" w:hAnsi="Times New Roman" w:cs="Times New Roman"/>
+          <w:sz w:val="22"/>
+          <w:szCs w:val="22"/>
+        </w:rPr>
+        <w:t>Use for interactive feedforward to push player beyond their previous best</w:t>
       </w:r>
     </w:p>
     <w:p>
@@ -3532,19 +4065,270 @@
         </w:numPr>
         <w:spacing w:after="0" w:line="276" w:lineRule="auto"/>
         <w:rPr>
-          <w:rFonts w:cs="Calibri"/>
-          <w:sz w:val="22"/>
-          <w:szCs w:val="22"/>
-        </w:rPr>
-      </w:pPr>
-      <w:r>
-        <w:rPr>
-          <w:rFonts w:cs="Calibri"/>
+          <w:rFonts w:ascii="Times New Roman" w:hAnsi="Times New Roman" w:cs="Times New Roman"/>
+          <w:sz w:val="22"/>
+          <w:szCs w:val="22"/>
+        </w:rPr>
+      </w:pPr>
+      <w:r>
+        <w:rPr>
+          <w:rFonts w:ascii="Times New Roman" w:hAnsi="Times New Roman" w:cs="Times New Roman"/>
           <w:sz w:val="22"/>
           <w:szCs w:val="22"/>
         </w:rPr>
         <w:t>Consistent environmental settings.</w:t>
       </w:r>
+    </w:p>
+    <w:p>
+      <w:pPr>
+        <w:spacing w:after="0" w:line="276" w:lineRule="auto"/>
+        <w:rPr>
+          <w:rFonts w:ascii="Times New Roman" w:hAnsi="Times New Roman" w:cs="Times New Roman"/>
+          <w:sz w:val="22"/>
+          <w:szCs w:val="22"/>
+        </w:rPr>
+      </w:pPr>
+      <w:r>
+        <w:rPr>
+          <w:rFonts w:ascii="Times New Roman" w:hAnsi="Times New Roman" w:cs="Times New Roman"/>
+          <w:sz w:val="22"/>
+          <w:szCs w:val="22"/>
+        </w:rPr>
+        <w:t>To ensure valid comparison between sessions, the following elements remain consistent:</w:t>
+      </w:r>
+    </w:p>
+    <w:p>
+      <w:pPr>
+        <w:spacing w:after="0" w:line="276" w:lineRule="auto"/>
+        <w:rPr>
+          <w:rFonts w:ascii="Times New Roman" w:hAnsi="Times New Roman" w:cs="Times New Roman"/>
+          <w:sz w:val="22"/>
+          <w:szCs w:val="22"/>
+        </w:rPr>
+      </w:pPr>
+    </w:p>
+    <w:p>
+      <w:pPr>
+        <w:spacing w:after="0" w:line="276" w:lineRule="auto"/>
+        <w:rPr>
+          <w:rFonts w:ascii="Times New Roman" w:hAnsi="Times New Roman" w:cs="Times New Roman"/>
+          <w:sz w:val="22"/>
+          <w:szCs w:val="22"/>
+        </w:rPr>
+      </w:pPr>
+      <w:r>
+        <w:rPr>
+          <w:rFonts w:ascii="Times New Roman" w:hAnsi="Times New Roman" w:cs="Times New Roman"/>
+          <w:sz w:val="22"/>
+          <w:szCs w:val="22"/>
+        </w:rPr>
+        <w:t>Virtual Environment</w:t>
+      </w:r>
+    </w:p>
+    <w:p>
+      <w:pPr>
+        <w:spacing w:after="0" w:line="276" w:lineRule="auto"/>
+        <w:rPr>
+          <w:rFonts w:ascii="Times New Roman" w:hAnsi="Times New Roman" w:cs="Times New Roman"/>
+          <w:sz w:val="22"/>
+          <w:szCs w:val="22"/>
+        </w:rPr>
+      </w:pPr>
+    </w:p>
+    <w:p>
+      <w:pPr>
+        <w:spacing w:after="0" w:line="276" w:lineRule="auto"/>
+        <w:rPr>
+          <w:rFonts w:ascii="Times New Roman" w:hAnsi="Times New Roman" w:cs="Times New Roman"/>
+          <w:sz w:val="22"/>
+          <w:szCs w:val="22"/>
+        </w:rPr>
+      </w:pPr>
+      <w:r>
+        <w:rPr>
+          <w:rFonts w:ascii="Times New Roman" w:hAnsi="Times New Roman" w:cs="Times New Roman"/>
+          <w:sz w:val="22"/>
+          <w:szCs w:val="22"/>
+        </w:rPr>
+        <w:t xml:space="preserve">Each scenario uses the same prototype velodrome environment </w:t>
+      </w:r>
+      <w:hyperlink r:id="rId16" w:history="1">
+        <w:r>
+          <w:rPr>
+            <w:rStyle w:val="Hyperlink"/>
+            <w:rFonts w:ascii="Times New Roman" w:hAnsi="Times New Roman" w:cs="Times New Roman"/>
+            <w:sz w:val="22"/>
+            <w:szCs w:val="22"/>
+          </w:rPr>
+          <w:t>[]</w:t>
+        </w:r>
+      </w:hyperlink>
+      <w:r>
+        <w:rPr>
+          <w:rFonts w:ascii="Times New Roman" w:hAnsi="Times New Roman" w:cs="Times New Roman"/>
+          <w:sz w:val="22"/>
+          <w:szCs w:val="22"/>
+        </w:rPr>
+        <w:t xml:space="preserve"> that was modified to flat colours for purposes of texture simplicity, as well as to reduce cognitive load and maintain focus on exercise. In this environment lighting conditions and visual clarity remained consistent across all three scenarios.</w:t>
+      </w:r>
+    </w:p>
+    <w:p>
+      <w:pPr>
+        <w:spacing w:after="0" w:line="276" w:lineRule="auto"/>
+        <w:rPr>
+          <w:rFonts w:ascii="Times New Roman" w:hAnsi="Times New Roman" w:cs="Times New Roman"/>
+          <w:sz w:val="22"/>
+          <w:szCs w:val="22"/>
+        </w:rPr>
+      </w:pPr>
+    </w:p>
+    <w:p>
+      <w:pPr>
+        <w:spacing w:after="0" w:line="276" w:lineRule="auto"/>
+        <w:rPr>
+          <w:rFonts w:ascii="Times New Roman" w:hAnsi="Times New Roman" w:cs="Times New Roman"/>
+          <w:sz w:val="22"/>
+          <w:szCs w:val="22"/>
+        </w:rPr>
+      </w:pPr>
+      <w:r>
+        <w:rPr>
+          <w:rFonts w:ascii="Times New Roman" w:hAnsi="Times New Roman" w:cs="Times New Roman"/>
+          <w:sz w:val="22"/>
+          <w:szCs w:val="22"/>
+        </w:rPr>
+        <w:t>Exercise Parameters</w:t>
+      </w:r>
+    </w:p>
+    <w:p>
+      <w:pPr>
+        <w:spacing w:after="0" w:line="276" w:lineRule="auto"/>
+        <w:rPr>
+          <w:rFonts w:ascii="Times New Roman" w:hAnsi="Times New Roman" w:cs="Times New Roman"/>
+          <w:sz w:val="22"/>
+          <w:szCs w:val="22"/>
+        </w:rPr>
+      </w:pPr>
+    </w:p>
+    <w:p>
+      <w:pPr>
+        <w:spacing w:after="0" w:line="276" w:lineRule="auto"/>
+        <w:rPr>
+          <w:rFonts w:ascii="Times New Roman" w:hAnsi="Times New Roman" w:cs="Times New Roman"/>
+          <w:sz w:val="22"/>
+          <w:szCs w:val="22"/>
+        </w:rPr>
+      </w:pPr>
+      <w:r>
+        <w:rPr>
+          <w:rFonts w:ascii="Times New Roman" w:hAnsi="Times New Roman" w:cs="Times New Roman"/>
+          <w:sz w:val="22"/>
+          <w:szCs w:val="22"/>
+        </w:rPr>
+        <w:t xml:space="preserve">Each participant completed the same “Max Ramp Test” workout from Cardiff University’s VR Lab </w:t>
+      </w:r>
+      <w:proofErr w:type="spellStart"/>
+      <w:r>
+        <w:rPr>
+          <w:rFonts w:ascii="Times New Roman" w:hAnsi="Times New Roman" w:cs="Times New Roman"/>
+          <w:sz w:val="22"/>
+          <w:szCs w:val="22"/>
+        </w:rPr>
+        <w:t>Wattbike</w:t>
+      </w:r>
+      <w:proofErr w:type="spellEnd"/>
+      <w:r>
+        <w:rPr>
+          <w:rFonts w:ascii="Times New Roman" w:hAnsi="Times New Roman" w:cs="Times New Roman"/>
+          <w:sz w:val="22"/>
+          <w:szCs w:val="22"/>
+        </w:rPr>
+        <w:t xml:space="preserve"> Atom 2 exercise bike, giving them identical power output targets across all scenarios. ERG mode was used on the </w:t>
+      </w:r>
+      <w:proofErr w:type="spellStart"/>
+      <w:r>
+        <w:rPr>
+          <w:rFonts w:ascii="Times New Roman" w:hAnsi="Times New Roman" w:cs="Times New Roman"/>
+          <w:sz w:val="22"/>
+          <w:szCs w:val="22"/>
+        </w:rPr>
+        <w:t>Wattbike</w:t>
+      </w:r>
+      <w:proofErr w:type="spellEnd"/>
+      <w:r>
+        <w:rPr>
+          <w:rFonts w:ascii="Times New Roman" w:hAnsi="Times New Roman" w:cs="Times New Roman"/>
+          <w:sz w:val="22"/>
+          <w:szCs w:val="22"/>
+        </w:rPr>
+        <w:t xml:space="preserve"> to ensure consistent resistance regardless to participant effort.</w:t>
+      </w:r>
+    </w:p>
+    <w:p>
+      <w:pPr>
+        <w:spacing w:after="0" w:line="276" w:lineRule="auto"/>
+        <w:rPr>
+          <w:rFonts w:ascii="Times New Roman" w:hAnsi="Times New Roman" w:cs="Times New Roman"/>
+          <w:sz w:val="22"/>
+          <w:szCs w:val="22"/>
+        </w:rPr>
+      </w:pPr>
+    </w:p>
+    <w:p>
+      <w:pPr>
+        <w:spacing w:after="0" w:line="276" w:lineRule="auto"/>
+        <w:rPr>
+          <w:rFonts w:ascii="Times New Roman" w:hAnsi="Times New Roman" w:cs="Times New Roman"/>
+          <w:sz w:val="22"/>
+          <w:szCs w:val="22"/>
+        </w:rPr>
+      </w:pPr>
+      <w:r>
+        <w:rPr>
+          <w:rFonts w:ascii="Times New Roman" w:hAnsi="Times New Roman" w:cs="Times New Roman"/>
+          <w:sz w:val="22"/>
+          <w:szCs w:val="22"/>
+        </w:rPr>
+        <w:t>User Interface Layout</w:t>
+      </w:r>
+    </w:p>
+    <w:p>
+      <w:pPr>
+        <w:spacing w:after="0" w:line="276" w:lineRule="auto"/>
+        <w:rPr>
+          <w:rFonts w:ascii="Times New Roman" w:hAnsi="Times New Roman" w:cs="Times New Roman"/>
+          <w:sz w:val="22"/>
+          <w:szCs w:val="22"/>
+        </w:rPr>
+      </w:pPr>
+    </w:p>
+    <w:p>
+      <w:pPr>
+        <w:spacing w:after="0" w:line="276" w:lineRule="auto"/>
+        <w:rPr>
+          <w:rFonts w:ascii="Times New Roman" w:hAnsi="Times New Roman" w:cs="Times New Roman"/>
+          <w:sz w:val="22"/>
+          <w:szCs w:val="22"/>
+        </w:rPr>
+      </w:pPr>
+      <w:r>
+        <w:rPr>
+          <w:rFonts w:ascii="Times New Roman" w:hAnsi="Times New Roman" w:cs="Times New Roman"/>
+          <w:sz w:val="22"/>
+          <w:szCs w:val="22"/>
+        </w:rPr>
+        <w:t xml:space="preserve">Each scenario used the same heads-up display (HUD) to deliver performance metrics to the participants in real-time, uniform font sizes and notification systems, and standard positioning of critical information in the user’s field of view. </w:t>
+      </w:r>
+    </w:p>
+    <w:p>
+      <w:pPr>
+        <w:spacing w:after="0" w:line="276" w:lineRule="auto"/>
+        <w:rPr>
+          <w:rFonts w:ascii="Times New Roman" w:hAnsi="Times New Roman" w:cs="Times New Roman"/>
+          <w:sz w:val="22"/>
+          <w:szCs w:val="22"/>
+        </w:rPr>
+      </w:pPr>
     </w:p>
     <w:p>
       <w:pPr>
@@ -3555,19 +4339,172 @@
         </w:numPr>
         <w:spacing w:after="0" w:line="276" w:lineRule="auto"/>
         <w:rPr>
-          <w:rFonts w:cs="Calibri"/>
-          <w:sz w:val="22"/>
-          <w:szCs w:val="22"/>
-        </w:rPr>
-      </w:pPr>
-      <w:r>
-        <w:rPr>
-          <w:rFonts w:cs="Calibri"/>
+          <w:rFonts w:ascii="Times New Roman" w:hAnsi="Times New Roman" w:cs="Times New Roman"/>
+          <w:sz w:val="22"/>
+          <w:szCs w:val="22"/>
+        </w:rPr>
+      </w:pPr>
+      <w:r>
+        <w:rPr>
+          <w:rFonts w:ascii="Times New Roman" w:hAnsi="Times New Roman" w:cs="Times New Roman"/>
           <w:sz w:val="22"/>
           <w:szCs w:val="22"/>
         </w:rPr>
         <w:t>Performance tracking elements.</w:t>
       </w:r>
+    </w:p>
+    <w:p>
+      <w:pPr>
+        <w:spacing w:after="0" w:line="276" w:lineRule="auto"/>
+        <w:rPr>
+          <w:rFonts w:ascii="Times New Roman" w:hAnsi="Times New Roman" w:cs="Times New Roman"/>
+          <w:sz w:val="22"/>
+          <w:szCs w:val="22"/>
+        </w:rPr>
+      </w:pPr>
+    </w:p>
+    <w:p>
+      <w:pPr>
+        <w:spacing w:after="0" w:line="276" w:lineRule="auto"/>
+        <w:rPr>
+          <w:rFonts w:ascii="Times New Roman" w:hAnsi="Times New Roman" w:cs="Times New Roman"/>
+          <w:sz w:val="22"/>
+          <w:szCs w:val="22"/>
+        </w:rPr>
+      </w:pPr>
+      <w:r>
+        <w:rPr>
+          <w:rFonts w:ascii="Times New Roman" w:hAnsi="Times New Roman" w:cs="Times New Roman"/>
+          <w:sz w:val="22"/>
+          <w:szCs w:val="22"/>
+        </w:rPr>
+        <w:t>The system captures and visualises several key performance metrics.</w:t>
+      </w:r>
+    </w:p>
+    <w:p>
+      <w:pPr>
+        <w:spacing w:after="0" w:line="276" w:lineRule="auto"/>
+        <w:rPr>
+          <w:rFonts w:ascii="Times New Roman" w:hAnsi="Times New Roman" w:cs="Times New Roman"/>
+          <w:sz w:val="22"/>
+          <w:szCs w:val="22"/>
+        </w:rPr>
+      </w:pPr>
+    </w:p>
+    <w:p>
+      <w:pPr>
+        <w:spacing w:after="0" w:line="276" w:lineRule="auto"/>
+        <w:rPr>
+          <w:rFonts w:ascii="Times New Roman" w:hAnsi="Times New Roman" w:cs="Times New Roman"/>
+          <w:sz w:val="22"/>
+          <w:szCs w:val="22"/>
+        </w:rPr>
+      </w:pPr>
+      <w:r>
+        <w:rPr>
+          <w:rFonts w:ascii="Times New Roman" w:hAnsi="Times New Roman" w:cs="Times New Roman"/>
+          <w:sz w:val="22"/>
+          <w:szCs w:val="22"/>
+        </w:rPr>
+        <w:t xml:space="preserve">A </w:t>
+      </w:r>
+      <w:r>
+        <w:rPr>
+          <w:rFonts w:ascii="Times New Roman" w:hAnsi="Times New Roman" w:cs="Times New Roman"/>
+          <w:sz w:val="22"/>
+          <w:szCs w:val="22"/>
+        </w:rPr>
+        <w:t>Real-time Metrics Display (HUD)</w:t>
+      </w:r>
+      <w:r>
+        <w:rPr>
+          <w:rFonts w:ascii="Times New Roman" w:hAnsi="Times New Roman" w:cs="Times New Roman"/>
+          <w:sz w:val="22"/>
+          <w:szCs w:val="22"/>
+        </w:rPr>
+        <w:t xml:space="preserve"> displaying current power (watts), current cadence (revolutions per minute), current heart rate (beats per minute), current speed (miles per hour), and elapsed time (seconds).</w:t>
+      </w:r>
+    </w:p>
+    <w:p>
+      <w:pPr>
+        <w:pStyle w:val="ListBullet"/>
+        <w:numPr>
+          <w:ilvl w:val="0"/>
+          <w:numId w:val="0"/>
+        </w:numPr>
+        <w:ind w:left="360" w:hanging="360"/>
+        <w:rPr>
+          <w:rFonts w:ascii="Times New Roman" w:hAnsi="Times New Roman" w:cs="Times New Roman"/>
+          <w:sz w:val="22"/>
+          <w:szCs w:val="22"/>
+        </w:rPr>
+      </w:pPr>
+    </w:p>
+    <w:p>
+      <w:pPr>
+        <w:pStyle w:val="ListBullet"/>
+        <w:numPr>
+          <w:ilvl w:val="0"/>
+          <w:numId w:val="0"/>
+        </w:numPr>
+        <w:ind w:left="360" w:hanging="360"/>
+        <w:rPr>
+          <w:rFonts w:ascii="Times New Roman" w:hAnsi="Times New Roman" w:cs="Times New Roman"/>
+          <w:sz w:val="22"/>
+          <w:szCs w:val="22"/>
+        </w:rPr>
+      </w:pPr>
+      <w:r>
+        <w:rPr>
+          <w:rFonts w:ascii="Times New Roman" w:hAnsi="Times New Roman" w:cs="Times New Roman"/>
+          <w:sz w:val="22"/>
+          <w:szCs w:val="22"/>
+        </w:rPr>
+        <w:t>Post-Session Analytics</w:t>
+      </w:r>
+      <w:r>
+        <w:rPr>
+          <w:rFonts w:ascii="Times New Roman" w:hAnsi="Times New Roman" w:cs="Times New Roman"/>
+          <w:sz w:val="22"/>
+          <w:szCs w:val="22"/>
+        </w:rPr>
+        <w:t xml:space="preserve"> through performance graphs to show trends over time, as well as comparison</w:t>
+      </w:r>
+      <w:r>
+        <w:rPr>
+          <w:rFonts w:ascii="Times New Roman" w:hAnsi="Times New Roman" w:cs="Times New Roman"/>
+          <w:sz w:val="22"/>
+          <w:szCs w:val="22"/>
+        </w:rPr>
+        <w:t xml:space="preserve"> </w:t>
+      </w:r>
+      <w:r>
+        <w:rPr>
+          <w:rFonts w:ascii="Times New Roman" w:hAnsi="Times New Roman" w:cs="Times New Roman"/>
+          <w:sz w:val="22"/>
+          <w:szCs w:val="22"/>
+        </w:rPr>
+        <w:t xml:space="preserve">tools developed in python for cross scenario analysis. Additionally, statistical summaries are </w:t>
+      </w:r>
+      <w:r>
+        <w:rPr>
+          <w:rFonts w:ascii="Times New Roman" w:hAnsi="Times New Roman" w:cs="Times New Roman"/>
+          <w:sz w:val="22"/>
+          <w:szCs w:val="22"/>
+        </w:rPr>
+        <w:lastRenderedPageBreak/>
+        <w:t xml:space="preserve">generated at the bottom of performance log spreadsheets to draw quick conclusions from workout averages and other metrics. </w:t>
+      </w:r>
+    </w:p>
+    <w:p>
+      <w:pPr>
+        <w:spacing w:after="0" w:line="276" w:lineRule="auto"/>
+        <w:rPr>
+          <w:rFonts w:ascii="Times New Roman" w:hAnsi="Times New Roman" w:cs="Times New Roman"/>
+          <w:sz w:val="22"/>
+          <w:szCs w:val="22"/>
+        </w:rPr>
+      </w:pPr>
     </w:p>
     <w:p>
       <w:pPr>
@@ -3578,14 +4515,14 @@
         </w:numPr>
         <w:spacing w:after="0" w:line="276" w:lineRule="auto"/>
         <w:rPr>
-          <w:rFonts w:cs="Calibri"/>
-          <w:sz w:val="22"/>
-          <w:szCs w:val="22"/>
-        </w:rPr>
-      </w:pPr>
-      <w:r>
-        <w:rPr>
-          <w:rFonts w:cs="Calibri"/>
+          <w:rFonts w:ascii="Times New Roman" w:hAnsi="Times New Roman" w:cs="Times New Roman"/>
+          <w:sz w:val="22"/>
+          <w:szCs w:val="22"/>
+        </w:rPr>
+      </w:pPr>
+      <w:r>
+        <w:rPr>
+          <w:rFonts w:ascii="Times New Roman" w:hAnsi="Times New Roman" w:cs="Times New Roman"/>
           <w:sz w:val="22"/>
           <w:szCs w:val="22"/>
         </w:rPr>
@@ -3601,14 +4538,14 @@
         </w:numPr>
         <w:spacing w:after="0" w:line="276" w:lineRule="auto"/>
         <w:rPr>
-          <w:rFonts w:cs="Calibri"/>
-          <w:sz w:val="22"/>
-          <w:szCs w:val="22"/>
-        </w:rPr>
-      </w:pPr>
-      <w:r>
-        <w:rPr>
-          <w:rFonts w:cs="Calibri"/>
+          <w:rFonts w:ascii="Times New Roman" w:hAnsi="Times New Roman" w:cs="Times New Roman"/>
+          <w:sz w:val="22"/>
+          <w:szCs w:val="22"/>
+        </w:rPr>
+      </w:pPr>
+      <w:r>
+        <w:rPr>
+          <w:rFonts w:ascii="Times New Roman" w:hAnsi="Times New Roman" w:cs="Times New Roman"/>
           <w:sz w:val="22"/>
           <w:szCs w:val="22"/>
         </w:rPr>
@@ -3624,14 +4561,14 @@
         </w:numPr>
         <w:spacing w:after="0" w:line="276" w:lineRule="auto"/>
         <w:rPr>
-          <w:rFonts w:cs="Calibri"/>
-          <w:sz w:val="22"/>
-          <w:szCs w:val="22"/>
-        </w:rPr>
-      </w:pPr>
-      <w:r>
-        <w:rPr>
-          <w:rFonts w:cs="Calibri"/>
+          <w:rFonts w:ascii="Times New Roman" w:hAnsi="Times New Roman" w:cs="Times New Roman"/>
+          <w:sz w:val="22"/>
+          <w:szCs w:val="22"/>
+        </w:rPr>
+      </w:pPr>
+      <w:r>
+        <w:rPr>
+          <w:rFonts w:ascii="Times New Roman" w:hAnsi="Times New Roman" w:cs="Times New Roman"/>
           <w:sz w:val="22"/>
           <w:szCs w:val="22"/>
         </w:rPr>
@@ -3647,14 +4584,14 @@
         </w:numPr>
         <w:spacing w:after="0" w:line="276" w:lineRule="auto"/>
         <w:rPr>
-          <w:rFonts w:cs="Calibri"/>
-          <w:sz w:val="22"/>
-          <w:szCs w:val="22"/>
-        </w:rPr>
-      </w:pPr>
-      <w:r>
-        <w:rPr>
-          <w:rFonts w:cs="Calibri"/>
+          <w:rFonts w:ascii="Times New Roman" w:hAnsi="Times New Roman" w:cs="Times New Roman"/>
+          <w:sz w:val="22"/>
+          <w:szCs w:val="22"/>
+        </w:rPr>
+      </w:pPr>
+      <w:r>
+        <w:rPr>
+          <w:rFonts w:ascii="Times New Roman" w:hAnsi="Times New Roman" w:cs="Times New Roman"/>
           <w:sz w:val="22"/>
           <w:szCs w:val="22"/>
         </w:rPr>
@@ -3663,7 +4600,7 @@
       <w:proofErr w:type="spellStart"/>
       <w:r>
         <w:rPr>
-          <w:rFonts w:cs="Calibri"/>
+          <w:rFonts w:ascii="Times New Roman" w:hAnsi="Times New Roman" w:cs="Times New Roman"/>
           <w:sz w:val="22"/>
           <w:szCs w:val="22"/>
         </w:rPr>
@@ -3672,7 +4609,7 @@
       <w:proofErr w:type="spellEnd"/>
       <w:r>
         <w:rPr>
-          <w:rFonts w:cs="Calibri"/>
+          <w:rFonts w:ascii="Times New Roman" w:hAnsi="Times New Roman" w:cs="Times New Roman"/>
           <w:sz w:val="22"/>
           <w:szCs w:val="22"/>
         </w:rPr>
@@ -3688,14 +4625,14 @@
         </w:numPr>
         <w:spacing w:after="0" w:line="276" w:lineRule="auto"/>
         <w:rPr>
-          <w:rFonts w:cs="Calibri"/>
-          <w:sz w:val="22"/>
-          <w:szCs w:val="22"/>
-        </w:rPr>
-      </w:pPr>
-      <w:r>
-        <w:rPr>
-          <w:rFonts w:cs="Calibri"/>
+          <w:rFonts w:ascii="Times New Roman" w:hAnsi="Times New Roman" w:cs="Times New Roman"/>
+          <w:sz w:val="22"/>
+          <w:szCs w:val="22"/>
+        </w:rPr>
+      </w:pPr>
+      <w:r>
+        <w:rPr>
+          <w:rFonts w:ascii="Times New Roman" w:hAnsi="Times New Roman" w:cs="Times New Roman"/>
           <w:sz w:val="22"/>
           <w:szCs w:val="22"/>
         </w:rPr>
@@ -3711,14 +4648,14 @@
         </w:numPr>
         <w:spacing w:after="0" w:line="276" w:lineRule="auto"/>
         <w:rPr>
-          <w:rFonts w:cs="Calibri"/>
-          <w:sz w:val="22"/>
-          <w:szCs w:val="22"/>
-        </w:rPr>
-      </w:pPr>
-      <w:r>
-        <w:rPr>
-          <w:rFonts w:cs="Calibri"/>
+          <w:rFonts w:ascii="Times New Roman" w:hAnsi="Times New Roman" w:cs="Times New Roman"/>
+          <w:sz w:val="22"/>
+          <w:szCs w:val="22"/>
+        </w:rPr>
+      </w:pPr>
+      <w:r>
+        <w:rPr>
+          <w:rFonts w:ascii="Times New Roman" w:hAnsi="Times New Roman" w:cs="Times New Roman"/>
           <w:sz w:val="22"/>
           <w:szCs w:val="22"/>
         </w:rPr>
@@ -3734,14 +4671,14 @@
         </w:numPr>
         <w:spacing w:after="0" w:line="276" w:lineRule="auto"/>
         <w:rPr>
-          <w:rFonts w:cs="Calibri"/>
-          <w:sz w:val="22"/>
-          <w:szCs w:val="22"/>
-        </w:rPr>
-      </w:pPr>
-      <w:r>
-        <w:rPr>
-          <w:rFonts w:cs="Calibri"/>
+          <w:rFonts w:ascii="Times New Roman" w:hAnsi="Times New Roman" w:cs="Times New Roman"/>
+          <w:sz w:val="22"/>
+          <w:szCs w:val="22"/>
+        </w:rPr>
+      </w:pPr>
+      <w:r>
+        <w:rPr>
+          <w:rFonts w:ascii="Times New Roman" w:hAnsi="Times New Roman" w:cs="Times New Roman"/>
           <w:sz w:val="22"/>
           <w:szCs w:val="22"/>
         </w:rPr>
@@ -3757,14 +4694,14 @@
         </w:numPr>
         <w:spacing w:after="0" w:line="276" w:lineRule="auto"/>
         <w:rPr>
-          <w:rFonts w:cs="Calibri"/>
-          <w:sz w:val="22"/>
-          <w:szCs w:val="22"/>
-        </w:rPr>
-      </w:pPr>
-      <w:r>
-        <w:rPr>
-          <w:rFonts w:cs="Calibri"/>
+          <w:rFonts w:ascii="Times New Roman" w:hAnsi="Times New Roman" w:cs="Times New Roman"/>
+          <w:sz w:val="22"/>
+          <w:szCs w:val="22"/>
+        </w:rPr>
+      </w:pPr>
+      <w:r>
+        <w:rPr>
+          <w:rFonts w:ascii="Times New Roman" w:hAnsi="Times New Roman" w:cs="Times New Roman"/>
           <w:sz w:val="22"/>
           <w:szCs w:val="22"/>
         </w:rPr>
@@ -3780,14 +4717,14 @@
         </w:numPr>
         <w:spacing w:after="0" w:line="276" w:lineRule="auto"/>
         <w:rPr>
-          <w:rFonts w:cs="Calibri"/>
-          <w:sz w:val="22"/>
-          <w:szCs w:val="22"/>
-        </w:rPr>
-      </w:pPr>
-      <w:r>
-        <w:rPr>
-          <w:rFonts w:cs="Calibri"/>
+          <w:rFonts w:ascii="Times New Roman" w:hAnsi="Times New Roman" w:cs="Times New Roman"/>
+          <w:sz w:val="22"/>
+          <w:szCs w:val="22"/>
+        </w:rPr>
+      </w:pPr>
+      <w:r>
+        <w:rPr>
+          <w:rFonts w:ascii="Times New Roman" w:hAnsi="Times New Roman" w:cs="Times New Roman"/>
           <w:sz w:val="22"/>
           <w:szCs w:val="22"/>
         </w:rPr>
@@ -3803,14 +4740,14 @@
         </w:numPr>
         <w:spacing w:after="0" w:line="276" w:lineRule="auto"/>
         <w:rPr>
-          <w:rFonts w:cs="Calibri"/>
-          <w:sz w:val="22"/>
-          <w:szCs w:val="22"/>
-        </w:rPr>
-      </w:pPr>
-      <w:r>
-        <w:rPr>
-          <w:rFonts w:cs="Calibri"/>
+          <w:rFonts w:ascii="Times New Roman" w:hAnsi="Times New Roman" w:cs="Times New Roman"/>
+          <w:sz w:val="22"/>
+          <w:szCs w:val="22"/>
+        </w:rPr>
+      </w:pPr>
+      <w:r>
+        <w:rPr>
+          <w:rFonts w:ascii="Times New Roman" w:hAnsi="Times New Roman" w:cs="Times New Roman"/>
           <w:sz w:val="22"/>
           <w:szCs w:val="22"/>
         </w:rPr>
@@ -3826,14 +4763,14 @@
         </w:numPr>
         <w:spacing w:after="0" w:line="276" w:lineRule="auto"/>
         <w:rPr>
-          <w:rFonts w:cs="Calibri"/>
-          <w:sz w:val="22"/>
-          <w:szCs w:val="22"/>
-        </w:rPr>
-      </w:pPr>
-      <w:r>
-        <w:rPr>
-          <w:rFonts w:cs="Calibri"/>
+          <w:rFonts w:ascii="Times New Roman" w:hAnsi="Times New Roman" w:cs="Times New Roman"/>
+          <w:sz w:val="22"/>
+          <w:szCs w:val="22"/>
+        </w:rPr>
+      </w:pPr>
+      <w:r>
+        <w:rPr>
+          <w:rFonts w:ascii="Times New Roman" w:hAnsi="Times New Roman" w:cs="Times New Roman"/>
           <w:sz w:val="22"/>
           <w:szCs w:val="22"/>
         </w:rPr>
@@ -3849,14 +4786,14 @@
         </w:numPr>
         <w:spacing w:after="0" w:line="276" w:lineRule="auto"/>
         <w:rPr>
-          <w:rFonts w:cs="Calibri"/>
-          <w:sz w:val="22"/>
-          <w:szCs w:val="22"/>
-        </w:rPr>
-      </w:pPr>
-      <w:r>
-        <w:rPr>
-          <w:rFonts w:cs="Calibri"/>
+          <w:rFonts w:ascii="Times New Roman" w:hAnsi="Times New Roman" w:cs="Times New Roman"/>
+          <w:sz w:val="22"/>
+          <w:szCs w:val="22"/>
+        </w:rPr>
+      </w:pPr>
+      <w:r>
+        <w:rPr>
+          <w:rFonts w:ascii="Times New Roman" w:hAnsi="Times New Roman" w:cs="Times New Roman"/>
           <w:sz w:val="22"/>
           <w:szCs w:val="22"/>
         </w:rPr>
@@ -3872,14 +4809,14 @@
         </w:numPr>
         <w:spacing w:after="0" w:line="276" w:lineRule="auto"/>
         <w:rPr>
-          <w:rFonts w:cs="Calibri"/>
-          <w:sz w:val="22"/>
-          <w:szCs w:val="22"/>
-        </w:rPr>
-      </w:pPr>
-      <w:r>
-        <w:rPr>
-          <w:rFonts w:cs="Calibri"/>
+          <w:rFonts w:ascii="Times New Roman" w:hAnsi="Times New Roman" w:cs="Times New Roman"/>
+          <w:sz w:val="22"/>
+          <w:szCs w:val="22"/>
+        </w:rPr>
+      </w:pPr>
+      <w:r>
+        <w:rPr>
+          <w:rFonts w:ascii="Times New Roman" w:hAnsi="Times New Roman" w:cs="Times New Roman"/>
           <w:sz w:val="22"/>
           <w:szCs w:val="22"/>
         </w:rPr>
@@ -3895,14 +4832,14 @@
         </w:numPr>
         <w:spacing w:after="0" w:line="276" w:lineRule="auto"/>
         <w:rPr>
-          <w:rFonts w:cs="Calibri"/>
-          <w:sz w:val="22"/>
-          <w:szCs w:val="22"/>
-        </w:rPr>
-      </w:pPr>
-      <w:r>
-        <w:rPr>
-          <w:rFonts w:cs="Calibri"/>
+          <w:rFonts w:ascii="Times New Roman" w:hAnsi="Times New Roman" w:cs="Times New Roman"/>
+          <w:sz w:val="22"/>
+          <w:szCs w:val="22"/>
+        </w:rPr>
+      </w:pPr>
+      <w:r>
+        <w:rPr>
+          <w:rFonts w:ascii="Times New Roman" w:hAnsi="Times New Roman" w:cs="Times New Roman"/>
           <w:sz w:val="22"/>
           <w:szCs w:val="22"/>
         </w:rPr>
@@ -3918,14 +4855,14 @@
         </w:numPr>
         <w:spacing w:after="0" w:line="276" w:lineRule="auto"/>
         <w:rPr>
-          <w:rFonts w:cs="Calibri"/>
-          <w:sz w:val="22"/>
-          <w:szCs w:val="22"/>
-        </w:rPr>
-      </w:pPr>
-      <w:r>
-        <w:rPr>
-          <w:rFonts w:cs="Calibri"/>
+          <w:rFonts w:ascii="Times New Roman" w:hAnsi="Times New Roman" w:cs="Times New Roman"/>
+          <w:sz w:val="22"/>
+          <w:szCs w:val="22"/>
+        </w:rPr>
+      </w:pPr>
+      <w:r>
+        <w:rPr>
+          <w:rFonts w:ascii="Times New Roman" w:hAnsi="Times New Roman" w:cs="Times New Roman"/>
           <w:sz w:val="22"/>
           <w:szCs w:val="22"/>
         </w:rPr>
@@ -3941,14 +4878,14 @@
         </w:numPr>
         <w:spacing w:after="0" w:line="276" w:lineRule="auto"/>
         <w:rPr>
-          <w:rFonts w:cs="Calibri"/>
-          <w:sz w:val="22"/>
-          <w:szCs w:val="22"/>
-        </w:rPr>
-      </w:pPr>
-      <w:r>
-        <w:rPr>
-          <w:rFonts w:cs="Calibri"/>
+          <w:rFonts w:ascii="Times New Roman" w:hAnsi="Times New Roman" w:cs="Times New Roman"/>
+          <w:sz w:val="22"/>
+          <w:szCs w:val="22"/>
+        </w:rPr>
+      </w:pPr>
+      <w:r>
+        <w:rPr>
+          <w:rFonts w:ascii="Times New Roman" w:hAnsi="Times New Roman" w:cs="Times New Roman"/>
           <w:sz w:val="22"/>
           <w:szCs w:val="22"/>
         </w:rPr>
@@ -3964,14 +4901,14 @@
         </w:numPr>
         <w:spacing w:after="0" w:line="276" w:lineRule="auto"/>
         <w:rPr>
-          <w:rFonts w:cs="Calibri"/>
-          <w:sz w:val="22"/>
-          <w:szCs w:val="22"/>
-        </w:rPr>
-      </w:pPr>
-      <w:r>
-        <w:rPr>
-          <w:rFonts w:cs="Calibri"/>
+          <w:rFonts w:ascii="Times New Roman" w:hAnsi="Times New Roman" w:cs="Times New Roman"/>
+          <w:sz w:val="22"/>
+          <w:szCs w:val="22"/>
+        </w:rPr>
+      </w:pPr>
+      <w:r>
+        <w:rPr>
+          <w:rFonts w:ascii="Times New Roman" w:hAnsi="Times New Roman" w:cs="Times New Roman"/>
           <w:sz w:val="22"/>
           <w:szCs w:val="22"/>
         </w:rPr>
@@ -3987,14 +4924,14 @@
         </w:numPr>
         <w:spacing w:after="0" w:line="276" w:lineRule="auto"/>
         <w:rPr>
-          <w:rFonts w:cs="Calibri"/>
-          <w:sz w:val="22"/>
-          <w:szCs w:val="22"/>
-        </w:rPr>
-      </w:pPr>
-      <w:r>
-        <w:rPr>
-          <w:rFonts w:cs="Calibri"/>
+          <w:rFonts w:ascii="Times New Roman" w:hAnsi="Times New Roman" w:cs="Times New Roman"/>
+          <w:sz w:val="22"/>
+          <w:szCs w:val="22"/>
+        </w:rPr>
+      </w:pPr>
+      <w:r>
+        <w:rPr>
+          <w:rFonts w:ascii="Times New Roman" w:hAnsi="Times New Roman" w:cs="Times New Roman"/>
           <w:sz w:val="22"/>
           <w:szCs w:val="22"/>
         </w:rPr>
@@ -4010,14 +4947,14 @@
         </w:numPr>
         <w:spacing w:after="0" w:line="276" w:lineRule="auto"/>
         <w:rPr>
-          <w:rFonts w:cs="Calibri"/>
-          <w:sz w:val="22"/>
-          <w:szCs w:val="22"/>
-        </w:rPr>
-      </w:pPr>
-      <w:r>
-        <w:rPr>
-          <w:rFonts w:cs="Calibri"/>
+          <w:rFonts w:ascii="Times New Roman" w:hAnsi="Times New Roman" w:cs="Times New Roman"/>
+          <w:sz w:val="22"/>
+          <w:szCs w:val="22"/>
+        </w:rPr>
+      </w:pPr>
+      <w:r>
+        <w:rPr>
+          <w:rFonts w:ascii="Times New Roman" w:hAnsi="Times New Roman" w:cs="Times New Roman"/>
           <w:sz w:val="22"/>
           <w:szCs w:val="22"/>
         </w:rPr>
@@ -4033,14 +4970,14 @@
         </w:numPr>
         <w:spacing w:after="0" w:line="276" w:lineRule="auto"/>
         <w:rPr>
-          <w:rFonts w:cs="Calibri"/>
-          <w:sz w:val="22"/>
-          <w:szCs w:val="22"/>
-        </w:rPr>
-      </w:pPr>
-      <w:r>
-        <w:rPr>
-          <w:rFonts w:cs="Calibri"/>
+          <w:rFonts w:ascii="Times New Roman" w:hAnsi="Times New Roman" w:cs="Times New Roman"/>
+          <w:sz w:val="22"/>
+          <w:szCs w:val="22"/>
+        </w:rPr>
+      </w:pPr>
+      <w:r>
+        <w:rPr>
+          <w:rFonts w:ascii="Times New Roman" w:hAnsi="Times New Roman" w:cs="Times New Roman"/>
           <w:sz w:val="22"/>
           <w:szCs w:val="22"/>
         </w:rPr>
@@ -4056,18 +4993,17 @@
         </w:numPr>
         <w:spacing w:after="0" w:line="276" w:lineRule="auto"/>
         <w:rPr>
-          <w:rFonts w:cs="Calibri"/>
-          <w:sz w:val="22"/>
-          <w:szCs w:val="22"/>
-        </w:rPr>
-      </w:pPr>
-      <w:r>
-        <w:rPr>
-          <w:rFonts w:cs="Calibri"/>
-          <w:sz w:val="22"/>
-          <w:szCs w:val="22"/>
-        </w:rPr>
-        <w:lastRenderedPageBreak/>
+          <w:rFonts w:ascii="Times New Roman" w:hAnsi="Times New Roman" w:cs="Times New Roman"/>
+          <w:sz w:val="22"/>
+          <w:szCs w:val="22"/>
+        </w:rPr>
+      </w:pPr>
+      <w:r>
+        <w:rPr>
+          <w:rFonts w:ascii="Times New Roman" w:hAnsi="Times New Roman" w:cs="Times New Roman"/>
+          <w:sz w:val="22"/>
+          <w:szCs w:val="22"/>
+        </w:rPr>
         <w:t>Interpretation of results regarding performance under cooperative/competitive dynamics.</w:t>
       </w:r>
     </w:p>
@@ -4080,14 +5016,14 @@
         </w:numPr>
         <w:spacing w:after="0" w:line="276" w:lineRule="auto"/>
         <w:rPr>
-          <w:rFonts w:cs="Calibri"/>
-          <w:sz w:val="22"/>
-          <w:szCs w:val="22"/>
-        </w:rPr>
-      </w:pPr>
-      <w:r>
-        <w:rPr>
-          <w:rFonts w:cs="Calibri"/>
+          <w:rFonts w:ascii="Times New Roman" w:hAnsi="Times New Roman" w:cs="Times New Roman"/>
+          <w:sz w:val="22"/>
+          <w:szCs w:val="22"/>
+        </w:rPr>
+      </w:pPr>
+      <w:r>
+        <w:rPr>
+          <w:rFonts w:ascii="Times New Roman" w:hAnsi="Times New Roman" w:cs="Times New Roman"/>
           <w:sz w:val="22"/>
           <w:szCs w:val="22"/>
         </w:rPr>
@@ -4103,14 +5039,14 @@
         </w:numPr>
         <w:spacing w:after="0" w:line="276" w:lineRule="auto"/>
         <w:rPr>
-          <w:rFonts w:cs="Calibri"/>
-          <w:sz w:val="22"/>
-          <w:szCs w:val="22"/>
-        </w:rPr>
-      </w:pPr>
-      <w:r>
-        <w:rPr>
-          <w:rFonts w:cs="Calibri"/>
+          <w:rFonts w:ascii="Times New Roman" w:hAnsi="Times New Roman" w:cs="Times New Roman"/>
+          <w:sz w:val="22"/>
+          <w:szCs w:val="22"/>
+        </w:rPr>
+      </w:pPr>
+      <w:r>
+        <w:rPr>
+          <w:rFonts w:ascii="Times New Roman" w:hAnsi="Times New Roman" w:cs="Times New Roman"/>
           <w:sz w:val="22"/>
           <w:szCs w:val="22"/>
         </w:rPr>
@@ -4126,14 +5062,14 @@
         </w:numPr>
         <w:spacing w:after="0" w:line="276" w:lineRule="auto"/>
         <w:rPr>
-          <w:rFonts w:cs="Calibri"/>
-          <w:sz w:val="22"/>
-          <w:szCs w:val="22"/>
-        </w:rPr>
-      </w:pPr>
-      <w:r>
-        <w:rPr>
-          <w:rFonts w:cs="Calibri"/>
+          <w:rFonts w:ascii="Times New Roman" w:hAnsi="Times New Roman" w:cs="Times New Roman"/>
+          <w:sz w:val="22"/>
+          <w:szCs w:val="22"/>
+        </w:rPr>
+      </w:pPr>
+      <w:r>
+        <w:rPr>
+          <w:rFonts w:ascii="Times New Roman" w:hAnsi="Times New Roman" w:cs="Times New Roman"/>
           <w:sz w:val="22"/>
           <w:szCs w:val="22"/>
         </w:rPr>
@@ -4149,14 +5085,14 @@
         </w:numPr>
         <w:spacing w:after="0" w:line="276" w:lineRule="auto"/>
         <w:rPr>
-          <w:rFonts w:cs="Calibri"/>
-          <w:sz w:val="22"/>
-          <w:szCs w:val="22"/>
-        </w:rPr>
-      </w:pPr>
-      <w:r>
-        <w:rPr>
-          <w:rFonts w:cs="Calibri"/>
+          <w:rFonts w:ascii="Times New Roman" w:hAnsi="Times New Roman" w:cs="Times New Roman"/>
+          <w:sz w:val="22"/>
+          <w:szCs w:val="22"/>
+        </w:rPr>
+      </w:pPr>
+      <w:r>
+        <w:rPr>
+          <w:rFonts w:ascii="Times New Roman" w:hAnsi="Times New Roman" w:cs="Times New Roman"/>
           <w:sz w:val="22"/>
           <w:szCs w:val="22"/>
         </w:rPr>
@@ -4172,14 +5108,14 @@
         </w:numPr>
         <w:spacing w:after="0" w:line="276" w:lineRule="auto"/>
         <w:rPr>
-          <w:rFonts w:cs="Calibri"/>
-          <w:sz w:val="22"/>
-          <w:szCs w:val="22"/>
-        </w:rPr>
-      </w:pPr>
-      <w:r>
-        <w:rPr>
-          <w:rFonts w:cs="Calibri"/>
+          <w:rFonts w:ascii="Times New Roman" w:hAnsi="Times New Roman" w:cs="Times New Roman"/>
+          <w:sz w:val="22"/>
+          <w:szCs w:val="22"/>
+        </w:rPr>
+      </w:pPr>
+      <w:r>
+        <w:rPr>
+          <w:rFonts w:ascii="Times New Roman" w:hAnsi="Times New Roman" w:cs="Times New Roman"/>
           <w:sz w:val="22"/>
           <w:szCs w:val="22"/>
         </w:rPr>
@@ -4195,14 +5131,14 @@
         </w:numPr>
         <w:spacing w:after="0" w:line="276" w:lineRule="auto"/>
         <w:rPr>
-          <w:rFonts w:cs="Calibri"/>
-          <w:sz w:val="22"/>
-          <w:szCs w:val="22"/>
-        </w:rPr>
-      </w:pPr>
-      <w:r>
-        <w:rPr>
-          <w:rFonts w:cs="Calibri"/>
+          <w:rFonts w:ascii="Times New Roman" w:hAnsi="Times New Roman" w:cs="Times New Roman"/>
+          <w:sz w:val="22"/>
+          <w:szCs w:val="22"/>
+        </w:rPr>
+      </w:pPr>
+      <w:r>
+        <w:rPr>
+          <w:rFonts w:ascii="Times New Roman" w:hAnsi="Times New Roman" w:cs="Times New Roman"/>
           <w:sz w:val="22"/>
           <w:szCs w:val="22"/>
         </w:rPr>
@@ -4218,14 +5154,14 @@
         </w:numPr>
         <w:spacing w:after="0" w:line="276" w:lineRule="auto"/>
         <w:rPr>
-          <w:rFonts w:cs="Calibri"/>
-          <w:sz w:val="22"/>
-          <w:szCs w:val="22"/>
-        </w:rPr>
-      </w:pPr>
-      <w:r>
-        <w:rPr>
-          <w:rFonts w:cs="Calibri"/>
+          <w:rFonts w:ascii="Times New Roman" w:hAnsi="Times New Roman" w:cs="Times New Roman"/>
+          <w:sz w:val="22"/>
+          <w:szCs w:val="22"/>
+        </w:rPr>
+      </w:pPr>
+      <w:r>
+        <w:rPr>
+          <w:rFonts w:ascii="Times New Roman" w:hAnsi="Times New Roman" w:cs="Times New Roman"/>
           <w:sz w:val="22"/>
           <w:szCs w:val="22"/>
         </w:rPr>
@@ -4241,14 +5177,14 @@
         </w:numPr>
         <w:spacing w:after="0" w:line="276" w:lineRule="auto"/>
         <w:rPr>
-          <w:rFonts w:cs="Calibri"/>
-          <w:sz w:val="22"/>
-          <w:szCs w:val="22"/>
-        </w:rPr>
-      </w:pPr>
-      <w:r>
-        <w:rPr>
-          <w:rFonts w:cs="Calibri"/>
+          <w:rFonts w:ascii="Times New Roman" w:hAnsi="Times New Roman" w:cs="Times New Roman"/>
+          <w:sz w:val="22"/>
+          <w:szCs w:val="22"/>
+        </w:rPr>
+      </w:pPr>
+      <w:r>
+        <w:rPr>
+          <w:rFonts w:ascii="Times New Roman" w:hAnsi="Times New Roman" w:cs="Times New Roman"/>
           <w:sz w:val="22"/>
           <w:szCs w:val="22"/>
         </w:rPr>
@@ -4264,14 +5200,14 @@
         </w:numPr>
         <w:spacing w:after="0" w:line="276" w:lineRule="auto"/>
         <w:rPr>
-          <w:rFonts w:cs="Calibri"/>
-          <w:sz w:val="22"/>
-          <w:szCs w:val="22"/>
-        </w:rPr>
-      </w:pPr>
-      <w:r>
-        <w:rPr>
-          <w:rFonts w:cs="Calibri"/>
+          <w:rFonts w:ascii="Times New Roman" w:hAnsi="Times New Roman" w:cs="Times New Roman"/>
+          <w:sz w:val="22"/>
+          <w:szCs w:val="22"/>
+        </w:rPr>
+      </w:pPr>
+      <w:r>
+        <w:rPr>
+          <w:rFonts w:ascii="Times New Roman" w:hAnsi="Times New Roman" w:cs="Times New Roman"/>
           <w:sz w:val="22"/>
           <w:szCs w:val="22"/>
         </w:rPr>
@@ -4287,14 +5223,14 @@
         </w:numPr>
         <w:spacing w:after="0" w:line="276" w:lineRule="auto"/>
         <w:rPr>
-          <w:rFonts w:cs="Calibri"/>
-          <w:sz w:val="22"/>
-          <w:szCs w:val="22"/>
-        </w:rPr>
-      </w:pPr>
-      <w:r>
-        <w:rPr>
-          <w:rFonts w:cs="Calibri"/>
+          <w:rFonts w:ascii="Times New Roman" w:hAnsi="Times New Roman" w:cs="Times New Roman"/>
+          <w:sz w:val="22"/>
+          <w:szCs w:val="22"/>
+        </w:rPr>
+      </w:pPr>
+      <w:r>
+        <w:rPr>
+          <w:rFonts w:ascii="Times New Roman" w:hAnsi="Times New Roman" w:cs="Times New Roman"/>
           <w:sz w:val="22"/>
           <w:szCs w:val="22"/>
         </w:rPr>
@@ -4310,14 +5246,14 @@
         </w:numPr>
         <w:spacing w:after="0" w:line="276" w:lineRule="auto"/>
         <w:rPr>
-          <w:rFonts w:cs="Calibri"/>
-          <w:sz w:val="22"/>
-          <w:szCs w:val="22"/>
-        </w:rPr>
-      </w:pPr>
-      <w:r>
-        <w:rPr>
-          <w:rFonts w:cs="Calibri"/>
+          <w:rFonts w:ascii="Times New Roman" w:hAnsi="Times New Roman" w:cs="Times New Roman"/>
+          <w:sz w:val="22"/>
+          <w:szCs w:val="22"/>
+        </w:rPr>
+      </w:pPr>
+      <w:r>
+        <w:rPr>
+          <w:rFonts w:ascii="Times New Roman" w:hAnsi="Times New Roman" w:cs="Times New Roman"/>
           <w:sz w:val="22"/>
           <w:szCs w:val="22"/>
         </w:rPr>
@@ -4333,14 +5269,14 @@
         </w:numPr>
         <w:spacing w:after="0" w:line="276" w:lineRule="auto"/>
         <w:rPr>
-          <w:rFonts w:cs="Calibri"/>
-          <w:sz w:val="22"/>
-          <w:szCs w:val="22"/>
-        </w:rPr>
-      </w:pPr>
-      <w:r>
-        <w:rPr>
-          <w:rFonts w:cs="Calibri"/>
+          <w:rFonts w:ascii="Times New Roman" w:hAnsi="Times New Roman" w:cs="Times New Roman"/>
+          <w:sz w:val="22"/>
+          <w:szCs w:val="22"/>
+        </w:rPr>
+      </w:pPr>
+      <w:r>
+        <w:rPr>
+          <w:rFonts w:ascii="Times New Roman" w:hAnsi="Times New Roman" w:cs="Times New Roman"/>
           <w:sz w:val="22"/>
           <w:szCs w:val="22"/>
         </w:rPr>
@@ -4356,14 +5292,14 @@
         </w:numPr>
         <w:spacing w:after="0" w:line="276" w:lineRule="auto"/>
         <w:rPr>
-          <w:rFonts w:cs="Calibri"/>
-          <w:sz w:val="22"/>
-          <w:szCs w:val="22"/>
-        </w:rPr>
-      </w:pPr>
-      <w:r>
-        <w:rPr>
-          <w:rFonts w:cs="Calibri"/>
+          <w:rFonts w:ascii="Times New Roman" w:hAnsi="Times New Roman" w:cs="Times New Roman"/>
+          <w:sz w:val="22"/>
+          <w:szCs w:val="22"/>
+        </w:rPr>
+      </w:pPr>
+      <w:r>
+        <w:rPr>
+          <w:rFonts w:ascii="Times New Roman" w:hAnsi="Times New Roman" w:cs="Times New Roman"/>
           <w:sz w:val="22"/>
           <w:szCs w:val="22"/>
         </w:rPr>
@@ -4379,14 +5315,14 @@
         </w:numPr>
         <w:spacing w:after="0" w:line="276" w:lineRule="auto"/>
         <w:rPr>
-          <w:rFonts w:cs="Calibri"/>
-          <w:sz w:val="22"/>
-          <w:szCs w:val="22"/>
-        </w:rPr>
-      </w:pPr>
-      <w:r>
-        <w:rPr>
-          <w:rFonts w:cs="Calibri"/>
+          <w:rFonts w:ascii="Times New Roman" w:hAnsi="Times New Roman" w:cs="Times New Roman"/>
+          <w:sz w:val="22"/>
+          <w:szCs w:val="22"/>
+        </w:rPr>
+      </w:pPr>
+      <w:r>
+        <w:rPr>
+          <w:rFonts w:ascii="Times New Roman" w:hAnsi="Times New Roman" w:cs="Times New Roman"/>
           <w:sz w:val="22"/>
           <w:szCs w:val="22"/>
         </w:rPr>
@@ -4402,14 +5338,14 @@
         </w:numPr>
         <w:spacing w:after="0" w:line="276" w:lineRule="auto"/>
         <w:rPr>
-          <w:rFonts w:cs="Calibri"/>
-          <w:sz w:val="22"/>
-          <w:szCs w:val="22"/>
-        </w:rPr>
-      </w:pPr>
-      <w:r>
-        <w:rPr>
-          <w:rFonts w:cs="Calibri"/>
+          <w:rFonts w:ascii="Times New Roman" w:hAnsi="Times New Roman" w:cs="Times New Roman"/>
+          <w:sz w:val="22"/>
+          <w:szCs w:val="22"/>
+        </w:rPr>
+      </w:pPr>
+      <w:r>
+        <w:rPr>
+          <w:rFonts w:ascii="Times New Roman" w:hAnsi="Times New Roman" w:cs="Times New Roman"/>
           <w:sz w:val="22"/>
           <w:szCs w:val="22"/>
         </w:rPr>
@@ -4425,14 +5361,14 @@
         </w:numPr>
         <w:spacing w:after="0" w:line="276" w:lineRule="auto"/>
         <w:rPr>
-          <w:rFonts w:cs="Calibri"/>
-          <w:sz w:val="22"/>
-          <w:szCs w:val="22"/>
-        </w:rPr>
-      </w:pPr>
-      <w:r>
-        <w:rPr>
-          <w:rFonts w:cs="Calibri"/>
+          <w:rFonts w:ascii="Times New Roman" w:hAnsi="Times New Roman" w:cs="Times New Roman"/>
+          <w:sz w:val="22"/>
+          <w:szCs w:val="22"/>
+        </w:rPr>
+      </w:pPr>
+      <w:r>
+        <w:rPr>
+          <w:rFonts w:ascii="Times New Roman" w:hAnsi="Times New Roman" w:cs="Times New Roman"/>
           <w:sz w:val="22"/>
           <w:szCs w:val="22"/>
         </w:rPr>
@@ -4448,14 +5384,14 @@
         </w:numPr>
         <w:spacing w:after="0" w:line="276" w:lineRule="auto"/>
         <w:rPr>
-          <w:rFonts w:cs="Calibri"/>
-          <w:sz w:val="22"/>
-          <w:szCs w:val="22"/>
-        </w:rPr>
-      </w:pPr>
-      <w:r>
-        <w:rPr>
-          <w:rFonts w:cs="Calibri"/>
+          <w:rFonts w:ascii="Times New Roman" w:hAnsi="Times New Roman" w:cs="Times New Roman"/>
+          <w:sz w:val="22"/>
+          <w:szCs w:val="22"/>
+        </w:rPr>
+      </w:pPr>
+      <w:r>
+        <w:rPr>
+          <w:rFonts w:ascii="Times New Roman" w:hAnsi="Times New Roman" w:cs="Times New Roman"/>
           <w:sz w:val="22"/>
           <w:szCs w:val="22"/>
         </w:rPr>
@@ -4471,14 +5407,14 @@
         </w:numPr>
         <w:spacing w:after="0" w:line="276" w:lineRule="auto"/>
         <w:rPr>
-          <w:rFonts w:cs="Calibri"/>
-          <w:sz w:val="22"/>
-          <w:szCs w:val="22"/>
-        </w:rPr>
-      </w:pPr>
-      <w:r>
-        <w:rPr>
-          <w:rFonts w:cs="Calibri"/>
+          <w:rFonts w:ascii="Times New Roman" w:hAnsi="Times New Roman" w:cs="Times New Roman"/>
+          <w:sz w:val="22"/>
+          <w:szCs w:val="22"/>
+        </w:rPr>
+      </w:pPr>
+      <w:r>
+        <w:rPr>
+          <w:rFonts w:ascii="Times New Roman" w:hAnsi="Times New Roman" w:cs="Times New Roman"/>
           <w:sz w:val="22"/>
           <w:szCs w:val="22"/>
         </w:rPr>
@@ -4494,14 +5430,14 @@
         </w:numPr>
         <w:spacing w:after="0" w:line="276" w:lineRule="auto"/>
         <w:rPr>
-          <w:rFonts w:cs="Calibri"/>
-          <w:sz w:val="22"/>
-          <w:szCs w:val="22"/>
-        </w:rPr>
-      </w:pPr>
-      <w:r>
-        <w:rPr>
-          <w:rFonts w:cs="Calibri"/>
+          <w:rFonts w:ascii="Times New Roman" w:hAnsi="Times New Roman" w:cs="Times New Roman"/>
+          <w:sz w:val="22"/>
+          <w:szCs w:val="22"/>
+        </w:rPr>
+      </w:pPr>
+      <w:r>
+        <w:rPr>
+          <w:rFonts w:ascii="Times New Roman" w:hAnsi="Times New Roman" w:cs="Times New Roman"/>
           <w:sz w:val="22"/>
           <w:szCs w:val="22"/>
         </w:rPr>
@@ -4509,7 +5445,7 @@
       </w:r>
       <w:r>
         <w:rPr>
-          <w:rFonts w:cs="Calibri"/>
+          <w:rFonts w:ascii="Times New Roman" w:hAnsi="Times New Roman" w:cs="Times New Roman"/>
           <w:sz w:val="22"/>
           <w:szCs w:val="22"/>
         </w:rPr>
@@ -4525,14 +5461,14 @@
         </w:numPr>
         <w:spacing w:after="0" w:line="276" w:lineRule="auto"/>
         <w:rPr>
-          <w:rFonts w:cs="Calibri"/>
-          <w:sz w:val="22"/>
-          <w:szCs w:val="22"/>
-        </w:rPr>
-      </w:pPr>
-      <w:r>
-        <w:rPr>
-          <w:rFonts w:cs="Calibri"/>
+          <w:rFonts w:ascii="Times New Roman" w:hAnsi="Times New Roman" w:cs="Times New Roman"/>
+          <w:sz w:val="22"/>
+          <w:szCs w:val="22"/>
+        </w:rPr>
+      </w:pPr>
+      <w:r>
+        <w:rPr>
+          <w:rFonts w:ascii="Times New Roman" w:hAnsi="Times New Roman" w:cs="Times New Roman"/>
           <w:sz w:val="22"/>
           <w:szCs w:val="22"/>
         </w:rPr>
@@ -4548,17 +5484,18 @@
         </w:numPr>
         <w:spacing w:after="0" w:line="276" w:lineRule="auto"/>
         <w:rPr>
-          <w:rFonts w:cs="Calibri"/>
-          <w:sz w:val="22"/>
-          <w:szCs w:val="22"/>
-        </w:rPr>
-      </w:pPr>
-      <w:r>
-        <w:rPr>
-          <w:rFonts w:cs="Calibri"/>
-          <w:sz w:val="22"/>
-          <w:szCs w:val="22"/>
-        </w:rPr>
+          <w:rFonts w:ascii="Times New Roman" w:hAnsi="Times New Roman" w:cs="Times New Roman"/>
+          <w:sz w:val="22"/>
+          <w:szCs w:val="22"/>
+        </w:rPr>
+      </w:pPr>
+      <w:r>
+        <w:rPr>
+          <w:rFonts w:ascii="Times New Roman" w:hAnsi="Times New Roman" w:cs="Times New Roman"/>
+          <w:sz w:val="22"/>
+          <w:szCs w:val="22"/>
+        </w:rPr>
+        <w:lastRenderedPageBreak/>
         <w:t>Longitudinal studies on fitness adherence using the developed platform.</w:t>
       </w:r>
     </w:p>
@@ -4571,14 +5508,14 @@
         </w:numPr>
         <w:spacing w:after="0" w:line="276" w:lineRule="auto"/>
         <w:rPr>
-          <w:rFonts w:cs="Calibri"/>
-          <w:sz w:val="22"/>
-          <w:szCs w:val="22"/>
-        </w:rPr>
-      </w:pPr>
-      <w:r>
-        <w:rPr>
-          <w:rFonts w:cs="Calibri"/>
+          <w:rFonts w:ascii="Times New Roman" w:hAnsi="Times New Roman" w:cs="Times New Roman"/>
+          <w:sz w:val="22"/>
+          <w:szCs w:val="22"/>
+        </w:rPr>
+      </w:pPr>
+      <w:r>
+        <w:rPr>
+          <w:rFonts w:ascii="Times New Roman" w:hAnsi="Times New Roman" w:cs="Times New Roman"/>
           <w:sz w:val="22"/>
           <w:szCs w:val="22"/>
         </w:rPr>
@@ -4589,14 +5526,14 @@
       <w:pPr>
         <w:spacing w:after="0" w:line="276" w:lineRule="auto"/>
         <w:rPr>
-          <w:rFonts w:cs="Calibri"/>
-          <w:sz w:val="22"/>
-          <w:szCs w:val="22"/>
-        </w:rPr>
-      </w:pPr>
-      <w:r>
-        <w:rPr>
-          <w:rFonts w:cs="Calibri"/>
+          <w:rFonts w:ascii="Times New Roman" w:hAnsi="Times New Roman" w:cs="Times New Roman"/>
+          <w:sz w:val="22"/>
+          <w:szCs w:val="22"/>
+        </w:rPr>
+      </w:pPr>
+      <w:r>
+        <w:rPr>
+          <w:rFonts w:ascii="Times New Roman" w:hAnsi="Times New Roman" w:cs="Times New Roman"/>
           <w:sz w:val="22"/>
           <w:szCs w:val="22"/>
         </w:rPr>
@@ -4607,14 +5544,14 @@
       <w:pPr>
         <w:spacing w:after="0" w:line="276" w:lineRule="auto"/>
         <w:rPr>
-          <w:rFonts w:cs="Calibri"/>
-          <w:sz w:val="22"/>
-          <w:szCs w:val="22"/>
-        </w:rPr>
-      </w:pPr>
-      <w:r>
-        <w:rPr>
-          <w:rFonts w:cs="Calibri"/>
+          <w:rFonts w:ascii="Times New Roman" w:hAnsi="Times New Roman" w:cs="Times New Roman"/>
+          <w:sz w:val="22"/>
+          <w:szCs w:val="22"/>
+        </w:rPr>
+      </w:pPr>
+      <w:r>
+        <w:rPr>
+          <w:rFonts w:ascii="Times New Roman" w:hAnsi="Times New Roman" w:cs="Times New Roman"/>
           <w:sz w:val="22"/>
           <w:szCs w:val="22"/>
         </w:rPr>
@@ -4622,7 +5559,7 @@
       </w:r>
       <w:r>
         <w:rPr>
-          <w:rFonts w:cs="Calibri"/>
+          <w:rFonts w:ascii="Times New Roman" w:hAnsi="Times New Roman" w:cs="Times New Roman"/>
           <w:sz w:val="22"/>
           <w:szCs w:val="22"/>
         </w:rPr>
@@ -4633,7 +5570,7 @@
       <w:pPr>
         <w:spacing w:after="0" w:line="276" w:lineRule="auto"/>
         <w:rPr>
-          <w:rFonts w:cs="Calibri"/>
+          <w:rFonts w:ascii="Times New Roman" w:hAnsi="Times New Roman" w:cs="Times New Roman"/>
           <w:sz w:val="22"/>
           <w:szCs w:val="22"/>
         </w:rPr>
@@ -4641,7 +5578,7 @@
       <w:proofErr w:type="spellStart"/>
       <w:r>
         <w:rPr>
-          <w:rFonts w:cs="Calibri"/>
+          <w:rFonts w:ascii="Times New Roman" w:hAnsi="Times New Roman" w:cs="Times New Roman"/>
           <w:sz w:val="22"/>
           <w:szCs w:val="22"/>
         </w:rPr>
@@ -4650,7 +5587,7 @@
       <w:proofErr w:type="spellEnd"/>
       <w:r>
         <w:rPr>
-          <w:rFonts w:cs="Calibri"/>
+          <w:rFonts w:ascii="Times New Roman" w:hAnsi="Times New Roman" w:cs="Times New Roman"/>
           <w:sz w:val="22"/>
           <w:szCs w:val="22"/>
         </w:rPr>
@@ -4661,7 +5598,7 @@
       <w:pPr>
         <w:spacing w:after="0" w:line="276" w:lineRule="auto"/>
         <w:rPr>
-          <w:rFonts w:cs="Calibri"/>
+          <w:rFonts w:ascii="Times New Roman" w:hAnsi="Times New Roman" w:cs="Times New Roman"/>
           <w:sz w:val="22"/>
           <w:szCs w:val="22"/>
         </w:rPr>
@@ -4751,6 +5688,95 @@
     </w:lvl>
   </w:abstractNum>
   <w:abstractNum w:abstractNumId="1" w15:restartNumberingAfterBreak="0">
+    <w:nsid w:val="32C435CD"/>
+    <w:multiLevelType w:val="hybridMultilevel"/>
+    <w:tmpl w:val="4EACB47C"/>
+    <w:lvl w:ilvl="0" w:tplc="0809000F">
+      <w:start w:val="1"/>
+      <w:numFmt w:val="decimal"/>
+      <w:lvlText w:val="%1."/>
+      <w:lvlJc w:val="left"/>
+      <w:pPr>
+        <w:ind w:left="720" w:hanging="360"/>
+      </w:pPr>
+      <w:rPr>
+        <w:rFonts w:hint="default"/>
+      </w:rPr>
+    </w:lvl>
+    <w:lvl w:ilvl="1" w:tplc="08090019" w:tentative="1">
+      <w:start w:val="1"/>
+      <w:numFmt w:val="lowerLetter"/>
+      <w:lvlText w:val="%2."/>
+      <w:lvlJc w:val="left"/>
+      <w:pPr>
+        <w:ind w:left="1440" w:hanging="360"/>
+      </w:pPr>
+    </w:lvl>
+    <w:lvl w:ilvl="2" w:tplc="0809001B" w:tentative="1">
+      <w:start w:val="1"/>
+      <w:numFmt w:val="lowerRoman"/>
+      <w:lvlText w:val="%3."/>
+      <w:lvlJc w:val="right"/>
+      <w:pPr>
+        <w:ind w:left="2160" w:hanging="180"/>
+      </w:pPr>
+    </w:lvl>
+    <w:lvl w:ilvl="3" w:tplc="0809000F" w:tentative="1">
+      <w:start w:val="1"/>
+      <w:numFmt w:val="decimal"/>
+      <w:lvlText w:val="%4."/>
+      <w:lvlJc w:val="left"/>
+      <w:pPr>
+        <w:ind w:left="2880" w:hanging="360"/>
+      </w:pPr>
+    </w:lvl>
+    <w:lvl w:ilvl="4" w:tplc="08090019" w:tentative="1">
+      <w:start w:val="1"/>
+      <w:numFmt w:val="lowerLetter"/>
+      <w:lvlText w:val="%5."/>
+      <w:lvlJc w:val="left"/>
+      <w:pPr>
+        <w:ind w:left="3600" w:hanging="360"/>
+      </w:pPr>
+    </w:lvl>
+    <w:lvl w:ilvl="5" w:tplc="0809001B" w:tentative="1">
+      <w:start w:val="1"/>
+      <w:numFmt w:val="lowerRoman"/>
+      <w:lvlText w:val="%6."/>
+      <w:lvlJc w:val="right"/>
+      <w:pPr>
+        <w:ind w:left="4320" w:hanging="180"/>
+      </w:pPr>
+    </w:lvl>
+    <w:lvl w:ilvl="6" w:tplc="0809000F" w:tentative="1">
+      <w:start w:val="1"/>
+      <w:numFmt w:val="decimal"/>
+      <w:lvlText w:val="%7."/>
+      <w:lvlJc w:val="left"/>
+      <w:pPr>
+        <w:ind w:left="5040" w:hanging="360"/>
+      </w:pPr>
+    </w:lvl>
+    <w:lvl w:ilvl="7" w:tplc="08090019" w:tentative="1">
+      <w:start w:val="1"/>
+      <w:numFmt w:val="lowerLetter"/>
+      <w:lvlText w:val="%8."/>
+      <w:lvlJc w:val="left"/>
+      <w:pPr>
+        <w:ind w:left="5760" w:hanging="360"/>
+      </w:pPr>
+    </w:lvl>
+    <w:lvl w:ilvl="8" w:tplc="0809001B" w:tentative="1">
+      <w:start w:val="1"/>
+      <w:numFmt w:val="lowerRoman"/>
+      <w:lvlText w:val="%9."/>
+      <w:lvlJc w:val="right"/>
+      <w:pPr>
+        <w:ind w:left="6480" w:hanging="180"/>
+      </w:pPr>
+    </w:lvl>
+  </w:abstractNum>
+  <w:abstractNum w:abstractNumId="2" w15:restartNumberingAfterBreak="0">
     <w:nsid w:val="38F954C9"/>
     <w:multiLevelType w:val="multilevel"/>
     <w:tmpl w:val="DC461C0A"/>
@@ -4863,7 +5889,7 @@
       </w:rPr>
     </w:lvl>
   </w:abstractNum>
-  <w:abstractNum w:abstractNumId="2" w15:restartNumberingAfterBreak="0">
+  <w:abstractNum w:abstractNumId="3" w15:restartNumberingAfterBreak="0">
     <w:nsid w:val="51811B7A"/>
     <w:multiLevelType w:val="hybridMultilevel"/>
     <w:tmpl w:val="087CE150"/>
@@ -4952,7 +5978,96 @@
       </w:pPr>
     </w:lvl>
   </w:abstractNum>
-  <w:abstractNum w:abstractNumId="3" w15:restartNumberingAfterBreak="0">
+  <w:abstractNum w:abstractNumId="4" w15:restartNumberingAfterBreak="0">
+    <w:nsid w:val="5CF02341"/>
+    <w:multiLevelType w:val="hybridMultilevel"/>
+    <w:tmpl w:val="767E3C04"/>
+    <w:lvl w:ilvl="0" w:tplc="0809000F">
+      <w:start w:val="1"/>
+      <w:numFmt w:val="decimal"/>
+      <w:lvlText w:val="%1."/>
+      <w:lvlJc w:val="left"/>
+      <w:pPr>
+        <w:ind w:left="720" w:hanging="360"/>
+      </w:pPr>
+      <w:rPr>
+        <w:rFonts w:hint="default"/>
+      </w:rPr>
+    </w:lvl>
+    <w:lvl w:ilvl="1" w:tplc="08090019" w:tentative="1">
+      <w:start w:val="1"/>
+      <w:numFmt w:val="lowerLetter"/>
+      <w:lvlText w:val="%2."/>
+      <w:lvlJc w:val="left"/>
+      <w:pPr>
+        <w:ind w:left="1440" w:hanging="360"/>
+      </w:pPr>
+    </w:lvl>
+    <w:lvl w:ilvl="2" w:tplc="0809001B" w:tentative="1">
+      <w:start w:val="1"/>
+      <w:numFmt w:val="lowerRoman"/>
+      <w:lvlText w:val="%3."/>
+      <w:lvlJc w:val="right"/>
+      <w:pPr>
+        <w:ind w:left="2160" w:hanging="180"/>
+      </w:pPr>
+    </w:lvl>
+    <w:lvl w:ilvl="3" w:tplc="0809000F" w:tentative="1">
+      <w:start w:val="1"/>
+      <w:numFmt w:val="decimal"/>
+      <w:lvlText w:val="%4."/>
+      <w:lvlJc w:val="left"/>
+      <w:pPr>
+        <w:ind w:left="2880" w:hanging="360"/>
+      </w:pPr>
+    </w:lvl>
+    <w:lvl w:ilvl="4" w:tplc="08090019" w:tentative="1">
+      <w:start w:val="1"/>
+      <w:numFmt w:val="lowerLetter"/>
+      <w:lvlText w:val="%5."/>
+      <w:lvlJc w:val="left"/>
+      <w:pPr>
+        <w:ind w:left="3600" w:hanging="360"/>
+      </w:pPr>
+    </w:lvl>
+    <w:lvl w:ilvl="5" w:tplc="0809001B" w:tentative="1">
+      <w:start w:val="1"/>
+      <w:numFmt w:val="lowerRoman"/>
+      <w:lvlText w:val="%6."/>
+      <w:lvlJc w:val="right"/>
+      <w:pPr>
+        <w:ind w:left="4320" w:hanging="180"/>
+      </w:pPr>
+    </w:lvl>
+    <w:lvl w:ilvl="6" w:tplc="0809000F" w:tentative="1">
+      <w:start w:val="1"/>
+      <w:numFmt w:val="decimal"/>
+      <w:lvlText w:val="%7."/>
+      <w:lvlJc w:val="left"/>
+      <w:pPr>
+        <w:ind w:left="5040" w:hanging="360"/>
+      </w:pPr>
+    </w:lvl>
+    <w:lvl w:ilvl="7" w:tplc="08090019" w:tentative="1">
+      <w:start w:val="1"/>
+      <w:numFmt w:val="lowerLetter"/>
+      <w:lvlText w:val="%8."/>
+      <w:lvlJc w:val="left"/>
+      <w:pPr>
+        <w:ind w:left="5760" w:hanging="360"/>
+      </w:pPr>
+    </w:lvl>
+    <w:lvl w:ilvl="8" w:tplc="0809001B" w:tentative="1">
+      <w:start w:val="1"/>
+      <w:numFmt w:val="lowerRoman"/>
+      <w:lvlText w:val="%9."/>
+      <w:lvlJc w:val="right"/>
+      <w:pPr>
+        <w:ind w:left="6480" w:hanging="180"/>
+      </w:pPr>
+    </w:lvl>
+  </w:abstractNum>
+  <w:abstractNum w:abstractNumId="5" w15:restartNumberingAfterBreak="0">
     <w:nsid w:val="75434B19"/>
     <w:multiLevelType w:val="hybridMultilevel"/>
     <w:tmpl w:val="D3E6CB76"/>
@@ -5042,16 +6157,22 @@
     </w:lvl>
   </w:abstractNum>
   <w:num w:numId="1" w16cid:durableId="159733540">
-    <w:abstractNumId w:val="3"/>
+    <w:abstractNumId w:val="5"/>
   </w:num>
   <w:num w:numId="2" w16cid:durableId="2095978941">
-    <w:abstractNumId w:val="1"/>
+    <w:abstractNumId w:val="2"/>
   </w:num>
   <w:num w:numId="3" w16cid:durableId="11029832">
-    <w:abstractNumId w:val="2"/>
+    <w:abstractNumId w:val="3"/>
   </w:num>
   <w:num w:numId="4" w16cid:durableId="840048785">
     <w:abstractNumId w:val="0"/>
+  </w:num>
+  <w:num w:numId="5" w16cid:durableId="206725374">
+    <w:abstractNumId w:val="4"/>
+  </w:num>
+  <w:num w:numId="6" w16cid:durableId="640041969">
+    <w:abstractNumId w:val="1"/>
   </w:num>
 </w:numbering>
 </file>

--- a/Final Report.docx
+++ b/Final Report.docx
@@ -4,7 +4,7 @@
   <w:body>
     <w:p>
       <w:pPr>
-        <w:spacing w:after="0" w:line="276" w:lineRule="auto"/>
+        <w:spacing w:after="0" w:line="360" w:lineRule="auto"/>
         <w:rPr>
           <w:rFonts w:ascii="Times New Roman" w:hAnsi="Times New Roman" w:cs="Times New Roman"/>
         </w:rPr>
@@ -18,7 +18,7 @@
     </w:p>
     <w:p>
       <w:pPr>
-        <w:spacing w:after="0" w:line="276" w:lineRule="auto"/>
+        <w:spacing w:after="0" w:line="360" w:lineRule="auto"/>
         <w:rPr>
           <w:rFonts w:ascii="Times New Roman" w:hAnsi="Times New Roman" w:cs="Times New Roman"/>
         </w:rPr>
@@ -32,7 +32,7 @@
     </w:p>
     <w:p>
       <w:pPr>
-        <w:spacing w:after="0" w:line="276" w:lineRule="auto"/>
+        <w:spacing w:after="0" w:line="360" w:lineRule="auto"/>
         <w:rPr>
           <w:rFonts w:ascii="Times New Roman" w:hAnsi="Times New Roman" w:cs="Times New Roman"/>
         </w:rPr>
@@ -46,7 +46,7 @@
     </w:p>
     <w:p>
       <w:pPr>
-        <w:spacing w:after="0" w:line="276" w:lineRule="auto"/>
+        <w:spacing w:after="0" w:line="360" w:lineRule="auto"/>
         <w:rPr>
           <w:rFonts w:ascii="Times New Roman" w:hAnsi="Times New Roman" w:cs="Times New Roman"/>
         </w:rPr>
@@ -61,6 +61,7 @@
     <w:p>
       <w:pPr>
         <w:pStyle w:val="CustomHeading"/>
+        <w:spacing w:line="360" w:lineRule="auto"/>
       </w:pPr>
       <w:r>
         <w:t>Introduction</w:t>
@@ -69,6 +70,7 @@
     <w:p>
       <w:pPr>
         <w:pStyle w:val="CustomSubheading"/>
+        <w:spacing w:line="360" w:lineRule="auto"/>
       </w:pPr>
       <w:r>
         <w:t>Context and Motivation (for VR exergaming)</w:t>
@@ -76,30 +78,16 @@
     </w:p>
     <w:p>
       <w:pPr>
-        <w:spacing w:after="0" w:line="276" w:lineRule="auto"/>
-        <w:rPr>
-          <w:rFonts w:ascii="Times New Roman" w:hAnsi="Times New Roman" w:cs="Times New Roman"/>
-        </w:rPr>
-      </w:pPr>
-      <w:r>
-        <w:rPr>
-          <w:rFonts w:ascii="Times New Roman" w:hAnsi="Times New Roman" w:cs="Times New Roman"/>
-        </w:rPr>
-        <w:t xml:space="preserve">Exergaming, short for exertion gaming, is defined as technology-driven physical activities that require participants to be exerting themselves in one way or another </w:t>
-      </w:r>
-      <w:proofErr w:type="gramStart"/>
-      <w:r>
-        <w:rPr>
-          <w:rFonts w:ascii="Times New Roman" w:hAnsi="Times New Roman" w:cs="Times New Roman"/>
-        </w:rPr>
-        <w:t>in order to</w:t>
-      </w:r>
-      <w:proofErr w:type="gramEnd"/>
-      <w:r>
-        <w:rPr>
-          <w:rFonts w:ascii="Times New Roman" w:hAnsi="Times New Roman" w:cs="Times New Roman"/>
-        </w:rPr>
-        <w:t xml:space="preserve"> play a game. Exergaming was initially conceptualised in the late </w:t>
+        <w:spacing w:after="0" w:line="360" w:lineRule="auto"/>
+        <w:rPr>
+          <w:rFonts w:ascii="Times New Roman" w:hAnsi="Times New Roman" w:cs="Times New Roman"/>
+        </w:rPr>
+      </w:pPr>
+      <w:r>
+        <w:rPr>
+          <w:rFonts w:ascii="Times New Roman" w:hAnsi="Times New Roman" w:cs="Times New Roman"/>
+        </w:rPr>
+        <w:t xml:space="preserve">Exergaming, short for exertion gaming, is defined as technology-driven physical activities that require participants to be exerting themselves in one way or another in order to play a game. Exergaming was initially conceptualised in the late </w:t>
       </w:r>
       <w:r>
         <w:rPr>
@@ -208,7 +196,7 @@
     </w:p>
     <w:p>
       <w:pPr>
-        <w:spacing w:after="0" w:line="276" w:lineRule="auto"/>
+        <w:spacing w:after="0" w:line="360" w:lineRule="auto"/>
         <w:rPr>
           <w:rFonts w:ascii="Times New Roman" w:hAnsi="Times New Roman" w:cs="Times New Roman"/>
         </w:rPr>
@@ -333,6 +321,7 @@
     <w:p>
       <w:pPr>
         <w:pStyle w:val="CustomSubheading"/>
+        <w:spacing w:line="360" w:lineRule="auto"/>
       </w:pPr>
       <w:r>
         <w:t>Problem Statement</w:t>
@@ -343,7 +332,7 @@
     </w:p>
     <w:p>
       <w:pPr>
-        <w:spacing w:after="0" w:line="276" w:lineRule="auto"/>
+        <w:spacing w:after="0" w:line="360" w:lineRule="auto"/>
         <w:rPr>
           <w:rFonts w:ascii="Times New Roman" w:hAnsi="Times New Roman" w:cs="Times New Roman"/>
         </w:rPr>
@@ -371,12 +360,19 @@
         <w:rPr>
           <w:rFonts w:ascii="Times New Roman" w:hAnsi="Times New Roman" w:cs="Times New Roman"/>
         </w:rPr>
-        <w:t>, we have a limited understanding of how these social dynamics specifically impact user experience within VR cycling. Furthermore, more existing VR exergames are not tailored towards the user’s specific fitness level, resulting in an experience that may be either too difficult or too easy, reducing long-term engagement.</w:t>
-      </w:r>
-    </w:p>
-    <w:p>
-      <w:pPr>
-        <w:spacing w:after="0" w:line="276" w:lineRule="auto"/>
+        <w:t xml:space="preserve">, we have a limited understanding of how these social dynamics specifically impact user experience within VR cycling. Furthermore, more existing </w:t>
+      </w:r>
+      <w:r>
+        <w:rPr>
+          <w:rFonts w:ascii="Times New Roman" w:hAnsi="Times New Roman" w:cs="Times New Roman"/>
+        </w:rPr>
+        <w:lastRenderedPageBreak/>
+        <w:t>VR exergames are not tailored towards the user’s specific fitness level, resulting in an experience that may be either too difficult or too easy, reducing long-term engagement.</w:t>
+      </w:r>
+    </w:p>
+    <w:p>
+      <w:pPr>
+        <w:spacing w:after="0" w:line="360" w:lineRule="auto"/>
         <w:rPr>
           <w:rFonts w:ascii="Times New Roman" w:hAnsi="Times New Roman" w:cs="Times New Roman"/>
         </w:rPr>
@@ -391,6 +387,7 @@
     <w:p>
       <w:pPr>
         <w:pStyle w:val="CustomSubheading"/>
+        <w:spacing w:line="360" w:lineRule="auto"/>
       </w:pPr>
       <w:r>
         <w:t>Aims of the project</w:t>
@@ -401,110 +398,88 @@
     </w:p>
     <w:p>
       <w:pPr>
-        <w:spacing w:after="0" w:line="276" w:lineRule="auto"/>
-        <w:rPr>
-          <w:rFonts w:ascii="Times New Roman" w:hAnsi="Times New Roman" w:cs="Times New Roman"/>
-        </w:rPr>
-      </w:pPr>
+        <w:spacing w:after="0" w:line="360" w:lineRule="auto"/>
+        <w:rPr>
+          <w:rFonts w:ascii="Times New Roman" w:hAnsi="Times New Roman" w:cs="Times New Roman"/>
+        </w:rPr>
+      </w:pPr>
+      <w:r>
+        <w:rPr>
+          <w:rFonts w:ascii="Times New Roman" w:hAnsi="Times New Roman" w:cs="Times New Roman"/>
+        </w:rPr>
+        <w:t>The aim of this project is to develop a VR cycling game with varied social interaction designs to investigate how cooperative and competitive gameplay mechanics influence user performance, engagement, and fitness outcomes. The project seeks to address the lack of accessible and engaging VR cycling platforms that cater to users with different motivational triggers and fitness levels. By integrating adaptive AI-driven scenarios and real-time feedback, the project aims to create an exergaming experience that is both engaging and inclusive for a wide range of users.</w:t>
+      </w:r>
+    </w:p>
+    <w:p>
+      <w:pPr>
+        <w:spacing w:after="0" w:line="360" w:lineRule="auto"/>
+        <w:rPr>
+          <w:rFonts w:ascii="Times New Roman" w:hAnsi="Times New Roman" w:cs="Times New Roman"/>
+        </w:rPr>
+      </w:pPr>
+      <w:r>
+        <w:rPr>
+          <w:rFonts w:ascii="Times New Roman" w:hAnsi="Times New Roman" w:cs="Times New Roman"/>
+        </w:rPr>
+        <w:t xml:space="preserve">This project aims to develop three distinct cycling scenarios. These scenarios will take place in a prototype velodrome with minimal visual clutter to distract from the </w:t>
+      </w:r>
+      <w:r>
+        <w:rPr>
+          <w:rFonts w:ascii="Times New Roman" w:hAnsi="Times New Roman" w:cs="Times New Roman"/>
+        </w:rPr>
+        <w:t xml:space="preserve">workout with the user completing the same physical workout routine through each scenario. </w:t>
+      </w:r>
+      <w:r>
+        <w:rPr>
+          <w:rFonts w:ascii="Times New Roman" w:hAnsi="Times New Roman" w:cs="Times New Roman"/>
+        </w:rPr>
+        <w:t xml:space="preserve">(1) A baseline scenario </w:t>
+      </w:r>
+      <w:r>
+        <w:rPr>
+          <w:rFonts w:ascii="Times New Roman" w:hAnsi="Times New Roman" w:cs="Times New Roman"/>
+        </w:rPr>
+        <w:t>involving the user pedalling around the velodrome on a solo bike ride, (2) a cooperative scenario involving the user pedalling around in a paceline with three AI teammates, (3) a competitive scenario involving the user pedalling around in a race competing against AI’s with performance based on the users previous two scenario performances, with relative difficulty variating based on the users current heart rate.</w:t>
+      </w:r>
+    </w:p>
+    <w:p>
+      <w:pPr>
+        <w:spacing w:after="0" w:line="360" w:lineRule="auto"/>
+        <w:rPr>
+          <w:rFonts w:ascii="Times New Roman" w:hAnsi="Times New Roman" w:cs="Times New Roman"/>
+        </w:rPr>
+      </w:pPr>
+      <w:r>
+        <w:rPr>
+          <w:rFonts w:ascii="Times New Roman" w:hAnsi="Times New Roman" w:cs="Times New Roman"/>
+        </w:rPr>
+        <w:t>This project aims to incorporate social interaction and gamification elements into VR exergaming through implementing features such as: real-time performance tracking for the user to view if desired as well as leaderboard performances based on previous bests, AI teammates and opponents capable of dynamic behaviour adjustments based on user effort and exertion to maintain challenge and engagement, post-race analytics to provide users with detailed performance feedback across all scenarios.</w:t>
+      </w:r>
+    </w:p>
+    <w:p>
+      <w:pPr>
+        <w:spacing w:after="0" w:line="360" w:lineRule="auto"/>
+        <w:rPr>
+          <w:rFonts w:ascii="Times New Roman" w:hAnsi="Times New Roman" w:cs="Times New Roman"/>
+        </w:rPr>
+      </w:pPr>
+      <w:r>
+        <w:rPr>
+          <w:rFonts w:ascii="Times New Roman" w:hAnsi="Times New Roman" w:cs="Times New Roman"/>
+        </w:rPr>
+        <w:t xml:space="preserve">This project aims to evaluate user performance and engagement through a mixed-method user study to assess performance metrics such as speed, cadence, power output, heart rate, and time-to-completion across the different scenarios. Additionally, this project aims to gather </w:t>
+      </w:r>
       <w:r>
         <w:rPr>
           <w:rFonts w:ascii="Times New Roman" w:hAnsi="Times New Roman" w:cs="Times New Roman"/>
         </w:rPr>
         <w:lastRenderedPageBreak/>
-        <w:t>The aim of this project is to develop a VR cycling game with varied social interaction designs to investigate how cooperative and competitive gameplay mechanics influence user performance, engagement, and fitness outcomes. The project seeks to address the lack of accessible and engaging VR cycling platforms that cater to users with different motivational triggers and fitness levels. By integrating adaptive AI-driven scenarios and real-time feedback, the project aims to create an exergaming experience that is both engaging and inclusive for a wide range of users.</w:t>
-      </w:r>
-    </w:p>
-    <w:p>
-      <w:pPr>
-        <w:spacing w:after="0" w:line="276" w:lineRule="auto"/>
-        <w:rPr>
-          <w:rFonts w:ascii="Times New Roman" w:hAnsi="Times New Roman" w:cs="Times New Roman"/>
-        </w:rPr>
-      </w:pPr>
-      <w:r>
-        <w:rPr>
-          <w:rFonts w:ascii="Times New Roman" w:hAnsi="Times New Roman" w:cs="Times New Roman"/>
-        </w:rPr>
-        <w:t xml:space="preserve">This project aims to develop three distinct cycling scenarios. These scenarios will take place in a prototype velodrome with minimal visual clutter to distract from the </w:t>
-      </w:r>
-      <w:r>
-        <w:rPr>
-          <w:rFonts w:ascii="Times New Roman" w:hAnsi="Times New Roman" w:cs="Times New Roman"/>
-        </w:rPr>
-        <w:t xml:space="preserve">workout with the user completing the same physical workout routine through each scenario. </w:t>
-      </w:r>
-      <w:r>
-        <w:rPr>
-          <w:rFonts w:ascii="Times New Roman" w:hAnsi="Times New Roman" w:cs="Times New Roman"/>
-        </w:rPr>
-        <w:t xml:space="preserve">(1) A baseline scenario </w:t>
-      </w:r>
-      <w:r>
-        <w:rPr>
-          <w:rFonts w:ascii="Times New Roman" w:hAnsi="Times New Roman" w:cs="Times New Roman"/>
-        </w:rPr>
-        <w:t xml:space="preserve">involving the user pedalling around the velodrome on a solo bike ride, (2) a cooperative scenario involving the user pedalling around in a paceline with three AI teammates, (3) a competitive scenario involving the user pedalling around in a race competing against </w:t>
-      </w:r>
-      <w:proofErr w:type="gramStart"/>
-      <w:r>
-        <w:rPr>
-          <w:rFonts w:ascii="Times New Roman" w:hAnsi="Times New Roman" w:cs="Times New Roman"/>
-        </w:rPr>
-        <w:t>AI’s</w:t>
-      </w:r>
-      <w:proofErr w:type="gramEnd"/>
-      <w:r>
-        <w:rPr>
-          <w:rFonts w:ascii="Times New Roman" w:hAnsi="Times New Roman" w:cs="Times New Roman"/>
-        </w:rPr>
-        <w:t xml:space="preserve"> with performance based on the users previous two scenario performances, with relative difficulty variating based on the </w:t>
-      </w:r>
-      <w:proofErr w:type="gramStart"/>
-      <w:r>
-        <w:rPr>
-          <w:rFonts w:ascii="Times New Roman" w:hAnsi="Times New Roman" w:cs="Times New Roman"/>
-        </w:rPr>
-        <w:t>users</w:t>
-      </w:r>
-      <w:proofErr w:type="gramEnd"/>
-      <w:r>
-        <w:rPr>
-          <w:rFonts w:ascii="Times New Roman" w:hAnsi="Times New Roman" w:cs="Times New Roman"/>
-        </w:rPr>
-        <w:t xml:space="preserve"> current heart rate.</w:t>
-      </w:r>
-    </w:p>
-    <w:p>
-      <w:pPr>
-        <w:spacing w:after="0" w:line="276" w:lineRule="auto"/>
-        <w:rPr>
-          <w:rFonts w:ascii="Times New Roman" w:hAnsi="Times New Roman" w:cs="Times New Roman"/>
-        </w:rPr>
-      </w:pPr>
-      <w:r>
-        <w:rPr>
-          <w:rFonts w:ascii="Times New Roman" w:hAnsi="Times New Roman" w:cs="Times New Roman"/>
-        </w:rPr>
-        <w:t>This project aims to incorporate social interaction and gamification elements into VR exergaming through implementing features such as: real-time performance tracking for the user to view if desired as well as leaderboard performances based on previous bests, AI teammates and opponents capable of dynamic behaviour adjustments based on user effort and exertion to maintain challenge and engagement, post-race analytics to provide users with detailed performance feedback across all scenarios.</w:t>
-      </w:r>
-    </w:p>
-    <w:p>
-      <w:pPr>
-        <w:spacing w:after="0" w:line="276" w:lineRule="auto"/>
-        <w:rPr>
-          <w:rFonts w:ascii="Times New Roman" w:hAnsi="Times New Roman" w:cs="Times New Roman"/>
-        </w:rPr>
-      </w:pPr>
-      <w:r>
-        <w:rPr>
-          <w:rFonts w:ascii="Times New Roman" w:hAnsi="Times New Roman" w:cs="Times New Roman"/>
-        </w:rPr>
-        <w:t>This project aims to evaluate user performance and engagement through a mixed-method user study to assess performance metrics such as speed, cadence, power output, heart rate, and time-to-completion across the different scenarios. Additionally, this project aims to gather qualitative feedback through surveys and questionnaires to evaluate user engagement, motivation, and experience in each scenario, as well as investigate possible correlations between user personality traits and preferences for competitive or cooperative gameplay modes.</w:t>
-      </w:r>
-    </w:p>
-    <w:p>
-      <w:pPr>
-        <w:spacing w:after="0" w:line="276" w:lineRule="auto"/>
+        <w:t>qualitative feedback through surveys and questionnaires to evaluate user engagement, motivation, and experience in each scenario, as well as investigate possible correlations between user personality traits and preferences for competitive or cooperative gameplay modes.</w:t>
+      </w:r>
+    </w:p>
+    <w:p>
+      <w:pPr>
+        <w:spacing w:after="0" w:line="360" w:lineRule="auto"/>
         <w:rPr>
           <w:rFonts w:ascii="Times New Roman" w:hAnsi="Times New Roman" w:cs="Times New Roman"/>
         </w:rPr>
@@ -519,6 +494,7 @@
     <w:p>
       <w:pPr>
         <w:pStyle w:val="CustomSubheading"/>
+        <w:spacing w:line="360" w:lineRule="auto"/>
       </w:pPr>
       <w:r>
         <w:t>Intended Beneficiaries</w:t>
@@ -526,7 +502,7 @@
     </w:p>
     <w:p>
       <w:pPr>
-        <w:spacing w:after="0" w:line="276" w:lineRule="auto"/>
+        <w:spacing w:after="0" w:line="360" w:lineRule="auto"/>
         <w:rPr>
           <w:rFonts w:ascii="Times New Roman" w:hAnsi="Times New Roman" w:cs="Times New Roman"/>
         </w:rPr>
@@ -540,7 +516,7 @@
     </w:p>
     <w:p>
       <w:pPr>
-        <w:spacing w:after="0" w:line="276" w:lineRule="auto"/>
+        <w:spacing w:after="0" w:line="360" w:lineRule="auto"/>
         <w:rPr>
           <w:rFonts w:ascii="Times New Roman" w:hAnsi="Times New Roman" w:cs="Times New Roman"/>
         </w:rPr>
@@ -554,7 +530,73 @@
     </w:p>
     <w:p>
       <w:pPr>
-        <w:spacing w:after="0" w:line="276" w:lineRule="auto"/>
+        <w:spacing w:after="0" w:line="360" w:lineRule="auto"/>
+        <w:rPr>
+          <w:rFonts w:ascii="Times New Roman" w:hAnsi="Times New Roman" w:cs="Times New Roman"/>
+        </w:rPr>
+      </w:pPr>
+      <w:r>
+        <w:rPr>
+          <w:rFonts w:ascii="Times New Roman" w:hAnsi="Times New Roman" w:cs="Times New Roman"/>
+        </w:rPr>
+        <w:t>Health and rehabilitation professionals. Physical therapists and rehabilitation specialists looking for innovative ways to encourage cardiovascular exercise and rehabilitation training through VR. Could be adapted for patients needing low impact yet engaging cardio sessions in controlled environments.</w:t>
+      </w:r>
+    </w:p>
+    <w:p>
+      <w:pPr>
+        <w:spacing w:after="0" w:line="360" w:lineRule="auto"/>
+        <w:rPr>
+          <w:rFonts w:ascii="Times New Roman" w:hAnsi="Times New Roman" w:cs="Times New Roman"/>
+        </w:rPr>
+      </w:pPr>
+      <w:r>
+        <w:rPr>
+          <w:rFonts w:ascii="Times New Roman" w:hAnsi="Times New Roman" w:cs="Times New Roman"/>
+        </w:rPr>
+        <w:t xml:space="preserve">Researchers and developers in VR, exergaming, and health technology. Academic researchers exploring the </w:t>
+      </w:r>
+      <w:r>
+        <w:rPr>
+          <w:rFonts w:ascii="Times New Roman" w:hAnsi="Times New Roman" w:cs="Times New Roman"/>
+        </w:rPr>
+        <w:t>psychological</w:t>
+      </w:r>
+      <w:r>
+        <w:rPr>
+          <w:rFonts w:ascii="Times New Roman" w:hAnsi="Times New Roman" w:cs="Times New Roman"/>
+        </w:rPr>
+        <w:t xml:space="preserve"> and physiological impacts of social dynamics in exergames, such as cooperation and competition. Game </w:t>
+      </w:r>
+      <w:r>
+        <w:rPr>
+          <w:rFonts w:ascii="Times New Roman" w:hAnsi="Times New Roman" w:cs="Times New Roman"/>
+        </w:rPr>
+        <w:t>developers</w:t>
+      </w:r>
+      <w:r>
+        <w:rPr>
+          <w:rFonts w:ascii="Times New Roman" w:hAnsi="Times New Roman" w:cs="Times New Roman"/>
+        </w:rPr>
+        <w:t xml:space="preserve"> and VR designers focusing on serious games for health, who can use insights from this project to create more adaptive and motivational exergaming experiences.</w:t>
+      </w:r>
+    </w:p>
+    <w:p>
+      <w:pPr>
+        <w:spacing w:after="0" w:line="360" w:lineRule="auto"/>
+        <w:rPr>
+          <w:rFonts w:ascii="Times New Roman" w:hAnsi="Times New Roman" w:cs="Times New Roman"/>
+        </w:rPr>
+      </w:pPr>
+      <w:r>
+        <w:rPr>
+          <w:rFonts w:ascii="Times New Roman" w:hAnsi="Times New Roman" w:cs="Times New Roman"/>
+        </w:rPr>
+        <w:t>Organisations focused on public health and fitness promotion. Public health bodies, fitness organisations, and wellness programs aiming to promote active lifestyles using innovative technologies like VR. These organisations could leverage motivational insights from this project to design campaigns or interventions encouraging physical activity through gamified VR experiences.</w:t>
+      </w:r>
+    </w:p>
+    <w:p>
+      <w:pPr>
+        <w:spacing w:after="0" w:line="360" w:lineRule="auto"/>
         <w:rPr>
           <w:rFonts w:ascii="Times New Roman" w:hAnsi="Times New Roman" w:cs="Times New Roman"/>
         </w:rPr>
@@ -564,78 +606,13 @@
           <w:rFonts w:ascii="Times New Roman" w:hAnsi="Times New Roman" w:cs="Times New Roman"/>
         </w:rPr>
         <w:lastRenderedPageBreak/>
-        <w:t>Health and rehabilitation professionals. Physical therapists and rehabilitation specialists looking for innovative ways to encourage cardiovascular exercise and rehabilitation training through VR. Could be adapted for patients needing low impact yet engaging cardio sessions in controlled environments.</w:t>
-      </w:r>
-    </w:p>
-    <w:p>
-      <w:pPr>
-        <w:spacing w:after="0" w:line="276" w:lineRule="auto"/>
-        <w:rPr>
-          <w:rFonts w:ascii="Times New Roman" w:hAnsi="Times New Roman" w:cs="Times New Roman"/>
-        </w:rPr>
-      </w:pPr>
-      <w:r>
-        <w:rPr>
-          <w:rFonts w:ascii="Times New Roman" w:hAnsi="Times New Roman" w:cs="Times New Roman"/>
-        </w:rPr>
-        <w:t xml:space="preserve">Researchers and developers in VR, exergaming, and health technology. Academic researchers exploring the </w:t>
-      </w:r>
-      <w:r>
-        <w:rPr>
-          <w:rFonts w:ascii="Times New Roman" w:hAnsi="Times New Roman" w:cs="Times New Roman"/>
-        </w:rPr>
-        <w:t>psychological</w:t>
-      </w:r>
-      <w:r>
-        <w:rPr>
-          <w:rFonts w:ascii="Times New Roman" w:hAnsi="Times New Roman" w:cs="Times New Roman"/>
-        </w:rPr>
-        <w:t xml:space="preserve"> and physiological impacts of social dynamics in exergames, such as cooperation and competition. Game </w:t>
-      </w:r>
-      <w:r>
-        <w:rPr>
-          <w:rFonts w:ascii="Times New Roman" w:hAnsi="Times New Roman" w:cs="Times New Roman"/>
-        </w:rPr>
-        <w:t>developers</w:t>
-      </w:r>
-      <w:r>
-        <w:rPr>
-          <w:rFonts w:ascii="Times New Roman" w:hAnsi="Times New Roman" w:cs="Times New Roman"/>
-        </w:rPr>
-        <w:t xml:space="preserve"> and VR designers focusing on serious games for health, who can use insights from this project to create more adaptive and motivational exergaming experiences.</w:t>
-      </w:r>
-    </w:p>
-    <w:p>
-      <w:pPr>
-        <w:spacing w:after="0" w:line="276" w:lineRule="auto"/>
-        <w:rPr>
-          <w:rFonts w:ascii="Times New Roman" w:hAnsi="Times New Roman" w:cs="Times New Roman"/>
-        </w:rPr>
-      </w:pPr>
-      <w:r>
-        <w:rPr>
-          <w:rFonts w:ascii="Times New Roman" w:hAnsi="Times New Roman" w:cs="Times New Roman"/>
-        </w:rPr>
-        <w:t>Organisations focused on public health and fitness promotion. Public health bodies, fitness organisations, and wellness programs aiming to promote active lifestyles using innovative technologies like VR. These organisations could leverage motivational insights from this project to design campaigns or interventions encouraging physical activity through gamified VR experiences.</w:t>
-      </w:r>
-    </w:p>
-    <w:p>
-      <w:pPr>
-        <w:spacing w:after="0" w:line="276" w:lineRule="auto"/>
-        <w:rPr>
-          <w:rFonts w:ascii="Times New Roman" w:hAnsi="Times New Roman" w:cs="Times New Roman"/>
-        </w:rPr>
-      </w:pPr>
-      <w:r>
-        <w:rPr>
-          <w:rFonts w:ascii="Times New Roman" w:hAnsi="Times New Roman" w:cs="Times New Roman"/>
-        </w:rPr>
         <w:t>The VR and gaming industry. VR developers seeking to expand into the fitness and wellness market with products that combine entertainment with physical benefits. Companies working on hardware that could integrate social and adaptive features into their platforms.</w:t>
       </w:r>
     </w:p>
     <w:p>
       <w:pPr>
         <w:pStyle w:val="CustomSubheading"/>
+        <w:spacing w:line="360" w:lineRule="auto"/>
       </w:pPr>
       <w:r>
         <w:t>Project Scope and Limitations</w:t>
@@ -643,7 +620,7 @@
     </w:p>
     <w:p>
       <w:pPr>
-        <w:spacing w:after="0" w:line="276" w:lineRule="auto"/>
+        <w:spacing w:after="0" w:line="360" w:lineRule="auto"/>
         <w:rPr>
           <w:rFonts w:ascii="Times New Roman" w:hAnsi="Times New Roman" w:cs="Times New Roman"/>
         </w:rPr>
@@ -657,7 +634,7 @@
     </w:p>
     <w:p>
       <w:pPr>
-        <w:spacing w:after="0" w:line="276" w:lineRule="auto"/>
+        <w:spacing w:after="0" w:line="360" w:lineRule="auto"/>
         <w:rPr>
           <w:rFonts w:ascii="Times New Roman" w:hAnsi="Times New Roman" w:cs="Times New Roman"/>
         </w:rPr>
@@ -672,7 +649,7 @@
     <w:p>
       <w:pPr>
         <w:pStyle w:val="ListBullet"/>
-        <w:spacing w:after="0" w:line="276" w:lineRule="auto"/>
+        <w:spacing w:after="0" w:line="360" w:lineRule="auto"/>
         <w:rPr>
           <w:rFonts w:ascii="Times New Roman" w:hAnsi="Times New Roman" w:cs="Times New Roman"/>
         </w:rPr>
@@ -687,7 +664,7 @@
     <w:p>
       <w:pPr>
         <w:pStyle w:val="ListBullet"/>
-        <w:spacing w:after="0" w:line="276" w:lineRule="auto"/>
+        <w:spacing w:after="0" w:line="360" w:lineRule="auto"/>
         <w:rPr>
           <w:rFonts w:ascii="Times New Roman" w:hAnsi="Times New Roman" w:cs="Times New Roman"/>
         </w:rPr>
@@ -708,7 +685,7 @@
     <w:p>
       <w:pPr>
         <w:pStyle w:val="ListBullet"/>
-        <w:spacing w:after="0" w:line="276" w:lineRule="auto"/>
+        <w:spacing w:after="0" w:line="360" w:lineRule="auto"/>
         <w:rPr>
           <w:rFonts w:ascii="Times New Roman" w:hAnsi="Times New Roman" w:cs="Times New Roman"/>
         </w:rPr>
@@ -723,7 +700,7 @@
     <w:p>
       <w:pPr>
         <w:pStyle w:val="ListBullet"/>
-        <w:spacing w:after="0" w:line="276" w:lineRule="auto"/>
+        <w:spacing w:after="0" w:line="360" w:lineRule="auto"/>
         <w:rPr>
           <w:rFonts w:ascii="Times New Roman" w:hAnsi="Times New Roman" w:cs="Times New Roman"/>
         </w:rPr>
@@ -744,7 +721,7 @@
     <w:p>
       <w:pPr>
         <w:pStyle w:val="ListBullet"/>
-        <w:spacing w:after="0" w:line="276" w:lineRule="auto"/>
+        <w:spacing w:after="0" w:line="360" w:lineRule="auto"/>
         <w:rPr>
           <w:rFonts w:ascii="Times New Roman" w:hAnsi="Times New Roman" w:cs="Times New Roman"/>
         </w:rPr>
@@ -763,7 +740,7 @@
           <w:ilvl w:val="0"/>
           <w:numId w:val="0"/>
         </w:numPr>
-        <w:spacing w:after="0" w:line="276" w:lineRule="auto"/>
+        <w:spacing w:after="0" w:line="360" w:lineRule="auto"/>
         <w:ind w:left="360" w:hanging="360"/>
         <w:rPr>
           <w:rFonts w:ascii="Times New Roman" w:hAnsi="Times New Roman" w:cs="Times New Roman"/>
@@ -779,7 +756,7 @@
     <w:p>
       <w:pPr>
         <w:pStyle w:val="ListBullet"/>
-        <w:spacing w:after="0" w:line="276" w:lineRule="auto"/>
+        <w:spacing w:after="0" w:line="360" w:lineRule="auto"/>
         <w:rPr>
           <w:rFonts w:ascii="Times New Roman" w:hAnsi="Times New Roman" w:cs="Times New Roman"/>
         </w:rPr>
@@ -794,7 +771,7 @@
     <w:p>
       <w:pPr>
         <w:pStyle w:val="ListBullet"/>
-        <w:spacing w:after="0" w:line="276" w:lineRule="auto"/>
+        <w:spacing w:after="0" w:line="360" w:lineRule="auto"/>
         <w:rPr>
           <w:rFonts w:ascii="Times New Roman" w:hAnsi="Times New Roman" w:cs="Times New Roman"/>
         </w:rPr>
@@ -809,7 +786,7 @@
     <w:p>
       <w:pPr>
         <w:pStyle w:val="ListBullet"/>
-        <w:spacing w:after="0" w:line="276" w:lineRule="auto"/>
+        <w:spacing w:after="0" w:line="360" w:lineRule="auto"/>
         <w:rPr>
           <w:rFonts w:ascii="Times New Roman" w:hAnsi="Times New Roman" w:cs="Times New Roman"/>
         </w:rPr>
@@ -824,7 +801,22 @@
     <w:p>
       <w:pPr>
         <w:pStyle w:val="ListBullet"/>
-        <w:spacing w:after="0" w:line="276" w:lineRule="auto"/>
+        <w:spacing w:after="0" w:line="360" w:lineRule="auto"/>
+        <w:rPr>
+          <w:rFonts w:ascii="Times New Roman" w:hAnsi="Times New Roman" w:cs="Times New Roman"/>
+        </w:rPr>
+      </w:pPr>
+      <w:r>
+        <w:rPr>
+          <w:rFonts w:ascii="Times New Roman" w:hAnsi="Times New Roman" w:cs="Times New Roman"/>
+        </w:rPr>
+        <w:t>Absence of Multiplayer Mode – While the study explores AI-driven social interaction, real-time multiplayer experiences may be more effective, however are beyond the scope of this project.</w:t>
+      </w:r>
+    </w:p>
+    <w:p>
+      <w:pPr>
+        <w:pStyle w:val="ListBullet"/>
+        <w:spacing w:after="0" w:line="360" w:lineRule="auto"/>
         <w:rPr>
           <w:rFonts w:ascii="Times New Roman" w:hAnsi="Times New Roman" w:cs="Times New Roman"/>
         </w:rPr>
@@ -834,55 +826,13 @@
           <w:rFonts w:ascii="Times New Roman" w:hAnsi="Times New Roman" w:cs="Times New Roman"/>
         </w:rPr>
         <w:lastRenderedPageBreak/>
-        <w:t>Absence of Multiplayer Mode – While the study explores AI-driven social interaction, real-time multiplayer experiences may be more effective, however are beyond the scope of this project.</w:t>
-      </w:r>
-    </w:p>
-    <w:p>
-      <w:pPr>
-        <w:pStyle w:val="ListBullet"/>
-        <w:spacing w:after="0" w:line="276" w:lineRule="auto"/>
-        <w:rPr>
-          <w:rFonts w:ascii="Times New Roman" w:hAnsi="Times New Roman" w:cs="Times New Roman"/>
-        </w:rPr>
-      </w:pPr>
-      <w:r>
-        <w:rPr>
-          <w:rFonts w:ascii="Times New Roman" w:hAnsi="Times New Roman" w:cs="Times New Roman"/>
-        </w:rPr>
-        <w:t xml:space="preserve">Absence of Environmental Modifications – This project revolves solely around a velodrome map </w:t>
-      </w:r>
-      <w:proofErr w:type="gramStart"/>
-      <w:r>
-        <w:rPr>
-          <w:rFonts w:ascii="Times New Roman" w:hAnsi="Times New Roman" w:cs="Times New Roman"/>
-        </w:rPr>
-        <w:t>prototype, and</w:t>
-      </w:r>
-      <w:proofErr w:type="gramEnd"/>
-      <w:r>
-        <w:rPr>
-          <w:rFonts w:ascii="Times New Roman" w:hAnsi="Times New Roman" w:cs="Times New Roman"/>
-        </w:rPr>
-        <w:t xml:space="preserve"> does not </w:t>
-      </w:r>
-      <w:proofErr w:type="gramStart"/>
-      <w:r>
-        <w:rPr>
-          <w:rFonts w:ascii="Times New Roman" w:hAnsi="Times New Roman" w:cs="Times New Roman"/>
-        </w:rPr>
-        <w:t>take into account</w:t>
-      </w:r>
-      <w:proofErr w:type="gramEnd"/>
-      <w:r>
-        <w:rPr>
-          <w:rFonts w:ascii="Times New Roman" w:hAnsi="Times New Roman" w:cs="Times New Roman"/>
-        </w:rPr>
-        <w:t xml:space="preserve"> how changes in environment and surroundings impacts engagement, motivation, and performance.</w:t>
+        <w:t>Absence of Environmental Modifications – This project revolves solely around a velodrome map prototype, and does not take into account how changes in environment and surroundings impacts engagement, motivation, and performance.</w:t>
       </w:r>
     </w:p>
     <w:p>
       <w:pPr>
         <w:pStyle w:val="CustomSubheading"/>
+        <w:spacing w:line="360" w:lineRule="auto"/>
       </w:pPr>
       <w:r>
         <w:t>Summary of Important Outcomes</w:t>
@@ -890,7 +840,7 @@
     </w:p>
     <w:p>
       <w:pPr>
-        <w:spacing w:after="0" w:line="276" w:lineRule="auto"/>
+        <w:spacing w:after="0" w:line="360" w:lineRule="auto"/>
         <w:rPr>
           <w:rFonts w:ascii="Times New Roman" w:hAnsi="Times New Roman" w:cs="Times New Roman"/>
         </w:rPr>
@@ -905,6 +855,7 @@
     <w:p>
       <w:pPr>
         <w:pStyle w:val="CustomHeading"/>
+        <w:spacing w:line="360" w:lineRule="auto"/>
       </w:pPr>
       <w:r>
         <w:t>Background</w:t>
@@ -913,6 +864,7 @@
     <w:p>
       <w:pPr>
         <w:pStyle w:val="CustomSubheading"/>
+        <w:spacing w:line="360" w:lineRule="auto"/>
       </w:pPr>
       <w:r>
         <w:t>VR exergaming landscape</w:t>
@@ -921,6 +873,7 @@
     <w:p>
       <w:pPr>
         <w:pStyle w:val="CustomSubSubheading"/>
+        <w:spacing w:line="360" w:lineRule="auto"/>
       </w:pPr>
       <w:r>
         <w:t>Competition and Cooperation in Exergaming</w:t>
@@ -928,7 +881,7 @@
     </w:p>
     <w:p>
       <w:pPr>
-        <w:spacing w:after="0" w:line="276" w:lineRule="auto"/>
+        <w:spacing w:after="0" w:line="360" w:lineRule="auto"/>
         <w:rPr>
           <w:rFonts w:ascii="Times New Roman" w:hAnsi="Times New Roman" w:cs="Times New Roman"/>
         </w:rPr>
@@ -950,21 +903,7 @@
         <w:rPr>
           <w:rFonts w:ascii="Times New Roman" w:hAnsi="Times New Roman" w:cs="Times New Roman"/>
         </w:rPr>
-        <w:t xml:space="preserve">but that they can also struggle with prolonged adherence </w:t>
-      </w:r>
-      <w:proofErr w:type="gramStart"/>
-      <w:r>
-        <w:rPr>
-          <w:rFonts w:ascii="Times New Roman" w:hAnsi="Times New Roman" w:cs="Times New Roman"/>
-        </w:rPr>
-        <w:t>similar to</w:t>
-      </w:r>
-      <w:proofErr w:type="gramEnd"/>
-      <w:r>
-        <w:rPr>
-          <w:rFonts w:ascii="Times New Roman" w:hAnsi="Times New Roman" w:cs="Times New Roman"/>
-        </w:rPr>
-        <w:t xml:space="preserve"> conventional exercise </w:t>
+        <w:t xml:space="preserve">but that they can also struggle with prolonged adherence similar to conventional exercise </w:t>
       </w:r>
       <w:r>
         <w:rPr>
@@ -993,26 +932,12 @@
         <w:rPr>
           <w:rFonts w:ascii="Times New Roman" w:hAnsi="Times New Roman" w:cs="Times New Roman"/>
         </w:rPr>
-        <w:t xml:space="preserve">. The focus on this project, however, is to see how changes in social dynamics in cooperative and competitive environments impact exercise adherence, enjoyment, motivation, and performance, and to additionally see if results correlate with </w:t>
-      </w:r>
-      <w:proofErr w:type="gramStart"/>
-      <w:r>
-        <w:rPr>
-          <w:rFonts w:ascii="Times New Roman" w:hAnsi="Times New Roman" w:cs="Times New Roman"/>
-        </w:rPr>
-        <w:t>particular personality</w:t>
-      </w:r>
-      <w:proofErr w:type="gramEnd"/>
-      <w:r>
-        <w:rPr>
-          <w:rFonts w:ascii="Times New Roman" w:hAnsi="Times New Roman" w:cs="Times New Roman"/>
-        </w:rPr>
-        <w:t xml:space="preserve"> types favouring different dynamics.</w:t>
-      </w:r>
-    </w:p>
-    <w:p>
-      <w:pPr>
-        <w:spacing w:after="0" w:line="276" w:lineRule="auto"/>
+        <w:t>. The focus on this project, however, is to see how changes in social dynamics in cooperative and competitive environments impact exercise adherence, enjoyment, motivation, and performance, and to additionally see if results correlate with particular personality types favouring different dynamics.</w:t>
+      </w:r>
+    </w:p>
+    <w:p>
+      <w:pPr>
+        <w:spacing w:after="0" w:line="360" w:lineRule="auto"/>
         <w:rPr>
           <w:rFonts w:ascii="Times New Roman" w:hAnsi="Times New Roman" w:cs="Times New Roman"/>
         </w:rPr>
@@ -1071,7 +996,7 @@
     </w:p>
     <w:p>
       <w:pPr>
-        <w:spacing w:after="0" w:line="276" w:lineRule="auto"/>
+        <w:spacing w:after="0" w:line="360" w:lineRule="auto"/>
         <w:rPr>
           <w:rFonts w:ascii="Times New Roman" w:hAnsi="Times New Roman" w:cs="Times New Roman"/>
         </w:rPr>
@@ -1098,15 +1023,16 @@
     </w:p>
     <w:p>
       <w:pPr>
-        <w:spacing w:after="0" w:line="276" w:lineRule="auto"/>
-        <w:rPr>
-          <w:rFonts w:ascii="Times New Roman" w:hAnsi="Times New Roman" w:cs="Times New Roman"/>
-        </w:rPr>
-      </w:pPr>
-      <w:r>
-        <w:rPr>
-          <w:rFonts w:ascii="Times New Roman" w:hAnsi="Times New Roman" w:cs="Times New Roman"/>
-        </w:rPr>
+        <w:spacing w:after="0" w:line="360" w:lineRule="auto"/>
+        <w:rPr>
+          <w:rFonts w:ascii="Times New Roman" w:hAnsi="Times New Roman" w:cs="Times New Roman"/>
+        </w:rPr>
+      </w:pPr>
+      <w:r>
+        <w:rPr>
+          <w:rFonts w:ascii="Times New Roman" w:hAnsi="Times New Roman" w:cs="Times New Roman"/>
+        </w:rPr>
+        <w:lastRenderedPageBreak/>
         <w:t xml:space="preserve">Cooperative dynamics have also exhibited benefits in the field of exergaming. A study on Adolescent exergame play for weight loss and psychosocial improvement </w:t>
       </w:r>
       <w:r>
@@ -1132,250 +1058,226 @@
         <w:rPr>
           <w:rFonts w:ascii="Times New Roman" w:hAnsi="Times New Roman" w:cs="Times New Roman"/>
         </w:rPr>
-        <w:t xml:space="preserve"> randomly assigned to different modes (competitive, cooperative, control) within the Nintendo Wii Active game for 30-60 minutes. Results showed that players in the cooperative exergame lost significantly more weight than the control group which didn’t lose any weight. The competitive players did not differ significantly from the other conditions. It was also found that cooperative players significantly increased in self-efficacy compared to the control group and both competitive </w:t>
-      </w:r>
+        <w:t xml:space="preserve"> randomly assigned to different modes (competitive, cooperative, control) within the Nintendo Wii Active game for 30-60 minutes. Results showed that players in the cooperative exergame lost significantly more weight than the control group which didn’t lose any weight. The competitive players did not differ significantly from the other conditions. It was also found that cooperative players significantly increased in self-efficacy compared to the control group and both competitive and cooperative players significantly increased in peer support. This concluding that exergames, particularly in cooperative settings can be an effective tool for weight loss among youth.</w:t>
+      </w:r>
+    </w:p>
+    <w:p>
+      <w:pPr>
+        <w:spacing w:after="0" w:line="360" w:lineRule="auto"/>
+        <w:rPr>
+          <w:rFonts w:ascii="Times New Roman" w:hAnsi="Times New Roman" w:cs="Times New Roman"/>
+        </w:rPr>
+      </w:pPr>
+      <w:r>
+        <w:rPr>
+          <w:rFonts w:ascii="Times New Roman" w:hAnsi="Times New Roman" w:cs="Times New Roman"/>
+        </w:rPr>
+        <w:t xml:space="preserve">Recent cross-sectional studies further examined the effects of competition and cooperation on exercise performance in immersive virtual reality cycle exergames </w:t>
+      </w:r>
+      <w:r>
+        <w:rPr>
+          <w:rFonts w:ascii="Times New Roman" w:hAnsi="Times New Roman" w:cs="Times New Roman"/>
+          <w:color w:val="FF0000"/>
+        </w:rPr>
+        <w:t>(shaw et al 2016)</w:t>
+      </w:r>
+      <w:r>
+        <w:rPr>
+          <w:rFonts w:ascii="Times New Roman" w:hAnsi="Times New Roman" w:cs="Times New Roman"/>
+        </w:rPr>
+        <w:t>. In one study, competing against a ghost of the user’s previous session resulted in a greater distance travelled by the user compared to cycling with a virtual trainer present. Additionally, the ghost mode was rated as more enjoyable than both solo cycling and cycling with a virtual trainer. A follow-up study revealed that a competitive virtual trainer system elicited greater distance travelled and caloric expenditure compared to a cooperative virtual trainer system and was rated as more motivating. Interestingly, in both studies, self-reported enjoyment and motivation did not significantly correlate with actual performance metrics (distance travelled, and calories burned). These findings reinforce the effectiveness of competitive elements in exergaming as tools to elicit higher levels of exercise, demonstrating that competitors can successfully substitute for human opponents in driving improved performance.</w:t>
+      </w:r>
+    </w:p>
+    <w:p>
+      <w:pPr>
+        <w:pStyle w:val="CustomSubSubheading"/>
+        <w:spacing w:line="360" w:lineRule="auto"/>
+      </w:pPr>
+      <w:r>
+        <w:t>Interactive Feedforward in Exergaming</w:t>
+      </w:r>
+    </w:p>
+    <w:p>
+      <w:pPr>
+        <w:spacing w:after="0" w:line="360" w:lineRule="auto"/>
+        <w:rPr>
+          <w:rFonts w:ascii="Times New Roman" w:hAnsi="Times New Roman" w:cs="Times New Roman"/>
+        </w:rPr>
+      </w:pPr>
+      <w:r>
+        <w:rPr>
+          <w:rFonts w:ascii="Times New Roman" w:hAnsi="Times New Roman" w:cs="Times New Roman"/>
+        </w:rPr>
+        <w:t xml:space="preserve">Interactive feedforward is an interactive adaptation of the psychological feedforward training method where rapid improvements in performance are achieved by creating self-models showing previously unachieved performance levels </w:t>
+      </w:r>
+      <w:r>
+        <w:rPr>
+          <w:rFonts w:ascii="Times New Roman" w:hAnsi="Times New Roman" w:cs="Times New Roman"/>
+          <w:color w:val="FF0000"/>
+        </w:rPr>
+        <w:t>(Barathi et al 2020)</w:t>
+      </w:r>
+      <w:r>
+        <w:rPr>
+          <w:rFonts w:ascii="Times New Roman" w:hAnsi="Times New Roman" w:cs="Times New Roman"/>
+        </w:rPr>
+        <w:t>. It can be used to enhance performance, understanding, and engagement by providing users with previous of potential outcomes and guiding them towards better results.</w:t>
+      </w:r>
+    </w:p>
+    <w:p>
+      <w:pPr>
+        <w:spacing w:after="0" w:line="360" w:lineRule="auto"/>
+        <w:rPr>
+          <w:rFonts w:ascii="Times New Roman" w:hAnsi="Times New Roman" w:cs="Times New Roman"/>
+        </w:rPr>
+      </w:pPr>
+      <w:r>
+        <w:rPr>
+          <w:rFonts w:ascii="Times New Roman" w:hAnsi="Times New Roman" w:cs="Times New Roman"/>
+        </w:rPr>
+        <w:t>Unlike traditional feedback, which focuses on past performance, feedforward focuses on future possibilities and potential outcomes. Its about anticipating what might happen and guiding users toward desired results. Interactive feedforward takes this concept further by incorporating real-time interaction and feedback within the system. This allows for dynamic adjustments and improvements as the user progresses.</w:t>
+      </w:r>
+    </w:p>
+    <w:p>
+      <w:pPr>
+        <w:spacing w:after="0" w:line="360" w:lineRule="auto"/>
+        <w:rPr>
+          <w:rFonts w:ascii="Times New Roman" w:hAnsi="Times New Roman" w:cs="Times New Roman"/>
+        </w:rPr>
+      </w:pPr>
       <w:r>
         <w:rPr>
           <w:rFonts w:ascii="Times New Roman" w:hAnsi="Times New Roman" w:cs="Times New Roman"/>
         </w:rPr>
         <w:lastRenderedPageBreak/>
-        <w:t>and cooperative players significantly increased in peer support. This concluding that exergames, particularly in cooperative settings can be an effective tool for weight loss among youth.</w:t>
-      </w:r>
-    </w:p>
-    <w:p>
-      <w:pPr>
-        <w:spacing w:after="0" w:line="276" w:lineRule="auto"/>
-        <w:rPr>
-          <w:rFonts w:ascii="Times New Roman" w:hAnsi="Times New Roman" w:cs="Times New Roman"/>
-        </w:rPr>
-      </w:pPr>
-      <w:r>
-        <w:rPr>
-          <w:rFonts w:ascii="Times New Roman" w:hAnsi="Times New Roman" w:cs="Times New Roman"/>
-        </w:rPr>
-        <w:t xml:space="preserve">Recent cross-sectional studies further examined the effects of competition and cooperation on exercise performance in immersive virtual reality cycle exergames </w:t>
+        <w:t>A</w:t>
+      </w:r>
+      <w:r>
+        <w:rPr>
+          <w:rFonts w:ascii="Times New Roman" w:hAnsi="Times New Roman" w:cs="Times New Roman"/>
+        </w:rPr>
+        <w:t xml:space="preserve"> HIIT (High Intensity Interval Training) 4-week</w:t>
+      </w:r>
+      <w:r>
+        <w:rPr>
+          <w:rFonts w:ascii="Times New Roman" w:hAnsi="Times New Roman" w:cs="Times New Roman"/>
+        </w:rPr>
+        <w:t xml:space="preserve"> longitudinal study on exergaming with the use of interactive feedforward had </w:t>
+      </w:r>
+      <w:r>
+        <w:rPr>
+          <w:rFonts w:ascii="Times New Roman" w:hAnsi="Times New Roman" w:cs="Times New Roman"/>
+        </w:rPr>
+        <w:t>user’s</w:t>
+      </w:r>
+      <w:r>
+        <w:rPr>
+          <w:rFonts w:ascii="Times New Roman" w:hAnsi="Times New Roman" w:cs="Times New Roman"/>
+        </w:rPr>
+        <w:t xml:space="preserve"> </w:t>
+      </w:r>
+      <w:r>
+        <w:rPr>
+          <w:rFonts w:ascii="Times New Roman" w:hAnsi="Times New Roman" w:cs="Times New Roman"/>
+        </w:rPr>
+        <w:t>complete workouts with no ghost condition, and with a ghost condition where logged performances were</w:t>
+      </w:r>
+      <w:r>
+        <w:rPr>
+          <w:rFonts w:ascii="Times New Roman" w:hAnsi="Times New Roman" w:cs="Times New Roman"/>
+        </w:rPr>
+        <w:t xml:space="preserve"> put into a ghost non-player character with an increased performance of 5%</w:t>
+      </w:r>
+      <w:r>
+        <w:rPr>
+          <w:rFonts w:ascii="Times New Roman" w:hAnsi="Times New Roman" w:cs="Times New Roman"/>
+        </w:rPr>
+        <w:t xml:space="preserve"> to visualise the future potential performance of the user. During this study participants who engaged in the non-competitive scenario made an average performance gain of 8%, compared to the participants who engaged in the competitive scenario using interactive feedforward made an average performance gain of 16%. Additionally, participants in the competitive (Multi-Ghost) group found that they were more intrinsically motivated, had a greater perceived competence, and but in a greater amount of effort, compared to the solo cycling group (Non-Competitive)</w:t>
+      </w:r>
+      <w:r>
+        <w:rPr>
+          <w:rFonts w:ascii="Times New Roman" w:hAnsi="Times New Roman" w:cs="Times New Roman"/>
+        </w:rPr>
+        <w:t xml:space="preserve"> </w:t>
       </w:r>
       <w:r>
         <w:rPr>
           <w:rFonts w:ascii="Times New Roman" w:hAnsi="Times New Roman" w:cs="Times New Roman"/>
           <w:color w:val="FF0000"/>
         </w:rPr>
-        <w:t>(shaw et al 2016)</w:t>
-      </w:r>
-      <w:r>
-        <w:rPr>
-          <w:rFonts w:ascii="Times New Roman" w:hAnsi="Times New Roman" w:cs="Times New Roman"/>
-        </w:rPr>
-        <w:t>. In one study, competing against a ghost of the user’s previous session resulted in a greater distance travelled by the user compared to cycling with a virtual trainer present. Additionally, the ghost mode was rated as more enjoyable than both solo cycling and cycling with a virtual trainer. A follow-up study revealed that a competitive virtual trainer system elicited greater distance travelled and caloric expenditure compared to a cooperative virtual trainer system and was rated as more motivating. Interestingly, in both studies, self-reported enjoyment and motivation did not significantly correlate with actual performance metrics (distance travelled, and calories burned). These findings reinforce the effectiveness of competitive elements in exergaming as tools to elicit higher levels of exercise, demonstrating that competitors can successfully substitute for human opponents in driving improved performance.</w:t>
+        <w:t xml:space="preserve">(Michael et al 2020). </w:t>
+      </w:r>
+      <w:r>
+        <w:rPr>
+          <w:rFonts w:ascii="Times New Roman" w:hAnsi="Times New Roman" w:cs="Times New Roman"/>
+        </w:rPr>
+        <w:t xml:space="preserve">Overall, this study proved that interactive feedforward can be an effective method of improving player performance over time. </w:t>
+      </w:r>
+    </w:p>
+    <w:p>
+      <w:pPr>
+        <w:spacing w:after="0" w:line="360" w:lineRule="auto"/>
+        <w:rPr>
+          <w:rFonts w:ascii="Times New Roman" w:hAnsi="Times New Roman" w:cs="Times New Roman"/>
+        </w:rPr>
+      </w:pPr>
+      <w:r>
+        <w:rPr>
+          <w:rFonts w:ascii="Times New Roman" w:hAnsi="Times New Roman" w:cs="Times New Roman"/>
+        </w:rPr>
+        <w:t xml:space="preserve">A study in 2018 examined the application of interactive feedforward in high-intensity VR exergaming, addressing the gap in effective protocols for high intensity exercise in virtual environments. Researchers tested the interactive feedforward training technique by having participants cycle against either models of their own </w:t>
+      </w:r>
+      <w:r>
+        <w:rPr>
+          <w:rFonts w:ascii="Times New Roman" w:hAnsi="Times New Roman" w:cs="Times New Roman"/>
+        </w:rPr>
+        <w:t>selves’</w:t>
+      </w:r>
+      <w:r>
+        <w:rPr>
+          <w:rFonts w:ascii="Times New Roman" w:hAnsi="Times New Roman" w:cs="Times New Roman"/>
+        </w:rPr>
+        <w:t xml:space="preserve"> previous performances, or virtual competitors, with varying levels of resistance and awareness. The results demonstrated that interactive feedforward successfully enhanced participant performance while preserving intrinsic motivation, even when participants were aware of the interventions. Notably, competing against modified self-models proved more effective than competing against virtual competitors. These findings suggest that interactive feedforward offers a promising approach for designing high-intensity VR exergames that can simultaneously improve physical performance and maintain user engagement</w:t>
+      </w:r>
+      <w:r>
+        <w:rPr>
+          <w:rFonts w:ascii="Times New Roman" w:hAnsi="Times New Roman" w:cs="Times New Roman"/>
+        </w:rPr>
+        <w:t xml:space="preserve"> (</w:t>
+      </w:r>
+      <w:r>
+        <w:rPr>
+          <w:rFonts w:ascii="Times New Roman" w:hAnsi="Times New Roman" w:cs="Times New Roman"/>
+          <w:color w:val="FF0000"/>
+        </w:rPr>
+        <w:t>Barathi et al 2018</w:t>
+      </w:r>
+      <w:r>
+        <w:rPr>
+          <w:rFonts w:ascii="Times New Roman" w:hAnsi="Times New Roman" w:cs="Times New Roman"/>
+        </w:rPr>
+        <w:t>)</w:t>
+      </w:r>
+      <w:r>
+        <w:rPr>
+          <w:rFonts w:ascii="Times New Roman" w:hAnsi="Times New Roman" w:cs="Times New Roman"/>
+        </w:rPr>
+        <w:t>.</w:t>
+      </w:r>
+    </w:p>
+    <w:p>
+      <w:pPr>
+        <w:pStyle w:val="CustomSubheading"/>
+        <w:spacing w:line="360" w:lineRule="auto"/>
+      </w:pPr>
+      <w:r>
+        <w:t>Effects of a lack of exercise</w:t>
       </w:r>
     </w:p>
     <w:p>
       <w:pPr>
         <w:pStyle w:val="CustomSubSubheading"/>
-      </w:pPr>
-      <w:r>
-        <w:t>Interactive Feedforward in Exergaming</w:t>
-      </w:r>
-    </w:p>
-    <w:p>
-      <w:pPr>
-        <w:spacing w:after="0" w:line="276" w:lineRule="auto"/>
-        <w:rPr>
-          <w:rFonts w:ascii="Times New Roman" w:hAnsi="Times New Roman" w:cs="Times New Roman"/>
-        </w:rPr>
-      </w:pPr>
-      <w:r>
-        <w:rPr>
-          <w:rFonts w:ascii="Times New Roman" w:hAnsi="Times New Roman" w:cs="Times New Roman"/>
-        </w:rPr>
-        <w:t xml:space="preserve">Interactive feedforward is an interactive adaptation of the psychological feedforward training method where rapid improvements in performance are achieved by creating self-models showing previously unachieved performance levels </w:t>
-      </w:r>
-      <w:r>
-        <w:rPr>
-          <w:rFonts w:ascii="Times New Roman" w:hAnsi="Times New Roman" w:cs="Times New Roman"/>
-          <w:color w:val="FF0000"/>
-        </w:rPr>
-        <w:t>(Barathi et al 2020)</w:t>
-      </w:r>
-      <w:r>
-        <w:rPr>
-          <w:rFonts w:ascii="Times New Roman" w:hAnsi="Times New Roman" w:cs="Times New Roman"/>
-        </w:rPr>
-        <w:t>. It can be used to enhance performance, understanding, and engagement by providing users with previous of potential outcomes and guiding them towards better results.</w:t>
-      </w:r>
-    </w:p>
-    <w:p>
-      <w:pPr>
-        <w:spacing w:after="0" w:line="276" w:lineRule="auto"/>
-        <w:rPr>
-          <w:rFonts w:ascii="Times New Roman" w:hAnsi="Times New Roman" w:cs="Times New Roman"/>
-        </w:rPr>
-      </w:pPr>
-      <w:r>
-        <w:rPr>
-          <w:rFonts w:ascii="Times New Roman" w:hAnsi="Times New Roman" w:cs="Times New Roman"/>
-        </w:rPr>
-        <w:t>Unlike traditional feedback, which focuses on past performance, feedforward focuses on future possibilities and potential outcomes. Its about anticipating what might happen and guiding users toward desired results. Interactive feedforward takes this concept further by incorporating real-time interaction and feedback within the system. This allows for dynamic adjustments and improvements as the user progresses.</w:t>
-      </w:r>
-    </w:p>
-    <w:p>
-      <w:pPr>
-        <w:spacing w:after="0" w:line="276" w:lineRule="auto"/>
-        <w:rPr>
-          <w:rFonts w:ascii="Times New Roman" w:hAnsi="Times New Roman" w:cs="Times New Roman"/>
-        </w:rPr>
-      </w:pPr>
-      <w:r>
-        <w:rPr>
-          <w:rFonts w:ascii="Times New Roman" w:hAnsi="Times New Roman" w:cs="Times New Roman"/>
-        </w:rPr>
-        <w:t>A</w:t>
-      </w:r>
-      <w:r>
-        <w:rPr>
-          <w:rFonts w:ascii="Times New Roman" w:hAnsi="Times New Roman" w:cs="Times New Roman"/>
-        </w:rPr>
-        <w:t xml:space="preserve"> HIIT (High Intensity Interval Training) 4-week</w:t>
-      </w:r>
-      <w:r>
-        <w:rPr>
-          <w:rFonts w:ascii="Times New Roman" w:hAnsi="Times New Roman" w:cs="Times New Roman"/>
-        </w:rPr>
-        <w:t xml:space="preserve"> longitudinal study on exergaming with the use of interactive feedforward had </w:t>
-      </w:r>
-      <w:r>
-        <w:rPr>
-          <w:rFonts w:ascii="Times New Roman" w:hAnsi="Times New Roman" w:cs="Times New Roman"/>
-        </w:rPr>
-        <w:t>user’s</w:t>
-      </w:r>
-      <w:r>
-        <w:rPr>
-          <w:rFonts w:ascii="Times New Roman" w:hAnsi="Times New Roman" w:cs="Times New Roman"/>
-        </w:rPr>
-        <w:t xml:space="preserve"> </w:t>
-      </w:r>
-      <w:r>
-        <w:rPr>
-          <w:rFonts w:ascii="Times New Roman" w:hAnsi="Times New Roman" w:cs="Times New Roman"/>
-        </w:rPr>
-        <w:t>complete workouts with no ghost condition, and with a ghost condition where logged performances were</w:t>
-      </w:r>
-      <w:r>
-        <w:rPr>
-          <w:rFonts w:ascii="Times New Roman" w:hAnsi="Times New Roman" w:cs="Times New Roman"/>
-        </w:rPr>
-        <w:t xml:space="preserve"> put into a ghost non-player character with an increased performance of 5%</w:t>
-      </w:r>
-      <w:r>
-        <w:rPr>
-          <w:rFonts w:ascii="Times New Roman" w:hAnsi="Times New Roman" w:cs="Times New Roman"/>
-        </w:rPr>
-        <w:t xml:space="preserve"> to visualise the future potential performance of the user. During this study participants who engaged in the non-competitive scenario made an average performance gain of 8%, compared to the participants who engaged in the competitive scenario using interactive feedforward made an average performance gain of 16%. Additionally, participants in the competitive (</w:t>
-      </w:r>
-      <w:proofErr w:type="gramStart"/>
-      <w:r>
-        <w:rPr>
-          <w:rFonts w:ascii="Times New Roman" w:hAnsi="Times New Roman" w:cs="Times New Roman"/>
-        </w:rPr>
-        <w:t>Multi-Ghost</w:t>
-      </w:r>
-      <w:proofErr w:type="gramEnd"/>
-      <w:r>
-        <w:rPr>
-          <w:rFonts w:ascii="Times New Roman" w:hAnsi="Times New Roman" w:cs="Times New Roman"/>
-        </w:rPr>
-        <w:t>) group found that they were more intrinsically motivated, had a greater perceived competence, and but in a greater amount of effort, compared to the solo cycling group (Non-Competitive)</w:t>
-      </w:r>
-      <w:r>
-        <w:rPr>
-          <w:rFonts w:ascii="Times New Roman" w:hAnsi="Times New Roman" w:cs="Times New Roman"/>
-        </w:rPr>
-        <w:t xml:space="preserve"> </w:t>
-      </w:r>
-      <w:r>
-        <w:rPr>
-          <w:rFonts w:ascii="Times New Roman" w:hAnsi="Times New Roman" w:cs="Times New Roman"/>
-          <w:color w:val="FF0000"/>
-        </w:rPr>
-        <w:t xml:space="preserve">(Michael et al 2020). </w:t>
-      </w:r>
-      <w:r>
-        <w:rPr>
-          <w:rFonts w:ascii="Times New Roman" w:hAnsi="Times New Roman" w:cs="Times New Roman"/>
-        </w:rPr>
-        <w:t xml:space="preserve">Overall, this study proved that interactive feedforward can be an effective method of improving player performance over time. </w:t>
-      </w:r>
-    </w:p>
-    <w:p>
-      <w:pPr>
-        <w:spacing w:after="0" w:line="276" w:lineRule="auto"/>
-        <w:rPr>
-          <w:rFonts w:ascii="Times New Roman" w:hAnsi="Times New Roman" w:cs="Times New Roman"/>
-        </w:rPr>
-      </w:pPr>
-      <w:r>
-        <w:rPr>
-          <w:rFonts w:ascii="Times New Roman" w:hAnsi="Times New Roman" w:cs="Times New Roman"/>
-        </w:rPr>
-        <w:t xml:space="preserve">A study in 2018 examined the application of interactive feedforward in high-intensity VR exergaming, addressing the gap in effective protocols for high intensity exercise in virtual environments. Researchers tested the interactive feedforward training technique by having participants cycle against either models of their own </w:t>
-      </w:r>
-      <w:r>
-        <w:rPr>
-          <w:rFonts w:ascii="Times New Roman" w:hAnsi="Times New Roman" w:cs="Times New Roman"/>
-        </w:rPr>
-        <w:t>selves’</w:t>
-      </w:r>
-      <w:r>
-        <w:rPr>
-          <w:rFonts w:ascii="Times New Roman" w:hAnsi="Times New Roman" w:cs="Times New Roman"/>
-        </w:rPr>
-        <w:t xml:space="preserve"> previous performances, or virtual competitors, with varying levels of resistance and awareness. The results demonstrated that interactive feedforward successfully enhanced participant performance while preserving </w:t>
-      </w:r>
-      <w:r>
-        <w:rPr>
-          <w:rFonts w:ascii="Times New Roman" w:hAnsi="Times New Roman" w:cs="Times New Roman"/>
-        </w:rPr>
-        <w:lastRenderedPageBreak/>
-        <w:t>intrinsic motivation, even when participants were aware of the interventions. Notably, competing against modified self-models proved more effective than competing against virtual competitors. These findings suggest that interactive feedforward offers a promising approach for designing high-intensity VR exergames that can simultaneously improve physical performance and maintain user engagement</w:t>
-      </w:r>
-      <w:r>
-        <w:rPr>
-          <w:rFonts w:ascii="Times New Roman" w:hAnsi="Times New Roman" w:cs="Times New Roman"/>
-        </w:rPr>
-        <w:t xml:space="preserve"> (</w:t>
-      </w:r>
-      <w:r>
-        <w:rPr>
-          <w:rFonts w:ascii="Times New Roman" w:hAnsi="Times New Roman" w:cs="Times New Roman"/>
-          <w:color w:val="FF0000"/>
-        </w:rPr>
-        <w:t>Barathi et al 2018</w:t>
-      </w:r>
-      <w:r>
-        <w:rPr>
-          <w:rFonts w:ascii="Times New Roman" w:hAnsi="Times New Roman" w:cs="Times New Roman"/>
-        </w:rPr>
-        <w:t>)</w:t>
-      </w:r>
-      <w:r>
-        <w:rPr>
-          <w:rFonts w:ascii="Times New Roman" w:hAnsi="Times New Roman" w:cs="Times New Roman"/>
-        </w:rPr>
-        <w:t>.</w:t>
-      </w:r>
-    </w:p>
-    <w:p>
-      <w:pPr>
-        <w:pStyle w:val="CustomSubheading"/>
-      </w:pPr>
-      <w:r>
-        <w:t>Effects of a lack of exercise</w:t>
-      </w:r>
-    </w:p>
-    <w:p>
-      <w:pPr>
-        <w:pStyle w:val="CustomSubSubheading"/>
+        <w:spacing w:line="360" w:lineRule="auto"/>
       </w:pPr>
       <w:r>
         <w:t>Physical Health Consequences</w:t>
@@ -1383,7 +1285,7 @@
     </w:p>
     <w:p>
       <w:pPr>
-        <w:spacing w:after="0" w:line="276" w:lineRule="auto"/>
+        <w:spacing w:after="0" w:line="360" w:lineRule="auto"/>
         <w:rPr>
           <w:rFonts w:ascii="Times New Roman" w:hAnsi="Times New Roman" w:cs="Times New Roman"/>
         </w:rPr>
@@ -1492,7 +1394,14 @@
         <w:rPr>
           <w:rFonts w:ascii="Times New Roman" w:hAnsi="Times New Roman" w:cs="Times New Roman"/>
         </w:rPr>
-        <w:t>, and considering it is claimed 81% of UK office workers spend between four and nine hours each day sitting at their desk</w:t>
+        <w:t xml:space="preserve">, and considering it is claimed 81% of UK office workers </w:t>
+      </w:r>
+      <w:r>
+        <w:rPr>
+          <w:rFonts w:ascii="Times New Roman" w:hAnsi="Times New Roman" w:cs="Times New Roman"/>
+        </w:rPr>
+        <w:lastRenderedPageBreak/>
+        <w:t>spend between four and nine hours each day sitting at their desk</w:t>
       </w:r>
       <w:hyperlink r:id="rId11" w:anchor=":~:text=The%20majority%20(81%20percent)%20of,a%20new%20survey%20from%20Fellowes." w:history="1">
         <w:r>
@@ -1513,6 +1422,7 @@
     <w:p>
       <w:pPr>
         <w:pStyle w:val="CustomSubSubheading"/>
+        <w:spacing w:line="360" w:lineRule="auto"/>
       </w:pPr>
       <w:r>
         <w:t>Mental Health Impacts</w:t>
@@ -1520,7 +1430,7 @@
     </w:p>
     <w:p>
       <w:pPr>
-        <w:spacing w:after="0" w:line="276" w:lineRule="auto"/>
+        <w:spacing w:after="0" w:line="360" w:lineRule="auto"/>
         <w:rPr>
           <w:rFonts w:ascii="Times New Roman" w:hAnsi="Times New Roman" w:cs="Times New Roman"/>
         </w:rPr>
@@ -1554,6 +1464,7 @@
     <w:p>
       <w:pPr>
         <w:pStyle w:val="CustomSubSubheading"/>
+        <w:spacing w:line="360" w:lineRule="auto"/>
       </w:pPr>
       <w:r>
         <w:t>Societal and Economic Costs</w:t>
@@ -1561,7 +1472,7 @@
     </w:p>
     <w:p>
       <w:pPr>
-        <w:spacing w:after="0" w:line="276" w:lineRule="auto"/>
+        <w:spacing w:after="0" w:line="360" w:lineRule="auto"/>
         <w:rPr>
           <w:rFonts w:ascii="Times New Roman" w:hAnsi="Times New Roman" w:cs="Times New Roman"/>
         </w:rPr>
@@ -1645,6 +1556,7 @@
     <w:p>
       <w:pPr>
         <w:pStyle w:val="CustomSubSubheading"/>
+        <w:spacing w:line="360" w:lineRule="auto"/>
       </w:pPr>
       <w:r>
         <w:t>The Sedentary Lifestyle Trend</w:t>
@@ -1652,7 +1564,7 @@
     </w:p>
     <w:p>
       <w:pPr>
-        <w:spacing w:after="0" w:line="276" w:lineRule="auto"/>
+        <w:spacing w:after="0" w:line="360" w:lineRule="auto"/>
         <w:rPr>
           <w:rFonts w:ascii="Times New Roman" w:hAnsi="Times New Roman" w:cs="Times New Roman"/>
         </w:rPr>
@@ -1682,14 +1594,7 @@
         <w:rPr>
           <w:rFonts w:ascii="Times New Roman" w:hAnsi="Times New Roman" w:cs="Times New Roman"/>
         </w:rPr>
-        <w:t xml:space="preserve">VR exergames provide a unique opportunity to revolutionise traditional exercise routines in ways reality simply cannot to aim to tackle the global issue of sedentary lifestyles. By merging immersive </w:t>
-      </w:r>
-      <w:r>
-        <w:rPr>
-          <w:rFonts w:ascii="Times New Roman" w:hAnsi="Times New Roman" w:cs="Times New Roman"/>
-        </w:rPr>
-        <w:lastRenderedPageBreak/>
-        <w:t xml:space="preserve">and motivating gaming experiences with pre-existing workouts, we can both increase enjoyment and motivation of exercise, as well as the convenience and accessibility of indulging in it. </w:t>
+        <w:t xml:space="preserve">VR exergames provide a unique opportunity to revolutionise traditional exercise routines in ways reality simply cannot to aim to tackle the global issue of sedentary lifestyles. By merging immersive and motivating gaming experiences with pre-existing workouts, we can both increase enjoyment and motivation of exercise, as well as the convenience and accessibility of indulging in it. </w:t>
       </w:r>
     </w:p>
     <w:p>
@@ -1699,7 +1604,7 @@
           <w:ilvl w:val="1"/>
           <w:numId w:val="2"/>
         </w:numPr>
-        <w:spacing w:after="0" w:line="276" w:lineRule="auto"/>
+        <w:spacing w:after="0" w:line="360" w:lineRule="auto"/>
         <w:rPr>
           <w:rFonts w:ascii="Times New Roman" w:hAnsi="Times New Roman" w:cs="Times New Roman"/>
         </w:rPr>
@@ -1713,7 +1618,7 @@
     </w:p>
     <w:p>
       <w:pPr>
-        <w:spacing w:after="0" w:line="276" w:lineRule="auto"/>
+        <w:spacing w:after="0" w:line="360" w:lineRule="auto"/>
         <w:rPr>
           <w:rFonts w:ascii="Times New Roman" w:hAnsi="Times New Roman" w:cs="Times New Roman"/>
         </w:rPr>
@@ -1761,7 +1666,14 @@
         <w:rPr>
           <w:rFonts w:ascii="Times New Roman" w:hAnsi="Times New Roman" w:cs="Times New Roman"/>
         </w:rPr>
-        <w:t xml:space="preserve"> Gamification elements can include features such as points, challenges, levels, or badges in the contexts of exercise to increase motivation and enjoyment. Commercial VR exergames like Zwift, </w:t>
+        <w:t xml:space="preserve"> Gamification </w:t>
+      </w:r>
+      <w:r>
+        <w:rPr>
+          <w:rFonts w:ascii="Times New Roman" w:hAnsi="Times New Roman" w:cs="Times New Roman"/>
+        </w:rPr>
+        <w:lastRenderedPageBreak/>
+        <w:t xml:space="preserve">elements can include features such as points, challenges, levels, or badges in the contexts of exercise to increase motivation and enjoyment. Commercial VR exergames like Zwift, </w:t>
       </w:r>
       <w:proofErr w:type="spellStart"/>
       <w:r>
@@ -1780,7 +1692,7 @@
     </w:p>
     <w:p>
       <w:pPr>
-        <w:spacing w:after="0" w:line="276" w:lineRule="auto"/>
+        <w:spacing w:after="0" w:line="360" w:lineRule="auto"/>
         <w:rPr>
           <w:rFonts w:ascii="Times New Roman" w:hAnsi="Times New Roman" w:cs="Times New Roman"/>
         </w:rPr>
@@ -1794,7 +1706,7 @@
     </w:p>
     <w:p>
       <w:pPr>
-        <w:spacing w:after="0" w:line="276" w:lineRule="auto"/>
+        <w:spacing w:after="0" w:line="360" w:lineRule="auto"/>
         <w:rPr>
           <w:rFonts w:ascii="Times New Roman" w:hAnsi="Times New Roman" w:cs="Times New Roman"/>
         </w:rPr>
@@ -1821,7 +1733,7 @@
     </w:p>
     <w:p>
       <w:pPr>
-        <w:spacing w:after="0" w:line="276" w:lineRule="auto"/>
+        <w:spacing w:after="0" w:line="360" w:lineRule="auto"/>
         <w:rPr>
           <w:rFonts w:ascii="Times New Roman" w:hAnsi="Times New Roman" w:cs="Times New Roman"/>
         </w:rPr>
@@ -1862,7 +1774,7 @@
     </w:p>
     <w:p>
       <w:pPr>
-        <w:spacing w:after="0" w:line="276" w:lineRule="auto"/>
+        <w:spacing w:after="0" w:line="360" w:lineRule="auto"/>
         <w:rPr>
           <w:rFonts w:ascii="Times New Roman" w:hAnsi="Times New Roman" w:cs="Times New Roman"/>
         </w:rPr>
@@ -1901,7 +1813,7 @@
     </w:p>
     <w:p>
       <w:pPr>
-        <w:spacing w:after="0" w:line="276" w:lineRule="auto"/>
+        <w:spacing w:after="0" w:line="360" w:lineRule="auto"/>
         <w:rPr>
           <w:rFonts w:ascii="Times New Roman" w:hAnsi="Times New Roman" w:cs="Times New Roman"/>
         </w:rPr>
@@ -1948,7 +1860,7 @@
           <w:ilvl w:val="1"/>
           <w:numId w:val="2"/>
         </w:numPr>
-        <w:spacing w:after="0" w:line="276" w:lineRule="auto"/>
+        <w:spacing w:after="0" w:line="360" w:lineRule="auto"/>
         <w:rPr>
           <w:rFonts w:ascii="Times New Roman" w:hAnsi="Times New Roman" w:cs="Times New Roman"/>
         </w:rPr>
@@ -1962,7 +1874,7 @@
     </w:p>
     <w:p>
       <w:pPr>
-        <w:spacing w:after="0" w:line="276" w:lineRule="auto"/>
+        <w:spacing w:after="0" w:line="360" w:lineRule="auto"/>
         <w:rPr>
           <w:rFonts w:ascii="Times New Roman" w:hAnsi="Times New Roman" w:cs="Times New Roman"/>
         </w:rPr>
@@ -1983,12 +1895,19 @@
         <w:rPr>
           <w:rFonts w:ascii="Times New Roman" w:hAnsi="Times New Roman" w:cs="Times New Roman"/>
         </w:rPr>
-        <w:t xml:space="preserve">This project addresses this gap by using interactive feedforward to proactively adjust AI behaviour based on historical user data which tailors the workout challenge to push the user further than they did before. </w:t>
-      </w:r>
-    </w:p>
-    <w:p>
-      <w:pPr>
-        <w:spacing w:after="0" w:line="276" w:lineRule="auto"/>
+        <w:t xml:space="preserve">This project addresses this gap by using interactive feedforward to </w:t>
+      </w:r>
+      <w:r>
+        <w:rPr>
+          <w:rFonts w:ascii="Times New Roman" w:hAnsi="Times New Roman" w:cs="Times New Roman"/>
+        </w:rPr>
+        <w:lastRenderedPageBreak/>
+        <w:t xml:space="preserve">proactively adjust AI behaviour based on historical user data which tailors the workout challenge to push the user further than they did before. </w:t>
+      </w:r>
+    </w:p>
+    <w:p>
+      <w:pPr>
+        <w:spacing w:after="0" w:line="360" w:lineRule="auto"/>
         <w:rPr>
           <w:rFonts w:ascii="Times New Roman" w:hAnsi="Times New Roman" w:cs="Times New Roman"/>
         </w:rPr>
@@ -2010,42 +1929,7 @@
         <w:rPr>
           <w:rFonts w:ascii="Times New Roman" w:hAnsi="Times New Roman" w:cs="Times New Roman"/>
         </w:rPr>
-        <w:t xml:space="preserve">had users speed directly correlate to how fast the </w:t>
-      </w:r>
-      <w:proofErr w:type="gramStart"/>
-      <w:r>
-        <w:rPr>
-          <w:rFonts w:ascii="Times New Roman" w:hAnsi="Times New Roman" w:cs="Times New Roman"/>
-        </w:rPr>
-        <w:t>users</w:t>
-      </w:r>
-      <w:proofErr w:type="gramEnd"/>
-      <w:r>
-        <w:rPr>
-          <w:rFonts w:ascii="Times New Roman" w:hAnsi="Times New Roman" w:cs="Times New Roman"/>
-        </w:rPr>
-        <w:t xml:space="preserve"> cadence was, i.e. the faster you pedal the faster you go. This </w:t>
-      </w:r>
-      <w:proofErr w:type="gramStart"/>
-      <w:r>
-        <w:rPr>
-          <w:rFonts w:ascii="Times New Roman" w:hAnsi="Times New Roman" w:cs="Times New Roman"/>
-        </w:rPr>
-        <w:t>opens up</w:t>
-      </w:r>
-      <w:proofErr w:type="gramEnd"/>
-      <w:r>
-        <w:rPr>
-          <w:rFonts w:ascii="Times New Roman" w:hAnsi="Times New Roman" w:cs="Times New Roman"/>
-        </w:rPr>
-        <w:t xml:space="preserve"> research to flaws such as inconsistent pacing strategies across sessions where less physically active participants </w:t>
-      </w:r>
-      <w:r>
-        <w:rPr>
-          <w:rFonts w:ascii="Times New Roman" w:hAnsi="Times New Roman" w:cs="Times New Roman"/>
-        </w:rPr>
-        <w:lastRenderedPageBreak/>
-        <w:t xml:space="preserve">better learn how to prolong their workout </w:t>
+        <w:t xml:space="preserve">had users speed directly correlate to how fast the users cadence was, i.e. the faster you pedal the faster you go. This opens up research to flaws such as inconsistent pacing strategies across sessions where less physically active participants better learn how to prolong their workout </w:t>
       </w:r>
       <w:r>
         <w:rPr>
@@ -2056,7 +1940,7 @@
     </w:p>
     <w:p>
       <w:pPr>
-        <w:spacing w:after="0" w:line="276" w:lineRule="auto"/>
+        <w:spacing w:after="0" w:line="360" w:lineRule="auto"/>
         <w:rPr>
           <w:rFonts w:ascii="Times New Roman" w:hAnsi="Times New Roman" w:cs="Times New Roman"/>
         </w:rPr>
@@ -2107,7 +1991,7 @@
     </w:p>
     <w:p>
       <w:pPr>
-        <w:spacing w:after="0" w:line="276" w:lineRule="auto"/>
+        <w:spacing w:after="0" w:line="360" w:lineRule="auto"/>
         <w:rPr>
           <w:rFonts w:ascii="Times New Roman" w:hAnsi="Times New Roman" w:cs="Times New Roman"/>
         </w:rPr>
@@ -2126,7 +2010,7 @@
           <w:ilvl w:val="1"/>
           <w:numId w:val="2"/>
         </w:numPr>
-        <w:spacing w:after="0" w:line="276" w:lineRule="auto"/>
+        <w:spacing w:after="0" w:line="360" w:lineRule="auto"/>
         <w:rPr>
           <w:rFonts w:ascii="Times New Roman" w:hAnsi="Times New Roman" w:cs="Times New Roman"/>
         </w:rPr>
@@ -2140,7 +2024,7 @@
     </w:p>
     <w:p>
       <w:pPr>
-        <w:spacing w:after="0" w:line="276" w:lineRule="auto"/>
+        <w:spacing w:after="0" w:line="360" w:lineRule="auto"/>
         <w:rPr>
           <w:rFonts w:ascii="Times New Roman" w:hAnsi="Times New Roman" w:cs="Times New Roman"/>
         </w:rPr>
@@ -2154,15 +2038,16 @@
     </w:p>
     <w:p>
       <w:pPr>
-        <w:spacing w:after="0" w:line="276" w:lineRule="auto"/>
-        <w:rPr>
-          <w:rFonts w:ascii="Times New Roman" w:hAnsi="Times New Roman" w:cs="Times New Roman"/>
-        </w:rPr>
-      </w:pPr>
-      <w:r>
-        <w:rPr>
-          <w:rFonts w:ascii="Times New Roman" w:hAnsi="Times New Roman" w:cs="Times New Roman"/>
-        </w:rPr>
+        <w:spacing w:after="0" w:line="360" w:lineRule="auto"/>
+        <w:rPr>
+          <w:rFonts w:ascii="Times New Roman" w:hAnsi="Times New Roman" w:cs="Times New Roman"/>
+        </w:rPr>
+      </w:pPr>
+      <w:r>
+        <w:rPr>
+          <w:rFonts w:ascii="Times New Roman" w:hAnsi="Times New Roman" w:cs="Times New Roman"/>
+        </w:rPr>
+        <w:lastRenderedPageBreak/>
         <w:t xml:space="preserve">This project addresses these gaps by integrating adaptive AI via interactive feedforward, implementing ERG mode to control pacing consistency, and calibrating challenge levels using initial baseline testing. By focusing on inclusive, data-driven design and </w:t>
       </w:r>
       <w:r>
@@ -2209,7 +2094,7 @@
           <w:ilvl w:val="0"/>
           <w:numId w:val="2"/>
         </w:numPr>
-        <w:spacing w:after="0" w:line="276" w:lineRule="auto"/>
+        <w:spacing w:after="0" w:line="360" w:lineRule="auto"/>
         <w:rPr>
           <w:rFonts w:ascii="Times New Roman" w:hAnsi="Times New Roman" w:cs="Times New Roman"/>
         </w:rPr>
@@ -2228,7 +2113,7 @@
           <w:ilvl w:val="1"/>
           <w:numId w:val="2"/>
         </w:numPr>
-        <w:spacing w:after="0" w:line="276" w:lineRule="auto"/>
+        <w:spacing w:after="0" w:line="360" w:lineRule="auto"/>
         <w:rPr>
           <w:rFonts w:ascii="Times New Roman" w:hAnsi="Times New Roman" w:cs="Times New Roman"/>
         </w:rPr>
@@ -2247,7 +2132,7 @@
           <w:ilvl w:val="2"/>
           <w:numId w:val="2"/>
         </w:numPr>
-        <w:spacing w:after="0" w:line="276" w:lineRule="auto"/>
+        <w:spacing w:after="0" w:line="360" w:lineRule="auto"/>
         <w:rPr>
           <w:rFonts w:ascii="Times New Roman" w:hAnsi="Times New Roman" w:cs="Times New Roman"/>
         </w:rPr>
@@ -2261,7 +2146,7 @@
     </w:p>
     <w:p>
       <w:pPr>
-        <w:spacing w:after="0" w:line="276" w:lineRule="auto"/>
+        <w:spacing w:after="0" w:line="360" w:lineRule="auto"/>
         <w:rPr>
           <w:rFonts w:ascii="Times New Roman" w:hAnsi="Times New Roman" w:cs="Times New Roman"/>
         </w:rPr>
@@ -2292,7 +2177,7 @@
           <w:ilvl w:val="0"/>
           <w:numId w:val="5"/>
         </w:numPr>
-        <w:spacing w:after="0" w:line="276" w:lineRule="auto"/>
+        <w:spacing w:after="0" w:line="360" w:lineRule="auto"/>
         <w:rPr>
           <w:rFonts w:ascii="Times New Roman" w:hAnsi="Times New Roman" w:cs="Times New Roman"/>
         </w:rPr>
@@ -2311,7 +2196,7 @@
           <w:ilvl w:val="0"/>
           <w:numId w:val="5"/>
         </w:numPr>
-        <w:spacing w:after="0" w:line="276" w:lineRule="auto"/>
+        <w:spacing w:after="0" w:line="360" w:lineRule="auto"/>
         <w:rPr>
           <w:rFonts w:ascii="Times New Roman" w:hAnsi="Times New Roman" w:cs="Times New Roman"/>
         </w:rPr>
@@ -2330,16 +2215,15 @@
           <w:ilvl w:val="0"/>
           <w:numId w:val="5"/>
         </w:numPr>
-        <w:spacing w:after="0" w:line="276" w:lineRule="auto"/>
-        <w:rPr>
-          <w:rFonts w:ascii="Times New Roman" w:hAnsi="Times New Roman" w:cs="Times New Roman"/>
-        </w:rPr>
-      </w:pPr>
-      <w:r>
-        <w:rPr>
-          <w:rFonts w:ascii="Times New Roman" w:hAnsi="Times New Roman" w:cs="Times New Roman"/>
-        </w:rPr>
-        <w:lastRenderedPageBreak/>
+        <w:spacing w:after="0" w:line="360" w:lineRule="auto"/>
+        <w:rPr>
+          <w:rFonts w:ascii="Times New Roman" w:hAnsi="Times New Roman" w:cs="Times New Roman"/>
+        </w:rPr>
+      </w:pPr>
+      <w:r>
+        <w:rPr>
+          <w:rFonts w:ascii="Times New Roman" w:hAnsi="Times New Roman" w:cs="Times New Roman"/>
+        </w:rPr>
         <w:t>Adapt dynamically to users’ fitness levels through AI-driven opponents/teammate behaviour.</w:t>
       </w:r>
     </w:p>
@@ -2350,7 +2234,7 @@
           <w:ilvl w:val="0"/>
           <w:numId w:val="5"/>
         </w:numPr>
-        <w:spacing w:after="0" w:line="276" w:lineRule="auto"/>
+        <w:spacing w:after="0" w:line="360" w:lineRule="auto"/>
         <w:rPr>
           <w:rFonts w:ascii="Times New Roman" w:hAnsi="Times New Roman" w:cs="Times New Roman"/>
         </w:rPr>
@@ -2369,7 +2253,7 @@
           <w:ilvl w:val="0"/>
           <w:numId w:val="5"/>
         </w:numPr>
-        <w:spacing w:after="0" w:line="276" w:lineRule="auto"/>
+        <w:spacing w:after="0" w:line="360" w:lineRule="auto"/>
         <w:rPr>
           <w:rFonts w:ascii="Times New Roman" w:hAnsi="Times New Roman" w:cs="Times New Roman"/>
         </w:rPr>
@@ -2388,7 +2272,7 @@
           <w:ilvl w:val="0"/>
           <w:numId w:val="5"/>
         </w:numPr>
-        <w:spacing w:after="0" w:line="276" w:lineRule="auto"/>
+        <w:spacing w:after="0" w:line="360" w:lineRule="auto"/>
         <w:rPr>
           <w:rFonts w:ascii="Times New Roman" w:hAnsi="Times New Roman" w:cs="Times New Roman"/>
         </w:rPr>
@@ -2402,7 +2286,7 @@
     </w:p>
     <w:p>
       <w:pPr>
-        <w:spacing w:after="0" w:line="276" w:lineRule="auto"/>
+        <w:spacing w:after="0" w:line="360" w:lineRule="auto"/>
         <w:rPr>
           <w:rFonts w:ascii="Times New Roman" w:hAnsi="Times New Roman" w:cs="Times New Roman"/>
         </w:rPr>
@@ -2421,7 +2305,7 @@
           <w:ilvl w:val="2"/>
           <w:numId w:val="2"/>
         </w:numPr>
-        <w:spacing w:after="0" w:line="276" w:lineRule="auto"/>
+        <w:spacing w:after="0" w:line="360" w:lineRule="auto"/>
         <w:rPr>
           <w:rFonts w:ascii="Times New Roman" w:hAnsi="Times New Roman" w:cs="Times New Roman"/>
         </w:rPr>
@@ -2435,7 +2319,7 @@
     </w:p>
     <w:p>
       <w:pPr>
-        <w:spacing w:after="0" w:line="276" w:lineRule="auto"/>
+        <w:spacing w:after="0" w:line="360" w:lineRule="auto"/>
         <w:rPr>
           <w:rFonts w:ascii="Times New Roman" w:hAnsi="Times New Roman" w:cs="Times New Roman"/>
         </w:rPr>
@@ -2449,7 +2333,7 @@
     </w:p>
     <w:p>
       <w:pPr>
-        <w:spacing w:after="0" w:line="276" w:lineRule="auto"/>
+        <w:spacing w:after="0" w:line="360" w:lineRule="auto"/>
         <w:rPr>
           <w:rFonts w:ascii="Times New Roman" w:hAnsi="Times New Roman" w:cs="Times New Roman"/>
         </w:rPr>
@@ -2463,7 +2347,7 @@
     </w:p>
     <w:p>
       <w:pPr>
-        <w:spacing w:after="0" w:line="276" w:lineRule="auto"/>
+        <w:spacing w:after="0" w:line="360" w:lineRule="auto"/>
         <w:rPr>
           <w:rFonts w:ascii="Times New Roman" w:hAnsi="Times New Roman" w:cs="Times New Roman"/>
         </w:rPr>
@@ -2478,6 +2362,7 @@
     <w:p>
       <w:pPr>
         <w:pStyle w:val="ListBullet"/>
+        <w:spacing w:line="360" w:lineRule="auto"/>
         <w:rPr>
           <w:rFonts w:ascii="Times New Roman" w:hAnsi="Times New Roman" w:cs="Times New Roman"/>
         </w:rPr>
@@ -2492,6 +2377,7 @@
     <w:p>
       <w:pPr>
         <w:pStyle w:val="ListBullet"/>
+        <w:spacing w:line="360" w:lineRule="auto"/>
         <w:rPr>
           <w:rFonts w:ascii="Times New Roman" w:hAnsi="Times New Roman" w:cs="Times New Roman"/>
         </w:rPr>
@@ -2506,20 +2392,23 @@
     <w:p>
       <w:pPr>
         <w:pStyle w:val="ListBullet"/>
-        <w:rPr>
-          <w:rFonts w:ascii="Times New Roman" w:hAnsi="Times New Roman" w:cs="Times New Roman"/>
-        </w:rPr>
-      </w:pPr>
-      <w:r>
-        <w:rPr>
-          <w:rFonts w:ascii="Times New Roman" w:hAnsi="Times New Roman" w:cs="Times New Roman"/>
-        </w:rPr>
+        <w:spacing w:line="360" w:lineRule="auto"/>
+        <w:rPr>
+          <w:rFonts w:ascii="Times New Roman" w:hAnsi="Times New Roman" w:cs="Times New Roman"/>
+        </w:rPr>
+      </w:pPr>
+      <w:r>
+        <w:rPr>
+          <w:rFonts w:ascii="Times New Roman" w:hAnsi="Times New Roman" w:cs="Times New Roman"/>
+        </w:rPr>
+        <w:lastRenderedPageBreak/>
         <w:t>User focused entirely on their own performance metrics</w:t>
       </w:r>
     </w:p>
     <w:p>
       <w:pPr>
         <w:pStyle w:val="ListBullet"/>
+        <w:spacing w:line="360" w:lineRule="auto"/>
         <w:rPr>
           <w:rFonts w:ascii="Times New Roman" w:hAnsi="Times New Roman" w:cs="Times New Roman"/>
         </w:rPr>
@@ -2538,6 +2427,7 @@
           <w:ilvl w:val="0"/>
           <w:numId w:val="0"/>
         </w:numPr>
+        <w:spacing w:line="360" w:lineRule="auto"/>
         <w:ind w:left="360" w:hanging="360"/>
         <w:rPr>
           <w:rFonts w:ascii="Times New Roman" w:hAnsi="Times New Roman" w:cs="Times New Roman"/>
@@ -2557,6 +2447,7 @@
           <w:ilvl w:val="0"/>
           <w:numId w:val="0"/>
         </w:numPr>
+        <w:spacing w:line="360" w:lineRule="auto"/>
         <w:ind w:left="360" w:hanging="360"/>
         <w:rPr>
           <w:rFonts w:ascii="Times New Roman" w:hAnsi="Times New Roman" w:cs="Times New Roman"/>
@@ -2566,26 +2457,13 @@
         <w:rPr>
           <w:rFonts w:ascii="Times New Roman" w:hAnsi="Times New Roman" w:cs="Times New Roman"/>
         </w:rPr>
-        <w:t xml:space="preserve">This scenario implements a cooperative team </w:t>
-      </w:r>
-      <w:proofErr w:type="gramStart"/>
-      <w:r>
-        <w:rPr>
-          <w:rFonts w:ascii="Times New Roman" w:hAnsi="Times New Roman" w:cs="Times New Roman"/>
-        </w:rPr>
-        <w:t>dynamics</w:t>
-      </w:r>
-      <w:proofErr w:type="gramEnd"/>
-      <w:r>
-        <w:rPr>
-          <w:rFonts w:ascii="Times New Roman" w:hAnsi="Times New Roman" w:cs="Times New Roman"/>
-        </w:rPr>
-        <w:t xml:space="preserve"> through:</w:t>
+        <w:t>This scenario implements a cooperative team dynamics through:</w:t>
       </w:r>
     </w:p>
     <w:p>
       <w:pPr>
         <w:pStyle w:val="ListBullet"/>
+        <w:spacing w:line="360" w:lineRule="auto"/>
         <w:rPr>
           <w:rFonts w:ascii="Times New Roman" w:hAnsi="Times New Roman" w:cs="Times New Roman"/>
         </w:rPr>
@@ -2600,6 +2478,7 @@
     <w:p>
       <w:pPr>
         <w:pStyle w:val="ListBullet"/>
+        <w:spacing w:line="360" w:lineRule="auto"/>
         <w:rPr>
           <w:rFonts w:ascii="Times New Roman" w:hAnsi="Times New Roman" w:cs="Times New Roman"/>
         </w:rPr>
@@ -2614,6 +2493,7 @@
     <w:p>
       <w:pPr>
         <w:pStyle w:val="ListBullet"/>
+        <w:spacing w:line="360" w:lineRule="auto"/>
         <w:rPr>
           <w:rFonts w:ascii="Times New Roman" w:hAnsi="Times New Roman" w:cs="Times New Roman"/>
         </w:rPr>
@@ -2632,6 +2512,7 @@
           <w:ilvl w:val="0"/>
           <w:numId w:val="0"/>
         </w:numPr>
+        <w:spacing w:line="360" w:lineRule="auto"/>
         <w:rPr>
           <w:rFonts w:ascii="Times New Roman" w:hAnsi="Times New Roman" w:cs="Times New Roman"/>
         </w:rPr>
@@ -2650,6 +2531,7 @@
           <w:ilvl w:val="0"/>
           <w:numId w:val="0"/>
         </w:numPr>
+        <w:spacing w:line="360" w:lineRule="auto"/>
         <w:rPr>
           <w:rFonts w:ascii="Times New Roman" w:hAnsi="Times New Roman" w:cs="Times New Roman"/>
         </w:rPr>
@@ -2664,34 +2546,22 @@
     <w:p>
       <w:pPr>
         <w:pStyle w:val="ListBullet"/>
-        <w:rPr>
-          <w:rFonts w:ascii="Times New Roman" w:hAnsi="Times New Roman" w:cs="Times New Roman"/>
-        </w:rPr>
-      </w:pPr>
-      <w:r>
-        <w:rPr>
-          <w:rFonts w:ascii="Times New Roman" w:hAnsi="Times New Roman" w:cs="Times New Roman"/>
-        </w:rPr>
-        <w:t xml:space="preserve">Racing against AI opponents calibrated to the </w:t>
-      </w:r>
-      <w:proofErr w:type="gramStart"/>
-      <w:r>
-        <w:rPr>
-          <w:rFonts w:ascii="Times New Roman" w:hAnsi="Times New Roman" w:cs="Times New Roman"/>
-        </w:rPr>
-        <w:t>users</w:t>
-      </w:r>
-      <w:proofErr w:type="gramEnd"/>
-      <w:r>
-        <w:rPr>
-          <w:rFonts w:ascii="Times New Roman" w:hAnsi="Times New Roman" w:cs="Times New Roman"/>
-        </w:rPr>
-        <w:t xml:space="preserve"> baseline performance and or cooperative performance (historical data)</w:t>
+        <w:spacing w:line="360" w:lineRule="auto"/>
+        <w:rPr>
+          <w:rFonts w:ascii="Times New Roman" w:hAnsi="Times New Roman" w:cs="Times New Roman"/>
+        </w:rPr>
+      </w:pPr>
+      <w:r>
+        <w:rPr>
+          <w:rFonts w:ascii="Times New Roman" w:hAnsi="Times New Roman" w:cs="Times New Roman"/>
+        </w:rPr>
+        <w:t>Racing against AI opponents calibrated to the users baseline performance and or cooperative performance (historical data)</w:t>
       </w:r>
     </w:p>
     <w:p>
       <w:pPr>
         <w:pStyle w:val="ListBullet"/>
+        <w:spacing w:line="360" w:lineRule="auto"/>
         <w:rPr>
           <w:rFonts w:ascii="Times New Roman" w:hAnsi="Times New Roman" w:cs="Times New Roman"/>
         </w:rPr>
@@ -2706,6 +2576,7 @@
     <w:p>
       <w:pPr>
         <w:pStyle w:val="ListBullet"/>
+        <w:spacing w:line="360" w:lineRule="auto"/>
         <w:rPr>
           <w:rFonts w:ascii="Times New Roman" w:hAnsi="Times New Roman" w:cs="Times New Roman"/>
         </w:rPr>
@@ -2720,6 +2591,7 @@
     <w:p>
       <w:pPr>
         <w:pStyle w:val="ListBullet"/>
+        <w:spacing w:line="360" w:lineRule="auto"/>
         <w:rPr>
           <w:rFonts w:ascii="Times New Roman" w:hAnsi="Times New Roman" w:cs="Times New Roman"/>
         </w:rPr>
@@ -2738,7 +2610,7 @@
           <w:ilvl w:val="2"/>
           <w:numId w:val="2"/>
         </w:numPr>
-        <w:spacing w:after="0" w:line="276" w:lineRule="auto"/>
+        <w:spacing w:after="0" w:line="360" w:lineRule="auto"/>
         <w:rPr>
           <w:rFonts w:ascii="Times New Roman" w:hAnsi="Times New Roman" w:cs="Times New Roman"/>
         </w:rPr>
@@ -2752,7 +2624,7 @@
     </w:p>
     <w:p>
       <w:pPr>
-        <w:spacing w:after="0" w:line="276" w:lineRule="auto"/>
+        <w:spacing w:after="0" w:line="360" w:lineRule="auto"/>
         <w:rPr>
           <w:rFonts w:ascii="Times New Roman" w:hAnsi="Times New Roman" w:cs="Times New Roman"/>
         </w:rPr>
@@ -2766,7 +2638,7 @@
     </w:p>
     <w:p>
       <w:pPr>
-        <w:spacing w:after="0" w:line="276" w:lineRule="auto"/>
+        <w:spacing w:after="0" w:line="360" w:lineRule="auto"/>
         <w:rPr>
           <w:rFonts w:ascii="Times New Roman" w:hAnsi="Times New Roman" w:cs="Times New Roman"/>
         </w:rPr>
@@ -2780,7 +2652,7 @@
     </w:p>
     <w:p>
       <w:pPr>
-        <w:spacing w:after="0" w:line="276" w:lineRule="auto"/>
+        <w:spacing w:after="0" w:line="360" w:lineRule="auto"/>
         <w:rPr>
           <w:rFonts w:ascii="Times New Roman" w:hAnsi="Times New Roman" w:cs="Times New Roman"/>
         </w:rPr>
@@ -2809,7 +2681,7 @@
     </w:p>
     <w:p>
       <w:pPr>
-        <w:spacing w:after="0" w:line="276" w:lineRule="auto"/>
+        <w:spacing w:after="0" w:line="360" w:lineRule="auto"/>
         <w:rPr>
           <w:rFonts w:ascii="Times New Roman" w:hAnsi="Times New Roman" w:cs="Times New Roman"/>
         </w:rPr>
@@ -2823,7 +2695,7 @@
     </w:p>
     <w:p>
       <w:pPr>
-        <w:spacing w:after="0" w:line="276" w:lineRule="auto"/>
+        <w:spacing w:after="0" w:line="360" w:lineRule="auto"/>
         <w:rPr>
           <w:rFonts w:ascii="Times New Roman" w:hAnsi="Times New Roman" w:cs="Times New Roman"/>
         </w:rPr>
@@ -2846,14 +2718,7 @@
         <w:rPr>
           <w:rFonts w:ascii="Times New Roman" w:hAnsi="Times New Roman" w:cs="Times New Roman"/>
         </w:rPr>
-        <w:t xml:space="preserve"> Atom 2 exercise bike, giving them identical power output targets across all </w:t>
-      </w:r>
-      <w:r>
-        <w:rPr>
-          <w:rFonts w:ascii="Times New Roman" w:hAnsi="Times New Roman" w:cs="Times New Roman"/>
-        </w:rPr>
-        <w:lastRenderedPageBreak/>
-        <w:t xml:space="preserve">scenarios. ERG mode was used on the </w:t>
+        <w:t xml:space="preserve"> Atom 2 exercise bike, giving them identical power output targets across all scenarios. ERG mode was used on the </w:t>
       </w:r>
       <w:proofErr w:type="spellStart"/>
       <w:r>
@@ -2872,7 +2737,7 @@
     </w:p>
     <w:p>
       <w:pPr>
-        <w:spacing w:after="0" w:line="276" w:lineRule="auto"/>
+        <w:spacing w:after="0" w:line="360" w:lineRule="auto"/>
         <w:rPr>
           <w:rFonts w:ascii="Times New Roman" w:hAnsi="Times New Roman" w:cs="Times New Roman"/>
         </w:rPr>
@@ -2886,7 +2751,7 @@
     </w:p>
     <w:p>
       <w:pPr>
-        <w:spacing w:after="0" w:line="276" w:lineRule="auto"/>
+        <w:spacing w:after="0" w:line="360" w:lineRule="auto"/>
         <w:rPr>
           <w:rFonts w:ascii="Times New Roman" w:hAnsi="Times New Roman" w:cs="Times New Roman"/>
         </w:rPr>
@@ -2905,7 +2770,7 @@
           <w:ilvl w:val="2"/>
           <w:numId w:val="2"/>
         </w:numPr>
-        <w:spacing w:after="0" w:line="276" w:lineRule="auto"/>
+        <w:spacing w:after="0" w:line="360" w:lineRule="auto"/>
         <w:rPr>
           <w:rFonts w:ascii="Times New Roman" w:hAnsi="Times New Roman" w:cs="Times New Roman"/>
         </w:rPr>
@@ -2919,7 +2784,7 @@
     </w:p>
     <w:p>
       <w:pPr>
-        <w:spacing w:after="0" w:line="276" w:lineRule="auto"/>
+        <w:spacing w:after="0" w:line="360" w:lineRule="auto"/>
         <w:rPr>
           <w:rFonts w:ascii="Times New Roman" w:hAnsi="Times New Roman" w:cs="Times New Roman"/>
         </w:rPr>
@@ -2933,15 +2798,16 @@
     </w:p>
     <w:p>
       <w:pPr>
-        <w:spacing w:after="0" w:line="276" w:lineRule="auto"/>
-        <w:rPr>
-          <w:rFonts w:ascii="Times New Roman" w:hAnsi="Times New Roman" w:cs="Times New Roman"/>
-        </w:rPr>
-      </w:pPr>
-      <w:r>
-        <w:rPr>
-          <w:rFonts w:ascii="Times New Roman" w:hAnsi="Times New Roman" w:cs="Times New Roman"/>
-        </w:rPr>
+        <w:spacing w:after="0" w:line="360" w:lineRule="auto"/>
+        <w:rPr>
+          <w:rFonts w:ascii="Times New Roman" w:hAnsi="Times New Roman" w:cs="Times New Roman"/>
+        </w:rPr>
+      </w:pPr>
+      <w:r>
+        <w:rPr>
+          <w:rFonts w:ascii="Times New Roman" w:hAnsi="Times New Roman" w:cs="Times New Roman"/>
+        </w:rPr>
+        <w:lastRenderedPageBreak/>
         <w:t xml:space="preserve">A </w:t>
       </w:r>
       <w:r>
@@ -2964,6 +2830,7 @@
           <w:ilvl w:val="0"/>
           <w:numId w:val="0"/>
         </w:numPr>
+        <w:spacing w:line="360" w:lineRule="auto"/>
         <w:ind w:left="360" w:hanging="360"/>
         <w:rPr>
           <w:rFonts w:ascii="Times New Roman" w:hAnsi="Times New Roman" w:cs="Times New Roman"/>
@@ -3001,7 +2868,7 @@
           <w:ilvl w:val="1"/>
           <w:numId w:val="2"/>
         </w:numPr>
-        <w:spacing w:after="0" w:line="276" w:lineRule="auto"/>
+        <w:spacing w:after="0" w:line="360" w:lineRule="auto"/>
         <w:rPr>
           <w:rFonts w:ascii="Times New Roman" w:hAnsi="Times New Roman" w:cs="Times New Roman"/>
         </w:rPr>
@@ -3020,7 +2887,7 @@
           <w:ilvl w:val="2"/>
           <w:numId w:val="2"/>
         </w:numPr>
-        <w:spacing w:after="0" w:line="276" w:lineRule="auto"/>
+        <w:spacing w:after="0" w:line="360" w:lineRule="auto"/>
         <w:rPr>
           <w:rFonts w:ascii="Times New Roman" w:hAnsi="Times New Roman" w:cs="Times New Roman"/>
         </w:rPr>
@@ -3034,7 +2901,7 @@
     </w:p>
     <w:p>
       <w:pPr>
-        <w:spacing w:after="0" w:line="276" w:lineRule="auto"/>
+        <w:spacing w:after="0" w:line="360" w:lineRule="auto"/>
         <w:rPr>
           <w:rFonts w:ascii="Times New Roman" w:hAnsi="Times New Roman" w:cs="Times New Roman"/>
         </w:rPr>
@@ -3053,7 +2920,7 @@
           <w:ilvl w:val="2"/>
           <w:numId w:val="2"/>
         </w:numPr>
-        <w:spacing w:after="0" w:line="276" w:lineRule="auto"/>
+        <w:spacing w:after="0" w:line="360" w:lineRule="auto"/>
         <w:rPr>
           <w:rFonts w:ascii="Times New Roman" w:hAnsi="Times New Roman" w:cs="Times New Roman"/>
         </w:rPr>
@@ -3072,7 +2939,7 @@
           <w:ilvl w:val="3"/>
           <w:numId w:val="2"/>
         </w:numPr>
-        <w:spacing w:after="0" w:line="276" w:lineRule="auto"/>
+        <w:spacing w:after="0" w:line="360" w:lineRule="auto"/>
         <w:rPr>
           <w:rFonts w:ascii="Times New Roman" w:hAnsi="Times New Roman" w:cs="Times New Roman"/>
         </w:rPr>
@@ -3086,7 +2953,7 @@
     </w:p>
     <w:p>
       <w:pPr>
-        <w:spacing w:after="0" w:line="276" w:lineRule="auto"/>
+        <w:spacing w:after="0" w:line="360" w:lineRule="auto"/>
         <w:rPr>
           <w:rFonts w:ascii="Times New Roman" w:hAnsi="Times New Roman" w:cs="Times New Roman"/>
         </w:rPr>
@@ -3106,7 +2973,7 @@
     </w:p>
     <w:p>
       <w:pPr>
-        <w:spacing w:after="0" w:line="276" w:lineRule="auto"/>
+        <w:spacing w:after="0" w:line="360" w:lineRule="auto"/>
         <w:rPr>
           <w:rFonts w:ascii="Times New Roman" w:hAnsi="Times New Roman" w:cs="Times New Roman"/>
         </w:rPr>
@@ -3126,7 +2993,7 @@
     </w:p>
     <w:p>
       <w:pPr>
-        <w:spacing w:after="0" w:line="276" w:lineRule="auto"/>
+        <w:spacing w:after="0" w:line="360" w:lineRule="auto"/>
         <w:rPr>
           <w:rFonts w:ascii="Times New Roman" w:hAnsi="Times New Roman" w:cs="Times New Roman"/>
         </w:rPr>
@@ -3152,7 +3019,7 @@
     </w:p>
     <w:p>
       <w:pPr>
-        <w:spacing w:after="0" w:line="276" w:lineRule="auto"/>
+        <w:spacing w:after="0" w:line="360" w:lineRule="auto"/>
         <w:rPr>
           <w:rFonts w:ascii="Times New Roman" w:hAnsi="Times New Roman" w:cs="Times New Roman"/>
         </w:rPr>
@@ -3166,23 +3033,17 @@
     </w:p>
     <w:p>
       <w:pPr>
-        <w:spacing w:after="0" w:line="276" w:lineRule="auto"/>
-        <w:rPr>
-          <w:rFonts w:ascii="Times New Roman" w:hAnsi="Times New Roman" w:cs="Times New Roman"/>
-        </w:rPr>
-      </w:pPr>
-      <w:r>
-        <w:rPr>
-          <w:rFonts w:ascii="Times New Roman" w:hAnsi="Times New Roman" w:cs="Times New Roman"/>
-        </w:rPr>
-        <w:t xml:space="preserve">AI Interaction: In the cooperative scenario, AI teammates must respond appropriately to the user’s pace and position. In the competitive scenario. AI opponents must provide an </w:t>
-      </w:r>
+        <w:spacing w:after="0" w:line="360" w:lineRule="auto"/>
+        <w:rPr>
+          <w:rFonts w:ascii="Times New Roman" w:hAnsi="Times New Roman" w:cs="Times New Roman"/>
+        </w:rPr>
+      </w:pPr>
       <w:r>
         <w:rPr>
           <w:rFonts w:ascii="Times New Roman" w:hAnsi="Times New Roman" w:cs="Times New Roman"/>
         </w:rPr>
         <w:lastRenderedPageBreak/>
-        <w:t>appropriate challenge based on the user’s baseline performance. The system must adjust AI difficulty based on the user’s heartrate and exertion level. The system should provide realistic AI behaviour that enhances immersion.</w:t>
+        <w:t>AI Interaction: In the cooperative scenario, AI teammates must respond appropriately to the user’s pace and position. In the competitive scenario. AI opponents must provide an appropriate challenge based on the user’s baseline performance. The system must adjust AI difficulty based on the user’s heartrate and exertion level. The system should provide realistic AI behaviour that enhances immersion.</w:t>
       </w:r>
     </w:p>
     <w:p>
@@ -3192,7 +3053,7 @@
           <w:ilvl w:val="3"/>
           <w:numId w:val="2"/>
         </w:numPr>
-        <w:spacing w:after="0" w:line="276" w:lineRule="auto"/>
+        <w:spacing w:after="0" w:line="360" w:lineRule="auto"/>
         <w:rPr>
           <w:rFonts w:ascii="Times New Roman" w:hAnsi="Times New Roman" w:cs="Times New Roman"/>
         </w:rPr>
@@ -3206,7 +3067,7 @@
     </w:p>
     <w:p>
       <w:pPr>
-        <w:spacing w:after="0" w:line="276" w:lineRule="auto"/>
+        <w:spacing w:after="0" w:line="360" w:lineRule="auto"/>
         <w:rPr>
           <w:rFonts w:ascii="Times New Roman" w:hAnsi="Times New Roman" w:cs="Times New Roman"/>
         </w:rPr>
@@ -3220,7 +3081,7 @@
     </w:p>
     <w:p>
       <w:pPr>
-        <w:spacing w:after="0" w:line="276" w:lineRule="auto"/>
+        <w:spacing w:after="0" w:line="360" w:lineRule="auto"/>
         <w:rPr>
           <w:rFonts w:ascii="Times New Roman" w:hAnsi="Times New Roman" w:cs="Times New Roman"/>
         </w:rPr>
@@ -3234,7 +3095,7 @@
     </w:p>
     <w:p>
       <w:pPr>
-        <w:spacing w:after="0" w:line="276" w:lineRule="auto"/>
+        <w:spacing w:after="0" w:line="360" w:lineRule="auto"/>
         <w:rPr>
           <w:rFonts w:ascii="Times New Roman" w:hAnsi="Times New Roman" w:cs="Times New Roman"/>
         </w:rPr>
@@ -3248,7 +3109,7 @@
     </w:p>
     <w:p>
       <w:pPr>
-        <w:spacing w:after="0" w:line="276" w:lineRule="auto"/>
+        <w:spacing w:after="0" w:line="360" w:lineRule="auto"/>
         <w:rPr>
           <w:rFonts w:ascii="Times New Roman" w:hAnsi="Times New Roman" w:cs="Times New Roman"/>
         </w:rPr>
@@ -3267,7 +3128,7 @@
           <w:ilvl w:val="2"/>
           <w:numId w:val="2"/>
         </w:numPr>
-        <w:spacing w:after="0" w:line="276" w:lineRule="auto"/>
+        <w:spacing w:after="0" w:line="360" w:lineRule="auto"/>
         <w:rPr>
           <w:rFonts w:ascii="Times New Roman" w:hAnsi="Times New Roman" w:cs="Times New Roman"/>
         </w:rPr>
@@ -3281,7 +3142,7 @@
     </w:p>
     <w:p>
       <w:pPr>
-        <w:spacing w:after="0" w:line="276" w:lineRule="auto"/>
+        <w:spacing w:after="0" w:line="360" w:lineRule="auto"/>
         <w:rPr>
           <w:rFonts w:ascii="Times New Roman" w:hAnsi="Times New Roman" w:cs="Times New Roman"/>
         </w:rPr>
@@ -3309,7 +3170,198 @@
     </w:p>
     <w:p>
       <w:pPr>
+        <w:spacing w:after="0" w:line="360" w:lineRule="auto"/>
+        <w:rPr>
+          <w:rFonts w:ascii="Times New Roman" w:hAnsi="Times New Roman" w:cs="Times New Roman"/>
+        </w:rPr>
+      </w:pPr>
+      <w:r>
+        <w:rPr>
+          <w:rFonts w:ascii="Times New Roman" w:hAnsi="Times New Roman" w:cs="Times New Roman"/>
+        </w:rPr>
+        <w:t>For the simplicity of the user, this project is entirely controller free utilising Unity’s hand tracking integration. This prevents hassle with users using controllers whilst cycling, as their hands should be as comfortable on the exercise bike handlebars as possible.</w:t>
+      </w:r>
+    </w:p>
+    <w:p>
+      <w:pPr>
+        <w:spacing w:after="0" w:line="360" w:lineRule="auto"/>
+        <w:rPr>
+          <w:rFonts w:ascii="Times New Roman" w:hAnsi="Times New Roman" w:cs="Times New Roman"/>
+        </w:rPr>
+      </w:pPr>
+      <w:r>
+        <w:rPr>
+          <w:rFonts w:ascii="Times New Roman" w:hAnsi="Times New Roman" w:cs="Times New Roman"/>
+        </w:rPr>
+        <w:t xml:space="preserve">Despite Meta Quest 2’s offering standalone android deployment, for the sake of simplicity in prototyping this project is a PCVR build. </w:t>
+      </w:r>
+    </w:p>
+    <w:p>
+      <w:pPr>
+        <w:spacing w:after="0" w:line="360" w:lineRule="auto"/>
+        <w:rPr>
+          <w:rFonts w:ascii="Times New Roman" w:hAnsi="Times New Roman" w:cs="Times New Roman"/>
+        </w:rPr>
+      </w:pPr>
+      <w:r>
+        <w:rPr>
+          <w:rFonts w:ascii="Times New Roman" w:hAnsi="Times New Roman" w:cs="Times New Roman"/>
+        </w:rPr>
+        <w:t>Unity Packages Used:</w:t>
+      </w:r>
+    </w:p>
+    <w:p>
+      <w:pPr>
+        <w:pStyle w:val="ListBullet"/>
+        <w:spacing w:line="360" w:lineRule="auto"/>
+        <w:rPr>
+          <w:rFonts w:ascii="Times New Roman" w:hAnsi="Times New Roman" w:cs="Times New Roman"/>
+        </w:rPr>
+      </w:pPr>
+      <w:r>
+        <w:rPr>
+          <w:rFonts w:ascii="Times New Roman" w:hAnsi="Times New Roman" w:cs="Times New Roman"/>
+        </w:rPr>
+        <w:lastRenderedPageBreak/>
+        <w:t>AI Navigation</w:t>
+      </w:r>
+    </w:p>
+    <w:p>
+      <w:pPr>
+        <w:pStyle w:val="ListBullet"/>
+        <w:spacing w:line="360" w:lineRule="auto"/>
+        <w:rPr>
+          <w:rFonts w:ascii="Times New Roman" w:hAnsi="Times New Roman" w:cs="Times New Roman"/>
+        </w:rPr>
+      </w:pPr>
+      <w:proofErr w:type="spellStart"/>
+      <w:r>
+        <w:rPr>
+          <w:rFonts w:ascii="Times New Roman" w:hAnsi="Times New Roman" w:cs="Times New Roman"/>
+        </w:rPr>
+        <w:t>TextMeshPro</w:t>
+      </w:r>
+      <w:proofErr w:type="spellEnd"/>
+    </w:p>
+    <w:p>
+      <w:pPr>
+        <w:pStyle w:val="ListBullet"/>
+        <w:spacing w:line="360" w:lineRule="auto"/>
+        <w:rPr>
+          <w:rFonts w:ascii="Times New Roman" w:hAnsi="Times New Roman" w:cs="Times New Roman"/>
+        </w:rPr>
+      </w:pPr>
+      <w:proofErr w:type="spellStart"/>
+      <w:r>
+        <w:rPr>
+          <w:rFonts w:ascii="Times New Roman" w:hAnsi="Times New Roman" w:cs="Times New Roman"/>
+        </w:rPr>
+        <w:t>UnityUI</w:t>
+      </w:r>
+      <w:proofErr w:type="spellEnd"/>
+    </w:p>
+    <w:p>
+      <w:pPr>
+        <w:pStyle w:val="ListBullet"/>
+        <w:spacing w:line="360" w:lineRule="auto"/>
+        <w:rPr>
+          <w:rFonts w:ascii="Times New Roman" w:hAnsi="Times New Roman" w:cs="Times New Roman"/>
+        </w:rPr>
+      </w:pPr>
+      <w:r>
+        <w:rPr>
+          <w:rFonts w:ascii="Times New Roman" w:hAnsi="Times New Roman" w:cs="Times New Roman"/>
+        </w:rPr>
+        <w:t>XR Core Utilities</w:t>
+      </w:r>
+    </w:p>
+    <w:p>
+      <w:pPr>
+        <w:pStyle w:val="ListBullet"/>
+        <w:spacing w:line="360" w:lineRule="auto"/>
+        <w:rPr>
+          <w:rFonts w:ascii="Times New Roman" w:hAnsi="Times New Roman" w:cs="Times New Roman"/>
+        </w:rPr>
+      </w:pPr>
+      <w:r>
+        <w:rPr>
+          <w:rFonts w:ascii="Times New Roman" w:hAnsi="Times New Roman" w:cs="Times New Roman"/>
+        </w:rPr>
+        <w:t>XR Hands</w:t>
+      </w:r>
+    </w:p>
+    <w:p>
+      <w:pPr>
+        <w:pStyle w:val="ListBullet"/>
+        <w:spacing w:line="360" w:lineRule="auto"/>
+        <w:rPr>
+          <w:rFonts w:ascii="Times New Roman" w:hAnsi="Times New Roman" w:cs="Times New Roman"/>
+        </w:rPr>
+      </w:pPr>
+      <w:r>
+        <w:rPr>
+          <w:rFonts w:ascii="Times New Roman" w:hAnsi="Times New Roman" w:cs="Times New Roman"/>
+        </w:rPr>
+        <w:t>XR Interaction Toolkit</w:t>
+      </w:r>
+    </w:p>
+    <w:p>
+      <w:pPr>
+        <w:pStyle w:val="ListBullet"/>
+        <w:spacing w:line="360" w:lineRule="auto"/>
+        <w:rPr>
+          <w:rFonts w:ascii="Times New Roman" w:hAnsi="Times New Roman" w:cs="Times New Roman"/>
+        </w:rPr>
+      </w:pPr>
+      <w:proofErr w:type="spellStart"/>
+      <w:r>
+        <w:rPr>
+          <w:rFonts w:ascii="Times New Roman" w:hAnsi="Times New Roman" w:cs="Times New Roman"/>
+        </w:rPr>
+        <w:t>OpenXR</w:t>
+      </w:r>
+      <w:proofErr w:type="spellEnd"/>
+      <w:r>
+        <w:rPr>
+          <w:rFonts w:ascii="Times New Roman" w:hAnsi="Times New Roman" w:cs="Times New Roman"/>
+        </w:rPr>
+        <w:t xml:space="preserve"> Plugin</w:t>
+      </w:r>
+    </w:p>
+    <w:p>
+      <w:pPr>
+        <w:pStyle w:val="ListBullet"/>
+        <w:spacing w:line="360" w:lineRule="auto"/>
+        <w:rPr>
+          <w:rFonts w:ascii="Times New Roman" w:hAnsi="Times New Roman" w:cs="Times New Roman"/>
+        </w:rPr>
+      </w:pPr>
+      <w:r>
+        <w:rPr>
+          <w:rFonts w:ascii="Times New Roman" w:hAnsi="Times New Roman" w:cs="Times New Roman"/>
+        </w:rPr>
+        <w:t>Oculus XR Plugin</w:t>
+      </w:r>
+    </w:p>
+    <w:p>
+      <w:pPr>
+        <w:pStyle w:val="ListBullet"/>
+        <w:spacing w:line="360" w:lineRule="auto"/>
+        <w:rPr>
+          <w:rFonts w:ascii="Times New Roman" w:hAnsi="Times New Roman" w:cs="Times New Roman"/>
+        </w:rPr>
+      </w:pPr>
+      <w:r>
+        <w:rPr>
+          <w:rFonts w:ascii="Times New Roman" w:hAnsi="Times New Roman" w:cs="Times New Roman"/>
+        </w:rPr>
+        <w:t>XR Plugin Management</w:t>
+      </w:r>
+    </w:p>
+    <w:p>
+      <w:pPr>
         <w:pStyle w:val="CustomSubheading"/>
+        <w:spacing w:line="360" w:lineRule="auto"/>
       </w:pPr>
       <w:r>
         <w:t>Development</w:t>
@@ -3318,6 +3370,7 @@
     <w:p>
       <w:pPr>
         <w:pStyle w:val="CustomSubSubheading"/>
+        <w:spacing w:line="360" w:lineRule="auto"/>
       </w:pPr>
       <w:r>
         <w:t>User Interface and User Experience</w:t>
@@ -3326,6 +3379,2996 @@
     <w:p>
       <w:pPr>
         <w:pStyle w:val="CustomSubSubheading"/>
+        <w:numPr>
+          <w:ilvl w:val="3"/>
+          <w:numId w:val="2"/>
+        </w:numPr>
+        <w:spacing w:line="360" w:lineRule="auto"/>
+      </w:pPr>
+      <w:r>
+        <w:t>Menus</w:t>
+      </w:r>
+    </w:p>
+    <w:p>
+      <w:pPr>
+        <w:pStyle w:val="CustomHeading"/>
+        <w:keepNext/>
+        <w:numPr>
+          <w:ilvl w:val="0"/>
+          <w:numId w:val="0"/>
+        </w:numPr>
+        <w:spacing w:line="360" w:lineRule="auto"/>
+        <w:ind w:left="420" w:hanging="420"/>
+      </w:pPr>
+      <w:r>
+        <w:rPr>
+          <w:noProof/>
+        </w:rPr>
+        <w:drawing>
+          <wp:inline distT="0" distB="0" distL="0" distR="0" wp14:anchorId="76559126" wp14:editId="66469FB7">
+            <wp:extent cx="5724525" cy="1924050"/>
+            <wp:effectExtent l="0" t="0" r="9525" b="0"/>
+            <wp:docPr id="1873109701" name="Picture 1"/>
+            <wp:cNvGraphicFramePr>
+              <a:graphicFrameLocks xmlns:a="http://schemas.openxmlformats.org/drawingml/2006/main" noChangeAspect="1"/>
+            </wp:cNvGraphicFramePr>
+            <a:graphic xmlns:a="http://schemas.openxmlformats.org/drawingml/2006/main">
+              <a:graphicData uri="http://schemas.openxmlformats.org/drawingml/2006/picture">
+                <pic:pic xmlns:pic="http://schemas.openxmlformats.org/drawingml/2006/picture">
+                  <pic:nvPicPr>
+                    <pic:cNvPr id="0" name="Picture 1"/>
+                    <pic:cNvPicPr>
+                      <a:picLocks noChangeAspect="1" noChangeArrowheads="1"/>
+                    </pic:cNvPicPr>
+                  </pic:nvPicPr>
+                  <pic:blipFill rotWithShape="1">
+                    <a:blip r:embed="rId18">
+                      <a:extLst>
+                        <a:ext uri="{28A0092B-C50C-407E-A947-70E740481C1C}">
+                          <a14:useLocalDpi xmlns:a14="http://schemas.microsoft.com/office/drawing/2010/main" val="0"/>
+                        </a:ext>
+                      </a:extLst>
+                    </a:blip>
+                    <a:srcRect b="27598"/>
+                    <a:stretch/>
+                  </pic:blipFill>
+                  <pic:spPr bwMode="auto">
+                    <a:xfrm>
+                      <a:off x="0" y="0"/>
+                      <a:ext cx="5724525" cy="1924050"/>
+                    </a:xfrm>
+                    <a:prstGeom prst="rect">
+                      <a:avLst/>
+                    </a:prstGeom>
+                    <a:noFill/>
+                    <a:ln>
+                      <a:noFill/>
+                    </a:ln>
+                    <a:extLst>
+                      <a:ext uri="{53640926-AAD7-44D8-BBD7-CCE9431645EC}">
+                        <a14:shadowObscured xmlns:a14="http://schemas.microsoft.com/office/drawing/2010/main"/>
+                      </a:ext>
+                    </a:extLst>
+                  </pic:spPr>
+                </pic:pic>
+              </a:graphicData>
+            </a:graphic>
+          </wp:inline>
+        </w:drawing>
+      </w:r>
+    </w:p>
+    <w:p>
+      <w:pPr>
+        <w:pStyle w:val="Caption"/>
+        <w:spacing w:line="360" w:lineRule="auto"/>
+        <w:jc w:val="center"/>
+        <w:rPr>
+          <w:rFonts w:ascii="Times New Roman" w:hAnsi="Times New Roman" w:cs="Times New Roman"/>
+          <w:sz w:val="24"/>
+          <w:szCs w:val="24"/>
+        </w:rPr>
+      </w:pPr>
+      <w:r>
+        <w:rPr>
+          <w:rFonts w:ascii="Times New Roman" w:hAnsi="Times New Roman" w:cs="Times New Roman"/>
+          <w:sz w:val="24"/>
+          <w:szCs w:val="24"/>
+        </w:rPr>
+        <w:t xml:space="preserve">Figure </w:t>
+      </w:r>
+      <w:r>
+        <w:rPr>
+          <w:rFonts w:ascii="Times New Roman" w:hAnsi="Times New Roman" w:cs="Times New Roman"/>
+          <w:sz w:val="24"/>
+          <w:szCs w:val="24"/>
+        </w:rPr>
+        <w:fldChar w:fldCharType="begin"/>
+      </w:r>
+      <w:r>
+        <w:rPr>
+          <w:rFonts w:ascii="Times New Roman" w:hAnsi="Times New Roman" w:cs="Times New Roman"/>
+          <w:sz w:val="24"/>
+          <w:szCs w:val="24"/>
+        </w:rPr>
+        <w:instrText xml:space="preserve"> SEQ Figure \* ARABIC </w:instrText>
+      </w:r>
+      <w:r>
+        <w:rPr>
+          <w:rFonts w:ascii="Times New Roman" w:hAnsi="Times New Roman" w:cs="Times New Roman"/>
+          <w:sz w:val="24"/>
+          <w:szCs w:val="24"/>
+        </w:rPr>
+        <w:fldChar w:fldCharType="separate"/>
+      </w:r>
+      <w:r>
+        <w:rPr>
+          <w:rFonts w:ascii="Times New Roman" w:hAnsi="Times New Roman" w:cs="Times New Roman"/>
+          <w:noProof/>
+          <w:sz w:val="24"/>
+          <w:szCs w:val="24"/>
+        </w:rPr>
+        <w:t>1</w:t>
+      </w:r>
+      <w:r>
+        <w:rPr>
+          <w:rFonts w:ascii="Times New Roman" w:hAnsi="Times New Roman" w:cs="Times New Roman"/>
+          <w:noProof/>
+          <w:sz w:val="24"/>
+          <w:szCs w:val="24"/>
+        </w:rPr>
+        <w:fldChar w:fldCharType="end"/>
+      </w:r>
+      <w:r>
+        <w:rPr>
+          <w:rFonts w:ascii="Times New Roman" w:hAnsi="Times New Roman" w:cs="Times New Roman"/>
+          <w:sz w:val="24"/>
+          <w:szCs w:val="24"/>
+        </w:rPr>
+        <w:t>: Calibration Menu &amp; Tutorial Menu</w:t>
+      </w:r>
+    </w:p>
+    <w:p>
+      <w:pPr>
+        <w:pStyle w:val="CustomHeading"/>
+        <w:numPr>
+          <w:ilvl w:val="0"/>
+          <w:numId w:val="0"/>
+        </w:numPr>
+        <w:spacing w:line="360" w:lineRule="auto"/>
+      </w:pPr>
+      <w:r>
+        <w:rPr>
+          <w:noProof/>
+        </w:rPr>
+        <w:drawing>
+          <wp:anchor distT="0" distB="0" distL="114300" distR="114300" simplePos="0" relativeHeight="251658240" behindDoc="0" locked="0" layoutInCell="1" allowOverlap="1" wp14:anchorId="4FC52B6A" wp14:editId="24A30C26">
+            <wp:simplePos x="0" y="0"/>
+            <wp:positionH relativeFrom="margin">
+              <wp:align>right</wp:align>
+            </wp:positionH>
+            <wp:positionV relativeFrom="paragraph">
+              <wp:posOffset>12065</wp:posOffset>
+            </wp:positionV>
+            <wp:extent cx="2200275" cy="2357120"/>
+            <wp:effectExtent l="0" t="0" r="9525" b="5080"/>
+            <wp:wrapSquare wrapText="bothSides"/>
+            <wp:docPr id="260636122" name="Picture 1" descr="A screenshot of a video player&#10;&#10;AI-generated content may be incorrect."/>
+            <wp:cNvGraphicFramePr>
+              <a:graphicFrameLocks xmlns:a="http://schemas.openxmlformats.org/drawingml/2006/main" noChangeAspect="1"/>
+            </wp:cNvGraphicFramePr>
+            <a:graphic xmlns:a="http://schemas.openxmlformats.org/drawingml/2006/main">
+              <a:graphicData uri="http://schemas.openxmlformats.org/drawingml/2006/picture">
+                <pic:pic xmlns:pic="http://schemas.openxmlformats.org/drawingml/2006/picture">
+                  <pic:nvPicPr>
+                    <pic:cNvPr id="260636122" name="Picture 1" descr="A screenshot of a video player&#10;&#10;AI-generated content may be incorrect."/>
+                    <pic:cNvPicPr/>
+                  </pic:nvPicPr>
+                  <pic:blipFill>
+                    <a:blip r:embed="rId19">
+                      <a:extLst>
+                        <a:ext uri="{28A0092B-C50C-407E-A947-70E740481C1C}">
+                          <a14:useLocalDpi xmlns:a14="http://schemas.microsoft.com/office/drawing/2010/main" val="0"/>
+                        </a:ext>
+                      </a:extLst>
+                    </a:blip>
+                    <a:stretch>
+                      <a:fillRect/>
+                    </a:stretch>
+                  </pic:blipFill>
+                  <pic:spPr>
+                    <a:xfrm>
+                      <a:off x="0" y="0"/>
+                      <a:ext cx="2200275" cy="2357120"/>
+                    </a:xfrm>
+                    <a:prstGeom prst="rect">
+                      <a:avLst/>
+                    </a:prstGeom>
+                  </pic:spPr>
+                </pic:pic>
+              </a:graphicData>
+            </a:graphic>
+          </wp:anchor>
+        </w:drawing>
+      </w:r>
+      <w:r>
+        <w:t xml:space="preserve">The main menus the user uses are the calibration and the tutorial menu. The calibration menu is used to explain to users how to calibrate their headset before the workout to ensure that they are positioned facing forward in the unity scene and their hands land on the handlebars of the 3D bicycle model to improve immersion. The menu also uses a video recorded of what the calibration procedure looks like for the Meta Quest 2 using Unity’s Video Player component as well as the script </w:t>
+      </w:r>
+      <w:proofErr w:type="spellStart"/>
+      <w:r>
+        <w:t>CalibrationTutorialLoop.cs</w:t>
+      </w:r>
+      <w:proofErr w:type="spellEnd"/>
+      <w:r>
+        <w:t xml:space="preserve"> I wrote. This script is simply responsible for assigning the </w:t>
+      </w:r>
+      <w:proofErr w:type="spellStart"/>
+      <w:r>
+        <w:t>VideoPlayers</w:t>
+      </w:r>
+      <w:proofErr w:type="spellEnd"/>
+      <w:r>
+        <w:t xml:space="preserve"> target to the Unity </w:t>
+      </w:r>
+      <w:proofErr w:type="spellStart"/>
+      <w:r>
+        <w:t>RawImage</w:t>
+      </w:r>
+      <w:proofErr w:type="spellEnd"/>
+      <w:r>
+        <w:t xml:space="preserve"> in the menu.</w:t>
+      </w:r>
+    </w:p>
+    <w:p>
+      <w:pPr>
+        <w:pStyle w:val="CustomHeading"/>
+        <w:keepNext/>
+        <w:numPr>
+          <w:ilvl w:val="0"/>
+          <w:numId w:val="0"/>
+        </w:numPr>
+        <w:spacing w:line="360" w:lineRule="auto"/>
+        <w:jc w:val="center"/>
+      </w:pPr>
+      <w:r>
+        <w:rPr>
+          <w:noProof/>
+        </w:rPr>
+        <w:lastRenderedPageBreak/>
+        <w:drawing>
+          <wp:inline distT="0" distB="0" distL="0" distR="0" wp14:anchorId="75C612A3" wp14:editId="3AE73D07">
+            <wp:extent cx="4829849" cy="1419423"/>
+            <wp:effectExtent l="0" t="0" r="8890" b="9525"/>
+            <wp:docPr id="1070505799" name="Picture 1" descr="A screen shot of a computer program&#10;&#10;AI-generated content may be incorrect."/>
+            <wp:cNvGraphicFramePr>
+              <a:graphicFrameLocks xmlns:a="http://schemas.openxmlformats.org/drawingml/2006/main" noChangeAspect="1"/>
+            </wp:cNvGraphicFramePr>
+            <a:graphic xmlns:a="http://schemas.openxmlformats.org/drawingml/2006/main">
+              <a:graphicData uri="http://schemas.openxmlformats.org/drawingml/2006/picture">
+                <pic:pic xmlns:pic="http://schemas.openxmlformats.org/drawingml/2006/picture">
+                  <pic:nvPicPr>
+                    <pic:cNvPr id="1070505799" name="Picture 1" descr="A screen shot of a computer program&#10;&#10;AI-generated content may be incorrect."/>
+                    <pic:cNvPicPr/>
+                  </pic:nvPicPr>
+                  <pic:blipFill>
+                    <a:blip r:embed="rId20"/>
+                    <a:stretch>
+                      <a:fillRect/>
+                    </a:stretch>
+                  </pic:blipFill>
+                  <pic:spPr>
+                    <a:xfrm>
+                      <a:off x="0" y="0"/>
+                      <a:ext cx="4829849" cy="1419423"/>
+                    </a:xfrm>
+                    <a:prstGeom prst="rect">
+                      <a:avLst/>
+                    </a:prstGeom>
+                  </pic:spPr>
+                </pic:pic>
+              </a:graphicData>
+            </a:graphic>
+          </wp:inline>
+        </w:drawing>
+      </w:r>
+    </w:p>
+    <w:p>
+      <w:pPr>
+        <w:pStyle w:val="Caption"/>
+        <w:spacing w:line="360" w:lineRule="auto"/>
+        <w:jc w:val="center"/>
+        <w:rPr>
+          <w:rFonts w:ascii="Times New Roman" w:hAnsi="Times New Roman" w:cs="Times New Roman"/>
+          <w:sz w:val="24"/>
+          <w:szCs w:val="24"/>
+        </w:rPr>
+      </w:pPr>
+      <w:r>
+        <w:rPr>
+          <w:rFonts w:ascii="Times New Roman" w:hAnsi="Times New Roman" w:cs="Times New Roman"/>
+          <w:sz w:val="24"/>
+          <w:szCs w:val="24"/>
+        </w:rPr>
+        <w:t xml:space="preserve">Figure </w:t>
+      </w:r>
+      <w:r>
+        <w:rPr>
+          <w:rFonts w:ascii="Times New Roman" w:hAnsi="Times New Roman" w:cs="Times New Roman"/>
+          <w:sz w:val="24"/>
+          <w:szCs w:val="24"/>
+        </w:rPr>
+        <w:fldChar w:fldCharType="begin"/>
+      </w:r>
+      <w:r>
+        <w:rPr>
+          <w:rFonts w:ascii="Times New Roman" w:hAnsi="Times New Roman" w:cs="Times New Roman"/>
+          <w:sz w:val="24"/>
+          <w:szCs w:val="24"/>
+        </w:rPr>
+        <w:instrText xml:space="preserve"> SEQ Figure \* ARABIC </w:instrText>
+      </w:r>
+      <w:r>
+        <w:rPr>
+          <w:rFonts w:ascii="Times New Roman" w:hAnsi="Times New Roman" w:cs="Times New Roman"/>
+          <w:sz w:val="24"/>
+          <w:szCs w:val="24"/>
+        </w:rPr>
+        <w:fldChar w:fldCharType="separate"/>
+      </w:r>
+      <w:r>
+        <w:rPr>
+          <w:rFonts w:ascii="Times New Roman" w:hAnsi="Times New Roman" w:cs="Times New Roman"/>
+          <w:noProof/>
+          <w:sz w:val="24"/>
+          <w:szCs w:val="24"/>
+        </w:rPr>
+        <w:t>2</w:t>
+      </w:r>
+      <w:r>
+        <w:rPr>
+          <w:rFonts w:ascii="Times New Roman" w:hAnsi="Times New Roman" w:cs="Times New Roman"/>
+          <w:noProof/>
+          <w:sz w:val="24"/>
+          <w:szCs w:val="24"/>
+        </w:rPr>
+        <w:fldChar w:fldCharType="end"/>
+      </w:r>
+      <w:r>
+        <w:rPr>
+          <w:rFonts w:ascii="Times New Roman" w:hAnsi="Times New Roman" w:cs="Times New Roman"/>
+          <w:sz w:val="24"/>
+          <w:szCs w:val="24"/>
+        </w:rPr>
+        <w:t xml:space="preserve">: </w:t>
+      </w:r>
+      <w:proofErr w:type="spellStart"/>
+      <w:r>
+        <w:rPr>
+          <w:rFonts w:ascii="Times New Roman" w:hAnsi="Times New Roman" w:cs="Times New Roman"/>
+          <w:sz w:val="24"/>
+          <w:szCs w:val="24"/>
+        </w:rPr>
+        <w:t>CalibrationTutorialLoop.cs</w:t>
+      </w:r>
+      <w:proofErr w:type="spellEnd"/>
+    </w:p>
+    <w:p>
+      <w:pPr>
+        <w:spacing w:line="360" w:lineRule="auto"/>
+        <w:rPr>
+          <w:rFonts w:ascii="Times New Roman" w:hAnsi="Times New Roman" w:cs="Times New Roman"/>
+        </w:rPr>
+      </w:pPr>
+      <w:r>
+        <w:rPr>
+          <w:rFonts w:ascii="Times New Roman" w:hAnsi="Times New Roman" w:cs="Times New Roman"/>
+        </w:rPr>
+        <w:t xml:space="preserve">The tutorial menu is a static menu presented directly in front of the user which explains the game loop in a digestible way, explaining how the experience works so that they can get the most out of their session. </w:t>
+      </w:r>
+    </w:p>
+    <w:p>
+      <w:pPr>
+        <w:keepNext/>
+        <w:spacing w:line="360" w:lineRule="auto"/>
+        <w:jc w:val="center"/>
+        <w:rPr>
+          <w:rFonts w:ascii="Times New Roman" w:hAnsi="Times New Roman" w:cs="Times New Roman"/>
+        </w:rPr>
+      </w:pPr>
+      <w:r>
+        <w:rPr>
+          <w:rFonts w:ascii="Times New Roman" w:hAnsi="Times New Roman" w:cs="Times New Roman"/>
+          <w:noProof/>
+        </w:rPr>
+        <w:drawing>
+          <wp:inline distT="0" distB="0" distL="0" distR="0" wp14:anchorId="3C776B95" wp14:editId="7749FF8D">
+            <wp:extent cx="5676900" cy="1988185"/>
+            <wp:effectExtent l="0" t="0" r="0" b="0"/>
+            <wp:docPr id="2053596662" name="Picture 1" descr="A screenshot of a game&#10;&#10;AI-generated content may be incorrect."/>
+            <wp:cNvGraphicFramePr>
+              <a:graphicFrameLocks xmlns:a="http://schemas.openxmlformats.org/drawingml/2006/main" noChangeAspect="1"/>
+            </wp:cNvGraphicFramePr>
+            <a:graphic xmlns:a="http://schemas.openxmlformats.org/drawingml/2006/main">
+              <a:graphicData uri="http://schemas.openxmlformats.org/drawingml/2006/picture">
+                <pic:pic xmlns:pic="http://schemas.openxmlformats.org/drawingml/2006/picture">
+                  <pic:nvPicPr>
+                    <pic:cNvPr id="2053596662" name="Picture 1" descr="A screenshot of a game&#10;&#10;AI-generated content may be incorrect."/>
+                    <pic:cNvPicPr/>
+                  </pic:nvPicPr>
+                  <pic:blipFill rotWithShape="1">
+                    <a:blip r:embed="rId21"/>
+                    <a:srcRect r="953"/>
+                    <a:stretch/>
+                  </pic:blipFill>
+                  <pic:spPr bwMode="auto">
+                    <a:xfrm>
+                      <a:off x="0" y="0"/>
+                      <a:ext cx="5676900" cy="1988185"/>
+                    </a:xfrm>
+                    <a:prstGeom prst="rect">
+                      <a:avLst/>
+                    </a:prstGeom>
+                    <a:ln>
+                      <a:noFill/>
+                    </a:ln>
+                    <a:extLst>
+                      <a:ext uri="{53640926-AAD7-44D8-BBD7-CCE9431645EC}">
+                        <a14:shadowObscured xmlns:a14="http://schemas.microsoft.com/office/drawing/2010/main"/>
+                      </a:ext>
+                    </a:extLst>
+                  </pic:spPr>
+                </pic:pic>
+              </a:graphicData>
+            </a:graphic>
+          </wp:inline>
+        </w:drawing>
+      </w:r>
+    </w:p>
+    <w:p>
+      <w:pPr>
+        <w:pStyle w:val="Caption"/>
+        <w:spacing w:line="360" w:lineRule="auto"/>
+        <w:jc w:val="center"/>
+        <w:rPr>
+          <w:rFonts w:ascii="Times New Roman" w:hAnsi="Times New Roman" w:cs="Times New Roman"/>
+          <w:sz w:val="24"/>
+          <w:szCs w:val="24"/>
+        </w:rPr>
+      </w:pPr>
+      <w:r>
+        <w:rPr>
+          <w:rFonts w:ascii="Times New Roman" w:hAnsi="Times New Roman" w:cs="Times New Roman"/>
+          <w:sz w:val="24"/>
+          <w:szCs w:val="24"/>
+        </w:rPr>
+        <w:t xml:space="preserve">Figure </w:t>
+      </w:r>
+      <w:r>
+        <w:rPr>
+          <w:rFonts w:ascii="Times New Roman" w:hAnsi="Times New Roman" w:cs="Times New Roman"/>
+          <w:sz w:val="24"/>
+          <w:szCs w:val="24"/>
+        </w:rPr>
+        <w:fldChar w:fldCharType="begin"/>
+      </w:r>
+      <w:r>
+        <w:rPr>
+          <w:rFonts w:ascii="Times New Roman" w:hAnsi="Times New Roman" w:cs="Times New Roman"/>
+          <w:sz w:val="24"/>
+          <w:szCs w:val="24"/>
+        </w:rPr>
+        <w:instrText xml:space="preserve"> SEQ Figure \* ARABIC </w:instrText>
+      </w:r>
+      <w:r>
+        <w:rPr>
+          <w:rFonts w:ascii="Times New Roman" w:hAnsi="Times New Roman" w:cs="Times New Roman"/>
+          <w:sz w:val="24"/>
+          <w:szCs w:val="24"/>
+        </w:rPr>
+        <w:fldChar w:fldCharType="separate"/>
+      </w:r>
+      <w:r>
+        <w:rPr>
+          <w:rFonts w:ascii="Times New Roman" w:hAnsi="Times New Roman" w:cs="Times New Roman"/>
+          <w:noProof/>
+          <w:sz w:val="24"/>
+          <w:szCs w:val="24"/>
+        </w:rPr>
+        <w:t>3</w:t>
+      </w:r>
+      <w:r>
+        <w:rPr>
+          <w:rFonts w:ascii="Times New Roman" w:hAnsi="Times New Roman" w:cs="Times New Roman"/>
+          <w:noProof/>
+          <w:sz w:val="24"/>
+          <w:szCs w:val="24"/>
+        </w:rPr>
+        <w:fldChar w:fldCharType="end"/>
+      </w:r>
+      <w:r>
+        <w:rPr>
+          <w:rFonts w:ascii="Times New Roman" w:hAnsi="Times New Roman" w:cs="Times New Roman"/>
+          <w:sz w:val="24"/>
+          <w:szCs w:val="24"/>
+        </w:rPr>
+        <w:t>: Scenario Selection Menu</w:t>
+      </w:r>
+    </w:p>
+    <w:p>
+      <w:pPr>
+        <w:spacing w:line="360" w:lineRule="auto"/>
+        <w:rPr>
+          <w:rFonts w:ascii="Times New Roman" w:hAnsi="Times New Roman" w:cs="Times New Roman"/>
+        </w:rPr>
+      </w:pPr>
+      <w:r>
+        <w:rPr>
+          <w:rFonts w:ascii="Times New Roman" w:hAnsi="Times New Roman" w:cs="Times New Roman"/>
+        </w:rPr>
+        <w:t>The scenario selection menu is the centre hub of navigation for the user as it determines which scenario they will enter for their workout. Each button uses Unity’s built</w:t>
+      </w:r>
+      <w:r>
+        <w:rPr>
+          <w:rFonts w:ascii="Times New Roman" w:hAnsi="Times New Roman" w:cs="Times New Roman"/>
+        </w:rPr>
+        <w:t xml:space="preserve">-in XR Poke components and once clicked communicate with the </w:t>
+      </w:r>
+      <w:proofErr w:type="spellStart"/>
+      <w:r>
+        <w:rPr>
+          <w:rFonts w:ascii="Times New Roman" w:hAnsi="Times New Roman" w:cs="Times New Roman"/>
+        </w:rPr>
+        <w:t>SessionManager</w:t>
+      </w:r>
+      <w:proofErr w:type="spellEnd"/>
+      <w:r>
+        <w:rPr>
+          <w:rFonts w:ascii="Times New Roman" w:hAnsi="Times New Roman" w:cs="Times New Roman"/>
+        </w:rPr>
+        <w:t xml:space="preserve"> to set the scenario mode of the session. More on that in 3.3.2. Singleton Managers.</w:t>
+      </w:r>
+    </w:p>
+    <w:p>
+      <w:pPr>
+        <w:spacing w:line="360" w:lineRule="auto"/>
+        <w:rPr>
+          <w:rFonts w:ascii="Times New Roman" w:hAnsi="Times New Roman" w:cs="Times New Roman"/>
+        </w:rPr>
+      </w:pPr>
+      <w:r>
+        <w:rPr>
+          <w:rFonts w:ascii="Times New Roman" w:hAnsi="Times New Roman" w:cs="Times New Roman"/>
+          <w:noProof/>
+        </w:rPr>
+        <w:lastRenderedPageBreak/>
+        <mc:AlternateContent>
+          <mc:Choice Requires="wps">
+            <w:drawing>
+              <wp:anchor distT="0" distB="0" distL="114300" distR="114300" simplePos="0" relativeHeight="251661312" behindDoc="0" locked="0" layoutInCell="1" allowOverlap="1" wp14:anchorId="2D4D8B37" wp14:editId="4FF17589">
+                <wp:simplePos x="0" y="0"/>
+                <wp:positionH relativeFrom="column">
+                  <wp:posOffset>0</wp:posOffset>
+                </wp:positionH>
+                <wp:positionV relativeFrom="paragraph">
+                  <wp:posOffset>2579370</wp:posOffset>
+                </wp:positionV>
+                <wp:extent cx="2600325" cy="635"/>
+                <wp:effectExtent l="0" t="0" r="0" b="0"/>
+                <wp:wrapThrough wrapText="bothSides">
+                  <wp:wrapPolygon edited="0">
+                    <wp:start x="0" y="0"/>
+                    <wp:lineTo x="0" y="21600"/>
+                    <wp:lineTo x="21600" y="21600"/>
+                    <wp:lineTo x="21600" y="0"/>
+                  </wp:wrapPolygon>
+                </wp:wrapThrough>
+                <wp:docPr id="1394645624" name="Text Box 1"/>
+                <wp:cNvGraphicFramePr/>
+                <a:graphic xmlns:a="http://schemas.openxmlformats.org/drawingml/2006/main">
+                  <a:graphicData uri="http://schemas.microsoft.com/office/word/2010/wordprocessingShape">
+                    <wps:wsp>
+                      <wps:cNvSpPr txBox="1"/>
+                      <wps:spPr>
+                        <a:xfrm>
+                          <a:off x="0" y="0"/>
+                          <a:ext cx="2600325" cy="635"/>
+                        </a:xfrm>
+                        <a:prstGeom prst="rect">
+                          <a:avLst/>
+                        </a:prstGeom>
+                        <a:solidFill>
+                          <a:prstClr val="white"/>
+                        </a:solidFill>
+                        <a:ln>
+                          <a:noFill/>
+                        </a:ln>
+                      </wps:spPr>
+                      <wps:txbx>
+                        <w:txbxContent>
+                          <w:p>
+                            <w:pPr>
+                              <w:pStyle w:val="Caption"/>
+                              <w:jc w:val="center"/>
+                              <w:rPr>
+                                <w:noProof/>
+                              </w:rPr>
+                            </w:pPr>
+                            <w:r>
+                              <w:t xml:space="preserve">Figure </w:t>
+                            </w:r>
+                            <w:fldSimple w:instr=" SEQ Figure \* ARABIC ">
+                              <w:r>
+                                <w:rPr>
+                                  <w:noProof/>
+                                </w:rPr>
+                                <w:t>4</w:t>
+                              </w:r>
+                            </w:fldSimple>
+                            <w:r>
+                              <w:t>: Data Visualisation Menu</w:t>
+                            </w:r>
+                          </w:p>
+                        </w:txbxContent>
+                      </wps:txbx>
+                      <wps:bodyPr rot="0" spcFirstLastPara="0" vertOverflow="overflow" horzOverflow="overflow" vert="horz" wrap="square" lIns="0" tIns="0" rIns="0" bIns="0" numCol="1" spcCol="0" rtlCol="0" fromWordArt="0" anchor="t" anchorCtr="0" forceAA="0" compatLnSpc="1">
+                        <a:prstTxWarp prst="textNoShape">
+                          <a:avLst/>
+                        </a:prstTxWarp>
+                        <a:spAutoFit/>
+                      </wps:bodyPr>
+                    </wps:wsp>
+                  </a:graphicData>
+                </a:graphic>
+              </wp:anchor>
+            </w:drawing>
+          </mc:Choice>
+          <mc:Fallback>
+            <w:pict>
+              <v:shapetype w14:anchorId="2D4D8B37" id="_x0000_t202" coordsize="21600,21600" o:spt="202" path="m,l,21600r21600,l21600,xe">
+                <v:stroke joinstyle="miter"/>
+                <v:path gradientshapeok="t" o:connecttype="rect"/>
+              </v:shapetype>
+              <v:shape id="Text Box 1" o:spid="_x0000_s1026" type="#_x0000_t202" style="position:absolute;margin-left:0;margin-top:203.1pt;width:204.75pt;height:.05pt;z-index:251661312;visibility:visible;mso-wrap-style:square;mso-wrap-distance-left:9pt;mso-wrap-distance-top:0;mso-wrap-distance-right:9pt;mso-wrap-distance-bottom:0;mso-position-horizontal:absolute;mso-position-horizontal-relative:text;mso-position-vertical:absolute;mso-position-vertical-relative:text;v-text-anchor:top" o:gfxdata="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" stroked="f">
+                <v:textbox style="mso-fit-shape-to-text:t" inset="0,0,0,0">
+                  <w:txbxContent>
+                    <w:p>
+                      <w:pPr>
+                        <w:pStyle w:val="Caption"/>
+                        <w:jc w:val="center"/>
+                        <w:rPr>
+                          <w:noProof/>
+                        </w:rPr>
+                      </w:pPr>
+                      <w:r>
+                        <w:t xml:space="preserve">Figure </w:t>
+                      </w:r>
+                      <w:fldSimple w:instr=" SEQ Figure \* ARABIC ">
+                        <w:r>
+                          <w:rPr>
+                            <w:noProof/>
+                          </w:rPr>
+                          <w:t>4</w:t>
+                        </w:r>
+                      </w:fldSimple>
+                      <w:r>
+                        <w:t>: Data Visualisation Menu</w:t>
+                      </w:r>
+                    </w:p>
+                  </w:txbxContent>
+                </v:textbox>
+                <w10:wrap type="through"/>
+              </v:shape>
+            </w:pict>
+          </mc:Fallback>
+        </mc:AlternateContent>
+      </w:r>
+      <w:r>
+        <w:rPr>
+          <w:rFonts w:ascii="Times New Roman" w:hAnsi="Times New Roman" w:cs="Times New Roman"/>
+          <w:noProof/>
+        </w:rPr>
+        <w:drawing>
+          <wp:anchor distT="0" distB="0" distL="114300" distR="114300" simplePos="0" relativeHeight="251659264" behindDoc="0" locked="0" layoutInCell="1" allowOverlap="1" wp14:anchorId="6DB218F0" wp14:editId="043DEFE4">
+            <wp:simplePos x="0" y="0"/>
+            <wp:positionH relativeFrom="margin">
+              <wp:align>left</wp:align>
+            </wp:positionH>
+            <wp:positionV relativeFrom="paragraph">
+              <wp:posOffset>12700</wp:posOffset>
+            </wp:positionV>
+            <wp:extent cx="2600325" cy="2509520"/>
+            <wp:effectExtent l="0" t="0" r="9525" b="5080"/>
+            <wp:wrapThrough wrapText="bothSides">
+              <wp:wrapPolygon edited="0">
+                <wp:start x="0" y="0"/>
+                <wp:lineTo x="0" y="21480"/>
+                <wp:lineTo x="21521" y="21480"/>
+                <wp:lineTo x="21521" y="0"/>
+                <wp:lineTo x="0" y="0"/>
+              </wp:wrapPolygon>
+            </wp:wrapThrough>
+            <wp:docPr id="1918734175" name="Picture 2"/>
+            <wp:cNvGraphicFramePr>
+              <a:graphicFrameLocks xmlns:a="http://schemas.openxmlformats.org/drawingml/2006/main" noChangeAspect="1"/>
+            </wp:cNvGraphicFramePr>
+            <a:graphic xmlns:a="http://schemas.openxmlformats.org/drawingml/2006/main">
+              <a:graphicData uri="http://schemas.openxmlformats.org/drawingml/2006/picture">
+                <pic:pic xmlns:pic="http://schemas.openxmlformats.org/drawingml/2006/picture">
+                  <pic:nvPicPr>
+                    <pic:cNvPr id="0" name="Picture 2"/>
+                    <pic:cNvPicPr>
+                      <a:picLocks noChangeAspect="1" noChangeArrowheads="1"/>
+                    </pic:cNvPicPr>
+                  </pic:nvPicPr>
+                  <pic:blipFill>
+                    <a:blip r:embed="rId22" cstate="print">
+                      <a:extLst>
+                        <a:ext uri="{28A0092B-C50C-407E-A947-70E740481C1C}">
+                          <a14:useLocalDpi xmlns:a14="http://schemas.microsoft.com/office/drawing/2010/main" val="0"/>
+                        </a:ext>
+                      </a:extLst>
+                    </a:blip>
+                    <a:srcRect/>
+                    <a:stretch>
+                      <a:fillRect/>
+                    </a:stretch>
+                  </pic:blipFill>
+                  <pic:spPr bwMode="auto">
+                    <a:xfrm>
+                      <a:off x="0" y="0"/>
+                      <a:ext cx="2600325" cy="2509520"/>
+                    </a:xfrm>
+                    <a:prstGeom prst="rect">
+                      <a:avLst/>
+                    </a:prstGeom>
+                    <a:noFill/>
+                    <a:ln>
+                      <a:noFill/>
+                    </a:ln>
+                  </pic:spPr>
+                </pic:pic>
+              </a:graphicData>
+            </a:graphic>
+          </wp:anchor>
+        </w:drawing>
+      </w:r>
+      <w:r>
+        <w:rPr>
+          <w:rFonts w:ascii="Times New Roman" w:hAnsi="Times New Roman" w:cs="Times New Roman"/>
+        </w:rPr>
+        <w:t>The data visualisation menu is responsible for presenting the users performance across the various scenarios</w:t>
+      </w:r>
+      <w:r>
+        <w:rPr>
+          <w:rFonts w:ascii="Times New Roman" w:hAnsi="Times New Roman" w:cs="Times New Roman"/>
+        </w:rPr>
+        <w:t xml:space="preserve">. For each scenario a (1) Power graph, (2) Heart rate graph), (3) Combined graph, is generated. These graphs are also saved as </w:t>
+      </w:r>
+      <w:r>
+        <w:rPr>
+          <w:rFonts w:ascii="Times New Roman" w:hAnsi="Times New Roman" w:cs="Times New Roman"/>
+        </w:rPr>
+        <w:t>.</w:t>
+      </w:r>
+      <w:proofErr w:type="spellStart"/>
+      <w:r>
+        <w:rPr>
+          <w:rFonts w:ascii="Times New Roman" w:hAnsi="Times New Roman" w:cs="Times New Roman"/>
+        </w:rPr>
+        <w:t>png</w:t>
+      </w:r>
+      <w:proofErr w:type="spellEnd"/>
+      <w:r>
+        <w:rPr>
+          <w:rFonts w:ascii="Times New Roman" w:hAnsi="Times New Roman" w:cs="Times New Roman"/>
+        </w:rPr>
+        <w:t xml:space="preserve"> images at the users devices persistent data path (e.g. Users/</w:t>
+      </w:r>
+      <w:proofErr w:type="spellStart"/>
+      <w:r>
+        <w:rPr>
+          <w:rFonts w:ascii="Times New Roman" w:hAnsi="Times New Roman" w:cs="Times New Roman"/>
+        </w:rPr>
+        <w:t>DefaultUser</w:t>
+      </w:r>
+      <w:proofErr w:type="spellEnd"/>
+      <w:r>
+        <w:rPr>
+          <w:rFonts w:ascii="Times New Roman" w:hAnsi="Times New Roman" w:cs="Times New Roman"/>
+        </w:rPr>
+        <w:t>/</w:t>
+      </w:r>
+      <w:proofErr w:type="spellStart"/>
+      <w:r>
+        <w:rPr>
+          <w:rFonts w:ascii="Times New Roman" w:hAnsi="Times New Roman" w:cs="Times New Roman"/>
+        </w:rPr>
+        <w:t>Appdata</w:t>
+      </w:r>
+      <w:proofErr w:type="spellEnd"/>
+      <w:r>
+        <w:rPr>
+          <w:rFonts w:ascii="Times New Roman" w:hAnsi="Times New Roman" w:cs="Times New Roman"/>
+        </w:rPr>
+        <w:t>/</w:t>
+      </w:r>
+      <w:proofErr w:type="spellStart"/>
+      <w:r>
+        <w:rPr>
+          <w:rFonts w:ascii="Times New Roman" w:hAnsi="Times New Roman" w:cs="Times New Roman"/>
+        </w:rPr>
+        <w:t>LocalLow</w:t>
+      </w:r>
+      <w:proofErr w:type="spellEnd"/>
+      <w:r>
+        <w:rPr>
+          <w:rFonts w:ascii="Times New Roman" w:hAnsi="Times New Roman" w:cs="Times New Roman"/>
+        </w:rPr>
+        <w:t xml:space="preserve"> /</w:t>
+      </w:r>
+      <w:proofErr w:type="spellStart"/>
+      <w:r>
+        <w:rPr>
+          <w:rFonts w:ascii="Times New Roman" w:hAnsi="Times New Roman" w:cs="Times New Roman"/>
+        </w:rPr>
+        <w:t>DefaultCompany</w:t>
+      </w:r>
+      <w:proofErr w:type="spellEnd"/>
+      <w:r>
+        <w:rPr>
+          <w:rFonts w:ascii="Times New Roman" w:hAnsi="Times New Roman" w:cs="Times New Roman"/>
+        </w:rPr>
+        <w:t>/). For this feature to work the project contains</w:t>
+      </w:r>
+      <w:r>
+        <w:rPr>
+          <w:rFonts w:ascii="Times New Roman" w:hAnsi="Times New Roman" w:cs="Times New Roman"/>
+        </w:rPr>
+        <w:t xml:space="preserve"> two data visualisation scripts, DataVis.py and </w:t>
+      </w:r>
+      <w:proofErr w:type="spellStart"/>
+      <w:r>
+        <w:rPr>
+          <w:rFonts w:ascii="Times New Roman" w:hAnsi="Times New Roman" w:cs="Times New Roman"/>
+        </w:rPr>
+        <w:t>UnityGraphLoader.cs</w:t>
+      </w:r>
+      <w:proofErr w:type="spellEnd"/>
+      <w:r>
+        <w:rPr>
+          <w:rFonts w:ascii="Times New Roman" w:hAnsi="Times New Roman" w:cs="Times New Roman"/>
+        </w:rPr>
+        <w:t xml:space="preserve">. The data visualisation module of this project begins within the </w:t>
+      </w:r>
+      <w:proofErr w:type="spellStart"/>
+      <w:r>
+        <w:rPr>
+          <w:rFonts w:ascii="Times New Roman" w:hAnsi="Times New Roman" w:cs="Times New Roman"/>
+        </w:rPr>
+        <w:t>UnityGraphLoader.cs</w:t>
+      </w:r>
+      <w:proofErr w:type="spellEnd"/>
+      <w:r>
+        <w:rPr>
+          <w:rFonts w:ascii="Times New Roman" w:hAnsi="Times New Roman" w:cs="Times New Roman"/>
+        </w:rPr>
+        <w:t xml:space="preserve">. Within this script is a public method called </w:t>
+      </w:r>
+      <w:proofErr w:type="spellStart"/>
+      <w:r>
+        <w:rPr>
+          <w:rFonts w:ascii="Times New Roman" w:hAnsi="Times New Roman" w:cs="Times New Roman"/>
+        </w:rPr>
+        <w:t>DataVisualisationScript</w:t>
+      </w:r>
+      <w:proofErr w:type="spellEnd"/>
+      <w:r>
+        <w:rPr>
+          <w:rFonts w:ascii="Times New Roman" w:hAnsi="Times New Roman" w:cs="Times New Roman"/>
+        </w:rPr>
+        <w:t xml:space="preserve">() which takes the script name, the csv file names, and the output directory to save images in. It can be called through a UI button on the Developer Flatscreen UI implemented for convenience during prototyping and a failsafe for if Bluetooth devices disconnect mid workout, or automatically after a workout is finished. </w:t>
+      </w:r>
+    </w:p>
+    <w:p>
+      <w:pPr>
+        <w:keepNext/>
+        <w:spacing w:line="360" w:lineRule="auto"/>
+        <w:jc w:val="center"/>
+        <w:rPr>
+          <w:rFonts w:ascii="Times New Roman" w:hAnsi="Times New Roman" w:cs="Times New Roman"/>
+        </w:rPr>
+      </w:pPr>
+      <w:r>
+        <w:rPr>
+          <w:rFonts w:ascii="Times New Roman" w:hAnsi="Times New Roman" w:cs="Times New Roman"/>
+          <w:noProof/>
+        </w:rPr>
+        <w:lastRenderedPageBreak/>
+        <w:drawing>
+          <wp:inline distT="0" distB="0" distL="0" distR="0" wp14:anchorId="5DCB6CA8" wp14:editId="16269840">
+            <wp:extent cx="4791075" cy="4659435"/>
+            <wp:effectExtent l="0" t="0" r="0" b="8255"/>
+            <wp:docPr id="561642335" name="Picture 1"/>
+            <wp:cNvGraphicFramePr>
+              <a:graphicFrameLocks xmlns:a="http://schemas.openxmlformats.org/drawingml/2006/main" noChangeAspect="1"/>
+            </wp:cNvGraphicFramePr>
+            <a:graphic xmlns:a="http://schemas.openxmlformats.org/drawingml/2006/main">
+              <a:graphicData uri="http://schemas.openxmlformats.org/drawingml/2006/picture">
+                <pic:pic xmlns:pic="http://schemas.openxmlformats.org/drawingml/2006/picture">
+                  <pic:nvPicPr>
+                    <pic:cNvPr id="561642335" name=""/>
+                    <pic:cNvPicPr/>
+                  </pic:nvPicPr>
+                  <pic:blipFill>
+                    <a:blip r:embed="rId23"/>
+                    <a:stretch>
+                      <a:fillRect/>
+                    </a:stretch>
+                  </pic:blipFill>
+                  <pic:spPr>
+                    <a:xfrm>
+                      <a:off x="0" y="0"/>
+                      <a:ext cx="4802886" cy="4670921"/>
+                    </a:xfrm>
+                    <a:prstGeom prst="rect">
+                      <a:avLst/>
+                    </a:prstGeom>
+                  </pic:spPr>
+                </pic:pic>
+              </a:graphicData>
+            </a:graphic>
+          </wp:inline>
+        </w:drawing>
+      </w:r>
+    </w:p>
+    <w:p>
+      <w:pPr>
+        <w:pStyle w:val="Caption"/>
+        <w:spacing w:line="360" w:lineRule="auto"/>
+        <w:jc w:val="center"/>
+        <w:rPr>
+          <w:rFonts w:ascii="Times New Roman" w:hAnsi="Times New Roman" w:cs="Times New Roman"/>
+          <w:sz w:val="24"/>
+          <w:szCs w:val="24"/>
+        </w:rPr>
+      </w:pPr>
+      <w:r>
+        <w:rPr>
+          <w:rFonts w:ascii="Times New Roman" w:hAnsi="Times New Roman" w:cs="Times New Roman"/>
+          <w:sz w:val="24"/>
+          <w:szCs w:val="24"/>
+        </w:rPr>
+        <w:t xml:space="preserve">Figure </w:t>
+      </w:r>
+      <w:r>
+        <w:rPr>
+          <w:rFonts w:ascii="Times New Roman" w:hAnsi="Times New Roman" w:cs="Times New Roman"/>
+          <w:sz w:val="24"/>
+          <w:szCs w:val="24"/>
+        </w:rPr>
+        <w:fldChar w:fldCharType="begin"/>
+      </w:r>
+      <w:r>
+        <w:rPr>
+          <w:rFonts w:ascii="Times New Roman" w:hAnsi="Times New Roman" w:cs="Times New Roman"/>
+          <w:sz w:val="24"/>
+          <w:szCs w:val="24"/>
+        </w:rPr>
+        <w:instrText xml:space="preserve"> SEQ Figure \* ARABIC </w:instrText>
+      </w:r>
+      <w:r>
+        <w:rPr>
+          <w:rFonts w:ascii="Times New Roman" w:hAnsi="Times New Roman" w:cs="Times New Roman"/>
+          <w:sz w:val="24"/>
+          <w:szCs w:val="24"/>
+        </w:rPr>
+        <w:fldChar w:fldCharType="separate"/>
+      </w:r>
+      <w:r>
+        <w:rPr>
+          <w:rFonts w:ascii="Times New Roman" w:hAnsi="Times New Roman" w:cs="Times New Roman"/>
+          <w:noProof/>
+          <w:sz w:val="24"/>
+          <w:szCs w:val="24"/>
+        </w:rPr>
+        <w:t>5</w:t>
+      </w:r>
+      <w:r>
+        <w:rPr>
+          <w:rFonts w:ascii="Times New Roman" w:hAnsi="Times New Roman" w:cs="Times New Roman"/>
+          <w:sz w:val="24"/>
+          <w:szCs w:val="24"/>
+        </w:rPr>
+        <w:fldChar w:fldCharType="end"/>
+      </w:r>
+      <w:r>
+        <w:rPr>
+          <w:rFonts w:ascii="Times New Roman" w:hAnsi="Times New Roman" w:cs="Times New Roman"/>
+          <w:sz w:val="24"/>
+          <w:szCs w:val="24"/>
+        </w:rPr>
+        <w:t xml:space="preserve">: </w:t>
+      </w:r>
+      <w:proofErr w:type="spellStart"/>
+      <w:r>
+        <w:rPr>
+          <w:rFonts w:ascii="Times New Roman" w:hAnsi="Times New Roman" w:cs="Times New Roman"/>
+          <w:sz w:val="24"/>
+          <w:szCs w:val="24"/>
+        </w:rPr>
+        <w:t>RunDataVisualisationScript</w:t>
+      </w:r>
+      <w:proofErr w:type="spellEnd"/>
+      <w:r>
+        <w:rPr>
+          <w:rFonts w:ascii="Times New Roman" w:hAnsi="Times New Roman" w:cs="Times New Roman"/>
+          <w:sz w:val="24"/>
+          <w:szCs w:val="24"/>
+        </w:rPr>
+        <w:t xml:space="preserve">(...) - </w:t>
+      </w:r>
+      <w:proofErr w:type="spellStart"/>
+      <w:r>
+        <w:rPr>
+          <w:rFonts w:ascii="Times New Roman" w:hAnsi="Times New Roman" w:cs="Times New Roman"/>
+          <w:sz w:val="24"/>
+          <w:szCs w:val="24"/>
+        </w:rPr>
+        <w:t>UnityGraphLoader.cs</w:t>
+      </w:r>
+      <w:proofErr w:type="spellEnd"/>
+    </w:p>
+    <w:p>
+      <w:pPr>
+        <w:spacing w:line="360" w:lineRule="auto"/>
+        <w:rPr>
+          <w:rFonts w:ascii="Times New Roman" w:hAnsi="Times New Roman" w:cs="Times New Roman"/>
+        </w:rPr>
+      </w:pPr>
+      <w:r>
+        <w:rPr>
+          <w:rFonts w:ascii="Times New Roman" w:hAnsi="Times New Roman" w:cs="Times New Roman"/>
+        </w:rPr>
+        <w:t xml:space="preserve">This script works by establishing the paths of operations on the </w:t>
+      </w:r>
+      <w:r>
+        <w:rPr>
+          <w:rFonts w:ascii="Times New Roman" w:hAnsi="Times New Roman" w:cs="Times New Roman"/>
+        </w:rPr>
+        <w:t>user’s</w:t>
+      </w:r>
+      <w:r>
+        <w:rPr>
+          <w:rFonts w:ascii="Times New Roman" w:hAnsi="Times New Roman" w:cs="Times New Roman"/>
+        </w:rPr>
+        <w:t xml:space="preserve"> local system by using Unity’s </w:t>
+      </w:r>
+      <w:proofErr w:type="spellStart"/>
+      <w:r>
+        <w:rPr>
+          <w:rFonts w:ascii="Times New Roman" w:hAnsi="Times New Roman" w:cs="Times New Roman"/>
+        </w:rPr>
+        <w:t>Application.persistentDataPath</w:t>
+      </w:r>
+      <w:proofErr w:type="spellEnd"/>
+      <w:r>
+        <w:rPr>
+          <w:rFonts w:ascii="Times New Roman" w:hAnsi="Times New Roman" w:cs="Times New Roman"/>
+        </w:rPr>
+        <w:t xml:space="preserve"> variable ensuring that the script works on different </w:t>
+      </w:r>
+      <w:r>
+        <w:rPr>
+          <w:rFonts w:ascii="Times New Roman" w:hAnsi="Times New Roman" w:cs="Times New Roman"/>
+        </w:rPr>
+        <w:t>systems and</w:t>
+      </w:r>
+      <w:r>
+        <w:rPr>
+          <w:rFonts w:ascii="Times New Roman" w:hAnsi="Times New Roman" w:cs="Times New Roman"/>
+        </w:rPr>
+        <w:t xml:space="preserve"> </w:t>
+      </w:r>
+      <w:r>
+        <w:rPr>
+          <w:rFonts w:ascii="Times New Roman" w:hAnsi="Times New Roman" w:cs="Times New Roman"/>
+        </w:rPr>
+        <w:t xml:space="preserve">copies the script and </w:t>
+      </w:r>
+      <w:r>
+        <w:rPr>
+          <w:rFonts w:ascii="Times New Roman" w:hAnsi="Times New Roman" w:cs="Times New Roman"/>
+        </w:rPr>
+        <w:t>spreadsheets</w:t>
+      </w:r>
+      <w:r>
+        <w:rPr>
+          <w:rFonts w:ascii="Times New Roman" w:hAnsi="Times New Roman" w:cs="Times New Roman"/>
+        </w:rPr>
+        <w:t xml:space="preserve"> to the </w:t>
+      </w:r>
+      <w:proofErr w:type="spellStart"/>
+      <w:r>
+        <w:rPr>
+          <w:rFonts w:ascii="Times New Roman" w:hAnsi="Times New Roman" w:cs="Times New Roman"/>
+        </w:rPr>
+        <w:t>persistentDataPath</w:t>
+      </w:r>
+      <w:proofErr w:type="spellEnd"/>
+      <w:r>
+        <w:rPr>
+          <w:rFonts w:ascii="Times New Roman" w:hAnsi="Times New Roman" w:cs="Times New Roman"/>
+        </w:rPr>
+        <w:t xml:space="preserve"> if necessary to ensure that it works at runtime. Once that is done the script creates a new Process from the </w:t>
+      </w:r>
+      <w:proofErr w:type="spellStart"/>
+      <w:r>
+        <w:rPr>
+          <w:rFonts w:ascii="Times New Roman" w:hAnsi="Times New Roman" w:cs="Times New Roman"/>
+        </w:rPr>
+        <w:t>System.Diagnostics</w:t>
+      </w:r>
+      <w:proofErr w:type="spellEnd"/>
+      <w:r>
+        <w:rPr>
+          <w:rFonts w:ascii="Times New Roman" w:hAnsi="Times New Roman" w:cs="Times New Roman"/>
+        </w:rPr>
+        <w:t xml:space="preserve"> namespace and executes the necessary command running the python script </w:t>
+      </w:r>
+      <w:r>
+        <w:rPr>
+          <w:rFonts w:ascii="Times New Roman" w:hAnsi="Times New Roman" w:cs="Times New Roman"/>
+        </w:rPr>
+        <w:t xml:space="preserve">DataVis.py </w:t>
+      </w:r>
+      <w:r>
+        <w:rPr>
+          <w:rFonts w:ascii="Times New Roman" w:hAnsi="Times New Roman" w:cs="Times New Roman"/>
+        </w:rPr>
+        <w:t xml:space="preserve">and passing through the desired parameters, giving debug logs on the process status as it goes along. </w:t>
+      </w:r>
+    </w:p>
+    <w:p>
+      <w:pPr>
+        <w:keepNext/>
+        <w:spacing w:line="360" w:lineRule="auto"/>
+        <w:jc w:val="center"/>
+        <w:rPr>
+          <w:rFonts w:ascii="Times New Roman" w:hAnsi="Times New Roman" w:cs="Times New Roman"/>
+        </w:rPr>
+      </w:pPr>
+      <w:r>
+        <w:rPr>
+          <w:rFonts w:ascii="Times New Roman" w:hAnsi="Times New Roman" w:cs="Times New Roman"/>
+          <w:noProof/>
+        </w:rPr>
+        <w:lastRenderedPageBreak/>
+        <w:drawing>
+          <wp:inline distT="0" distB="0" distL="0" distR="0" wp14:anchorId="31C25274" wp14:editId="2DC9EF3A">
+            <wp:extent cx="5020376" cy="2210108"/>
+            <wp:effectExtent l="0" t="0" r="8890" b="0"/>
+            <wp:docPr id="1263156356" name="Picture 1" descr="A computer screen shot of text&#10;&#10;AI-generated content may be incorrect."/>
+            <wp:cNvGraphicFramePr>
+              <a:graphicFrameLocks xmlns:a="http://schemas.openxmlformats.org/drawingml/2006/main" noChangeAspect="1"/>
+            </wp:cNvGraphicFramePr>
+            <a:graphic xmlns:a="http://schemas.openxmlformats.org/drawingml/2006/main">
+              <a:graphicData uri="http://schemas.openxmlformats.org/drawingml/2006/picture">
+                <pic:pic xmlns:pic="http://schemas.openxmlformats.org/drawingml/2006/picture">
+                  <pic:nvPicPr>
+                    <pic:cNvPr id="1263156356" name="Picture 1" descr="A computer screen shot of text&#10;&#10;AI-generated content may be incorrect."/>
+                    <pic:cNvPicPr/>
+                  </pic:nvPicPr>
+                  <pic:blipFill>
+                    <a:blip r:embed="rId24"/>
+                    <a:stretch>
+                      <a:fillRect/>
+                    </a:stretch>
+                  </pic:blipFill>
+                  <pic:spPr>
+                    <a:xfrm>
+                      <a:off x="0" y="0"/>
+                      <a:ext cx="5020376" cy="2210108"/>
+                    </a:xfrm>
+                    <a:prstGeom prst="rect">
+                      <a:avLst/>
+                    </a:prstGeom>
+                  </pic:spPr>
+                </pic:pic>
+              </a:graphicData>
+            </a:graphic>
+          </wp:inline>
+        </w:drawing>
+      </w:r>
+    </w:p>
+    <w:p>
+      <w:pPr>
+        <w:pStyle w:val="Caption"/>
+        <w:spacing w:line="360" w:lineRule="auto"/>
+        <w:jc w:val="center"/>
+        <w:rPr>
+          <w:rFonts w:ascii="Times New Roman" w:hAnsi="Times New Roman" w:cs="Times New Roman"/>
+          <w:sz w:val="24"/>
+          <w:szCs w:val="24"/>
+        </w:rPr>
+      </w:pPr>
+      <w:r>
+        <w:rPr>
+          <w:rFonts w:ascii="Times New Roman" w:hAnsi="Times New Roman" w:cs="Times New Roman"/>
+          <w:sz w:val="24"/>
+          <w:szCs w:val="24"/>
+        </w:rPr>
+        <w:t xml:space="preserve">Figure </w:t>
+      </w:r>
+      <w:r>
+        <w:rPr>
+          <w:rFonts w:ascii="Times New Roman" w:hAnsi="Times New Roman" w:cs="Times New Roman"/>
+          <w:sz w:val="24"/>
+          <w:szCs w:val="24"/>
+        </w:rPr>
+        <w:fldChar w:fldCharType="begin"/>
+      </w:r>
+      <w:r>
+        <w:rPr>
+          <w:rFonts w:ascii="Times New Roman" w:hAnsi="Times New Roman" w:cs="Times New Roman"/>
+          <w:sz w:val="24"/>
+          <w:szCs w:val="24"/>
+        </w:rPr>
+        <w:instrText xml:space="preserve"> SEQ Figure \* ARABIC </w:instrText>
+      </w:r>
+      <w:r>
+        <w:rPr>
+          <w:rFonts w:ascii="Times New Roman" w:hAnsi="Times New Roman" w:cs="Times New Roman"/>
+          <w:sz w:val="24"/>
+          <w:szCs w:val="24"/>
+        </w:rPr>
+        <w:fldChar w:fldCharType="separate"/>
+      </w:r>
+      <w:r>
+        <w:rPr>
+          <w:rFonts w:ascii="Times New Roman" w:hAnsi="Times New Roman" w:cs="Times New Roman"/>
+          <w:noProof/>
+          <w:sz w:val="24"/>
+          <w:szCs w:val="24"/>
+        </w:rPr>
+        <w:t>6</w:t>
+      </w:r>
+      <w:r>
+        <w:rPr>
+          <w:rFonts w:ascii="Times New Roman" w:hAnsi="Times New Roman" w:cs="Times New Roman"/>
+          <w:sz w:val="24"/>
+          <w:szCs w:val="24"/>
+        </w:rPr>
+        <w:fldChar w:fldCharType="end"/>
+      </w:r>
+      <w:r>
+        <w:rPr>
+          <w:rFonts w:ascii="Times New Roman" w:hAnsi="Times New Roman" w:cs="Times New Roman"/>
+          <w:sz w:val="24"/>
+          <w:szCs w:val="24"/>
+        </w:rPr>
+        <w:t xml:space="preserve">: </w:t>
+      </w:r>
+      <w:proofErr w:type="spellStart"/>
+      <w:r>
+        <w:rPr>
+          <w:rFonts w:ascii="Times New Roman" w:hAnsi="Times New Roman" w:cs="Times New Roman"/>
+          <w:sz w:val="24"/>
+          <w:szCs w:val="24"/>
+        </w:rPr>
+        <w:t>LoadImage</w:t>
+      </w:r>
+      <w:proofErr w:type="spellEnd"/>
+      <w:r>
+        <w:rPr>
+          <w:rFonts w:ascii="Times New Roman" w:hAnsi="Times New Roman" w:cs="Times New Roman"/>
+          <w:sz w:val="24"/>
+          <w:szCs w:val="24"/>
+        </w:rPr>
+        <w:t xml:space="preserve">(...) - </w:t>
+      </w:r>
+      <w:proofErr w:type="spellStart"/>
+      <w:r>
+        <w:rPr>
+          <w:rFonts w:ascii="Times New Roman" w:hAnsi="Times New Roman" w:cs="Times New Roman"/>
+          <w:sz w:val="24"/>
+          <w:szCs w:val="24"/>
+        </w:rPr>
+        <w:t>UnityGraphLoader.cs</w:t>
+      </w:r>
+      <w:proofErr w:type="spellEnd"/>
+    </w:p>
+    <w:p>
+      <w:pPr>
+        <w:spacing w:line="360" w:lineRule="auto"/>
+        <w:rPr>
+          <w:rFonts w:ascii="Times New Roman" w:hAnsi="Times New Roman" w:cs="Times New Roman"/>
+        </w:rPr>
+      </w:pPr>
+      <w:r>
+        <w:rPr>
+          <w:rFonts w:ascii="Times New Roman" w:hAnsi="Times New Roman" w:cs="Times New Roman"/>
+        </w:rPr>
+        <w:t xml:space="preserve">Once the process is executed successfully, </w:t>
+      </w:r>
+      <w:proofErr w:type="spellStart"/>
+      <w:r>
+        <w:rPr>
+          <w:rFonts w:ascii="Times New Roman" w:hAnsi="Times New Roman" w:cs="Times New Roman"/>
+        </w:rPr>
+        <w:t>LoadImage</w:t>
+      </w:r>
+      <w:proofErr w:type="spellEnd"/>
+      <w:r>
+        <w:rPr>
+          <w:rFonts w:ascii="Times New Roman" w:hAnsi="Times New Roman" w:cs="Times New Roman"/>
+        </w:rPr>
+        <w:t xml:space="preserve">() is called to retrieve the images from the output folder, this method takes in a reference to the Unity </w:t>
+      </w:r>
+      <w:proofErr w:type="spellStart"/>
+      <w:r>
+        <w:rPr>
+          <w:rFonts w:ascii="Times New Roman" w:hAnsi="Times New Roman" w:cs="Times New Roman"/>
+        </w:rPr>
+        <w:t>RawImage</w:t>
+      </w:r>
+      <w:proofErr w:type="spellEnd"/>
+      <w:r>
+        <w:rPr>
+          <w:rFonts w:ascii="Times New Roman" w:hAnsi="Times New Roman" w:cs="Times New Roman"/>
+        </w:rPr>
+        <w:t xml:space="preserve"> component </w:t>
+      </w:r>
+      <w:r>
+        <w:rPr>
+          <w:rFonts w:ascii="Times New Roman" w:hAnsi="Times New Roman" w:cs="Times New Roman"/>
+        </w:rPr>
+        <w:t>whose</w:t>
+      </w:r>
+      <w:r>
+        <w:rPr>
+          <w:rFonts w:ascii="Times New Roman" w:hAnsi="Times New Roman" w:cs="Times New Roman"/>
+        </w:rPr>
+        <w:t xml:space="preserve"> texture will be modified to the .</w:t>
+      </w:r>
+      <w:proofErr w:type="spellStart"/>
+      <w:r>
+        <w:rPr>
+          <w:rFonts w:ascii="Times New Roman" w:hAnsi="Times New Roman" w:cs="Times New Roman"/>
+        </w:rPr>
+        <w:t>png</w:t>
+      </w:r>
+      <w:proofErr w:type="spellEnd"/>
+      <w:r>
+        <w:rPr>
+          <w:rFonts w:ascii="Times New Roman" w:hAnsi="Times New Roman" w:cs="Times New Roman"/>
+        </w:rPr>
+        <w:t>, as well as the string output directory path. From this it checks if the directory exists and if so reads the data and generates it into a new texture 2</w:t>
+      </w:r>
+      <w:r>
+        <w:rPr>
+          <w:rFonts w:ascii="Times New Roman" w:hAnsi="Times New Roman" w:cs="Times New Roman"/>
+        </w:rPr>
+        <w:t xml:space="preserve">D object to be inserted into the </w:t>
+      </w:r>
+      <w:proofErr w:type="spellStart"/>
+      <w:r>
+        <w:rPr>
+          <w:rFonts w:ascii="Times New Roman" w:hAnsi="Times New Roman" w:cs="Times New Roman"/>
+        </w:rPr>
+        <w:t>RawImage</w:t>
+      </w:r>
+      <w:proofErr w:type="spellEnd"/>
+      <w:r>
+        <w:rPr>
+          <w:rFonts w:ascii="Times New Roman" w:hAnsi="Times New Roman" w:cs="Times New Roman"/>
+        </w:rPr>
+        <w:t xml:space="preserve"> reference, else it logs an error telling the user the image is not found. </w:t>
+      </w:r>
+    </w:p>
+    <w:p>
+      <w:pPr>
+        <w:spacing w:line="360" w:lineRule="auto"/>
+        <w:rPr>
+          <w:rFonts w:ascii="Times New Roman" w:hAnsi="Times New Roman" w:cs="Times New Roman"/>
+        </w:rPr>
+      </w:pPr>
+      <w:r>
+        <w:rPr>
+          <w:rFonts w:ascii="Times New Roman" w:hAnsi="Times New Roman" w:cs="Times New Roman"/>
+        </w:rPr>
+        <w:t xml:space="preserve">The DataVis.py script is responsible for the plot processing of the graphs that are used in the </w:t>
+      </w:r>
+      <w:proofErr w:type="spellStart"/>
+      <w:r>
+        <w:rPr>
+          <w:rFonts w:ascii="Times New Roman" w:hAnsi="Times New Roman" w:cs="Times New Roman"/>
+        </w:rPr>
+        <w:t>UnityGraphLoader.cs</w:t>
+      </w:r>
+      <w:proofErr w:type="spellEnd"/>
+      <w:r>
+        <w:rPr>
+          <w:rFonts w:ascii="Times New Roman" w:hAnsi="Times New Roman" w:cs="Times New Roman"/>
+        </w:rPr>
+        <w:t xml:space="preserve"> script. The command within the Unity script is responsible for running this python file at runtime as Unity does not natively support it. </w:t>
+      </w:r>
+    </w:p>
+    <w:p>
+      <w:pPr>
+        <w:keepNext/>
+        <w:spacing w:line="360" w:lineRule="auto"/>
+        <w:jc w:val="center"/>
+        <w:rPr>
+          <w:rFonts w:ascii="Times New Roman" w:hAnsi="Times New Roman" w:cs="Times New Roman"/>
+        </w:rPr>
+      </w:pPr>
+      <w:r>
+        <w:rPr>
+          <w:rFonts w:ascii="Times New Roman" w:hAnsi="Times New Roman" w:cs="Times New Roman"/>
+          <w:noProof/>
+        </w:rPr>
+        <w:drawing>
+          <wp:inline distT="0" distB="0" distL="0" distR="0" wp14:anchorId="5EBF6C8B" wp14:editId="7E7B861C">
+            <wp:extent cx="5706271" cy="1810003"/>
+            <wp:effectExtent l="0" t="0" r="0" b="0"/>
+            <wp:docPr id="746794972" name="Picture 1" descr="A computer screen shot of text&#10;&#10;AI-generated content may be incorrect."/>
+            <wp:cNvGraphicFramePr>
+              <a:graphicFrameLocks xmlns:a="http://schemas.openxmlformats.org/drawingml/2006/main" noChangeAspect="1"/>
+            </wp:cNvGraphicFramePr>
+            <a:graphic xmlns:a="http://schemas.openxmlformats.org/drawingml/2006/main">
+              <a:graphicData uri="http://schemas.openxmlformats.org/drawingml/2006/picture">
+                <pic:pic xmlns:pic="http://schemas.openxmlformats.org/drawingml/2006/picture">
+                  <pic:nvPicPr>
+                    <pic:cNvPr id="746794972" name="Picture 1" descr="A computer screen shot of text&#10;&#10;AI-generated content may be incorrect."/>
+                    <pic:cNvPicPr/>
+                  </pic:nvPicPr>
+                  <pic:blipFill>
+                    <a:blip r:embed="rId25"/>
+                    <a:stretch>
+                      <a:fillRect/>
+                    </a:stretch>
+                  </pic:blipFill>
+                  <pic:spPr>
+                    <a:xfrm>
+                      <a:off x="0" y="0"/>
+                      <a:ext cx="5706271" cy="1810003"/>
+                    </a:xfrm>
+                    <a:prstGeom prst="rect">
+                      <a:avLst/>
+                    </a:prstGeom>
+                  </pic:spPr>
+                </pic:pic>
+              </a:graphicData>
+            </a:graphic>
+          </wp:inline>
+        </w:drawing>
+      </w:r>
+    </w:p>
+    <w:p>
+      <w:pPr>
+        <w:pStyle w:val="Caption"/>
+        <w:spacing w:line="360" w:lineRule="auto"/>
+        <w:jc w:val="center"/>
+        <w:rPr>
+          <w:rFonts w:ascii="Times New Roman" w:hAnsi="Times New Roman" w:cs="Times New Roman"/>
+          <w:sz w:val="24"/>
+          <w:szCs w:val="24"/>
+        </w:rPr>
+      </w:pPr>
+      <w:r>
+        <w:rPr>
+          <w:rFonts w:ascii="Times New Roman" w:hAnsi="Times New Roman" w:cs="Times New Roman"/>
+          <w:sz w:val="24"/>
+          <w:szCs w:val="24"/>
+        </w:rPr>
+        <w:t xml:space="preserve">Figure </w:t>
+      </w:r>
+      <w:r>
+        <w:rPr>
+          <w:rFonts w:ascii="Times New Roman" w:hAnsi="Times New Roman" w:cs="Times New Roman"/>
+          <w:sz w:val="24"/>
+          <w:szCs w:val="24"/>
+        </w:rPr>
+        <w:fldChar w:fldCharType="begin"/>
+      </w:r>
+      <w:r>
+        <w:rPr>
+          <w:rFonts w:ascii="Times New Roman" w:hAnsi="Times New Roman" w:cs="Times New Roman"/>
+          <w:sz w:val="24"/>
+          <w:szCs w:val="24"/>
+        </w:rPr>
+        <w:instrText xml:space="preserve"> SEQ Figure \* ARABIC </w:instrText>
+      </w:r>
+      <w:r>
+        <w:rPr>
+          <w:rFonts w:ascii="Times New Roman" w:hAnsi="Times New Roman" w:cs="Times New Roman"/>
+          <w:sz w:val="24"/>
+          <w:szCs w:val="24"/>
+        </w:rPr>
+        <w:fldChar w:fldCharType="separate"/>
+      </w:r>
+      <w:r>
+        <w:rPr>
+          <w:rFonts w:ascii="Times New Roman" w:hAnsi="Times New Roman" w:cs="Times New Roman"/>
+          <w:noProof/>
+          <w:sz w:val="24"/>
+          <w:szCs w:val="24"/>
+        </w:rPr>
+        <w:t>7</w:t>
+      </w:r>
+      <w:r>
+        <w:rPr>
+          <w:rFonts w:ascii="Times New Roman" w:hAnsi="Times New Roman" w:cs="Times New Roman"/>
+          <w:sz w:val="24"/>
+          <w:szCs w:val="24"/>
+        </w:rPr>
+        <w:fldChar w:fldCharType="end"/>
+      </w:r>
+      <w:r>
+        <w:rPr>
+          <w:rFonts w:ascii="Times New Roman" w:hAnsi="Times New Roman" w:cs="Times New Roman"/>
+          <w:sz w:val="24"/>
+          <w:szCs w:val="24"/>
+        </w:rPr>
+        <w:t>: Main Execution - DataVis.py</w:t>
+      </w:r>
+    </w:p>
+    <w:p>
+      <w:pPr>
+        <w:spacing w:line="360" w:lineRule="auto"/>
+        <w:rPr>
+          <w:rFonts w:ascii="Times New Roman" w:hAnsi="Times New Roman" w:cs="Times New Roman"/>
+        </w:rPr>
+      </w:pPr>
+      <w:r>
+        <w:rPr>
+          <w:rFonts w:ascii="Times New Roman" w:hAnsi="Times New Roman" w:cs="Times New Roman"/>
+        </w:rPr>
+        <w:t xml:space="preserve">The script comprises of three stages, (1) loading data from the CSV files generated after the workouts, (2) Making the directory for the graphs to be stored in ensuring that they will be picked up by the Unity script, (3) plotting the graphs. Once each workout is complete the </w:t>
+      </w:r>
+      <w:r>
+        <w:rPr>
+          <w:rFonts w:ascii="Times New Roman" w:hAnsi="Times New Roman" w:cs="Times New Roman"/>
+        </w:rPr>
+        <w:lastRenderedPageBreak/>
+        <w:t xml:space="preserve">script will generate three graphs, making nine in total to be presented to the participant once they have completed the full study. </w:t>
+      </w:r>
+    </w:p>
+    <w:p>
+      <w:pPr>
+        <w:keepNext/>
+        <w:spacing w:line="360" w:lineRule="auto"/>
+        <w:jc w:val="center"/>
+        <w:rPr>
+          <w:rFonts w:ascii="Times New Roman" w:hAnsi="Times New Roman" w:cs="Times New Roman"/>
+        </w:rPr>
+      </w:pPr>
+      <w:r>
+        <w:rPr>
+          <w:rFonts w:ascii="Times New Roman" w:hAnsi="Times New Roman" w:cs="Times New Roman"/>
+          <w:noProof/>
+        </w:rPr>
+        <w:drawing>
+          <wp:inline distT="0" distB="0" distL="0" distR="0" wp14:anchorId="766FB55D" wp14:editId="18CA6EAE">
+            <wp:extent cx="4505954" cy="1838582"/>
+            <wp:effectExtent l="0" t="0" r="0" b="9525"/>
+            <wp:docPr id="1357739918" name="Picture 1" descr="A computer screen with text&#10;&#10;AI-generated content may be incorrect."/>
+            <wp:cNvGraphicFramePr>
+              <a:graphicFrameLocks xmlns:a="http://schemas.openxmlformats.org/drawingml/2006/main" noChangeAspect="1"/>
+            </wp:cNvGraphicFramePr>
+            <a:graphic xmlns:a="http://schemas.openxmlformats.org/drawingml/2006/main">
+              <a:graphicData uri="http://schemas.openxmlformats.org/drawingml/2006/picture">
+                <pic:pic xmlns:pic="http://schemas.openxmlformats.org/drawingml/2006/picture">
+                  <pic:nvPicPr>
+                    <pic:cNvPr id="1357739918" name="Picture 1" descr="A computer screen with text&#10;&#10;AI-generated content may be incorrect."/>
+                    <pic:cNvPicPr/>
+                  </pic:nvPicPr>
+                  <pic:blipFill>
+                    <a:blip r:embed="rId26"/>
+                    <a:stretch>
+                      <a:fillRect/>
+                    </a:stretch>
+                  </pic:blipFill>
+                  <pic:spPr>
+                    <a:xfrm>
+                      <a:off x="0" y="0"/>
+                      <a:ext cx="4505954" cy="1838582"/>
+                    </a:xfrm>
+                    <a:prstGeom prst="rect">
+                      <a:avLst/>
+                    </a:prstGeom>
+                  </pic:spPr>
+                </pic:pic>
+              </a:graphicData>
+            </a:graphic>
+          </wp:inline>
+        </w:drawing>
+      </w:r>
+    </w:p>
+    <w:p>
+      <w:pPr>
+        <w:pStyle w:val="Caption"/>
+        <w:spacing w:line="360" w:lineRule="auto"/>
+        <w:jc w:val="center"/>
+        <w:rPr>
+          <w:rFonts w:ascii="Times New Roman" w:hAnsi="Times New Roman" w:cs="Times New Roman"/>
+          <w:sz w:val="24"/>
+          <w:szCs w:val="24"/>
+        </w:rPr>
+      </w:pPr>
+      <w:r>
+        <w:rPr>
+          <w:rFonts w:ascii="Times New Roman" w:hAnsi="Times New Roman" w:cs="Times New Roman"/>
+          <w:sz w:val="24"/>
+          <w:szCs w:val="24"/>
+        </w:rPr>
+        <w:t xml:space="preserve">Figure </w:t>
+      </w:r>
+      <w:r>
+        <w:rPr>
+          <w:rFonts w:ascii="Times New Roman" w:hAnsi="Times New Roman" w:cs="Times New Roman"/>
+          <w:sz w:val="24"/>
+          <w:szCs w:val="24"/>
+        </w:rPr>
+        <w:fldChar w:fldCharType="begin"/>
+      </w:r>
+      <w:r>
+        <w:rPr>
+          <w:rFonts w:ascii="Times New Roman" w:hAnsi="Times New Roman" w:cs="Times New Roman"/>
+          <w:sz w:val="24"/>
+          <w:szCs w:val="24"/>
+        </w:rPr>
+        <w:instrText xml:space="preserve"> SEQ Figure \* ARABIC </w:instrText>
+      </w:r>
+      <w:r>
+        <w:rPr>
+          <w:rFonts w:ascii="Times New Roman" w:hAnsi="Times New Roman" w:cs="Times New Roman"/>
+          <w:sz w:val="24"/>
+          <w:szCs w:val="24"/>
+        </w:rPr>
+        <w:fldChar w:fldCharType="separate"/>
+      </w:r>
+      <w:r>
+        <w:rPr>
+          <w:rFonts w:ascii="Times New Roman" w:hAnsi="Times New Roman" w:cs="Times New Roman"/>
+          <w:noProof/>
+          <w:sz w:val="24"/>
+          <w:szCs w:val="24"/>
+        </w:rPr>
+        <w:t>8</w:t>
+      </w:r>
+      <w:r>
+        <w:rPr>
+          <w:rFonts w:ascii="Times New Roman" w:hAnsi="Times New Roman" w:cs="Times New Roman"/>
+          <w:sz w:val="24"/>
+          <w:szCs w:val="24"/>
+        </w:rPr>
+        <w:fldChar w:fldCharType="end"/>
+      </w:r>
+      <w:r>
+        <w:rPr>
+          <w:rFonts w:ascii="Times New Roman" w:hAnsi="Times New Roman" w:cs="Times New Roman"/>
+          <w:sz w:val="24"/>
+          <w:szCs w:val="24"/>
+        </w:rPr>
+        <w:t xml:space="preserve">: </w:t>
+      </w:r>
+      <w:proofErr w:type="spellStart"/>
+      <w:r>
+        <w:rPr>
+          <w:rFonts w:ascii="Times New Roman" w:hAnsi="Times New Roman" w:cs="Times New Roman"/>
+          <w:sz w:val="24"/>
+          <w:szCs w:val="24"/>
+        </w:rPr>
+        <w:t>load_data</w:t>
+      </w:r>
+      <w:proofErr w:type="spellEnd"/>
+      <w:r>
+        <w:rPr>
+          <w:rFonts w:ascii="Times New Roman" w:hAnsi="Times New Roman" w:cs="Times New Roman"/>
+          <w:sz w:val="24"/>
+          <w:szCs w:val="24"/>
+        </w:rPr>
+        <w:t>(...) - DataVis.py</w:t>
+      </w:r>
+    </w:p>
+    <w:p>
+      <w:pPr>
+        <w:spacing w:line="360" w:lineRule="auto"/>
+        <w:rPr>
+          <w:rFonts w:ascii="Times New Roman" w:hAnsi="Times New Roman" w:cs="Times New Roman"/>
+        </w:rPr>
+      </w:pPr>
+      <w:r>
+        <w:rPr>
+          <w:rFonts w:ascii="Times New Roman" w:hAnsi="Times New Roman" w:cs="Times New Roman"/>
+        </w:rPr>
+        <w:t xml:space="preserve">Above is the </w:t>
+      </w:r>
+      <w:proofErr w:type="spellStart"/>
+      <w:r>
+        <w:rPr>
+          <w:rFonts w:ascii="Times New Roman" w:hAnsi="Times New Roman" w:cs="Times New Roman"/>
+        </w:rPr>
+        <w:t>load_data</w:t>
+      </w:r>
+      <w:proofErr w:type="spellEnd"/>
+      <w:r>
+        <w:rPr>
+          <w:rFonts w:ascii="Times New Roman" w:hAnsi="Times New Roman" w:cs="Times New Roman"/>
+        </w:rPr>
+        <w:t>() method</w:t>
+      </w:r>
+      <w:r>
+        <w:rPr>
+          <w:rFonts w:ascii="Times New Roman" w:hAnsi="Times New Roman" w:cs="Times New Roman"/>
+        </w:rPr>
+        <w:t xml:space="preserve">. </w:t>
+      </w:r>
+      <w:r>
+        <w:rPr>
+          <w:rFonts w:ascii="Times New Roman" w:hAnsi="Times New Roman" w:cs="Times New Roman"/>
+        </w:rPr>
+        <w:t>This function is responsible for retrieving the CSV file from the given path and converting it into a pandas data frame to be processible using pythons matplotlib. This method implements effective debugging, and sufficient error handling.</w:t>
+      </w:r>
+    </w:p>
+    <w:p>
+      <w:pPr>
+        <w:keepNext/>
+        <w:spacing w:line="360" w:lineRule="auto"/>
+        <w:jc w:val="center"/>
+        <w:rPr>
+          <w:rFonts w:ascii="Times New Roman" w:hAnsi="Times New Roman" w:cs="Times New Roman"/>
+        </w:rPr>
+      </w:pPr>
+      <w:r>
+        <w:rPr>
+          <w:rFonts w:ascii="Times New Roman" w:hAnsi="Times New Roman" w:cs="Times New Roman"/>
+          <w:noProof/>
+        </w:rPr>
+        <w:drawing>
+          <wp:inline distT="0" distB="0" distL="0" distR="0" wp14:anchorId="32A8E546" wp14:editId="6F759D25">
+            <wp:extent cx="4553585" cy="2553056"/>
+            <wp:effectExtent l="0" t="0" r="0" b="0"/>
+            <wp:docPr id="298056560" name="Picture 1" descr="A computer screen shot of a program code&#10;&#10;AI-generated content may be incorrect."/>
+            <wp:cNvGraphicFramePr>
+              <a:graphicFrameLocks xmlns:a="http://schemas.openxmlformats.org/drawingml/2006/main" noChangeAspect="1"/>
+            </wp:cNvGraphicFramePr>
+            <a:graphic xmlns:a="http://schemas.openxmlformats.org/drawingml/2006/main">
+              <a:graphicData uri="http://schemas.openxmlformats.org/drawingml/2006/picture">
+                <pic:pic xmlns:pic="http://schemas.openxmlformats.org/drawingml/2006/picture">
+                  <pic:nvPicPr>
+                    <pic:cNvPr id="298056560" name="Picture 1" descr="A computer screen shot of a program code&#10;&#10;AI-generated content may be incorrect."/>
+                    <pic:cNvPicPr/>
+                  </pic:nvPicPr>
+                  <pic:blipFill>
+                    <a:blip r:embed="rId27"/>
+                    <a:stretch>
+                      <a:fillRect/>
+                    </a:stretch>
+                  </pic:blipFill>
+                  <pic:spPr>
+                    <a:xfrm>
+                      <a:off x="0" y="0"/>
+                      <a:ext cx="4553585" cy="2553056"/>
+                    </a:xfrm>
+                    <a:prstGeom prst="rect">
+                      <a:avLst/>
+                    </a:prstGeom>
+                  </pic:spPr>
+                </pic:pic>
+              </a:graphicData>
+            </a:graphic>
+          </wp:inline>
+        </w:drawing>
+      </w:r>
+    </w:p>
+    <w:p>
+      <w:pPr>
+        <w:pStyle w:val="Caption"/>
+        <w:spacing w:line="360" w:lineRule="auto"/>
+        <w:jc w:val="center"/>
+        <w:rPr>
+          <w:rFonts w:ascii="Times New Roman" w:hAnsi="Times New Roman" w:cs="Times New Roman"/>
+          <w:sz w:val="24"/>
+          <w:szCs w:val="24"/>
+        </w:rPr>
+      </w:pPr>
+      <w:r>
+        <w:rPr>
+          <w:rFonts w:ascii="Times New Roman" w:hAnsi="Times New Roman" w:cs="Times New Roman"/>
+          <w:sz w:val="24"/>
+          <w:szCs w:val="24"/>
+        </w:rPr>
+        <w:t xml:space="preserve">Figure </w:t>
+      </w:r>
+      <w:r>
+        <w:rPr>
+          <w:rFonts w:ascii="Times New Roman" w:hAnsi="Times New Roman" w:cs="Times New Roman"/>
+          <w:sz w:val="24"/>
+          <w:szCs w:val="24"/>
+        </w:rPr>
+        <w:fldChar w:fldCharType="begin"/>
+      </w:r>
+      <w:r>
+        <w:rPr>
+          <w:rFonts w:ascii="Times New Roman" w:hAnsi="Times New Roman" w:cs="Times New Roman"/>
+          <w:sz w:val="24"/>
+          <w:szCs w:val="24"/>
+        </w:rPr>
+        <w:instrText xml:space="preserve"> SEQ Figure \* ARABIC </w:instrText>
+      </w:r>
+      <w:r>
+        <w:rPr>
+          <w:rFonts w:ascii="Times New Roman" w:hAnsi="Times New Roman" w:cs="Times New Roman"/>
+          <w:sz w:val="24"/>
+          <w:szCs w:val="24"/>
+        </w:rPr>
+        <w:fldChar w:fldCharType="separate"/>
+      </w:r>
+      <w:r>
+        <w:rPr>
+          <w:rFonts w:ascii="Times New Roman" w:hAnsi="Times New Roman" w:cs="Times New Roman"/>
+          <w:noProof/>
+          <w:sz w:val="24"/>
+          <w:szCs w:val="24"/>
+        </w:rPr>
+        <w:t>9</w:t>
+      </w:r>
+      <w:r>
+        <w:rPr>
+          <w:rFonts w:ascii="Times New Roman" w:hAnsi="Times New Roman" w:cs="Times New Roman"/>
+          <w:sz w:val="24"/>
+          <w:szCs w:val="24"/>
+        </w:rPr>
+        <w:fldChar w:fldCharType="end"/>
+      </w:r>
+      <w:r>
+        <w:rPr>
+          <w:rFonts w:ascii="Times New Roman" w:hAnsi="Times New Roman" w:cs="Times New Roman"/>
+          <w:sz w:val="24"/>
+          <w:szCs w:val="24"/>
+        </w:rPr>
+        <w:t xml:space="preserve">: </w:t>
+      </w:r>
+      <w:proofErr w:type="spellStart"/>
+      <w:r>
+        <w:rPr>
+          <w:rFonts w:ascii="Times New Roman" w:hAnsi="Times New Roman" w:cs="Times New Roman"/>
+          <w:sz w:val="24"/>
+          <w:szCs w:val="24"/>
+        </w:rPr>
+        <w:t>plot_combined</w:t>
+      </w:r>
+      <w:proofErr w:type="spellEnd"/>
+      <w:r>
+        <w:rPr>
+          <w:rFonts w:ascii="Times New Roman" w:hAnsi="Times New Roman" w:cs="Times New Roman"/>
+          <w:sz w:val="24"/>
+          <w:szCs w:val="24"/>
+        </w:rPr>
+        <w:t>(...) - DataVis.py</w:t>
+      </w:r>
+    </w:p>
+    <w:p>
+      <w:pPr>
+        <w:spacing w:line="360" w:lineRule="auto"/>
+        <w:rPr>
+          <w:rFonts w:ascii="Times New Roman" w:hAnsi="Times New Roman" w:cs="Times New Roman"/>
+        </w:rPr>
+      </w:pPr>
+      <w:r>
+        <w:rPr>
+          <w:rFonts w:ascii="Times New Roman" w:hAnsi="Times New Roman" w:cs="Times New Roman"/>
+        </w:rPr>
+        <w:t xml:space="preserve">Above is the </w:t>
+      </w:r>
+      <w:proofErr w:type="spellStart"/>
+      <w:r>
+        <w:rPr>
+          <w:rFonts w:ascii="Times New Roman" w:hAnsi="Times New Roman" w:cs="Times New Roman"/>
+        </w:rPr>
+        <w:t>plot_combined</w:t>
+      </w:r>
+      <w:proofErr w:type="spellEnd"/>
+      <w:r>
+        <w:rPr>
+          <w:rFonts w:ascii="Times New Roman" w:hAnsi="Times New Roman" w:cs="Times New Roman"/>
+        </w:rPr>
+        <w:t xml:space="preserve">() method implemented using pythons matplotlib to generate the graph and save it to the desired output path. The method plots both power and heartrate data to one graph and sets the axis limiters to the max and min values the user output during their workout to ensure that the graphs remain presentable. </w:t>
+      </w:r>
+    </w:p>
+    <w:p>
+      <w:pPr>
+        <w:pStyle w:val="CustomSubSubheading"/>
+        <w:numPr>
+          <w:ilvl w:val="3"/>
+          <w:numId w:val="2"/>
+        </w:numPr>
+        <w:spacing w:line="360" w:lineRule="auto"/>
+      </w:pPr>
+      <w:r>
+        <w:t>Heads Up Display (HUD)</w:t>
+      </w:r>
+    </w:p>
+    <w:p>
+      <w:pPr>
+        <w:pStyle w:val="CustomHeading"/>
+        <w:numPr>
+          <w:ilvl w:val="0"/>
+          <w:numId w:val="0"/>
+        </w:numPr>
+        <w:spacing w:line="360" w:lineRule="auto"/>
+        <w:ind w:left="420" w:hanging="420"/>
+      </w:pPr>
+      <w:r>
+        <w:lastRenderedPageBreak/>
+        <w:t xml:space="preserve">The heads-up display is the sole user interface for the player whilst they participate in their workout. They are presented with critical information in real-time as well as feedback from the data logging system and session information. </w:t>
+      </w:r>
+      <w:r>
+        <w:t xml:space="preserve">Within the Unity project the HUD is ultimately a projection of what the </w:t>
+      </w:r>
+      <w:proofErr w:type="spellStart"/>
+      <w:r>
+        <w:t>DataManager</w:t>
+      </w:r>
+      <w:proofErr w:type="spellEnd"/>
+      <w:r>
+        <w:t xml:space="preserve"> Singleton is observing every second. Below is a system diagram of how this works. </w:t>
+      </w:r>
+    </w:p>
+    <w:p>
+      <w:pPr>
+        <w:pStyle w:val="CustomHeading"/>
+        <w:keepNext/>
+        <w:numPr>
+          <w:ilvl w:val="0"/>
+          <w:numId w:val="0"/>
+        </w:numPr>
+        <w:spacing w:line="360" w:lineRule="auto"/>
+        <w:ind w:left="420" w:hanging="420"/>
+        <w:jc w:val="center"/>
+      </w:pPr>
+      <w:r>
+        <w:rPr>
+          <w:noProof/>
+        </w:rPr>
+        <w:drawing>
+          <wp:inline distT="0" distB="0" distL="0" distR="0" wp14:anchorId="5BDADC89" wp14:editId="08D1F605">
+            <wp:extent cx="2819794" cy="3686689"/>
+            <wp:effectExtent l="0" t="0" r="0" b="0"/>
+            <wp:docPr id="561438626" name="Picture 1" descr="A diagram of a machine&#10;&#10;AI-generated content may be incorrect."/>
+            <wp:cNvGraphicFramePr>
+              <a:graphicFrameLocks xmlns:a="http://schemas.openxmlformats.org/drawingml/2006/main" noChangeAspect="1"/>
+            </wp:cNvGraphicFramePr>
+            <a:graphic xmlns:a="http://schemas.openxmlformats.org/drawingml/2006/main">
+              <a:graphicData uri="http://schemas.openxmlformats.org/drawingml/2006/picture">
+                <pic:pic xmlns:pic="http://schemas.openxmlformats.org/drawingml/2006/picture">
+                  <pic:nvPicPr>
+                    <pic:cNvPr id="561438626" name="Picture 1" descr="A diagram of a machine&#10;&#10;AI-generated content may be incorrect."/>
+                    <pic:cNvPicPr/>
+                  </pic:nvPicPr>
+                  <pic:blipFill>
+                    <a:blip r:embed="rId28"/>
+                    <a:stretch>
+                      <a:fillRect/>
+                    </a:stretch>
+                  </pic:blipFill>
+                  <pic:spPr>
+                    <a:xfrm>
+                      <a:off x="0" y="0"/>
+                      <a:ext cx="2819794" cy="3686689"/>
+                    </a:xfrm>
+                    <a:prstGeom prst="rect">
+                      <a:avLst/>
+                    </a:prstGeom>
+                  </pic:spPr>
+                </pic:pic>
+              </a:graphicData>
+            </a:graphic>
+          </wp:inline>
+        </w:drawing>
+      </w:r>
+    </w:p>
+    <w:p>
+      <w:pPr>
+        <w:pStyle w:val="Caption"/>
+        <w:spacing w:line="360" w:lineRule="auto"/>
+        <w:jc w:val="center"/>
+        <w:rPr>
+          <w:rFonts w:ascii="Times New Roman" w:hAnsi="Times New Roman" w:cs="Times New Roman"/>
+          <w:sz w:val="24"/>
+          <w:szCs w:val="24"/>
+        </w:rPr>
+      </w:pPr>
+      <w:r>
+        <w:rPr>
+          <w:rFonts w:ascii="Times New Roman" w:hAnsi="Times New Roman" w:cs="Times New Roman"/>
+          <w:sz w:val="24"/>
+          <w:szCs w:val="24"/>
+        </w:rPr>
+        <w:t xml:space="preserve">Figure </w:t>
+      </w:r>
+      <w:r>
+        <w:rPr>
+          <w:rFonts w:ascii="Times New Roman" w:hAnsi="Times New Roman" w:cs="Times New Roman"/>
+          <w:sz w:val="24"/>
+          <w:szCs w:val="24"/>
+        </w:rPr>
+        <w:fldChar w:fldCharType="begin"/>
+      </w:r>
+      <w:r>
+        <w:rPr>
+          <w:rFonts w:ascii="Times New Roman" w:hAnsi="Times New Roman" w:cs="Times New Roman"/>
+          <w:sz w:val="24"/>
+          <w:szCs w:val="24"/>
+        </w:rPr>
+        <w:instrText xml:space="preserve"> SEQ Figure \* ARABIC </w:instrText>
+      </w:r>
+      <w:r>
+        <w:rPr>
+          <w:rFonts w:ascii="Times New Roman" w:hAnsi="Times New Roman" w:cs="Times New Roman"/>
+          <w:sz w:val="24"/>
+          <w:szCs w:val="24"/>
+        </w:rPr>
+        <w:fldChar w:fldCharType="separate"/>
+      </w:r>
+      <w:r>
+        <w:rPr>
+          <w:rFonts w:ascii="Times New Roman" w:hAnsi="Times New Roman" w:cs="Times New Roman"/>
+          <w:noProof/>
+          <w:sz w:val="24"/>
+          <w:szCs w:val="24"/>
+        </w:rPr>
+        <w:t>10</w:t>
+      </w:r>
+      <w:r>
+        <w:rPr>
+          <w:rFonts w:ascii="Times New Roman" w:hAnsi="Times New Roman" w:cs="Times New Roman"/>
+          <w:sz w:val="24"/>
+          <w:szCs w:val="24"/>
+        </w:rPr>
+        <w:fldChar w:fldCharType="end"/>
+      </w:r>
+      <w:r>
+        <w:rPr>
+          <w:rFonts w:ascii="Times New Roman" w:hAnsi="Times New Roman" w:cs="Times New Roman"/>
+          <w:sz w:val="24"/>
+          <w:szCs w:val="24"/>
+        </w:rPr>
+        <w:t>: Diagram Representing Flow of Bluetooth Data to Heads-Up Display</w:t>
+      </w:r>
+    </w:p>
+    <w:p>
+      <w:pPr>
+        <w:spacing w:line="360" w:lineRule="auto"/>
+        <w:rPr>
+          <w:rFonts w:ascii="Times New Roman" w:hAnsi="Times New Roman" w:cs="Times New Roman"/>
+        </w:rPr>
+      </w:pPr>
+      <w:r>
+        <w:rPr>
+          <w:rFonts w:ascii="Times New Roman" w:hAnsi="Times New Roman" w:cs="Times New Roman"/>
+        </w:rPr>
+        <w:t xml:space="preserve">The HUD’s logic is simple as it is mainly manipulating </w:t>
+      </w:r>
+      <w:proofErr w:type="spellStart"/>
+      <w:r>
+        <w:rPr>
+          <w:rFonts w:ascii="Times New Roman" w:hAnsi="Times New Roman" w:cs="Times New Roman"/>
+        </w:rPr>
+        <w:t>TextMeshPro</w:t>
+      </w:r>
+      <w:proofErr w:type="spellEnd"/>
+      <w:r>
+        <w:rPr>
+          <w:rFonts w:ascii="Times New Roman" w:hAnsi="Times New Roman" w:cs="Times New Roman"/>
+        </w:rPr>
+        <w:t xml:space="preserve"> assets within the scene. It comprises of a public method </w:t>
+      </w:r>
+      <w:proofErr w:type="spellStart"/>
+      <w:r>
+        <w:rPr>
+          <w:rFonts w:ascii="Times New Roman" w:hAnsi="Times New Roman" w:cs="Times New Roman"/>
+        </w:rPr>
+        <w:t>UpdateText</w:t>
+      </w:r>
+      <w:proofErr w:type="spellEnd"/>
+      <w:r>
+        <w:rPr>
+          <w:rFonts w:ascii="Times New Roman" w:hAnsi="Times New Roman" w:cs="Times New Roman"/>
+        </w:rPr>
+        <w:t xml:space="preserve">() utilised by the </w:t>
+      </w:r>
+      <w:proofErr w:type="spellStart"/>
+      <w:r>
+        <w:rPr>
+          <w:rFonts w:ascii="Times New Roman" w:hAnsi="Times New Roman" w:cs="Times New Roman"/>
+        </w:rPr>
+        <w:t>DataManager</w:t>
+      </w:r>
+      <w:proofErr w:type="spellEnd"/>
+      <w:r>
+        <w:rPr>
+          <w:rFonts w:ascii="Times New Roman" w:hAnsi="Times New Roman" w:cs="Times New Roman"/>
+        </w:rPr>
+        <w:t xml:space="preserve"> that updates what the text is displaying. An Update() function to be called every frame ensuring that the transform component of the HUD is consistently facing the camera (VR headset position) to ensure that wherever the player is looking the HUD will always be readable. And two public methods that are called when the user presses the two buttons built into the HUD, one of which is used to toggle the information if the user prefers to not see how they are performing, and the other is used to end the workout and return to the main menu area. </w:t>
+      </w:r>
+    </w:p>
+    <w:p>
+      <w:pPr>
+        <w:keepNext/>
+        <w:spacing w:line="360" w:lineRule="auto"/>
+        <w:jc w:val="center"/>
+        <w:rPr>
+          <w:rFonts w:ascii="Times New Roman" w:hAnsi="Times New Roman" w:cs="Times New Roman"/>
+        </w:rPr>
+      </w:pPr>
+      <w:r>
+        <w:rPr>
+          <w:rFonts w:ascii="Times New Roman" w:hAnsi="Times New Roman" w:cs="Times New Roman"/>
+          <w:noProof/>
+        </w:rPr>
+        <w:lastRenderedPageBreak/>
+        <w:drawing>
+          <wp:inline distT="0" distB="0" distL="0" distR="0" wp14:anchorId="7C19C1D6" wp14:editId="4C7871C6">
+            <wp:extent cx="3981450" cy="4200525"/>
+            <wp:effectExtent l="0" t="0" r="0" b="9525"/>
+            <wp:docPr id="1815689298" name="Picture 1" descr="A screen shot of a computer program&#10;&#10;AI-generated content may be incorrect."/>
+            <wp:cNvGraphicFramePr>
+              <a:graphicFrameLocks xmlns:a="http://schemas.openxmlformats.org/drawingml/2006/main" noChangeAspect="1"/>
+            </wp:cNvGraphicFramePr>
+            <a:graphic xmlns:a="http://schemas.openxmlformats.org/drawingml/2006/main">
+              <a:graphicData uri="http://schemas.openxmlformats.org/drawingml/2006/picture">
+                <pic:pic xmlns:pic="http://schemas.openxmlformats.org/drawingml/2006/picture">
+                  <pic:nvPicPr>
+                    <pic:cNvPr id="1815689298" name="Picture 1" descr="A screen shot of a computer program&#10;&#10;AI-generated content may be incorrect."/>
+                    <pic:cNvPicPr/>
+                  </pic:nvPicPr>
+                  <pic:blipFill>
+                    <a:blip r:embed="rId29">
+                      <a:extLst>
+                        <a:ext uri="{28A0092B-C50C-407E-A947-70E740481C1C}">
+                          <a14:useLocalDpi xmlns:a14="http://schemas.microsoft.com/office/drawing/2010/main" val="0"/>
+                        </a:ext>
+                      </a:extLst>
+                    </a:blip>
+                    <a:stretch>
+                      <a:fillRect/>
+                    </a:stretch>
+                  </pic:blipFill>
+                  <pic:spPr>
+                    <a:xfrm>
+                      <a:off x="0" y="0"/>
+                      <a:ext cx="3981450" cy="4200525"/>
+                    </a:xfrm>
+                    <a:prstGeom prst="rect">
+                      <a:avLst/>
+                    </a:prstGeom>
+                  </pic:spPr>
+                </pic:pic>
+              </a:graphicData>
+            </a:graphic>
+          </wp:inline>
+        </w:drawing>
+      </w:r>
+    </w:p>
+    <w:p>
+      <w:pPr>
+        <w:pStyle w:val="Caption"/>
+        <w:spacing w:line="360" w:lineRule="auto"/>
+        <w:jc w:val="center"/>
+        <w:rPr>
+          <w:rFonts w:ascii="Times New Roman" w:hAnsi="Times New Roman" w:cs="Times New Roman"/>
+          <w:sz w:val="24"/>
+          <w:szCs w:val="24"/>
+        </w:rPr>
+      </w:pPr>
+      <w:r>
+        <w:rPr>
+          <w:rFonts w:ascii="Times New Roman" w:hAnsi="Times New Roman" w:cs="Times New Roman"/>
+          <w:sz w:val="24"/>
+          <w:szCs w:val="24"/>
+        </w:rPr>
+        <w:t xml:space="preserve">Figure </w:t>
+      </w:r>
+      <w:r>
+        <w:rPr>
+          <w:rFonts w:ascii="Times New Roman" w:hAnsi="Times New Roman" w:cs="Times New Roman"/>
+          <w:sz w:val="24"/>
+          <w:szCs w:val="24"/>
+        </w:rPr>
+        <w:fldChar w:fldCharType="begin"/>
+      </w:r>
+      <w:r>
+        <w:rPr>
+          <w:rFonts w:ascii="Times New Roman" w:hAnsi="Times New Roman" w:cs="Times New Roman"/>
+          <w:sz w:val="24"/>
+          <w:szCs w:val="24"/>
+        </w:rPr>
+        <w:instrText xml:space="preserve"> SEQ Figure \* ARABIC </w:instrText>
+      </w:r>
+      <w:r>
+        <w:rPr>
+          <w:rFonts w:ascii="Times New Roman" w:hAnsi="Times New Roman" w:cs="Times New Roman"/>
+          <w:sz w:val="24"/>
+          <w:szCs w:val="24"/>
+        </w:rPr>
+        <w:fldChar w:fldCharType="separate"/>
+      </w:r>
+      <w:r>
+        <w:rPr>
+          <w:rFonts w:ascii="Times New Roman" w:hAnsi="Times New Roman" w:cs="Times New Roman"/>
+          <w:noProof/>
+          <w:sz w:val="24"/>
+          <w:szCs w:val="24"/>
+        </w:rPr>
+        <w:t>11</w:t>
+      </w:r>
+      <w:r>
+        <w:rPr>
+          <w:rFonts w:ascii="Times New Roman" w:hAnsi="Times New Roman" w:cs="Times New Roman"/>
+          <w:sz w:val="24"/>
+          <w:szCs w:val="24"/>
+        </w:rPr>
+        <w:fldChar w:fldCharType="end"/>
+      </w:r>
+      <w:r>
+        <w:rPr>
+          <w:rFonts w:ascii="Times New Roman" w:hAnsi="Times New Roman" w:cs="Times New Roman"/>
+          <w:sz w:val="24"/>
+          <w:szCs w:val="24"/>
+        </w:rPr>
+        <w:t>: HUD Functionality Code</w:t>
+      </w:r>
+    </w:p>
+    <w:p>
+      <w:pPr>
+        <w:spacing w:line="360" w:lineRule="auto"/>
+        <w:rPr>
+          <w:rFonts w:ascii="Times New Roman" w:hAnsi="Times New Roman" w:cs="Times New Roman"/>
+        </w:rPr>
+      </w:pPr>
+      <w:r>
+        <w:rPr>
+          <w:rFonts w:ascii="Times New Roman" w:hAnsi="Times New Roman" w:cs="Times New Roman"/>
+        </w:rPr>
+        <w:t xml:space="preserve">The </w:t>
+      </w:r>
+      <w:proofErr w:type="spellStart"/>
+      <w:r>
+        <w:rPr>
+          <w:rFonts w:ascii="Times New Roman" w:hAnsi="Times New Roman" w:cs="Times New Roman"/>
+        </w:rPr>
+        <w:t>DataManager</w:t>
+      </w:r>
+      <w:proofErr w:type="spellEnd"/>
+      <w:r>
+        <w:rPr>
+          <w:rFonts w:ascii="Times New Roman" w:hAnsi="Times New Roman" w:cs="Times New Roman"/>
+        </w:rPr>
+        <w:t xml:space="preserve"> utilises the HUD in the </w:t>
+      </w:r>
+      <w:proofErr w:type="spellStart"/>
+      <w:r>
+        <w:rPr>
+          <w:rFonts w:ascii="Times New Roman" w:hAnsi="Times New Roman" w:cs="Times New Roman"/>
+        </w:rPr>
+        <w:t>UpdateHUD</w:t>
+      </w:r>
+      <w:proofErr w:type="spellEnd"/>
+      <w:r>
+        <w:rPr>
+          <w:rFonts w:ascii="Times New Roman" w:hAnsi="Times New Roman" w:cs="Times New Roman"/>
+        </w:rPr>
+        <w:t xml:space="preserve">() method within its class, this method is called once per frame and comprises of updating text for all of the variables that are to be presented to the user. In code form this is a batch of if statements checking if the reference to the </w:t>
+      </w:r>
+      <w:proofErr w:type="spellStart"/>
+      <w:r>
+        <w:rPr>
+          <w:rFonts w:ascii="Times New Roman" w:hAnsi="Times New Roman" w:cs="Times New Roman"/>
+        </w:rPr>
+        <w:t>TextMeshPro</w:t>
+      </w:r>
+      <w:proofErr w:type="spellEnd"/>
+      <w:r>
+        <w:rPr>
+          <w:rFonts w:ascii="Times New Roman" w:hAnsi="Times New Roman" w:cs="Times New Roman"/>
+        </w:rPr>
+        <w:t xml:space="preserve"> asset in the scene isn’t null and then proceeding to call the </w:t>
+      </w:r>
+      <w:proofErr w:type="spellStart"/>
+      <w:r>
+        <w:rPr>
+          <w:rFonts w:ascii="Times New Roman" w:hAnsi="Times New Roman" w:cs="Times New Roman"/>
+        </w:rPr>
+        <w:t>UpdateText</w:t>
+      </w:r>
+      <w:proofErr w:type="spellEnd"/>
+      <w:r>
+        <w:rPr>
+          <w:rFonts w:ascii="Times New Roman" w:hAnsi="Times New Roman" w:cs="Times New Roman"/>
+        </w:rPr>
+        <w:t>() method if the condition is met.</w:t>
+      </w:r>
+    </w:p>
+    <w:p>
+      <w:pPr>
+        <w:keepNext/>
+        <w:spacing w:line="360" w:lineRule="auto"/>
+        <w:jc w:val="center"/>
+        <w:rPr>
+          <w:rFonts w:ascii="Times New Roman" w:hAnsi="Times New Roman" w:cs="Times New Roman"/>
+        </w:rPr>
+      </w:pPr>
+      <w:r>
+        <w:rPr>
+          <w:rFonts w:ascii="Times New Roman" w:hAnsi="Times New Roman" w:cs="Times New Roman"/>
+          <w:noProof/>
+        </w:rPr>
+        <w:lastRenderedPageBreak/>
+        <w:drawing>
+          <wp:inline distT="0" distB="0" distL="0" distR="0" wp14:anchorId="4AF2D3F5" wp14:editId="6A500A0B">
+            <wp:extent cx="4362450" cy="2813891"/>
+            <wp:effectExtent l="0" t="0" r="0" b="5715"/>
+            <wp:docPr id="1992782309" name="Picture 1"/>
+            <wp:cNvGraphicFramePr>
+              <a:graphicFrameLocks xmlns:a="http://schemas.openxmlformats.org/drawingml/2006/main" noChangeAspect="1"/>
+            </wp:cNvGraphicFramePr>
+            <a:graphic xmlns:a="http://schemas.openxmlformats.org/drawingml/2006/main">
+              <a:graphicData uri="http://schemas.openxmlformats.org/drawingml/2006/picture">
+                <pic:pic xmlns:pic="http://schemas.openxmlformats.org/drawingml/2006/picture">
+                  <pic:nvPicPr>
+                    <pic:cNvPr id="1992782309" name=""/>
+                    <pic:cNvPicPr/>
+                  </pic:nvPicPr>
+                  <pic:blipFill>
+                    <a:blip r:embed="rId30"/>
+                    <a:stretch>
+                      <a:fillRect/>
+                    </a:stretch>
+                  </pic:blipFill>
+                  <pic:spPr>
+                    <a:xfrm>
+                      <a:off x="0" y="0"/>
+                      <a:ext cx="4365414" cy="2815803"/>
+                    </a:xfrm>
+                    <a:prstGeom prst="rect">
+                      <a:avLst/>
+                    </a:prstGeom>
+                  </pic:spPr>
+                </pic:pic>
+              </a:graphicData>
+            </a:graphic>
+          </wp:inline>
+        </w:drawing>
+      </w:r>
+    </w:p>
+    <w:p>
+      <w:pPr>
+        <w:pStyle w:val="Caption"/>
+        <w:spacing w:line="360" w:lineRule="auto"/>
+        <w:jc w:val="center"/>
+        <w:rPr>
+          <w:rFonts w:ascii="Times New Roman" w:hAnsi="Times New Roman" w:cs="Times New Roman"/>
+          <w:sz w:val="24"/>
+          <w:szCs w:val="24"/>
+        </w:rPr>
+      </w:pPr>
+      <w:r>
+        <w:rPr>
+          <w:rFonts w:ascii="Times New Roman" w:hAnsi="Times New Roman" w:cs="Times New Roman"/>
+          <w:sz w:val="24"/>
+          <w:szCs w:val="24"/>
+        </w:rPr>
+        <w:t xml:space="preserve">Figure </w:t>
+      </w:r>
+      <w:r>
+        <w:rPr>
+          <w:rFonts w:ascii="Times New Roman" w:hAnsi="Times New Roman" w:cs="Times New Roman"/>
+          <w:sz w:val="24"/>
+          <w:szCs w:val="24"/>
+        </w:rPr>
+        <w:fldChar w:fldCharType="begin"/>
+      </w:r>
+      <w:r>
+        <w:rPr>
+          <w:rFonts w:ascii="Times New Roman" w:hAnsi="Times New Roman" w:cs="Times New Roman"/>
+          <w:sz w:val="24"/>
+          <w:szCs w:val="24"/>
+        </w:rPr>
+        <w:instrText xml:space="preserve"> SEQ Figure \* ARABIC </w:instrText>
+      </w:r>
+      <w:r>
+        <w:rPr>
+          <w:rFonts w:ascii="Times New Roman" w:hAnsi="Times New Roman" w:cs="Times New Roman"/>
+          <w:sz w:val="24"/>
+          <w:szCs w:val="24"/>
+        </w:rPr>
+        <w:fldChar w:fldCharType="separate"/>
+      </w:r>
+      <w:r>
+        <w:rPr>
+          <w:rFonts w:ascii="Times New Roman" w:hAnsi="Times New Roman" w:cs="Times New Roman"/>
+          <w:noProof/>
+          <w:sz w:val="24"/>
+          <w:szCs w:val="24"/>
+        </w:rPr>
+        <w:t>12</w:t>
+      </w:r>
+      <w:r>
+        <w:rPr>
+          <w:rFonts w:ascii="Times New Roman" w:hAnsi="Times New Roman" w:cs="Times New Roman"/>
+          <w:sz w:val="24"/>
+          <w:szCs w:val="24"/>
+        </w:rPr>
+        <w:fldChar w:fldCharType="end"/>
+      </w:r>
+      <w:r>
+        <w:rPr>
+          <w:rFonts w:ascii="Times New Roman" w:hAnsi="Times New Roman" w:cs="Times New Roman"/>
+          <w:sz w:val="24"/>
+          <w:szCs w:val="24"/>
+        </w:rPr>
+        <w:t xml:space="preserve">: </w:t>
+      </w:r>
+      <w:proofErr w:type="spellStart"/>
+      <w:r>
+        <w:rPr>
+          <w:rFonts w:ascii="Times New Roman" w:hAnsi="Times New Roman" w:cs="Times New Roman"/>
+          <w:sz w:val="24"/>
+          <w:szCs w:val="24"/>
+        </w:rPr>
+        <w:t>UpdateHUD</w:t>
+      </w:r>
+      <w:proofErr w:type="spellEnd"/>
+      <w:r>
+        <w:rPr>
+          <w:rFonts w:ascii="Times New Roman" w:hAnsi="Times New Roman" w:cs="Times New Roman"/>
+          <w:sz w:val="24"/>
+          <w:szCs w:val="24"/>
+        </w:rPr>
+        <w:t xml:space="preserve">() - </w:t>
+      </w:r>
+      <w:proofErr w:type="spellStart"/>
+      <w:r>
+        <w:rPr>
+          <w:rFonts w:ascii="Times New Roman" w:hAnsi="Times New Roman" w:cs="Times New Roman"/>
+          <w:sz w:val="24"/>
+          <w:szCs w:val="24"/>
+        </w:rPr>
+        <w:t>DataManager</w:t>
+      </w:r>
+      <w:proofErr w:type="spellEnd"/>
+      <w:r>
+        <w:rPr>
+          <w:rFonts w:ascii="Times New Roman" w:hAnsi="Times New Roman" w:cs="Times New Roman"/>
+          <w:sz w:val="24"/>
+          <w:szCs w:val="24"/>
+        </w:rPr>
+        <w:t xml:space="preserve"> (as described above)</w:t>
+      </w:r>
+    </w:p>
+    <w:p>
+      <w:pPr>
+        <w:spacing w:line="360" w:lineRule="auto"/>
+        <w:rPr>
+          <w:rFonts w:ascii="Times New Roman" w:hAnsi="Times New Roman" w:cs="Times New Roman"/>
+        </w:rPr>
+      </w:pPr>
+      <w:r>
+        <w:rPr>
+          <w:rFonts w:ascii="Times New Roman" w:hAnsi="Times New Roman" w:cs="Times New Roman"/>
+        </w:rPr>
+        <w:t xml:space="preserve">Once running, the code produces something that looks like the image depicted below, where data is presented to users every frame, and every time the </w:t>
+      </w:r>
+      <w:proofErr w:type="spellStart"/>
+      <w:r>
+        <w:rPr>
+          <w:rFonts w:ascii="Times New Roman" w:hAnsi="Times New Roman" w:cs="Times New Roman"/>
+        </w:rPr>
+        <w:t>bluetooth</w:t>
+      </w:r>
+      <w:proofErr w:type="spellEnd"/>
+      <w:r>
+        <w:rPr>
+          <w:rFonts w:ascii="Times New Roman" w:hAnsi="Times New Roman" w:cs="Times New Roman"/>
+        </w:rPr>
+        <w:t xml:space="preserve"> receiver gets new data to be processed, it is presented to the user on the very frame that happens. </w:t>
+      </w:r>
+    </w:p>
+    <w:p>
+      <w:pPr>
+        <w:keepNext/>
+        <w:spacing w:line="360" w:lineRule="auto"/>
+        <w:jc w:val="center"/>
+        <w:rPr>
+          <w:rFonts w:ascii="Times New Roman" w:hAnsi="Times New Roman" w:cs="Times New Roman"/>
+        </w:rPr>
+      </w:pPr>
+      <w:r>
+        <w:rPr>
+          <w:rFonts w:ascii="Times New Roman" w:hAnsi="Times New Roman" w:cs="Times New Roman"/>
+          <w:noProof/>
+        </w:rPr>
+        <w:drawing>
+          <wp:inline distT="0" distB="0" distL="0" distR="0" wp14:anchorId="0317D1CE" wp14:editId="286C7244">
+            <wp:extent cx="4017010" cy="2917295"/>
+            <wp:effectExtent l="0" t="0" r="2540" b="0"/>
+            <wp:docPr id="1554821772" name="Picture 1" descr="A screen shot of a computer&#10;&#10;AI-generated content may be incorrect."/>
+            <wp:cNvGraphicFramePr>
+              <a:graphicFrameLocks xmlns:a="http://schemas.openxmlformats.org/drawingml/2006/main" noChangeAspect="1"/>
+            </wp:cNvGraphicFramePr>
+            <a:graphic xmlns:a="http://schemas.openxmlformats.org/drawingml/2006/main">
+              <a:graphicData uri="http://schemas.openxmlformats.org/drawingml/2006/picture">
+                <pic:pic xmlns:pic="http://schemas.openxmlformats.org/drawingml/2006/picture">
+                  <pic:nvPicPr>
+                    <pic:cNvPr id="1554821772" name="Picture 1" descr="A screen shot of a computer&#10;&#10;AI-generated content may be incorrect."/>
+                    <pic:cNvPicPr/>
+                  </pic:nvPicPr>
+                  <pic:blipFill>
+                    <a:blip r:embed="rId31"/>
+                    <a:stretch>
+                      <a:fillRect/>
+                    </a:stretch>
+                  </pic:blipFill>
+                  <pic:spPr>
+                    <a:xfrm>
+                      <a:off x="0" y="0"/>
+                      <a:ext cx="4025586" cy="2923523"/>
+                    </a:xfrm>
+                    <a:prstGeom prst="rect">
+                      <a:avLst/>
+                    </a:prstGeom>
+                  </pic:spPr>
+                </pic:pic>
+              </a:graphicData>
+            </a:graphic>
+          </wp:inline>
+        </w:drawing>
+      </w:r>
+    </w:p>
+    <w:p>
+      <w:pPr>
+        <w:pStyle w:val="Caption"/>
+        <w:spacing w:line="360" w:lineRule="auto"/>
+        <w:jc w:val="center"/>
+        <w:rPr>
+          <w:rFonts w:ascii="Times New Roman" w:hAnsi="Times New Roman" w:cs="Times New Roman"/>
+          <w:sz w:val="24"/>
+          <w:szCs w:val="24"/>
+        </w:rPr>
+      </w:pPr>
+      <w:r>
+        <w:rPr>
+          <w:rFonts w:ascii="Times New Roman" w:hAnsi="Times New Roman" w:cs="Times New Roman"/>
+          <w:sz w:val="24"/>
+          <w:szCs w:val="24"/>
+        </w:rPr>
+        <w:t xml:space="preserve">Figure </w:t>
+      </w:r>
+      <w:r>
+        <w:rPr>
+          <w:rFonts w:ascii="Times New Roman" w:hAnsi="Times New Roman" w:cs="Times New Roman"/>
+          <w:sz w:val="24"/>
+          <w:szCs w:val="24"/>
+        </w:rPr>
+        <w:fldChar w:fldCharType="begin"/>
+      </w:r>
+      <w:r>
+        <w:rPr>
+          <w:rFonts w:ascii="Times New Roman" w:hAnsi="Times New Roman" w:cs="Times New Roman"/>
+          <w:sz w:val="24"/>
+          <w:szCs w:val="24"/>
+        </w:rPr>
+        <w:instrText xml:space="preserve"> SEQ Figure \* ARABIC </w:instrText>
+      </w:r>
+      <w:r>
+        <w:rPr>
+          <w:rFonts w:ascii="Times New Roman" w:hAnsi="Times New Roman" w:cs="Times New Roman"/>
+          <w:sz w:val="24"/>
+          <w:szCs w:val="24"/>
+        </w:rPr>
+        <w:fldChar w:fldCharType="separate"/>
+      </w:r>
+      <w:r>
+        <w:rPr>
+          <w:rFonts w:ascii="Times New Roman" w:hAnsi="Times New Roman" w:cs="Times New Roman"/>
+          <w:noProof/>
+          <w:sz w:val="24"/>
+          <w:szCs w:val="24"/>
+        </w:rPr>
+        <w:t>13</w:t>
+      </w:r>
+      <w:r>
+        <w:rPr>
+          <w:rFonts w:ascii="Times New Roman" w:hAnsi="Times New Roman" w:cs="Times New Roman"/>
+          <w:sz w:val="24"/>
+          <w:szCs w:val="24"/>
+        </w:rPr>
+        <w:fldChar w:fldCharType="end"/>
+      </w:r>
+      <w:r>
+        <w:rPr>
+          <w:rFonts w:ascii="Times New Roman" w:hAnsi="Times New Roman" w:cs="Times New Roman"/>
+          <w:sz w:val="24"/>
+          <w:szCs w:val="24"/>
+        </w:rPr>
+        <w:t>: Final HUD Prototype</w:t>
+      </w:r>
+    </w:p>
+    <w:p>
+      <w:pPr>
+        <w:pStyle w:val="CustomSubSubheading"/>
+        <w:spacing w:line="360" w:lineRule="auto"/>
+      </w:pPr>
+      <w:r>
+        <w:t>Singleton Managers</w:t>
+      </w:r>
+    </w:p>
+    <w:p>
+      <w:pPr>
+        <w:pStyle w:val="CustomSubSubheading"/>
+        <w:numPr>
+          <w:ilvl w:val="3"/>
+          <w:numId w:val="2"/>
+        </w:numPr>
+        <w:spacing w:line="360" w:lineRule="auto"/>
+      </w:pPr>
+      <w:r>
+        <w:t>Data Manager</w:t>
+      </w:r>
+    </w:p>
+    <w:p>
+      <w:pPr>
+        <w:pStyle w:val="CustomHeading"/>
+        <w:numPr>
+          <w:ilvl w:val="0"/>
+          <w:numId w:val="0"/>
+        </w:numPr>
+        <w:ind w:left="420" w:hanging="420"/>
+      </w:pPr>
+      <w:r>
+        <w:t xml:space="preserve">The </w:t>
+      </w:r>
+      <w:proofErr w:type="spellStart"/>
+      <w:r>
+        <w:t>DataManager</w:t>
+      </w:r>
+      <w:proofErr w:type="spellEnd"/>
+      <w:r>
+        <w:t xml:space="preserve"> class in this project is a comprehensive system for managing the cycling performance of the user.</w:t>
+      </w:r>
+    </w:p>
+    <w:p>
+      <w:pPr>
+        <w:pStyle w:val="CustomHeading"/>
+        <w:numPr>
+          <w:ilvl w:val="4"/>
+          <w:numId w:val="2"/>
+        </w:numPr>
+        <w:spacing w:line="360" w:lineRule="auto"/>
+      </w:pPr>
+      <w:r>
+        <w:lastRenderedPageBreak/>
+        <w:t>Core Management Functions</w:t>
+      </w:r>
+    </w:p>
+    <w:p>
+      <w:pPr>
+        <w:pStyle w:val="CustomHeading"/>
+        <w:numPr>
+          <w:ilvl w:val="0"/>
+          <w:numId w:val="0"/>
+        </w:numPr>
+        <w:ind w:left="420" w:hanging="420"/>
+      </w:pPr>
+      <w:r>
+        <w:t xml:space="preserve">The </w:t>
+      </w:r>
+      <w:proofErr w:type="spellStart"/>
+      <w:r>
+        <w:t>DataManager</w:t>
+      </w:r>
+      <w:proofErr w:type="spellEnd"/>
+      <w:r>
+        <w:t xml:space="preserve"> uses a singleton pattern implementation to ensure that only one </w:t>
+      </w:r>
+      <w:proofErr w:type="spellStart"/>
+      <w:r>
+        <w:t>DataManager</w:t>
+      </w:r>
+      <w:proofErr w:type="spellEnd"/>
+      <w:r>
+        <w:t xml:space="preserve"> exists and sets itself to </w:t>
+      </w:r>
+      <w:proofErr w:type="spellStart"/>
+      <w:r>
+        <w:t>DontDestroyOnLoad</w:t>
+      </w:r>
+      <w:proofErr w:type="spellEnd"/>
+      <w:r>
+        <w:t xml:space="preserve">() to ensure it persists throughout different scenes. </w:t>
+      </w:r>
+    </w:p>
+    <w:p>
+      <w:pPr>
+        <w:pStyle w:val="CustomHeading"/>
+        <w:numPr>
+          <w:ilvl w:val="0"/>
+          <w:numId w:val="0"/>
+        </w:numPr>
+        <w:ind w:left="420" w:hanging="420"/>
+      </w:pPr>
+      <w:r>
+        <w:t xml:space="preserve">It is responsible for file system management where it creates and manages a directory structure for performance logging. It handles file creation, writing, and parsing data for analysis. It uses a </w:t>
+      </w:r>
+      <w:proofErr w:type="spellStart"/>
+      <w:r>
+        <w:t>StreamWriter</w:t>
+      </w:r>
+      <w:proofErr w:type="spellEnd"/>
+      <w:r>
+        <w:t xml:space="preserve"> for datalogging into a CSV and exports said CSV after a session.</w:t>
+      </w:r>
+    </w:p>
+    <w:p>
+      <w:pPr>
+        <w:pStyle w:val="CustomHeading"/>
+        <w:numPr>
+          <w:ilvl w:val="0"/>
+          <w:numId w:val="0"/>
+        </w:numPr>
+        <w:ind w:left="420" w:hanging="420"/>
+      </w:pPr>
+      <w:r>
+        <w:t xml:space="preserve">It monitors power output to automatically start and stop logging data when the user starts and stops pedalling. This is done by coroutines for background data monitoring, the coroutines </w:t>
+      </w:r>
+      <w:proofErr w:type="spellStart"/>
+      <w:r>
+        <w:t>ListenForPowerOutputStart</w:t>
+      </w:r>
+      <w:proofErr w:type="spellEnd"/>
+      <w:r>
+        <w:t xml:space="preserve">(), and </w:t>
+      </w:r>
+      <w:proofErr w:type="spellStart"/>
+      <w:r>
+        <w:t>ListenForPowerOutputEnd</w:t>
+      </w:r>
+      <w:proofErr w:type="spellEnd"/>
+      <w:r>
+        <w:t xml:space="preserve">() track active and inactive periods to automatically start and stop sessions based on the users input via the bike. </w:t>
+      </w:r>
+    </w:p>
+    <w:p>
+      <w:pPr>
+        <w:pStyle w:val="CustomHeading"/>
+        <w:numPr>
+          <w:ilvl w:val="4"/>
+          <w:numId w:val="2"/>
+        </w:numPr>
+        <w:spacing w:line="360" w:lineRule="auto"/>
+      </w:pPr>
+      <w:r>
+        <w:t>Data Collection</w:t>
+      </w:r>
+    </w:p>
+    <w:p>
+      <w:pPr>
+        <w:pStyle w:val="CustomHeading"/>
+        <w:numPr>
+          <w:ilvl w:val="0"/>
+          <w:numId w:val="0"/>
+        </w:numPr>
+        <w:ind w:left="420" w:hanging="420"/>
+      </w:pPr>
+      <w:r>
+        <w:t xml:space="preserve">The </w:t>
+      </w:r>
+      <w:proofErr w:type="spellStart"/>
+      <w:r>
+        <w:t>DataManager</w:t>
+      </w:r>
+      <w:proofErr w:type="spellEnd"/>
+      <w:r>
+        <w:t xml:space="preserve"> records real-time cycling metrics (Power (Watts), Cadence (RPM), Speed (MPH), Heart rate (BPM), Session Duration (Seconds)). It uses physics-based calculations to calculate the speed the bicycle is moving based on power output using physics formula</w:t>
+      </w:r>
+      <w:r>
+        <w:t xml:space="preserve">s that account for drag coefficient, frontal area, rolling resistance factors, and cyclist and bike mass. As well as integrates external data from the two Bluetooth sources using the </w:t>
+      </w:r>
+      <w:proofErr w:type="spellStart"/>
+      <w:r>
+        <w:t>ProcessDataFromPython</w:t>
+      </w:r>
+      <w:proofErr w:type="spellEnd"/>
+      <w:r>
+        <w:t xml:space="preserve">(), and </w:t>
+      </w:r>
+      <w:proofErr w:type="spellStart"/>
+      <w:r>
+        <w:t>ProcessHRData</w:t>
+      </w:r>
+      <w:proofErr w:type="spellEnd"/>
+      <w:r>
+        <w:t xml:space="preserve">() methods and uses the </w:t>
+      </w:r>
+      <w:proofErr w:type="spellStart"/>
+      <w:r>
+        <w:t>ExtractNumbers</w:t>
+      </w:r>
+      <w:proofErr w:type="spellEnd"/>
+      <w:r>
+        <w:t>() method to use regular expressions to parse numerical data from the strings.</w:t>
+      </w:r>
+    </w:p>
+    <w:p>
+      <w:pPr>
+        <w:pStyle w:val="CustomHeading"/>
+        <w:numPr>
+          <w:ilvl w:val="4"/>
+          <w:numId w:val="2"/>
+        </w:numPr>
+        <w:spacing w:line="360" w:lineRule="auto"/>
+      </w:pPr>
+      <w:r>
+        <w:t>Analytics and Performance Assessment</w:t>
+      </w:r>
+    </w:p>
+    <w:p>
+      <w:pPr>
+        <w:pStyle w:val="CustomHeading"/>
+        <w:numPr>
+          <w:ilvl w:val="0"/>
+          <w:numId w:val="0"/>
+        </w:numPr>
+        <w:ind w:left="420" w:hanging="420"/>
+      </w:pPr>
+      <w:r>
+        <w:t xml:space="preserve">The </w:t>
+      </w:r>
+      <w:proofErr w:type="spellStart"/>
+      <w:r>
+        <w:t>DataManager</w:t>
+      </w:r>
+      <w:proofErr w:type="spellEnd"/>
+      <w:r>
+        <w:t xml:space="preserve"> calculates performance metrics after the user completes their workout. This is done in the </w:t>
+      </w:r>
+      <w:proofErr w:type="spellStart"/>
+      <w:r>
+        <w:t>CalculateFileFooter</w:t>
+      </w:r>
+      <w:proofErr w:type="spellEnd"/>
+      <w:r>
+        <w:t xml:space="preserve">() method which takes the spreadsheet and reads the data from it. It produces metrics such as Functional Threshold Power (FTP) estimation, Heart Rate Recovery (HRR) analysis, Efficiency Factor (EF) calculation, Peak Power Output (PPO), and Total Work Done. </w:t>
+      </w:r>
+    </w:p>
+    <w:p>
+      <w:pPr>
+        <w:pStyle w:val="CustomHeading"/>
+        <w:numPr>
+          <w:ilvl w:val="0"/>
+          <w:numId w:val="0"/>
+        </w:numPr>
+        <w:ind w:left="420" w:hanging="420"/>
+      </w:pPr>
+      <w:r>
+        <w:t>It performs a statistical analysis tracking rolling averages like last minute power, as well as calculates session average for all metrics, determines maximum values for performance indicators, and computes power-to-weight ratio when participant weight is available.</w:t>
+      </w:r>
+    </w:p>
+    <w:p>
+      <w:pPr>
+        <w:pStyle w:val="CustomHeading"/>
+        <w:numPr>
+          <w:ilvl w:val="0"/>
+          <w:numId w:val="0"/>
+        </w:numPr>
+        <w:ind w:left="420" w:hanging="420"/>
+      </w:pPr>
+      <w:r>
+        <w:t>It is also</w:t>
+      </w:r>
+      <w:r>
+        <w:t xml:space="preserve"> responsible for </w:t>
+      </w:r>
+      <w:r>
+        <w:t xml:space="preserve">historical data processing, it creates performance profiles from historical data using helper functions that extract specific metrics from the CSV files, as well as processes multiple data sets for averages. </w:t>
+      </w:r>
+    </w:p>
+    <w:p>
+      <w:pPr>
+        <w:pStyle w:val="CustomHeading"/>
+        <w:numPr>
+          <w:ilvl w:val="4"/>
+          <w:numId w:val="2"/>
+        </w:numPr>
+        <w:spacing w:line="360" w:lineRule="auto"/>
+      </w:pPr>
+      <w:r>
+        <w:t>User Interface and Feedback</w:t>
+      </w:r>
+    </w:p>
+    <w:p>
+      <w:pPr>
+        <w:pStyle w:val="CustomHeading"/>
+        <w:numPr>
+          <w:ilvl w:val="0"/>
+          <w:numId w:val="0"/>
+        </w:numPr>
+        <w:ind w:left="420" w:hanging="420"/>
+      </w:pPr>
+      <w:r>
+        <w:t xml:space="preserve">Heads-Up Display (HUD) integration is controlled through the </w:t>
+      </w:r>
+      <w:proofErr w:type="spellStart"/>
+      <w:r>
+        <w:t>UpdateHUD</w:t>
+      </w:r>
+      <w:proofErr w:type="spellEnd"/>
+      <w:r>
+        <w:t xml:space="preserve">() method </w:t>
+      </w:r>
+      <w:r>
+        <w:t>that updates real-time performance data on screen, displays session status information shows participant and scenario information, and presents pop-up messages for system status.</w:t>
+      </w:r>
+    </w:p>
+    <w:p>
+      <w:pPr>
+        <w:pStyle w:val="CustomHeading"/>
+        <w:numPr>
+          <w:ilvl w:val="0"/>
+          <w:numId w:val="0"/>
+        </w:numPr>
+        <w:ind w:left="420" w:hanging="420"/>
+      </w:pPr>
+      <w:r>
+        <w:t>It handles participant ID input via Unity UI features, as well as listens for the input to manage environment activation</w:t>
+      </w:r>
+    </w:p>
+    <w:p>
+      <w:pPr>
+        <w:pStyle w:val="CustomHeading"/>
+        <w:numPr>
+          <w:ilvl w:val="4"/>
+          <w:numId w:val="2"/>
+        </w:numPr>
+        <w:spacing w:line="360" w:lineRule="auto"/>
+      </w:pPr>
+      <w:r>
+        <w:t>Data Visualisation</w:t>
+      </w:r>
+    </w:p>
+    <w:p>
+      <w:pPr>
+        <w:pStyle w:val="CustomHeading"/>
+        <w:numPr>
+          <w:ilvl w:val="4"/>
+          <w:numId w:val="2"/>
+        </w:numPr>
+        <w:spacing w:line="360" w:lineRule="auto"/>
+      </w:pPr>
+      <w:r>
+        <w:t>Study Management</w:t>
+      </w:r>
+    </w:p>
+    <w:p>
+      <w:pPr>
+        <w:pStyle w:val="CustomSubSubheading"/>
+        <w:numPr>
+          <w:ilvl w:val="3"/>
+          <w:numId w:val="2"/>
+        </w:numPr>
+        <w:spacing w:line="360" w:lineRule="auto"/>
+      </w:pPr>
+      <w:r>
+        <w:lastRenderedPageBreak/>
+        <w:t>Session Manager</w:t>
+      </w:r>
+    </w:p>
+    <w:p>
+      <w:pPr>
+        <w:pStyle w:val="CustomSubSubheading"/>
+        <w:spacing w:line="360" w:lineRule="auto"/>
       </w:pPr>
       <w:r>
         <w:t>Bicycle Logic (Player and AI)</w:t>
@@ -3334,6 +6377,7 @@
     <w:p>
       <w:pPr>
         <w:pStyle w:val="CustomSubSubheading"/>
+        <w:spacing w:line="360" w:lineRule="auto"/>
       </w:pPr>
       <w:r>
         <w:t>Scenario Logic</w:t>
@@ -3342,6 +6386,7 @@
     <w:p>
       <w:pPr>
         <w:pStyle w:val="CustomSubSubheading"/>
+        <w:spacing w:line="360" w:lineRule="auto"/>
       </w:pPr>
       <w:r>
         <w:t>Bluetooth Connectivity</w:t>
@@ -3349,7 +6394,1754 @@
     </w:p>
     <w:p>
       <w:pPr>
+        <w:pStyle w:val="CustomHeading"/>
+        <w:numPr>
+          <w:ilvl w:val="0"/>
+          <w:numId w:val="0"/>
+        </w:numPr>
+        <w:spacing w:line="360" w:lineRule="auto"/>
+        <w:ind w:left="420" w:hanging="420"/>
+      </w:pPr>
+      <w:r>
+        <w:t xml:space="preserve">Bluetooth was by far the most tedious part of the project as it went through the most iterations of all the components in the project. Initially, Bluetooth was managed by an FTMS indoor bike script which was present in the Unity scene and utilised the standard BLE library for windows through BleWinrtDLL.dll in the project, this solution was quick and easy to set up with really only the device UUID’s and main execution sequence to </w:t>
+      </w:r>
+      <w:r>
+        <w:t xml:space="preserve">customise to the specific use case for this project. This worked great for receiving the bike data and receiving the heartrate data once all the correct values were plugged in. However, it did not work so great when you try to do them both asynchronously. The methods implemented in the </w:t>
+      </w:r>
+      <w:proofErr w:type="spellStart"/>
+      <w:r>
+        <w:t>BleApi</w:t>
+      </w:r>
+      <w:proofErr w:type="spellEnd"/>
+      <w:r>
+        <w:t xml:space="preserve"> have a parameter that can be passed through which enables or disables a block to prevent other devices from using the BLE service, </w:t>
+      </w:r>
+      <w:r>
+        <w:t xml:space="preserve">despite these parameters being set to false they still would not both run at the same time. To try to combat this two separate scripts were </w:t>
+      </w:r>
+      <w:r>
+        <w:t>written</w:t>
+      </w:r>
+      <w:r>
+        <w:t xml:space="preserve"> for bike and heart rate data and placed on separate objects in the Unity scene, this did not solve the problem. The next attempt was to utilise threading to prevent the BLE processes from interfering with one another, however this also did not work.</w:t>
+      </w:r>
+    </w:p>
+    <w:p>
+      <w:pPr>
+        <w:pStyle w:val="CustomHeading"/>
+        <w:numPr>
+          <w:ilvl w:val="0"/>
+          <w:numId w:val="0"/>
+        </w:numPr>
+        <w:spacing w:line="360" w:lineRule="auto"/>
+        <w:ind w:left="420" w:hanging="420"/>
+      </w:pPr>
+      <w:r>
+        <w:t xml:space="preserve">In the end the solution in the final prototype uses two separate Bluetooth libraries on two separate programs and two separate receival mechanisms. The heartrate data is received via the </w:t>
+      </w:r>
+      <w:proofErr w:type="spellStart"/>
+      <w:r>
+        <w:t>BleApi</w:t>
+      </w:r>
+      <w:proofErr w:type="spellEnd"/>
+      <w:r>
+        <w:t xml:space="preserve"> in the BleWinrtDLL.dll file</w:t>
+      </w:r>
+      <w:r>
+        <w:t xml:space="preserve">, and the exercise bike data is received by a separate python script which then passes the received data into Unity via </w:t>
+      </w:r>
+      <w:proofErr w:type="spellStart"/>
+      <w:r>
+        <w:t>websockets</w:t>
+      </w:r>
+      <w:proofErr w:type="spellEnd"/>
+      <w:r>
+        <w:t xml:space="preserve">. </w:t>
+      </w:r>
+      <w:r>
+        <w:t xml:space="preserve">The data is then passed to the </w:t>
+      </w:r>
+      <w:proofErr w:type="spellStart"/>
+      <w:r>
+        <w:t>DataManager</w:t>
+      </w:r>
+      <w:proofErr w:type="spellEnd"/>
+      <w:r>
+        <w:t xml:space="preserve"> for cleaning and processing. </w:t>
+      </w:r>
+      <w:r>
+        <w:t>This solution was not ideal as it was desired that the Bluetooth functionality remained entirely within the unity project to prevent unnecessary complexity, but due to tim</w:t>
+      </w:r>
+      <w:r>
+        <w:t>e</w:t>
+      </w:r>
+      <w:r>
+        <w:t xml:space="preserve"> </w:t>
+      </w:r>
+      <w:r>
+        <w:t>constraints</w:t>
+      </w:r>
+      <w:r>
+        <w:t xml:space="preserve"> this was the solution that was stuck to.</w:t>
+      </w:r>
+    </w:p>
+    <w:p>
+      <w:pPr>
+        <w:pStyle w:val="CustomHeading"/>
+        <w:keepNext/>
+        <w:numPr>
+          <w:ilvl w:val="0"/>
+          <w:numId w:val="0"/>
+        </w:numPr>
+        <w:spacing w:line="360" w:lineRule="auto"/>
+        <w:ind w:left="420" w:hanging="420"/>
+        <w:jc w:val="center"/>
+      </w:pPr>
+      <w:r>
+        <w:rPr>
+          <w:noProof/>
+        </w:rPr>
+        <w:lastRenderedPageBreak/>
+        <w:drawing>
+          <wp:inline distT="0" distB="0" distL="0" distR="0" wp14:anchorId="108B343B" wp14:editId="63255614">
+            <wp:extent cx="3143689" cy="3134162"/>
+            <wp:effectExtent l="0" t="0" r="0" b="0"/>
+            <wp:docPr id="1830232556" name="Picture 1" descr="A diagram of a bluetooth connectivity diagram&#10;&#10;AI-generated content may be incorrect."/>
+            <wp:cNvGraphicFramePr>
+              <a:graphicFrameLocks xmlns:a="http://schemas.openxmlformats.org/drawingml/2006/main" noChangeAspect="1"/>
+            </wp:cNvGraphicFramePr>
+            <a:graphic xmlns:a="http://schemas.openxmlformats.org/drawingml/2006/main">
+              <a:graphicData uri="http://schemas.openxmlformats.org/drawingml/2006/picture">
+                <pic:pic xmlns:pic="http://schemas.openxmlformats.org/drawingml/2006/picture">
+                  <pic:nvPicPr>
+                    <pic:cNvPr id="1830232556" name="Picture 1" descr="A diagram of a bluetooth connectivity diagram&#10;&#10;AI-generated content may be incorrect."/>
+                    <pic:cNvPicPr/>
+                  </pic:nvPicPr>
+                  <pic:blipFill>
+                    <a:blip r:embed="rId32"/>
+                    <a:stretch>
+                      <a:fillRect/>
+                    </a:stretch>
+                  </pic:blipFill>
+                  <pic:spPr>
+                    <a:xfrm>
+                      <a:off x="0" y="0"/>
+                      <a:ext cx="3143689" cy="3134162"/>
+                    </a:xfrm>
+                    <a:prstGeom prst="rect">
+                      <a:avLst/>
+                    </a:prstGeom>
+                  </pic:spPr>
+                </pic:pic>
+              </a:graphicData>
+            </a:graphic>
+          </wp:inline>
+        </w:drawing>
+      </w:r>
+    </w:p>
+    <w:p>
+      <w:pPr>
+        <w:pStyle w:val="Caption"/>
+        <w:spacing w:line="360" w:lineRule="auto"/>
+        <w:jc w:val="center"/>
+        <w:rPr>
+          <w:rFonts w:ascii="Times New Roman" w:hAnsi="Times New Roman" w:cs="Times New Roman"/>
+          <w:sz w:val="24"/>
+          <w:szCs w:val="24"/>
+        </w:rPr>
+      </w:pPr>
+      <w:r>
+        <w:rPr>
+          <w:rFonts w:ascii="Times New Roman" w:hAnsi="Times New Roman" w:cs="Times New Roman"/>
+          <w:sz w:val="24"/>
+          <w:szCs w:val="24"/>
+        </w:rPr>
+        <w:t xml:space="preserve">Figure </w:t>
+      </w:r>
+      <w:r>
+        <w:rPr>
+          <w:rFonts w:ascii="Times New Roman" w:hAnsi="Times New Roman" w:cs="Times New Roman"/>
+          <w:sz w:val="24"/>
+          <w:szCs w:val="24"/>
+        </w:rPr>
+        <w:fldChar w:fldCharType="begin"/>
+      </w:r>
+      <w:r>
+        <w:rPr>
+          <w:rFonts w:ascii="Times New Roman" w:hAnsi="Times New Roman" w:cs="Times New Roman"/>
+          <w:sz w:val="24"/>
+          <w:szCs w:val="24"/>
+        </w:rPr>
+        <w:instrText xml:space="preserve"> SEQ Figure \* ARABIC </w:instrText>
+      </w:r>
+      <w:r>
+        <w:rPr>
+          <w:rFonts w:ascii="Times New Roman" w:hAnsi="Times New Roman" w:cs="Times New Roman"/>
+          <w:sz w:val="24"/>
+          <w:szCs w:val="24"/>
+        </w:rPr>
+        <w:fldChar w:fldCharType="separate"/>
+      </w:r>
+      <w:r>
+        <w:rPr>
+          <w:rFonts w:ascii="Times New Roman" w:hAnsi="Times New Roman" w:cs="Times New Roman"/>
+          <w:noProof/>
+          <w:sz w:val="24"/>
+          <w:szCs w:val="24"/>
+        </w:rPr>
+        <w:t>14</w:t>
+      </w:r>
+      <w:r>
+        <w:rPr>
+          <w:rFonts w:ascii="Times New Roman" w:hAnsi="Times New Roman" w:cs="Times New Roman"/>
+          <w:sz w:val="24"/>
+          <w:szCs w:val="24"/>
+        </w:rPr>
+        <w:fldChar w:fldCharType="end"/>
+      </w:r>
+      <w:r>
+        <w:rPr>
+          <w:rFonts w:ascii="Times New Roman" w:hAnsi="Times New Roman" w:cs="Times New Roman"/>
+          <w:sz w:val="24"/>
+          <w:szCs w:val="24"/>
+        </w:rPr>
+        <w:t>: Bluetooth Connectivity Diagram</w:t>
+      </w:r>
+    </w:p>
+    <w:p>
+      <w:pPr>
+        <w:pStyle w:val="ListParagraph"/>
+        <w:numPr>
+          <w:ilvl w:val="3"/>
+          <w:numId w:val="2"/>
+        </w:numPr>
+        <w:spacing w:line="360" w:lineRule="auto"/>
+        <w:rPr>
+          <w:rFonts w:ascii="Times New Roman" w:hAnsi="Times New Roman" w:cs="Times New Roman"/>
+        </w:rPr>
+      </w:pPr>
+      <w:r>
+        <w:rPr>
+          <w:rFonts w:ascii="Times New Roman" w:hAnsi="Times New Roman" w:cs="Times New Roman"/>
+        </w:rPr>
+        <w:t>Exercise Bike Connectivity</w:t>
+      </w:r>
+    </w:p>
+    <w:p>
+      <w:pPr>
+        <w:keepNext/>
+        <w:spacing w:line="360" w:lineRule="auto"/>
+        <w:jc w:val="center"/>
+        <w:rPr>
+          <w:rFonts w:ascii="Times New Roman" w:hAnsi="Times New Roman" w:cs="Times New Roman"/>
+        </w:rPr>
+      </w:pPr>
+      <w:r>
+        <w:rPr>
+          <w:rFonts w:ascii="Times New Roman" w:hAnsi="Times New Roman" w:cs="Times New Roman"/>
+          <w:noProof/>
+        </w:rPr>
+        <w:drawing>
+          <wp:inline distT="0" distB="0" distL="0" distR="0" wp14:anchorId="3EC1B72D" wp14:editId="4317CC8A">
+            <wp:extent cx="5731510" cy="2650490"/>
+            <wp:effectExtent l="0" t="0" r="2540" b="0"/>
+            <wp:docPr id="1374817774" name="Picture 1" descr="A screen shot of a computer program&#10;&#10;AI-generated content may be incorrect."/>
+            <wp:cNvGraphicFramePr>
+              <a:graphicFrameLocks xmlns:a="http://schemas.openxmlformats.org/drawingml/2006/main" noChangeAspect="1"/>
+            </wp:cNvGraphicFramePr>
+            <a:graphic xmlns:a="http://schemas.openxmlformats.org/drawingml/2006/main">
+              <a:graphicData uri="http://schemas.openxmlformats.org/drawingml/2006/picture">
+                <pic:pic xmlns:pic="http://schemas.openxmlformats.org/drawingml/2006/picture">
+                  <pic:nvPicPr>
+                    <pic:cNvPr id="1374817774" name="Picture 1" descr="A screen shot of a computer program&#10;&#10;AI-generated content may be incorrect."/>
+                    <pic:cNvPicPr/>
+                  </pic:nvPicPr>
+                  <pic:blipFill>
+                    <a:blip r:embed="rId33"/>
+                    <a:stretch>
+                      <a:fillRect/>
+                    </a:stretch>
+                  </pic:blipFill>
+                  <pic:spPr>
+                    <a:xfrm>
+                      <a:off x="0" y="0"/>
+                      <a:ext cx="5731510" cy="2650490"/>
+                    </a:xfrm>
+                    <a:prstGeom prst="rect">
+                      <a:avLst/>
+                    </a:prstGeom>
+                  </pic:spPr>
+                </pic:pic>
+              </a:graphicData>
+            </a:graphic>
+          </wp:inline>
+        </w:drawing>
+      </w:r>
+    </w:p>
+    <w:p>
+      <w:pPr>
+        <w:pStyle w:val="Caption"/>
+        <w:spacing w:line="360" w:lineRule="auto"/>
+        <w:jc w:val="center"/>
+        <w:rPr>
+          <w:rFonts w:ascii="Times New Roman" w:hAnsi="Times New Roman" w:cs="Times New Roman"/>
+          <w:sz w:val="24"/>
+          <w:szCs w:val="24"/>
+        </w:rPr>
+      </w:pPr>
+      <w:r>
+        <w:rPr>
+          <w:rFonts w:ascii="Times New Roman" w:hAnsi="Times New Roman" w:cs="Times New Roman"/>
+          <w:sz w:val="24"/>
+          <w:szCs w:val="24"/>
+        </w:rPr>
+        <w:t xml:space="preserve">Figure </w:t>
+      </w:r>
+      <w:r>
+        <w:rPr>
+          <w:rFonts w:ascii="Times New Roman" w:hAnsi="Times New Roman" w:cs="Times New Roman"/>
+          <w:sz w:val="24"/>
+          <w:szCs w:val="24"/>
+        </w:rPr>
+        <w:fldChar w:fldCharType="begin"/>
+      </w:r>
+      <w:r>
+        <w:rPr>
+          <w:rFonts w:ascii="Times New Roman" w:hAnsi="Times New Roman" w:cs="Times New Roman"/>
+          <w:sz w:val="24"/>
+          <w:szCs w:val="24"/>
+        </w:rPr>
+        <w:instrText xml:space="preserve"> SEQ Figure \* ARABIC </w:instrText>
+      </w:r>
+      <w:r>
+        <w:rPr>
+          <w:rFonts w:ascii="Times New Roman" w:hAnsi="Times New Roman" w:cs="Times New Roman"/>
+          <w:sz w:val="24"/>
+          <w:szCs w:val="24"/>
+        </w:rPr>
+        <w:fldChar w:fldCharType="separate"/>
+      </w:r>
+      <w:r>
+        <w:rPr>
+          <w:rFonts w:ascii="Times New Roman" w:hAnsi="Times New Roman" w:cs="Times New Roman"/>
+          <w:noProof/>
+          <w:sz w:val="24"/>
+          <w:szCs w:val="24"/>
+        </w:rPr>
+        <w:t>15</w:t>
+      </w:r>
+      <w:r>
+        <w:rPr>
+          <w:rFonts w:ascii="Times New Roman" w:hAnsi="Times New Roman" w:cs="Times New Roman"/>
+          <w:sz w:val="24"/>
+          <w:szCs w:val="24"/>
+        </w:rPr>
+        <w:fldChar w:fldCharType="end"/>
+      </w:r>
+      <w:r>
+        <w:rPr>
+          <w:rFonts w:ascii="Times New Roman" w:hAnsi="Times New Roman" w:cs="Times New Roman"/>
+          <w:sz w:val="24"/>
+          <w:szCs w:val="24"/>
+        </w:rPr>
+        <w:t>: websocket.py main execution snippet</w:t>
+      </w:r>
+    </w:p>
+    <w:p>
+      <w:pPr>
+        <w:spacing w:line="360" w:lineRule="auto"/>
+        <w:rPr>
+          <w:rFonts w:ascii="Times New Roman" w:hAnsi="Times New Roman" w:cs="Times New Roman"/>
+        </w:rPr>
+      </w:pPr>
+      <w:r>
+        <w:rPr>
+          <w:rFonts w:ascii="Times New Roman" w:hAnsi="Times New Roman" w:cs="Times New Roman"/>
+        </w:rPr>
+        <w:t xml:space="preserve">Above is a snippet of the main execution within the websocket.py file. When the program runs you can see that an asynchronous loop is set on the main function to run continuously until a keyboard interrupt or closure of the terminal by the user. What this does is set up the </w:t>
+      </w:r>
+      <w:proofErr w:type="spellStart"/>
+      <w:r>
+        <w:rPr>
+          <w:rFonts w:ascii="Times New Roman" w:hAnsi="Times New Roman" w:cs="Times New Roman"/>
+        </w:rPr>
+        <w:t>websocket</w:t>
+      </w:r>
+      <w:proofErr w:type="spellEnd"/>
+      <w:r>
+        <w:rPr>
+          <w:rFonts w:ascii="Times New Roman" w:hAnsi="Times New Roman" w:cs="Times New Roman"/>
+        </w:rPr>
+        <w:t xml:space="preserve"> server and starts connecting to the exercise bike, making use of </w:t>
+      </w:r>
+      <w:proofErr w:type="spellStart"/>
+      <w:r>
+        <w:rPr>
+          <w:rFonts w:ascii="Times New Roman" w:hAnsi="Times New Roman" w:cs="Times New Roman"/>
+        </w:rPr>
+        <w:t>asynchio.gather</w:t>
+      </w:r>
+      <w:proofErr w:type="spellEnd"/>
+      <w:r>
+        <w:rPr>
+          <w:rFonts w:ascii="Times New Roman" w:hAnsi="Times New Roman" w:cs="Times New Roman"/>
+        </w:rPr>
+        <w:t xml:space="preserve">() to run them both concurrently. </w:t>
+      </w:r>
+    </w:p>
+    <w:p>
+      <w:pPr>
+        <w:spacing w:line="360" w:lineRule="auto"/>
+        <w:rPr>
+          <w:rFonts w:ascii="Times New Roman" w:hAnsi="Times New Roman" w:cs="Times New Roman"/>
+        </w:rPr>
+      </w:pPr>
+      <w:r>
+        <w:rPr>
+          <w:rFonts w:ascii="Times New Roman" w:hAnsi="Times New Roman" w:cs="Times New Roman"/>
+        </w:rPr>
+        <w:t>Remaining methods in the websocket.py script and their functionality:</w:t>
+      </w:r>
+    </w:p>
+    <w:p>
+      <w:pPr>
+        <w:pStyle w:val="ListParagraph"/>
+        <w:numPr>
+          <w:ilvl w:val="0"/>
+          <w:numId w:val="10"/>
+        </w:numPr>
+        <w:spacing w:line="360" w:lineRule="auto"/>
+        <w:rPr>
+          <w:rFonts w:ascii="Times New Roman" w:hAnsi="Times New Roman" w:cs="Times New Roman"/>
+        </w:rPr>
+      </w:pPr>
+      <w:proofErr w:type="spellStart"/>
+      <w:r>
+        <w:rPr>
+          <w:rFonts w:ascii="Times New Roman" w:hAnsi="Times New Roman" w:cs="Times New Roman"/>
+        </w:rPr>
+        <w:lastRenderedPageBreak/>
+        <w:t>Find_device</w:t>
+      </w:r>
+      <w:proofErr w:type="spellEnd"/>
+      <w:r>
+        <w:rPr>
+          <w:rFonts w:ascii="Times New Roman" w:hAnsi="Times New Roman" w:cs="Times New Roman"/>
+        </w:rPr>
+        <w:t>(</w:t>
+      </w:r>
+      <w:proofErr w:type="spellStart"/>
+      <w:r>
+        <w:rPr>
+          <w:rFonts w:ascii="Times New Roman" w:hAnsi="Times New Roman" w:cs="Times New Roman"/>
+        </w:rPr>
+        <w:t>device_name</w:t>
+      </w:r>
+      <w:proofErr w:type="spellEnd"/>
+      <w:r>
+        <w:rPr>
+          <w:rFonts w:ascii="Times New Roman" w:hAnsi="Times New Roman" w:cs="Times New Roman"/>
+        </w:rPr>
+        <w:t>)</w:t>
+      </w:r>
+    </w:p>
+    <w:p>
+      <w:pPr>
+        <w:spacing w:line="360" w:lineRule="auto"/>
+        <w:rPr>
+          <w:rFonts w:ascii="Times New Roman" w:hAnsi="Times New Roman" w:cs="Times New Roman"/>
+        </w:rPr>
+      </w:pPr>
+      <w:r>
+        <w:rPr>
+          <w:rFonts w:ascii="Times New Roman" w:hAnsi="Times New Roman" w:cs="Times New Roman"/>
+        </w:rPr>
+        <w:t xml:space="preserve">Is used to scan for nearby BLE devices and returns the address of the one that matches the given name hardcoded in the string at the top of the file. It is used </w:t>
+      </w:r>
+      <w:proofErr w:type="spellStart"/>
+      <w:r>
+        <w:rPr>
+          <w:rFonts w:ascii="Times New Roman" w:hAnsi="Times New Roman" w:cs="Times New Roman"/>
+        </w:rPr>
+        <w:t>fro</w:t>
+      </w:r>
+      <w:proofErr w:type="spellEnd"/>
+      <w:r>
+        <w:rPr>
+          <w:rFonts w:ascii="Times New Roman" w:hAnsi="Times New Roman" w:cs="Times New Roman"/>
+        </w:rPr>
+        <w:t xml:space="preserve"> locating the </w:t>
+      </w:r>
+      <w:proofErr w:type="spellStart"/>
+      <w:r>
+        <w:rPr>
+          <w:rFonts w:ascii="Times New Roman" w:hAnsi="Times New Roman" w:cs="Times New Roman"/>
+        </w:rPr>
+        <w:t>wattbike</w:t>
+      </w:r>
+      <w:proofErr w:type="spellEnd"/>
+      <w:r>
+        <w:rPr>
+          <w:rFonts w:ascii="Times New Roman" w:hAnsi="Times New Roman" w:cs="Times New Roman"/>
+        </w:rPr>
+        <w:t xml:space="preserve"> exercise bike, and it returns the </w:t>
+      </w:r>
+      <w:proofErr w:type="spellStart"/>
+      <w:r>
+        <w:rPr>
+          <w:rFonts w:ascii="Times New Roman" w:hAnsi="Times New Roman" w:cs="Times New Roman"/>
+        </w:rPr>
+        <w:t>bluetooth</w:t>
+      </w:r>
+      <w:proofErr w:type="spellEnd"/>
+      <w:r>
+        <w:rPr>
+          <w:rFonts w:ascii="Times New Roman" w:hAnsi="Times New Roman" w:cs="Times New Roman"/>
+        </w:rPr>
+        <w:t xml:space="preserve"> address or None if not found.</w:t>
+      </w:r>
+    </w:p>
+    <w:p>
+      <w:pPr>
+        <w:pStyle w:val="ListParagraph"/>
+        <w:numPr>
+          <w:ilvl w:val="0"/>
+          <w:numId w:val="10"/>
+        </w:numPr>
+        <w:spacing w:line="360" w:lineRule="auto"/>
+        <w:rPr>
+          <w:rFonts w:ascii="Times New Roman" w:hAnsi="Times New Roman" w:cs="Times New Roman"/>
+        </w:rPr>
+      </w:pPr>
+      <w:proofErr w:type="spellStart"/>
+      <w:r>
+        <w:rPr>
+          <w:rFonts w:ascii="Times New Roman" w:hAnsi="Times New Roman" w:cs="Times New Roman"/>
+        </w:rPr>
+        <w:t>Exercise_bike_callback</w:t>
+      </w:r>
+      <w:proofErr w:type="spellEnd"/>
+      <w:r>
+        <w:rPr>
+          <w:rFonts w:ascii="Times New Roman" w:hAnsi="Times New Roman" w:cs="Times New Roman"/>
+        </w:rPr>
+        <w:t xml:space="preserve">(_,data: </w:t>
+      </w:r>
+      <w:proofErr w:type="spellStart"/>
+      <w:r>
+        <w:rPr>
+          <w:rFonts w:ascii="Times New Roman" w:hAnsi="Times New Roman" w:cs="Times New Roman"/>
+        </w:rPr>
+        <w:t>bytearray</w:t>
+      </w:r>
+      <w:proofErr w:type="spellEnd"/>
+      <w:r>
+        <w:rPr>
+          <w:rFonts w:ascii="Times New Roman" w:hAnsi="Times New Roman" w:cs="Times New Roman"/>
+        </w:rPr>
+        <w:t>)</w:t>
+      </w:r>
+    </w:p>
+    <w:p>
+      <w:pPr>
+        <w:spacing w:line="360" w:lineRule="auto"/>
+        <w:rPr>
+          <w:rFonts w:ascii="Times New Roman" w:hAnsi="Times New Roman" w:cs="Times New Roman"/>
+        </w:rPr>
+      </w:pPr>
+      <w:r>
+        <w:rPr>
+          <w:rFonts w:ascii="Times New Roman" w:hAnsi="Times New Roman" w:cs="Times New Roman"/>
+        </w:rPr>
+        <w:t xml:space="preserve">Is called when the </w:t>
+      </w:r>
+      <w:proofErr w:type="spellStart"/>
+      <w:r>
+        <w:rPr>
+          <w:rFonts w:ascii="Times New Roman" w:hAnsi="Times New Roman" w:cs="Times New Roman"/>
+        </w:rPr>
+        <w:t>Wattbike</w:t>
+      </w:r>
+      <w:proofErr w:type="spellEnd"/>
+      <w:r>
+        <w:rPr>
+          <w:rFonts w:ascii="Times New Roman" w:hAnsi="Times New Roman" w:cs="Times New Roman"/>
+        </w:rPr>
+        <w:t xml:space="preserve"> sends FTMS data. It parses the byte data using flags to check which metrics are </w:t>
+      </w:r>
+      <w:proofErr w:type="spellStart"/>
+      <w:r>
+        <w:rPr>
+          <w:rFonts w:ascii="Times New Roman" w:hAnsi="Times New Roman" w:cs="Times New Roman"/>
+        </w:rPr>
+        <w:t>abailalble</w:t>
+      </w:r>
+      <w:proofErr w:type="spellEnd"/>
+      <w:r>
+        <w:rPr>
+          <w:rFonts w:ascii="Times New Roman" w:hAnsi="Times New Roman" w:cs="Times New Roman"/>
+        </w:rPr>
+        <w:t xml:space="preserve"> and extracts those values. It then calls the </w:t>
+      </w:r>
+      <w:proofErr w:type="spellStart"/>
+      <w:r>
+        <w:rPr>
+          <w:rFonts w:ascii="Times New Roman" w:hAnsi="Times New Roman" w:cs="Times New Roman"/>
+        </w:rPr>
+        <w:t>output_data</w:t>
+      </w:r>
+      <w:proofErr w:type="spellEnd"/>
+      <w:r>
+        <w:rPr>
+          <w:rFonts w:ascii="Times New Roman" w:hAnsi="Times New Roman" w:cs="Times New Roman"/>
+        </w:rPr>
+        <w:t>() to process and send this data.</w:t>
+      </w:r>
+    </w:p>
+    <w:p>
+      <w:pPr>
+        <w:pStyle w:val="ListParagraph"/>
+        <w:numPr>
+          <w:ilvl w:val="0"/>
+          <w:numId w:val="10"/>
+        </w:numPr>
+        <w:spacing w:line="360" w:lineRule="auto"/>
+        <w:rPr>
+          <w:rFonts w:ascii="Times New Roman" w:hAnsi="Times New Roman" w:cs="Times New Roman"/>
+        </w:rPr>
+      </w:pPr>
+      <w:proofErr w:type="spellStart"/>
+      <w:r>
+        <w:rPr>
+          <w:rFonts w:ascii="Times New Roman" w:hAnsi="Times New Roman" w:cs="Times New Roman"/>
+        </w:rPr>
+        <w:t>Output_data</w:t>
+      </w:r>
+      <w:proofErr w:type="spellEnd"/>
+      <w:r>
+        <w:rPr>
+          <w:rFonts w:ascii="Times New Roman" w:hAnsi="Times New Roman" w:cs="Times New Roman"/>
+        </w:rPr>
+        <w:t>()</w:t>
+      </w:r>
+    </w:p>
+    <w:p>
+      <w:pPr>
+        <w:spacing w:line="360" w:lineRule="auto"/>
+        <w:rPr>
+          <w:rFonts w:ascii="Times New Roman" w:hAnsi="Times New Roman" w:cs="Times New Roman"/>
+        </w:rPr>
+      </w:pPr>
+      <w:r>
+        <w:rPr>
+          <w:rFonts w:ascii="Times New Roman" w:hAnsi="Times New Roman" w:cs="Times New Roman"/>
+        </w:rPr>
+        <w:t>Is used to package all the latest sensor data into a JSON message, sending data once per second. If there is an active WebSocket connection it sends the JSON message.</w:t>
+      </w:r>
+    </w:p>
+    <w:p>
+      <w:pPr>
+        <w:pStyle w:val="ListParagraph"/>
+        <w:numPr>
+          <w:ilvl w:val="0"/>
+          <w:numId w:val="10"/>
+        </w:numPr>
+        <w:spacing w:line="360" w:lineRule="auto"/>
+        <w:rPr>
+          <w:rFonts w:ascii="Times New Roman" w:hAnsi="Times New Roman" w:cs="Times New Roman"/>
+        </w:rPr>
+      </w:pPr>
+      <w:proofErr w:type="spellStart"/>
+      <w:r>
+        <w:rPr>
+          <w:rFonts w:ascii="Times New Roman" w:hAnsi="Times New Roman" w:cs="Times New Roman"/>
+        </w:rPr>
+        <w:t>Connect_to_device</w:t>
+      </w:r>
+      <w:proofErr w:type="spellEnd"/>
+      <w:r>
+        <w:rPr>
+          <w:rFonts w:ascii="Times New Roman" w:hAnsi="Times New Roman" w:cs="Times New Roman"/>
+        </w:rPr>
+        <w:t>(</w:t>
+      </w:r>
+      <w:proofErr w:type="spellStart"/>
+      <w:r>
+        <w:rPr>
+          <w:rFonts w:ascii="Times New Roman" w:hAnsi="Times New Roman" w:cs="Times New Roman"/>
+        </w:rPr>
+        <w:t>device_name</w:t>
+      </w:r>
+      <w:proofErr w:type="spellEnd"/>
+      <w:r>
+        <w:rPr>
+          <w:rFonts w:ascii="Times New Roman" w:hAnsi="Times New Roman" w:cs="Times New Roman"/>
+        </w:rPr>
+        <w:t xml:space="preserve">, </w:t>
+      </w:r>
+      <w:proofErr w:type="spellStart"/>
+      <w:r>
+        <w:rPr>
+          <w:rFonts w:ascii="Times New Roman" w:hAnsi="Times New Roman" w:cs="Times New Roman"/>
+        </w:rPr>
+        <w:t>service_uuid</w:t>
+      </w:r>
+      <w:proofErr w:type="spellEnd"/>
+      <w:r>
+        <w:rPr>
+          <w:rFonts w:ascii="Times New Roman" w:hAnsi="Times New Roman" w:cs="Times New Roman"/>
+        </w:rPr>
+        <w:t xml:space="preserve">, </w:t>
+      </w:r>
+      <w:proofErr w:type="spellStart"/>
+      <w:r>
+        <w:rPr>
+          <w:rFonts w:ascii="Times New Roman" w:hAnsi="Times New Roman" w:cs="Times New Roman"/>
+        </w:rPr>
+        <w:t>read_characteristic</w:t>
+      </w:r>
+      <w:proofErr w:type="spellEnd"/>
+      <w:r>
+        <w:rPr>
+          <w:rFonts w:ascii="Times New Roman" w:hAnsi="Times New Roman" w:cs="Times New Roman"/>
+        </w:rPr>
+        <w:t>, callback)</w:t>
+      </w:r>
+    </w:p>
+    <w:p>
+      <w:pPr>
+        <w:pStyle w:val="CustomHeading"/>
+        <w:numPr>
+          <w:ilvl w:val="0"/>
+          <w:numId w:val="0"/>
+        </w:numPr>
+        <w:spacing w:line="360" w:lineRule="auto"/>
+      </w:pPr>
+      <w:r>
+        <w:t xml:space="preserve">Is used to connect to a BLE device and subscribes to its notifications. It starts by calling the </w:t>
+      </w:r>
+      <w:proofErr w:type="spellStart"/>
+      <w:r>
+        <w:t>find_device</w:t>
+      </w:r>
+      <w:proofErr w:type="spellEnd"/>
+      <w:r>
+        <w:t xml:space="preserve">() method to get the address and uses </w:t>
+      </w:r>
+      <w:proofErr w:type="spellStart"/>
+      <w:r>
+        <w:t>BleakClient</w:t>
+      </w:r>
+      <w:proofErr w:type="spellEnd"/>
+      <w:r>
+        <w:t xml:space="preserve"> to connect to the device. Then it starts listening to the given characteristic and calls the callback whenever data comes in. this connection is kept alive in an infinite loop until the program is terminated.</w:t>
+      </w:r>
+    </w:p>
+    <w:p>
+      <w:pPr>
+        <w:pStyle w:val="CustomHeading"/>
+        <w:numPr>
+          <w:ilvl w:val="0"/>
+          <w:numId w:val="0"/>
+        </w:numPr>
+        <w:spacing w:line="360" w:lineRule="auto"/>
+      </w:pPr>
+    </w:p>
+    <w:p>
+      <w:pPr>
+        <w:pStyle w:val="CustomHeading"/>
+        <w:numPr>
+          <w:ilvl w:val="0"/>
+          <w:numId w:val="0"/>
+        </w:numPr>
+        <w:spacing w:line="360" w:lineRule="auto"/>
+      </w:pPr>
+      <w:r>
+        <w:t xml:space="preserve">This JSON message is then received by the </w:t>
+      </w:r>
+      <w:proofErr w:type="spellStart"/>
+      <w:r>
+        <w:t>WebSocketClient.cs</w:t>
+      </w:r>
+      <w:proofErr w:type="spellEnd"/>
+      <w:r>
+        <w:t xml:space="preserve"> script in the Unity project. The purpose of </w:t>
+      </w:r>
+      <w:proofErr w:type="spellStart"/>
+      <w:r>
+        <w:t>WebSocketClient</w:t>
+      </w:r>
+      <w:proofErr w:type="spellEnd"/>
+      <w:r>
+        <w:t xml:space="preserve"> is to connect to the </w:t>
+      </w:r>
+      <w:proofErr w:type="spellStart"/>
+      <w:r>
+        <w:t>WebSocketServer</w:t>
+      </w:r>
+      <w:proofErr w:type="spellEnd"/>
+      <w:r>
+        <w:t xml:space="preserve"> and to parse and process the FTMS data received from the python script. </w:t>
+      </w:r>
+    </w:p>
+    <w:p>
+      <w:pPr>
+        <w:pStyle w:val="CustomHeading"/>
+        <w:numPr>
+          <w:ilvl w:val="0"/>
+          <w:numId w:val="0"/>
+        </w:numPr>
+        <w:spacing w:line="360" w:lineRule="auto"/>
+      </w:pPr>
+      <w:r>
+        <w:t xml:space="preserve">Below are the methods in the </w:t>
+      </w:r>
+      <w:proofErr w:type="spellStart"/>
+      <w:r>
+        <w:t>WebSocketClient.cs</w:t>
+      </w:r>
+      <w:proofErr w:type="spellEnd"/>
+      <w:r>
+        <w:t xml:space="preserve"> script and their functionality:</w:t>
+      </w:r>
+    </w:p>
+    <w:p>
+      <w:pPr>
+        <w:pStyle w:val="CustomHeading"/>
+        <w:numPr>
+          <w:ilvl w:val="0"/>
+          <w:numId w:val="11"/>
+        </w:numPr>
+        <w:spacing w:line="360" w:lineRule="auto"/>
+      </w:pPr>
+      <w:r>
+        <w:t>Awake()</w:t>
+      </w:r>
+    </w:p>
+    <w:p>
+      <w:pPr>
+        <w:pStyle w:val="CustomHeading"/>
+        <w:numPr>
+          <w:ilvl w:val="0"/>
+          <w:numId w:val="0"/>
+        </w:numPr>
+        <w:spacing w:line="360" w:lineRule="auto"/>
+        <w:ind w:left="420" w:hanging="420"/>
+      </w:pPr>
+      <w:r>
+        <w:t xml:space="preserve">Implements a singleton pattern so that only one </w:t>
+      </w:r>
+      <w:proofErr w:type="spellStart"/>
+      <w:r>
+        <w:t>WebSocketClient</w:t>
+      </w:r>
+      <w:proofErr w:type="spellEnd"/>
+      <w:r>
+        <w:t xml:space="preserve"> class exists in the program. This ensures that the data is received in only this instance of the class.</w:t>
+      </w:r>
+    </w:p>
+    <w:p>
+      <w:pPr>
+        <w:pStyle w:val="CustomHeading"/>
+        <w:numPr>
+          <w:ilvl w:val="0"/>
+          <w:numId w:val="11"/>
+        </w:numPr>
+        <w:spacing w:line="360" w:lineRule="auto"/>
+      </w:pPr>
+      <w:r>
+        <w:t>Start()</w:t>
+      </w:r>
+    </w:p>
+    <w:p>
+      <w:pPr>
+        <w:pStyle w:val="CustomHeading"/>
+        <w:numPr>
+          <w:ilvl w:val="0"/>
+          <w:numId w:val="0"/>
+        </w:numPr>
+        <w:spacing w:line="360" w:lineRule="auto"/>
+        <w:ind w:left="420" w:hanging="420"/>
+      </w:pPr>
+      <w:r>
+        <w:t xml:space="preserve">Unity built in function that calls the </w:t>
+      </w:r>
+      <w:proofErr w:type="spellStart"/>
+      <w:r>
+        <w:t>ConnectToWebSocket</w:t>
+      </w:r>
+      <w:proofErr w:type="spellEnd"/>
+      <w:r>
+        <w:t>() script when the program starts to ensure that data is received.</w:t>
+      </w:r>
+    </w:p>
+    <w:p>
+      <w:pPr>
+        <w:pStyle w:val="CustomHeading"/>
+        <w:numPr>
+          <w:ilvl w:val="0"/>
+          <w:numId w:val="11"/>
+        </w:numPr>
+        <w:spacing w:line="360" w:lineRule="auto"/>
+      </w:pPr>
+      <w:proofErr w:type="spellStart"/>
+      <w:r>
+        <w:t>ConnectToWebSocket</w:t>
+      </w:r>
+      <w:proofErr w:type="spellEnd"/>
+      <w:r>
+        <w:t>()</w:t>
+      </w:r>
+    </w:p>
+    <w:p>
+      <w:pPr>
+        <w:pStyle w:val="CustomHeading"/>
+        <w:numPr>
+          <w:ilvl w:val="0"/>
+          <w:numId w:val="0"/>
+        </w:numPr>
+        <w:spacing w:line="360" w:lineRule="auto"/>
+        <w:ind w:left="420" w:hanging="420"/>
+      </w:pPr>
+      <w:r>
+        <w:t xml:space="preserve">Is used to </w:t>
+      </w:r>
+      <w:proofErr w:type="spellStart"/>
+      <w:r>
+        <w:t>initalise</w:t>
+      </w:r>
+      <w:proofErr w:type="spellEnd"/>
+      <w:r>
+        <w:t xml:space="preserve"> the WebSocket client. This method uses the </w:t>
+      </w:r>
+      <w:proofErr w:type="spellStart"/>
+      <w:r>
+        <w:t>isConnecting</w:t>
+      </w:r>
+      <w:proofErr w:type="spellEnd"/>
+      <w:r>
+        <w:t xml:space="preserve"> flag to prevent duplicate connections from starting, and registers event handlers via the </w:t>
+      </w:r>
+      <w:proofErr w:type="spellStart"/>
+      <w:r>
+        <w:t>SetupWebSocketCallbacks</w:t>
+      </w:r>
+      <w:proofErr w:type="spellEnd"/>
+      <w:r>
+        <w:t>() method. Ultimately it just establishes the connection.</w:t>
+      </w:r>
+    </w:p>
+    <w:p>
+      <w:pPr>
+        <w:pStyle w:val="CustomHeading"/>
+        <w:numPr>
+          <w:ilvl w:val="0"/>
+          <w:numId w:val="11"/>
+        </w:numPr>
+        <w:spacing w:line="360" w:lineRule="auto"/>
+      </w:pPr>
+      <w:proofErr w:type="spellStart"/>
+      <w:r>
+        <w:lastRenderedPageBreak/>
+        <w:t>SetupWebsocketCallbacks</w:t>
+      </w:r>
+      <w:proofErr w:type="spellEnd"/>
+      <w:r>
+        <w:t>()</w:t>
+      </w:r>
+    </w:p>
+    <w:p>
+      <w:pPr>
+        <w:pStyle w:val="CustomHeading"/>
+        <w:numPr>
+          <w:ilvl w:val="0"/>
+          <w:numId w:val="0"/>
+        </w:numPr>
+        <w:spacing w:line="360" w:lineRule="auto"/>
+        <w:ind w:left="420" w:hanging="420"/>
+      </w:pPr>
+      <w:r>
+        <w:t xml:space="preserve">Is used to receive the data from python. It converts the raw byte message to a UTF-8 string and parses it into a JSON object. It then extracts the values from the message and updates the output string to the values the program is interested in (e.g. speed, cadence, power). It the sends this output to the </w:t>
+      </w:r>
+      <w:proofErr w:type="spellStart"/>
+      <w:r>
+        <w:t>DataManager</w:t>
+      </w:r>
+      <w:proofErr w:type="spellEnd"/>
+      <w:r>
+        <w:t xml:space="preserve"> to be processed and used. </w:t>
+      </w:r>
+    </w:p>
+    <w:p>
+      <w:pPr>
+        <w:pStyle w:val="CustomHeading"/>
+        <w:numPr>
+          <w:ilvl w:val="0"/>
+          <w:numId w:val="11"/>
+        </w:numPr>
+        <w:spacing w:line="360" w:lineRule="auto"/>
+      </w:pPr>
+      <w:r>
+        <w:t>Update()</w:t>
+      </w:r>
+    </w:p>
+    <w:p>
+      <w:pPr>
+        <w:pStyle w:val="CustomHeading"/>
+        <w:numPr>
+          <w:ilvl w:val="0"/>
+          <w:numId w:val="0"/>
+        </w:numPr>
+        <w:spacing w:line="360" w:lineRule="auto"/>
+        <w:ind w:left="420" w:hanging="420"/>
+      </w:pPr>
+      <w:r>
+        <w:t xml:space="preserve">Dispatches the queued </w:t>
+      </w:r>
+      <w:proofErr w:type="spellStart"/>
+      <w:r>
+        <w:t>websocket</w:t>
+      </w:r>
+      <w:proofErr w:type="spellEnd"/>
+      <w:r>
+        <w:t xml:space="preserve"> messages and handles the reconnection logic for if there is disconnection at runtime. </w:t>
+      </w:r>
+    </w:p>
+    <w:p>
+      <w:pPr>
+        <w:pStyle w:val="CustomHeading"/>
+        <w:numPr>
+          <w:ilvl w:val="0"/>
+          <w:numId w:val="11"/>
+        </w:numPr>
+        <w:spacing w:line="360" w:lineRule="auto"/>
+      </w:pPr>
+      <w:proofErr w:type="spellStart"/>
+      <w:r>
+        <w:t>OnApplicationQuit</w:t>
+      </w:r>
+      <w:proofErr w:type="spellEnd"/>
+      <w:r>
+        <w:t>()</w:t>
+      </w:r>
+    </w:p>
+    <w:p>
+      <w:pPr>
+        <w:pStyle w:val="CustomHeading"/>
+        <w:numPr>
+          <w:ilvl w:val="0"/>
+          <w:numId w:val="0"/>
+        </w:numPr>
+        <w:spacing w:line="360" w:lineRule="auto"/>
+        <w:ind w:left="420" w:hanging="420"/>
+      </w:pPr>
+      <w:r>
+        <w:t xml:space="preserve">Closes the </w:t>
+      </w:r>
+      <w:proofErr w:type="spellStart"/>
+      <w:r>
+        <w:t>websocket</w:t>
+      </w:r>
+      <w:proofErr w:type="spellEnd"/>
+      <w:r>
+        <w:t xml:space="preserve"> connection to prevent errors.</w:t>
+      </w:r>
+    </w:p>
+    <w:p>
+      <w:pPr>
+        <w:pStyle w:val="CustomHeading"/>
+        <w:numPr>
+          <w:ilvl w:val="3"/>
+          <w:numId w:val="2"/>
+        </w:numPr>
+        <w:spacing w:line="360" w:lineRule="auto"/>
+      </w:pPr>
+      <w:r>
+        <w:t>Heart Rate Connectivity</w:t>
+      </w:r>
+    </w:p>
+    <w:p>
+      <w:pPr>
+        <w:pStyle w:val="CustomHeading"/>
+        <w:numPr>
+          <w:ilvl w:val="0"/>
+          <w:numId w:val="0"/>
+        </w:numPr>
+        <w:spacing w:line="360" w:lineRule="auto"/>
+        <w:ind w:left="420" w:hanging="420"/>
+      </w:pPr>
+      <w:r>
+        <w:t>Heart rate connectivity is handled by two scripts written in C#. the first one is the connector (</w:t>
+      </w:r>
+      <w:proofErr w:type="spellStart"/>
+      <w:r>
+        <w:t>HeartRateMonitor.cs</w:t>
+      </w:r>
+      <w:proofErr w:type="spellEnd"/>
+      <w:r>
+        <w:t xml:space="preserve">) which utilises the </w:t>
+      </w:r>
+      <w:proofErr w:type="spellStart"/>
+      <w:r>
+        <w:t>BleApi</w:t>
+      </w:r>
+      <w:proofErr w:type="spellEnd"/>
+      <w:r>
+        <w:t xml:space="preserve"> within the BleWinrtDLL.dll library. </w:t>
+      </w:r>
+      <w:r>
+        <w:t>This class encapsulates the full BLE connection and data reading process for heart rate monitors in Unity. It manages connection flow, data interpretation, error handling, and UI updates.</w:t>
+      </w:r>
+    </w:p>
+    <w:p>
+      <w:pPr>
+        <w:pStyle w:val="CustomHeading"/>
+        <w:numPr>
+          <w:ilvl w:val="0"/>
+          <w:numId w:val="0"/>
+        </w:numPr>
+        <w:spacing w:line="360" w:lineRule="auto"/>
+        <w:ind w:left="420" w:hanging="420"/>
+      </w:pPr>
+      <w:r>
+        <w:t>Below are the methods contained within this class:</w:t>
+      </w:r>
+    </w:p>
+    <w:p>
+      <w:pPr>
+        <w:pStyle w:val="CustomHeading"/>
+        <w:numPr>
+          <w:ilvl w:val="0"/>
+          <w:numId w:val="12"/>
+        </w:numPr>
+        <w:spacing w:line="360" w:lineRule="auto"/>
+      </w:pPr>
+      <w:r>
+        <w:t>Connect()</w:t>
+      </w:r>
+    </w:p>
+    <w:p>
+      <w:pPr>
+        <w:pStyle w:val="CustomHeading"/>
+        <w:numPr>
+          <w:ilvl w:val="0"/>
+          <w:numId w:val="0"/>
+        </w:numPr>
+        <w:spacing w:line="360" w:lineRule="auto"/>
+        <w:ind w:left="420" w:hanging="420"/>
+      </w:pPr>
+      <w:r>
+        <w:t>A method that sequentially calls the necessary methods to connect a device by finding it, finding the service, and finding the characteristic and subscribing to receive data. If it fails at any point it breaks.</w:t>
+      </w:r>
+    </w:p>
+    <w:p>
+      <w:pPr>
+        <w:pStyle w:val="CustomHeading"/>
+        <w:numPr>
+          <w:ilvl w:val="0"/>
+          <w:numId w:val="12"/>
+        </w:numPr>
+        <w:spacing w:line="360" w:lineRule="auto"/>
+      </w:pPr>
+      <w:proofErr w:type="spellStart"/>
+      <w:r>
+        <w:t>Connect_device</w:t>
+      </w:r>
+      <w:proofErr w:type="spellEnd"/>
+      <w:r>
+        <w:t>()</w:t>
+      </w:r>
+    </w:p>
+    <w:p>
+      <w:pPr>
+        <w:pStyle w:val="CustomHeading"/>
+        <w:numPr>
+          <w:ilvl w:val="0"/>
+          <w:numId w:val="0"/>
+        </w:numPr>
+        <w:spacing w:line="360" w:lineRule="auto"/>
+        <w:ind w:left="420" w:hanging="420"/>
+      </w:pPr>
+      <w:r>
+        <w:t xml:space="preserve">Scans for BLE devices and looks for a match by </w:t>
+      </w:r>
+      <w:proofErr w:type="spellStart"/>
+      <w:r>
+        <w:t>device_name</w:t>
+      </w:r>
+      <w:proofErr w:type="spellEnd"/>
+      <w:r>
+        <w:t xml:space="preserve"> that is also connectable. If found, stores the device ID.</w:t>
+      </w:r>
+    </w:p>
+    <w:p>
+      <w:pPr>
+        <w:pStyle w:val="CustomHeading"/>
+        <w:numPr>
+          <w:ilvl w:val="0"/>
+          <w:numId w:val="12"/>
+        </w:numPr>
+        <w:spacing w:line="360" w:lineRule="auto"/>
+      </w:pPr>
+      <w:proofErr w:type="spellStart"/>
+      <w:r>
+        <w:t>Connect_service</w:t>
+      </w:r>
+      <w:proofErr w:type="spellEnd"/>
+      <w:r>
+        <w:t>()</w:t>
+      </w:r>
+    </w:p>
+    <w:p>
+      <w:pPr>
+        <w:pStyle w:val="CustomHeading"/>
+        <w:numPr>
+          <w:ilvl w:val="0"/>
+          <w:numId w:val="0"/>
+        </w:numPr>
+        <w:spacing w:line="360" w:lineRule="auto"/>
+        <w:ind w:left="420" w:hanging="420"/>
+      </w:pPr>
+      <w:r>
+        <w:t>Scans services on the selected device to find the one with the matching UUID (</w:t>
+      </w:r>
+      <w:proofErr w:type="spellStart"/>
+      <w:r>
+        <w:t>service_id</w:t>
+      </w:r>
+      <w:proofErr w:type="spellEnd"/>
+      <w:r>
+        <w:t>).</w:t>
+      </w:r>
+    </w:p>
+    <w:p>
+      <w:pPr>
+        <w:pStyle w:val="CustomHeading"/>
+        <w:numPr>
+          <w:ilvl w:val="0"/>
+          <w:numId w:val="12"/>
+        </w:numPr>
+        <w:spacing w:line="360" w:lineRule="auto"/>
+      </w:pPr>
+      <w:proofErr w:type="spellStart"/>
+      <w:r>
+        <w:t>Connect_read_characteristic</w:t>
+      </w:r>
+      <w:proofErr w:type="spellEnd"/>
+      <w:r>
+        <w:t>()</w:t>
+      </w:r>
+    </w:p>
+    <w:p>
+      <w:pPr>
+        <w:pStyle w:val="CustomHeading"/>
+        <w:numPr>
+          <w:ilvl w:val="0"/>
+          <w:numId w:val="0"/>
+        </w:numPr>
+        <w:spacing w:line="360" w:lineRule="auto"/>
+        <w:ind w:left="420" w:hanging="420"/>
+      </w:pPr>
+      <w:r>
+        <w:t>Scans for characteristics within the selected service and looks for the matching UUID (</w:t>
+      </w:r>
+      <w:proofErr w:type="spellStart"/>
+      <w:r>
+        <w:t>read_characteristic</w:t>
+      </w:r>
+      <w:proofErr w:type="spellEnd"/>
+      <w:r>
+        <w:t>).</w:t>
+      </w:r>
+    </w:p>
+    <w:p>
+      <w:pPr>
+        <w:pStyle w:val="CustomHeading"/>
+        <w:numPr>
+          <w:ilvl w:val="0"/>
+          <w:numId w:val="12"/>
+        </w:numPr>
+        <w:spacing w:line="360" w:lineRule="auto"/>
+      </w:pPr>
+      <w:proofErr w:type="spellStart"/>
+      <w:r>
+        <w:t>Read_subscribe</w:t>
+      </w:r>
+      <w:proofErr w:type="spellEnd"/>
+      <w:r>
+        <w:t>()</w:t>
+      </w:r>
+    </w:p>
+    <w:p>
+      <w:pPr>
+        <w:pStyle w:val="CustomHeading"/>
+        <w:numPr>
+          <w:ilvl w:val="0"/>
+          <w:numId w:val="0"/>
+        </w:numPr>
+        <w:spacing w:line="360" w:lineRule="auto"/>
+        <w:ind w:left="420" w:hanging="420"/>
+      </w:pPr>
+      <w:r>
+        <w:t>Subscribes to the characteristic so the BLE API starts sending notifications when data is available.</w:t>
+      </w:r>
+    </w:p>
+    <w:p>
+      <w:pPr>
+        <w:pStyle w:val="CustomHeading"/>
+        <w:numPr>
+          <w:ilvl w:val="0"/>
+          <w:numId w:val="12"/>
+        </w:numPr>
+        <w:spacing w:line="360" w:lineRule="auto"/>
+      </w:pPr>
+      <w:r>
+        <w:t>Quit()</w:t>
+      </w:r>
+    </w:p>
+    <w:p>
+      <w:pPr>
+        <w:pStyle w:val="CustomHeading"/>
+        <w:numPr>
+          <w:ilvl w:val="0"/>
+          <w:numId w:val="0"/>
+        </w:numPr>
+        <w:spacing w:line="360" w:lineRule="auto"/>
+        <w:ind w:left="420" w:hanging="420"/>
+      </w:pPr>
+      <w:r>
+        <w:t>Shuts down BLE operations called before starting a new connection.</w:t>
+      </w:r>
+    </w:p>
+    <w:p>
+      <w:pPr>
+        <w:pStyle w:val="CustomHeading"/>
+        <w:numPr>
+          <w:ilvl w:val="0"/>
+          <w:numId w:val="12"/>
+        </w:numPr>
+        <w:spacing w:line="360" w:lineRule="auto"/>
+      </w:pPr>
+      <w:r>
+        <w:lastRenderedPageBreak/>
+        <w:t>Update()</w:t>
+      </w:r>
+    </w:p>
+    <w:p>
+      <w:pPr>
+        <w:pStyle w:val="CustomHeading"/>
+        <w:numPr>
+          <w:ilvl w:val="0"/>
+          <w:numId w:val="0"/>
+        </w:numPr>
+        <w:spacing w:line="360" w:lineRule="auto"/>
+        <w:ind w:left="420" w:hanging="420"/>
+      </w:pPr>
+      <w:r>
+        <w:t>This method is called repeatedly through the UI class of this connectivity mechanism. If subscribed to a device, it polls the data, decodes it according the specification of the data received, parses flags to know what fields are present. Gets heart rate</w:t>
+      </w:r>
+      <w:r>
+        <w:t xml:space="preserve">. Contact detection status, RR intervals and converts them to milliseconds. It then updates the heartrate, </w:t>
+      </w:r>
+      <w:proofErr w:type="spellStart"/>
+      <w:r>
+        <w:t>rr</w:t>
+      </w:r>
+      <w:proofErr w:type="spellEnd"/>
+      <w:r>
+        <w:t xml:space="preserve"> intervals, and contact status flags and logs any new BLE error messages.</w:t>
+      </w:r>
+    </w:p>
+    <w:p>
+      <w:pPr>
+        <w:pStyle w:val="CustomHeading"/>
+        <w:numPr>
+          <w:ilvl w:val="0"/>
+          <w:numId w:val="0"/>
+        </w:numPr>
+        <w:spacing w:line="360" w:lineRule="auto"/>
+        <w:ind w:left="420" w:hanging="420"/>
+      </w:pPr>
+      <w:r>
+        <w:t xml:space="preserve">The second class to the heart rate connectivity implementation is the </w:t>
+      </w:r>
+      <w:proofErr w:type="spellStart"/>
+      <w:r>
+        <w:t>HeartRateMonitor_UI</w:t>
+      </w:r>
+      <w:proofErr w:type="spellEnd"/>
+      <w:r>
+        <w:t xml:space="preserve"> class that acts as a UI controller for the </w:t>
+      </w:r>
+      <w:proofErr w:type="spellStart"/>
+      <w:r>
+        <w:t>HeartRateMonitor</w:t>
+      </w:r>
+      <w:proofErr w:type="spellEnd"/>
+      <w:r>
+        <w:t xml:space="preserve"> class. It manages the heart rate monitor connection, updates heart rate data each frame, and provides interface methods to update connection parameters via Unity’s UI. It is to be attached to a </w:t>
+      </w:r>
+      <w:proofErr w:type="spellStart"/>
+      <w:r>
+        <w:t>GameObject</w:t>
+      </w:r>
+      <w:proofErr w:type="spellEnd"/>
+      <w:r>
+        <w:t xml:space="preserve"> in a Unity scene.</w:t>
+      </w:r>
+      <w:r>
+        <w:t xml:space="preserve"> Below are the methods implemented in this class and their functionality:</w:t>
+      </w:r>
+    </w:p>
+    <w:p>
+      <w:pPr>
+        <w:pStyle w:val="CustomHeading"/>
+        <w:numPr>
+          <w:ilvl w:val="0"/>
+          <w:numId w:val="13"/>
+        </w:numPr>
+        <w:spacing w:line="360" w:lineRule="auto"/>
+      </w:pPr>
+      <w:r>
+        <w:t>Start()</w:t>
+      </w:r>
+    </w:p>
+    <w:p>
+      <w:pPr>
+        <w:pStyle w:val="CustomHeading"/>
+        <w:numPr>
+          <w:ilvl w:val="0"/>
+          <w:numId w:val="0"/>
+        </w:numPr>
+        <w:spacing w:line="360" w:lineRule="auto"/>
+        <w:ind w:left="420" w:hanging="420"/>
+      </w:pPr>
+      <w:r>
+        <w:t xml:space="preserve">Called when </w:t>
+      </w:r>
+      <w:proofErr w:type="spellStart"/>
+      <w:r>
+        <w:t>GameObject</w:t>
+      </w:r>
+      <w:proofErr w:type="spellEnd"/>
+      <w:r>
+        <w:t xml:space="preserve"> is initialised. It triggers the BLE connection process.</w:t>
+      </w:r>
+    </w:p>
+    <w:p>
+      <w:pPr>
+        <w:pStyle w:val="CustomHeading"/>
+        <w:numPr>
+          <w:ilvl w:val="0"/>
+          <w:numId w:val="13"/>
+        </w:numPr>
+        <w:spacing w:line="360" w:lineRule="auto"/>
+      </w:pPr>
+      <w:r>
+        <w:t>Update()</w:t>
+      </w:r>
+    </w:p>
+    <w:p>
+      <w:pPr>
+        <w:pStyle w:val="CustomHeading"/>
+        <w:numPr>
+          <w:ilvl w:val="0"/>
+          <w:numId w:val="0"/>
+        </w:numPr>
+        <w:spacing w:line="360" w:lineRule="auto"/>
+        <w:ind w:left="420" w:hanging="420"/>
+      </w:pPr>
+      <w:r>
+        <w:t xml:space="preserve">If connected it runs the heart rate monitors </w:t>
+      </w:r>
+      <w:proofErr w:type="spellStart"/>
+      <w:r>
+        <w:t>connector.Update</w:t>
+      </w:r>
+      <w:proofErr w:type="spellEnd"/>
+      <w:r>
+        <w:t>() method to process the BLE data.</w:t>
+      </w:r>
+      <w:r>
+        <w:t xml:space="preserve"> It updates </w:t>
+      </w:r>
+      <w:proofErr w:type="spellStart"/>
+      <w:r>
+        <w:t>infoText</w:t>
+      </w:r>
+      <w:proofErr w:type="spellEnd"/>
+      <w:r>
+        <w:t xml:space="preserve"> from the connector’s output, and if a valid heart rate is received it parses the value and sends it to the </w:t>
+      </w:r>
+      <w:proofErr w:type="spellStart"/>
+      <w:r>
+        <w:t>DataManager</w:t>
+      </w:r>
+      <w:proofErr w:type="spellEnd"/>
+      <w:r>
+        <w:t xml:space="preserve"> for processing.</w:t>
+      </w:r>
+    </w:p>
+    <w:p>
+      <w:pPr>
+        <w:pStyle w:val="CustomHeading"/>
+        <w:numPr>
+          <w:ilvl w:val="0"/>
+          <w:numId w:val="13"/>
+        </w:numPr>
+        <w:spacing w:line="360" w:lineRule="auto"/>
+      </w:pPr>
+      <w:proofErr w:type="spellStart"/>
+      <w:r>
+        <w:t>OnApplicationQuit</w:t>
+      </w:r>
+      <w:proofErr w:type="spellEnd"/>
+      <w:r>
+        <w:t>()</w:t>
+      </w:r>
+    </w:p>
+    <w:p>
+      <w:pPr>
+        <w:pStyle w:val="CustomHeading"/>
+        <w:numPr>
+          <w:ilvl w:val="0"/>
+          <w:numId w:val="0"/>
+        </w:numPr>
+        <w:spacing w:line="360" w:lineRule="auto"/>
+        <w:ind w:left="420" w:hanging="420"/>
+      </w:pPr>
+      <w:r>
+        <w:t>Ensures that the BLE connection is shut down when the application is closed.</w:t>
+      </w:r>
+    </w:p>
+    <w:p>
+      <w:pPr>
+        <w:pStyle w:val="CustomHeading"/>
+        <w:numPr>
+          <w:ilvl w:val="0"/>
+          <w:numId w:val="13"/>
+        </w:numPr>
+        <w:spacing w:line="360" w:lineRule="auto"/>
+      </w:pPr>
+      <w:proofErr w:type="spellStart"/>
+      <w:r>
+        <w:t>BeginConnection</w:t>
+      </w:r>
+      <w:proofErr w:type="spellEnd"/>
+      <w:r>
+        <w:t>()</w:t>
+      </w:r>
+    </w:p>
+    <w:p>
+      <w:pPr>
+        <w:pStyle w:val="CustomHeading"/>
+        <w:numPr>
+          <w:ilvl w:val="0"/>
+          <w:numId w:val="0"/>
+        </w:numPr>
+        <w:spacing w:line="360" w:lineRule="auto"/>
+        <w:ind w:left="420" w:hanging="420"/>
+      </w:pPr>
+      <w:r>
+        <w:t xml:space="preserve">Initialises the </w:t>
+      </w:r>
+      <w:proofErr w:type="spellStart"/>
+      <w:r>
+        <w:t>HeartRateMonitor</w:t>
+      </w:r>
+      <w:proofErr w:type="spellEnd"/>
+      <w:r>
+        <w:t xml:space="preserve"> instance and starts the connection.</w:t>
+      </w:r>
+    </w:p>
+    <w:p>
+      <w:pPr>
+        <w:pStyle w:val="CustomHeading"/>
+        <w:numPr>
+          <w:ilvl w:val="0"/>
+          <w:numId w:val="13"/>
+        </w:numPr>
+        <w:spacing w:line="360" w:lineRule="auto"/>
+      </w:pPr>
+      <w:r>
+        <w:t>Connect()</w:t>
+      </w:r>
+    </w:p>
+    <w:p>
+      <w:pPr>
+        <w:pStyle w:val="CustomHeading"/>
+        <w:numPr>
+          <w:ilvl w:val="0"/>
+          <w:numId w:val="0"/>
+        </w:numPr>
+        <w:spacing w:line="360" w:lineRule="auto"/>
+        <w:ind w:left="420" w:hanging="420"/>
+      </w:pPr>
+      <w:r>
+        <w:t>Kicks off the BLE connection coroutine using the provided device and characteristic UUID’s.</w:t>
+      </w:r>
+    </w:p>
+    <w:p>
+      <w:pPr>
+        <w:pStyle w:val="CustomHeading"/>
+        <w:numPr>
+          <w:ilvl w:val="0"/>
+          <w:numId w:val="13"/>
+        </w:numPr>
+        <w:spacing w:line="360" w:lineRule="auto"/>
+      </w:pPr>
+      <w:proofErr w:type="spellStart"/>
+      <w:r>
+        <w:t>Change_device_name</w:t>
+      </w:r>
+      <w:proofErr w:type="spellEnd"/>
+      <w:r>
+        <w:t>()</w:t>
+      </w:r>
+    </w:p>
+    <w:p>
+      <w:pPr>
+        <w:pStyle w:val="CustomHeading"/>
+        <w:numPr>
+          <w:ilvl w:val="0"/>
+          <w:numId w:val="0"/>
+        </w:numPr>
+        <w:spacing w:line="360" w:lineRule="auto"/>
+        <w:ind w:left="420" w:hanging="420"/>
+      </w:pPr>
+      <w:r>
+        <w:t>Allows the name of the device to be modified at runtime.</w:t>
+      </w:r>
+    </w:p>
+    <w:p>
+      <w:pPr>
+        <w:pStyle w:val="CustomHeading"/>
+        <w:numPr>
+          <w:ilvl w:val="0"/>
+          <w:numId w:val="13"/>
+        </w:numPr>
+        <w:spacing w:line="360" w:lineRule="auto"/>
+      </w:pPr>
+      <w:proofErr w:type="spellStart"/>
+      <w:r>
+        <w:t>Change_service_name</w:t>
+      </w:r>
+      <w:proofErr w:type="spellEnd"/>
+      <w:r>
+        <w:t>()</w:t>
+      </w:r>
+    </w:p>
+    <w:p>
+      <w:pPr>
+        <w:pStyle w:val="CustomHeading"/>
+        <w:numPr>
+          <w:ilvl w:val="0"/>
+          <w:numId w:val="0"/>
+        </w:numPr>
+        <w:spacing w:line="360" w:lineRule="auto"/>
+        <w:ind w:left="420" w:hanging="420"/>
+      </w:pPr>
+      <w:r>
+        <w:t>Allows the service of the device to be modified at runtime.</w:t>
+      </w:r>
+    </w:p>
+    <w:p>
+      <w:pPr>
+        <w:pStyle w:val="CustomHeading"/>
+        <w:numPr>
+          <w:ilvl w:val="0"/>
+          <w:numId w:val="13"/>
+        </w:numPr>
+        <w:spacing w:line="360" w:lineRule="auto"/>
+      </w:pPr>
+      <w:proofErr w:type="spellStart"/>
+      <w:r>
+        <w:t>Change_read_characteristic</w:t>
+      </w:r>
+      <w:proofErr w:type="spellEnd"/>
+      <w:r>
+        <w:t>()</w:t>
+      </w:r>
+    </w:p>
+    <w:p>
+      <w:pPr>
+        <w:pStyle w:val="CustomHeading"/>
+        <w:numPr>
+          <w:ilvl w:val="0"/>
+          <w:numId w:val="0"/>
+        </w:numPr>
+        <w:spacing w:line="360" w:lineRule="auto"/>
+        <w:ind w:left="420" w:hanging="420"/>
+      </w:pPr>
+      <w:r>
+        <w:t>Allows the read characteristic to be modified at runtime.</w:t>
+      </w:r>
+    </w:p>
+    <w:p>
+      <w:pPr>
+        <w:pStyle w:val="CustomHeading"/>
+        <w:numPr>
+          <w:ilvl w:val="0"/>
+          <w:numId w:val="13"/>
+        </w:numPr>
+        <w:spacing w:line="360" w:lineRule="auto"/>
+      </w:pPr>
+      <w:r>
+        <w:t>Reconnect()</w:t>
+      </w:r>
+    </w:p>
+    <w:p>
+      <w:pPr>
+        <w:pStyle w:val="CustomHeading"/>
+        <w:numPr>
+          <w:ilvl w:val="0"/>
+          <w:numId w:val="0"/>
+        </w:numPr>
+        <w:spacing w:line="360" w:lineRule="auto"/>
+        <w:ind w:left="420" w:hanging="420"/>
+      </w:pPr>
+      <w:r>
+        <w:t>Disconnects and attempts to reconnect with the currently set parameters.</w:t>
+      </w:r>
+    </w:p>
+    <w:p>
+      <w:pPr>
+        <w:pStyle w:val="CustomHeading"/>
+        <w:numPr>
+          <w:ilvl w:val="0"/>
+          <w:numId w:val="0"/>
+        </w:numPr>
+        <w:spacing w:line="360" w:lineRule="auto"/>
+        <w:ind w:left="420" w:hanging="420"/>
+      </w:pPr>
+      <w:r>
+        <w:t xml:space="preserve">To summarise, the </w:t>
+      </w:r>
+      <w:proofErr w:type="spellStart"/>
+      <w:r>
+        <w:t>HeartRateMonitor_UI</w:t>
+      </w:r>
+      <w:proofErr w:type="spellEnd"/>
+      <w:r>
+        <w:t xml:space="preserve"> class is the script that bridges the BLE logic handled by the </w:t>
+      </w:r>
+      <w:proofErr w:type="spellStart"/>
+      <w:r>
+        <w:t>HeartRateMonitor</w:t>
+      </w:r>
+      <w:proofErr w:type="spellEnd"/>
+      <w:r>
+        <w:t xml:space="preserve"> script with the Unity editor and the game logic that </w:t>
+      </w:r>
+      <w:r>
+        <w:lastRenderedPageBreak/>
+        <w:t>consumes the HR data. This class ensures the app automatically connects on launch and keeps BLE processing in sync with the Unity game loop.</w:t>
+      </w:r>
+    </w:p>
+    <w:p>
+      <w:pPr>
         <w:pStyle w:val="CustomSubSubheading"/>
+        <w:spacing w:line="360" w:lineRule="auto"/>
       </w:pPr>
       <w:r>
         <w:t>Performance Logging</w:t>
@@ -3358,6 +8150,7 @@
     <w:p>
       <w:pPr>
         <w:pStyle w:val="CustomSubSubheading"/>
+        <w:spacing w:line="360" w:lineRule="auto"/>
       </w:pPr>
       <w:r>
         <w:t>Performance Analysis</w:t>
@@ -3370,7 +8163,7 @@
           <w:ilvl w:val="1"/>
           <w:numId w:val="2"/>
         </w:numPr>
-        <w:spacing w:after="0" w:line="276" w:lineRule="auto"/>
+        <w:spacing w:after="0" w:line="360" w:lineRule="auto"/>
         <w:rPr>
           <w:rFonts w:ascii="Times New Roman" w:hAnsi="Times New Roman" w:cs="Times New Roman"/>
         </w:rPr>
@@ -3389,7 +8182,7 @@
           <w:ilvl w:val="2"/>
           <w:numId w:val="2"/>
         </w:numPr>
-        <w:spacing w:after="0" w:line="276" w:lineRule="auto"/>
+        <w:spacing w:after="0" w:line="360" w:lineRule="auto"/>
         <w:rPr>
           <w:rFonts w:ascii="Times New Roman" w:hAnsi="Times New Roman" w:cs="Times New Roman"/>
         </w:rPr>
@@ -3408,7 +8201,7 @@
           <w:ilvl w:val="2"/>
           <w:numId w:val="2"/>
         </w:numPr>
-        <w:spacing w:after="0" w:line="276" w:lineRule="auto"/>
+        <w:spacing w:after="0" w:line="360" w:lineRule="auto"/>
         <w:rPr>
           <w:rFonts w:ascii="Times New Roman" w:hAnsi="Times New Roman" w:cs="Times New Roman"/>
         </w:rPr>
@@ -3427,7 +8220,7 @@
           <w:ilvl w:val="2"/>
           <w:numId w:val="2"/>
         </w:numPr>
-        <w:spacing w:after="0" w:line="276" w:lineRule="auto"/>
+        <w:spacing w:after="0" w:line="360" w:lineRule="auto"/>
         <w:rPr>
           <w:rFonts w:ascii="Times New Roman" w:hAnsi="Times New Roman" w:cs="Times New Roman"/>
         </w:rPr>
@@ -3446,7 +8239,7 @@
           <w:ilvl w:val="3"/>
           <w:numId w:val="2"/>
         </w:numPr>
-        <w:spacing w:after="0" w:line="276" w:lineRule="auto"/>
+        <w:spacing w:after="0" w:line="360" w:lineRule="auto"/>
         <w:rPr>
           <w:rFonts w:ascii="Times New Roman" w:hAnsi="Times New Roman" w:cs="Times New Roman"/>
         </w:rPr>
@@ -3465,7 +8258,7 @@
           <w:ilvl w:val="3"/>
           <w:numId w:val="2"/>
         </w:numPr>
-        <w:spacing w:after="0" w:line="276" w:lineRule="auto"/>
+        <w:spacing w:after="0" w:line="360" w:lineRule="auto"/>
         <w:rPr>
           <w:rFonts w:ascii="Times New Roman" w:hAnsi="Times New Roman" w:cs="Times New Roman"/>
         </w:rPr>
@@ -3484,7 +8277,7 @@
           <w:ilvl w:val="3"/>
           <w:numId w:val="2"/>
         </w:numPr>
-        <w:spacing w:after="0" w:line="276" w:lineRule="auto"/>
+        <w:spacing w:after="0" w:line="360" w:lineRule="auto"/>
         <w:rPr>
           <w:rFonts w:ascii="Times New Roman" w:hAnsi="Times New Roman" w:cs="Times New Roman"/>
         </w:rPr>
@@ -3503,7 +8296,7 @@
           <w:ilvl w:val="2"/>
           <w:numId w:val="2"/>
         </w:numPr>
-        <w:spacing w:after="0" w:line="276" w:lineRule="auto"/>
+        <w:spacing w:after="0" w:line="360" w:lineRule="auto"/>
         <w:rPr>
           <w:rFonts w:ascii="Times New Roman" w:hAnsi="Times New Roman" w:cs="Times New Roman"/>
         </w:rPr>
@@ -3522,7 +8315,7 @@
           <w:ilvl w:val="2"/>
           <w:numId w:val="2"/>
         </w:numPr>
-        <w:spacing w:after="0" w:line="276" w:lineRule="auto"/>
+        <w:spacing w:after="0" w:line="360" w:lineRule="auto"/>
         <w:rPr>
           <w:rFonts w:ascii="Times New Roman" w:hAnsi="Times New Roman" w:cs="Times New Roman"/>
         </w:rPr>
@@ -3541,7 +8334,7 @@
           <w:ilvl w:val="0"/>
           <w:numId w:val="2"/>
         </w:numPr>
-        <w:spacing w:after="0" w:line="276" w:lineRule="auto"/>
+        <w:spacing w:after="0" w:line="360" w:lineRule="auto"/>
         <w:rPr>
           <w:rFonts w:ascii="Times New Roman" w:hAnsi="Times New Roman" w:cs="Times New Roman"/>
         </w:rPr>
@@ -3560,16 +8353,15 @@
           <w:ilvl w:val="1"/>
           <w:numId w:val="2"/>
         </w:numPr>
-        <w:spacing w:after="0" w:line="276" w:lineRule="auto"/>
-        <w:rPr>
-          <w:rFonts w:ascii="Times New Roman" w:hAnsi="Times New Roman" w:cs="Times New Roman"/>
-        </w:rPr>
-      </w:pPr>
-      <w:r>
-        <w:rPr>
-          <w:rFonts w:ascii="Times New Roman" w:hAnsi="Times New Roman" w:cs="Times New Roman"/>
-        </w:rPr>
-        <w:lastRenderedPageBreak/>
+        <w:spacing w:after="0" w:line="360" w:lineRule="auto"/>
+        <w:rPr>
+          <w:rFonts w:ascii="Times New Roman" w:hAnsi="Times New Roman" w:cs="Times New Roman"/>
+        </w:rPr>
+      </w:pPr>
+      <w:r>
+        <w:rPr>
+          <w:rFonts w:ascii="Times New Roman" w:hAnsi="Times New Roman" w:cs="Times New Roman"/>
+        </w:rPr>
         <w:t>Quantitative results</w:t>
       </w:r>
     </w:p>
@@ -3580,7 +8372,7 @@
           <w:ilvl w:val="2"/>
           <w:numId w:val="2"/>
         </w:numPr>
-        <w:spacing w:after="0" w:line="276" w:lineRule="auto"/>
+        <w:spacing w:after="0" w:line="360" w:lineRule="auto"/>
         <w:rPr>
           <w:rFonts w:ascii="Times New Roman" w:hAnsi="Times New Roman" w:cs="Times New Roman"/>
         </w:rPr>
@@ -3599,7 +8391,7 @@
           <w:ilvl w:val="2"/>
           <w:numId w:val="2"/>
         </w:numPr>
-        <w:spacing w:after="0" w:line="276" w:lineRule="auto"/>
+        <w:spacing w:after="0" w:line="360" w:lineRule="auto"/>
         <w:rPr>
           <w:rFonts w:ascii="Times New Roman" w:hAnsi="Times New Roman" w:cs="Times New Roman"/>
         </w:rPr>
@@ -3618,7 +8410,7 @@
           <w:ilvl w:val="2"/>
           <w:numId w:val="2"/>
         </w:numPr>
-        <w:spacing w:after="0" w:line="276" w:lineRule="auto"/>
+        <w:spacing w:after="0" w:line="360" w:lineRule="auto"/>
         <w:rPr>
           <w:rFonts w:ascii="Times New Roman" w:hAnsi="Times New Roman" w:cs="Times New Roman"/>
         </w:rPr>
@@ -3637,7 +8429,7 @@
           <w:ilvl w:val="2"/>
           <w:numId w:val="2"/>
         </w:numPr>
-        <w:spacing w:after="0" w:line="276" w:lineRule="auto"/>
+        <w:spacing w:after="0" w:line="360" w:lineRule="auto"/>
         <w:rPr>
           <w:rFonts w:ascii="Times New Roman" w:hAnsi="Times New Roman" w:cs="Times New Roman"/>
         </w:rPr>
@@ -3656,7 +8448,7 @@
           <w:ilvl w:val="1"/>
           <w:numId w:val="2"/>
         </w:numPr>
-        <w:spacing w:after="0" w:line="276" w:lineRule="auto"/>
+        <w:spacing w:after="0" w:line="360" w:lineRule="auto"/>
         <w:rPr>
           <w:rFonts w:ascii="Times New Roman" w:hAnsi="Times New Roman" w:cs="Times New Roman"/>
         </w:rPr>
@@ -3675,7 +8467,7 @@
           <w:ilvl w:val="2"/>
           <w:numId w:val="2"/>
         </w:numPr>
-        <w:spacing w:after="0" w:line="276" w:lineRule="auto"/>
+        <w:spacing w:after="0" w:line="360" w:lineRule="auto"/>
         <w:rPr>
           <w:rFonts w:ascii="Times New Roman" w:hAnsi="Times New Roman" w:cs="Times New Roman"/>
         </w:rPr>
@@ -3694,7 +8486,7 @@
           <w:ilvl w:val="2"/>
           <w:numId w:val="2"/>
         </w:numPr>
-        <w:spacing w:after="0" w:line="276" w:lineRule="auto"/>
+        <w:spacing w:after="0" w:line="360" w:lineRule="auto"/>
         <w:rPr>
           <w:rFonts w:ascii="Times New Roman" w:hAnsi="Times New Roman" w:cs="Times New Roman"/>
         </w:rPr>
@@ -3713,7 +8505,7 @@
           <w:ilvl w:val="2"/>
           <w:numId w:val="2"/>
         </w:numPr>
-        <w:spacing w:after="0" w:line="276" w:lineRule="auto"/>
+        <w:spacing w:after="0" w:line="360" w:lineRule="auto"/>
         <w:rPr>
           <w:rFonts w:ascii="Times New Roman" w:hAnsi="Times New Roman" w:cs="Times New Roman"/>
         </w:rPr>
@@ -3732,7 +8524,7 @@
           <w:ilvl w:val="1"/>
           <w:numId w:val="2"/>
         </w:numPr>
-        <w:spacing w:after="0" w:line="276" w:lineRule="auto"/>
+        <w:spacing w:after="0" w:line="360" w:lineRule="auto"/>
         <w:rPr>
           <w:rFonts w:ascii="Times New Roman" w:hAnsi="Times New Roman" w:cs="Times New Roman"/>
         </w:rPr>
@@ -3751,7 +8543,7 @@
           <w:ilvl w:val="2"/>
           <w:numId w:val="2"/>
         </w:numPr>
-        <w:spacing w:after="0" w:line="276" w:lineRule="auto"/>
+        <w:spacing w:after="0" w:line="360" w:lineRule="auto"/>
         <w:rPr>
           <w:rFonts w:ascii="Times New Roman" w:hAnsi="Times New Roman" w:cs="Times New Roman"/>
         </w:rPr>
@@ -3770,7 +8562,7 @@
           <w:ilvl w:val="2"/>
           <w:numId w:val="2"/>
         </w:numPr>
-        <w:spacing w:after="0" w:line="276" w:lineRule="auto"/>
+        <w:spacing w:after="0" w:line="360" w:lineRule="auto"/>
         <w:rPr>
           <w:rFonts w:ascii="Times New Roman" w:hAnsi="Times New Roman" w:cs="Times New Roman"/>
         </w:rPr>
@@ -3789,7 +8581,7 @@
           <w:ilvl w:val="2"/>
           <w:numId w:val="2"/>
         </w:numPr>
-        <w:spacing w:after="0" w:line="276" w:lineRule="auto"/>
+        <w:spacing w:after="0" w:line="360" w:lineRule="auto"/>
         <w:rPr>
           <w:rFonts w:ascii="Times New Roman" w:hAnsi="Times New Roman" w:cs="Times New Roman"/>
         </w:rPr>
@@ -3808,7 +8600,7 @@
           <w:ilvl w:val="2"/>
           <w:numId w:val="2"/>
         </w:numPr>
-        <w:spacing w:after="0" w:line="276" w:lineRule="auto"/>
+        <w:spacing w:after="0" w:line="360" w:lineRule="auto"/>
         <w:rPr>
           <w:rFonts w:ascii="Times New Roman" w:hAnsi="Times New Roman" w:cs="Times New Roman"/>
         </w:rPr>
@@ -3827,7 +8619,7 @@
           <w:ilvl w:val="2"/>
           <w:numId w:val="2"/>
         </w:numPr>
-        <w:spacing w:after="0" w:line="276" w:lineRule="auto"/>
+        <w:spacing w:after="0" w:line="360" w:lineRule="auto"/>
         <w:rPr>
           <w:rFonts w:ascii="Times New Roman" w:hAnsi="Times New Roman" w:cs="Times New Roman"/>
         </w:rPr>
@@ -3846,7 +8638,7 @@
           <w:ilvl w:val="0"/>
           <w:numId w:val="2"/>
         </w:numPr>
-        <w:spacing w:after="0" w:line="276" w:lineRule="auto"/>
+        <w:spacing w:after="0" w:line="360" w:lineRule="auto"/>
         <w:rPr>
           <w:rFonts w:ascii="Times New Roman" w:hAnsi="Times New Roman" w:cs="Times New Roman"/>
         </w:rPr>
@@ -3865,15 +8657,16 @@
           <w:ilvl w:val="1"/>
           <w:numId w:val="2"/>
         </w:numPr>
-        <w:spacing w:after="0" w:line="276" w:lineRule="auto"/>
-        <w:rPr>
-          <w:rFonts w:ascii="Times New Roman" w:hAnsi="Times New Roman" w:cs="Times New Roman"/>
-        </w:rPr>
-      </w:pPr>
-      <w:r>
-        <w:rPr>
-          <w:rFonts w:ascii="Times New Roman" w:hAnsi="Times New Roman" w:cs="Times New Roman"/>
-        </w:rPr>
+        <w:spacing w:after="0" w:line="360" w:lineRule="auto"/>
+        <w:rPr>
+          <w:rFonts w:ascii="Times New Roman" w:hAnsi="Times New Roman" w:cs="Times New Roman"/>
+        </w:rPr>
+      </w:pPr>
+      <w:r>
+        <w:rPr>
+          <w:rFonts w:ascii="Times New Roman" w:hAnsi="Times New Roman" w:cs="Times New Roman"/>
+        </w:rPr>
+        <w:lastRenderedPageBreak/>
         <w:t>Summary of Key Findings</w:t>
       </w:r>
     </w:p>
@@ -3884,7 +8677,7 @@
           <w:ilvl w:val="2"/>
           <w:numId w:val="2"/>
         </w:numPr>
-        <w:spacing w:after="0" w:line="276" w:lineRule="auto"/>
+        <w:spacing w:after="0" w:line="360" w:lineRule="auto"/>
         <w:rPr>
           <w:rFonts w:ascii="Times New Roman" w:hAnsi="Times New Roman" w:cs="Times New Roman"/>
         </w:rPr>
@@ -3903,7 +8696,7 @@
           <w:ilvl w:val="2"/>
           <w:numId w:val="2"/>
         </w:numPr>
-        <w:spacing w:after="0" w:line="276" w:lineRule="auto"/>
+        <w:spacing w:after="0" w:line="360" w:lineRule="auto"/>
         <w:rPr>
           <w:rFonts w:ascii="Times New Roman" w:hAnsi="Times New Roman" w:cs="Times New Roman"/>
         </w:rPr>
@@ -3922,7 +8715,7 @@
           <w:ilvl w:val="1"/>
           <w:numId w:val="2"/>
         </w:numPr>
-        <w:spacing w:after="0" w:line="276" w:lineRule="auto"/>
+        <w:spacing w:after="0" w:line="360" w:lineRule="auto"/>
         <w:rPr>
           <w:rFonts w:ascii="Times New Roman" w:hAnsi="Times New Roman" w:cs="Times New Roman"/>
         </w:rPr>
@@ -3941,7 +8734,7 @@
           <w:ilvl w:val="2"/>
           <w:numId w:val="2"/>
         </w:numPr>
-        <w:spacing w:after="0" w:line="276" w:lineRule="auto"/>
+        <w:spacing w:after="0" w:line="360" w:lineRule="auto"/>
         <w:rPr>
           <w:rFonts w:ascii="Times New Roman" w:hAnsi="Times New Roman" w:cs="Times New Roman"/>
         </w:rPr>
@@ -3960,7 +8753,7 @@
           <w:ilvl w:val="2"/>
           <w:numId w:val="2"/>
         </w:numPr>
-        <w:spacing w:after="0" w:line="276" w:lineRule="auto"/>
+        <w:spacing w:after="0" w:line="360" w:lineRule="auto"/>
         <w:rPr>
           <w:rFonts w:ascii="Times New Roman" w:hAnsi="Times New Roman" w:cs="Times New Roman"/>
         </w:rPr>
@@ -3979,7 +8772,7 @@
           <w:ilvl w:val="1"/>
           <w:numId w:val="2"/>
         </w:numPr>
-        <w:spacing w:after="0" w:line="276" w:lineRule="auto"/>
+        <w:spacing w:after="0" w:line="360" w:lineRule="auto"/>
         <w:rPr>
           <w:rFonts w:ascii="Times New Roman" w:hAnsi="Times New Roman" w:cs="Times New Roman"/>
         </w:rPr>
@@ -3998,7 +8791,7 @@
           <w:ilvl w:val="2"/>
           <w:numId w:val="2"/>
         </w:numPr>
-        <w:spacing w:after="0" w:line="276" w:lineRule="auto"/>
+        <w:spacing w:after="0" w:line="360" w:lineRule="auto"/>
         <w:rPr>
           <w:rFonts w:ascii="Times New Roman" w:hAnsi="Times New Roman" w:cs="Times New Roman"/>
         </w:rPr>
@@ -4023,7 +8816,7 @@
           <w:ilvl w:val="2"/>
           <w:numId w:val="2"/>
         </w:numPr>
-        <w:spacing w:after="0" w:line="276" w:lineRule="auto"/>
+        <w:spacing w:after="0" w:line="360" w:lineRule="auto"/>
         <w:rPr>
           <w:rFonts w:ascii="Times New Roman" w:hAnsi="Times New Roman" w:cs="Times New Roman"/>
         </w:rPr>
@@ -4042,7 +8835,7 @@
           <w:ilvl w:val="2"/>
           <w:numId w:val="2"/>
         </w:numPr>
-        <w:spacing w:after="0" w:line="276" w:lineRule="auto"/>
+        <w:spacing w:after="0" w:line="360" w:lineRule="auto"/>
         <w:rPr>
           <w:rFonts w:ascii="Times New Roman" w:hAnsi="Times New Roman" w:cs="Times New Roman"/>
         </w:rPr>
@@ -4061,7 +8854,7 @@
           <w:ilvl w:val="2"/>
           <w:numId w:val="2"/>
         </w:numPr>
-        <w:spacing w:after="0" w:line="276" w:lineRule="auto"/>
+        <w:spacing w:after="0" w:line="360" w:lineRule="auto"/>
         <w:rPr>
           <w:rFonts w:ascii="Times New Roman" w:hAnsi="Times New Roman" w:cs="Times New Roman"/>
         </w:rPr>
@@ -4075,7 +8868,7 @@
     </w:p>
     <w:p>
       <w:pPr>
-        <w:spacing w:after="0" w:line="276" w:lineRule="auto"/>
+        <w:spacing w:after="0" w:line="360" w:lineRule="auto"/>
         <w:rPr>
           <w:rFonts w:ascii="Times New Roman" w:hAnsi="Times New Roman" w:cs="Times New Roman"/>
         </w:rPr>
@@ -4089,7 +8882,7 @@
     </w:p>
     <w:p>
       <w:pPr>
-        <w:spacing w:after="0" w:line="276" w:lineRule="auto"/>
+        <w:spacing w:after="0" w:line="360" w:lineRule="auto"/>
         <w:rPr>
           <w:rFonts w:ascii="Times New Roman" w:hAnsi="Times New Roman" w:cs="Times New Roman"/>
         </w:rPr>
@@ -4109,7 +8902,7 @@
     </w:p>
     <w:p>
       <w:pPr>
-        <w:spacing w:after="0" w:line="276" w:lineRule="auto"/>
+        <w:spacing w:after="0" w:line="360" w:lineRule="auto"/>
         <w:rPr>
           <w:rFonts w:ascii="Times New Roman" w:hAnsi="Times New Roman" w:cs="Times New Roman"/>
         </w:rPr>
@@ -4131,7 +8924,7 @@
     </w:p>
     <w:p>
       <w:pPr>
-        <w:spacing w:after="0" w:line="276" w:lineRule="auto"/>
+        <w:spacing w:after="0" w:line="360" w:lineRule="auto"/>
         <w:rPr>
           <w:rFonts w:ascii="Times New Roman" w:hAnsi="Times New Roman" w:cs="Times New Roman"/>
         </w:rPr>
@@ -4221,9 +9014,9 @@
     </w:lvl>
   </w:abstractNum>
   <w:abstractNum w:abstractNumId="1" w15:restartNumberingAfterBreak="0">
-    <w:nsid w:val="235F22D6"/>
+    <w:nsid w:val="052D337D"/>
     <w:multiLevelType w:val="hybridMultilevel"/>
-    <w:tmpl w:val="5DDA0CA2"/>
+    <w:tmpl w:val="EFC4E69C"/>
     <w:lvl w:ilvl="0" w:tplc="0809000F">
       <w:start w:val="1"/>
       <w:numFmt w:val="decimal"/>
@@ -4310,9 +9103,9 @@
     </w:lvl>
   </w:abstractNum>
   <w:abstractNum w:abstractNumId="2" w15:restartNumberingAfterBreak="0">
-    <w:nsid w:val="32C435CD"/>
+    <w:nsid w:val="0A12068C"/>
     <w:multiLevelType w:val="hybridMultilevel"/>
-    <w:tmpl w:val="4EACB47C"/>
+    <w:tmpl w:val="A4224624"/>
     <w:lvl w:ilvl="0" w:tplc="0809000F">
       <w:start w:val="1"/>
       <w:numFmt w:val="decimal"/>
@@ -4399,6 +9192,184 @@
     </w:lvl>
   </w:abstractNum>
   <w:abstractNum w:abstractNumId="3" w15:restartNumberingAfterBreak="0">
+    <w:nsid w:val="235F22D6"/>
+    <w:multiLevelType w:val="hybridMultilevel"/>
+    <w:tmpl w:val="5DDA0CA2"/>
+    <w:lvl w:ilvl="0" w:tplc="0809000F">
+      <w:start w:val="1"/>
+      <w:numFmt w:val="decimal"/>
+      <w:lvlText w:val="%1."/>
+      <w:lvlJc w:val="left"/>
+      <w:pPr>
+        <w:ind w:left="720" w:hanging="360"/>
+      </w:pPr>
+      <w:rPr>
+        <w:rFonts w:hint="default"/>
+      </w:rPr>
+    </w:lvl>
+    <w:lvl w:ilvl="1" w:tplc="08090019" w:tentative="1">
+      <w:start w:val="1"/>
+      <w:numFmt w:val="lowerLetter"/>
+      <w:lvlText w:val="%2."/>
+      <w:lvlJc w:val="left"/>
+      <w:pPr>
+        <w:ind w:left="1440" w:hanging="360"/>
+      </w:pPr>
+    </w:lvl>
+    <w:lvl w:ilvl="2" w:tplc="0809001B" w:tentative="1">
+      <w:start w:val="1"/>
+      <w:numFmt w:val="lowerRoman"/>
+      <w:lvlText w:val="%3."/>
+      <w:lvlJc w:val="right"/>
+      <w:pPr>
+        <w:ind w:left="2160" w:hanging="180"/>
+      </w:pPr>
+    </w:lvl>
+    <w:lvl w:ilvl="3" w:tplc="0809000F" w:tentative="1">
+      <w:start w:val="1"/>
+      <w:numFmt w:val="decimal"/>
+      <w:lvlText w:val="%4."/>
+      <w:lvlJc w:val="left"/>
+      <w:pPr>
+        <w:ind w:left="2880" w:hanging="360"/>
+      </w:pPr>
+    </w:lvl>
+    <w:lvl w:ilvl="4" w:tplc="08090019" w:tentative="1">
+      <w:start w:val="1"/>
+      <w:numFmt w:val="lowerLetter"/>
+      <w:lvlText w:val="%5."/>
+      <w:lvlJc w:val="left"/>
+      <w:pPr>
+        <w:ind w:left="3600" w:hanging="360"/>
+      </w:pPr>
+    </w:lvl>
+    <w:lvl w:ilvl="5" w:tplc="0809001B" w:tentative="1">
+      <w:start w:val="1"/>
+      <w:numFmt w:val="lowerRoman"/>
+      <w:lvlText w:val="%6."/>
+      <w:lvlJc w:val="right"/>
+      <w:pPr>
+        <w:ind w:left="4320" w:hanging="180"/>
+      </w:pPr>
+    </w:lvl>
+    <w:lvl w:ilvl="6" w:tplc="0809000F" w:tentative="1">
+      <w:start w:val="1"/>
+      <w:numFmt w:val="decimal"/>
+      <w:lvlText w:val="%7."/>
+      <w:lvlJc w:val="left"/>
+      <w:pPr>
+        <w:ind w:left="5040" w:hanging="360"/>
+      </w:pPr>
+    </w:lvl>
+    <w:lvl w:ilvl="7" w:tplc="08090019" w:tentative="1">
+      <w:start w:val="1"/>
+      <w:numFmt w:val="lowerLetter"/>
+      <w:lvlText w:val="%8."/>
+      <w:lvlJc w:val="left"/>
+      <w:pPr>
+        <w:ind w:left="5760" w:hanging="360"/>
+      </w:pPr>
+    </w:lvl>
+    <w:lvl w:ilvl="8" w:tplc="0809001B" w:tentative="1">
+      <w:start w:val="1"/>
+      <w:numFmt w:val="lowerRoman"/>
+      <w:lvlText w:val="%9."/>
+      <w:lvlJc w:val="right"/>
+      <w:pPr>
+        <w:ind w:left="6480" w:hanging="180"/>
+      </w:pPr>
+    </w:lvl>
+  </w:abstractNum>
+  <w:abstractNum w:abstractNumId="4" w15:restartNumberingAfterBreak="0">
+    <w:nsid w:val="32C435CD"/>
+    <w:multiLevelType w:val="hybridMultilevel"/>
+    <w:tmpl w:val="4EACB47C"/>
+    <w:lvl w:ilvl="0" w:tplc="0809000F">
+      <w:start w:val="1"/>
+      <w:numFmt w:val="decimal"/>
+      <w:lvlText w:val="%1."/>
+      <w:lvlJc w:val="left"/>
+      <w:pPr>
+        <w:ind w:left="720" w:hanging="360"/>
+      </w:pPr>
+      <w:rPr>
+        <w:rFonts w:hint="default"/>
+      </w:rPr>
+    </w:lvl>
+    <w:lvl w:ilvl="1" w:tplc="08090019" w:tentative="1">
+      <w:start w:val="1"/>
+      <w:numFmt w:val="lowerLetter"/>
+      <w:lvlText w:val="%2."/>
+      <w:lvlJc w:val="left"/>
+      <w:pPr>
+        <w:ind w:left="1440" w:hanging="360"/>
+      </w:pPr>
+    </w:lvl>
+    <w:lvl w:ilvl="2" w:tplc="0809001B" w:tentative="1">
+      <w:start w:val="1"/>
+      <w:numFmt w:val="lowerRoman"/>
+      <w:lvlText w:val="%3."/>
+      <w:lvlJc w:val="right"/>
+      <w:pPr>
+        <w:ind w:left="2160" w:hanging="180"/>
+      </w:pPr>
+    </w:lvl>
+    <w:lvl w:ilvl="3" w:tplc="0809000F" w:tentative="1">
+      <w:start w:val="1"/>
+      <w:numFmt w:val="decimal"/>
+      <w:lvlText w:val="%4."/>
+      <w:lvlJc w:val="left"/>
+      <w:pPr>
+        <w:ind w:left="2880" w:hanging="360"/>
+      </w:pPr>
+    </w:lvl>
+    <w:lvl w:ilvl="4" w:tplc="08090019" w:tentative="1">
+      <w:start w:val="1"/>
+      <w:numFmt w:val="lowerLetter"/>
+      <w:lvlText w:val="%5."/>
+      <w:lvlJc w:val="left"/>
+      <w:pPr>
+        <w:ind w:left="3600" w:hanging="360"/>
+      </w:pPr>
+    </w:lvl>
+    <w:lvl w:ilvl="5" w:tplc="0809001B" w:tentative="1">
+      <w:start w:val="1"/>
+      <w:numFmt w:val="lowerRoman"/>
+      <w:lvlText w:val="%6."/>
+      <w:lvlJc w:val="right"/>
+      <w:pPr>
+        <w:ind w:left="4320" w:hanging="180"/>
+      </w:pPr>
+    </w:lvl>
+    <w:lvl w:ilvl="6" w:tplc="0809000F" w:tentative="1">
+      <w:start w:val="1"/>
+      <w:numFmt w:val="decimal"/>
+      <w:lvlText w:val="%7."/>
+      <w:lvlJc w:val="left"/>
+      <w:pPr>
+        <w:ind w:left="5040" w:hanging="360"/>
+      </w:pPr>
+    </w:lvl>
+    <w:lvl w:ilvl="7" w:tplc="08090019" w:tentative="1">
+      <w:start w:val="1"/>
+      <w:numFmt w:val="lowerLetter"/>
+      <w:lvlText w:val="%8."/>
+      <w:lvlJc w:val="left"/>
+      <w:pPr>
+        <w:ind w:left="5760" w:hanging="360"/>
+      </w:pPr>
+    </w:lvl>
+    <w:lvl w:ilvl="8" w:tplc="0809001B" w:tentative="1">
+      <w:start w:val="1"/>
+      <w:numFmt w:val="lowerRoman"/>
+      <w:lvlText w:val="%9."/>
+      <w:lvlJc w:val="right"/>
+      <w:pPr>
+        <w:ind w:left="6480" w:hanging="180"/>
+      </w:pPr>
+    </w:lvl>
+  </w:abstractNum>
+  <w:abstractNum w:abstractNumId="5" w15:restartNumberingAfterBreak="0">
     <w:nsid w:val="38F954C9"/>
     <w:multiLevelType w:val="multilevel"/>
     <w:tmpl w:val="0E0650BC"/>
@@ -4514,7 +9485,96 @@
       </w:rPr>
     </w:lvl>
   </w:abstractNum>
-  <w:abstractNum w:abstractNumId="4" w15:restartNumberingAfterBreak="0">
+  <w:abstractNum w:abstractNumId="6" w15:restartNumberingAfterBreak="0">
+    <w:nsid w:val="43973F5F"/>
+    <w:multiLevelType w:val="hybridMultilevel"/>
+    <w:tmpl w:val="F16E95E2"/>
+    <w:lvl w:ilvl="0" w:tplc="0809000F">
+      <w:start w:val="1"/>
+      <w:numFmt w:val="decimal"/>
+      <w:lvlText w:val="%1."/>
+      <w:lvlJc w:val="left"/>
+      <w:pPr>
+        <w:ind w:left="720" w:hanging="360"/>
+      </w:pPr>
+      <w:rPr>
+        <w:rFonts w:hint="default"/>
+      </w:rPr>
+    </w:lvl>
+    <w:lvl w:ilvl="1" w:tplc="08090019" w:tentative="1">
+      <w:start w:val="1"/>
+      <w:numFmt w:val="lowerLetter"/>
+      <w:lvlText w:val="%2."/>
+      <w:lvlJc w:val="left"/>
+      <w:pPr>
+        <w:ind w:left="1440" w:hanging="360"/>
+      </w:pPr>
+    </w:lvl>
+    <w:lvl w:ilvl="2" w:tplc="0809001B" w:tentative="1">
+      <w:start w:val="1"/>
+      <w:numFmt w:val="lowerRoman"/>
+      <w:lvlText w:val="%3."/>
+      <w:lvlJc w:val="right"/>
+      <w:pPr>
+        <w:ind w:left="2160" w:hanging="180"/>
+      </w:pPr>
+    </w:lvl>
+    <w:lvl w:ilvl="3" w:tplc="0809000F" w:tentative="1">
+      <w:start w:val="1"/>
+      <w:numFmt w:val="decimal"/>
+      <w:lvlText w:val="%4."/>
+      <w:lvlJc w:val="left"/>
+      <w:pPr>
+        <w:ind w:left="2880" w:hanging="360"/>
+      </w:pPr>
+    </w:lvl>
+    <w:lvl w:ilvl="4" w:tplc="08090019" w:tentative="1">
+      <w:start w:val="1"/>
+      <w:numFmt w:val="lowerLetter"/>
+      <w:lvlText w:val="%5."/>
+      <w:lvlJc w:val="left"/>
+      <w:pPr>
+        <w:ind w:left="3600" w:hanging="360"/>
+      </w:pPr>
+    </w:lvl>
+    <w:lvl w:ilvl="5" w:tplc="0809001B" w:tentative="1">
+      <w:start w:val="1"/>
+      <w:numFmt w:val="lowerRoman"/>
+      <w:lvlText w:val="%6."/>
+      <w:lvlJc w:val="right"/>
+      <w:pPr>
+        <w:ind w:left="4320" w:hanging="180"/>
+      </w:pPr>
+    </w:lvl>
+    <w:lvl w:ilvl="6" w:tplc="0809000F" w:tentative="1">
+      <w:start w:val="1"/>
+      <w:numFmt w:val="decimal"/>
+      <w:lvlText w:val="%7."/>
+      <w:lvlJc w:val="left"/>
+      <w:pPr>
+        <w:ind w:left="5040" w:hanging="360"/>
+      </w:pPr>
+    </w:lvl>
+    <w:lvl w:ilvl="7" w:tplc="08090019" w:tentative="1">
+      <w:start w:val="1"/>
+      <w:numFmt w:val="lowerLetter"/>
+      <w:lvlText w:val="%8."/>
+      <w:lvlJc w:val="left"/>
+      <w:pPr>
+        <w:ind w:left="5760" w:hanging="360"/>
+      </w:pPr>
+    </w:lvl>
+    <w:lvl w:ilvl="8" w:tplc="0809001B" w:tentative="1">
+      <w:start w:val="1"/>
+      <w:numFmt w:val="lowerRoman"/>
+      <w:lvlText w:val="%9."/>
+      <w:lvlJc w:val="right"/>
+      <w:pPr>
+        <w:ind w:left="6480" w:hanging="180"/>
+      </w:pPr>
+    </w:lvl>
+  </w:abstractNum>
+  <w:abstractNum w:abstractNumId="7" w15:restartNumberingAfterBreak="0">
     <w:nsid w:val="47F252AC"/>
     <w:multiLevelType w:val="hybridMultilevel"/>
     <w:tmpl w:val="EBF6EBB6"/>
@@ -4603,13 +9663,13 @@
       </w:pPr>
     </w:lvl>
   </w:abstractNum>
-  <w:abstractNum w:abstractNumId="5" w15:restartNumberingAfterBreak="0">
-    <w:nsid w:val="51811B7A"/>
+  <w:abstractNum w:abstractNumId="8" w15:restartNumberingAfterBreak="0">
+    <w:nsid w:val="4ED208D1"/>
     <w:multiLevelType w:val="hybridMultilevel"/>
-    <w:tmpl w:val="087CE150"/>
-    <w:lvl w:ilvl="0" w:tplc="08090019">
+    <w:tmpl w:val="363E3156"/>
+    <w:lvl w:ilvl="0" w:tplc="0809000F">
       <w:start w:val="1"/>
-      <w:numFmt w:val="lowerLetter"/>
+      <w:numFmt w:val="decimal"/>
       <w:lvlText w:val="%1."/>
       <w:lvlJc w:val="left"/>
       <w:pPr>
@@ -4692,13 +9752,13 @@
       </w:pPr>
     </w:lvl>
   </w:abstractNum>
-  <w:abstractNum w:abstractNumId="6" w15:restartNumberingAfterBreak="0">
-    <w:nsid w:val="5C6D15A9"/>
+  <w:abstractNum w:abstractNumId="9" w15:restartNumberingAfterBreak="0">
+    <w:nsid w:val="51811B7A"/>
     <w:multiLevelType w:val="hybridMultilevel"/>
-    <w:tmpl w:val="67AC9212"/>
-    <w:lvl w:ilvl="0" w:tplc="0809000F">
+    <w:tmpl w:val="087CE150"/>
+    <w:lvl w:ilvl="0" w:tplc="08090019">
       <w:start w:val="1"/>
-      <w:numFmt w:val="decimal"/>
+      <w:numFmt w:val="lowerLetter"/>
       <w:lvlText w:val="%1."/>
       <w:lvlJc w:val="left"/>
       <w:pPr>
@@ -4781,10 +9841,10 @@
       </w:pPr>
     </w:lvl>
   </w:abstractNum>
-  <w:abstractNum w:abstractNumId="7" w15:restartNumberingAfterBreak="0">
-    <w:nsid w:val="5CF02341"/>
+  <w:abstractNum w:abstractNumId="10" w15:restartNumberingAfterBreak="0">
+    <w:nsid w:val="5C6D15A9"/>
     <w:multiLevelType w:val="hybridMultilevel"/>
-    <w:tmpl w:val="767E3C04"/>
+    <w:tmpl w:val="67AC9212"/>
     <w:lvl w:ilvl="0" w:tplc="0809000F">
       <w:start w:val="1"/>
       <w:numFmt w:val="decimal"/>
@@ -4870,7 +9930,96 @@
       </w:pPr>
     </w:lvl>
   </w:abstractNum>
-  <w:abstractNum w:abstractNumId="8" w15:restartNumberingAfterBreak="0">
+  <w:abstractNum w:abstractNumId="11" w15:restartNumberingAfterBreak="0">
+    <w:nsid w:val="5CF02341"/>
+    <w:multiLevelType w:val="hybridMultilevel"/>
+    <w:tmpl w:val="767E3C04"/>
+    <w:lvl w:ilvl="0" w:tplc="0809000F">
+      <w:start w:val="1"/>
+      <w:numFmt w:val="decimal"/>
+      <w:lvlText w:val="%1."/>
+      <w:lvlJc w:val="left"/>
+      <w:pPr>
+        <w:ind w:left="720" w:hanging="360"/>
+      </w:pPr>
+      <w:rPr>
+        <w:rFonts w:hint="default"/>
+      </w:rPr>
+    </w:lvl>
+    <w:lvl w:ilvl="1" w:tplc="08090019" w:tentative="1">
+      <w:start w:val="1"/>
+      <w:numFmt w:val="lowerLetter"/>
+      <w:lvlText w:val="%2."/>
+      <w:lvlJc w:val="left"/>
+      <w:pPr>
+        <w:ind w:left="1440" w:hanging="360"/>
+      </w:pPr>
+    </w:lvl>
+    <w:lvl w:ilvl="2" w:tplc="0809001B" w:tentative="1">
+      <w:start w:val="1"/>
+      <w:numFmt w:val="lowerRoman"/>
+      <w:lvlText w:val="%3."/>
+      <w:lvlJc w:val="right"/>
+      <w:pPr>
+        <w:ind w:left="2160" w:hanging="180"/>
+      </w:pPr>
+    </w:lvl>
+    <w:lvl w:ilvl="3" w:tplc="0809000F" w:tentative="1">
+      <w:start w:val="1"/>
+      <w:numFmt w:val="decimal"/>
+      <w:lvlText w:val="%4."/>
+      <w:lvlJc w:val="left"/>
+      <w:pPr>
+        <w:ind w:left="2880" w:hanging="360"/>
+      </w:pPr>
+    </w:lvl>
+    <w:lvl w:ilvl="4" w:tplc="08090019" w:tentative="1">
+      <w:start w:val="1"/>
+      <w:numFmt w:val="lowerLetter"/>
+      <w:lvlText w:val="%5."/>
+      <w:lvlJc w:val="left"/>
+      <w:pPr>
+        <w:ind w:left="3600" w:hanging="360"/>
+      </w:pPr>
+    </w:lvl>
+    <w:lvl w:ilvl="5" w:tplc="0809001B" w:tentative="1">
+      <w:start w:val="1"/>
+      <w:numFmt w:val="lowerRoman"/>
+      <w:lvlText w:val="%6."/>
+      <w:lvlJc w:val="right"/>
+      <w:pPr>
+        <w:ind w:left="4320" w:hanging="180"/>
+      </w:pPr>
+    </w:lvl>
+    <w:lvl w:ilvl="6" w:tplc="0809000F" w:tentative="1">
+      <w:start w:val="1"/>
+      <w:numFmt w:val="decimal"/>
+      <w:lvlText w:val="%7."/>
+      <w:lvlJc w:val="left"/>
+      <w:pPr>
+        <w:ind w:left="5040" w:hanging="360"/>
+      </w:pPr>
+    </w:lvl>
+    <w:lvl w:ilvl="7" w:tplc="08090019" w:tentative="1">
+      <w:start w:val="1"/>
+      <w:numFmt w:val="lowerLetter"/>
+      <w:lvlText w:val="%8."/>
+      <w:lvlJc w:val="left"/>
+      <w:pPr>
+        <w:ind w:left="5760" w:hanging="360"/>
+      </w:pPr>
+    </w:lvl>
+    <w:lvl w:ilvl="8" w:tplc="0809001B" w:tentative="1">
+      <w:start w:val="1"/>
+      <w:numFmt w:val="lowerRoman"/>
+      <w:lvlText w:val="%9."/>
+      <w:lvlJc w:val="right"/>
+      <w:pPr>
+        <w:ind w:left="6480" w:hanging="180"/>
+      </w:pPr>
+    </w:lvl>
+  </w:abstractNum>
+  <w:abstractNum w:abstractNumId="12" w15:restartNumberingAfterBreak="0">
     <w:nsid w:val="75434B19"/>
     <w:multiLevelType w:val="hybridMultilevel"/>
     <w:tmpl w:val="D3E6CB76"/>
@@ -4960,31 +10109,43 @@
     </w:lvl>
   </w:abstractNum>
   <w:num w:numId="1" w16cid:durableId="159733540">
-    <w:abstractNumId w:val="8"/>
+    <w:abstractNumId w:val="12"/>
   </w:num>
   <w:num w:numId="2" w16cid:durableId="2095978941">
-    <w:abstractNumId w:val="3"/>
+    <w:abstractNumId w:val="5"/>
   </w:num>
   <w:num w:numId="3" w16cid:durableId="11029832">
-    <w:abstractNumId w:val="5"/>
+    <w:abstractNumId w:val="9"/>
   </w:num>
   <w:num w:numId="4" w16cid:durableId="840048785">
     <w:abstractNumId w:val="0"/>
   </w:num>
   <w:num w:numId="5" w16cid:durableId="206725374">
+    <w:abstractNumId w:val="11"/>
+  </w:num>
+  <w:num w:numId="6" w16cid:durableId="640041969">
+    <w:abstractNumId w:val="4"/>
+  </w:num>
+  <w:num w:numId="7" w16cid:durableId="675110757">
     <w:abstractNumId w:val="7"/>
   </w:num>
-  <w:num w:numId="6" w16cid:durableId="640041969">
-    <w:abstractNumId w:val="2"/>
+  <w:num w:numId="8" w16cid:durableId="123043636">
+    <w:abstractNumId w:val="10"/>
   </w:num>
-  <w:num w:numId="7" w16cid:durableId="675110757">
-    <w:abstractNumId w:val="4"/>
+  <w:num w:numId="9" w16cid:durableId="142817084">
+    <w:abstractNumId w:val="3"/>
   </w:num>
-  <w:num w:numId="8" w16cid:durableId="123043636">
+  <w:num w:numId="10" w16cid:durableId="1292639480">
+    <w:abstractNumId w:val="8"/>
+  </w:num>
+  <w:num w:numId="11" w16cid:durableId="1568569935">
     <w:abstractNumId w:val="6"/>
   </w:num>
-  <w:num w:numId="9" w16cid:durableId="142817084">
+  <w:num w:numId="12" w16cid:durableId="1374579481">
     <w:abstractNumId w:val="1"/>
+  </w:num>
+  <w:num w:numId="13" w16cid:durableId="1894656174">
+    <w:abstractNumId w:val="2"/>
   </w:num>
 </w:numbering>
 </file>
@@ -6083,6 +11244,25 @@
       <w:rFonts w:ascii="Times New Roman" w:hAnsi="Times New Roman" w:cs="Times New Roman"/>
     </w:rPr>
   </w:style>
+  <w:style w:type="paragraph" w:styleId="Caption">
+    <w:name w:val="caption"/>
+    <w:basedOn w:val="Normal"/>
+    <w:next w:val="Normal"/>
+    <w:uiPriority w:val="35"/>
+    <w:unhideWhenUsed/>
+    <w:qFormat/>
+    <w:rsid w:val="00C2260A"/>
+    <w:pPr>
+      <w:spacing w:after="200" w:line="240" w:lineRule="auto"/>
+    </w:pPr>
+    <w:rPr>
+      <w:i/>
+      <w:iCs/>
+      <w:color w:val="0E2841" w:themeColor="text2"/>
+      <w:sz w:val="18"/>
+      <w:szCs w:val="18"/>
+    </w:rPr>
+  </w:style>
 </w:styles>
 </file>
 

--- a/Final Report.docx
+++ b/Final Report.docx
@@ -111,21 +111,7 @@
         <w:rPr>
           <w:rFonts w:ascii="Times New Roman" w:hAnsi="Times New Roman" w:cs="Times New Roman"/>
         </w:rPr>
-        <w:t xml:space="preserve">Dance </w:t>
-      </w:r>
-      <w:proofErr w:type="spellStart"/>
-      <w:r>
-        <w:rPr>
-          <w:rFonts w:ascii="Times New Roman" w:hAnsi="Times New Roman" w:cs="Times New Roman"/>
-        </w:rPr>
-        <w:t>Dance</w:t>
-      </w:r>
-      <w:proofErr w:type="spellEnd"/>
-      <w:r>
-        <w:rPr>
-          <w:rFonts w:ascii="Times New Roman" w:hAnsi="Times New Roman" w:cs="Times New Roman"/>
-        </w:rPr>
-        <w:t xml:space="preserve"> Revolution</w:t>
+        <w:t>Dance Dance Revolution</w:t>
       </w:r>
       <w:r>
         <w:rPr>
@@ -237,23 +223,7 @@
           <w:rFonts w:ascii="Times New Roman" w:hAnsi="Times New Roman" w:cs="Times New Roman"/>
           <w:color w:val="FF0000"/>
         </w:rPr>
-        <w:t xml:space="preserve">[Michael &amp; </w:t>
-      </w:r>
-      <w:proofErr w:type="spellStart"/>
-      <w:r>
-        <w:rPr>
-          <w:rFonts w:ascii="Times New Roman" w:hAnsi="Times New Roman" w:cs="Times New Roman"/>
-          <w:color w:val="FF0000"/>
-        </w:rPr>
-        <w:t>Lutteroth</w:t>
-      </w:r>
-      <w:proofErr w:type="spellEnd"/>
-      <w:r>
-        <w:rPr>
-          <w:rFonts w:ascii="Times New Roman" w:hAnsi="Times New Roman" w:cs="Times New Roman"/>
-          <w:color w:val="FF0000"/>
-        </w:rPr>
-        <w:t>, 2020]</w:t>
+        <w:t>[Michael &amp; Lutteroth, 2020]</w:t>
       </w:r>
       <w:r>
         <w:rPr>
@@ -910,55 +880,39 @@
           <w:rFonts w:ascii="Times New Roman" w:hAnsi="Times New Roman" w:cs="Times New Roman"/>
           <w:color w:val="FF0000"/>
         </w:rPr>
-        <w:t xml:space="preserve">(Mestre, </w:t>
-      </w:r>
-      <w:proofErr w:type="spellStart"/>
+        <w:t>(Mestre, Dagonneau &amp; Mercier, 2011)</w:t>
+      </w:r>
+      <w:r>
+        <w:rPr>
+          <w:rFonts w:ascii="Times New Roman" w:hAnsi="Times New Roman" w:cs="Times New Roman"/>
+        </w:rPr>
+        <w:t>. The focus on this project, however, is to see how changes in social dynamics in cooperative and competitive environments impact exercise adherence, enjoyment, motivation, and performance, and to additionally see if results correlate with particular personality types favouring different dynamics.</w:t>
+      </w:r>
+    </w:p>
+    <w:p>
+      <w:pPr>
+        <w:spacing w:after="0" w:line="360" w:lineRule="auto"/>
+        <w:rPr>
+          <w:rFonts w:ascii="Times New Roman" w:hAnsi="Times New Roman" w:cs="Times New Roman"/>
+        </w:rPr>
+      </w:pPr>
+      <w:r>
+        <w:rPr>
+          <w:rFonts w:ascii="Times New Roman" w:hAnsi="Times New Roman" w:cs="Times New Roman"/>
+        </w:rPr>
+        <w:t xml:space="preserve">Previous studies show that competitive and cooperative factors in exergames </w:t>
+      </w:r>
+      <w:r>
+        <w:rPr>
+          <w:rFonts w:ascii="Times New Roman" w:hAnsi="Times New Roman" w:cs="Times New Roman"/>
+        </w:rPr>
+        <w:t xml:space="preserve">influence user motivation. </w:t>
+      </w:r>
       <w:r>
         <w:rPr>
           <w:rFonts w:ascii="Times New Roman" w:hAnsi="Times New Roman" w:cs="Times New Roman"/>
           <w:color w:val="FF0000"/>
         </w:rPr>
-        <w:t>Dagonneau</w:t>
-      </w:r>
-      <w:proofErr w:type="spellEnd"/>
-      <w:r>
-        <w:rPr>
-          <w:rFonts w:ascii="Times New Roman" w:hAnsi="Times New Roman" w:cs="Times New Roman"/>
-          <w:color w:val="FF0000"/>
-        </w:rPr>
-        <w:t xml:space="preserve"> &amp; Mercier, 2011)</w:t>
-      </w:r>
-      <w:r>
-        <w:rPr>
-          <w:rFonts w:ascii="Times New Roman" w:hAnsi="Times New Roman" w:cs="Times New Roman"/>
-        </w:rPr>
-        <w:t>. The focus on this project, however, is to see how changes in social dynamics in cooperative and competitive environments impact exercise adherence, enjoyment, motivation, and performance, and to additionally see if results correlate with particular personality types favouring different dynamics.</w:t>
-      </w:r>
-    </w:p>
-    <w:p>
-      <w:pPr>
-        <w:spacing w:after="0" w:line="360" w:lineRule="auto"/>
-        <w:rPr>
-          <w:rFonts w:ascii="Times New Roman" w:hAnsi="Times New Roman" w:cs="Times New Roman"/>
-        </w:rPr>
-      </w:pPr>
-      <w:r>
-        <w:rPr>
-          <w:rFonts w:ascii="Times New Roman" w:hAnsi="Times New Roman" w:cs="Times New Roman"/>
-        </w:rPr>
-        <w:t xml:space="preserve">Previous studies show that competitive and cooperative factors in exergames </w:t>
-      </w:r>
-      <w:r>
-        <w:rPr>
-          <w:rFonts w:ascii="Times New Roman" w:hAnsi="Times New Roman" w:cs="Times New Roman"/>
-        </w:rPr>
-        <w:t xml:space="preserve">influence user motivation. </w:t>
-      </w:r>
-      <w:r>
-        <w:rPr>
-          <w:rFonts w:ascii="Times New Roman" w:hAnsi="Times New Roman" w:cs="Times New Roman"/>
-          <w:color w:val="FF0000"/>
-        </w:rPr>
         <w:t xml:space="preserve">Peng &amp; Crouse (2013) </w:t>
       </w:r>
       <w:r>
@@ -971,21 +925,7 @@
         <w:rPr>
           <w:rFonts w:ascii="Times New Roman" w:hAnsi="Times New Roman" w:cs="Times New Roman"/>
         </w:rPr>
-        <w:t xml:space="preserve">where users played against their </w:t>
-      </w:r>
-      <w:proofErr w:type="spellStart"/>
-      <w:r>
-        <w:rPr>
-          <w:rFonts w:ascii="Times New Roman" w:hAnsi="Times New Roman" w:cs="Times New Roman"/>
-        </w:rPr>
-        <w:t>self pretest</w:t>
-      </w:r>
-      <w:proofErr w:type="spellEnd"/>
-      <w:r>
-        <w:rPr>
-          <w:rFonts w:ascii="Times New Roman" w:hAnsi="Times New Roman" w:cs="Times New Roman"/>
-        </w:rPr>
-        <w:t xml:space="preserve"> score; (2) a cooperative mode with another player in the same physical space; (3) a mode with another player in parallel competition in separate physical spaces. In this study they found (3) parallel competition to be the optimal mode, resulting in high enjoyment and future play motivation and high physical intensity. </w:t>
+        <w:t xml:space="preserve">where users played against their self pretest score; (2) a cooperative mode with another player in the same physical space; (3) a mode with another player in parallel competition in separate physical spaces. In this study they found (3) parallel competition to be the optimal mode, resulting in high enjoyment and future play motivation and high physical intensity. </w:t>
       </w:r>
       <w:r>
         <w:rPr>
@@ -1673,21 +1613,7 @@
           <w:rFonts w:ascii="Times New Roman" w:hAnsi="Times New Roman" w:cs="Times New Roman"/>
         </w:rPr>
         <w:lastRenderedPageBreak/>
-        <w:t xml:space="preserve">elements can include features such as points, challenges, levels, or badges in the contexts of exercise to increase motivation and enjoyment. Commercial VR exergames like Zwift, </w:t>
-      </w:r>
-      <w:proofErr w:type="spellStart"/>
-      <w:r>
-        <w:rPr>
-          <w:rFonts w:ascii="Times New Roman" w:hAnsi="Times New Roman" w:cs="Times New Roman"/>
-        </w:rPr>
-        <w:t>FitXR</w:t>
-      </w:r>
-      <w:proofErr w:type="spellEnd"/>
-      <w:r>
-        <w:rPr>
-          <w:rFonts w:ascii="Times New Roman" w:hAnsi="Times New Roman" w:cs="Times New Roman"/>
-        </w:rPr>
-        <w:t xml:space="preserve"> and Supernatural) use gamification heavily, but gamification isn’t the only path to user engagement, this project focuses adopts a minimalist approach, focusing instead on performance feedback and social dynamics to increase engagement. This allows users to concentrate on exertion without visual clutter distracting them from the workout. </w:t>
+        <w:t xml:space="preserve">elements can include features such as points, challenges, levels, or badges in the contexts of exercise to increase motivation and enjoyment. Commercial VR exergames like Zwift, FitXR and Supernatural) use gamification heavily, but gamification isn’t the only path to user engagement, this project focuses adopts a minimalist approach, focusing instead on performance feedback and social dynamics to increase engagement. This allows users to concentrate on exertion without visual clutter distracting them from the workout. </w:t>
       </w:r>
     </w:p>
     <w:p>
@@ -1755,21 +1681,7 @@
         <w:rPr>
           <w:rFonts w:ascii="Times New Roman" w:hAnsi="Times New Roman" w:cs="Times New Roman"/>
         </w:rPr>
-        <w:t xml:space="preserve">) demonstrated that a </w:t>
-      </w:r>
-      <w:proofErr w:type="spellStart"/>
-      <w:r>
-        <w:rPr>
-          <w:rFonts w:ascii="Times New Roman" w:hAnsi="Times New Roman" w:cs="Times New Roman"/>
-        </w:rPr>
-        <w:t>multighost</w:t>
-      </w:r>
-      <w:proofErr w:type="spellEnd"/>
-      <w:r>
-        <w:rPr>
-          <w:rFonts w:ascii="Times New Roman" w:hAnsi="Times New Roman" w:cs="Times New Roman"/>
-        </w:rPr>
-        <w:t xml:space="preserve"> competition model in VR cycling led to a 16% increase in performance over four weeks. This reinforces the idea that gamification is not required to drive improvement, rather, engaging challenges that evolve with the user, such as AI-based competition, can yield meaningful fitness outcomes. </w:t>
+        <w:t xml:space="preserve">) demonstrated that a multighost competition model in VR cycling led to a 16% increase in performance over four weeks. This reinforces the idea that gamification is not required to drive improvement, rather, engaging challenges that evolve with the user, such as AI-based competition, can yield meaningful fitness outcomes. </w:t>
       </w:r>
     </w:p>
     <w:p>
@@ -1824,21 +1736,12 @@
         </w:rPr>
         <w:t xml:space="preserve">While </w:t>
       </w:r>
-      <w:proofErr w:type="spellStart"/>
       <w:r>
         <w:rPr>
           <w:rFonts w:ascii="Times New Roman" w:hAnsi="Times New Roman" w:cs="Times New Roman"/>
           <w:color w:val="FF0000"/>
         </w:rPr>
-        <w:t>Cugelman</w:t>
-      </w:r>
-      <w:proofErr w:type="spellEnd"/>
-      <w:r>
-        <w:rPr>
-          <w:rFonts w:ascii="Times New Roman" w:hAnsi="Times New Roman" w:cs="Times New Roman"/>
-          <w:color w:val="FF0000"/>
-        </w:rPr>
-        <w:t xml:space="preserve"> (2013)</w:t>
+        <w:t>Cugelman (2013)</w:t>
       </w:r>
       <w:r>
         <w:rPr>
@@ -2704,35 +2607,7 @@
         <w:rPr>
           <w:rFonts w:ascii="Times New Roman" w:hAnsi="Times New Roman" w:cs="Times New Roman"/>
         </w:rPr>
-        <w:t xml:space="preserve">Each participant completed the same “Max Ramp Test” workout from Cardiff University’s VR Lab </w:t>
-      </w:r>
-      <w:proofErr w:type="spellStart"/>
-      <w:r>
-        <w:rPr>
-          <w:rFonts w:ascii="Times New Roman" w:hAnsi="Times New Roman" w:cs="Times New Roman"/>
-        </w:rPr>
-        <w:t>Wattbike</w:t>
-      </w:r>
-      <w:proofErr w:type="spellEnd"/>
-      <w:r>
-        <w:rPr>
-          <w:rFonts w:ascii="Times New Roman" w:hAnsi="Times New Roman" w:cs="Times New Roman"/>
-        </w:rPr>
-        <w:t xml:space="preserve"> Atom 2 exercise bike, giving them identical power output targets across all scenarios. ERG mode was used on the </w:t>
-      </w:r>
-      <w:proofErr w:type="spellStart"/>
-      <w:r>
-        <w:rPr>
-          <w:rFonts w:ascii="Times New Roman" w:hAnsi="Times New Roman" w:cs="Times New Roman"/>
-        </w:rPr>
-        <w:t>Wattbike</w:t>
-      </w:r>
-      <w:proofErr w:type="spellEnd"/>
-      <w:r>
-        <w:rPr>
-          <w:rFonts w:ascii="Times New Roman" w:hAnsi="Times New Roman" w:cs="Times New Roman"/>
-        </w:rPr>
-        <w:t xml:space="preserve"> to ensure consistent resistance regardless to participant effort.</w:t>
+        <w:t>Each participant completed the same “Max Ramp Test” workout from Cardiff University’s VR Lab Wattbike Atom 2 exercise bike, giving them identical power output targets across all scenarios. ERG mode was used on the Wattbike to ensure consistent resistance regardless to participant effort.</w:t>
       </w:r>
     </w:p>
     <w:p>
@@ -3151,21 +3026,7 @@
         <w:rPr>
           <w:rFonts w:ascii="Times New Roman" w:hAnsi="Times New Roman" w:cs="Times New Roman"/>
         </w:rPr>
-        <w:t xml:space="preserve">The project setup phase of the project involved becoming familiar with the facilities available, that being the VR Lab in the School of Computer Science and Informatics. This lab possessed the necessary hardware to complete this project, including Polar H10 Heartrate Monitors, Meta Quest 2’s, a </w:t>
-      </w:r>
-      <w:proofErr w:type="spellStart"/>
-      <w:r>
-        <w:rPr>
-          <w:rFonts w:ascii="Times New Roman" w:hAnsi="Times New Roman" w:cs="Times New Roman"/>
-        </w:rPr>
-        <w:t>Wattbike</w:t>
-      </w:r>
-      <w:proofErr w:type="spellEnd"/>
-      <w:r>
-        <w:rPr>
-          <w:rFonts w:ascii="Times New Roman" w:hAnsi="Times New Roman" w:cs="Times New Roman"/>
-        </w:rPr>
-        <w:t xml:space="preserve"> Atom 2 Exercise Bike, and a powerful desktop computer.</w:t>
+        <w:t>The project setup phase of the project involved becoming familiar with the facilities available, that being the VR Lab in the School of Computer Science and Informatics. This lab possessed the necessary hardware to complete this project, including Polar H10 Heartrate Monitors, Meta Quest 2’s, a Wattbike Atom 2 Exercise Bike, and a powerful desktop computer.</w:t>
       </w:r>
     </w:p>
     <w:p>
@@ -3234,14 +3095,12 @@
           <w:rFonts w:ascii="Times New Roman" w:hAnsi="Times New Roman" w:cs="Times New Roman"/>
         </w:rPr>
       </w:pPr>
-      <w:proofErr w:type="spellStart"/>
       <w:r>
         <w:rPr>
           <w:rFonts w:ascii="Times New Roman" w:hAnsi="Times New Roman" w:cs="Times New Roman"/>
         </w:rPr>
         <w:t>TextMeshPro</w:t>
       </w:r>
-      <w:proofErr w:type="spellEnd"/>
     </w:p>
     <w:p>
       <w:pPr>
@@ -3251,14 +3110,12 @@
           <w:rFonts w:ascii="Times New Roman" w:hAnsi="Times New Roman" w:cs="Times New Roman"/>
         </w:rPr>
       </w:pPr>
-      <w:proofErr w:type="spellStart"/>
       <w:r>
         <w:rPr>
           <w:rFonts w:ascii="Times New Roman" w:hAnsi="Times New Roman" w:cs="Times New Roman"/>
         </w:rPr>
         <w:t>UnityUI</w:t>
       </w:r>
-      <w:proofErr w:type="spellEnd"/>
     </w:p>
     <w:p>
       <w:pPr>
@@ -3313,19 +3170,11 @@
           <w:rFonts w:ascii="Times New Roman" w:hAnsi="Times New Roman" w:cs="Times New Roman"/>
         </w:rPr>
       </w:pPr>
-      <w:proofErr w:type="spellStart"/>
-      <w:r>
-        <w:rPr>
-          <w:rFonts w:ascii="Times New Roman" w:hAnsi="Times New Roman" w:cs="Times New Roman"/>
-        </w:rPr>
-        <w:t>OpenXR</w:t>
-      </w:r>
-      <w:proofErr w:type="spellEnd"/>
-      <w:r>
-        <w:rPr>
-          <w:rFonts w:ascii="Times New Roman" w:hAnsi="Times New Roman" w:cs="Times New Roman"/>
-        </w:rPr>
-        <w:t xml:space="preserve"> Plugin</w:t>
+      <w:r>
+        <w:rPr>
+          <w:rFonts w:ascii="Times New Roman" w:hAnsi="Times New Roman" w:cs="Times New Roman"/>
+        </w:rPr>
+        <w:t>OpenXR Plugin</w:t>
       </w:r>
     </w:p>
     <w:p>
@@ -3591,31 +3440,7 @@
         </w:drawing>
       </w:r>
       <w:r>
-        <w:t xml:space="preserve">The main menus the user uses are the calibration and the tutorial menu. The calibration menu is used to explain to users how to calibrate their headset before the workout to ensure that they are positioned facing forward in the unity scene and their hands land on the handlebars of the 3D bicycle model to improve immersion. The menu also uses a video recorded of what the calibration procedure looks like for the Meta Quest 2 using Unity’s Video Player component as well as the script </w:t>
-      </w:r>
-      <w:proofErr w:type="spellStart"/>
-      <w:r>
-        <w:t>CalibrationTutorialLoop.cs</w:t>
-      </w:r>
-      <w:proofErr w:type="spellEnd"/>
-      <w:r>
-        <w:t xml:space="preserve"> I wrote. This script is simply responsible for assigning the </w:t>
-      </w:r>
-      <w:proofErr w:type="spellStart"/>
-      <w:r>
-        <w:t>VideoPlayers</w:t>
-      </w:r>
-      <w:proofErr w:type="spellEnd"/>
-      <w:r>
-        <w:t xml:space="preserve"> target to the Unity </w:t>
-      </w:r>
-      <w:proofErr w:type="spellStart"/>
-      <w:r>
-        <w:t>RawImage</w:t>
-      </w:r>
-      <w:proofErr w:type="spellEnd"/>
-      <w:r>
-        <w:t xml:space="preserve"> in the menu.</w:t>
+        <w:t>The main menus the user uses are the calibration and the tutorial menu. The calibration menu is used to explain to users how to calibrate their headset before the workout to ensure that they are positioned facing forward in the unity scene and their hands land on the handlebars of the 3D bicycle model to improve immersion. The menu also uses a video recorded of what the calibration procedure looks like for the Meta Quest 2 using Unity’s Video Player component as well as the script CalibrationTutorialLoop.cs I wrote. This script is simply responsible for assigning the VideoPlayers target to the Unity RawImage in the menu.</w:t>
       </w:r>
     </w:p>
     <w:p>
@@ -3738,18 +3563,8 @@
           <w:sz w:val="24"/>
           <w:szCs w:val="24"/>
         </w:rPr>
-        <w:t xml:space="preserve">: </w:t>
-      </w:r>
-      <w:proofErr w:type="spellStart"/>
-      <w:r>
-        <w:rPr>
-          <w:rFonts w:ascii="Times New Roman" w:hAnsi="Times New Roman" w:cs="Times New Roman"/>
-          <w:sz w:val="24"/>
-          <w:szCs w:val="24"/>
-        </w:rPr>
-        <w:t>CalibrationTutorialLoop.cs</w:t>
-      </w:r>
-      <w:proofErr w:type="spellEnd"/>
+        <w:t>: CalibrationTutorialLoop.cs</w:t>
+      </w:r>
     </w:p>
     <w:p>
       <w:pPr>
@@ -3910,21 +3725,7 @@
         <w:rPr>
           <w:rFonts w:ascii="Times New Roman" w:hAnsi="Times New Roman" w:cs="Times New Roman"/>
         </w:rPr>
-        <w:t xml:space="preserve">-in XR Poke components and once clicked communicate with the </w:t>
-      </w:r>
-      <w:proofErr w:type="spellStart"/>
-      <w:r>
-        <w:rPr>
-          <w:rFonts w:ascii="Times New Roman" w:hAnsi="Times New Roman" w:cs="Times New Roman"/>
-        </w:rPr>
-        <w:t>SessionManager</w:t>
-      </w:r>
-      <w:proofErr w:type="spellEnd"/>
-      <w:r>
-        <w:rPr>
-          <w:rFonts w:ascii="Times New Roman" w:hAnsi="Times New Roman" w:cs="Times New Roman"/>
-        </w:rPr>
-        <w:t xml:space="preserve"> to set the scenario mode of the session. More on that in 3.3.2. Singleton Managers.</w:t>
+        <w:t>-in XR Poke components and once clicked communicate with the SessionManager to set the scenario mode of the session. More on that in 3.3.2. Singleton Managers.</w:t>
       </w:r>
     </w:p>
     <w:p>
@@ -4067,7 +3868,7 @@
           <w:noProof/>
         </w:rPr>
         <w:drawing>
-          <wp:anchor distT="0" distB="0" distL="114300" distR="114300" simplePos="0" relativeHeight="251659264" behindDoc="0" locked="0" layoutInCell="1" allowOverlap="1" wp14:anchorId="6DB218F0" wp14:editId="043DEFE4">
+          <wp:anchor distT="0" distB="0" distL="114300" distR="114300" simplePos="0" relativeHeight="251659264" behindDoc="0" locked="0" layoutInCell="1" allowOverlap="1" wp14:anchorId="6DB218F0" wp14:editId="2D2405F0">
             <wp:simplePos x="0" y="0"/>
             <wp:positionH relativeFrom="margin">
               <wp:align>left</wp:align>
@@ -4149,123 +3950,23 @@
         </w:rPr>
         <w:t>.</w:t>
       </w:r>
-      <w:proofErr w:type="spellStart"/>
-      <w:r>
-        <w:rPr>
-          <w:rFonts w:ascii="Times New Roman" w:hAnsi="Times New Roman" w:cs="Times New Roman"/>
-        </w:rPr>
-        <w:t>png</w:t>
-      </w:r>
-      <w:proofErr w:type="spellEnd"/>
-      <w:r>
-        <w:rPr>
-          <w:rFonts w:ascii="Times New Roman" w:hAnsi="Times New Roman" w:cs="Times New Roman"/>
-        </w:rPr>
-        <w:t xml:space="preserve"> images at the users devices persistent data path (e.g. Users/</w:t>
-      </w:r>
-      <w:proofErr w:type="spellStart"/>
-      <w:r>
-        <w:rPr>
-          <w:rFonts w:ascii="Times New Roman" w:hAnsi="Times New Roman" w:cs="Times New Roman"/>
-        </w:rPr>
-        <w:t>DefaultUser</w:t>
-      </w:r>
-      <w:proofErr w:type="spellEnd"/>
-      <w:r>
-        <w:rPr>
-          <w:rFonts w:ascii="Times New Roman" w:hAnsi="Times New Roman" w:cs="Times New Roman"/>
-        </w:rPr>
-        <w:t>/</w:t>
-      </w:r>
-      <w:proofErr w:type="spellStart"/>
-      <w:r>
-        <w:rPr>
-          <w:rFonts w:ascii="Times New Roman" w:hAnsi="Times New Roman" w:cs="Times New Roman"/>
-        </w:rPr>
-        <w:t>Appdata</w:t>
-      </w:r>
-      <w:proofErr w:type="spellEnd"/>
-      <w:r>
-        <w:rPr>
-          <w:rFonts w:ascii="Times New Roman" w:hAnsi="Times New Roman" w:cs="Times New Roman"/>
-        </w:rPr>
-        <w:t>/</w:t>
-      </w:r>
-      <w:proofErr w:type="spellStart"/>
-      <w:r>
-        <w:rPr>
-          <w:rFonts w:ascii="Times New Roman" w:hAnsi="Times New Roman" w:cs="Times New Roman"/>
-        </w:rPr>
-        <w:t>LocalLow</w:t>
-      </w:r>
-      <w:proofErr w:type="spellEnd"/>
-      <w:r>
-        <w:rPr>
-          <w:rFonts w:ascii="Times New Roman" w:hAnsi="Times New Roman" w:cs="Times New Roman"/>
-        </w:rPr>
-        <w:t xml:space="preserve"> /</w:t>
-      </w:r>
-      <w:proofErr w:type="spellStart"/>
-      <w:r>
-        <w:rPr>
-          <w:rFonts w:ascii="Times New Roman" w:hAnsi="Times New Roman" w:cs="Times New Roman"/>
-        </w:rPr>
-        <w:t>DefaultCompany</w:t>
-      </w:r>
-      <w:proofErr w:type="spellEnd"/>
-      <w:r>
-        <w:rPr>
-          <w:rFonts w:ascii="Times New Roman" w:hAnsi="Times New Roman" w:cs="Times New Roman"/>
-        </w:rPr>
-        <w:t>/). For this feature to work the project contains</w:t>
-      </w:r>
-      <w:r>
-        <w:rPr>
-          <w:rFonts w:ascii="Times New Roman" w:hAnsi="Times New Roman" w:cs="Times New Roman"/>
-        </w:rPr>
-        <w:t xml:space="preserve"> two data visualisation scripts, DataVis.py and </w:t>
-      </w:r>
-      <w:proofErr w:type="spellStart"/>
-      <w:r>
-        <w:rPr>
-          <w:rFonts w:ascii="Times New Roman" w:hAnsi="Times New Roman" w:cs="Times New Roman"/>
-        </w:rPr>
-        <w:t>UnityGraphLoader.cs</w:t>
-      </w:r>
-      <w:proofErr w:type="spellEnd"/>
-      <w:r>
-        <w:rPr>
-          <w:rFonts w:ascii="Times New Roman" w:hAnsi="Times New Roman" w:cs="Times New Roman"/>
-        </w:rPr>
-        <w:t xml:space="preserve">. The data visualisation module of this project begins within the </w:t>
-      </w:r>
-      <w:proofErr w:type="spellStart"/>
-      <w:r>
-        <w:rPr>
-          <w:rFonts w:ascii="Times New Roman" w:hAnsi="Times New Roman" w:cs="Times New Roman"/>
-        </w:rPr>
-        <w:t>UnityGraphLoader.cs</w:t>
-      </w:r>
-      <w:proofErr w:type="spellEnd"/>
-      <w:r>
-        <w:rPr>
-          <w:rFonts w:ascii="Times New Roman" w:hAnsi="Times New Roman" w:cs="Times New Roman"/>
-        </w:rPr>
-        <w:t xml:space="preserve">. Within this script is a public method called </w:t>
-      </w:r>
-      <w:proofErr w:type="spellStart"/>
-      <w:r>
-        <w:rPr>
-          <w:rFonts w:ascii="Times New Roman" w:hAnsi="Times New Roman" w:cs="Times New Roman"/>
-        </w:rPr>
-        <w:t>DataVisualisationScript</w:t>
-      </w:r>
-      <w:proofErr w:type="spellEnd"/>
-      <w:r>
-        <w:rPr>
-          <w:rFonts w:ascii="Times New Roman" w:hAnsi="Times New Roman" w:cs="Times New Roman"/>
-        </w:rPr>
-        <w:t xml:space="preserve">() which takes the script name, the csv file names, and the output directory to save images in. It can be called through a UI button on the Developer Flatscreen UI implemented for convenience during prototyping and a failsafe for if Bluetooth devices disconnect mid workout, or automatically after a workout is finished. </w:t>
+      <w:r>
+        <w:rPr>
+          <w:rFonts w:ascii="Times New Roman" w:hAnsi="Times New Roman" w:cs="Times New Roman"/>
+        </w:rPr>
+        <w:t>png images at the users devices persistent data path (e.g. Users/DefaultUser/Appdata/LocalLow /DefaultCompany/). For this feature to work the project contains</w:t>
+      </w:r>
+      <w:r>
+        <w:rPr>
+          <w:rFonts w:ascii="Times New Roman" w:hAnsi="Times New Roman" w:cs="Times New Roman"/>
+        </w:rPr>
+        <w:t xml:space="preserve"> two data visualisation scripts, DataVis.py and UnityGraphLoader.cs. The data visualisation module of this project begins within the UnityGraphLoader.cs</w:t>
+      </w:r>
+      <w:r>
+        <w:rPr>
+          <w:rFonts w:ascii="Times New Roman" w:hAnsi="Times New Roman" w:cs="Times New Roman"/>
+        </w:rPr>
+        <w:t xml:space="preserve">. Within this script is a public method called DataVisualisationScript() which takes the script name, the csv file names, and the output directory to save images in. It can be called through a UI button on the Developer Flatscreen UI implemented for convenience during prototyping and a failsafe for if Bluetooth devices disconnect mid workout, or automatically after a workout is finished. </w:t>
       </w:r>
     </w:p>
     <w:p>
@@ -4386,36 +4087,8 @@
           <w:sz w:val="24"/>
           <w:szCs w:val="24"/>
         </w:rPr>
-        <w:t xml:space="preserve">: </w:t>
-      </w:r>
-      <w:proofErr w:type="spellStart"/>
-      <w:r>
-        <w:rPr>
-          <w:rFonts w:ascii="Times New Roman" w:hAnsi="Times New Roman" w:cs="Times New Roman"/>
-          <w:sz w:val="24"/>
-          <w:szCs w:val="24"/>
-        </w:rPr>
-        <w:t>RunDataVisualisationScript</w:t>
-      </w:r>
-      <w:proofErr w:type="spellEnd"/>
-      <w:r>
-        <w:rPr>
-          <w:rFonts w:ascii="Times New Roman" w:hAnsi="Times New Roman" w:cs="Times New Roman"/>
-          <w:sz w:val="24"/>
-          <w:szCs w:val="24"/>
-        </w:rPr>
-        <w:t xml:space="preserve">(...) - </w:t>
-      </w:r>
-      <w:proofErr w:type="spellStart"/>
-      <w:r>
-        <w:rPr>
-          <w:rFonts w:ascii="Times New Roman" w:hAnsi="Times New Roman" w:cs="Times New Roman"/>
-          <w:sz w:val="24"/>
-          <w:szCs w:val="24"/>
-        </w:rPr>
-        <w:t>UnityGraphLoader.cs</w:t>
-      </w:r>
-      <w:proofErr w:type="spellEnd"/>
+        <w:t>: RunDataVisualisationScript(...) - UnityGraphLoader.cs</w:t>
+      </w:r>
     </w:p>
     <w:p>
       <w:pPr>
@@ -4440,21 +4113,7 @@
         <w:rPr>
           <w:rFonts w:ascii="Times New Roman" w:hAnsi="Times New Roman" w:cs="Times New Roman"/>
         </w:rPr>
-        <w:t xml:space="preserve"> local system by using Unity’s </w:t>
-      </w:r>
-      <w:proofErr w:type="spellStart"/>
-      <w:r>
-        <w:rPr>
-          <w:rFonts w:ascii="Times New Roman" w:hAnsi="Times New Roman" w:cs="Times New Roman"/>
-        </w:rPr>
-        <w:t>Application.persistentDataPath</w:t>
-      </w:r>
-      <w:proofErr w:type="spellEnd"/>
-      <w:r>
-        <w:rPr>
-          <w:rFonts w:ascii="Times New Roman" w:hAnsi="Times New Roman" w:cs="Times New Roman"/>
-        </w:rPr>
-        <w:t xml:space="preserve"> variable ensuring that the script works on different </w:t>
+        <w:t xml:space="preserve"> local system by using Unity’s Application.persistentDataPath variable ensuring that the script works on different </w:t>
       </w:r>
       <w:r>
         <w:rPr>
@@ -4484,35 +4143,7 @@
         <w:rPr>
           <w:rFonts w:ascii="Times New Roman" w:hAnsi="Times New Roman" w:cs="Times New Roman"/>
         </w:rPr>
-        <w:t xml:space="preserve"> to the </w:t>
-      </w:r>
-      <w:proofErr w:type="spellStart"/>
-      <w:r>
-        <w:rPr>
-          <w:rFonts w:ascii="Times New Roman" w:hAnsi="Times New Roman" w:cs="Times New Roman"/>
-        </w:rPr>
-        <w:t>persistentDataPath</w:t>
-      </w:r>
-      <w:proofErr w:type="spellEnd"/>
-      <w:r>
-        <w:rPr>
-          <w:rFonts w:ascii="Times New Roman" w:hAnsi="Times New Roman" w:cs="Times New Roman"/>
-        </w:rPr>
-        <w:t xml:space="preserve"> if necessary to ensure that it works at runtime. Once that is done the script creates a new Process from the </w:t>
-      </w:r>
-      <w:proofErr w:type="spellStart"/>
-      <w:r>
-        <w:rPr>
-          <w:rFonts w:ascii="Times New Roman" w:hAnsi="Times New Roman" w:cs="Times New Roman"/>
-        </w:rPr>
-        <w:t>System.Diagnostics</w:t>
-      </w:r>
-      <w:proofErr w:type="spellEnd"/>
-      <w:r>
-        <w:rPr>
-          <w:rFonts w:ascii="Times New Roman" w:hAnsi="Times New Roman" w:cs="Times New Roman"/>
-        </w:rPr>
-        <w:t xml:space="preserve"> namespace and executes the necessary command running the python script </w:t>
+        <w:t xml:space="preserve"> to the persistentDataPath if necessary to ensure that it works at runtime. Once that is done the script creates a new Process from the System.Diagnostics namespace and executes the necessary command running the python script </w:t>
       </w:r>
       <w:r>
         <w:rPr>
@@ -4645,77 +4276,21 @@
           <w:sz w:val="24"/>
           <w:szCs w:val="24"/>
         </w:rPr>
-        <w:t xml:space="preserve">: </w:t>
-      </w:r>
-      <w:proofErr w:type="spellStart"/>
-      <w:r>
-        <w:rPr>
-          <w:rFonts w:ascii="Times New Roman" w:hAnsi="Times New Roman" w:cs="Times New Roman"/>
-          <w:sz w:val="24"/>
-          <w:szCs w:val="24"/>
-        </w:rPr>
-        <w:t>LoadImage</w:t>
-      </w:r>
-      <w:proofErr w:type="spellEnd"/>
-      <w:r>
-        <w:rPr>
-          <w:rFonts w:ascii="Times New Roman" w:hAnsi="Times New Roman" w:cs="Times New Roman"/>
-          <w:sz w:val="24"/>
-          <w:szCs w:val="24"/>
-        </w:rPr>
-        <w:t xml:space="preserve">(...) - </w:t>
-      </w:r>
-      <w:proofErr w:type="spellStart"/>
-      <w:r>
-        <w:rPr>
-          <w:rFonts w:ascii="Times New Roman" w:hAnsi="Times New Roman" w:cs="Times New Roman"/>
-          <w:sz w:val="24"/>
-          <w:szCs w:val="24"/>
-        </w:rPr>
-        <w:t>UnityGraphLoader.cs</w:t>
-      </w:r>
-      <w:proofErr w:type="spellEnd"/>
-    </w:p>
-    <w:p>
-      <w:pPr>
-        <w:spacing w:line="360" w:lineRule="auto"/>
-        <w:rPr>
-          <w:rFonts w:ascii="Times New Roman" w:hAnsi="Times New Roman" w:cs="Times New Roman"/>
-        </w:rPr>
-      </w:pPr>
-      <w:r>
-        <w:rPr>
-          <w:rFonts w:ascii="Times New Roman" w:hAnsi="Times New Roman" w:cs="Times New Roman"/>
-        </w:rPr>
-        <w:t xml:space="preserve">Once the process is executed successfully, </w:t>
-      </w:r>
-      <w:proofErr w:type="spellStart"/>
-      <w:r>
-        <w:rPr>
-          <w:rFonts w:ascii="Times New Roman" w:hAnsi="Times New Roman" w:cs="Times New Roman"/>
-        </w:rPr>
-        <w:t>LoadImage</w:t>
-      </w:r>
-      <w:proofErr w:type="spellEnd"/>
-      <w:r>
-        <w:rPr>
-          <w:rFonts w:ascii="Times New Roman" w:hAnsi="Times New Roman" w:cs="Times New Roman"/>
-        </w:rPr>
-        <w:t xml:space="preserve">() is called to retrieve the images from the output folder, this method takes in a reference to the Unity </w:t>
-      </w:r>
-      <w:proofErr w:type="spellStart"/>
-      <w:r>
-        <w:rPr>
-          <w:rFonts w:ascii="Times New Roman" w:hAnsi="Times New Roman" w:cs="Times New Roman"/>
-        </w:rPr>
-        <w:t>RawImage</w:t>
-      </w:r>
-      <w:proofErr w:type="spellEnd"/>
-      <w:r>
-        <w:rPr>
-          <w:rFonts w:ascii="Times New Roman" w:hAnsi="Times New Roman" w:cs="Times New Roman"/>
-        </w:rPr>
-        <w:t xml:space="preserve"> component </w:t>
+        <w:t>: LoadImage(...) - UnityGraphLoader.cs</w:t>
+      </w:r>
+    </w:p>
+    <w:p>
+      <w:pPr>
+        <w:spacing w:line="360" w:lineRule="auto"/>
+        <w:rPr>
+          <w:rFonts w:ascii="Times New Roman" w:hAnsi="Times New Roman" w:cs="Times New Roman"/>
+        </w:rPr>
+      </w:pPr>
+      <w:r>
+        <w:rPr>
+          <w:rFonts w:ascii="Times New Roman" w:hAnsi="Times New Roman" w:cs="Times New Roman"/>
+        </w:rPr>
+        <w:t xml:space="preserve">Once the process is executed successfully, LoadImage() is called to retrieve the images from the output folder, this method takes in a reference to the Unity RawImage component </w:t>
       </w:r>
       <w:r>
         <w:rPr>
@@ -4727,69 +4302,27 @@
         <w:rPr>
           <w:rFonts w:ascii="Times New Roman" w:hAnsi="Times New Roman" w:cs="Times New Roman"/>
         </w:rPr>
-        <w:t xml:space="preserve"> texture will be modified to the .</w:t>
-      </w:r>
-      <w:proofErr w:type="spellStart"/>
-      <w:r>
-        <w:rPr>
-          <w:rFonts w:ascii="Times New Roman" w:hAnsi="Times New Roman" w:cs="Times New Roman"/>
-        </w:rPr>
-        <w:t>png</w:t>
-      </w:r>
-      <w:proofErr w:type="spellEnd"/>
-      <w:r>
-        <w:rPr>
-          <w:rFonts w:ascii="Times New Roman" w:hAnsi="Times New Roman" w:cs="Times New Roman"/>
-        </w:rPr>
-        <w:t>, as well as the string output directory path. From this it checks if the directory exists and if so reads the data and generates it into a new texture 2</w:t>
-      </w:r>
-      <w:r>
-        <w:rPr>
-          <w:rFonts w:ascii="Times New Roman" w:hAnsi="Times New Roman" w:cs="Times New Roman"/>
-        </w:rPr>
-        <w:t xml:space="preserve">D object to be inserted into the </w:t>
-      </w:r>
-      <w:proofErr w:type="spellStart"/>
-      <w:r>
-        <w:rPr>
-          <w:rFonts w:ascii="Times New Roman" w:hAnsi="Times New Roman" w:cs="Times New Roman"/>
-        </w:rPr>
-        <w:t>RawImage</w:t>
-      </w:r>
-      <w:proofErr w:type="spellEnd"/>
-      <w:r>
-        <w:rPr>
-          <w:rFonts w:ascii="Times New Roman" w:hAnsi="Times New Roman" w:cs="Times New Roman"/>
-        </w:rPr>
-        <w:t xml:space="preserve"> reference, else it logs an error telling the user the image is not found. </w:t>
-      </w:r>
-    </w:p>
-    <w:p>
-      <w:pPr>
-        <w:spacing w:line="360" w:lineRule="auto"/>
-        <w:rPr>
-          <w:rFonts w:ascii="Times New Roman" w:hAnsi="Times New Roman" w:cs="Times New Roman"/>
-        </w:rPr>
-      </w:pPr>
-      <w:r>
-        <w:rPr>
-          <w:rFonts w:ascii="Times New Roman" w:hAnsi="Times New Roman" w:cs="Times New Roman"/>
-        </w:rPr>
-        <w:t xml:space="preserve">The DataVis.py script is responsible for the plot processing of the graphs that are used in the </w:t>
-      </w:r>
-      <w:proofErr w:type="spellStart"/>
-      <w:r>
-        <w:rPr>
-          <w:rFonts w:ascii="Times New Roman" w:hAnsi="Times New Roman" w:cs="Times New Roman"/>
-        </w:rPr>
-        <w:t>UnityGraphLoader.cs</w:t>
-      </w:r>
-      <w:proofErr w:type="spellEnd"/>
-      <w:r>
-        <w:rPr>
-          <w:rFonts w:ascii="Times New Roman" w:hAnsi="Times New Roman" w:cs="Times New Roman"/>
-        </w:rPr>
-        <w:t xml:space="preserve"> script. The command within the Unity script is responsible for running this python file at runtime as Unity does not natively support it. </w:t>
+        <w:t xml:space="preserve"> texture will be modified to the .png, as well as the string output directory path. From this it checks if the directory exists and if so reads the data and generates it into a new texture 2</w:t>
+      </w:r>
+      <w:r>
+        <w:rPr>
+          <w:rFonts w:ascii="Times New Roman" w:hAnsi="Times New Roman" w:cs="Times New Roman"/>
+        </w:rPr>
+        <w:t xml:space="preserve">D object to be inserted into the RawImage reference, else it logs an error telling the user the image is not found. </w:t>
+      </w:r>
+    </w:p>
+    <w:p>
+      <w:pPr>
+        <w:spacing w:line="360" w:lineRule="auto"/>
+        <w:rPr>
+          <w:rFonts w:ascii="Times New Roman" w:hAnsi="Times New Roman" w:cs="Times New Roman"/>
+        </w:rPr>
+      </w:pPr>
+      <w:r>
+        <w:rPr>
+          <w:rFonts w:ascii="Times New Roman" w:hAnsi="Times New Roman" w:cs="Times New Roman"/>
+        </w:rPr>
+        <w:t xml:space="preserve">The DataVis.py script is responsible for the plot processing of the graphs that are used in the UnityGraphLoader.cs script. The command within the Unity script is responsible for running this python file at runtime as Unity does not natively support it. </w:t>
       </w:r>
     </w:p>
     <w:p>
@@ -5050,53 +4583,21 @@
           <w:sz w:val="24"/>
           <w:szCs w:val="24"/>
         </w:rPr>
-        <w:t xml:space="preserve">: </w:t>
-      </w:r>
-      <w:proofErr w:type="spellStart"/>
-      <w:r>
-        <w:rPr>
-          <w:rFonts w:ascii="Times New Roman" w:hAnsi="Times New Roman" w:cs="Times New Roman"/>
-          <w:sz w:val="24"/>
-          <w:szCs w:val="24"/>
-        </w:rPr>
-        <w:t>load_data</w:t>
-      </w:r>
-      <w:proofErr w:type="spellEnd"/>
-      <w:r>
-        <w:rPr>
-          <w:rFonts w:ascii="Times New Roman" w:hAnsi="Times New Roman" w:cs="Times New Roman"/>
-          <w:sz w:val="24"/>
-          <w:szCs w:val="24"/>
-        </w:rPr>
-        <w:t>(...) - DataVis.py</w:t>
-      </w:r>
-    </w:p>
-    <w:p>
-      <w:pPr>
-        <w:spacing w:line="360" w:lineRule="auto"/>
-        <w:rPr>
-          <w:rFonts w:ascii="Times New Roman" w:hAnsi="Times New Roman" w:cs="Times New Roman"/>
-        </w:rPr>
-      </w:pPr>
-      <w:r>
-        <w:rPr>
-          <w:rFonts w:ascii="Times New Roman" w:hAnsi="Times New Roman" w:cs="Times New Roman"/>
-        </w:rPr>
-        <w:t xml:space="preserve">Above is the </w:t>
-      </w:r>
-      <w:proofErr w:type="spellStart"/>
-      <w:r>
-        <w:rPr>
-          <w:rFonts w:ascii="Times New Roman" w:hAnsi="Times New Roman" w:cs="Times New Roman"/>
-        </w:rPr>
-        <w:t>load_data</w:t>
-      </w:r>
-      <w:proofErr w:type="spellEnd"/>
-      <w:r>
-        <w:rPr>
-          <w:rFonts w:ascii="Times New Roman" w:hAnsi="Times New Roman" w:cs="Times New Roman"/>
-        </w:rPr>
-        <w:t>() method</w:t>
+        <w:t>: load_data(...) - DataVis.py</w:t>
+      </w:r>
+    </w:p>
+    <w:p>
+      <w:pPr>
+        <w:spacing w:line="360" w:lineRule="auto"/>
+        <w:rPr>
+          <w:rFonts w:ascii="Times New Roman" w:hAnsi="Times New Roman" w:cs="Times New Roman"/>
+        </w:rPr>
+      </w:pPr>
+      <w:r>
+        <w:rPr>
+          <w:rFonts w:ascii="Times New Roman" w:hAnsi="Times New Roman" w:cs="Times New Roman"/>
+        </w:rPr>
+        <w:t>Above is the load_data() method</w:t>
       </w:r>
       <w:r>
         <w:rPr>
@@ -5228,53 +4729,21 @@
           <w:sz w:val="24"/>
           <w:szCs w:val="24"/>
         </w:rPr>
-        <w:t xml:space="preserve">: </w:t>
-      </w:r>
-      <w:proofErr w:type="spellStart"/>
-      <w:r>
-        <w:rPr>
-          <w:rFonts w:ascii="Times New Roman" w:hAnsi="Times New Roman" w:cs="Times New Roman"/>
-          <w:sz w:val="24"/>
-          <w:szCs w:val="24"/>
-        </w:rPr>
-        <w:t>plot_combined</w:t>
-      </w:r>
-      <w:proofErr w:type="spellEnd"/>
-      <w:r>
-        <w:rPr>
-          <w:rFonts w:ascii="Times New Roman" w:hAnsi="Times New Roman" w:cs="Times New Roman"/>
-          <w:sz w:val="24"/>
-          <w:szCs w:val="24"/>
-        </w:rPr>
-        <w:t>(...) - DataVis.py</w:t>
-      </w:r>
-    </w:p>
-    <w:p>
-      <w:pPr>
-        <w:spacing w:line="360" w:lineRule="auto"/>
-        <w:rPr>
-          <w:rFonts w:ascii="Times New Roman" w:hAnsi="Times New Roman" w:cs="Times New Roman"/>
-        </w:rPr>
-      </w:pPr>
-      <w:r>
-        <w:rPr>
-          <w:rFonts w:ascii="Times New Roman" w:hAnsi="Times New Roman" w:cs="Times New Roman"/>
-        </w:rPr>
-        <w:t xml:space="preserve">Above is the </w:t>
-      </w:r>
-      <w:proofErr w:type="spellStart"/>
-      <w:r>
-        <w:rPr>
-          <w:rFonts w:ascii="Times New Roman" w:hAnsi="Times New Roman" w:cs="Times New Roman"/>
-        </w:rPr>
-        <w:t>plot_combined</w:t>
-      </w:r>
-      <w:proofErr w:type="spellEnd"/>
-      <w:r>
-        <w:rPr>
-          <w:rFonts w:ascii="Times New Roman" w:hAnsi="Times New Roman" w:cs="Times New Roman"/>
-        </w:rPr>
-        <w:t xml:space="preserve">() method implemented using pythons matplotlib to generate the graph and save it to the desired output path. The method plots both power and heartrate data to one graph and sets the axis limiters to the max and min values the user output during their workout to ensure that the graphs remain presentable. </w:t>
+        <w:t>: plot_combined(...) - DataVis.py</w:t>
+      </w:r>
+    </w:p>
+    <w:p>
+      <w:pPr>
+        <w:spacing w:line="360" w:lineRule="auto"/>
+        <w:rPr>
+          <w:rFonts w:ascii="Times New Roman" w:hAnsi="Times New Roman" w:cs="Times New Roman"/>
+        </w:rPr>
+      </w:pPr>
+      <w:r>
+        <w:rPr>
+          <w:rFonts w:ascii="Times New Roman" w:hAnsi="Times New Roman" w:cs="Times New Roman"/>
+        </w:rPr>
+        <w:t xml:space="preserve">Above is the plot_combined() method implemented using pythons matplotlib to generate the graph and save it to the desired output path. The method plots both power and heartrate data to one graph and sets the axis limiters to the max and min values the user output during their workout to ensure that the graphs remain presentable. </w:t>
       </w:r>
     </w:p>
     <w:p>
@@ -5305,15 +4774,7 @@
         <w:t xml:space="preserve">The heads-up display is the sole user interface for the player whilst they participate in their workout. They are presented with critical information in real-time as well as feedback from the data logging system and session information. </w:t>
       </w:r>
       <w:r>
-        <w:t xml:space="preserve">Within the Unity project the HUD is ultimately a projection of what the </w:t>
-      </w:r>
-      <w:proofErr w:type="spellStart"/>
-      <w:r>
-        <w:t>DataManager</w:t>
-      </w:r>
-      <w:proofErr w:type="spellEnd"/>
-      <w:r>
-        <w:t xml:space="preserve"> Singleton is observing every second. Below is a system diagram of how this works. </w:t>
+        <w:t xml:space="preserve">Within the Unity project the HUD is ultimately a projection of what the DataManager Singleton is observing every second. Below is a system diagram of how this works. </w:t>
       </w:r>
     </w:p>
     <w:p>
@@ -5449,49 +4910,7 @@
         <w:rPr>
           <w:rFonts w:ascii="Times New Roman" w:hAnsi="Times New Roman" w:cs="Times New Roman"/>
         </w:rPr>
-        <w:t xml:space="preserve">The HUD’s logic is simple as it is mainly manipulating </w:t>
-      </w:r>
-      <w:proofErr w:type="spellStart"/>
-      <w:r>
-        <w:rPr>
-          <w:rFonts w:ascii="Times New Roman" w:hAnsi="Times New Roman" w:cs="Times New Roman"/>
-        </w:rPr>
-        <w:t>TextMeshPro</w:t>
-      </w:r>
-      <w:proofErr w:type="spellEnd"/>
-      <w:r>
-        <w:rPr>
-          <w:rFonts w:ascii="Times New Roman" w:hAnsi="Times New Roman" w:cs="Times New Roman"/>
-        </w:rPr>
-        <w:t xml:space="preserve"> assets within the scene. It comprises of a public method </w:t>
-      </w:r>
-      <w:proofErr w:type="spellStart"/>
-      <w:r>
-        <w:rPr>
-          <w:rFonts w:ascii="Times New Roman" w:hAnsi="Times New Roman" w:cs="Times New Roman"/>
-        </w:rPr>
-        <w:t>UpdateText</w:t>
-      </w:r>
-      <w:proofErr w:type="spellEnd"/>
-      <w:r>
-        <w:rPr>
-          <w:rFonts w:ascii="Times New Roman" w:hAnsi="Times New Roman" w:cs="Times New Roman"/>
-        </w:rPr>
-        <w:t xml:space="preserve">() utilised by the </w:t>
-      </w:r>
-      <w:proofErr w:type="spellStart"/>
-      <w:r>
-        <w:rPr>
-          <w:rFonts w:ascii="Times New Roman" w:hAnsi="Times New Roman" w:cs="Times New Roman"/>
-        </w:rPr>
-        <w:t>DataManager</w:t>
-      </w:r>
-      <w:proofErr w:type="spellEnd"/>
-      <w:r>
-        <w:rPr>
-          <w:rFonts w:ascii="Times New Roman" w:hAnsi="Times New Roman" w:cs="Times New Roman"/>
-        </w:rPr>
-        <w:t xml:space="preserve"> that updates what the text is displaying. An Update() function to be called every frame ensuring that the transform component of the HUD is consistently facing the camera (VR headset position) to ensure that wherever the player is looking the HUD will always be readable. And two public methods that are called when the user presses the two buttons built into the HUD, one of which is used to toggle the information if the user prefers to not see how they are performing, and the other is used to end the workout and return to the main menu area. </w:t>
+        <w:t xml:space="preserve">The HUD’s logic is simple as it is mainly manipulating TextMeshPro assets within the scene. It comprises of a public method UpdateText() utilised by the DataManager that updates what the text is displaying. An Update() function to be called every frame ensuring that the transform component of the HUD is consistently facing the camera (VR headset position) to ensure that wherever the player is looking the HUD will always be readable. And two public methods that are called when the user presses the two buttons built into the HUD, one of which is used to toggle the information if the user prefers to not see how they are performing, and the other is used to end the workout and return to the main menu area. </w:t>
       </w:r>
     </w:p>
     <w:p>
@@ -5632,63 +5051,7 @@
         <w:rPr>
           <w:rFonts w:ascii="Times New Roman" w:hAnsi="Times New Roman" w:cs="Times New Roman"/>
         </w:rPr>
-        <w:t xml:space="preserve">The </w:t>
-      </w:r>
-      <w:proofErr w:type="spellStart"/>
-      <w:r>
-        <w:rPr>
-          <w:rFonts w:ascii="Times New Roman" w:hAnsi="Times New Roman" w:cs="Times New Roman"/>
-        </w:rPr>
-        <w:t>DataManager</w:t>
-      </w:r>
-      <w:proofErr w:type="spellEnd"/>
-      <w:r>
-        <w:rPr>
-          <w:rFonts w:ascii="Times New Roman" w:hAnsi="Times New Roman" w:cs="Times New Roman"/>
-        </w:rPr>
-        <w:t xml:space="preserve"> utilises the HUD in the </w:t>
-      </w:r>
-      <w:proofErr w:type="spellStart"/>
-      <w:r>
-        <w:rPr>
-          <w:rFonts w:ascii="Times New Roman" w:hAnsi="Times New Roman" w:cs="Times New Roman"/>
-        </w:rPr>
-        <w:t>UpdateHUD</w:t>
-      </w:r>
-      <w:proofErr w:type="spellEnd"/>
-      <w:r>
-        <w:rPr>
-          <w:rFonts w:ascii="Times New Roman" w:hAnsi="Times New Roman" w:cs="Times New Roman"/>
-        </w:rPr>
-        <w:t xml:space="preserve">() method within its class, this method is called once per frame and comprises of updating text for all of the variables that are to be presented to the user. In code form this is a batch of if statements checking if the reference to the </w:t>
-      </w:r>
-      <w:proofErr w:type="spellStart"/>
-      <w:r>
-        <w:rPr>
-          <w:rFonts w:ascii="Times New Roman" w:hAnsi="Times New Roman" w:cs="Times New Roman"/>
-        </w:rPr>
-        <w:t>TextMeshPro</w:t>
-      </w:r>
-      <w:proofErr w:type="spellEnd"/>
-      <w:r>
-        <w:rPr>
-          <w:rFonts w:ascii="Times New Roman" w:hAnsi="Times New Roman" w:cs="Times New Roman"/>
-        </w:rPr>
-        <w:t xml:space="preserve"> asset in the scene isn’t null and then proceeding to call the </w:t>
-      </w:r>
-      <w:proofErr w:type="spellStart"/>
-      <w:r>
-        <w:rPr>
-          <w:rFonts w:ascii="Times New Roman" w:hAnsi="Times New Roman" w:cs="Times New Roman"/>
-        </w:rPr>
-        <w:t>UpdateText</w:t>
-      </w:r>
-      <w:proofErr w:type="spellEnd"/>
-      <w:r>
-        <w:rPr>
-          <w:rFonts w:ascii="Times New Roman" w:hAnsi="Times New Roman" w:cs="Times New Roman"/>
-        </w:rPr>
-        <w:t>() method if the condition is met.</w:t>
+        <w:t>The DataManager utilises the HUD in the UpdateHUD() method within its class, this method is called once per frame and comprises of updating text for all of the variables that are to be presented to the user. In code form this is a batch of if statements checking if the reference to the TextMeshPro asset in the scene isn’t null and then proceeding to call the UpdateText() method if the condition is met.</w:t>
       </w:r>
     </w:p>
     <w:p>
@@ -5809,71 +5172,21 @@
           <w:sz w:val="24"/>
           <w:szCs w:val="24"/>
         </w:rPr>
-        <w:t xml:space="preserve">: </w:t>
-      </w:r>
-      <w:proofErr w:type="spellStart"/>
-      <w:r>
-        <w:rPr>
-          <w:rFonts w:ascii="Times New Roman" w:hAnsi="Times New Roman" w:cs="Times New Roman"/>
-          <w:sz w:val="24"/>
-          <w:szCs w:val="24"/>
-        </w:rPr>
-        <w:t>UpdateHUD</w:t>
-      </w:r>
-      <w:proofErr w:type="spellEnd"/>
-      <w:r>
-        <w:rPr>
-          <w:rFonts w:ascii="Times New Roman" w:hAnsi="Times New Roman" w:cs="Times New Roman"/>
-          <w:sz w:val="24"/>
-          <w:szCs w:val="24"/>
-        </w:rPr>
-        <w:t xml:space="preserve">() - </w:t>
-      </w:r>
-      <w:proofErr w:type="spellStart"/>
-      <w:r>
-        <w:rPr>
-          <w:rFonts w:ascii="Times New Roman" w:hAnsi="Times New Roman" w:cs="Times New Roman"/>
-          <w:sz w:val="24"/>
-          <w:szCs w:val="24"/>
-        </w:rPr>
-        <w:t>DataManager</w:t>
-      </w:r>
-      <w:proofErr w:type="spellEnd"/>
-      <w:r>
-        <w:rPr>
-          <w:rFonts w:ascii="Times New Roman" w:hAnsi="Times New Roman" w:cs="Times New Roman"/>
-          <w:sz w:val="24"/>
-          <w:szCs w:val="24"/>
-        </w:rPr>
-        <w:t xml:space="preserve"> (as described above)</w:t>
-      </w:r>
-    </w:p>
-    <w:p>
-      <w:pPr>
-        <w:spacing w:line="360" w:lineRule="auto"/>
-        <w:rPr>
-          <w:rFonts w:ascii="Times New Roman" w:hAnsi="Times New Roman" w:cs="Times New Roman"/>
-        </w:rPr>
-      </w:pPr>
-      <w:r>
-        <w:rPr>
-          <w:rFonts w:ascii="Times New Roman" w:hAnsi="Times New Roman" w:cs="Times New Roman"/>
-        </w:rPr>
-        <w:t xml:space="preserve">Once running, the code produces something that looks like the image depicted below, where data is presented to users every frame, and every time the </w:t>
-      </w:r>
-      <w:proofErr w:type="spellStart"/>
-      <w:r>
-        <w:rPr>
-          <w:rFonts w:ascii="Times New Roman" w:hAnsi="Times New Roman" w:cs="Times New Roman"/>
-        </w:rPr>
-        <w:t>bluetooth</w:t>
-      </w:r>
-      <w:proofErr w:type="spellEnd"/>
-      <w:r>
-        <w:rPr>
-          <w:rFonts w:ascii="Times New Roman" w:hAnsi="Times New Roman" w:cs="Times New Roman"/>
-        </w:rPr>
-        <w:t xml:space="preserve"> receiver gets new data to be processed, it is presented to the user on the very frame that happens. </w:t>
+        <w:t>: UpdateHUD() - DataManager (as described above)</w:t>
+      </w:r>
+    </w:p>
+    <w:p>
+      <w:pPr>
+        <w:spacing w:line="360" w:lineRule="auto"/>
+        <w:rPr>
+          <w:rFonts w:ascii="Times New Roman" w:hAnsi="Times New Roman" w:cs="Times New Roman"/>
+        </w:rPr>
+      </w:pPr>
+      <w:r>
+        <w:rPr>
+          <w:rFonts w:ascii="Times New Roman" w:hAnsi="Times New Roman" w:cs="Times New Roman"/>
+        </w:rPr>
+        <w:t xml:space="preserve">Once running, the code produces something that looks like the image depicted below, where data is presented to users every frame, and every time the bluetooth receiver gets new data to be processed, it is presented to the user on the very frame that happens. </w:t>
       </w:r>
     </w:p>
     <w:p>
@@ -6015,7 +5328,7 @@
         <w:spacing w:line="360" w:lineRule="auto"/>
       </w:pPr>
       <w:r>
-        <w:t>Data Manager</w:t>
+        <w:t>DataManager.cs</w:t>
       </w:r>
     </w:p>
     <w:p>
@@ -6028,15 +5341,7 @@
         <w:ind w:left="420" w:hanging="420"/>
       </w:pPr>
       <w:r>
-        <w:t xml:space="preserve">The </w:t>
-      </w:r>
-      <w:proofErr w:type="spellStart"/>
-      <w:r>
-        <w:t>DataManager</w:t>
-      </w:r>
-      <w:proofErr w:type="spellEnd"/>
-      <w:r>
-        <w:t xml:space="preserve"> class in this project is a comprehensive system for managing the cycling performance of the user.</w:t>
+        <w:t>The DataManager class in this project is a comprehensive system for managing the cycling performance of the user.</w:t>
       </w:r>
     </w:p>
     <w:p>
@@ -6063,31 +5368,7 @@
         <w:ind w:left="420" w:hanging="420"/>
       </w:pPr>
       <w:r>
-        <w:t xml:space="preserve">The </w:t>
-      </w:r>
-      <w:proofErr w:type="spellStart"/>
-      <w:r>
-        <w:t>DataManager</w:t>
-      </w:r>
-      <w:proofErr w:type="spellEnd"/>
-      <w:r>
-        <w:t xml:space="preserve"> uses a singleton pattern implementation to ensure that only one </w:t>
-      </w:r>
-      <w:proofErr w:type="spellStart"/>
-      <w:r>
-        <w:t>DataManager</w:t>
-      </w:r>
-      <w:proofErr w:type="spellEnd"/>
-      <w:r>
-        <w:t xml:space="preserve"> exists and sets itself to </w:t>
-      </w:r>
-      <w:proofErr w:type="spellStart"/>
-      <w:r>
-        <w:t>DontDestroyOnLoad</w:t>
-      </w:r>
-      <w:proofErr w:type="spellEnd"/>
-      <w:r>
-        <w:t xml:space="preserve">() to ensure it persists throughout different scenes. </w:t>
+        <w:t xml:space="preserve">The DataManager uses a singleton pattern implementation to ensure that only one DataManager exists and sets itself to DontDestroyOnLoad() to ensure it persists throughout different scenes. </w:t>
       </w:r>
     </w:p>
     <w:p>
@@ -6100,15 +5381,7 @@
         <w:ind w:left="420" w:hanging="420"/>
       </w:pPr>
       <w:r>
-        <w:t xml:space="preserve">It is responsible for file system management where it creates and manages a directory structure for performance logging. It handles file creation, writing, and parsing data for analysis. It uses a </w:t>
-      </w:r>
-      <w:proofErr w:type="spellStart"/>
-      <w:r>
-        <w:t>StreamWriter</w:t>
-      </w:r>
-      <w:proofErr w:type="spellEnd"/>
-      <w:r>
-        <w:t xml:space="preserve"> for datalogging into a CSV and exports said CSV after a session.</w:t>
+        <w:t>It is responsible for file system management where it creates and manages a directory structure for performance logging. It handles file creation, writing, and parsing data for analysis. It uses a StreamWriter for datalogging into a CSV and exports said CSV after a session.</w:t>
       </w:r>
     </w:p>
     <w:p>
@@ -6121,23 +5394,7 @@
         <w:ind w:left="420" w:hanging="420"/>
       </w:pPr>
       <w:r>
-        <w:t xml:space="preserve">It monitors power output to automatically start and stop logging data when the user starts and stops pedalling. This is done by coroutines for background data monitoring, the coroutines </w:t>
-      </w:r>
-      <w:proofErr w:type="spellStart"/>
-      <w:r>
-        <w:t>ListenForPowerOutputStart</w:t>
-      </w:r>
-      <w:proofErr w:type="spellEnd"/>
-      <w:r>
-        <w:t xml:space="preserve">(), and </w:t>
-      </w:r>
-      <w:proofErr w:type="spellStart"/>
-      <w:r>
-        <w:t>ListenForPowerOutputEnd</w:t>
-      </w:r>
-      <w:proofErr w:type="spellEnd"/>
-      <w:r>
-        <w:t xml:space="preserve">() track active and inactive periods to automatically start and stop sessions based on the users input via the bike. </w:t>
+        <w:t xml:space="preserve">It monitors power output to automatically start and stop logging data when the user starts and stops pedalling. This is done by coroutines for background data monitoring, the coroutines ListenForPowerOutputStart(), and ListenForPowerOutputEnd() track active and inactive periods to automatically start and stop sessions based on the users input via the bike. </w:t>
       </w:r>
     </w:p>
     <w:p>
@@ -6163,42 +5420,10 @@
         <w:ind w:left="420" w:hanging="420"/>
       </w:pPr>
       <w:r>
-        <w:t xml:space="preserve">The </w:t>
-      </w:r>
-      <w:proofErr w:type="spellStart"/>
-      <w:r>
-        <w:t>DataManager</w:t>
-      </w:r>
-      <w:proofErr w:type="spellEnd"/>
-      <w:r>
-        <w:t xml:space="preserve"> records real-time cycling metrics (Power (Watts), Cadence (RPM), Speed (MPH), Heart rate (BPM), Session Duration (Seconds)). It uses physics-based calculations to calculate the speed the bicycle is moving based on power output using physics formula</w:t>
-      </w:r>
-      <w:r>
-        <w:t xml:space="preserve">s that account for drag coefficient, frontal area, rolling resistance factors, and cyclist and bike mass. As well as integrates external data from the two Bluetooth sources using the </w:t>
-      </w:r>
-      <w:proofErr w:type="spellStart"/>
-      <w:r>
-        <w:t>ProcessDataFromPython</w:t>
-      </w:r>
-      <w:proofErr w:type="spellEnd"/>
-      <w:r>
-        <w:t xml:space="preserve">(), and </w:t>
-      </w:r>
-      <w:proofErr w:type="spellStart"/>
-      <w:r>
-        <w:t>ProcessHRData</w:t>
-      </w:r>
-      <w:proofErr w:type="spellEnd"/>
-      <w:r>
-        <w:t xml:space="preserve">() methods and uses the </w:t>
-      </w:r>
-      <w:proofErr w:type="spellStart"/>
-      <w:r>
-        <w:t>ExtractNumbers</w:t>
-      </w:r>
-      <w:proofErr w:type="spellEnd"/>
-      <w:r>
-        <w:t>() method to use regular expressions to parse numerical data from the strings.</w:t>
+        <w:t>The DataManager records real-time cycling metrics (Power (Watts), Cadence (RPM), Speed (MPH), Heart rate (BPM), Session Duration (Seconds)). It uses physics-based calculations to calculate the speed the bicycle is moving based on power output using physics formula</w:t>
+      </w:r>
+      <w:r>
+        <w:t>s that account for drag coefficient, frontal area, rolling resistance factors, and cyclist and bike mass. As well as integrates external data from the two Bluetooth sources using the ProcessDataFromPython(), and ProcessHRData() methods and uses the ExtractNumbers() method to use regular expressions to parse numerical data from the strings.</w:t>
       </w:r>
     </w:p>
     <w:p>
@@ -6224,23 +5449,7 @@
         <w:ind w:left="420" w:hanging="420"/>
       </w:pPr>
       <w:r>
-        <w:t xml:space="preserve">The </w:t>
-      </w:r>
-      <w:proofErr w:type="spellStart"/>
-      <w:r>
-        <w:t>DataManager</w:t>
-      </w:r>
-      <w:proofErr w:type="spellEnd"/>
-      <w:r>
-        <w:t xml:space="preserve"> calculates performance metrics after the user completes their workout. This is done in the </w:t>
-      </w:r>
-      <w:proofErr w:type="spellStart"/>
-      <w:r>
-        <w:t>CalculateFileFooter</w:t>
-      </w:r>
-      <w:proofErr w:type="spellEnd"/>
-      <w:r>
-        <w:t xml:space="preserve">() method which takes the spreadsheet and reads the data from it. It produces metrics such as Functional Threshold Power (FTP) estimation, Heart Rate Recovery (HRR) analysis, Efficiency Factor (EF) calculation, Peak Power Output (PPO), and Total Work Done. </w:t>
+        <w:t xml:space="preserve">The DataManager calculates performance metrics after the user completes their workout. This is done in the CalculateFileFooter() method which takes the spreadsheet and reads the data from it. It produces metrics such as Functional Threshold Power (FTP) estimation, Heart Rate Recovery (HRR) analysis, Efficiency Factor (EF) calculation, Peak Power Output (PPO), and Total Work Done. </w:t>
       </w:r>
     </w:p>
     <w:p>
@@ -6298,15 +5507,7 @@
         <w:ind w:left="420" w:hanging="420"/>
       </w:pPr>
       <w:r>
-        <w:t xml:space="preserve">Heads-Up Display (HUD) integration is controlled through the </w:t>
-      </w:r>
-      <w:proofErr w:type="spellStart"/>
-      <w:r>
-        <w:t>UpdateHUD</w:t>
-      </w:r>
-      <w:proofErr w:type="spellEnd"/>
-      <w:r>
-        <w:t xml:space="preserve">() method </w:t>
+        <w:t xml:space="preserve">Heads-Up Display (HUD) integration is controlled through the UpdateHUD() method </w:t>
       </w:r>
       <w:r>
         <w:t>that updates real-time performance data on screen, displays session status information shows participant and scenario information, and presents pop-up messages for system status.</w:t>
@@ -6323,6 +5524,9 @@
       </w:pPr>
       <w:r>
         <w:t>It handles participant ID input via Unity UI features, as well as listens for the input to manage environment activation</w:t>
+      </w:r>
+      <w:r>
+        <w:t>, and uses the method UpdateParticipantID() to validate and process user input.</w:t>
       </w:r>
     </w:p>
     <w:p>
@@ -6342,6 +5546,23 @@
       <w:pPr>
         <w:pStyle w:val="CustomHeading"/>
         <w:numPr>
+          <w:ilvl w:val="0"/>
+          <w:numId w:val="0"/>
+        </w:numPr>
+        <w:ind w:left="420" w:hanging="420"/>
+      </w:pPr>
+      <w:r>
+        <w:lastRenderedPageBreak/>
+        <w:t>Graph generation is handled through using the external python script DataVis.py mentioned earlier and creates separate graphs for different scenario modes (Baseline,Cooperative,</w:t>
+      </w:r>
+      <w:r>
+        <w:t>Competitive). Data exportation and reporting is handled using the CalculateFileFooter() method adding summary statistics to data files, it creates formatted reports with average and performance metrics and organises the data for external analysis.</w:t>
+      </w:r>
+    </w:p>
+    <w:p>
+      <w:pPr>
+        <w:pStyle w:val="CustomHeading"/>
+        <w:numPr>
           <w:ilvl w:val="4"/>
           <w:numId w:val="2"/>
         </w:numPr>
@@ -6353,6 +5574,345 @@
     </w:p>
     <w:p>
       <w:pPr>
+        <w:pStyle w:val="CustomHeading"/>
+        <w:numPr>
+          <w:ilvl w:val="0"/>
+          <w:numId w:val="0"/>
+        </w:numPr>
+        <w:ind w:left="420" w:hanging="420"/>
+      </w:pPr>
+      <w:r>
+        <w:t xml:space="preserve">The DataManager handles different scenario modes, manages participant identification, tracks experimental conditions and parameters, and records data and time information for data validity. It also filters out invalid or </w:t>
+      </w:r>
+      <w:r>
+        <w:t>problematic</w:t>
+      </w:r>
+      <w:r>
+        <w:t xml:space="preserve"> data entries, removes trailing empty data points, and provides error logging and debugging information.</w:t>
+      </w:r>
+    </w:p>
+    <w:p>
+      <w:pPr>
+        <w:pStyle w:val="CustomHeading"/>
+        <w:numPr>
+          <w:ilvl w:val="0"/>
+          <w:numId w:val="0"/>
+        </w:numPr>
+        <w:ind w:left="420" w:hanging="420"/>
+      </w:pPr>
+    </w:p>
+    <w:p>
+      <w:pPr>
+        <w:pStyle w:val="CustomHeading"/>
+        <w:numPr>
+          <w:ilvl w:val="0"/>
+          <w:numId w:val="0"/>
+        </w:numPr>
+        <w:ind w:left="420" w:hanging="420"/>
+      </w:pPr>
+      <w:r>
+        <w:t>This singleton serves as a central nervous system for the performance tracking system handling everything from raw data collection to sophisticated analysis and visualisation.</w:t>
+      </w:r>
+    </w:p>
+    <w:p>
+      <w:pPr>
+        <w:pStyle w:val="CustomHeading"/>
+        <w:numPr>
+          <w:ilvl w:val="0"/>
+          <w:numId w:val="0"/>
+        </w:numPr>
+        <w:ind w:left="420" w:hanging="420"/>
+      </w:pPr>
+    </w:p>
+    <w:p>
+      <w:pPr>
+        <w:pStyle w:val="CustomHeading"/>
+        <w:numPr>
+          <w:ilvl w:val="0"/>
+          <w:numId w:val="0"/>
+        </w:numPr>
+        <w:ind w:left="420" w:hanging="420"/>
+      </w:pPr>
+      <w:r>
+        <w:t>Below is a summarised list of all the methods in this class:</w:t>
+      </w:r>
+    </w:p>
+    <w:p>
+      <w:pPr>
+        <w:pStyle w:val="CustomHeading"/>
+        <w:numPr>
+          <w:ilvl w:val="0"/>
+          <w:numId w:val="14"/>
+        </w:numPr>
+      </w:pPr>
+      <w:r>
+        <w:t>Awake()</w:t>
+      </w:r>
+      <w:r>
+        <w:t xml:space="preserve"> – Implements a singleton pattern for the class, ensuring only one instance exits and persists at runtime.</w:t>
+      </w:r>
+    </w:p>
+    <w:p>
+      <w:pPr>
+        <w:pStyle w:val="CustomHeading"/>
+        <w:numPr>
+          <w:ilvl w:val="0"/>
+          <w:numId w:val="14"/>
+        </w:numPr>
+      </w:pPr>
+      <w:r>
+        <w:t>Start()</w:t>
+      </w:r>
+      <w:r>
+        <w:t xml:space="preserve"> – Initialises variables, sets up file directories, and starts listening coroutines for participant input and power output.</w:t>
+      </w:r>
+    </w:p>
+    <w:p>
+      <w:pPr>
+        <w:pStyle w:val="CustomHeading"/>
+        <w:numPr>
+          <w:ilvl w:val="0"/>
+          <w:numId w:val="14"/>
+        </w:numPr>
+      </w:pPr>
+      <w:r>
+        <w:t>Update()</w:t>
+      </w:r>
+      <w:r>
+        <w:t xml:space="preserve"> – Core update loop that manages data logging coroutines, updates date/time information, updates the HUD display, and monitors the current scenario mode.</w:t>
+      </w:r>
+    </w:p>
+    <w:p>
+      <w:pPr>
+        <w:pStyle w:val="CustomHeading"/>
+        <w:numPr>
+          <w:ilvl w:val="0"/>
+          <w:numId w:val="14"/>
+        </w:numPr>
+      </w:pPr>
+      <w:r>
+        <w:t>ListenForParticipantIDInput()</w:t>
+      </w:r>
+      <w:r>
+        <w:t xml:space="preserve"> – A coroutine that waits for the user to input a participant ID from the input field.</w:t>
+      </w:r>
+    </w:p>
+    <w:p>
+      <w:pPr>
+        <w:pStyle w:val="CustomHeading"/>
+        <w:numPr>
+          <w:ilvl w:val="0"/>
+          <w:numId w:val="14"/>
+        </w:numPr>
+      </w:pPr>
+      <w:r>
+        <w:t>UpdateParticipantID()</w:t>
+      </w:r>
+      <w:r>
+        <w:t xml:space="preserve"> – Parses and validates the participant ID from the input field.</w:t>
+      </w:r>
+    </w:p>
+    <w:p>
+      <w:pPr>
+        <w:pStyle w:val="CustomHeading"/>
+        <w:numPr>
+          <w:ilvl w:val="0"/>
+          <w:numId w:val="14"/>
+        </w:numPr>
+      </w:pPr>
+      <w:r>
+        <w:t>LogData()</w:t>
+      </w:r>
+      <w:r>
+        <w:t xml:space="preserve"> – C</w:t>
+      </w:r>
+      <w:r>
+        <w:t>oroutine that records cycling metrics (power,cadence,speed,heart rate) to a CSV file at one-second intervals.</w:t>
+      </w:r>
+    </w:p>
+    <w:p>
+      <w:pPr>
+        <w:pStyle w:val="CustomHeading"/>
+        <w:numPr>
+          <w:ilvl w:val="0"/>
+          <w:numId w:val="14"/>
+        </w:numPr>
+      </w:pPr>
+      <w:r>
+        <w:t>ListenForPowerOutputStart()</w:t>
+      </w:r>
+      <w:r>
+        <w:t xml:space="preserve"> – Monitors for initial power output to automatically begin a session, creating necessary log files when detected.</w:t>
+      </w:r>
+    </w:p>
+    <w:p>
+      <w:pPr>
+        <w:pStyle w:val="CustomHeading"/>
+        <w:numPr>
+          <w:ilvl w:val="0"/>
+          <w:numId w:val="14"/>
+        </w:numPr>
+      </w:pPr>
+      <w:r>
+        <w:t>ListenForPowerOutputEnd()</w:t>
+      </w:r>
+      <w:r>
+        <w:t xml:space="preserve"> – Monitors for periods of inactivity (no power output) to automatically end data logging sessions.</w:t>
+      </w:r>
+    </w:p>
+    <w:p>
+      <w:pPr>
+        <w:pStyle w:val="CustomHeading"/>
+        <w:numPr>
+          <w:ilvl w:val="0"/>
+          <w:numId w:val="14"/>
+        </w:numPr>
+      </w:pPr>
+      <w:r>
+        <w:t>ProcessDataFromPython()</w:t>
+      </w:r>
+      <w:r>
+        <w:t xml:space="preserve"> – Parses incoming data from python scripts, extracting power and cadence values and calculating derived metrics.</w:t>
+      </w:r>
+    </w:p>
+    <w:p>
+      <w:pPr>
+        <w:pStyle w:val="CustomHeading"/>
+        <w:numPr>
+          <w:ilvl w:val="0"/>
+          <w:numId w:val="14"/>
+        </w:numPr>
+      </w:pPr>
+      <w:r>
+        <w:t>ProcessHRData()</w:t>
+      </w:r>
+      <w:r>
+        <w:t xml:space="preserve"> – Updates the current heart rate value from external heart rate monitor input. </w:t>
+      </w:r>
+    </w:p>
+    <w:p>
+      <w:pPr>
+        <w:pStyle w:val="CustomHeading"/>
+        <w:numPr>
+          <w:ilvl w:val="0"/>
+          <w:numId w:val="14"/>
+        </w:numPr>
+      </w:pPr>
+      <w:r>
+        <w:t>ExtractNumbers()</w:t>
+      </w:r>
+      <w:r>
+        <w:t xml:space="preserve"> – Utility method that uses regex to parse numeric values from string inputs.</w:t>
+      </w:r>
+    </w:p>
+    <w:p>
+      <w:pPr>
+        <w:pStyle w:val="CustomHeading"/>
+        <w:numPr>
+          <w:ilvl w:val="0"/>
+          <w:numId w:val="14"/>
+        </w:numPr>
+      </w:pPr>
+      <w:r>
+        <w:t>CalculateSpeed()</w:t>
+      </w:r>
+      <w:r>
+        <w:t xml:space="preserve"> – Physics-based calculation that converts power output to speed based on drag, resistance, and mass parameters.</w:t>
+      </w:r>
+    </w:p>
+    <w:p>
+      <w:pPr>
+        <w:pStyle w:val="CustomHeading"/>
+        <w:numPr>
+          <w:ilvl w:val="0"/>
+          <w:numId w:val="14"/>
+        </w:numPr>
+      </w:pPr>
+      <w:r>
+        <w:t>GenerateGraphs()</w:t>
+      </w:r>
+      <w:r>
+        <w:t xml:space="preserve"> – Creates performance visualisations for baseline, cooperative, and competitive scenarios using Python data visualisation scripts.</w:t>
+      </w:r>
+    </w:p>
+    <w:p>
+      <w:pPr>
+        <w:pStyle w:val="CustomHeading"/>
+        <w:numPr>
+          <w:ilvl w:val="0"/>
+          <w:numId w:val="14"/>
+        </w:numPr>
+      </w:pPr>
+      <w:r>
+        <w:t>CalculateFileFooter()</w:t>
+      </w:r>
+      <w:r>
+        <w:t xml:space="preserve"> – Processes the recorded session data to generate summary statistics including averages and performance metrics.</w:t>
+      </w:r>
+    </w:p>
+    <w:p>
+      <w:pPr>
+        <w:pStyle w:val="CustomHeading"/>
+        <w:numPr>
+          <w:ilvl w:val="0"/>
+          <w:numId w:val="14"/>
+        </w:numPr>
+      </w:pPr>
+      <w:r>
+        <w:lastRenderedPageBreak/>
+        <w:t>GenerateWorkoutProfiles()</w:t>
+      </w:r>
+      <w:r>
+        <w:t xml:space="preserve"> – Creates AI performance profiles by aggregating historical data from a participant’s previous sessions.</w:t>
+      </w:r>
+    </w:p>
+    <w:p>
+      <w:pPr>
+        <w:pStyle w:val="CustomHeading"/>
+        <w:numPr>
+          <w:ilvl w:val="0"/>
+          <w:numId w:val="14"/>
+        </w:numPr>
+      </w:pPr>
+      <w:r>
+        <w:t>CalculateListAverage()</w:t>
+      </w:r>
+      <w:r>
+        <w:t xml:space="preserve"> – Utility method that computes average values across multiple lists of data points, accounting for different list lengths.</w:t>
+      </w:r>
+    </w:p>
+    <w:p>
+      <w:pPr>
+        <w:pStyle w:val="CustomHeading"/>
+        <w:numPr>
+          <w:ilvl w:val="0"/>
+          <w:numId w:val="14"/>
+        </w:numPr>
+      </w:pPr>
+      <w:r>
+        <w:t>GetColumnData()</w:t>
+      </w:r>
+      <w:r>
+        <w:t xml:space="preserve"> – Extracts and parses specific columsn of data from CSV files for analysis.</w:t>
+      </w:r>
+    </w:p>
+    <w:p>
+      <w:pPr>
+        <w:pStyle w:val="CustomHeading"/>
+        <w:numPr>
+          <w:ilvl w:val="0"/>
+          <w:numId w:val="14"/>
+        </w:numPr>
+      </w:pPr>
+      <w:r>
+        <w:t>UpdateHUD()</w:t>
+      </w:r>
+      <w:r>
+        <w:t xml:space="preserve"> – Refreshes all heads-up display elements with current performance metrics, sessions tatus, and system messages.</w:t>
+      </w:r>
+    </w:p>
+    <w:p>
+      <w:pPr>
         <w:pStyle w:val="CustomSubSubheading"/>
         <w:numPr>
           <w:ilvl w:val="3"/>
@@ -6361,8 +5921,576 @@
         <w:spacing w:line="360" w:lineRule="auto"/>
       </w:pPr>
       <w:r>
+        <w:t>SessionManager.cs</w:t>
+      </w:r>
+    </w:p>
+    <w:p>
+      <w:pPr>
+        <w:pStyle w:val="CustomHeading"/>
+        <w:numPr>
+          <w:ilvl w:val="0"/>
+          <w:numId w:val="0"/>
+        </w:numPr>
+        <w:ind w:left="420" w:hanging="420"/>
+      </w:pPr>
+      <w:r>
+        <w:t>The SessionManager is a controller class in the project which ocrchestrates multiple interconnected systems to create a smooth cycling experience. It serves as the central hub that oordinates scenarios, AI behaviour, player positioning, and session state management.</w:t>
+      </w:r>
+    </w:p>
+    <w:p>
+      <w:pPr>
+        <w:pStyle w:val="CustomHeading"/>
+        <w:numPr>
+          <w:ilvl w:val="4"/>
+          <w:numId w:val="2"/>
+        </w:numPr>
+      </w:pPr>
+      <w:r>
+        <w:t>Core Architecture</w:t>
+      </w:r>
+    </w:p>
+    <w:p>
+      <w:pPr>
+        <w:pStyle w:val="CustomHeading"/>
+        <w:numPr>
+          <w:ilvl w:val="0"/>
+          <w:numId w:val="0"/>
+        </w:numPr>
+        <w:ind w:left="420" w:hanging="420"/>
+      </w:pPr>
+      <w:r>
+        <w:t xml:space="preserve">The SessionManager implements a singleton pattern to ensure that only one instance of the class persists throughout runtime. This provides global access through the application via the static “Instance” property. It supports multiple cycling modes through an enum structure </w:t>
+      </w:r>
+      <w:r>
+        <w:t>called ScenarioMode for each implemented scenario (baseline,cooperative,competitive) as well as tracks scenario state transitions to trigger the appropriate scene setup</w:t>
+      </w:r>
+      <w:r>
+        <w:t xml:space="preserve"> </w:t>
+      </w:r>
+      <w:r>
+        <w:t>using Unity prefabs.</w:t>
+      </w:r>
+    </w:p>
+    <w:p>
+      <w:pPr>
+        <w:pStyle w:val="CustomHeading"/>
+        <w:numPr>
+          <w:ilvl w:val="4"/>
+          <w:numId w:val="2"/>
+        </w:numPr>
+      </w:pPr>
+      <w:r>
+        <w:t>XR Integration and Positioning</w:t>
+      </w:r>
+    </w:p>
+    <w:p>
+      <w:pPr>
+        <w:pStyle w:val="CustomHeading"/>
+        <w:numPr>
+          <w:ilvl w:val="0"/>
+          <w:numId w:val="0"/>
+        </w:numPr>
+        <w:ind w:left="420" w:hanging="420"/>
+      </w:pPr>
+      <w:r>
+        <w:t>The SessionManager controls the XR Origin position and rotation for different scenarios, implementing smooth transitions between positions using coroutine-based lerping, and provides XR recenter functionality to realign the virtual experience with physical setup. It also allows toggleability of the UI elements in the VR environment if participants want their live data hidden.</w:t>
+      </w:r>
+    </w:p>
+    <w:p>
+      <w:pPr>
+        <w:pStyle w:val="CustomHeading"/>
+        <w:numPr>
+          <w:ilvl w:val="4"/>
+          <w:numId w:val="2"/>
+        </w:numPr>
+      </w:pPr>
+      <w:r>
+        <w:t>AI Cyclist Management</w:t>
+      </w:r>
+    </w:p>
+    <w:p>
+      <w:pPr>
+        <w:pStyle w:val="CustomHeading"/>
+        <w:numPr>
+          <w:ilvl w:val="0"/>
+          <w:numId w:val="0"/>
+        </w:numPr>
+        <w:ind w:left="420" w:hanging="420"/>
+      </w:pPr>
+      <w:r>
+        <w:t xml:space="preserve">The SessionManager identifies and filters through AI based on scenario mode and AI roles, organises cyclists into appropriate formations based on the selected scenario, and maintains activeAI list as a primary reference for manageable AI entities. It also assigns different AI states based on position and scenario, coordinating positional relationships between AI cyclists, and updates AI behaviour parameters in real-time. </w:t>
+      </w:r>
+    </w:p>
+    <w:p>
+      <w:pPr>
+        <w:pStyle w:val="CustomHeading"/>
+        <w:numPr>
+          <w:ilvl w:val="4"/>
+          <w:numId w:val="2"/>
+        </w:numPr>
+      </w:pPr>
+      <w:r>
+        <w:t>Cooperative Mode: Paceline System</w:t>
+      </w:r>
+    </w:p>
+    <w:p>
+      <w:pPr>
+        <w:pStyle w:val="CustomHeading"/>
+        <w:numPr>
+          <w:ilvl w:val="0"/>
+          <w:numId w:val="0"/>
+        </w:numPr>
+        <w:ind w:left="420" w:hanging="420"/>
+      </w:pPr>
+      <w:r>
+        <w:t>The SessionManager implements realistic paceline cycling formations with leader rotation, maintains proper spacing and drafting positions between cyclists, and monitors paceline speed for consistent group movement. The way the rotation logic works is it moves lead cyclists to the back at timed intervals, updates AI states when positions change in the formation, and triggers specialised movement patterns during transitions, like the PeelOffPaceLine() method.</w:t>
+      </w:r>
+    </w:p>
+    <w:p>
+      <w:pPr>
+        <w:pStyle w:val="CustomHeading"/>
+        <w:numPr>
+          <w:ilvl w:val="4"/>
+          <w:numId w:val="2"/>
+        </w:numPr>
+      </w:pPr>
+      <w:r>
+        <w:t>Competitive Mode: Dynamic Racing</w:t>
+      </w:r>
+    </w:p>
+    <w:p>
+      <w:pPr>
+        <w:pStyle w:val="CustomHeading"/>
+        <w:numPr>
+          <w:ilvl w:val="0"/>
+          <w:numId w:val="0"/>
+        </w:numPr>
+        <w:ind w:left="420" w:hanging="420"/>
+      </w:pPr>
+      <w:r>
+        <w:t xml:space="preserve">The SessionManager uses calculated performance profiles to create realistic racing scenarios, applying individual performance vairations set in the Unity inspector to create distinct AI competitors, and adjusts AI performance based on real-time user performance metrics. It </w:t>
+      </w:r>
+      <w:r>
         <w:lastRenderedPageBreak/>
-        <w:t>Session Manager</w:t>
+        <w:t xml:space="preserve">modifies AI performance based on the user’s current heart rate compared to the heart rate in the historical data on that second of the exercise. It then scales difficulty using percentage based adjustments on the difference between those values to maintain a competitive balance, and falls back to relative-to-player pacing when the recorded data runs out. </w:t>
+      </w:r>
+    </w:p>
+    <w:p>
+      <w:pPr>
+        <w:pStyle w:val="CustomHeading"/>
+        <w:numPr>
+          <w:ilvl w:val="4"/>
+          <w:numId w:val="2"/>
+        </w:numPr>
+      </w:pPr>
+      <w:r>
+        <w:t>Technical Features</w:t>
+      </w:r>
+    </w:p>
+    <w:p>
+      <w:pPr>
+        <w:pStyle w:val="CustomHeading"/>
+        <w:numPr>
+          <w:ilvl w:val="0"/>
+          <w:numId w:val="0"/>
+        </w:numPr>
+        <w:ind w:left="420" w:hanging="420"/>
+      </w:pPr>
+      <w:r>
+        <w:t>The SessionManager uses coroutiens for time-dependent processes like paceline rotation, and racing progression, as well as injects second-by-second data to the AI’s in the competitive scenario. It also works with Unity’s NavMesh system for navigation around the virtual velodrome.</w:t>
+      </w:r>
+    </w:p>
+    <w:p>
+      <w:pPr>
+        <w:pStyle w:val="CustomHeading"/>
+        <w:numPr>
+          <w:ilvl w:val="0"/>
+          <w:numId w:val="0"/>
+        </w:numPr>
+        <w:ind w:left="420" w:hanging="420"/>
+      </w:pPr>
+    </w:p>
+    <w:p>
+      <w:pPr>
+        <w:pStyle w:val="CustomHeading"/>
+        <w:numPr>
+          <w:ilvl w:val="0"/>
+          <w:numId w:val="0"/>
+        </w:numPr>
+        <w:ind w:left="420" w:hanging="420"/>
+      </w:pPr>
+      <w:r>
+        <w:t>Below is a summarised list of the methods in this class:</w:t>
+      </w:r>
+    </w:p>
+    <w:p>
+      <w:pPr>
+        <w:pStyle w:val="CustomHeading"/>
+        <w:numPr>
+          <w:ilvl w:val="0"/>
+          <w:numId w:val="15"/>
+        </w:numPr>
+      </w:pPr>
+      <w:r>
+        <w:t>Awake()</w:t>
+      </w:r>
+      <w:r>
+        <w:t xml:space="preserve"> </w:t>
+      </w:r>
+      <w:r>
+        <w:t>–</w:t>
+      </w:r>
+      <w:r>
+        <w:t xml:space="preserve"> </w:t>
+      </w:r>
+      <w:r>
+        <w:t>Sets up singleton pattern.</w:t>
+      </w:r>
+    </w:p>
+    <w:p>
+      <w:pPr>
+        <w:pStyle w:val="CustomHeading"/>
+        <w:numPr>
+          <w:ilvl w:val="0"/>
+          <w:numId w:val="15"/>
+        </w:numPr>
+      </w:pPr>
+      <w:r>
+        <w:t>Start()</w:t>
+      </w:r>
+      <w:r>
+        <w:t xml:space="preserve"> – Initialises lerping state to false when the object becomes active.</w:t>
+      </w:r>
+    </w:p>
+    <w:p>
+      <w:pPr>
+        <w:pStyle w:val="CustomHeading"/>
+        <w:numPr>
+          <w:ilvl w:val="0"/>
+          <w:numId w:val="15"/>
+        </w:numPr>
+      </w:pPr>
+      <w:r>
+        <w:t>Update()</w:t>
+      </w:r>
+      <w:r>
+        <w:t xml:space="preserve"> – Calles HandleScenarioModeChange() each fraome to check if the scenario mode has changed and respond accordingly.</w:t>
+      </w:r>
+    </w:p>
+    <w:p>
+      <w:pPr>
+        <w:pStyle w:val="CustomHeading"/>
+        <w:numPr>
+          <w:ilvl w:val="0"/>
+          <w:numId w:val="15"/>
+        </w:numPr>
+      </w:pPr>
+      <w:r>
+        <w:t>BeginSession()</w:t>
+      </w:r>
+      <w:r>
+        <w:t xml:space="preserve"> – Initiates the cycling session by initialising bike objects and running appropriate routines based on the selected scenario mode.</w:t>
+      </w:r>
+    </w:p>
+    <w:p>
+      <w:pPr>
+        <w:pStyle w:val="CustomHeading"/>
+        <w:numPr>
+          <w:ilvl w:val="0"/>
+          <w:numId w:val="15"/>
+        </w:numPr>
+      </w:pPr>
+      <w:r>
+        <w:t>InitBikeObjects()</w:t>
+      </w:r>
+      <w:r>
+        <w:t xml:space="preserve"> – Populates the activeAI list with relevant AI cyclists based on the current scenario mode, filtering by their AI type.</w:t>
+      </w:r>
+    </w:p>
+    <w:p>
+      <w:pPr>
+        <w:pStyle w:val="CustomHeading"/>
+        <w:numPr>
+          <w:ilvl w:val="0"/>
+          <w:numId w:val="15"/>
+        </w:numPr>
+      </w:pPr>
+      <w:r>
+        <w:t>RecenterXR()</w:t>
+      </w:r>
+      <w:r>
+        <w:t xml:space="preserve"> – Attempts to recenter the VR headset by finding and using an active XR input subsystem.</w:t>
+      </w:r>
+    </w:p>
+    <w:p>
+      <w:pPr>
+        <w:pStyle w:val="CustomHeading"/>
+        <w:numPr>
+          <w:ilvl w:val="0"/>
+          <w:numId w:val="15"/>
+        </w:numPr>
+      </w:pPr>
+      <w:r>
+        <w:t>GetXRInputSubSystem()</w:t>
+      </w:r>
+      <w:r>
+        <w:t xml:space="preserve"> – Retrieves the active XR input subsystem from available subsystems to enable XR-specific operations.</w:t>
+      </w:r>
+    </w:p>
+    <w:p>
+      <w:pPr>
+        <w:pStyle w:val="CustomHeading"/>
+        <w:numPr>
+          <w:ilvl w:val="0"/>
+          <w:numId w:val="15"/>
+        </w:numPr>
+      </w:pPr>
+      <w:r>
+        <w:t>MoveToPose()</w:t>
+      </w:r>
+      <w:r>
+        <w:t xml:space="preserve"> – Positions the user’s XR origin at a specified location, with an option to parent the object to the destination.</w:t>
+      </w:r>
+    </w:p>
+    <w:p>
+      <w:pPr>
+        <w:pStyle w:val="CustomHeading"/>
+        <w:numPr>
+          <w:ilvl w:val="0"/>
+          <w:numId w:val="15"/>
+        </w:numPr>
+      </w:pPr>
+      <w:r>
+        <w:t>LerpToPose()</w:t>
+      </w:r>
+      <w:r>
+        <w:t xml:space="preserve"> – Coroutine that smoothyl interpolates the user’s XR origin from its current position to a target position over a specified duration.</w:t>
+      </w:r>
+    </w:p>
+    <w:p>
+      <w:pPr>
+        <w:pStyle w:val="CustomHeading"/>
+        <w:numPr>
+          <w:ilvl w:val="0"/>
+          <w:numId w:val="15"/>
+        </w:numPr>
+      </w:pPr>
+      <w:r>
+        <w:t>SetUndecidedMode()</w:t>
+      </w:r>
+      <w:r>
+        <w:t xml:space="preserve"> – Sets scenario mode to undecided.</w:t>
+      </w:r>
+    </w:p>
+    <w:p>
+      <w:pPr>
+        <w:pStyle w:val="CustomHeading"/>
+        <w:numPr>
+          <w:ilvl w:val="0"/>
+          <w:numId w:val="15"/>
+        </w:numPr>
+      </w:pPr>
+      <w:r>
+        <w:t>SetBaselineMode()</w:t>
+      </w:r>
+      <w:r>
+        <w:t xml:space="preserve"> – Sets scenario mode to baseline.</w:t>
+      </w:r>
+    </w:p>
+    <w:p>
+      <w:pPr>
+        <w:pStyle w:val="CustomHeading"/>
+        <w:numPr>
+          <w:ilvl w:val="0"/>
+          <w:numId w:val="15"/>
+        </w:numPr>
+      </w:pPr>
+      <w:r>
+        <w:t>SetCooperativeMode()</w:t>
+      </w:r>
+      <w:r>
+        <w:t xml:space="preserve"> - Sets scenario mode to cooperative.</w:t>
+      </w:r>
+    </w:p>
+    <w:p>
+      <w:pPr>
+        <w:pStyle w:val="CustomHeading"/>
+        <w:numPr>
+          <w:ilvl w:val="0"/>
+          <w:numId w:val="15"/>
+        </w:numPr>
+      </w:pPr>
+      <w:r>
+        <w:t>SetCompetitiveMode()</w:t>
+      </w:r>
+      <w:r>
+        <w:t xml:space="preserve"> – Sets scenario mode to competitive.</w:t>
+      </w:r>
+    </w:p>
+    <w:p>
+      <w:pPr>
+        <w:pStyle w:val="CustomHeading"/>
+        <w:numPr>
+          <w:ilvl w:val="0"/>
+          <w:numId w:val="15"/>
+        </w:numPr>
+      </w:pPr>
+      <w:r>
+        <w:t>GetCurrentScenarioMode()</w:t>
+      </w:r>
+      <w:r>
+        <w:t xml:space="preserve"> – Returns the currently active scenario mode.</w:t>
+      </w:r>
+    </w:p>
+    <w:p>
+      <w:pPr>
+        <w:pStyle w:val="CustomHeading"/>
+        <w:numPr>
+          <w:ilvl w:val="0"/>
+          <w:numId w:val="15"/>
+        </w:numPr>
+      </w:pPr>
+      <w:r>
+        <w:t>HandleScenarioModeChange()</w:t>
+      </w:r>
+      <w:r>
+        <w:t xml:space="preserve"> – Detects changes in scenario mode and repositions the player appropriately, spawning relevant prefabs for cooperative or competitive modes.</w:t>
+      </w:r>
+    </w:p>
+    <w:p>
+      <w:pPr>
+        <w:pStyle w:val="CustomHeading"/>
+        <w:numPr>
+          <w:ilvl w:val="0"/>
+          <w:numId w:val="15"/>
+        </w:numPr>
+      </w:pPr>
+      <w:r>
+        <w:t>SpawnCooperativeScenarioPrefab()</w:t>
+      </w:r>
+      <w:r>
+        <w:t xml:space="preserve"> – Instantiates the cooperative scenario prefab at the world origin.</w:t>
+      </w:r>
+    </w:p>
+    <w:p>
+      <w:pPr>
+        <w:pStyle w:val="CustomHeading"/>
+        <w:numPr>
+          <w:ilvl w:val="0"/>
+          <w:numId w:val="15"/>
+        </w:numPr>
+      </w:pPr>
+      <w:r>
+        <w:t>SpawnCompetitiveScenarioPrefab()</w:t>
+      </w:r>
+      <w:r>
+        <w:t xml:space="preserve"> – Instantiates the competitive scenario prefab at the world origin.</w:t>
+      </w:r>
+    </w:p>
+    <w:p>
+      <w:pPr>
+        <w:pStyle w:val="CustomHeading"/>
+        <w:numPr>
+          <w:ilvl w:val="0"/>
+          <w:numId w:val="15"/>
+        </w:numPr>
+      </w:pPr>
+      <w:r>
+        <w:t>ToggleMenus()</w:t>
+      </w:r>
+      <w:r>
+        <w:t xml:space="preserve"> – Toggles the visibility of menu elements attached to the menuParent transform.</w:t>
+      </w:r>
+    </w:p>
+    <w:p>
+      <w:pPr>
+        <w:pStyle w:val="CustomHeading"/>
+        <w:numPr>
+          <w:ilvl w:val="0"/>
+          <w:numId w:val="15"/>
+        </w:numPr>
+      </w:pPr>
+      <w:r>
+        <w:t>PacelineRoutine()</w:t>
+      </w:r>
+      <w:r>
+        <w:t xml:space="preserve"> – Coroutine that manages the paceline cycling formation, updating positions and rotating cyclists at regular intervals.</w:t>
+      </w:r>
+    </w:p>
+    <w:p>
+      <w:pPr>
+        <w:pStyle w:val="CustomHeading"/>
+        <w:numPr>
+          <w:ilvl w:val="0"/>
+          <w:numId w:val="15"/>
+        </w:numPr>
+      </w:pPr>
+      <w:r>
+        <w:lastRenderedPageBreak/>
+        <w:t>RotatePaceline()</w:t>
+      </w:r>
+      <w:r>
+        <w:t xml:space="preserve"> – Moves the front AI cyclist to the back of the formation, implementing the rotation aspect of a cycling paceline.</w:t>
+      </w:r>
+    </w:p>
+    <w:p>
+      <w:pPr>
+        <w:pStyle w:val="CustomHeading"/>
+        <w:numPr>
+          <w:ilvl w:val="0"/>
+          <w:numId w:val="15"/>
+        </w:numPr>
+      </w:pPr>
+      <w:r>
+        <w:t>UpdatePacelinePositions()</w:t>
+      </w:r>
+      <w:r>
+        <w:t xml:space="preserve"> – Updates the state and position of each AI in the paceline, setting appropriate behaviours (pulling, drafting).</w:t>
+      </w:r>
+    </w:p>
+    <w:p>
+      <w:pPr>
+        <w:pStyle w:val="CustomHeading"/>
+        <w:numPr>
+          <w:ilvl w:val="0"/>
+          <w:numId w:val="15"/>
+        </w:numPr>
+      </w:pPr>
+      <w:r>
+        <w:t>GetPacelineS</w:t>
+      </w:r>
+      <w:r>
+        <w:t>p</w:t>
+      </w:r>
+      <w:r>
+        <w:t>eed()</w:t>
+      </w:r>
+      <w:r>
+        <w:t xml:space="preserve"> – Returns the speed of the leading cyclist in the paceline. </w:t>
+      </w:r>
+    </w:p>
+    <w:p>
+      <w:pPr>
+        <w:pStyle w:val="CustomHeading"/>
+        <w:numPr>
+          <w:ilvl w:val="0"/>
+          <w:numId w:val="15"/>
+        </w:numPr>
+      </w:pPr>
+      <w:r>
+        <w:t>RaceCoroutine()</w:t>
+      </w:r>
+      <w:r>
+        <w:t xml:space="preserve"> – Complex </w:t>
+      </w:r>
+      <w:r>
+        <w:t>coroutine</w:t>
+      </w:r>
+      <w:r>
+        <w:t xml:space="preserve"> that manages the competitive race scenario using performance profiles and variations. </w:t>
+      </w:r>
+      <w:r>
+        <w:t xml:space="preserve">It first collects competing AI cyclists and applies performance variations to each AI cyclist. Then it adjusts the AI behaviour based on the user’s heart rate compared to reference data. And then calculates appropriate speeds for each AI updating their pace in real time, falling back to default behaviour when historical data runs out. The method uses a combination of pre-processed performance data and real time user metrics to create dynamic racing opponents that adapt to the user’s performance. </w:t>
       </w:r>
     </w:p>
     <w:p>
@@ -6371,7 +6499,7 @@
         <w:spacing w:line="360" w:lineRule="auto"/>
       </w:pPr>
       <w:r>
-        <w:t>Bicycle Logic (Player and AI)</w:t>
+        <w:t>BicycleAI.cs</w:t>
       </w:r>
     </w:p>
     <w:p>
@@ -6380,15 +6508,6 @@
         <w:spacing w:line="360" w:lineRule="auto"/>
       </w:pPr>
       <w:r>
-        <w:t>Scenario Logic</w:t>
-      </w:r>
-    </w:p>
-    <w:p>
-      <w:pPr>
-        <w:pStyle w:val="CustomSubSubheading"/>
-        <w:spacing w:line="360" w:lineRule="auto"/>
-      </w:pPr>
-      <w:r>
         <w:t>Bluetooth Connectivity</w:t>
       </w:r>
     </w:p>
@@ -6406,15 +6525,7 @@
         <w:t xml:space="preserve">Bluetooth was by far the most tedious part of the project as it went through the most iterations of all the components in the project. Initially, Bluetooth was managed by an FTMS indoor bike script which was present in the Unity scene and utilised the standard BLE library for windows through BleWinrtDLL.dll in the project, this solution was quick and easy to set up with really only the device UUID’s and main execution sequence to </w:t>
       </w:r>
       <w:r>
-        <w:t xml:space="preserve">customise to the specific use case for this project. This worked great for receiving the bike data and receiving the heartrate data once all the correct values were plugged in. However, it did not work so great when you try to do them both asynchronously. The methods implemented in the </w:t>
-      </w:r>
-      <w:proofErr w:type="spellStart"/>
-      <w:r>
-        <w:t>BleApi</w:t>
-      </w:r>
-      <w:proofErr w:type="spellEnd"/>
-      <w:r>
-        <w:t xml:space="preserve"> have a parameter that can be passed through which enables or disables a block to prevent other devices from using the BLE service, </w:t>
+        <w:t xml:space="preserve">customise to the specific use case for this project. This worked great for receiving the bike data and receiving the heartrate data once all the correct values were plugged in. However, it did not work so great when you try to do them both asynchronously. The methods implemented in the BleApi have a parameter that can be passed through which enables or disables a block to prevent other devices from using the BLE service, </w:t>
       </w:r>
       <w:r>
         <w:t xml:space="preserve">despite these parameters being set to false they still would not both run at the same time. To try to combat this two separate scripts were </w:t>
@@ -6437,40 +6548,20 @@
         <w:ind w:left="420" w:hanging="420"/>
       </w:pPr>
       <w:r>
-        <w:t xml:space="preserve">In the end the solution in the final prototype uses two separate Bluetooth libraries on two separate programs and two separate receival mechanisms. The heartrate data is received via the </w:t>
-      </w:r>
-      <w:proofErr w:type="spellStart"/>
-      <w:r>
-        <w:t>BleApi</w:t>
-      </w:r>
-      <w:proofErr w:type="spellEnd"/>
-      <w:r>
-        <w:t xml:space="preserve"> in the BleWinrtDLL.dll file</w:t>
-      </w:r>
-      <w:r>
-        <w:t xml:space="preserve">, and the exercise bike data is received by a separate python script which then passes the received data into Unity via </w:t>
-      </w:r>
-      <w:proofErr w:type="spellStart"/>
-      <w:r>
-        <w:t>websockets</w:t>
-      </w:r>
-      <w:proofErr w:type="spellEnd"/>
-      <w:r>
-        <w:t xml:space="preserve">. </w:t>
-      </w:r>
-      <w:r>
-        <w:t xml:space="preserve">The data is then passed to the </w:t>
-      </w:r>
-      <w:proofErr w:type="spellStart"/>
-      <w:r>
-        <w:t>DataManager</w:t>
-      </w:r>
-      <w:proofErr w:type="spellEnd"/>
-      <w:r>
-        <w:t xml:space="preserve"> for cleaning and processing. </w:t>
-      </w:r>
-      <w:r>
-        <w:t>This solution was not ideal as it was desired that the Bluetooth functionality remained entirely within the unity project to prevent unnecessary complexity, but due to tim</w:t>
+        <w:t>In the end the solution in the final prototype uses two separate Bluetooth libraries on two separate programs and two separate receival mechanisms. The heartrate data is received via the BleApi in the BleWinrtDLL.dll file</w:t>
+      </w:r>
+      <w:r>
+        <w:t xml:space="preserve">, and the exercise bike data is received by a separate python script which then passes the received data into Unity via websockets. </w:t>
+      </w:r>
+      <w:r>
+        <w:t xml:space="preserve">The data is then passed to the DataManager for cleaning and processing. </w:t>
+      </w:r>
+      <w:r>
+        <w:t xml:space="preserve">This solution was not ideal as it was desired that the Bluetooth functionality remained entirely within </w:t>
+      </w:r>
+      <w:r>
+        <w:lastRenderedPageBreak/>
+        <w:t>the unity project to prevent unnecessary complexity, but due to tim</w:t>
       </w:r>
       <w:r>
         <w:t>e</w:t>
@@ -6501,7 +6592,6 @@
         <w:rPr>
           <w:noProof/>
         </w:rPr>
-        <w:lastRenderedPageBreak/>
         <w:drawing>
           <wp:inline distT="0" distB="0" distL="0" distR="0" wp14:anchorId="108B343B" wp14:editId="63255614">
             <wp:extent cx="3143689" cy="3134162"/>
@@ -6760,33 +6850,12 @@
         </w:rPr>
         <w:t xml:space="preserve">Above is a snippet of the main execution within the websocket.py file. When the program runs you can see that an asynchronous loop is set on the main function to run continuously until a keyboard interrupt or closure of the terminal by the user. What this does is set up the </w:t>
       </w:r>
-      <w:proofErr w:type="spellStart"/>
-      <w:r>
-        <w:rPr>
-          <w:rFonts w:ascii="Times New Roman" w:hAnsi="Times New Roman" w:cs="Times New Roman"/>
-        </w:rPr>
-        <w:t>websocket</w:t>
-      </w:r>
-      <w:proofErr w:type="spellEnd"/>
-      <w:r>
-        <w:rPr>
-          <w:rFonts w:ascii="Times New Roman" w:hAnsi="Times New Roman" w:cs="Times New Roman"/>
-        </w:rPr>
-        <w:t xml:space="preserve"> server and starts connecting to the exercise bike, making use of </w:t>
-      </w:r>
-      <w:proofErr w:type="spellStart"/>
-      <w:r>
-        <w:rPr>
-          <w:rFonts w:ascii="Times New Roman" w:hAnsi="Times New Roman" w:cs="Times New Roman"/>
-        </w:rPr>
-        <w:t>asynchio.gather</w:t>
-      </w:r>
-      <w:proofErr w:type="spellEnd"/>
-      <w:r>
-        <w:rPr>
-          <w:rFonts w:ascii="Times New Roman" w:hAnsi="Times New Roman" w:cs="Times New Roman"/>
-        </w:rPr>
-        <w:t xml:space="preserve">() to run them both concurrently. </w:t>
+      <w:r>
+        <w:rPr>
+          <w:rFonts w:ascii="Times New Roman" w:hAnsi="Times New Roman" w:cs="Times New Roman"/>
+        </w:rPr>
+        <w:lastRenderedPageBreak/>
+        <w:t xml:space="preserve">websocket server and starts connecting to the exercise bike, making use of asynchio.gather() to run them both concurrently. </w:t>
       </w:r>
     </w:p>
     <w:p>
@@ -6815,297 +6884,227 @@
           <w:rFonts w:ascii="Times New Roman" w:hAnsi="Times New Roman" w:cs="Times New Roman"/>
         </w:rPr>
       </w:pPr>
-      <w:proofErr w:type="spellStart"/>
-      <w:r>
-        <w:rPr>
-          <w:rFonts w:ascii="Times New Roman" w:hAnsi="Times New Roman" w:cs="Times New Roman"/>
-        </w:rPr>
+      <w:r>
+        <w:rPr>
+          <w:rFonts w:ascii="Times New Roman" w:hAnsi="Times New Roman" w:cs="Times New Roman"/>
+        </w:rPr>
+        <w:t>Find_device(device_name)</w:t>
+      </w:r>
+    </w:p>
+    <w:p>
+      <w:pPr>
+        <w:spacing w:line="360" w:lineRule="auto"/>
+        <w:rPr>
+          <w:rFonts w:ascii="Times New Roman" w:hAnsi="Times New Roman" w:cs="Times New Roman"/>
+        </w:rPr>
+      </w:pPr>
+      <w:r>
+        <w:rPr>
+          <w:rFonts w:ascii="Times New Roman" w:hAnsi="Times New Roman" w:cs="Times New Roman"/>
+        </w:rPr>
+        <w:t>Is used to scan for nearby BLE devices and returns the address of the one that matches the given name hardcoded in the string at the top of the file. It is used fro locating the wattbike exercise bike, and it returns the bluetooth address or None if not found.</w:t>
+      </w:r>
+    </w:p>
+    <w:p>
+      <w:pPr>
+        <w:pStyle w:val="ListParagraph"/>
+        <w:numPr>
+          <w:ilvl w:val="0"/>
+          <w:numId w:val="10"/>
+        </w:numPr>
+        <w:spacing w:line="360" w:lineRule="auto"/>
+        <w:rPr>
+          <w:rFonts w:ascii="Times New Roman" w:hAnsi="Times New Roman" w:cs="Times New Roman"/>
+        </w:rPr>
+      </w:pPr>
+      <w:r>
+        <w:rPr>
+          <w:rFonts w:ascii="Times New Roman" w:hAnsi="Times New Roman" w:cs="Times New Roman"/>
+        </w:rPr>
+        <w:t>Exercise_bike_callback(_,data: bytearray)</w:t>
+      </w:r>
+    </w:p>
+    <w:p>
+      <w:pPr>
+        <w:spacing w:line="360" w:lineRule="auto"/>
+        <w:rPr>
+          <w:rFonts w:ascii="Times New Roman" w:hAnsi="Times New Roman" w:cs="Times New Roman"/>
+        </w:rPr>
+      </w:pPr>
+      <w:r>
+        <w:rPr>
+          <w:rFonts w:ascii="Times New Roman" w:hAnsi="Times New Roman" w:cs="Times New Roman"/>
+        </w:rPr>
+        <w:t>Is called when the Wattbike sends FTMS data. It parses the byte data using flags to check which metrics are abailalble and extracts those values. It then calls the output_data() to process and send this data.</w:t>
+      </w:r>
+    </w:p>
+    <w:p>
+      <w:pPr>
+        <w:pStyle w:val="ListParagraph"/>
+        <w:numPr>
+          <w:ilvl w:val="0"/>
+          <w:numId w:val="10"/>
+        </w:numPr>
+        <w:spacing w:line="360" w:lineRule="auto"/>
+        <w:rPr>
+          <w:rFonts w:ascii="Times New Roman" w:hAnsi="Times New Roman" w:cs="Times New Roman"/>
+        </w:rPr>
+      </w:pPr>
+      <w:r>
+        <w:rPr>
+          <w:rFonts w:ascii="Times New Roman" w:hAnsi="Times New Roman" w:cs="Times New Roman"/>
+        </w:rPr>
+        <w:t>Output_data()</w:t>
+      </w:r>
+    </w:p>
+    <w:p>
+      <w:pPr>
+        <w:spacing w:line="360" w:lineRule="auto"/>
+        <w:rPr>
+          <w:rFonts w:ascii="Times New Roman" w:hAnsi="Times New Roman" w:cs="Times New Roman"/>
+        </w:rPr>
+      </w:pPr>
+      <w:r>
+        <w:rPr>
+          <w:rFonts w:ascii="Times New Roman" w:hAnsi="Times New Roman" w:cs="Times New Roman"/>
+        </w:rPr>
+        <w:t>Is used to package all the latest sensor data into a JSON message, sending data once per second. If there is an active WebSocket connection it sends the JSON message.</w:t>
+      </w:r>
+    </w:p>
+    <w:p>
+      <w:pPr>
+        <w:pStyle w:val="ListParagraph"/>
+        <w:numPr>
+          <w:ilvl w:val="0"/>
+          <w:numId w:val="10"/>
+        </w:numPr>
+        <w:spacing w:line="360" w:lineRule="auto"/>
+        <w:rPr>
+          <w:rFonts w:ascii="Times New Roman" w:hAnsi="Times New Roman" w:cs="Times New Roman"/>
+        </w:rPr>
+      </w:pPr>
+      <w:r>
+        <w:rPr>
+          <w:rFonts w:ascii="Times New Roman" w:hAnsi="Times New Roman" w:cs="Times New Roman"/>
+        </w:rPr>
+        <w:t>Connect_to_device(device_name, service_uuid, read_characteristic, callback)</w:t>
+      </w:r>
+    </w:p>
+    <w:p>
+      <w:pPr>
+        <w:pStyle w:val="CustomHeading"/>
+        <w:numPr>
+          <w:ilvl w:val="0"/>
+          <w:numId w:val="0"/>
+        </w:numPr>
+        <w:spacing w:line="360" w:lineRule="auto"/>
+      </w:pPr>
+      <w:r>
+        <w:t>Is used to connect to a BLE device and subscribes to its notifications. It starts by calling the find_device() method to get the address and uses BleakClient to connect to the device. Then it starts listening to the given characteristic and calls the callback whenever data comes in. this connection is kept alive in an infinite loop until the program is terminated.</w:t>
+      </w:r>
+    </w:p>
+    <w:p>
+      <w:pPr>
+        <w:pStyle w:val="CustomHeading"/>
+        <w:numPr>
+          <w:ilvl w:val="0"/>
+          <w:numId w:val="0"/>
+        </w:numPr>
+        <w:spacing w:line="360" w:lineRule="auto"/>
+      </w:pPr>
+    </w:p>
+    <w:p>
+      <w:pPr>
+        <w:pStyle w:val="CustomHeading"/>
+        <w:numPr>
+          <w:ilvl w:val="0"/>
+          <w:numId w:val="0"/>
+        </w:numPr>
+        <w:spacing w:line="360" w:lineRule="auto"/>
+      </w:pPr>
+      <w:r>
+        <w:t xml:space="preserve">This JSON message is then received by the WebSocketClient.cs script in the Unity project. The purpose of WebSocketClient is to connect to the WebSocketServer and to parse and process the FTMS data received from the python script. </w:t>
+      </w:r>
+    </w:p>
+    <w:p>
+      <w:pPr>
+        <w:pStyle w:val="CustomHeading"/>
+        <w:numPr>
+          <w:ilvl w:val="0"/>
+          <w:numId w:val="0"/>
+        </w:numPr>
+        <w:spacing w:line="360" w:lineRule="auto"/>
+      </w:pPr>
+      <w:r>
+        <w:t>Below are the methods in the WebSocketClient.cs script and their functionality:</w:t>
+      </w:r>
+    </w:p>
+    <w:p>
+      <w:pPr>
+        <w:pStyle w:val="CustomHeading"/>
+        <w:numPr>
+          <w:ilvl w:val="0"/>
+          <w:numId w:val="11"/>
+        </w:numPr>
+        <w:spacing w:line="360" w:lineRule="auto"/>
+      </w:pPr>
+      <w:r>
+        <w:t>Awake()</w:t>
+      </w:r>
+    </w:p>
+    <w:p>
+      <w:pPr>
+        <w:pStyle w:val="CustomHeading"/>
+        <w:numPr>
+          <w:ilvl w:val="0"/>
+          <w:numId w:val="0"/>
+        </w:numPr>
+        <w:spacing w:line="360" w:lineRule="auto"/>
+        <w:ind w:left="420" w:hanging="420"/>
+      </w:pPr>
+      <w:r>
+        <w:t>Implements a singleton pattern so that only one WebSocketClient class exists in the program. This ensures that the data is received in only this instance of the class.</w:t>
+      </w:r>
+    </w:p>
+    <w:p>
+      <w:pPr>
+        <w:pStyle w:val="CustomHeading"/>
+        <w:numPr>
+          <w:ilvl w:val="0"/>
+          <w:numId w:val="11"/>
+        </w:numPr>
+        <w:spacing w:line="360" w:lineRule="auto"/>
+      </w:pPr>
+      <w:r>
+        <w:t>Start()</w:t>
+      </w:r>
+    </w:p>
+    <w:p>
+      <w:pPr>
+        <w:pStyle w:val="CustomHeading"/>
+        <w:numPr>
+          <w:ilvl w:val="0"/>
+          <w:numId w:val="0"/>
+        </w:numPr>
+        <w:spacing w:line="360" w:lineRule="auto"/>
+        <w:ind w:left="420" w:hanging="420"/>
+      </w:pPr>
+      <w:r>
+        <w:t>Unity built in function that calls the ConnectToWebSocket() script when the program starts to ensure that data is received.</w:t>
+      </w:r>
+    </w:p>
+    <w:p>
+      <w:pPr>
+        <w:pStyle w:val="CustomHeading"/>
+        <w:numPr>
+          <w:ilvl w:val="0"/>
+          <w:numId w:val="11"/>
+        </w:numPr>
+        <w:spacing w:line="360" w:lineRule="auto"/>
+      </w:pPr>
+      <w:r>
         <w:lastRenderedPageBreak/>
-        <w:t>Find_device</w:t>
-      </w:r>
-      <w:proofErr w:type="spellEnd"/>
-      <w:r>
-        <w:rPr>
-          <w:rFonts w:ascii="Times New Roman" w:hAnsi="Times New Roman" w:cs="Times New Roman"/>
-        </w:rPr>
-        <w:t>(</w:t>
-      </w:r>
-      <w:proofErr w:type="spellStart"/>
-      <w:r>
-        <w:rPr>
-          <w:rFonts w:ascii="Times New Roman" w:hAnsi="Times New Roman" w:cs="Times New Roman"/>
-        </w:rPr>
-        <w:t>device_name</w:t>
-      </w:r>
-      <w:proofErr w:type="spellEnd"/>
-      <w:r>
-        <w:rPr>
-          <w:rFonts w:ascii="Times New Roman" w:hAnsi="Times New Roman" w:cs="Times New Roman"/>
-        </w:rPr>
-        <w:t>)</w:t>
-      </w:r>
-    </w:p>
-    <w:p>
-      <w:pPr>
-        <w:spacing w:line="360" w:lineRule="auto"/>
-        <w:rPr>
-          <w:rFonts w:ascii="Times New Roman" w:hAnsi="Times New Roman" w:cs="Times New Roman"/>
-        </w:rPr>
-      </w:pPr>
-      <w:r>
-        <w:rPr>
-          <w:rFonts w:ascii="Times New Roman" w:hAnsi="Times New Roman" w:cs="Times New Roman"/>
-        </w:rPr>
-        <w:t xml:space="preserve">Is used to scan for nearby BLE devices and returns the address of the one that matches the given name hardcoded in the string at the top of the file. It is used </w:t>
-      </w:r>
-      <w:proofErr w:type="spellStart"/>
-      <w:r>
-        <w:rPr>
-          <w:rFonts w:ascii="Times New Roman" w:hAnsi="Times New Roman" w:cs="Times New Roman"/>
-        </w:rPr>
-        <w:t>fro</w:t>
-      </w:r>
-      <w:proofErr w:type="spellEnd"/>
-      <w:r>
-        <w:rPr>
-          <w:rFonts w:ascii="Times New Roman" w:hAnsi="Times New Roman" w:cs="Times New Roman"/>
-        </w:rPr>
-        <w:t xml:space="preserve"> locating the </w:t>
-      </w:r>
-      <w:proofErr w:type="spellStart"/>
-      <w:r>
-        <w:rPr>
-          <w:rFonts w:ascii="Times New Roman" w:hAnsi="Times New Roman" w:cs="Times New Roman"/>
-        </w:rPr>
-        <w:t>wattbike</w:t>
-      </w:r>
-      <w:proofErr w:type="spellEnd"/>
-      <w:r>
-        <w:rPr>
-          <w:rFonts w:ascii="Times New Roman" w:hAnsi="Times New Roman" w:cs="Times New Roman"/>
-        </w:rPr>
-        <w:t xml:space="preserve"> exercise bike, and it returns the </w:t>
-      </w:r>
-      <w:proofErr w:type="spellStart"/>
-      <w:r>
-        <w:rPr>
-          <w:rFonts w:ascii="Times New Roman" w:hAnsi="Times New Roman" w:cs="Times New Roman"/>
-        </w:rPr>
-        <w:t>bluetooth</w:t>
-      </w:r>
-      <w:proofErr w:type="spellEnd"/>
-      <w:r>
-        <w:rPr>
-          <w:rFonts w:ascii="Times New Roman" w:hAnsi="Times New Roman" w:cs="Times New Roman"/>
-        </w:rPr>
-        <w:t xml:space="preserve"> address or None if not found.</w:t>
-      </w:r>
-    </w:p>
-    <w:p>
-      <w:pPr>
-        <w:pStyle w:val="ListParagraph"/>
-        <w:numPr>
-          <w:ilvl w:val="0"/>
-          <w:numId w:val="10"/>
-        </w:numPr>
-        <w:spacing w:line="360" w:lineRule="auto"/>
-        <w:rPr>
-          <w:rFonts w:ascii="Times New Roman" w:hAnsi="Times New Roman" w:cs="Times New Roman"/>
-        </w:rPr>
-      </w:pPr>
-      <w:proofErr w:type="spellStart"/>
-      <w:r>
-        <w:rPr>
-          <w:rFonts w:ascii="Times New Roman" w:hAnsi="Times New Roman" w:cs="Times New Roman"/>
-        </w:rPr>
-        <w:t>Exercise_bike_callback</w:t>
-      </w:r>
-      <w:proofErr w:type="spellEnd"/>
-      <w:r>
-        <w:rPr>
-          <w:rFonts w:ascii="Times New Roman" w:hAnsi="Times New Roman" w:cs="Times New Roman"/>
-        </w:rPr>
-        <w:t xml:space="preserve">(_,data: </w:t>
-      </w:r>
-      <w:proofErr w:type="spellStart"/>
-      <w:r>
-        <w:rPr>
-          <w:rFonts w:ascii="Times New Roman" w:hAnsi="Times New Roman" w:cs="Times New Roman"/>
-        </w:rPr>
-        <w:t>bytearray</w:t>
-      </w:r>
-      <w:proofErr w:type="spellEnd"/>
-      <w:r>
-        <w:rPr>
-          <w:rFonts w:ascii="Times New Roman" w:hAnsi="Times New Roman" w:cs="Times New Roman"/>
-        </w:rPr>
-        <w:t>)</w:t>
-      </w:r>
-    </w:p>
-    <w:p>
-      <w:pPr>
-        <w:spacing w:line="360" w:lineRule="auto"/>
-        <w:rPr>
-          <w:rFonts w:ascii="Times New Roman" w:hAnsi="Times New Roman" w:cs="Times New Roman"/>
-        </w:rPr>
-      </w:pPr>
-      <w:r>
-        <w:rPr>
-          <w:rFonts w:ascii="Times New Roman" w:hAnsi="Times New Roman" w:cs="Times New Roman"/>
-        </w:rPr>
-        <w:t xml:space="preserve">Is called when the </w:t>
-      </w:r>
-      <w:proofErr w:type="spellStart"/>
-      <w:r>
-        <w:rPr>
-          <w:rFonts w:ascii="Times New Roman" w:hAnsi="Times New Roman" w:cs="Times New Roman"/>
-        </w:rPr>
-        <w:t>Wattbike</w:t>
-      </w:r>
-      <w:proofErr w:type="spellEnd"/>
-      <w:r>
-        <w:rPr>
-          <w:rFonts w:ascii="Times New Roman" w:hAnsi="Times New Roman" w:cs="Times New Roman"/>
-        </w:rPr>
-        <w:t xml:space="preserve"> sends FTMS data. It parses the byte data using flags to check which metrics are </w:t>
-      </w:r>
-      <w:proofErr w:type="spellStart"/>
-      <w:r>
-        <w:rPr>
-          <w:rFonts w:ascii="Times New Roman" w:hAnsi="Times New Roman" w:cs="Times New Roman"/>
-        </w:rPr>
-        <w:t>abailalble</w:t>
-      </w:r>
-      <w:proofErr w:type="spellEnd"/>
-      <w:r>
-        <w:rPr>
-          <w:rFonts w:ascii="Times New Roman" w:hAnsi="Times New Roman" w:cs="Times New Roman"/>
-        </w:rPr>
-        <w:t xml:space="preserve"> and extracts those values. It then calls the </w:t>
-      </w:r>
-      <w:proofErr w:type="spellStart"/>
-      <w:r>
-        <w:rPr>
-          <w:rFonts w:ascii="Times New Roman" w:hAnsi="Times New Roman" w:cs="Times New Roman"/>
-        </w:rPr>
-        <w:t>output_data</w:t>
-      </w:r>
-      <w:proofErr w:type="spellEnd"/>
-      <w:r>
-        <w:rPr>
-          <w:rFonts w:ascii="Times New Roman" w:hAnsi="Times New Roman" w:cs="Times New Roman"/>
-        </w:rPr>
-        <w:t>() to process and send this data.</w:t>
-      </w:r>
-    </w:p>
-    <w:p>
-      <w:pPr>
-        <w:pStyle w:val="ListParagraph"/>
-        <w:numPr>
-          <w:ilvl w:val="0"/>
-          <w:numId w:val="10"/>
-        </w:numPr>
-        <w:spacing w:line="360" w:lineRule="auto"/>
-        <w:rPr>
-          <w:rFonts w:ascii="Times New Roman" w:hAnsi="Times New Roman" w:cs="Times New Roman"/>
-        </w:rPr>
-      </w:pPr>
-      <w:proofErr w:type="spellStart"/>
-      <w:r>
-        <w:rPr>
-          <w:rFonts w:ascii="Times New Roman" w:hAnsi="Times New Roman" w:cs="Times New Roman"/>
-        </w:rPr>
-        <w:t>Output_data</w:t>
-      </w:r>
-      <w:proofErr w:type="spellEnd"/>
-      <w:r>
-        <w:rPr>
-          <w:rFonts w:ascii="Times New Roman" w:hAnsi="Times New Roman" w:cs="Times New Roman"/>
-        </w:rPr>
-        <w:t>()</w:t>
-      </w:r>
-    </w:p>
-    <w:p>
-      <w:pPr>
-        <w:spacing w:line="360" w:lineRule="auto"/>
-        <w:rPr>
-          <w:rFonts w:ascii="Times New Roman" w:hAnsi="Times New Roman" w:cs="Times New Roman"/>
-        </w:rPr>
-      </w:pPr>
-      <w:r>
-        <w:rPr>
-          <w:rFonts w:ascii="Times New Roman" w:hAnsi="Times New Roman" w:cs="Times New Roman"/>
-        </w:rPr>
-        <w:t>Is used to package all the latest sensor data into a JSON message, sending data once per second. If there is an active WebSocket connection it sends the JSON message.</w:t>
-      </w:r>
-    </w:p>
-    <w:p>
-      <w:pPr>
-        <w:pStyle w:val="ListParagraph"/>
-        <w:numPr>
-          <w:ilvl w:val="0"/>
-          <w:numId w:val="10"/>
-        </w:numPr>
-        <w:spacing w:line="360" w:lineRule="auto"/>
-        <w:rPr>
-          <w:rFonts w:ascii="Times New Roman" w:hAnsi="Times New Roman" w:cs="Times New Roman"/>
-        </w:rPr>
-      </w:pPr>
-      <w:proofErr w:type="spellStart"/>
-      <w:r>
-        <w:rPr>
-          <w:rFonts w:ascii="Times New Roman" w:hAnsi="Times New Roman" w:cs="Times New Roman"/>
-        </w:rPr>
-        <w:t>Connect_to_device</w:t>
-      </w:r>
-      <w:proofErr w:type="spellEnd"/>
-      <w:r>
-        <w:rPr>
-          <w:rFonts w:ascii="Times New Roman" w:hAnsi="Times New Roman" w:cs="Times New Roman"/>
-        </w:rPr>
-        <w:t>(</w:t>
-      </w:r>
-      <w:proofErr w:type="spellStart"/>
-      <w:r>
-        <w:rPr>
-          <w:rFonts w:ascii="Times New Roman" w:hAnsi="Times New Roman" w:cs="Times New Roman"/>
-        </w:rPr>
-        <w:t>device_name</w:t>
-      </w:r>
-      <w:proofErr w:type="spellEnd"/>
-      <w:r>
-        <w:rPr>
-          <w:rFonts w:ascii="Times New Roman" w:hAnsi="Times New Roman" w:cs="Times New Roman"/>
-        </w:rPr>
-        <w:t xml:space="preserve">, </w:t>
-      </w:r>
-      <w:proofErr w:type="spellStart"/>
-      <w:r>
-        <w:rPr>
-          <w:rFonts w:ascii="Times New Roman" w:hAnsi="Times New Roman" w:cs="Times New Roman"/>
-        </w:rPr>
-        <w:t>service_uuid</w:t>
-      </w:r>
-      <w:proofErr w:type="spellEnd"/>
-      <w:r>
-        <w:rPr>
-          <w:rFonts w:ascii="Times New Roman" w:hAnsi="Times New Roman" w:cs="Times New Roman"/>
-        </w:rPr>
-        <w:t xml:space="preserve">, </w:t>
-      </w:r>
-      <w:proofErr w:type="spellStart"/>
-      <w:r>
-        <w:rPr>
-          <w:rFonts w:ascii="Times New Roman" w:hAnsi="Times New Roman" w:cs="Times New Roman"/>
-        </w:rPr>
-        <w:t>read_characteristic</w:t>
-      </w:r>
-      <w:proofErr w:type="spellEnd"/>
-      <w:r>
-        <w:rPr>
-          <w:rFonts w:ascii="Times New Roman" w:hAnsi="Times New Roman" w:cs="Times New Roman"/>
-        </w:rPr>
-        <w:t>, callback)</w:t>
+        <w:t>ConnectToWebSocket()</w:t>
       </w:r>
     </w:p>
     <w:p>
@@ -7116,25 +7115,23 @@
           <w:numId w:val="0"/>
         </w:numPr>
         <w:spacing w:line="360" w:lineRule="auto"/>
-      </w:pPr>
-      <w:r>
-        <w:t xml:space="preserve">Is used to connect to a BLE device and subscribes to its notifications. It starts by calling the </w:t>
-      </w:r>
-      <w:proofErr w:type="spellStart"/>
-      <w:r>
-        <w:t>find_device</w:t>
-      </w:r>
-      <w:proofErr w:type="spellEnd"/>
-      <w:r>
-        <w:t xml:space="preserve">() method to get the address and uses </w:t>
-      </w:r>
-      <w:proofErr w:type="spellStart"/>
-      <w:r>
-        <w:t>BleakClient</w:t>
-      </w:r>
-      <w:proofErr w:type="spellEnd"/>
-      <w:r>
-        <w:t xml:space="preserve"> to connect to the device. Then it starts listening to the given characteristic and calls the callback whenever data comes in. this connection is kept alive in an infinite loop until the program is terminated.</w:t>
+        <w:ind w:left="420" w:hanging="420"/>
+      </w:pPr>
+      <w:r>
+        <w:t>Is used to initalise the WebSocket client. This method uses the isConnecting flag to prevent duplicate connections from starting, and registers event handlers via the SetupWebSocketCallbacks() method. Ultimately it just establishes the connection.</w:t>
+      </w:r>
+    </w:p>
+    <w:p>
+      <w:pPr>
+        <w:pStyle w:val="CustomHeading"/>
+        <w:numPr>
+          <w:ilvl w:val="0"/>
+          <w:numId w:val="11"/>
+        </w:numPr>
+        <w:spacing w:line="360" w:lineRule="auto"/>
+      </w:pPr>
+      <w:r>
+        <w:t>SetupWebsocketCallbacks()</w:t>
       </w:r>
     </w:p>
     <w:p>
@@ -7145,7 +7142,24 @@
           <w:numId w:val="0"/>
         </w:numPr>
         <w:spacing w:line="360" w:lineRule="auto"/>
-      </w:pPr>
+        <w:ind w:left="420" w:hanging="420"/>
+      </w:pPr>
+      <w:r>
+        <w:t xml:space="preserve">Is used to receive the data from python. It converts the raw byte message to a UTF-8 string and parses it into a JSON object. It then extracts the values from the message and updates the output string to the values the program is interested in (e.g. speed, cadence, power). It the sends this output to the DataManager to be processed and used. </w:t>
+      </w:r>
+    </w:p>
+    <w:p>
+      <w:pPr>
+        <w:pStyle w:val="CustomHeading"/>
+        <w:numPr>
+          <w:ilvl w:val="0"/>
+          <w:numId w:val="11"/>
+        </w:numPr>
+        <w:spacing w:line="360" w:lineRule="auto"/>
+      </w:pPr>
+      <w:r>
+        <w:t>Update()</w:t>
+      </w:r>
     </w:p>
     <w:p>
       <w:pPr>
@@ -7155,33 +7169,23 @@
           <w:numId w:val="0"/>
         </w:numPr>
         <w:spacing w:line="360" w:lineRule="auto"/>
-      </w:pPr>
-      <w:r>
-        <w:t xml:space="preserve">This JSON message is then received by the </w:t>
-      </w:r>
-      <w:proofErr w:type="spellStart"/>
-      <w:r>
-        <w:t>WebSocketClient.cs</w:t>
-      </w:r>
-      <w:proofErr w:type="spellEnd"/>
-      <w:r>
-        <w:t xml:space="preserve"> script in the Unity project. The purpose of </w:t>
-      </w:r>
-      <w:proofErr w:type="spellStart"/>
-      <w:r>
-        <w:t>WebSocketClient</w:t>
-      </w:r>
-      <w:proofErr w:type="spellEnd"/>
-      <w:r>
-        <w:t xml:space="preserve"> is to connect to the </w:t>
-      </w:r>
-      <w:proofErr w:type="spellStart"/>
-      <w:r>
-        <w:t>WebSocketServer</w:t>
-      </w:r>
-      <w:proofErr w:type="spellEnd"/>
-      <w:r>
-        <w:t xml:space="preserve"> and to parse and process the FTMS data received from the python script. </w:t>
+        <w:ind w:left="420" w:hanging="420"/>
+      </w:pPr>
+      <w:r>
+        <w:t xml:space="preserve">Dispatches the queued websocket messages and handles the reconnection logic for if there is disconnection at runtime. </w:t>
+      </w:r>
+    </w:p>
+    <w:p>
+      <w:pPr>
+        <w:pStyle w:val="CustomHeading"/>
+        <w:numPr>
+          <w:ilvl w:val="0"/>
+          <w:numId w:val="11"/>
+        </w:numPr>
+        <w:spacing w:line="360" w:lineRule="auto"/>
+      </w:pPr>
+      <w:r>
+        <w:t>OnApplicationQuit()</w:t>
       </w:r>
     </w:p>
     <w:p>
@@ -7192,259 +7196,10 @@
           <w:numId w:val="0"/>
         </w:numPr>
         <w:spacing w:line="360" w:lineRule="auto"/>
-      </w:pPr>
-      <w:r>
-        <w:t xml:space="preserve">Below are the methods in the </w:t>
-      </w:r>
-      <w:proofErr w:type="spellStart"/>
-      <w:r>
-        <w:t>WebSocketClient.cs</w:t>
-      </w:r>
-      <w:proofErr w:type="spellEnd"/>
-      <w:r>
-        <w:t xml:space="preserve"> script and their functionality:</w:t>
-      </w:r>
-    </w:p>
-    <w:p>
-      <w:pPr>
-        <w:pStyle w:val="CustomHeading"/>
-        <w:numPr>
-          <w:ilvl w:val="0"/>
-          <w:numId w:val="11"/>
-        </w:numPr>
-        <w:spacing w:line="360" w:lineRule="auto"/>
-      </w:pPr>
-      <w:r>
-        <w:t>Awake()</w:t>
-      </w:r>
-    </w:p>
-    <w:p>
-      <w:pPr>
-        <w:pStyle w:val="CustomHeading"/>
-        <w:numPr>
-          <w:ilvl w:val="0"/>
-          <w:numId w:val="0"/>
-        </w:numPr>
-        <w:spacing w:line="360" w:lineRule="auto"/>
         <w:ind w:left="420" w:hanging="420"/>
       </w:pPr>
       <w:r>
-        <w:t xml:space="preserve">Implements a singleton pattern so that only one </w:t>
-      </w:r>
-      <w:proofErr w:type="spellStart"/>
-      <w:r>
-        <w:t>WebSocketClient</w:t>
-      </w:r>
-      <w:proofErr w:type="spellEnd"/>
-      <w:r>
-        <w:t xml:space="preserve"> class exists in the program. This ensures that the data is received in only this instance of the class.</w:t>
-      </w:r>
-    </w:p>
-    <w:p>
-      <w:pPr>
-        <w:pStyle w:val="CustomHeading"/>
-        <w:numPr>
-          <w:ilvl w:val="0"/>
-          <w:numId w:val="11"/>
-        </w:numPr>
-        <w:spacing w:line="360" w:lineRule="auto"/>
-      </w:pPr>
-      <w:r>
-        <w:t>Start()</w:t>
-      </w:r>
-    </w:p>
-    <w:p>
-      <w:pPr>
-        <w:pStyle w:val="CustomHeading"/>
-        <w:numPr>
-          <w:ilvl w:val="0"/>
-          <w:numId w:val="0"/>
-        </w:numPr>
-        <w:spacing w:line="360" w:lineRule="auto"/>
-        <w:ind w:left="420" w:hanging="420"/>
-      </w:pPr>
-      <w:r>
-        <w:t xml:space="preserve">Unity built in function that calls the </w:t>
-      </w:r>
-      <w:proofErr w:type="spellStart"/>
-      <w:r>
-        <w:t>ConnectToWebSocket</w:t>
-      </w:r>
-      <w:proofErr w:type="spellEnd"/>
-      <w:r>
-        <w:t>() script when the program starts to ensure that data is received.</w:t>
-      </w:r>
-    </w:p>
-    <w:p>
-      <w:pPr>
-        <w:pStyle w:val="CustomHeading"/>
-        <w:numPr>
-          <w:ilvl w:val="0"/>
-          <w:numId w:val="11"/>
-        </w:numPr>
-        <w:spacing w:line="360" w:lineRule="auto"/>
-      </w:pPr>
-      <w:proofErr w:type="spellStart"/>
-      <w:r>
-        <w:t>ConnectToWebSocket</w:t>
-      </w:r>
-      <w:proofErr w:type="spellEnd"/>
-      <w:r>
-        <w:t>()</w:t>
-      </w:r>
-    </w:p>
-    <w:p>
-      <w:pPr>
-        <w:pStyle w:val="CustomHeading"/>
-        <w:numPr>
-          <w:ilvl w:val="0"/>
-          <w:numId w:val="0"/>
-        </w:numPr>
-        <w:spacing w:line="360" w:lineRule="auto"/>
-        <w:ind w:left="420" w:hanging="420"/>
-      </w:pPr>
-      <w:r>
-        <w:t xml:space="preserve">Is used to </w:t>
-      </w:r>
-      <w:proofErr w:type="spellStart"/>
-      <w:r>
-        <w:t>initalise</w:t>
-      </w:r>
-      <w:proofErr w:type="spellEnd"/>
-      <w:r>
-        <w:t xml:space="preserve"> the WebSocket client. This method uses the </w:t>
-      </w:r>
-      <w:proofErr w:type="spellStart"/>
-      <w:r>
-        <w:t>isConnecting</w:t>
-      </w:r>
-      <w:proofErr w:type="spellEnd"/>
-      <w:r>
-        <w:t xml:space="preserve"> flag to prevent duplicate connections from starting, and registers event handlers via the </w:t>
-      </w:r>
-      <w:proofErr w:type="spellStart"/>
-      <w:r>
-        <w:t>SetupWebSocketCallbacks</w:t>
-      </w:r>
-      <w:proofErr w:type="spellEnd"/>
-      <w:r>
-        <w:t>() method. Ultimately it just establishes the connection.</w:t>
-      </w:r>
-    </w:p>
-    <w:p>
-      <w:pPr>
-        <w:pStyle w:val="CustomHeading"/>
-        <w:numPr>
-          <w:ilvl w:val="0"/>
-          <w:numId w:val="11"/>
-        </w:numPr>
-        <w:spacing w:line="360" w:lineRule="auto"/>
-      </w:pPr>
-      <w:proofErr w:type="spellStart"/>
-      <w:r>
-        <w:lastRenderedPageBreak/>
-        <w:t>SetupWebsocketCallbacks</w:t>
-      </w:r>
-      <w:proofErr w:type="spellEnd"/>
-      <w:r>
-        <w:t>()</w:t>
-      </w:r>
-    </w:p>
-    <w:p>
-      <w:pPr>
-        <w:pStyle w:val="CustomHeading"/>
-        <w:numPr>
-          <w:ilvl w:val="0"/>
-          <w:numId w:val="0"/>
-        </w:numPr>
-        <w:spacing w:line="360" w:lineRule="auto"/>
-        <w:ind w:left="420" w:hanging="420"/>
-      </w:pPr>
-      <w:r>
-        <w:t xml:space="preserve">Is used to receive the data from python. It converts the raw byte message to a UTF-8 string and parses it into a JSON object. It then extracts the values from the message and updates the output string to the values the program is interested in (e.g. speed, cadence, power). It the sends this output to the </w:t>
-      </w:r>
-      <w:proofErr w:type="spellStart"/>
-      <w:r>
-        <w:t>DataManager</w:t>
-      </w:r>
-      <w:proofErr w:type="spellEnd"/>
-      <w:r>
-        <w:t xml:space="preserve"> to be processed and used. </w:t>
-      </w:r>
-    </w:p>
-    <w:p>
-      <w:pPr>
-        <w:pStyle w:val="CustomHeading"/>
-        <w:numPr>
-          <w:ilvl w:val="0"/>
-          <w:numId w:val="11"/>
-        </w:numPr>
-        <w:spacing w:line="360" w:lineRule="auto"/>
-      </w:pPr>
-      <w:r>
-        <w:t>Update()</w:t>
-      </w:r>
-    </w:p>
-    <w:p>
-      <w:pPr>
-        <w:pStyle w:val="CustomHeading"/>
-        <w:numPr>
-          <w:ilvl w:val="0"/>
-          <w:numId w:val="0"/>
-        </w:numPr>
-        <w:spacing w:line="360" w:lineRule="auto"/>
-        <w:ind w:left="420" w:hanging="420"/>
-      </w:pPr>
-      <w:r>
-        <w:t xml:space="preserve">Dispatches the queued </w:t>
-      </w:r>
-      <w:proofErr w:type="spellStart"/>
-      <w:r>
-        <w:t>websocket</w:t>
-      </w:r>
-      <w:proofErr w:type="spellEnd"/>
-      <w:r>
-        <w:t xml:space="preserve"> messages and handles the reconnection logic for if there is disconnection at runtime. </w:t>
-      </w:r>
-    </w:p>
-    <w:p>
-      <w:pPr>
-        <w:pStyle w:val="CustomHeading"/>
-        <w:numPr>
-          <w:ilvl w:val="0"/>
-          <w:numId w:val="11"/>
-        </w:numPr>
-        <w:spacing w:line="360" w:lineRule="auto"/>
-      </w:pPr>
-      <w:proofErr w:type="spellStart"/>
-      <w:r>
-        <w:t>OnApplicationQuit</w:t>
-      </w:r>
-      <w:proofErr w:type="spellEnd"/>
-      <w:r>
-        <w:t>()</w:t>
-      </w:r>
-    </w:p>
-    <w:p>
-      <w:pPr>
-        <w:pStyle w:val="CustomHeading"/>
-        <w:numPr>
-          <w:ilvl w:val="0"/>
-          <w:numId w:val="0"/>
-        </w:numPr>
-        <w:spacing w:line="360" w:lineRule="auto"/>
-        <w:ind w:left="420" w:hanging="420"/>
-      </w:pPr>
-      <w:r>
-        <w:t xml:space="preserve">Closes the </w:t>
-      </w:r>
-      <w:proofErr w:type="spellStart"/>
-      <w:r>
-        <w:t>websocket</w:t>
-      </w:r>
-      <w:proofErr w:type="spellEnd"/>
-      <w:r>
-        <w:t xml:space="preserve"> connection to prevent errors.</w:t>
+        <w:t>Closes the websocket connection to prevent errors.</w:t>
       </w:r>
     </w:p>
     <w:p>
@@ -7471,23 +7226,7 @@
         <w:ind w:left="420" w:hanging="420"/>
       </w:pPr>
       <w:r>
-        <w:t>Heart rate connectivity is handled by two scripts written in C#. the first one is the connector (</w:t>
-      </w:r>
-      <w:proofErr w:type="spellStart"/>
-      <w:r>
-        <w:t>HeartRateMonitor.cs</w:t>
-      </w:r>
-      <w:proofErr w:type="spellEnd"/>
-      <w:r>
-        <w:t xml:space="preserve">) which utilises the </w:t>
-      </w:r>
-      <w:proofErr w:type="spellStart"/>
-      <w:r>
-        <w:t>BleApi</w:t>
-      </w:r>
-      <w:proofErr w:type="spellEnd"/>
-      <w:r>
-        <w:t xml:space="preserve"> within the BleWinrtDLL.dll library. </w:t>
+        <w:t xml:space="preserve">Heart rate connectivity is handled by two scripts written in C#. the first one is the connector (HeartRateMonitor.cs) which utilises the BleApi within the BleWinrtDLL.dll library. </w:t>
       </w:r>
       <w:r>
         <w:t>This class encapsulates the full BLE connection and data reading process for heart rate monitors in Unity. It manages connection flow, data interpretation, error handling, and UI updates.</w:t>
@@ -7543,13 +7282,8 @@
         </w:numPr>
         <w:spacing w:line="360" w:lineRule="auto"/>
       </w:pPr>
-      <w:proofErr w:type="spellStart"/>
-      <w:r>
-        <w:t>Connect_device</w:t>
-      </w:r>
-      <w:proofErr w:type="spellEnd"/>
-      <w:r>
-        <w:t>()</w:t>
+      <w:r>
+        <w:t>Connect_device()</w:t>
       </w:r>
     </w:p>
     <w:p>
@@ -7563,15 +7297,7 @@
         <w:ind w:left="420" w:hanging="420"/>
       </w:pPr>
       <w:r>
-        <w:t xml:space="preserve">Scans for BLE devices and looks for a match by </w:t>
-      </w:r>
-      <w:proofErr w:type="spellStart"/>
-      <w:r>
-        <w:t>device_name</w:t>
-      </w:r>
-      <w:proofErr w:type="spellEnd"/>
-      <w:r>
-        <w:t xml:space="preserve"> that is also connectable. If found, stores the device ID.</w:t>
+        <w:t>Scans for BLE devices and looks for a match by device_name that is also connectable. If found, stores the device ID.</w:t>
       </w:r>
     </w:p>
     <w:p>
@@ -7583,13 +7309,8 @@
         </w:numPr>
         <w:spacing w:line="360" w:lineRule="auto"/>
       </w:pPr>
-      <w:proofErr w:type="spellStart"/>
-      <w:r>
-        <w:t>Connect_service</w:t>
-      </w:r>
-      <w:proofErr w:type="spellEnd"/>
-      <w:r>
-        <w:t>()</w:t>
+      <w:r>
+        <w:t>Connect_service()</w:t>
       </w:r>
     </w:p>
     <w:p>
@@ -7603,15 +7324,7 @@
         <w:ind w:left="420" w:hanging="420"/>
       </w:pPr>
       <w:r>
-        <w:t>Scans services on the selected device to find the one with the matching UUID (</w:t>
-      </w:r>
-      <w:proofErr w:type="spellStart"/>
-      <w:r>
-        <w:t>service_id</w:t>
-      </w:r>
-      <w:proofErr w:type="spellEnd"/>
-      <w:r>
-        <w:t>).</w:t>
+        <w:t>Scans services on the selected device to find the one with the matching UUID (service_id).</w:t>
       </w:r>
     </w:p>
     <w:p>
@@ -7623,13 +7336,8 @@
         </w:numPr>
         <w:spacing w:line="360" w:lineRule="auto"/>
       </w:pPr>
-      <w:proofErr w:type="spellStart"/>
-      <w:r>
-        <w:t>Connect_read_characteristic</w:t>
-      </w:r>
-      <w:proofErr w:type="spellEnd"/>
-      <w:r>
-        <w:t>()</w:t>
+      <w:r>
+        <w:t>Connect_read_characteristic()</w:t>
       </w:r>
     </w:p>
     <w:p>
@@ -7643,15 +7351,7 @@
         <w:ind w:left="420" w:hanging="420"/>
       </w:pPr>
       <w:r>
-        <w:t>Scans for characteristics within the selected service and looks for the matching UUID (</w:t>
-      </w:r>
-      <w:proofErr w:type="spellStart"/>
-      <w:r>
-        <w:t>read_characteristic</w:t>
-      </w:r>
-      <w:proofErr w:type="spellEnd"/>
-      <w:r>
-        <w:t>).</w:t>
+        <w:t>Scans for characteristics within the selected service and looks for the matching UUID (read_characteristic).</w:t>
       </w:r>
     </w:p>
     <w:p>
@@ -7663,13 +7363,8 @@
         </w:numPr>
         <w:spacing w:line="360" w:lineRule="auto"/>
       </w:pPr>
-      <w:proofErr w:type="spellStart"/>
-      <w:r>
-        <w:t>Read_subscribe</w:t>
-      </w:r>
-      <w:proofErr w:type="spellEnd"/>
-      <w:r>
-        <w:t>()</w:t>
+      <w:r>
+        <w:t>Read_subscribe()</w:t>
       </w:r>
     </w:p>
     <w:p>
@@ -7683,6 +7378,7 @@
         <w:ind w:left="420" w:hanging="420"/>
       </w:pPr>
       <w:r>
+        <w:lastRenderedPageBreak/>
         <w:t>Subscribes to the characteristic so the BLE API starts sending notifications when data is available.</w:t>
       </w:r>
     </w:p>
@@ -7723,8 +7419,288 @@
         <w:spacing w:line="360" w:lineRule="auto"/>
       </w:pPr>
       <w:r>
+        <w:t>Update()</w:t>
+      </w:r>
+    </w:p>
+    <w:p>
+      <w:pPr>
+        <w:pStyle w:val="CustomHeading"/>
+        <w:numPr>
+          <w:ilvl w:val="0"/>
+          <w:numId w:val="0"/>
+        </w:numPr>
+        <w:spacing w:line="360" w:lineRule="auto"/>
+        <w:ind w:left="420" w:hanging="420"/>
+      </w:pPr>
+      <w:r>
+        <w:t>This method is called repeatedly through the UI class of this connectivity mechanism. If subscribed to a device, it polls the data, decodes it according the specification of the data received, parses flags to know what fields are present. Gets heart rate</w:t>
+      </w:r>
+      <w:r>
+        <w:t>. Contact detection status, RR intervals and converts them to milliseconds. It then updates the heartrate, rr intervals, and contact status flags and logs any new BLE error messages.</w:t>
+      </w:r>
+    </w:p>
+    <w:p>
+      <w:pPr>
+        <w:pStyle w:val="CustomHeading"/>
+        <w:numPr>
+          <w:ilvl w:val="0"/>
+          <w:numId w:val="0"/>
+        </w:numPr>
+        <w:spacing w:line="360" w:lineRule="auto"/>
+        <w:ind w:left="420" w:hanging="420"/>
+      </w:pPr>
+      <w:r>
+        <w:t>The second class to the heart rate connectivity implementation is the HeartRateMonitor_UI class that acts as a UI controller for the HeartRateMonitor class. It manages the heart rate monitor connection, updates heart rate data each frame, and provides interface methods to update connection parameters via Unity’s UI. It is to be attached to a GameObject in a Unity scene.</w:t>
+      </w:r>
+      <w:r>
+        <w:t xml:space="preserve"> Below are the methods implemented in this class and their functionality:</w:t>
+      </w:r>
+    </w:p>
+    <w:p>
+      <w:pPr>
+        <w:pStyle w:val="CustomHeading"/>
+        <w:numPr>
+          <w:ilvl w:val="0"/>
+          <w:numId w:val="13"/>
+        </w:numPr>
+        <w:spacing w:line="360" w:lineRule="auto"/>
+      </w:pPr>
+      <w:r>
+        <w:t>Start()</w:t>
+      </w:r>
+    </w:p>
+    <w:p>
+      <w:pPr>
+        <w:pStyle w:val="CustomHeading"/>
+        <w:numPr>
+          <w:ilvl w:val="0"/>
+          <w:numId w:val="0"/>
+        </w:numPr>
+        <w:spacing w:line="360" w:lineRule="auto"/>
+        <w:ind w:left="420" w:hanging="420"/>
+      </w:pPr>
+      <w:r>
+        <w:t>Called when GameObject is initialised. It triggers the BLE connection process.</w:t>
+      </w:r>
+    </w:p>
+    <w:p>
+      <w:pPr>
+        <w:pStyle w:val="CustomHeading"/>
+        <w:numPr>
+          <w:ilvl w:val="0"/>
+          <w:numId w:val="13"/>
+        </w:numPr>
+        <w:spacing w:line="360" w:lineRule="auto"/>
+      </w:pPr>
+      <w:r>
+        <w:t>Update()</w:t>
+      </w:r>
+    </w:p>
+    <w:p>
+      <w:pPr>
+        <w:pStyle w:val="CustomHeading"/>
+        <w:numPr>
+          <w:ilvl w:val="0"/>
+          <w:numId w:val="0"/>
+        </w:numPr>
+        <w:spacing w:line="360" w:lineRule="auto"/>
+        <w:ind w:left="420" w:hanging="420"/>
+      </w:pPr>
+      <w:r>
+        <w:t>If connected it runs the heart rate monitors connector.Update() method to process the BLE data.</w:t>
+      </w:r>
+      <w:r>
+        <w:t xml:space="preserve"> It updates infoText from the connector’s output, and if a valid heart rate is received it parses the value and sends it to the DataManager for processing.</w:t>
+      </w:r>
+    </w:p>
+    <w:p>
+      <w:pPr>
+        <w:pStyle w:val="CustomHeading"/>
+        <w:numPr>
+          <w:ilvl w:val="0"/>
+          <w:numId w:val="13"/>
+        </w:numPr>
+        <w:spacing w:line="360" w:lineRule="auto"/>
+      </w:pPr>
+      <w:r>
+        <w:t>OnApplicationQuit()</w:t>
+      </w:r>
+    </w:p>
+    <w:p>
+      <w:pPr>
+        <w:pStyle w:val="CustomHeading"/>
+        <w:numPr>
+          <w:ilvl w:val="0"/>
+          <w:numId w:val="0"/>
+        </w:numPr>
+        <w:spacing w:line="360" w:lineRule="auto"/>
+        <w:ind w:left="420" w:hanging="420"/>
+      </w:pPr>
+      <w:r>
+        <w:t>Ensures that the BLE connection is shut down when the application is closed.</w:t>
+      </w:r>
+    </w:p>
+    <w:p>
+      <w:pPr>
+        <w:pStyle w:val="CustomHeading"/>
+        <w:numPr>
+          <w:ilvl w:val="0"/>
+          <w:numId w:val="13"/>
+        </w:numPr>
+        <w:spacing w:line="360" w:lineRule="auto"/>
+      </w:pPr>
+      <w:r>
+        <w:t>BeginConnection()</w:t>
+      </w:r>
+    </w:p>
+    <w:p>
+      <w:pPr>
+        <w:pStyle w:val="CustomHeading"/>
+        <w:numPr>
+          <w:ilvl w:val="0"/>
+          <w:numId w:val="0"/>
+        </w:numPr>
+        <w:spacing w:line="360" w:lineRule="auto"/>
+        <w:ind w:left="420" w:hanging="420"/>
+      </w:pPr>
+      <w:r>
+        <w:t>Initialises the HeartRateMonitor instance and starts the connection.</w:t>
+      </w:r>
+    </w:p>
+    <w:p>
+      <w:pPr>
+        <w:pStyle w:val="CustomHeading"/>
+        <w:numPr>
+          <w:ilvl w:val="0"/>
+          <w:numId w:val="13"/>
+        </w:numPr>
+        <w:spacing w:line="360" w:lineRule="auto"/>
+      </w:pPr>
+      <w:r>
+        <w:t>Connect()</w:t>
+      </w:r>
+    </w:p>
+    <w:p>
+      <w:pPr>
+        <w:pStyle w:val="CustomHeading"/>
+        <w:numPr>
+          <w:ilvl w:val="0"/>
+          <w:numId w:val="0"/>
+        </w:numPr>
+        <w:spacing w:line="360" w:lineRule="auto"/>
+        <w:ind w:left="420" w:hanging="420"/>
+      </w:pPr>
+      <w:r>
+        <w:t>Kicks off the BLE connection coroutine using the provided device and characteristic UUID’s.</w:t>
+      </w:r>
+    </w:p>
+    <w:p>
+      <w:pPr>
+        <w:pStyle w:val="CustomHeading"/>
+        <w:numPr>
+          <w:ilvl w:val="0"/>
+          <w:numId w:val="13"/>
+        </w:numPr>
+        <w:spacing w:line="360" w:lineRule="auto"/>
+      </w:pPr>
+      <w:r>
+        <w:t>Change_device_name()</w:t>
+      </w:r>
+    </w:p>
+    <w:p>
+      <w:pPr>
+        <w:pStyle w:val="CustomHeading"/>
+        <w:numPr>
+          <w:ilvl w:val="0"/>
+          <w:numId w:val="0"/>
+        </w:numPr>
+        <w:spacing w:line="360" w:lineRule="auto"/>
+        <w:ind w:left="420" w:hanging="420"/>
+      </w:pPr>
+      <w:r>
+        <w:t>Allows the name of the device to be modified at runtime.</w:t>
+      </w:r>
+    </w:p>
+    <w:p>
+      <w:pPr>
+        <w:pStyle w:val="CustomHeading"/>
+        <w:numPr>
+          <w:ilvl w:val="0"/>
+          <w:numId w:val="13"/>
+        </w:numPr>
+        <w:spacing w:line="360" w:lineRule="auto"/>
+      </w:pPr>
+      <w:r>
+        <w:t>Change_service_name()</w:t>
+      </w:r>
+    </w:p>
+    <w:p>
+      <w:pPr>
+        <w:pStyle w:val="CustomHeading"/>
+        <w:numPr>
+          <w:ilvl w:val="0"/>
+          <w:numId w:val="0"/>
+        </w:numPr>
+        <w:spacing w:line="360" w:lineRule="auto"/>
+        <w:ind w:left="420" w:hanging="420"/>
+      </w:pPr>
+      <w:r>
+        <w:t>Allows the service of the device to be modified at runtime.</w:t>
+      </w:r>
+    </w:p>
+    <w:p>
+      <w:pPr>
+        <w:pStyle w:val="CustomHeading"/>
+        <w:numPr>
+          <w:ilvl w:val="0"/>
+          <w:numId w:val="13"/>
+        </w:numPr>
+        <w:spacing w:line="360" w:lineRule="auto"/>
+      </w:pPr>
+      <w:r>
+        <w:t>Change_read_characteristic()</w:t>
+      </w:r>
+    </w:p>
+    <w:p>
+      <w:pPr>
+        <w:pStyle w:val="CustomHeading"/>
+        <w:numPr>
+          <w:ilvl w:val="0"/>
+          <w:numId w:val="0"/>
+        </w:numPr>
+        <w:spacing w:line="360" w:lineRule="auto"/>
+        <w:ind w:left="420" w:hanging="420"/>
+      </w:pPr>
+      <w:r>
+        <w:t>Allows the read characteristic to be modified at runtime.</w:t>
+      </w:r>
+    </w:p>
+    <w:p>
+      <w:pPr>
+        <w:pStyle w:val="CustomHeading"/>
+        <w:numPr>
+          <w:ilvl w:val="0"/>
+          <w:numId w:val="13"/>
+        </w:numPr>
+        <w:spacing w:line="360" w:lineRule="auto"/>
+      </w:pPr>
+      <w:r>
+        <w:t>Reconnect()</w:t>
+      </w:r>
+    </w:p>
+    <w:p>
+      <w:pPr>
+        <w:pStyle w:val="CustomHeading"/>
+        <w:numPr>
+          <w:ilvl w:val="0"/>
+          <w:numId w:val="0"/>
+        </w:numPr>
+        <w:spacing w:line="360" w:lineRule="auto"/>
+        <w:ind w:left="420" w:hanging="420"/>
+      </w:pPr>
+      <w:r>
         <w:lastRenderedPageBreak/>
-        <w:t>Update()</w:t>
+        <w:t>Disconnects and attempts to reconnect with the currently set parameters.</w:t>
       </w:r>
     </w:p>
     <w:p>
@@ -7738,404 +7714,7 @@
         <w:ind w:left="420" w:hanging="420"/>
       </w:pPr>
       <w:r>
-        <w:t>This method is called repeatedly through the UI class of this connectivity mechanism. If subscribed to a device, it polls the data, decodes it according the specification of the data received, parses flags to know what fields are present. Gets heart rate</w:t>
-      </w:r>
-      <w:r>
-        <w:t xml:space="preserve">. Contact detection status, RR intervals and converts them to milliseconds. It then updates the heartrate, </w:t>
-      </w:r>
-      <w:proofErr w:type="spellStart"/>
-      <w:r>
-        <w:t>rr</w:t>
-      </w:r>
-      <w:proofErr w:type="spellEnd"/>
-      <w:r>
-        <w:t xml:space="preserve"> intervals, and contact status flags and logs any new BLE error messages.</w:t>
-      </w:r>
-    </w:p>
-    <w:p>
-      <w:pPr>
-        <w:pStyle w:val="CustomHeading"/>
-        <w:numPr>
-          <w:ilvl w:val="0"/>
-          <w:numId w:val="0"/>
-        </w:numPr>
-        <w:spacing w:line="360" w:lineRule="auto"/>
-        <w:ind w:left="420" w:hanging="420"/>
-      </w:pPr>
-      <w:r>
-        <w:t xml:space="preserve">The second class to the heart rate connectivity implementation is the </w:t>
-      </w:r>
-      <w:proofErr w:type="spellStart"/>
-      <w:r>
-        <w:t>HeartRateMonitor_UI</w:t>
-      </w:r>
-      <w:proofErr w:type="spellEnd"/>
-      <w:r>
-        <w:t xml:space="preserve"> class that acts as a UI controller for the </w:t>
-      </w:r>
-      <w:proofErr w:type="spellStart"/>
-      <w:r>
-        <w:t>HeartRateMonitor</w:t>
-      </w:r>
-      <w:proofErr w:type="spellEnd"/>
-      <w:r>
-        <w:t xml:space="preserve"> class. It manages the heart rate monitor connection, updates heart rate data each frame, and provides interface methods to update connection parameters via Unity’s UI. It is to be attached to a </w:t>
-      </w:r>
-      <w:proofErr w:type="spellStart"/>
-      <w:r>
-        <w:t>GameObject</w:t>
-      </w:r>
-      <w:proofErr w:type="spellEnd"/>
-      <w:r>
-        <w:t xml:space="preserve"> in a Unity scene.</w:t>
-      </w:r>
-      <w:r>
-        <w:t xml:space="preserve"> Below are the methods implemented in this class and their functionality:</w:t>
-      </w:r>
-    </w:p>
-    <w:p>
-      <w:pPr>
-        <w:pStyle w:val="CustomHeading"/>
-        <w:numPr>
-          <w:ilvl w:val="0"/>
-          <w:numId w:val="13"/>
-        </w:numPr>
-        <w:spacing w:line="360" w:lineRule="auto"/>
-      </w:pPr>
-      <w:r>
-        <w:t>Start()</w:t>
-      </w:r>
-    </w:p>
-    <w:p>
-      <w:pPr>
-        <w:pStyle w:val="CustomHeading"/>
-        <w:numPr>
-          <w:ilvl w:val="0"/>
-          <w:numId w:val="0"/>
-        </w:numPr>
-        <w:spacing w:line="360" w:lineRule="auto"/>
-        <w:ind w:left="420" w:hanging="420"/>
-      </w:pPr>
-      <w:r>
-        <w:t xml:space="preserve">Called when </w:t>
-      </w:r>
-      <w:proofErr w:type="spellStart"/>
-      <w:r>
-        <w:t>GameObject</w:t>
-      </w:r>
-      <w:proofErr w:type="spellEnd"/>
-      <w:r>
-        <w:t xml:space="preserve"> is initialised. It triggers the BLE connection process.</w:t>
-      </w:r>
-    </w:p>
-    <w:p>
-      <w:pPr>
-        <w:pStyle w:val="CustomHeading"/>
-        <w:numPr>
-          <w:ilvl w:val="0"/>
-          <w:numId w:val="13"/>
-        </w:numPr>
-        <w:spacing w:line="360" w:lineRule="auto"/>
-      </w:pPr>
-      <w:r>
-        <w:t>Update()</w:t>
-      </w:r>
-    </w:p>
-    <w:p>
-      <w:pPr>
-        <w:pStyle w:val="CustomHeading"/>
-        <w:numPr>
-          <w:ilvl w:val="0"/>
-          <w:numId w:val="0"/>
-        </w:numPr>
-        <w:spacing w:line="360" w:lineRule="auto"/>
-        <w:ind w:left="420" w:hanging="420"/>
-      </w:pPr>
-      <w:r>
-        <w:t xml:space="preserve">If connected it runs the heart rate monitors </w:t>
-      </w:r>
-      <w:proofErr w:type="spellStart"/>
-      <w:r>
-        <w:t>connector.Update</w:t>
-      </w:r>
-      <w:proofErr w:type="spellEnd"/>
-      <w:r>
-        <w:t>() method to process the BLE data.</w:t>
-      </w:r>
-      <w:r>
-        <w:t xml:space="preserve"> It updates </w:t>
-      </w:r>
-      <w:proofErr w:type="spellStart"/>
-      <w:r>
-        <w:t>infoText</w:t>
-      </w:r>
-      <w:proofErr w:type="spellEnd"/>
-      <w:r>
-        <w:t xml:space="preserve"> from the connector’s output, and if a valid heart rate is received it parses the value and sends it to the </w:t>
-      </w:r>
-      <w:proofErr w:type="spellStart"/>
-      <w:r>
-        <w:t>DataManager</w:t>
-      </w:r>
-      <w:proofErr w:type="spellEnd"/>
-      <w:r>
-        <w:t xml:space="preserve"> for processing.</w:t>
-      </w:r>
-    </w:p>
-    <w:p>
-      <w:pPr>
-        <w:pStyle w:val="CustomHeading"/>
-        <w:numPr>
-          <w:ilvl w:val="0"/>
-          <w:numId w:val="13"/>
-        </w:numPr>
-        <w:spacing w:line="360" w:lineRule="auto"/>
-      </w:pPr>
-      <w:proofErr w:type="spellStart"/>
-      <w:r>
-        <w:t>OnApplicationQuit</w:t>
-      </w:r>
-      <w:proofErr w:type="spellEnd"/>
-      <w:r>
-        <w:t>()</w:t>
-      </w:r>
-    </w:p>
-    <w:p>
-      <w:pPr>
-        <w:pStyle w:val="CustomHeading"/>
-        <w:numPr>
-          <w:ilvl w:val="0"/>
-          <w:numId w:val="0"/>
-        </w:numPr>
-        <w:spacing w:line="360" w:lineRule="auto"/>
-        <w:ind w:left="420" w:hanging="420"/>
-      </w:pPr>
-      <w:r>
-        <w:t>Ensures that the BLE connection is shut down when the application is closed.</w:t>
-      </w:r>
-    </w:p>
-    <w:p>
-      <w:pPr>
-        <w:pStyle w:val="CustomHeading"/>
-        <w:numPr>
-          <w:ilvl w:val="0"/>
-          <w:numId w:val="13"/>
-        </w:numPr>
-        <w:spacing w:line="360" w:lineRule="auto"/>
-      </w:pPr>
-      <w:proofErr w:type="spellStart"/>
-      <w:r>
-        <w:t>BeginConnection</w:t>
-      </w:r>
-      <w:proofErr w:type="spellEnd"/>
-      <w:r>
-        <w:t>()</w:t>
-      </w:r>
-    </w:p>
-    <w:p>
-      <w:pPr>
-        <w:pStyle w:val="CustomHeading"/>
-        <w:numPr>
-          <w:ilvl w:val="0"/>
-          <w:numId w:val="0"/>
-        </w:numPr>
-        <w:spacing w:line="360" w:lineRule="auto"/>
-        <w:ind w:left="420" w:hanging="420"/>
-      </w:pPr>
-      <w:r>
-        <w:t xml:space="preserve">Initialises the </w:t>
-      </w:r>
-      <w:proofErr w:type="spellStart"/>
-      <w:r>
-        <w:t>HeartRateMonitor</w:t>
-      </w:r>
-      <w:proofErr w:type="spellEnd"/>
-      <w:r>
-        <w:t xml:space="preserve"> instance and starts the connection.</w:t>
-      </w:r>
-    </w:p>
-    <w:p>
-      <w:pPr>
-        <w:pStyle w:val="CustomHeading"/>
-        <w:numPr>
-          <w:ilvl w:val="0"/>
-          <w:numId w:val="13"/>
-        </w:numPr>
-        <w:spacing w:line="360" w:lineRule="auto"/>
-      </w:pPr>
-      <w:r>
-        <w:t>Connect()</w:t>
-      </w:r>
-    </w:p>
-    <w:p>
-      <w:pPr>
-        <w:pStyle w:val="CustomHeading"/>
-        <w:numPr>
-          <w:ilvl w:val="0"/>
-          <w:numId w:val="0"/>
-        </w:numPr>
-        <w:spacing w:line="360" w:lineRule="auto"/>
-        <w:ind w:left="420" w:hanging="420"/>
-      </w:pPr>
-      <w:r>
-        <w:t>Kicks off the BLE connection coroutine using the provided device and characteristic UUID’s.</w:t>
-      </w:r>
-    </w:p>
-    <w:p>
-      <w:pPr>
-        <w:pStyle w:val="CustomHeading"/>
-        <w:numPr>
-          <w:ilvl w:val="0"/>
-          <w:numId w:val="13"/>
-        </w:numPr>
-        <w:spacing w:line="360" w:lineRule="auto"/>
-      </w:pPr>
-      <w:proofErr w:type="spellStart"/>
-      <w:r>
-        <w:t>Change_device_name</w:t>
-      </w:r>
-      <w:proofErr w:type="spellEnd"/>
-      <w:r>
-        <w:t>()</w:t>
-      </w:r>
-    </w:p>
-    <w:p>
-      <w:pPr>
-        <w:pStyle w:val="CustomHeading"/>
-        <w:numPr>
-          <w:ilvl w:val="0"/>
-          <w:numId w:val="0"/>
-        </w:numPr>
-        <w:spacing w:line="360" w:lineRule="auto"/>
-        <w:ind w:left="420" w:hanging="420"/>
-      </w:pPr>
-      <w:r>
-        <w:t>Allows the name of the device to be modified at runtime.</w:t>
-      </w:r>
-    </w:p>
-    <w:p>
-      <w:pPr>
-        <w:pStyle w:val="CustomHeading"/>
-        <w:numPr>
-          <w:ilvl w:val="0"/>
-          <w:numId w:val="13"/>
-        </w:numPr>
-        <w:spacing w:line="360" w:lineRule="auto"/>
-      </w:pPr>
-      <w:proofErr w:type="spellStart"/>
-      <w:r>
-        <w:t>Change_service_name</w:t>
-      </w:r>
-      <w:proofErr w:type="spellEnd"/>
-      <w:r>
-        <w:t>()</w:t>
-      </w:r>
-    </w:p>
-    <w:p>
-      <w:pPr>
-        <w:pStyle w:val="CustomHeading"/>
-        <w:numPr>
-          <w:ilvl w:val="0"/>
-          <w:numId w:val="0"/>
-        </w:numPr>
-        <w:spacing w:line="360" w:lineRule="auto"/>
-        <w:ind w:left="420" w:hanging="420"/>
-      </w:pPr>
-      <w:r>
-        <w:t>Allows the service of the device to be modified at runtime.</w:t>
-      </w:r>
-    </w:p>
-    <w:p>
-      <w:pPr>
-        <w:pStyle w:val="CustomHeading"/>
-        <w:numPr>
-          <w:ilvl w:val="0"/>
-          <w:numId w:val="13"/>
-        </w:numPr>
-        <w:spacing w:line="360" w:lineRule="auto"/>
-      </w:pPr>
-      <w:proofErr w:type="spellStart"/>
-      <w:r>
-        <w:t>Change_read_characteristic</w:t>
-      </w:r>
-      <w:proofErr w:type="spellEnd"/>
-      <w:r>
-        <w:t>()</w:t>
-      </w:r>
-    </w:p>
-    <w:p>
-      <w:pPr>
-        <w:pStyle w:val="CustomHeading"/>
-        <w:numPr>
-          <w:ilvl w:val="0"/>
-          <w:numId w:val="0"/>
-        </w:numPr>
-        <w:spacing w:line="360" w:lineRule="auto"/>
-        <w:ind w:left="420" w:hanging="420"/>
-      </w:pPr>
-      <w:r>
-        <w:t>Allows the read characteristic to be modified at runtime.</w:t>
-      </w:r>
-    </w:p>
-    <w:p>
-      <w:pPr>
-        <w:pStyle w:val="CustomHeading"/>
-        <w:numPr>
-          <w:ilvl w:val="0"/>
-          <w:numId w:val="13"/>
-        </w:numPr>
-        <w:spacing w:line="360" w:lineRule="auto"/>
-      </w:pPr>
-      <w:r>
-        <w:t>Reconnect()</w:t>
-      </w:r>
-    </w:p>
-    <w:p>
-      <w:pPr>
-        <w:pStyle w:val="CustomHeading"/>
-        <w:numPr>
-          <w:ilvl w:val="0"/>
-          <w:numId w:val="0"/>
-        </w:numPr>
-        <w:spacing w:line="360" w:lineRule="auto"/>
-        <w:ind w:left="420" w:hanging="420"/>
-      </w:pPr>
-      <w:r>
-        <w:t>Disconnects and attempts to reconnect with the currently set parameters.</w:t>
-      </w:r>
-    </w:p>
-    <w:p>
-      <w:pPr>
-        <w:pStyle w:val="CustomHeading"/>
-        <w:numPr>
-          <w:ilvl w:val="0"/>
-          <w:numId w:val="0"/>
-        </w:numPr>
-        <w:spacing w:line="360" w:lineRule="auto"/>
-        <w:ind w:left="420" w:hanging="420"/>
-      </w:pPr>
-      <w:r>
-        <w:t xml:space="preserve">To summarise, the </w:t>
-      </w:r>
-      <w:proofErr w:type="spellStart"/>
-      <w:r>
-        <w:t>HeartRateMonitor_UI</w:t>
-      </w:r>
-      <w:proofErr w:type="spellEnd"/>
-      <w:r>
-        <w:t xml:space="preserve"> class is the script that bridges the BLE logic handled by the </w:t>
-      </w:r>
-      <w:proofErr w:type="spellStart"/>
-      <w:r>
-        <w:t>HeartRateMonitor</w:t>
-      </w:r>
-      <w:proofErr w:type="spellEnd"/>
-      <w:r>
-        <w:t xml:space="preserve"> script with the Unity editor and the game logic that </w:t>
-      </w:r>
-      <w:r>
-        <w:lastRenderedPageBreak/>
-        <w:t>consumes the HR data. This class ensures the app automatically connects on launch and keeps BLE processing in sync with the Unity game loop.</w:t>
+        <w:t>To summarise, the HeartRateMonitor_UI class is the script that bridges the BLE logic handled by the HeartRateMonitor script with the Unity editor and the game logic that consumes the HR data. This class ensures the app automatically connects on launch and keeps BLE processing in sync with the Unity game loop.</w:t>
       </w:r>
     </w:p>
     <w:p>
@@ -8609,6 +8188,7 @@
         <w:rPr>
           <w:rFonts w:ascii="Times New Roman" w:hAnsi="Times New Roman" w:cs="Times New Roman"/>
         </w:rPr>
+        <w:lastRenderedPageBreak/>
         <w:t xml:space="preserve">Issues encountered (bugs, AI behaviour, data collection reliability). </w:t>
       </w:r>
     </w:p>
@@ -8666,7 +8246,6 @@
         <w:rPr>
           <w:rFonts w:ascii="Times New Roman" w:hAnsi="Times New Roman" w:cs="Times New Roman"/>
         </w:rPr>
-        <w:lastRenderedPageBreak/>
         <w:t>Summary of Key Findings</w:t>
       </w:r>
     </w:p>
@@ -8878,48 +8457,6 @@
           <w:rFonts w:ascii="Times New Roman" w:hAnsi="Times New Roman" w:cs="Times New Roman"/>
         </w:rPr>
         <w:t>References:</w:t>
-      </w:r>
-    </w:p>
-    <w:p>
-      <w:pPr>
-        <w:spacing w:after="0" w:line="360" w:lineRule="auto"/>
-        <w:rPr>
-          <w:rFonts w:ascii="Times New Roman" w:hAnsi="Times New Roman" w:cs="Times New Roman"/>
-        </w:rPr>
-      </w:pPr>
-      <w:r>
-        <w:rPr>
-          <w:rFonts w:ascii="Times New Roman" w:hAnsi="Times New Roman" w:cs="Times New Roman"/>
-        </w:rPr>
-        <w:t xml:space="preserve"> </w:t>
-      </w:r>
-      <w:r>
-        <w:rPr>
-          <w:rFonts w:ascii="Times New Roman" w:hAnsi="Times New Roman" w:cs="Times New Roman"/>
-        </w:rPr>
-        <w:t>Interactive Feedforward in High Intensity VR Exergaming</w:t>
-      </w:r>
-    </w:p>
-    <w:p>
-      <w:pPr>
-        <w:spacing w:after="0" w:line="360" w:lineRule="auto"/>
-        <w:rPr>
-          <w:rFonts w:ascii="Times New Roman" w:hAnsi="Times New Roman" w:cs="Times New Roman"/>
-        </w:rPr>
-      </w:pPr>
-      <w:proofErr w:type="spellStart"/>
-      <w:r>
-        <w:rPr>
-          <w:rFonts w:ascii="Times New Roman" w:hAnsi="Times New Roman" w:cs="Times New Roman"/>
-        </w:rPr>
-        <w:t>Chinnachamy</w:t>
-      </w:r>
-      <w:proofErr w:type="spellEnd"/>
-      <w:r>
-        <w:rPr>
-          <w:rFonts w:ascii="Times New Roman" w:hAnsi="Times New Roman" w:cs="Times New Roman"/>
-        </w:rPr>
-        <w:t xml:space="preserve"> Barathi, S. (Author). 16 Sept 2020</w:t>
       </w:r>
     </w:p>
     <w:p>
@@ -9103,6 +8640,95 @@
     </w:lvl>
   </w:abstractNum>
   <w:abstractNum w:abstractNumId="2" w15:restartNumberingAfterBreak="0">
+    <w:nsid w:val="0A005CCD"/>
+    <w:multiLevelType w:val="hybridMultilevel"/>
+    <w:tmpl w:val="5AB0ABDE"/>
+    <w:lvl w:ilvl="0" w:tplc="0809000F">
+      <w:start w:val="1"/>
+      <w:numFmt w:val="decimal"/>
+      <w:lvlText w:val="%1."/>
+      <w:lvlJc w:val="left"/>
+      <w:pPr>
+        <w:ind w:left="720" w:hanging="360"/>
+      </w:pPr>
+      <w:rPr>
+        <w:rFonts w:hint="default"/>
+      </w:rPr>
+    </w:lvl>
+    <w:lvl w:ilvl="1" w:tplc="08090019" w:tentative="1">
+      <w:start w:val="1"/>
+      <w:numFmt w:val="lowerLetter"/>
+      <w:lvlText w:val="%2."/>
+      <w:lvlJc w:val="left"/>
+      <w:pPr>
+        <w:ind w:left="1440" w:hanging="360"/>
+      </w:pPr>
+    </w:lvl>
+    <w:lvl w:ilvl="2" w:tplc="0809001B" w:tentative="1">
+      <w:start w:val="1"/>
+      <w:numFmt w:val="lowerRoman"/>
+      <w:lvlText w:val="%3."/>
+      <w:lvlJc w:val="right"/>
+      <w:pPr>
+        <w:ind w:left="2160" w:hanging="180"/>
+      </w:pPr>
+    </w:lvl>
+    <w:lvl w:ilvl="3" w:tplc="0809000F" w:tentative="1">
+      <w:start w:val="1"/>
+      <w:numFmt w:val="decimal"/>
+      <w:lvlText w:val="%4."/>
+      <w:lvlJc w:val="left"/>
+      <w:pPr>
+        <w:ind w:left="2880" w:hanging="360"/>
+      </w:pPr>
+    </w:lvl>
+    <w:lvl w:ilvl="4" w:tplc="08090019" w:tentative="1">
+      <w:start w:val="1"/>
+      <w:numFmt w:val="lowerLetter"/>
+      <w:lvlText w:val="%5."/>
+      <w:lvlJc w:val="left"/>
+      <w:pPr>
+        <w:ind w:left="3600" w:hanging="360"/>
+      </w:pPr>
+    </w:lvl>
+    <w:lvl w:ilvl="5" w:tplc="0809001B" w:tentative="1">
+      <w:start w:val="1"/>
+      <w:numFmt w:val="lowerRoman"/>
+      <w:lvlText w:val="%6."/>
+      <w:lvlJc w:val="right"/>
+      <w:pPr>
+        <w:ind w:left="4320" w:hanging="180"/>
+      </w:pPr>
+    </w:lvl>
+    <w:lvl w:ilvl="6" w:tplc="0809000F" w:tentative="1">
+      <w:start w:val="1"/>
+      <w:numFmt w:val="decimal"/>
+      <w:lvlText w:val="%7."/>
+      <w:lvlJc w:val="left"/>
+      <w:pPr>
+        <w:ind w:left="5040" w:hanging="360"/>
+      </w:pPr>
+    </w:lvl>
+    <w:lvl w:ilvl="7" w:tplc="08090019" w:tentative="1">
+      <w:start w:val="1"/>
+      <w:numFmt w:val="lowerLetter"/>
+      <w:lvlText w:val="%8."/>
+      <w:lvlJc w:val="left"/>
+      <w:pPr>
+        <w:ind w:left="5760" w:hanging="360"/>
+      </w:pPr>
+    </w:lvl>
+    <w:lvl w:ilvl="8" w:tplc="0809001B" w:tentative="1">
+      <w:start w:val="1"/>
+      <w:numFmt w:val="lowerRoman"/>
+      <w:lvlText w:val="%9."/>
+      <w:lvlJc w:val="right"/>
+      <w:pPr>
+        <w:ind w:left="6480" w:hanging="180"/>
+      </w:pPr>
+    </w:lvl>
+  </w:abstractNum>
+  <w:abstractNum w:abstractNumId="3" w15:restartNumberingAfterBreak="0">
     <w:nsid w:val="0A12068C"/>
     <w:multiLevelType w:val="hybridMultilevel"/>
     <w:tmpl w:val="A4224624"/>
@@ -9191,7 +8817,7 @@
       </w:pPr>
     </w:lvl>
   </w:abstractNum>
-  <w:abstractNum w:abstractNumId="3" w15:restartNumberingAfterBreak="0">
+  <w:abstractNum w:abstractNumId="4" w15:restartNumberingAfterBreak="0">
     <w:nsid w:val="235F22D6"/>
     <w:multiLevelType w:val="hybridMultilevel"/>
     <w:tmpl w:val="5DDA0CA2"/>
@@ -9280,7 +8906,7 @@
       </w:pPr>
     </w:lvl>
   </w:abstractNum>
-  <w:abstractNum w:abstractNumId="4" w15:restartNumberingAfterBreak="0">
+  <w:abstractNum w:abstractNumId="5" w15:restartNumberingAfterBreak="0">
     <w:nsid w:val="32C435CD"/>
     <w:multiLevelType w:val="hybridMultilevel"/>
     <w:tmpl w:val="4EACB47C"/>
@@ -9369,7 +8995,7 @@
       </w:pPr>
     </w:lvl>
   </w:abstractNum>
-  <w:abstractNum w:abstractNumId="5" w15:restartNumberingAfterBreak="0">
+  <w:abstractNum w:abstractNumId="6" w15:restartNumberingAfterBreak="0">
     <w:nsid w:val="38F954C9"/>
     <w:multiLevelType w:val="multilevel"/>
     <w:tmpl w:val="0E0650BC"/>
@@ -9485,7 +9111,7 @@
       </w:rPr>
     </w:lvl>
   </w:abstractNum>
-  <w:abstractNum w:abstractNumId="6" w15:restartNumberingAfterBreak="0">
+  <w:abstractNum w:abstractNumId="7" w15:restartNumberingAfterBreak="0">
     <w:nsid w:val="43973F5F"/>
     <w:multiLevelType w:val="hybridMultilevel"/>
     <w:tmpl w:val="F16E95E2"/>
@@ -9574,7 +9200,96 @@
       </w:pPr>
     </w:lvl>
   </w:abstractNum>
-  <w:abstractNum w:abstractNumId="7" w15:restartNumberingAfterBreak="0">
+  <w:abstractNum w:abstractNumId="8" w15:restartNumberingAfterBreak="0">
+    <w:nsid w:val="44373ABD"/>
+    <w:multiLevelType w:val="hybridMultilevel"/>
+    <w:tmpl w:val="561018C0"/>
+    <w:lvl w:ilvl="0" w:tplc="0809000F">
+      <w:start w:val="1"/>
+      <w:numFmt w:val="decimal"/>
+      <w:lvlText w:val="%1."/>
+      <w:lvlJc w:val="left"/>
+      <w:pPr>
+        <w:ind w:left="720" w:hanging="360"/>
+      </w:pPr>
+      <w:rPr>
+        <w:rFonts w:hint="default"/>
+      </w:rPr>
+    </w:lvl>
+    <w:lvl w:ilvl="1" w:tplc="08090019" w:tentative="1">
+      <w:start w:val="1"/>
+      <w:numFmt w:val="lowerLetter"/>
+      <w:lvlText w:val="%2."/>
+      <w:lvlJc w:val="left"/>
+      <w:pPr>
+        <w:ind w:left="1440" w:hanging="360"/>
+      </w:pPr>
+    </w:lvl>
+    <w:lvl w:ilvl="2" w:tplc="0809001B" w:tentative="1">
+      <w:start w:val="1"/>
+      <w:numFmt w:val="lowerRoman"/>
+      <w:lvlText w:val="%3."/>
+      <w:lvlJc w:val="right"/>
+      <w:pPr>
+        <w:ind w:left="2160" w:hanging="180"/>
+      </w:pPr>
+    </w:lvl>
+    <w:lvl w:ilvl="3" w:tplc="0809000F" w:tentative="1">
+      <w:start w:val="1"/>
+      <w:numFmt w:val="decimal"/>
+      <w:lvlText w:val="%4."/>
+      <w:lvlJc w:val="left"/>
+      <w:pPr>
+        <w:ind w:left="2880" w:hanging="360"/>
+      </w:pPr>
+    </w:lvl>
+    <w:lvl w:ilvl="4" w:tplc="08090019" w:tentative="1">
+      <w:start w:val="1"/>
+      <w:numFmt w:val="lowerLetter"/>
+      <w:lvlText w:val="%5."/>
+      <w:lvlJc w:val="left"/>
+      <w:pPr>
+        <w:ind w:left="3600" w:hanging="360"/>
+      </w:pPr>
+    </w:lvl>
+    <w:lvl w:ilvl="5" w:tplc="0809001B" w:tentative="1">
+      <w:start w:val="1"/>
+      <w:numFmt w:val="lowerRoman"/>
+      <w:lvlText w:val="%6."/>
+      <w:lvlJc w:val="right"/>
+      <w:pPr>
+        <w:ind w:left="4320" w:hanging="180"/>
+      </w:pPr>
+    </w:lvl>
+    <w:lvl w:ilvl="6" w:tplc="0809000F" w:tentative="1">
+      <w:start w:val="1"/>
+      <w:numFmt w:val="decimal"/>
+      <w:lvlText w:val="%7."/>
+      <w:lvlJc w:val="left"/>
+      <w:pPr>
+        <w:ind w:left="5040" w:hanging="360"/>
+      </w:pPr>
+    </w:lvl>
+    <w:lvl w:ilvl="7" w:tplc="08090019" w:tentative="1">
+      <w:start w:val="1"/>
+      <w:numFmt w:val="lowerLetter"/>
+      <w:lvlText w:val="%8."/>
+      <w:lvlJc w:val="left"/>
+      <w:pPr>
+        <w:ind w:left="5760" w:hanging="360"/>
+      </w:pPr>
+    </w:lvl>
+    <w:lvl w:ilvl="8" w:tplc="0809001B" w:tentative="1">
+      <w:start w:val="1"/>
+      <w:numFmt w:val="lowerRoman"/>
+      <w:lvlText w:val="%9."/>
+      <w:lvlJc w:val="right"/>
+      <w:pPr>
+        <w:ind w:left="6480" w:hanging="180"/>
+      </w:pPr>
+    </w:lvl>
+  </w:abstractNum>
+  <w:abstractNum w:abstractNumId="9" w15:restartNumberingAfterBreak="0">
     <w:nsid w:val="47F252AC"/>
     <w:multiLevelType w:val="hybridMultilevel"/>
     <w:tmpl w:val="EBF6EBB6"/>
@@ -9663,7 +9378,7 @@
       </w:pPr>
     </w:lvl>
   </w:abstractNum>
-  <w:abstractNum w:abstractNumId="8" w15:restartNumberingAfterBreak="0">
+  <w:abstractNum w:abstractNumId="10" w15:restartNumberingAfterBreak="0">
     <w:nsid w:val="4ED208D1"/>
     <w:multiLevelType w:val="hybridMultilevel"/>
     <w:tmpl w:val="363E3156"/>
@@ -9752,7 +9467,7 @@
       </w:pPr>
     </w:lvl>
   </w:abstractNum>
-  <w:abstractNum w:abstractNumId="9" w15:restartNumberingAfterBreak="0">
+  <w:abstractNum w:abstractNumId="11" w15:restartNumberingAfterBreak="0">
     <w:nsid w:val="51811B7A"/>
     <w:multiLevelType w:val="hybridMultilevel"/>
     <w:tmpl w:val="087CE150"/>
@@ -9841,7 +9556,7 @@
       </w:pPr>
     </w:lvl>
   </w:abstractNum>
-  <w:abstractNum w:abstractNumId="10" w15:restartNumberingAfterBreak="0">
+  <w:abstractNum w:abstractNumId="12" w15:restartNumberingAfterBreak="0">
     <w:nsid w:val="5C6D15A9"/>
     <w:multiLevelType w:val="hybridMultilevel"/>
     <w:tmpl w:val="67AC9212"/>
@@ -9930,7 +9645,7 @@
       </w:pPr>
     </w:lvl>
   </w:abstractNum>
-  <w:abstractNum w:abstractNumId="11" w15:restartNumberingAfterBreak="0">
+  <w:abstractNum w:abstractNumId="13" w15:restartNumberingAfterBreak="0">
     <w:nsid w:val="5CF02341"/>
     <w:multiLevelType w:val="hybridMultilevel"/>
     <w:tmpl w:val="767E3C04"/>
@@ -10019,7 +9734,7 @@
       </w:pPr>
     </w:lvl>
   </w:abstractNum>
-  <w:abstractNum w:abstractNumId="12" w15:restartNumberingAfterBreak="0">
+  <w:abstractNum w:abstractNumId="14" w15:restartNumberingAfterBreak="0">
     <w:nsid w:val="75434B19"/>
     <w:multiLevelType w:val="hybridMultilevel"/>
     <w:tmpl w:val="D3E6CB76"/>
@@ -10109,43 +9824,49 @@
     </w:lvl>
   </w:abstractNum>
   <w:num w:numId="1" w16cid:durableId="159733540">
-    <w:abstractNumId w:val="12"/>
+    <w:abstractNumId w:val="14"/>
   </w:num>
   <w:num w:numId="2" w16cid:durableId="2095978941">
-    <w:abstractNumId w:val="5"/>
+    <w:abstractNumId w:val="6"/>
   </w:num>
   <w:num w:numId="3" w16cid:durableId="11029832">
-    <w:abstractNumId w:val="9"/>
+    <w:abstractNumId w:val="11"/>
   </w:num>
   <w:num w:numId="4" w16cid:durableId="840048785">
     <w:abstractNumId w:val="0"/>
   </w:num>
   <w:num w:numId="5" w16cid:durableId="206725374">
-    <w:abstractNumId w:val="11"/>
+    <w:abstractNumId w:val="13"/>
   </w:num>
   <w:num w:numId="6" w16cid:durableId="640041969">
+    <w:abstractNumId w:val="5"/>
+  </w:num>
+  <w:num w:numId="7" w16cid:durableId="675110757">
+    <w:abstractNumId w:val="9"/>
+  </w:num>
+  <w:num w:numId="8" w16cid:durableId="123043636">
+    <w:abstractNumId w:val="12"/>
+  </w:num>
+  <w:num w:numId="9" w16cid:durableId="142817084">
     <w:abstractNumId w:val="4"/>
   </w:num>
-  <w:num w:numId="7" w16cid:durableId="675110757">
-    <w:abstractNumId w:val="7"/>
-  </w:num>
-  <w:num w:numId="8" w16cid:durableId="123043636">
+  <w:num w:numId="10" w16cid:durableId="1292639480">
     <w:abstractNumId w:val="10"/>
   </w:num>
-  <w:num w:numId="9" w16cid:durableId="142817084">
-    <w:abstractNumId w:val="3"/>
-  </w:num>
-  <w:num w:numId="10" w16cid:durableId="1292639480">
-    <w:abstractNumId w:val="8"/>
-  </w:num>
   <w:num w:numId="11" w16cid:durableId="1568569935">
-    <w:abstractNumId w:val="6"/>
+    <w:abstractNumId w:val="7"/>
   </w:num>
   <w:num w:numId="12" w16cid:durableId="1374579481">
     <w:abstractNumId w:val="1"/>
   </w:num>
   <w:num w:numId="13" w16cid:durableId="1894656174">
+    <w:abstractNumId w:val="3"/>
+  </w:num>
+  <w:num w:numId="14" w16cid:durableId="2108116123">
     <w:abstractNumId w:val="2"/>
+  </w:num>
+  <w:num w:numId="15" w16cid:durableId="105320386">
+    <w:abstractNumId w:val="8"/>
   </w:num>
 </w:numbering>
 </file>

--- a/Final Report.docx
+++ b/Final Report.docx
@@ -87,7 +87,21 @@
         <w:rPr>
           <w:rFonts w:ascii="Times New Roman" w:hAnsi="Times New Roman" w:cs="Times New Roman"/>
         </w:rPr>
-        <w:t xml:space="preserve">Exergaming, short for exertion gaming, is defined as technology-driven physical activities that require participants to be exerting themselves in one way or another in order to play a game. Exergaming was initially conceptualised in the late </w:t>
+        <w:t xml:space="preserve">Exergaming, short for exertion gaming, is defined as technology-driven physical activities that require participants to be exerting themselves in one way or another </w:t>
+      </w:r>
+      <w:proofErr w:type="gramStart"/>
+      <w:r>
+        <w:rPr>
+          <w:rFonts w:ascii="Times New Roman" w:hAnsi="Times New Roman" w:cs="Times New Roman"/>
+        </w:rPr>
+        <w:t>in order to</w:t>
+      </w:r>
+      <w:proofErr w:type="gramEnd"/>
+      <w:r>
+        <w:rPr>
+          <w:rFonts w:ascii="Times New Roman" w:hAnsi="Times New Roman" w:cs="Times New Roman"/>
+        </w:rPr>
+        <w:t xml:space="preserve"> play a game. Exergaming was initially conceptualised in the late </w:t>
       </w:r>
       <w:r>
         <w:rPr>
@@ -111,7 +125,21 @@
         <w:rPr>
           <w:rFonts w:ascii="Times New Roman" w:hAnsi="Times New Roman" w:cs="Times New Roman"/>
         </w:rPr>
-        <w:t>Dance Dance Revolution</w:t>
+        <w:t xml:space="preserve">Dance </w:t>
+      </w:r>
+      <w:proofErr w:type="spellStart"/>
+      <w:r>
+        <w:rPr>
+          <w:rFonts w:ascii="Times New Roman" w:hAnsi="Times New Roman" w:cs="Times New Roman"/>
+        </w:rPr>
+        <w:t>Dance</w:t>
+      </w:r>
+      <w:proofErr w:type="spellEnd"/>
+      <w:r>
+        <w:rPr>
+          <w:rFonts w:ascii="Times New Roman" w:hAnsi="Times New Roman" w:cs="Times New Roman"/>
+        </w:rPr>
+        <w:t xml:space="preserve"> Revolution</w:t>
       </w:r>
       <w:r>
         <w:rPr>
@@ -223,7 +251,23 @@
           <w:rFonts w:ascii="Times New Roman" w:hAnsi="Times New Roman" w:cs="Times New Roman"/>
           <w:color w:val="FF0000"/>
         </w:rPr>
-        <w:t>[Michael &amp; Lutteroth, 2020]</w:t>
+        <w:t xml:space="preserve">[Michael &amp; </w:t>
+      </w:r>
+      <w:proofErr w:type="spellStart"/>
+      <w:r>
+        <w:rPr>
+          <w:rFonts w:ascii="Times New Roman" w:hAnsi="Times New Roman" w:cs="Times New Roman"/>
+          <w:color w:val="FF0000"/>
+        </w:rPr>
+        <w:t>Lutteroth</w:t>
+      </w:r>
+      <w:proofErr w:type="spellEnd"/>
+      <w:r>
+        <w:rPr>
+          <w:rFonts w:ascii="Times New Roman" w:hAnsi="Times New Roman" w:cs="Times New Roman"/>
+          <w:color w:val="FF0000"/>
+        </w:rPr>
+        <w:t>, 2020]</w:t>
       </w:r>
       <w:r>
         <w:rPr>
@@ -409,7 +453,35 @@
         <w:rPr>
           <w:rFonts w:ascii="Times New Roman" w:hAnsi="Times New Roman" w:cs="Times New Roman"/>
         </w:rPr>
-        <w:t>involving the user pedalling around the velodrome on a solo bike ride, (2) a cooperative scenario involving the user pedalling around in a paceline with three AI teammates, (3) a competitive scenario involving the user pedalling around in a race competing against AI’s with performance based on the users previous two scenario performances, with relative difficulty variating based on the users current heart rate.</w:t>
+        <w:t xml:space="preserve">involving the user pedalling around the velodrome on a solo bike ride, (2) a cooperative scenario involving the user pedalling around in a paceline with three AI teammates, (3) a competitive scenario involving the user pedalling around in a race competing against </w:t>
+      </w:r>
+      <w:proofErr w:type="gramStart"/>
+      <w:r>
+        <w:rPr>
+          <w:rFonts w:ascii="Times New Roman" w:hAnsi="Times New Roman" w:cs="Times New Roman"/>
+        </w:rPr>
+        <w:t>AI’s</w:t>
+      </w:r>
+      <w:proofErr w:type="gramEnd"/>
+      <w:r>
+        <w:rPr>
+          <w:rFonts w:ascii="Times New Roman" w:hAnsi="Times New Roman" w:cs="Times New Roman"/>
+        </w:rPr>
+        <w:t xml:space="preserve"> with performance based on the users previous two scenario performances, with relative difficulty variating based on the </w:t>
+      </w:r>
+      <w:proofErr w:type="gramStart"/>
+      <w:r>
+        <w:rPr>
+          <w:rFonts w:ascii="Times New Roman" w:hAnsi="Times New Roman" w:cs="Times New Roman"/>
+        </w:rPr>
+        <w:t>users</w:t>
+      </w:r>
+      <w:proofErr w:type="gramEnd"/>
+      <w:r>
+        <w:rPr>
+          <w:rFonts w:ascii="Times New Roman" w:hAnsi="Times New Roman" w:cs="Times New Roman"/>
+        </w:rPr>
+        <w:t xml:space="preserve"> current heart rate.</w:t>
       </w:r>
     </w:p>
     <w:p>
@@ -796,7 +868,35 @@
           <w:rFonts w:ascii="Times New Roman" w:hAnsi="Times New Roman" w:cs="Times New Roman"/>
         </w:rPr>
         <w:lastRenderedPageBreak/>
-        <w:t>Absence of Environmental Modifications – This project revolves solely around a velodrome map prototype, and does not take into account how changes in environment and surroundings impacts engagement, motivation, and performance.</w:t>
+        <w:t xml:space="preserve">Absence of Environmental Modifications – This project revolves solely around a velodrome map </w:t>
+      </w:r>
+      <w:proofErr w:type="gramStart"/>
+      <w:r>
+        <w:rPr>
+          <w:rFonts w:ascii="Times New Roman" w:hAnsi="Times New Roman" w:cs="Times New Roman"/>
+        </w:rPr>
+        <w:t>prototype, and</w:t>
+      </w:r>
+      <w:proofErr w:type="gramEnd"/>
+      <w:r>
+        <w:rPr>
+          <w:rFonts w:ascii="Times New Roman" w:hAnsi="Times New Roman" w:cs="Times New Roman"/>
+        </w:rPr>
+        <w:t xml:space="preserve"> does not </w:t>
+      </w:r>
+      <w:proofErr w:type="gramStart"/>
+      <w:r>
+        <w:rPr>
+          <w:rFonts w:ascii="Times New Roman" w:hAnsi="Times New Roman" w:cs="Times New Roman"/>
+        </w:rPr>
+        <w:t>take into account</w:t>
+      </w:r>
+      <w:proofErr w:type="gramEnd"/>
+      <w:r>
+        <w:rPr>
+          <w:rFonts w:ascii="Times New Roman" w:hAnsi="Times New Roman" w:cs="Times New Roman"/>
+        </w:rPr>
+        <w:t xml:space="preserve"> how changes in environment and surroundings impacts engagement, motivation, and performance.</w:t>
       </w:r>
     </w:p>
     <w:p>
@@ -873,20 +973,64 @@
         <w:rPr>
           <w:rFonts w:ascii="Times New Roman" w:hAnsi="Times New Roman" w:cs="Times New Roman"/>
         </w:rPr>
-        <w:t xml:space="preserve">but that they can also struggle with prolonged adherence similar to conventional exercise </w:t>
+        <w:t xml:space="preserve">but that they can also struggle with prolonged adherence </w:t>
+      </w:r>
+      <w:proofErr w:type="gramStart"/>
+      <w:r>
+        <w:rPr>
+          <w:rFonts w:ascii="Times New Roman" w:hAnsi="Times New Roman" w:cs="Times New Roman"/>
+        </w:rPr>
+        <w:t>similar to</w:t>
+      </w:r>
+      <w:proofErr w:type="gramEnd"/>
+      <w:r>
+        <w:rPr>
+          <w:rFonts w:ascii="Times New Roman" w:hAnsi="Times New Roman" w:cs="Times New Roman"/>
+        </w:rPr>
+        <w:t xml:space="preserve"> conventional exercise </w:t>
       </w:r>
       <w:r>
         <w:rPr>
           <w:rFonts w:ascii="Times New Roman" w:hAnsi="Times New Roman" w:cs="Times New Roman"/>
           <w:color w:val="FF0000"/>
         </w:rPr>
-        <w:t>(Mestre, Dagonneau &amp; Mercier, 2011)</w:t>
-      </w:r>
-      <w:r>
-        <w:rPr>
-          <w:rFonts w:ascii="Times New Roman" w:hAnsi="Times New Roman" w:cs="Times New Roman"/>
-        </w:rPr>
-        <w:t>. The focus on this project, however, is to see how changes in social dynamics in cooperative and competitive environments impact exercise adherence, enjoyment, motivation, and performance, and to additionally see if results correlate with particular personality types favouring different dynamics.</w:t>
+        <w:t xml:space="preserve">(Mestre, </w:t>
+      </w:r>
+      <w:proofErr w:type="spellStart"/>
+      <w:r>
+        <w:rPr>
+          <w:rFonts w:ascii="Times New Roman" w:hAnsi="Times New Roman" w:cs="Times New Roman"/>
+          <w:color w:val="FF0000"/>
+        </w:rPr>
+        <w:t>Dagonneau</w:t>
+      </w:r>
+      <w:proofErr w:type="spellEnd"/>
+      <w:r>
+        <w:rPr>
+          <w:rFonts w:ascii="Times New Roman" w:hAnsi="Times New Roman" w:cs="Times New Roman"/>
+          <w:color w:val="FF0000"/>
+        </w:rPr>
+        <w:t xml:space="preserve"> &amp; Mercier, 2011)</w:t>
+      </w:r>
+      <w:r>
+        <w:rPr>
+          <w:rFonts w:ascii="Times New Roman" w:hAnsi="Times New Roman" w:cs="Times New Roman"/>
+        </w:rPr>
+        <w:t xml:space="preserve">. The focus on this project, however, is to see how changes in social dynamics in cooperative and competitive environments impact exercise adherence, enjoyment, motivation, and performance, and to additionally see if results correlate with </w:t>
+      </w:r>
+      <w:proofErr w:type="gramStart"/>
+      <w:r>
+        <w:rPr>
+          <w:rFonts w:ascii="Times New Roman" w:hAnsi="Times New Roman" w:cs="Times New Roman"/>
+        </w:rPr>
+        <w:t>particular personality</w:t>
+      </w:r>
+      <w:proofErr w:type="gramEnd"/>
+      <w:r>
+        <w:rPr>
+          <w:rFonts w:ascii="Times New Roman" w:hAnsi="Times New Roman" w:cs="Times New Roman"/>
+        </w:rPr>
+        <w:t xml:space="preserve"> types favouring different dynamics.</w:t>
       </w:r>
     </w:p>
     <w:p>
@@ -925,7 +1069,21 @@
         <w:rPr>
           <w:rFonts w:ascii="Times New Roman" w:hAnsi="Times New Roman" w:cs="Times New Roman"/>
         </w:rPr>
-        <w:t xml:space="preserve">where users played against their self pretest score; (2) a cooperative mode with another player in the same physical space; (3) a mode with another player in parallel competition in separate physical spaces. In this study they found (3) parallel competition to be the optimal mode, resulting in high enjoyment and future play motivation and high physical intensity. </w:t>
+        <w:t xml:space="preserve">where users played against their </w:t>
+      </w:r>
+      <w:proofErr w:type="spellStart"/>
+      <w:r>
+        <w:rPr>
+          <w:rFonts w:ascii="Times New Roman" w:hAnsi="Times New Roman" w:cs="Times New Roman"/>
+        </w:rPr>
+        <w:t>self pretest</w:t>
+      </w:r>
+      <w:proofErr w:type="spellEnd"/>
+      <w:r>
+        <w:rPr>
+          <w:rFonts w:ascii="Times New Roman" w:hAnsi="Times New Roman" w:cs="Times New Roman"/>
+        </w:rPr>
+        <w:t xml:space="preserve"> score; (2) a cooperative mode with another player in the same physical space; (3) a mode with another player in parallel competition in separate physical spaces. In this study they found (3) parallel competition to be the optimal mode, resulting in high enjoyment and future play motivation and high physical intensity. </w:t>
       </w:r>
       <w:r>
         <w:rPr>
@@ -1075,7 +1233,21 @@
         <w:rPr>
           <w:rFonts w:ascii="Times New Roman" w:hAnsi="Times New Roman" w:cs="Times New Roman"/>
         </w:rPr>
-        <w:t>Unlike traditional feedback, which focuses on past performance, feedforward focuses on future possibilities and potential outcomes. Its about anticipating what might happen and guiding users toward desired results. Interactive feedforward takes this concept further by incorporating real-time interaction and feedback within the system. This allows for dynamic adjustments and improvements as the user progresses.</w:t>
+        <w:t xml:space="preserve">Unlike traditional feedback, which focuses on past performance, feedforward focuses on future possibilities and potential outcomes. </w:t>
+      </w:r>
+      <w:proofErr w:type="spellStart"/>
+      <w:r>
+        <w:rPr>
+          <w:rFonts w:ascii="Times New Roman" w:hAnsi="Times New Roman" w:cs="Times New Roman"/>
+        </w:rPr>
+        <w:t>Its</w:t>
+      </w:r>
+      <w:proofErr w:type="spellEnd"/>
+      <w:r>
+        <w:rPr>
+          <w:rFonts w:ascii="Times New Roman" w:hAnsi="Times New Roman" w:cs="Times New Roman"/>
+        </w:rPr>
+        <w:t xml:space="preserve"> about anticipating what might happen and guiding users toward desired results. Interactive feedforward takes this concept further by incorporating real-time interaction and feedback within the system. This allows for dynamic adjustments and improvements as the user progresses.</w:t>
       </w:r>
     </w:p>
     <w:p>
@@ -1132,7 +1304,21 @@
         <w:rPr>
           <w:rFonts w:ascii="Times New Roman" w:hAnsi="Times New Roman" w:cs="Times New Roman"/>
         </w:rPr>
-        <w:t xml:space="preserve"> to visualise the future potential performance of the user. During this study participants who engaged in the non-competitive scenario made an average performance gain of 8%, compared to the participants who engaged in the competitive scenario using interactive feedforward made an average performance gain of 16%. Additionally, participants in the competitive (Multi-Ghost) group found that they were more intrinsically motivated, had a greater perceived competence, and but in a greater amount of effort, compared to the solo cycling group (Non-Competitive)</w:t>
+        <w:t xml:space="preserve"> to visualise the future potential performance of the user. During this study participants who engaged in the non-competitive scenario made an average performance gain of 8%, compared to the participants who engaged in the competitive scenario using interactive feedforward made an average performance gain of 16%. Additionally, participants in the competitive (</w:t>
+      </w:r>
+      <w:proofErr w:type="gramStart"/>
+      <w:r>
+        <w:rPr>
+          <w:rFonts w:ascii="Times New Roman" w:hAnsi="Times New Roman" w:cs="Times New Roman"/>
+        </w:rPr>
+        <w:t>Multi-Ghost</w:t>
+      </w:r>
+      <w:proofErr w:type="gramEnd"/>
+      <w:r>
+        <w:rPr>
+          <w:rFonts w:ascii="Times New Roman" w:hAnsi="Times New Roman" w:cs="Times New Roman"/>
+        </w:rPr>
+        <w:t>) group found that they were more intrinsically motivated, had a greater perceived competence, and but in a greater amount of effort, compared to the solo cycling group (Non-Competitive)</w:t>
       </w:r>
       <w:r>
         <w:rPr>
@@ -1613,7 +1799,21 @@
           <w:rFonts w:ascii="Times New Roman" w:hAnsi="Times New Roman" w:cs="Times New Roman"/>
         </w:rPr>
         <w:lastRenderedPageBreak/>
-        <w:t xml:space="preserve">elements can include features such as points, challenges, levels, or badges in the contexts of exercise to increase motivation and enjoyment. Commercial VR exergames like Zwift, FitXR and Supernatural) use gamification heavily, but gamification isn’t the only path to user engagement, this project focuses adopts a minimalist approach, focusing instead on performance feedback and social dynamics to increase engagement. This allows users to concentrate on exertion without visual clutter distracting them from the workout. </w:t>
+        <w:t xml:space="preserve">elements can include features such as points, challenges, levels, or badges in the contexts of exercise to increase motivation and enjoyment. Commercial VR exergames like Zwift, </w:t>
+      </w:r>
+      <w:proofErr w:type="spellStart"/>
+      <w:r>
+        <w:rPr>
+          <w:rFonts w:ascii="Times New Roman" w:hAnsi="Times New Roman" w:cs="Times New Roman"/>
+        </w:rPr>
+        <w:t>FitXR</w:t>
+      </w:r>
+      <w:proofErr w:type="spellEnd"/>
+      <w:r>
+        <w:rPr>
+          <w:rFonts w:ascii="Times New Roman" w:hAnsi="Times New Roman" w:cs="Times New Roman"/>
+        </w:rPr>
+        <w:t xml:space="preserve"> and Supernatural) use gamification heavily, but gamification isn’t the only path to user engagement, this project focuses adopts a minimalist approach, focusing instead on performance feedback and social dynamics to increase engagement. This allows users to concentrate on exertion without visual clutter distracting them from the workout. </w:t>
       </w:r>
     </w:p>
     <w:p>
@@ -1681,7 +1881,21 @@
         <w:rPr>
           <w:rFonts w:ascii="Times New Roman" w:hAnsi="Times New Roman" w:cs="Times New Roman"/>
         </w:rPr>
-        <w:t xml:space="preserve">) demonstrated that a multighost competition model in VR cycling led to a 16% increase in performance over four weeks. This reinforces the idea that gamification is not required to drive improvement, rather, engaging challenges that evolve with the user, such as AI-based competition, can yield meaningful fitness outcomes. </w:t>
+        <w:t xml:space="preserve">) demonstrated that a </w:t>
+      </w:r>
+      <w:proofErr w:type="spellStart"/>
+      <w:r>
+        <w:rPr>
+          <w:rFonts w:ascii="Times New Roman" w:hAnsi="Times New Roman" w:cs="Times New Roman"/>
+        </w:rPr>
+        <w:t>multighost</w:t>
+      </w:r>
+      <w:proofErr w:type="spellEnd"/>
+      <w:r>
+        <w:rPr>
+          <w:rFonts w:ascii="Times New Roman" w:hAnsi="Times New Roman" w:cs="Times New Roman"/>
+        </w:rPr>
+        <w:t xml:space="preserve"> competition model in VR cycling led to a 16% increase in performance over four weeks. This reinforces the idea that gamification is not required to drive improvement, rather, engaging challenges that evolve with the user, such as AI-based competition, can yield meaningful fitness outcomes. </w:t>
       </w:r>
     </w:p>
     <w:p>
@@ -1736,12 +1950,21 @@
         </w:rPr>
         <w:t xml:space="preserve">While </w:t>
       </w:r>
+      <w:proofErr w:type="spellStart"/>
       <w:r>
         <w:rPr>
           <w:rFonts w:ascii="Times New Roman" w:hAnsi="Times New Roman" w:cs="Times New Roman"/>
           <w:color w:val="FF0000"/>
         </w:rPr>
-        <w:t>Cugelman (2013)</w:t>
+        <w:t>Cugelman</w:t>
+      </w:r>
+      <w:proofErr w:type="spellEnd"/>
+      <w:r>
+        <w:rPr>
+          <w:rFonts w:ascii="Times New Roman" w:hAnsi="Times New Roman" w:cs="Times New Roman"/>
+          <w:color w:val="FF0000"/>
+        </w:rPr>
+        <w:t xml:space="preserve"> (2013)</w:t>
       </w:r>
       <w:r>
         <w:rPr>
@@ -1832,7 +2055,35 @@
         <w:rPr>
           <w:rFonts w:ascii="Times New Roman" w:hAnsi="Times New Roman" w:cs="Times New Roman"/>
         </w:rPr>
-        <w:t xml:space="preserve">had users speed directly correlate to how fast the users cadence was, i.e. the faster you pedal the faster you go. This opens up research to flaws such as inconsistent pacing strategies across sessions where less physically active participants better learn how to prolong their workout </w:t>
+        <w:t xml:space="preserve">had users speed directly correlate to how fast the </w:t>
+      </w:r>
+      <w:proofErr w:type="gramStart"/>
+      <w:r>
+        <w:rPr>
+          <w:rFonts w:ascii="Times New Roman" w:hAnsi="Times New Roman" w:cs="Times New Roman"/>
+        </w:rPr>
+        <w:t>users</w:t>
+      </w:r>
+      <w:proofErr w:type="gramEnd"/>
+      <w:r>
+        <w:rPr>
+          <w:rFonts w:ascii="Times New Roman" w:hAnsi="Times New Roman" w:cs="Times New Roman"/>
+        </w:rPr>
+        <w:t xml:space="preserve"> cadence was, i.e. the faster you pedal the faster you go. This </w:t>
+      </w:r>
+      <w:proofErr w:type="gramStart"/>
+      <w:r>
+        <w:rPr>
+          <w:rFonts w:ascii="Times New Roman" w:hAnsi="Times New Roman" w:cs="Times New Roman"/>
+        </w:rPr>
+        <w:t>opens up</w:t>
+      </w:r>
+      <w:proofErr w:type="gramEnd"/>
+      <w:r>
+        <w:rPr>
+          <w:rFonts w:ascii="Times New Roman" w:hAnsi="Times New Roman" w:cs="Times New Roman"/>
+        </w:rPr>
+        <w:t xml:space="preserve"> research to flaws such as inconsistent pacing strategies across sessions where less physically active participants better learn how to prolong their workout </w:t>
       </w:r>
       <w:r>
         <w:rPr>
@@ -2360,7 +2611,21 @@
         <w:rPr>
           <w:rFonts w:ascii="Times New Roman" w:hAnsi="Times New Roman" w:cs="Times New Roman"/>
         </w:rPr>
-        <w:t>This scenario implements a cooperative team dynamics through:</w:t>
+        <w:t xml:space="preserve">This scenario implements a cooperative team </w:t>
+      </w:r>
+      <w:proofErr w:type="gramStart"/>
+      <w:r>
+        <w:rPr>
+          <w:rFonts w:ascii="Times New Roman" w:hAnsi="Times New Roman" w:cs="Times New Roman"/>
+        </w:rPr>
+        <w:t>dynamics</w:t>
+      </w:r>
+      <w:proofErr w:type="gramEnd"/>
+      <w:r>
+        <w:rPr>
+          <w:rFonts w:ascii="Times New Roman" w:hAnsi="Times New Roman" w:cs="Times New Roman"/>
+        </w:rPr>
+        <w:t xml:space="preserve"> through:</w:t>
       </w:r>
     </w:p>
     <w:p>
@@ -2458,7 +2723,21 @@
         <w:rPr>
           <w:rFonts w:ascii="Times New Roman" w:hAnsi="Times New Roman" w:cs="Times New Roman"/>
         </w:rPr>
-        <w:t>Racing against AI opponents calibrated to the users baseline performance and or cooperative performance (historical data)</w:t>
+        <w:t xml:space="preserve">Racing against AI opponents calibrated to the </w:t>
+      </w:r>
+      <w:proofErr w:type="gramStart"/>
+      <w:r>
+        <w:rPr>
+          <w:rFonts w:ascii="Times New Roman" w:hAnsi="Times New Roman" w:cs="Times New Roman"/>
+        </w:rPr>
+        <w:t>users</w:t>
+      </w:r>
+      <w:proofErr w:type="gramEnd"/>
+      <w:r>
+        <w:rPr>
+          <w:rFonts w:ascii="Times New Roman" w:hAnsi="Times New Roman" w:cs="Times New Roman"/>
+        </w:rPr>
+        <w:t xml:space="preserve"> baseline performance and or cooperative performance (historical data)</w:t>
       </w:r>
     </w:p>
     <w:p>
@@ -2607,7 +2886,35 @@
         <w:rPr>
           <w:rFonts w:ascii="Times New Roman" w:hAnsi="Times New Roman" w:cs="Times New Roman"/>
         </w:rPr>
-        <w:t>Each participant completed the same “Max Ramp Test” workout from Cardiff University’s VR Lab Wattbike Atom 2 exercise bike, giving them identical power output targets across all scenarios. ERG mode was used on the Wattbike to ensure consistent resistance regardless to participant effort.</w:t>
+        <w:t xml:space="preserve">Each participant completed the same “Max Ramp Test” workout from Cardiff University’s VR Lab </w:t>
+      </w:r>
+      <w:proofErr w:type="spellStart"/>
+      <w:r>
+        <w:rPr>
+          <w:rFonts w:ascii="Times New Roman" w:hAnsi="Times New Roman" w:cs="Times New Roman"/>
+        </w:rPr>
+        <w:t>Wattbike</w:t>
+      </w:r>
+      <w:proofErr w:type="spellEnd"/>
+      <w:r>
+        <w:rPr>
+          <w:rFonts w:ascii="Times New Roman" w:hAnsi="Times New Roman" w:cs="Times New Roman"/>
+        </w:rPr>
+        <w:t xml:space="preserve"> Atom 2 exercise bike, giving them identical power output targets across all scenarios. ERG mode was used on the </w:t>
+      </w:r>
+      <w:proofErr w:type="spellStart"/>
+      <w:r>
+        <w:rPr>
+          <w:rFonts w:ascii="Times New Roman" w:hAnsi="Times New Roman" w:cs="Times New Roman"/>
+        </w:rPr>
+        <w:t>Wattbike</w:t>
+      </w:r>
+      <w:proofErr w:type="spellEnd"/>
+      <w:r>
+        <w:rPr>
+          <w:rFonts w:ascii="Times New Roman" w:hAnsi="Times New Roman" w:cs="Times New Roman"/>
+        </w:rPr>
+        <w:t xml:space="preserve"> to ensure consistent resistance regardless to participant effort.</w:t>
       </w:r>
     </w:p>
     <w:p>
@@ -3026,7 +3333,21 @@
         <w:rPr>
           <w:rFonts w:ascii="Times New Roman" w:hAnsi="Times New Roman" w:cs="Times New Roman"/>
         </w:rPr>
-        <w:t>The project setup phase of the project involved becoming familiar with the facilities available, that being the VR Lab in the School of Computer Science and Informatics. This lab possessed the necessary hardware to complete this project, including Polar H10 Heartrate Monitors, Meta Quest 2’s, a Wattbike Atom 2 Exercise Bike, and a powerful desktop computer.</w:t>
+        <w:t xml:space="preserve">The project setup phase of the project involved becoming familiar with the facilities available, that being the VR Lab in the School of Computer Science and Informatics. This lab possessed the necessary hardware to complete this project, including Polar H10 Heartrate Monitors, Meta Quest 2’s, a </w:t>
+      </w:r>
+      <w:proofErr w:type="spellStart"/>
+      <w:r>
+        <w:rPr>
+          <w:rFonts w:ascii="Times New Roman" w:hAnsi="Times New Roman" w:cs="Times New Roman"/>
+        </w:rPr>
+        <w:t>Wattbike</w:t>
+      </w:r>
+      <w:proofErr w:type="spellEnd"/>
+      <w:r>
+        <w:rPr>
+          <w:rFonts w:ascii="Times New Roman" w:hAnsi="Times New Roman" w:cs="Times New Roman"/>
+        </w:rPr>
+        <w:t xml:space="preserve"> Atom 2 Exercise Bike, and a powerful desktop computer.</w:t>
       </w:r>
     </w:p>
     <w:p>
@@ -3095,12 +3416,14 @@
           <w:rFonts w:ascii="Times New Roman" w:hAnsi="Times New Roman" w:cs="Times New Roman"/>
         </w:rPr>
       </w:pPr>
+      <w:proofErr w:type="spellStart"/>
       <w:r>
         <w:rPr>
           <w:rFonts w:ascii="Times New Roman" w:hAnsi="Times New Roman" w:cs="Times New Roman"/>
         </w:rPr>
         <w:t>TextMeshPro</w:t>
       </w:r>
+      <w:proofErr w:type="spellEnd"/>
     </w:p>
     <w:p>
       <w:pPr>
@@ -3110,12 +3433,14 @@
           <w:rFonts w:ascii="Times New Roman" w:hAnsi="Times New Roman" w:cs="Times New Roman"/>
         </w:rPr>
       </w:pPr>
+      <w:proofErr w:type="spellStart"/>
       <w:r>
         <w:rPr>
           <w:rFonts w:ascii="Times New Roman" w:hAnsi="Times New Roman" w:cs="Times New Roman"/>
         </w:rPr>
         <w:t>UnityUI</w:t>
       </w:r>
+      <w:proofErr w:type="spellEnd"/>
     </w:p>
     <w:p>
       <w:pPr>
@@ -3170,11 +3495,19 @@
           <w:rFonts w:ascii="Times New Roman" w:hAnsi="Times New Roman" w:cs="Times New Roman"/>
         </w:rPr>
       </w:pPr>
-      <w:r>
-        <w:rPr>
-          <w:rFonts w:ascii="Times New Roman" w:hAnsi="Times New Roman" w:cs="Times New Roman"/>
-        </w:rPr>
-        <w:t>OpenXR Plugin</w:t>
+      <w:proofErr w:type="spellStart"/>
+      <w:r>
+        <w:rPr>
+          <w:rFonts w:ascii="Times New Roman" w:hAnsi="Times New Roman" w:cs="Times New Roman"/>
+        </w:rPr>
+        <w:t>OpenXR</w:t>
+      </w:r>
+      <w:proofErr w:type="spellEnd"/>
+      <w:r>
+        <w:rPr>
+          <w:rFonts w:ascii="Times New Roman" w:hAnsi="Times New Roman" w:cs="Times New Roman"/>
+        </w:rPr>
+        <w:t xml:space="preserve"> Plugin</w:t>
       </w:r>
     </w:p>
     <w:p>
@@ -3440,7 +3773,31 @@
         </w:drawing>
       </w:r>
       <w:r>
-        <w:t>The main menus the user uses are the calibration and the tutorial menu. The calibration menu is used to explain to users how to calibrate their headset before the workout to ensure that they are positioned facing forward in the unity scene and their hands land on the handlebars of the 3D bicycle model to improve immersion. The menu also uses a video recorded of what the calibration procedure looks like for the Meta Quest 2 using Unity’s Video Player component as well as the script CalibrationTutorialLoop.cs I wrote. This script is simply responsible for assigning the VideoPlayers target to the Unity RawImage in the menu.</w:t>
+        <w:t xml:space="preserve">The main menus the user uses are the calibration and the tutorial menu. The calibration menu is used to explain to users how to calibrate their headset before the workout to ensure that they are positioned facing forward in the unity scene and their hands land on the handlebars of the 3D bicycle model to improve immersion. The menu also uses a video recorded of what the calibration procedure looks like for the Meta Quest 2 using Unity’s Video Player component as well as the script </w:t>
+      </w:r>
+      <w:proofErr w:type="spellStart"/>
+      <w:r>
+        <w:t>CalibrationTutorialLoop.cs</w:t>
+      </w:r>
+      <w:proofErr w:type="spellEnd"/>
+      <w:r>
+        <w:t xml:space="preserve"> I wrote. This script is simply responsible for assigning the </w:t>
+      </w:r>
+      <w:proofErr w:type="spellStart"/>
+      <w:r>
+        <w:t>VideoPlayers</w:t>
+      </w:r>
+      <w:proofErr w:type="spellEnd"/>
+      <w:r>
+        <w:t xml:space="preserve"> target to the Unity </w:t>
+      </w:r>
+      <w:proofErr w:type="spellStart"/>
+      <w:r>
+        <w:t>RawImage</w:t>
+      </w:r>
+      <w:proofErr w:type="spellEnd"/>
+      <w:r>
+        <w:t xml:space="preserve"> in the menu.</w:t>
       </w:r>
     </w:p>
     <w:p>
@@ -3563,8 +3920,18 @@
           <w:sz w:val="24"/>
           <w:szCs w:val="24"/>
         </w:rPr>
-        <w:t>: CalibrationTutorialLoop.cs</w:t>
-      </w:r>
+        <w:t xml:space="preserve">: </w:t>
+      </w:r>
+      <w:proofErr w:type="spellStart"/>
+      <w:r>
+        <w:rPr>
+          <w:rFonts w:ascii="Times New Roman" w:hAnsi="Times New Roman" w:cs="Times New Roman"/>
+          <w:sz w:val="24"/>
+          <w:szCs w:val="24"/>
+        </w:rPr>
+        <w:t>CalibrationTutorialLoop.cs</w:t>
+      </w:r>
+      <w:proofErr w:type="spellEnd"/>
     </w:p>
     <w:p>
       <w:pPr>
@@ -3725,7 +4092,21 @@
         <w:rPr>
           <w:rFonts w:ascii="Times New Roman" w:hAnsi="Times New Roman" w:cs="Times New Roman"/>
         </w:rPr>
-        <w:t>-in XR Poke components and once clicked communicate with the SessionManager to set the scenario mode of the session. More on that in 3.3.2. Singleton Managers.</w:t>
+        <w:t xml:space="preserve">-in XR Poke components and once clicked communicate with the </w:t>
+      </w:r>
+      <w:proofErr w:type="spellStart"/>
+      <w:r>
+        <w:rPr>
+          <w:rFonts w:ascii="Times New Roman" w:hAnsi="Times New Roman" w:cs="Times New Roman"/>
+        </w:rPr>
+        <w:t>SessionManager</w:t>
+      </w:r>
+      <w:proofErr w:type="spellEnd"/>
+      <w:r>
+        <w:rPr>
+          <w:rFonts w:ascii="Times New Roman" w:hAnsi="Times New Roman" w:cs="Times New Roman"/>
+        </w:rPr>
+        <w:t xml:space="preserve"> to set the scenario mode of the session. More on that in 3.3.2. Singleton Managers.</w:t>
       </w:r>
     </w:p>
     <w:p>
@@ -3868,7 +4249,7 @@
           <w:noProof/>
         </w:rPr>
         <w:drawing>
-          <wp:anchor distT="0" distB="0" distL="114300" distR="114300" simplePos="0" relativeHeight="251659264" behindDoc="0" locked="0" layoutInCell="1" allowOverlap="1" wp14:anchorId="6DB218F0" wp14:editId="2D2405F0">
+          <wp:anchor distT="0" distB="0" distL="114300" distR="114300" simplePos="0" relativeHeight="251659264" behindDoc="0" locked="0" layoutInCell="1" allowOverlap="1" wp14:anchorId="6DB218F0" wp14:editId="5CDB3E81">
             <wp:simplePos x="0" y="0"/>
             <wp:positionH relativeFrom="margin">
               <wp:align>left</wp:align>
@@ -3950,23 +4331,145 @@
         </w:rPr>
         <w:t>.</w:t>
       </w:r>
-      <w:r>
-        <w:rPr>
-          <w:rFonts w:ascii="Times New Roman" w:hAnsi="Times New Roman" w:cs="Times New Roman"/>
-        </w:rPr>
-        <w:t>png images at the users devices persistent data path (e.g. Users/DefaultUser/Appdata/LocalLow /DefaultCompany/). For this feature to work the project contains</w:t>
-      </w:r>
-      <w:r>
-        <w:rPr>
-          <w:rFonts w:ascii="Times New Roman" w:hAnsi="Times New Roman" w:cs="Times New Roman"/>
-        </w:rPr>
-        <w:t xml:space="preserve"> two data visualisation scripts, DataVis.py and UnityGraphLoader.cs. The data visualisation module of this project begins within the UnityGraphLoader.cs</w:t>
-      </w:r>
-      <w:r>
-        <w:rPr>
-          <w:rFonts w:ascii="Times New Roman" w:hAnsi="Times New Roman" w:cs="Times New Roman"/>
-        </w:rPr>
-        <w:t xml:space="preserve">. Within this script is a public method called DataVisualisationScript() which takes the script name, the csv file names, and the output directory to save images in. It can be called through a UI button on the Developer Flatscreen UI implemented for convenience during prototyping and a failsafe for if Bluetooth devices disconnect mid workout, or automatically after a workout is finished. </w:t>
+      <w:proofErr w:type="spellStart"/>
+      <w:r>
+        <w:rPr>
+          <w:rFonts w:ascii="Times New Roman" w:hAnsi="Times New Roman" w:cs="Times New Roman"/>
+        </w:rPr>
+        <w:t>png</w:t>
+      </w:r>
+      <w:proofErr w:type="spellEnd"/>
+      <w:r>
+        <w:rPr>
+          <w:rFonts w:ascii="Times New Roman" w:hAnsi="Times New Roman" w:cs="Times New Roman"/>
+        </w:rPr>
+        <w:t xml:space="preserve"> images at the </w:t>
+      </w:r>
+      <w:proofErr w:type="gramStart"/>
+      <w:r>
+        <w:rPr>
+          <w:rFonts w:ascii="Times New Roman" w:hAnsi="Times New Roman" w:cs="Times New Roman"/>
+        </w:rPr>
+        <w:t>users</w:t>
+      </w:r>
+      <w:proofErr w:type="gramEnd"/>
+      <w:r>
+        <w:rPr>
+          <w:rFonts w:ascii="Times New Roman" w:hAnsi="Times New Roman" w:cs="Times New Roman"/>
+        </w:rPr>
+        <w:t xml:space="preserve"> devices persistent data path (e.g. Users/</w:t>
+      </w:r>
+      <w:proofErr w:type="spellStart"/>
+      <w:r>
+        <w:rPr>
+          <w:rFonts w:ascii="Times New Roman" w:hAnsi="Times New Roman" w:cs="Times New Roman"/>
+        </w:rPr>
+        <w:t>DefaultUser</w:t>
+      </w:r>
+      <w:proofErr w:type="spellEnd"/>
+      <w:r>
+        <w:rPr>
+          <w:rFonts w:ascii="Times New Roman" w:hAnsi="Times New Roman" w:cs="Times New Roman"/>
+        </w:rPr>
+        <w:t>/</w:t>
+      </w:r>
+      <w:proofErr w:type="spellStart"/>
+      <w:r>
+        <w:rPr>
+          <w:rFonts w:ascii="Times New Roman" w:hAnsi="Times New Roman" w:cs="Times New Roman"/>
+        </w:rPr>
+        <w:t>Appdata</w:t>
+      </w:r>
+      <w:proofErr w:type="spellEnd"/>
+      <w:r>
+        <w:rPr>
+          <w:rFonts w:ascii="Times New Roman" w:hAnsi="Times New Roman" w:cs="Times New Roman"/>
+        </w:rPr>
+        <w:t>/</w:t>
+      </w:r>
+      <w:proofErr w:type="spellStart"/>
+      <w:r>
+        <w:rPr>
+          <w:rFonts w:ascii="Times New Roman" w:hAnsi="Times New Roman" w:cs="Times New Roman"/>
+        </w:rPr>
+        <w:t>LocalLow</w:t>
+      </w:r>
+      <w:proofErr w:type="spellEnd"/>
+      <w:r>
+        <w:rPr>
+          <w:rFonts w:ascii="Times New Roman" w:hAnsi="Times New Roman" w:cs="Times New Roman"/>
+        </w:rPr>
+        <w:t xml:space="preserve"> /</w:t>
+      </w:r>
+      <w:proofErr w:type="spellStart"/>
+      <w:r>
+        <w:rPr>
+          <w:rFonts w:ascii="Times New Roman" w:hAnsi="Times New Roman" w:cs="Times New Roman"/>
+        </w:rPr>
+        <w:t>DefaultCompany</w:t>
+      </w:r>
+      <w:proofErr w:type="spellEnd"/>
+      <w:r>
+        <w:rPr>
+          <w:rFonts w:ascii="Times New Roman" w:hAnsi="Times New Roman" w:cs="Times New Roman"/>
+        </w:rPr>
+        <w:t>/). For this feature to work the project contains</w:t>
+      </w:r>
+      <w:r>
+        <w:rPr>
+          <w:rFonts w:ascii="Times New Roman" w:hAnsi="Times New Roman" w:cs="Times New Roman"/>
+        </w:rPr>
+        <w:t xml:space="preserve"> two data visualisation scripts, DataVis.py and </w:t>
+      </w:r>
+      <w:proofErr w:type="spellStart"/>
+      <w:r>
+        <w:rPr>
+          <w:rFonts w:ascii="Times New Roman" w:hAnsi="Times New Roman" w:cs="Times New Roman"/>
+        </w:rPr>
+        <w:t>UnityGraphLoader.cs</w:t>
+      </w:r>
+      <w:proofErr w:type="spellEnd"/>
+      <w:r>
+        <w:rPr>
+          <w:rFonts w:ascii="Times New Roman" w:hAnsi="Times New Roman" w:cs="Times New Roman"/>
+        </w:rPr>
+        <w:t xml:space="preserve">. The data visualisation module of this project begins within the </w:t>
+      </w:r>
+      <w:proofErr w:type="spellStart"/>
+      <w:r>
+        <w:rPr>
+          <w:rFonts w:ascii="Times New Roman" w:hAnsi="Times New Roman" w:cs="Times New Roman"/>
+        </w:rPr>
+        <w:t>UnityGraphLoader.cs</w:t>
+      </w:r>
+      <w:proofErr w:type="spellEnd"/>
+      <w:r>
+        <w:rPr>
+          <w:rFonts w:ascii="Times New Roman" w:hAnsi="Times New Roman" w:cs="Times New Roman"/>
+        </w:rPr>
+        <w:t xml:space="preserve">. Within this script is a public method called </w:t>
+      </w:r>
+      <w:proofErr w:type="spellStart"/>
+      <w:proofErr w:type="gramStart"/>
+      <w:r>
+        <w:rPr>
+          <w:rFonts w:ascii="Times New Roman" w:hAnsi="Times New Roman" w:cs="Times New Roman"/>
+        </w:rPr>
+        <w:t>DataVisualisationScript</w:t>
+      </w:r>
+      <w:proofErr w:type="spellEnd"/>
+      <w:r>
+        <w:rPr>
+          <w:rFonts w:ascii="Times New Roman" w:hAnsi="Times New Roman" w:cs="Times New Roman"/>
+        </w:rPr>
+        <w:t>(</w:t>
+      </w:r>
+      <w:proofErr w:type="gramEnd"/>
+      <w:r>
+        <w:rPr>
+          <w:rFonts w:ascii="Times New Roman" w:hAnsi="Times New Roman" w:cs="Times New Roman"/>
+        </w:rPr>
+        <w:t xml:space="preserve">) which takes the script name, the csv file names, and the output directory to save images in. It can be called through a UI button on the Developer Flatscreen UI implemented for convenience during prototyping and a failsafe for if Bluetooth devices disconnect mid workout, or automatically after a workout is finished. </w:t>
       </w:r>
     </w:p>
     <w:p>
@@ -4087,8 +4590,36 @@
           <w:sz w:val="24"/>
           <w:szCs w:val="24"/>
         </w:rPr>
-        <w:t>: RunDataVisualisationScript(...) - UnityGraphLoader.cs</w:t>
-      </w:r>
+        <w:t xml:space="preserve">: </w:t>
+      </w:r>
+      <w:proofErr w:type="spellStart"/>
+      <w:r>
+        <w:rPr>
+          <w:rFonts w:ascii="Times New Roman" w:hAnsi="Times New Roman" w:cs="Times New Roman"/>
+          <w:sz w:val="24"/>
+          <w:szCs w:val="24"/>
+        </w:rPr>
+        <w:t>RunDataVisualisationScript</w:t>
+      </w:r>
+      <w:proofErr w:type="spellEnd"/>
+      <w:r>
+        <w:rPr>
+          <w:rFonts w:ascii="Times New Roman" w:hAnsi="Times New Roman" w:cs="Times New Roman"/>
+          <w:sz w:val="24"/>
+          <w:szCs w:val="24"/>
+        </w:rPr>
+        <w:t xml:space="preserve">(...) - </w:t>
+      </w:r>
+      <w:proofErr w:type="spellStart"/>
+      <w:r>
+        <w:rPr>
+          <w:rFonts w:ascii="Times New Roman" w:hAnsi="Times New Roman" w:cs="Times New Roman"/>
+          <w:sz w:val="24"/>
+          <w:szCs w:val="24"/>
+        </w:rPr>
+        <w:t>UnityGraphLoader.cs</w:t>
+      </w:r>
+      <w:proofErr w:type="spellEnd"/>
     </w:p>
     <w:p>
       <w:pPr>
@@ -4113,7 +4644,21 @@
         <w:rPr>
           <w:rFonts w:ascii="Times New Roman" w:hAnsi="Times New Roman" w:cs="Times New Roman"/>
         </w:rPr>
-        <w:t xml:space="preserve"> local system by using Unity’s Application.persistentDataPath variable ensuring that the script works on different </w:t>
+        <w:t xml:space="preserve"> local system by using Unity’s </w:t>
+      </w:r>
+      <w:proofErr w:type="spellStart"/>
+      <w:r>
+        <w:rPr>
+          <w:rFonts w:ascii="Times New Roman" w:hAnsi="Times New Roman" w:cs="Times New Roman"/>
+        </w:rPr>
+        <w:t>Application.persistentDataPath</w:t>
+      </w:r>
+      <w:proofErr w:type="spellEnd"/>
+      <w:r>
+        <w:rPr>
+          <w:rFonts w:ascii="Times New Roman" w:hAnsi="Times New Roman" w:cs="Times New Roman"/>
+        </w:rPr>
+        <w:t xml:space="preserve"> variable ensuring that the script works on different </w:t>
       </w:r>
       <w:r>
         <w:rPr>
@@ -4143,7 +4688,35 @@
         <w:rPr>
           <w:rFonts w:ascii="Times New Roman" w:hAnsi="Times New Roman" w:cs="Times New Roman"/>
         </w:rPr>
-        <w:t xml:space="preserve"> to the persistentDataPath if necessary to ensure that it works at runtime. Once that is done the script creates a new Process from the System.Diagnostics namespace and executes the necessary command running the python script </w:t>
+        <w:t xml:space="preserve"> to the </w:t>
+      </w:r>
+      <w:proofErr w:type="spellStart"/>
+      <w:r>
+        <w:rPr>
+          <w:rFonts w:ascii="Times New Roman" w:hAnsi="Times New Roman" w:cs="Times New Roman"/>
+        </w:rPr>
+        <w:t>persistentDataPath</w:t>
+      </w:r>
+      <w:proofErr w:type="spellEnd"/>
+      <w:r>
+        <w:rPr>
+          <w:rFonts w:ascii="Times New Roman" w:hAnsi="Times New Roman" w:cs="Times New Roman"/>
+        </w:rPr>
+        <w:t xml:space="preserve"> if necessary to ensure that it works at runtime. Once that is done the script creates a new Process from the </w:t>
+      </w:r>
+      <w:proofErr w:type="spellStart"/>
+      <w:r>
+        <w:rPr>
+          <w:rFonts w:ascii="Times New Roman" w:hAnsi="Times New Roman" w:cs="Times New Roman"/>
+        </w:rPr>
+        <w:t>System.Diagnostics</w:t>
+      </w:r>
+      <w:proofErr w:type="spellEnd"/>
+      <w:r>
+        <w:rPr>
+          <w:rFonts w:ascii="Times New Roman" w:hAnsi="Times New Roman" w:cs="Times New Roman"/>
+        </w:rPr>
+        <w:t xml:space="preserve"> namespace and executes the necessary command running the python script </w:t>
       </w:r>
       <w:r>
         <w:rPr>
@@ -4276,21 +4849,85 @@
           <w:sz w:val="24"/>
           <w:szCs w:val="24"/>
         </w:rPr>
-        <w:t>: LoadImage(...) - UnityGraphLoader.cs</w:t>
-      </w:r>
-    </w:p>
-    <w:p>
-      <w:pPr>
-        <w:spacing w:line="360" w:lineRule="auto"/>
-        <w:rPr>
-          <w:rFonts w:ascii="Times New Roman" w:hAnsi="Times New Roman" w:cs="Times New Roman"/>
-        </w:rPr>
-      </w:pPr>
-      <w:r>
-        <w:rPr>
-          <w:rFonts w:ascii="Times New Roman" w:hAnsi="Times New Roman" w:cs="Times New Roman"/>
-        </w:rPr>
-        <w:t xml:space="preserve">Once the process is executed successfully, LoadImage() is called to retrieve the images from the output folder, this method takes in a reference to the Unity RawImage component </w:t>
+        <w:t xml:space="preserve">: </w:t>
+      </w:r>
+      <w:proofErr w:type="spellStart"/>
+      <w:r>
+        <w:rPr>
+          <w:rFonts w:ascii="Times New Roman" w:hAnsi="Times New Roman" w:cs="Times New Roman"/>
+          <w:sz w:val="24"/>
+          <w:szCs w:val="24"/>
+        </w:rPr>
+        <w:t>LoadImage</w:t>
+      </w:r>
+      <w:proofErr w:type="spellEnd"/>
+      <w:r>
+        <w:rPr>
+          <w:rFonts w:ascii="Times New Roman" w:hAnsi="Times New Roman" w:cs="Times New Roman"/>
+          <w:sz w:val="24"/>
+          <w:szCs w:val="24"/>
+        </w:rPr>
+        <w:t xml:space="preserve">(...) - </w:t>
+      </w:r>
+      <w:proofErr w:type="spellStart"/>
+      <w:r>
+        <w:rPr>
+          <w:rFonts w:ascii="Times New Roman" w:hAnsi="Times New Roman" w:cs="Times New Roman"/>
+          <w:sz w:val="24"/>
+          <w:szCs w:val="24"/>
+        </w:rPr>
+        <w:t>UnityGraphLoader.cs</w:t>
+      </w:r>
+      <w:proofErr w:type="spellEnd"/>
+    </w:p>
+    <w:p>
+      <w:pPr>
+        <w:spacing w:line="360" w:lineRule="auto"/>
+        <w:rPr>
+          <w:rFonts w:ascii="Times New Roman" w:hAnsi="Times New Roman" w:cs="Times New Roman"/>
+        </w:rPr>
+      </w:pPr>
+      <w:r>
+        <w:rPr>
+          <w:rFonts w:ascii="Times New Roman" w:hAnsi="Times New Roman" w:cs="Times New Roman"/>
+        </w:rPr>
+        <w:t xml:space="preserve">Once the process is executed successfully, </w:t>
+      </w:r>
+      <w:proofErr w:type="spellStart"/>
+      <w:proofErr w:type="gramStart"/>
+      <w:r>
+        <w:rPr>
+          <w:rFonts w:ascii="Times New Roman" w:hAnsi="Times New Roman" w:cs="Times New Roman"/>
+        </w:rPr>
+        <w:t>LoadImage</w:t>
+      </w:r>
+      <w:proofErr w:type="spellEnd"/>
+      <w:r>
+        <w:rPr>
+          <w:rFonts w:ascii="Times New Roman" w:hAnsi="Times New Roman" w:cs="Times New Roman"/>
+        </w:rPr>
+        <w:t>(</w:t>
+      </w:r>
+      <w:proofErr w:type="gramEnd"/>
+      <w:r>
+        <w:rPr>
+          <w:rFonts w:ascii="Times New Roman" w:hAnsi="Times New Roman" w:cs="Times New Roman"/>
+        </w:rPr>
+        <w:t xml:space="preserve">) is called to retrieve the images from the output folder, this method takes in a reference to the Unity </w:t>
+      </w:r>
+      <w:proofErr w:type="spellStart"/>
+      <w:r>
+        <w:rPr>
+          <w:rFonts w:ascii="Times New Roman" w:hAnsi="Times New Roman" w:cs="Times New Roman"/>
+        </w:rPr>
+        <w:t>RawImage</w:t>
+      </w:r>
+      <w:proofErr w:type="spellEnd"/>
+      <w:r>
+        <w:rPr>
+          <w:rFonts w:ascii="Times New Roman" w:hAnsi="Times New Roman" w:cs="Times New Roman"/>
+        </w:rPr>
+        <w:t xml:space="preserve"> component </w:t>
       </w:r>
       <w:r>
         <w:rPr>
@@ -4302,27 +4939,83 @@
         <w:rPr>
           <w:rFonts w:ascii="Times New Roman" w:hAnsi="Times New Roman" w:cs="Times New Roman"/>
         </w:rPr>
-        <w:t xml:space="preserve"> texture will be modified to the .png, as well as the string output directory path. From this it checks if the directory exists and if so reads the data and generates it into a new texture 2</w:t>
-      </w:r>
-      <w:r>
-        <w:rPr>
-          <w:rFonts w:ascii="Times New Roman" w:hAnsi="Times New Roman" w:cs="Times New Roman"/>
-        </w:rPr>
-        <w:t xml:space="preserve">D object to be inserted into the RawImage reference, else it logs an error telling the user the image is not found. </w:t>
-      </w:r>
-    </w:p>
-    <w:p>
-      <w:pPr>
-        <w:spacing w:line="360" w:lineRule="auto"/>
-        <w:rPr>
-          <w:rFonts w:ascii="Times New Roman" w:hAnsi="Times New Roman" w:cs="Times New Roman"/>
-        </w:rPr>
-      </w:pPr>
-      <w:r>
-        <w:rPr>
-          <w:rFonts w:ascii="Times New Roman" w:hAnsi="Times New Roman" w:cs="Times New Roman"/>
-        </w:rPr>
-        <w:t xml:space="preserve">The DataVis.py script is responsible for the plot processing of the graphs that are used in the UnityGraphLoader.cs script. The command within the Unity script is responsible for running this python file at runtime as Unity does not natively support it. </w:t>
+        <w:t xml:space="preserve"> texture will be modified to the .</w:t>
+      </w:r>
+      <w:proofErr w:type="spellStart"/>
+      <w:r>
+        <w:rPr>
+          <w:rFonts w:ascii="Times New Roman" w:hAnsi="Times New Roman" w:cs="Times New Roman"/>
+        </w:rPr>
+        <w:t>png</w:t>
+      </w:r>
+      <w:proofErr w:type="spellEnd"/>
+      <w:r>
+        <w:rPr>
+          <w:rFonts w:ascii="Times New Roman" w:hAnsi="Times New Roman" w:cs="Times New Roman"/>
+        </w:rPr>
+        <w:t xml:space="preserve">, as well as the string output directory path. From this it checks if the directory exists and if </w:t>
+      </w:r>
+      <w:proofErr w:type="gramStart"/>
+      <w:r>
+        <w:rPr>
+          <w:rFonts w:ascii="Times New Roman" w:hAnsi="Times New Roman" w:cs="Times New Roman"/>
+        </w:rPr>
+        <w:t>so</w:t>
+      </w:r>
+      <w:proofErr w:type="gramEnd"/>
+      <w:r>
+        <w:rPr>
+          <w:rFonts w:ascii="Times New Roman" w:hAnsi="Times New Roman" w:cs="Times New Roman"/>
+        </w:rPr>
+        <w:t xml:space="preserve"> reads the data and generates it into a new texture 2</w:t>
+      </w:r>
+      <w:r>
+        <w:rPr>
+          <w:rFonts w:ascii="Times New Roman" w:hAnsi="Times New Roman" w:cs="Times New Roman"/>
+        </w:rPr>
+        <w:t xml:space="preserve">D object to be inserted into the </w:t>
+      </w:r>
+      <w:proofErr w:type="spellStart"/>
+      <w:r>
+        <w:rPr>
+          <w:rFonts w:ascii="Times New Roman" w:hAnsi="Times New Roman" w:cs="Times New Roman"/>
+        </w:rPr>
+        <w:t>RawImage</w:t>
+      </w:r>
+      <w:proofErr w:type="spellEnd"/>
+      <w:r>
+        <w:rPr>
+          <w:rFonts w:ascii="Times New Roman" w:hAnsi="Times New Roman" w:cs="Times New Roman"/>
+        </w:rPr>
+        <w:t xml:space="preserve"> reference, else it logs an error telling the user the image is not found. </w:t>
+      </w:r>
+    </w:p>
+    <w:p>
+      <w:pPr>
+        <w:spacing w:line="360" w:lineRule="auto"/>
+        <w:rPr>
+          <w:rFonts w:ascii="Times New Roman" w:hAnsi="Times New Roman" w:cs="Times New Roman"/>
+        </w:rPr>
+      </w:pPr>
+      <w:r>
+        <w:rPr>
+          <w:rFonts w:ascii="Times New Roman" w:hAnsi="Times New Roman" w:cs="Times New Roman"/>
+        </w:rPr>
+        <w:t xml:space="preserve">The DataVis.py script is responsible for the plot processing of the graphs that are used in the </w:t>
+      </w:r>
+      <w:proofErr w:type="spellStart"/>
+      <w:r>
+        <w:rPr>
+          <w:rFonts w:ascii="Times New Roman" w:hAnsi="Times New Roman" w:cs="Times New Roman"/>
+        </w:rPr>
+        <w:t>UnityGraphLoader.cs</w:t>
+      </w:r>
+      <w:proofErr w:type="spellEnd"/>
+      <w:r>
+        <w:rPr>
+          <w:rFonts w:ascii="Times New Roman" w:hAnsi="Times New Roman" w:cs="Times New Roman"/>
+        </w:rPr>
+        <w:t xml:space="preserve"> script. The command within the Unity script is responsible for running this python file at runtime as Unity does not natively support it. </w:t>
       </w:r>
     </w:p>
     <w:p>
@@ -4583,21 +5276,67 @@
           <w:sz w:val="24"/>
           <w:szCs w:val="24"/>
         </w:rPr>
-        <w:t>: load_data(...) - DataVis.py</w:t>
-      </w:r>
-    </w:p>
-    <w:p>
-      <w:pPr>
-        <w:spacing w:line="360" w:lineRule="auto"/>
-        <w:rPr>
-          <w:rFonts w:ascii="Times New Roman" w:hAnsi="Times New Roman" w:cs="Times New Roman"/>
-        </w:rPr>
-      </w:pPr>
-      <w:r>
-        <w:rPr>
-          <w:rFonts w:ascii="Times New Roman" w:hAnsi="Times New Roman" w:cs="Times New Roman"/>
-        </w:rPr>
-        <w:t>Above is the load_data() method</w:t>
+        <w:t xml:space="preserve">: </w:t>
+      </w:r>
+      <w:proofErr w:type="spellStart"/>
+      <w:r>
+        <w:rPr>
+          <w:rFonts w:ascii="Times New Roman" w:hAnsi="Times New Roman" w:cs="Times New Roman"/>
+          <w:sz w:val="24"/>
+          <w:szCs w:val="24"/>
+        </w:rPr>
+        <w:t>load_data</w:t>
+      </w:r>
+      <w:proofErr w:type="spellEnd"/>
+      <w:r>
+        <w:rPr>
+          <w:rFonts w:ascii="Times New Roman" w:hAnsi="Times New Roman" w:cs="Times New Roman"/>
+          <w:sz w:val="24"/>
+          <w:szCs w:val="24"/>
+        </w:rPr>
+        <w:t>(...) - DataVis.py</w:t>
+      </w:r>
+    </w:p>
+    <w:p>
+      <w:pPr>
+        <w:spacing w:line="360" w:lineRule="auto"/>
+        <w:rPr>
+          <w:rFonts w:ascii="Times New Roman" w:hAnsi="Times New Roman" w:cs="Times New Roman"/>
+        </w:rPr>
+      </w:pPr>
+      <w:r>
+        <w:rPr>
+          <w:rFonts w:ascii="Times New Roman" w:hAnsi="Times New Roman" w:cs="Times New Roman"/>
+        </w:rPr>
+        <w:t xml:space="preserve">Above is the </w:t>
+      </w:r>
+      <w:proofErr w:type="spellStart"/>
+      <w:r>
+        <w:rPr>
+          <w:rFonts w:ascii="Times New Roman" w:hAnsi="Times New Roman" w:cs="Times New Roman"/>
+        </w:rPr>
+        <w:t>load_</w:t>
+      </w:r>
+      <w:proofErr w:type="gramStart"/>
+      <w:r>
+        <w:rPr>
+          <w:rFonts w:ascii="Times New Roman" w:hAnsi="Times New Roman" w:cs="Times New Roman"/>
+        </w:rPr>
+        <w:t>data</w:t>
+      </w:r>
+      <w:proofErr w:type="spellEnd"/>
+      <w:r>
+        <w:rPr>
+          <w:rFonts w:ascii="Times New Roman" w:hAnsi="Times New Roman" w:cs="Times New Roman"/>
+        </w:rPr>
+        <w:t>(</w:t>
+      </w:r>
+      <w:proofErr w:type="gramEnd"/>
+      <w:r>
+        <w:rPr>
+          <w:rFonts w:ascii="Times New Roman" w:hAnsi="Times New Roman" w:cs="Times New Roman"/>
+        </w:rPr>
+        <w:t>) method</w:t>
       </w:r>
       <w:r>
         <w:rPr>
@@ -4609,7 +5348,21 @@
         <w:rPr>
           <w:rFonts w:ascii="Times New Roman" w:hAnsi="Times New Roman" w:cs="Times New Roman"/>
         </w:rPr>
-        <w:t>This function is responsible for retrieving the CSV file from the given path and converting it into a pandas data frame to be processible using pythons matplotlib. This method implements effective debugging, and sufficient error handling.</w:t>
+        <w:t xml:space="preserve">This function is responsible for retrieving the CSV file from the given path and converting it into a </w:t>
+      </w:r>
+      <w:proofErr w:type="gramStart"/>
+      <w:r>
+        <w:rPr>
+          <w:rFonts w:ascii="Times New Roman" w:hAnsi="Times New Roman" w:cs="Times New Roman"/>
+        </w:rPr>
+        <w:t>pandas</w:t>
+      </w:r>
+      <w:proofErr w:type="gramEnd"/>
+      <w:r>
+        <w:rPr>
+          <w:rFonts w:ascii="Times New Roman" w:hAnsi="Times New Roman" w:cs="Times New Roman"/>
+        </w:rPr>
+        <w:t xml:space="preserve"> data frame to be processible using pythons matplotlib. This method implements effective debugging, and sufficient error handling.</w:t>
       </w:r>
     </w:p>
     <w:p>
@@ -4729,21 +5482,67 @@
           <w:sz w:val="24"/>
           <w:szCs w:val="24"/>
         </w:rPr>
-        <w:t>: plot_combined(...) - DataVis.py</w:t>
-      </w:r>
-    </w:p>
-    <w:p>
-      <w:pPr>
-        <w:spacing w:line="360" w:lineRule="auto"/>
-        <w:rPr>
-          <w:rFonts w:ascii="Times New Roman" w:hAnsi="Times New Roman" w:cs="Times New Roman"/>
-        </w:rPr>
-      </w:pPr>
-      <w:r>
-        <w:rPr>
-          <w:rFonts w:ascii="Times New Roman" w:hAnsi="Times New Roman" w:cs="Times New Roman"/>
-        </w:rPr>
-        <w:t xml:space="preserve">Above is the plot_combined() method implemented using pythons matplotlib to generate the graph and save it to the desired output path. The method plots both power and heartrate data to one graph and sets the axis limiters to the max and min values the user output during their workout to ensure that the graphs remain presentable. </w:t>
+        <w:t xml:space="preserve">: </w:t>
+      </w:r>
+      <w:proofErr w:type="spellStart"/>
+      <w:r>
+        <w:rPr>
+          <w:rFonts w:ascii="Times New Roman" w:hAnsi="Times New Roman" w:cs="Times New Roman"/>
+          <w:sz w:val="24"/>
+          <w:szCs w:val="24"/>
+        </w:rPr>
+        <w:t>plot_combined</w:t>
+      </w:r>
+      <w:proofErr w:type="spellEnd"/>
+      <w:r>
+        <w:rPr>
+          <w:rFonts w:ascii="Times New Roman" w:hAnsi="Times New Roman" w:cs="Times New Roman"/>
+          <w:sz w:val="24"/>
+          <w:szCs w:val="24"/>
+        </w:rPr>
+        <w:t>(...) - DataVis.py</w:t>
+      </w:r>
+    </w:p>
+    <w:p>
+      <w:pPr>
+        <w:spacing w:line="360" w:lineRule="auto"/>
+        <w:rPr>
+          <w:rFonts w:ascii="Times New Roman" w:hAnsi="Times New Roman" w:cs="Times New Roman"/>
+        </w:rPr>
+      </w:pPr>
+      <w:r>
+        <w:rPr>
+          <w:rFonts w:ascii="Times New Roman" w:hAnsi="Times New Roman" w:cs="Times New Roman"/>
+        </w:rPr>
+        <w:t xml:space="preserve">Above is the </w:t>
+      </w:r>
+      <w:proofErr w:type="spellStart"/>
+      <w:r>
+        <w:rPr>
+          <w:rFonts w:ascii="Times New Roman" w:hAnsi="Times New Roman" w:cs="Times New Roman"/>
+        </w:rPr>
+        <w:t>plot_</w:t>
+      </w:r>
+      <w:proofErr w:type="gramStart"/>
+      <w:r>
+        <w:rPr>
+          <w:rFonts w:ascii="Times New Roman" w:hAnsi="Times New Roman" w:cs="Times New Roman"/>
+        </w:rPr>
+        <w:t>combined</w:t>
+      </w:r>
+      <w:proofErr w:type="spellEnd"/>
+      <w:r>
+        <w:rPr>
+          <w:rFonts w:ascii="Times New Roman" w:hAnsi="Times New Roman" w:cs="Times New Roman"/>
+        </w:rPr>
+        <w:t>(</w:t>
+      </w:r>
+      <w:proofErr w:type="gramEnd"/>
+      <w:r>
+        <w:rPr>
+          <w:rFonts w:ascii="Times New Roman" w:hAnsi="Times New Roman" w:cs="Times New Roman"/>
+        </w:rPr>
+        <w:t xml:space="preserve">) method implemented using pythons matplotlib to generate the graph and save it to the desired output path. The method plots both power and heartrate data to one graph and sets the axis limiters to the max and min values the user output during their workout to ensure that the graphs remain presentable. </w:t>
       </w:r>
     </w:p>
     <w:p>
@@ -4774,7 +5573,15 @@
         <w:t xml:space="preserve">The heads-up display is the sole user interface for the player whilst they participate in their workout. They are presented with critical information in real-time as well as feedback from the data logging system and session information. </w:t>
       </w:r>
       <w:r>
-        <w:t xml:space="preserve">Within the Unity project the HUD is ultimately a projection of what the DataManager Singleton is observing every second. Below is a system diagram of how this works. </w:t>
+        <w:t xml:space="preserve">Within the Unity project the HUD is ultimately a projection of what the </w:t>
+      </w:r>
+      <w:proofErr w:type="spellStart"/>
+      <w:r>
+        <w:t>DataManager</w:t>
+      </w:r>
+      <w:proofErr w:type="spellEnd"/>
+      <w:r>
+        <w:t xml:space="preserve"> Singleton is observing every second. Below is a system diagram of how this works. </w:t>
       </w:r>
     </w:p>
     <w:p>
@@ -4910,7 +5717,71 @@
         <w:rPr>
           <w:rFonts w:ascii="Times New Roman" w:hAnsi="Times New Roman" w:cs="Times New Roman"/>
         </w:rPr>
-        <w:t xml:space="preserve">The HUD’s logic is simple as it is mainly manipulating TextMeshPro assets within the scene. It comprises of a public method UpdateText() utilised by the DataManager that updates what the text is displaying. An Update() function to be called every frame ensuring that the transform component of the HUD is consistently facing the camera (VR headset position) to ensure that wherever the player is looking the HUD will always be readable. And two public methods that are called when the user presses the two buttons built into the HUD, one of which is used to toggle the information if the user prefers to not see how they are performing, and the other is used to end the workout and return to the main menu area. </w:t>
+        <w:t xml:space="preserve">The HUD’s logic is simple as it is mainly manipulating </w:t>
+      </w:r>
+      <w:proofErr w:type="spellStart"/>
+      <w:r>
+        <w:rPr>
+          <w:rFonts w:ascii="Times New Roman" w:hAnsi="Times New Roman" w:cs="Times New Roman"/>
+        </w:rPr>
+        <w:t>TextMeshPro</w:t>
+      </w:r>
+      <w:proofErr w:type="spellEnd"/>
+      <w:r>
+        <w:rPr>
+          <w:rFonts w:ascii="Times New Roman" w:hAnsi="Times New Roman" w:cs="Times New Roman"/>
+        </w:rPr>
+        <w:t xml:space="preserve"> assets within the scene. It comprises of a public method </w:t>
+      </w:r>
+      <w:proofErr w:type="spellStart"/>
+      <w:proofErr w:type="gramStart"/>
+      <w:r>
+        <w:rPr>
+          <w:rFonts w:ascii="Times New Roman" w:hAnsi="Times New Roman" w:cs="Times New Roman"/>
+        </w:rPr>
+        <w:t>UpdateText</w:t>
+      </w:r>
+      <w:proofErr w:type="spellEnd"/>
+      <w:r>
+        <w:rPr>
+          <w:rFonts w:ascii="Times New Roman" w:hAnsi="Times New Roman" w:cs="Times New Roman"/>
+        </w:rPr>
+        <w:t>(</w:t>
+      </w:r>
+      <w:proofErr w:type="gramEnd"/>
+      <w:r>
+        <w:rPr>
+          <w:rFonts w:ascii="Times New Roman" w:hAnsi="Times New Roman" w:cs="Times New Roman"/>
+        </w:rPr>
+        <w:t xml:space="preserve">) utilised by the </w:t>
+      </w:r>
+      <w:proofErr w:type="spellStart"/>
+      <w:r>
+        <w:rPr>
+          <w:rFonts w:ascii="Times New Roman" w:hAnsi="Times New Roman" w:cs="Times New Roman"/>
+        </w:rPr>
+        <w:t>DataManager</w:t>
+      </w:r>
+      <w:proofErr w:type="spellEnd"/>
+      <w:r>
+        <w:rPr>
+          <w:rFonts w:ascii="Times New Roman" w:hAnsi="Times New Roman" w:cs="Times New Roman"/>
+        </w:rPr>
+        <w:t xml:space="preserve"> that updates what the text is displaying. An </w:t>
+      </w:r>
+      <w:proofErr w:type="gramStart"/>
+      <w:r>
+        <w:rPr>
+          <w:rFonts w:ascii="Times New Roman" w:hAnsi="Times New Roman" w:cs="Times New Roman"/>
+        </w:rPr>
+        <w:t>Update(</w:t>
+      </w:r>
+      <w:proofErr w:type="gramEnd"/>
+      <w:r>
+        <w:rPr>
+          <w:rFonts w:ascii="Times New Roman" w:hAnsi="Times New Roman" w:cs="Times New Roman"/>
+        </w:rPr>
+        <w:t xml:space="preserve">) function to be called every frame ensuring that the transform component of the HUD is consistently facing the camera (VR headset position) to ensure that wherever the player is looking the HUD will always be readable. And two public methods that are called when the user presses the two buttons built into the HUD, one of which is used to toggle the information if the user prefers to not see how they are performing, and the other is used to end the workout and return to the main menu area. </w:t>
       </w:r>
     </w:p>
     <w:p>
@@ -5051,7 +5922,93 @@
         <w:rPr>
           <w:rFonts w:ascii="Times New Roman" w:hAnsi="Times New Roman" w:cs="Times New Roman"/>
         </w:rPr>
-        <w:t>The DataManager utilises the HUD in the UpdateHUD() method within its class, this method is called once per frame and comprises of updating text for all of the variables that are to be presented to the user. In code form this is a batch of if statements checking if the reference to the TextMeshPro asset in the scene isn’t null and then proceeding to call the UpdateText() method if the condition is met.</w:t>
+        <w:t xml:space="preserve">The </w:t>
+      </w:r>
+      <w:proofErr w:type="spellStart"/>
+      <w:r>
+        <w:rPr>
+          <w:rFonts w:ascii="Times New Roman" w:hAnsi="Times New Roman" w:cs="Times New Roman"/>
+        </w:rPr>
+        <w:t>DataManager</w:t>
+      </w:r>
+      <w:proofErr w:type="spellEnd"/>
+      <w:r>
+        <w:rPr>
+          <w:rFonts w:ascii="Times New Roman" w:hAnsi="Times New Roman" w:cs="Times New Roman"/>
+        </w:rPr>
+        <w:t xml:space="preserve"> utilises the HUD in the </w:t>
+      </w:r>
+      <w:proofErr w:type="spellStart"/>
+      <w:proofErr w:type="gramStart"/>
+      <w:r>
+        <w:rPr>
+          <w:rFonts w:ascii="Times New Roman" w:hAnsi="Times New Roman" w:cs="Times New Roman"/>
+        </w:rPr>
+        <w:t>UpdateHUD</w:t>
+      </w:r>
+      <w:proofErr w:type="spellEnd"/>
+      <w:r>
+        <w:rPr>
+          <w:rFonts w:ascii="Times New Roman" w:hAnsi="Times New Roman" w:cs="Times New Roman"/>
+        </w:rPr>
+        <w:t>(</w:t>
+      </w:r>
+      <w:proofErr w:type="gramEnd"/>
+      <w:r>
+        <w:rPr>
+          <w:rFonts w:ascii="Times New Roman" w:hAnsi="Times New Roman" w:cs="Times New Roman"/>
+        </w:rPr>
+        <w:t xml:space="preserve">) method within its class, this method is called once per frame and comprises of updating text for </w:t>
+      </w:r>
+      <w:proofErr w:type="gramStart"/>
+      <w:r>
+        <w:rPr>
+          <w:rFonts w:ascii="Times New Roman" w:hAnsi="Times New Roman" w:cs="Times New Roman"/>
+        </w:rPr>
+        <w:t>all of</w:t>
+      </w:r>
+      <w:proofErr w:type="gramEnd"/>
+      <w:r>
+        <w:rPr>
+          <w:rFonts w:ascii="Times New Roman" w:hAnsi="Times New Roman" w:cs="Times New Roman"/>
+        </w:rPr>
+        <w:t xml:space="preserve"> the variables that are to be presented to the user. In code form this is a batch of if statements checking if the reference to the </w:t>
+      </w:r>
+      <w:proofErr w:type="spellStart"/>
+      <w:r>
+        <w:rPr>
+          <w:rFonts w:ascii="Times New Roman" w:hAnsi="Times New Roman" w:cs="Times New Roman"/>
+        </w:rPr>
+        <w:t>TextMeshPro</w:t>
+      </w:r>
+      <w:proofErr w:type="spellEnd"/>
+      <w:r>
+        <w:rPr>
+          <w:rFonts w:ascii="Times New Roman" w:hAnsi="Times New Roman" w:cs="Times New Roman"/>
+        </w:rPr>
+        <w:t xml:space="preserve"> asset in the scene isn’t null and then proceeding to call the </w:t>
+      </w:r>
+      <w:proofErr w:type="spellStart"/>
+      <w:proofErr w:type="gramStart"/>
+      <w:r>
+        <w:rPr>
+          <w:rFonts w:ascii="Times New Roman" w:hAnsi="Times New Roman" w:cs="Times New Roman"/>
+        </w:rPr>
+        <w:t>UpdateText</w:t>
+      </w:r>
+      <w:proofErr w:type="spellEnd"/>
+      <w:r>
+        <w:rPr>
+          <w:rFonts w:ascii="Times New Roman" w:hAnsi="Times New Roman" w:cs="Times New Roman"/>
+        </w:rPr>
+        <w:t>(</w:t>
+      </w:r>
+      <w:proofErr w:type="gramEnd"/>
+      <w:r>
+        <w:rPr>
+          <w:rFonts w:ascii="Times New Roman" w:hAnsi="Times New Roman" w:cs="Times New Roman"/>
+        </w:rPr>
+        <w:t>) method if the condition is met.</w:t>
       </w:r>
     </w:p>
     <w:p>
@@ -5172,21 +6129,81 @@
           <w:sz w:val="24"/>
           <w:szCs w:val="24"/>
         </w:rPr>
-        <w:t>: UpdateHUD() - DataManager (as described above)</w:t>
-      </w:r>
-    </w:p>
-    <w:p>
-      <w:pPr>
-        <w:spacing w:line="360" w:lineRule="auto"/>
-        <w:rPr>
-          <w:rFonts w:ascii="Times New Roman" w:hAnsi="Times New Roman" w:cs="Times New Roman"/>
-        </w:rPr>
-      </w:pPr>
-      <w:r>
-        <w:rPr>
-          <w:rFonts w:ascii="Times New Roman" w:hAnsi="Times New Roman" w:cs="Times New Roman"/>
-        </w:rPr>
-        <w:t xml:space="preserve">Once running, the code produces something that looks like the image depicted below, where data is presented to users every frame, and every time the bluetooth receiver gets new data to be processed, it is presented to the user on the very frame that happens. </w:t>
+        <w:t xml:space="preserve">: </w:t>
+      </w:r>
+      <w:proofErr w:type="spellStart"/>
+      <w:proofErr w:type="gramStart"/>
+      <w:r>
+        <w:rPr>
+          <w:rFonts w:ascii="Times New Roman" w:hAnsi="Times New Roman" w:cs="Times New Roman"/>
+          <w:sz w:val="24"/>
+          <w:szCs w:val="24"/>
+        </w:rPr>
+        <w:t>UpdateHUD</w:t>
+      </w:r>
+      <w:proofErr w:type="spellEnd"/>
+      <w:r>
+        <w:rPr>
+          <w:rFonts w:ascii="Times New Roman" w:hAnsi="Times New Roman" w:cs="Times New Roman"/>
+          <w:sz w:val="24"/>
+          <w:szCs w:val="24"/>
+        </w:rPr>
+        <w:t>(</w:t>
+      </w:r>
+      <w:proofErr w:type="gramEnd"/>
+      <w:r>
+        <w:rPr>
+          <w:rFonts w:ascii="Times New Roman" w:hAnsi="Times New Roman" w:cs="Times New Roman"/>
+          <w:sz w:val="24"/>
+          <w:szCs w:val="24"/>
+        </w:rPr>
+        <w:t xml:space="preserve">) - </w:t>
+      </w:r>
+      <w:proofErr w:type="spellStart"/>
+      <w:r>
+        <w:rPr>
+          <w:rFonts w:ascii="Times New Roman" w:hAnsi="Times New Roman" w:cs="Times New Roman"/>
+          <w:sz w:val="24"/>
+          <w:szCs w:val="24"/>
+        </w:rPr>
+        <w:t>DataManager</w:t>
+      </w:r>
+      <w:proofErr w:type="spellEnd"/>
+      <w:r>
+        <w:rPr>
+          <w:rFonts w:ascii="Times New Roman" w:hAnsi="Times New Roman" w:cs="Times New Roman"/>
+          <w:sz w:val="24"/>
+          <w:szCs w:val="24"/>
+        </w:rPr>
+        <w:t xml:space="preserve"> (as described above)</w:t>
+      </w:r>
+    </w:p>
+    <w:p>
+      <w:pPr>
+        <w:spacing w:line="360" w:lineRule="auto"/>
+        <w:rPr>
+          <w:rFonts w:ascii="Times New Roman" w:hAnsi="Times New Roman" w:cs="Times New Roman"/>
+        </w:rPr>
+      </w:pPr>
+      <w:r>
+        <w:rPr>
+          <w:rFonts w:ascii="Times New Roman" w:hAnsi="Times New Roman" w:cs="Times New Roman"/>
+        </w:rPr>
+        <w:t xml:space="preserve">Once running, the code produces something that looks like the image depicted below, where data is presented to users every frame, and every time the </w:t>
+      </w:r>
+      <w:proofErr w:type="spellStart"/>
+      <w:r>
+        <w:rPr>
+          <w:rFonts w:ascii="Times New Roman" w:hAnsi="Times New Roman" w:cs="Times New Roman"/>
+        </w:rPr>
+        <w:t>bluetooth</w:t>
+      </w:r>
+      <w:proofErr w:type="spellEnd"/>
+      <w:r>
+        <w:rPr>
+          <w:rFonts w:ascii="Times New Roman" w:hAnsi="Times New Roman" w:cs="Times New Roman"/>
+        </w:rPr>
+        <w:t xml:space="preserve"> receiver gets new data to be processed, it is presented to the user on the very frame that happens. </w:t>
       </w:r>
     </w:p>
     <w:p>
@@ -5327,9 +6344,11 @@
         </w:numPr>
         <w:spacing w:line="360" w:lineRule="auto"/>
       </w:pPr>
+      <w:proofErr w:type="spellStart"/>
       <w:r>
         <w:t>DataManager.cs</w:t>
       </w:r>
+      <w:proofErr w:type="spellEnd"/>
     </w:p>
     <w:p>
       <w:pPr>
@@ -5338,10 +6357,19 @@
           <w:ilvl w:val="0"/>
           <w:numId w:val="0"/>
         </w:numPr>
+        <w:spacing w:line="360" w:lineRule="auto"/>
         <w:ind w:left="420" w:hanging="420"/>
       </w:pPr>
       <w:r>
-        <w:t>The DataManager class in this project is a comprehensive system for managing the cycling performance of the user.</w:t>
+        <w:t xml:space="preserve">The </w:t>
+      </w:r>
+      <w:proofErr w:type="spellStart"/>
+      <w:r>
+        <w:t>DataManager</w:t>
+      </w:r>
+      <w:proofErr w:type="spellEnd"/>
+      <w:r>
+        <w:t xml:space="preserve"> class in this project is a comprehensive system for managing the cycling performance of the user.</w:t>
       </w:r>
     </w:p>
     <w:p>
@@ -5365,10 +6393,40 @@
           <w:ilvl w:val="0"/>
           <w:numId w:val="0"/>
         </w:numPr>
+        <w:spacing w:line="360" w:lineRule="auto"/>
         <w:ind w:left="420" w:hanging="420"/>
       </w:pPr>
       <w:r>
-        <w:t xml:space="preserve">The DataManager uses a singleton pattern implementation to ensure that only one DataManager exists and sets itself to DontDestroyOnLoad() to ensure it persists throughout different scenes. </w:t>
+        <w:t xml:space="preserve">The </w:t>
+      </w:r>
+      <w:proofErr w:type="spellStart"/>
+      <w:r>
+        <w:t>DataManager</w:t>
+      </w:r>
+      <w:proofErr w:type="spellEnd"/>
+      <w:r>
+        <w:t xml:space="preserve"> uses a singleton pattern implementation to ensure that only one </w:t>
+      </w:r>
+      <w:proofErr w:type="spellStart"/>
+      <w:r>
+        <w:t>DataManager</w:t>
+      </w:r>
+      <w:proofErr w:type="spellEnd"/>
+      <w:r>
+        <w:t xml:space="preserve"> exists and sets itself to </w:t>
+      </w:r>
+      <w:proofErr w:type="spellStart"/>
+      <w:proofErr w:type="gramStart"/>
+      <w:r>
+        <w:t>DontDestroyOnLoad</w:t>
+      </w:r>
+      <w:proofErr w:type="spellEnd"/>
+      <w:r>
+        <w:t>(</w:t>
+      </w:r>
+      <w:proofErr w:type="gramEnd"/>
+      <w:r>
+        <w:t xml:space="preserve">) to ensure it persists throughout different scenes. </w:t>
       </w:r>
     </w:p>
     <w:p>
@@ -5378,10 +6436,19 @@
           <w:ilvl w:val="0"/>
           <w:numId w:val="0"/>
         </w:numPr>
+        <w:spacing w:line="360" w:lineRule="auto"/>
         <w:ind w:left="420" w:hanging="420"/>
       </w:pPr>
       <w:r>
-        <w:t>It is responsible for file system management where it creates and manages a directory structure for performance logging. It handles file creation, writing, and parsing data for analysis. It uses a StreamWriter for datalogging into a CSV and exports said CSV after a session.</w:t>
+        <w:t xml:space="preserve">It is responsible for file system management where it creates and manages a directory structure for performance logging. It handles file creation, writing, and parsing data for analysis. It uses a </w:t>
+      </w:r>
+      <w:proofErr w:type="spellStart"/>
+      <w:r>
+        <w:t>StreamWriter</w:t>
+      </w:r>
+      <w:proofErr w:type="spellEnd"/>
+      <w:r>
+        <w:t xml:space="preserve"> for datalogging into a CSV and exports said CSV after a session.</w:t>
       </w:r>
     </w:p>
     <w:p>
@@ -5391,10 +6458,37 @@
           <w:ilvl w:val="0"/>
           <w:numId w:val="0"/>
         </w:numPr>
+        <w:spacing w:line="360" w:lineRule="auto"/>
         <w:ind w:left="420" w:hanging="420"/>
       </w:pPr>
       <w:r>
-        <w:t xml:space="preserve">It monitors power output to automatically start and stop logging data when the user starts and stops pedalling. This is done by coroutines for background data monitoring, the coroutines ListenForPowerOutputStart(), and ListenForPowerOutputEnd() track active and inactive periods to automatically start and stop sessions based on the users input via the bike. </w:t>
+        <w:t xml:space="preserve">It monitors power output to automatically start and stop logging data when the user starts and stops pedalling. This is done by coroutines for background data monitoring, the coroutines </w:t>
+      </w:r>
+      <w:proofErr w:type="spellStart"/>
+      <w:proofErr w:type="gramStart"/>
+      <w:r>
+        <w:t>ListenForPowerOutputStart</w:t>
+      </w:r>
+      <w:proofErr w:type="spellEnd"/>
+      <w:r>
+        <w:t>(</w:t>
+      </w:r>
+      <w:proofErr w:type="gramEnd"/>
+      <w:r>
+        <w:t xml:space="preserve">), and </w:t>
+      </w:r>
+      <w:proofErr w:type="spellStart"/>
+      <w:proofErr w:type="gramStart"/>
+      <w:r>
+        <w:t>ListenForPowerOutputEnd</w:t>
+      </w:r>
+      <w:proofErr w:type="spellEnd"/>
+      <w:r>
+        <w:t>(</w:t>
+      </w:r>
+      <w:proofErr w:type="gramEnd"/>
+      <w:r>
+        <w:t xml:space="preserve">) track active and inactive periods to automatically start and stop sessions based on the users input via the bike. </w:t>
       </w:r>
     </w:p>
     <w:p>
@@ -5417,13 +6511,61 @@
           <w:ilvl w:val="0"/>
           <w:numId w:val="0"/>
         </w:numPr>
+        <w:spacing w:line="360" w:lineRule="auto"/>
         <w:ind w:left="420" w:hanging="420"/>
       </w:pPr>
       <w:r>
-        <w:t>The DataManager records real-time cycling metrics (Power (Watts), Cadence (RPM), Speed (MPH), Heart rate (BPM), Session Duration (Seconds)). It uses physics-based calculations to calculate the speed the bicycle is moving based on power output using physics formula</w:t>
-      </w:r>
-      <w:r>
-        <w:t>s that account for drag coefficient, frontal area, rolling resistance factors, and cyclist and bike mass. As well as integrates external data from the two Bluetooth sources using the ProcessDataFromPython(), and ProcessHRData() methods and uses the ExtractNumbers() method to use regular expressions to parse numerical data from the strings.</w:t>
+        <w:t xml:space="preserve">The </w:t>
+      </w:r>
+      <w:proofErr w:type="spellStart"/>
+      <w:r>
+        <w:t>DataManager</w:t>
+      </w:r>
+      <w:proofErr w:type="spellEnd"/>
+      <w:r>
+        <w:t xml:space="preserve"> records real-time cycling metrics (Power (Watts), Cadence (RPM), Speed (MPH), Heart rate (BPM), Session Duration (Seconds)). It uses physics-based calculations to calculate the speed the bicycle is moving based on power output using physics formula</w:t>
+      </w:r>
+      <w:r>
+        <w:t xml:space="preserve">s that account for drag coefficient, frontal area, rolling resistance factors, and cyclist and bike mass. As well as integrates external data from the two Bluetooth sources using the </w:t>
+      </w:r>
+      <w:proofErr w:type="spellStart"/>
+      <w:proofErr w:type="gramStart"/>
+      <w:r>
+        <w:t>ProcessDataFromPython</w:t>
+      </w:r>
+      <w:proofErr w:type="spellEnd"/>
+      <w:r>
+        <w:t>(</w:t>
+      </w:r>
+      <w:proofErr w:type="gramEnd"/>
+      <w:r>
+        <w:t xml:space="preserve">), and </w:t>
+      </w:r>
+      <w:proofErr w:type="spellStart"/>
+      <w:proofErr w:type="gramStart"/>
+      <w:r>
+        <w:t>ProcessHRData</w:t>
+      </w:r>
+      <w:proofErr w:type="spellEnd"/>
+      <w:r>
+        <w:t>(</w:t>
+      </w:r>
+      <w:proofErr w:type="gramEnd"/>
+      <w:r>
+        <w:t xml:space="preserve">) methods and uses the </w:t>
+      </w:r>
+      <w:proofErr w:type="spellStart"/>
+      <w:proofErr w:type="gramStart"/>
+      <w:r>
+        <w:t>ExtractNumbers</w:t>
+      </w:r>
+      <w:proofErr w:type="spellEnd"/>
+      <w:r>
+        <w:t>(</w:t>
+      </w:r>
+      <w:proofErr w:type="gramEnd"/>
+      <w:r>
+        <w:t>) method to use regular expressions to parse numerical data from the strings.</w:t>
       </w:r>
     </w:p>
     <w:p>
@@ -5446,10 +6588,32 @@
           <w:ilvl w:val="0"/>
           <w:numId w:val="0"/>
         </w:numPr>
+        <w:spacing w:line="360" w:lineRule="auto"/>
         <w:ind w:left="420" w:hanging="420"/>
       </w:pPr>
       <w:r>
-        <w:t xml:space="preserve">The DataManager calculates performance metrics after the user completes their workout. This is done in the CalculateFileFooter() method which takes the spreadsheet and reads the data from it. It produces metrics such as Functional Threshold Power (FTP) estimation, Heart Rate Recovery (HRR) analysis, Efficiency Factor (EF) calculation, Peak Power Output (PPO), and Total Work Done. </w:t>
+        <w:t xml:space="preserve">The </w:t>
+      </w:r>
+      <w:proofErr w:type="spellStart"/>
+      <w:r>
+        <w:t>DataManager</w:t>
+      </w:r>
+      <w:proofErr w:type="spellEnd"/>
+      <w:r>
+        <w:t xml:space="preserve"> calculates performance metrics after the user completes their workout. This is done in the </w:t>
+      </w:r>
+      <w:proofErr w:type="spellStart"/>
+      <w:proofErr w:type="gramStart"/>
+      <w:r>
+        <w:t>CalculateFileFooter</w:t>
+      </w:r>
+      <w:proofErr w:type="spellEnd"/>
+      <w:r>
+        <w:t>(</w:t>
+      </w:r>
+      <w:proofErr w:type="gramEnd"/>
+      <w:r>
+        <w:t xml:space="preserve">) method which takes the spreadsheet and reads the data from it. It produces metrics such as Functional Threshold Power (FTP) estimation, Heart Rate Recovery (HRR) analysis, Efficiency Factor (EF) calculation, Peak Power Output (PPO), and Total Work Done. </w:t>
       </w:r>
     </w:p>
     <w:p>
@@ -5459,6 +6623,7 @@
           <w:ilvl w:val="0"/>
           <w:numId w:val="0"/>
         </w:numPr>
+        <w:spacing w:line="360" w:lineRule="auto"/>
         <w:ind w:left="420" w:hanging="420"/>
       </w:pPr>
       <w:r>
@@ -5472,6 +6637,7 @@
           <w:ilvl w:val="0"/>
           <w:numId w:val="0"/>
         </w:numPr>
+        <w:spacing w:line="360" w:lineRule="auto"/>
         <w:ind w:left="420" w:hanging="420"/>
       </w:pPr>
       <w:r>
@@ -5494,6 +6660,7 @@
         <w:spacing w:line="360" w:lineRule="auto"/>
       </w:pPr>
       <w:r>
+        <w:lastRenderedPageBreak/>
         <w:t>User Interface and Feedback</w:t>
       </w:r>
     </w:p>
@@ -5504,10 +6671,24 @@
           <w:ilvl w:val="0"/>
           <w:numId w:val="0"/>
         </w:numPr>
+        <w:spacing w:line="360" w:lineRule="auto"/>
         <w:ind w:left="420" w:hanging="420"/>
       </w:pPr>
       <w:r>
-        <w:t xml:space="preserve">Heads-Up Display (HUD) integration is controlled through the UpdateHUD() method </w:t>
+        <w:t xml:space="preserve">Heads-Up Display (HUD) integration is controlled through the </w:t>
+      </w:r>
+      <w:proofErr w:type="spellStart"/>
+      <w:proofErr w:type="gramStart"/>
+      <w:r>
+        <w:t>UpdateHUD</w:t>
+      </w:r>
+      <w:proofErr w:type="spellEnd"/>
+      <w:r>
+        <w:t>(</w:t>
+      </w:r>
+      <w:proofErr w:type="gramEnd"/>
+      <w:r>
+        <w:t xml:space="preserve">) method </w:t>
       </w:r>
       <w:r>
         <w:t>that updates real-time performance data on screen, displays session status information shows participant and scenario information, and presents pop-up messages for system status.</w:t>
@@ -5520,13 +6701,27 @@
           <w:ilvl w:val="0"/>
           <w:numId w:val="0"/>
         </w:numPr>
+        <w:spacing w:line="360" w:lineRule="auto"/>
         <w:ind w:left="420" w:hanging="420"/>
       </w:pPr>
       <w:r>
         <w:t>It handles participant ID input via Unity UI features, as well as listens for the input to manage environment activation</w:t>
       </w:r>
       <w:r>
-        <w:t>, and uses the method UpdateParticipantID() to validate and process user input.</w:t>
+        <w:t xml:space="preserve">, and uses the method </w:t>
+      </w:r>
+      <w:proofErr w:type="spellStart"/>
+      <w:proofErr w:type="gramStart"/>
+      <w:r>
+        <w:t>UpdateParticipantID</w:t>
+      </w:r>
+      <w:proofErr w:type="spellEnd"/>
+      <w:r>
+        <w:t>(</w:t>
+      </w:r>
+      <w:proofErr w:type="gramEnd"/>
+      <w:r>
+        <w:t>) to validate and process user input.</w:t>
       </w:r>
     </w:p>
     <w:p>
@@ -5549,14 +6744,40 @@
           <w:ilvl w:val="0"/>
           <w:numId w:val="0"/>
         </w:numPr>
+        <w:spacing w:line="360" w:lineRule="auto"/>
         <w:ind w:left="420" w:hanging="420"/>
       </w:pPr>
       <w:r>
-        <w:lastRenderedPageBreak/>
-        <w:t>Graph generation is handled through using the external python script DataVis.py mentioned earlier and creates separate graphs for different scenario modes (Baseline,Cooperative,</w:t>
-      </w:r>
-      <w:r>
-        <w:t>Competitive). Data exportation and reporting is handled using the CalculateFileFooter() method adding summary statistics to data files, it creates formatted reports with average and performance metrics and organises the data for external analysis.</w:t>
+        <w:t>Graph generation is handled through using the external python script DataVis.py mentioned earlier and creates separate graphs for different scenario modes (</w:t>
+      </w:r>
+      <w:proofErr w:type="spellStart"/>
+      <w:proofErr w:type="gramStart"/>
+      <w:r>
+        <w:t>Baseline,Cooperative</w:t>
+      </w:r>
+      <w:proofErr w:type="gramEnd"/>
+      <w:r>
+        <w:t>,</w:t>
+      </w:r>
+      <w:r>
+        <w:t>Competitive</w:t>
+      </w:r>
+      <w:proofErr w:type="spellEnd"/>
+      <w:r>
+        <w:t xml:space="preserve">). Data exportation and reporting is handled using the </w:t>
+      </w:r>
+      <w:proofErr w:type="spellStart"/>
+      <w:proofErr w:type="gramStart"/>
+      <w:r>
+        <w:t>CalculateFileFooter</w:t>
+      </w:r>
+      <w:proofErr w:type="spellEnd"/>
+      <w:r>
+        <w:t>(</w:t>
+      </w:r>
+      <w:proofErr w:type="gramEnd"/>
+      <w:r>
+        <w:t>) method adding summary statistics to data files, it creates formatted reports with average and performance metrics and organises the data for external analysis.</w:t>
       </w:r>
     </w:p>
     <w:p>
@@ -5579,10 +6800,19 @@
           <w:ilvl w:val="0"/>
           <w:numId w:val="0"/>
         </w:numPr>
+        <w:spacing w:line="360" w:lineRule="auto"/>
         <w:ind w:left="420" w:hanging="420"/>
       </w:pPr>
       <w:r>
-        <w:t xml:space="preserve">The DataManager handles different scenario modes, manages participant identification, tracks experimental conditions and parameters, and records data and time information for data validity. It also filters out invalid or </w:t>
+        <w:t xml:space="preserve">The </w:t>
+      </w:r>
+      <w:proofErr w:type="spellStart"/>
+      <w:r>
+        <w:t>DataManager</w:t>
+      </w:r>
+      <w:proofErr w:type="spellEnd"/>
+      <w:r>
+        <w:t xml:space="preserve"> handles different scenario modes, manages participant identification, tracks experimental conditions and parameters, and records data and time information for data validity. It also filters out invalid or </w:t>
       </w:r>
       <w:r>
         <w:t>problematic</w:t>
@@ -5598,6 +6828,7 @@
           <w:ilvl w:val="0"/>
           <w:numId w:val="0"/>
         </w:numPr>
+        <w:spacing w:line="360" w:lineRule="auto"/>
         <w:ind w:left="420" w:hanging="420"/>
       </w:pPr>
     </w:p>
@@ -5608,6 +6839,7 @@
           <w:ilvl w:val="0"/>
           <w:numId w:val="0"/>
         </w:numPr>
+        <w:spacing w:line="360" w:lineRule="auto"/>
         <w:ind w:left="420" w:hanging="420"/>
       </w:pPr>
       <w:r>
@@ -5621,6 +6853,7 @@
           <w:ilvl w:val="0"/>
           <w:numId w:val="0"/>
         </w:numPr>
+        <w:spacing w:line="360" w:lineRule="auto"/>
         <w:ind w:left="420" w:hanging="420"/>
       </w:pPr>
     </w:p>
@@ -5631,6 +6864,7 @@
           <w:ilvl w:val="0"/>
           <w:numId w:val="0"/>
         </w:numPr>
+        <w:spacing w:line="360" w:lineRule="auto"/>
         <w:ind w:left="420" w:hanging="420"/>
       </w:pPr>
       <w:r>
@@ -5644,9 +6878,15 @@
           <w:ilvl w:val="0"/>
           <w:numId w:val="14"/>
         </w:numPr>
-      </w:pPr>
-      <w:r>
-        <w:t>Awake()</w:t>
+        <w:spacing w:line="360" w:lineRule="auto"/>
+      </w:pPr>
+      <w:proofErr w:type="gramStart"/>
+      <w:r>
+        <w:t>Awake(</w:t>
+      </w:r>
+      <w:proofErr w:type="gramEnd"/>
+      <w:r>
+        <w:t>)</w:t>
       </w:r>
       <w:r>
         <w:t xml:space="preserve"> – Implements a singleton pattern for the class, ensuring only one instance exits and persists at runtime.</w:t>
@@ -5659,9 +6899,15 @@
           <w:ilvl w:val="0"/>
           <w:numId w:val="14"/>
         </w:numPr>
-      </w:pPr>
-      <w:r>
-        <w:t>Start()</w:t>
+        <w:spacing w:line="360" w:lineRule="auto"/>
+      </w:pPr>
+      <w:proofErr w:type="gramStart"/>
+      <w:r>
+        <w:t>Start(</w:t>
+      </w:r>
+      <w:proofErr w:type="gramEnd"/>
+      <w:r>
+        <w:t>)</w:t>
       </w:r>
       <w:r>
         <w:t xml:space="preserve"> – Initialises variables, sets up file directories, and starts listening coroutines for participant input and power output.</w:t>
@@ -5674,9 +6920,15 @@
           <w:ilvl w:val="0"/>
           <w:numId w:val="14"/>
         </w:numPr>
-      </w:pPr>
-      <w:r>
-        <w:t>Update()</w:t>
+        <w:spacing w:line="360" w:lineRule="auto"/>
+      </w:pPr>
+      <w:proofErr w:type="gramStart"/>
+      <w:r>
+        <w:t>Update(</w:t>
+      </w:r>
+      <w:proofErr w:type="gramEnd"/>
+      <w:r>
+        <w:t>)</w:t>
       </w:r>
       <w:r>
         <w:t xml:space="preserve"> – Core update loop that manages data logging coroutines, updates date/time information, updates the HUD display, and monitors the current scenario mode.</w:t>
@@ -5689,9 +6941,20 @@
           <w:ilvl w:val="0"/>
           <w:numId w:val="14"/>
         </w:numPr>
-      </w:pPr>
-      <w:r>
-        <w:t>ListenForParticipantIDInput()</w:t>
+        <w:spacing w:line="360" w:lineRule="auto"/>
+      </w:pPr>
+      <w:proofErr w:type="spellStart"/>
+      <w:proofErr w:type="gramStart"/>
+      <w:r>
+        <w:t>ListenForParticipantIDInput</w:t>
+      </w:r>
+      <w:proofErr w:type="spellEnd"/>
+      <w:r>
+        <w:t>(</w:t>
+      </w:r>
+      <w:proofErr w:type="gramEnd"/>
+      <w:r>
+        <w:t>)</w:t>
       </w:r>
       <w:r>
         <w:t xml:space="preserve"> – A coroutine that waits for the user to input a participant ID from the input field.</w:t>
@@ -5704,9 +6967,20 @@
           <w:ilvl w:val="0"/>
           <w:numId w:val="14"/>
         </w:numPr>
-      </w:pPr>
-      <w:r>
-        <w:t>UpdateParticipantID()</w:t>
+        <w:spacing w:line="360" w:lineRule="auto"/>
+      </w:pPr>
+      <w:proofErr w:type="spellStart"/>
+      <w:proofErr w:type="gramStart"/>
+      <w:r>
+        <w:t>UpdateParticipantID</w:t>
+      </w:r>
+      <w:proofErr w:type="spellEnd"/>
+      <w:r>
+        <w:t>(</w:t>
+      </w:r>
+      <w:proofErr w:type="gramEnd"/>
+      <w:r>
+        <w:t>)</w:t>
       </w:r>
       <w:r>
         <w:t xml:space="preserve"> – Parses and validates the participant ID from the input field.</w:t>
@@ -5719,15 +6993,42 @@
           <w:ilvl w:val="0"/>
           <w:numId w:val="14"/>
         </w:numPr>
-      </w:pPr>
-      <w:r>
-        <w:t>LogData()</w:t>
-      </w:r>
-      <w:r>
-        <w:t xml:space="preserve"> – C</w:t>
-      </w:r>
-      <w:r>
-        <w:t>oroutine that records cycling metrics (power,cadence,speed,heart rate) to a CSV file at one-second intervals.</w:t>
+        <w:spacing w:line="360" w:lineRule="auto"/>
+      </w:pPr>
+      <w:proofErr w:type="spellStart"/>
+      <w:proofErr w:type="gramStart"/>
+      <w:r>
+        <w:lastRenderedPageBreak/>
+        <w:t>LogData</w:t>
+      </w:r>
+      <w:proofErr w:type="spellEnd"/>
+      <w:r>
+        <w:t>(</w:t>
+      </w:r>
+      <w:proofErr w:type="gramEnd"/>
+      <w:r>
+        <w:t>)</w:t>
+      </w:r>
+      <w:r>
+        <w:t xml:space="preserve"> – Coroutine that records cycling metrics (</w:t>
+      </w:r>
+      <w:proofErr w:type="spellStart"/>
+      <w:proofErr w:type="gramStart"/>
+      <w:r>
+        <w:t>power,cadence</w:t>
+      </w:r>
+      <w:proofErr w:type="gramEnd"/>
+      <w:r>
+        <w:t>,</w:t>
+      </w:r>
+      <w:proofErr w:type="gramStart"/>
+      <w:r>
+        <w:t>speed,heart</w:t>
+      </w:r>
+      <w:proofErr w:type="spellEnd"/>
+      <w:proofErr w:type="gramEnd"/>
+      <w:r>
+        <w:t xml:space="preserve"> rate) to a CSV file at one-second intervals.</w:t>
       </w:r>
     </w:p>
     <w:p>
@@ -5737,9 +7038,20 @@
           <w:ilvl w:val="0"/>
           <w:numId w:val="14"/>
         </w:numPr>
-      </w:pPr>
-      <w:r>
-        <w:t>ListenForPowerOutputStart()</w:t>
+        <w:spacing w:line="360" w:lineRule="auto"/>
+      </w:pPr>
+      <w:proofErr w:type="spellStart"/>
+      <w:proofErr w:type="gramStart"/>
+      <w:r>
+        <w:t>ListenForPowerOutputStart</w:t>
+      </w:r>
+      <w:proofErr w:type="spellEnd"/>
+      <w:r>
+        <w:t>(</w:t>
+      </w:r>
+      <w:proofErr w:type="gramEnd"/>
+      <w:r>
+        <w:t>)</w:t>
       </w:r>
       <w:r>
         <w:t xml:space="preserve"> – Monitors for initial power output to automatically begin a session, creating necessary log files when detected.</w:t>
@@ -5752,9 +7064,20 @@
           <w:ilvl w:val="0"/>
           <w:numId w:val="14"/>
         </w:numPr>
-      </w:pPr>
-      <w:r>
-        <w:t>ListenForPowerOutputEnd()</w:t>
+        <w:spacing w:line="360" w:lineRule="auto"/>
+      </w:pPr>
+      <w:proofErr w:type="spellStart"/>
+      <w:proofErr w:type="gramStart"/>
+      <w:r>
+        <w:t>ListenForPowerOutputEnd</w:t>
+      </w:r>
+      <w:proofErr w:type="spellEnd"/>
+      <w:r>
+        <w:t>(</w:t>
+      </w:r>
+      <w:proofErr w:type="gramEnd"/>
+      <w:r>
+        <w:t>)</w:t>
       </w:r>
       <w:r>
         <w:t xml:space="preserve"> – Monitors for periods of inactivity (no power output) to automatically end data logging sessions.</w:t>
@@ -5767,9 +7090,20 @@
           <w:ilvl w:val="0"/>
           <w:numId w:val="14"/>
         </w:numPr>
-      </w:pPr>
-      <w:r>
-        <w:t>ProcessDataFromPython()</w:t>
+        <w:spacing w:line="360" w:lineRule="auto"/>
+      </w:pPr>
+      <w:proofErr w:type="spellStart"/>
+      <w:proofErr w:type="gramStart"/>
+      <w:r>
+        <w:t>ProcessDataFromPython</w:t>
+      </w:r>
+      <w:proofErr w:type="spellEnd"/>
+      <w:r>
+        <w:t>(</w:t>
+      </w:r>
+      <w:proofErr w:type="gramEnd"/>
+      <w:r>
+        <w:t>)</w:t>
       </w:r>
       <w:r>
         <w:t xml:space="preserve"> – Parses incoming data from python scripts, extracting power and cadence values and calculating derived metrics.</w:t>
@@ -5782,9 +7116,20 @@
           <w:ilvl w:val="0"/>
           <w:numId w:val="14"/>
         </w:numPr>
-      </w:pPr>
-      <w:r>
-        <w:t>ProcessHRData()</w:t>
+        <w:spacing w:line="360" w:lineRule="auto"/>
+      </w:pPr>
+      <w:proofErr w:type="spellStart"/>
+      <w:proofErr w:type="gramStart"/>
+      <w:r>
+        <w:t>ProcessHRData</w:t>
+      </w:r>
+      <w:proofErr w:type="spellEnd"/>
+      <w:r>
+        <w:t>(</w:t>
+      </w:r>
+      <w:proofErr w:type="gramEnd"/>
+      <w:r>
+        <w:t>)</w:t>
       </w:r>
       <w:r>
         <w:t xml:space="preserve"> – Updates the current heart rate value from external heart rate monitor input. </w:t>
@@ -5797,9 +7142,20 @@
           <w:ilvl w:val="0"/>
           <w:numId w:val="14"/>
         </w:numPr>
-      </w:pPr>
-      <w:r>
-        <w:t>ExtractNumbers()</w:t>
+        <w:spacing w:line="360" w:lineRule="auto"/>
+      </w:pPr>
+      <w:proofErr w:type="spellStart"/>
+      <w:proofErr w:type="gramStart"/>
+      <w:r>
+        <w:t>ExtractNumbers</w:t>
+      </w:r>
+      <w:proofErr w:type="spellEnd"/>
+      <w:r>
+        <w:t>(</w:t>
+      </w:r>
+      <w:proofErr w:type="gramEnd"/>
+      <w:r>
+        <w:t>)</w:t>
       </w:r>
       <w:r>
         <w:t xml:space="preserve"> – Utility method that uses regex to parse numeric values from string inputs.</w:t>
@@ -5812,9 +7168,20 @@
           <w:ilvl w:val="0"/>
           <w:numId w:val="14"/>
         </w:numPr>
-      </w:pPr>
-      <w:r>
-        <w:t>CalculateSpeed()</w:t>
+        <w:spacing w:line="360" w:lineRule="auto"/>
+      </w:pPr>
+      <w:proofErr w:type="spellStart"/>
+      <w:proofErr w:type="gramStart"/>
+      <w:r>
+        <w:t>CalculateSpeed</w:t>
+      </w:r>
+      <w:proofErr w:type="spellEnd"/>
+      <w:r>
+        <w:t>(</w:t>
+      </w:r>
+      <w:proofErr w:type="gramEnd"/>
+      <w:r>
+        <w:t>)</w:t>
       </w:r>
       <w:r>
         <w:t xml:space="preserve"> – Physics-based calculation that converts power output to speed based on drag, resistance, and mass parameters.</w:t>
@@ -5827,9 +7194,20 @@
           <w:ilvl w:val="0"/>
           <w:numId w:val="14"/>
         </w:numPr>
-      </w:pPr>
-      <w:r>
-        <w:t>GenerateGraphs()</w:t>
+        <w:spacing w:line="360" w:lineRule="auto"/>
+      </w:pPr>
+      <w:proofErr w:type="spellStart"/>
+      <w:proofErr w:type="gramStart"/>
+      <w:r>
+        <w:t>GenerateGraphs</w:t>
+      </w:r>
+      <w:proofErr w:type="spellEnd"/>
+      <w:r>
+        <w:t>(</w:t>
+      </w:r>
+      <w:proofErr w:type="gramEnd"/>
+      <w:r>
+        <w:t>)</w:t>
       </w:r>
       <w:r>
         <w:t xml:space="preserve"> – Creates performance visualisations for baseline, cooperative, and competitive scenarios using Python data visualisation scripts.</w:t>
@@ -5842,9 +7220,20 @@
           <w:ilvl w:val="0"/>
           <w:numId w:val="14"/>
         </w:numPr>
-      </w:pPr>
-      <w:r>
-        <w:t>CalculateFileFooter()</w:t>
+        <w:spacing w:line="360" w:lineRule="auto"/>
+      </w:pPr>
+      <w:proofErr w:type="spellStart"/>
+      <w:proofErr w:type="gramStart"/>
+      <w:r>
+        <w:t>CalculateFileFooter</w:t>
+      </w:r>
+      <w:proofErr w:type="spellEnd"/>
+      <w:r>
+        <w:t>(</w:t>
+      </w:r>
+      <w:proofErr w:type="gramEnd"/>
+      <w:r>
+        <w:t>)</w:t>
       </w:r>
       <w:r>
         <w:t xml:space="preserve"> – Processes the recorded session data to generate summary statistics including averages and performance metrics.</w:t>
@@ -5857,10 +7246,20 @@
           <w:ilvl w:val="0"/>
           <w:numId w:val="14"/>
         </w:numPr>
-      </w:pPr>
-      <w:r>
-        <w:lastRenderedPageBreak/>
-        <w:t>GenerateWorkoutProfiles()</w:t>
+        <w:spacing w:line="360" w:lineRule="auto"/>
+      </w:pPr>
+      <w:proofErr w:type="spellStart"/>
+      <w:proofErr w:type="gramStart"/>
+      <w:r>
+        <w:t>GenerateWorkoutProfiles</w:t>
+      </w:r>
+      <w:proofErr w:type="spellEnd"/>
+      <w:r>
+        <w:t>(</w:t>
+      </w:r>
+      <w:proofErr w:type="gramEnd"/>
+      <w:r>
+        <w:t>)</w:t>
       </w:r>
       <w:r>
         <w:t xml:space="preserve"> – Creates AI performance profiles by aggregating historical data from a participant’s previous sessions.</w:t>
@@ -5873,9 +7272,20 @@
           <w:ilvl w:val="0"/>
           <w:numId w:val="14"/>
         </w:numPr>
-      </w:pPr>
-      <w:r>
-        <w:t>CalculateListAverage()</w:t>
+        <w:spacing w:line="360" w:lineRule="auto"/>
+      </w:pPr>
+      <w:proofErr w:type="spellStart"/>
+      <w:proofErr w:type="gramStart"/>
+      <w:r>
+        <w:t>CalculateListAverage</w:t>
+      </w:r>
+      <w:proofErr w:type="spellEnd"/>
+      <w:r>
+        <w:t>(</w:t>
+      </w:r>
+      <w:proofErr w:type="gramEnd"/>
+      <w:r>
+        <w:t>)</w:t>
       </w:r>
       <w:r>
         <w:t xml:space="preserve"> – Utility method that computes average values across multiple lists of data points, accounting for different list lengths.</w:t>
@@ -5888,12 +7298,31 @@
           <w:ilvl w:val="0"/>
           <w:numId w:val="14"/>
         </w:numPr>
-      </w:pPr>
-      <w:r>
-        <w:t>GetColumnData()</w:t>
-      </w:r>
-      <w:r>
-        <w:t xml:space="preserve"> – Extracts and parses specific columsn of data from CSV files for analysis.</w:t>
+        <w:spacing w:line="360" w:lineRule="auto"/>
+      </w:pPr>
+      <w:proofErr w:type="spellStart"/>
+      <w:proofErr w:type="gramStart"/>
+      <w:r>
+        <w:t>GetColumnData</w:t>
+      </w:r>
+      <w:proofErr w:type="spellEnd"/>
+      <w:r>
+        <w:t>(</w:t>
+      </w:r>
+      <w:proofErr w:type="gramEnd"/>
+      <w:r>
+        <w:t>)</w:t>
+      </w:r>
+      <w:r>
+        <w:t xml:space="preserve"> – Extracts and parses specific </w:t>
+      </w:r>
+      <w:proofErr w:type="spellStart"/>
+      <w:r>
+        <w:t>columsn</w:t>
+      </w:r>
+      <w:proofErr w:type="spellEnd"/>
+      <w:r>
+        <w:t xml:space="preserve"> of data from CSV files for analysis.</w:t>
       </w:r>
     </w:p>
     <w:p>
@@ -5903,9 +7332,20 @@
           <w:ilvl w:val="0"/>
           <w:numId w:val="14"/>
         </w:numPr>
-      </w:pPr>
-      <w:r>
-        <w:t>UpdateHUD()</w:t>
+        <w:spacing w:line="360" w:lineRule="auto"/>
+      </w:pPr>
+      <w:proofErr w:type="spellStart"/>
+      <w:proofErr w:type="gramStart"/>
+      <w:r>
+        <w:t>UpdateHUD</w:t>
+      </w:r>
+      <w:proofErr w:type="spellEnd"/>
+      <w:r>
+        <w:t>(</w:t>
+      </w:r>
+      <w:proofErr w:type="gramEnd"/>
+      <w:r>
+        <w:t>)</w:t>
       </w:r>
       <w:r>
         <w:t xml:space="preserve"> – Refreshes all heads-up display elements with current performance metrics, sessions tatus, and system messages.</w:t>
@@ -5920,9 +7360,11 @@
         </w:numPr>
         <w:spacing w:line="360" w:lineRule="auto"/>
       </w:pPr>
+      <w:proofErr w:type="spellStart"/>
       <w:r>
         <w:t>SessionManager.cs</w:t>
       </w:r>
+      <w:proofErr w:type="spellEnd"/>
     </w:p>
     <w:p>
       <w:pPr>
@@ -5931,10 +7373,35 @@
           <w:ilvl w:val="0"/>
           <w:numId w:val="0"/>
         </w:numPr>
+        <w:spacing w:line="360" w:lineRule="auto"/>
         <w:ind w:left="420" w:hanging="420"/>
       </w:pPr>
       <w:r>
-        <w:t>The SessionManager is a controller class in the project which ocrchestrates multiple interconnected systems to create a smooth cycling experience. It serves as the central hub that oordinates scenarios, AI behaviour, player positioning, and session state management.</w:t>
+        <w:t xml:space="preserve">The </w:t>
+      </w:r>
+      <w:proofErr w:type="spellStart"/>
+      <w:r>
+        <w:t>SessionManager</w:t>
+      </w:r>
+      <w:proofErr w:type="spellEnd"/>
+      <w:r>
+        <w:t xml:space="preserve"> is a controller class in the project which </w:t>
+      </w:r>
+      <w:proofErr w:type="spellStart"/>
+      <w:r>
+        <w:t>ocrchestrates</w:t>
+      </w:r>
+      <w:proofErr w:type="spellEnd"/>
+      <w:r>
+        <w:t xml:space="preserve"> multiple interconnected systems to create a smooth cycling experience. It serves as the central hub that </w:t>
+      </w:r>
+      <w:proofErr w:type="spellStart"/>
+      <w:r>
+        <w:t>oordinates</w:t>
+      </w:r>
+      <w:proofErr w:type="spellEnd"/>
+      <w:r>
+        <w:t xml:space="preserve"> scenarios, AI behaviour, player positioning, and session state management.</w:t>
       </w:r>
     </w:p>
     <w:p>
@@ -5944,6 +7411,7 @@
           <w:ilvl w:val="4"/>
           <w:numId w:val="2"/>
         </w:numPr>
+        <w:spacing w:line="360" w:lineRule="auto"/>
       </w:pPr>
       <w:r>
         <w:t>Core Architecture</w:t>
@@ -5956,13 +7424,55 @@
           <w:ilvl w:val="0"/>
           <w:numId w:val="0"/>
         </w:numPr>
+        <w:spacing w:line="360" w:lineRule="auto"/>
         <w:ind w:left="420" w:hanging="420"/>
       </w:pPr>
       <w:r>
-        <w:t xml:space="preserve">The SessionManager implements a singleton pattern to ensure that only one instance of the class persists throughout runtime. This provides global access through the application via the static “Instance” property. It supports multiple cycling modes through an enum structure </w:t>
-      </w:r>
-      <w:r>
-        <w:t>called ScenarioMode for each implemented scenario (baseline,cooperative,competitive) as well as tracks scenario state transitions to trigger the appropriate scene setup</w:t>
+        <w:t xml:space="preserve">The </w:t>
+      </w:r>
+      <w:proofErr w:type="spellStart"/>
+      <w:r>
+        <w:t>SessionManager</w:t>
+      </w:r>
+      <w:proofErr w:type="spellEnd"/>
+      <w:r>
+        <w:t xml:space="preserve"> implements a singleton pattern to ensure that only one instance of the class persists throughout runtime. This provides global access through the application via </w:t>
+      </w:r>
+      <w:r>
+        <w:lastRenderedPageBreak/>
+        <w:t xml:space="preserve">the static “Instance” property. It supports multiple cycling modes through an </w:t>
+      </w:r>
+      <w:proofErr w:type="spellStart"/>
+      <w:r>
+        <w:t>enum</w:t>
+      </w:r>
+      <w:proofErr w:type="spellEnd"/>
+      <w:r>
+        <w:t xml:space="preserve"> structure </w:t>
+      </w:r>
+      <w:r>
+        <w:t xml:space="preserve">called </w:t>
+      </w:r>
+      <w:proofErr w:type="spellStart"/>
+      <w:r>
+        <w:t>ScenarioMode</w:t>
+      </w:r>
+      <w:proofErr w:type="spellEnd"/>
+      <w:r>
+        <w:t xml:space="preserve"> for each implemented scenario (</w:t>
+      </w:r>
+      <w:proofErr w:type="spellStart"/>
+      <w:proofErr w:type="gramStart"/>
+      <w:r>
+        <w:t>baseline,cooperative</w:t>
+      </w:r>
+      <w:proofErr w:type="gramEnd"/>
+      <w:r>
+        <w:t>,competitive</w:t>
+      </w:r>
+      <w:proofErr w:type="spellEnd"/>
+      <w:r>
+        <w:t>) as well as tracks scenario state transitions to trigger the appropriate scene setup</w:t>
       </w:r>
       <w:r>
         <w:t xml:space="preserve"> </w:t>
@@ -5978,6 +7488,7 @@
           <w:ilvl w:val="4"/>
           <w:numId w:val="2"/>
         </w:numPr>
+        <w:spacing w:line="360" w:lineRule="auto"/>
       </w:pPr>
       <w:r>
         <w:t>XR Integration and Positioning</w:t>
@@ -5990,10 +7501,43 @@
           <w:ilvl w:val="0"/>
           <w:numId w:val="0"/>
         </w:numPr>
+        <w:spacing w:line="360" w:lineRule="auto"/>
         <w:ind w:left="420" w:hanging="420"/>
       </w:pPr>
       <w:r>
-        <w:t>The SessionManager controls the XR Origin position and rotation for different scenarios, implementing smooth transitions between positions using coroutine-based lerping, and provides XR recenter functionality to realign the virtual experience with physical setup. It also allows toggleability of the UI elements in the VR environment if participants want their live data hidden.</w:t>
+        <w:t xml:space="preserve">The </w:t>
+      </w:r>
+      <w:proofErr w:type="spellStart"/>
+      <w:r>
+        <w:t>SessionManager</w:t>
+      </w:r>
+      <w:proofErr w:type="spellEnd"/>
+      <w:r>
+        <w:t xml:space="preserve"> controls the XR Origin position and rotation for different scenarios, implementing smooth transitions between positions using coroutine-based </w:t>
+      </w:r>
+      <w:proofErr w:type="spellStart"/>
+      <w:r>
+        <w:t>lerping</w:t>
+      </w:r>
+      <w:proofErr w:type="spellEnd"/>
+      <w:r>
+        <w:t xml:space="preserve">, and provides XR </w:t>
+      </w:r>
+      <w:proofErr w:type="spellStart"/>
+      <w:r>
+        <w:t>recenter</w:t>
+      </w:r>
+      <w:proofErr w:type="spellEnd"/>
+      <w:r>
+        <w:t xml:space="preserve"> functionality to realign the virtual experience with physical setup. It also allows </w:t>
+      </w:r>
+      <w:proofErr w:type="spellStart"/>
+      <w:r>
+        <w:t>toggleability</w:t>
+      </w:r>
+      <w:proofErr w:type="spellEnd"/>
+      <w:r>
+        <w:t xml:space="preserve"> of the UI elements in the VR environment if participants want their live data hidden.</w:t>
       </w:r>
     </w:p>
     <w:p>
@@ -6003,6 +7547,7 @@
           <w:ilvl w:val="4"/>
           <w:numId w:val="2"/>
         </w:numPr>
+        <w:spacing w:line="360" w:lineRule="auto"/>
       </w:pPr>
       <w:r>
         <w:t>AI Cyclist Management</w:t>
@@ -6015,10 +7560,27 @@
           <w:ilvl w:val="0"/>
           <w:numId w:val="0"/>
         </w:numPr>
+        <w:spacing w:line="360" w:lineRule="auto"/>
         <w:ind w:left="420" w:hanging="420"/>
       </w:pPr>
       <w:r>
-        <w:t xml:space="preserve">The SessionManager identifies and filters through AI based on scenario mode and AI roles, organises cyclists into appropriate formations based on the selected scenario, and maintains activeAI list as a primary reference for manageable AI entities. It also assigns different AI states based on position and scenario, coordinating positional relationships between AI cyclists, and updates AI behaviour parameters in real-time. </w:t>
+        <w:t xml:space="preserve">The </w:t>
+      </w:r>
+      <w:proofErr w:type="spellStart"/>
+      <w:r>
+        <w:t>SessionManager</w:t>
+      </w:r>
+      <w:proofErr w:type="spellEnd"/>
+      <w:r>
+        <w:t xml:space="preserve"> identifies and filters through AI based on scenario mode and AI roles, organises cyclists into appropriate formations based on the selected scenario, and maintains </w:t>
+      </w:r>
+      <w:proofErr w:type="spellStart"/>
+      <w:r>
+        <w:t>activeAI</w:t>
+      </w:r>
+      <w:proofErr w:type="spellEnd"/>
+      <w:r>
+        <w:t xml:space="preserve"> list as a primary reference for manageable AI entities. It also assigns different AI states based on position and scenario, coordinating positional relationships between AI cyclists, and updates AI behaviour parameters in real-time. </w:t>
       </w:r>
     </w:p>
     <w:p>
@@ -6028,6 +7590,7 @@
           <w:ilvl w:val="4"/>
           <w:numId w:val="2"/>
         </w:numPr>
+        <w:spacing w:line="360" w:lineRule="auto"/>
       </w:pPr>
       <w:r>
         <w:t>Cooperative Mode: Paceline System</w:t>
@@ -6040,10 +7603,32 @@
           <w:ilvl w:val="0"/>
           <w:numId w:val="0"/>
         </w:numPr>
+        <w:spacing w:line="360" w:lineRule="auto"/>
         <w:ind w:left="420" w:hanging="420"/>
       </w:pPr>
       <w:r>
-        <w:t>The SessionManager implements realistic paceline cycling formations with leader rotation, maintains proper spacing and drafting positions between cyclists, and monitors paceline speed for consistent group movement. The way the rotation logic works is it moves lead cyclists to the back at timed intervals, updates AI states when positions change in the formation, and triggers specialised movement patterns during transitions, like the PeelOffPaceLine() method.</w:t>
+        <w:t xml:space="preserve">The </w:t>
+      </w:r>
+      <w:proofErr w:type="spellStart"/>
+      <w:r>
+        <w:t>SessionManager</w:t>
+      </w:r>
+      <w:proofErr w:type="spellEnd"/>
+      <w:r>
+        <w:t xml:space="preserve"> implements realistic paceline cycling formations with leader rotation, maintains proper spacing and drafting positions between cyclists, and monitors paceline speed for consistent group movement. The way the rotation logic works is it moves lead cyclists to the back at timed intervals, updates AI states when positions change in the formation, and triggers specialised movement patterns during transitions, like the </w:t>
+      </w:r>
+      <w:proofErr w:type="spellStart"/>
+      <w:proofErr w:type="gramStart"/>
+      <w:r>
+        <w:t>PeelOffPaceLine</w:t>
+      </w:r>
+      <w:proofErr w:type="spellEnd"/>
+      <w:r>
+        <w:t>(</w:t>
+      </w:r>
+      <w:proofErr w:type="gramEnd"/>
+      <w:r>
+        <w:t>) method.</w:t>
       </w:r>
     </w:p>
     <w:p>
@@ -6053,6 +7638,7 @@
           <w:ilvl w:val="4"/>
           <w:numId w:val="2"/>
         </w:numPr>
+        <w:spacing w:line="360" w:lineRule="auto"/>
       </w:pPr>
       <w:r>
         <w:t>Competitive Mode: Dynamic Racing</w:t>
@@ -6065,14 +7651,43 @@
           <w:ilvl w:val="0"/>
           <w:numId w:val="0"/>
         </w:numPr>
+        <w:spacing w:line="360" w:lineRule="auto"/>
         <w:ind w:left="420" w:hanging="420"/>
       </w:pPr>
       <w:r>
-        <w:t xml:space="preserve">The SessionManager uses calculated performance profiles to create realistic racing scenarios, applying individual performance vairations set in the Unity inspector to create distinct AI competitors, and adjusts AI performance based on real-time user performance metrics. It </w:t>
-      </w:r>
-      <w:r>
-        <w:lastRenderedPageBreak/>
-        <w:t xml:space="preserve">modifies AI performance based on the user’s current heart rate compared to the heart rate in the historical data on that second of the exercise. It then scales difficulty using percentage based adjustments on the difference between those values to maintain a competitive balance, and falls back to relative-to-player pacing when the recorded data runs out. </w:t>
+        <w:t xml:space="preserve">The </w:t>
+      </w:r>
+      <w:proofErr w:type="spellStart"/>
+      <w:r>
+        <w:t>SessionManager</w:t>
+      </w:r>
+      <w:proofErr w:type="spellEnd"/>
+      <w:r>
+        <w:t xml:space="preserve"> uses calculated performance profiles to create realistic racing scenarios, applying individual performance </w:t>
+      </w:r>
+      <w:proofErr w:type="spellStart"/>
+      <w:r>
+        <w:t>vairations</w:t>
+      </w:r>
+      <w:proofErr w:type="spellEnd"/>
+      <w:r>
+        <w:t xml:space="preserve"> set in the Unity inspector to create distinct AI competitors, and adjusts AI performance based on real-time user performance metrics. It modifies AI performance based on the user’s current heart rate compared to the heart rate in the historical data on that second of the exercise. It then scales difficulty using </w:t>
+      </w:r>
+      <w:proofErr w:type="gramStart"/>
+      <w:r>
+        <w:t>percentage based</w:t>
+      </w:r>
+      <w:proofErr w:type="gramEnd"/>
+      <w:r>
+        <w:t xml:space="preserve"> adjustments on the difference between those values to maintain a competitive </w:t>
+      </w:r>
+      <w:proofErr w:type="gramStart"/>
+      <w:r>
+        <w:t>balance, and</w:t>
+      </w:r>
+      <w:proofErr w:type="gramEnd"/>
+      <w:r>
+        <w:t xml:space="preserve"> falls back to relative-to-player pacing when the recorded data runs out. </w:t>
       </w:r>
     </w:p>
     <w:p>
@@ -6082,6 +7697,7 @@
           <w:ilvl w:val="4"/>
           <w:numId w:val="2"/>
         </w:numPr>
+        <w:spacing w:line="360" w:lineRule="auto"/>
       </w:pPr>
       <w:r>
         <w:t>Technical Features</w:t>
@@ -6094,10 +7710,44 @@
           <w:ilvl w:val="0"/>
           <w:numId w:val="0"/>
         </w:numPr>
+        <w:spacing w:line="360" w:lineRule="auto"/>
         <w:ind w:left="420" w:hanging="420"/>
       </w:pPr>
       <w:r>
-        <w:t>The SessionManager uses coroutiens for time-dependent processes like paceline rotation, and racing progression, as well as injects second-by-second data to the AI’s in the competitive scenario. It also works with Unity’s NavMesh system for navigation around the virtual velodrome.</w:t>
+        <w:lastRenderedPageBreak/>
+        <w:t xml:space="preserve">The </w:t>
+      </w:r>
+      <w:proofErr w:type="spellStart"/>
+      <w:r>
+        <w:t>SessionManager</w:t>
+      </w:r>
+      <w:proofErr w:type="spellEnd"/>
+      <w:r>
+        <w:t xml:space="preserve"> uses </w:t>
+      </w:r>
+      <w:proofErr w:type="spellStart"/>
+      <w:r>
+        <w:t>coroutiens</w:t>
+      </w:r>
+      <w:proofErr w:type="spellEnd"/>
+      <w:r>
+        <w:t xml:space="preserve"> for time-dependent processes like paceline rotation, and racing progression, as well as injects second-by-second data to the </w:t>
+      </w:r>
+      <w:proofErr w:type="gramStart"/>
+      <w:r>
+        <w:t>AI’s</w:t>
+      </w:r>
+      <w:proofErr w:type="gramEnd"/>
+      <w:r>
+        <w:t xml:space="preserve"> in the competitive scenario. It also works with Unity’s </w:t>
+      </w:r>
+      <w:proofErr w:type="spellStart"/>
+      <w:r>
+        <w:t>NavMesh</w:t>
+      </w:r>
+      <w:proofErr w:type="spellEnd"/>
+      <w:r>
+        <w:t xml:space="preserve"> system for navigation around the virtual velodrome.</w:t>
       </w:r>
     </w:p>
     <w:p>
@@ -6107,6 +7757,7 @@
           <w:ilvl w:val="0"/>
           <w:numId w:val="0"/>
         </w:numPr>
+        <w:spacing w:line="360" w:lineRule="auto"/>
         <w:ind w:left="420" w:hanging="420"/>
       </w:pPr>
     </w:p>
@@ -6117,6 +7768,7 @@
           <w:ilvl w:val="0"/>
           <w:numId w:val="0"/>
         </w:numPr>
+        <w:spacing w:line="360" w:lineRule="auto"/>
         <w:ind w:left="420" w:hanging="420"/>
       </w:pPr>
       <w:r>
@@ -6130,9 +7782,15 @@
           <w:ilvl w:val="0"/>
           <w:numId w:val="15"/>
         </w:numPr>
-      </w:pPr>
-      <w:r>
-        <w:t>Awake()</w:t>
+        <w:spacing w:line="360" w:lineRule="auto"/>
+      </w:pPr>
+      <w:proofErr w:type="gramStart"/>
+      <w:r>
+        <w:t>Awake(</w:t>
+      </w:r>
+      <w:proofErr w:type="gramEnd"/>
+      <w:r>
+        <w:t>)</w:t>
       </w:r>
       <w:r>
         <w:t xml:space="preserve"> </w:t>
@@ -6154,12 +7812,26 @@
           <w:ilvl w:val="0"/>
           <w:numId w:val="15"/>
         </w:numPr>
-      </w:pPr>
-      <w:r>
-        <w:t>Start()</w:t>
-      </w:r>
-      <w:r>
-        <w:t xml:space="preserve"> – Initialises lerping state to false when the object becomes active.</w:t>
+        <w:spacing w:line="360" w:lineRule="auto"/>
+      </w:pPr>
+      <w:proofErr w:type="gramStart"/>
+      <w:r>
+        <w:t>Start(</w:t>
+      </w:r>
+      <w:proofErr w:type="gramEnd"/>
+      <w:r>
+        <w:t>)</w:t>
+      </w:r>
+      <w:r>
+        <w:t xml:space="preserve"> – Initialises </w:t>
+      </w:r>
+      <w:proofErr w:type="spellStart"/>
+      <w:r>
+        <w:t>lerping</w:t>
+      </w:r>
+      <w:proofErr w:type="spellEnd"/>
+      <w:r>
+        <w:t xml:space="preserve"> state to false when the object becomes active.</w:t>
       </w:r>
     </w:p>
     <w:p>
@@ -6169,12 +7841,39 @@
           <w:ilvl w:val="0"/>
           <w:numId w:val="15"/>
         </w:numPr>
-      </w:pPr>
-      <w:r>
-        <w:t>Update()</w:t>
-      </w:r>
-      <w:r>
-        <w:t xml:space="preserve"> – Calles HandleScenarioModeChange() each fraome to check if the scenario mode has changed and respond accordingly.</w:t>
+        <w:spacing w:line="360" w:lineRule="auto"/>
+      </w:pPr>
+      <w:proofErr w:type="gramStart"/>
+      <w:r>
+        <w:t>Update(</w:t>
+      </w:r>
+      <w:proofErr w:type="gramEnd"/>
+      <w:r>
+        <w:t>)</w:t>
+      </w:r>
+      <w:r>
+        <w:t xml:space="preserve"> – Calles </w:t>
+      </w:r>
+      <w:proofErr w:type="spellStart"/>
+      <w:proofErr w:type="gramStart"/>
+      <w:r>
+        <w:t>HandleScenarioModeChange</w:t>
+      </w:r>
+      <w:proofErr w:type="spellEnd"/>
+      <w:r>
+        <w:t>(</w:t>
+      </w:r>
+      <w:proofErr w:type="gramEnd"/>
+      <w:r>
+        <w:t xml:space="preserve">) each </w:t>
+      </w:r>
+      <w:proofErr w:type="spellStart"/>
+      <w:r>
+        <w:t>fraome</w:t>
+      </w:r>
+      <w:proofErr w:type="spellEnd"/>
+      <w:r>
+        <w:t xml:space="preserve"> to check if the scenario mode has changed and respond accordingly.</w:t>
       </w:r>
     </w:p>
     <w:p>
@@ -6184,9 +7883,20 @@
           <w:ilvl w:val="0"/>
           <w:numId w:val="15"/>
         </w:numPr>
-      </w:pPr>
-      <w:r>
-        <w:t>BeginSession()</w:t>
+        <w:spacing w:line="360" w:lineRule="auto"/>
+      </w:pPr>
+      <w:proofErr w:type="spellStart"/>
+      <w:proofErr w:type="gramStart"/>
+      <w:r>
+        <w:t>BeginSession</w:t>
+      </w:r>
+      <w:proofErr w:type="spellEnd"/>
+      <w:r>
+        <w:t>(</w:t>
+      </w:r>
+      <w:proofErr w:type="gramEnd"/>
+      <w:r>
+        <w:t>)</w:t>
       </w:r>
       <w:r>
         <w:t xml:space="preserve"> – Initiates the cycling session by initialising bike objects and running appropriate routines based on the selected scenario mode.</w:t>
@@ -6199,12 +7909,31 @@
           <w:ilvl w:val="0"/>
           <w:numId w:val="15"/>
         </w:numPr>
-      </w:pPr>
-      <w:r>
-        <w:t>InitBikeObjects()</w:t>
-      </w:r>
-      <w:r>
-        <w:t xml:space="preserve"> – Populates the activeAI list with relevant AI cyclists based on the current scenario mode, filtering by their AI type.</w:t>
+        <w:spacing w:line="360" w:lineRule="auto"/>
+      </w:pPr>
+      <w:proofErr w:type="spellStart"/>
+      <w:proofErr w:type="gramStart"/>
+      <w:r>
+        <w:t>InitBikeObjects</w:t>
+      </w:r>
+      <w:proofErr w:type="spellEnd"/>
+      <w:r>
+        <w:t>(</w:t>
+      </w:r>
+      <w:proofErr w:type="gramEnd"/>
+      <w:r>
+        <w:t>)</w:t>
+      </w:r>
+      <w:r>
+        <w:t xml:space="preserve"> – Populates the </w:t>
+      </w:r>
+      <w:proofErr w:type="spellStart"/>
+      <w:r>
+        <w:t>activeAI</w:t>
+      </w:r>
+      <w:proofErr w:type="spellEnd"/>
+      <w:r>
+        <w:t xml:space="preserve"> list with relevant AI cyclists based on the current scenario mode, filtering by their AI type.</w:t>
       </w:r>
     </w:p>
     <w:p>
@@ -6214,12 +7943,31 @@
           <w:ilvl w:val="0"/>
           <w:numId w:val="15"/>
         </w:numPr>
-      </w:pPr>
-      <w:r>
-        <w:t>RecenterXR()</w:t>
-      </w:r>
-      <w:r>
-        <w:t xml:space="preserve"> – Attempts to recenter the VR headset by finding and using an active XR input subsystem.</w:t>
+        <w:spacing w:line="360" w:lineRule="auto"/>
+      </w:pPr>
+      <w:proofErr w:type="spellStart"/>
+      <w:proofErr w:type="gramStart"/>
+      <w:r>
+        <w:t>RecenterXR</w:t>
+      </w:r>
+      <w:proofErr w:type="spellEnd"/>
+      <w:r>
+        <w:t>(</w:t>
+      </w:r>
+      <w:proofErr w:type="gramEnd"/>
+      <w:r>
+        <w:t>)</w:t>
+      </w:r>
+      <w:r>
+        <w:t xml:space="preserve"> – Attempts to </w:t>
+      </w:r>
+      <w:proofErr w:type="spellStart"/>
+      <w:r>
+        <w:t>recenter</w:t>
+      </w:r>
+      <w:proofErr w:type="spellEnd"/>
+      <w:r>
+        <w:t xml:space="preserve"> the VR headset by finding and using an active XR input subsystem.</w:t>
       </w:r>
     </w:p>
     <w:p>
@@ -6229,9 +7977,20 @@
           <w:ilvl w:val="0"/>
           <w:numId w:val="15"/>
         </w:numPr>
-      </w:pPr>
-      <w:r>
-        <w:t>GetXRInputSubSystem()</w:t>
+        <w:spacing w:line="360" w:lineRule="auto"/>
+      </w:pPr>
+      <w:proofErr w:type="spellStart"/>
+      <w:proofErr w:type="gramStart"/>
+      <w:r>
+        <w:t>GetXRInputSubSystem</w:t>
+      </w:r>
+      <w:proofErr w:type="spellEnd"/>
+      <w:r>
+        <w:t>(</w:t>
+      </w:r>
+      <w:proofErr w:type="gramEnd"/>
+      <w:r>
+        <w:t>)</w:t>
       </w:r>
       <w:r>
         <w:t xml:space="preserve"> – Retrieves the active XR input subsystem from available subsystems to enable XR-specific operations.</w:t>
@@ -6244,9 +8003,20 @@
           <w:ilvl w:val="0"/>
           <w:numId w:val="15"/>
         </w:numPr>
-      </w:pPr>
-      <w:r>
-        <w:t>MoveToPose()</w:t>
+        <w:spacing w:line="360" w:lineRule="auto"/>
+      </w:pPr>
+      <w:proofErr w:type="spellStart"/>
+      <w:proofErr w:type="gramStart"/>
+      <w:r>
+        <w:t>MoveToPose</w:t>
+      </w:r>
+      <w:proofErr w:type="spellEnd"/>
+      <w:r>
+        <w:t>(</w:t>
+      </w:r>
+      <w:proofErr w:type="gramEnd"/>
+      <w:r>
+        <w:t>)</w:t>
       </w:r>
       <w:r>
         <w:t xml:space="preserve"> – Positions the user’s XR origin at a specified location, with an option to parent the object to the destination.</w:t>
@@ -6259,12 +8029,29 @@
           <w:ilvl w:val="0"/>
           <w:numId w:val="15"/>
         </w:numPr>
-      </w:pPr>
-      <w:r>
-        <w:t>LerpToPose()</w:t>
-      </w:r>
-      <w:r>
-        <w:t xml:space="preserve"> – Coroutine that smoothyl interpolates the user’s XR origin from its current position to a target position over a specified duration.</w:t>
+        <w:spacing w:line="360" w:lineRule="auto"/>
+      </w:pPr>
+      <w:proofErr w:type="spellStart"/>
+      <w:proofErr w:type="gramStart"/>
+      <w:r>
+        <w:t>LerpToPose</w:t>
+      </w:r>
+      <w:proofErr w:type="spellEnd"/>
+      <w:r>
+        <w:t>(</w:t>
+      </w:r>
+      <w:proofErr w:type="gramEnd"/>
+      <w:r>
+        <w:t>)</w:t>
+      </w:r>
+      <w:r>
+        <w:t xml:space="preserve"> – Coroutine that </w:t>
+      </w:r>
+      <w:r>
+        <w:t>smoothly</w:t>
+      </w:r>
+      <w:r>
+        <w:t xml:space="preserve"> interpolates the user’s XR origin from its current position to a target position over a specified duration.</w:t>
       </w:r>
     </w:p>
     <w:p>
@@ -6274,9 +8061,20 @@
           <w:ilvl w:val="0"/>
           <w:numId w:val="15"/>
         </w:numPr>
-      </w:pPr>
-      <w:r>
-        <w:t>SetUndecidedMode()</w:t>
+        <w:spacing w:line="360" w:lineRule="auto"/>
+      </w:pPr>
+      <w:proofErr w:type="spellStart"/>
+      <w:proofErr w:type="gramStart"/>
+      <w:r>
+        <w:t>SetUndecidedMode</w:t>
+      </w:r>
+      <w:proofErr w:type="spellEnd"/>
+      <w:r>
+        <w:t>(</w:t>
+      </w:r>
+      <w:proofErr w:type="gramEnd"/>
+      <w:r>
+        <w:t>)</w:t>
       </w:r>
       <w:r>
         <w:t xml:space="preserve"> – Sets scenario mode to undecided.</w:t>
@@ -6289,9 +8087,20 @@
           <w:ilvl w:val="0"/>
           <w:numId w:val="15"/>
         </w:numPr>
-      </w:pPr>
-      <w:r>
-        <w:t>SetBaselineMode()</w:t>
+        <w:spacing w:line="360" w:lineRule="auto"/>
+      </w:pPr>
+      <w:proofErr w:type="spellStart"/>
+      <w:proofErr w:type="gramStart"/>
+      <w:r>
+        <w:t>SetBaselineMode</w:t>
+      </w:r>
+      <w:proofErr w:type="spellEnd"/>
+      <w:r>
+        <w:t>(</w:t>
+      </w:r>
+      <w:proofErr w:type="gramEnd"/>
+      <w:r>
+        <w:t>)</w:t>
       </w:r>
       <w:r>
         <w:t xml:space="preserve"> – Sets scenario mode to baseline.</w:t>
@@ -6304,9 +8113,20 @@
           <w:ilvl w:val="0"/>
           <w:numId w:val="15"/>
         </w:numPr>
-      </w:pPr>
-      <w:r>
-        <w:t>SetCooperativeMode()</w:t>
+        <w:spacing w:line="360" w:lineRule="auto"/>
+      </w:pPr>
+      <w:proofErr w:type="spellStart"/>
+      <w:proofErr w:type="gramStart"/>
+      <w:r>
+        <w:t>SetCooperativeMode</w:t>
+      </w:r>
+      <w:proofErr w:type="spellEnd"/>
+      <w:r>
+        <w:t>(</w:t>
+      </w:r>
+      <w:proofErr w:type="gramEnd"/>
+      <w:r>
+        <w:t>)</w:t>
       </w:r>
       <w:r>
         <w:t xml:space="preserve"> - Sets scenario mode to cooperative.</w:t>
@@ -6319,9 +8139,20 @@
           <w:ilvl w:val="0"/>
           <w:numId w:val="15"/>
         </w:numPr>
-      </w:pPr>
-      <w:r>
-        <w:t>SetCompetitiveMode()</w:t>
+        <w:spacing w:line="360" w:lineRule="auto"/>
+      </w:pPr>
+      <w:proofErr w:type="spellStart"/>
+      <w:proofErr w:type="gramStart"/>
+      <w:r>
+        <w:t>SetCompetitiveMode</w:t>
+      </w:r>
+      <w:proofErr w:type="spellEnd"/>
+      <w:r>
+        <w:t>(</w:t>
+      </w:r>
+      <w:proofErr w:type="gramEnd"/>
+      <w:r>
+        <w:t>)</w:t>
       </w:r>
       <w:r>
         <w:t xml:space="preserve"> – Sets scenario mode to competitive.</w:t>
@@ -6334,9 +8165,20 @@
           <w:ilvl w:val="0"/>
           <w:numId w:val="15"/>
         </w:numPr>
-      </w:pPr>
-      <w:r>
-        <w:t>GetCurrentScenarioMode()</w:t>
+        <w:spacing w:line="360" w:lineRule="auto"/>
+      </w:pPr>
+      <w:proofErr w:type="spellStart"/>
+      <w:proofErr w:type="gramStart"/>
+      <w:r>
+        <w:t>GetCurrentScenarioMode</w:t>
+      </w:r>
+      <w:proofErr w:type="spellEnd"/>
+      <w:r>
+        <w:t>(</w:t>
+      </w:r>
+      <w:proofErr w:type="gramEnd"/>
+      <w:r>
+        <w:t>)</w:t>
       </w:r>
       <w:r>
         <w:t xml:space="preserve"> – Returns the currently active scenario mode.</w:t>
@@ -6349,9 +8191,20 @@
           <w:ilvl w:val="0"/>
           <w:numId w:val="15"/>
         </w:numPr>
-      </w:pPr>
-      <w:r>
-        <w:t>HandleScenarioModeChange()</w:t>
+        <w:spacing w:line="360" w:lineRule="auto"/>
+      </w:pPr>
+      <w:proofErr w:type="spellStart"/>
+      <w:proofErr w:type="gramStart"/>
+      <w:r>
+        <w:t>HandleScenarioModeChange</w:t>
+      </w:r>
+      <w:proofErr w:type="spellEnd"/>
+      <w:r>
+        <w:t>(</w:t>
+      </w:r>
+      <w:proofErr w:type="gramEnd"/>
+      <w:r>
+        <w:t>)</w:t>
       </w:r>
       <w:r>
         <w:t xml:space="preserve"> – Detects changes in scenario mode and repositions the player appropriately, spawning relevant prefabs for cooperative or competitive modes.</w:t>
@@ -6364,9 +8217,20 @@
           <w:ilvl w:val="0"/>
           <w:numId w:val="15"/>
         </w:numPr>
-      </w:pPr>
-      <w:r>
-        <w:t>SpawnCooperativeScenarioPrefab()</w:t>
+        <w:spacing w:line="360" w:lineRule="auto"/>
+      </w:pPr>
+      <w:proofErr w:type="spellStart"/>
+      <w:proofErr w:type="gramStart"/>
+      <w:r>
+        <w:t>SpawnCooperativeScenarioPrefab</w:t>
+      </w:r>
+      <w:proofErr w:type="spellEnd"/>
+      <w:r>
+        <w:t>(</w:t>
+      </w:r>
+      <w:proofErr w:type="gramEnd"/>
+      <w:r>
+        <w:t>)</w:t>
       </w:r>
       <w:r>
         <w:t xml:space="preserve"> – Instantiates the cooperative scenario prefab at the world origin.</w:t>
@@ -6379,9 +8243,20 @@
           <w:ilvl w:val="0"/>
           <w:numId w:val="15"/>
         </w:numPr>
-      </w:pPr>
-      <w:r>
-        <w:t>SpawnCompetitiveScenarioPrefab()</w:t>
+        <w:spacing w:line="360" w:lineRule="auto"/>
+      </w:pPr>
+      <w:proofErr w:type="spellStart"/>
+      <w:proofErr w:type="gramStart"/>
+      <w:r>
+        <w:t>SpawnCompetitiveScenarioPrefab</w:t>
+      </w:r>
+      <w:proofErr w:type="spellEnd"/>
+      <w:r>
+        <w:t>(</w:t>
+      </w:r>
+      <w:proofErr w:type="gramEnd"/>
+      <w:r>
+        <w:t>)</w:t>
       </w:r>
       <w:r>
         <w:t xml:space="preserve"> – Instantiates the competitive scenario prefab at the world origin.</w:t>
@@ -6394,12 +8269,32 @@
           <w:ilvl w:val="0"/>
           <w:numId w:val="15"/>
         </w:numPr>
-      </w:pPr>
-      <w:r>
-        <w:t>ToggleMenus()</w:t>
-      </w:r>
-      <w:r>
-        <w:t xml:space="preserve"> – Toggles the visibility of menu elements attached to the menuParent transform.</w:t>
+        <w:spacing w:line="360" w:lineRule="auto"/>
+      </w:pPr>
+      <w:proofErr w:type="spellStart"/>
+      <w:proofErr w:type="gramStart"/>
+      <w:r>
+        <w:lastRenderedPageBreak/>
+        <w:t>ToggleMenus</w:t>
+      </w:r>
+      <w:proofErr w:type="spellEnd"/>
+      <w:r>
+        <w:t>(</w:t>
+      </w:r>
+      <w:proofErr w:type="gramEnd"/>
+      <w:r>
+        <w:t>)</w:t>
+      </w:r>
+      <w:r>
+        <w:t xml:space="preserve"> – Toggles the visibility of menu elements attached to the </w:t>
+      </w:r>
+      <w:proofErr w:type="spellStart"/>
+      <w:r>
+        <w:t>menuParent</w:t>
+      </w:r>
+      <w:proofErr w:type="spellEnd"/>
+      <w:r>
+        <w:t xml:space="preserve"> transform.</w:t>
       </w:r>
     </w:p>
     <w:p>
@@ -6409,9 +8304,20 @@
           <w:ilvl w:val="0"/>
           <w:numId w:val="15"/>
         </w:numPr>
-      </w:pPr>
-      <w:r>
-        <w:t>PacelineRoutine()</w:t>
+        <w:spacing w:line="360" w:lineRule="auto"/>
+      </w:pPr>
+      <w:proofErr w:type="spellStart"/>
+      <w:proofErr w:type="gramStart"/>
+      <w:r>
+        <w:t>PacelineRoutine</w:t>
+      </w:r>
+      <w:proofErr w:type="spellEnd"/>
+      <w:r>
+        <w:t>(</w:t>
+      </w:r>
+      <w:proofErr w:type="gramEnd"/>
+      <w:r>
+        <w:t>)</w:t>
       </w:r>
       <w:r>
         <w:t xml:space="preserve"> – Coroutine that manages the paceline cycling formation, updating positions and rotating cyclists at regular intervals.</w:t>
@@ -6424,144 +8330,234 @@
           <w:ilvl w:val="0"/>
           <w:numId w:val="15"/>
         </w:numPr>
+        <w:spacing w:line="360" w:lineRule="auto"/>
+      </w:pPr>
+      <w:proofErr w:type="spellStart"/>
+      <w:proofErr w:type="gramStart"/>
+      <w:r>
+        <w:t>RotatePaceline</w:t>
+      </w:r>
+      <w:proofErr w:type="spellEnd"/>
+      <w:r>
+        <w:t>(</w:t>
+      </w:r>
+      <w:proofErr w:type="gramEnd"/>
+      <w:r>
+        <w:t>)</w:t>
+      </w:r>
+      <w:r>
+        <w:t xml:space="preserve"> – Moves the front AI cyclist to the back of the formation, implementing the rotation aspect of a cycling paceline.</w:t>
+      </w:r>
+    </w:p>
+    <w:p>
+      <w:pPr>
+        <w:pStyle w:val="CustomHeading"/>
+        <w:numPr>
+          <w:ilvl w:val="0"/>
+          <w:numId w:val="15"/>
+        </w:numPr>
+        <w:spacing w:line="360" w:lineRule="auto"/>
+      </w:pPr>
+      <w:proofErr w:type="spellStart"/>
+      <w:proofErr w:type="gramStart"/>
+      <w:r>
+        <w:t>UpdatePacelinePositions</w:t>
+      </w:r>
+      <w:proofErr w:type="spellEnd"/>
+      <w:r>
+        <w:t>(</w:t>
+      </w:r>
+      <w:proofErr w:type="gramEnd"/>
+      <w:r>
+        <w:t>)</w:t>
+      </w:r>
+      <w:r>
+        <w:t xml:space="preserve"> – Updates the state and position of each AI in the paceline, setting appropriate behaviours (pulling, drafting).</w:t>
+      </w:r>
+    </w:p>
+    <w:p>
+      <w:pPr>
+        <w:pStyle w:val="CustomHeading"/>
+        <w:numPr>
+          <w:ilvl w:val="0"/>
+          <w:numId w:val="15"/>
+        </w:numPr>
+        <w:spacing w:line="360" w:lineRule="auto"/>
+      </w:pPr>
+      <w:proofErr w:type="spellStart"/>
+      <w:proofErr w:type="gramStart"/>
+      <w:r>
+        <w:t>GetPacelineS</w:t>
+      </w:r>
+      <w:r>
+        <w:t>p</w:t>
+      </w:r>
+      <w:r>
+        <w:t>eed</w:t>
+      </w:r>
+      <w:proofErr w:type="spellEnd"/>
+      <w:r>
+        <w:t>(</w:t>
+      </w:r>
+      <w:proofErr w:type="gramEnd"/>
+      <w:r>
+        <w:t>)</w:t>
+      </w:r>
+      <w:r>
+        <w:t xml:space="preserve"> – Returns the speed of the leading cyclist in the paceline. </w:t>
+      </w:r>
+    </w:p>
+    <w:p>
+      <w:pPr>
+        <w:pStyle w:val="CustomHeading"/>
+        <w:numPr>
+          <w:ilvl w:val="0"/>
+          <w:numId w:val="15"/>
+        </w:numPr>
+        <w:spacing w:line="360" w:lineRule="auto"/>
+      </w:pPr>
+      <w:proofErr w:type="spellStart"/>
+      <w:proofErr w:type="gramStart"/>
+      <w:r>
+        <w:t>RaceCoroutine</w:t>
+      </w:r>
+      <w:proofErr w:type="spellEnd"/>
+      <w:r>
+        <w:t>(</w:t>
+      </w:r>
+      <w:proofErr w:type="gramEnd"/>
+      <w:r>
+        <w:t>)</w:t>
+      </w:r>
+      <w:r>
+        <w:t xml:space="preserve"> – Complex </w:t>
+      </w:r>
+      <w:r>
+        <w:t>coroutine</w:t>
+      </w:r>
+      <w:r>
+        <w:t xml:space="preserve"> that manages the competitive race scenario using performance profiles and variations. </w:t>
+      </w:r>
+      <w:r>
+        <w:t xml:space="preserve">It first collects competing AI cyclists and applies performance variations to each AI cyclist. Then it adjusts the AI behaviour based on the user’s heart rate compared to reference data. And then calculates appropriate speeds for each AI updating their pace in real time, falling back to default behaviour when historical data runs out. The method uses a combination of pre-processed performance data and real time user metrics to create dynamic racing opponents that adapt to the user’s performance. </w:t>
+      </w:r>
+    </w:p>
+    <w:p>
+      <w:pPr>
+        <w:pStyle w:val="CustomSubSubheading"/>
+        <w:spacing w:line="360" w:lineRule="auto"/>
+      </w:pPr>
+      <w:proofErr w:type="spellStart"/>
+      <w:r>
+        <w:t>BicycleAI.cs</w:t>
+      </w:r>
+      <w:proofErr w:type="spellEnd"/>
+    </w:p>
+    <w:p>
+      <w:pPr>
+        <w:pStyle w:val="CustomSubSubheading"/>
+        <w:spacing w:line="360" w:lineRule="auto"/>
+      </w:pPr>
+      <w:r>
+        <w:t>Bluetooth Connectivity</w:t>
+      </w:r>
+    </w:p>
+    <w:p>
+      <w:pPr>
+        <w:pStyle w:val="CustomHeading"/>
+        <w:numPr>
+          <w:ilvl w:val="0"/>
+          <w:numId w:val="0"/>
+        </w:numPr>
+        <w:spacing w:line="360" w:lineRule="auto"/>
+        <w:ind w:left="420" w:hanging="420"/>
+      </w:pPr>
+      <w:r>
+        <w:t xml:space="preserve">Bluetooth was by far the most tedious part of the project as it went through the most iterations of all the components in the project. Initially, Bluetooth was managed by an FTMS indoor bike script which was present in the Unity scene and utilised the standard BLE library for windows through BleWinrtDLL.dll in the project, this solution was quick and easy to set up with </w:t>
+      </w:r>
+      <w:proofErr w:type="gramStart"/>
+      <w:r>
+        <w:t>really only</w:t>
+      </w:r>
+      <w:proofErr w:type="gramEnd"/>
+      <w:r>
+        <w:t xml:space="preserve"> the device UUID’s and main execution sequence to </w:t>
+      </w:r>
+      <w:r>
+        <w:t xml:space="preserve">customise to the specific use case for this project. This worked great for receiving the bike data and receiving the heartrate data once all the correct values were plugged in. However, it did not work so great when you try to do them both asynchronously. The methods implemented in the </w:t>
+      </w:r>
+      <w:proofErr w:type="spellStart"/>
+      <w:r>
+        <w:t>BleApi</w:t>
+      </w:r>
+      <w:proofErr w:type="spellEnd"/>
+      <w:r>
+        <w:t xml:space="preserve"> have a parameter that can be passed through which enables or disables a block to prevent other devices from using the BLE service, </w:t>
+      </w:r>
+      <w:r>
+        <w:t xml:space="preserve">despite these parameters being set to false they still would not both run at the same time. To try to combat </w:t>
+      </w:r>
+      <w:proofErr w:type="gramStart"/>
+      <w:r>
+        <w:t>this two separate scripts</w:t>
+      </w:r>
+      <w:proofErr w:type="gramEnd"/>
+      <w:r>
+        <w:t xml:space="preserve"> were </w:t>
+      </w:r>
+      <w:r>
+        <w:t>written</w:t>
+      </w:r>
+      <w:r>
+        <w:t xml:space="preserve"> for bike and heart rate data and placed on separate objects in the Unity scene, this did not solve the problem. The next attempt was to utilise threading to prevent the BLE processes from interfering with one another, however this also did not work.</w:t>
+      </w:r>
+    </w:p>
+    <w:p>
+      <w:pPr>
+        <w:pStyle w:val="CustomHeading"/>
+        <w:numPr>
+          <w:ilvl w:val="0"/>
+          <w:numId w:val="0"/>
+        </w:numPr>
+        <w:spacing w:line="360" w:lineRule="auto"/>
+        <w:ind w:left="420" w:hanging="420"/>
       </w:pPr>
       <w:r>
         <w:lastRenderedPageBreak/>
-        <w:t>RotatePaceline()</w:t>
-      </w:r>
-      <w:r>
-        <w:t xml:space="preserve"> – Moves the front AI cyclist to the back of the formation, implementing the rotation aspect of a cycling paceline.</w:t>
-      </w:r>
-    </w:p>
-    <w:p>
-      <w:pPr>
-        <w:pStyle w:val="CustomHeading"/>
-        <w:numPr>
-          <w:ilvl w:val="0"/>
-          <w:numId w:val="15"/>
-        </w:numPr>
-      </w:pPr>
-      <w:r>
-        <w:t>UpdatePacelinePositions()</w:t>
-      </w:r>
-      <w:r>
-        <w:t xml:space="preserve"> – Updates the state and position of each AI in the paceline, setting appropriate behaviours (pulling, drafting).</w:t>
-      </w:r>
-    </w:p>
-    <w:p>
-      <w:pPr>
-        <w:pStyle w:val="CustomHeading"/>
-        <w:numPr>
-          <w:ilvl w:val="0"/>
-          <w:numId w:val="15"/>
-        </w:numPr>
-      </w:pPr>
-      <w:r>
-        <w:t>GetPacelineS</w:t>
-      </w:r>
-      <w:r>
-        <w:t>p</w:t>
-      </w:r>
-      <w:r>
-        <w:t>eed()</w:t>
-      </w:r>
-      <w:r>
-        <w:t xml:space="preserve"> – Returns the speed of the leading cyclist in the paceline. </w:t>
-      </w:r>
-    </w:p>
-    <w:p>
-      <w:pPr>
-        <w:pStyle w:val="CustomHeading"/>
-        <w:numPr>
-          <w:ilvl w:val="0"/>
-          <w:numId w:val="15"/>
-        </w:numPr>
-      </w:pPr>
-      <w:r>
-        <w:t>RaceCoroutine()</w:t>
-      </w:r>
-      <w:r>
-        <w:t xml:space="preserve"> – Complex </w:t>
-      </w:r>
-      <w:r>
-        <w:t>coroutine</w:t>
-      </w:r>
-      <w:r>
-        <w:t xml:space="preserve"> that manages the competitive race scenario using performance profiles and variations. </w:t>
-      </w:r>
-      <w:r>
-        <w:t xml:space="preserve">It first collects competing AI cyclists and applies performance variations to each AI cyclist. Then it adjusts the AI behaviour based on the user’s heart rate compared to reference data. And then calculates appropriate speeds for each AI updating their pace in real time, falling back to default behaviour when historical data runs out. The method uses a combination of pre-processed performance data and real time user metrics to create dynamic racing opponents that adapt to the user’s performance. </w:t>
-      </w:r>
-    </w:p>
-    <w:p>
-      <w:pPr>
-        <w:pStyle w:val="CustomSubSubheading"/>
-        <w:spacing w:line="360" w:lineRule="auto"/>
-      </w:pPr>
-      <w:r>
-        <w:t>BicycleAI.cs</w:t>
-      </w:r>
-    </w:p>
-    <w:p>
-      <w:pPr>
-        <w:pStyle w:val="CustomSubSubheading"/>
-        <w:spacing w:line="360" w:lineRule="auto"/>
-      </w:pPr>
-      <w:r>
-        <w:t>Bluetooth Connectivity</w:t>
-      </w:r>
-    </w:p>
-    <w:p>
-      <w:pPr>
-        <w:pStyle w:val="CustomHeading"/>
-        <w:numPr>
-          <w:ilvl w:val="0"/>
-          <w:numId w:val="0"/>
-        </w:numPr>
-        <w:spacing w:line="360" w:lineRule="auto"/>
-        <w:ind w:left="420" w:hanging="420"/>
-      </w:pPr>
-      <w:r>
-        <w:t xml:space="preserve">Bluetooth was by far the most tedious part of the project as it went through the most iterations of all the components in the project. Initially, Bluetooth was managed by an FTMS indoor bike script which was present in the Unity scene and utilised the standard BLE library for windows through BleWinrtDLL.dll in the project, this solution was quick and easy to set up with really only the device UUID’s and main execution sequence to </w:t>
-      </w:r>
-      <w:r>
-        <w:t xml:space="preserve">customise to the specific use case for this project. This worked great for receiving the bike data and receiving the heartrate data once all the correct values were plugged in. However, it did not work so great when you try to do them both asynchronously. The methods implemented in the BleApi have a parameter that can be passed through which enables or disables a block to prevent other devices from using the BLE service, </w:t>
-      </w:r>
-      <w:r>
-        <w:t xml:space="preserve">despite these parameters being set to false they still would not both run at the same time. To try to combat this two separate scripts were </w:t>
-      </w:r>
-      <w:r>
-        <w:t>written</w:t>
-      </w:r>
-      <w:r>
-        <w:t xml:space="preserve"> for bike and heart rate data and placed on separate objects in the Unity scene, this did not solve the problem. The next attempt was to utilise threading to prevent the BLE processes from interfering with one another, however this also did not work.</w:t>
-      </w:r>
-    </w:p>
-    <w:p>
-      <w:pPr>
-        <w:pStyle w:val="CustomHeading"/>
-        <w:numPr>
-          <w:ilvl w:val="0"/>
-          <w:numId w:val="0"/>
-        </w:numPr>
-        <w:spacing w:line="360" w:lineRule="auto"/>
-        <w:ind w:left="420" w:hanging="420"/>
-      </w:pPr>
-      <w:r>
-        <w:t>In the end the solution in the final prototype uses two separate Bluetooth libraries on two separate programs and two separate receival mechanisms. The heartrate data is received via the BleApi in the BleWinrtDLL.dll file</w:t>
-      </w:r>
-      <w:r>
-        <w:t xml:space="preserve">, and the exercise bike data is received by a separate python script which then passes the received data into Unity via websockets. </w:t>
-      </w:r>
-      <w:r>
-        <w:t xml:space="preserve">The data is then passed to the DataManager for cleaning and processing. </w:t>
-      </w:r>
-      <w:r>
-        <w:t xml:space="preserve">This solution was not ideal as it was desired that the Bluetooth functionality remained entirely within </w:t>
-      </w:r>
-      <w:r>
-        <w:lastRenderedPageBreak/>
-        <w:t>the unity project to prevent unnecessary complexity, but due to tim</w:t>
+        <w:t xml:space="preserve">In the end the solution in the final prototype uses two separate Bluetooth libraries on two separate programs and two separate receival mechanisms. The heartrate data is received via the </w:t>
+      </w:r>
+      <w:proofErr w:type="spellStart"/>
+      <w:r>
+        <w:t>BleApi</w:t>
+      </w:r>
+      <w:proofErr w:type="spellEnd"/>
+      <w:r>
+        <w:t xml:space="preserve"> in the BleWinrtDLL.dll file</w:t>
+      </w:r>
+      <w:r>
+        <w:t xml:space="preserve">, and the exercise bike data is received by a separate python script which then passes the received data into Unity via </w:t>
+      </w:r>
+      <w:proofErr w:type="spellStart"/>
+      <w:r>
+        <w:t>websockets</w:t>
+      </w:r>
+      <w:proofErr w:type="spellEnd"/>
+      <w:r>
+        <w:t xml:space="preserve">. </w:t>
+      </w:r>
+      <w:r>
+        <w:t xml:space="preserve">The data is then passed to the </w:t>
+      </w:r>
+      <w:proofErr w:type="spellStart"/>
+      <w:r>
+        <w:t>DataManager</w:t>
+      </w:r>
+      <w:proofErr w:type="spellEnd"/>
+      <w:r>
+        <w:t xml:space="preserve"> for cleaning and processing. </w:t>
+      </w:r>
+      <w:r>
+        <w:t>This solution was not ideal as it was desired that the Bluetooth functionality remained entirely within the unity project to prevent unnecessary complexity, but due to tim</w:t>
       </w:r>
       <w:r>
         <w:t>e</w:t>
@@ -6731,6 +8727,7 @@
           <w:rFonts w:ascii="Times New Roman" w:hAnsi="Times New Roman" w:cs="Times New Roman"/>
           <w:noProof/>
         </w:rPr>
+        <w:lastRenderedPageBreak/>
         <w:drawing>
           <wp:inline distT="0" distB="0" distL="0" distR="0" wp14:anchorId="3EC1B72D" wp14:editId="4317CC8A">
             <wp:extent cx="5731510" cy="2650490"/>
@@ -6850,144 +8847,441 @@
         </w:rPr>
         <w:t xml:space="preserve">Above is a snippet of the main execution within the websocket.py file. When the program runs you can see that an asynchronous loop is set on the main function to run continuously until a keyboard interrupt or closure of the terminal by the user. What this does is set up the </w:t>
       </w:r>
-      <w:r>
-        <w:rPr>
-          <w:rFonts w:ascii="Times New Roman" w:hAnsi="Times New Roman" w:cs="Times New Roman"/>
-        </w:rPr>
+      <w:proofErr w:type="spellStart"/>
+      <w:r>
+        <w:rPr>
+          <w:rFonts w:ascii="Times New Roman" w:hAnsi="Times New Roman" w:cs="Times New Roman"/>
+        </w:rPr>
+        <w:t>websocket</w:t>
+      </w:r>
+      <w:proofErr w:type="spellEnd"/>
+      <w:r>
+        <w:rPr>
+          <w:rFonts w:ascii="Times New Roman" w:hAnsi="Times New Roman" w:cs="Times New Roman"/>
+        </w:rPr>
+        <w:t xml:space="preserve"> server and starts connecting to the exercise bike, making use of </w:t>
+      </w:r>
+      <w:proofErr w:type="spellStart"/>
+      <w:proofErr w:type="gramStart"/>
+      <w:r>
+        <w:rPr>
+          <w:rFonts w:ascii="Times New Roman" w:hAnsi="Times New Roman" w:cs="Times New Roman"/>
+        </w:rPr>
+        <w:t>asynchio.gather</w:t>
+      </w:r>
+      <w:proofErr w:type="spellEnd"/>
+      <w:proofErr w:type="gramEnd"/>
+      <w:r>
+        <w:rPr>
+          <w:rFonts w:ascii="Times New Roman" w:hAnsi="Times New Roman" w:cs="Times New Roman"/>
+        </w:rPr>
+        <w:t xml:space="preserve">() to run them both concurrently. </w:t>
+      </w:r>
+    </w:p>
+    <w:p>
+      <w:pPr>
+        <w:spacing w:line="360" w:lineRule="auto"/>
+        <w:rPr>
+          <w:rFonts w:ascii="Times New Roman" w:hAnsi="Times New Roman" w:cs="Times New Roman"/>
+        </w:rPr>
+      </w:pPr>
+      <w:r>
+        <w:rPr>
+          <w:rFonts w:ascii="Times New Roman" w:hAnsi="Times New Roman" w:cs="Times New Roman"/>
+        </w:rPr>
+        <w:t>Remaining methods in the websocket.py script and their functionality:</w:t>
+      </w:r>
+    </w:p>
+    <w:p>
+      <w:pPr>
+        <w:pStyle w:val="ListParagraph"/>
+        <w:numPr>
+          <w:ilvl w:val="0"/>
+          <w:numId w:val="10"/>
+        </w:numPr>
+        <w:spacing w:line="360" w:lineRule="auto"/>
+        <w:rPr>
+          <w:rFonts w:ascii="Times New Roman" w:hAnsi="Times New Roman" w:cs="Times New Roman"/>
+        </w:rPr>
+      </w:pPr>
+      <w:proofErr w:type="spellStart"/>
+      <w:r>
+        <w:rPr>
+          <w:rFonts w:ascii="Times New Roman" w:hAnsi="Times New Roman" w:cs="Times New Roman"/>
+        </w:rPr>
+        <w:t>Find_device</w:t>
+      </w:r>
+      <w:proofErr w:type="spellEnd"/>
+      <w:r>
+        <w:rPr>
+          <w:rFonts w:ascii="Times New Roman" w:hAnsi="Times New Roman" w:cs="Times New Roman"/>
+        </w:rPr>
+        <w:t>(</w:t>
+      </w:r>
+      <w:proofErr w:type="spellStart"/>
+      <w:r>
+        <w:rPr>
+          <w:rFonts w:ascii="Times New Roman" w:hAnsi="Times New Roman" w:cs="Times New Roman"/>
+        </w:rPr>
+        <w:t>device_name</w:t>
+      </w:r>
+      <w:proofErr w:type="spellEnd"/>
+      <w:r>
+        <w:rPr>
+          <w:rFonts w:ascii="Times New Roman" w:hAnsi="Times New Roman" w:cs="Times New Roman"/>
+        </w:rPr>
+        <w:t>)</w:t>
+      </w:r>
+    </w:p>
+    <w:p>
+      <w:pPr>
+        <w:spacing w:line="360" w:lineRule="auto"/>
+        <w:rPr>
+          <w:rFonts w:ascii="Times New Roman" w:hAnsi="Times New Roman" w:cs="Times New Roman"/>
+        </w:rPr>
+      </w:pPr>
+      <w:r>
+        <w:rPr>
+          <w:rFonts w:ascii="Times New Roman" w:hAnsi="Times New Roman" w:cs="Times New Roman"/>
+        </w:rPr>
+        <w:t xml:space="preserve">Is used to scan for nearby BLE devices and returns the address of the one that matches the given name hardcoded in the string at the top of the file. It is used </w:t>
+      </w:r>
+      <w:proofErr w:type="spellStart"/>
+      <w:r>
+        <w:rPr>
+          <w:rFonts w:ascii="Times New Roman" w:hAnsi="Times New Roman" w:cs="Times New Roman"/>
+        </w:rPr>
+        <w:t>fro</w:t>
+      </w:r>
+      <w:proofErr w:type="spellEnd"/>
+      <w:r>
+        <w:rPr>
+          <w:rFonts w:ascii="Times New Roman" w:hAnsi="Times New Roman" w:cs="Times New Roman"/>
+        </w:rPr>
+        <w:t xml:space="preserve"> locating the </w:t>
+      </w:r>
+      <w:proofErr w:type="spellStart"/>
+      <w:r>
+        <w:rPr>
+          <w:rFonts w:ascii="Times New Roman" w:hAnsi="Times New Roman" w:cs="Times New Roman"/>
+        </w:rPr>
+        <w:t>wattbike</w:t>
+      </w:r>
+      <w:proofErr w:type="spellEnd"/>
+      <w:r>
+        <w:rPr>
+          <w:rFonts w:ascii="Times New Roman" w:hAnsi="Times New Roman" w:cs="Times New Roman"/>
+        </w:rPr>
+        <w:t xml:space="preserve"> exercise bike, and it returns the </w:t>
+      </w:r>
+      <w:proofErr w:type="spellStart"/>
+      <w:r>
+        <w:rPr>
+          <w:rFonts w:ascii="Times New Roman" w:hAnsi="Times New Roman" w:cs="Times New Roman"/>
+        </w:rPr>
+        <w:t>bluetooth</w:t>
+      </w:r>
+      <w:proofErr w:type="spellEnd"/>
+      <w:r>
+        <w:rPr>
+          <w:rFonts w:ascii="Times New Roman" w:hAnsi="Times New Roman" w:cs="Times New Roman"/>
+        </w:rPr>
+        <w:t xml:space="preserve"> address or None if not found.</w:t>
+      </w:r>
+    </w:p>
+    <w:p>
+      <w:pPr>
+        <w:pStyle w:val="ListParagraph"/>
+        <w:numPr>
+          <w:ilvl w:val="0"/>
+          <w:numId w:val="10"/>
+        </w:numPr>
+        <w:spacing w:line="360" w:lineRule="auto"/>
+        <w:rPr>
+          <w:rFonts w:ascii="Times New Roman" w:hAnsi="Times New Roman" w:cs="Times New Roman"/>
+        </w:rPr>
+      </w:pPr>
+      <w:proofErr w:type="spellStart"/>
+      <w:r>
+        <w:rPr>
+          <w:rFonts w:ascii="Times New Roman" w:hAnsi="Times New Roman" w:cs="Times New Roman"/>
+        </w:rPr>
+        <w:t>Exercise_bike_</w:t>
+      </w:r>
+      <w:proofErr w:type="gramStart"/>
+      <w:r>
+        <w:rPr>
+          <w:rFonts w:ascii="Times New Roman" w:hAnsi="Times New Roman" w:cs="Times New Roman"/>
+        </w:rPr>
+        <w:t>callback</w:t>
+      </w:r>
+      <w:proofErr w:type="spellEnd"/>
+      <w:r>
+        <w:rPr>
+          <w:rFonts w:ascii="Times New Roman" w:hAnsi="Times New Roman" w:cs="Times New Roman"/>
+        </w:rPr>
+        <w:t>(_,data</w:t>
+      </w:r>
+      <w:proofErr w:type="gramEnd"/>
+      <w:r>
+        <w:rPr>
+          <w:rFonts w:ascii="Times New Roman" w:hAnsi="Times New Roman" w:cs="Times New Roman"/>
+        </w:rPr>
+        <w:t xml:space="preserve">: </w:t>
+      </w:r>
+      <w:proofErr w:type="spellStart"/>
+      <w:r>
+        <w:rPr>
+          <w:rFonts w:ascii="Times New Roman" w:hAnsi="Times New Roman" w:cs="Times New Roman"/>
+        </w:rPr>
+        <w:t>bytearray</w:t>
+      </w:r>
+      <w:proofErr w:type="spellEnd"/>
+      <w:r>
+        <w:rPr>
+          <w:rFonts w:ascii="Times New Roman" w:hAnsi="Times New Roman" w:cs="Times New Roman"/>
+        </w:rPr>
+        <w:t>)</w:t>
+      </w:r>
+    </w:p>
+    <w:p>
+      <w:pPr>
+        <w:spacing w:line="360" w:lineRule="auto"/>
+        <w:rPr>
+          <w:rFonts w:ascii="Times New Roman" w:hAnsi="Times New Roman" w:cs="Times New Roman"/>
+        </w:rPr>
+      </w:pPr>
+      <w:r>
+        <w:rPr>
+          <w:rFonts w:ascii="Times New Roman" w:hAnsi="Times New Roman" w:cs="Times New Roman"/>
+        </w:rPr>
+        <w:t xml:space="preserve">Is called when the </w:t>
+      </w:r>
+      <w:proofErr w:type="spellStart"/>
+      <w:r>
+        <w:rPr>
+          <w:rFonts w:ascii="Times New Roman" w:hAnsi="Times New Roman" w:cs="Times New Roman"/>
+        </w:rPr>
+        <w:t>Wattbike</w:t>
+      </w:r>
+      <w:proofErr w:type="spellEnd"/>
+      <w:r>
+        <w:rPr>
+          <w:rFonts w:ascii="Times New Roman" w:hAnsi="Times New Roman" w:cs="Times New Roman"/>
+        </w:rPr>
+        <w:t xml:space="preserve"> sends FTMS data. It parses the byte data using flags to check which metrics are </w:t>
+      </w:r>
+      <w:proofErr w:type="spellStart"/>
+      <w:r>
+        <w:rPr>
+          <w:rFonts w:ascii="Times New Roman" w:hAnsi="Times New Roman" w:cs="Times New Roman"/>
+        </w:rPr>
+        <w:t>abailalble</w:t>
+      </w:r>
+      <w:proofErr w:type="spellEnd"/>
+      <w:r>
+        <w:rPr>
+          <w:rFonts w:ascii="Times New Roman" w:hAnsi="Times New Roman" w:cs="Times New Roman"/>
+        </w:rPr>
+        <w:t xml:space="preserve"> and extracts those values. It then calls the </w:t>
+      </w:r>
+      <w:proofErr w:type="spellStart"/>
+      <w:r>
+        <w:rPr>
+          <w:rFonts w:ascii="Times New Roman" w:hAnsi="Times New Roman" w:cs="Times New Roman"/>
+        </w:rPr>
+        <w:t>output_</w:t>
+      </w:r>
+      <w:proofErr w:type="gramStart"/>
+      <w:r>
+        <w:rPr>
+          <w:rFonts w:ascii="Times New Roman" w:hAnsi="Times New Roman" w:cs="Times New Roman"/>
+        </w:rPr>
+        <w:t>data</w:t>
+      </w:r>
+      <w:proofErr w:type="spellEnd"/>
+      <w:r>
+        <w:rPr>
+          <w:rFonts w:ascii="Times New Roman" w:hAnsi="Times New Roman" w:cs="Times New Roman"/>
+        </w:rPr>
+        <w:t>(</w:t>
+      </w:r>
+      <w:proofErr w:type="gramEnd"/>
+      <w:r>
+        <w:rPr>
+          <w:rFonts w:ascii="Times New Roman" w:hAnsi="Times New Roman" w:cs="Times New Roman"/>
+        </w:rPr>
+        <w:t>) to process and send this data.</w:t>
+      </w:r>
+    </w:p>
+    <w:p>
+      <w:pPr>
+        <w:pStyle w:val="ListParagraph"/>
+        <w:numPr>
+          <w:ilvl w:val="0"/>
+          <w:numId w:val="10"/>
+        </w:numPr>
+        <w:spacing w:line="360" w:lineRule="auto"/>
+        <w:rPr>
+          <w:rFonts w:ascii="Times New Roman" w:hAnsi="Times New Roman" w:cs="Times New Roman"/>
+        </w:rPr>
+      </w:pPr>
+      <w:proofErr w:type="spellStart"/>
+      <w:r>
+        <w:rPr>
+          <w:rFonts w:ascii="Times New Roman" w:hAnsi="Times New Roman" w:cs="Times New Roman"/>
+        </w:rPr>
+        <w:t>Output_</w:t>
+      </w:r>
+      <w:proofErr w:type="gramStart"/>
+      <w:r>
+        <w:rPr>
+          <w:rFonts w:ascii="Times New Roman" w:hAnsi="Times New Roman" w:cs="Times New Roman"/>
+        </w:rPr>
+        <w:t>data</w:t>
+      </w:r>
+      <w:proofErr w:type="spellEnd"/>
+      <w:r>
+        <w:rPr>
+          <w:rFonts w:ascii="Times New Roman" w:hAnsi="Times New Roman" w:cs="Times New Roman"/>
+        </w:rPr>
+        <w:t>(</w:t>
+      </w:r>
+      <w:proofErr w:type="gramEnd"/>
+      <w:r>
+        <w:rPr>
+          <w:rFonts w:ascii="Times New Roman" w:hAnsi="Times New Roman" w:cs="Times New Roman"/>
+        </w:rPr>
+        <w:t>)</w:t>
+      </w:r>
+    </w:p>
+    <w:p>
+      <w:pPr>
+        <w:spacing w:line="360" w:lineRule="auto"/>
+        <w:rPr>
+          <w:rFonts w:ascii="Times New Roman" w:hAnsi="Times New Roman" w:cs="Times New Roman"/>
+        </w:rPr>
+      </w:pPr>
+      <w:r>
+        <w:rPr>
+          <w:rFonts w:ascii="Times New Roman" w:hAnsi="Times New Roman" w:cs="Times New Roman"/>
+        </w:rPr>
+        <w:t>Is used to package all the latest sensor data into a JSON message, sending data once per second. If there is an active WebSocket connection it sends the JSON message.</w:t>
+      </w:r>
+    </w:p>
+    <w:p>
+      <w:pPr>
+        <w:pStyle w:val="ListParagraph"/>
+        <w:numPr>
+          <w:ilvl w:val="0"/>
+          <w:numId w:val="10"/>
+        </w:numPr>
+        <w:spacing w:line="360" w:lineRule="auto"/>
+        <w:rPr>
+          <w:rFonts w:ascii="Times New Roman" w:hAnsi="Times New Roman" w:cs="Times New Roman"/>
+        </w:rPr>
+      </w:pPr>
+      <w:proofErr w:type="spellStart"/>
+      <w:r>
+        <w:rPr>
+          <w:rFonts w:ascii="Times New Roman" w:hAnsi="Times New Roman" w:cs="Times New Roman"/>
+        </w:rPr>
+        <w:t>Connect_to_</w:t>
+      </w:r>
+      <w:proofErr w:type="gramStart"/>
+      <w:r>
+        <w:rPr>
+          <w:rFonts w:ascii="Times New Roman" w:hAnsi="Times New Roman" w:cs="Times New Roman"/>
+        </w:rPr>
+        <w:t>device</w:t>
+      </w:r>
+      <w:proofErr w:type="spellEnd"/>
+      <w:r>
+        <w:rPr>
+          <w:rFonts w:ascii="Times New Roman" w:hAnsi="Times New Roman" w:cs="Times New Roman"/>
+        </w:rPr>
+        <w:t>(</w:t>
+      </w:r>
+      <w:proofErr w:type="spellStart"/>
+      <w:proofErr w:type="gramEnd"/>
+      <w:r>
+        <w:rPr>
+          <w:rFonts w:ascii="Times New Roman" w:hAnsi="Times New Roman" w:cs="Times New Roman"/>
+        </w:rPr>
+        <w:t>device_name</w:t>
+      </w:r>
+      <w:proofErr w:type="spellEnd"/>
+      <w:r>
+        <w:rPr>
+          <w:rFonts w:ascii="Times New Roman" w:hAnsi="Times New Roman" w:cs="Times New Roman"/>
+        </w:rPr>
+        <w:t xml:space="preserve">, </w:t>
+      </w:r>
+      <w:proofErr w:type="spellStart"/>
+      <w:r>
+        <w:rPr>
+          <w:rFonts w:ascii="Times New Roman" w:hAnsi="Times New Roman" w:cs="Times New Roman"/>
+        </w:rPr>
+        <w:t>service_uuid</w:t>
+      </w:r>
+      <w:proofErr w:type="spellEnd"/>
+      <w:r>
+        <w:rPr>
+          <w:rFonts w:ascii="Times New Roman" w:hAnsi="Times New Roman" w:cs="Times New Roman"/>
+        </w:rPr>
+        <w:t xml:space="preserve">, </w:t>
+      </w:r>
+      <w:proofErr w:type="spellStart"/>
+      <w:r>
+        <w:rPr>
+          <w:rFonts w:ascii="Times New Roman" w:hAnsi="Times New Roman" w:cs="Times New Roman"/>
+        </w:rPr>
+        <w:t>read_characteristic</w:t>
+      </w:r>
+      <w:proofErr w:type="spellEnd"/>
+      <w:r>
+        <w:rPr>
+          <w:rFonts w:ascii="Times New Roman" w:hAnsi="Times New Roman" w:cs="Times New Roman"/>
+        </w:rPr>
+        <w:t>, callback)</w:t>
+      </w:r>
+    </w:p>
+    <w:p>
+      <w:pPr>
+        <w:pStyle w:val="CustomHeading"/>
+        <w:numPr>
+          <w:ilvl w:val="0"/>
+          <w:numId w:val="0"/>
+        </w:numPr>
+        <w:spacing w:line="360" w:lineRule="auto"/>
+      </w:pPr>
+      <w:r>
         <w:lastRenderedPageBreak/>
-        <w:t xml:space="preserve">websocket server and starts connecting to the exercise bike, making use of asynchio.gather() to run them both concurrently. </w:t>
-      </w:r>
-    </w:p>
-    <w:p>
-      <w:pPr>
-        <w:spacing w:line="360" w:lineRule="auto"/>
-        <w:rPr>
-          <w:rFonts w:ascii="Times New Roman" w:hAnsi="Times New Roman" w:cs="Times New Roman"/>
-        </w:rPr>
-      </w:pPr>
-      <w:r>
-        <w:rPr>
-          <w:rFonts w:ascii="Times New Roman" w:hAnsi="Times New Roman" w:cs="Times New Roman"/>
-        </w:rPr>
-        <w:t>Remaining methods in the websocket.py script and their functionality:</w:t>
-      </w:r>
-    </w:p>
-    <w:p>
-      <w:pPr>
-        <w:pStyle w:val="ListParagraph"/>
-        <w:numPr>
-          <w:ilvl w:val="0"/>
-          <w:numId w:val="10"/>
-        </w:numPr>
-        <w:spacing w:line="360" w:lineRule="auto"/>
-        <w:rPr>
-          <w:rFonts w:ascii="Times New Roman" w:hAnsi="Times New Roman" w:cs="Times New Roman"/>
-        </w:rPr>
-      </w:pPr>
-      <w:r>
-        <w:rPr>
-          <w:rFonts w:ascii="Times New Roman" w:hAnsi="Times New Roman" w:cs="Times New Roman"/>
-        </w:rPr>
-        <w:t>Find_device(device_name)</w:t>
-      </w:r>
-    </w:p>
-    <w:p>
-      <w:pPr>
-        <w:spacing w:line="360" w:lineRule="auto"/>
-        <w:rPr>
-          <w:rFonts w:ascii="Times New Roman" w:hAnsi="Times New Roman" w:cs="Times New Roman"/>
-        </w:rPr>
-      </w:pPr>
-      <w:r>
-        <w:rPr>
-          <w:rFonts w:ascii="Times New Roman" w:hAnsi="Times New Roman" w:cs="Times New Roman"/>
-        </w:rPr>
-        <w:t>Is used to scan for nearby BLE devices and returns the address of the one that matches the given name hardcoded in the string at the top of the file. It is used fro locating the wattbike exercise bike, and it returns the bluetooth address or None if not found.</w:t>
-      </w:r>
-    </w:p>
-    <w:p>
-      <w:pPr>
-        <w:pStyle w:val="ListParagraph"/>
-        <w:numPr>
-          <w:ilvl w:val="0"/>
-          <w:numId w:val="10"/>
-        </w:numPr>
-        <w:spacing w:line="360" w:lineRule="auto"/>
-        <w:rPr>
-          <w:rFonts w:ascii="Times New Roman" w:hAnsi="Times New Roman" w:cs="Times New Roman"/>
-        </w:rPr>
-      </w:pPr>
-      <w:r>
-        <w:rPr>
-          <w:rFonts w:ascii="Times New Roman" w:hAnsi="Times New Roman" w:cs="Times New Roman"/>
-        </w:rPr>
-        <w:t>Exercise_bike_callback(_,data: bytearray)</w:t>
-      </w:r>
-    </w:p>
-    <w:p>
-      <w:pPr>
-        <w:spacing w:line="360" w:lineRule="auto"/>
-        <w:rPr>
-          <w:rFonts w:ascii="Times New Roman" w:hAnsi="Times New Roman" w:cs="Times New Roman"/>
-        </w:rPr>
-      </w:pPr>
-      <w:r>
-        <w:rPr>
-          <w:rFonts w:ascii="Times New Roman" w:hAnsi="Times New Roman" w:cs="Times New Roman"/>
-        </w:rPr>
-        <w:t>Is called when the Wattbike sends FTMS data. It parses the byte data using flags to check which metrics are abailalble and extracts those values. It then calls the output_data() to process and send this data.</w:t>
-      </w:r>
-    </w:p>
-    <w:p>
-      <w:pPr>
-        <w:pStyle w:val="ListParagraph"/>
-        <w:numPr>
-          <w:ilvl w:val="0"/>
-          <w:numId w:val="10"/>
-        </w:numPr>
-        <w:spacing w:line="360" w:lineRule="auto"/>
-        <w:rPr>
-          <w:rFonts w:ascii="Times New Roman" w:hAnsi="Times New Roman" w:cs="Times New Roman"/>
-        </w:rPr>
-      </w:pPr>
-      <w:r>
-        <w:rPr>
-          <w:rFonts w:ascii="Times New Roman" w:hAnsi="Times New Roman" w:cs="Times New Roman"/>
-        </w:rPr>
-        <w:t>Output_data()</w:t>
-      </w:r>
-    </w:p>
-    <w:p>
-      <w:pPr>
-        <w:spacing w:line="360" w:lineRule="auto"/>
-        <w:rPr>
-          <w:rFonts w:ascii="Times New Roman" w:hAnsi="Times New Roman" w:cs="Times New Roman"/>
-        </w:rPr>
-      </w:pPr>
-      <w:r>
-        <w:rPr>
-          <w:rFonts w:ascii="Times New Roman" w:hAnsi="Times New Roman" w:cs="Times New Roman"/>
-        </w:rPr>
-        <w:t>Is used to package all the latest sensor data into a JSON message, sending data once per second. If there is an active WebSocket connection it sends the JSON message.</w:t>
-      </w:r>
-    </w:p>
-    <w:p>
-      <w:pPr>
-        <w:pStyle w:val="ListParagraph"/>
-        <w:numPr>
-          <w:ilvl w:val="0"/>
-          <w:numId w:val="10"/>
-        </w:numPr>
-        <w:spacing w:line="360" w:lineRule="auto"/>
-        <w:rPr>
-          <w:rFonts w:ascii="Times New Roman" w:hAnsi="Times New Roman" w:cs="Times New Roman"/>
-        </w:rPr>
-      </w:pPr>
-      <w:r>
-        <w:rPr>
-          <w:rFonts w:ascii="Times New Roman" w:hAnsi="Times New Roman" w:cs="Times New Roman"/>
-        </w:rPr>
-        <w:t>Connect_to_device(device_name, service_uuid, read_characteristic, callback)</w:t>
+        <w:t xml:space="preserve">Is used to connect to a BLE device and subscribes to its notifications. It starts by calling the </w:t>
+      </w:r>
+      <w:proofErr w:type="spellStart"/>
+      <w:r>
+        <w:t>find_</w:t>
+      </w:r>
+      <w:proofErr w:type="gramStart"/>
+      <w:r>
+        <w:t>device</w:t>
+      </w:r>
+      <w:proofErr w:type="spellEnd"/>
+      <w:r>
+        <w:t>(</w:t>
+      </w:r>
+      <w:proofErr w:type="gramEnd"/>
+      <w:r>
+        <w:t xml:space="preserve">) method to get the address and uses </w:t>
+      </w:r>
+      <w:proofErr w:type="spellStart"/>
+      <w:r>
+        <w:t>BleakClient</w:t>
+      </w:r>
+      <w:proofErr w:type="spellEnd"/>
+      <w:r>
+        <w:t xml:space="preserve"> to connect to the device. Then it starts listening to the given characteristic and calls the callback whenever data comes in. this connection is kept alive in an infinite loop until the program is terminated.</w:t>
       </w:r>
     </w:p>
     <w:p>
@@ -6999,9 +9293,6 @@
         </w:numPr>
         <w:spacing w:line="360" w:lineRule="auto"/>
       </w:pPr>
-      <w:r>
-        <w:t>Is used to connect to a BLE device and subscribes to its notifications. It starts by calling the find_device() method to get the address and uses BleakClient to connect to the device. Then it starts listening to the given characteristic and calls the callback whenever data comes in. this connection is kept alive in an infinite loop until the program is terminated.</w:t>
-      </w:r>
     </w:p>
     <w:p>
       <w:pPr>
@@ -7012,6 +9303,33 @@
         </w:numPr>
         <w:spacing w:line="360" w:lineRule="auto"/>
       </w:pPr>
+      <w:r>
+        <w:t xml:space="preserve">This JSON message is then received by the </w:t>
+      </w:r>
+      <w:proofErr w:type="spellStart"/>
+      <w:r>
+        <w:t>WebSocketClient.cs</w:t>
+      </w:r>
+      <w:proofErr w:type="spellEnd"/>
+      <w:r>
+        <w:t xml:space="preserve"> script in the Unity project. The purpose of </w:t>
+      </w:r>
+      <w:proofErr w:type="spellStart"/>
+      <w:r>
+        <w:t>WebSocketClient</w:t>
+      </w:r>
+      <w:proofErr w:type="spellEnd"/>
+      <w:r>
+        <w:t xml:space="preserve"> is to connect to the </w:t>
+      </w:r>
+      <w:proofErr w:type="spellStart"/>
+      <w:r>
+        <w:t>WebSocketServer</w:t>
+      </w:r>
+      <w:proofErr w:type="spellEnd"/>
+      <w:r>
+        <w:t xml:space="preserve"> and to parse and process the FTMS data received from the python script. </w:t>
+      </w:r>
     </w:p>
     <w:p>
       <w:pPr>
@@ -7023,7 +9341,15 @@
         <w:spacing w:line="360" w:lineRule="auto"/>
       </w:pPr>
       <w:r>
-        <w:t xml:space="preserve">This JSON message is then received by the WebSocketClient.cs script in the Unity project. The purpose of WebSocketClient is to connect to the WebSocketServer and to parse and process the FTMS data received from the python script. </w:t>
+        <w:t xml:space="preserve">Below are the methods in the </w:t>
+      </w:r>
+      <w:proofErr w:type="spellStart"/>
+      <w:r>
+        <w:t>WebSocketClient.cs</w:t>
+      </w:r>
+      <w:proofErr w:type="spellEnd"/>
+      <w:r>
+        <w:t xml:space="preserve"> script and their functionality:</w:t>
       </w:r>
     </w:p>
     <w:p>
@@ -7031,12 +9357,39 @@
         <w:pStyle w:val="CustomHeading"/>
         <w:numPr>
           <w:ilvl w:val="0"/>
+          <w:numId w:val="11"/>
+        </w:numPr>
+        <w:spacing w:line="360" w:lineRule="auto"/>
+      </w:pPr>
+      <w:proofErr w:type="gramStart"/>
+      <w:r>
+        <w:t>Awake(</w:t>
+      </w:r>
+      <w:proofErr w:type="gramEnd"/>
+      <w:r>
+        <w:t>)</w:t>
+      </w:r>
+    </w:p>
+    <w:p>
+      <w:pPr>
+        <w:pStyle w:val="CustomHeading"/>
+        <w:numPr>
+          <w:ilvl w:val="0"/>
           <w:numId w:val="0"/>
         </w:numPr>
         <w:spacing w:line="360" w:lineRule="auto"/>
-      </w:pPr>
-      <w:r>
-        <w:t>Below are the methods in the WebSocketClient.cs script and their functionality:</w:t>
+        <w:ind w:left="420" w:hanging="420"/>
+      </w:pPr>
+      <w:r>
+        <w:t xml:space="preserve">Implements a singleton pattern so that only one </w:t>
+      </w:r>
+      <w:proofErr w:type="spellStart"/>
+      <w:r>
+        <w:t>WebSocketClient</w:t>
+      </w:r>
+      <w:proofErr w:type="spellEnd"/>
+      <w:r>
+        <w:t xml:space="preserve"> class exists in the program. This ensures that the data is received in only this instance of the class.</w:t>
       </w:r>
     </w:p>
     <w:p>
@@ -7048,8 +9401,13 @@
         </w:numPr>
         <w:spacing w:line="360" w:lineRule="auto"/>
       </w:pPr>
-      <w:r>
-        <w:t>Awake()</w:t>
+      <w:proofErr w:type="gramStart"/>
+      <w:r>
+        <w:t>Start(</w:t>
+      </w:r>
+      <w:proofErr w:type="gramEnd"/>
+      <w:r>
+        <w:t>)</w:t>
       </w:r>
     </w:p>
     <w:p>
@@ -7063,7 +9421,20 @@
         <w:ind w:left="420" w:hanging="420"/>
       </w:pPr>
       <w:r>
-        <w:t>Implements a singleton pattern so that only one WebSocketClient class exists in the program. This ensures that the data is received in only this instance of the class.</w:t>
+        <w:t xml:space="preserve">Unity built in function that calls the </w:t>
+      </w:r>
+      <w:proofErr w:type="spellStart"/>
+      <w:proofErr w:type="gramStart"/>
+      <w:r>
+        <w:t>ConnectToWebSocket</w:t>
+      </w:r>
+      <w:proofErr w:type="spellEnd"/>
+      <w:r>
+        <w:t>(</w:t>
+      </w:r>
+      <w:proofErr w:type="gramEnd"/>
+      <w:r>
+        <w:t>) script when the program starts to ensure that data is received.</w:t>
       </w:r>
     </w:p>
     <w:p>
@@ -7075,8 +9446,18 @@
         </w:numPr>
         <w:spacing w:line="360" w:lineRule="auto"/>
       </w:pPr>
-      <w:r>
-        <w:t>Start()</w:t>
+      <w:proofErr w:type="spellStart"/>
+      <w:proofErr w:type="gramStart"/>
+      <w:r>
+        <w:t>ConnectToWebSocket</w:t>
+      </w:r>
+      <w:proofErr w:type="spellEnd"/>
+      <w:r>
+        <w:t>(</w:t>
+      </w:r>
+      <w:proofErr w:type="gramEnd"/>
+      <w:r>
+        <w:t>)</w:t>
       </w:r>
     </w:p>
     <w:p>
@@ -7090,7 +9471,36 @@
         <w:ind w:left="420" w:hanging="420"/>
       </w:pPr>
       <w:r>
-        <w:t>Unity built in function that calls the ConnectToWebSocket() script when the program starts to ensure that data is received.</w:t>
+        <w:t xml:space="preserve">Is used to </w:t>
+      </w:r>
+      <w:proofErr w:type="spellStart"/>
+      <w:r>
+        <w:t>initalise</w:t>
+      </w:r>
+      <w:proofErr w:type="spellEnd"/>
+      <w:r>
+        <w:t xml:space="preserve"> the WebSocket client. This method uses the </w:t>
+      </w:r>
+      <w:proofErr w:type="spellStart"/>
+      <w:r>
+        <w:t>isConnecting</w:t>
+      </w:r>
+      <w:proofErr w:type="spellEnd"/>
+      <w:r>
+        <w:t xml:space="preserve"> flag to prevent duplicate connections from starting, and registers event handlers via the </w:t>
+      </w:r>
+      <w:proofErr w:type="spellStart"/>
+      <w:proofErr w:type="gramStart"/>
+      <w:r>
+        <w:t>SetupWebSocketCallbacks</w:t>
+      </w:r>
+      <w:proofErr w:type="spellEnd"/>
+      <w:r>
+        <w:t>(</w:t>
+      </w:r>
+      <w:proofErr w:type="gramEnd"/>
+      <w:r>
+        <w:t>) method. Ultimately it just establishes the connection.</w:t>
       </w:r>
     </w:p>
     <w:p>
@@ -7102,9 +9512,18 @@
         </w:numPr>
         <w:spacing w:line="360" w:lineRule="auto"/>
       </w:pPr>
-      <w:r>
-        <w:lastRenderedPageBreak/>
-        <w:t>ConnectToWebSocket()</w:t>
+      <w:proofErr w:type="spellStart"/>
+      <w:proofErr w:type="gramStart"/>
+      <w:r>
+        <w:t>SetupWebsocketCallbacks</w:t>
+      </w:r>
+      <w:proofErr w:type="spellEnd"/>
+      <w:r>
+        <w:t>(</w:t>
+      </w:r>
+      <w:proofErr w:type="gramEnd"/>
+      <w:r>
+        <w:t>)</w:t>
       </w:r>
     </w:p>
     <w:p>
@@ -7118,7 +9537,15 @@
         <w:ind w:left="420" w:hanging="420"/>
       </w:pPr>
       <w:r>
-        <w:t>Is used to initalise the WebSocket client. This method uses the isConnecting flag to prevent duplicate connections from starting, and registers event handlers via the SetupWebSocketCallbacks() method. Ultimately it just establishes the connection.</w:t>
+        <w:t xml:space="preserve">Is used to receive the data from python. It converts the raw byte message to a UTF-8 string and parses it into a JSON object. It then extracts the values from the message and updates the output string to the values the program is interested in (e.g. speed, cadence, power). It the sends this output to the </w:t>
+      </w:r>
+      <w:proofErr w:type="spellStart"/>
+      <w:r>
+        <w:t>DataManager</w:t>
+      </w:r>
+      <w:proofErr w:type="spellEnd"/>
+      <w:r>
+        <w:t xml:space="preserve"> to be processed and used. </w:t>
       </w:r>
     </w:p>
     <w:p>
@@ -7130,8 +9557,13 @@
         </w:numPr>
         <w:spacing w:line="360" w:lineRule="auto"/>
       </w:pPr>
-      <w:r>
-        <w:t>SetupWebsocketCallbacks()</w:t>
+      <w:proofErr w:type="gramStart"/>
+      <w:r>
+        <w:t>Update(</w:t>
+      </w:r>
+      <w:proofErr w:type="gramEnd"/>
+      <w:r>
+        <w:t>)</w:t>
       </w:r>
     </w:p>
     <w:p>
@@ -7145,7 +9577,15 @@
         <w:ind w:left="420" w:hanging="420"/>
       </w:pPr>
       <w:r>
-        <w:t xml:space="preserve">Is used to receive the data from python. It converts the raw byte message to a UTF-8 string and parses it into a JSON object. It then extracts the values from the message and updates the output string to the values the program is interested in (e.g. speed, cadence, power). It the sends this output to the DataManager to be processed and used. </w:t>
+        <w:t xml:space="preserve">Dispatches the queued </w:t>
+      </w:r>
+      <w:proofErr w:type="spellStart"/>
+      <w:r>
+        <w:t>websocket</w:t>
+      </w:r>
+      <w:proofErr w:type="spellEnd"/>
+      <w:r>
+        <w:t xml:space="preserve"> messages and handles the reconnection logic for if there is disconnection at runtime. </w:t>
       </w:r>
     </w:p>
     <w:p>
@@ -7157,8 +9597,18 @@
         </w:numPr>
         <w:spacing w:line="360" w:lineRule="auto"/>
       </w:pPr>
-      <w:r>
-        <w:t>Update()</w:t>
+      <w:proofErr w:type="spellStart"/>
+      <w:proofErr w:type="gramStart"/>
+      <w:r>
+        <w:t>OnApplicationQuit</w:t>
+      </w:r>
+      <w:proofErr w:type="spellEnd"/>
+      <w:r>
+        <w:t>(</w:t>
+      </w:r>
+      <w:proofErr w:type="gramEnd"/>
+      <w:r>
+        <w:t>)</w:t>
       </w:r>
     </w:p>
     <w:p>
@@ -7172,34 +9622,15 @@
         <w:ind w:left="420" w:hanging="420"/>
       </w:pPr>
       <w:r>
-        <w:t xml:space="preserve">Dispatches the queued websocket messages and handles the reconnection logic for if there is disconnection at runtime. </w:t>
-      </w:r>
-    </w:p>
-    <w:p>
-      <w:pPr>
-        <w:pStyle w:val="CustomHeading"/>
-        <w:numPr>
-          <w:ilvl w:val="0"/>
-          <w:numId w:val="11"/>
-        </w:numPr>
-        <w:spacing w:line="360" w:lineRule="auto"/>
-      </w:pPr>
-      <w:r>
-        <w:t>OnApplicationQuit()</w:t>
-      </w:r>
-    </w:p>
-    <w:p>
-      <w:pPr>
-        <w:pStyle w:val="CustomHeading"/>
-        <w:numPr>
-          <w:ilvl w:val="0"/>
-          <w:numId w:val="0"/>
-        </w:numPr>
-        <w:spacing w:line="360" w:lineRule="auto"/>
-        <w:ind w:left="420" w:hanging="420"/>
-      </w:pPr>
-      <w:r>
-        <w:t>Closes the websocket connection to prevent errors.</w:t>
+        <w:t xml:space="preserve">Closes the </w:t>
+      </w:r>
+      <w:proofErr w:type="spellStart"/>
+      <w:r>
+        <w:t>websocket</w:t>
+      </w:r>
+      <w:proofErr w:type="spellEnd"/>
+      <w:r>
+        <w:t xml:space="preserve"> connection to prevent errors.</w:t>
       </w:r>
     </w:p>
     <w:p>
@@ -7226,10 +9657,30 @@
         <w:ind w:left="420" w:hanging="420"/>
       </w:pPr>
       <w:r>
-        <w:t xml:space="preserve">Heart rate connectivity is handled by two scripts written in C#. the first one is the connector (HeartRateMonitor.cs) which utilises the BleApi within the BleWinrtDLL.dll library. </w:t>
-      </w:r>
-      <w:r>
-        <w:t>This class encapsulates the full BLE connection and data reading process for heart rate monitors in Unity. It manages connection flow, data interpretation, error handling, and UI updates.</w:t>
+        <w:t>Heart rate connectivity is handled by two scripts written in C#. the first one is the connector (</w:t>
+      </w:r>
+      <w:proofErr w:type="spellStart"/>
+      <w:r>
+        <w:t>HeartRateMonitor.cs</w:t>
+      </w:r>
+      <w:proofErr w:type="spellEnd"/>
+      <w:r>
+        <w:t xml:space="preserve">) which utilises the </w:t>
+      </w:r>
+      <w:proofErr w:type="spellStart"/>
+      <w:r>
+        <w:t>BleApi</w:t>
+      </w:r>
+      <w:proofErr w:type="spellEnd"/>
+      <w:r>
+        <w:t xml:space="preserve"> within the BleWinrtDLL.dll library. </w:t>
+      </w:r>
+      <w:r>
+        <w:t xml:space="preserve">This class encapsulates the full BLE connection and data reading process for heart rate </w:t>
+      </w:r>
+      <w:r>
+        <w:lastRenderedPageBreak/>
+        <w:t>monitors in Unity. It manages connection flow, data interpretation, error handling, and UI updates.</w:t>
       </w:r>
     </w:p>
     <w:p>
@@ -7255,8 +9706,13 @@
         </w:numPr>
         <w:spacing w:line="360" w:lineRule="auto"/>
       </w:pPr>
-      <w:r>
-        <w:t>Connect()</w:t>
+      <w:proofErr w:type="gramStart"/>
+      <w:r>
+        <w:t>Connect(</w:t>
+      </w:r>
+      <w:proofErr w:type="gramEnd"/>
+      <w:r>
+        <w:t>)</w:t>
       </w:r>
     </w:p>
     <w:p>
@@ -7282,8 +9738,21 @@
         </w:numPr>
         <w:spacing w:line="360" w:lineRule="auto"/>
       </w:pPr>
-      <w:r>
-        <w:t>Connect_device()</w:t>
+      <w:proofErr w:type="spellStart"/>
+      <w:r>
+        <w:t>Connect_</w:t>
+      </w:r>
+      <w:proofErr w:type="gramStart"/>
+      <w:r>
+        <w:t>device</w:t>
+      </w:r>
+      <w:proofErr w:type="spellEnd"/>
+      <w:r>
+        <w:t>(</w:t>
+      </w:r>
+      <w:proofErr w:type="gramEnd"/>
+      <w:r>
+        <w:t>)</w:t>
       </w:r>
     </w:p>
     <w:p>
@@ -7297,7 +9766,15 @@
         <w:ind w:left="420" w:hanging="420"/>
       </w:pPr>
       <w:r>
-        <w:t>Scans for BLE devices and looks for a match by device_name that is also connectable. If found, stores the device ID.</w:t>
+        <w:t xml:space="preserve">Scans for BLE devices and looks for a match by </w:t>
+      </w:r>
+      <w:proofErr w:type="spellStart"/>
+      <w:r>
+        <w:t>device_name</w:t>
+      </w:r>
+      <w:proofErr w:type="spellEnd"/>
+      <w:r>
+        <w:t xml:space="preserve"> that is also connectable. If found, stores the device ID.</w:t>
       </w:r>
     </w:p>
     <w:p>
@@ -7309,8 +9786,21 @@
         </w:numPr>
         <w:spacing w:line="360" w:lineRule="auto"/>
       </w:pPr>
-      <w:r>
-        <w:t>Connect_service()</w:t>
+      <w:proofErr w:type="spellStart"/>
+      <w:r>
+        <w:t>Connect_</w:t>
+      </w:r>
+      <w:proofErr w:type="gramStart"/>
+      <w:r>
+        <w:t>service</w:t>
+      </w:r>
+      <w:proofErr w:type="spellEnd"/>
+      <w:r>
+        <w:t>(</w:t>
+      </w:r>
+      <w:proofErr w:type="gramEnd"/>
+      <w:r>
+        <w:t>)</w:t>
       </w:r>
     </w:p>
     <w:p>
@@ -7324,7 +9814,15 @@
         <w:ind w:left="420" w:hanging="420"/>
       </w:pPr>
       <w:r>
-        <w:t>Scans services on the selected device to find the one with the matching UUID (service_id).</w:t>
+        <w:t>Scans services on the selected device to find the one with the matching UUID (</w:t>
+      </w:r>
+      <w:proofErr w:type="spellStart"/>
+      <w:r>
+        <w:t>service_id</w:t>
+      </w:r>
+      <w:proofErr w:type="spellEnd"/>
+      <w:r>
+        <w:t>).</w:t>
       </w:r>
     </w:p>
     <w:p>
@@ -7336,8 +9834,21 @@
         </w:numPr>
         <w:spacing w:line="360" w:lineRule="auto"/>
       </w:pPr>
-      <w:r>
-        <w:t>Connect_read_characteristic()</w:t>
+      <w:proofErr w:type="spellStart"/>
+      <w:r>
+        <w:t>Connect_read_</w:t>
+      </w:r>
+      <w:proofErr w:type="gramStart"/>
+      <w:r>
+        <w:t>characteristic</w:t>
+      </w:r>
+      <w:proofErr w:type="spellEnd"/>
+      <w:r>
+        <w:t>(</w:t>
+      </w:r>
+      <w:proofErr w:type="gramEnd"/>
+      <w:r>
+        <w:t>)</w:t>
       </w:r>
     </w:p>
     <w:p>
@@ -7351,7 +9862,15 @@
         <w:ind w:left="420" w:hanging="420"/>
       </w:pPr>
       <w:r>
-        <w:t>Scans for characteristics within the selected service and looks for the matching UUID (read_characteristic).</w:t>
+        <w:t>Scans for characteristics within the selected service and looks for the matching UUID (</w:t>
+      </w:r>
+      <w:proofErr w:type="spellStart"/>
+      <w:r>
+        <w:t>read_characteristic</w:t>
+      </w:r>
+      <w:proofErr w:type="spellEnd"/>
+      <w:r>
+        <w:t>).</w:t>
       </w:r>
     </w:p>
     <w:p>
@@ -7363,8 +9882,21 @@
         </w:numPr>
         <w:spacing w:line="360" w:lineRule="auto"/>
       </w:pPr>
-      <w:r>
-        <w:t>Read_subscribe()</w:t>
+      <w:proofErr w:type="spellStart"/>
+      <w:r>
+        <w:t>Read_</w:t>
+      </w:r>
+      <w:proofErr w:type="gramStart"/>
+      <w:r>
+        <w:t>subscribe</w:t>
+      </w:r>
+      <w:proofErr w:type="spellEnd"/>
+      <w:r>
+        <w:t>(</w:t>
+      </w:r>
+      <w:proofErr w:type="gramEnd"/>
+      <w:r>
+        <w:t>)</w:t>
       </w:r>
     </w:p>
     <w:p>
@@ -7378,8 +9910,225 @@
         <w:ind w:left="420" w:hanging="420"/>
       </w:pPr>
       <w:r>
+        <w:t>Subscribes to the characteristic so the BLE API starts sending notifications when data is available.</w:t>
+      </w:r>
+    </w:p>
+    <w:p>
+      <w:pPr>
+        <w:pStyle w:val="CustomHeading"/>
+        <w:numPr>
+          <w:ilvl w:val="0"/>
+          <w:numId w:val="12"/>
+        </w:numPr>
+        <w:spacing w:line="360" w:lineRule="auto"/>
+      </w:pPr>
+      <w:proofErr w:type="gramStart"/>
+      <w:r>
+        <w:t>Quit(</w:t>
+      </w:r>
+      <w:proofErr w:type="gramEnd"/>
+      <w:r>
+        <w:t>)</w:t>
+      </w:r>
+    </w:p>
+    <w:p>
+      <w:pPr>
+        <w:pStyle w:val="CustomHeading"/>
+        <w:numPr>
+          <w:ilvl w:val="0"/>
+          <w:numId w:val="0"/>
+        </w:numPr>
+        <w:spacing w:line="360" w:lineRule="auto"/>
+        <w:ind w:left="420" w:hanging="420"/>
+      </w:pPr>
+      <w:r>
+        <w:t>Shuts down BLE operations called before starting a new connection.</w:t>
+      </w:r>
+    </w:p>
+    <w:p>
+      <w:pPr>
+        <w:pStyle w:val="CustomHeading"/>
+        <w:numPr>
+          <w:ilvl w:val="0"/>
+          <w:numId w:val="12"/>
+        </w:numPr>
+        <w:spacing w:line="360" w:lineRule="auto"/>
+      </w:pPr>
+      <w:proofErr w:type="gramStart"/>
+      <w:r>
+        <w:t>Update(</w:t>
+      </w:r>
+      <w:proofErr w:type="gramEnd"/>
+      <w:r>
+        <w:t>)</w:t>
+      </w:r>
+    </w:p>
+    <w:p>
+      <w:pPr>
+        <w:pStyle w:val="CustomHeading"/>
+        <w:numPr>
+          <w:ilvl w:val="0"/>
+          <w:numId w:val="0"/>
+        </w:numPr>
+        <w:spacing w:line="360" w:lineRule="auto"/>
+        <w:ind w:left="420" w:hanging="420"/>
+      </w:pPr>
+      <w:r>
+        <w:t>This method is called repeatedly through the UI class of this connectivity mechanism. If subscribed to a device, it polls the data, decodes it according the specification of the data received, parses flags to know what fields are present. Gets heart rate</w:t>
+      </w:r>
+      <w:r>
+        <w:t xml:space="preserve">. Contact detection status, RR intervals and converts them to milliseconds. It then updates the heartrate, </w:t>
+      </w:r>
+      <w:proofErr w:type="spellStart"/>
+      <w:r>
+        <w:t>rr</w:t>
+      </w:r>
+      <w:proofErr w:type="spellEnd"/>
+      <w:r>
+        <w:t xml:space="preserve"> intervals, and contact status flags and logs any new BLE error messages.</w:t>
+      </w:r>
+    </w:p>
+    <w:p>
+      <w:pPr>
+        <w:pStyle w:val="CustomHeading"/>
+        <w:numPr>
+          <w:ilvl w:val="0"/>
+          <w:numId w:val="0"/>
+        </w:numPr>
+        <w:spacing w:line="360" w:lineRule="auto"/>
+        <w:ind w:left="420" w:hanging="420"/>
+      </w:pPr>
+      <w:r>
+        <w:t xml:space="preserve">The second class to the heart rate connectivity implementation is the </w:t>
+      </w:r>
+      <w:proofErr w:type="spellStart"/>
+      <w:r>
+        <w:t>HeartRateMonitor_UI</w:t>
+      </w:r>
+      <w:proofErr w:type="spellEnd"/>
+      <w:r>
+        <w:t xml:space="preserve"> class that acts as a UI controller for the </w:t>
+      </w:r>
+      <w:proofErr w:type="spellStart"/>
+      <w:r>
+        <w:t>HeartRateMonitor</w:t>
+      </w:r>
+      <w:proofErr w:type="spellEnd"/>
+      <w:r>
+        <w:t xml:space="preserve"> class. It manages the heart rate monitor connection, updates heart rate data each frame, and provides interface methods to update connection parameters via Unity’s UI. It is to be attached to a </w:t>
+      </w:r>
+      <w:proofErr w:type="spellStart"/>
+      <w:r>
+        <w:t>GameObject</w:t>
+      </w:r>
+      <w:proofErr w:type="spellEnd"/>
+      <w:r>
+        <w:t xml:space="preserve"> in a Unity scene.</w:t>
+      </w:r>
+      <w:r>
+        <w:t xml:space="preserve"> Below are the methods implemented in this class and their functionality:</w:t>
+      </w:r>
+    </w:p>
+    <w:p>
+      <w:pPr>
+        <w:pStyle w:val="CustomHeading"/>
+        <w:numPr>
+          <w:ilvl w:val="0"/>
+          <w:numId w:val="13"/>
+        </w:numPr>
+        <w:spacing w:line="360" w:lineRule="auto"/>
+      </w:pPr>
+      <w:proofErr w:type="gramStart"/>
+      <w:r>
+        <w:t>Start(</w:t>
+      </w:r>
+      <w:proofErr w:type="gramEnd"/>
+      <w:r>
+        <w:t>)</w:t>
+      </w:r>
+    </w:p>
+    <w:p>
+      <w:pPr>
+        <w:pStyle w:val="CustomHeading"/>
+        <w:numPr>
+          <w:ilvl w:val="0"/>
+          <w:numId w:val="0"/>
+        </w:numPr>
+        <w:spacing w:line="360" w:lineRule="auto"/>
+        <w:ind w:left="420" w:hanging="420"/>
+      </w:pPr>
+      <w:r>
+        <w:t xml:space="preserve">Called when </w:t>
+      </w:r>
+      <w:proofErr w:type="spellStart"/>
+      <w:r>
+        <w:t>GameObject</w:t>
+      </w:r>
+      <w:proofErr w:type="spellEnd"/>
+      <w:r>
+        <w:t xml:space="preserve"> is initialised. It triggers the BLE connection process.</w:t>
+      </w:r>
+    </w:p>
+    <w:p>
+      <w:pPr>
+        <w:pStyle w:val="CustomHeading"/>
+        <w:numPr>
+          <w:ilvl w:val="0"/>
+          <w:numId w:val="13"/>
+        </w:numPr>
+        <w:spacing w:line="360" w:lineRule="auto"/>
+      </w:pPr>
+      <w:proofErr w:type="gramStart"/>
+      <w:r>
+        <w:t>Update(</w:t>
+      </w:r>
+      <w:proofErr w:type="gramEnd"/>
+      <w:r>
+        <w:t>)</w:t>
+      </w:r>
+    </w:p>
+    <w:p>
+      <w:pPr>
+        <w:pStyle w:val="CustomHeading"/>
+        <w:numPr>
+          <w:ilvl w:val="0"/>
+          <w:numId w:val="0"/>
+        </w:numPr>
+        <w:spacing w:line="360" w:lineRule="auto"/>
+        <w:ind w:left="420" w:hanging="420"/>
+      </w:pPr>
+      <w:r>
         <w:lastRenderedPageBreak/>
-        <w:t>Subscribes to the characteristic so the BLE API starts sending notifications when data is available.</w:t>
+        <w:t xml:space="preserve">If connected it runs the heart rate monitors </w:t>
+      </w:r>
+      <w:proofErr w:type="spellStart"/>
+      <w:proofErr w:type="gramStart"/>
+      <w:r>
+        <w:t>connector.Update</w:t>
+      </w:r>
+      <w:proofErr w:type="spellEnd"/>
+      <w:proofErr w:type="gramEnd"/>
+      <w:r>
+        <w:t>() method to process the BLE data.</w:t>
+      </w:r>
+      <w:r>
+        <w:t xml:space="preserve"> It updates </w:t>
+      </w:r>
+      <w:proofErr w:type="spellStart"/>
+      <w:r>
+        <w:t>infoText</w:t>
+      </w:r>
+      <w:proofErr w:type="spellEnd"/>
+      <w:r>
+        <w:t xml:space="preserve"> from the connector’s output, and if a valid heart rate is received it parses the value and sends it to the </w:t>
+      </w:r>
+      <w:proofErr w:type="spellStart"/>
+      <w:r>
+        <w:t>DataManager</w:t>
+      </w:r>
+      <w:proofErr w:type="spellEnd"/>
+      <w:r>
+        <w:t xml:space="preserve"> for processing.</w:t>
       </w:r>
     </w:p>
     <w:p>
@@ -7387,12 +10136,22 @@
         <w:pStyle w:val="CustomHeading"/>
         <w:numPr>
           <w:ilvl w:val="0"/>
-          <w:numId w:val="12"/>
-        </w:numPr>
-        <w:spacing w:line="360" w:lineRule="auto"/>
-      </w:pPr>
-      <w:r>
-        <w:t>Quit()</w:t>
+          <w:numId w:val="13"/>
+        </w:numPr>
+        <w:spacing w:line="360" w:lineRule="auto"/>
+      </w:pPr>
+      <w:proofErr w:type="spellStart"/>
+      <w:proofErr w:type="gramStart"/>
+      <w:r>
+        <w:t>OnApplicationQuit</w:t>
+      </w:r>
+      <w:proofErr w:type="spellEnd"/>
+      <w:r>
+        <w:t>(</w:t>
+      </w:r>
+      <w:proofErr w:type="gramEnd"/>
+      <w:r>
+        <w:t>)</w:t>
       </w:r>
     </w:p>
     <w:p>
@@ -7406,7 +10165,7 @@
         <w:ind w:left="420" w:hanging="420"/>
       </w:pPr>
       <w:r>
-        <w:t>Shuts down BLE operations called before starting a new connection.</w:t>
+        <w:t>Ensures that the BLE connection is shut down when the application is closed.</w:t>
       </w:r>
     </w:p>
     <w:p>
@@ -7414,12 +10173,22 @@
         <w:pStyle w:val="CustomHeading"/>
         <w:numPr>
           <w:ilvl w:val="0"/>
-          <w:numId w:val="12"/>
-        </w:numPr>
-        <w:spacing w:line="360" w:lineRule="auto"/>
-      </w:pPr>
-      <w:r>
-        <w:t>Update()</w:t>
+          <w:numId w:val="13"/>
+        </w:numPr>
+        <w:spacing w:line="360" w:lineRule="auto"/>
+      </w:pPr>
+      <w:proofErr w:type="spellStart"/>
+      <w:proofErr w:type="gramStart"/>
+      <w:r>
+        <w:t>BeginConnection</w:t>
+      </w:r>
+      <w:proofErr w:type="spellEnd"/>
+      <w:r>
+        <w:t>(</w:t>
+      </w:r>
+      <w:proofErr w:type="gramEnd"/>
+      <w:r>
+        <w:t>)</w:t>
       </w:r>
     </w:p>
     <w:p>
@@ -7433,10 +10202,15 @@
         <w:ind w:left="420" w:hanging="420"/>
       </w:pPr>
       <w:r>
-        <w:t>This method is called repeatedly through the UI class of this connectivity mechanism. If subscribed to a device, it polls the data, decodes it according the specification of the data received, parses flags to know what fields are present. Gets heart rate</w:t>
-      </w:r>
-      <w:r>
-        <w:t>. Contact detection status, RR intervals and converts them to milliseconds. It then updates the heartrate, rr intervals, and contact status flags and logs any new BLE error messages.</w:t>
+        <w:t xml:space="preserve">Initialises the </w:t>
+      </w:r>
+      <w:proofErr w:type="spellStart"/>
+      <w:r>
+        <w:t>HeartRateMonitor</w:t>
+      </w:r>
+      <w:proofErr w:type="spellEnd"/>
+      <w:r>
+        <w:t xml:space="preserve"> instance and starts the connection.</w:t>
       </w:r>
     </w:p>
     <w:p>
@@ -7444,16 +10218,31 @@
         <w:pStyle w:val="CustomHeading"/>
         <w:numPr>
           <w:ilvl w:val="0"/>
+          <w:numId w:val="13"/>
+        </w:numPr>
+        <w:spacing w:line="360" w:lineRule="auto"/>
+      </w:pPr>
+      <w:proofErr w:type="gramStart"/>
+      <w:r>
+        <w:t>Connect(</w:t>
+      </w:r>
+      <w:proofErr w:type="gramEnd"/>
+      <w:r>
+        <w:t>)</w:t>
+      </w:r>
+    </w:p>
+    <w:p>
+      <w:pPr>
+        <w:pStyle w:val="CustomHeading"/>
+        <w:numPr>
+          <w:ilvl w:val="0"/>
           <w:numId w:val="0"/>
         </w:numPr>
         <w:spacing w:line="360" w:lineRule="auto"/>
         <w:ind w:left="420" w:hanging="420"/>
       </w:pPr>
       <w:r>
-        <w:t>The second class to the heart rate connectivity implementation is the HeartRateMonitor_UI class that acts as a UI controller for the HeartRateMonitor class. It manages the heart rate monitor connection, updates heart rate data each frame, and provides interface methods to update connection parameters via Unity’s UI. It is to be attached to a GameObject in a Unity scene.</w:t>
-      </w:r>
-      <w:r>
-        <w:t xml:space="preserve"> Below are the methods implemented in this class and their functionality:</w:t>
+        <w:t>Kicks off the BLE connection coroutine using the provided device and characteristic UUID’s.</w:t>
       </w:r>
     </w:p>
     <w:p>
@@ -7465,8 +10254,21 @@
         </w:numPr>
         <w:spacing w:line="360" w:lineRule="auto"/>
       </w:pPr>
-      <w:r>
-        <w:t>Start()</w:t>
+      <w:proofErr w:type="spellStart"/>
+      <w:r>
+        <w:t>Change_device_</w:t>
+      </w:r>
+      <w:proofErr w:type="gramStart"/>
+      <w:r>
+        <w:t>name</w:t>
+      </w:r>
+      <w:proofErr w:type="spellEnd"/>
+      <w:r>
+        <w:t>(</w:t>
+      </w:r>
+      <w:proofErr w:type="gramEnd"/>
+      <w:r>
+        <w:t>)</w:t>
       </w:r>
     </w:p>
     <w:p>
@@ -7480,7 +10282,7 @@
         <w:ind w:left="420" w:hanging="420"/>
       </w:pPr>
       <w:r>
-        <w:t>Called when GameObject is initialised. It triggers the BLE connection process.</w:t>
+        <w:t>Allows the name of the device to be modified at runtime.</w:t>
       </w:r>
     </w:p>
     <w:p>
@@ -7492,8 +10294,21 @@
         </w:numPr>
         <w:spacing w:line="360" w:lineRule="auto"/>
       </w:pPr>
-      <w:r>
-        <w:t>Update()</w:t>
+      <w:proofErr w:type="spellStart"/>
+      <w:r>
+        <w:t>Change_service_</w:t>
+      </w:r>
+      <w:proofErr w:type="gramStart"/>
+      <w:r>
+        <w:t>name</w:t>
+      </w:r>
+      <w:proofErr w:type="spellEnd"/>
+      <w:r>
+        <w:t>(</w:t>
+      </w:r>
+      <w:proofErr w:type="gramEnd"/>
+      <w:r>
+        <w:t>)</w:t>
       </w:r>
     </w:p>
     <w:p>
@@ -7507,10 +10322,7 @@
         <w:ind w:left="420" w:hanging="420"/>
       </w:pPr>
       <w:r>
-        <w:t>If connected it runs the heart rate monitors connector.Update() method to process the BLE data.</w:t>
-      </w:r>
-      <w:r>
-        <w:t xml:space="preserve"> It updates infoText from the connector’s output, and if a valid heart rate is received it parses the value and sends it to the DataManager for processing.</w:t>
+        <w:t>Allows the service of the device to be modified at runtime.</w:t>
       </w:r>
     </w:p>
     <w:p>
@@ -7522,8 +10334,21 @@
         </w:numPr>
         <w:spacing w:line="360" w:lineRule="auto"/>
       </w:pPr>
-      <w:r>
-        <w:t>OnApplicationQuit()</w:t>
+      <w:proofErr w:type="spellStart"/>
+      <w:r>
+        <w:t>Change_read_</w:t>
+      </w:r>
+      <w:proofErr w:type="gramStart"/>
+      <w:r>
+        <w:t>characteristic</w:t>
+      </w:r>
+      <w:proofErr w:type="spellEnd"/>
+      <w:r>
+        <w:t>(</w:t>
+      </w:r>
+      <w:proofErr w:type="gramEnd"/>
+      <w:r>
+        <w:t>)</w:t>
       </w:r>
     </w:p>
     <w:p>
@@ -7537,7 +10362,7 @@
         <w:ind w:left="420" w:hanging="420"/>
       </w:pPr>
       <w:r>
-        <w:t>Ensures that the BLE connection is shut down when the application is closed.</w:t>
+        <w:t>Allows the read characteristic to be modified at runtime.</w:t>
       </w:r>
     </w:p>
     <w:p>
@@ -7549,8 +10374,13 @@
         </w:numPr>
         <w:spacing w:line="360" w:lineRule="auto"/>
       </w:pPr>
-      <w:r>
-        <w:t>BeginConnection()</w:t>
+      <w:proofErr w:type="gramStart"/>
+      <w:r>
+        <w:t>Reconnect(</w:t>
+      </w:r>
+      <w:proofErr w:type="gramEnd"/>
+      <w:r>
+        <w:t>)</w:t>
       </w:r>
     </w:p>
     <w:p>
@@ -7564,7 +10394,7 @@
         <w:ind w:left="420" w:hanging="420"/>
       </w:pPr>
       <w:r>
-        <w:t>Initialises the HeartRateMonitor instance and starts the connection.</w:t>
+        <w:t>Disconnects and attempts to reconnect with the currently set parameters.</w:t>
       </w:r>
     </w:p>
     <w:p>
@@ -7572,149 +10402,29 @@
         <w:pStyle w:val="CustomHeading"/>
         <w:numPr>
           <w:ilvl w:val="0"/>
-          <w:numId w:val="13"/>
-        </w:numPr>
-        <w:spacing w:line="360" w:lineRule="auto"/>
-      </w:pPr>
-      <w:r>
-        <w:t>Connect()</w:t>
-      </w:r>
-    </w:p>
-    <w:p>
-      <w:pPr>
-        <w:pStyle w:val="CustomHeading"/>
-        <w:numPr>
-          <w:ilvl w:val="0"/>
           <w:numId w:val="0"/>
         </w:numPr>
         <w:spacing w:line="360" w:lineRule="auto"/>
         <w:ind w:left="420" w:hanging="420"/>
       </w:pPr>
       <w:r>
-        <w:t>Kicks off the BLE connection coroutine using the provided device and characteristic UUID’s.</w:t>
-      </w:r>
-    </w:p>
-    <w:p>
-      <w:pPr>
-        <w:pStyle w:val="CustomHeading"/>
-        <w:numPr>
-          <w:ilvl w:val="0"/>
-          <w:numId w:val="13"/>
-        </w:numPr>
-        <w:spacing w:line="360" w:lineRule="auto"/>
-      </w:pPr>
-      <w:r>
-        <w:t>Change_device_name()</w:t>
-      </w:r>
-    </w:p>
-    <w:p>
-      <w:pPr>
-        <w:pStyle w:val="CustomHeading"/>
-        <w:numPr>
-          <w:ilvl w:val="0"/>
-          <w:numId w:val="0"/>
-        </w:numPr>
-        <w:spacing w:line="360" w:lineRule="auto"/>
-        <w:ind w:left="420" w:hanging="420"/>
-      </w:pPr>
-      <w:r>
-        <w:t>Allows the name of the device to be modified at runtime.</w:t>
-      </w:r>
-    </w:p>
-    <w:p>
-      <w:pPr>
-        <w:pStyle w:val="CustomHeading"/>
-        <w:numPr>
-          <w:ilvl w:val="0"/>
-          <w:numId w:val="13"/>
-        </w:numPr>
-        <w:spacing w:line="360" w:lineRule="auto"/>
-      </w:pPr>
-      <w:r>
-        <w:t>Change_service_name()</w:t>
-      </w:r>
-    </w:p>
-    <w:p>
-      <w:pPr>
-        <w:pStyle w:val="CustomHeading"/>
-        <w:numPr>
-          <w:ilvl w:val="0"/>
-          <w:numId w:val="0"/>
-        </w:numPr>
-        <w:spacing w:line="360" w:lineRule="auto"/>
-        <w:ind w:left="420" w:hanging="420"/>
-      </w:pPr>
-      <w:r>
-        <w:t>Allows the service of the device to be modified at runtime.</w:t>
-      </w:r>
-    </w:p>
-    <w:p>
-      <w:pPr>
-        <w:pStyle w:val="CustomHeading"/>
-        <w:numPr>
-          <w:ilvl w:val="0"/>
-          <w:numId w:val="13"/>
-        </w:numPr>
-        <w:spacing w:line="360" w:lineRule="auto"/>
-      </w:pPr>
-      <w:r>
-        <w:t>Change_read_characteristic()</w:t>
-      </w:r>
-    </w:p>
-    <w:p>
-      <w:pPr>
-        <w:pStyle w:val="CustomHeading"/>
-        <w:numPr>
-          <w:ilvl w:val="0"/>
-          <w:numId w:val="0"/>
-        </w:numPr>
-        <w:spacing w:line="360" w:lineRule="auto"/>
-        <w:ind w:left="420" w:hanging="420"/>
-      </w:pPr>
-      <w:r>
-        <w:t>Allows the read characteristic to be modified at runtime.</w:t>
-      </w:r>
-    </w:p>
-    <w:p>
-      <w:pPr>
-        <w:pStyle w:val="CustomHeading"/>
-        <w:numPr>
-          <w:ilvl w:val="0"/>
-          <w:numId w:val="13"/>
-        </w:numPr>
-        <w:spacing w:line="360" w:lineRule="auto"/>
-      </w:pPr>
-      <w:r>
-        <w:t>Reconnect()</w:t>
-      </w:r>
-    </w:p>
-    <w:p>
-      <w:pPr>
-        <w:pStyle w:val="CustomHeading"/>
-        <w:numPr>
-          <w:ilvl w:val="0"/>
-          <w:numId w:val="0"/>
-        </w:numPr>
-        <w:spacing w:line="360" w:lineRule="auto"/>
-        <w:ind w:left="420" w:hanging="420"/>
-      </w:pPr>
-      <w:r>
-        <w:lastRenderedPageBreak/>
-        <w:t>Disconnects and attempts to reconnect with the currently set parameters.</w:t>
-      </w:r>
-    </w:p>
-    <w:p>
-      <w:pPr>
-        <w:pStyle w:val="CustomHeading"/>
-        <w:numPr>
-          <w:ilvl w:val="0"/>
-          <w:numId w:val="0"/>
-        </w:numPr>
-        <w:spacing w:line="360" w:lineRule="auto"/>
-        <w:ind w:left="420" w:hanging="420"/>
-      </w:pPr>
-      <w:r>
-        <w:t>To summarise, the HeartRateMonitor_UI class is the script that bridges the BLE logic handled by the HeartRateMonitor script with the Unity editor and the game logic that consumes the HR data. This class ensures the app automatically connects on launch and keeps BLE processing in sync with the Unity game loop.</w:t>
+        <w:t xml:space="preserve">To summarise, the </w:t>
+      </w:r>
+      <w:proofErr w:type="spellStart"/>
+      <w:r>
+        <w:t>HeartRateMonitor_UI</w:t>
+      </w:r>
+      <w:proofErr w:type="spellEnd"/>
+      <w:r>
+        <w:t xml:space="preserve"> class is the script that bridges the BLE logic handled by the </w:t>
+      </w:r>
+      <w:proofErr w:type="spellStart"/>
+      <w:r>
+        <w:t>HeartRateMonitor</w:t>
+      </w:r>
+      <w:proofErr w:type="spellEnd"/>
+      <w:r>
+        <w:t xml:space="preserve"> script with the Unity editor and the game logic that consumes the HR data. This class ensures the app automatically connects on launch and keeps BLE processing in sync with the Unity game loop.</w:t>
       </w:r>
     </w:p>
     <w:p>
@@ -7941,6 +10651,7 @@
         <w:rPr>
           <w:rFonts w:ascii="Times New Roman" w:hAnsi="Times New Roman" w:cs="Times New Roman"/>
         </w:rPr>
+        <w:lastRenderedPageBreak/>
         <w:t>Quantitative results</w:t>
       </w:r>
     </w:p>
@@ -8188,7 +10899,6 @@
         <w:rPr>
           <w:rFonts w:ascii="Times New Roman" w:hAnsi="Times New Roman" w:cs="Times New Roman"/>
         </w:rPr>
-        <w:lastRenderedPageBreak/>
         <w:t xml:space="preserve">Issues encountered (bugs, AI behaviour, data collection reliability). </w:t>
       </w:r>
     </w:p>

--- a/Final Report.docx
+++ b/Final Report.docx
@@ -475,35 +475,7 @@
         <w:rPr>
           <w:rFonts w:ascii="Times New Roman" w:hAnsi="Times New Roman" w:cs="Times New Roman"/>
         </w:rPr>
-        <w:t xml:space="preserve">involving the user pedalling around the velodrome on a solo bike ride, (2) a cooperative scenario involving the user pedalling around in a paceline with three AI teammates, (3) a competitive scenario involving the user pedalling around in a race competing against </w:t>
-      </w:r>
-      <w:proofErr w:type="gramStart"/>
-      <w:r>
-        <w:rPr>
-          <w:rFonts w:ascii="Times New Roman" w:hAnsi="Times New Roman" w:cs="Times New Roman"/>
-        </w:rPr>
-        <w:t>AI’s</w:t>
-      </w:r>
-      <w:proofErr w:type="gramEnd"/>
-      <w:r>
-        <w:rPr>
-          <w:rFonts w:ascii="Times New Roman" w:hAnsi="Times New Roman" w:cs="Times New Roman"/>
-        </w:rPr>
-        <w:t xml:space="preserve"> with performance based on the users previous two scenario performances, with relative difficulty variating based on the </w:t>
-      </w:r>
-      <w:proofErr w:type="gramStart"/>
-      <w:r>
-        <w:rPr>
-          <w:rFonts w:ascii="Times New Roman" w:hAnsi="Times New Roman" w:cs="Times New Roman"/>
-        </w:rPr>
-        <w:t>users</w:t>
-      </w:r>
-      <w:proofErr w:type="gramEnd"/>
-      <w:r>
-        <w:rPr>
-          <w:rFonts w:ascii="Times New Roman" w:hAnsi="Times New Roman" w:cs="Times New Roman"/>
-        </w:rPr>
-        <w:t xml:space="preserve"> current heart rate.</w:t>
+        <w:t>involving the user pedalling around the velodrome on a solo bike ride, (2) a cooperative scenario involving the user pedalling around in a paceline with three AI teammates, (3) a competitive scenario involving the user pedalling around in a race competing against AI’s with performance based on the users previous two scenario performances, with relative difficulty variating based on the users current heart rate.</w:t>
       </w:r>
     </w:p>
     <w:p>
@@ -4456,7 +4428,7 @@
           <w:noProof/>
         </w:rPr>
         <w:drawing>
-          <wp:anchor distT="0" distB="0" distL="114300" distR="114300" simplePos="0" relativeHeight="251659264" behindDoc="0" locked="0" layoutInCell="1" allowOverlap="1" wp14:anchorId="6DB218F0" wp14:editId="00774E29">
+          <wp:anchor distT="0" distB="0" distL="114300" distR="114300" simplePos="0" relativeHeight="251659264" behindDoc="0" locked="0" layoutInCell="1" allowOverlap="1" wp14:anchorId="6DB218F0" wp14:editId="345EA75F">
             <wp:simplePos x="0" y="0"/>
             <wp:positionH relativeFrom="margin">
               <wp:align>left</wp:align>
@@ -13488,7 +13460,15 @@
       </w:r>
       <w:proofErr w:type="spellEnd"/>
       <w:r>
-        <w:t xml:space="preserve"> which are low-poly to prevent framerate problems.</w:t>
+        <w:t xml:space="preserve"> which are </w:t>
+      </w:r>
+      <w:proofErr w:type="gramStart"/>
+      <w:r>
+        <w:t>low-poly</w:t>
+      </w:r>
+      <w:proofErr w:type="gramEnd"/>
+      <w:r>
+        <w:t xml:space="preserve"> to prevent framerate problems.</w:t>
       </w:r>
     </w:p>
     <w:p>
@@ -15119,6 +15099,9 @@
         <w:jc w:val="center"/>
       </w:pPr>
       <w:r>
+        <w:rPr>
+          <w:noProof/>
+        </w:rPr>
         <w:drawing>
           <wp:inline distT="0" distB="0" distL="0" distR="0" wp14:anchorId="4F04CB23" wp14:editId="3D624257">
             <wp:extent cx="2514951" cy="1867161"/>
@@ -15239,6 +15222,9 @@
         <w:jc w:val="center"/>
       </w:pPr>
       <w:r>
+        <w:rPr>
+          <w:noProof/>
+        </w:rPr>
         <w:drawing>
           <wp:inline distT="0" distB="0" distL="0" distR="0" wp14:anchorId="3949878F" wp14:editId="60576CDF">
             <wp:extent cx="2067213" cy="676369"/>
@@ -15380,6 +15366,9 @@
         <w:jc w:val="center"/>
       </w:pPr>
       <w:r>
+        <w:rPr>
+          <w:noProof/>
+        </w:rPr>
         <w:lastRenderedPageBreak/>
         <w:drawing>
           <wp:inline distT="0" distB="0" distL="0" distR="0" wp14:anchorId="2CAC7833" wp14:editId="06676EEE">
@@ -15506,6 +15495,9 @@
         <w:jc w:val="center"/>
       </w:pPr>
       <w:r>
+        <w:rPr>
+          <w:noProof/>
+        </w:rPr>
         <w:lastRenderedPageBreak/>
         <w:drawing>
           <wp:inline distT="0" distB="0" distL="0" distR="0" wp14:anchorId="4DD1A205" wp14:editId="41D5CC96">
@@ -15627,6 +15619,9 @@
         <w:jc w:val="center"/>
       </w:pPr>
       <w:r>
+        <w:rPr>
+          <w:noProof/>
+        </w:rPr>
         <w:lastRenderedPageBreak/>
         <w:drawing>
           <wp:inline distT="0" distB="0" distL="0" distR="0" wp14:anchorId="46570E08" wp14:editId="61E20B23">
@@ -15748,6 +15743,9 @@
         <w:jc w:val="center"/>
       </w:pPr>
       <w:r>
+        <w:rPr>
+          <w:noProof/>
+        </w:rPr>
         <w:drawing>
           <wp:inline distT="0" distB="0" distL="0" distR="0" wp14:anchorId="1E4304D7" wp14:editId="516BD252">
             <wp:extent cx="2886478" cy="952633"/>
@@ -15927,6 +15925,9 @@
         <w:jc w:val="center"/>
       </w:pPr>
       <w:r>
+        <w:rPr>
+          <w:noProof/>
+        </w:rPr>
         <w:lastRenderedPageBreak/>
         <w:drawing>
           <wp:inline distT="0" distB="0" distL="0" distR="0" wp14:anchorId="1FD4E4CB" wp14:editId="6B1E5653">
@@ -16051,6 +16052,9 @@
         <w:jc w:val="center"/>
       </w:pPr>
       <w:r>
+        <w:rPr>
+          <w:noProof/>
+        </w:rPr>
         <w:drawing>
           <wp:inline distT="0" distB="0" distL="0" distR="0" wp14:anchorId="3AD47730" wp14:editId="1B03337F">
             <wp:extent cx="3944679" cy="3066238"/>
@@ -16182,6 +16186,9 @@
         <w:jc w:val="center"/>
       </w:pPr>
       <w:r>
+        <w:rPr>
+          <w:noProof/>
+        </w:rPr>
         <w:lastRenderedPageBreak/>
         <w:drawing>
           <wp:inline distT="0" distB="0" distL="0" distR="0" wp14:anchorId="11176C7E" wp14:editId="266E0936">
@@ -16314,6 +16321,9 @@
         <w:jc w:val="center"/>
       </w:pPr>
       <w:r>
+        <w:rPr>
+          <w:noProof/>
+        </w:rPr>
         <w:drawing>
           <wp:inline distT="0" distB="0" distL="0" distR="0" wp14:anchorId="29B64188" wp14:editId="01A9CC95">
             <wp:extent cx="4149116" cy="2785730"/>
@@ -16437,6 +16447,9 @@
         <w:jc w:val="center"/>
       </w:pPr>
       <w:r>
+        <w:rPr>
+          <w:noProof/>
+        </w:rPr>
         <w:drawing>
           <wp:inline distT="0" distB="0" distL="0" distR="0" wp14:anchorId="3D49F4CE" wp14:editId="415338DC">
             <wp:extent cx="5263116" cy="781945"/>
@@ -16552,6 +16565,9 @@
         <w:jc w:val="center"/>
       </w:pPr>
       <w:r>
+        <w:rPr>
+          <w:noProof/>
+        </w:rPr>
         <w:lastRenderedPageBreak/>
         <w:drawing>
           <wp:inline distT="0" distB="0" distL="0" distR="0" wp14:anchorId="4D7C18B0" wp14:editId="2518C736">
@@ -16644,7 +16660,15 @@
         <w:t xml:space="preserve"> – </w:t>
       </w:r>
       <w:r>
-        <w:t>This method is called repeatedly through the UI class of this connectivity mechanism. If subscribed to a device, it polls the data, decodes it according the specification of the data received, parses flags to know what fields are present. Gets heart rate</w:t>
+        <w:t xml:space="preserve">This method is called repeatedly through the UI class of this connectivity mechanism. If subscribed to a device, it polls the data, decodes it </w:t>
+      </w:r>
+      <w:proofErr w:type="gramStart"/>
+      <w:r>
+        <w:t>according</w:t>
+      </w:r>
+      <w:proofErr w:type="gramEnd"/>
+      <w:r>
+        <w:t xml:space="preserve"> the specification of the data received, parses flags to know what fields are present. Gets heart rate</w:t>
       </w:r>
       <w:r>
         <w:t xml:space="preserve">. Contact detection status, RR intervals and converts them to milliseconds. It then updates the heartrate, </w:t>
@@ -16743,6 +16767,9 @@
         <w:jc w:val="center"/>
       </w:pPr>
       <w:r>
+        <w:rPr>
+          <w:noProof/>
+        </w:rPr>
         <w:drawing>
           <wp:inline distT="0" distB="0" distL="0" distR="0" wp14:anchorId="2B96D43B" wp14:editId="26D1F56A">
             <wp:extent cx="1381318" cy="609685"/>
@@ -16879,6 +16906,9 @@
         <w:jc w:val="center"/>
       </w:pPr>
       <w:r>
+        <w:rPr>
+          <w:noProof/>
+        </w:rPr>
         <w:lastRenderedPageBreak/>
         <w:drawing>
           <wp:inline distT="0" distB="0" distL="0" distR="0" wp14:anchorId="3964083A" wp14:editId="1B4D3B33">
@@ -16992,6 +17022,9 @@
         <w:jc w:val="center"/>
       </w:pPr>
       <w:r>
+        <w:rPr>
+          <w:noProof/>
+        </w:rPr>
         <w:drawing>
           <wp:inline distT="0" distB="0" distL="0" distR="0" wp14:anchorId="46B1B793" wp14:editId="031C3918">
             <wp:extent cx="1905266" cy="638264"/>
@@ -17117,6 +17150,9 @@
         <w:jc w:val="center"/>
       </w:pPr>
       <w:r>
+        <w:rPr>
+          <w:noProof/>
+        </w:rPr>
         <w:drawing>
           <wp:inline distT="0" distB="0" distL="0" distR="0" wp14:anchorId="5A61F5B6" wp14:editId="5AC61783">
             <wp:extent cx="2829320" cy="685896"/>
@@ -17229,6 +17265,9 @@
         <w:jc w:val="center"/>
       </w:pPr>
       <w:r>
+        <w:rPr>
+          <w:noProof/>
+        </w:rPr>
         <w:drawing>
           <wp:inline distT="0" distB="0" distL="0" distR="0" wp14:anchorId="214EA758" wp14:editId="3D6003CD">
             <wp:extent cx="4782217" cy="924054"/>
@@ -17344,6 +17383,9 @@
         <w:jc w:val="center"/>
       </w:pPr>
       <w:r>
+        <w:rPr>
+          <w:noProof/>
+        </w:rPr>
         <w:drawing>
           <wp:inline distT="0" distB="0" distL="0" distR="0" wp14:anchorId="7BFCE50C" wp14:editId="71281C2E">
             <wp:extent cx="2819794" cy="581106"/>
@@ -17468,6 +17510,9 @@
         <w:jc w:val="center"/>
       </w:pPr>
       <w:r>
+        <w:rPr>
+          <w:noProof/>
+        </w:rPr>
         <w:drawing>
           <wp:inline distT="0" distB="0" distL="0" distR="0" wp14:anchorId="5C979E2C" wp14:editId="1A2B47C1">
             <wp:extent cx="2972215" cy="628738"/>
@@ -17591,6 +17636,9 @@
         <w:jc w:val="center"/>
       </w:pPr>
       <w:r>
+        <w:rPr>
+          <w:noProof/>
+        </w:rPr>
         <w:drawing>
           <wp:inline distT="0" distB="0" distL="0" distR="0" wp14:anchorId="51C8653A" wp14:editId="4FFDDB79">
             <wp:extent cx="3639058" cy="609685"/>
@@ -17706,6 +17754,9 @@
         <w:jc w:val="center"/>
       </w:pPr>
       <w:r>
+        <w:rPr>
+          <w:noProof/>
+        </w:rPr>
         <w:drawing>
           <wp:inline distT="0" distB="0" distL="0" distR="0" wp14:anchorId="01C37A31" wp14:editId="03D2622A">
             <wp:extent cx="1495634" cy="857370"/>
@@ -17835,13 +17886,958 @@
         <w:t>Analysis.py is a script implemented to analyse and visualise form data and performance spreadsheets from the user study.</w:t>
       </w:r>
       <w:r>
-        <w:t xml:space="preserve"> It </w:t>
+        <w:t xml:space="preserve"> </w:t>
+      </w:r>
+      <w:r>
+        <w:t>Below are the main components of the script.</w:t>
+      </w:r>
+    </w:p>
+    <w:p>
+      <w:pPr>
+        <w:pStyle w:val="CustomHeading"/>
+        <w:numPr>
+          <w:ilvl w:val="0"/>
+          <w:numId w:val="27"/>
+        </w:numPr>
+        <w:spacing w:line="360" w:lineRule="auto"/>
+      </w:pPr>
+      <w:r>
+        <w:t>Data Loading</w:t>
+      </w:r>
+    </w:p>
+    <w:p>
+      <w:pPr>
+        <w:pStyle w:val="CustomHeading"/>
+        <w:numPr>
+          <w:ilvl w:val="0"/>
+          <w:numId w:val="0"/>
+        </w:numPr>
+        <w:spacing w:line="360" w:lineRule="auto"/>
+      </w:pPr>
+      <w:r>
+        <w:t xml:space="preserve">The script contains unique functions for each Microsoft forms spreadsheet to ensure that the data is loaded correctly into a dataframe for analysis. </w:t>
+      </w:r>
+    </w:p>
+    <w:p>
+      <w:pPr>
+        <w:pStyle w:val="CustomHeading"/>
+        <w:numPr>
+          <w:ilvl w:val="0"/>
+          <w:numId w:val="0"/>
+        </w:numPr>
+        <w:spacing w:line="360" w:lineRule="auto"/>
+        <w:ind w:left="420" w:hanging="420"/>
+      </w:pPr>
+      <w:proofErr w:type="spellStart"/>
+      <w:r>
+        <w:t>Load_performance_</w:t>
       </w:r>
       <w:proofErr w:type="gramStart"/>
       <w:r>
-        <w:t>calculate</w:t>
+        <w:t>data</w:t>
+      </w:r>
+      <w:proofErr w:type="spellEnd"/>
+      <w:r>
+        <w:t>(</w:t>
       </w:r>
       <w:proofErr w:type="gramEnd"/>
+      <w:r>
+        <w:t>) – Loads time-series workout data from the csv performance files generated after every workout session.</w:t>
+      </w:r>
+    </w:p>
+    <w:p>
+      <w:pPr>
+        <w:pStyle w:val="CustomHeading"/>
+        <w:keepNext/>
+        <w:numPr>
+          <w:ilvl w:val="0"/>
+          <w:numId w:val="0"/>
+        </w:numPr>
+        <w:spacing w:line="360" w:lineRule="auto"/>
+        <w:ind w:left="420" w:hanging="420"/>
+        <w:jc w:val="center"/>
+      </w:pPr>
+      <w:r>
+        <w:lastRenderedPageBreak/>
+        <w:drawing>
+          <wp:inline distT="0" distB="0" distL="0" distR="0" wp14:anchorId="384DB6DF" wp14:editId="2160BBD8">
+            <wp:extent cx="4200525" cy="1594394"/>
+            <wp:effectExtent l="0" t="0" r="0" b="6350"/>
+            <wp:docPr id="1186483268" name="Picture 1" descr="A screen shot of a computer code&#10;&#10;AI-generated content may be incorrect."/>
+            <wp:cNvGraphicFramePr>
+              <a:graphicFrameLocks xmlns:a="http://schemas.openxmlformats.org/drawingml/2006/main" noChangeAspect="1"/>
+            </wp:cNvGraphicFramePr>
+            <a:graphic xmlns:a="http://schemas.openxmlformats.org/drawingml/2006/main">
+              <a:graphicData uri="http://schemas.openxmlformats.org/drawingml/2006/picture">
+                <pic:pic xmlns:pic="http://schemas.openxmlformats.org/drawingml/2006/picture">
+                  <pic:nvPicPr>
+                    <pic:cNvPr id="1186483268" name="Picture 1" descr="A screen shot of a computer code&#10;&#10;AI-generated content may be incorrect."/>
+                    <pic:cNvPicPr/>
+                  </pic:nvPicPr>
+                  <pic:blipFill>
+                    <a:blip r:embed="rId109"/>
+                    <a:stretch>
+                      <a:fillRect/>
+                    </a:stretch>
+                  </pic:blipFill>
+                  <pic:spPr>
+                    <a:xfrm>
+                      <a:off x="0" y="0"/>
+                      <a:ext cx="4209699" cy="1597876"/>
+                    </a:xfrm>
+                    <a:prstGeom prst="rect">
+                      <a:avLst/>
+                    </a:prstGeom>
+                  </pic:spPr>
+                </pic:pic>
+              </a:graphicData>
+            </a:graphic>
+          </wp:inline>
+        </w:drawing>
+      </w:r>
+    </w:p>
+    <w:p>
+      <w:pPr>
+        <w:pStyle w:val="Caption"/>
+        <w:jc w:val="center"/>
+      </w:pPr>
+      <w:r>
+        <w:t xml:space="preserve">Figure </w:t>
+      </w:r>
+      <w:fldSimple w:instr=" SEQ Figure \* ARABIC ">
+        <w:r>
+          <w:rPr>
+            <w:noProof/>
+          </w:rPr>
+          <w:t>91</w:t>
+        </w:r>
+      </w:fldSimple>
+      <w:r>
+        <w:t xml:space="preserve"> - </w:t>
+      </w:r>
+      <w:proofErr w:type="spellStart"/>
+      <w:r>
+        <w:t>load_performance_</w:t>
+      </w:r>
+      <w:proofErr w:type="gramStart"/>
+      <w:r>
+        <w:t>data</w:t>
+      </w:r>
+      <w:proofErr w:type="spellEnd"/>
+      <w:r>
+        <w:t>(</w:t>
+      </w:r>
+      <w:proofErr w:type="gramEnd"/>
+      <w:r>
+        <w:t>) - analysis.py</w:t>
+      </w:r>
+    </w:p>
+    <w:p>
+      <w:pPr>
+        <w:pStyle w:val="CustomHeading"/>
+        <w:numPr>
+          <w:ilvl w:val="0"/>
+          <w:numId w:val="0"/>
+        </w:numPr>
+        <w:spacing w:line="360" w:lineRule="auto"/>
+        <w:ind w:left="420" w:hanging="420"/>
+      </w:pPr>
+      <w:proofErr w:type="spellStart"/>
+      <w:r>
+        <w:t>Load_rpe_scale_</w:t>
+      </w:r>
+      <w:proofErr w:type="gramStart"/>
+      <w:r>
+        <w:t>data</w:t>
+      </w:r>
+      <w:proofErr w:type="spellEnd"/>
+      <w:r>
+        <w:t>(</w:t>
+      </w:r>
+      <w:proofErr w:type="gramEnd"/>
+      <w:r>
+        <w:t>) – Loads perceived exertion ratings from the survey results exported from Microsoft forms.</w:t>
+      </w:r>
+    </w:p>
+    <w:p>
+      <w:pPr>
+        <w:pStyle w:val="CustomHeading"/>
+        <w:keepNext/>
+        <w:numPr>
+          <w:ilvl w:val="0"/>
+          <w:numId w:val="0"/>
+        </w:numPr>
+        <w:spacing w:line="360" w:lineRule="auto"/>
+        <w:ind w:left="420" w:hanging="420"/>
+        <w:jc w:val="center"/>
+      </w:pPr>
+      <w:r>
+        <w:drawing>
+          <wp:inline distT="0" distB="0" distL="0" distR="0" wp14:anchorId="7F4EB167" wp14:editId="2C729EBA">
+            <wp:extent cx="3314700" cy="3471144"/>
+            <wp:effectExtent l="0" t="0" r="0" b="0"/>
+            <wp:docPr id="352967680" name="Picture 1" descr="A screen shot of a computer program&#10;&#10;AI-generated content may be incorrect."/>
+            <wp:cNvGraphicFramePr>
+              <a:graphicFrameLocks xmlns:a="http://schemas.openxmlformats.org/drawingml/2006/main" noChangeAspect="1"/>
+            </wp:cNvGraphicFramePr>
+            <a:graphic xmlns:a="http://schemas.openxmlformats.org/drawingml/2006/main">
+              <a:graphicData uri="http://schemas.openxmlformats.org/drawingml/2006/picture">
+                <pic:pic xmlns:pic="http://schemas.openxmlformats.org/drawingml/2006/picture">
+                  <pic:nvPicPr>
+                    <pic:cNvPr id="352967680" name="Picture 1" descr="A screen shot of a computer program&#10;&#10;AI-generated content may be incorrect."/>
+                    <pic:cNvPicPr/>
+                  </pic:nvPicPr>
+                  <pic:blipFill>
+                    <a:blip r:embed="rId110"/>
+                    <a:stretch>
+                      <a:fillRect/>
+                    </a:stretch>
+                  </pic:blipFill>
+                  <pic:spPr>
+                    <a:xfrm>
+                      <a:off x="0" y="0"/>
+                      <a:ext cx="3315826" cy="3472323"/>
+                    </a:xfrm>
+                    <a:prstGeom prst="rect">
+                      <a:avLst/>
+                    </a:prstGeom>
+                  </pic:spPr>
+                </pic:pic>
+              </a:graphicData>
+            </a:graphic>
+          </wp:inline>
+        </w:drawing>
+      </w:r>
+    </w:p>
+    <w:p>
+      <w:pPr>
+        <w:pStyle w:val="Caption"/>
+        <w:jc w:val="center"/>
+      </w:pPr>
+      <w:r>
+        <w:t xml:space="preserve">Figure </w:t>
+      </w:r>
+      <w:fldSimple w:instr=" SEQ Figure \* ARABIC ">
+        <w:r>
+          <w:rPr>
+            <w:noProof/>
+          </w:rPr>
+          <w:t>92</w:t>
+        </w:r>
+      </w:fldSimple>
+      <w:r>
+        <w:t xml:space="preserve"> - </w:t>
+      </w:r>
+      <w:proofErr w:type="spellStart"/>
+      <w:r>
+        <w:t>load_rpe_scale_</w:t>
+      </w:r>
+      <w:proofErr w:type="gramStart"/>
+      <w:r>
+        <w:t>data</w:t>
+      </w:r>
+      <w:proofErr w:type="spellEnd"/>
+      <w:r>
+        <w:t>(</w:t>
+      </w:r>
+      <w:proofErr w:type="gramEnd"/>
+      <w:r>
+        <w:t>) - analysis.py</w:t>
+      </w:r>
+    </w:p>
+    <w:p>
+      <w:pPr>
+        <w:pStyle w:val="CustomHeading"/>
+        <w:numPr>
+          <w:ilvl w:val="0"/>
+          <w:numId w:val="0"/>
+        </w:numPr>
+        <w:spacing w:line="360" w:lineRule="auto"/>
+        <w:ind w:left="420" w:hanging="420"/>
+      </w:pPr>
+      <w:proofErr w:type="spellStart"/>
+      <w:r>
+        <w:t>Load_imi_</w:t>
+      </w:r>
+      <w:proofErr w:type="gramStart"/>
+      <w:r>
+        <w:t>data</w:t>
+      </w:r>
+      <w:proofErr w:type="spellEnd"/>
+      <w:r>
+        <w:t>(</w:t>
+      </w:r>
+      <w:proofErr w:type="gramEnd"/>
+      <w:r>
+        <w:t>) – Loads intrinsic motivation inventory survey results exported from Microsoft forms.</w:t>
+      </w:r>
+    </w:p>
+    <w:p>
+      <w:pPr>
+        <w:pStyle w:val="CustomHeading"/>
+        <w:keepNext/>
+        <w:numPr>
+          <w:ilvl w:val="0"/>
+          <w:numId w:val="0"/>
+        </w:numPr>
+        <w:spacing w:line="360" w:lineRule="auto"/>
+        <w:ind w:left="420" w:hanging="420"/>
+        <w:jc w:val="center"/>
+      </w:pPr>
+      <w:r>
+        <w:lastRenderedPageBreak/>
+        <w:drawing>
+          <wp:inline distT="0" distB="0" distL="0" distR="0" wp14:anchorId="4121154D" wp14:editId="42F24D10">
+            <wp:extent cx="3952875" cy="4671978"/>
+            <wp:effectExtent l="0" t="0" r="0" b="0"/>
+            <wp:docPr id="156779164" name="Picture 1" descr="A screenshot of a computer program&#10;&#10;AI-generated content may be incorrect."/>
+            <wp:cNvGraphicFramePr>
+              <a:graphicFrameLocks xmlns:a="http://schemas.openxmlformats.org/drawingml/2006/main" noChangeAspect="1"/>
+            </wp:cNvGraphicFramePr>
+            <a:graphic xmlns:a="http://schemas.openxmlformats.org/drawingml/2006/main">
+              <a:graphicData uri="http://schemas.openxmlformats.org/drawingml/2006/picture">
+                <pic:pic xmlns:pic="http://schemas.openxmlformats.org/drawingml/2006/picture">
+                  <pic:nvPicPr>
+                    <pic:cNvPr id="156779164" name="Picture 1" descr="A screenshot of a computer program&#10;&#10;AI-generated content may be incorrect."/>
+                    <pic:cNvPicPr/>
+                  </pic:nvPicPr>
+                  <pic:blipFill>
+                    <a:blip r:embed="rId111"/>
+                    <a:stretch>
+                      <a:fillRect/>
+                    </a:stretch>
+                  </pic:blipFill>
+                  <pic:spPr>
+                    <a:xfrm>
+                      <a:off x="0" y="0"/>
+                      <a:ext cx="3956774" cy="4676586"/>
+                    </a:xfrm>
+                    <a:prstGeom prst="rect">
+                      <a:avLst/>
+                    </a:prstGeom>
+                  </pic:spPr>
+                </pic:pic>
+              </a:graphicData>
+            </a:graphic>
+          </wp:inline>
+        </w:drawing>
+      </w:r>
+    </w:p>
+    <w:p>
+      <w:pPr>
+        <w:pStyle w:val="Caption"/>
+        <w:jc w:val="center"/>
+      </w:pPr>
+      <w:r>
+        <w:t xml:space="preserve">Figure </w:t>
+      </w:r>
+      <w:fldSimple w:instr=" SEQ Figure \* ARABIC ">
+        <w:r>
+          <w:rPr>
+            <w:noProof/>
+          </w:rPr>
+          <w:t>93</w:t>
+        </w:r>
+      </w:fldSimple>
+      <w:r>
+        <w:t xml:space="preserve"> - </w:t>
+      </w:r>
+      <w:proofErr w:type="spellStart"/>
+      <w:r>
+        <w:t>load_imi_</w:t>
+      </w:r>
+      <w:proofErr w:type="gramStart"/>
+      <w:r>
+        <w:t>data</w:t>
+      </w:r>
+      <w:proofErr w:type="spellEnd"/>
+      <w:r>
+        <w:t>(</w:t>
+      </w:r>
+      <w:proofErr w:type="gramEnd"/>
+      <w:r>
+        <w:t>) - analysis.py</w:t>
+      </w:r>
+    </w:p>
+    <w:p>
+      <w:pPr>
+        <w:pStyle w:val="CustomHeading"/>
+        <w:numPr>
+          <w:ilvl w:val="0"/>
+          <w:numId w:val="27"/>
+        </w:numPr>
+        <w:spacing w:line="360" w:lineRule="auto"/>
+      </w:pPr>
+      <w:r>
+        <w:t>Performance Analysis</w:t>
+      </w:r>
+    </w:p>
+    <w:p>
+      <w:pPr>
+        <w:pStyle w:val="CustomHeading"/>
+        <w:numPr>
+          <w:ilvl w:val="0"/>
+          <w:numId w:val="0"/>
+        </w:numPr>
+        <w:spacing w:line="360" w:lineRule="auto"/>
+        <w:ind w:left="420" w:hanging="420"/>
+      </w:pPr>
+      <w:proofErr w:type="spellStart"/>
+      <w:r>
+        <w:t>Plot_moving_</w:t>
+      </w:r>
+      <w:proofErr w:type="gramStart"/>
+      <w:r>
+        <w:t>average</w:t>
+      </w:r>
+      <w:proofErr w:type="spellEnd"/>
+      <w:r>
+        <w:t>(</w:t>
+      </w:r>
+      <w:proofErr w:type="gramEnd"/>
+      <w:r>
+        <w:t>) – Creates time-series plots showing how power and heart rate change over time, using a moving average to smooth out the raw data.</w:t>
+      </w:r>
+    </w:p>
+    <w:p>
+      <w:pPr>
+        <w:pStyle w:val="CustomHeading"/>
+        <w:keepNext/>
+        <w:numPr>
+          <w:ilvl w:val="0"/>
+          <w:numId w:val="0"/>
+        </w:numPr>
+        <w:spacing w:line="360" w:lineRule="auto"/>
+        <w:ind w:left="420" w:hanging="420"/>
+        <w:jc w:val="center"/>
+      </w:pPr>
+      <w:r>
+        <w:lastRenderedPageBreak/>
+        <w:drawing>
+          <wp:inline distT="0" distB="0" distL="0" distR="0" wp14:anchorId="65D5A27B" wp14:editId="64AE69D6">
+            <wp:extent cx="4419600" cy="3341097"/>
+            <wp:effectExtent l="0" t="0" r="0" b="0"/>
+            <wp:docPr id="2000356651" name="Picture 1" descr="A computer screen shot of text&#10;&#10;AI-generated content may be incorrect."/>
+            <wp:cNvGraphicFramePr>
+              <a:graphicFrameLocks xmlns:a="http://schemas.openxmlformats.org/drawingml/2006/main" noChangeAspect="1"/>
+            </wp:cNvGraphicFramePr>
+            <a:graphic xmlns:a="http://schemas.openxmlformats.org/drawingml/2006/main">
+              <a:graphicData uri="http://schemas.openxmlformats.org/drawingml/2006/picture">
+                <pic:pic xmlns:pic="http://schemas.openxmlformats.org/drawingml/2006/picture">
+                  <pic:nvPicPr>
+                    <pic:cNvPr id="2000356651" name="Picture 1" descr="A computer screen shot of text&#10;&#10;AI-generated content may be incorrect."/>
+                    <pic:cNvPicPr/>
+                  </pic:nvPicPr>
+                  <pic:blipFill>
+                    <a:blip r:embed="rId112"/>
+                    <a:stretch>
+                      <a:fillRect/>
+                    </a:stretch>
+                  </pic:blipFill>
+                  <pic:spPr>
+                    <a:xfrm>
+                      <a:off x="0" y="0"/>
+                      <a:ext cx="4426301" cy="3346163"/>
+                    </a:xfrm>
+                    <a:prstGeom prst="rect">
+                      <a:avLst/>
+                    </a:prstGeom>
+                  </pic:spPr>
+                </pic:pic>
+              </a:graphicData>
+            </a:graphic>
+          </wp:inline>
+        </w:drawing>
+      </w:r>
+    </w:p>
+    <w:p>
+      <w:pPr>
+        <w:pStyle w:val="Caption"/>
+        <w:jc w:val="center"/>
+      </w:pPr>
+      <w:r>
+        <w:t xml:space="preserve">Figure </w:t>
+      </w:r>
+      <w:fldSimple w:instr=" SEQ Figure \* ARABIC ">
+        <w:r>
+          <w:rPr>
+            <w:noProof/>
+          </w:rPr>
+          <w:t>94</w:t>
+        </w:r>
+      </w:fldSimple>
+      <w:r>
+        <w:t xml:space="preserve"> - </w:t>
+      </w:r>
+      <w:proofErr w:type="spellStart"/>
+      <w:r>
+        <w:t>plot_moving_</w:t>
+      </w:r>
+      <w:proofErr w:type="gramStart"/>
+      <w:r>
+        <w:t>average</w:t>
+      </w:r>
+      <w:proofErr w:type="spellEnd"/>
+      <w:r>
+        <w:t>(</w:t>
+      </w:r>
+      <w:proofErr w:type="gramEnd"/>
+      <w:r>
+        <w:t>) - analysis.py</w:t>
+      </w:r>
+    </w:p>
+    <w:p>
+      <w:pPr>
+        <w:pStyle w:val="CustomHeading"/>
+        <w:numPr>
+          <w:ilvl w:val="0"/>
+          <w:numId w:val="27"/>
+        </w:numPr>
+        <w:spacing w:line="360" w:lineRule="auto"/>
+      </w:pPr>
+      <w:r>
+        <w:t>Rate of Perceived Exertion Analysis</w:t>
+      </w:r>
+    </w:p>
+    <w:p>
+      <w:pPr>
+        <w:pStyle w:val="CustomHeading"/>
+        <w:numPr>
+          <w:ilvl w:val="0"/>
+          <w:numId w:val="0"/>
+        </w:numPr>
+        <w:spacing w:line="360" w:lineRule="auto"/>
+        <w:ind w:left="420" w:hanging="420"/>
+      </w:pPr>
+      <w:proofErr w:type="spellStart"/>
+      <w:r>
+        <w:t>Analyse_rpe_</w:t>
+      </w:r>
+      <w:proofErr w:type="gramStart"/>
+      <w:r>
+        <w:t>differences</w:t>
+      </w:r>
+      <w:proofErr w:type="spellEnd"/>
+      <w:r>
+        <w:t>(</w:t>
+      </w:r>
+      <w:proofErr w:type="gramEnd"/>
+      <w:r>
+        <w:t>) – C</w:t>
+      </w:r>
+      <w:r>
+        <w:t>al</w:t>
+      </w:r>
+      <w:r>
+        <w:t>culates average RPE scores and percentage differences between scenarios.</w:t>
+      </w:r>
+    </w:p>
+    <w:p>
+      <w:pPr>
+        <w:pStyle w:val="CustomHeading"/>
+        <w:keepNext/>
+        <w:numPr>
+          <w:ilvl w:val="0"/>
+          <w:numId w:val="0"/>
+        </w:numPr>
+        <w:spacing w:line="360" w:lineRule="auto"/>
+        <w:ind w:left="420" w:hanging="420"/>
+        <w:jc w:val="center"/>
+      </w:pPr>
+      <w:r>
+        <w:drawing>
+          <wp:inline distT="0" distB="0" distL="0" distR="0" wp14:anchorId="127CE776" wp14:editId="596CC6DB">
+            <wp:extent cx="4076700" cy="2965160"/>
+            <wp:effectExtent l="0" t="0" r="0" b="6985"/>
+            <wp:docPr id="694223078" name="Picture 1" descr="A screen shot of a computer program&#10;&#10;AI-generated content may be incorrect."/>
+            <wp:cNvGraphicFramePr>
+              <a:graphicFrameLocks xmlns:a="http://schemas.openxmlformats.org/drawingml/2006/main" noChangeAspect="1"/>
+            </wp:cNvGraphicFramePr>
+            <a:graphic xmlns:a="http://schemas.openxmlformats.org/drawingml/2006/main">
+              <a:graphicData uri="http://schemas.openxmlformats.org/drawingml/2006/picture">
+                <pic:pic xmlns:pic="http://schemas.openxmlformats.org/drawingml/2006/picture">
+                  <pic:nvPicPr>
+                    <pic:cNvPr id="694223078" name="Picture 1" descr="A screen shot of a computer program&#10;&#10;AI-generated content may be incorrect."/>
+                    <pic:cNvPicPr/>
+                  </pic:nvPicPr>
+                  <pic:blipFill>
+                    <a:blip r:embed="rId113"/>
+                    <a:stretch>
+                      <a:fillRect/>
+                    </a:stretch>
+                  </pic:blipFill>
+                  <pic:spPr>
+                    <a:xfrm>
+                      <a:off x="0" y="0"/>
+                      <a:ext cx="4084036" cy="2970496"/>
+                    </a:xfrm>
+                    <a:prstGeom prst="rect">
+                      <a:avLst/>
+                    </a:prstGeom>
+                  </pic:spPr>
+                </pic:pic>
+              </a:graphicData>
+            </a:graphic>
+          </wp:inline>
+        </w:drawing>
+      </w:r>
+    </w:p>
+    <w:p>
+      <w:pPr>
+        <w:pStyle w:val="Caption"/>
+        <w:jc w:val="center"/>
+      </w:pPr>
+      <w:r>
+        <w:t xml:space="preserve">Figure </w:t>
+      </w:r>
+      <w:fldSimple w:instr=" SEQ Figure \* ARABIC ">
+        <w:r>
+          <w:rPr>
+            <w:noProof/>
+          </w:rPr>
+          <w:t>95</w:t>
+        </w:r>
+      </w:fldSimple>
+      <w:r>
+        <w:t xml:space="preserve"> - </w:t>
+      </w:r>
+      <w:proofErr w:type="spellStart"/>
+      <w:r>
+        <w:t>analyse_rpe_</w:t>
+      </w:r>
+      <w:proofErr w:type="gramStart"/>
+      <w:r>
+        <w:t>difference</w:t>
+      </w:r>
+      <w:proofErr w:type="spellEnd"/>
+      <w:r>
+        <w:t>(</w:t>
+      </w:r>
+      <w:proofErr w:type="gramEnd"/>
+      <w:r>
+        <w:t>) - analysis.py</w:t>
+      </w:r>
+    </w:p>
+    <w:p>
+      <w:pPr>
+        <w:pStyle w:val="CustomHeading"/>
+        <w:numPr>
+          <w:ilvl w:val="0"/>
+          <w:numId w:val="0"/>
+        </w:numPr>
+        <w:spacing w:line="360" w:lineRule="auto"/>
+        <w:ind w:left="420" w:hanging="420"/>
+      </w:pPr>
+      <w:proofErr w:type="spellStart"/>
+      <w:r>
+        <w:t>Generate_rpe_</w:t>
+      </w:r>
+      <w:proofErr w:type="gramStart"/>
+      <w:r>
+        <w:t>boxplot</w:t>
+      </w:r>
+      <w:proofErr w:type="spellEnd"/>
+      <w:r>
+        <w:t>(</w:t>
+      </w:r>
+      <w:proofErr w:type="gramEnd"/>
+      <w:r>
+        <w:t>) – Creates boxplots showing RPE distribution across different scenarios.</w:t>
+      </w:r>
+    </w:p>
+    <w:p>
+      <w:pPr>
+        <w:pStyle w:val="CustomHeading"/>
+        <w:keepNext/>
+        <w:numPr>
+          <w:ilvl w:val="0"/>
+          <w:numId w:val="0"/>
+        </w:numPr>
+        <w:spacing w:line="360" w:lineRule="auto"/>
+        <w:ind w:left="420" w:hanging="420"/>
+        <w:jc w:val="center"/>
+      </w:pPr>
+      <w:r>
+        <w:lastRenderedPageBreak/>
+        <w:drawing>
+          <wp:inline distT="0" distB="0" distL="0" distR="0" wp14:anchorId="7C2D0E5B" wp14:editId="4FD72CD6">
+            <wp:extent cx="3476625" cy="3687329"/>
+            <wp:effectExtent l="0" t="0" r="0" b="8890"/>
+            <wp:docPr id="1363712039" name="Picture 1" descr="A screen shot of a computer program&#10;&#10;AI-generated content may be incorrect."/>
+            <wp:cNvGraphicFramePr>
+              <a:graphicFrameLocks xmlns:a="http://schemas.openxmlformats.org/drawingml/2006/main" noChangeAspect="1"/>
+            </wp:cNvGraphicFramePr>
+            <a:graphic xmlns:a="http://schemas.openxmlformats.org/drawingml/2006/main">
+              <a:graphicData uri="http://schemas.openxmlformats.org/drawingml/2006/picture">
+                <pic:pic xmlns:pic="http://schemas.openxmlformats.org/drawingml/2006/picture">
+                  <pic:nvPicPr>
+                    <pic:cNvPr id="1363712039" name="Picture 1" descr="A screen shot of a computer program&#10;&#10;AI-generated content may be incorrect."/>
+                    <pic:cNvPicPr/>
+                  </pic:nvPicPr>
+                  <pic:blipFill>
+                    <a:blip r:embed="rId114"/>
+                    <a:stretch>
+                      <a:fillRect/>
+                    </a:stretch>
+                  </pic:blipFill>
+                  <pic:spPr>
+                    <a:xfrm>
+                      <a:off x="0" y="0"/>
+                      <a:ext cx="3478269" cy="3689072"/>
+                    </a:xfrm>
+                    <a:prstGeom prst="rect">
+                      <a:avLst/>
+                    </a:prstGeom>
+                  </pic:spPr>
+                </pic:pic>
+              </a:graphicData>
+            </a:graphic>
+          </wp:inline>
+        </w:drawing>
+      </w:r>
+    </w:p>
+    <w:p>
+      <w:pPr>
+        <w:pStyle w:val="Caption"/>
+        <w:jc w:val="center"/>
+      </w:pPr>
+      <w:r>
+        <w:t xml:space="preserve">Figure </w:t>
+      </w:r>
+      <w:fldSimple w:instr=" SEQ Figure \* ARABIC ">
+        <w:r>
+          <w:rPr>
+            <w:noProof/>
+          </w:rPr>
+          <w:t>96</w:t>
+        </w:r>
+      </w:fldSimple>
+      <w:r>
+        <w:t xml:space="preserve"> - </w:t>
+      </w:r>
+      <w:proofErr w:type="spellStart"/>
+      <w:r>
+        <w:t>generate_rpe_</w:t>
+      </w:r>
+      <w:proofErr w:type="gramStart"/>
+      <w:r>
+        <w:t>boxplot</w:t>
+      </w:r>
+      <w:proofErr w:type="spellEnd"/>
+      <w:r>
+        <w:t>(</w:t>
+      </w:r>
+      <w:proofErr w:type="gramEnd"/>
+      <w:r>
+        <w:t>) - analysis.py</w:t>
+      </w:r>
+    </w:p>
+    <w:p>
+      <w:pPr>
+        <w:pStyle w:val="CustomHeading"/>
+        <w:numPr>
+          <w:ilvl w:val="0"/>
+          <w:numId w:val="27"/>
+        </w:numPr>
+        <w:spacing w:line="360" w:lineRule="auto"/>
+      </w:pPr>
+      <w:r>
+        <w:t>Intrinsic Motivation Inventory Analysis</w:t>
+      </w:r>
+    </w:p>
+    <w:p>
+      <w:pPr>
+        <w:pStyle w:val="CustomHeading"/>
+        <w:numPr>
+          <w:ilvl w:val="0"/>
+          <w:numId w:val="0"/>
+        </w:numPr>
+        <w:spacing w:line="360" w:lineRule="auto"/>
+        <w:ind w:left="420" w:hanging="420"/>
+      </w:pPr>
+      <w:proofErr w:type="spellStart"/>
+      <w:r>
+        <w:t>Calculate_composite_</w:t>
+      </w:r>
+      <w:proofErr w:type="gramStart"/>
+      <w:r>
+        <w:t>scores</w:t>
+      </w:r>
+      <w:proofErr w:type="spellEnd"/>
+      <w:r>
+        <w:t>(</w:t>
+      </w:r>
+      <w:proofErr w:type="gramEnd"/>
+      <w:r>
+        <w:t>) – Aggregates individual question responses into subscales.</w:t>
+      </w:r>
+    </w:p>
+    <w:p>
+      <w:pPr>
+        <w:pStyle w:val="CustomHeading"/>
+        <w:keepNext/>
+        <w:numPr>
+          <w:ilvl w:val="0"/>
+          <w:numId w:val="0"/>
+        </w:numPr>
+        <w:spacing w:line="360" w:lineRule="auto"/>
+        <w:ind w:left="420" w:hanging="420"/>
+        <w:jc w:val="center"/>
+      </w:pPr>
+      <w:r>
+        <w:drawing>
+          <wp:inline distT="0" distB="0" distL="0" distR="0" wp14:anchorId="769E917E" wp14:editId="7AEA3626">
+            <wp:extent cx="3505689" cy="1448002"/>
+            <wp:effectExtent l="0" t="0" r="0" b="0"/>
+            <wp:docPr id="1958077583" name="Picture 1" descr="A screen shot of a computer code&#10;&#10;AI-generated content may be incorrect."/>
+            <wp:cNvGraphicFramePr>
+              <a:graphicFrameLocks xmlns:a="http://schemas.openxmlformats.org/drawingml/2006/main" noChangeAspect="1"/>
+            </wp:cNvGraphicFramePr>
+            <a:graphic xmlns:a="http://schemas.openxmlformats.org/drawingml/2006/main">
+              <a:graphicData uri="http://schemas.openxmlformats.org/drawingml/2006/picture">
+                <pic:pic xmlns:pic="http://schemas.openxmlformats.org/drawingml/2006/picture">
+                  <pic:nvPicPr>
+                    <pic:cNvPr id="1958077583" name="Picture 1" descr="A screen shot of a computer code&#10;&#10;AI-generated content may be incorrect."/>
+                    <pic:cNvPicPr/>
+                  </pic:nvPicPr>
+                  <pic:blipFill>
+                    <a:blip r:embed="rId115"/>
+                    <a:stretch>
+                      <a:fillRect/>
+                    </a:stretch>
+                  </pic:blipFill>
+                  <pic:spPr>
+                    <a:xfrm>
+                      <a:off x="0" y="0"/>
+                      <a:ext cx="3505689" cy="1448002"/>
+                    </a:xfrm>
+                    <a:prstGeom prst="rect">
+                      <a:avLst/>
+                    </a:prstGeom>
+                  </pic:spPr>
+                </pic:pic>
+              </a:graphicData>
+            </a:graphic>
+          </wp:inline>
+        </w:drawing>
+      </w:r>
+    </w:p>
+    <w:p>
+      <w:pPr>
+        <w:pStyle w:val="Caption"/>
+        <w:jc w:val="center"/>
+      </w:pPr>
+      <w:r>
+        <w:t xml:space="preserve">Figure </w:t>
+      </w:r>
+      <w:fldSimple w:instr=" SEQ Figure \* ARABIC ">
+        <w:r>
+          <w:rPr>
+            <w:noProof/>
+          </w:rPr>
+          <w:t>97</w:t>
+        </w:r>
+      </w:fldSimple>
+      <w:r>
+        <w:t xml:space="preserve"> - </w:t>
+      </w:r>
+      <w:proofErr w:type="spellStart"/>
+      <w:r>
+        <w:t>calculate_composite_</w:t>
+      </w:r>
+      <w:proofErr w:type="gramStart"/>
+      <w:r>
+        <w:t>scores</w:t>
+      </w:r>
+      <w:proofErr w:type="spellEnd"/>
+      <w:r>
+        <w:t>(</w:t>
+      </w:r>
+      <w:proofErr w:type="gramEnd"/>
+      <w:r>
+        <w:t>) - analysis.py</w:t>
+      </w:r>
+    </w:p>
+    <w:p>
+      <w:pPr>
+        <w:pStyle w:val="CustomHeading"/>
+        <w:numPr>
+          <w:ilvl w:val="0"/>
+          <w:numId w:val="0"/>
+        </w:numPr>
+        <w:spacing w:line="360" w:lineRule="auto"/>
+        <w:ind w:left="420" w:hanging="420"/>
+      </w:pPr>
+      <w:proofErr w:type="spellStart"/>
+      <w:r>
+        <w:t>Generate_subscale_</w:t>
+      </w:r>
+      <w:proofErr w:type="gramStart"/>
+      <w:r>
+        <w:t>boxplots</w:t>
+      </w:r>
+      <w:proofErr w:type="spellEnd"/>
+      <w:r>
+        <w:t>(</w:t>
+      </w:r>
+      <w:proofErr w:type="gramEnd"/>
+      <w:r>
+        <w:t>) – creates visualisations for each IMI component.</w:t>
+      </w:r>
+    </w:p>
+    <w:p>
+      <w:pPr>
+        <w:pStyle w:val="CustomHeading"/>
+        <w:numPr>
+          <w:ilvl w:val="0"/>
+          <w:numId w:val="0"/>
+        </w:numPr>
+        <w:spacing w:line="360" w:lineRule="auto"/>
+        <w:ind w:left="420" w:hanging="420"/>
+      </w:pPr>
+      <w:proofErr w:type="spellStart"/>
+      <w:r>
+        <w:t>Perform_statistical_</w:t>
+      </w:r>
+      <w:proofErr w:type="gramStart"/>
+      <w:r>
+        <w:t>tests</w:t>
+      </w:r>
+      <w:proofErr w:type="spellEnd"/>
+      <w:r>
+        <w:t>(</w:t>
+      </w:r>
+      <w:proofErr w:type="gramEnd"/>
+      <w:r>
+        <w:t>) – Runs t-tests and Wilcoxon tests to determine statistical significance.</w:t>
+      </w:r>
+    </w:p>
+    <w:p>
+      <w:pPr>
+        <w:pStyle w:val="CustomHeading"/>
+        <w:numPr>
+          <w:ilvl w:val="0"/>
+          <w:numId w:val="0"/>
+        </w:numPr>
+        <w:spacing w:line="360" w:lineRule="auto"/>
+        <w:ind w:left="420" w:hanging="420"/>
+      </w:pPr>
+      <w:proofErr w:type="spellStart"/>
+      <w:r>
+        <w:t>Generate_radar_</w:t>
+      </w:r>
+      <w:proofErr w:type="gramStart"/>
+      <w:r>
+        <w:t>chart</w:t>
+      </w:r>
+      <w:proofErr w:type="spellEnd"/>
+      <w:r>
+        <w:t>(</w:t>
+      </w:r>
+      <w:proofErr w:type="gramEnd"/>
+      <w:r>
+        <w:t>) – Creates radar diagram comparing motivation profiles across conditions.</w:t>
+      </w:r>
     </w:p>
     <w:p>
       <w:pPr>
@@ -17948,6 +18944,7 @@
         <w:spacing w:line="360" w:lineRule="auto"/>
       </w:pPr>
       <w:r>
+        <w:lastRenderedPageBreak/>
         <w:t>Age: 18 years or older.</w:t>
       </w:r>
     </w:p>
@@ -18000,238 +18997,237 @@
         <w:spacing w:line="360" w:lineRule="auto"/>
       </w:pPr>
       <w:r>
+        <w:t>Comfortable using a VR headset, but no prior VR experience is required.</w:t>
+      </w:r>
+    </w:p>
+    <w:p>
+      <w:pPr>
+        <w:pStyle w:val="CustomHeading"/>
+        <w:numPr>
+          <w:ilvl w:val="0"/>
+          <w:numId w:val="18"/>
+        </w:numPr>
+        <w:spacing w:line="360" w:lineRule="auto"/>
+      </w:pPr>
+      <w:r>
+        <w:t>Must be able to complete three cycling scenarios within the study timeframe.</w:t>
+      </w:r>
+    </w:p>
+    <w:p>
+      <w:pPr>
+        <w:pStyle w:val="CustomHeading"/>
+        <w:numPr>
+          <w:ilvl w:val="0"/>
+          <w:numId w:val="0"/>
+        </w:numPr>
+        <w:spacing w:line="360" w:lineRule="auto"/>
+        <w:ind w:left="420" w:hanging="420"/>
+      </w:pPr>
+      <w:r>
+        <w:t>Exclusion Criteria:</w:t>
+      </w:r>
+    </w:p>
+    <w:p>
+      <w:pPr>
+        <w:pStyle w:val="CustomHeading"/>
+        <w:numPr>
+          <w:ilvl w:val="0"/>
+          <w:numId w:val="19"/>
+        </w:numPr>
+        <w:spacing w:line="360" w:lineRule="auto"/>
+      </w:pPr>
+      <w:r>
+        <w:t xml:space="preserve">Individuals with heart disease, uncontrolled </w:t>
+      </w:r>
+      <w:r>
+        <w:t>high blood</w:t>
+      </w:r>
+      <w:r>
+        <w:t xml:space="preserve"> pressure, respiratory issues, or join injuries that could be aggravated by cycling.</w:t>
+      </w:r>
+    </w:p>
+    <w:p>
+      <w:pPr>
+        <w:pStyle w:val="CustomHeading"/>
+        <w:numPr>
+          <w:ilvl w:val="0"/>
+          <w:numId w:val="19"/>
+        </w:numPr>
+        <w:spacing w:line="360" w:lineRule="auto"/>
+      </w:pPr>
+      <w:r>
+        <w:t>If prone to nausea, dizziness, or disorientation in virtual environments.</w:t>
+      </w:r>
+    </w:p>
+    <w:p>
+      <w:pPr>
+        <w:pStyle w:val="CustomHeading"/>
+        <w:numPr>
+          <w:ilvl w:val="0"/>
+          <w:numId w:val="19"/>
+        </w:numPr>
+        <w:spacing w:line="360" w:lineRule="auto"/>
+      </w:pPr>
+      <w:r>
+        <w:t>Epilepsy</w:t>
+      </w:r>
+      <w:r>
+        <w:t xml:space="preserve"> or other conditions that could be triggered by flashing visuals in VR.</w:t>
+      </w:r>
+    </w:p>
+    <w:p>
+      <w:pPr>
+        <w:pStyle w:val="CustomHeading"/>
+        <w:numPr>
+          <w:ilvl w:val="0"/>
+          <w:numId w:val="19"/>
+        </w:numPr>
+        <w:spacing w:line="360" w:lineRule="auto"/>
+      </w:pPr>
+      <w:r>
+        <w:t>Pregnancy as a precautionary measure for participant safety.</w:t>
+      </w:r>
+    </w:p>
+    <w:p>
+      <w:pPr>
+        <w:pStyle w:val="CustomHeading"/>
+        <w:numPr>
+          <w:ilvl w:val="0"/>
+          <w:numId w:val="19"/>
+        </w:numPr>
+        <w:spacing w:line="360" w:lineRule="auto"/>
+      </w:pPr>
+      <w:r>
+        <w:t>Participants who cannot wear a VR headset comfortably.</w:t>
+      </w:r>
+    </w:p>
+    <w:p>
+      <w:pPr>
+        <w:pStyle w:val="CustomHeading"/>
+        <w:numPr>
+          <w:ilvl w:val="0"/>
+          <w:numId w:val="19"/>
+        </w:numPr>
+        <w:spacing w:line="360" w:lineRule="auto"/>
+      </w:pPr>
+      <w:r>
+        <w:t>Anyone who does not agree to the informed consent process.</w:t>
+      </w:r>
+    </w:p>
+    <w:p>
+      <w:pPr>
+        <w:pStyle w:val="CustomHeading"/>
+        <w:numPr>
+          <w:ilvl w:val="0"/>
+          <w:numId w:val="0"/>
+        </w:numPr>
+        <w:spacing w:line="360" w:lineRule="auto"/>
+      </w:pPr>
+      <w:r>
+        <w:t>Prior to participation participants read the Participant Information Sheet and signed Informed Consent Forms.</w:t>
+      </w:r>
+      <w:r>
+        <w:t xml:space="preserve"> Sessions comprised of participants completing one of the three scenarios whilst their performance data was collected in real-time (Power, Cadence, Heart Rate). After completing the exercise participants filled out Microsoft Forms created for each of the surveys within the ethics application</w:t>
+      </w:r>
+      <w:r>
+        <w:t>:</w:t>
+      </w:r>
+      <w:r>
+        <w:t xml:space="preserve"> </w:t>
+      </w:r>
+    </w:p>
+    <w:p>
+      <w:pPr>
+        <w:pStyle w:val="CustomHeading"/>
+        <w:numPr>
+          <w:ilvl w:val="0"/>
+          <w:numId w:val="20"/>
+        </w:numPr>
+        <w:spacing w:line="360" w:lineRule="auto"/>
+      </w:pPr>
+      <w:r>
+        <w:t>The demographic questionnaire asked participants their age, sex</w:t>
+      </w:r>
+      <w:r>
+        <w:t>,</w:t>
+      </w:r>
+      <w:r>
+        <w:t xml:space="preserve"> and gender, as well as the</w:t>
+      </w:r>
+      <w:r>
+        <w:t>ir study ID so group data anonymously</w:t>
+      </w:r>
+      <w:r>
+        <w:t xml:space="preserve"> and was completed after the first visit.</w:t>
+      </w:r>
+    </w:p>
+    <w:p>
+      <w:pPr>
+        <w:pStyle w:val="CustomHeading"/>
+        <w:numPr>
+          <w:ilvl w:val="0"/>
+          <w:numId w:val="20"/>
+        </w:numPr>
+        <w:spacing w:line="360" w:lineRule="auto"/>
+      </w:pPr>
+      <w:r>
+        <w:t>The Borg RPE Scale asked participants to rate their perceived level of exertion and was completed after every visit.</w:t>
+      </w:r>
+    </w:p>
+    <w:p>
+      <w:pPr>
+        <w:pStyle w:val="CustomHeading"/>
+        <w:numPr>
+          <w:ilvl w:val="0"/>
+          <w:numId w:val="20"/>
+        </w:numPr>
+        <w:spacing w:line="360" w:lineRule="auto"/>
+      </w:pPr>
+      <w:r>
+        <w:t>The Intrinsic Motivation Inventory asked participants 1-7 scale questions on</w:t>
+      </w:r>
+      <w:r>
+        <w:t xml:space="preserve"> </w:t>
+      </w:r>
+      <w:r>
+        <w:t>choice, competence, effort, enjoyment, fun, interest, pressure, and value</w:t>
+      </w:r>
+      <w:r>
+        <w:t xml:space="preserve"> and was completed after every visit.</w:t>
+      </w:r>
+    </w:p>
+    <w:p>
+      <w:pPr>
+        <w:pStyle w:val="CustomHeading"/>
+        <w:numPr>
+          <w:ilvl w:val="0"/>
+          <w:numId w:val="20"/>
+        </w:numPr>
+        <w:spacing w:line="360" w:lineRule="auto"/>
+      </w:pPr>
+      <w:r>
+        <w:t xml:space="preserve">The VR Cycling Ramp Test Post-Scenario Questionnaire asked participants </w:t>
+      </w:r>
+      <w:proofErr w:type="spellStart"/>
+      <w:r>
+        <w:t>likert</w:t>
+      </w:r>
+      <w:proofErr w:type="spellEnd"/>
+      <w:r>
+        <w:t xml:space="preserve"> scale questions on their enjoyment, if they felt motion sick etc, and collected qualitative feedback on what participants thought what was good, what was missing, what made them push harder etc. This questionnaire was completed after every visit.</w:t>
+      </w:r>
+    </w:p>
+    <w:p>
+      <w:pPr>
+        <w:pStyle w:val="CustomHeading"/>
+        <w:numPr>
+          <w:ilvl w:val="0"/>
+          <w:numId w:val="20"/>
+        </w:numPr>
+        <w:spacing w:line="360" w:lineRule="auto"/>
+      </w:pPr>
+      <w:r>
         <w:lastRenderedPageBreak/>
-        <w:t>Comfortable using a VR headset, but no prior VR experience is required.</w:t>
-      </w:r>
-    </w:p>
-    <w:p>
-      <w:pPr>
-        <w:pStyle w:val="CustomHeading"/>
-        <w:numPr>
-          <w:ilvl w:val="0"/>
-          <w:numId w:val="18"/>
-        </w:numPr>
-        <w:spacing w:line="360" w:lineRule="auto"/>
-      </w:pPr>
-      <w:r>
-        <w:t>Must be able to complete three cycling scenarios within the study timeframe.</w:t>
-      </w:r>
-    </w:p>
-    <w:p>
-      <w:pPr>
-        <w:pStyle w:val="CustomHeading"/>
-        <w:numPr>
-          <w:ilvl w:val="0"/>
-          <w:numId w:val="0"/>
-        </w:numPr>
-        <w:spacing w:line="360" w:lineRule="auto"/>
-        <w:ind w:left="420" w:hanging="420"/>
-      </w:pPr>
-      <w:r>
-        <w:t>Exclusion Criteria:</w:t>
-      </w:r>
-    </w:p>
-    <w:p>
-      <w:pPr>
-        <w:pStyle w:val="CustomHeading"/>
-        <w:numPr>
-          <w:ilvl w:val="0"/>
-          <w:numId w:val="19"/>
-        </w:numPr>
-        <w:spacing w:line="360" w:lineRule="auto"/>
-      </w:pPr>
-      <w:r>
-        <w:t xml:space="preserve">Individuals with heart disease, uncontrolled </w:t>
-      </w:r>
-      <w:r>
-        <w:t>high blood</w:t>
-      </w:r>
-      <w:r>
-        <w:t xml:space="preserve"> pressure, respiratory issues, or join injuries that could be aggravated by cycling.</w:t>
-      </w:r>
-    </w:p>
-    <w:p>
-      <w:pPr>
-        <w:pStyle w:val="CustomHeading"/>
-        <w:numPr>
-          <w:ilvl w:val="0"/>
-          <w:numId w:val="19"/>
-        </w:numPr>
-        <w:spacing w:line="360" w:lineRule="auto"/>
-      </w:pPr>
-      <w:r>
-        <w:t>If prone to nausea, dizziness, or disorientation in virtual environments.</w:t>
-      </w:r>
-    </w:p>
-    <w:p>
-      <w:pPr>
-        <w:pStyle w:val="CustomHeading"/>
-        <w:numPr>
-          <w:ilvl w:val="0"/>
-          <w:numId w:val="19"/>
-        </w:numPr>
-        <w:spacing w:line="360" w:lineRule="auto"/>
-      </w:pPr>
-      <w:r>
-        <w:t>Epilepsy</w:t>
-      </w:r>
-      <w:r>
-        <w:t xml:space="preserve"> or other conditions that could be triggered by flashing visuals in VR.</w:t>
-      </w:r>
-    </w:p>
-    <w:p>
-      <w:pPr>
-        <w:pStyle w:val="CustomHeading"/>
-        <w:numPr>
-          <w:ilvl w:val="0"/>
-          <w:numId w:val="19"/>
-        </w:numPr>
-        <w:spacing w:line="360" w:lineRule="auto"/>
-      </w:pPr>
-      <w:r>
-        <w:t>Pregnancy as a precautionary measure for participant safety.</w:t>
-      </w:r>
-    </w:p>
-    <w:p>
-      <w:pPr>
-        <w:pStyle w:val="CustomHeading"/>
-        <w:numPr>
-          <w:ilvl w:val="0"/>
-          <w:numId w:val="19"/>
-        </w:numPr>
-        <w:spacing w:line="360" w:lineRule="auto"/>
-      </w:pPr>
-      <w:r>
-        <w:t>Participants who cannot wear a VR headset comfortably.</w:t>
-      </w:r>
-    </w:p>
-    <w:p>
-      <w:pPr>
-        <w:pStyle w:val="CustomHeading"/>
-        <w:numPr>
-          <w:ilvl w:val="0"/>
-          <w:numId w:val="19"/>
-        </w:numPr>
-        <w:spacing w:line="360" w:lineRule="auto"/>
-      </w:pPr>
-      <w:r>
-        <w:t>Anyone who does not agree to the informed consent process.</w:t>
-      </w:r>
-    </w:p>
-    <w:p>
-      <w:pPr>
-        <w:pStyle w:val="CustomHeading"/>
-        <w:numPr>
-          <w:ilvl w:val="0"/>
-          <w:numId w:val="0"/>
-        </w:numPr>
-        <w:spacing w:line="360" w:lineRule="auto"/>
-        <w:ind w:left="420" w:hanging="420"/>
-      </w:pPr>
-      <w:r>
-        <w:t>Prior to participation participants read the Participant Information Sheet and signed Informed Consent Forms.</w:t>
-      </w:r>
-      <w:r>
-        <w:t xml:space="preserve"> Sessions comprised of participants completing one of the three scenarios whilst their performance data was collected in real-time (Power, Cadence, Heart Rate). After completing the exercise participants filled out Microsoft Forms created for each of the surveys within the ethics application</w:t>
-      </w:r>
-      <w:r>
-        <w:t>:</w:t>
-      </w:r>
-      <w:r>
-        <w:t xml:space="preserve"> </w:t>
-      </w:r>
-    </w:p>
-    <w:p>
-      <w:pPr>
-        <w:pStyle w:val="CustomHeading"/>
-        <w:numPr>
-          <w:ilvl w:val="0"/>
-          <w:numId w:val="20"/>
-        </w:numPr>
-        <w:spacing w:line="360" w:lineRule="auto"/>
-      </w:pPr>
-      <w:r>
-        <w:t>The demographic questionnaire asked participants their age, sex</w:t>
-      </w:r>
-      <w:r>
-        <w:t>,</w:t>
-      </w:r>
-      <w:r>
-        <w:t xml:space="preserve"> and gender, as well as the</w:t>
-      </w:r>
-      <w:r>
-        <w:t>ir study ID so group data anonymously</w:t>
-      </w:r>
-      <w:r>
-        <w:t xml:space="preserve"> and was completed after the first visit.</w:t>
-      </w:r>
-    </w:p>
-    <w:p>
-      <w:pPr>
-        <w:pStyle w:val="CustomHeading"/>
-        <w:numPr>
-          <w:ilvl w:val="0"/>
-          <w:numId w:val="20"/>
-        </w:numPr>
-        <w:spacing w:line="360" w:lineRule="auto"/>
-      </w:pPr>
-      <w:r>
-        <w:t>The Borg RPE Scale asked participants to rate their perceived level of exertion and was completed after every visit.</w:t>
-      </w:r>
-    </w:p>
-    <w:p>
-      <w:pPr>
-        <w:pStyle w:val="CustomHeading"/>
-        <w:numPr>
-          <w:ilvl w:val="0"/>
-          <w:numId w:val="20"/>
-        </w:numPr>
-        <w:spacing w:line="360" w:lineRule="auto"/>
-      </w:pPr>
-      <w:r>
-        <w:t>The Intrinsic Motivation Inventory asked participants 1-7 scale questions on</w:t>
-      </w:r>
-      <w:r>
-        <w:t xml:space="preserve"> </w:t>
-      </w:r>
-      <w:r>
-        <w:t>choice, competence, effort, enjoyment, fun, interest, pressure, and value</w:t>
-      </w:r>
-      <w:r>
-        <w:t xml:space="preserve"> and was completed after every visit.</w:t>
-      </w:r>
-    </w:p>
-    <w:p>
-      <w:pPr>
-        <w:pStyle w:val="CustomHeading"/>
-        <w:numPr>
-          <w:ilvl w:val="0"/>
-          <w:numId w:val="20"/>
-        </w:numPr>
-        <w:spacing w:line="360" w:lineRule="auto"/>
-      </w:pPr>
-      <w:r>
-        <w:t xml:space="preserve">The VR Cycling Ramp Test Post-Scenario Questionnaire asked participants </w:t>
-      </w:r>
-      <w:proofErr w:type="spellStart"/>
-      <w:r>
-        <w:t>likert</w:t>
-      </w:r>
-      <w:proofErr w:type="spellEnd"/>
-      <w:r>
-        <w:t xml:space="preserve"> scale questions on their enjoyment, if they felt motion sick etc, and collected qualitative feedback on what participants thought what was good, what was missing, what made them push harder etc. This questionnaire was completed after every visit.</w:t>
-      </w:r>
-    </w:p>
-    <w:p>
-      <w:pPr>
-        <w:pStyle w:val="CustomHeading"/>
-        <w:numPr>
-          <w:ilvl w:val="0"/>
-          <w:numId w:val="20"/>
-        </w:numPr>
-        <w:spacing w:line="360" w:lineRule="auto"/>
-      </w:pPr>
-      <w:r>
         <w:t xml:space="preserve">The Big Five Inventory asked participants questions on the Big Five Personality Test and was used to look for correlations of </w:t>
       </w:r>
       <w:proofErr w:type="gramStart"/>
@@ -18290,7 +19286,6 @@
         <w:rPr>
           <w:rFonts w:ascii="Times New Roman" w:hAnsi="Times New Roman" w:cs="Times New Roman"/>
         </w:rPr>
-        <w:lastRenderedPageBreak/>
         <w:t>How risks were managed and minimised:</w:t>
       </w:r>
     </w:p>
@@ -18711,7 +19706,11 @@
         <w:t xml:space="preserve">Development began at the beginning of February 2025 and </w:t>
       </w:r>
       <w:r>
-        <w:t xml:space="preserve">concluded at the beginning of April 2025. Participants were then recruited and participated all throughout April with a self-imposed deadline of 30/04/2025. Unfortunately, due to many of participants being students, and easter break starting on 12/04/2025 it is likely that some participants may not finish all three visits in time. Only participants that have completed all three visits will be used in the comparison data but all </w:t>
+        <w:t xml:space="preserve">concluded at the beginning of April 2025. Participants were then recruited and participated all throughout April with a self-imposed deadline of 30/04/2025. Unfortunately, due to many of participants being students, </w:t>
+      </w:r>
+      <w:r>
+        <w:lastRenderedPageBreak/>
+        <w:t xml:space="preserve">and easter break starting on 12/04/2025 it is likely that some participants may not finish all three visits in time. Only participants that have completed all three visits will be used in the comparison data but all </w:t>
       </w:r>
       <w:r>
         <w:t>qualitative data</w:t>
@@ -18798,7 +19797,6 @@
         </w:numPr>
       </w:pPr>
       <w:r>
-        <w:lastRenderedPageBreak/>
         <w:t>Moving average graphs were calculated using the real-time performance data saved to csv format after each session. Below are the plotted graphs from the analysis.py script colour coded by scenario (Green = Baseline, Blue = Cooperative, Red = Competitive). Any missing participant numbers were users who did not complete all three scenarios for comparison, failure to complete all scenarios came down to timing.</w:t>
       </w:r>
     </w:p>
@@ -18923,7 +19921,7 @@
                           </pic:cNvPicPr>
                         </pic:nvPicPr>
                         <pic:blipFill>
-                          <a:blip r:embed="rId109" cstate="print">
+                          <a:blip r:embed="rId116" cstate="print">
                             <a:extLst>
                               <a:ext uri="{28A0092B-C50C-407E-A947-70E740481C1C}">
                                 <a14:useLocalDpi xmlns:a14="http://schemas.microsoft.com/office/drawing/2010/main" val="0"/>
@@ -18990,7 +19988,7 @@
                           </pic:cNvPicPr>
                         </pic:nvPicPr>
                         <pic:blipFill>
-                          <a:blip r:embed="rId110" cstate="print">
+                          <a:blip r:embed="rId117" cstate="print">
                             <a:extLst>
                               <a:ext uri="{28A0092B-C50C-407E-A947-70E740481C1C}">
                                 <a14:useLocalDpi xmlns:a14="http://schemas.microsoft.com/office/drawing/2010/main" val="0"/>
@@ -19076,7 +20074,7 @@
                           </pic:cNvPicPr>
                         </pic:nvPicPr>
                         <pic:blipFill>
-                          <a:blip r:embed="rId111" cstate="print">
+                          <a:blip r:embed="rId118" cstate="print">
                             <a:extLst>
                               <a:ext uri="{28A0092B-C50C-407E-A947-70E740481C1C}">
                                 <a14:useLocalDpi xmlns:a14="http://schemas.microsoft.com/office/drawing/2010/main" val="0"/>
@@ -19143,7 +20141,7 @@
                           </pic:cNvPicPr>
                         </pic:nvPicPr>
                         <pic:blipFill>
-                          <a:blip r:embed="rId112" cstate="print">
+                          <a:blip r:embed="rId119" cstate="print">
                             <a:extLst>
                               <a:ext uri="{28A0092B-C50C-407E-A947-70E740481C1C}">
                                 <a14:useLocalDpi xmlns:a14="http://schemas.microsoft.com/office/drawing/2010/main" val="0"/>
@@ -19229,7 +20227,7 @@
                           </pic:cNvPicPr>
                         </pic:nvPicPr>
                         <pic:blipFill>
-                          <a:blip r:embed="rId113" cstate="print">
+                          <a:blip r:embed="rId120" cstate="print">
                             <a:extLst>
                               <a:ext uri="{28A0092B-C50C-407E-A947-70E740481C1C}">
                                 <a14:useLocalDpi xmlns:a14="http://schemas.microsoft.com/office/drawing/2010/main" val="0"/>
@@ -19296,7 +20294,7 @@
                           </pic:cNvPicPr>
                         </pic:nvPicPr>
                         <pic:blipFill>
-                          <a:blip r:embed="rId114" cstate="print">
+                          <a:blip r:embed="rId121" cstate="print">
                             <a:extLst>
                               <a:ext uri="{28A0092B-C50C-407E-A947-70E740481C1C}">
                                 <a14:useLocalDpi xmlns:a14="http://schemas.microsoft.com/office/drawing/2010/main" val="0"/>
@@ -19382,7 +20380,7 @@
                           </pic:cNvPicPr>
                         </pic:nvPicPr>
                         <pic:blipFill>
-                          <a:blip r:embed="rId115" cstate="print">
+                          <a:blip r:embed="rId122" cstate="print">
                             <a:extLst>
                               <a:ext uri="{28A0092B-C50C-407E-A947-70E740481C1C}">
                                 <a14:useLocalDpi xmlns:a14="http://schemas.microsoft.com/office/drawing/2010/main" val="0"/>
@@ -19449,7 +20447,7 @@
                           </pic:cNvPicPr>
                         </pic:nvPicPr>
                         <pic:blipFill>
-                          <a:blip r:embed="rId116" cstate="print">
+                          <a:blip r:embed="rId123" cstate="print">
                             <a:extLst>
                               <a:ext uri="{28A0092B-C50C-407E-A947-70E740481C1C}">
                                 <a14:useLocalDpi xmlns:a14="http://schemas.microsoft.com/office/drawing/2010/main" val="0"/>
@@ -19538,7 +20536,7 @@
                           </pic:cNvPicPr>
                         </pic:nvPicPr>
                         <pic:blipFill>
-                          <a:blip r:embed="rId117" cstate="print">
+                          <a:blip r:embed="rId124" cstate="print">
                             <a:extLst>
                               <a:ext uri="{28A0092B-C50C-407E-A947-70E740481C1C}">
                                 <a14:useLocalDpi xmlns:a14="http://schemas.microsoft.com/office/drawing/2010/main" val="0"/>
@@ -19608,7 +20606,7 @@
                           </pic:cNvPicPr>
                         </pic:nvPicPr>
                         <pic:blipFill>
-                          <a:blip r:embed="rId118" cstate="print">
+                          <a:blip r:embed="rId125" cstate="print">
                             <a:extLst>
                               <a:ext uri="{28A0092B-C50C-407E-A947-70E740481C1C}">
                                 <a14:useLocalDpi xmlns:a14="http://schemas.microsoft.com/office/drawing/2010/main" val="0"/>
@@ -19656,6 +20654,7 @@
               </w:numPr>
             </w:pPr>
             <w:r>
+              <w:lastRenderedPageBreak/>
               <w:t>9</w:t>
             </w:r>
           </w:p>
@@ -19694,7 +20693,7 @@
                           </pic:cNvPicPr>
                         </pic:nvPicPr>
                         <pic:blipFill>
-                          <a:blip r:embed="rId119" cstate="print">
+                          <a:blip r:embed="rId126" cstate="print">
                             <a:extLst>
                               <a:ext uri="{28A0092B-C50C-407E-A947-70E740481C1C}">
                                 <a14:useLocalDpi xmlns:a14="http://schemas.microsoft.com/office/drawing/2010/main" val="0"/>
@@ -19761,7 +20760,7 @@
                           </pic:cNvPicPr>
                         </pic:nvPicPr>
                         <pic:blipFill>
-                          <a:blip r:embed="rId120" cstate="print">
+                          <a:blip r:embed="rId127" cstate="print">
                             <a:extLst>
                               <a:ext uri="{28A0092B-C50C-407E-A947-70E740481C1C}">
                                 <a14:useLocalDpi xmlns:a14="http://schemas.microsoft.com/office/drawing/2010/main" val="0"/>
@@ -19809,7 +20808,6 @@
               </w:numPr>
             </w:pPr>
             <w:r>
-              <w:lastRenderedPageBreak/>
               <w:t>11</w:t>
             </w:r>
           </w:p>
@@ -19851,7 +20849,7 @@
                           </pic:cNvPicPr>
                         </pic:nvPicPr>
                         <pic:blipFill>
-                          <a:blip r:embed="rId121" cstate="print">
+                          <a:blip r:embed="rId128" cstate="print">
                             <a:extLst>
                               <a:ext uri="{28A0092B-C50C-407E-A947-70E740481C1C}">
                                 <a14:useLocalDpi xmlns:a14="http://schemas.microsoft.com/office/drawing/2010/main" val="0"/>
@@ -19921,7 +20919,7 @@
                           </pic:cNvPicPr>
                         </pic:nvPicPr>
                         <pic:blipFill>
-                          <a:blip r:embed="rId122" cstate="print">
+                          <a:blip r:embed="rId129" cstate="print">
                             <a:extLst>
                               <a:ext uri="{28A0092B-C50C-407E-A947-70E740481C1C}">
                                 <a14:useLocalDpi xmlns:a14="http://schemas.microsoft.com/office/drawing/2010/main" val="0"/>
@@ -20010,7 +21008,7 @@
                           </pic:cNvPicPr>
                         </pic:nvPicPr>
                         <pic:blipFill>
-                          <a:blip r:embed="rId123" cstate="print">
+                          <a:blip r:embed="rId130" cstate="print">
                             <a:extLst>
                               <a:ext uri="{28A0092B-C50C-407E-A947-70E740481C1C}">
                                 <a14:useLocalDpi xmlns:a14="http://schemas.microsoft.com/office/drawing/2010/main" val="0"/>
@@ -20080,7 +21078,7 @@
                           </pic:cNvPicPr>
                         </pic:nvPicPr>
                         <pic:blipFill>
-                          <a:blip r:embed="rId124" cstate="print">
+                          <a:blip r:embed="rId131" cstate="print">
                             <a:extLst>
                               <a:ext uri="{28A0092B-C50C-407E-A947-70E740481C1C}">
                                 <a14:useLocalDpi xmlns:a14="http://schemas.microsoft.com/office/drawing/2010/main" val="0"/>
@@ -20163,61 +21161,22 @@
     </w:p>
     <w:p>
       <w:pPr>
-        <w:pStyle w:val="ListParagraph"/>
-        <w:numPr>
-          <w:ilvl w:val="1"/>
-          <w:numId w:val="2"/>
-        </w:numPr>
-        <w:spacing w:after="0" w:line="360" w:lineRule="auto"/>
-        <w:rPr>
-          <w:rFonts w:ascii="Times New Roman" w:hAnsi="Times New Roman" w:cs="Times New Roman"/>
+        <w:pStyle w:val="CustomSubSubheading"/>
+        <w:rPr>
           <w:b/>
           <w:bCs/>
         </w:rPr>
       </w:pPr>
       <w:r>
         <w:rPr>
-          <w:rFonts w:ascii="Times New Roman" w:hAnsi="Times New Roman" w:cs="Times New Roman"/>
           <w:b/>
           <w:bCs/>
         </w:rPr>
-        <w:t>Qualitative Results</w:t>
-      </w:r>
-    </w:p>
-    <w:p>
-      <w:pPr>
-        <w:pStyle w:val="CustomSubSubheading"/>
-        <w:rPr>
-          <w:b/>
-          <w:bCs/>
-        </w:rPr>
-      </w:pPr>
-      <w:r>
-        <w:rPr>
-          <w:b/>
-          <w:bCs/>
-        </w:rPr>
         <w:t>Rate of Perceived Exertion Scale Findings</w:t>
       </w:r>
     </w:p>
     <w:p>
       <w:pPr>
-        <w:pStyle w:val="CustomSubSubheading"/>
-        <w:rPr>
-          <w:b/>
-          <w:bCs/>
-        </w:rPr>
-      </w:pPr>
-      <w:r>
-        <w:rPr>
-          <w:b/>
-          <w:bCs/>
-        </w:rPr>
-        <w:t>Intrinsic Motivation Inventory Findings</w:t>
-      </w:r>
-    </w:p>
-    <w:p>
-      <w:pPr>
         <w:pStyle w:val="CustomHeading"/>
         <w:numPr>
           <w:ilvl w:val="0"/>
@@ -20225,289 +21184,29 @@
         </w:numPr>
       </w:pPr>
       <w:r>
-        <w:t xml:space="preserve">The Intrinsic Motivation Inventory asked participants to rate how much they agreed with statements on a </w:t>
-      </w:r>
-      <w:proofErr w:type="spellStart"/>
-      <w:r>
-        <w:t>likert</w:t>
-      </w:r>
-      <w:proofErr w:type="spellEnd"/>
-      <w:r>
-        <w:t xml:space="preserve"> scale (1-7), these statements can be classified into psychological dimensions related to exercise motivation and experience. Below are said statements and their classifications:</w:t>
-      </w:r>
-    </w:p>
-    <w:p>
-      <w:pPr>
-        <w:pStyle w:val="ListBullet"/>
+        <w:t xml:space="preserve">The Rate of Perceived Exertion Scale asked participants to rate the level they felt they exerted themselves in each scenario. </w:t>
+      </w:r>
+    </w:p>
+    <w:p>
+      <w:pPr>
+        <w:pStyle w:val="CustomHeading"/>
+        <w:keepNext/>
         <w:numPr>
           <w:ilvl w:val="0"/>
           <w:numId w:val="0"/>
         </w:numPr>
-        <w:ind w:left="360" w:hanging="360"/>
-        <w:rPr>
-          <w:rFonts w:ascii="Times New Roman" w:hAnsi="Times New Roman" w:cs="Times New Roman"/>
-        </w:rPr>
-      </w:pPr>
-      <w:r>
-        <w:rPr>
-          <w:rFonts w:ascii="Times New Roman" w:hAnsi="Times New Roman" w:cs="Times New Roman"/>
-        </w:rPr>
-        <w:t>'I enjoyed engaging in my session very much.': 'Enjoyment1',</w:t>
-      </w:r>
-    </w:p>
-    <w:p>
-      <w:pPr>
-        <w:pStyle w:val="ListBullet"/>
-        <w:numPr>
-          <w:ilvl w:val="0"/>
-          <w:numId w:val="0"/>
-        </w:numPr>
-        <w:ind w:left="360" w:hanging="360"/>
-        <w:rPr>
-          <w:rFonts w:ascii="Times New Roman" w:hAnsi="Times New Roman" w:cs="Times New Roman"/>
-        </w:rPr>
-      </w:pPr>
-      <w:r>
-        <w:rPr>
-          <w:rFonts w:ascii="Times New Roman" w:hAnsi="Times New Roman" w:cs="Times New Roman"/>
-        </w:rPr>
-        <w:t>'After my session, I feel motivated to reach my goals.': 'Motivation',</w:t>
-      </w:r>
-    </w:p>
-    <w:p>
-      <w:pPr>
-        <w:pStyle w:val="ListBullet"/>
-        <w:numPr>
-          <w:ilvl w:val="0"/>
-          <w:numId w:val="0"/>
-        </w:numPr>
-        <w:ind w:left="360" w:hanging="360"/>
-        <w:rPr>
-          <w:rFonts w:ascii="Times New Roman" w:hAnsi="Times New Roman" w:cs="Times New Roman"/>
-        </w:rPr>
-      </w:pPr>
-      <w:r>
-        <w:rPr>
-          <w:rFonts w:ascii="Times New Roman" w:hAnsi="Times New Roman" w:cs="Times New Roman"/>
-        </w:rPr>
-        <w:t>'I put a lot of effort into my session.': 'Effort1',</w:t>
-      </w:r>
-    </w:p>
-    <w:p>
-      <w:pPr>
-        <w:pStyle w:val="ListBullet"/>
-        <w:numPr>
-          <w:ilvl w:val="0"/>
-          <w:numId w:val="0"/>
-        </w:numPr>
-        <w:ind w:left="360" w:hanging="360"/>
-        <w:rPr>
-          <w:rFonts w:ascii="Times New Roman" w:hAnsi="Times New Roman" w:cs="Times New Roman"/>
-        </w:rPr>
-      </w:pPr>
-      <w:r>
-        <w:rPr>
-          <w:rFonts w:ascii="Times New Roman" w:hAnsi="Times New Roman" w:cs="Times New Roman"/>
-        </w:rPr>
-        <w:t>'Engaging in my session was enjoyable.': 'Enjoyment2',</w:t>
-      </w:r>
-    </w:p>
-    <w:p>
-      <w:pPr>
-        <w:pStyle w:val="ListBullet"/>
-        <w:numPr>
-          <w:ilvl w:val="0"/>
-          <w:numId w:val="0"/>
-        </w:numPr>
-        <w:rPr>
-          <w:rFonts w:ascii="Times New Roman" w:hAnsi="Times New Roman" w:cs="Times New Roman"/>
-        </w:rPr>
-      </w:pPr>
-      <w:r>
-        <w:rPr>
-          <w:rFonts w:ascii="Times New Roman" w:hAnsi="Times New Roman" w:cs="Times New Roman"/>
-        </w:rPr>
-        <w:t>'I believe that the method I used to track my workout could be of value to my exercise goals.': 'Value',</w:t>
-      </w:r>
-    </w:p>
-    <w:p>
-      <w:pPr>
-        <w:pStyle w:val="ListBullet"/>
-        <w:numPr>
-          <w:ilvl w:val="0"/>
-          <w:numId w:val="0"/>
-        </w:numPr>
-        <w:ind w:left="360" w:hanging="360"/>
-        <w:rPr>
-          <w:rFonts w:ascii="Times New Roman" w:hAnsi="Times New Roman" w:cs="Times New Roman"/>
-        </w:rPr>
-      </w:pPr>
-      <w:r>
-        <w:rPr>
-          <w:rFonts w:ascii="Times New Roman" w:hAnsi="Times New Roman" w:cs="Times New Roman"/>
-        </w:rPr>
-        <w:t>'I believe I am pretty good at working out.': 'Competence',</w:t>
-      </w:r>
-    </w:p>
-    <w:p>
-      <w:pPr>
-        <w:pStyle w:val="ListBullet"/>
-        <w:numPr>
-          <w:ilvl w:val="0"/>
-          <w:numId w:val="0"/>
-        </w:numPr>
-        <w:ind w:left="360" w:hanging="360"/>
-        <w:rPr>
-          <w:rFonts w:ascii="Times New Roman" w:hAnsi="Times New Roman" w:cs="Times New Roman"/>
-        </w:rPr>
-      </w:pPr>
-      <w:r>
-        <w:rPr>
-          <w:rFonts w:ascii="Times New Roman" w:hAnsi="Times New Roman" w:cs="Times New Roman"/>
-        </w:rPr>
-        <w:t>'I tried very hard during my exercises.': 'Effort2',</w:t>
-      </w:r>
-    </w:p>
-    <w:p>
-      <w:pPr>
-        <w:pStyle w:val="ListBullet"/>
-        <w:numPr>
-          <w:ilvl w:val="0"/>
-          <w:numId w:val="0"/>
-        </w:numPr>
-        <w:ind w:left="360" w:hanging="360"/>
-        <w:rPr>
-          <w:rFonts w:ascii="Times New Roman" w:hAnsi="Times New Roman" w:cs="Times New Roman"/>
-        </w:rPr>
-      </w:pPr>
-      <w:r>
-        <w:rPr>
-          <w:rFonts w:ascii="Times New Roman" w:hAnsi="Times New Roman" w:cs="Times New Roman"/>
-        </w:rPr>
-        <w:t>'I found my session to be interesting.': 'Interest',</w:t>
-      </w:r>
-    </w:p>
-    <w:p>
-      <w:pPr>
-        <w:pStyle w:val="ListBullet"/>
-        <w:numPr>
-          <w:ilvl w:val="0"/>
-          <w:numId w:val="0"/>
-        </w:numPr>
-        <w:ind w:left="360" w:hanging="360"/>
-        <w:rPr>
-          <w:rFonts w:ascii="Times New Roman" w:hAnsi="Times New Roman" w:cs="Times New Roman"/>
-        </w:rPr>
-      </w:pPr>
-      <w:r>
-        <w:rPr>
-          <w:rFonts w:ascii="Times New Roman" w:hAnsi="Times New Roman" w:cs="Times New Roman"/>
-        </w:rPr>
-        <w:t>'I engaged in my workouts because I wanted to.': 'Choice',</w:t>
-      </w:r>
-    </w:p>
-    <w:p>
-      <w:pPr>
-        <w:pStyle w:val="ListBullet"/>
-        <w:numPr>
-          <w:ilvl w:val="0"/>
-          <w:numId w:val="0"/>
-        </w:numPr>
-        <w:ind w:left="360" w:hanging="360"/>
-        <w:rPr>
-          <w:rFonts w:ascii="Times New Roman" w:hAnsi="Times New Roman" w:cs="Times New Roman"/>
-        </w:rPr>
-      </w:pPr>
-      <w:r>
-        <w:rPr>
-          <w:rFonts w:ascii="Times New Roman" w:hAnsi="Times New Roman" w:cs="Times New Roman"/>
-        </w:rPr>
-        <w:t>'I had fun during my session.': 'Fun',</w:t>
-      </w:r>
-    </w:p>
-    <w:p>
-      <w:pPr>
-        <w:pStyle w:val="ListBullet"/>
-        <w:numPr>
-          <w:ilvl w:val="0"/>
-          <w:numId w:val="0"/>
-        </w:numPr>
-        <w:ind w:left="360" w:hanging="360"/>
-        <w:rPr>
-          <w:rFonts w:ascii="Times New Roman" w:hAnsi="Times New Roman" w:cs="Times New Roman"/>
-        </w:rPr>
-      </w:pPr>
-      <w:r>
-        <w:rPr>
-          <w:rFonts w:ascii="Times New Roman" w:hAnsi="Times New Roman" w:cs="Times New Roman"/>
-        </w:rPr>
-        <w:t>'I felt very tense during my session.': 'Pressure1',</w:t>
-      </w:r>
-    </w:p>
-    <w:p>
-      <w:pPr>
-        <w:pStyle w:val="ListBullet"/>
-        <w:numPr>
-          <w:ilvl w:val="0"/>
-          <w:numId w:val="0"/>
-        </w:numPr>
-        <w:ind w:left="360" w:hanging="360"/>
-        <w:rPr>
-          <w:rFonts w:ascii="Times New Roman" w:hAnsi="Times New Roman" w:cs="Times New Roman"/>
-        </w:rPr>
-      </w:pPr>
-      <w:r>
-        <w:rPr>
-          <w:rFonts w:ascii="Times New Roman" w:hAnsi="Times New Roman" w:cs="Times New Roman"/>
-        </w:rPr>
-        <w:t>'I experienced a lot of pressure during my session.': 'Pressure2'</w:t>
-      </w:r>
-    </w:p>
-    <w:p>
-      <w:pPr>
-        <w:pStyle w:val="ListBullet"/>
-        <w:keepNext/>
-        <w:numPr>
-          <w:ilvl w:val="0"/>
-          <w:numId w:val="0"/>
-        </w:numPr>
-        <w:ind w:left="360" w:hanging="360"/>
-        <w:rPr>
-          <w:rFonts w:ascii="Times New Roman" w:hAnsi="Times New Roman" w:cs="Times New Roman"/>
-        </w:rPr>
-      </w:pPr>
-      <w:r>
-        <w:rPr>
-          <w:rFonts w:ascii="Times New Roman" w:hAnsi="Times New Roman" w:cs="Times New Roman"/>
-        </w:rPr>
-        <w:lastRenderedPageBreak/>
-        <w:t>These where then grouped into subscales for visualisation via radar chart.</w:t>
-      </w:r>
-    </w:p>
-    <w:p>
-      <w:pPr>
-        <w:pStyle w:val="ListBullet"/>
-        <w:keepNext/>
-        <w:numPr>
-          <w:ilvl w:val="0"/>
-          <w:numId w:val="0"/>
-        </w:numPr>
-        <w:ind w:left="360" w:hanging="360"/>
+        <w:ind w:left="420" w:hanging="420"/>
         <w:jc w:val="center"/>
-        <w:rPr>
-          <w:rFonts w:ascii="Times New Roman" w:hAnsi="Times New Roman" w:cs="Times New Roman"/>
-        </w:rPr>
-      </w:pPr>
-      <w:r>
-        <w:rPr>
-          <w:rFonts w:ascii="Times New Roman" w:hAnsi="Times New Roman" w:cs="Times New Roman"/>
+      </w:pPr>
+      <w:r>
+        <w:rPr>
           <w:noProof/>
         </w:rPr>
         <w:drawing>
-          <wp:inline distT="0" distB="0" distL="0" distR="0" wp14:anchorId="635E3623" wp14:editId="4F3EF5DA">
-            <wp:extent cx="3538847" cy="3538847"/>
-            <wp:effectExtent l="0" t="0" r="5080" b="5080"/>
-            <wp:docPr id="1964238464" name="Picture 19"/>
+          <wp:inline distT="0" distB="0" distL="0" distR="0" wp14:anchorId="0CAECB5E" wp14:editId="52DEA15E">
+            <wp:extent cx="3962400" cy="2478972"/>
+            <wp:effectExtent l="0" t="0" r="0" b="0"/>
+            <wp:docPr id="345197477" name="Picture 2"/>
             <wp:cNvGraphicFramePr>
               <a:graphicFrameLocks xmlns:a="http://schemas.openxmlformats.org/drawingml/2006/main" noChangeAspect="1"/>
             </wp:cNvGraphicFramePr>
@@ -20515,13 +21214,394 @@
               <a:graphicData uri="http://schemas.openxmlformats.org/drawingml/2006/picture">
                 <pic:pic xmlns:pic="http://schemas.openxmlformats.org/drawingml/2006/picture">
                   <pic:nvPicPr>
-                    <pic:cNvPr id="0" name="Picture 19"/>
+                    <pic:cNvPr id="0" name="Picture 1"/>
                     <pic:cNvPicPr>
                       <a:picLocks noChangeAspect="1" noChangeArrowheads="1"/>
                     </pic:cNvPicPr>
                   </pic:nvPicPr>
                   <pic:blipFill>
-                    <a:blip r:embed="rId125" cstate="print">
+                    <a:blip r:embed="rId132">
+                      <a:extLst>
+                        <a:ext uri="{28A0092B-C50C-407E-A947-70E740481C1C}">
+                          <a14:useLocalDpi xmlns:a14="http://schemas.microsoft.com/office/drawing/2010/main" val="0"/>
+                        </a:ext>
+                      </a:extLst>
+                    </a:blip>
+                    <a:srcRect/>
+                    <a:stretch>
+                      <a:fillRect/>
+                    </a:stretch>
+                  </pic:blipFill>
+                  <pic:spPr bwMode="auto">
+                    <a:xfrm>
+                      <a:off x="0" y="0"/>
+                      <a:ext cx="3973619" cy="2485991"/>
+                    </a:xfrm>
+                    <a:prstGeom prst="rect">
+                      <a:avLst/>
+                    </a:prstGeom>
+                    <a:noFill/>
+                    <a:ln>
+                      <a:noFill/>
+                    </a:ln>
+                  </pic:spPr>
+                </pic:pic>
+              </a:graphicData>
+            </a:graphic>
+          </wp:inline>
+        </w:drawing>
+      </w:r>
+    </w:p>
+    <w:p>
+      <w:pPr>
+        <w:pStyle w:val="Caption"/>
+        <w:jc w:val="center"/>
+      </w:pPr>
+      <w:r>
+        <w:t xml:space="preserve">Figure </w:t>
+      </w:r>
+      <w:fldSimple w:instr=" SEQ Figure \* ARABIC ">
+        <w:r>
+          <w:rPr>
+            <w:noProof/>
+          </w:rPr>
+          <w:t>98</w:t>
+        </w:r>
+      </w:fldSimple>
+      <w:r>
+        <w:t>: Rate of Perceived Exertion Radar Chart</w:t>
+      </w:r>
+    </w:p>
+    <w:p>
+      <w:r>
+        <w:t xml:space="preserve">As you can see from the radar chart above, participants said they felt they exerted themselves most in the competitive scenario, </w:t>
+      </w:r>
+    </w:p>
+    <w:p>
+      <w:pPr>
+        <w:pStyle w:val="CustomSubSubheading"/>
+        <w:rPr>
+          <w:b/>
+          <w:bCs/>
+        </w:rPr>
+      </w:pPr>
+      <w:r>
+        <w:rPr>
+          <w:b/>
+          <w:bCs/>
+        </w:rPr>
+        <w:t>Intrinsic Motivation Inventory Findings</w:t>
+      </w:r>
+    </w:p>
+    <w:p>
+      <w:pPr>
+        <w:pStyle w:val="CustomHeading"/>
+        <w:numPr>
+          <w:ilvl w:val="0"/>
+          <w:numId w:val="0"/>
+        </w:numPr>
+      </w:pPr>
+      <w:r>
+        <w:t xml:space="preserve">The Intrinsic Motivation Inventory asked participants to rate how much they agreed with statements on a </w:t>
+      </w:r>
+      <w:proofErr w:type="spellStart"/>
+      <w:r>
+        <w:t>likert</w:t>
+      </w:r>
+      <w:proofErr w:type="spellEnd"/>
+      <w:r>
+        <w:t xml:space="preserve"> scale (1-7), these statements can be classified into psychological </w:t>
+      </w:r>
+      <w:r>
+        <w:lastRenderedPageBreak/>
+        <w:t>dimensions related to exercise motivation and experience. Below are said statements and their classifications:</w:t>
+      </w:r>
+    </w:p>
+    <w:p>
+      <w:pPr>
+        <w:pStyle w:val="ListBullet"/>
+        <w:numPr>
+          <w:ilvl w:val="0"/>
+          <w:numId w:val="0"/>
+        </w:numPr>
+        <w:ind w:left="360" w:hanging="360"/>
+        <w:rPr>
+          <w:rFonts w:ascii="Times New Roman" w:hAnsi="Times New Roman" w:cs="Times New Roman"/>
+        </w:rPr>
+      </w:pPr>
+      <w:r>
+        <w:rPr>
+          <w:rFonts w:ascii="Times New Roman" w:hAnsi="Times New Roman" w:cs="Times New Roman"/>
+        </w:rPr>
+        <w:t>'I enjoyed engaging in my session very much.': 'Enjoyment1',</w:t>
+      </w:r>
+    </w:p>
+    <w:p>
+      <w:pPr>
+        <w:pStyle w:val="ListBullet"/>
+        <w:numPr>
+          <w:ilvl w:val="0"/>
+          <w:numId w:val="0"/>
+        </w:numPr>
+        <w:ind w:left="360" w:hanging="360"/>
+        <w:rPr>
+          <w:rFonts w:ascii="Times New Roman" w:hAnsi="Times New Roman" w:cs="Times New Roman"/>
+        </w:rPr>
+      </w:pPr>
+      <w:r>
+        <w:rPr>
+          <w:rFonts w:ascii="Times New Roman" w:hAnsi="Times New Roman" w:cs="Times New Roman"/>
+        </w:rPr>
+        <w:t>'After my session, I feel motivated to reach my goals.': 'Motivation',</w:t>
+      </w:r>
+    </w:p>
+    <w:p>
+      <w:pPr>
+        <w:pStyle w:val="ListBullet"/>
+        <w:numPr>
+          <w:ilvl w:val="0"/>
+          <w:numId w:val="0"/>
+        </w:numPr>
+        <w:ind w:left="360" w:hanging="360"/>
+        <w:rPr>
+          <w:rFonts w:ascii="Times New Roman" w:hAnsi="Times New Roman" w:cs="Times New Roman"/>
+        </w:rPr>
+      </w:pPr>
+      <w:r>
+        <w:rPr>
+          <w:rFonts w:ascii="Times New Roman" w:hAnsi="Times New Roman" w:cs="Times New Roman"/>
+        </w:rPr>
+        <w:t>'I put a lot of effort into my session.': 'Effort1',</w:t>
+      </w:r>
+    </w:p>
+    <w:p>
+      <w:pPr>
+        <w:pStyle w:val="ListBullet"/>
+        <w:numPr>
+          <w:ilvl w:val="0"/>
+          <w:numId w:val="0"/>
+        </w:numPr>
+        <w:ind w:left="360" w:hanging="360"/>
+        <w:rPr>
+          <w:rFonts w:ascii="Times New Roman" w:hAnsi="Times New Roman" w:cs="Times New Roman"/>
+        </w:rPr>
+      </w:pPr>
+      <w:r>
+        <w:rPr>
+          <w:rFonts w:ascii="Times New Roman" w:hAnsi="Times New Roman" w:cs="Times New Roman"/>
+        </w:rPr>
+        <w:t>'Engaging in my session was enjoyable.': 'Enjoyment2',</w:t>
+      </w:r>
+    </w:p>
+    <w:p>
+      <w:pPr>
+        <w:pStyle w:val="ListBullet"/>
+        <w:numPr>
+          <w:ilvl w:val="0"/>
+          <w:numId w:val="0"/>
+        </w:numPr>
+        <w:rPr>
+          <w:rFonts w:ascii="Times New Roman" w:hAnsi="Times New Roman" w:cs="Times New Roman"/>
+        </w:rPr>
+      </w:pPr>
+      <w:r>
+        <w:rPr>
+          <w:rFonts w:ascii="Times New Roman" w:hAnsi="Times New Roman" w:cs="Times New Roman"/>
+        </w:rPr>
+        <w:t>'I believe that the method I used to track my workout could be of value to my exercise goals.': 'Value',</w:t>
+      </w:r>
+    </w:p>
+    <w:p>
+      <w:pPr>
+        <w:pStyle w:val="ListBullet"/>
+        <w:numPr>
+          <w:ilvl w:val="0"/>
+          <w:numId w:val="0"/>
+        </w:numPr>
+        <w:ind w:left="360" w:hanging="360"/>
+        <w:rPr>
+          <w:rFonts w:ascii="Times New Roman" w:hAnsi="Times New Roman" w:cs="Times New Roman"/>
+        </w:rPr>
+      </w:pPr>
+      <w:r>
+        <w:rPr>
+          <w:rFonts w:ascii="Times New Roman" w:hAnsi="Times New Roman" w:cs="Times New Roman"/>
+        </w:rPr>
+        <w:t>'I believe I am pretty good at working out.': 'Competence',</w:t>
+      </w:r>
+    </w:p>
+    <w:p>
+      <w:pPr>
+        <w:pStyle w:val="ListBullet"/>
+        <w:numPr>
+          <w:ilvl w:val="0"/>
+          <w:numId w:val="0"/>
+        </w:numPr>
+        <w:ind w:left="360" w:hanging="360"/>
+        <w:rPr>
+          <w:rFonts w:ascii="Times New Roman" w:hAnsi="Times New Roman" w:cs="Times New Roman"/>
+        </w:rPr>
+      </w:pPr>
+      <w:r>
+        <w:rPr>
+          <w:rFonts w:ascii="Times New Roman" w:hAnsi="Times New Roman" w:cs="Times New Roman"/>
+        </w:rPr>
+        <w:t>'I tried very hard during my exercises.': 'Effort2',</w:t>
+      </w:r>
+    </w:p>
+    <w:p>
+      <w:pPr>
+        <w:pStyle w:val="ListBullet"/>
+        <w:numPr>
+          <w:ilvl w:val="0"/>
+          <w:numId w:val="0"/>
+        </w:numPr>
+        <w:ind w:left="360" w:hanging="360"/>
+        <w:rPr>
+          <w:rFonts w:ascii="Times New Roman" w:hAnsi="Times New Roman" w:cs="Times New Roman"/>
+        </w:rPr>
+      </w:pPr>
+      <w:r>
+        <w:rPr>
+          <w:rFonts w:ascii="Times New Roman" w:hAnsi="Times New Roman" w:cs="Times New Roman"/>
+        </w:rPr>
+        <w:t>'I found my session to be interesting.': 'Interest',</w:t>
+      </w:r>
+    </w:p>
+    <w:p>
+      <w:pPr>
+        <w:pStyle w:val="ListBullet"/>
+        <w:numPr>
+          <w:ilvl w:val="0"/>
+          <w:numId w:val="0"/>
+        </w:numPr>
+        <w:ind w:left="360" w:hanging="360"/>
+        <w:rPr>
+          <w:rFonts w:ascii="Times New Roman" w:hAnsi="Times New Roman" w:cs="Times New Roman"/>
+        </w:rPr>
+      </w:pPr>
+      <w:r>
+        <w:rPr>
+          <w:rFonts w:ascii="Times New Roman" w:hAnsi="Times New Roman" w:cs="Times New Roman"/>
+        </w:rPr>
+        <w:t>'I engaged in my workouts because I wanted to.': 'Choice',</w:t>
+      </w:r>
+    </w:p>
+    <w:p>
+      <w:pPr>
+        <w:pStyle w:val="ListBullet"/>
+        <w:numPr>
+          <w:ilvl w:val="0"/>
+          <w:numId w:val="0"/>
+        </w:numPr>
+        <w:ind w:left="360" w:hanging="360"/>
+        <w:rPr>
+          <w:rFonts w:ascii="Times New Roman" w:hAnsi="Times New Roman" w:cs="Times New Roman"/>
+        </w:rPr>
+      </w:pPr>
+      <w:r>
+        <w:rPr>
+          <w:rFonts w:ascii="Times New Roman" w:hAnsi="Times New Roman" w:cs="Times New Roman"/>
+        </w:rPr>
+        <w:t>'I had fun during my session.': 'Fun',</w:t>
+      </w:r>
+    </w:p>
+    <w:p>
+      <w:pPr>
+        <w:pStyle w:val="ListBullet"/>
+        <w:numPr>
+          <w:ilvl w:val="0"/>
+          <w:numId w:val="0"/>
+        </w:numPr>
+        <w:ind w:left="360" w:hanging="360"/>
+        <w:rPr>
+          <w:rFonts w:ascii="Times New Roman" w:hAnsi="Times New Roman" w:cs="Times New Roman"/>
+        </w:rPr>
+      </w:pPr>
+      <w:r>
+        <w:rPr>
+          <w:rFonts w:ascii="Times New Roman" w:hAnsi="Times New Roman" w:cs="Times New Roman"/>
+        </w:rPr>
+        <w:t>'I felt very tense during my session.': 'Pressure1',</w:t>
+      </w:r>
+    </w:p>
+    <w:p>
+      <w:pPr>
+        <w:pStyle w:val="ListBullet"/>
+        <w:numPr>
+          <w:ilvl w:val="0"/>
+          <w:numId w:val="0"/>
+        </w:numPr>
+        <w:ind w:left="360" w:hanging="360"/>
+        <w:rPr>
+          <w:rFonts w:ascii="Times New Roman" w:hAnsi="Times New Roman" w:cs="Times New Roman"/>
+        </w:rPr>
+      </w:pPr>
+      <w:r>
+        <w:rPr>
+          <w:rFonts w:ascii="Times New Roman" w:hAnsi="Times New Roman" w:cs="Times New Roman"/>
+        </w:rPr>
+        <w:t>'I experienced a lot of pressure during my session.': 'Pressure2'</w:t>
+      </w:r>
+    </w:p>
+    <w:p>
+      <w:pPr>
+        <w:pStyle w:val="ListBullet"/>
+        <w:keepNext/>
+        <w:numPr>
+          <w:ilvl w:val="0"/>
+          <w:numId w:val="0"/>
+        </w:numPr>
+        <w:ind w:left="360" w:hanging="360"/>
+        <w:rPr>
+          <w:rFonts w:ascii="Times New Roman" w:hAnsi="Times New Roman" w:cs="Times New Roman"/>
+        </w:rPr>
+      </w:pPr>
+      <w:r>
+        <w:rPr>
+          <w:rFonts w:ascii="Times New Roman" w:hAnsi="Times New Roman" w:cs="Times New Roman"/>
+        </w:rPr>
+        <w:t>These where then grouped into subscales for visualisation via radar chart.</w:t>
+      </w:r>
+    </w:p>
+    <w:p>
+      <w:pPr>
+        <w:pStyle w:val="ListBullet"/>
+        <w:keepNext/>
+        <w:numPr>
+          <w:ilvl w:val="0"/>
+          <w:numId w:val="0"/>
+        </w:numPr>
+        <w:ind w:left="360" w:hanging="360"/>
+        <w:jc w:val="center"/>
+        <w:rPr>
+          <w:rFonts w:ascii="Times New Roman" w:hAnsi="Times New Roman" w:cs="Times New Roman"/>
+        </w:rPr>
+      </w:pPr>
+      <w:r>
+        <w:rPr>
+          <w:rFonts w:ascii="Times New Roman" w:hAnsi="Times New Roman" w:cs="Times New Roman"/>
+          <w:noProof/>
+        </w:rPr>
+        <w:drawing>
+          <wp:inline distT="0" distB="0" distL="0" distR="0" wp14:anchorId="58ED8481" wp14:editId="69B375FC">
+            <wp:extent cx="3538847" cy="3538847"/>
+            <wp:effectExtent l="0" t="0" r="5080" b="5080"/>
+            <wp:docPr id="1964238464" name="Picture 19" descr="A diagram of a hexagon with red and blue lines&#10;&#10;AI-generated content may be incorrect."/>
+            <wp:cNvGraphicFramePr>
+              <a:graphicFrameLocks xmlns:a="http://schemas.openxmlformats.org/drawingml/2006/main" noChangeAspect="1"/>
+            </wp:cNvGraphicFramePr>
+            <a:graphic xmlns:a="http://schemas.openxmlformats.org/drawingml/2006/main">
+              <a:graphicData uri="http://schemas.openxmlformats.org/drawingml/2006/picture">
+                <pic:pic xmlns:pic="http://schemas.openxmlformats.org/drawingml/2006/picture">
+                  <pic:nvPicPr>
+                    <pic:cNvPr id="1964238464" name="Picture 19" descr="A diagram of a hexagon with red and blue lines&#10;&#10;AI-generated content may be incorrect."/>
+                    <pic:cNvPicPr>
+                      <a:picLocks noChangeAspect="1" noChangeArrowheads="1"/>
+                    </pic:cNvPicPr>
+                  </pic:nvPicPr>
+                  <pic:blipFill>
+                    <a:blip r:embed="rId133" cstate="print">
                       <a:extLst>
                         <a:ext uri="{28A0092B-C50C-407E-A947-70E740481C1C}">
                           <a14:useLocalDpi xmlns:a14="http://schemas.microsoft.com/office/drawing/2010/main" val="0"/>
@@ -20602,7 +21682,7 @@
           <w:sz w:val="24"/>
           <w:szCs w:val="24"/>
         </w:rPr>
-        <w:t>91</w:t>
+        <w:t>99</w:t>
       </w:r>
       <w:r>
         <w:rPr>
@@ -20641,24 +21721,6 @@
     </w:p>
     <w:p>
       <w:pPr>
-        <w:pStyle w:val="CustomHeading"/>
-        <w:numPr>
-          <w:ilvl w:val="0"/>
-          <w:numId w:val="0"/>
-        </w:numPr>
-        <w:ind w:left="420" w:hanging="420"/>
-      </w:pPr>
-    </w:p>
-    <w:p>
-      <w:pPr>
-        <w:pStyle w:val="CustomSubSubheading"/>
-      </w:pPr>
-      <w:r>
-        <w:t>Big Five Inventory Findings (if any)</w:t>
-      </w:r>
-    </w:p>
-    <w:p>
-      <w:pPr>
         <w:pStyle w:val="ListParagraph"/>
         <w:numPr>
           <w:ilvl w:val="1"/>
@@ -20667,6 +21729,306 @@
         <w:spacing w:after="0" w:line="360" w:lineRule="auto"/>
         <w:rPr>
           <w:rFonts w:ascii="Times New Roman" w:hAnsi="Times New Roman" w:cs="Times New Roman"/>
+          <w:b/>
+          <w:bCs/>
+        </w:rPr>
+      </w:pPr>
+      <w:r>
+        <w:rPr>
+          <w:rFonts w:ascii="Times New Roman" w:hAnsi="Times New Roman" w:cs="Times New Roman"/>
+          <w:b/>
+          <w:bCs/>
+        </w:rPr>
+        <w:t>Qualitative Results</w:t>
+      </w:r>
+    </w:p>
+    <w:p>
+      <w:pPr>
+        <w:pStyle w:val="CustomSubSubheading"/>
+      </w:pPr>
+      <w:r>
+        <w:t>Post-Scenario Questionnaire</w:t>
+      </w:r>
+    </w:p>
+    <w:p>
+      <w:pPr>
+        <w:pStyle w:val="CustomHeading"/>
+        <w:numPr>
+          <w:ilvl w:val="0"/>
+          <w:numId w:val="0"/>
+        </w:numPr>
+      </w:pPr>
+      <w:r>
+        <w:t xml:space="preserve">The post-scenario questionnaire comprised of a mix of Likert scale and open-ended questions. Below is a </w:t>
+      </w:r>
+      <w:r>
+        <w:t>walk-through</w:t>
+      </w:r>
+      <w:r>
+        <w:t xml:space="preserve"> of the findings for each question.</w:t>
+      </w:r>
+    </w:p>
+    <w:p>
+      <w:pPr>
+        <w:pStyle w:val="CustomHeading"/>
+        <w:numPr>
+          <w:ilvl w:val="0"/>
+          <w:numId w:val="0"/>
+        </w:numPr>
+        <w:ind w:left="420" w:hanging="420"/>
+      </w:pPr>
+      <w:r>
+        <w:lastRenderedPageBreak/>
+        <w:t>Likert scale questions:</w:t>
+      </w:r>
+    </w:p>
+    <w:p>
+      <w:pPr>
+        <w:pStyle w:val="CustomHeading"/>
+        <w:numPr>
+          <w:ilvl w:val="0"/>
+          <w:numId w:val="25"/>
+        </w:numPr>
+      </w:pPr>
+      <w:r>
+        <w:t>I felt motivated to push myself harder because of the VR scenario I was in.</w:t>
+      </w:r>
+    </w:p>
+    <w:p>
+      <w:pPr>
+        <w:pStyle w:val="CustomHeading"/>
+        <w:numPr>
+          <w:ilvl w:val="0"/>
+          <w:numId w:val="25"/>
+        </w:numPr>
+      </w:pPr>
+      <w:r>
+        <w:t>The way the scenario was designed encouraged me to give more effort than I normally would with a standard exercise bike workout.</w:t>
+      </w:r>
+    </w:p>
+    <w:p>
+      <w:pPr>
+        <w:pStyle w:val="CustomHeading"/>
+        <w:numPr>
+          <w:ilvl w:val="0"/>
+          <w:numId w:val="25"/>
+        </w:numPr>
+      </w:pPr>
+      <w:r>
+        <w:t>I pushed myself harder than I usually would when cycling on my own.</w:t>
+      </w:r>
+    </w:p>
+    <w:p>
+      <w:pPr>
+        <w:pStyle w:val="CustomHeading"/>
+        <w:numPr>
+          <w:ilvl w:val="0"/>
+          <w:numId w:val="25"/>
+        </w:numPr>
+      </w:pPr>
+      <w:r>
+        <w:t>The VR environment helped distract me from the discomfort of the workout and encouraged me to keep going.</w:t>
+      </w:r>
+    </w:p>
+    <w:p>
+      <w:pPr>
+        <w:pStyle w:val="CustomHeading"/>
+        <w:numPr>
+          <w:ilvl w:val="0"/>
+          <w:numId w:val="25"/>
+        </w:numPr>
+      </w:pPr>
+      <w:r>
+        <w:t>If you were in the cooperative scenario: The presence of AI teammates made me want to contribute more and work harder for the team effort.</w:t>
+      </w:r>
+    </w:p>
+    <w:p>
+      <w:pPr>
+        <w:pStyle w:val="CustomHeading"/>
+        <w:numPr>
+          <w:ilvl w:val="0"/>
+          <w:numId w:val="25"/>
+        </w:numPr>
+      </w:pPr>
+      <w:r>
+        <w:t>If you were in the competitive scenario: Racing against AI opponents made me push harder to avoid “losing” to them.</w:t>
+      </w:r>
+    </w:p>
+    <w:p>
+      <w:pPr>
+        <w:pStyle w:val="CustomHeading"/>
+        <w:numPr>
+          <w:ilvl w:val="0"/>
+          <w:numId w:val="25"/>
+        </w:numPr>
+      </w:pPr>
+      <w:r>
+        <w:t>If you were in the baseline scenario: I felt less motivated to push myself because I was cycling alone.</w:t>
+      </w:r>
+    </w:p>
+    <w:p>
+      <w:pPr>
+        <w:pStyle w:val="CustomHeading"/>
+        <w:numPr>
+          <w:ilvl w:val="0"/>
+          <w:numId w:val="25"/>
+        </w:numPr>
+      </w:pPr>
+      <w:r>
+        <w:t>Compared to a standard gym workout; this VR scenario made me work harder.</w:t>
+      </w:r>
+    </w:p>
+    <w:p>
+      <w:pPr>
+        <w:pStyle w:val="CustomHeading"/>
+        <w:numPr>
+          <w:ilvl w:val="0"/>
+          <w:numId w:val="25"/>
+        </w:numPr>
+      </w:pPr>
+      <w:r>
+        <w:t>The VR experience made the workout feel more purposeful than traditional workouts.</w:t>
+      </w:r>
+    </w:p>
+    <w:p>
+      <w:pPr>
+        <w:pStyle w:val="CustomHeading"/>
+        <w:numPr>
+          <w:ilvl w:val="0"/>
+          <w:numId w:val="25"/>
+        </w:numPr>
+      </w:pPr>
+      <w:r>
+        <w:t>The VR system was easy to understand and use.</w:t>
+      </w:r>
+    </w:p>
+    <w:p>
+      <w:pPr>
+        <w:pStyle w:val="CustomHeading"/>
+        <w:numPr>
+          <w:ilvl w:val="0"/>
+          <w:numId w:val="25"/>
+        </w:numPr>
+      </w:pPr>
+      <w:r>
+        <w:t xml:space="preserve">The VR system felt intuitive and did not require much effort to figure out. </w:t>
+      </w:r>
+    </w:p>
+    <w:p>
+      <w:pPr>
+        <w:pStyle w:val="CustomHeading"/>
+        <w:numPr>
+          <w:ilvl w:val="0"/>
+          <w:numId w:val="25"/>
+        </w:numPr>
+      </w:pPr>
+      <w:r>
+        <w:t>I felt fully immersed in the VR environment during the ramp test.</w:t>
+      </w:r>
+    </w:p>
+    <w:p>
+      <w:pPr>
+        <w:pStyle w:val="CustomHeading"/>
+        <w:numPr>
+          <w:ilvl w:val="0"/>
+          <w:numId w:val="25"/>
+        </w:numPr>
+      </w:pPr>
+      <w:r>
+        <w:t>The graphics and visual elements were clear and helped me understand my progress or position in the scenario.</w:t>
+      </w:r>
+    </w:p>
+    <w:p>
+      <w:pPr>
+        <w:pStyle w:val="CustomHeading"/>
+        <w:numPr>
+          <w:ilvl w:val="0"/>
+          <w:numId w:val="25"/>
+        </w:numPr>
+      </w:pPr>
+      <w:r>
+        <w:t>I experienced feelings of dizziness, nausea, or motion sickness while using the VR system.</w:t>
+      </w:r>
+    </w:p>
+    <w:p>
+      <w:pPr>
+        <w:pStyle w:val="CustomHeading"/>
+        <w:numPr>
+          <w:ilvl w:val="0"/>
+          <w:numId w:val="0"/>
+        </w:numPr>
+        <w:ind w:left="420" w:hanging="420"/>
+      </w:pPr>
+      <w:r>
+        <w:t>Open ended questions:</w:t>
+      </w:r>
+    </w:p>
+    <w:p>
+      <w:pPr>
+        <w:pStyle w:val="CustomHeading"/>
+        <w:numPr>
+          <w:ilvl w:val="0"/>
+          <w:numId w:val="26"/>
+        </w:numPr>
+      </w:pPr>
+      <w:r>
+        <w:t>What aspects of the VR scenario made you push harder (if any)?</w:t>
+      </w:r>
+    </w:p>
+    <w:p>
+      <w:pPr>
+        <w:pStyle w:val="CustomHeading"/>
+        <w:numPr>
+          <w:ilvl w:val="0"/>
+          <w:numId w:val="26"/>
+        </w:numPr>
+      </w:pPr>
+      <w:r>
+        <w:t>What could be improved in this VR scenario to make you feel even more motivated to give your maximum effort?</w:t>
+      </w:r>
+    </w:p>
+    <w:p>
+      <w:pPr>
+        <w:pStyle w:val="CustomHeading"/>
+        <w:numPr>
+          <w:ilvl w:val="0"/>
+          <w:numId w:val="26"/>
+        </w:numPr>
+      </w:pPr>
+      <w:r>
+        <w:t>Any other comments about your experience?</w:t>
+      </w:r>
+    </w:p>
+    <w:p>
+      <w:pPr>
+        <w:pStyle w:val="CustomHeading"/>
+        <w:numPr>
+          <w:ilvl w:val="0"/>
+          <w:numId w:val="26"/>
+        </w:numPr>
+      </w:pPr>
+      <w:r>
+        <w:t>If you experienced any discomfort (e.g. motion sickness, dizziness), please describe what you felt and when it occurred.</w:t>
+      </w:r>
+    </w:p>
+    <w:p>
+      <w:pPr>
+        <w:pStyle w:val="CustomSubSubheading"/>
+      </w:pPr>
+      <w:r>
+        <w:t>Big Five Inventory Findings (if any)</w:t>
+      </w:r>
+    </w:p>
+    <w:p>
+      <w:pPr>
+        <w:pStyle w:val="ListParagraph"/>
+        <w:numPr>
+          <w:ilvl w:val="1"/>
+          <w:numId w:val="2"/>
+        </w:numPr>
+        <w:spacing w:after="0" w:line="360" w:lineRule="auto"/>
+        <w:rPr>
+          <w:rFonts w:ascii="Times New Roman" w:hAnsi="Times New Roman" w:cs="Times New Roman"/>
         </w:rPr>
       </w:pPr>
       <w:r>
@@ -20850,6 +22212,7 @@
         <w:rPr>
           <w:rFonts w:ascii="Times New Roman" w:hAnsi="Times New Roman" w:cs="Times New Roman"/>
         </w:rPr>
+        <w:lastRenderedPageBreak/>
         <w:t>Impact of competition and cooperation on user performance and engagement.</w:t>
       </w:r>
     </w:p>
@@ -20907,7 +22270,6 @@
         <w:rPr>
           <w:rFonts w:ascii="Times New Roman" w:hAnsi="Times New Roman" w:cs="Times New Roman"/>
         </w:rPr>
-        <w:lastRenderedPageBreak/>
         <w:t>Novelty of integrating social mechanics dynamically in VR exergames.</w:t>
       </w:r>
     </w:p>
@@ -21091,7 +22453,7 @@
         </w:rPr>
         <w:t xml:space="preserve">, 19(6), pp. 719–727. Available at: </w:t>
       </w:r>
-      <w:hyperlink r:id="rId126" w:history="1">
+      <w:hyperlink r:id="rId134" w:history="1">
         <w:r>
           <w:rPr>
             <w:rStyle w:val="Hyperlink"/>
@@ -21153,7 +22515,7 @@
         </w:rPr>
         <w:t> vol. 2020-April, CHI Conference on Human Factors and Computing Systems, Association for Computing Machinery, New York, U. S. A., pp. 1-17. </w:t>
       </w:r>
-      <w:hyperlink r:id="rId127" w:history="1">
+      <w:hyperlink r:id="rId135" w:history="1">
         <w:r>
           <w:rPr>
             <w:rStyle w:val="Hyperlink"/>
@@ -21209,7 +22571,7 @@
         </w:rPr>
         <w:t xml:space="preserve"> [Preprint]. Available at: </w:t>
       </w:r>
-      <w:hyperlink r:id="rId128" w:history="1">
+      <w:hyperlink r:id="rId136" w:history="1">
         <w:r>
           <w:rPr>
             <w:rStyle w:val="Hyperlink"/>
@@ -21595,6 +22957,95 @@
     </w:lvl>
   </w:abstractNum>
   <w:abstractNum w:abstractNumId="4" w15:restartNumberingAfterBreak="0">
+    <w:nsid w:val="15576C86"/>
+    <w:multiLevelType w:val="hybridMultilevel"/>
+    <w:tmpl w:val="F438ACF2"/>
+    <w:lvl w:ilvl="0" w:tplc="0809000F">
+      <w:start w:val="1"/>
+      <w:numFmt w:val="decimal"/>
+      <w:lvlText w:val="%1."/>
+      <w:lvlJc w:val="left"/>
+      <w:pPr>
+        <w:ind w:left="720" w:hanging="360"/>
+      </w:pPr>
+      <w:rPr>
+        <w:rFonts w:hint="default"/>
+      </w:rPr>
+    </w:lvl>
+    <w:lvl w:ilvl="1" w:tplc="08090019" w:tentative="1">
+      <w:start w:val="1"/>
+      <w:numFmt w:val="lowerLetter"/>
+      <w:lvlText w:val="%2."/>
+      <w:lvlJc w:val="left"/>
+      <w:pPr>
+        <w:ind w:left="1440" w:hanging="360"/>
+      </w:pPr>
+    </w:lvl>
+    <w:lvl w:ilvl="2" w:tplc="0809001B" w:tentative="1">
+      <w:start w:val="1"/>
+      <w:numFmt w:val="lowerRoman"/>
+      <w:lvlText w:val="%3."/>
+      <w:lvlJc w:val="right"/>
+      <w:pPr>
+        <w:ind w:left="2160" w:hanging="180"/>
+      </w:pPr>
+    </w:lvl>
+    <w:lvl w:ilvl="3" w:tplc="0809000F" w:tentative="1">
+      <w:start w:val="1"/>
+      <w:numFmt w:val="decimal"/>
+      <w:lvlText w:val="%4."/>
+      <w:lvlJc w:val="left"/>
+      <w:pPr>
+        <w:ind w:left="2880" w:hanging="360"/>
+      </w:pPr>
+    </w:lvl>
+    <w:lvl w:ilvl="4" w:tplc="08090019" w:tentative="1">
+      <w:start w:val="1"/>
+      <w:numFmt w:val="lowerLetter"/>
+      <w:lvlText w:val="%5."/>
+      <w:lvlJc w:val="left"/>
+      <w:pPr>
+        <w:ind w:left="3600" w:hanging="360"/>
+      </w:pPr>
+    </w:lvl>
+    <w:lvl w:ilvl="5" w:tplc="0809001B" w:tentative="1">
+      <w:start w:val="1"/>
+      <w:numFmt w:val="lowerRoman"/>
+      <w:lvlText w:val="%6."/>
+      <w:lvlJc w:val="right"/>
+      <w:pPr>
+        <w:ind w:left="4320" w:hanging="180"/>
+      </w:pPr>
+    </w:lvl>
+    <w:lvl w:ilvl="6" w:tplc="0809000F" w:tentative="1">
+      <w:start w:val="1"/>
+      <w:numFmt w:val="decimal"/>
+      <w:lvlText w:val="%7."/>
+      <w:lvlJc w:val="left"/>
+      <w:pPr>
+        <w:ind w:left="5040" w:hanging="360"/>
+      </w:pPr>
+    </w:lvl>
+    <w:lvl w:ilvl="7" w:tplc="08090019" w:tentative="1">
+      <w:start w:val="1"/>
+      <w:numFmt w:val="lowerLetter"/>
+      <w:lvlText w:val="%8."/>
+      <w:lvlJc w:val="left"/>
+      <w:pPr>
+        <w:ind w:left="5760" w:hanging="360"/>
+      </w:pPr>
+    </w:lvl>
+    <w:lvl w:ilvl="8" w:tplc="0809001B" w:tentative="1">
+      <w:start w:val="1"/>
+      <w:numFmt w:val="lowerRoman"/>
+      <w:lvlText w:val="%9."/>
+      <w:lvlJc w:val="right"/>
+      <w:pPr>
+        <w:ind w:left="6480" w:hanging="180"/>
+      </w:pPr>
+    </w:lvl>
+  </w:abstractNum>
+  <w:abstractNum w:abstractNumId="5" w15:restartNumberingAfterBreak="0">
     <w:nsid w:val="17BA6325"/>
     <w:multiLevelType w:val="hybridMultilevel"/>
     <w:tmpl w:val="8B608408"/>
@@ -21707,7 +23158,7 @@
       </w:rPr>
     </w:lvl>
   </w:abstractNum>
-  <w:abstractNum w:abstractNumId="5" w15:restartNumberingAfterBreak="0">
+  <w:abstractNum w:abstractNumId="6" w15:restartNumberingAfterBreak="0">
     <w:nsid w:val="235F22D6"/>
     <w:multiLevelType w:val="hybridMultilevel"/>
     <w:tmpl w:val="5DDA0CA2"/>
@@ -21796,7 +23247,7 @@
       </w:pPr>
     </w:lvl>
   </w:abstractNum>
-  <w:abstractNum w:abstractNumId="6" w15:restartNumberingAfterBreak="0">
+  <w:abstractNum w:abstractNumId="7" w15:restartNumberingAfterBreak="0">
     <w:nsid w:val="274A0889"/>
     <w:multiLevelType w:val="hybridMultilevel"/>
     <w:tmpl w:val="3B3E1C4A"/>
@@ -21909,7 +23360,7 @@
       </w:rPr>
     </w:lvl>
   </w:abstractNum>
-  <w:abstractNum w:abstractNumId="7" w15:restartNumberingAfterBreak="0">
+  <w:abstractNum w:abstractNumId="8" w15:restartNumberingAfterBreak="0">
     <w:nsid w:val="32C435CD"/>
     <w:multiLevelType w:val="hybridMultilevel"/>
     <w:tmpl w:val="4EACB47C"/>
@@ -21998,7 +23449,7 @@
       </w:pPr>
     </w:lvl>
   </w:abstractNum>
-  <w:abstractNum w:abstractNumId="8" w15:restartNumberingAfterBreak="0">
+  <w:abstractNum w:abstractNumId="9" w15:restartNumberingAfterBreak="0">
     <w:nsid w:val="334C3625"/>
     <w:multiLevelType w:val="hybridMultilevel"/>
     <w:tmpl w:val="1054D5BE"/>
@@ -22087,7 +23538,96 @@
       </w:pPr>
     </w:lvl>
   </w:abstractNum>
-  <w:abstractNum w:abstractNumId="9" w15:restartNumberingAfterBreak="0">
+  <w:abstractNum w:abstractNumId="10" w15:restartNumberingAfterBreak="0">
+    <w:nsid w:val="33CB3F25"/>
+    <w:multiLevelType w:val="hybridMultilevel"/>
+    <w:tmpl w:val="B25031F6"/>
+    <w:lvl w:ilvl="0" w:tplc="0809000F">
+      <w:start w:val="1"/>
+      <w:numFmt w:val="decimal"/>
+      <w:lvlText w:val="%1."/>
+      <w:lvlJc w:val="left"/>
+      <w:pPr>
+        <w:ind w:left="780" w:hanging="360"/>
+      </w:pPr>
+      <w:rPr>
+        <w:rFonts w:hint="default"/>
+      </w:rPr>
+    </w:lvl>
+    <w:lvl w:ilvl="1" w:tplc="08090019" w:tentative="1">
+      <w:start w:val="1"/>
+      <w:numFmt w:val="lowerLetter"/>
+      <w:lvlText w:val="%2."/>
+      <w:lvlJc w:val="left"/>
+      <w:pPr>
+        <w:ind w:left="1500" w:hanging="360"/>
+      </w:pPr>
+    </w:lvl>
+    <w:lvl w:ilvl="2" w:tplc="0809001B" w:tentative="1">
+      <w:start w:val="1"/>
+      <w:numFmt w:val="lowerRoman"/>
+      <w:lvlText w:val="%3."/>
+      <w:lvlJc w:val="right"/>
+      <w:pPr>
+        <w:ind w:left="2220" w:hanging="180"/>
+      </w:pPr>
+    </w:lvl>
+    <w:lvl w:ilvl="3" w:tplc="0809000F" w:tentative="1">
+      <w:start w:val="1"/>
+      <w:numFmt w:val="decimal"/>
+      <w:lvlText w:val="%4."/>
+      <w:lvlJc w:val="left"/>
+      <w:pPr>
+        <w:ind w:left="2940" w:hanging="360"/>
+      </w:pPr>
+    </w:lvl>
+    <w:lvl w:ilvl="4" w:tplc="08090019" w:tentative="1">
+      <w:start w:val="1"/>
+      <w:numFmt w:val="lowerLetter"/>
+      <w:lvlText w:val="%5."/>
+      <w:lvlJc w:val="left"/>
+      <w:pPr>
+        <w:ind w:left="3660" w:hanging="360"/>
+      </w:pPr>
+    </w:lvl>
+    <w:lvl w:ilvl="5" w:tplc="0809001B" w:tentative="1">
+      <w:start w:val="1"/>
+      <w:numFmt w:val="lowerRoman"/>
+      <w:lvlText w:val="%6."/>
+      <w:lvlJc w:val="right"/>
+      <w:pPr>
+        <w:ind w:left="4380" w:hanging="180"/>
+      </w:pPr>
+    </w:lvl>
+    <w:lvl w:ilvl="6" w:tplc="0809000F" w:tentative="1">
+      <w:start w:val="1"/>
+      <w:numFmt w:val="decimal"/>
+      <w:lvlText w:val="%7."/>
+      <w:lvlJc w:val="left"/>
+      <w:pPr>
+        <w:ind w:left="5100" w:hanging="360"/>
+      </w:pPr>
+    </w:lvl>
+    <w:lvl w:ilvl="7" w:tplc="08090019" w:tentative="1">
+      <w:start w:val="1"/>
+      <w:numFmt w:val="lowerLetter"/>
+      <w:lvlText w:val="%8."/>
+      <w:lvlJc w:val="left"/>
+      <w:pPr>
+        <w:ind w:left="5820" w:hanging="360"/>
+      </w:pPr>
+    </w:lvl>
+    <w:lvl w:ilvl="8" w:tplc="0809001B" w:tentative="1">
+      <w:start w:val="1"/>
+      <w:numFmt w:val="lowerRoman"/>
+      <w:lvlText w:val="%9."/>
+      <w:lvlJc w:val="right"/>
+      <w:pPr>
+        <w:ind w:left="6540" w:hanging="180"/>
+      </w:pPr>
+    </w:lvl>
+  </w:abstractNum>
+  <w:abstractNum w:abstractNumId="11" w15:restartNumberingAfterBreak="0">
     <w:nsid w:val="38F954C9"/>
     <w:multiLevelType w:val="multilevel"/>
     <w:tmpl w:val="0E0650BC"/>
@@ -22203,7 +23743,7 @@
       </w:rPr>
     </w:lvl>
   </w:abstractNum>
-  <w:abstractNum w:abstractNumId="10" w15:restartNumberingAfterBreak="0">
+  <w:abstractNum w:abstractNumId="12" w15:restartNumberingAfterBreak="0">
     <w:nsid w:val="43973F5F"/>
     <w:multiLevelType w:val="hybridMultilevel"/>
     <w:tmpl w:val="F16E95E2"/>
@@ -22292,7 +23832,7 @@
       </w:pPr>
     </w:lvl>
   </w:abstractNum>
-  <w:abstractNum w:abstractNumId="11" w15:restartNumberingAfterBreak="0">
+  <w:abstractNum w:abstractNumId="13" w15:restartNumberingAfterBreak="0">
     <w:nsid w:val="44373ABD"/>
     <w:multiLevelType w:val="hybridMultilevel"/>
     <w:tmpl w:val="561018C0"/>
@@ -22381,7 +23921,7 @@
       </w:pPr>
     </w:lvl>
   </w:abstractNum>
-  <w:abstractNum w:abstractNumId="12" w15:restartNumberingAfterBreak="0">
+  <w:abstractNum w:abstractNumId="14" w15:restartNumberingAfterBreak="0">
     <w:nsid w:val="47F252AC"/>
     <w:multiLevelType w:val="hybridMultilevel"/>
     <w:tmpl w:val="EBF6EBB6"/>
@@ -22470,7 +24010,7 @@
       </w:pPr>
     </w:lvl>
   </w:abstractNum>
-  <w:abstractNum w:abstractNumId="13" w15:restartNumberingAfterBreak="0">
+  <w:abstractNum w:abstractNumId="15" w15:restartNumberingAfterBreak="0">
     <w:nsid w:val="4D9055A8"/>
     <w:multiLevelType w:val="hybridMultilevel"/>
     <w:tmpl w:val="0186BBFA"/>
@@ -22559,7 +24099,7 @@
       </w:pPr>
     </w:lvl>
   </w:abstractNum>
-  <w:abstractNum w:abstractNumId="14" w15:restartNumberingAfterBreak="0">
+  <w:abstractNum w:abstractNumId="16" w15:restartNumberingAfterBreak="0">
     <w:nsid w:val="4ED208D1"/>
     <w:multiLevelType w:val="hybridMultilevel"/>
     <w:tmpl w:val="363E3156"/>
@@ -22648,7 +24188,7 @@
       </w:pPr>
     </w:lvl>
   </w:abstractNum>
-  <w:abstractNum w:abstractNumId="15" w15:restartNumberingAfterBreak="0">
+  <w:abstractNum w:abstractNumId="17" w15:restartNumberingAfterBreak="0">
     <w:nsid w:val="51811B7A"/>
     <w:multiLevelType w:val="hybridMultilevel"/>
     <w:tmpl w:val="087CE150"/>
@@ -22737,7 +24277,120 @@
       </w:pPr>
     </w:lvl>
   </w:abstractNum>
-  <w:abstractNum w:abstractNumId="16" w15:restartNumberingAfterBreak="0">
+  <w:abstractNum w:abstractNumId="18" w15:restartNumberingAfterBreak="0">
+    <w:nsid w:val="57220302"/>
+    <w:multiLevelType w:val="hybridMultilevel"/>
+    <w:tmpl w:val="EEE8CA4C"/>
+    <w:lvl w:ilvl="0" w:tplc="08090001">
+      <w:start w:val="1"/>
+      <w:numFmt w:val="bullet"/>
+      <w:lvlText w:val=""/>
+      <w:lvlJc w:val="left"/>
+      <w:pPr>
+        <w:ind w:left="720" w:hanging="360"/>
+      </w:pPr>
+      <w:rPr>
+        <w:rFonts w:ascii="Symbol" w:hAnsi="Symbol" w:hint="default"/>
+      </w:rPr>
+    </w:lvl>
+    <w:lvl w:ilvl="1" w:tplc="08090003" w:tentative="1">
+      <w:start w:val="1"/>
+      <w:numFmt w:val="bullet"/>
+      <w:lvlText w:val="o"/>
+      <w:lvlJc w:val="left"/>
+      <w:pPr>
+        <w:ind w:left="1440" w:hanging="360"/>
+      </w:pPr>
+      <w:rPr>
+        <w:rFonts w:ascii="Courier New" w:hAnsi="Courier New" w:cs="Courier New" w:hint="default"/>
+      </w:rPr>
+    </w:lvl>
+    <w:lvl w:ilvl="2" w:tplc="08090005" w:tentative="1">
+      <w:start w:val="1"/>
+      <w:numFmt w:val="bullet"/>
+      <w:lvlText w:val=""/>
+      <w:lvlJc w:val="left"/>
+      <w:pPr>
+        <w:ind w:left="2160" w:hanging="360"/>
+      </w:pPr>
+      <w:rPr>
+        <w:rFonts w:ascii="Wingdings" w:hAnsi="Wingdings" w:hint="default"/>
+      </w:rPr>
+    </w:lvl>
+    <w:lvl w:ilvl="3" w:tplc="08090001" w:tentative="1">
+      <w:start w:val="1"/>
+      <w:numFmt w:val="bullet"/>
+      <w:lvlText w:val=""/>
+      <w:lvlJc w:val="left"/>
+      <w:pPr>
+        <w:ind w:left="2880" w:hanging="360"/>
+      </w:pPr>
+      <w:rPr>
+        <w:rFonts w:ascii="Symbol" w:hAnsi="Symbol" w:hint="default"/>
+      </w:rPr>
+    </w:lvl>
+    <w:lvl w:ilvl="4" w:tplc="08090003" w:tentative="1">
+      <w:start w:val="1"/>
+      <w:numFmt w:val="bullet"/>
+      <w:lvlText w:val="o"/>
+      <w:lvlJc w:val="left"/>
+      <w:pPr>
+        <w:ind w:left="3600" w:hanging="360"/>
+      </w:pPr>
+      <w:rPr>
+        <w:rFonts w:ascii="Courier New" w:hAnsi="Courier New" w:cs="Courier New" w:hint="default"/>
+      </w:rPr>
+    </w:lvl>
+    <w:lvl w:ilvl="5" w:tplc="08090005" w:tentative="1">
+      <w:start w:val="1"/>
+      <w:numFmt w:val="bullet"/>
+      <w:lvlText w:val=""/>
+      <w:lvlJc w:val="left"/>
+      <w:pPr>
+        <w:ind w:left="4320" w:hanging="360"/>
+      </w:pPr>
+      <w:rPr>
+        <w:rFonts w:ascii="Wingdings" w:hAnsi="Wingdings" w:hint="default"/>
+      </w:rPr>
+    </w:lvl>
+    <w:lvl w:ilvl="6" w:tplc="08090001" w:tentative="1">
+      <w:start w:val="1"/>
+      <w:numFmt w:val="bullet"/>
+      <w:lvlText w:val=""/>
+      <w:lvlJc w:val="left"/>
+      <w:pPr>
+        <w:ind w:left="5040" w:hanging="360"/>
+      </w:pPr>
+      <w:rPr>
+        <w:rFonts w:ascii="Symbol" w:hAnsi="Symbol" w:hint="default"/>
+      </w:rPr>
+    </w:lvl>
+    <w:lvl w:ilvl="7" w:tplc="08090003" w:tentative="1">
+      <w:start w:val="1"/>
+      <w:numFmt w:val="bullet"/>
+      <w:lvlText w:val="o"/>
+      <w:lvlJc w:val="left"/>
+      <w:pPr>
+        <w:ind w:left="5760" w:hanging="360"/>
+      </w:pPr>
+      <w:rPr>
+        <w:rFonts w:ascii="Courier New" w:hAnsi="Courier New" w:cs="Courier New" w:hint="default"/>
+      </w:rPr>
+    </w:lvl>
+    <w:lvl w:ilvl="8" w:tplc="08090005" w:tentative="1">
+      <w:start w:val="1"/>
+      <w:numFmt w:val="bullet"/>
+      <w:lvlText w:val=""/>
+      <w:lvlJc w:val="left"/>
+      <w:pPr>
+        <w:ind w:left="6480" w:hanging="360"/>
+      </w:pPr>
+      <w:rPr>
+        <w:rFonts w:ascii="Wingdings" w:hAnsi="Wingdings" w:hint="default"/>
+      </w:rPr>
+    </w:lvl>
+  </w:abstractNum>
+  <w:abstractNum w:abstractNumId="19" w15:restartNumberingAfterBreak="0">
     <w:nsid w:val="5C6D15A9"/>
     <w:multiLevelType w:val="hybridMultilevel"/>
     <w:tmpl w:val="67AC9212"/>
@@ -22826,7 +24479,7 @@
       </w:pPr>
     </w:lvl>
   </w:abstractNum>
-  <w:abstractNum w:abstractNumId="17" w15:restartNumberingAfterBreak="0">
+  <w:abstractNum w:abstractNumId="20" w15:restartNumberingAfterBreak="0">
     <w:nsid w:val="5CF02341"/>
     <w:multiLevelType w:val="hybridMultilevel"/>
     <w:tmpl w:val="767E3C04"/>
@@ -22915,10 +24568,10 @@
       </w:pPr>
     </w:lvl>
   </w:abstractNum>
-  <w:abstractNum w:abstractNumId="18" w15:restartNumberingAfterBreak="0">
-    <w:nsid w:val="66231B88"/>
+  <w:abstractNum w:abstractNumId="21" w15:restartNumberingAfterBreak="0">
+    <w:nsid w:val="65292F64"/>
     <w:multiLevelType w:val="hybridMultilevel"/>
-    <w:tmpl w:val="29E24596"/>
+    <w:tmpl w:val="D5A48810"/>
     <w:lvl w:ilvl="0" w:tplc="0809000F">
       <w:start w:val="1"/>
       <w:numFmt w:val="decimal"/>
@@ -23004,7 +24657,185 @@
       </w:pPr>
     </w:lvl>
   </w:abstractNum>
-  <w:abstractNum w:abstractNumId="19" w15:restartNumberingAfterBreak="0">
+  <w:abstractNum w:abstractNumId="22" w15:restartNumberingAfterBreak="0">
+    <w:nsid w:val="66231B88"/>
+    <w:multiLevelType w:val="hybridMultilevel"/>
+    <w:tmpl w:val="29E24596"/>
+    <w:lvl w:ilvl="0" w:tplc="0809000F">
+      <w:start w:val="1"/>
+      <w:numFmt w:val="decimal"/>
+      <w:lvlText w:val="%1."/>
+      <w:lvlJc w:val="left"/>
+      <w:pPr>
+        <w:ind w:left="720" w:hanging="360"/>
+      </w:pPr>
+      <w:rPr>
+        <w:rFonts w:hint="default"/>
+      </w:rPr>
+    </w:lvl>
+    <w:lvl w:ilvl="1" w:tplc="08090019" w:tentative="1">
+      <w:start w:val="1"/>
+      <w:numFmt w:val="lowerLetter"/>
+      <w:lvlText w:val="%2."/>
+      <w:lvlJc w:val="left"/>
+      <w:pPr>
+        <w:ind w:left="1440" w:hanging="360"/>
+      </w:pPr>
+    </w:lvl>
+    <w:lvl w:ilvl="2" w:tplc="0809001B" w:tentative="1">
+      <w:start w:val="1"/>
+      <w:numFmt w:val="lowerRoman"/>
+      <w:lvlText w:val="%3."/>
+      <w:lvlJc w:val="right"/>
+      <w:pPr>
+        <w:ind w:left="2160" w:hanging="180"/>
+      </w:pPr>
+    </w:lvl>
+    <w:lvl w:ilvl="3" w:tplc="0809000F" w:tentative="1">
+      <w:start w:val="1"/>
+      <w:numFmt w:val="decimal"/>
+      <w:lvlText w:val="%4."/>
+      <w:lvlJc w:val="left"/>
+      <w:pPr>
+        <w:ind w:left="2880" w:hanging="360"/>
+      </w:pPr>
+    </w:lvl>
+    <w:lvl w:ilvl="4" w:tplc="08090019" w:tentative="1">
+      <w:start w:val="1"/>
+      <w:numFmt w:val="lowerLetter"/>
+      <w:lvlText w:val="%5."/>
+      <w:lvlJc w:val="left"/>
+      <w:pPr>
+        <w:ind w:left="3600" w:hanging="360"/>
+      </w:pPr>
+    </w:lvl>
+    <w:lvl w:ilvl="5" w:tplc="0809001B" w:tentative="1">
+      <w:start w:val="1"/>
+      <w:numFmt w:val="lowerRoman"/>
+      <w:lvlText w:val="%6."/>
+      <w:lvlJc w:val="right"/>
+      <w:pPr>
+        <w:ind w:left="4320" w:hanging="180"/>
+      </w:pPr>
+    </w:lvl>
+    <w:lvl w:ilvl="6" w:tplc="0809000F" w:tentative="1">
+      <w:start w:val="1"/>
+      <w:numFmt w:val="decimal"/>
+      <w:lvlText w:val="%7."/>
+      <w:lvlJc w:val="left"/>
+      <w:pPr>
+        <w:ind w:left="5040" w:hanging="360"/>
+      </w:pPr>
+    </w:lvl>
+    <w:lvl w:ilvl="7" w:tplc="08090019" w:tentative="1">
+      <w:start w:val="1"/>
+      <w:numFmt w:val="lowerLetter"/>
+      <w:lvlText w:val="%8."/>
+      <w:lvlJc w:val="left"/>
+      <w:pPr>
+        <w:ind w:left="5760" w:hanging="360"/>
+      </w:pPr>
+    </w:lvl>
+    <w:lvl w:ilvl="8" w:tplc="0809001B" w:tentative="1">
+      <w:start w:val="1"/>
+      <w:numFmt w:val="lowerRoman"/>
+      <w:lvlText w:val="%9."/>
+      <w:lvlJc w:val="right"/>
+      <w:pPr>
+        <w:ind w:left="6480" w:hanging="180"/>
+      </w:pPr>
+    </w:lvl>
+  </w:abstractNum>
+  <w:abstractNum w:abstractNumId="23" w15:restartNumberingAfterBreak="0">
+    <w:nsid w:val="6DEF3BF7"/>
+    <w:multiLevelType w:val="hybridMultilevel"/>
+    <w:tmpl w:val="D6007F7C"/>
+    <w:lvl w:ilvl="0" w:tplc="0809000F">
+      <w:start w:val="1"/>
+      <w:numFmt w:val="decimal"/>
+      <w:lvlText w:val="%1."/>
+      <w:lvlJc w:val="left"/>
+      <w:pPr>
+        <w:ind w:left="720" w:hanging="360"/>
+      </w:pPr>
+      <w:rPr>
+        <w:rFonts w:hint="default"/>
+      </w:rPr>
+    </w:lvl>
+    <w:lvl w:ilvl="1" w:tplc="08090019" w:tentative="1">
+      <w:start w:val="1"/>
+      <w:numFmt w:val="lowerLetter"/>
+      <w:lvlText w:val="%2."/>
+      <w:lvlJc w:val="left"/>
+      <w:pPr>
+        <w:ind w:left="1440" w:hanging="360"/>
+      </w:pPr>
+    </w:lvl>
+    <w:lvl w:ilvl="2" w:tplc="0809001B" w:tentative="1">
+      <w:start w:val="1"/>
+      <w:numFmt w:val="lowerRoman"/>
+      <w:lvlText w:val="%3."/>
+      <w:lvlJc w:val="right"/>
+      <w:pPr>
+        <w:ind w:left="2160" w:hanging="180"/>
+      </w:pPr>
+    </w:lvl>
+    <w:lvl w:ilvl="3" w:tplc="0809000F" w:tentative="1">
+      <w:start w:val="1"/>
+      <w:numFmt w:val="decimal"/>
+      <w:lvlText w:val="%4."/>
+      <w:lvlJc w:val="left"/>
+      <w:pPr>
+        <w:ind w:left="2880" w:hanging="360"/>
+      </w:pPr>
+    </w:lvl>
+    <w:lvl w:ilvl="4" w:tplc="08090019" w:tentative="1">
+      <w:start w:val="1"/>
+      <w:numFmt w:val="lowerLetter"/>
+      <w:lvlText w:val="%5."/>
+      <w:lvlJc w:val="left"/>
+      <w:pPr>
+        <w:ind w:left="3600" w:hanging="360"/>
+      </w:pPr>
+    </w:lvl>
+    <w:lvl w:ilvl="5" w:tplc="0809001B" w:tentative="1">
+      <w:start w:val="1"/>
+      <w:numFmt w:val="lowerRoman"/>
+      <w:lvlText w:val="%6."/>
+      <w:lvlJc w:val="right"/>
+      <w:pPr>
+        <w:ind w:left="4320" w:hanging="180"/>
+      </w:pPr>
+    </w:lvl>
+    <w:lvl w:ilvl="6" w:tplc="0809000F" w:tentative="1">
+      <w:start w:val="1"/>
+      <w:numFmt w:val="decimal"/>
+      <w:lvlText w:val="%7."/>
+      <w:lvlJc w:val="left"/>
+      <w:pPr>
+        <w:ind w:left="5040" w:hanging="360"/>
+      </w:pPr>
+    </w:lvl>
+    <w:lvl w:ilvl="7" w:tplc="08090019" w:tentative="1">
+      <w:start w:val="1"/>
+      <w:numFmt w:val="lowerLetter"/>
+      <w:lvlText w:val="%8."/>
+      <w:lvlJc w:val="left"/>
+      <w:pPr>
+        <w:ind w:left="5760" w:hanging="360"/>
+      </w:pPr>
+    </w:lvl>
+    <w:lvl w:ilvl="8" w:tplc="0809001B" w:tentative="1">
+      <w:start w:val="1"/>
+      <w:numFmt w:val="lowerRoman"/>
+      <w:lvlText w:val="%9."/>
+      <w:lvlJc w:val="right"/>
+      <w:pPr>
+        <w:ind w:left="6480" w:hanging="180"/>
+      </w:pPr>
+    </w:lvl>
+  </w:abstractNum>
+  <w:abstractNum w:abstractNumId="24" w15:restartNumberingAfterBreak="0">
     <w:nsid w:val="7161537C"/>
     <w:multiLevelType w:val="hybridMultilevel"/>
     <w:tmpl w:val="02082BC4"/>
@@ -23117,7 +24948,7 @@
       </w:rPr>
     </w:lvl>
   </w:abstractNum>
-  <w:abstractNum w:abstractNumId="20" w15:restartNumberingAfterBreak="0">
+  <w:abstractNum w:abstractNumId="25" w15:restartNumberingAfterBreak="0">
     <w:nsid w:val="75434B19"/>
     <w:multiLevelType w:val="hybridMultilevel"/>
     <w:tmpl w:val="D3E6CB76"/>
@@ -23206,7 +25037,7 @@
       </w:pPr>
     </w:lvl>
   </w:abstractNum>
-  <w:abstractNum w:abstractNumId="21" w15:restartNumberingAfterBreak="0">
+  <w:abstractNum w:abstractNumId="26" w15:restartNumberingAfterBreak="0">
     <w:nsid w:val="7D416A2F"/>
     <w:multiLevelType w:val="hybridMultilevel"/>
     <w:tmpl w:val="BC689CF0"/>
@@ -23296,37 +25127,37 @@
     </w:lvl>
   </w:abstractNum>
   <w:num w:numId="1" w16cid:durableId="159733540">
-    <w:abstractNumId w:val="20"/>
+    <w:abstractNumId w:val="25"/>
   </w:num>
   <w:num w:numId="2" w16cid:durableId="2095978941">
-    <w:abstractNumId w:val="9"/>
+    <w:abstractNumId w:val="11"/>
   </w:num>
   <w:num w:numId="3" w16cid:durableId="11029832">
-    <w:abstractNumId w:val="15"/>
+    <w:abstractNumId w:val="17"/>
   </w:num>
   <w:num w:numId="4" w16cid:durableId="840048785">
     <w:abstractNumId w:val="0"/>
   </w:num>
   <w:num w:numId="5" w16cid:durableId="206725374">
-    <w:abstractNumId w:val="17"/>
+    <w:abstractNumId w:val="20"/>
   </w:num>
   <w:num w:numId="6" w16cid:durableId="640041969">
-    <w:abstractNumId w:val="7"/>
+    <w:abstractNumId w:val="8"/>
   </w:num>
   <w:num w:numId="7" w16cid:durableId="675110757">
-    <w:abstractNumId w:val="12"/>
+    <w:abstractNumId w:val="14"/>
   </w:num>
   <w:num w:numId="8" w16cid:durableId="123043636">
+    <w:abstractNumId w:val="19"/>
+  </w:num>
+  <w:num w:numId="9" w16cid:durableId="142817084">
+    <w:abstractNumId w:val="6"/>
+  </w:num>
+  <w:num w:numId="10" w16cid:durableId="1292639480">
     <w:abstractNumId w:val="16"/>
   </w:num>
-  <w:num w:numId="9" w16cid:durableId="142817084">
-    <w:abstractNumId w:val="5"/>
-  </w:num>
-  <w:num w:numId="10" w16cid:durableId="1292639480">
-    <w:abstractNumId w:val="14"/>
-  </w:num>
   <w:num w:numId="11" w16cid:durableId="1568569935">
-    <w:abstractNumId w:val="10"/>
+    <w:abstractNumId w:val="12"/>
   </w:num>
   <w:num w:numId="12" w16cid:durableId="1374579481">
     <w:abstractNumId w:val="1"/>
@@ -23338,28 +25169,43 @@
     <w:abstractNumId w:val="2"/>
   </w:num>
   <w:num w:numId="15" w16cid:durableId="105320386">
-    <w:abstractNumId w:val="11"/>
+    <w:abstractNumId w:val="13"/>
   </w:num>
   <w:num w:numId="16" w16cid:durableId="570697926">
+    <w:abstractNumId w:val="26"/>
+  </w:num>
+  <w:num w:numId="17" w16cid:durableId="2106071494">
+    <w:abstractNumId w:val="9"/>
+  </w:num>
+  <w:num w:numId="18" w16cid:durableId="1715420820">
+    <w:abstractNumId w:val="24"/>
+  </w:num>
+  <w:num w:numId="19" w16cid:durableId="1991131794">
+    <w:abstractNumId w:val="7"/>
+  </w:num>
+  <w:num w:numId="20" w16cid:durableId="670065480">
+    <w:abstractNumId w:val="15"/>
+  </w:num>
+  <w:num w:numId="21" w16cid:durableId="958951395">
+    <w:abstractNumId w:val="5"/>
+  </w:num>
+  <w:num w:numId="22" w16cid:durableId="1422339748">
+    <w:abstractNumId w:val="22"/>
+  </w:num>
+  <w:num w:numId="23" w16cid:durableId="824277216">
+    <w:abstractNumId w:val="4"/>
+  </w:num>
+  <w:num w:numId="24" w16cid:durableId="770931775">
+    <w:abstractNumId w:val="18"/>
+  </w:num>
+  <w:num w:numId="25" w16cid:durableId="1692494129">
+    <w:abstractNumId w:val="10"/>
+  </w:num>
+  <w:num w:numId="26" w16cid:durableId="599025963">
     <w:abstractNumId w:val="21"/>
   </w:num>
-  <w:num w:numId="17" w16cid:durableId="2106071494">
-    <w:abstractNumId w:val="8"/>
-  </w:num>
-  <w:num w:numId="18" w16cid:durableId="1715420820">
-    <w:abstractNumId w:val="19"/>
-  </w:num>
-  <w:num w:numId="19" w16cid:durableId="1991131794">
-    <w:abstractNumId w:val="6"/>
-  </w:num>
-  <w:num w:numId="20" w16cid:durableId="670065480">
-    <w:abstractNumId w:val="13"/>
-  </w:num>
-  <w:num w:numId="21" w16cid:durableId="958951395">
-    <w:abstractNumId w:val="4"/>
-  </w:num>
-  <w:num w:numId="22" w16cid:durableId="1422339748">
-    <w:abstractNumId w:val="18"/>
+  <w:num w:numId="27" w16cid:durableId="450904167">
+    <w:abstractNumId w:val="23"/>
   </w:num>
 </w:numbering>
 </file>

--- a/Final Report.docx
+++ b/Final Report.docx
@@ -2708,6 +2708,7 @@
         <w:rPr>
           <w:rFonts w:ascii="Times New Roman" w:hAnsi="Times New Roman" w:cs="Times New Roman"/>
         </w:rPr>
+        <w:lastRenderedPageBreak/>
         <w:t>Cooperative Scenario (Paceline Cycling)</w:t>
       </w:r>
     </w:p>
@@ -2728,7 +2729,6 @@
         <w:rPr>
           <w:rFonts w:ascii="Times New Roman" w:hAnsi="Times New Roman" w:cs="Times New Roman"/>
         </w:rPr>
-        <w:lastRenderedPageBreak/>
         <w:t xml:space="preserve">This scenario implements a cooperative team </w:t>
       </w:r>
       <w:proofErr w:type="gramStart"/>
@@ -3115,6 +3115,7 @@
         <w:rPr>
           <w:rFonts w:ascii="Times New Roman" w:hAnsi="Times New Roman" w:cs="Times New Roman"/>
         </w:rPr>
+        <w:lastRenderedPageBreak/>
         <w:t xml:space="preserve">A </w:t>
       </w:r>
       <w:r>
@@ -3146,7 +3147,6 @@
         <w:rPr>
           <w:rFonts w:ascii="Times New Roman" w:hAnsi="Times New Roman" w:cs="Times New Roman"/>
         </w:rPr>
-        <w:lastRenderedPageBreak/>
         <w:t>Post-Session Analytics</w:t>
       </w:r>
       <w:r>
@@ -3365,14 +3365,8 @@
         <w:rPr>
           <w:rFonts w:ascii="Times New Roman" w:hAnsi="Times New Roman" w:cs="Times New Roman"/>
         </w:rPr>
-        <w:t xml:space="preserve">AI Interaction: In the cooperative scenario, AI teammates must respond appropriately to the user’s pace and position. In the competitive scenario. AI opponents must provide an appropriate challenge based on the user’s baseline performance. The system must adjust AI </w:t>
-      </w:r>
-      <w:r>
-        <w:rPr>
-          <w:rFonts w:ascii="Times New Roman" w:hAnsi="Times New Roman" w:cs="Times New Roman"/>
-        </w:rPr>
         <w:lastRenderedPageBreak/>
-        <w:t>difficulty based on the user’s heartrate and exertion level. The system should provide realistic AI behaviour that enhances immersion.</w:t>
+        <w:t>AI Interaction: In the cooperative scenario, AI teammates must respond appropriately to the user’s pace and position. In the competitive scenario. AI opponents must provide an appropriate challenge based on the user’s baseline performance. The system must adjust AI difficulty based on the user’s heartrate and exertion level. The system should provide realistic AI behaviour that enhances immersion.</w:t>
       </w:r>
     </w:p>
     <w:p>
@@ -3575,6 +3569,7 @@
         <w:rPr>
           <w:rFonts w:ascii="Times New Roman" w:hAnsi="Times New Roman" w:cs="Times New Roman"/>
         </w:rPr>
+        <w:lastRenderedPageBreak/>
         <w:t>TextMeshPro</w:t>
       </w:r>
       <w:proofErr w:type="spellEnd"/>
@@ -3608,7 +3603,6 @@
         <w:rPr>
           <w:rFonts w:ascii="Times New Roman" w:hAnsi="Times New Roman" w:cs="Times New Roman"/>
         </w:rPr>
-        <w:lastRenderedPageBreak/>
         <w:t>XR Core Utilities</w:t>
       </w:r>
     </w:p>
@@ -4428,7 +4422,7 @@
           <w:noProof/>
         </w:rPr>
         <w:drawing>
-          <wp:anchor distT="0" distB="0" distL="114300" distR="114300" simplePos="0" relativeHeight="251659264" behindDoc="0" locked="0" layoutInCell="1" allowOverlap="1" wp14:anchorId="6DB218F0" wp14:editId="345EA75F">
+          <wp:anchor distT="0" distB="0" distL="114300" distR="114300" simplePos="0" relativeHeight="251659264" behindDoc="0" locked="0" layoutInCell="1" allowOverlap="1" wp14:anchorId="6DB218F0" wp14:editId="1FA2808E">
             <wp:simplePos x="0" y="0"/>
             <wp:positionH relativeFrom="margin">
               <wp:align>left</wp:align>
@@ -17958,6 +17952,9 @@
         <w:jc w:val="center"/>
       </w:pPr>
       <w:r>
+        <w:rPr>
+          <w:noProof/>
+        </w:rPr>
         <w:lastRenderedPageBreak/>
         <w:drawing>
           <wp:inline distT="0" distB="0" distL="0" distR="0" wp14:anchorId="384DB6DF" wp14:editId="2160BBD8">
@@ -18072,6 +18069,9 @@
         <w:jc w:val="center"/>
       </w:pPr>
       <w:r>
+        <w:rPr>
+          <w:noProof/>
+        </w:rPr>
         <w:drawing>
           <wp:inline distT="0" distB="0" distL="0" distR="0" wp14:anchorId="7F4EB167" wp14:editId="2C729EBA">
             <wp:extent cx="3314700" cy="3471144"/>
@@ -18185,6 +18185,9 @@
         <w:jc w:val="center"/>
       </w:pPr>
       <w:r>
+        <w:rPr>
+          <w:noProof/>
+        </w:rPr>
         <w:lastRenderedPageBreak/>
         <w:drawing>
           <wp:inline distT="0" distB="0" distL="0" distR="0" wp14:anchorId="4121154D" wp14:editId="42F24D10">
@@ -18312,6 +18315,9 @@
         <w:jc w:val="center"/>
       </w:pPr>
       <w:r>
+        <w:rPr>
+          <w:noProof/>
+        </w:rPr>
         <w:lastRenderedPageBreak/>
         <w:drawing>
           <wp:inline distT="0" distB="0" distL="0" distR="0" wp14:anchorId="65D5A27B" wp14:editId="64AE69D6">
@@ -18445,6 +18451,9 @@
         <w:jc w:val="center"/>
       </w:pPr>
       <w:r>
+        <w:rPr>
+          <w:noProof/>
+        </w:rPr>
         <w:drawing>
           <wp:inline distT="0" distB="0" distL="0" distR="0" wp14:anchorId="127CE776" wp14:editId="596CC6DB">
             <wp:extent cx="4076700" cy="2965160"/>
@@ -18558,6 +18567,9 @@
         <w:jc w:val="center"/>
       </w:pPr>
       <w:r>
+        <w:rPr>
+          <w:noProof/>
+        </w:rPr>
         <w:lastRenderedPageBreak/>
         <w:drawing>
           <wp:inline distT="0" distB="0" distL="0" distR="0" wp14:anchorId="7C2D0E5B" wp14:editId="4FD72CD6">
@@ -18685,6 +18697,9 @@
         <w:jc w:val="center"/>
       </w:pPr>
       <w:r>
+        <w:rPr>
+          <w:noProof/>
+        </w:rPr>
         <w:drawing>
           <wp:inline distT="0" distB="0" distL="0" distR="0" wp14:anchorId="769E917E" wp14:editId="7AEA3626">
             <wp:extent cx="3505689" cy="1448002"/>
@@ -23638,7 +23653,7 @@
       <w:lvlText w:val="%1."/>
       <w:lvlJc w:val="left"/>
       <w:pPr>
-        <w:ind w:left="420" w:hanging="420"/>
+        <w:ind w:left="3255" w:hanging="420"/>
       </w:pPr>
       <w:rPr>
         <w:rFonts w:hint="default"/>
@@ -26231,6 +26246,7 @@
         <w:numId w:val="2"/>
       </w:numPr>
       <w:spacing w:after="0" w:line="276" w:lineRule="auto"/>
+      <w:ind w:left="420"/>
     </w:pPr>
     <w:rPr>
       <w:rFonts w:ascii="Times New Roman" w:hAnsi="Times New Roman" w:cs="Times New Roman"/>

--- a/Final Report.docx
+++ b/Final Report.docx
@@ -70,6 +70,7 @@
       <w:pPr>
         <w:pStyle w:val="CustomHeading"/>
         <w:spacing w:line="240" w:lineRule="auto"/>
+        <w:ind w:firstLine="0"/>
         <w:rPr>
           <w:b/>
           <w:bCs/>
@@ -87,6 +88,7 @@
       <w:pPr>
         <w:pStyle w:val="CustomSubheading"/>
         <w:spacing w:line="240" w:lineRule="auto"/>
+        <w:ind w:firstLine="0"/>
         <w:rPr>
           <w:b/>
           <w:bCs/>
@@ -226,7 +228,6 @@
       <w:r>
         <w:rPr>
           <w:rFonts w:ascii="Times New Roman" w:hAnsi="Times New Roman" w:cs="Times New Roman"/>
-          <w:color w:val="00B050"/>
         </w:rPr>
         <w:t>(Farrow et al., 2018)</w:t>
       </w:r>
@@ -240,293 +241,342 @@
         <w:rPr>
           <w:rFonts w:ascii="Times New Roman" w:hAnsi="Times New Roman" w:cs="Times New Roman"/>
         </w:rPr>
+        <w:t xml:space="preserve"> (Michael et al., 2020)</w:t>
+      </w:r>
+      <w:r>
+        <w:rPr>
+          <w:rFonts w:ascii="Times New Roman" w:hAnsi="Times New Roman" w:cs="Times New Roman"/>
+        </w:rPr>
+        <w:t>.</w:t>
+      </w:r>
+      <w:r>
+        <w:rPr>
+          <w:rFonts w:ascii="Times New Roman" w:hAnsi="Times New Roman" w:cs="Times New Roman"/>
+        </w:rPr>
+        <w:t xml:space="preserve"> Virtual reality allows for a wider range of virtual activities compared to flatscreen exergaming, including sports, dance, and adventure games. Additionally, VR environments </w:t>
+      </w:r>
+      <w:r>
+        <w:rPr>
+          <w:rFonts w:ascii="Times New Roman" w:hAnsi="Times New Roman" w:cs="Times New Roman"/>
+        </w:rPr>
+        <w:t>are promising treatment to</w:t>
+      </w:r>
+      <w:r>
+        <w:rPr>
+          <w:rFonts w:ascii="Times New Roman" w:hAnsi="Times New Roman" w:cs="Times New Roman"/>
+        </w:rPr>
+        <w:t xml:space="preserve"> mitigate functional decline and promote cognitive rehabilitation</w:t>
+      </w:r>
+      <w:r>
+        <w:rPr>
+          <w:rFonts w:ascii="Times New Roman" w:hAnsi="Times New Roman" w:cs="Times New Roman"/>
+        </w:rPr>
         <w:t xml:space="preserve"> </w:t>
       </w:r>
       <w:r>
         <w:rPr>
           <w:rFonts w:ascii="Times New Roman" w:hAnsi="Times New Roman" w:cs="Times New Roman"/>
-          <w:color w:val="00B050"/>
-        </w:rPr>
-        <w:t>(Michael et al., 2020)</w:t>
-      </w:r>
-      <w:r>
-        <w:rPr>
-          <w:rFonts w:ascii="Times New Roman" w:hAnsi="Times New Roman" w:cs="Times New Roman"/>
-          <w:color w:val="00B050"/>
+        </w:rPr>
+        <w:t>(Marotta et al., 2022)</w:t>
+      </w:r>
+      <w:r>
+        <w:rPr>
+          <w:rFonts w:ascii="Times New Roman" w:hAnsi="Times New Roman" w:cs="Times New Roman"/>
         </w:rPr>
         <w:t>.</w:t>
       </w:r>
       <w:r>
         <w:rPr>
           <w:rFonts w:ascii="Times New Roman" w:hAnsi="Times New Roman" w:cs="Times New Roman"/>
-          <w:color w:val="00B050"/>
         </w:rPr>
         <w:t xml:space="preserve"> </w:t>
       </w:r>
-      <w:r>
-        <w:rPr>
-          <w:rFonts w:ascii="Times New Roman" w:hAnsi="Times New Roman" w:cs="Times New Roman"/>
-        </w:rPr>
-        <w:t xml:space="preserve">Virtual reality allows for a wider range of virtual activities compared to flatscreen exergaming, including sports, dance, and adventure games. Additionally, VR environments </w:t>
-      </w:r>
-      <w:r>
-        <w:rPr>
-          <w:rFonts w:ascii="Times New Roman" w:hAnsi="Times New Roman" w:cs="Times New Roman"/>
-        </w:rPr>
-        <w:t>are promising treatment to</w:t>
-      </w:r>
-      <w:r>
-        <w:rPr>
-          <w:rFonts w:ascii="Times New Roman" w:hAnsi="Times New Roman" w:cs="Times New Roman"/>
-        </w:rPr>
-        <w:t xml:space="preserve"> mitigate functional decline and promote cognitive rehabilitation</w:t>
-      </w:r>
-      <w:r>
-        <w:rPr>
-          <w:rFonts w:ascii="Times New Roman" w:hAnsi="Times New Roman" w:cs="Times New Roman"/>
-        </w:rPr>
+    </w:p>
+    <w:p>
+      <w:pPr>
+        <w:pStyle w:val="CustomSubheading"/>
+        <w:spacing w:line="240" w:lineRule="auto"/>
+        <w:ind w:firstLine="0"/>
+        <w:rPr>
+          <w:b/>
+          <w:bCs/>
+        </w:rPr>
+      </w:pPr>
+      <w:r>
+        <w:rPr>
+          <w:b/>
+          <w:bCs/>
+        </w:rPr>
+        <w:t>Problem Statement</w:t>
+      </w:r>
+    </w:p>
+    <w:p>
+      <w:pPr>
+        <w:pStyle w:val="CustomHeading"/>
+        <w:numPr>
+          <w:ilvl w:val="0"/>
+          <w:numId w:val="0"/>
+        </w:numPr>
+      </w:pPr>
+      <w:commentRangeStart w:id="0"/>
+      <w:r>
+        <w:t xml:space="preserve">Physical inactivity has emerged as a critical global health crisis, affecting 31% of adults </w:t>
+      </w:r>
+      <w:r>
+        <w:t>worldwide</w:t>
+      </w:r>
+      <w:r>
+        <w:t xml:space="preserve"> (1.8 billion people) as of 2022.</w:t>
+      </w:r>
+      <w:r>
+        <w:t xml:space="preserve"> This is a 5% increase since 2010 and it is </w:t>
+      </w:r>
+      <w:r>
+        <w:t>predicted</w:t>
+      </w:r>
+      <w:r>
+        <w:t xml:space="preserve"> to reach 35% by 2030. Physical inactivity is a </w:t>
+      </w:r>
+      <w:r>
+        <w:t>leading</w:t>
+      </w:r>
+      <w:r>
+        <w:t xml:space="preserve"> cause of chronic diseases </w:t>
+      </w:r>
+      <w:r>
+        <w:t>like</w:t>
+      </w:r>
+      <w:r>
+        <w:t xml:space="preserve"> cardiovascular conditions, type-2 diabetes, some cancers, and dementia. It also causes muscle atrophy, which is particularly concerning for the 81% of UK office workers who</w:t>
+      </w:r>
+      <w:r>
         <w:t xml:space="preserve"> </w:t>
       </w:r>
       <w:r>
-        <w:rPr>
-          <w:rFonts w:ascii="Times New Roman" w:hAnsi="Times New Roman" w:cs="Times New Roman"/>
-          <w:color w:val="00B050"/>
-        </w:rPr>
-        <w:t>(Marotta et al., 2022)</w:t>
-      </w:r>
-      <w:r>
-        <w:rPr>
-          <w:rFonts w:ascii="Times New Roman" w:hAnsi="Times New Roman" w:cs="Times New Roman"/>
-          <w:color w:val="00B050"/>
-        </w:rPr>
+        <w:t>spend 4-9 hours daily at their desks</w:t>
+      </w:r>
+      <w:r>
         <w:t>.</w:t>
       </w:r>
       <w:r>
-        <w:rPr>
-          <w:rFonts w:ascii="Times New Roman" w:hAnsi="Times New Roman" w:cs="Times New Roman"/>
-          <w:color w:val="00B050"/>
+        <w:t xml:space="preserve"> Mental health is equally affected, with clear evidence showing that exercise prevents </w:t>
+      </w:r>
+      <w:r>
+        <w:t xml:space="preserve">or at least reduces the severity of </w:t>
+      </w:r>
+      <w:r>
+        <w:t xml:space="preserve">common disorders like depression and anxiety. </w:t>
+      </w:r>
+    </w:p>
+    <w:p>
+      <w:pPr>
+        <w:pStyle w:val="CustomHeading"/>
+        <w:numPr>
+          <w:ilvl w:val="0"/>
+          <w:numId w:val="0"/>
+        </w:numPr>
+      </w:pPr>
+      <w:r>
+        <w:t xml:space="preserve">The global cost of chronic diseases is predicted to reach $47 trillion by 2030. In workplaces physical inactivity contributes to decreased productivity, increased absence from work, and cognitive impairments that affect performance. The WHO has identified physical inactivity as the fourth leading risk factor for global mortality, contributing to 6% of deaths worldwide. </w:t>
+      </w:r>
+      <w:commentRangeEnd w:id="0"/>
+      <w:r>
+        <w:rPr>
+          <w:rStyle w:val="CommentReference"/>
+          <w:rFonts w:asciiTheme="minorHAnsi" w:hAnsiTheme="minorHAnsi" w:cstheme="minorBidi"/>
+        </w:rPr>
+        <w:commentReference w:id="0"/>
+      </w:r>
+    </w:p>
+    <w:p>
+      <w:pPr>
+        <w:spacing w:after="0" w:line="240" w:lineRule="auto"/>
+        <w:rPr>
+          <w:rFonts w:ascii="Times New Roman" w:hAnsi="Times New Roman" w:cs="Times New Roman"/>
+        </w:rPr>
+      </w:pPr>
+      <w:r>
+        <w:rPr>
+          <w:rFonts w:ascii="Times New Roman" w:hAnsi="Times New Roman" w:cs="Times New Roman"/>
+        </w:rPr>
+        <w:t>Despite the growing popularity of VR exergaming as a tool to promote physical exercise, many VR fitness applications lack dynamic social interaction implementations that effectively sustain user motivation and engagement, while research has shown that incorporating competition and cooperation in exergames can both enhance user performance and effort</w:t>
+      </w:r>
+      <w:r>
+        <w:rPr>
+          <w:rFonts w:ascii="Times New Roman" w:hAnsi="Times New Roman" w:cs="Times New Roman"/>
+        </w:rPr>
+        <w:t xml:space="preserve"> (Michael et al., 2020)</w:t>
+      </w:r>
+      <w:r>
+        <w:rPr>
+          <w:rFonts w:ascii="Times New Roman" w:hAnsi="Times New Roman" w:cs="Times New Roman"/>
+        </w:rPr>
+        <w:t>, we have a limited understanding of how these social dynamics specifically impact user experience within VR cycling. Furthermore, more existing VR exergames are not tailored towards the user’s specific fitness level, resulting in an experience that may be either too difficult or too easy, reducing long-term engagement.</w:t>
+      </w:r>
+    </w:p>
+    <w:p>
+      <w:pPr>
+        <w:spacing w:after="0" w:line="240" w:lineRule="auto"/>
+        <w:rPr>
+          <w:rFonts w:ascii="Times New Roman" w:hAnsi="Times New Roman" w:cs="Times New Roman"/>
+        </w:rPr>
+      </w:pPr>
+      <w:r>
+        <w:rPr>
+          <w:rFonts w:ascii="Times New Roman" w:hAnsi="Times New Roman" w:cs="Times New Roman"/>
+        </w:rPr>
+        <w:t xml:space="preserve">Therefore, there is a critical need for further exploration on how competitive and cooperative elements in VR cycling applications influence the user’s performance, motivation, and engagement across a diverse range of users. Additionally, the integration of adaptive AI </w:t>
+      </w:r>
+      <w:r>
+        <w:rPr>
+          <w:rFonts w:ascii="Times New Roman" w:hAnsi="Times New Roman" w:cs="Times New Roman"/>
+        </w:rPr>
+        <w:lastRenderedPageBreak/>
+        <w:t>opponents and teammates that respond to the user’s effort could provide a scalable solution for tailoring difficulty and social interaction, making VR exergaming more accessible and enjoyable. Addressing these gaps is essential for developing VR fitness solutions that are immersive, personalised, and sustainable in promoting physical exercise.</w:t>
+      </w:r>
+    </w:p>
+    <w:p>
+      <w:pPr>
+        <w:pStyle w:val="CustomSubheading"/>
+        <w:spacing w:line="240" w:lineRule="auto"/>
+        <w:ind w:firstLine="0"/>
+        <w:rPr>
+          <w:b/>
+          <w:bCs/>
+        </w:rPr>
+      </w:pPr>
+      <w:r>
+        <w:rPr>
+          <w:b/>
+          <w:bCs/>
+        </w:rPr>
+        <w:t>Aims of the project</w:t>
+      </w:r>
+      <w:r>
+        <w:rPr>
+          <w:b/>
+          <w:bCs/>
         </w:rPr>
         <w:t xml:space="preserve"> </w:t>
       </w:r>
     </w:p>
     <w:p>
       <w:pPr>
+        <w:spacing w:after="0" w:line="240" w:lineRule="auto"/>
+        <w:rPr>
+          <w:rFonts w:ascii="Times New Roman" w:hAnsi="Times New Roman" w:cs="Times New Roman"/>
+        </w:rPr>
+      </w:pPr>
+      <w:r>
+        <w:rPr>
+          <w:rFonts w:ascii="Times New Roman" w:hAnsi="Times New Roman" w:cs="Times New Roman"/>
+        </w:rPr>
+        <w:t>The aim of this project is to develop a VR cycling game with varied social interaction designs to investigate how cooperative and competitive gameplay mechanics influence user performance, engagement, and fitness outcomes. The project seeks to address the lack of accessible and engaging VR cycling platforms that cater to users with different motivational triggers and fitness levels. By integrating adaptive AI-driven scenarios and real-time feedback, the project aims to create an exergaming experience that is both engaging and inclusive for a wide range of users.</w:t>
+      </w:r>
+    </w:p>
+    <w:p>
+      <w:pPr>
+        <w:spacing w:after="0" w:line="240" w:lineRule="auto"/>
+        <w:rPr>
+          <w:rFonts w:ascii="Times New Roman" w:hAnsi="Times New Roman" w:cs="Times New Roman"/>
+        </w:rPr>
+      </w:pPr>
+      <w:r>
+        <w:rPr>
+          <w:rFonts w:ascii="Times New Roman" w:hAnsi="Times New Roman" w:cs="Times New Roman"/>
+        </w:rPr>
+        <w:t xml:space="preserve">This project aims to develop three distinct cycling scenarios. These scenarios will take place in a prototype velodrome with minimal visual clutter to distract from the </w:t>
+      </w:r>
+      <w:r>
+        <w:rPr>
+          <w:rFonts w:ascii="Times New Roman" w:hAnsi="Times New Roman" w:cs="Times New Roman"/>
+        </w:rPr>
+        <w:t xml:space="preserve">workout with the user completing the same physical workout routine through each scenario. </w:t>
+      </w:r>
+      <w:r>
+        <w:rPr>
+          <w:rFonts w:ascii="Times New Roman" w:hAnsi="Times New Roman" w:cs="Times New Roman"/>
+        </w:rPr>
+        <w:t xml:space="preserve">(1) A baseline scenario </w:t>
+      </w:r>
+      <w:r>
+        <w:rPr>
+          <w:rFonts w:ascii="Times New Roman" w:hAnsi="Times New Roman" w:cs="Times New Roman"/>
+        </w:rPr>
+        <w:t xml:space="preserve">involving the user pedalling around the velodrome on a solo bike ride, (2) a cooperative scenario involving the user pedalling around in a paceline with three AI teammates, (3) a competitive scenario involving the user pedalling around in a race competing against AI’s with performance based on the users previous </w:t>
+      </w:r>
+      <w:r>
+        <w:rPr>
+          <w:rFonts w:ascii="Times New Roman" w:hAnsi="Times New Roman" w:cs="Times New Roman"/>
+        </w:rPr>
+        <w:t xml:space="preserve">one or </w:t>
+      </w:r>
+      <w:r>
+        <w:rPr>
+          <w:rFonts w:ascii="Times New Roman" w:hAnsi="Times New Roman" w:cs="Times New Roman"/>
+        </w:rPr>
+        <w:t>two scenario performances, with relative difficulty variating based on the users current heart rate.</w:t>
+      </w:r>
+    </w:p>
+    <w:p>
+      <w:pPr>
+        <w:spacing w:after="0" w:line="240" w:lineRule="auto"/>
+        <w:rPr>
+          <w:rFonts w:ascii="Times New Roman" w:hAnsi="Times New Roman" w:cs="Times New Roman"/>
+        </w:rPr>
+      </w:pPr>
+      <w:r>
+        <w:rPr>
+          <w:rFonts w:ascii="Times New Roman" w:hAnsi="Times New Roman" w:cs="Times New Roman"/>
+        </w:rPr>
+        <w:t xml:space="preserve">This project aims to incorporate social interaction and gamification elements into VR exergaming through implementing features such as: real-time performance tracking for the user to view if </w:t>
+      </w:r>
+      <w:r>
+        <w:rPr>
+          <w:rFonts w:ascii="Times New Roman" w:hAnsi="Times New Roman" w:cs="Times New Roman"/>
+        </w:rPr>
+        <w:t>desired,</w:t>
+      </w:r>
+      <w:r>
+        <w:rPr>
+          <w:rFonts w:ascii="Times New Roman" w:hAnsi="Times New Roman" w:cs="Times New Roman"/>
+        </w:rPr>
+        <w:t xml:space="preserve"> AI teammates and opponents capable of dynamic behaviour adjustments based on user effort and exertion to maintain challenge and engagement, post-race analytics to provide users with detailed performance feedback across all scenarios.</w:t>
+      </w:r>
+    </w:p>
+    <w:p>
+      <w:pPr>
+        <w:spacing w:after="0" w:line="240" w:lineRule="auto"/>
+        <w:rPr>
+          <w:rFonts w:ascii="Times New Roman" w:hAnsi="Times New Roman" w:cs="Times New Roman"/>
+        </w:rPr>
+      </w:pPr>
+      <w:r>
+        <w:rPr>
+          <w:rFonts w:ascii="Times New Roman" w:hAnsi="Times New Roman" w:cs="Times New Roman"/>
+        </w:rPr>
+        <w:t>This project aims to evaluate user performance and engagement through a user study to assess performance metrics such as cadence, power output, heart rate, and time-to-completion across the different scenarios. Additionally, this project aims to gather qualitative feedback through surveys and questionnaires to evaluate user engagement, motivation, and experience in each scenario, as well as investigate possible correlations between user personality traits and preferences for competitive or cooperative gameplay modes.</w:t>
+      </w:r>
+    </w:p>
+    <w:p>
+      <w:pPr>
+        <w:spacing w:after="0" w:line="240" w:lineRule="auto"/>
+        <w:rPr>
+          <w:rFonts w:ascii="Times New Roman" w:hAnsi="Times New Roman" w:cs="Times New Roman"/>
+        </w:rPr>
+      </w:pPr>
+      <w:r>
+        <w:rPr>
+          <w:rFonts w:ascii="Times New Roman" w:hAnsi="Times New Roman" w:cs="Times New Roman"/>
+        </w:rPr>
+        <w:t>This project aims to ensure accessibility and usability of the system, with user interfaces designed in an intuitive manner to optimise ease of use. The implementation of adaptive AI difficulty scaling, to tailor challenge levels to users of varying levels of fitness, as well as follow UI/UX best practices to ensure users can navigate the system effectively without unnecessary complexity or barriers.</w:t>
+      </w:r>
+    </w:p>
+    <w:p>
+      <w:pPr>
         <w:pStyle w:val="CustomSubheading"/>
         <w:spacing w:line="240" w:lineRule="auto"/>
-        <w:rPr>
-          <w:b/>
-          <w:bCs/>
-        </w:rPr>
-      </w:pPr>
-      <w:r>
-        <w:rPr>
-          <w:b/>
-          <w:bCs/>
-        </w:rPr>
-        <w:t>Problem Statement</w:t>
-      </w:r>
-    </w:p>
-    <w:p>
-      <w:pPr>
-        <w:spacing w:after="0" w:line="240" w:lineRule="auto"/>
-        <w:rPr>
-          <w:rFonts w:ascii="Times New Roman" w:hAnsi="Times New Roman" w:cs="Times New Roman"/>
-        </w:rPr>
-      </w:pPr>
-      <w:r>
-        <w:rPr>
-          <w:rFonts w:ascii="Times New Roman" w:hAnsi="Times New Roman" w:cs="Times New Roman"/>
-        </w:rPr>
-        <w:t>Despite the growing popularity of VR exergaming as a tool to promote physical exercise, many VR fitness applications lack dynamic social interaction implementations that effectively sustain user motivation and engagement, while research has shown that incorporating competition and cooperation in exergames can both enhance user performance and effort</w:t>
-      </w:r>
-      <w:r>
-        <w:rPr>
-          <w:rFonts w:ascii="Times New Roman" w:hAnsi="Times New Roman" w:cs="Times New Roman"/>
-        </w:rPr>
-        <w:t xml:space="preserve"> </w:t>
-      </w:r>
-      <w:r>
-        <w:rPr>
-          <w:rFonts w:ascii="Times New Roman" w:hAnsi="Times New Roman" w:cs="Times New Roman"/>
-          <w:color w:val="00B050"/>
-        </w:rPr>
-        <w:t>(Michael et al., 2020)</w:t>
-      </w:r>
-      <w:r>
-        <w:rPr>
-          <w:rFonts w:ascii="Times New Roman" w:hAnsi="Times New Roman" w:cs="Times New Roman"/>
-          <w:color w:val="00B050"/>
-        </w:rPr>
-        <w:t xml:space="preserve">, </w:t>
-      </w:r>
-      <w:r>
-        <w:rPr>
-          <w:rFonts w:ascii="Times New Roman" w:hAnsi="Times New Roman" w:cs="Times New Roman"/>
-        </w:rPr>
-        <w:t>we have a limited understanding of how these social dynamics specifically impact user experience within VR cycling. Furthermore, more existing VR exergames are not tailored towards the user’s specific fitness level, resulting in an experience that may be either too difficult or too easy, reducing long-term engagement.</w:t>
-      </w:r>
-    </w:p>
-    <w:p>
-      <w:pPr>
-        <w:spacing w:after="0" w:line="240" w:lineRule="auto"/>
-        <w:rPr>
-          <w:rFonts w:ascii="Times New Roman" w:hAnsi="Times New Roman" w:cs="Times New Roman"/>
-        </w:rPr>
-      </w:pPr>
-      <w:r>
-        <w:rPr>
-          <w:rFonts w:ascii="Times New Roman" w:hAnsi="Times New Roman" w:cs="Times New Roman"/>
-        </w:rPr>
-        <w:t>Therefore, there is a critical need for further exploration on how competitive and cooperative elements in VR cycling applications influence the user’s performance, motivation, and engagement across a diverse range of users. Additionally, the integration of adaptive AI opponents and teammates that respond to the user’s effort could provide a scalable solution for tailoring difficulty and social interaction, making VR exergaming more accessible and enjoyable. Addressing these gaps is essential for developing VR fitness solutions that are immersive, personalised, and sustainable in promoting physical exercise.</w:t>
-      </w:r>
-    </w:p>
-    <w:p>
-      <w:pPr>
-        <w:pStyle w:val="CustomSubheading"/>
-        <w:spacing w:line="240" w:lineRule="auto"/>
-        <w:rPr>
-          <w:b/>
-          <w:bCs/>
-        </w:rPr>
-      </w:pPr>
-      <w:r>
-        <w:rPr>
-          <w:b/>
-          <w:bCs/>
-        </w:rPr>
-        <w:t>Aims of the project</w:t>
-      </w:r>
-      <w:r>
-        <w:rPr>
-          <w:b/>
-          <w:bCs/>
-        </w:rPr>
-        <w:t xml:space="preserve"> </w:t>
-      </w:r>
-    </w:p>
-    <w:p>
-      <w:pPr>
-        <w:spacing w:after="0" w:line="240" w:lineRule="auto"/>
-        <w:rPr>
-          <w:rFonts w:ascii="Times New Roman" w:hAnsi="Times New Roman" w:cs="Times New Roman"/>
-        </w:rPr>
-      </w:pPr>
-      <w:r>
-        <w:rPr>
-          <w:rFonts w:ascii="Times New Roman" w:hAnsi="Times New Roman" w:cs="Times New Roman"/>
-        </w:rPr>
-        <w:t>The aim of this project is to develop a VR cycling game with varied social interaction designs to investigate how cooperative and competitive gameplay mechanics influence user performance, engagement, and fitness outcomes. The project seeks to address the lack of accessible and engaging VR cycling platforms that cater to users with different motivational triggers and fitness levels. By integrating adaptive AI-driven scenarios and real-time feedback, the project aims to create an exergaming experience that is both engaging and inclusive for a wide range of users.</w:t>
-      </w:r>
-    </w:p>
-    <w:p>
-      <w:pPr>
-        <w:spacing w:after="0" w:line="240" w:lineRule="auto"/>
-        <w:rPr>
-          <w:rFonts w:ascii="Times New Roman" w:hAnsi="Times New Roman" w:cs="Times New Roman"/>
-        </w:rPr>
-      </w:pPr>
-      <w:r>
-        <w:rPr>
-          <w:rFonts w:ascii="Times New Roman" w:hAnsi="Times New Roman" w:cs="Times New Roman"/>
-        </w:rPr>
-        <w:t xml:space="preserve">This project aims to develop three distinct cycling scenarios. These scenarios will take place in a prototype velodrome with minimal visual clutter to distract from the </w:t>
-      </w:r>
-      <w:r>
-        <w:rPr>
-          <w:rFonts w:ascii="Times New Roman" w:hAnsi="Times New Roman" w:cs="Times New Roman"/>
-        </w:rPr>
-        <w:t xml:space="preserve">workout with the </w:t>
-      </w:r>
-      <w:r>
-        <w:rPr>
-          <w:rFonts w:ascii="Times New Roman" w:hAnsi="Times New Roman" w:cs="Times New Roman"/>
-        </w:rPr>
-        <w:lastRenderedPageBreak/>
-        <w:t xml:space="preserve">user completing the same physical workout routine through each scenario. </w:t>
-      </w:r>
-      <w:r>
-        <w:rPr>
-          <w:rFonts w:ascii="Times New Roman" w:hAnsi="Times New Roman" w:cs="Times New Roman"/>
-        </w:rPr>
-        <w:t xml:space="preserve">(1) A baseline scenario </w:t>
-      </w:r>
-      <w:r>
-        <w:rPr>
-          <w:rFonts w:ascii="Times New Roman" w:hAnsi="Times New Roman" w:cs="Times New Roman"/>
-        </w:rPr>
-        <w:t xml:space="preserve">involving the user pedalling around the velodrome on a solo bike ride, (2) a cooperative scenario involving the user pedalling around in a paceline with three AI teammates, (3) a competitive scenario involving the user pedalling around in a race competing against AI’s with performance based on the users previous </w:t>
-      </w:r>
-      <w:r>
-        <w:rPr>
-          <w:rFonts w:ascii="Times New Roman" w:hAnsi="Times New Roman" w:cs="Times New Roman"/>
-        </w:rPr>
-        <w:t xml:space="preserve">one or </w:t>
-      </w:r>
-      <w:r>
-        <w:rPr>
-          <w:rFonts w:ascii="Times New Roman" w:hAnsi="Times New Roman" w:cs="Times New Roman"/>
-        </w:rPr>
-        <w:t>two scenario performances, with relative difficulty variating based on the users current heart rate.</w:t>
-      </w:r>
-    </w:p>
-    <w:p>
-      <w:pPr>
-        <w:spacing w:after="0" w:line="240" w:lineRule="auto"/>
-        <w:rPr>
-          <w:rFonts w:ascii="Times New Roman" w:hAnsi="Times New Roman" w:cs="Times New Roman"/>
-        </w:rPr>
-      </w:pPr>
-      <w:r>
-        <w:rPr>
-          <w:rFonts w:ascii="Times New Roman" w:hAnsi="Times New Roman" w:cs="Times New Roman"/>
-        </w:rPr>
-        <w:t xml:space="preserve">This project aims to incorporate social interaction and gamification elements into VR exergaming through implementing features such as: real-time performance tracking for the user to view if </w:t>
-      </w:r>
-      <w:r>
-        <w:rPr>
-          <w:rFonts w:ascii="Times New Roman" w:hAnsi="Times New Roman" w:cs="Times New Roman"/>
-        </w:rPr>
-        <w:t>desired,</w:t>
-      </w:r>
-      <w:r>
-        <w:rPr>
-          <w:rFonts w:ascii="Times New Roman" w:hAnsi="Times New Roman" w:cs="Times New Roman"/>
-        </w:rPr>
-        <w:t xml:space="preserve"> AI teammates and opponents capable of dynamic behaviour adjustments based on user effort and exertion to maintain challenge and engagement, post-race analytics to provide users with detailed performance feedback across all scenarios.</w:t>
-      </w:r>
-    </w:p>
-    <w:p>
-      <w:pPr>
-        <w:spacing w:after="0" w:line="240" w:lineRule="auto"/>
-        <w:rPr>
-          <w:rFonts w:ascii="Times New Roman" w:hAnsi="Times New Roman" w:cs="Times New Roman"/>
-        </w:rPr>
-      </w:pPr>
-      <w:r>
-        <w:rPr>
-          <w:rFonts w:ascii="Times New Roman" w:hAnsi="Times New Roman" w:cs="Times New Roman"/>
-        </w:rPr>
-        <w:t>This project aims to evaluate user performance and engagement through a user study to assess performance metrics such as cadence, power output, heart rate, and time-to-completion across the different scenarios. Additionally, this project aims to gather qualitative feedback through surveys and questionnaires to evaluate user engagement, motivation, and experience in each scenario, as well as investigate possible correlations between user personality traits and preferences for competitive or cooperative gameplay modes.</w:t>
-      </w:r>
-    </w:p>
-    <w:p>
-      <w:pPr>
-        <w:spacing w:after="0" w:line="240" w:lineRule="auto"/>
-        <w:rPr>
-          <w:rFonts w:ascii="Times New Roman" w:hAnsi="Times New Roman" w:cs="Times New Roman"/>
-        </w:rPr>
-      </w:pPr>
-      <w:r>
-        <w:rPr>
-          <w:rFonts w:ascii="Times New Roman" w:hAnsi="Times New Roman" w:cs="Times New Roman"/>
-        </w:rPr>
-        <w:t>This project aims to ensure accessibility and usability of the system, with user interfaces designed in an intuitive manner to optimise ease of use. The implementation of adaptive AI difficulty scaling, to tailor challenge levels to users of varying levels of fitness, as well as follow UI/UX best practices to ensure users can navigate the system effectively without unnecessary complexity or barriers.</w:t>
-      </w:r>
-    </w:p>
-    <w:p>
-      <w:pPr>
-        <w:pStyle w:val="CustomSubheading"/>
-        <w:spacing w:line="240" w:lineRule="auto"/>
+        <w:ind w:firstLine="0"/>
         <w:rPr>
           <w:b/>
           <w:bCs/>
@@ -548,6 +598,7 @@
           <w:numId w:val="30"/>
         </w:numPr>
         <w:spacing w:after="0" w:line="240" w:lineRule="auto"/>
+        <w:ind w:firstLine="0"/>
         <w:rPr>
           <w:rFonts w:ascii="Times New Roman" w:hAnsi="Times New Roman" w:cs="Times New Roman"/>
         </w:rPr>
@@ -567,6 +618,7 @@
           <w:numId w:val="30"/>
         </w:numPr>
         <w:spacing w:after="0" w:line="240" w:lineRule="auto"/>
+        <w:ind w:firstLine="0"/>
         <w:rPr>
           <w:rFonts w:ascii="Times New Roman" w:hAnsi="Times New Roman" w:cs="Times New Roman"/>
         </w:rPr>
@@ -586,15 +638,23 @@
           <w:numId w:val="30"/>
         </w:numPr>
         <w:spacing w:after="0" w:line="240" w:lineRule="auto"/>
-        <w:rPr>
-          <w:rFonts w:ascii="Times New Roman" w:hAnsi="Times New Roman" w:cs="Times New Roman"/>
-        </w:rPr>
-      </w:pPr>
-      <w:r>
-        <w:rPr>
-          <w:rFonts w:ascii="Times New Roman" w:hAnsi="Times New Roman" w:cs="Times New Roman"/>
-        </w:rPr>
-        <w:t>Health and rehabilitation professionals. Physical therapists and rehabilitation specialists looking for innovative ways to encourage cardiovascular exercise and rehabilitation training through VR. Could be adapted for patients needing low impact yet engaging cardio sessions in controlled environments.</w:t>
+        <w:ind w:firstLine="0"/>
+        <w:rPr>
+          <w:rFonts w:ascii="Times New Roman" w:hAnsi="Times New Roman" w:cs="Times New Roman"/>
+        </w:rPr>
+      </w:pPr>
+      <w:r>
+        <w:rPr>
+          <w:rFonts w:ascii="Times New Roman" w:hAnsi="Times New Roman" w:cs="Times New Roman"/>
+        </w:rPr>
+        <w:t xml:space="preserve">Health and rehabilitation professionals. Physical therapists and rehabilitation specialists looking for innovative ways to encourage cardiovascular exercise and </w:t>
+      </w:r>
+      <w:r>
+        <w:rPr>
+          <w:rFonts w:ascii="Times New Roman" w:hAnsi="Times New Roman" w:cs="Times New Roman"/>
+        </w:rPr>
+        <w:lastRenderedPageBreak/>
+        <w:t>rehabilitation training through VR. Could be adapted for patients needing low impact yet engaging cardio sessions in controlled environments.</w:t>
       </w:r>
     </w:p>
     <w:p>
@@ -605,6 +665,7 @@
           <w:numId w:val="30"/>
         </w:numPr>
         <w:spacing w:after="0" w:line="240" w:lineRule="auto"/>
+        <w:ind w:firstLine="0"/>
         <w:rPr>
           <w:rFonts w:ascii="Times New Roman" w:hAnsi="Times New Roman" w:cs="Times New Roman"/>
         </w:rPr>
@@ -648,6 +709,7 @@
           <w:numId w:val="30"/>
         </w:numPr>
         <w:spacing w:after="0" w:line="240" w:lineRule="auto"/>
+        <w:ind w:firstLine="0"/>
         <w:rPr>
           <w:rFonts w:ascii="Times New Roman" w:hAnsi="Times New Roman" w:cs="Times New Roman"/>
         </w:rPr>
@@ -667,28 +729,23 @@
           <w:numId w:val="30"/>
         </w:numPr>
         <w:spacing w:after="0" w:line="240" w:lineRule="auto"/>
-        <w:rPr>
-          <w:rFonts w:ascii="Times New Roman" w:hAnsi="Times New Roman" w:cs="Times New Roman"/>
-        </w:rPr>
-      </w:pPr>
-      <w:r>
-        <w:rPr>
-          <w:rFonts w:ascii="Times New Roman" w:hAnsi="Times New Roman" w:cs="Times New Roman"/>
-        </w:rPr>
-        <w:t xml:space="preserve">The VR and gaming industry. VR developers seeking to expand into the fitness and wellness market with products that combine entertainment with physical benefits. </w:t>
-      </w:r>
-      <w:r>
-        <w:rPr>
-          <w:rFonts w:ascii="Times New Roman" w:hAnsi="Times New Roman" w:cs="Times New Roman"/>
-        </w:rPr>
-        <w:lastRenderedPageBreak/>
-        <w:t>Companies working on hardware that could integrate social and adaptive features into their platforms.</w:t>
+        <w:ind w:firstLine="0"/>
+        <w:rPr>
+          <w:rFonts w:ascii="Times New Roman" w:hAnsi="Times New Roman" w:cs="Times New Roman"/>
+        </w:rPr>
+      </w:pPr>
+      <w:r>
+        <w:rPr>
+          <w:rFonts w:ascii="Times New Roman" w:hAnsi="Times New Roman" w:cs="Times New Roman"/>
+        </w:rPr>
+        <w:t>The VR and gaming industry. VR developers seeking to expand into the fitness and wellness market with products that combine entertainment with physical benefits. Companies working on hardware that could integrate social and adaptive features into their platforms.</w:t>
       </w:r>
     </w:p>
     <w:p>
       <w:pPr>
         <w:pStyle w:val="CustomSubheading"/>
         <w:spacing w:line="240" w:lineRule="auto"/>
+        <w:ind w:firstLine="0"/>
         <w:rPr>
           <w:b/>
           <w:bCs/>
@@ -734,6 +791,7 @@
       <w:pPr>
         <w:pStyle w:val="ListBullet"/>
         <w:spacing w:after="0" w:line="240" w:lineRule="auto"/>
+        <w:ind w:firstLine="0"/>
         <w:rPr>
           <w:rFonts w:ascii="Times New Roman" w:hAnsi="Times New Roman" w:cs="Times New Roman"/>
         </w:rPr>
@@ -749,6 +807,7 @@
       <w:pPr>
         <w:pStyle w:val="ListBullet"/>
         <w:spacing w:after="0" w:line="240" w:lineRule="auto"/>
+        <w:ind w:firstLine="0"/>
         <w:rPr>
           <w:rFonts w:ascii="Times New Roman" w:hAnsi="Times New Roman" w:cs="Times New Roman"/>
         </w:rPr>
@@ -770,6 +829,7 @@
       <w:pPr>
         <w:pStyle w:val="ListBullet"/>
         <w:spacing w:after="0" w:line="240" w:lineRule="auto"/>
+        <w:ind w:firstLine="0"/>
         <w:rPr>
           <w:rFonts w:ascii="Times New Roman" w:hAnsi="Times New Roman" w:cs="Times New Roman"/>
         </w:rPr>
@@ -785,6 +845,7 @@
       <w:pPr>
         <w:pStyle w:val="ListBullet"/>
         <w:spacing w:after="0" w:line="240" w:lineRule="auto"/>
+        <w:ind w:firstLine="0"/>
         <w:rPr>
           <w:rFonts w:ascii="Times New Roman" w:hAnsi="Times New Roman" w:cs="Times New Roman"/>
         </w:rPr>
@@ -806,6 +867,7 @@
       <w:pPr>
         <w:pStyle w:val="ListBullet"/>
         <w:spacing w:after="0" w:line="240" w:lineRule="auto"/>
+        <w:ind w:firstLine="0"/>
         <w:rPr>
           <w:rFonts w:ascii="Times New Roman" w:hAnsi="Times New Roman" w:cs="Times New Roman"/>
         </w:rPr>
@@ -825,7 +887,7 @@
           <w:numId w:val="0"/>
         </w:numPr>
         <w:spacing w:after="0" w:line="240" w:lineRule="auto"/>
-        <w:ind w:left="360" w:hanging="360"/>
+        <w:ind w:left="360"/>
         <w:rPr>
           <w:rFonts w:ascii="Times New Roman" w:hAnsi="Times New Roman" w:cs="Times New Roman"/>
         </w:rPr>
@@ -841,6 +903,7 @@
       <w:pPr>
         <w:pStyle w:val="ListBullet"/>
         <w:spacing w:after="0" w:line="240" w:lineRule="auto"/>
+        <w:ind w:firstLine="0"/>
         <w:rPr>
           <w:rFonts w:ascii="Times New Roman" w:hAnsi="Times New Roman" w:cs="Times New Roman"/>
         </w:rPr>
@@ -856,6 +919,7 @@
       <w:pPr>
         <w:pStyle w:val="ListBullet"/>
         <w:spacing w:after="0" w:line="240" w:lineRule="auto"/>
+        <w:ind w:firstLine="0"/>
         <w:rPr>
           <w:rFonts w:ascii="Times New Roman" w:hAnsi="Times New Roman" w:cs="Times New Roman"/>
         </w:rPr>
@@ -871,6 +935,7 @@
       <w:pPr>
         <w:pStyle w:val="ListBullet"/>
         <w:spacing w:after="0" w:line="240" w:lineRule="auto"/>
+        <w:ind w:firstLine="0"/>
         <w:rPr>
           <w:rFonts w:ascii="Times New Roman" w:hAnsi="Times New Roman" w:cs="Times New Roman"/>
         </w:rPr>
@@ -886,6 +951,7 @@
       <w:pPr>
         <w:pStyle w:val="ListBullet"/>
         <w:spacing w:after="0" w:line="240" w:lineRule="auto"/>
+        <w:ind w:firstLine="0"/>
         <w:rPr>
           <w:rFonts w:ascii="Times New Roman" w:hAnsi="Times New Roman" w:cs="Times New Roman"/>
         </w:rPr>
@@ -901,6 +967,7 @@
       <w:pPr>
         <w:pStyle w:val="ListBullet"/>
         <w:spacing w:after="0" w:line="240" w:lineRule="auto"/>
+        <w:ind w:firstLine="0"/>
         <w:rPr>
           <w:rFonts w:ascii="Times New Roman" w:hAnsi="Times New Roman" w:cs="Times New Roman"/>
         </w:rPr>
@@ -927,6 +994,8 @@
     <w:p>
       <w:pPr>
         <w:pStyle w:val="CustomSubheading"/>
+        <w:spacing w:line="240" w:lineRule="auto"/>
+        <w:ind w:firstLine="0"/>
         <w:rPr>
           <w:b/>
           <w:bCs/>
@@ -947,8 +1016,11 @@
           <w:ilvl w:val="0"/>
           <w:numId w:val="31"/>
         </w:numPr>
-      </w:pPr>
-      <w:r>
+        <w:spacing w:line="240" w:lineRule="auto"/>
+        <w:ind w:firstLine="0"/>
+      </w:pPr>
+      <w:r>
+        <w:lastRenderedPageBreak/>
         <w:t>How do competitive and cooperative dynamics impact user performance in VR Exergaming?</w:t>
       </w:r>
     </w:p>
@@ -959,6 +1031,8 @@
           <w:ilvl w:val="0"/>
           <w:numId w:val="31"/>
         </w:numPr>
+        <w:spacing w:line="240" w:lineRule="auto"/>
+        <w:ind w:firstLine="0"/>
       </w:pPr>
       <w:r>
         <w:t>Does competition or cooperation lead to higher engagement and motivation compared to solo cycling?</w:t>
@@ -971,6 +1045,8 @@
           <w:ilvl w:val="0"/>
           <w:numId w:val="31"/>
         </w:numPr>
+        <w:spacing w:line="240" w:lineRule="auto"/>
+        <w:ind w:firstLine="0"/>
       </w:pPr>
       <w:r>
         <w:t>How do different personality types respond to competitive vs cooperative VR exergaming scenarios?</w:t>
@@ -983,6 +1059,8 @@
           <w:ilvl w:val="0"/>
           <w:numId w:val="31"/>
         </w:numPr>
+        <w:spacing w:line="240" w:lineRule="auto"/>
+        <w:ind w:firstLine="0"/>
       </w:pPr>
       <w:r>
         <w:t>Can AI-driven real-time adjustments improve user experience and maintain challenge levels across different fitness levels?</w:t>
@@ -993,8 +1071,10 @@
         <w:pStyle w:val="CustomHeading"/>
         <w:numPr>
           <w:ilvl w:val="0"/>
-          <w:numId w:val="31"/>
-        </w:numPr>
+          <w:numId w:val="0"/>
+        </w:numPr>
+        <w:spacing w:line="240" w:lineRule="auto"/>
+        <w:ind w:left="420"/>
       </w:pPr>
       <w:r>
         <w:t>What role do social interaction mechanics play in sustaining long-term engagement with VR-based fitness activities?</w:t>
@@ -1003,7 +1083,6 @@
     <w:p>
       <w:pPr>
         <w:pStyle w:val="CustomHeading"/>
-        <w:spacing w:line="240" w:lineRule="auto"/>
         <w:rPr>
           <w:b/>
           <w:bCs/>
@@ -1021,6 +1100,7 @@
       <w:pPr>
         <w:pStyle w:val="CustomSubheading"/>
         <w:spacing w:line="240" w:lineRule="auto"/>
+        <w:ind w:firstLine="0"/>
         <w:rPr>
           <w:b/>
           <w:bCs/>
@@ -1038,18 +1118,179 @@
       <w:pPr>
         <w:pStyle w:val="CustomSubSubheading"/>
         <w:spacing w:line="240" w:lineRule="auto"/>
-        <w:rPr>
-          <w:b/>
-          <w:bCs/>
-        </w:rPr>
-      </w:pPr>
-      <w:r>
-        <w:rPr>
-          <w:b/>
-          <w:bCs/>
+        <w:ind w:firstLine="0"/>
+        <w:rPr>
+          <w:b/>
+          <w:bCs/>
+        </w:rPr>
+      </w:pPr>
+      <w:r>
+        <w:rPr>
+          <w:b/>
+          <w:bCs/>
+        </w:rPr>
+        <w:t>Competition and Cooperation in Exergaming</w:t>
+      </w:r>
+    </w:p>
+    <w:p>
+      <w:pPr>
+        <w:spacing w:after="0" w:line="240" w:lineRule="auto"/>
+        <w:rPr>
+          <w:rFonts w:ascii="Times New Roman" w:hAnsi="Times New Roman" w:cs="Times New Roman"/>
+        </w:rPr>
+      </w:pPr>
+      <w:r>
+        <w:rPr>
+          <w:rFonts w:ascii="Times New Roman" w:hAnsi="Times New Roman" w:cs="Times New Roman"/>
+        </w:rPr>
+        <w:t>Exergaming is a field which has gained traction in research over the last 10-15 years. Studies have suggested that exergames have the potential to motivate inactive individuals to exercise (Warburton et al</w:t>
+      </w:r>
+      <w:r>
+        <w:rPr>
+          <w:rFonts w:ascii="Times New Roman" w:hAnsi="Times New Roman" w:cs="Times New Roman"/>
+        </w:rPr>
+        <w:t>.</w:t>
+      </w:r>
+      <w:r>
+        <w:rPr>
+          <w:rFonts w:ascii="Times New Roman" w:hAnsi="Times New Roman" w:cs="Times New Roman"/>
+        </w:rPr>
+        <w:t>, 2007), but that they can also struggle with prolonged adherence similar to conventional exercise (Mestre, Dagonneau &amp; Mercier, 2011). The focus on this project, however, is to see how changes in social dynamics in cooperative and competitive environments impact exercise adherence, enjoyment, motivation, and performance, and to additionally see if results correlate with particular personality types favouring different dynamics.</w:t>
+      </w:r>
+    </w:p>
+    <w:p>
+      <w:pPr>
+        <w:spacing w:after="0" w:line="240" w:lineRule="auto"/>
+        <w:rPr>
+          <w:rFonts w:ascii="Times New Roman" w:hAnsi="Times New Roman" w:cs="Times New Roman"/>
+        </w:rPr>
+      </w:pPr>
+      <w:r>
+        <w:rPr>
+          <w:rFonts w:ascii="Times New Roman" w:hAnsi="Times New Roman" w:cs="Times New Roman"/>
+        </w:rPr>
+        <w:t xml:space="preserve">Previous studies show that competitive and cooperative factors in exergames </w:t>
+      </w:r>
+      <w:r>
+        <w:rPr>
+          <w:rFonts w:ascii="Times New Roman" w:hAnsi="Times New Roman" w:cs="Times New Roman"/>
+        </w:rPr>
+        <w:t xml:space="preserve">influence user motivation. Peng &amp; Crouse (2013) used an exergame possessing three different scenarios, (1) A single player mode </w:t>
+      </w:r>
+      <w:r>
+        <w:rPr>
+          <w:rFonts w:ascii="Times New Roman" w:hAnsi="Times New Roman" w:cs="Times New Roman"/>
+        </w:rPr>
+        <w:t xml:space="preserve">where users played against their self pretest score; (2) a cooperative mode with another player in the same physical space; (3) a mode with another player in parallel competition in separate physical spaces. In this study they found (3) parallel competition to be the optimal mode, resulting in high enjoyment and future play motivation and high physical intensity. </w:t>
+      </w:r>
+      <w:r>
+        <w:rPr>
+          <w:rFonts w:ascii="Times New Roman" w:hAnsi="Times New Roman" w:cs="Times New Roman"/>
+        </w:rPr>
+        <w:t xml:space="preserve">The study also found that cooperation was more enjoyable and motivating than solitary play, but the singleplayer mode led to greater levels of physical exertion. </w:t>
+      </w:r>
+    </w:p>
+    <w:p>
+      <w:pPr>
+        <w:spacing w:after="0" w:line="240" w:lineRule="auto"/>
+        <w:rPr>
+          <w:rFonts w:ascii="Times New Roman" w:hAnsi="Times New Roman" w:cs="Times New Roman"/>
+        </w:rPr>
+      </w:pPr>
+      <w:r>
+        <w:rPr>
+          <w:rFonts w:ascii="Times New Roman" w:hAnsi="Times New Roman" w:cs="Times New Roman"/>
+        </w:rPr>
+        <w:t>Competition can have a strong impact on intrinsic motivation (Song et al</w:t>
+      </w:r>
+      <w:r>
+        <w:rPr>
+          <w:rFonts w:ascii="Times New Roman" w:hAnsi="Times New Roman" w:cs="Times New Roman"/>
+        </w:rPr>
+        <w:t>.,</w:t>
+      </w:r>
+      <w:r>
+        <w:rPr>
+          <w:rFonts w:ascii="Times New Roman" w:hAnsi="Times New Roman" w:cs="Times New Roman"/>
+        </w:rPr>
+        <w:t xml:space="preserve"> 2009), a study that explored both highly and lowly competitive individuals in both highly and lowly competitive conditions found that intrinsic motivation could be increased for highly competitive individuals when presented with competitive exergaming settings, however that for less competitive individuals being placed in a competitive environment suffered detrimental effects to their exercise experience, reducing their enjoyment and their likelihood of engaging in further sessions.</w:t>
+      </w:r>
+    </w:p>
+    <w:p>
+      <w:pPr>
+        <w:spacing w:after="0" w:line="240" w:lineRule="auto"/>
+        <w:rPr>
+          <w:rFonts w:ascii="Times New Roman" w:hAnsi="Times New Roman" w:cs="Times New Roman"/>
+        </w:rPr>
+      </w:pPr>
+      <w:r>
+        <w:rPr>
+          <w:rFonts w:ascii="Times New Roman" w:hAnsi="Times New Roman" w:cs="Times New Roman"/>
+        </w:rPr>
+        <w:t xml:space="preserve">Cooperative dynamics have also exhibited benefits in the field of exergaming. A study on Adolescent exergame play for weight loss and psychosocial improvement (Staiano, Abraham &amp; Calvert (2013) had participants from a public </w:t>
+      </w:r>
+      <w:r>
+        <w:rPr>
+          <w:rFonts w:ascii="Times New Roman" w:hAnsi="Times New Roman" w:cs="Times New Roman"/>
+        </w:rPr>
+        <w:t>high school</w:t>
+      </w:r>
+      <w:r>
+        <w:rPr>
+          <w:rFonts w:ascii="Times New Roman" w:hAnsi="Times New Roman" w:cs="Times New Roman"/>
+        </w:rPr>
+        <w:t xml:space="preserve"> randomly assigned to different modes (competitive, cooperative, control) within the Nintendo Wii Active game for 30-60 minutes. Results showed that players in the cooperative exergame lost significantly more weight than the control group which didn’t lose any weight. The competitive players did not differ significantly from the other conditions. It was also found that cooperative players significantly increased in self-efficacy compared to the control group and both competitive and cooperative players significantly increased in peer support. This concluding that exergames, particularly in cooperative settings can be an effective tool for weight loss among youth.</w:t>
+      </w:r>
+    </w:p>
+    <w:p>
+      <w:pPr>
+        <w:spacing w:after="0" w:line="240" w:lineRule="auto"/>
+        <w:rPr>
+          <w:rFonts w:ascii="Times New Roman" w:hAnsi="Times New Roman" w:cs="Times New Roman"/>
+        </w:rPr>
+      </w:pPr>
+      <w:r>
+        <w:rPr>
+          <w:rFonts w:ascii="Times New Roman" w:hAnsi="Times New Roman" w:cs="Times New Roman"/>
+        </w:rPr>
+        <w:t>Recent cross-sectional studies further examined the effects of competition and cooperation on exercise performance in immersive virtual reality cycle exergames (shaw et al</w:t>
+      </w:r>
+      <w:r>
+        <w:rPr>
+          <w:rFonts w:ascii="Times New Roman" w:hAnsi="Times New Roman" w:cs="Times New Roman"/>
+        </w:rPr>
+        <w:t>.,</w:t>
+      </w:r>
+      <w:r>
+        <w:rPr>
+          <w:rFonts w:ascii="Times New Roman" w:hAnsi="Times New Roman" w:cs="Times New Roman"/>
+        </w:rPr>
+        <w:t xml:space="preserve"> 2016). In one </w:t>
+      </w:r>
+      <w:r>
+        <w:rPr>
+          <w:rFonts w:ascii="Times New Roman" w:hAnsi="Times New Roman" w:cs="Times New Roman"/>
         </w:rPr>
         <w:lastRenderedPageBreak/>
-        <w:t>Competition and Cooperation in Exergaming</w:t>
+        <w:t>study, competing against a ghost of the user’s previous session resulted in a greater distance travelled by the user compared to cycling with a virtual trainer present. Additionally, the ghost mode was rated as more enjoyable than both solo cycling and cycling with a virtual trainer. A follow-up study revealed that a competitive virtual trainer system elicited greater distance travelled and caloric expenditure compared to a cooperative virtual trainer system and was rated as more motivating. Interestingly, in both studies, self-reported enjoyment and motivation did not significantly correlate with actual performance metrics (distance travelled, and calories burned). These findings reinforce the effectiveness of competitive elements in exergaming as tools to elicit higher levels of exercise, demonstrating that competitors can successfully substitute for human opponents in driving improved performance.</w:t>
+      </w:r>
+    </w:p>
+    <w:p>
+      <w:pPr>
+        <w:pStyle w:val="CustomSubSubheading"/>
+        <w:spacing w:line="240" w:lineRule="auto"/>
+        <w:ind w:firstLine="0"/>
+        <w:rPr>
+          <w:b/>
+          <w:bCs/>
+        </w:rPr>
+      </w:pPr>
+      <w:r>
+        <w:rPr>
+          <w:b/>
+          <w:bCs/>
+        </w:rPr>
+        <w:t>Interactive Feedforward in Exergaming</w:t>
       </w:r>
     </w:p>
     <w:p>
@@ -1063,47 +1304,199 @@
         <w:rPr>
           <w:rFonts w:ascii="Times New Roman" w:hAnsi="Times New Roman" w:cs="Times New Roman"/>
         </w:rPr>
-        <w:t xml:space="preserve">Exergaming is a field which has gained traction in research over the last 10-15 years. Studies have suggested that exergames have the potential to motivate inactive individuals to exercise </w:t>
-      </w:r>
-      <w:r>
-        <w:rPr>
-          <w:rFonts w:ascii="Times New Roman" w:hAnsi="Times New Roman" w:cs="Times New Roman"/>
-          <w:color w:val="00B050"/>
-        </w:rPr>
-        <w:t>(Warburton et al</w:t>
-      </w:r>
-      <w:r>
-        <w:rPr>
-          <w:rFonts w:ascii="Times New Roman" w:hAnsi="Times New Roman" w:cs="Times New Roman"/>
-          <w:color w:val="00B050"/>
+        <w:t>Interactive feedforward is an interactive adaptation of the psychological feedforward training method where rapid improvements in performance are achieved by creating self-models showing previously unachieved performance levels (Barathi et al</w:t>
+      </w:r>
+      <w:r>
+        <w:rPr>
+          <w:rFonts w:ascii="Times New Roman" w:hAnsi="Times New Roman" w:cs="Times New Roman"/>
+        </w:rPr>
+        <w:t>.,</w:t>
+      </w:r>
+      <w:r>
+        <w:rPr>
+          <w:rFonts w:ascii="Times New Roman" w:hAnsi="Times New Roman" w:cs="Times New Roman"/>
+        </w:rPr>
+        <w:t xml:space="preserve"> 2020)</w:t>
+      </w:r>
+      <w:r>
+        <w:rPr>
+          <w:rFonts w:ascii="Times New Roman" w:hAnsi="Times New Roman" w:cs="Times New Roman"/>
+        </w:rPr>
+        <w:t>. It can be used to enhance performance, understanding, and engagement by providing users with previous of potential outcomes and guiding them towards better results.</w:t>
+      </w:r>
+    </w:p>
+    <w:p>
+      <w:pPr>
+        <w:spacing w:after="0" w:line="240" w:lineRule="auto"/>
+        <w:rPr>
+          <w:rFonts w:ascii="Times New Roman" w:hAnsi="Times New Roman" w:cs="Times New Roman"/>
+        </w:rPr>
+      </w:pPr>
+      <w:r>
+        <w:rPr>
+          <w:rFonts w:ascii="Times New Roman" w:hAnsi="Times New Roman" w:cs="Times New Roman"/>
+        </w:rPr>
+        <w:t>Unlike traditional feedback, which focuses on past performance, feedforward focuses on future possibilities and potential outcomes. Its about anticipating what might happen and guiding users toward desired results. Interactive feedforward takes this concept further by incorporating real-time interaction and feedback within the system. This allows for dynamic adjustments and improvements as the user progresses.</w:t>
+      </w:r>
+    </w:p>
+    <w:p>
+      <w:pPr>
+        <w:spacing w:after="0" w:line="240" w:lineRule="auto"/>
+        <w:rPr>
+          <w:rFonts w:ascii="Times New Roman" w:hAnsi="Times New Roman" w:cs="Times New Roman"/>
+        </w:rPr>
+      </w:pPr>
+      <w:r>
+        <w:rPr>
+          <w:rFonts w:ascii="Times New Roman" w:hAnsi="Times New Roman" w:cs="Times New Roman"/>
+        </w:rPr>
+        <w:t>A</w:t>
+      </w:r>
+      <w:r>
+        <w:rPr>
+          <w:rFonts w:ascii="Times New Roman" w:hAnsi="Times New Roman" w:cs="Times New Roman"/>
+        </w:rPr>
+        <w:t xml:space="preserve"> HIIT (High Intensity Interval Training) 4-week</w:t>
+      </w:r>
+      <w:r>
+        <w:rPr>
+          <w:rFonts w:ascii="Times New Roman" w:hAnsi="Times New Roman" w:cs="Times New Roman"/>
+        </w:rPr>
+        <w:t xml:space="preserve"> longitudinal study on exergaming with the use of interactive feedforward had </w:t>
+      </w:r>
+      <w:r>
+        <w:rPr>
+          <w:rFonts w:ascii="Times New Roman" w:hAnsi="Times New Roman" w:cs="Times New Roman"/>
+        </w:rPr>
+        <w:t>user’s</w:t>
+      </w:r>
+      <w:r>
+        <w:rPr>
+          <w:rFonts w:ascii="Times New Roman" w:hAnsi="Times New Roman" w:cs="Times New Roman"/>
+        </w:rPr>
+        <w:t xml:space="preserve"> </w:t>
+      </w:r>
+      <w:r>
+        <w:rPr>
+          <w:rFonts w:ascii="Times New Roman" w:hAnsi="Times New Roman" w:cs="Times New Roman"/>
+        </w:rPr>
+        <w:t>complete workouts with no ghost condition, and with a ghost condition where logged performances were</w:t>
+      </w:r>
+      <w:r>
+        <w:rPr>
+          <w:rFonts w:ascii="Times New Roman" w:hAnsi="Times New Roman" w:cs="Times New Roman"/>
+        </w:rPr>
+        <w:t xml:space="preserve"> put into a ghost non-player character with an increased performance of 5%</w:t>
+      </w:r>
+      <w:r>
+        <w:rPr>
+          <w:rFonts w:ascii="Times New Roman" w:hAnsi="Times New Roman" w:cs="Times New Roman"/>
+        </w:rPr>
+        <w:t xml:space="preserve"> to visualise the future potential performance of the user. During this study participants who engaged in the non-competitive scenario made an average performance gain of 8%, compared to the participants who engaged in the competitive scenario using interactive feedforward made an average performance gain of 16%. Additionally, participants in the competitive (Multi-Ghost) group found that they were more intrinsically motivated, had a greater perceived competence, and but in a greater amount of effort, compared to the solo cycling group (Non-Competitive)</w:t>
+      </w:r>
+      <w:r>
+        <w:rPr>
+          <w:rFonts w:ascii="Times New Roman" w:hAnsi="Times New Roman" w:cs="Times New Roman"/>
+        </w:rPr>
+        <w:t xml:space="preserve"> (Michael et al</w:t>
+      </w:r>
+      <w:r>
+        <w:rPr>
+          <w:rFonts w:ascii="Times New Roman" w:hAnsi="Times New Roman" w:cs="Times New Roman"/>
+        </w:rPr>
+        <w:t>.,</w:t>
+      </w:r>
+      <w:r>
+        <w:rPr>
+          <w:rFonts w:ascii="Times New Roman" w:hAnsi="Times New Roman" w:cs="Times New Roman"/>
+        </w:rPr>
+        <w:t xml:space="preserve"> 2020). Overall, this study proved that interactive feedforward can be an effective method of improving player performance over time. </w:t>
+      </w:r>
+    </w:p>
+    <w:p>
+      <w:pPr>
+        <w:spacing w:after="0" w:line="240" w:lineRule="auto"/>
+        <w:rPr>
+          <w:rFonts w:ascii="Times New Roman" w:hAnsi="Times New Roman" w:cs="Times New Roman"/>
+        </w:rPr>
+      </w:pPr>
+      <w:r>
+        <w:rPr>
+          <w:rFonts w:ascii="Times New Roman" w:hAnsi="Times New Roman" w:cs="Times New Roman"/>
+        </w:rPr>
+        <w:t xml:space="preserve">A study in 2018 examined the application of interactive feedforward in high-intensity VR exergaming, addressing the gap in effective protocols for high intensity exercise in virtual environments. Researchers tested the interactive feedforward training technique by having participants cycle against either models of their own </w:t>
+      </w:r>
+      <w:r>
+        <w:rPr>
+          <w:rFonts w:ascii="Times New Roman" w:hAnsi="Times New Roman" w:cs="Times New Roman"/>
+        </w:rPr>
+        <w:t>selves’</w:t>
+      </w:r>
+      <w:r>
+        <w:rPr>
+          <w:rFonts w:ascii="Times New Roman" w:hAnsi="Times New Roman" w:cs="Times New Roman"/>
+        </w:rPr>
+        <w:t xml:space="preserve"> previous performances, or virtual competitors, with varying levels of resistance and awareness. The results demonstrated that interactive feedforward successfully enhanced participant performance while preserving intrinsic motivation, even when participants were aware of the interventions. Notably, competing against modified self-models proved more effective than competing against virtual competitors. These findings suggest that interactive feedforward offers a promising approach for designing high-intensity VR exergames that can simultaneously improve physical performance and maintain user engagement</w:t>
+      </w:r>
+      <w:r>
+        <w:rPr>
+          <w:rFonts w:ascii="Times New Roman" w:hAnsi="Times New Roman" w:cs="Times New Roman"/>
+        </w:rPr>
+        <w:t xml:space="preserve"> (Barathi et al</w:t>
+      </w:r>
+      <w:r>
+        <w:rPr>
+          <w:rFonts w:ascii="Times New Roman" w:hAnsi="Times New Roman" w:cs="Times New Roman"/>
+        </w:rPr>
+        <w:t>.,</w:t>
+      </w:r>
+      <w:r>
+        <w:rPr>
+          <w:rFonts w:ascii="Times New Roman" w:hAnsi="Times New Roman" w:cs="Times New Roman"/>
+        </w:rPr>
+        <w:t xml:space="preserve"> 2018)</w:t>
+      </w:r>
+      <w:r>
+        <w:rPr>
+          <w:rFonts w:ascii="Times New Roman" w:hAnsi="Times New Roman" w:cs="Times New Roman"/>
         </w:rPr>
         <w:t>.</w:t>
       </w:r>
-      <w:r>
-        <w:rPr>
-          <w:rFonts w:ascii="Times New Roman" w:hAnsi="Times New Roman" w:cs="Times New Roman"/>
-          <w:color w:val="00B050"/>
-        </w:rPr>
-        <w:t xml:space="preserve">, 2007), </w:t>
-      </w:r>
-      <w:r>
-        <w:rPr>
-          <w:rFonts w:ascii="Times New Roman" w:hAnsi="Times New Roman" w:cs="Times New Roman"/>
-        </w:rPr>
-        <w:t xml:space="preserve">but that they can also struggle with prolonged adherence similar to conventional exercise </w:t>
-      </w:r>
-      <w:r>
-        <w:rPr>
-          <w:rFonts w:ascii="Times New Roman" w:hAnsi="Times New Roman" w:cs="Times New Roman"/>
-          <w:color w:val="00B050"/>
-        </w:rPr>
-        <w:t xml:space="preserve">(Mestre, Dagonneau &amp; Mercier, 2011). </w:t>
-      </w:r>
-      <w:r>
-        <w:rPr>
-          <w:rFonts w:ascii="Times New Roman" w:hAnsi="Times New Roman" w:cs="Times New Roman"/>
-        </w:rPr>
-        <w:t>The focus on this project, however, is to see how changes in social dynamics in cooperative and competitive environments impact exercise adherence, enjoyment, motivation, and performance, and to additionally see if results correlate with particular personality types favouring different dynamics.</w:t>
+    </w:p>
+    <w:p>
+      <w:pPr>
+        <w:pStyle w:val="CustomSubheading"/>
+        <w:spacing w:line="240" w:lineRule="auto"/>
+        <w:ind w:firstLine="0"/>
+        <w:rPr>
+          <w:b/>
+          <w:bCs/>
+        </w:rPr>
+      </w:pPr>
+      <w:r>
+        <w:rPr>
+          <w:b/>
+          <w:bCs/>
+        </w:rPr>
+        <w:t>Effects of a lack of exercise</w:t>
+      </w:r>
+    </w:p>
+    <w:p>
+      <w:pPr>
+        <w:pStyle w:val="CustomSubSubheading"/>
+        <w:spacing w:line="240" w:lineRule="auto"/>
+        <w:ind w:firstLine="0"/>
+        <w:rPr>
+          <w:b/>
+          <w:bCs/>
+        </w:rPr>
+      </w:pPr>
+      <w:r>
+        <w:rPr>
+          <w:b/>
+          <w:bCs/>
+        </w:rPr>
+        <w:t>Physical Health Consequences</w:t>
       </w:r>
     </w:p>
     <w:p>
@@ -1117,38 +1510,128 @@
         <w:rPr>
           <w:rFonts w:ascii="Times New Roman" w:hAnsi="Times New Roman" w:cs="Times New Roman"/>
         </w:rPr>
-        <w:t xml:space="preserve">Previous studies show that competitive and cooperative factors in exergames </w:t>
-      </w:r>
-      <w:r>
-        <w:rPr>
-          <w:rFonts w:ascii="Times New Roman" w:hAnsi="Times New Roman" w:cs="Times New Roman"/>
-        </w:rPr>
-        <w:t xml:space="preserve">influence user motivation. </w:t>
-      </w:r>
-      <w:r>
-        <w:rPr>
-          <w:rFonts w:ascii="Times New Roman" w:hAnsi="Times New Roman" w:cs="Times New Roman"/>
-          <w:color w:val="00B050"/>
-        </w:rPr>
-        <w:t xml:space="preserve">Peng &amp; Crouse (2013) </w:t>
-      </w:r>
-      <w:r>
-        <w:rPr>
-          <w:rFonts w:ascii="Times New Roman" w:hAnsi="Times New Roman" w:cs="Times New Roman"/>
-        </w:rPr>
-        <w:t xml:space="preserve">used an exergame possessing three different scenarios, (1) A single player mode </w:t>
-      </w:r>
-      <w:r>
-        <w:rPr>
-          <w:rFonts w:ascii="Times New Roman" w:hAnsi="Times New Roman" w:cs="Times New Roman"/>
-        </w:rPr>
-        <w:t xml:space="preserve">where users played against their self pretest score; (2) a cooperative mode with another player in the same physical space; (3) a mode with another player in parallel competition in separate physical spaces. In this study they found (3) parallel competition to be the optimal mode, resulting in high enjoyment and future play motivation and high physical intensity. </w:t>
-      </w:r>
-      <w:r>
-        <w:rPr>
-          <w:rFonts w:ascii="Times New Roman" w:hAnsi="Times New Roman" w:cs="Times New Roman"/>
-        </w:rPr>
-        <w:t xml:space="preserve">The study also found that cooperation was more enjoyable and motivating than solitary play, but the singleplayer mode led to greater levels of physical exertion. </w:t>
+        <w:t>Physical inactivity is a primary cause of most chronic diseases (Booth</w:t>
+      </w:r>
+      <w:r>
+        <w:rPr>
+          <w:rFonts w:ascii="Times New Roman" w:hAnsi="Times New Roman" w:cs="Times New Roman"/>
+        </w:rPr>
+        <w:t>, Roberts and Laye, 2012</w:t>
+      </w:r>
+      <w:r>
+        <w:rPr>
+          <w:rFonts w:ascii="Times New Roman" w:hAnsi="Times New Roman" w:cs="Times New Roman"/>
+        </w:rPr>
+        <w:t xml:space="preserve">). </w:t>
+      </w:r>
+      <w:r>
+        <w:rPr>
+          <w:rFonts w:ascii="Times New Roman" w:hAnsi="Times New Roman" w:cs="Times New Roman"/>
+        </w:rPr>
+        <w:t>In 2022 31% of adults worldwide (1.8 billion people), did not meet the recommended levels of physical activity</w:t>
+      </w:r>
+      <w:r>
+        <w:rPr>
+          <w:rFonts w:ascii="Times New Roman" w:hAnsi="Times New Roman" w:cs="Times New Roman"/>
+        </w:rPr>
+        <w:t xml:space="preserve"> (World Health Organization, 2024)</w:t>
+      </w:r>
+      <w:r>
+        <w:rPr>
+          <w:rFonts w:ascii="Times New Roman" w:hAnsi="Times New Roman" w:cs="Times New Roman"/>
+        </w:rPr>
+        <w:t>.</w:t>
+      </w:r>
+      <w:r>
+        <w:rPr>
+          <w:rFonts w:ascii="Times New Roman" w:hAnsi="Times New Roman" w:cs="Times New Roman"/>
+        </w:rPr>
+        <w:t xml:space="preserve"> This is an increase of 5 percent points between 2010 and 2022. If this trend continues, the proportion of adults not meeting </w:t>
+      </w:r>
+      <w:r>
+        <w:rPr>
+          <w:rFonts w:ascii="Times New Roman" w:hAnsi="Times New Roman" w:cs="Times New Roman"/>
+        </w:rPr>
+        <w:lastRenderedPageBreak/>
+        <w:t>recommended levels of physical activity is projected to rise to 35% by 2030</w:t>
+      </w:r>
+      <w:r>
+        <w:rPr>
+          <w:rFonts w:ascii="Times New Roman" w:hAnsi="Times New Roman" w:cs="Times New Roman"/>
+        </w:rPr>
+        <w:t xml:space="preserve"> (World Health Organization, 2024)</w:t>
+      </w:r>
+      <w:r>
+        <w:rPr>
+          <w:rFonts w:ascii="Times New Roman" w:hAnsi="Times New Roman" w:cs="Times New Roman"/>
+        </w:rPr>
+        <w:t>.</w:t>
+      </w:r>
+      <w:r>
+        <w:rPr>
+          <w:rFonts w:ascii="Times New Roman" w:hAnsi="Times New Roman" w:cs="Times New Roman"/>
+        </w:rPr>
+        <w:t xml:space="preserve"> Physical inactivity puts adults at greater risk of cardiovascular diseases such as heart attacks and strokes, type 2 diabetes, dementia and cancers such as breast and colon. </w:t>
+      </w:r>
+      <w:r>
+        <w:rPr>
+          <w:rFonts w:ascii="Times New Roman" w:hAnsi="Times New Roman" w:cs="Times New Roman"/>
+        </w:rPr>
+        <w:t xml:space="preserve">Additionally, physical inactivity can cause physiologic muscle atrophy as </w:t>
+      </w:r>
+      <w:r>
+        <w:rPr>
+          <w:rFonts w:ascii="Times New Roman" w:hAnsi="Times New Roman" w:cs="Times New Roman"/>
+        </w:rPr>
+        <w:t>people’s</w:t>
+      </w:r>
+      <w:r>
+        <w:rPr>
+          <w:rFonts w:ascii="Times New Roman" w:hAnsi="Times New Roman" w:cs="Times New Roman"/>
+        </w:rPr>
+        <w:t xml:space="preserve"> muscles aren’t being used enough. This is particularly a problem for those who have seated jobs</w:t>
+      </w:r>
+      <w:r>
+        <w:rPr>
+          <w:rFonts w:ascii="Times New Roman" w:hAnsi="Times New Roman" w:cs="Times New Roman"/>
+        </w:rPr>
+        <w:t xml:space="preserve"> (Medline Plus, 2019)</w:t>
+      </w:r>
+      <w:r>
+        <w:rPr>
+          <w:rFonts w:ascii="Times New Roman" w:hAnsi="Times New Roman" w:cs="Times New Roman"/>
+        </w:rPr>
+        <w:t>, and considering it is claimed 81% of UK office workers spend between four and nine hours each day sitting at their desk</w:t>
+      </w:r>
+      <w:r>
+        <w:rPr>
+          <w:rFonts w:ascii="Times New Roman" w:hAnsi="Times New Roman" w:cs="Times New Roman"/>
+        </w:rPr>
+        <w:t xml:space="preserve"> (Bean, 2018)</w:t>
+      </w:r>
+      <w:r>
+        <w:rPr>
+          <w:rFonts w:ascii="Times New Roman" w:hAnsi="Times New Roman" w:cs="Times New Roman"/>
+        </w:rPr>
+        <w:t>, this is a considerable concern for a large amount of the population.</w:t>
+      </w:r>
+    </w:p>
+    <w:p>
+      <w:pPr>
+        <w:pStyle w:val="CustomSubSubheading"/>
+        <w:spacing w:line="240" w:lineRule="auto"/>
+        <w:ind w:firstLine="0"/>
+        <w:rPr>
+          <w:b/>
+          <w:bCs/>
+        </w:rPr>
+      </w:pPr>
+      <w:r>
+        <w:rPr>
+          <w:b/>
+          <w:bCs/>
+        </w:rPr>
+        <w:t>Mental Health Impacts</w:t>
       </w:r>
     </w:p>
     <w:p>
@@ -1162,34 +1645,43 @@
         <w:rPr>
           <w:rFonts w:ascii="Times New Roman" w:hAnsi="Times New Roman" w:cs="Times New Roman"/>
         </w:rPr>
-        <w:t xml:space="preserve">Competition can have a strong impact on intrinsic motivation </w:t>
-      </w:r>
-      <w:r>
-        <w:rPr>
-          <w:rFonts w:ascii="Times New Roman" w:hAnsi="Times New Roman" w:cs="Times New Roman"/>
-          <w:color w:val="00B050"/>
-        </w:rPr>
-        <w:t>(Song et al</w:t>
-      </w:r>
-      <w:r>
-        <w:rPr>
-          <w:rFonts w:ascii="Times New Roman" w:hAnsi="Times New Roman" w:cs="Times New Roman"/>
-          <w:color w:val="00B050"/>
-        </w:rPr>
-        <w:t>.,</w:t>
-      </w:r>
-      <w:r>
-        <w:rPr>
-          <w:rFonts w:ascii="Times New Roman" w:hAnsi="Times New Roman" w:cs="Times New Roman"/>
-          <w:color w:val="00B050"/>
-        </w:rPr>
-        <w:t xml:space="preserve"> 2009), </w:t>
-      </w:r>
-      <w:r>
-        <w:rPr>
-          <w:rFonts w:ascii="Times New Roman" w:hAnsi="Times New Roman" w:cs="Times New Roman"/>
-        </w:rPr>
-        <w:t>a study that explored both highly and lowly competitive individuals in both highly and lowly competitive conditions found that intrinsic motivation could be increased for highly competitive individuals when presented with competitive exergaming settings, however that for less competitive individuals being placed in a competitive environment suffered detrimental effects to their exercise experience, reducing their enjoyment and their likelihood of engaging in further sessions.</w:t>
+        <w:t>Mental illness has become a major health problem worldwide, particularly during COVID-19 it was estimated that approximately 12% of the global population had various mental illnesses, which was associated with a significant burden on healthcare systems like the NHS</w:t>
+      </w:r>
+      <w:r>
+        <w:rPr>
+          <w:rFonts w:ascii="Times New Roman" w:hAnsi="Times New Roman" w:cs="Times New Roman"/>
+        </w:rPr>
+        <w:t xml:space="preserve"> translating into approximately 5% of disability-adjusted life years lost </w:t>
+      </w:r>
+      <w:r>
+        <w:rPr>
+          <w:rFonts w:ascii="Times New Roman" w:hAnsi="Times New Roman" w:cs="Times New Roman"/>
+        </w:rPr>
+        <w:t>(Schuch and Vancampfort, 2021).</w:t>
+      </w:r>
+      <w:r>
+        <w:rPr>
+          <w:rFonts w:ascii="Times New Roman" w:hAnsi="Times New Roman" w:cs="Times New Roman"/>
+        </w:rPr>
+        <w:t xml:space="preserve"> This research found compelling evidence that physical activity and exercise can prevent common mental disorders, such as depression and anxiety disorders, and have multiple beneficial factors on the physical and mental health of people who already have mental health disorders.</w:t>
+      </w:r>
+    </w:p>
+    <w:p>
+      <w:pPr>
+        <w:pStyle w:val="CustomSubSubheading"/>
+        <w:spacing w:line="240" w:lineRule="auto"/>
+        <w:ind w:firstLine="0"/>
+        <w:rPr>
+          <w:b/>
+          <w:bCs/>
+        </w:rPr>
+      </w:pPr>
+      <w:r>
+        <w:rPr>
+          <w:b/>
+          <w:bCs/>
+        </w:rPr>
+        <w:t>Societal and Economic Costs</w:t>
       </w:r>
     </w:p>
     <w:p>
@@ -1203,32 +1695,85 @@
         <w:rPr>
           <w:rFonts w:ascii="Times New Roman" w:hAnsi="Times New Roman" w:cs="Times New Roman"/>
         </w:rPr>
-        <w:t xml:space="preserve">Cooperative dynamics have also exhibited benefits in the field of exergaming. A study on Adolescent exergame play for weight loss and psychosocial improvement </w:t>
-      </w:r>
-      <w:r>
-        <w:rPr>
-          <w:rFonts w:ascii="Times New Roman" w:hAnsi="Times New Roman" w:cs="Times New Roman"/>
-          <w:color w:val="00B050"/>
-        </w:rPr>
-        <w:t xml:space="preserve">(Staiano, Abraham &amp; Calvert (2013) </w:t>
-      </w:r>
-      <w:r>
-        <w:rPr>
-          <w:rFonts w:ascii="Times New Roman" w:hAnsi="Times New Roman" w:cs="Times New Roman"/>
-        </w:rPr>
-        <w:t xml:space="preserve">had participants from a public </w:t>
-      </w:r>
-      <w:r>
-        <w:rPr>
-          <w:rFonts w:ascii="Times New Roman" w:hAnsi="Times New Roman" w:cs="Times New Roman"/>
-        </w:rPr>
-        <w:t>high school</w:t>
-      </w:r>
-      <w:r>
-        <w:rPr>
-          <w:rFonts w:ascii="Times New Roman" w:hAnsi="Times New Roman" w:cs="Times New Roman"/>
-        </w:rPr>
-        <w:t xml:space="preserve"> randomly assigned to different modes (competitive, cooperative, control) within the Nintendo Wii Active game for 30-60 minutes. Results showed that players in the cooperative exergame lost significantly more weight than the control group which didn’t lose any weight. The competitive players did not differ significantly from the other conditions. It was also found that cooperative players significantly increased in self-efficacy compared to the control group and both competitive and cooperative players significantly increased in peer support. This concluding that exergames, particularly in cooperative settings can be an effective tool for weight loss among youth.</w:t>
+        <w:t xml:space="preserve">According to the World Health Organization (WHO), 63% of worldwide deaths in 2008 were caused by major preventable diseases </w:t>
+      </w:r>
+      <w:r>
+        <w:rPr>
+          <w:rFonts w:ascii="Times New Roman" w:hAnsi="Times New Roman" w:cs="Times New Roman"/>
+        </w:rPr>
+        <w:t>(GLOBAL ACTION PLAN FOR THE PREVENTION AND CONTROL OF NONCOMMUNICABLE DISEASES, 2013)</w:t>
+      </w:r>
+      <w:r>
+        <w:rPr>
+          <w:rFonts w:ascii="Times New Roman" w:hAnsi="Times New Roman" w:cs="Times New Roman"/>
+        </w:rPr>
+        <w:t xml:space="preserve">. In 2011, the cost of chronic disease worldwide was estimated to reach $47 trillion by 2030 </w:t>
+      </w:r>
+      <w:r>
+        <w:rPr>
+          <w:rFonts w:ascii="Times New Roman" w:hAnsi="Times New Roman" w:cs="Times New Roman"/>
+        </w:rPr>
+        <w:t>(Methodological Appendix: The Global Economic Burden of Non-Communicable Diseases, 2011)</w:t>
+      </w:r>
+      <w:r>
+        <w:rPr>
+          <w:rFonts w:ascii="Times New Roman" w:hAnsi="Times New Roman" w:cs="Times New Roman"/>
+        </w:rPr>
+        <w:t xml:space="preserve">. </w:t>
+      </w:r>
+      <w:r>
+        <w:rPr>
+          <w:rFonts w:ascii="Times New Roman" w:hAnsi="Times New Roman" w:cs="Times New Roman"/>
+        </w:rPr>
+        <w:t>Physical inactivity at work leads to decreased productivity and increased absenteeism due to various health issues and cognitive impairments. Reduced physical activity can cause</w:t>
+      </w:r>
+      <w:r>
+        <w:rPr>
+          <w:rFonts w:ascii="Times New Roman" w:hAnsi="Times New Roman" w:cs="Times New Roman"/>
+        </w:rPr>
+        <w:t xml:space="preserve"> </w:t>
+      </w:r>
+      <w:r>
+        <w:rPr>
+          <w:rFonts w:ascii="Times New Roman" w:hAnsi="Times New Roman" w:cs="Times New Roman"/>
+        </w:rPr>
+        <w:t>fatigue, musculoskeletal problems, and menta</w:t>
+      </w:r>
+      <w:r>
+        <w:rPr>
+          <w:rFonts w:ascii="Times New Roman" w:hAnsi="Times New Roman" w:cs="Times New Roman"/>
+        </w:rPr>
+        <w:t xml:space="preserve">l health issues, all of which contribute to time off work. Additionally, a lack of physical activity can impair cognitive function, making it harder for employees to focus and concentrate, impacting their productivity while at work. In terms of presenteeism, individuals who are not physically active lose a larger amount of working time (between 2,6 and 3,71 days per year) compared to an individual who is physically active </w:t>
+      </w:r>
+      <w:r>
+        <w:rPr>
+          <w:rFonts w:ascii="Times New Roman" w:hAnsi="Times New Roman" w:cs="Times New Roman"/>
+        </w:rPr>
+        <w:t>(Hafner et al., 2019)</w:t>
+      </w:r>
+      <w:r>
+        <w:rPr>
+          <w:rFonts w:ascii="Times New Roman" w:hAnsi="Times New Roman" w:cs="Times New Roman"/>
+        </w:rPr>
+        <w:t xml:space="preserve">. </w:t>
+      </w:r>
+    </w:p>
+    <w:p>
+      <w:pPr>
+        <w:pStyle w:val="CustomSubSubheading"/>
+        <w:spacing w:line="240" w:lineRule="auto"/>
+        <w:ind w:firstLine="0"/>
+        <w:rPr>
+          <w:b/>
+          <w:bCs/>
+        </w:rPr>
+      </w:pPr>
+      <w:r>
+        <w:rPr>
+          <w:b/>
+          <w:bCs/>
+        </w:rPr>
+        <w:t>The Sedentary Lifestyle Trend</w:t>
       </w:r>
     </w:p>
     <w:p>
@@ -1242,707 +1787,18 @@
         <w:rPr>
           <w:rFonts w:ascii="Times New Roman" w:hAnsi="Times New Roman" w:cs="Times New Roman"/>
         </w:rPr>
-        <w:t xml:space="preserve">Recent cross-sectional studies further examined the effects of competition and cooperation on exercise performance in immersive virtual reality cycle exergames </w:t>
-      </w:r>
-      <w:r>
-        <w:rPr>
-          <w:rFonts w:ascii="Times New Roman" w:hAnsi="Times New Roman" w:cs="Times New Roman"/>
-          <w:color w:val="00B050"/>
-        </w:rPr>
-        <w:t>(shaw et al</w:t>
-      </w:r>
-      <w:r>
-        <w:rPr>
-          <w:rFonts w:ascii="Times New Roman" w:hAnsi="Times New Roman" w:cs="Times New Roman"/>
-          <w:color w:val="00B050"/>
-        </w:rPr>
-        <w:t>.,</w:t>
-      </w:r>
-      <w:r>
-        <w:rPr>
-          <w:rFonts w:ascii="Times New Roman" w:hAnsi="Times New Roman" w:cs="Times New Roman"/>
-          <w:color w:val="00B050"/>
-        </w:rPr>
-        <w:t xml:space="preserve"> 2016). </w:t>
-      </w:r>
-      <w:r>
-        <w:rPr>
-          <w:rFonts w:ascii="Times New Roman" w:hAnsi="Times New Roman" w:cs="Times New Roman"/>
-        </w:rPr>
-        <w:t>In one study, competing against a ghost of the user’s previous session resulted in a greater distance travelled by the user compared to cycling with a virtual trainer present. Additionally, the ghost mode was rated as more enjoyable than both solo cycling and cycling with a virtual trainer. A follow-up study revealed that a competitive virtual trainer system elicited greater distance travelled and caloric expenditure compared to a cooperative virtual trainer system and was rated as more motivating. Interestingly, in both studies, self-reported enjoyment and motivation did not significantly correlate with actual performance metrics (distance travelled, and calories burned). These findings reinforce the effectiveness of competitive elements in exergaming as tools to elicit higher levels of exercise, demonstrating that competitors can successfully substitute for human opponents in driving improved performance.</w:t>
-      </w:r>
-    </w:p>
-    <w:p>
-      <w:pPr>
-        <w:pStyle w:val="CustomSubSubheading"/>
-        <w:spacing w:line="240" w:lineRule="auto"/>
-        <w:rPr>
-          <w:b/>
-          <w:bCs/>
-        </w:rPr>
-      </w:pPr>
-      <w:r>
-        <w:rPr>
-          <w:b/>
-          <w:bCs/>
-        </w:rPr>
-        <w:t>Interactive Feedforward in Exergaming</w:t>
-      </w:r>
-    </w:p>
-    <w:p>
-      <w:pPr>
-        <w:spacing w:after="0" w:line="240" w:lineRule="auto"/>
-        <w:rPr>
-          <w:rFonts w:ascii="Times New Roman" w:hAnsi="Times New Roman" w:cs="Times New Roman"/>
-        </w:rPr>
-      </w:pPr>
-      <w:r>
-        <w:rPr>
-          <w:rFonts w:ascii="Times New Roman" w:hAnsi="Times New Roman" w:cs="Times New Roman"/>
-        </w:rPr>
-        <w:lastRenderedPageBreak/>
-        <w:t xml:space="preserve">Interactive feedforward is an interactive adaptation of the psychological feedforward training method where rapid improvements in performance are achieved by creating self-models showing previously unachieved performance levels </w:t>
-      </w:r>
-      <w:r>
-        <w:rPr>
-          <w:rFonts w:ascii="Times New Roman" w:hAnsi="Times New Roman" w:cs="Times New Roman"/>
-          <w:color w:val="00B050"/>
-        </w:rPr>
-        <w:t>(Barathi et al</w:t>
-      </w:r>
-      <w:r>
-        <w:rPr>
-          <w:rFonts w:ascii="Times New Roman" w:hAnsi="Times New Roman" w:cs="Times New Roman"/>
-          <w:color w:val="00B050"/>
-        </w:rPr>
-        <w:t>.,</w:t>
-      </w:r>
-      <w:r>
-        <w:rPr>
-          <w:rFonts w:ascii="Times New Roman" w:hAnsi="Times New Roman" w:cs="Times New Roman"/>
-          <w:color w:val="00B050"/>
-        </w:rPr>
-        <w:t xml:space="preserve"> 2020)</w:t>
-      </w:r>
-      <w:r>
-        <w:rPr>
-          <w:rFonts w:ascii="Times New Roman" w:hAnsi="Times New Roman" w:cs="Times New Roman"/>
-          <w:color w:val="00B050"/>
-        </w:rPr>
-        <w:t xml:space="preserve">. </w:t>
-      </w:r>
-      <w:r>
-        <w:rPr>
-          <w:rFonts w:ascii="Times New Roman" w:hAnsi="Times New Roman" w:cs="Times New Roman"/>
-        </w:rPr>
-        <w:t>It can be used to enhance performance, understanding, and engagement by providing users with previous of potential outcomes and guiding them towards better results.</w:t>
-      </w:r>
-    </w:p>
-    <w:p>
-      <w:pPr>
-        <w:spacing w:after="0" w:line="240" w:lineRule="auto"/>
-        <w:rPr>
-          <w:rFonts w:ascii="Times New Roman" w:hAnsi="Times New Roman" w:cs="Times New Roman"/>
-        </w:rPr>
-      </w:pPr>
-      <w:r>
-        <w:rPr>
-          <w:rFonts w:ascii="Times New Roman" w:hAnsi="Times New Roman" w:cs="Times New Roman"/>
-        </w:rPr>
-        <w:t>Unlike traditional feedback, which focuses on past performance, feedforward focuses on future possibilities and potential outcomes. Its about anticipating what might happen and guiding users toward desired results. Interactive feedforward takes this concept further by incorporating real-time interaction and feedback within the system. This allows for dynamic adjustments and improvements as the user progresses.</w:t>
-      </w:r>
-    </w:p>
-    <w:p>
-      <w:pPr>
-        <w:spacing w:after="0" w:line="240" w:lineRule="auto"/>
-        <w:rPr>
-          <w:rFonts w:ascii="Times New Roman" w:hAnsi="Times New Roman" w:cs="Times New Roman"/>
-        </w:rPr>
-      </w:pPr>
-      <w:r>
-        <w:rPr>
-          <w:rFonts w:ascii="Times New Roman" w:hAnsi="Times New Roman" w:cs="Times New Roman"/>
-        </w:rPr>
-        <w:t>A</w:t>
-      </w:r>
-      <w:r>
-        <w:rPr>
-          <w:rFonts w:ascii="Times New Roman" w:hAnsi="Times New Roman" w:cs="Times New Roman"/>
-        </w:rPr>
-        <w:t xml:space="preserve"> HIIT (High Intensity Interval Training) 4-week</w:t>
-      </w:r>
-      <w:r>
-        <w:rPr>
-          <w:rFonts w:ascii="Times New Roman" w:hAnsi="Times New Roman" w:cs="Times New Roman"/>
-        </w:rPr>
-        <w:t xml:space="preserve"> longitudinal study on exergaming with the use of interactive feedforward had </w:t>
-      </w:r>
-      <w:r>
-        <w:rPr>
-          <w:rFonts w:ascii="Times New Roman" w:hAnsi="Times New Roman" w:cs="Times New Roman"/>
-        </w:rPr>
-        <w:t>user’s</w:t>
-      </w:r>
-      <w:r>
-        <w:rPr>
-          <w:rFonts w:ascii="Times New Roman" w:hAnsi="Times New Roman" w:cs="Times New Roman"/>
-        </w:rPr>
-        <w:t xml:space="preserve"> </w:t>
-      </w:r>
-      <w:r>
-        <w:rPr>
-          <w:rFonts w:ascii="Times New Roman" w:hAnsi="Times New Roman" w:cs="Times New Roman"/>
-        </w:rPr>
-        <w:t>complete workouts with no ghost condition, and with a ghost condition where logged performances were</w:t>
-      </w:r>
-      <w:r>
-        <w:rPr>
-          <w:rFonts w:ascii="Times New Roman" w:hAnsi="Times New Roman" w:cs="Times New Roman"/>
-        </w:rPr>
-        <w:t xml:space="preserve"> put into a ghost non-player character with an increased performance of 5%</w:t>
-      </w:r>
-      <w:r>
-        <w:rPr>
-          <w:rFonts w:ascii="Times New Roman" w:hAnsi="Times New Roman" w:cs="Times New Roman"/>
-        </w:rPr>
-        <w:t xml:space="preserve"> to visualise the future potential performance of the user. During this study participants who engaged in the non-competitive scenario made an average performance gain of 8%, compared to the participants who engaged in the competitive scenario using interactive feedforward made an average performance gain of 16%. Additionally, participants in the competitive (Multi-Ghost) group found that they were more intrinsically motivated, had a greater perceived competence, and but in a greater amount of effort, compared to the solo cycling group (Non-Competitive</w:t>
-      </w:r>
-      <w:r>
-        <w:rPr>
-          <w:rFonts w:ascii="Times New Roman" w:hAnsi="Times New Roman" w:cs="Times New Roman"/>
-          <w:color w:val="00B050"/>
-        </w:rPr>
-        <w:t>)</w:t>
-      </w:r>
-      <w:r>
-        <w:rPr>
-          <w:rFonts w:ascii="Times New Roman" w:hAnsi="Times New Roman" w:cs="Times New Roman"/>
-          <w:color w:val="00B050"/>
-        </w:rPr>
-        <w:t xml:space="preserve"> (Michael et al</w:t>
-      </w:r>
-      <w:r>
-        <w:rPr>
-          <w:rFonts w:ascii="Times New Roman" w:hAnsi="Times New Roman" w:cs="Times New Roman"/>
-          <w:color w:val="00B050"/>
-        </w:rPr>
-        <w:t>.,</w:t>
-      </w:r>
-      <w:r>
-        <w:rPr>
-          <w:rFonts w:ascii="Times New Roman" w:hAnsi="Times New Roman" w:cs="Times New Roman"/>
-          <w:color w:val="00B050"/>
-        </w:rPr>
-        <w:t xml:space="preserve"> 2020). </w:t>
-      </w:r>
-      <w:r>
-        <w:rPr>
-          <w:rFonts w:ascii="Times New Roman" w:hAnsi="Times New Roman" w:cs="Times New Roman"/>
-        </w:rPr>
-        <w:t xml:space="preserve">Overall, this study proved that interactive feedforward can be an effective method of improving player performance over time. </w:t>
-      </w:r>
-    </w:p>
-    <w:p>
-      <w:pPr>
-        <w:spacing w:after="0" w:line="240" w:lineRule="auto"/>
-        <w:rPr>
-          <w:rFonts w:ascii="Times New Roman" w:hAnsi="Times New Roman" w:cs="Times New Roman"/>
-        </w:rPr>
-      </w:pPr>
-      <w:r>
-        <w:rPr>
-          <w:rFonts w:ascii="Times New Roman" w:hAnsi="Times New Roman" w:cs="Times New Roman"/>
-        </w:rPr>
-        <w:t xml:space="preserve">A study in 2018 examined the application of interactive feedforward in high-intensity VR exergaming, addressing the gap in effective protocols for high intensity exercise in virtual environments. Researchers tested the interactive feedforward training technique by having participants cycle against either models of their own </w:t>
-      </w:r>
-      <w:r>
-        <w:rPr>
-          <w:rFonts w:ascii="Times New Roman" w:hAnsi="Times New Roman" w:cs="Times New Roman"/>
-        </w:rPr>
-        <w:t>selves’</w:t>
-      </w:r>
-      <w:r>
-        <w:rPr>
-          <w:rFonts w:ascii="Times New Roman" w:hAnsi="Times New Roman" w:cs="Times New Roman"/>
-        </w:rPr>
-        <w:t xml:space="preserve"> previous performances, or virtual competitors, with varying levels of resistance and awareness. The results demonstrated that interactive feedforward successfully enhanced participant performance while preserving intrinsic motivation, even when participants were aware of the interventions. Notably, competing against modified self-models proved more effective than competing against virtual competitors. These findings suggest that interactive feedforward offers a promising approach for designing high-intensity VR exergames that can simultaneously improve physical performance and maintain user engagement</w:t>
-      </w:r>
-      <w:r>
-        <w:rPr>
-          <w:rFonts w:ascii="Times New Roman" w:hAnsi="Times New Roman" w:cs="Times New Roman"/>
-        </w:rPr>
-        <w:t xml:space="preserve"> (</w:t>
-      </w:r>
-      <w:r>
-        <w:rPr>
-          <w:rFonts w:ascii="Times New Roman" w:hAnsi="Times New Roman" w:cs="Times New Roman"/>
-          <w:color w:val="00B050"/>
-        </w:rPr>
-        <w:t>Barathi et al</w:t>
-      </w:r>
-      <w:r>
-        <w:rPr>
-          <w:rFonts w:ascii="Times New Roman" w:hAnsi="Times New Roman" w:cs="Times New Roman"/>
-          <w:color w:val="00B050"/>
-        </w:rPr>
-        <w:t>.,</w:t>
-      </w:r>
-      <w:r>
-        <w:rPr>
-          <w:rFonts w:ascii="Times New Roman" w:hAnsi="Times New Roman" w:cs="Times New Roman"/>
-          <w:color w:val="00B050"/>
-        </w:rPr>
-        <w:t xml:space="preserve"> 2018</w:t>
-      </w:r>
-      <w:r>
-        <w:rPr>
-          <w:rFonts w:ascii="Times New Roman" w:hAnsi="Times New Roman" w:cs="Times New Roman"/>
-        </w:rPr>
-        <w:t>)</w:t>
-      </w:r>
-      <w:r>
-        <w:rPr>
-          <w:rFonts w:ascii="Times New Roman" w:hAnsi="Times New Roman" w:cs="Times New Roman"/>
-        </w:rPr>
-        <w:t>.</w:t>
-      </w:r>
-    </w:p>
-    <w:p>
-      <w:pPr>
-        <w:pStyle w:val="CustomSubheading"/>
-        <w:spacing w:line="240" w:lineRule="auto"/>
-        <w:rPr>
-          <w:b/>
-          <w:bCs/>
-        </w:rPr>
-      </w:pPr>
-      <w:r>
-        <w:rPr>
-          <w:b/>
-          <w:bCs/>
-        </w:rPr>
-        <w:t>Effects of a lack of exercise</w:t>
-      </w:r>
-    </w:p>
-    <w:p>
-      <w:pPr>
-        <w:pStyle w:val="CustomSubSubheading"/>
-        <w:spacing w:line="240" w:lineRule="auto"/>
-        <w:rPr>
-          <w:b/>
-          <w:bCs/>
-        </w:rPr>
-      </w:pPr>
-      <w:r>
-        <w:rPr>
-          <w:b/>
-          <w:bCs/>
-        </w:rPr>
-        <w:t>Physical Health Consequences</w:t>
-      </w:r>
-    </w:p>
-    <w:p>
-      <w:pPr>
-        <w:spacing w:after="0" w:line="240" w:lineRule="auto"/>
-        <w:rPr>
-          <w:rFonts w:ascii="Times New Roman" w:hAnsi="Times New Roman" w:cs="Times New Roman"/>
-        </w:rPr>
-      </w:pPr>
-      <w:r>
-        <w:rPr>
-          <w:rFonts w:ascii="Times New Roman" w:hAnsi="Times New Roman" w:cs="Times New Roman"/>
-        </w:rPr>
-        <w:t xml:space="preserve">Physical inactivity is a primary cause of most chronic diseases </w:t>
-      </w:r>
-      <w:r>
-        <w:rPr>
-          <w:rFonts w:ascii="Times New Roman" w:hAnsi="Times New Roman" w:cs="Times New Roman"/>
-          <w:color w:val="00B050"/>
-        </w:rPr>
-        <w:t>(Booth</w:t>
-      </w:r>
-      <w:r>
-        <w:rPr>
-          <w:rFonts w:ascii="Times New Roman" w:hAnsi="Times New Roman" w:cs="Times New Roman"/>
-          <w:color w:val="00B050"/>
-        </w:rPr>
-        <w:t>, Roberts and Laye, 2012</w:t>
-      </w:r>
-      <w:r>
-        <w:rPr>
-          <w:rFonts w:ascii="Times New Roman" w:hAnsi="Times New Roman" w:cs="Times New Roman"/>
-          <w:color w:val="00B050"/>
-        </w:rPr>
-        <w:t xml:space="preserve">). </w:t>
-      </w:r>
-      <w:r>
-        <w:rPr>
-          <w:rFonts w:ascii="Times New Roman" w:hAnsi="Times New Roman" w:cs="Times New Roman"/>
-        </w:rPr>
-        <w:t>In 2022 31% of adults worldwide (1.8 billion people), did not meet the recommended levels of physical activity</w:t>
-      </w:r>
-      <w:r>
-        <w:rPr>
-          <w:rFonts w:ascii="Times New Roman" w:hAnsi="Times New Roman" w:cs="Times New Roman"/>
-        </w:rPr>
-        <w:t xml:space="preserve"> </w:t>
-      </w:r>
-      <w:r>
-        <w:rPr>
-          <w:rFonts w:ascii="Times New Roman" w:hAnsi="Times New Roman" w:cs="Times New Roman"/>
-          <w:color w:val="00B050"/>
-        </w:rPr>
-        <w:t>(World Health Organization, 2024)</w:t>
-      </w:r>
-      <w:r>
-        <w:rPr>
-          <w:rFonts w:ascii="Times New Roman" w:hAnsi="Times New Roman" w:cs="Times New Roman"/>
-          <w:color w:val="00B050"/>
-        </w:rPr>
-        <w:t>.</w:t>
-      </w:r>
-      <w:r>
-        <w:rPr>
-          <w:rFonts w:ascii="Times New Roman" w:hAnsi="Times New Roman" w:cs="Times New Roman"/>
-          <w:color w:val="00B050"/>
-        </w:rPr>
-        <w:t xml:space="preserve"> </w:t>
-      </w:r>
-      <w:r>
-        <w:rPr>
-          <w:rFonts w:ascii="Times New Roman" w:hAnsi="Times New Roman" w:cs="Times New Roman"/>
-        </w:rPr>
-        <w:t>This is an increase of 5 percent points between 2010 and 2022. If this trend continues, the proportion of adults not meeting recommended levels of physical activity is projected to rise to 35% by 2030</w:t>
-      </w:r>
-      <w:r>
-        <w:rPr>
-          <w:rFonts w:ascii="Times New Roman" w:hAnsi="Times New Roman" w:cs="Times New Roman"/>
-        </w:rPr>
-        <w:t xml:space="preserve"> </w:t>
-      </w:r>
-      <w:r>
-        <w:rPr>
-          <w:rFonts w:ascii="Times New Roman" w:hAnsi="Times New Roman" w:cs="Times New Roman"/>
-          <w:color w:val="00B050"/>
-        </w:rPr>
-        <w:t>(World Health Organization, 2024</w:t>
-      </w:r>
-      <w:r>
-        <w:rPr>
-          <w:rFonts w:ascii="Times New Roman" w:hAnsi="Times New Roman" w:cs="Times New Roman"/>
-        </w:rPr>
-        <w:t>)</w:t>
-      </w:r>
-      <w:r>
-        <w:rPr>
-          <w:rFonts w:ascii="Times New Roman" w:hAnsi="Times New Roman" w:cs="Times New Roman"/>
-        </w:rPr>
-        <w:t>.</w:t>
-      </w:r>
-      <w:r>
-        <w:rPr>
-          <w:rFonts w:ascii="Times New Roman" w:hAnsi="Times New Roman" w:cs="Times New Roman"/>
-        </w:rPr>
-        <w:t xml:space="preserve"> Physical inactivity puts adults at greater risk of cardiovascular diseases such as heart attacks and strokes, type 2 diabetes, dementia and cancers such as breast and colon. </w:t>
-      </w:r>
-      <w:r>
-        <w:rPr>
-          <w:rFonts w:ascii="Times New Roman" w:hAnsi="Times New Roman" w:cs="Times New Roman"/>
-        </w:rPr>
-        <w:t xml:space="preserve">Additionally, physical inactivity can cause physiologic muscle atrophy as </w:t>
-      </w:r>
-      <w:r>
-        <w:rPr>
-          <w:rFonts w:ascii="Times New Roman" w:hAnsi="Times New Roman" w:cs="Times New Roman"/>
-        </w:rPr>
-        <w:t>people’s</w:t>
-      </w:r>
-      <w:r>
-        <w:rPr>
-          <w:rFonts w:ascii="Times New Roman" w:hAnsi="Times New Roman" w:cs="Times New Roman"/>
-        </w:rPr>
-        <w:t xml:space="preserve"> muscles aren’t being used enough. This is particularly a problem for those who have seated jobs</w:t>
-      </w:r>
-      <w:r>
-        <w:rPr>
-          <w:rFonts w:ascii="Times New Roman" w:hAnsi="Times New Roman" w:cs="Times New Roman"/>
-        </w:rPr>
-        <w:t xml:space="preserve"> (</w:t>
-      </w:r>
-      <w:r>
-        <w:rPr>
-          <w:rFonts w:ascii="Times New Roman" w:hAnsi="Times New Roman" w:cs="Times New Roman"/>
-          <w:color w:val="00B050"/>
-        </w:rPr>
-        <w:t>Medline Plus, 2019</w:t>
-      </w:r>
-      <w:r>
-        <w:rPr>
-          <w:rFonts w:ascii="Times New Roman" w:hAnsi="Times New Roman" w:cs="Times New Roman"/>
-        </w:rPr>
-        <w:t>)</w:t>
-      </w:r>
-      <w:r>
-        <w:rPr>
-          <w:rFonts w:ascii="Times New Roman" w:hAnsi="Times New Roman" w:cs="Times New Roman"/>
-        </w:rPr>
-        <w:t>, and considering it is claimed 81% of UK office workers spend between four and nine hours each day sitting at their desk</w:t>
-      </w:r>
-      <w:r>
-        <w:rPr>
-          <w:rFonts w:ascii="Times New Roman" w:hAnsi="Times New Roman" w:cs="Times New Roman"/>
-        </w:rPr>
-        <w:t xml:space="preserve"> (</w:t>
-      </w:r>
-      <w:r>
-        <w:rPr>
-          <w:rFonts w:ascii="Times New Roman" w:hAnsi="Times New Roman" w:cs="Times New Roman"/>
-          <w:color w:val="00B050"/>
-        </w:rPr>
-        <w:t>Bean, 2018</w:t>
-      </w:r>
-      <w:r>
-        <w:rPr>
-          <w:rFonts w:ascii="Times New Roman" w:hAnsi="Times New Roman" w:cs="Times New Roman"/>
-        </w:rPr>
-        <w:t>)</w:t>
-      </w:r>
-      <w:r>
-        <w:rPr>
-          <w:rFonts w:ascii="Times New Roman" w:hAnsi="Times New Roman" w:cs="Times New Roman"/>
-        </w:rPr>
-        <w:t>, this is a considerable concern for a large amount of the population.</w:t>
-      </w:r>
-    </w:p>
-    <w:p>
-      <w:pPr>
-        <w:pStyle w:val="CustomSubSubheading"/>
-        <w:spacing w:line="240" w:lineRule="auto"/>
-        <w:rPr>
-          <w:b/>
-          <w:bCs/>
-        </w:rPr>
-      </w:pPr>
-      <w:r>
-        <w:rPr>
-          <w:b/>
-          <w:bCs/>
-        </w:rPr>
-        <w:t>Mental Health Impacts</w:t>
-      </w:r>
-    </w:p>
-    <w:p>
-      <w:pPr>
-        <w:spacing w:after="0" w:line="240" w:lineRule="auto"/>
-        <w:rPr>
-          <w:rFonts w:ascii="Times New Roman" w:hAnsi="Times New Roman" w:cs="Times New Roman"/>
-        </w:rPr>
-      </w:pPr>
-      <w:r>
-        <w:rPr>
-          <w:rFonts w:ascii="Times New Roman" w:hAnsi="Times New Roman" w:cs="Times New Roman"/>
-        </w:rPr>
-        <w:t xml:space="preserve">Mental illness has become a major health problem worldwide, particularly during COVID-19 it was estimated that approximately 12% of the global population had various mental </w:t>
-      </w:r>
-      <w:r>
-        <w:rPr>
-          <w:rFonts w:ascii="Times New Roman" w:hAnsi="Times New Roman" w:cs="Times New Roman"/>
-        </w:rPr>
-        <w:lastRenderedPageBreak/>
-        <w:t>illnesses, which was associated with a significant burden on healthcare systems like the NHS</w:t>
-      </w:r>
-      <w:r>
-        <w:rPr>
-          <w:rFonts w:ascii="Times New Roman" w:hAnsi="Times New Roman" w:cs="Times New Roman"/>
-        </w:rPr>
-        <w:t xml:space="preserve"> translating into approximately 5% of disability-adjusted life years lost</w:t>
-      </w:r>
-      <w:r>
-        <w:rPr>
-          <w:rFonts w:ascii="Times New Roman" w:hAnsi="Times New Roman" w:cs="Times New Roman"/>
-          <w:color w:val="00B050"/>
-        </w:rPr>
-        <w:t xml:space="preserve"> </w:t>
-      </w:r>
-      <w:r>
-        <w:rPr>
-          <w:rFonts w:ascii="Times New Roman" w:hAnsi="Times New Roman" w:cs="Times New Roman"/>
-          <w:color w:val="00B050"/>
-        </w:rPr>
-        <w:t>(Schuch and Vancampfort, 2021).</w:t>
-      </w:r>
-      <w:r>
-        <w:rPr>
-          <w:rFonts w:ascii="Times New Roman" w:hAnsi="Times New Roman" w:cs="Times New Roman"/>
-          <w:color w:val="00B050"/>
-        </w:rPr>
-        <w:t xml:space="preserve"> </w:t>
-      </w:r>
-      <w:r>
-        <w:rPr>
-          <w:rFonts w:ascii="Times New Roman" w:hAnsi="Times New Roman" w:cs="Times New Roman"/>
-        </w:rPr>
-        <w:t>This research found compelling evidence that physical activity and exercise can prevent common mental disorders, such as depression and anxiety disorders, and have multiple beneficial factors on the physical and mental health of people who already have mental health disorders.</w:t>
-      </w:r>
-    </w:p>
-    <w:p>
-      <w:pPr>
-        <w:pStyle w:val="CustomSubSubheading"/>
-        <w:spacing w:line="240" w:lineRule="auto"/>
-        <w:rPr>
-          <w:b/>
-          <w:bCs/>
-        </w:rPr>
-      </w:pPr>
-      <w:r>
-        <w:rPr>
-          <w:b/>
-          <w:bCs/>
-        </w:rPr>
-        <w:t>Societal and Economic Costs</w:t>
-      </w:r>
-    </w:p>
-    <w:p>
-      <w:pPr>
-        <w:spacing w:after="0" w:line="240" w:lineRule="auto"/>
-        <w:rPr>
-          <w:rFonts w:ascii="Times New Roman" w:hAnsi="Times New Roman" w:cs="Times New Roman"/>
-        </w:rPr>
-      </w:pPr>
-      <w:r>
-        <w:rPr>
-          <w:rFonts w:ascii="Times New Roman" w:hAnsi="Times New Roman" w:cs="Times New Roman"/>
-        </w:rPr>
-        <w:t>According to the World Health Organization (WHO), 63% of worldwide deaths in 2008 were caused by major preventable diseases</w:t>
-      </w:r>
-      <w:r>
-        <w:rPr>
-          <w:rFonts w:ascii="Times New Roman" w:hAnsi="Times New Roman" w:cs="Times New Roman"/>
-          <w:color w:val="00B050"/>
-        </w:rPr>
-        <w:t xml:space="preserve"> </w:t>
-      </w:r>
-      <w:r>
-        <w:rPr>
-          <w:rFonts w:ascii="Times New Roman" w:hAnsi="Times New Roman" w:cs="Times New Roman"/>
-          <w:color w:val="00B050"/>
-        </w:rPr>
-        <w:t>(GLOBAL ACTION PLAN FOR THE PREVENTION AND CONTROL OF NONCOMMUNICABLE DISEASES, 2013)</w:t>
-      </w:r>
-      <w:r>
-        <w:rPr>
-          <w:rFonts w:ascii="Times New Roman" w:hAnsi="Times New Roman" w:cs="Times New Roman"/>
-        </w:rPr>
-        <w:t xml:space="preserve">. In 2011, the cost of chronic disease worldwide was estimated to reach $47 trillion by 2030 </w:t>
-      </w:r>
-      <w:r>
-        <w:rPr>
-          <w:rFonts w:ascii="Times New Roman" w:hAnsi="Times New Roman" w:cs="Times New Roman"/>
-          <w:color w:val="00B050"/>
-        </w:rPr>
-        <w:t>(Methodological Appendix: The Global Economic Burden of Non-Communicable Diseases, 2011)</w:t>
-      </w:r>
-      <w:r>
-        <w:rPr>
-          <w:rFonts w:ascii="Times New Roman" w:hAnsi="Times New Roman" w:cs="Times New Roman"/>
-          <w:color w:val="00B050"/>
-        </w:rPr>
-        <w:t xml:space="preserve">. </w:t>
-      </w:r>
-      <w:r>
-        <w:rPr>
-          <w:rFonts w:ascii="Times New Roman" w:hAnsi="Times New Roman" w:cs="Times New Roman"/>
-        </w:rPr>
-        <w:t>Physical inactivity at work leads to decreased productivity and increased absenteeism due to various health issues and cognitive impairments. Reduced physical activity can cause</w:t>
-      </w:r>
-      <w:r>
-        <w:rPr>
-          <w:rFonts w:ascii="Times New Roman" w:hAnsi="Times New Roman" w:cs="Times New Roman"/>
-        </w:rPr>
-        <w:t xml:space="preserve"> </w:t>
-      </w:r>
-      <w:r>
-        <w:rPr>
-          <w:rFonts w:ascii="Times New Roman" w:hAnsi="Times New Roman" w:cs="Times New Roman"/>
-        </w:rPr>
-        <w:t>fatigue, musculoskeletal problems, and menta</w:t>
-      </w:r>
-      <w:r>
-        <w:rPr>
-          <w:rFonts w:ascii="Times New Roman" w:hAnsi="Times New Roman" w:cs="Times New Roman"/>
-        </w:rPr>
-        <w:t xml:space="preserve">l health issues, all of which contribute to time off work. Additionally, a lack of physical activity can impair cognitive function, making it harder for employees to focus and concentrate, impacting their productivity while at work. In terms of presenteeism, individuals who are not physically active lose a larger amount of working time (between 2,6 and 3,71 days per year) compared to an individual who is physically active </w:t>
-      </w:r>
-      <w:r>
-        <w:rPr>
-          <w:rFonts w:ascii="Times New Roman" w:hAnsi="Times New Roman" w:cs="Times New Roman"/>
-          <w:color w:val="00B050"/>
-        </w:rPr>
-        <w:t>(Hafner et al., 2019)</w:t>
-      </w:r>
-      <w:r>
-        <w:rPr>
-          <w:rFonts w:ascii="Times New Roman" w:hAnsi="Times New Roman" w:cs="Times New Roman"/>
-          <w:color w:val="00B050"/>
-        </w:rPr>
-        <w:t>.</w:t>
-      </w:r>
-      <w:r>
-        <w:rPr>
-          <w:rFonts w:ascii="Times New Roman" w:hAnsi="Times New Roman" w:cs="Times New Roman"/>
-        </w:rPr>
-        <w:t xml:space="preserve"> </w:t>
-      </w:r>
-    </w:p>
-    <w:p>
-      <w:pPr>
-        <w:pStyle w:val="CustomSubSubheading"/>
-        <w:spacing w:line="240" w:lineRule="auto"/>
-        <w:rPr>
-          <w:b/>
-          <w:bCs/>
-        </w:rPr>
-      </w:pPr>
-      <w:r>
-        <w:rPr>
-          <w:b/>
-          <w:bCs/>
-        </w:rPr>
-        <w:t>The Sedentary Lifestyle Trend</w:t>
-      </w:r>
-    </w:p>
-    <w:p>
-      <w:pPr>
-        <w:spacing w:after="0" w:line="240" w:lineRule="auto"/>
-        <w:rPr>
-          <w:rFonts w:ascii="Times New Roman" w:hAnsi="Times New Roman" w:cs="Times New Roman"/>
-        </w:rPr>
-      </w:pPr>
-      <w:r>
-        <w:rPr>
-          <w:rFonts w:ascii="Times New Roman" w:hAnsi="Times New Roman" w:cs="Times New Roman"/>
-        </w:rPr>
-        <w:t>The World Health Organisation (WHO) identified physical inactivity as the fourth leading risk factor for global mortality. It contributes to 6% of global deaths. Following after high blood pressure (13%), tobacco use (9%), and high blood glucose (6</w:t>
-      </w:r>
-      <w:r>
-        <w:rPr>
-          <w:rFonts w:ascii="Times New Roman" w:hAnsi="Times New Roman" w:cs="Times New Roman"/>
-          <w:color w:val="00B050"/>
-        </w:rPr>
-        <w:t>%)</w:t>
-      </w:r>
-      <w:r>
-        <w:rPr>
-          <w:rFonts w:ascii="Times New Roman" w:hAnsi="Times New Roman" w:cs="Times New Roman"/>
-          <w:color w:val="00B050"/>
+        <w:t>The World Health Organisation (WHO) identified physical inactivity as the fourth leading risk factor for global mortality. It contributes to 6% of global deaths. Following after high blood pressure (13%), tobacco use (9%), and high blood glucose (6%)</w:t>
+      </w:r>
+      <w:r>
+        <w:rPr>
+          <w:rFonts w:ascii="Times New Roman" w:hAnsi="Times New Roman" w:cs="Times New Roman"/>
         </w:rPr>
         <w:t xml:space="preserve"> (Nih.gov, 2010).</w:t>
       </w:r>
-      <w:hyperlink r:id="rId8" w:anchor=":~:text=Physical%20inactivity%20has%20been%20identified,of%20global%20mortality%20(1)." w:history="1"/>
-      <w:r>
-        <w:rPr>
-          <w:rFonts w:ascii="Times New Roman" w:hAnsi="Times New Roman" w:cs="Times New Roman"/>
-          <w:color w:val="00B050"/>
+      <w:hyperlink r:id="rId12" w:anchor=":~:text=Physical%20inactivity%20has%20been%20identified,of%20global%20mortality%20(1)." w:history="1"/>
+      <w:r>
+        <w:rPr>
+          <w:rFonts w:ascii="Times New Roman" w:hAnsi="Times New Roman" w:cs="Times New Roman"/>
         </w:rPr>
         <w:t xml:space="preserve"> </w:t>
       </w:r>
@@ -1961,6 +1817,7 @@
           <w:numId w:val="2"/>
         </w:numPr>
         <w:spacing w:after="0" w:line="240" w:lineRule="auto"/>
+        <w:ind w:firstLine="0"/>
         <w:rPr>
           <w:rFonts w:ascii="Times New Roman" w:hAnsi="Times New Roman" w:cs="Times New Roman"/>
           <w:b/>
@@ -2011,34 +1868,19 @@
         <w:rPr>
           <w:rFonts w:ascii="Times New Roman" w:hAnsi="Times New Roman" w:cs="Times New Roman"/>
         </w:rPr>
-        <w:t xml:space="preserve"> </w:t>
-      </w:r>
-      <w:r>
-        <w:rPr>
-          <w:rFonts w:ascii="Times New Roman" w:hAnsi="Times New Roman" w:cs="Times New Roman"/>
-          <w:color w:val="00B050"/>
-        </w:rPr>
-        <w:t>(Cambridge Dictionary, 2014)</w:t>
-      </w:r>
-      <w:r>
-        <w:rPr>
-          <w:rFonts w:ascii="Times New Roman" w:hAnsi="Times New Roman" w:cs="Times New Roman"/>
-          <w:color w:val="00B050"/>
+        <w:t xml:space="preserve"> (Cambridge Dictionary, 2014)</w:t>
+      </w:r>
+      <w:r>
+        <w:rPr>
+          <w:rFonts w:ascii="Times New Roman" w:hAnsi="Times New Roman" w:cs="Times New Roman"/>
         </w:rPr>
         <w:t>.</w:t>
       </w:r>
       <w:r>
         <w:rPr>
           <w:rFonts w:ascii="Times New Roman" w:hAnsi="Times New Roman" w:cs="Times New Roman"/>
-          <w:color w:val="00B050"/>
-        </w:rPr>
-        <w:t xml:space="preserve"> </w:t>
-      </w:r>
-      <w:r>
-        <w:rPr>
-          <w:rFonts w:ascii="Times New Roman" w:hAnsi="Times New Roman" w:cs="Times New Roman"/>
-        </w:rPr>
-        <w:t xml:space="preserve">Gamification elements can include features such as points, challenges, levels, or badges in the contexts of exercise to increase motivation and enjoyment. Commercial VR exergames like Zwift, FitXR and Supernatural) use gamification heavily, but gamification isn’t the only path to user engagement, this project focuses adopts a minimalist approach, focusing instead on performance feedback and social dynamics to increase engagement. This allows users to concentrate on exertion without visual clutter distracting them from the workout. </w:t>
+        </w:rPr>
+        <w:t xml:space="preserve"> Gamification elements can include features such as points, challenges, levels, or badges in the contexts of exercise to increase motivation and enjoyment. Commercial VR exergames like Zwift, FitXR and Supernatural) use gamification heavily, but gamification isn’t the only path to user engagement, this project focuses adopts a minimalist approach, focusing instead on performance feedback and social dynamics to increase engagement. This allows users to concentrate on exertion without visual clutter distracting them from the workout. </w:t>
       </w:r>
     </w:p>
     <w:p>
@@ -2052,6 +1894,7 @@
         <w:rPr>
           <w:rFonts w:ascii="Times New Roman" w:hAnsi="Times New Roman" w:cs="Times New Roman"/>
         </w:rPr>
+        <w:lastRenderedPageBreak/>
         <w:t xml:space="preserve">Rather than focusing on plain gamification, this system includes a heads-up display (HUD) for the user showing key workout metrics (speed, cadence, power, heartrate, time), which supports user engagement through self-awareness. This minimalist design aligns with the needs of users who may prefer data driven motivation rather than playful interaction. </w:t>
       </w:r>
     </w:p>
@@ -2065,29 +1908,20 @@
       <w:r>
         <w:rPr>
           <w:rFonts w:ascii="Times New Roman" w:hAnsi="Times New Roman" w:cs="Times New Roman"/>
-          <w:color w:val="00B050"/>
         </w:rPr>
         <w:t>(Shaw et al</w:t>
       </w:r>
       <w:r>
         <w:rPr>
           <w:rFonts w:ascii="Times New Roman" w:hAnsi="Times New Roman" w:cs="Times New Roman"/>
-          <w:color w:val="00B050"/>
         </w:rPr>
         <w:t>.,</w:t>
       </w:r>
       <w:r>
         <w:rPr>
           <w:rFonts w:ascii="Times New Roman" w:hAnsi="Times New Roman" w:cs="Times New Roman"/>
-          <w:color w:val="00B050"/>
-        </w:rPr>
-        <w:t xml:space="preserve"> 2016) </w:t>
-      </w:r>
-      <w:r>
-        <w:rPr>
-          <w:rFonts w:ascii="Times New Roman" w:hAnsi="Times New Roman" w:cs="Times New Roman"/>
-        </w:rPr>
-        <w:t xml:space="preserve">found that participants in VR cycling scenarios with cooperative and competitive social dynamics expended significantly more effort and reported higher engagement compared to those cycling alone or with a ghost. </w:t>
+        </w:rPr>
+        <w:t xml:space="preserve"> 2016) found that participants in VR cycling scenarios with cooperative and competitive social dynamics expended significantly more effort and reported higher engagement compared to those cycling alone or with a ghost. </w:t>
       </w:r>
       <w:r>
         <w:rPr>
@@ -2107,41 +1941,19 @@
         <w:rPr>
           <w:rFonts w:ascii="Times New Roman" w:hAnsi="Times New Roman" w:cs="Times New Roman"/>
         </w:rPr>
-        <w:t xml:space="preserve">Similarly, </w:t>
-      </w:r>
-      <w:r>
-        <w:rPr>
-          <w:rFonts w:ascii="Times New Roman" w:hAnsi="Times New Roman" w:cs="Times New Roman"/>
-          <w:color w:val="00B050"/>
-        </w:rPr>
-        <w:t>(Michael et al</w:t>
-      </w:r>
-      <w:r>
-        <w:rPr>
-          <w:rFonts w:ascii="Times New Roman" w:hAnsi="Times New Roman" w:cs="Times New Roman"/>
-          <w:color w:val="00B050"/>
+        <w:t>Similarly, (Michael et al</w:t>
+      </w:r>
+      <w:r>
+        <w:rPr>
+          <w:rFonts w:ascii="Times New Roman" w:hAnsi="Times New Roman" w:cs="Times New Roman"/>
         </w:rPr>
         <w:t>.,</w:t>
       </w:r>
       <w:r>
         <w:rPr>
           <w:rFonts w:ascii="Times New Roman" w:hAnsi="Times New Roman" w:cs="Times New Roman"/>
-          <w:color w:val="00B050"/>
-        </w:rPr>
-        <w:t xml:space="preserve"> 2020) </w:t>
-      </w:r>
-      <w:r>
-        <w:rPr>
-          <w:rFonts w:ascii="Times New Roman" w:hAnsi="Times New Roman" w:cs="Times New Roman"/>
-        </w:rPr>
-        <w:t xml:space="preserve">demonstrated that a multighost competition model in VR cycling led to a 16% increase in performance over four weeks. This reinforces the idea that </w:t>
-      </w:r>
-      <w:r>
-        <w:rPr>
-          <w:rFonts w:ascii="Times New Roman" w:hAnsi="Times New Roman" w:cs="Times New Roman"/>
-        </w:rPr>
-        <w:lastRenderedPageBreak/>
-        <w:t xml:space="preserve">gamification is not required to drive improvement, rather, engaging challenges that evolve with the user, such as AI-based competition, can yield meaningful fitness outcomes. </w:t>
+        </w:rPr>
+        <w:t xml:space="preserve"> 2020) demonstrated that a multighost competition model in VR cycling led to a 16% increase in performance over four weeks. This reinforces the idea that gamification is not required to drive improvement, rather, engaging challenges that evolve with the user, such as AI-based competition, can yield meaningful fitness outcomes. </w:t>
       </w:r>
     </w:p>
     <w:p>
@@ -2161,27 +1973,13 @@
         <w:rPr>
           <w:rFonts w:ascii="Times New Roman" w:hAnsi="Times New Roman" w:cs="Times New Roman"/>
         </w:rPr>
-        <w:t xml:space="preserve"> </w:t>
-      </w:r>
-      <w:r>
-        <w:rPr>
-          <w:rFonts w:ascii="Times New Roman" w:hAnsi="Times New Roman" w:cs="Times New Roman"/>
-          <w:color w:val="00B050"/>
-        </w:rPr>
-        <w:t>(Ryan and Deci, 2000)</w:t>
-      </w:r>
-      <w:r>
-        <w:rPr>
-          <w:rFonts w:ascii="Times New Roman" w:hAnsi="Times New Roman" w:cs="Times New Roman"/>
-          <w:color w:val="00B050"/>
-        </w:rPr>
-        <w:t xml:space="preserve">, </w:t>
-      </w:r>
-      <w:r>
-        <w:rPr>
-          <w:rFonts w:ascii="Times New Roman" w:hAnsi="Times New Roman" w:cs="Times New Roman"/>
-        </w:rPr>
-        <w:t xml:space="preserve">intrinsic motivation arises when </w:t>
+        <w:t xml:space="preserve"> (Ryan and Deci, 2000)</w:t>
+      </w:r>
+      <w:r>
+        <w:rPr>
+          <w:rFonts w:ascii="Times New Roman" w:hAnsi="Times New Roman" w:cs="Times New Roman"/>
+        </w:rPr>
+        <w:t xml:space="preserve">, intrinsic motivation arises when </w:t>
       </w:r>
       <w:r>
         <w:rPr>
@@ -2212,22 +2010,14 @@
       <w:r>
         <w:rPr>
           <w:rFonts w:ascii="Times New Roman" w:hAnsi="Times New Roman" w:cs="Times New Roman"/>
-          <w:color w:val="00B050"/>
         </w:rPr>
         <w:t>(Cugelman et al., 2013)</w:t>
       </w:r>
       <w:r>
         <w:rPr>
           <w:rFonts w:ascii="Times New Roman" w:hAnsi="Times New Roman" w:cs="Times New Roman"/>
-          <w:color w:val="00B050"/>
-        </w:rPr>
-        <w:t xml:space="preserve"> </w:t>
-      </w:r>
-      <w:r>
-        <w:rPr>
-          <w:rFonts w:ascii="Times New Roman" w:hAnsi="Times New Roman" w:cs="Times New Roman"/>
-        </w:rPr>
-        <w:t xml:space="preserve">outlines </w:t>
+        </w:rPr>
+        <w:t xml:space="preserve"> outlines </w:t>
       </w:r>
       <w:r>
         <w:rPr>
@@ -2244,6 +2034,7 @@
           <w:numId w:val="2"/>
         </w:numPr>
         <w:spacing w:after="0" w:line="240" w:lineRule="auto"/>
+        <w:ind w:firstLine="0"/>
         <w:rPr>
           <w:rFonts w:ascii="Times New Roman" w:hAnsi="Times New Roman" w:cs="Times New Roman"/>
           <w:b/>
@@ -2296,34 +2087,19 @@
         <w:rPr>
           <w:rFonts w:ascii="Times New Roman" w:hAnsi="Times New Roman" w:cs="Times New Roman"/>
         </w:rPr>
-        <w:t>Previous studies</w:t>
-      </w:r>
-      <w:r>
-        <w:rPr>
-          <w:rFonts w:ascii="Times New Roman" w:hAnsi="Times New Roman" w:cs="Times New Roman"/>
-          <w:color w:val="00B050"/>
-        </w:rPr>
-        <w:t xml:space="preserve"> (Shaw et al</w:t>
-      </w:r>
-      <w:r>
-        <w:rPr>
-          <w:rFonts w:ascii="Times New Roman" w:hAnsi="Times New Roman" w:cs="Times New Roman"/>
-          <w:color w:val="00B050"/>
+        <w:t>Previous studies (Shaw et al</w:t>
+      </w:r>
+      <w:r>
+        <w:rPr>
+          <w:rFonts w:ascii="Times New Roman" w:hAnsi="Times New Roman" w:cs="Times New Roman"/>
         </w:rPr>
         <w:t>.,</w:t>
       </w:r>
       <w:r>
         <w:rPr>
           <w:rFonts w:ascii="Times New Roman" w:hAnsi="Times New Roman" w:cs="Times New Roman"/>
-          <w:color w:val="00B050"/>
-        </w:rPr>
-        <w:t xml:space="preserve"> 2016) </w:t>
-      </w:r>
-      <w:r>
-        <w:rPr>
-          <w:rFonts w:ascii="Times New Roman" w:hAnsi="Times New Roman" w:cs="Times New Roman"/>
-        </w:rPr>
-        <w:t xml:space="preserve">had users speed directly correlate to how fast the users cadence was, i.e. the faster you pedal the faster you go. This opens up research to flaws such as inconsistent pacing strategies across sessions where less physically active participants better learn how to prolong their workout </w:t>
+        </w:rPr>
+        <w:t xml:space="preserve"> 2016) had users speed directly correlate to how fast the users cadence was, i.e. the faster you pedal the faster you go. This opens up research to flaws such as inconsistent pacing strategies across sessions where less physically active participants better learn how to prolong their workout </w:t>
       </w:r>
       <w:r>
         <w:rPr>
@@ -2355,48 +2131,31 @@
         <w:rPr>
           <w:rFonts w:ascii="Times New Roman" w:hAnsi="Times New Roman" w:cs="Times New Roman"/>
         </w:rPr>
-        <w:t xml:space="preserve"> and cooperation can boost motivation</w:t>
-      </w:r>
-      <w:r>
-        <w:rPr>
-          <w:rFonts w:ascii="Times New Roman" w:hAnsi="Times New Roman" w:cs="Times New Roman"/>
-          <w:color w:val="00B050"/>
-        </w:rPr>
-        <w:t xml:space="preserve"> (shaw et al</w:t>
-      </w:r>
-      <w:r>
-        <w:rPr>
-          <w:rFonts w:ascii="Times New Roman" w:hAnsi="Times New Roman" w:cs="Times New Roman"/>
-          <w:color w:val="00B050"/>
+        <w:t xml:space="preserve"> and cooperation can boost motivation (shaw et al</w:t>
+      </w:r>
+      <w:r>
+        <w:rPr>
+          <w:rFonts w:ascii="Times New Roman" w:hAnsi="Times New Roman" w:cs="Times New Roman"/>
         </w:rPr>
         <w:t>.,</w:t>
       </w:r>
       <w:r>
         <w:rPr>
           <w:rFonts w:ascii="Times New Roman" w:hAnsi="Times New Roman" w:cs="Times New Roman"/>
-          <w:color w:val="00B050"/>
         </w:rPr>
         <w:t xml:space="preserve"> 2016, Michael et al</w:t>
       </w:r>
       <w:r>
         <w:rPr>
           <w:rFonts w:ascii="Times New Roman" w:hAnsi="Times New Roman" w:cs="Times New Roman"/>
-          <w:color w:val="00B050"/>
         </w:rPr>
         <w:t xml:space="preserve">., </w:t>
       </w:r>
       <w:r>
         <w:rPr>
           <w:rFonts w:ascii="Times New Roman" w:hAnsi="Times New Roman" w:cs="Times New Roman"/>
-          <w:color w:val="00B050"/>
-        </w:rPr>
-        <w:t>2020</w:t>
-      </w:r>
-      <w:r>
-        <w:rPr>
-          <w:rFonts w:ascii="Times New Roman" w:hAnsi="Times New Roman" w:cs="Times New Roman"/>
-        </w:rPr>
-        <w:t xml:space="preserve">), but few systems intentionally compare these dynamics in a controlled way. Additionally, there is little analysis of user preference or personality types influencing effectiveness. This solution directly compares scenarios (1) baseline, (2) cooperative, (3) competitive, and collects both quantitative performance feedback, and qualitative form feedback after all three. From this, this project aims to test which type of social interaction is most </w:t>
+        </w:rPr>
+        <w:t xml:space="preserve">2020), but few systems intentionally compare these dynamics in a controlled way. Additionally, there is little analysis of user preference or personality types influencing effectiveness. This solution directly compares scenarios (1) baseline, (2) cooperative, (3) competitive, and collects both quantitative performance feedback, and qualitative form feedback after all three. From this, this project aims to test which type of social interaction is most </w:t>
       </w:r>
       <w:r>
         <w:rPr>
@@ -2422,6 +2181,7 @@
         <w:rPr>
           <w:rFonts w:ascii="Times New Roman" w:hAnsi="Times New Roman" w:cs="Times New Roman"/>
         </w:rPr>
+        <w:lastRenderedPageBreak/>
         <w:t xml:space="preserve">Many fitness games assume a general audience and don’t scale well from complete beginners to high performance athletes. Additionally, particularly in the commercial industry, exergames often lack inclusive design for different motivational triggers or ability levels. This project combats that using the baseline condition to calibrate difficulty, as well as emphasises accessibility in UI and game pacing. </w:t>
       </w:r>
     </w:p>
@@ -2433,6 +2193,7 @@
           <w:numId w:val="2"/>
         </w:numPr>
         <w:spacing w:after="0" w:line="240" w:lineRule="auto"/>
+        <w:ind w:firstLine="0"/>
         <w:rPr>
           <w:rFonts w:ascii="Times New Roman" w:hAnsi="Times New Roman" w:cs="Times New Roman"/>
           <w:b/>
@@ -2459,14 +2220,7 @@
         <w:rPr>
           <w:rFonts w:ascii="Times New Roman" w:hAnsi="Times New Roman" w:cs="Times New Roman"/>
         </w:rPr>
-        <w:t xml:space="preserve">The literature highlights several opportunities for further innovation within the VR exergaming space. While prior research has shown that social dynamics such as competition and cooperation enhance motivation, few systems have directly compared these interaction styles in a controlled environment, nor accounted for how personality traits influence their effectiveness. Furthermore, many existing exergames fail to dynamically adapt to varying </w:t>
-      </w:r>
-      <w:r>
-        <w:rPr>
-          <w:rFonts w:ascii="Times New Roman" w:hAnsi="Times New Roman" w:cs="Times New Roman"/>
-        </w:rPr>
-        <w:lastRenderedPageBreak/>
-        <w:t>fitness levels, resulting in static challenges that may demotivate users over time or fail to meet their needs.</w:t>
+        <w:t>The literature highlights several opportunities for further innovation within the VR exergaming space. While prior research has shown that social dynamics such as competition and cooperation enhance motivation, few systems have directly compared these interaction styles in a controlled environment, nor accounted for how personality traits influence their effectiveness. Furthermore, many existing exergames fail to dynamically adapt to varying fitness levels, resulting in static challenges that may demotivate users over time or fail to meet their needs.</w:t>
       </w:r>
     </w:p>
     <w:p>
@@ -2480,7 +2234,19 @@
         <w:rPr>
           <w:rFonts w:ascii="Times New Roman" w:hAnsi="Times New Roman" w:cs="Times New Roman"/>
         </w:rPr>
-        <w:t xml:space="preserve">This project addresses these gaps by integrating adaptive AI via interactive feedforward, implementing ERG mode to control pacing consistency, and calibrating challenge levels using initial baseline testing. By focusing on inclusive, data-driven design and </w:t>
+        <w:t xml:space="preserve">This project addresses these gaps by integrating adaptive AI via interactive feedforward, </w:t>
+      </w:r>
+      <w:r>
+        <w:rPr>
+          <w:rFonts w:ascii="Times New Roman" w:hAnsi="Times New Roman" w:cs="Times New Roman"/>
+        </w:rPr>
+        <w:t>utilising</w:t>
+      </w:r>
+      <w:r>
+        <w:rPr>
+          <w:rFonts w:ascii="Times New Roman" w:hAnsi="Times New Roman" w:cs="Times New Roman"/>
+        </w:rPr>
+        <w:t xml:space="preserve"> ERG mode to control pacing consistency, and calibrating challenge levels using initial baseline testing. By focusing on inclusive, data-driven design and </w:t>
       </w:r>
       <w:r>
         <w:rPr>
@@ -2521,21 +2287,14 @@
     </w:p>
     <w:p>
       <w:pPr>
-        <w:pStyle w:val="ListParagraph"/>
-        <w:numPr>
-          <w:ilvl w:val="0"/>
-          <w:numId w:val="2"/>
-        </w:numPr>
-        <w:spacing w:after="0" w:line="240" w:lineRule="auto"/>
-        <w:rPr>
-          <w:rFonts w:ascii="Times New Roman" w:hAnsi="Times New Roman" w:cs="Times New Roman"/>
-          <w:b/>
-          <w:bCs/>
-        </w:rPr>
-      </w:pPr>
-      <w:r>
-        <w:rPr>
-          <w:rFonts w:ascii="Times New Roman" w:hAnsi="Times New Roman" w:cs="Times New Roman"/>
+        <w:pStyle w:val="CustomHeading"/>
+        <w:rPr>
+          <w:b/>
+          <w:bCs/>
+        </w:rPr>
+      </w:pPr>
+      <w:r>
+        <w:rPr>
           <w:b/>
           <w:bCs/>
         </w:rPr>
@@ -2550,6 +2309,7 @@
           <w:numId w:val="2"/>
         </w:numPr>
         <w:spacing w:after="0" w:line="240" w:lineRule="auto"/>
+        <w:ind w:firstLine="0"/>
         <w:rPr>
           <w:rFonts w:ascii="Times New Roman" w:hAnsi="Times New Roman" w:cs="Times New Roman"/>
           <w:b/>
@@ -2573,6 +2333,7 @@
           <w:numId w:val="2"/>
         </w:numPr>
         <w:spacing w:after="0" w:line="240" w:lineRule="auto"/>
+        <w:ind w:firstLine="0"/>
         <w:rPr>
           <w:rFonts w:ascii="Times New Roman" w:hAnsi="Times New Roman" w:cs="Times New Roman"/>
           <w:b/>
@@ -2622,6 +2383,7 @@
           <w:numId w:val="5"/>
         </w:numPr>
         <w:spacing w:after="0" w:line="240" w:lineRule="auto"/>
+        <w:ind w:firstLine="0"/>
         <w:rPr>
           <w:rFonts w:ascii="Times New Roman" w:hAnsi="Times New Roman" w:cs="Times New Roman"/>
         </w:rPr>
@@ -2641,6 +2403,7 @@
           <w:numId w:val="5"/>
         </w:numPr>
         <w:spacing w:after="0" w:line="240" w:lineRule="auto"/>
+        <w:ind w:firstLine="0"/>
         <w:rPr>
           <w:rFonts w:ascii="Times New Roman" w:hAnsi="Times New Roman" w:cs="Times New Roman"/>
         </w:rPr>
@@ -2660,6 +2423,7 @@
           <w:numId w:val="5"/>
         </w:numPr>
         <w:spacing w:after="0" w:line="240" w:lineRule="auto"/>
+        <w:ind w:firstLine="0"/>
         <w:rPr>
           <w:rFonts w:ascii="Times New Roman" w:hAnsi="Times New Roman" w:cs="Times New Roman"/>
         </w:rPr>
@@ -2679,6 +2443,7 @@
           <w:numId w:val="5"/>
         </w:numPr>
         <w:spacing w:after="0" w:line="240" w:lineRule="auto"/>
+        <w:ind w:firstLine="0"/>
         <w:rPr>
           <w:rFonts w:ascii="Times New Roman" w:hAnsi="Times New Roman" w:cs="Times New Roman"/>
         </w:rPr>
@@ -2698,6 +2463,7 @@
           <w:numId w:val="5"/>
         </w:numPr>
         <w:spacing w:after="0" w:line="240" w:lineRule="auto"/>
+        <w:ind w:firstLine="0"/>
         <w:rPr>
           <w:rFonts w:ascii="Times New Roman" w:hAnsi="Times New Roman" w:cs="Times New Roman"/>
         </w:rPr>
@@ -2729,6 +2495,7 @@
           <w:numId w:val="5"/>
         </w:numPr>
         <w:spacing w:after="0" w:line="240" w:lineRule="auto"/>
+        <w:ind w:firstLine="0"/>
         <w:rPr>
           <w:rFonts w:ascii="Times New Roman" w:hAnsi="Times New Roman" w:cs="Times New Roman"/>
         </w:rPr>
@@ -2774,6 +2541,7 @@
           <w:numId w:val="2"/>
         </w:numPr>
         <w:spacing w:after="0" w:line="240" w:lineRule="auto"/>
+        <w:ind w:firstLine="0"/>
         <w:rPr>
           <w:rFonts w:ascii="Times New Roman" w:hAnsi="Times New Roman" w:cs="Times New Roman"/>
           <w:b/>
@@ -2856,7 +2624,7 @@
           <w:tab w:val="num" w:pos="720"/>
         </w:tabs>
         <w:spacing w:line="240" w:lineRule="auto"/>
-        <w:ind w:left="720"/>
+        <w:ind w:left="720" w:firstLine="0"/>
         <w:rPr>
           <w:rFonts w:ascii="Times New Roman" w:hAnsi="Times New Roman" w:cs="Times New Roman"/>
         </w:rPr>
@@ -2876,7 +2644,7 @@
           <w:tab w:val="num" w:pos="720"/>
         </w:tabs>
         <w:spacing w:line="240" w:lineRule="auto"/>
-        <w:ind w:left="720"/>
+        <w:ind w:left="720" w:firstLine="0"/>
         <w:rPr>
           <w:rFonts w:ascii="Times New Roman" w:hAnsi="Times New Roman" w:cs="Times New Roman"/>
         </w:rPr>
@@ -2896,7 +2664,7 @@
           <w:tab w:val="num" w:pos="720"/>
         </w:tabs>
         <w:spacing w:line="240" w:lineRule="auto"/>
-        <w:ind w:left="720"/>
+        <w:ind w:left="720" w:firstLine="0"/>
         <w:rPr>
           <w:rFonts w:ascii="Times New Roman" w:hAnsi="Times New Roman" w:cs="Times New Roman"/>
         </w:rPr>
@@ -2916,7 +2684,7 @@
           <w:tab w:val="num" w:pos="720"/>
         </w:tabs>
         <w:spacing w:line="240" w:lineRule="auto"/>
-        <w:ind w:left="720"/>
+        <w:ind w:left="720" w:firstLine="0"/>
         <w:rPr>
           <w:rFonts w:ascii="Times New Roman" w:hAnsi="Times New Roman" w:cs="Times New Roman"/>
         </w:rPr>
@@ -2936,7 +2704,7 @@
           <w:numId w:val="0"/>
         </w:numPr>
         <w:spacing w:line="240" w:lineRule="auto"/>
-        <w:ind w:left="360" w:hanging="360"/>
+        <w:ind w:left="360"/>
         <w:rPr>
           <w:rFonts w:ascii="Times New Roman" w:hAnsi="Times New Roman" w:cs="Times New Roman"/>
           <w:b/>
@@ -2960,15 +2728,16 @@
           <w:numId w:val="0"/>
         </w:numPr>
         <w:spacing w:line="240" w:lineRule="auto"/>
-        <w:ind w:left="720" w:hanging="360"/>
-        <w:rPr>
-          <w:rFonts w:ascii="Times New Roman" w:hAnsi="Times New Roman" w:cs="Times New Roman"/>
-        </w:rPr>
-      </w:pPr>
-      <w:r>
-        <w:rPr>
-          <w:rFonts w:ascii="Times New Roman" w:hAnsi="Times New Roman" w:cs="Times New Roman"/>
-        </w:rPr>
+        <w:ind w:left="720"/>
+        <w:rPr>
+          <w:rFonts w:ascii="Times New Roman" w:hAnsi="Times New Roman" w:cs="Times New Roman"/>
+        </w:rPr>
+      </w:pPr>
+      <w:r>
+        <w:rPr>
+          <w:rFonts w:ascii="Times New Roman" w:hAnsi="Times New Roman" w:cs="Times New Roman"/>
+        </w:rPr>
+        <w:lastRenderedPageBreak/>
         <w:t>This scenario implements a cooperative team dynamics through:</w:t>
       </w:r>
     </w:p>
@@ -2980,7 +2749,7 @@
           <w:tab w:val="num" w:pos="720"/>
         </w:tabs>
         <w:spacing w:line="240" w:lineRule="auto"/>
-        <w:ind w:left="720"/>
+        <w:ind w:left="720" w:firstLine="0"/>
         <w:rPr>
           <w:rFonts w:ascii="Times New Roman" w:hAnsi="Times New Roman" w:cs="Times New Roman"/>
         </w:rPr>
@@ -3000,7 +2769,7 @@
           <w:tab w:val="num" w:pos="720"/>
         </w:tabs>
         <w:spacing w:line="240" w:lineRule="auto"/>
-        <w:ind w:left="720"/>
+        <w:ind w:left="720" w:firstLine="0"/>
         <w:rPr>
           <w:rFonts w:ascii="Times New Roman" w:hAnsi="Times New Roman" w:cs="Times New Roman"/>
         </w:rPr>
@@ -3020,7 +2789,7 @@
           <w:tab w:val="num" w:pos="720"/>
         </w:tabs>
         <w:spacing w:line="240" w:lineRule="auto"/>
-        <w:ind w:left="720"/>
+        <w:ind w:left="720" w:firstLine="0"/>
         <w:rPr>
           <w:rFonts w:ascii="Times New Roman" w:hAnsi="Times New Roman" w:cs="Times New Roman"/>
         </w:rPr>
@@ -3083,7 +2852,7 @@
           <w:tab w:val="num" w:pos="720"/>
         </w:tabs>
         <w:spacing w:line="240" w:lineRule="auto"/>
-        <w:ind w:left="720"/>
+        <w:ind w:left="720" w:firstLine="0"/>
         <w:rPr>
           <w:rFonts w:ascii="Times New Roman" w:hAnsi="Times New Roman" w:cs="Times New Roman"/>
         </w:rPr>
@@ -3103,7 +2872,7 @@
           <w:tab w:val="num" w:pos="720"/>
         </w:tabs>
         <w:spacing w:line="240" w:lineRule="auto"/>
-        <w:ind w:left="720"/>
+        <w:ind w:left="720" w:firstLine="0"/>
         <w:rPr>
           <w:rFonts w:ascii="Times New Roman" w:hAnsi="Times New Roman" w:cs="Times New Roman"/>
         </w:rPr>
@@ -3123,16 +2892,15 @@
           <w:tab w:val="num" w:pos="720"/>
         </w:tabs>
         <w:spacing w:line="240" w:lineRule="auto"/>
-        <w:ind w:left="720"/>
-        <w:rPr>
-          <w:rFonts w:ascii="Times New Roman" w:hAnsi="Times New Roman" w:cs="Times New Roman"/>
-        </w:rPr>
-      </w:pPr>
-      <w:r>
-        <w:rPr>
-          <w:rFonts w:ascii="Times New Roman" w:hAnsi="Times New Roman" w:cs="Times New Roman"/>
-        </w:rPr>
-        <w:lastRenderedPageBreak/>
+        <w:ind w:left="720" w:firstLine="0"/>
+        <w:rPr>
+          <w:rFonts w:ascii="Times New Roman" w:hAnsi="Times New Roman" w:cs="Times New Roman"/>
+        </w:rPr>
+      </w:pPr>
+      <w:r>
+        <w:rPr>
+          <w:rFonts w:ascii="Times New Roman" w:hAnsi="Times New Roman" w:cs="Times New Roman"/>
+        </w:rPr>
         <w:t>Performance-based positioning</w:t>
       </w:r>
     </w:p>
@@ -3144,7 +2912,7 @@
           <w:tab w:val="num" w:pos="720"/>
         </w:tabs>
         <w:spacing w:line="240" w:lineRule="auto"/>
-        <w:ind w:left="720"/>
+        <w:ind w:left="720" w:firstLine="0"/>
         <w:rPr>
           <w:rFonts w:ascii="Times New Roman" w:hAnsi="Times New Roman" w:cs="Times New Roman"/>
         </w:rPr>
@@ -3164,6 +2932,7 @@
           <w:numId w:val="2"/>
         </w:numPr>
         <w:spacing w:after="0" w:line="240" w:lineRule="auto"/>
+        <w:ind w:firstLine="0"/>
         <w:rPr>
           <w:rFonts w:ascii="Times New Roman" w:hAnsi="Times New Roman" w:cs="Times New Roman"/>
           <w:b/>
@@ -3302,6 +3071,7 @@
           <w:numId w:val="2"/>
         </w:numPr>
         <w:spacing w:after="0" w:line="240" w:lineRule="auto"/>
+        <w:ind w:firstLine="0"/>
         <w:rPr>
           <w:rFonts w:ascii="Times New Roman" w:hAnsi="Times New Roman" w:cs="Times New Roman"/>
           <w:b/>
@@ -3402,6 +3172,7 @@
           <w:numId w:val="2"/>
         </w:numPr>
         <w:spacing w:after="0" w:line="240" w:lineRule="auto"/>
+        <w:ind w:firstLine="0"/>
         <w:rPr>
           <w:rFonts w:ascii="Times New Roman" w:hAnsi="Times New Roman" w:cs="Times New Roman"/>
           <w:b/>
@@ -3425,6 +3196,7 @@
           <w:numId w:val="2"/>
         </w:numPr>
         <w:spacing w:after="0" w:line="240" w:lineRule="auto"/>
+        <w:ind w:firstLine="0"/>
         <w:rPr>
           <w:rFonts w:ascii="Times New Roman" w:hAnsi="Times New Roman" w:cs="Times New Roman"/>
           <w:b/>
@@ -3462,6 +3234,7 @@
           <w:numId w:val="2"/>
         </w:numPr>
         <w:spacing w:after="0" w:line="240" w:lineRule="auto"/>
+        <w:ind w:firstLine="0"/>
         <w:rPr>
           <w:rFonts w:ascii="Times New Roman" w:hAnsi="Times New Roman" w:cs="Times New Roman"/>
           <w:b/>
@@ -3485,6 +3258,7 @@
           <w:numId w:val="2"/>
         </w:numPr>
         <w:spacing w:after="0" w:line="240" w:lineRule="auto"/>
+        <w:ind w:firstLine="0"/>
         <w:rPr>
           <w:rFonts w:ascii="Times New Roman" w:hAnsi="Times New Roman" w:cs="Times New Roman"/>
           <w:b/>
@@ -3526,14 +3300,16 @@
           <w:numId w:val="32"/>
         </w:numPr>
         <w:spacing w:after="0" w:line="240" w:lineRule="auto"/>
-        <w:rPr>
-          <w:rFonts w:ascii="Times New Roman" w:hAnsi="Times New Roman" w:cs="Times New Roman"/>
-        </w:rPr>
-      </w:pPr>
-      <w:r>
-        <w:rPr>
-          <w:rFonts w:ascii="Times New Roman" w:hAnsi="Times New Roman" w:cs="Times New Roman"/>
-        </w:rPr>
+        <w:ind w:firstLine="0"/>
+        <w:rPr>
+          <w:rFonts w:ascii="Times New Roman" w:hAnsi="Times New Roman" w:cs="Times New Roman"/>
+        </w:rPr>
+      </w:pPr>
+      <w:r>
+        <w:rPr>
+          <w:rFonts w:ascii="Times New Roman" w:hAnsi="Times New Roman" w:cs="Times New Roman"/>
+        </w:rPr>
+        <w:lastRenderedPageBreak/>
         <w:t xml:space="preserve">The system must accurately track cycling cadence, power output, and heart rate in real time. Users must be able to control their virtual cycling experience through physical pedalling. </w:t>
       </w:r>
     </w:p>
@@ -3545,6 +3321,7 @@
           <w:numId w:val="32"/>
         </w:numPr>
         <w:spacing w:after="0" w:line="240" w:lineRule="auto"/>
+        <w:ind w:firstLine="0"/>
         <w:rPr>
           <w:rFonts w:ascii="Times New Roman" w:hAnsi="Times New Roman" w:cs="Times New Roman"/>
         </w:rPr>
@@ -3564,6 +3341,7 @@
           <w:numId w:val="32"/>
         </w:numPr>
         <w:spacing w:after="0" w:line="240" w:lineRule="auto"/>
+        <w:ind w:firstLine="0"/>
         <w:rPr>
           <w:rFonts w:ascii="Times New Roman" w:hAnsi="Times New Roman" w:cs="Times New Roman"/>
         </w:rPr>
@@ -3601,6 +3379,7 @@
           <w:numId w:val="33"/>
         </w:numPr>
         <w:spacing w:after="0" w:line="240" w:lineRule="auto"/>
+        <w:ind w:firstLine="0"/>
         <w:rPr>
           <w:rFonts w:ascii="Times New Roman" w:hAnsi="Times New Roman" w:cs="Times New Roman"/>
         </w:rPr>
@@ -3620,6 +3399,7 @@
           <w:numId w:val="33"/>
         </w:numPr>
         <w:spacing w:after="0" w:line="240" w:lineRule="auto"/>
+        <w:ind w:firstLine="0"/>
         <w:rPr>
           <w:rFonts w:ascii="Times New Roman" w:hAnsi="Times New Roman" w:cs="Times New Roman"/>
         </w:rPr>
@@ -3639,6 +3419,7 @@
           <w:numId w:val="33"/>
         </w:numPr>
         <w:spacing w:after="0" w:line="240" w:lineRule="auto"/>
+        <w:ind w:firstLine="0"/>
         <w:rPr>
           <w:rFonts w:ascii="Times New Roman" w:hAnsi="Times New Roman" w:cs="Times New Roman"/>
         </w:rPr>
@@ -3658,15 +3439,15 @@
           <w:numId w:val="33"/>
         </w:numPr>
         <w:spacing w:after="0" w:line="240" w:lineRule="auto"/>
-        <w:rPr>
-          <w:rFonts w:ascii="Times New Roman" w:hAnsi="Times New Roman" w:cs="Times New Roman"/>
-        </w:rPr>
-      </w:pPr>
-      <w:r>
-        <w:rPr>
-          <w:rFonts w:ascii="Times New Roman" w:hAnsi="Times New Roman" w:cs="Times New Roman"/>
-        </w:rPr>
-        <w:lastRenderedPageBreak/>
+        <w:ind w:firstLine="0"/>
+        <w:rPr>
+          <w:rFonts w:ascii="Times New Roman" w:hAnsi="Times New Roman" w:cs="Times New Roman"/>
+        </w:rPr>
+      </w:pPr>
+      <w:r>
+        <w:rPr>
+          <w:rFonts w:ascii="Times New Roman" w:hAnsi="Times New Roman" w:cs="Times New Roman"/>
+        </w:rPr>
         <w:t>The system should minimise visual elements that could cause discomfort in VR.</w:t>
       </w:r>
     </w:p>
@@ -3696,6 +3477,7 @@
           <w:numId w:val="34"/>
         </w:numPr>
         <w:spacing w:after="0" w:line="240" w:lineRule="auto"/>
+        <w:ind w:firstLine="0"/>
         <w:rPr>
           <w:rFonts w:ascii="Times New Roman" w:hAnsi="Times New Roman" w:cs="Times New Roman"/>
         </w:rPr>
@@ -3715,6 +3497,7 @@
           <w:numId w:val="34"/>
         </w:numPr>
         <w:spacing w:after="0" w:line="240" w:lineRule="auto"/>
+        <w:ind w:firstLine="0"/>
         <w:rPr>
           <w:rFonts w:ascii="Times New Roman" w:hAnsi="Times New Roman" w:cs="Times New Roman"/>
         </w:rPr>
@@ -3734,6 +3517,7 @@
           <w:numId w:val="34"/>
         </w:numPr>
         <w:spacing w:after="0" w:line="240" w:lineRule="auto"/>
+        <w:ind w:firstLine="0"/>
         <w:rPr>
           <w:rFonts w:ascii="Times New Roman" w:hAnsi="Times New Roman" w:cs="Times New Roman"/>
         </w:rPr>
@@ -3753,6 +3537,7 @@
           <w:numId w:val="34"/>
         </w:numPr>
         <w:spacing w:after="0" w:line="240" w:lineRule="auto"/>
+        <w:ind w:firstLine="0"/>
         <w:rPr>
           <w:rFonts w:ascii="Times New Roman" w:hAnsi="Times New Roman" w:cs="Times New Roman"/>
         </w:rPr>
@@ -3796,6 +3581,7 @@
           <w:numId w:val="35"/>
         </w:numPr>
         <w:spacing w:after="0" w:line="240" w:lineRule="auto"/>
+        <w:ind w:firstLine="0"/>
         <w:rPr>
           <w:rFonts w:ascii="Times New Roman" w:hAnsi="Times New Roman" w:cs="Times New Roman"/>
         </w:rPr>
@@ -3815,6 +3601,7 @@
           <w:numId w:val="35"/>
         </w:numPr>
         <w:spacing w:after="0" w:line="240" w:lineRule="auto"/>
+        <w:ind w:firstLine="0"/>
         <w:rPr>
           <w:rFonts w:ascii="Times New Roman" w:hAnsi="Times New Roman" w:cs="Times New Roman"/>
         </w:rPr>
@@ -3834,6 +3621,7 @@
           <w:numId w:val="35"/>
         </w:numPr>
         <w:spacing w:after="0" w:line="240" w:lineRule="auto"/>
+        <w:ind w:firstLine="0"/>
         <w:rPr>
           <w:rFonts w:ascii="Times New Roman" w:hAnsi="Times New Roman" w:cs="Times New Roman"/>
         </w:rPr>
@@ -3871,6 +3659,7 @@
           <w:numId w:val="36"/>
         </w:numPr>
         <w:spacing w:after="0" w:line="240" w:lineRule="auto"/>
+        <w:ind w:firstLine="0"/>
         <w:rPr>
           <w:rFonts w:ascii="Times New Roman" w:hAnsi="Times New Roman" w:cs="Times New Roman"/>
         </w:rPr>
@@ -3890,6 +3679,7 @@
           <w:numId w:val="36"/>
         </w:numPr>
         <w:spacing w:after="0" w:line="240" w:lineRule="auto"/>
+        <w:ind w:firstLine="0"/>
         <w:rPr>
           <w:rFonts w:ascii="Times New Roman" w:hAnsi="Times New Roman" w:cs="Times New Roman"/>
         </w:rPr>
@@ -3921,6 +3711,7 @@
           <w:numId w:val="36"/>
         </w:numPr>
         <w:spacing w:after="0" w:line="240" w:lineRule="auto"/>
+        <w:ind w:firstLine="0"/>
         <w:rPr>
           <w:rFonts w:ascii="Times New Roman" w:hAnsi="Times New Roman" w:cs="Times New Roman"/>
         </w:rPr>
@@ -3940,6 +3731,7 @@
           <w:numId w:val="36"/>
         </w:numPr>
         <w:spacing w:after="0" w:line="240" w:lineRule="auto"/>
+        <w:ind w:firstLine="0"/>
         <w:rPr>
           <w:rFonts w:ascii="Times New Roman" w:hAnsi="Times New Roman" w:cs="Times New Roman"/>
         </w:rPr>
@@ -3959,6 +3751,7 @@
           <w:numId w:val="2"/>
         </w:numPr>
         <w:spacing w:after="0" w:line="240" w:lineRule="auto"/>
+        <w:ind w:firstLine="0"/>
         <w:rPr>
           <w:rFonts w:ascii="Times New Roman" w:hAnsi="Times New Roman" w:cs="Times New Roman"/>
           <w:b/>
@@ -4000,6 +3793,7 @@
           <w:numId w:val="37"/>
         </w:numPr>
         <w:spacing w:after="0" w:line="240" w:lineRule="auto"/>
+        <w:ind w:firstLine="0"/>
         <w:rPr>
           <w:rFonts w:ascii="Times New Roman" w:hAnsi="Times New Roman" w:cs="Times New Roman"/>
         </w:rPr>
@@ -4019,6 +3813,7 @@
           <w:numId w:val="37"/>
         </w:numPr>
         <w:spacing w:after="0" w:line="240" w:lineRule="auto"/>
+        <w:ind w:firstLine="0"/>
         <w:rPr>
           <w:rFonts w:ascii="Times New Roman" w:hAnsi="Times New Roman" w:cs="Times New Roman"/>
         </w:rPr>
@@ -4038,6 +3833,7 @@
           <w:numId w:val="37"/>
         </w:numPr>
         <w:spacing w:after="0" w:line="240" w:lineRule="auto"/>
+        <w:ind w:firstLine="0"/>
         <w:rPr>
           <w:rFonts w:ascii="Times New Roman" w:hAnsi="Times New Roman" w:cs="Times New Roman"/>
         </w:rPr>
@@ -4057,6 +3853,7 @@
           <w:numId w:val="37"/>
         </w:numPr>
         <w:spacing w:after="0" w:line="240" w:lineRule="auto"/>
+        <w:ind w:firstLine="0"/>
         <w:rPr>
           <w:rFonts w:ascii="Times New Roman" w:hAnsi="Times New Roman" w:cs="Times New Roman"/>
         </w:rPr>
@@ -4094,6 +3891,7 @@
           <w:numId w:val="38"/>
         </w:numPr>
         <w:spacing w:after="0" w:line="240" w:lineRule="auto"/>
+        <w:ind w:firstLine="0"/>
         <w:rPr>
           <w:rFonts w:ascii="Times New Roman" w:hAnsi="Times New Roman" w:cs="Times New Roman"/>
         </w:rPr>
@@ -4113,6 +3911,7 @@
           <w:numId w:val="38"/>
         </w:numPr>
         <w:spacing w:after="0" w:line="240" w:lineRule="auto"/>
+        <w:ind w:firstLine="0"/>
         <w:rPr>
           <w:rFonts w:ascii="Times New Roman" w:hAnsi="Times New Roman" w:cs="Times New Roman"/>
         </w:rPr>
@@ -4132,6 +3931,7 @@
           <w:numId w:val="38"/>
         </w:numPr>
         <w:spacing w:after="0" w:line="240" w:lineRule="auto"/>
+        <w:ind w:firstLine="0"/>
         <w:rPr>
           <w:rFonts w:ascii="Times New Roman" w:hAnsi="Times New Roman" w:cs="Times New Roman"/>
         </w:rPr>
@@ -4169,6 +3969,7 @@
           <w:numId w:val="39"/>
         </w:numPr>
         <w:spacing w:after="0" w:line="240" w:lineRule="auto"/>
+        <w:ind w:firstLine="0"/>
         <w:rPr>
           <w:rFonts w:ascii="Times New Roman" w:hAnsi="Times New Roman" w:cs="Times New Roman"/>
         </w:rPr>
@@ -4188,6 +3989,7 @@
           <w:numId w:val="39"/>
         </w:numPr>
         <w:spacing w:after="0" w:line="240" w:lineRule="auto"/>
+        <w:ind w:firstLine="0"/>
         <w:rPr>
           <w:rFonts w:ascii="Times New Roman" w:hAnsi="Times New Roman" w:cs="Times New Roman"/>
         </w:rPr>
@@ -4207,6 +4009,7 @@
           <w:numId w:val="39"/>
         </w:numPr>
         <w:spacing w:after="0" w:line="240" w:lineRule="auto"/>
+        <w:ind w:firstLine="0"/>
         <w:rPr>
           <w:rFonts w:ascii="Times New Roman" w:hAnsi="Times New Roman" w:cs="Times New Roman"/>
         </w:rPr>
@@ -4244,6 +4047,7 @@
           <w:numId w:val="40"/>
         </w:numPr>
         <w:spacing w:after="0" w:line="240" w:lineRule="auto"/>
+        <w:ind w:firstLine="0"/>
         <w:rPr>
           <w:rFonts w:ascii="Times New Roman" w:hAnsi="Times New Roman" w:cs="Times New Roman"/>
         </w:rPr>
@@ -4263,14 +4067,16 @@
           <w:numId w:val="40"/>
         </w:numPr>
         <w:spacing w:after="0" w:line="240" w:lineRule="auto"/>
-        <w:rPr>
-          <w:rFonts w:ascii="Times New Roman" w:hAnsi="Times New Roman" w:cs="Times New Roman"/>
-        </w:rPr>
-      </w:pPr>
-      <w:r>
-        <w:rPr>
-          <w:rFonts w:ascii="Times New Roman" w:hAnsi="Times New Roman" w:cs="Times New Roman"/>
-        </w:rPr>
+        <w:ind w:firstLine="0"/>
+        <w:rPr>
+          <w:rFonts w:ascii="Times New Roman" w:hAnsi="Times New Roman" w:cs="Times New Roman"/>
+        </w:rPr>
+      </w:pPr>
+      <w:r>
+        <w:rPr>
+          <w:rFonts w:ascii="Times New Roman" w:hAnsi="Times New Roman" w:cs="Times New Roman"/>
+        </w:rPr>
+        <w:lastRenderedPageBreak/>
         <w:t xml:space="preserve">Users must be able to access their historical performance data. </w:t>
       </w:r>
     </w:p>
@@ -4282,6 +4088,7 @@
           <w:numId w:val="40"/>
         </w:numPr>
         <w:spacing w:after="0" w:line="240" w:lineRule="auto"/>
+        <w:ind w:firstLine="0"/>
         <w:rPr>
           <w:rFonts w:ascii="Times New Roman" w:hAnsi="Times New Roman" w:cs="Times New Roman"/>
         </w:rPr>
@@ -4301,6 +4108,7 @@
           <w:numId w:val="40"/>
         </w:numPr>
         <w:spacing w:after="0" w:line="240" w:lineRule="auto"/>
+        <w:ind w:firstLine="0"/>
         <w:rPr>
           <w:rFonts w:ascii="Times New Roman" w:hAnsi="Times New Roman" w:cs="Times New Roman"/>
         </w:rPr>
@@ -4320,6 +4128,7 @@
           <w:numId w:val="2"/>
         </w:numPr>
         <w:spacing w:after="0" w:line="240" w:lineRule="auto"/>
+        <w:ind w:firstLine="0"/>
         <w:rPr>
           <w:rFonts w:ascii="Times New Roman" w:hAnsi="Times New Roman" w:cs="Times New Roman"/>
           <w:b/>
@@ -4360,7 +4169,6 @@
         <w:rPr>
           <w:rFonts w:ascii="Times New Roman" w:hAnsi="Times New Roman" w:cs="Times New Roman"/>
         </w:rPr>
-        <w:lastRenderedPageBreak/>
         <w:t>For the simplicity of the user, this project is entirely controller free utilising Unity’s hand tracking integration. This prevents hassle with users using controllers whilst cycling, as their hands should be as comfortable on the exercise bike handlebars as possible.</w:t>
       </w:r>
     </w:p>
@@ -4396,6 +4204,7 @@
       <w:pPr>
         <w:pStyle w:val="ListBullet"/>
         <w:spacing w:line="240" w:lineRule="auto"/>
+        <w:ind w:firstLine="0"/>
         <w:rPr>
           <w:rFonts w:ascii="Times New Roman" w:hAnsi="Times New Roman" w:cs="Times New Roman"/>
         </w:rPr>
@@ -4411,6 +4220,7 @@
       <w:pPr>
         <w:pStyle w:val="ListBullet"/>
         <w:spacing w:line="240" w:lineRule="auto"/>
+        <w:ind w:firstLine="0"/>
         <w:rPr>
           <w:rFonts w:ascii="Times New Roman" w:hAnsi="Times New Roman" w:cs="Times New Roman"/>
         </w:rPr>
@@ -4426,6 +4236,7 @@
       <w:pPr>
         <w:pStyle w:val="ListBullet"/>
         <w:spacing w:line="240" w:lineRule="auto"/>
+        <w:ind w:firstLine="0"/>
         <w:rPr>
           <w:rFonts w:ascii="Times New Roman" w:hAnsi="Times New Roman" w:cs="Times New Roman"/>
         </w:rPr>
@@ -4441,6 +4252,7 @@
       <w:pPr>
         <w:pStyle w:val="ListBullet"/>
         <w:spacing w:line="240" w:lineRule="auto"/>
+        <w:ind w:firstLine="0"/>
         <w:rPr>
           <w:rFonts w:ascii="Times New Roman" w:hAnsi="Times New Roman" w:cs="Times New Roman"/>
         </w:rPr>
@@ -4456,6 +4268,7 @@
       <w:pPr>
         <w:pStyle w:val="ListBullet"/>
         <w:spacing w:line="240" w:lineRule="auto"/>
+        <w:ind w:firstLine="0"/>
         <w:rPr>
           <w:rFonts w:ascii="Times New Roman" w:hAnsi="Times New Roman" w:cs="Times New Roman"/>
         </w:rPr>
@@ -4471,6 +4284,7 @@
       <w:pPr>
         <w:pStyle w:val="ListBullet"/>
         <w:spacing w:line="240" w:lineRule="auto"/>
+        <w:ind w:firstLine="0"/>
         <w:rPr>
           <w:rFonts w:ascii="Times New Roman" w:hAnsi="Times New Roman" w:cs="Times New Roman"/>
         </w:rPr>
@@ -4486,6 +4300,7 @@
       <w:pPr>
         <w:pStyle w:val="ListBullet"/>
         <w:spacing w:line="240" w:lineRule="auto"/>
+        <w:ind w:firstLine="0"/>
         <w:rPr>
           <w:rFonts w:ascii="Times New Roman" w:hAnsi="Times New Roman" w:cs="Times New Roman"/>
         </w:rPr>
@@ -4501,6 +4316,7 @@
       <w:pPr>
         <w:pStyle w:val="ListBullet"/>
         <w:spacing w:line="240" w:lineRule="auto"/>
+        <w:ind w:firstLine="0"/>
         <w:rPr>
           <w:rFonts w:ascii="Times New Roman" w:hAnsi="Times New Roman" w:cs="Times New Roman"/>
         </w:rPr>
@@ -4516,6 +4332,7 @@
       <w:pPr>
         <w:pStyle w:val="ListBullet"/>
         <w:spacing w:line="240" w:lineRule="auto"/>
+        <w:ind w:firstLine="0"/>
         <w:rPr>
           <w:rFonts w:ascii="Times New Roman" w:hAnsi="Times New Roman" w:cs="Times New Roman"/>
         </w:rPr>
@@ -4531,6 +4348,7 @@
       <w:pPr>
         <w:pStyle w:val="CustomSubheading"/>
         <w:spacing w:line="240" w:lineRule="auto"/>
+        <w:ind w:firstLine="0"/>
         <w:rPr>
           <w:b/>
           <w:bCs/>
@@ -4561,6 +4379,7 @@
           <w:bCs/>
           <w:noProof/>
         </w:rPr>
+        <w:lastRenderedPageBreak/>
         <w:drawing>
           <wp:inline distT="0" distB="0" distL="0" distR="0" wp14:anchorId="128750F4" wp14:editId="292A7F19">
             <wp:extent cx="4393870" cy="4487823"/>
@@ -4577,7 +4396,7 @@
                     <pic:cNvPicPr/>
                   </pic:nvPicPr>
                   <pic:blipFill>
-                    <a:blip r:embed="rId9"/>
+                    <a:blip r:embed="rId13"/>
                     <a:stretch>
                       <a:fillRect/>
                     </a:stretch>
@@ -4605,20 +4424,51 @@
         <w:rPr>
           <w:b/>
           <w:bCs/>
-        </w:rPr>
-      </w:pPr>
-      <w:r>
+          <w:color w:val="auto"/>
+        </w:rPr>
+      </w:pPr>
+      <w:r>
+        <w:rPr>
+          <w:color w:val="auto"/>
+        </w:rPr>
         <w:t xml:space="preserve">Figure </w:t>
       </w:r>
-      <w:fldSimple w:instr=" SEQ Figure \* ARABIC ">
-        <w:r>
-          <w:rPr>
-            <w:noProof/>
-          </w:rPr>
-          <w:t>1</w:t>
-        </w:r>
-      </w:fldSimple>
-      <w:r>
+      <w:r>
+        <w:rPr>
+          <w:color w:val="auto"/>
+        </w:rPr>
+        <w:fldChar w:fldCharType="begin"/>
+      </w:r>
+      <w:r>
+        <w:rPr>
+          <w:color w:val="auto"/>
+        </w:rPr>
+        <w:instrText xml:space="preserve"> SEQ Figure \* ARABIC </w:instrText>
+      </w:r>
+      <w:r>
+        <w:rPr>
+          <w:color w:val="auto"/>
+        </w:rPr>
+        <w:fldChar w:fldCharType="separate"/>
+      </w:r>
+      <w:r>
+        <w:rPr>
+          <w:noProof/>
+          <w:color w:val="auto"/>
+        </w:rPr>
+        <w:t>1</w:t>
+      </w:r>
+      <w:r>
+        <w:rPr>
+          <w:noProof/>
+          <w:color w:val="auto"/>
+        </w:rPr>
+        <w:fldChar w:fldCharType="end"/>
+      </w:r>
+      <w:r>
+        <w:rPr>
+          <w:color w:val="auto"/>
+        </w:rPr>
         <w:t xml:space="preserve"> - Simplified Scene Layout Diagram</w:t>
       </w:r>
     </w:p>
@@ -4626,6 +4476,7 @@
       <w:pPr>
         <w:pStyle w:val="CustomSubSubheading"/>
         <w:spacing w:line="240" w:lineRule="auto"/>
+        <w:ind w:firstLine="0"/>
         <w:rPr>
           <w:b/>
           <w:bCs/>
@@ -4647,6 +4498,7 @@
           <w:numId w:val="2"/>
         </w:numPr>
         <w:spacing w:line="240" w:lineRule="auto"/>
+        <w:ind w:firstLine="0"/>
         <w:rPr>
           <w:b/>
           <w:bCs/>
@@ -4669,13 +4521,12 @@
           <w:numId w:val="0"/>
         </w:numPr>
         <w:spacing w:line="240" w:lineRule="auto"/>
-        <w:ind w:left="420" w:hanging="420"/>
+        <w:ind w:left="420"/>
       </w:pPr>
       <w:r>
         <w:rPr>
           <w:noProof/>
         </w:rPr>
-        <w:lastRenderedPageBreak/>
         <w:drawing>
           <wp:inline distT="0" distB="0" distL="0" distR="0" wp14:anchorId="76559126" wp14:editId="66469FB7">
             <wp:extent cx="5724525" cy="1924050"/>
@@ -4694,7 +4545,7 @@
                     </pic:cNvPicPr>
                   </pic:nvPicPr>
                   <pic:blipFill rotWithShape="1">
-                    <a:blip r:embed="rId10">
+                    <a:blip r:embed="rId14">
                       <a:extLst>
                         <a:ext uri="{28A0092B-C50C-407E-A947-70E740481C1C}">
                           <a14:useLocalDpi xmlns:a14="http://schemas.microsoft.com/office/drawing/2010/main" val="0"/>
@@ -4735,6 +4586,7 @@
         <w:jc w:val="center"/>
         <w:rPr>
           <w:rFonts w:ascii="Times New Roman" w:hAnsi="Times New Roman" w:cs="Times New Roman"/>
+          <w:color w:val="auto"/>
           <w:sz w:val="24"/>
           <w:szCs w:val="24"/>
         </w:rPr>
@@ -4742,6 +4594,7 @@
       <w:r>
         <w:rPr>
           <w:rFonts w:ascii="Times New Roman" w:hAnsi="Times New Roman" w:cs="Times New Roman"/>
+          <w:color w:val="auto"/>
           <w:sz w:val="24"/>
           <w:szCs w:val="24"/>
         </w:rPr>
@@ -4750,6 +4603,7 @@
       <w:r>
         <w:rPr>
           <w:rFonts w:ascii="Times New Roman" w:hAnsi="Times New Roman" w:cs="Times New Roman"/>
+          <w:color w:val="auto"/>
           <w:sz w:val="24"/>
           <w:szCs w:val="24"/>
         </w:rPr>
@@ -4758,6 +4612,7 @@
       <w:r>
         <w:rPr>
           <w:rFonts w:ascii="Times New Roman" w:hAnsi="Times New Roman" w:cs="Times New Roman"/>
+          <w:color w:val="auto"/>
           <w:sz w:val="24"/>
           <w:szCs w:val="24"/>
         </w:rPr>
@@ -4766,6 +4621,7 @@
       <w:r>
         <w:rPr>
           <w:rFonts w:ascii="Times New Roman" w:hAnsi="Times New Roman" w:cs="Times New Roman"/>
+          <w:color w:val="auto"/>
           <w:sz w:val="24"/>
           <w:szCs w:val="24"/>
         </w:rPr>
@@ -4775,6 +4631,7 @@
         <w:rPr>
           <w:rFonts w:ascii="Times New Roman" w:hAnsi="Times New Roman" w:cs="Times New Roman"/>
           <w:noProof/>
+          <w:color w:val="auto"/>
           <w:sz w:val="24"/>
           <w:szCs w:val="24"/>
         </w:rPr>
@@ -4784,6 +4641,7 @@
         <w:rPr>
           <w:rFonts w:ascii="Times New Roman" w:hAnsi="Times New Roman" w:cs="Times New Roman"/>
           <w:noProof/>
+          <w:color w:val="auto"/>
           <w:sz w:val="24"/>
           <w:szCs w:val="24"/>
         </w:rPr>
@@ -4792,6 +4650,7 @@
       <w:r>
         <w:rPr>
           <w:rFonts w:ascii="Times New Roman" w:hAnsi="Times New Roman" w:cs="Times New Roman"/>
+          <w:color w:val="auto"/>
           <w:sz w:val="24"/>
           <w:szCs w:val="24"/>
         </w:rPr>
@@ -4811,6 +4670,7 @@
         <w:rPr>
           <w:noProof/>
         </w:rPr>
+        <w:lastRenderedPageBreak/>
         <w:drawing>
           <wp:anchor distT="0" distB="0" distL="114300" distR="114300" simplePos="0" relativeHeight="251658240" behindDoc="0" locked="0" layoutInCell="1" allowOverlap="1" wp14:anchorId="4FC52B6A" wp14:editId="24A30C26">
             <wp:simplePos x="0" y="0"/>
@@ -4835,7 +4695,7 @@
                     <pic:cNvPicPr/>
                   </pic:nvPicPr>
                   <pic:blipFill>
-                    <a:blip r:embed="rId11">
+                    <a:blip r:embed="rId15">
                       <a:extLst>
                         <a:ext uri="{28A0092B-C50C-407E-A947-70E740481C1C}">
                           <a14:useLocalDpi xmlns:a14="http://schemas.microsoft.com/office/drawing/2010/main" val="0"/>
@@ -4896,7 +4756,7 @@
                     <pic:cNvPicPr/>
                   </pic:nvPicPr>
                   <pic:blipFill>
-                    <a:blip r:embed="rId12"/>
+                    <a:blip r:embed="rId16"/>
                     <a:stretch>
                       <a:fillRect/>
                     </a:stretch>
@@ -4923,6 +4783,7 @@
         <w:jc w:val="center"/>
         <w:rPr>
           <w:rFonts w:ascii="Times New Roman" w:hAnsi="Times New Roman" w:cs="Times New Roman"/>
+          <w:color w:val="auto"/>
           <w:sz w:val="24"/>
           <w:szCs w:val="24"/>
         </w:rPr>
@@ -4930,6 +4791,7 @@
       <w:r>
         <w:rPr>
           <w:rFonts w:ascii="Times New Roman" w:hAnsi="Times New Roman" w:cs="Times New Roman"/>
+          <w:color w:val="auto"/>
           <w:sz w:val="24"/>
           <w:szCs w:val="24"/>
         </w:rPr>
@@ -4938,6 +4800,7 @@
       <w:r>
         <w:rPr>
           <w:rFonts w:ascii="Times New Roman" w:hAnsi="Times New Roman" w:cs="Times New Roman"/>
+          <w:color w:val="auto"/>
           <w:sz w:val="24"/>
           <w:szCs w:val="24"/>
         </w:rPr>
@@ -4946,6 +4809,7 @@
       <w:r>
         <w:rPr>
           <w:rFonts w:ascii="Times New Roman" w:hAnsi="Times New Roman" w:cs="Times New Roman"/>
+          <w:color w:val="auto"/>
           <w:sz w:val="24"/>
           <w:szCs w:val="24"/>
         </w:rPr>
@@ -4954,6 +4818,7 @@
       <w:r>
         <w:rPr>
           <w:rFonts w:ascii="Times New Roman" w:hAnsi="Times New Roman" w:cs="Times New Roman"/>
+          <w:color w:val="auto"/>
           <w:sz w:val="24"/>
           <w:szCs w:val="24"/>
         </w:rPr>
@@ -4963,6 +4828,7 @@
         <w:rPr>
           <w:rFonts w:ascii="Times New Roman" w:hAnsi="Times New Roman" w:cs="Times New Roman"/>
           <w:noProof/>
+          <w:color w:val="auto"/>
           <w:sz w:val="24"/>
           <w:szCs w:val="24"/>
         </w:rPr>
@@ -4972,6 +4838,7 @@
         <w:rPr>
           <w:rFonts w:ascii="Times New Roman" w:hAnsi="Times New Roman" w:cs="Times New Roman"/>
           <w:noProof/>
+          <w:color w:val="auto"/>
           <w:sz w:val="24"/>
           <w:szCs w:val="24"/>
         </w:rPr>
@@ -4980,6 +4847,7 @@
       <w:r>
         <w:rPr>
           <w:rFonts w:ascii="Times New Roman" w:hAnsi="Times New Roman" w:cs="Times New Roman"/>
+          <w:color w:val="auto"/>
           <w:sz w:val="24"/>
           <w:szCs w:val="24"/>
         </w:rPr>
@@ -5017,7 +4885,7 @@
                     <pic:cNvPicPr/>
                   </pic:nvPicPr>
                   <pic:blipFill>
-                    <a:blip r:embed="rId13"/>
+                    <a:blip r:embed="rId17"/>
                     <a:stretch>
                       <a:fillRect/>
                     </a:stretch>
@@ -5044,6 +4912,7 @@
         <w:jc w:val="center"/>
         <w:rPr>
           <w:rFonts w:ascii="Times New Roman" w:hAnsi="Times New Roman" w:cs="Times New Roman"/>
+          <w:color w:val="auto"/>
           <w:sz w:val="24"/>
           <w:szCs w:val="24"/>
         </w:rPr>
@@ -5051,6 +4920,7 @@
       <w:r>
         <w:rPr>
           <w:rFonts w:ascii="Times New Roman" w:hAnsi="Times New Roman" w:cs="Times New Roman"/>
+          <w:color w:val="auto"/>
           <w:sz w:val="24"/>
           <w:szCs w:val="24"/>
         </w:rPr>
@@ -5059,6 +4929,7 @@
       <w:r>
         <w:rPr>
           <w:rFonts w:ascii="Times New Roman" w:hAnsi="Times New Roman" w:cs="Times New Roman"/>
+          <w:color w:val="auto"/>
           <w:sz w:val="24"/>
           <w:szCs w:val="24"/>
         </w:rPr>
@@ -5067,6 +4938,7 @@
       <w:r>
         <w:rPr>
           <w:rFonts w:ascii="Times New Roman" w:hAnsi="Times New Roman" w:cs="Times New Roman"/>
+          <w:color w:val="auto"/>
           <w:sz w:val="24"/>
           <w:szCs w:val="24"/>
         </w:rPr>
@@ -5075,6 +4947,7 @@
       <w:r>
         <w:rPr>
           <w:rFonts w:ascii="Times New Roman" w:hAnsi="Times New Roman" w:cs="Times New Roman"/>
+          <w:color w:val="auto"/>
           <w:sz w:val="24"/>
           <w:szCs w:val="24"/>
         </w:rPr>
@@ -5084,6 +4957,7 @@
         <w:rPr>
           <w:rFonts w:ascii="Times New Roman" w:hAnsi="Times New Roman" w:cs="Times New Roman"/>
           <w:noProof/>
+          <w:color w:val="auto"/>
           <w:sz w:val="24"/>
           <w:szCs w:val="24"/>
         </w:rPr>
@@ -5093,6 +4967,7 @@
         <w:rPr>
           <w:rFonts w:ascii="Times New Roman" w:hAnsi="Times New Roman" w:cs="Times New Roman"/>
           <w:noProof/>
+          <w:color w:val="auto"/>
           <w:sz w:val="24"/>
           <w:szCs w:val="24"/>
         </w:rPr>
@@ -5101,6 +4976,7 @@
       <w:r>
         <w:rPr>
           <w:rFonts w:ascii="Times New Roman" w:hAnsi="Times New Roman" w:cs="Times New Roman"/>
+          <w:color w:val="auto"/>
           <w:sz w:val="24"/>
           <w:szCs w:val="24"/>
         </w:rPr>
@@ -5135,7 +5011,6 @@
           <w:rFonts w:ascii="Times New Roman" w:hAnsi="Times New Roman" w:cs="Times New Roman"/>
           <w:noProof/>
         </w:rPr>
-        <w:lastRenderedPageBreak/>
         <w:drawing>
           <wp:inline distT="0" distB="0" distL="0" distR="0" wp14:anchorId="3C776B95" wp14:editId="7749FF8D">
             <wp:extent cx="5676900" cy="1988185"/>
@@ -5152,7 +5027,7 @@
                     <pic:cNvPicPr/>
                   </pic:nvPicPr>
                   <pic:blipFill rotWithShape="1">
-                    <a:blip r:embed="rId14"/>
+                    <a:blip r:embed="rId18"/>
                     <a:srcRect r="953"/>
                     <a:stretch/>
                   </pic:blipFill>
@@ -5186,6 +5061,7 @@
         <w:jc w:val="center"/>
         <w:rPr>
           <w:rFonts w:ascii="Times New Roman" w:hAnsi="Times New Roman" w:cs="Times New Roman"/>
+          <w:color w:val="auto"/>
           <w:sz w:val="24"/>
           <w:szCs w:val="24"/>
         </w:rPr>
@@ -5193,6 +5069,7 @@
       <w:r>
         <w:rPr>
           <w:rFonts w:ascii="Times New Roman" w:hAnsi="Times New Roman" w:cs="Times New Roman"/>
+          <w:color w:val="auto"/>
           <w:sz w:val="24"/>
           <w:szCs w:val="24"/>
         </w:rPr>
@@ -5201,6 +5078,7 @@
       <w:r>
         <w:rPr>
           <w:rFonts w:ascii="Times New Roman" w:hAnsi="Times New Roman" w:cs="Times New Roman"/>
+          <w:color w:val="auto"/>
           <w:sz w:val="24"/>
           <w:szCs w:val="24"/>
         </w:rPr>
@@ -5209,6 +5087,7 @@
       <w:r>
         <w:rPr>
           <w:rFonts w:ascii="Times New Roman" w:hAnsi="Times New Roman" w:cs="Times New Roman"/>
+          <w:color w:val="auto"/>
           <w:sz w:val="24"/>
           <w:szCs w:val="24"/>
         </w:rPr>
@@ -5217,6 +5096,7 @@
       <w:r>
         <w:rPr>
           <w:rFonts w:ascii="Times New Roman" w:hAnsi="Times New Roman" w:cs="Times New Roman"/>
+          <w:color w:val="auto"/>
           <w:sz w:val="24"/>
           <w:szCs w:val="24"/>
         </w:rPr>
@@ -5226,6 +5106,7 @@
         <w:rPr>
           <w:rFonts w:ascii="Times New Roman" w:hAnsi="Times New Roman" w:cs="Times New Roman"/>
           <w:noProof/>
+          <w:color w:val="auto"/>
           <w:sz w:val="24"/>
           <w:szCs w:val="24"/>
         </w:rPr>
@@ -5235,6 +5116,7 @@
         <w:rPr>
           <w:rFonts w:ascii="Times New Roman" w:hAnsi="Times New Roman" w:cs="Times New Roman"/>
           <w:noProof/>
+          <w:color w:val="auto"/>
           <w:sz w:val="24"/>
           <w:szCs w:val="24"/>
         </w:rPr>
@@ -5243,6 +5125,7 @@
       <w:r>
         <w:rPr>
           <w:rFonts w:ascii="Times New Roman" w:hAnsi="Times New Roman" w:cs="Times New Roman"/>
+          <w:color w:val="auto"/>
           <w:sz w:val="24"/>
           <w:szCs w:val="24"/>
         </w:rPr>
@@ -5260,6 +5143,7 @@
         <w:rPr>
           <w:rFonts w:ascii="Times New Roman" w:hAnsi="Times New Roman" w:cs="Times New Roman"/>
         </w:rPr>
+        <w:lastRenderedPageBreak/>
         <w:t>The scenario selection menu is the centre hub of navigation for the user as it determines which scenario they will enter for their workout. Each button uses Unity’s built</w:t>
       </w:r>
       <w:r>
@@ -5408,7 +5292,7 @@
           <w:noProof/>
         </w:rPr>
         <w:drawing>
-          <wp:anchor distT="0" distB="0" distL="114300" distR="114300" simplePos="0" relativeHeight="251659264" behindDoc="0" locked="0" layoutInCell="1" allowOverlap="1" wp14:anchorId="6DB218F0" wp14:editId="0FAA3336">
+          <wp:anchor distT="0" distB="0" distL="114300" distR="114300" simplePos="0" relativeHeight="251659264" behindDoc="0" locked="0" layoutInCell="1" allowOverlap="1" wp14:anchorId="6DB218F0" wp14:editId="31BC3F22">
             <wp:simplePos x="0" y="0"/>
             <wp:positionH relativeFrom="margin">
               <wp:align>left</wp:align>
@@ -5441,7 +5325,7 @@
                     </pic:cNvPicPr>
                   </pic:nvPicPr>
                   <pic:blipFill>
-                    <a:blip r:embed="rId15" cstate="print">
+                    <a:blip r:embed="rId19" cstate="print">
                       <a:extLst>
                         <a:ext uri="{28A0092B-C50C-407E-A947-70E740481C1C}">
                           <a14:useLocalDpi xmlns:a14="http://schemas.microsoft.com/office/drawing/2010/main" val="0"/>
@@ -5551,7 +5435,7 @@
                     <pic:cNvPicPr/>
                   </pic:nvPicPr>
                   <pic:blipFill>
-                    <a:blip r:embed="rId16"/>
+                    <a:blip r:embed="rId20"/>
                     <a:stretch>
                       <a:fillRect/>
                     </a:stretch>
@@ -5578,6 +5462,7 @@
         <w:jc w:val="center"/>
         <w:rPr>
           <w:rFonts w:ascii="Times New Roman" w:hAnsi="Times New Roman" w:cs="Times New Roman"/>
+          <w:color w:val="auto"/>
           <w:sz w:val="24"/>
           <w:szCs w:val="24"/>
         </w:rPr>
@@ -5585,6 +5470,7 @@
       <w:r>
         <w:rPr>
           <w:rFonts w:ascii="Times New Roman" w:hAnsi="Times New Roman" w:cs="Times New Roman"/>
+          <w:color w:val="auto"/>
           <w:sz w:val="24"/>
           <w:szCs w:val="24"/>
         </w:rPr>
@@ -5593,6 +5479,7 @@
       <w:r>
         <w:rPr>
           <w:rFonts w:ascii="Times New Roman" w:hAnsi="Times New Roman" w:cs="Times New Roman"/>
+          <w:color w:val="auto"/>
           <w:sz w:val="24"/>
           <w:szCs w:val="24"/>
         </w:rPr>
@@ -5601,6 +5488,7 @@
       <w:r>
         <w:rPr>
           <w:rFonts w:ascii="Times New Roman" w:hAnsi="Times New Roman" w:cs="Times New Roman"/>
+          <w:color w:val="auto"/>
           <w:sz w:val="24"/>
           <w:szCs w:val="24"/>
         </w:rPr>
@@ -5609,6 +5497,7 @@
       <w:r>
         <w:rPr>
           <w:rFonts w:ascii="Times New Roman" w:hAnsi="Times New Roman" w:cs="Times New Roman"/>
+          <w:color w:val="auto"/>
           <w:sz w:val="24"/>
           <w:szCs w:val="24"/>
         </w:rPr>
@@ -5618,6 +5507,7 @@
         <w:rPr>
           <w:rFonts w:ascii="Times New Roman" w:hAnsi="Times New Roman" w:cs="Times New Roman"/>
           <w:noProof/>
+          <w:color w:val="auto"/>
           <w:sz w:val="24"/>
           <w:szCs w:val="24"/>
         </w:rPr>
@@ -5627,6 +5517,7 @@
         <w:rPr>
           <w:rFonts w:ascii="Times New Roman" w:hAnsi="Times New Roman" w:cs="Times New Roman"/>
           <w:noProof/>
+          <w:color w:val="auto"/>
           <w:sz w:val="24"/>
           <w:szCs w:val="24"/>
         </w:rPr>
@@ -5635,6 +5526,7 @@
       <w:r>
         <w:rPr>
           <w:rFonts w:ascii="Times New Roman" w:hAnsi="Times New Roman" w:cs="Times New Roman"/>
+          <w:color w:val="auto"/>
           <w:sz w:val="24"/>
           <w:szCs w:val="24"/>
         </w:rPr>
@@ -5672,7 +5564,7 @@
                     <pic:cNvPicPr/>
                   </pic:nvPicPr>
                   <pic:blipFill>
-                    <a:blip r:embed="rId17"/>
+                    <a:blip r:embed="rId21"/>
                     <a:stretch>
                       <a:fillRect/>
                     </a:stretch>
@@ -5699,6 +5591,7 @@
         <w:jc w:val="center"/>
         <w:rPr>
           <w:rFonts w:ascii="Times New Roman" w:hAnsi="Times New Roman" w:cs="Times New Roman"/>
+          <w:color w:val="auto"/>
           <w:sz w:val="24"/>
           <w:szCs w:val="24"/>
         </w:rPr>
@@ -5706,6 +5599,7 @@
       <w:r>
         <w:rPr>
           <w:rFonts w:ascii="Times New Roman" w:hAnsi="Times New Roman" w:cs="Times New Roman"/>
+          <w:color w:val="auto"/>
           <w:sz w:val="24"/>
           <w:szCs w:val="24"/>
         </w:rPr>
@@ -5714,6 +5608,7 @@
       <w:r>
         <w:rPr>
           <w:rFonts w:ascii="Times New Roman" w:hAnsi="Times New Roman" w:cs="Times New Roman"/>
+          <w:color w:val="auto"/>
           <w:sz w:val="24"/>
           <w:szCs w:val="24"/>
         </w:rPr>
@@ -5722,6 +5617,7 @@
       <w:r>
         <w:rPr>
           <w:rFonts w:ascii="Times New Roman" w:hAnsi="Times New Roman" w:cs="Times New Roman"/>
+          <w:color w:val="auto"/>
           <w:sz w:val="24"/>
           <w:szCs w:val="24"/>
         </w:rPr>
@@ -5730,6 +5626,7 @@
       <w:r>
         <w:rPr>
           <w:rFonts w:ascii="Times New Roman" w:hAnsi="Times New Roman" w:cs="Times New Roman"/>
+          <w:color w:val="auto"/>
           <w:sz w:val="24"/>
           <w:szCs w:val="24"/>
         </w:rPr>
@@ -5739,6 +5636,7 @@
         <w:rPr>
           <w:rFonts w:ascii="Times New Roman" w:hAnsi="Times New Roman" w:cs="Times New Roman"/>
           <w:noProof/>
+          <w:color w:val="auto"/>
           <w:sz w:val="24"/>
           <w:szCs w:val="24"/>
         </w:rPr>
@@ -5747,6 +5645,7 @@
       <w:r>
         <w:rPr>
           <w:rFonts w:ascii="Times New Roman" w:hAnsi="Times New Roman" w:cs="Times New Roman"/>
+          <w:color w:val="auto"/>
           <w:sz w:val="24"/>
           <w:szCs w:val="24"/>
         </w:rPr>
@@ -5755,6 +5654,7 @@
       <w:r>
         <w:rPr>
           <w:rFonts w:ascii="Times New Roman" w:hAnsi="Times New Roman" w:cs="Times New Roman"/>
+          <w:color w:val="auto"/>
           <w:sz w:val="24"/>
           <w:szCs w:val="24"/>
         </w:rPr>
@@ -5860,7 +5760,7 @@
                     <pic:cNvPicPr/>
                   </pic:nvPicPr>
                   <pic:blipFill>
-                    <a:blip r:embed="rId18"/>
+                    <a:blip r:embed="rId22"/>
                     <a:stretch>
                       <a:fillRect/>
                     </a:stretch>
@@ -5887,6 +5787,7 @@
         <w:jc w:val="center"/>
         <w:rPr>
           <w:rFonts w:ascii="Times New Roman" w:hAnsi="Times New Roman" w:cs="Times New Roman"/>
+          <w:color w:val="auto"/>
           <w:sz w:val="24"/>
           <w:szCs w:val="24"/>
         </w:rPr>
@@ -5894,6 +5795,7 @@
       <w:r>
         <w:rPr>
           <w:rFonts w:ascii="Times New Roman" w:hAnsi="Times New Roman" w:cs="Times New Roman"/>
+          <w:color w:val="auto"/>
           <w:sz w:val="24"/>
           <w:szCs w:val="24"/>
         </w:rPr>
@@ -5902,6 +5804,7 @@
       <w:r>
         <w:rPr>
           <w:rFonts w:ascii="Times New Roman" w:hAnsi="Times New Roman" w:cs="Times New Roman"/>
+          <w:color w:val="auto"/>
           <w:sz w:val="24"/>
           <w:szCs w:val="24"/>
         </w:rPr>
@@ -5910,6 +5813,7 @@
       <w:r>
         <w:rPr>
           <w:rFonts w:ascii="Times New Roman" w:hAnsi="Times New Roman" w:cs="Times New Roman"/>
+          <w:color w:val="auto"/>
           <w:sz w:val="24"/>
           <w:szCs w:val="24"/>
         </w:rPr>
@@ -5918,6 +5822,7 @@
       <w:r>
         <w:rPr>
           <w:rFonts w:ascii="Times New Roman" w:hAnsi="Times New Roman" w:cs="Times New Roman"/>
+          <w:color w:val="auto"/>
           <w:sz w:val="24"/>
           <w:szCs w:val="24"/>
         </w:rPr>
@@ -5927,6 +5832,7 @@
         <w:rPr>
           <w:rFonts w:ascii="Times New Roman" w:hAnsi="Times New Roman" w:cs="Times New Roman"/>
           <w:noProof/>
+          <w:color w:val="auto"/>
           <w:sz w:val="24"/>
           <w:szCs w:val="24"/>
         </w:rPr>
@@ -5935,6 +5841,7 @@
       <w:r>
         <w:rPr>
           <w:rFonts w:ascii="Times New Roman" w:hAnsi="Times New Roman" w:cs="Times New Roman"/>
+          <w:color w:val="auto"/>
           <w:sz w:val="24"/>
           <w:szCs w:val="24"/>
         </w:rPr>
@@ -5943,6 +5850,7 @@
       <w:r>
         <w:rPr>
           <w:rFonts w:ascii="Times New Roman" w:hAnsi="Times New Roman" w:cs="Times New Roman"/>
+          <w:color w:val="auto"/>
           <w:sz w:val="24"/>
           <w:szCs w:val="24"/>
         </w:rPr>
@@ -6025,7 +5933,7 @@
                     <pic:cNvPicPr/>
                   </pic:nvPicPr>
                   <pic:blipFill>
-                    <a:blip r:embed="rId19"/>
+                    <a:blip r:embed="rId23"/>
                     <a:stretch>
                       <a:fillRect/>
                     </a:stretch>
@@ -6052,6 +5960,7 @@
         <w:jc w:val="center"/>
         <w:rPr>
           <w:rFonts w:ascii="Times New Roman" w:hAnsi="Times New Roman" w:cs="Times New Roman"/>
+          <w:color w:val="auto"/>
           <w:sz w:val="24"/>
           <w:szCs w:val="24"/>
         </w:rPr>
@@ -6059,6 +5968,7 @@
       <w:r>
         <w:rPr>
           <w:rFonts w:ascii="Times New Roman" w:hAnsi="Times New Roman" w:cs="Times New Roman"/>
+          <w:color w:val="auto"/>
           <w:sz w:val="24"/>
           <w:szCs w:val="24"/>
         </w:rPr>
@@ -6067,6 +5977,7 @@
       <w:r>
         <w:rPr>
           <w:rFonts w:ascii="Times New Roman" w:hAnsi="Times New Roman" w:cs="Times New Roman"/>
+          <w:color w:val="auto"/>
           <w:sz w:val="24"/>
           <w:szCs w:val="24"/>
         </w:rPr>
@@ -6075,6 +5986,7 @@
       <w:r>
         <w:rPr>
           <w:rFonts w:ascii="Times New Roman" w:hAnsi="Times New Roman" w:cs="Times New Roman"/>
+          <w:color w:val="auto"/>
           <w:sz w:val="24"/>
           <w:szCs w:val="24"/>
         </w:rPr>
@@ -6083,6 +5995,7 @@
       <w:r>
         <w:rPr>
           <w:rFonts w:ascii="Times New Roman" w:hAnsi="Times New Roman" w:cs="Times New Roman"/>
+          <w:color w:val="auto"/>
           <w:sz w:val="24"/>
           <w:szCs w:val="24"/>
         </w:rPr>
@@ -6092,6 +6005,7 @@
         <w:rPr>
           <w:rFonts w:ascii="Times New Roman" w:hAnsi="Times New Roman" w:cs="Times New Roman"/>
           <w:noProof/>
+          <w:color w:val="auto"/>
           <w:sz w:val="24"/>
           <w:szCs w:val="24"/>
         </w:rPr>
@@ -6100,6 +6014,7 @@
       <w:r>
         <w:rPr>
           <w:rFonts w:ascii="Times New Roman" w:hAnsi="Times New Roman" w:cs="Times New Roman"/>
+          <w:color w:val="auto"/>
           <w:sz w:val="24"/>
           <w:szCs w:val="24"/>
         </w:rPr>
@@ -6108,6 +6023,7 @@
       <w:r>
         <w:rPr>
           <w:rFonts w:ascii="Times New Roman" w:hAnsi="Times New Roman" w:cs="Times New Roman"/>
+          <w:color w:val="auto"/>
           <w:sz w:val="24"/>
           <w:szCs w:val="24"/>
         </w:rPr>
@@ -6159,7 +6075,7 @@
                     <pic:cNvPicPr/>
                   </pic:nvPicPr>
                   <pic:blipFill>
-                    <a:blip r:embed="rId20"/>
+                    <a:blip r:embed="rId24"/>
                     <a:stretch>
                       <a:fillRect/>
                     </a:stretch>
@@ -6186,6 +6102,7 @@
         <w:jc w:val="center"/>
         <w:rPr>
           <w:rFonts w:ascii="Times New Roman" w:hAnsi="Times New Roman" w:cs="Times New Roman"/>
+          <w:color w:val="auto"/>
           <w:sz w:val="24"/>
           <w:szCs w:val="24"/>
         </w:rPr>
@@ -6193,6 +6110,7 @@
       <w:r>
         <w:rPr>
           <w:rFonts w:ascii="Times New Roman" w:hAnsi="Times New Roman" w:cs="Times New Roman"/>
+          <w:color w:val="auto"/>
           <w:sz w:val="24"/>
           <w:szCs w:val="24"/>
         </w:rPr>
@@ -6201,6 +6119,7 @@
       <w:r>
         <w:rPr>
           <w:rFonts w:ascii="Times New Roman" w:hAnsi="Times New Roman" w:cs="Times New Roman"/>
+          <w:color w:val="auto"/>
           <w:sz w:val="24"/>
           <w:szCs w:val="24"/>
         </w:rPr>
@@ -6209,6 +6128,7 @@
       <w:r>
         <w:rPr>
           <w:rFonts w:ascii="Times New Roman" w:hAnsi="Times New Roman" w:cs="Times New Roman"/>
+          <w:color w:val="auto"/>
           <w:sz w:val="24"/>
           <w:szCs w:val="24"/>
         </w:rPr>
@@ -6217,6 +6137,7 @@
       <w:r>
         <w:rPr>
           <w:rFonts w:ascii="Times New Roman" w:hAnsi="Times New Roman" w:cs="Times New Roman"/>
+          <w:color w:val="auto"/>
           <w:sz w:val="24"/>
           <w:szCs w:val="24"/>
         </w:rPr>
@@ -6226,6 +6147,7 @@
         <w:rPr>
           <w:rFonts w:ascii="Times New Roman" w:hAnsi="Times New Roman" w:cs="Times New Roman"/>
           <w:noProof/>
+          <w:color w:val="auto"/>
           <w:sz w:val="24"/>
           <w:szCs w:val="24"/>
         </w:rPr>
@@ -6234,6 +6156,7 @@
       <w:r>
         <w:rPr>
           <w:rFonts w:ascii="Times New Roman" w:hAnsi="Times New Roman" w:cs="Times New Roman"/>
+          <w:color w:val="auto"/>
           <w:sz w:val="24"/>
           <w:szCs w:val="24"/>
         </w:rPr>
@@ -6242,6 +6165,7 @@
       <w:r>
         <w:rPr>
           <w:rFonts w:ascii="Times New Roman" w:hAnsi="Times New Roman" w:cs="Times New Roman"/>
+          <w:color w:val="auto"/>
           <w:sz w:val="24"/>
           <w:szCs w:val="24"/>
         </w:rPr>
@@ -6304,7 +6228,7 @@
                     <pic:cNvPicPr/>
                   </pic:nvPicPr>
                   <pic:blipFill>
-                    <a:blip r:embed="rId21"/>
+                    <a:blip r:embed="rId25"/>
                     <a:stretch>
                       <a:fillRect/>
                     </a:stretch>
@@ -6331,6 +6255,7 @@
         <w:jc w:val="center"/>
         <w:rPr>
           <w:rFonts w:ascii="Times New Roman" w:hAnsi="Times New Roman" w:cs="Times New Roman"/>
+          <w:color w:val="auto"/>
           <w:sz w:val="24"/>
           <w:szCs w:val="24"/>
         </w:rPr>
@@ -6338,6 +6263,7 @@
       <w:r>
         <w:rPr>
           <w:rFonts w:ascii="Times New Roman" w:hAnsi="Times New Roman" w:cs="Times New Roman"/>
+          <w:color w:val="auto"/>
           <w:sz w:val="24"/>
           <w:szCs w:val="24"/>
         </w:rPr>
@@ -6346,6 +6272,7 @@
       <w:r>
         <w:rPr>
           <w:rFonts w:ascii="Times New Roman" w:hAnsi="Times New Roman" w:cs="Times New Roman"/>
+          <w:color w:val="auto"/>
           <w:sz w:val="24"/>
           <w:szCs w:val="24"/>
         </w:rPr>
@@ -6354,6 +6281,7 @@
       <w:r>
         <w:rPr>
           <w:rFonts w:ascii="Times New Roman" w:hAnsi="Times New Roman" w:cs="Times New Roman"/>
+          <w:color w:val="auto"/>
           <w:sz w:val="24"/>
           <w:szCs w:val="24"/>
         </w:rPr>
@@ -6362,6 +6290,7 @@
       <w:r>
         <w:rPr>
           <w:rFonts w:ascii="Times New Roman" w:hAnsi="Times New Roman" w:cs="Times New Roman"/>
+          <w:color w:val="auto"/>
           <w:sz w:val="24"/>
           <w:szCs w:val="24"/>
         </w:rPr>
@@ -6371,6 +6300,7 @@
         <w:rPr>
           <w:rFonts w:ascii="Times New Roman" w:hAnsi="Times New Roman" w:cs="Times New Roman"/>
           <w:noProof/>
+          <w:color w:val="auto"/>
           <w:sz w:val="24"/>
           <w:szCs w:val="24"/>
         </w:rPr>
@@ -6379,6 +6309,7 @@
       <w:r>
         <w:rPr>
           <w:rFonts w:ascii="Times New Roman" w:hAnsi="Times New Roman" w:cs="Times New Roman"/>
+          <w:color w:val="auto"/>
           <w:sz w:val="24"/>
           <w:szCs w:val="24"/>
         </w:rPr>
@@ -6387,6 +6318,7 @@
       <w:r>
         <w:rPr>
           <w:rFonts w:ascii="Times New Roman" w:hAnsi="Times New Roman" w:cs="Times New Roman"/>
+          <w:color w:val="auto"/>
           <w:sz w:val="24"/>
           <w:szCs w:val="24"/>
         </w:rPr>
@@ -6415,6 +6347,7 @@
           <w:numId w:val="2"/>
         </w:numPr>
         <w:spacing w:line="240" w:lineRule="auto"/>
+        <w:ind w:firstLine="0"/>
         <w:rPr>
           <w:b/>
           <w:bCs/>
@@ -6460,7 +6393,7 @@
                     <pic:cNvPicPr/>
                   </pic:nvPicPr>
                   <pic:blipFill>
-                    <a:blip r:embed="rId22"/>
+                    <a:blip r:embed="rId26"/>
                     <a:stretch>
                       <a:fillRect/>
                     </a:stretch>
@@ -6487,6 +6420,7 @@
         <w:jc w:val="center"/>
         <w:rPr>
           <w:rFonts w:ascii="Times New Roman" w:hAnsi="Times New Roman" w:cs="Times New Roman"/>
+          <w:color w:val="auto"/>
           <w:sz w:val="24"/>
           <w:szCs w:val="24"/>
         </w:rPr>
@@ -6494,6 +6428,7 @@
       <w:r>
         <w:rPr>
           <w:rFonts w:ascii="Times New Roman" w:hAnsi="Times New Roman" w:cs="Times New Roman"/>
+          <w:color w:val="auto"/>
           <w:sz w:val="24"/>
           <w:szCs w:val="24"/>
         </w:rPr>
@@ -6502,6 +6437,7 @@
       <w:r>
         <w:rPr>
           <w:rFonts w:ascii="Times New Roman" w:hAnsi="Times New Roman" w:cs="Times New Roman"/>
+          <w:color w:val="auto"/>
           <w:sz w:val="24"/>
           <w:szCs w:val="24"/>
         </w:rPr>
@@ -6510,6 +6446,7 @@
       <w:r>
         <w:rPr>
           <w:rFonts w:ascii="Times New Roman" w:hAnsi="Times New Roman" w:cs="Times New Roman"/>
+          <w:color w:val="auto"/>
           <w:sz w:val="24"/>
           <w:szCs w:val="24"/>
         </w:rPr>
@@ -6518,6 +6455,7 @@
       <w:r>
         <w:rPr>
           <w:rFonts w:ascii="Times New Roman" w:hAnsi="Times New Roman" w:cs="Times New Roman"/>
+          <w:color w:val="auto"/>
           <w:sz w:val="24"/>
           <w:szCs w:val="24"/>
         </w:rPr>
@@ -6527,6 +6465,7 @@
         <w:rPr>
           <w:rFonts w:ascii="Times New Roman" w:hAnsi="Times New Roman" w:cs="Times New Roman"/>
           <w:noProof/>
+          <w:color w:val="auto"/>
           <w:sz w:val="24"/>
           <w:szCs w:val="24"/>
         </w:rPr>
@@ -6536,6 +6475,7 @@
         <w:rPr>
           <w:rFonts w:ascii="Times New Roman" w:hAnsi="Times New Roman" w:cs="Times New Roman"/>
           <w:noProof/>
+          <w:color w:val="auto"/>
           <w:sz w:val="24"/>
           <w:szCs w:val="24"/>
         </w:rPr>
@@ -6544,6 +6484,7 @@
       <w:r>
         <w:rPr>
           <w:rFonts w:ascii="Times New Roman" w:hAnsi="Times New Roman" w:cs="Times New Roman"/>
+          <w:color w:val="auto"/>
           <w:sz w:val="24"/>
           <w:szCs w:val="24"/>
         </w:rPr>
@@ -6575,7 +6516,7 @@
           <w:numId w:val="0"/>
         </w:numPr>
         <w:spacing w:line="240" w:lineRule="auto"/>
-        <w:ind w:left="420" w:hanging="420"/>
+        <w:ind w:left="420"/>
         <w:jc w:val="center"/>
       </w:pPr>
       <w:r>
@@ -6598,7 +6539,7 @@
                     <pic:cNvPicPr/>
                   </pic:nvPicPr>
                   <pic:blipFill>
-                    <a:blip r:embed="rId23"/>
+                    <a:blip r:embed="rId27"/>
                     <a:stretch>
                       <a:fillRect/>
                     </a:stretch>
@@ -6625,6 +6566,7 @@
         <w:jc w:val="center"/>
         <w:rPr>
           <w:rFonts w:ascii="Times New Roman" w:hAnsi="Times New Roman" w:cs="Times New Roman"/>
+          <w:color w:val="auto"/>
           <w:sz w:val="24"/>
           <w:szCs w:val="24"/>
         </w:rPr>
@@ -6632,6 +6574,7 @@
       <w:r>
         <w:rPr>
           <w:rFonts w:ascii="Times New Roman" w:hAnsi="Times New Roman" w:cs="Times New Roman"/>
+          <w:color w:val="auto"/>
           <w:sz w:val="24"/>
           <w:szCs w:val="24"/>
         </w:rPr>
@@ -6640,6 +6583,7 @@
       <w:r>
         <w:rPr>
           <w:rFonts w:ascii="Times New Roman" w:hAnsi="Times New Roman" w:cs="Times New Roman"/>
+          <w:color w:val="auto"/>
           <w:sz w:val="24"/>
           <w:szCs w:val="24"/>
         </w:rPr>
@@ -6648,6 +6592,7 @@
       <w:r>
         <w:rPr>
           <w:rFonts w:ascii="Times New Roman" w:hAnsi="Times New Roman" w:cs="Times New Roman"/>
+          <w:color w:val="auto"/>
           <w:sz w:val="24"/>
           <w:szCs w:val="24"/>
         </w:rPr>
@@ -6656,6 +6601,7 @@
       <w:r>
         <w:rPr>
           <w:rFonts w:ascii="Times New Roman" w:hAnsi="Times New Roman" w:cs="Times New Roman"/>
+          <w:color w:val="auto"/>
           <w:sz w:val="24"/>
           <w:szCs w:val="24"/>
         </w:rPr>
@@ -6665,6 +6611,7 @@
         <w:rPr>
           <w:rFonts w:ascii="Times New Roman" w:hAnsi="Times New Roman" w:cs="Times New Roman"/>
           <w:noProof/>
+          <w:color w:val="auto"/>
           <w:sz w:val="24"/>
           <w:szCs w:val="24"/>
         </w:rPr>
@@ -6673,6 +6620,7 @@
       <w:r>
         <w:rPr>
           <w:rFonts w:ascii="Times New Roman" w:hAnsi="Times New Roman" w:cs="Times New Roman"/>
+          <w:color w:val="auto"/>
           <w:sz w:val="24"/>
           <w:szCs w:val="24"/>
         </w:rPr>
@@ -6681,6 +6629,7 @@
       <w:r>
         <w:rPr>
           <w:rFonts w:ascii="Times New Roman" w:hAnsi="Times New Roman" w:cs="Times New Roman"/>
+          <w:color w:val="auto"/>
           <w:sz w:val="24"/>
           <w:szCs w:val="24"/>
         </w:rPr>
@@ -6738,7 +6687,7 @@
                     <pic:cNvPicPr/>
                   </pic:nvPicPr>
                   <pic:blipFill>
-                    <a:blip r:embed="rId24">
+                    <a:blip r:embed="rId28">
                       <a:extLst>
                         <a:ext uri="{28A0092B-C50C-407E-A947-70E740481C1C}">
                           <a14:useLocalDpi xmlns:a14="http://schemas.microsoft.com/office/drawing/2010/main" val="0"/>
@@ -6771,6 +6720,7 @@
         <w:jc w:val="center"/>
         <w:rPr>
           <w:rFonts w:ascii="Times New Roman" w:hAnsi="Times New Roman" w:cs="Times New Roman"/>
+          <w:color w:val="auto"/>
           <w:sz w:val="24"/>
           <w:szCs w:val="24"/>
         </w:rPr>
@@ -6778,6 +6728,7 @@
       <w:r>
         <w:rPr>
           <w:rFonts w:ascii="Times New Roman" w:hAnsi="Times New Roman" w:cs="Times New Roman"/>
+          <w:color w:val="auto"/>
           <w:sz w:val="24"/>
           <w:szCs w:val="24"/>
         </w:rPr>
@@ -6786,6 +6737,7 @@
       <w:r>
         <w:rPr>
           <w:rFonts w:ascii="Times New Roman" w:hAnsi="Times New Roman" w:cs="Times New Roman"/>
+          <w:color w:val="auto"/>
           <w:sz w:val="24"/>
           <w:szCs w:val="24"/>
         </w:rPr>
@@ -6794,6 +6746,7 @@
       <w:r>
         <w:rPr>
           <w:rFonts w:ascii="Times New Roman" w:hAnsi="Times New Roman" w:cs="Times New Roman"/>
+          <w:color w:val="auto"/>
           <w:sz w:val="24"/>
           <w:szCs w:val="24"/>
         </w:rPr>
@@ -6802,6 +6755,7 @@
       <w:r>
         <w:rPr>
           <w:rFonts w:ascii="Times New Roman" w:hAnsi="Times New Roman" w:cs="Times New Roman"/>
+          <w:color w:val="auto"/>
           <w:sz w:val="24"/>
           <w:szCs w:val="24"/>
         </w:rPr>
@@ -6811,6 +6765,7 @@
         <w:rPr>
           <w:rFonts w:ascii="Times New Roman" w:hAnsi="Times New Roman" w:cs="Times New Roman"/>
           <w:noProof/>
+          <w:color w:val="auto"/>
           <w:sz w:val="24"/>
           <w:szCs w:val="24"/>
         </w:rPr>
@@ -6819,6 +6774,7 @@
       <w:r>
         <w:rPr>
           <w:rFonts w:ascii="Times New Roman" w:hAnsi="Times New Roman" w:cs="Times New Roman"/>
+          <w:color w:val="auto"/>
           <w:sz w:val="24"/>
           <w:szCs w:val="24"/>
         </w:rPr>
@@ -6827,6 +6783,7 @@
       <w:r>
         <w:rPr>
           <w:rFonts w:ascii="Times New Roman" w:hAnsi="Times New Roman" w:cs="Times New Roman"/>
+          <w:color w:val="auto"/>
           <w:sz w:val="24"/>
           <w:szCs w:val="24"/>
         </w:rPr>
@@ -6878,7 +6835,7 @@
                     <pic:cNvPicPr/>
                   </pic:nvPicPr>
                   <pic:blipFill>
-                    <a:blip r:embed="rId25"/>
+                    <a:blip r:embed="rId29"/>
                     <a:stretch>
                       <a:fillRect/>
                     </a:stretch>
@@ -6905,6 +6862,7 @@
         <w:jc w:val="center"/>
         <w:rPr>
           <w:rFonts w:ascii="Times New Roman" w:hAnsi="Times New Roman" w:cs="Times New Roman"/>
+          <w:color w:val="auto"/>
           <w:sz w:val="24"/>
           <w:szCs w:val="24"/>
         </w:rPr>
@@ -6912,6 +6870,7 @@
       <w:r>
         <w:rPr>
           <w:rFonts w:ascii="Times New Roman" w:hAnsi="Times New Roman" w:cs="Times New Roman"/>
+          <w:color w:val="auto"/>
           <w:sz w:val="24"/>
           <w:szCs w:val="24"/>
         </w:rPr>
@@ -6920,6 +6879,7 @@
       <w:r>
         <w:rPr>
           <w:rFonts w:ascii="Times New Roman" w:hAnsi="Times New Roman" w:cs="Times New Roman"/>
+          <w:color w:val="auto"/>
           <w:sz w:val="24"/>
           <w:szCs w:val="24"/>
         </w:rPr>
@@ -6928,6 +6888,7 @@
       <w:r>
         <w:rPr>
           <w:rFonts w:ascii="Times New Roman" w:hAnsi="Times New Roman" w:cs="Times New Roman"/>
+          <w:color w:val="auto"/>
           <w:sz w:val="24"/>
           <w:szCs w:val="24"/>
         </w:rPr>
@@ -6936,6 +6897,7 @@
       <w:r>
         <w:rPr>
           <w:rFonts w:ascii="Times New Roman" w:hAnsi="Times New Roman" w:cs="Times New Roman"/>
+          <w:color w:val="auto"/>
           <w:sz w:val="24"/>
           <w:szCs w:val="24"/>
         </w:rPr>
@@ -6945,6 +6907,7 @@
         <w:rPr>
           <w:rFonts w:ascii="Times New Roman" w:hAnsi="Times New Roman" w:cs="Times New Roman"/>
           <w:noProof/>
+          <w:color w:val="auto"/>
           <w:sz w:val="24"/>
           <w:szCs w:val="24"/>
         </w:rPr>
@@ -6953,6 +6916,7 @@
       <w:r>
         <w:rPr>
           <w:rFonts w:ascii="Times New Roman" w:hAnsi="Times New Roman" w:cs="Times New Roman"/>
+          <w:color w:val="auto"/>
           <w:sz w:val="24"/>
           <w:szCs w:val="24"/>
         </w:rPr>
@@ -6961,6 +6925,7 @@
       <w:r>
         <w:rPr>
           <w:rFonts w:ascii="Times New Roman" w:hAnsi="Times New Roman" w:cs="Times New Roman"/>
+          <w:color w:val="auto"/>
           <w:sz w:val="24"/>
           <w:szCs w:val="24"/>
         </w:rPr>
@@ -7011,7 +6976,7 @@
                     <pic:cNvPicPr/>
                   </pic:nvPicPr>
                   <pic:blipFill>
-                    <a:blip r:embed="rId26"/>
+                    <a:blip r:embed="rId30"/>
                     <a:stretch>
                       <a:fillRect/>
                     </a:stretch>
@@ -7038,6 +7003,7 @@
         <w:jc w:val="center"/>
         <w:rPr>
           <w:rFonts w:ascii="Times New Roman" w:hAnsi="Times New Roman" w:cs="Times New Roman"/>
+          <w:color w:val="auto"/>
           <w:sz w:val="24"/>
           <w:szCs w:val="24"/>
         </w:rPr>
@@ -7045,6 +7011,7 @@
       <w:r>
         <w:rPr>
           <w:rFonts w:ascii="Times New Roman" w:hAnsi="Times New Roman" w:cs="Times New Roman"/>
+          <w:color w:val="auto"/>
           <w:sz w:val="24"/>
           <w:szCs w:val="24"/>
         </w:rPr>
@@ -7053,6 +7020,7 @@
       <w:r>
         <w:rPr>
           <w:rFonts w:ascii="Times New Roman" w:hAnsi="Times New Roman" w:cs="Times New Roman"/>
+          <w:color w:val="auto"/>
           <w:sz w:val="24"/>
           <w:szCs w:val="24"/>
         </w:rPr>
@@ -7061,6 +7029,7 @@
       <w:r>
         <w:rPr>
           <w:rFonts w:ascii="Times New Roman" w:hAnsi="Times New Roman" w:cs="Times New Roman"/>
+          <w:color w:val="auto"/>
           <w:sz w:val="24"/>
           <w:szCs w:val="24"/>
         </w:rPr>
@@ -7069,6 +7038,7 @@
       <w:r>
         <w:rPr>
           <w:rFonts w:ascii="Times New Roman" w:hAnsi="Times New Roman" w:cs="Times New Roman"/>
+          <w:color w:val="auto"/>
           <w:sz w:val="24"/>
           <w:szCs w:val="24"/>
         </w:rPr>
@@ -7078,6 +7048,7 @@
         <w:rPr>
           <w:rFonts w:ascii="Times New Roman" w:hAnsi="Times New Roman" w:cs="Times New Roman"/>
           <w:noProof/>
+          <w:color w:val="auto"/>
           <w:sz w:val="24"/>
           <w:szCs w:val="24"/>
         </w:rPr>
@@ -7086,6 +7057,7 @@
       <w:r>
         <w:rPr>
           <w:rFonts w:ascii="Times New Roman" w:hAnsi="Times New Roman" w:cs="Times New Roman"/>
+          <w:color w:val="auto"/>
           <w:sz w:val="24"/>
           <w:szCs w:val="24"/>
         </w:rPr>
@@ -7094,6 +7066,7 @@
       <w:r>
         <w:rPr>
           <w:rFonts w:ascii="Times New Roman" w:hAnsi="Times New Roman" w:cs="Times New Roman"/>
+          <w:color w:val="auto"/>
           <w:sz w:val="24"/>
           <w:szCs w:val="24"/>
         </w:rPr>
@@ -7104,6 +7077,7 @@
       <w:pPr>
         <w:pStyle w:val="CustomSubSubheading"/>
         <w:spacing w:line="240" w:lineRule="auto"/>
+        <w:ind w:firstLine="0"/>
         <w:rPr>
           <w:b/>
           <w:bCs/>
@@ -7125,6 +7099,7 @@
           <w:numId w:val="2"/>
         </w:numPr>
         <w:spacing w:line="240" w:lineRule="auto"/>
+        <w:ind w:firstLine="0"/>
         <w:rPr>
           <w:b/>
           <w:bCs/>
@@ -7183,7 +7158,7 @@
                     <pic:cNvPicPr/>
                   </pic:nvPicPr>
                   <pic:blipFill>
-                    <a:blip r:embed="rId27"/>
+                    <a:blip r:embed="rId31"/>
                     <a:stretch>
                       <a:fillRect/>
                     </a:stretch>
@@ -7210,6 +7185,7 @@
         <w:jc w:val="center"/>
         <w:rPr>
           <w:rFonts w:ascii="Times New Roman" w:hAnsi="Times New Roman" w:cs="Times New Roman"/>
+          <w:color w:val="auto"/>
           <w:sz w:val="24"/>
           <w:szCs w:val="24"/>
         </w:rPr>
@@ -7217,6 +7193,7 @@
       <w:r>
         <w:rPr>
           <w:rFonts w:ascii="Times New Roman" w:hAnsi="Times New Roman" w:cs="Times New Roman"/>
+          <w:color w:val="auto"/>
           <w:sz w:val="24"/>
           <w:szCs w:val="24"/>
         </w:rPr>
@@ -7225,6 +7202,7 @@
       <w:r>
         <w:rPr>
           <w:rFonts w:ascii="Times New Roman" w:hAnsi="Times New Roman" w:cs="Times New Roman"/>
+          <w:color w:val="auto"/>
           <w:sz w:val="24"/>
           <w:szCs w:val="24"/>
         </w:rPr>
@@ -7233,6 +7211,7 @@
       <w:r>
         <w:rPr>
           <w:rFonts w:ascii="Times New Roman" w:hAnsi="Times New Roman" w:cs="Times New Roman"/>
+          <w:color w:val="auto"/>
           <w:sz w:val="24"/>
           <w:szCs w:val="24"/>
         </w:rPr>
@@ -7241,6 +7220,7 @@
       <w:r>
         <w:rPr>
           <w:rFonts w:ascii="Times New Roman" w:hAnsi="Times New Roman" w:cs="Times New Roman"/>
+          <w:color w:val="auto"/>
           <w:sz w:val="24"/>
           <w:szCs w:val="24"/>
         </w:rPr>
@@ -7250,6 +7230,7 @@
         <w:rPr>
           <w:rFonts w:ascii="Times New Roman" w:hAnsi="Times New Roman" w:cs="Times New Roman"/>
           <w:noProof/>
+          <w:color w:val="auto"/>
           <w:sz w:val="24"/>
           <w:szCs w:val="24"/>
         </w:rPr>
@@ -7259,6 +7240,7 @@
         <w:rPr>
           <w:rFonts w:ascii="Times New Roman" w:hAnsi="Times New Roman" w:cs="Times New Roman"/>
           <w:noProof/>
+          <w:color w:val="auto"/>
           <w:sz w:val="24"/>
           <w:szCs w:val="24"/>
         </w:rPr>
@@ -7267,6 +7249,7 @@
       <w:r>
         <w:rPr>
           <w:rFonts w:ascii="Times New Roman" w:hAnsi="Times New Roman" w:cs="Times New Roman"/>
+          <w:color w:val="auto"/>
           <w:sz w:val="24"/>
           <w:szCs w:val="24"/>
         </w:rPr>
@@ -7275,6 +7258,7 @@
       <w:r>
         <w:rPr>
           <w:rFonts w:ascii="Times New Roman" w:hAnsi="Times New Roman" w:cs="Times New Roman"/>
+          <w:color w:val="auto"/>
           <w:sz w:val="24"/>
           <w:szCs w:val="24"/>
         </w:rPr>
@@ -7289,6 +7273,7 @@
           <w:numId w:val="2"/>
         </w:numPr>
         <w:spacing w:line="240" w:lineRule="auto"/>
+        <w:ind w:firstLine="0"/>
         <w:rPr>
           <w:b/>
           <w:bCs/>
@@ -7350,6 +7335,7 @@
           <w:numId w:val="2"/>
         </w:numPr>
         <w:spacing w:line="240" w:lineRule="auto"/>
+        <w:ind w:firstLine="0"/>
         <w:rPr>
           <w:b/>
           <w:bCs/>
@@ -7387,6 +7373,7 @@
           <w:numId w:val="2"/>
         </w:numPr>
         <w:spacing w:line="240" w:lineRule="auto"/>
+        <w:ind w:firstLine="0"/>
         <w:rPr>
           <w:b/>
           <w:bCs/>
@@ -7453,6 +7440,7 @@
           <w:numId w:val="2"/>
         </w:numPr>
         <w:spacing w:line="240" w:lineRule="auto"/>
+        <w:ind w:firstLine="0"/>
         <w:rPr>
           <w:b/>
           <w:bCs/>
@@ -7506,6 +7494,7 @@
           <w:numId w:val="2"/>
         </w:numPr>
         <w:spacing w:line="240" w:lineRule="auto"/>
+        <w:ind w:firstLine="0"/>
         <w:rPr>
           <w:b/>
           <w:bCs/>
@@ -7543,6 +7532,7 @@
           <w:numId w:val="2"/>
         </w:numPr>
         <w:spacing w:line="240" w:lineRule="auto"/>
+        <w:ind w:firstLine="0"/>
         <w:rPr>
           <w:b/>
           <w:bCs/>
@@ -7596,6 +7586,7 @@
           <w:numId w:val="2"/>
         </w:numPr>
         <w:spacing w:line="240" w:lineRule="auto"/>
+        <w:ind w:firstLine="0"/>
         <w:rPr>
           <w:b/>
           <w:bCs/>
@@ -7666,7 +7657,7 @@
                     <pic:cNvPicPr/>
                   </pic:nvPicPr>
                   <pic:blipFill>
-                    <a:blip r:embed="rId28"/>
+                    <a:blip r:embed="rId32"/>
                     <a:stretch>
                       <a:fillRect/>
                     </a:stretch>
@@ -7693,6 +7684,7 @@
         <w:jc w:val="center"/>
         <w:rPr>
           <w:rFonts w:ascii="Times New Roman" w:hAnsi="Times New Roman" w:cs="Times New Roman"/>
+          <w:color w:val="auto"/>
           <w:sz w:val="24"/>
           <w:szCs w:val="24"/>
         </w:rPr>
@@ -7700,6 +7692,7 @@
       <w:r>
         <w:rPr>
           <w:rFonts w:ascii="Times New Roman" w:hAnsi="Times New Roman" w:cs="Times New Roman"/>
+          <w:color w:val="auto"/>
           <w:sz w:val="24"/>
           <w:szCs w:val="24"/>
         </w:rPr>
@@ -7708,6 +7701,7 @@
       <w:r>
         <w:rPr>
           <w:rFonts w:ascii="Times New Roman" w:hAnsi="Times New Roman" w:cs="Times New Roman"/>
+          <w:color w:val="auto"/>
           <w:sz w:val="24"/>
           <w:szCs w:val="24"/>
         </w:rPr>
@@ -7716,6 +7710,7 @@
       <w:r>
         <w:rPr>
           <w:rFonts w:ascii="Times New Roman" w:hAnsi="Times New Roman" w:cs="Times New Roman"/>
+          <w:color w:val="auto"/>
           <w:sz w:val="24"/>
           <w:szCs w:val="24"/>
         </w:rPr>
@@ -7724,6 +7719,7 @@
       <w:r>
         <w:rPr>
           <w:rFonts w:ascii="Times New Roman" w:hAnsi="Times New Roman" w:cs="Times New Roman"/>
+          <w:color w:val="auto"/>
           <w:sz w:val="24"/>
           <w:szCs w:val="24"/>
         </w:rPr>
@@ -7733,6 +7729,7 @@
         <w:rPr>
           <w:rFonts w:ascii="Times New Roman" w:hAnsi="Times New Roman" w:cs="Times New Roman"/>
           <w:noProof/>
+          <w:color w:val="auto"/>
           <w:sz w:val="24"/>
           <w:szCs w:val="24"/>
         </w:rPr>
@@ -7742,6 +7739,7 @@
         <w:rPr>
           <w:rFonts w:ascii="Times New Roman" w:hAnsi="Times New Roman" w:cs="Times New Roman"/>
           <w:noProof/>
+          <w:color w:val="auto"/>
           <w:sz w:val="24"/>
           <w:szCs w:val="24"/>
         </w:rPr>
@@ -7750,6 +7748,7 @@
       <w:r>
         <w:rPr>
           <w:rFonts w:ascii="Times New Roman" w:hAnsi="Times New Roman" w:cs="Times New Roman"/>
+          <w:color w:val="auto"/>
           <w:sz w:val="24"/>
           <w:szCs w:val="24"/>
         </w:rPr>
@@ -7758,6 +7757,7 @@
       <w:r>
         <w:rPr>
           <w:rFonts w:ascii="Times New Roman" w:hAnsi="Times New Roman" w:cs="Times New Roman"/>
+          <w:color w:val="auto"/>
           <w:sz w:val="24"/>
           <w:szCs w:val="24"/>
         </w:rPr>
@@ -7766,6 +7766,7 @@
       <w:r>
         <w:rPr>
           <w:rFonts w:ascii="Times New Roman" w:hAnsi="Times New Roman" w:cs="Times New Roman"/>
+          <w:color w:val="auto"/>
           <w:sz w:val="24"/>
           <w:szCs w:val="24"/>
         </w:rPr>
@@ -7774,6 +7775,7 @@
       <w:r>
         <w:rPr>
           <w:rFonts w:ascii="Times New Roman" w:hAnsi="Times New Roman" w:cs="Times New Roman"/>
+          <w:color w:val="auto"/>
           <w:sz w:val="24"/>
           <w:szCs w:val="24"/>
         </w:rPr>
@@ -7782,6 +7784,7 @@
       <w:r>
         <w:rPr>
           <w:rFonts w:ascii="Times New Roman" w:hAnsi="Times New Roman" w:cs="Times New Roman"/>
+          <w:color w:val="auto"/>
           <w:sz w:val="24"/>
           <w:szCs w:val="24"/>
         </w:rPr>
@@ -7790,6 +7793,7 @@
       <w:r>
         <w:rPr>
           <w:rFonts w:ascii="Times New Roman" w:hAnsi="Times New Roman" w:cs="Times New Roman"/>
+          <w:color w:val="auto"/>
           <w:sz w:val="24"/>
           <w:szCs w:val="24"/>
         </w:rPr>
@@ -7804,6 +7808,7 @@
           <w:numId w:val="2"/>
         </w:numPr>
         <w:spacing w:line="240" w:lineRule="auto"/>
+        <w:ind w:firstLine="0"/>
         <w:rPr>
           <w:b/>
           <w:bCs/>
@@ -7847,6 +7852,7 @@
           <w:numId w:val="2"/>
         </w:numPr>
         <w:spacing w:line="240" w:lineRule="auto"/>
+        <w:ind w:firstLine="0"/>
         <w:rPr>
           <w:b/>
           <w:bCs/>
@@ -7881,6 +7887,7 @@
           <w:numId w:val="2"/>
         </w:numPr>
         <w:spacing w:line="240" w:lineRule="auto"/>
+        <w:ind w:firstLine="0"/>
         <w:rPr>
           <w:b/>
           <w:bCs/>
@@ -7919,6 +7926,7 @@
           <w:numId w:val="2"/>
         </w:numPr>
         <w:spacing w:line="240" w:lineRule="auto"/>
+        <w:ind w:firstLine="0"/>
         <w:rPr>
           <w:b/>
           <w:bCs/>
@@ -7953,6 +7961,7 @@
           <w:numId w:val="2"/>
         </w:numPr>
         <w:spacing w:line="240" w:lineRule="auto"/>
+        <w:ind w:firstLine="0"/>
         <w:rPr>
           <w:b/>
           <w:bCs/>
@@ -7993,6 +8002,7 @@
           <w:numId w:val="2"/>
         </w:numPr>
         <w:spacing w:line="240" w:lineRule="auto"/>
+        <w:ind w:firstLine="0"/>
         <w:rPr>
           <w:b/>
           <w:bCs/>
@@ -8029,6 +8039,7 @@
       <w:pPr>
         <w:pStyle w:val="CustomSubSubheading"/>
         <w:spacing w:line="240" w:lineRule="auto"/>
+        <w:ind w:firstLine="0"/>
         <w:rPr>
           <w:b/>
           <w:bCs/>
@@ -8057,6 +8068,7 @@
           <w:numId w:val="2"/>
         </w:numPr>
         <w:spacing w:line="240" w:lineRule="auto"/>
+        <w:ind w:firstLine="0"/>
         <w:rPr>
           <w:b/>
           <w:bCs/>
@@ -8091,6 +8103,7 @@
           <w:numId w:val="16"/>
         </w:numPr>
         <w:spacing w:line="240" w:lineRule="auto"/>
+        <w:ind w:firstLine="0"/>
       </w:pPr>
       <w:r>
         <w:t>AI Types and States</w:t>
@@ -8117,6 +8130,7 @@
           <w:numId w:val="16"/>
         </w:numPr>
         <w:spacing w:line="240" w:lineRule="auto"/>
+        <w:ind w:firstLine="0"/>
       </w:pPr>
       <w:r>
         <w:t>Navigation System</w:t>
@@ -8143,6 +8157,7 @@
           <w:numId w:val="16"/>
         </w:numPr>
         <w:spacing w:line="240" w:lineRule="auto"/>
+        <w:ind w:firstLine="0"/>
       </w:pPr>
       <w:r>
         <w:t>Scenario Modes</w:t>
@@ -8158,13 +8173,7 @@
         <w:spacing w:line="240" w:lineRule="auto"/>
       </w:pPr>
       <w:r>
-        <w:t>Depending on the scenario mode currently active</w:t>
-      </w:r>
-      <w:r>
-        <w:t>,</w:t>
-      </w:r>
-      <w:r>
-        <w:t xml:space="preserve"> the AI will be assigned different targets to path find to. If the scenario is baseline or competitive the AI is given a target in the virtual environment that is updates every quarter of the track to ensure that the bicycle keeps doing laps around the track. If the scenario is cooperative the AI alternates its target depending on its paceline position, if it is pulling the target is in the virtual environment, if it is drafting the target is the bicycle in front in the paceline. </w:t>
+        <w:t xml:space="preserve">Depending on the scenario mode currently active, the AI will be assigned different targets to path find to. If the scenario is baseline or competitive the AI is given a target in the virtual environment that is updates every quarter of the track to ensure that the bicycle keeps doing laps around the track. If the scenario is cooperative the AI alternates its target depending on its paceline position, if it is pulling the target is in the virtual environment, if it is drafting the target is the bicycle in front in the paceline. </w:t>
       </w:r>
     </w:p>
     <w:p>
@@ -8188,6 +8197,7 @@
           <w:ilvl w:val="0"/>
           <w:numId w:val="0"/>
         </w:numPr>
+        <w:spacing w:line="240" w:lineRule="auto"/>
       </w:pPr>
     </w:p>
     <w:p>
@@ -8198,6 +8208,7 @@
           <w:numId w:val="2"/>
         </w:numPr>
         <w:spacing w:line="240" w:lineRule="auto"/>
+        <w:ind w:firstLine="0"/>
         <w:rPr>
           <w:b/>
           <w:bCs/>
@@ -8219,6 +8230,7 @@
           <w:ilvl w:val="0"/>
           <w:numId w:val="0"/>
         </w:numPr>
+        <w:spacing w:line="240" w:lineRule="auto"/>
       </w:pPr>
       <w:r>
         <w:t>BicycleSmoothRotation.cs works alongside the BicycleAI.cs script on the bicycle object and is implemented to solve the problem of snap turning with Unity’s NavMeshAgent navigation. Without this script the navigation rotation is based on the angular velocity of the object, which if set to a low value works smoothly at low speeds but at high speeds will not be able to follow the path found for the agent and will send it flying off of the edge of the velodrome as a result. If the angular velocity is set too high, then the agent can follow the path but will jolt every time the agent hits a vertex in the path.</w:t>
@@ -8231,6 +8243,7 @@
           <w:ilvl w:val="0"/>
           <w:numId w:val="0"/>
         </w:numPr>
+        <w:spacing w:line="240" w:lineRule="auto"/>
       </w:pPr>
       <w:r>
         <w:t>BicycleSmoothRotation.cs handles this problem by adjusting the rotation of the agent itself. It does this by looking ahead on the path and anticipating corners (vertices) and then smoothing the rotation using a quaternion interpolation to create a gradual turn rather than a snap turn, adjusting the turning speed based on the velocity of the bicycle object.</w:t>
@@ -8244,6 +8257,7 @@
           <w:numId w:val="2"/>
         </w:numPr>
         <w:spacing w:line="240" w:lineRule="auto"/>
+        <w:ind w:firstLine="0"/>
         <w:rPr>
           <w:b/>
           <w:bCs/>
@@ -8264,6 +8278,7 @@
           <w:ilvl w:val="0"/>
           <w:numId w:val="0"/>
         </w:numPr>
+        <w:spacing w:line="240" w:lineRule="auto"/>
       </w:pPr>
       <w:r>
         <w:t>SlopeRotation.cs is an experimental script aimed at enhancing the level of engagement for participants during their sessions. Its functionality consists of rotating the bicycle (and with that the player) to the angle of the velodrome banking. That way when the user goes around corners they lean into it virtually creating a greater sense of speed around the bends. This script was not attached to the player object during the study due to peer-feedback during development concluding that it could potentially cause dizziness and confusion to the user. When peers tried riding with this script enabled, they found themselves wobbling on the static bike in real life and saying that it made them feel unwell even after brief use.</w:t>
@@ -8277,6 +8292,7 @@
           <w:numId w:val="2"/>
         </w:numPr>
         <w:spacing w:line="240" w:lineRule="auto"/>
+        <w:ind w:firstLine="0"/>
         <w:rPr>
           <w:b/>
           <w:bCs/>
@@ -8297,6 +8313,7 @@
           <w:ilvl w:val="0"/>
           <w:numId w:val="0"/>
         </w:numPr>
+        <w:spacing w:line="240" w:lineRule="auto"/>
       </w:pPr>
       <w:r>
         <w:t>OpacityController.cs is a script implemented to reduce opacity or hide the mesh of the adaptive AI depending on how close they were to the player. Since in the prototype collision handling between the bicycles (mainly in the competitive scenario) was not addressed, this solution was found to help prevent dizziness for the user. It works by comparing the distance between the object itself and the player, and if the object is too close to the player it attempts to reduce the opacity of the object. If that fails it disables the renderer all together until a sufficient distance is found.</w:t>
@@ -8306,6 +8323,7 @@
       <w:pPr>
         <w:pStyle w:val="CustomSubSubheading"/>
         <w:spacing w:line="240" w:lineRule="auto"/>
+        <w:ind w:firstLine="0"/>
         <w:rPr>
           <w:b/>
           <w:bCs/>
@@ -8354,20 +8372,20 @@
         <w:spacing w:line="240" w:lineRule="auto"/>
       </w:pPr>
       <w:r>
-        <w:t xml:space="preserve">In the end the solution in the final prototype uses two separate Bluetooth libraries on two separate programs and two separate receival mechanisms. The heartrate data is received via </w:t>
+        <w:t>In the end the solution in the final prototype uses two separate Bluetooth libraries on two separate programs and two separate receival mechanisms. The heartrate data is received via the BleApi in the BleWinrtDLL.dll file</w:t>
+      </w:r>
+      <w:r>
+        <w:t xml:space="preserve">, and the exercise bike data is received by a separate python script which then passes the received data into Unity via websockets. </w:t>
+      </w:r>
+      <w:r>
+        <w:t xml:space="preserve">The data is then passed to the DataManager for cleaning and processing. </w:t>
+      </w:r>
+      <w:r>
+        <w:t xml:space="preserve">This solution was not ideal as it was </w:t>
       </w:r>
       <w:r>
         <w:lastRenderedPageBreak/>
-        <w:t>the BleApi in the BleWinrtDLL.dll file</w:t>
-      </w:r>
-      <w:r>
-        <w:t xml:space="preserve">, and the exercise bike data is received by a separate python script which then passes the received data into Unity via websockets. </w:t>
-      </w:r>
-      <w:r>
-        <w:t xml:space="preserve">The data is then passed to the DataManager for cleaning and processing. </w:t>
-      </w:r>
-      <w:r>
-        <w:t>This solution was not ideal as it was desired that the Bluetooth functionality remained entirely within the unity project to prevent unnecessary complexity, but due to tim</w:t>
+        <w:t>desired that the Bluetooth functionality remained entirely within the unity project to prevent unnecessary complexity, but due to tim</w:t>
       </w:r>
       <w:r>
         <w:t>e</w:t>
@@ -8391,7 +8409,7 @@
           <w:numId w:val="0"/>
         </w:numPr>
         <w:spacing w:line="240" w:lineRule="auto"/>
-        <w:ind w:left="420" w:hanging="420"/>
+        <w:ind w:left="420"/>
         <w:jc w:val="center"/>
       </w:pPr>
       <w:r>
@@ -8414,7 +8432,7 @@
                     <pic:cNvPicPr/>
                   </pic:nvPicPr>
                   <pic:blipFill>
-                    <a:blip r:embed="rId29"/>
+                    <a:blip r:embed="rId33"/>
                     <a:stretch>
                       <a:fillRect/>
                     </a:stretch>
@@ -8441,6 +8459,7 @@
         <w:jc w:val="center"/>
         <w:rPr>
           <w:rFonts w:ascii="Times New Roman" w:hAnsi="Times New Roman" w:cs="Times New Roman"/>
+          <w:color w:val="auto"/>
           <w:sz w:val="24"/>
           <w:szCs w:val="24"/>
         </w:rPr>
@@ -8448,6 +8467,7 @@
       <w:r>
         <w:rPr>
           <w:rFonts w:ascii="Times New Roman" w:hAnsi="Times New Roman" w:cs="Times New Roman"/>
+          <w:color w:val="auto"/>
           <w:sz w:val="24"/>
           <w:szCs w:val="24"/>
         </w:rPr>
@@ -8456,6 +8476,7 @@
       <w:r>
         <w:rPr>
           <w:rFonts w:ascii="Times New Roman" w:hAnsi="Times New Roman" w:cs="Times New Roman"/>
+          <w:color w:val="auto"/>
           <w:sz w:val="24"/>
           <w:szCs w:val="24"/>
         </w:rPr>
@@ -8464,6 +8485,7 @@
       <w:r>
         <w:rPr>
           <w:rFonts w:ascii="Times New Roman" w:hAnsi="Times New Roman" w:cs="Times New Roman"/>
+          <w:color w:val="auto"/>
           <w:sz w:val="24"/>
           <w:szCs w:val="24"/>
         </w:rPr>
@@ -8472,6 +8494,7 @@
       <w:r>
         <w:rPr>
           <w:rFonts w:ascii="Times New Roman" w:hAnsi="Times New Roman" w:cs="Times New Roman"/>
+          <w:color w:val="auto"/>
           <w:sz w:val="24"/>
           <w:szCs w:val="24"/>
         </w:rPr>
@@ -8481,6 +8504,7 @@
         <w:rPr>
           <w:rFonts w:ascii="Times New Roman" w:hAnsi="Times New Roman" w:cs="Times New Roman"/>
           <w:noProof/>
+          <w:color w:val="auto"/>
           <w:sz w:val="24"/>
           <w:szCs w:val="24"/>
         </w:rPr>
@@ -8489,6 +8513,7 @@
       <w:r>
         <w:rPr>
           <w:rFonts w:ascii="Times New Roman" w:hAnsi="Times New Roman" w:cs="Times New Roman"/>
+          <w:color w:val="auto"/>
           <w:sz w:val="24"/>
           <w:szCs w:val="24"/>
         </w:rPr>
@@ -8497,6 +8522,7 @@
       <w:r>
         <w:rPr>
           <w:rFonts w:ascii="Times New Roman" w:hAnsi="Times New Roman" w:cs="Times New Roman"/>
+          <w:color w:val="auto"/>
           <w:sz w:val="24"/>
           <w:szCs w:val="24"/>
         </w:rPr>
@@ -8511,6 +8537,7 @@
           <w:numId w:val="2"/>
         </w:numPr>
         <w:spacing w:line="240" w:lineRule="auto"/>
+        <w:ind w:firstLine="0"/>
         <w:rPr>
           <w:rFonts w:ascii="Times New Roman" w:hAnsi="Times New Roman" w:cs="Times New Roman"/>
           <w:b/>
@@ -8556,7 +8583,7 @@
                     <pic:cNvPicPr/>
                   </pic:nvPicPr>
                   <pic:blipFill>
-                    <a:blip r:embed="rId30"/>
+                    <a:blip r:embed="rId34"/>
                     <a:stretch>
                       <a:fillRect/>
                     </a:stretch>
@@ -8583,6 +8610,7 @@
         <w:jc w:val="center"/>
         <w:rPr>
           <w:rFonts w:ascii="Times New Roman" w:hAnsi="Times New Roman" w:cs="Times New Roman"/>
+          <w:color w:val="auto"/>
           <w:sz w:val="24"/>
           <w:szCs w:val="24"/>
         </w:rPr>
@@ -8590,6 +8618,7 @@
       <w:r>
         <w:rPr>
           <w:rFonts w:ascii="Times New Roman" w:hAnsi="Times New Roman" w:cs="Times New Roman"/>
+          <w:color w:val="auto"/>
           <w:sz w:val="24"/>
           <w:szCs w:val="24"/>
         </w:rPr>
@@ -8598,6 +8627,7 @@
       <w:r>
         <w:rPr>
           <w:rFonts w:ascii="Times New Roman" w:hAnsi="Times New Roman" w:cs="Times New Roman"/>
+          <w:color w:val="auto"/>
           <w:sz w:val="24"/>
           <w:szCs w:val="24"/>
         </w:rPr>
@@ -8606,6 +8636,7 @@
       <w:r>
         <w:rPr>
           <w:rFonts w:ascii="Times New Roman" w:hAnsi="Times New Roman" w:cs="Times New Roman"/>
+          <w:color w:val="auto"/>
           <w:sz w:val="24"/>
           <w:szCs w:val="24"/>
         </w:rPr>
@@ -8614,6 +8645,7 @@
       <w:r>
         <w:rPr>
           <w:rFonts w:ascii="Times New Roman" w:hAnsi="Times New Roman" w:cs="Times New Roman"/>
+          <w:color w:val="auto"/>
           <w:sz w:val="24"/>
           <w:szCs w:val="24"/>
         </w:rPr>
@@ -8623,6 +8655,7 @@
         <w:rPr>
           <w:rFonts w:ascii="Times New Roman" w:hAnsi="Times New Roman" w:cs="Times New Roman"/>
           <w:noProof/>
+          <w:color w:val="auto"/>
           <w:sz w:val="24"/>
           <w:szCs w:val="24"/>
         </w:rPr>
@@ -8631,6 +8664,7 @@
       <w:r>
         <w:rPr>
           <w:rFonts w:ascii="Times New Roman" w:hAnsi="Times New Roman" w:cs="Times New Roman"/>
+          <w:color w:val="auto"/>
           <w:sz w:val="24"/>
           <w:szCs w:val="24"/>
         </w:rPr>
@@ -8639,6 +8673,7 @@
       <w:r>
         <w:rPr>
           <w:rFonts w:ascii="Times New Roman" w:hAnsi="Times New Roman" w:cs="Times New Roman"/>
+          <w:color w:val="auto"/>
           <w:sz w:val="24"/>
           <w:szCs w:val="24"/>
         </w:rPr>
@@ -8656,24 +8691,18 @@
         <w:rPr>
           <w:rFonts w:ascii="Times New Roman" w:hAnsi="Times New Roman" w:cs="Times New Roman"/>
         </w:rPr>
-        <w:t xml:space="preserve">Above is a snippet of the main execution within the websocket.py file. When the program runs you can see that an asynchronous loop is set on the main function to run continuously until a keyboard interrupt or closure of the terminal by the user. What this does is set up the </w:t>
-      </w:r>
-      <w:r>
-        <w:rPr>
-          <w:rFonts w:ascii="Times New Roman" w:hAnsi="Times New Roman" w:cs="Times New Roman"/>
-        </w:rPr>
+        <w:t xml:space="preserve">Above is a snippet of the main execution within the websocket.py file. When the program runs you can see that an asynchronous loop is set on the main function to run continuously until a keyboard interrupt or closure of the terminal by the user. What this does is set up the websocket server and starts connecting to the exercise bike, making use of asynchio.gather() to run them both concurrently. </w:t>
+      </w:r>
+    </w:p>
+    <w:p>
+      <w:pPr>
+        <w:spacing w:line="240" w:lineRule="auto"/>
+        <w:rPr>
+          <w:rFonts w:ascii="Times New Roman" w:hAnsi="Times New Roman" w:cs="Times New Roman"/>
+        </w:rPr>
+      </w:pPr>
+      <w:r>
         <w:lastRenderedPageBreak/>
-        <w:t xml:space="preserve">websocket server and starts connecting to the exercise bike, making use of asynchio.gather() to run them both concurrently. </w:t>
-      </w:r>
-    </w:p>
-    <w:p>
-      <w:pPr>
-        <w:spacing w:line="240" w:lineRule="auto"/>
-        <w:rPr>
-          <w:rFonts w:ascii="Times New Roman" w:hAnsi="Times New Roman" w:cs="Times New Roman"/>
-        </w:rPr>
-      </w:pPr>
-      <w:r>
         <w:t xml:space="preserve">This JSON message is then received by the WebSocketClient.cs script in the Unity project. The purpose of WebSocketClient is to connect to the WebSocketServer and to parse and process the FTMS data received from the python script. </w:t>
       </w:r>
     </w:p>
@@ -8685,6 +8714,7 @@
           <w:numId w:val="2"/>
         </w:numPr>
         <w:spacing w:line="240" w:lineRule="auto"/>
+        <w:ind w:firstLine="0"/>
         <w:rPr>
           <w:b/>
           <w:bCs/>
@@ -8747,6 +8777,7 @@
       <w:pPr>
         <w:pStyle w:val="CustomSubSubheading"/>
         <w:spacing w:line="240" w:lineRule="auto"/>
+        <w:ind w:firstLine="0"/>
         <w:rPr>
           <w:b/>
           <w:bCs/>
@@ -8767,6 +8798,7 @@
           <w:ilvl w:val="0"/>
           <w:numId w:val="0"/>
         </w:numPr>
+        <w:spacing w:line="240" w:lineRule="auto"/>
       </w:pPr>
       <w:r>
         <w:t>Analysis.py is a script implemented for the sole purpose of processing the data collected from the user study. Including plotting moving averages (Power, Heart rate) for each participant across all three scenarios</w:t>
@@ -8782,6 +8814,7 @@
       <w:pPr>
         <w:pStyle w:val="CustomSubSubheading"/>
         <w:spacing w:line="240" w:lineRule="auto"/>
+        <w:ind w:firstLine="0"/>
         <w:rPr>
           <w:b/>
           <w:bCs/>
@@ -8803,6 +8836,7 @@
           <w:numId w:val="2"/>
         </w:numPr>
         <w:spacing w:after="0" w:line="240" w:lineRule="auto"/>
+        <w:ind w:firstLine="0"/>
         <w:rPr>
           <w:rFonts w:ascii="Times New Roman" w:hAnsi="Times New Roman" w:cs="Times New Roman"/>
           <w:b/>
@@ -8826,7 +8860,7 @@
           <w:numId w:val="0"/>
         </w:numPr>
         <w:spacing w:line="240" w:lineRule="auto"/>
-        <w:ind w:left="420" w:hanging="420"/>
+        <w:ind w:left="420"/>
       </w:pPr>
       <w:r>
         <w:rPr>
@@ -8847,7 +8881,7 @@
           <w:numId w:val="0"/>
         </w:numPr>
         <w:spacing w:line="240" w:lineRule="auto"/>
-        <w:ind w:left="420" w:hanging="420"/>
+        <w:ind w:left="420"/>
       </w:pPr>
       <w:r>
         <w:rPr>
@@ -8868,7 +8902,7 @@
           <w:numId w:val="0"/>
         </w:numPr>
         <w:spacing w:line="240" w:lineRule="auto"/>
-        <w:ind w:left="420" w:hanging="420"/>
+        <w:ind w:left="420"/>
       </w:pPr>
       <w:r>
         <w:t>Inclusion Criteria:</w:t>
@@ -8882,6 +8916,7 @@
           <w:numId w:val="18"/>
         </w:numPr>
         <w:spacing w:line="240" w:lineRule="auto"/>
+        <w:ind w:firstLine="0"/>
       </w:pPr>
       <w:r>
         <w:t>Age: 18 years or older.</w:t>
@@ -8895,6 +8930,7 @@
           <w:numId w:val="18"/>
         </w:numPr>
         <w:spacing w:line="240" w:lineRule="auto"/>
+        <w:ind w:firstLine="0"/>
       </w:pPr>
       <w:r>
         <w:t>Must be in generally good health, with no known medical conditions that would make high intensity cycling unsafe.</w:t>
@@ -8908,6 +8944,7 @@
           <w:numId w:val="18"/>
         </w:numPr>
         <w:spacing w:line="240" w:lineRule="auto"/>
+        <w:ind w:firstLine="0"/>
       </w:pPr>
       <w:r>
         <w:t>No history of severe motion sickness or epilepsy triggered by VR.</w:t>
@@ -8921,6 +8958,7 @@
           <w:numId w:val="18"/>
         </w:numPr>
         <w:spacing w:line="240" w:lineRule="auto"/>
+        <w:ind w:firstLine="0"/>
       </w:pPr>
       <w:r>
         <w:t>Open to all fitness levels, from beginners to advanced cyclists.</w:t>
@@ -8934,6 +8972,7 @@
           <w:numId w:val="18"/>
         </w:numPr>
         <w:spacing w:line="240" w:lineRule="auto"/>
+        <w:ind w:firstLine="0"/>
       </w:pPr>
       <w:r>
         <w:t>Comfortable using a VR headset, but no prior VR experience is required.</w:t>
@@ -8947,6 +8986,7 @@
           <w:numId w:val="18"/>
         </w:numPr>
         <w:spacing w:line="240" w:lineRule="auto"/>
+        <w:ind w:firstLine="0"/>
       </w:pPr>
       <w:r>
         <w:t>Must be able to complete three cycling scenarios within the study timeframe.</w:t>
@@ -8960,7 +9000,7 @@
           <w:numId w:val="0"/>
         </w:numPr>
         <w:spacing w:line="240" w:lineRule="auto"/>
-        <w:ind w:left="420" w:hanging="420"/>
+        <w:ind w:left="420"/>
       </w:pPr>
       <w:r>
         <w:t>Exclusion Criteria:</w:t>
@@ -8974,6 +9014,7 @@
           <w:numId w:val="19"/>
         </w:numPr>
         <w:spacing w:line="240" w:lineRule="auto"/>
+        <w:ind w:firstLine="0"/>
       </w:pPr>
       <w:r>
         <w:t xml:space="preserve">Individuals with heart disease, uncontrolled </w:t>
@@ -8993,6 +9034,7 @@
           <w:numId w:val="19"/>
         </w:numPr>
         <w:spacing w:line="240" w:lineRule="auto"/>
+        <w:ind w:firstLine="0"/>
       </w:pPr>
       <w:r>
         <w:t>If prone to nausea, dizziness, or disorientation in virtual environments.</w:t>
@@ -9006,6 +9048,7 @@
           <w:numId w:val="19"/>
         </w:numPr>
         <w:spacing w:line="240" w:lineRule="auto"/>
+        <w:ind w:firstLine="0"/>
       </w:pPr>
       <w:r>
         <w:t>Epilepsy</w:t>
@@ -9022,6 +9065,7 @@
           <w:numId w:val="19"/>
         </w:numPr>
         <w:spacing w:line="240" w:lineRule="auto"/>
+        <w:ind w:firstLine="0"/>
       </w:pPr>
       <w:r>
         <w:t>Pregnancy as a precautionary measure for participant safety.</w:t>
@@ -9035,6 +9079,7 @@
           <w:numId w:val="19"/>
         </w:numPr>
         <w:spacing w:line="240" w:lineRule="auto"/>
+        <w:ind w:firstLine="0"/>
       </w:pPr>
       <w:r>
         <w:t>Participants who cannot wear a VR headset comfortably.</w:t>
@@ -9048,6 +9093,7 @@
           <w:numId w:val="19"/>
         </w:numPr>
         <w:spacing w:line="240" w:lineRule="auto"/>
+        <w:ind w:firstLine="0"/>
       </w:pPr>
       <w:r>
         <w:t>Anyone who does not agree to the informed consent process.</w:t>
@@ -9063,7 +9109,6 @@
         <w:spacing w:line="240" w:lineRule="auto"/>
       </w:pPr>
       <w:r>
-        <w:lastRenderedPageBreak/>
         <w:t>Prior to participation participants read the Participant Information Sheet and signed Informed Consent Forms.</w:t>
       </w:r>
       <w:r>
@@ -9084,8 +9129,10 @@
           <w:numId w:val="20"/>
         </w:numPr>
         <w:spacing w:line="240" w:lineRule="auto"/>
-      </w:pPr>
-      <w:r>
+        <w:ind w:firstLine="0"/>
+      </w:pPr>
+      <w:r>
+        <w:lastRenderedPageBreak/>
         <w:t>The demographic questionnaire asked participants their age, sex</w:t>
       </w:r>
       <w:r>
@@ -9109,6 +9156,7 @@
           <w:numId w:val="20"/>
         </w:numPr>
         <w:spacing w:line="240" w:lineRule="auto"/>
+        <w:ind w:firstLine="0"/>
       </w:pPr>
       <w:r>
         <w:t>The Borg RPE Scale asked participants to rate their perceived level of exertion and was completed after every visit.</w:t>
@@ -9122,6 +9170,7 @@
           <w:numId w:val="20"/>
         </w:numPr>
         <w:spacing w:line="240" w:lineRule="auto"/>
+        <w:ind w:firstLine="0"/>
       </w:pPr>
       <w:r>
         <w:t>The Intrinsic Motivation Inventory asked participants 1-7 scale questions on</w:t>
@@ -9144,6 +9193,7 @@
           <w:numId w:val="20"/>
         </w:numPr>
         <w:spacing w:line="240" w:lineRule="auto"/>
+        <w:ind w:firstLine="0"/>
       </w:pPr>
       <w:r>
         <w:t>The VR Cycling Ramp Test Post-Scenario Questionnaire asked participants likert scale questions on their enjoyment, if they felt motion sick etc, and collected qualitative feedback on what participants thought what was good, what was missing, what made them push harder etc. This questionnaire was completed after every visit.</w:t>
@@ -9157,6 +9207,7 @@
           <w:numId w:val="20"/>
         </w:numPr>
         <w:spacing w:line="240" w:lineRule="auto"/>
+        <w:ind w:firstLine="0"/>
       </w:pPr>
       <w:r>
         <w:t>The Big Five Inventory asked participants questions on the Big Five Personality Test and was used to look for correlations of particular personality types favouring and outperforming in particular social dynamics. This was completed after the final visit.</w:t>
@@ -9183,6 +9234,7 @@
           <w:numId w:val="2"/>
         </w:numPr>
         <w:spacing w:after="0" w:line="240" w:lineRule="auto"/>
+        <w:ind w:firstLine="0"/>
         <w:rPr>
           <w:rFonts w:ascii="Times New Roman" w:hAnsi="Times New Roman" w:cs="Times New Roman"/>
           <w:b/>
@@ -9221,14 +9273,19 @@
           <w:numId w:val="22"/>
         </w:numPr>
         <w:spacing w:line="240" w:lineRule="auto"/>
+        <w:ind w:firstLine="0"/>
         <w:jc w:val="both"/>
         <w:rPr>
           <w:rFonts w:ascii="Times New Roman" w:hAnsi="Times New Roman" w:cs="Times New Roman"/>
-        </w:rPr>
-      </w:pPr>
-      <w:r>
-        <w:rPr>
-          <w:rFonts w:ascii="Times New Roman" w:hAnsi="Times New Roman" w:cs="Times New Roman"/>
+          <w:b/>
+          <w:bCs/>
+        </w:rPr>
+      </w:pPr>
+      <w:r>
+        <w:rPr>
+          <w:rFonts w:ascii="Times New Roman" w:hAnsi="Times New Roman" w:cs="Times New Roman"/>
+          <w:b/>
+          <w:bCs/>
         </w:rPr>
         <w:t>Physical Risks and Management</w:t>
       </w:r>
@@ -9289,14 +9346,19 @@
           <w:numId w:val="22"/>
         </w:numPr>
         <w:spacing w:line="240" w:lineRule="auto"/>
+        <w:ind w:firstLine="0"/>
         <w:jc w:val="both"/>
         <w:rPr>
           <w:rFonts w:ascii="Times New Roman" w:hAnsi="Times New Roman" w:cs="Times New Roman"/>
-        </w:rPr>
-      </w:pPr>
-      <w:r>
-        <w:rPr>
-          <w:rFonts w:ascii="Times New Roman" w:hAnsi="Times New Roman" w:cs="Times New Roman"/>
+          <w:b/>
+          <w:bCs/>
+        </w:rPr>
+      </w:pPr>
+      <w:r>
+        <w:rPr>
+          <w:rFonts w:ascii="Times New Roman" w:hAnsi="Times New Roman" w:cs="Times New Roman"/>
+          <w:b/>
+          <w:bCs/>
         </w:rPr>
         <w:t>Psychological/Emotional Risks and Management</w:t>
       </w:r>
@@ -9417,6 +9479,7 @@
           <w:numId w:val="22"/>
         </w:numPr>
         <w:spacing w:line="240" w:lineRule="auto"/>
+        <w:ind w:firstLine="0"/>
         <w:jc w:val="both"/>
         <w:rPr>
           <w:rFonts w:ascii="Times New Roman" w:hAnsi="Times New Roman" w:cs="Times New Roman"/>
@@ -9565,7 +9628,6 @@
         <w:rPr>
           <w:rFonts w:ascii="Times New Roman" w:hAnsi="Times New Roman" w:cs="Times New Roman"/>
         </w:rPr>
-        <w:lastRenderedPageBreak/>
         <w:t xml:space="preserve">No form of equipment malfunction could cause harm to the participant, in the event that data collection devices fail at runtime the session </w:t>
       </w:r>
       <w:r>
@@ -9601,18 +9663,20 @@
           <w:numId w:val="2"/>
         </w:numPr>
         <w:spacing w:after="0" w:line="240" w:lineRule="auto"/>
-        <w:rPr>
-          <w:rFonts w:ascii="Times New Roman" w:hAnsi="Times New Roman" w:cs="Times New Roman"/>
-          <w:b/>
-          <w:bCs/>
-        </w:rPr>
-      </w:pPr>
-      <w:r>
-        <w:rPr>
-          <w:rFonts w:ascii="Times New Roman" w:hAnsi="Times New Roman" w:cs="Times New Roman"/>
-          <w:b/>
-          <w:bCs/>
-        </w:rPr>
+        <w:ind w:firstLine="0"/>
+        <w:rPr>
+          <w:rFonts w:ascii="Times New Roman" w:hAnsi="Times New Roman" w:cs="Times New Roman"/>
+          <w:b/>
+          <w:bCs/>
+        </w:rPr>
+      </w:pPr>
+      <w:r>
+        <w:rPr>
+          <w:rFonts w:ascii="Times New Roman" w:hAnsi="Times New Roman" w:cs="Times New Roman"/>
+          <w:b/>
+          <w:bCs/>
+        </w:rPr>
+        <w:lastRenderedPageBreak/>
         <w:t>Timeline for development testing and study</w:t>
       </w:r>
     </w:p>
@@ -9658,21 +9722,14 @@
     </w:p>
     <w:p>
       <w:pPr>
-        <w:pStyle w:val="ListParagraph"/>
-        <w:numPr>
-          <w:ilvl w:val="0"/>
-          <w:numId w:val="2"/>
-        </w:numPr>
-        <w:spacing w:after="0" w:line="240" w:lineRule="auto"/>
-        <w:rPr>
-          <w:rFonts w:ascii="Times New Roman" w:hAnsi="Times New Roman" w:cs="Times New Roman"/>
-          <w:b/>
-          <w:bCs/>
-        </w:rPr>
-      </w:pPr>
-      <w:r>
-        <w:rPr>
-          <w:rFonts w:ascii="Times New Roman" w:hAnsi="Times New Roman" w:cs="Times New Roman"/>
+        <w:pStyle w:val="CustomHeading"/>
+        <w:rPr>
+          <w:b/>
+          <w:bCs/>
+        </w:rPr>
+      </w:pPr>
+      <w:r>
+        <w:rPr>
           <w:b/>
           <w:bCs/>
         </w:rPr>
@@ -9687,6 +9744,7 @@
           <w:numId w:val="2"/>
         </w:numPr>
         <w:spacing w:after="0" w:line="240" w:lineRule="auto"/>
+        <w:ind w:firstLine="0"/>
         <w:rPr>
           <w:rFonts w:ascii="Times New Roman" w:hAnsi="Times New Roman" w:cs="Times New Roman"/>
           <w:b/>
@@ -9710,6 +9768,7 @@
           <w:numId w:val="2"/>
         </w:numPr>
         <w:spacing w:after="0" w:line="240" w:lineRule="auto"/>
+        <w:ind w:firstLine="0"/>
         <w:rPr>
           <w:rFonts w:ascii="Times New Roman" w:hAnsi="Times New Roman" w:cs="Times New Roman"/>
           <w:b/>
@@ -9873,7 +9932,7 @@
                           </pic:cNvPicPr>
                         </pic:nvPicPr>
                         <pic:blipFill>
-                          <a:blip r:embed="rId31" cstate="print">
+                          <a:blip r:embed="rId35" cstate="print">
                             <a:extLst>
                               <a:ext uri="{28A0092B-C50C-407E-A947-70E740481C1C}">
                                 <a14:useLocalDpi xmlns:a14="http://schemas.microsoft.com/office/drawing/2010/main" val="0"/>
@@ -9941,7 +10000,7 @@
                           </pic:cNvPicPr>
                         </pic:nvPicPr>
                         <pic:blipFill>
-                          <a:blip r:embed="rId32" cstate="print">
+                          <a:blip r:embed="rId36" cstate="print">
                             <a:extLst>
                               <a:ext uri="{28A0092B-C50C-407E-A947-70E740481C1C}">
                                 <a14:useLocalDpi xmlns:a14="http://schemas.microsoft.com/office/drawing/2010/main" val="0"/>
@@ -10029,7 +10088,7 @@
                           </pic:cNvPicPr>
                         </pic:nvPicPr>
                         <pic:blipFill>
-                          <a:blip r:embed="rId33" cstate="print">
+                          <a:blip r:embed="rId37" cstate="print">
                             <a:extLst>
                               <a:ext uri="{28A0092B-C50C-407E-A947-70E740481C1C}">
                                 <a14:useLocalDpi xmlns:a14="http://schemas.microsoft.com/office/drawing/2010/main" val="0"/>
@@ -10097,7 +10156,7 @@
                           </pic:cNvPicPr>
                         </pic:nvPicPr>
                         <pic:blipFill>
-                          <a:blip r:embed="rId34" cstate="print">
+                          <a:blip r:embed="rId38" cstate="print">
                             <a:extLst>
                               <a:ext uri="{28A0092B-C50C-407E-A947-70E740481C1C}">
                                 <a14:useLocalDpi xmlns:a14="http://schemas.microsoft.com/office/drawing/2010/main" val="0"/>
@@ -10185,7 +10244,7 @@
                           </pic:cNvPicPr>
                         </pic:nvPicPr>
                         <pic:blipFill>
-                          <a:blip r:embed="rId35" cstate="print">
+                          <a:blip r:embed="rId39" cstate="print">
                             <a:extLst>
                               <a:ext uri="{28A0092B-C50C-407E-A947-70E740481C1C}">
                                 <a14:useLocalDpi xmlns:a14="http://schemas.microsoft.com/office/drawing/2010/main" val="0"/>
@@ -10253,7 +10312,7 @@
                           </pic:cNvPicPr>
                         </pic:nvPicPr>
                         <pic:blipFill>
-                          <a:blip r:embed="rId36" cstate="print">
+                          <a:blip r:embed="rId40" cstate="print">
                             <a:extLst>
                               <a:ext uri="{28A0092B-C50C-407E-A947-70E740481C1C}">
                                 <a14:useLocalDpi xmlns:a14="http://schemas.microsoft.com/office/drawing/2010/main" val="0"/>
@@ -10324,7 +10383,7 @@
                 <w:noProof/>
               </w:rPr>
               <w:drawing>
-                <wp:inline distT="0" distB="0" distL="0" distR="0" wp14:anchorId="07310118" wp14:editId="4F03671A">
+                <wp:inline distT="0" distB="0" distL="0" distR="0" wp14:anchorId="07310118" wp14:editId="429D9079">
                   <wp:extent cx="2135664" cy="1068779"/>
                   <wp:effectExtent l="0" t="0" r="0" b="0"/>
                   <wp:docPr id="1005321835" name="Picture 8"/>
@@ -10341,7 +10400,7 @@
                           </pic:cNvPicPr>
                         </pic:nvPicPr>
                         <pic:blipFill>
-                          <a:blip r:embed="rId37" cstate="print">
+                          <a:blip r:embed="rId41" cstate="print">
                             <a:extLst>
                               <a:ext uri="{28A0092B-C50C-407E-A947-70E740481C1C}">
                                 <a14:useLocalDpi xmlns:a14="http://schemas.microsoft.com/office/drawing/2010/main" val="0"/>
@@ -10392,7 +10451,7 @@
                 <w:noProof/>
               </w:rPr>
               <w:drawing>
-                <wp:inline distT="0" distB="0" distL="0" distR="0" wp14:anchorId="0BC0CFAE" wp14:editId="35C7DA03">
+                <wp:inline distT="0" distB="0" distL="0" distR="0" wp14:anchorId="0BC0CFAE" wp14:editId="17B62B08">
                   <wp:extent cx="2161310" cy="1081614"/>
                   <wp:effectExtent l="0" t="0" r="0" b="4445"/>
                   <wp:docPr id="357566954" name="Picture 9"/>
@@ -10409,7 +10468,7 @@
                           </pic:cNvPicPr>
                         </pic:nvPicPr>
                         <pic:blipFill>
-                          <a:blip r:embed="rId38" cstate="print">
+                          <a:blip r:embed="rId42" cstate="print">
                             <a:extLst>
                               <a:ext uri="{28A0092B-C50C-407E-A947-70E740481C1C}">
                                 <a14:useLocalDpi xmlns:a14="http://schemas.microsoft.com/office/drawing/2010/main" val="0"/>
@@ -10458,7 +10517,6 @@
               <w:spacing w:line="240" w:lineRule="auto"/>
             </w:pPr>
             <w:r>
-              <w:lastRenderedPageBreak/>
               <w:t>8</w:t>
             </w:r>
           </w:p>
@@ -10484,7 +10542,7 @@
                 <w:noProof/>
               </w:rPr>
               <w:drawing>
-                <wp:inline distT="0" distB="0" distL="0" distR="0" wp14:anchorId="2B1E56DC" wp14:editId="398B7302">
+                <wp:inline distT="0" distB="0" distL="0" distR="0" wp14:anchorId="2B1E56DC" wp14:editId="316C02DA">
                   <wp:extent cx="2183125" cy="1092530"/>
                   <wp:effectExtent l="0" t="0" r="8255" b="0"/>
                   <wp:docPr id="1682078547" name="Picture 12"/>
@@ -10501,7 +10559,7 @@
                           </pic:cNvPicPr>
                         </pic:nvPicPr>
                         <pic:blipFill>
-                          <a:blip r:embed="rId39" cstate="print">
+                          <a:blip r:embed="rId43" cstate="print">
                             <a:extLst>
                               <a:ext uri="{28A0092B-C50C-407E-A947-70E740481C1C}">
                                 <a14:useLocalDpi xmlns:a14="http://schemas.microsoft.com/office/drawing/2010/main" val="0"/>
@@ -10572,7 +10630,7 @@
                           </pic:cNvPicPr>
                         </pic:nvPicPr>
                         <pic:blipFill>
-                          <a:blip r:embed="rId40" cstate="print">
+                          <a:blip r:embed="rId44" cstate="print">
                             <a:extLst>
                               <a:ext uri="{28A0092B-C50C-407E-A947-70E740481C1C}">
                                 <a14:useLocalDpi xmlns:a14="http://schemas.microsoft.com/office/drawing/2010/main" val="0"/>
@@ -10621,6 +10679,7 @@
               <w:spacing w:line="240" w:lineRule="auto"/>
             </w:pPr>
             <w:r>
+              <w:lastRenderedPageBreak/>
               <w:t>9</w:t>
             </w:r>
           </w:p>
@@ -10660,7 +10719,7 @@
                           </pic:cNvPicPr>
                         </pic:nvPicPr>
                         <pic:blipFill>
-                          <a:blip r:embed="rId41" cstate="print">
+                          <a:blip r:embed="rId45" cstate="print">
                             <a:extLst>
                               <a:ext uri="{28A0092B-C50C-407E-A947-70E740481C1C}">
                                 <a14:useLocalDpi xmlns:a14="http://schemas.microsoft.com/office/drawing/2010/main" val="0"/>
@@ -10728,7 +10787,7 @@
                           </pic:cNvPicPr>
                         </pic:nvPicPr>
                         <pic:blipFill>
-                          <a:blip r:embed="rId42" cstate="print">
+                          <a:blip r:embed="rId46" cstate="print">
                             <a:extLst>
                               <a:ext uri="{28A0092B-C50C-407E-A947-70E740481C1C}">
                                 <a14:useLocalDpi xmlns:a14="http://schemas.microsoft.com/office/drawing/2010/main" val="0"/>
@@ -10819,7 +10878,7 @@
                           </pic:cNvPicPr>
                         </pic:nvPicPr>
                         <pic:blipFill>
-                          <a:blip r:embed="rId43" cstate="print">
+                          <a:blip r:embed="rId47" cstate="print">
                             <a:extLst>
                               <a:ext uri="{28A0092B-C50C-407E-A947-70E740481C1C}">
                                 <a14:useLocalDpi xmlns:a14="http://schemas.microsoft.com/office/drawing/2010/main" val="0"/>
@@ -10890,7 +10949,7 @@
                           </pic:cNvPicPr>
                         </pic:nvPicPr>
                         <pic:blipFill>
-                          <a:blip r:embed="rId44" cstate="print">
+                          <a:blip r:embed="rId48" cstate="print">
                             <a:extLst>
                               <a:ext uri="{28A0092B-C50C-407E-A947-70E740481C1C}">
                                 <a14:useLocalDpi xmlns:a14="http://schemas.microsoft.com/office/drawing/2010/main" val="0"/>
@@ -10981,7 +11040,7 @@
                           </pic:cNvPicPr>
                         </pic:nvPicPr>
                         <pic:blipFill>
-                          <a:blip r:embed="rId45" cstate="print">
+                          <a:blip r:embed="rId49" cstate="print">
                             <a:extLst>
                               <a:ext uri="{28A0092B-C50C-407E-A947-70E740481C1C}">
                                 <a14:useLocalDpi xmlns:a14="http://schemas.microsoft.com/office/drawing/2010/main" val="0"/>
@@ -11052,7 +11111,7 @@
                           </pic:cNvPicPr>
                         </pic:nvPicPr>
                         <pic:blipFill>
-                          <a:blip r:embed="rId46" cstate="print">
+                          <a:blip r:embed="rId50" cstate="print">
                             <a:extLst>
                               <a:ext uri="{28A0092B-C50C-407E-A947-70E740481C1C}">
                                 <a14:useLocalDpi xmlns:a14="http://schemas.microsoft.com/office/drawing/2010/main" val="0"/>
@@ -11143,7 +11202,7 @@
                           </pic:cNvPicPr>
                         </pic:nvPicPr>
                         <pic:blipFill>
-                          <a:blip r:embed="rId47" cstate="print">
+                          <a:blip r:embed="rId51" cstate="print">
                             <a:extLst>
                               <a:ext uri="{28A0092B-C50C-407E-A947-70E740481C1C}">
                                 <a14:useLocalDpi xmlns:a14="http://schemas.microsoft.com/office/drawing/2010/main" val="0"/>
@@ -11214,7 +11273,7 @@
                           </pic:cNvPicPr>
                         </pic:nvPicPr>
                         <pic:blipFill>
-                          <a:blip r:embed="rId48" cstate="print">
+                          <a:blip r:embed="rId52" cstate="print">
                             <a:extLst>
                               <a:ext uri="{28A0092B-C50C-407E-A947-70E740481C1C}">
                                 <a14:useLocalDpi xmlns:a14="http://schemas.microsoft.com/office/drawing/2010/main" val="0"/>
@@ -11257,6 +11316,7 @@
           <w:numId w:val="2"/>
         </w:numPr>
         <w:spacing w:after="0" w:line="240" w:lineRule="auto"/>
+        <w:ind w:firstLine="0"/>
         <w:rPr>
           <w:rFonts w:ascii="Times New Roman" w:hAnsi="Times New Roman" w:cs="Times New Roman"/>
           <w:b/>
@@ -11276,6 +11336,7 @@
       <w:pPr>
         <w:pStyle w:val="CustomSubSubheading"/>
         <w:spacing w:line="240" w:lineRule="auto"/>
+        <w:ind w:firstLine="0"/>
         <w:rPr>
           <w:b/>
           <w:bCs/>
@@ -11311,14 +11372,13 @@
           <w:numId w:val="0"/>
         </w:numPr>
         <w:spacing w:line="240" w:lineRule="auto"/>
-        <w:ind w:left="420" w:hanging="420"/>
+        <w:ind w:left="420"/>
         <w:jc w:val="center"/>
       </w:pPr>
       <w:r>
         <w:rPr>
           <w:noProof/>
         </w:rPr>
-        <w:lastRenderedPageBreak/>
         <w:drawing>
           <wp:inline distT="0" distB="0" distL="0" distR="0" wp14:anchorId="0CAECB5E" wp14:editId="52DEA15E">
             <wp:extent cx="3962400" cy="2478972"/>
@@ -11337,7 +11397,7 @@
                     </pic:cNvPicPr>
                   </pic:nvPicPr>
                   <pic:blipFill>
-                    <a:blip r:embed="rId49">
+                    <a:blip r:embed="rId53">
                       <a:extLst>
                         <a:ext uri="{28A0092B-C50C-407E-A947-70E740481C1C}">
                           <a14:useLocalDpi xmlns:a14="http://schemas.microsoft.com/office/drawing/2010/main" val="0"/>
@@ -11375,6 +11435,7 @@
         <w:jc w:val="center"/>
         <w:rPr>
           <w:rFonts w:ascii="Times New Roman" w:hAnsi="Times New Roman" w:cs="Times New Roman"/>
+          <w:color w:val="auto"/>
           <w:sz w:val="24"/>
           <w:szCs w:val="24"/>
         </w:rPr>
@@ -11382,6 +11443,7 @@
       <w:r>
         <w:rPr>
           <w:rFonts w:ascii="Times New Roman" w:hAnsi="Times New Roman" w:cs="Times New Roman"/>
+          <w:color w:val="auto"/>
           <w:sz w:val="24"/>
           <w:szCs w:val="24"/>
         </w:rPr>
@@ -11390,6 +11452,7 @@
       <w:r>
         <w:rPr>
           <w:rFonts w:ascii="Times New Roman" w:hAnsi="Times New Roman" w:cs="Times New Roman"/>
+          <w:color w:val="auto"/>
           <w:sz w:val="24"/>
           <w:szCs w:val="24"/>
         </w:rPr>
@@ -11398,6 +11461,7 @@
       <w:r>
         <w:rPr>
           <w:rFonts w:ascii="Times New Roman" w:hAnsi="Times New Roman" w:cs="Times New Roman"/>
+          <w:color w:val="auto"/>
           <w:sz w:val="24"/>
           <w:szCs w:val="24"/>
         </w:rPr>
@@ -11406,6 +11470,7 @@
       <w:r>
         <w:rPr>
           <w:rFonts w:ascii="Times New Roman" w:hAnsi="Times New Roman" w:cs="Times New Roman"/>
+          <w:color w:val="auto"/>
           <w:sz w:val="24"/>
           <w:szCs w:val="24"/>
         </w:rPr>
@@ -11415,6 +11480,7 @@
         <w:rPr>
           <w:rFonts w:ascii="Times New Roman" w:hAnsi="Times New Roman" w:cs="Times New Roman"/>
           <w:noProof/>
+          <w:color w:val="auto"/>
           <w:sz w:val="24"/>
           <w:szCs w:val="24"/>
         </w:rPr>
@@ -11424,6 +11490,7 @@
         <w:rPr>
           <w:rFonts w:ascii="Times New Roman" w:hAnsi="Times New Roman" w:cs="Times New Roman"/>
           <w:noProof/>
+          <w:color w:val="auto"/>
           <w:sz w:val="24"/>
           <w:szCs w:val="24"/>
         </w:rPr>
@@ -11432,6 +11499,7 @@
       <w:r>
         <w:rPr>
           <w:rFonts w:ascii="Times New Roman" w:hAnsi="Times New Roman" w:cs="Times New Roman"/>
+          <w:color w:val="auto"/>
           <w:sz w:val="24"/>
           <w:szCs w:val="24"/>
         </w:rPr>
@@ -11440,6 +11508,7 @@
       <w:r>
         <w:rPr>
           <w:rFonts w:ascii="Times New Roman" w:hAnsi="Times New Roman" w:cs="Times New Roman"/>
+          <w:color w:val="auto"/>
           <w:sz w:val="24"/>
           <w:szCs w:val="24"/>
         </w:rPr>
@@ -11464,16 +11533,18 @@
       <w:pPr>
         <w:pStyle w:val="CustomSubSubheading"/>
         <w:spacing w:line="240" w:lineRule="auto"/>
-        <w:rPr>
-          <w:b/>
-          <w:bCs/>
-        </w:rPr>
-      </w:pPr>
-      <w:r>
-        <w:rPr>
-          <w:b/>
-          <w:bCs/>
-        </w:rPr>
+        <w:ind w:firstLine="0"/>
+        <w:rPr>
+          <w:b/>
+          <w:bCs/>
+        </w:rPr>
+      </w:pPr>
+      <w:r>
+        <w:rPr>
+          <w:b/>
+          <w:bCs/>
+        </w:rPr>
+        <w:lastRenderedPageBreak/>
         <w:t>Intrinsic Motivation Inventory Findings</w:t>
       </w:r>
     </w:p>
@@ -11504,7 +11575,7 @@
           <w:numId w:val="0"/>
         </w:numPr>
         <w:spacing w:line="240" w:lineRule="auto"/>
-        <w:ind w:left="360" w:hanging="360"/>
+        <w:ind w:left="360"/>
         <w:rPr>
           <w:rFonts w:ascii="Times New Roman" w:hAnsi="Times New Roman" w:cs="Times New Roman"/>
         </w:rPr>
@@ -11524,7 +11595,7 @@
           <w:numId w:val="0"/>
         </w:numPr>
         <w:spacing w:line="240" w:lineRule="auto"/>
-        <w:ind w:left="360" w:hanging="360"/>
+        <w:ind w:left="360"/>
         <w:rPr>
           <w:rFonts w:ascii="Times New Roman" w:hAnsi="Times New Roman" w:cs="Times New Roman"/>
         </w:rPr>
@@ -11544,7 +11615,7 @@
           <w:numId w:val="0"/>
         </w:numPr>
         <w:spacing w:line="240" w:lineRule="auto"/>
-        <w:ind w:left="360" w:hanging="360"/>
+        <w:ind w:left="360"/>
         <w:rPr>
           <w:rFonts w:ascii="Times New Roman" w:hAnsi="Times New Roman" w:cs="Times New Roman"/>
         </w:rPr>
@@ -11564,7 +11635,7 @@
           <w:numId w:val="0"/>
         </w:numPr>
         <w:spacing w:line="240" w:lineRule="auto"/>
-        <w:ind w:left="360" w:hanging="360"/>
+        <w:ind w:left="360"/>
         <w:rPr>
           <w:rFonts w:ascii="Times New Roman" w:hAnsi="Times New Roman" w:cs="Times New Roman"/>
         </w:rPr>
@@ -11603,7 +11674,7 @@
           <w:numId w:val="0"/>
         </w:numPr>
         <w:spacing w:line="240" w:lineRule="auto"/>
-        <w:ind w:left="360" w:hanging="360"/>
+        <w:ind w:left="360"/>
         <w:rPr>
           <w:rFonts w:ascii="Times New Roman" w:hAnsi="Times New Roman" w:cs="Times New Roman"/>
         </w:rPr>
@@ -11623,7 +11694,7 @@
           <w:numId w:val="0"/>
         </w:numPr>
         <w:spacing w:line="240" w:lineRule="auto"/>
-        <w:ind w:left="360" w:hanging="360"/>
+        <w:ind w:left="360"/>
         <w:rPr>
           <w:rFonts w:ascii="Times New Roman" w:hAnsi="Times New Roman" w:cs="Times New Roman"/>
         </w:rPr>
@@ -11643,7 +11714,7 @@
           <w:numId w:val="0"/>
         </w:numPr>
         <w:spacing w:line="240" w:lineRule="auto"/>
-        <w:ind w:left="360" w:hanging="360"/>
+        <w:ind w:left="360"/>
         <w:rPr>
           <w:rFonts w:ascii="Times New Roman" w:hAnsi="Times New Roman" w:cs="Times New Roman"/>
         </w:rPr>
@@ -11663,7 +11734,7 @@
           <w:numId w:val="0"/>
         </w:numPr>
         <w:spacing w:line="240" w:lineRule="auto"/>
-        <w:ind w:left="360" w:hanging="360"/>
+        <w:ind w:left="360"/>
         <w:rPr>
           <w:rFonts w:ascii="Times New Roman" w:hAnsi="Times New Roman" w:cs="Times New Roman"/>
         </w:rPr>
@@ -11683,7 +11754,7 @@
           <w:numId w:val="0"/>
         </w:numPr>
         <w:spacing w:line="240" w:lineRule="auto"/>
-        <w:ind w:left="360" w:hanging="360"/>
+        <w:ind w:left="360"/>
         <w:rPr>
           <w:rFonts w:ascii="Times New Roman" w:hAnsi="Times New Roman" w:cs="Times New Roman"/>
         </w:rPr>
@@ -11703,7 +11774,7 @@
           <w:numId w:val="0"/>
         </w:numPr>
         <w:spacing w:line="240" w:lineRule="auto"/>
-        <w:ind w:left="360" w:hanging="360"/>
+        <w:ind w:left="360"/>
         <w:rPr>
           <w:rFonts w:ascii="Times New Roman" w:hAnsi="Times New Roman" w:cs="Times New Roman"/>
         </w:rPr>
@@ -11723,7 +11794,7 @@
           <w:numId w:val="0"/>
         </w:numPr>
         <w:spacing w:line="240" w:lineRule="auto"/>
-        <w:ind w:left="360" w:hanging="360"/>
+        <w:ind w:left="360"/>
         <w:rPr>
           <w:rFonts w:ascii="Times New Roman" w:hAnsi="Times New Roman" w:cs="Times New Roman"/>
         </w:rPr>
@@ -11744,16 +11815,15 @@
           <w:numId w:val="0"/>
         </w:numPr>
         <w:spacing w:line="240" w:lineRule="auto"/>
-        <w:ind w:left="360" w:hanging="360"/>
-        <w:rPr>
-          <w:rFonts w:ascii="Times New Roman" w:hAnsi="Times New Roman" w:cs="Times New Roman"/>
-        </w:rPr>
-      </w:pPr>
-      <w:r>
-        <w:rPr>
-          <w:rFonts w:ascii="Times New Roman" w:hAnsi="Times New Roman" w:cs="Times New Roman"/>
-        </w:rPr>
-        <w:lastRenderedPageBreak/>
+        <w:ind w:left="360"/>
+        <w:rPr>
+          <w:rFonts w:ascii="Times New Roman" w:hAnsi="Times New Roman" w:cs="Times New Roman"/>
+        </w:rPr>
+      </w:pPr>
+      <w:r>
+        <w:rPr>
+          <w:rFonts w:ascii="Times New Roman" w:hAnsi="Times New Roman" w:cs="Times New Roman"/>
+        </w:rPr>
         <w:t>These where then grouped into subscales for visualisation via radar chart.</w:t>
       </w:r>
     </w:p>
@@ -11766,7 +11836,7 @@
           <w:numId w:val="0"/>
         </w:numPr>
         <w:spacing w:line="240" w:lineRule="auto"/>
-        <w:ind w:left="360" w:hanging="360"/>
+        <w:ind w:left="360"/>
         <w:jc w:val="center"/>
         <w:rPr>
           <w:rFonts w:ascii="Times New Roman" w:hAnsi="Times New Roman" w:cs="Times New Roman"/>
@@ -11795,7 +11865,7 @@
                     </pic:cNvPicPr>
                   </pic:nvPicPr>
                   <pic:blipFill>
-                    <a:blip r:embed="rId50" cstate="print">
+                    <a:blip r:embed="rId54" cstate="print">
                       <a:extLst>
                         <a:ext uri="{28A0092B-C50C-407E-A947-70E740481C1C}">
                           <a14:useLocalDpi xmlns:a14="http://schemas.microsoft.com/office/drawing/2010/main" val="0"/>
@@ -11833,6 +11903,7 @@
         <w:jc w:val="center"/>
         <w:rPr>
           <w:rFonts w:ascii="Times New Roman" w:hAnsi="Times New Roman" w:cs="Times New Roman"/>
+          <w:color w:val="auto"/>
           <w:sz w:val="24"/>
           <w:szCs w:val="24"/>
         </w:rPr>
@@ -11840,6 +11911,7 @@
       <w:r>
         <w:rPr>
           <w:rFonts w:ascii="Times New Roman" w:hAnsi="Times New Roman" w:cs="Times New Roman"/>
+          <w:color w:val="auto"/>
           <w:sz w:val="24"/>
           <w:szCs w:val="24"/>
         </w:rPr>
@@ -11848,6 +11920,7 @@
       <w:r>
         <w:rPr>
           <w:rFonts w:ascii="Times New Roman" w:hAnsi="Times New Roman" w:cs="Times New Roman"/>
+          <w:color w:val="auto"/>
           <w:sz w:val="24"/>
           <w:szCs w:val="24"/>
         </w:rPr>
@@ -11856,6 +11929,7 @@
       <w:r>
         <w:rPr>
           <w:rFonts w:ascii="Times New Roman" w:hAnsi="Times New Roman" w:cs="Times New Roman"/>
+          <w:color w:val="auto"/>
           <w:sz w:val="24"/>
           <w:szCs w:val="24"/>
         </w:rPr>
@@ -11864,6 +11938,7 @@
       <w:r>
         <w:rPr>
           <w:rFonts w:ascii="Times New Roman" w:hAnsi="Times New Roman" w:cs="Times New Roman"/>
+          <w:color w:val="auto"/>
           <w:sz w:val="24"/>
           <w:szCs w:val="24"/>
         </w:rPr>
@@ -11873,6 +11948,7 @@
         <w:rPr>
           <w:rFonts w:ascii="Times New Roman" w:hAnsi="Times New Roman" w:cs="Times New Roman"/>
           <w:noProof/>
+          <w:color w:val="auto"/>
           <w:sz w:val="24"/>
           <w:szCs w:val="24"/>
         </w:rPr>
@@ -11881,6 +11957,7 @@
       <w:r>
         <w:rPr>
           <w:rFonts w:ascii="Times New Roman" w:hAnsi="Times New Roman" w:cs="Times New Roman"/>
+          <w:color w:val="auto"/>
           <w:sz w:val="24"/>
           <w:szCs w:val="24"/>
         </w:rPr>
@@ -11889,6 +11966,7 @@
       <w:r>
         <w:rPr>
           <w:rFonts w:ascii="Times New Roman" w:hAnsi="Times New Roman" w:cs="Times New Roman"/>
+          <w:color w:val="auto"/>
           <w:sz w:val="24"/>
           <w:szCs w:val="24"/>
         </w:rPr>
@@ -11928,6 +12006,7 @@
           <w:numId w:val="2"/>
         </w:numPr>
         <w:spacing w:after="0" w:line="240" w:lineRule="auto"/>
+        <w:ind w:firstLine="0"/>
         <w:rPr>
           <w:rFonts w:ascii="Times New Roman" w:hAnsi="Times New Roman" w:cs="Times New Roman"/>
           <w:b/>
@@ -11947,8 +12026,17 @@
       <w:pPr>
         <w:pStyle w:val="CustomSubSubheading"/>
         <w:spacing w:line="240" w:lineRule="auto"/>
-      </w:pPr>
-      <w:r>
+        <w:ind w:firstLine="0"/>
+        <w:rPr>
+          <w:b/>
+          <w:bCs/>
+        </w:rPr>
+      </w:pPr>
+      <w:r>
+        <w:rPr>
+          <w:b/>
+          <w:bCs/>
+        </w:rPr>
         <w:t>Post-Scenario Questionnaire</w:t>
       </w:r>
     </w:p>
@@ -11962,6 +12050,7 @@
         <w:spacing w:line="240" w:lineRule="auto"/>
       </w:pPr>
       <w:r>
+        <w:lastRenderedPageBreak/>
         <w:t xml:space="preserve">The post-scenario questionnaire comprised of a mix of Likert scale and open-ended questions. Below is a </w:t>
       </w:r>
       <w:r>
@@ -11979,9 +12068,17 @@
           <w:numId w:val="0"/>
         </w:numPr>
         <w:spacing w:line="240" w:lineRule="auto"/>
-        <w:ind w:left="420" w:hanging="420"/>
-      </w:pPr>
-      <w:r>
+        <w:ind w:left="420"/>
+        <w:rPr>
+          <w:b/>
+          <w:bCs/>
+        </w:rPr>
+      </w:pPr>
+      <w:r>
+        <w:rPr>
+          <w:b/>
+          <w:bCs/>
+        </w:rPr>
         <w:t>Likert scale questions:</w:t>
       </w:r>
     </w:p>
@@ -11993,9 +12090,732 @@
           <w:numId w:val="25"/>
         </w:numPr>
         <w:spacing w:line="240" w:lineRule="auto"/>
+        <w:ind w:firstLine="0"/>
       </w:pPr>
       <w:r>
         <w:t>I felt motivated to push myself harder because of the VR scenario I was in.</w:t>
+      </w:r>
+    </w:p>
+    <w:tbl>
+      <w:tblPr>
+        <w:tblStyle w:val="TableGrid"/>
+        <w:tblW w:w="0" w:type="auto"/>
+        <w:tblInd w:w="420" w:type="dxa"/>
+        <w:tblLook w:val="04A0" w:firstRow="1" w:lastRow="0" w:firstColumn="1" w:lastColumn="0" w:noHBand="0" w:noVBand="1"/>
+      </w:tblPr>
+      <w:tblGrid>
+        <w:gridCol w:w="2846"/>
+        <w:gridCol w:w="2874"/>
+        <w:gridCol w:w="2876"/>
+      </w:tblGrid>
+      <w:tr>
+        <w:tc>
+          <w:tcPr>
+            <w:tcW w:w="3005" w:type="dxa"/>
+            <w:shd w:val="clear" w:color="auto" w:fill="92D050"/>
+          </w:tcPr>
+          <w:p>
+            <w:pPr>
+              <w:pStyle w:val="CustomHeading"/>
+              <w:numPr>
+                <w:ilvl w:val="0"/>
+                <w:numId w:val="0"/>
+              </w:numPr>
+              <w:spacing w:line="240" w:lineRule="auto"/>
+              <w:jc w:val="center"/>
+            </w:pPr>
+            <w:r>
+              <w:t>Baseline Mean Score</w:t>
+            </w:r>
+          </w:p>
+        </w:tc>
+        <w:tc>
+          <w:tcPr>
+            <w:tcW w:w="3005" w:type="dxa"/>
+            <w:shd w:val="clear" w:color="auto" w:fill="00B0F0"/>
+          </w:tcPr>
+          <w:p>
+            <w:pPr>
+              <w:pStyle w:val="CustomHeading"/>
+              <w:numPr>
+                <w:ilvl w:val="0"/>
+                <w:numId w:val="0"/>
+              </w:numPr>
+              <w:spacing w:line="240" w:lineRule="auto"/>
+              <w:jc w:val="center"/>
+            </w:pPr>
+            <w:r>
+              <w:t>Cooperative Mean Score</w:t>
+            </w:r>
+          </w:p>
+        </w:tc>
+        <w:tc>
+          <w:tcPr>
+            <w:tcW w:w="3006" w:type="dxa"/>
+            <w:shd w:val="clear" w:color="auto" w:fill="FF0000"/>
+          </w:tcPr>
+          <w:p>
+            <w:pPr>
+              <w:pStyle w:val="CustomHeading"/>
+              <w:numPr>
+                <w:ilvl w:val="0"/>
+                <w:numId w:val="0"/>
+              </w:numPr>
+              <w:spacing w:line="240" w:lineRule="auto"/>
+              <w:jc w:val="center"/>
+            </w:pPr>
+            <w:r>
+              <w:t>Competitive Mean Score</w:t>
+            </w:r>
+          </w:p>
+        </w:tc>
+      </w:tr>
+      <w:tr>
+        <w:tc>
+          <w:tcPr>
+            <w:tcW w:w="3005" w:type="dxa"/>
+          </w:tcPr>
+          <w:p>
+            <w:pPr>
+              <w:pStyle w:val="CustomHeading"/>
+              <w:numPr>
+                <w:ilvl w:val="0"/>
+                <w:numId w:val="0"/>
+              </w:numPr>
+              <w:spacing w:line="240" w:lineRule="auto"/>
+            </w:pPr>
+            <w:r>
+              <w:t>4.4</w:t>
+            </w:r>
+          </w:p>
+        </w:tc>
+        <w:tc>
+          <w:tcPr>
+            <w:tcW w:w="3005" w:type="dxa"/>
+          </w:tcPr>
+          <w:p>
+            <w:pPr>
+              <w:pStyle w:val="CustomHeading"/>
+              <w:numPr>
+                <w:ilvl w:val="0"/>
+                <w:numId w:val="0"/>
+              </w:numPr>
+              <w:spacing w:line="240" w:lineRule="auto"/>
+            </w:pPr>
+            <w:r>
+              <w:t>5.1</w:t>
+            </w:r>
+          </w:p>
+        </w:tc>
+        <w:tc>
+          <w:tcPr>
+            <w:tcW w:w="3006" w:type="dxa"/>
+          </w:tcPr>
+          <w:p>
+            <w:pPr>
+              <w:pStyle w:val="CustomHeading"/>
+              <w:numPr>
+                <w:ilvl w:val="0"/>
+                <w:numId w:val="0"/>
+              </w:numPr>
+              <w:spacing w:line="240" w:lineRule="auto"/>
+            </w:pPr>
+            <w:r>
+              <w:t>6.27</w:t>
+            </w:r>
+          </w:p>
+        </w:tc>
+      </w:tr>
+    </w:tbl>
+    <w:p>
+      <w:pPr>
+        <w:pStyle w:val="CustomHeading"/>
+        <w:numPr>
+          <w:ilvl w:val="0"/>
+          <w:numId w:val="25"/>
+        </w:numPr>
+        <w:spacing w:line="240" w:lineRule="auto"/>
+        <w:ind w:firstLine="0"/>
+      </w:pPr>
+      <w:r>
+        <w:t>The way the scenario was designed encouraged me to give more effort than I normally would with a standard exercise bike workout.</w:t>
+      </w:r>
+    </w:p>
+    <w:tbl>
+      <w:tblPr>
+        <w:tblStyle w:val="TableGrid"/>
+        <w:tblW w:w="0" w:type="auto"/>
+        <w:tblInd w:w="420" w:type="dxa"/>
+        <w:tblLook w:val="04A0" w:firstRow="1" w:lastRow="0" w:firstColumn="1" w:lastColumn="0" w:noHBand="0" w:noVBand="1"/>
+      </w:tblPr>
+      <w:tblGrid>
+        <w:gridCol w:w="2846"/>
+        <w:gridCol w:w="2874"/>
+        <w:gridCol w:w="2876"/>
+      </w:tblGrid>
+      <w:tr>
+        <w:tc>
+          <w:tcPr>
+            <w:tcW w:w="3005" w:type="dxa"/>
+            <w:shd w:val="clear" w:color="auto" w:fill="92D050"/>
+          </w:tcPr>
+          <w:p>
+            <w:pPr>
+              <w:pStyle w:val="CustomHeading"/>
+              <w:numPr>
+                <w:ilvl w:val="0"/>
+                <w:numId w:val="0"/>
+              </w:numPr>
+              <w:spacing w:line="240" w:lineRule="auto"/>
+              <w:jc w:val="center"/>
+            </w:pPr>
+            <w:r>
+              <w:t>Baseline Mean Score</w:t>
+            </w:r>
+          </w:p>
+        </w:tc>
+        <w:tc>
+          <w:tcPr>
+            <w:tcW w:w="3005" w:type="dxa"/>
+            <w:shd w:val="clear" w:color="auto" w:fill="00B0F0"/>
+          </w:tcPr>
+          <w:p>
+            <w:pPr>
+              <w:pStyle w:val="CustomHeading"/>
+              <w:numPr>
+                <w:ilvl w:val="0"/>
+                <w:numId w:val="0"/>
+              </w:numPr>
+              <w:spacing w:line="240" w:lineRule="auto"/>
+              <w:jc w:val="center"/>
+            </w:pPr>
+            <w:r>
+              <w:t>Cooperative Mean Score</w:t>
+            </w:r>
+          </w:p>
+        </w:tc>
+        <w:tc>
+          <w:tcPr>
+            <w:tcW w:w="3006" w:type="dxa"/>
+            <w:shd w:val="clear" w:color="auto" w:fill="FF0000"/>
+          </w:tcPr>
+          <w:p>
+            <w:pPr>
+              <w:pStyle w:val="CustomHeading"/>
+              <w:numPr>
+                <w:ilvl w:val="0"/>
+                <w:numId w:val="0"/>
+              </w:numPr>
+              <w:spacing w:line="240" w:lineRule="auto"/>
+              <w:jc w:val="center"/>
+            </w:pPr>
+            <w:r>
+              <w:t>Competitive Mean Score</w:t>
+            </w:r>
+          </w:p>
+        </w:tc>
+      </w:tr>
+      <w:tr>
+        <w:tc>
+          <w:tcPr>
+            <w:tcW w:w="3005" w:type="dxa"/>
+          </w:tcPr>
+          <w:p>
+            <w:pPr>
+              <w:pStyle w:val="CustomHeading"/>
+              <w:numPr>
+                <w:ilvl w:val="0"/>
+                <w:numId w:val="0"/>
+              </w:numPr>
+              <w:spacing w:line="240" w:lineRule="auto"/>
+            </w:pPr>
+            <w:r>
+              <w:t>4.8</w:t>
+            </w:r>
+          </w:p>
+        </w:tc>
+        <w:tc>
+          <w:tcPr>
+            <w:tcW w:w="3005" w:type="dxa"/>
+          </w:tcPr>
+          <w:p>
+            <w:pPr>
+              <w:pStyle w:val="CustomHeading"/>
+              <w:numPr>
+                <w:ilvl w:val="0"/>
+                <w:numId w:val="0"/>
+              </w:numPr>
+              <w:spacing w:line="240" w:lineRule="auto"/>
+            </w:pPr>
+            <w:r>
+              <w:t>5.4</w:t>
+            </w:r>
+          </w:p>
+        </w:tc>
+        <w:tc>
+          <w:tcPr>
+            <w:tcW w:w="3006" w:type="dxa"/>
+          </w:tcPr>
+          <w:p>
+            <w:pPr>
+              <w:pStyle w:val="CustomHeading"/>
+              <w:numPr>
+                <w:ilvl w:val="0"/>
+                <w:numId w:val="0"/>
+              </w:numPr>
+              <w:spacing w:line="240" w:lineRule="auto"/>
+            </w:pPr>
+            <w:r>
+              <w:t>6.55</w:t>
+            </w:r>
+          </w:p>
+        </w:tc>
+      </w:tr>
+    </w:tbl>
+    <w:p>
+      <w:pPr>
+        <w:pStyle w:val="CustomHeading"/>
+        <w:numPr>
+          <w:ilvl w:val="0"/>
+          <w:numId w:val="25"/>
+        </w:numPr>
+        <w:spacing w:line="240" w:lineRule="auto"/>
+        <w:ind w:firstLine="0"/>
+      </w:pPr>
+      <w:r>
+        <w:t>I pushed myself harder than I usually would when cycling on my own.</w:t>
+      </w:r>
+    </w:p>
+    <w:tbl>
+      <w:tblPr>
+        <w:tblStyle w:val="TableGrid"/>
+        <w:tblW w:w="0" w:type="auto"/>
+        <w:tblInd w:w="420" w:type="dxa"/>
+        <w:tblLook w:val="04A0" w:firstRow="1" w:lastRow="0" w:firstColumn="1" w:lastColumn="0" w:noHBand="0" w:noVBand="1"/>
+      </w:tblPr>
+      <w:tblGrid>
+        <w:gridCol w:w="2846"/>
+        <w:gridCol w:w="2874"/>
+        <w:gridCol w:w="2876"/>
+      </w:tblGrid>
+      <w:tr>
+        <w:tc>
+          <w:tcPr>
+            <w:tcW w:w="3005" w:type="dxa"/>
+            <w:shd w:val="clear" w:color="auto" w:fill="92D050"/>
+          </w:tcPr>
+          <w:p>
+            <w:pPr>
+              <w:pStyle w:val="CustomHeading"/>
+              <w:numPr>
+                <w:ilvl w:val="0"/>
+                <w:numId w:val="0"/>
+              </w:numPr>
+              <w:spacing w:line="240" w:lineRule="auto"/>
+              <w:jc w:val="center"/>
+            </w:pPr>
+            <w:r>
+              <w:t>Baseline Mean Score</w:t>
+            </w:r>
+          </w:p>
+        </w:tc>
+        <w:tc>
+          <w:tcPr>
+            <w:tcW w:w="3005" w:type="dxa"/>
+            <w:shd w:val="clear" w:color="auto" w:fill="00B0F0"/>
+          </w:tcPr>
+          <w:p>
+            <w:pPr>
+              <w:pStyle w:val="CustomHeading"/>
+              <w:numPr>
+                <w:ilvl w:val="0"/>
+                <w:numId w:val="0"/>
+              </w:numPr>
+              <w:spacing w:line="240" w:lineRule="auto"/>
+              <w:jc w:val="center"/>
+            </w:pPr>
+            <w:r>
+              <w:t>Cooperative Mean Score</w:t>
+            </w:r>
+          </w:p>
+        </w:tc>
+        <w:tc>
+          <w:tcPr>
+            <w:tcW w:w="3006" w:type="dxa"/>
+            <w:shd w:val="clear" w:color="auto" w:fill="FF0000"/>
+          </w:tcPr>
+          <w:p>
+            <w:pPr>
+              <w:pStyle w:val="CustomHeading"/>
+              <w:numPr>
+                <w:ilvl w:val="0"/>
+                <w:numId w:val="0"/>
+              </w:numPr>
+              <w:spacing w:line="240" w:lineRule="auto"/>
+              <w:jc w:val="center"/>
+            </w:pPr>
+            <w:r>
+              <w:t>Competitive Mean Score</w:t>
+            </w:r>
+          </w:p>
+        </w:tc>
+      </w:tr>
+      <w:tr>
+        <w:tc>
+          <w:tcPr>
+            <w:tcW w:w="3005" w:type="dxa"/>
+          </w:tcPr>
+          <w:p>
+            <w:pPr>
+              <w:pStyle w:val="CustomHeading"/>
+              <w:numPr>
+                <w:ilvl w:val="0"/>
+                <w:numId w:val="0"/>
+              </w:numPr>
+              <w:spacing w:line="240" w:lineRule="auto"/>
+            </w:pPr>
+            <w:r>
+              <w:t>5.53</w:t>
+            </w:r>
+          </w:p>
+        </w:tc>
+        <w:tc>
+          <w:tcPr>
+            <w:tcW w:w="3005" w:type="dxa"/>
+          </w:tcPr>
+          <w:p>
+            <w:pPr>
+              <w:pStyle w:val="CustomHeading"/>
+              <w:numPr>
+                <w:ilvl w:val="0"/>
+                <w:numId w:val="0"/>
+              </w:numPr>
+              <w:spacing w:line="240" w:lineRule="auto"/>
+            </w:pPr>
+            <w:r>
+              <w:t>5.7</w:t>
+            </w:r>
+          </w:p>
+        </w:tc>
+        <w:tc>
+          <w:tcPr>
+            <w:tcW w:w="3006" w:type="dxa"/>
+          </w:tcPr>
+          <w:p>
+            <w:pPr>
+              <w:pStyle w:val="CustomHeading"/>
+              <w:numPr>
+                <w:ilvl w:val="0"/>
+                <w:numId w:val="0"/>
+              </w:numPr>
+              <w:spacing w:line="240" w:lineRule="auto"/>
+            </w:pPr>
+            <w:r>
+              <w:t>6.64</w:t>
+            </w:r>
+          </w:p>
+        </w:tc>
+      </w:tr>
+    </w:tbl>
+    <w:p>
+      <w:pPr>
+        <w:pStyle w:val="CustomHeading"/>
+        <w:numPr>
+          <w:ilvl w:val="0"/>
+          <w:numId w:val="25"/>
+        </w:numPr>
+        <w:spacing w:line="240" w:lineRule="auto"/>
+        <w:ind w:firstLine="0"/>
+      </w:pPr>
+      <w:r>
+        <w:t>The VR environment helped distract me from the discomfort of the workout and encouraged me to keep going.</w:t>
+      </w:r>
+    </w:p>
+    <w:tbl>
+      <w:tblPr>
+        <w:tblStyle w:val="TableGrid"/>
+        <w:tblW w:w="0" w:type="auto"/>
+        <w:tblInd w:w="420" w:type="dxa"/>
+        <w:tblLook w:val="04A0" w:firstRow="1" w:lastRow="0" w:firstColumn="1" w:lastColumn="0" w:noHBand="0" w:noVBand="1"/>
+      </w:tblPr>
+      <w:tblGrid>
+        <w:gridCol w:w="2846"/>
+        <w:gridCol w:w="2874"/>
+        <w:gridCol w:w="2876"/>
+      </w:tblGrid>
+      <w:tr>
+        <w:tc>
+          <w:tcPr>
+            <w:tcW w:w="3005" w:type="dxa"/>
+            <w:shd w:val="clear" w:color="auto" w:fill="92D050"/>
+          </w:tcPr>
+          <w:p>
+            <w:pPr>
+              <w:pStyle w:val="CustomHeading"/>
+              <w:numPr>
+                <w:ilvl w:val="0"/>
+                <w:numId w:val="0"/>
+              </w:numPr>
+              <w:spacing w:line="240" w:lineRule="auto"/>
+              <w:jc w:val="center"/>
+            </w:pPr>
+            <w:r>
+              <w:t>Baseline Mean Score</w:t>
+            </w:r>
+          </w:p>
+        </w:tc>
+        <w:tc>
+          <w:tcPr>
+            <w:tcW w:w="3005" w:type="dxa"/>
+            <w:shd w:val="clear" w:color="auto" w:fill="00B0F0"/>
+          </w:tcPr>
+          <w:p>
+            <w:pPr>
+              <w:pStyle w:val="CustomHeading"/>
+              <w:numPr>
+                <w:ilvl w:val="0"/>
+                <w:numId w:val="0"/>
+              </w:numPr>
+              <w:spacing w:line="240" w:lineRule="auto"/>
+              <w:jc w:val="center"/>
+            </w:pPr>
+            <w:r>
+              <w:t>Cooperative Mean Score</w:t>
+            </w:r>
+          </w:p>
+        </w:tc>
+        <w:tc>
+          <w:tcPr>
+            <w:tcW w:w="3006" w:type="dxa"/>
+            <w:shd w:val="clear" w:color="auto" w:fill="FF0000"/>
+          </w:tcPr>
+          <w:p>
+            <w:pPr>
+              <w:pStyle w:val="CustomHeading"/>
+              <w:numPr>
+                <w:ilvl w:val="0"/>
+                <w:numId w:val="0"/>
+              </w:numPr>
+              <w:spacing w:line="240" w:lineRule="auto"/>
+              <w:jc w:val="center"/>
+            </w:pPr>
+            <w:r>
+              <w:t>Competitive Mean Score</w:t>
+            </w:r>
+          </w:p>
+        </w:tc>
+      </w:tr>
+      <w:tr>
+        <w:tc>
+          <w:tcPr>
+            <w:tcW w:w="3005" w:type="dxa"/>
+          </w:tcPr>
+          <w:p>
+            <w:pPr>
+              <w:pStyle w:val="CustomHeading"/>
+              <w:numPr>
+                <w:ilvl w:val="0"/>
+                <w:numId w:val="0"/>
+              </w:numPr>
+              <w:spacing w:line="240" w:lineRule="auto"/>
+            </w:pPr>
+            <w:r>
+              <w:t>4.67</w:t>
+            </w:r>
+          </w:p>
+        </w:tc>
+        <w:tc>
+          <w:tcPr>
+            <w:tcW w:w="3005" w:type="dxa"/>
+          </w:tcPr>
+          <w:p>
+            <w:pPr>
+              <w:pStyle w:val="CustomHeading"/>
+              <w:numPr>
+                <w:ilvl w:val="0"/>
+                <w:numId w:val="0"/>
+              </w:numPr>
+              <w:spacing w:line="240" w:lineRule="auto"/>
+            </w:pPr>
+            <w:r>
+              <w:t>5</w:t>
+            </w:r>
+          </w:p>
+        </w:tc>
+        <w:tc>
+          <w:tcPr>
+            <w:tcW w:w="3006" w:type="dxa"/>
+          </w:tcPr>
+          <w:p>
+            <w:pPr>
+              <w:pStyle w:val="CustomHeading"/>
+              <w:numPr>
+                <w:ilvl w:val="0"/>
+                <w:numId w:val="0"/>
+              </w:numPr>
+              <w:spacing w:line="240" w:lineRule="auto"/>
+            </w:pPr>
+            <w:r>
+              <w:t>5.82</w:t>
+            </w:r>
+          </w:p>
+        </w:tc>
+      </w:tr>
+    </w:tbl>
+    <w:p>
+      <w:pPr>
+        <w:pStyle w:val="CustomHeading"/>
+        <w:numPr>
+          <w:ilvl w:val="0"/>
+          <w:numId w:val="25"/>
+        </w:numPr>
+        <w:spacing w:line="240" w:lineRule="auto"/>
+        <w:ind w:firstLine="0"/>
+      </w:pPr>
+      <w:r>
+        <w:t>If you were in the cooperative scenario: The presence of AI teammates made me want to contribute more and work harder for the team effort.</w:t>
+      </w:r>
+    </w:p>
+    <w:tbl>
+      <w:tblPr>
+        <w:tblStyle w:val="TableGrid"/>
+        <w:tblW w:w="0" w:type="auto"/>
+        <w:tblInd w:w="420" w:type="dxa"/>
+        <w:tblLook w:val="04A0" w:firstRow="1" w:lastRow="0" w:firstColumn="1" w:lastColumn="0" w:noHBand="0" w:noVBand="1"/>
+      </w:tblPr>
+      <w:tblGrid>
+        <w:gridCol w:w="2846"/>
+        <w:gridCol w:w="2874"/>
+        <w:gridCol w:w="2876"/>
+      </w:tblGrid>
+      <w:tr>
+        <w:tc>
+          <w:tcPr>
+            <w:tcW w:w="3005" w:type="dxa"/>
+            <w:shd w:val="clear" w:color="auto" w:fill="92D050"/>
+          </w:tcPr>
+          <w:p>
+            <w:pPr>
+              <w:pStyle w:val="CustomHeading"/>
+              <w:numPr>
+                <w:ilvl w:val="0"/>
+                <w:numId w:val="0"/>
+              </w:numPr>
+              <w:spacing w:line="240" w:lineRule="auto"/>
+              <w:jc w:val="center"/>
+            </w:pPr>
+            <w:r>
+              <w:t>Baseline Mean Score</w:t>
+            </w:r>
+          </w:p>
+        </w:tc>
+        <w:tc>
+          <w:tcPr>
+            <w:tcW w:w="3005" w:type="dxa"/>
+            <w:shd w:val="clear" w:color="auto" w:fill="00B0F0"/>
+          </w:tcPr>
+          <w:p>
+            <w:pPr>
+              <w:pStyle w:val="CustomHeading"/>
+              <w:numPr>
+                <w:ilvl w:val="0"/>
+                <w:numId w:val="0"/>
+              </w:numPr>
+              <w:spacing w:line="240" w:lineRule="auto"/>
+              <w:jc w:val="center"/>
+            </w:pPr>
+            <w:r>
+              <w:t>Cooperative Mean Score</w:t>
+            </w:r>
+          </w:p>
+        </w:tc>
+        <w:tc>
+          <w:tcPr>
+            <w:tcW w:w="3006" w:type="dxa"/>
+            <w:shd w:val="clear" w:color="auto" w:fill="FF0000"/>
+          </w:tcPr>
+          <w:p>
+            <w:pPr>
+              <w:pStyle w:val="CustomHeading"/>
+              <w:numPr>
+                <w:ilvl w:val="0"/>
+                <w:numId w:val="0"/>
+              </w:numPr>
+              <w:spacing w:line="240" w:lineRule="auto"/>
+              <w:jc w:val="center"/>
+            </w:pPr>
+            <w:r>
+              <w:t>Competitive Mean Score</w:t>
+            </w:r>
+          </w:p>
+        </w:tc>
+      </w:tr>
+      <w:tr>
+        <w:tc>
+          <w:tcPr>
+            <w:tcW w:w="3005" w:type="dxa"/>
+          </w:tcPr>
+          <w:p>
+            <w:pPr>
+              <w:pStyle w:val="CustomHeading"/>
+              <w:numPr>
+                <w:ilvl w:val="0"/>
+                <w:numId w:val="0"/>
+              </w:numPr>
+              <w:spacing w:line="240" w:lineRule="auto"/>
+            </w:pPr>
+            <w:r>
+              <w:t>4.33</w:t>
+            </w:r>
+          </w:p>
+        </w:tc>
+        <w:tc>
+          <w:tcPr>
+            <w:tcW w:w="3005" w:type="dxa"/>
+          </w:tcPr>
+          <w:p>
+            <w:pPr>
+              <w:pStyle w:val="CustomHeading"/>
+              <w:numPr>
+                <w:ilvl w:val="0"/>
+                <w:numId w:val="0"/>
+              </w:numPr>
+              <w:spacing w:line="240" w:lineRule="auto"/>
+            </w:pPr>
+            <w:r>
+              <w:t>5.3</w:t>
+            </w:r>
+          </w:p>
+        </w:tc>
+        <w:tc>
+          <w:tcPr>
+            <w:tcW w:w="3006" w:type="dxa"/>
+          </w:tcPr>
+          <w:p>
+            <w:pPr>
+              <w:pStyle w:val="CustomHeading"/>
+              <w:numPr>
+                <w:ilvl w:val="0"/>
+                <w:numId w:val="0"/>
+              </w:numPr>
+              <w:spacing w:line="240" w:lineRule="auto"/>
+            </w:pPr>
+          </w:p>
+        </w:tc>
+      </w:tr>
+    </w:tbl>
+    <w:p>
+      <w:pPr>
+        <w:pStyle w:val="CustomHeading"/>
+        <w:numPr>
+          <w:ilvl w:val="0"/>
+          <w:numId w:val="25"/>
+        </w:numPr>
+        <w:spacing w:line="240" w:lineRule="auto"/>
+        <w:ind w:firstLine="0"/>
+      </w:pPr>
+      <w:r>
+        <w:t>If you were in the competitive scenario: Racing against AI opponents made me push harder to avoid “losing” to them.</w:t>
       </w:r>
     </w:p>
     <w:tbl>
@@ -12128,9 +12948,10 @@
           <w:numId w:val="25"/>
         </w:numPr>
         <w:spacing w:line="240" w:lineRule="auto"/>
-      </w:pPr>
-      <w:r>
-        <w:t>The way the scenario was designed encouraged me to give more effort than I normally would with a standard exercise bike workout.</w:t>
+        <w:ind w:firstLine="0"/>
+      </w:pPr>
+      <w:r>
+        <w:t>If you were in the baseline scenario: I felt less motivated to push myself because I was cycling alone.</w:t>
       </w:r>
     </w:p>
     <w:tbl>
@@ -12263,9 +13084,10 @@
           <w:numId w:val="25"/>
         </w:numPr>
         <w:spacing w:line="240" w:lineRule="auto"/>
-      </w:pPr>
-      <w:r>
-        <w:t>I pushed myself harder than I usually would when cycling on my own.</w:t>
+        <w:ind w:firstLine="0"/>
+      </w:pPr>
+      <w:r>
+        <w:t>Compared to a standard gym workout; this VR scenario made me work harder.</w:t>
       </w:r>
     </w:p>
     <w:tbl>
@@ -12398,9 +13220,10 @@
           <w:numId w:val="25"/>
         </w:numPr>
         <w:spacing w:line="240" w:lineRule="auto"/>
-      </w:pPr>
-      <w:r>
-        <w:t>The VR environment helped distract me from the discomfort of the workout and encouraged me to keep going.</w:t>
+        <w:ind w:firstLine="0"/>
+      </w:pPr>
+      <w:r>
+        <w:t>The VR experience made the workout feel more purposeful than traditional workouts.</w:t>
       </w:r>
     </w:p>
     <w:tbl>
@@ -12533,145 +13356,10 @@
           <w:numId w:val="25"/>
         </w:numPr>
         <w:spacing w:line="240" w:lineRule="auto"/>
-      </w:pPr>
-      <w:r>
-        <w:t>If you were in the cooperative scenario: The presence of AI teammates made me want to contribute more and work harder for the team effort.</w:t>
-      </w:r>
-    </w:p>
-    <w:tbl>
-      <w:tblPr>
-        <w:tblStyle w:val="TableGrid"/>
-        <w:tblW w:w="0" w:type="auto"/>
-        <w:tblInd w:w="420" w:type="dxa"/>
-        <w:tblLook w:val="04A0" w:firstRow="1" w:lastRow="0" w:firstColumn="1" w:lastColumn="0" w:noHBand="0" w:noVBand="1"/>
-      </w:tblPr>
-      <w:tblGrid>
-        <w:gridCol w:w="2846"/>
-        <w:gridCol w:w="2874"/>
-        <w:gridCol w:w="2876"/>
-      </w:tblGrid>
-      <w:tr>
-        <w:tc>
-          <w:tcPr>
-            <w:tcW w:w="3005" w:type="dxa"/>
-            <w:shd w:val="clear" w:color="auto" w:fill="92D050"/>
-          </w:tcPr>
-          <w:p>
-            <w:pPr>
-              <w:pStyle w:val="CustomHeading"/>
-              <w:numPr>
-                <w:ilvl w:val="0"/>
-                <w:numId w:val="0"/>
-              </w:numPr>
-              <w:spacing w:line="240" w:lineRule="auto"/>
-              <w:jc w:val="center"/>
-            </w:pPr>
-            <w:r>
-              <w:lastRenderedPageBreak/>
-              <w:t>Baseline Mean Score</w:t>
-            </w:r>
-          </w:p>
-        </w:tc>
-        <w:tc>
-          <w:tcPr>
-            <w:tcW w:w="3005" w:type="dxa"/>
-            <w:shd w:val="clear" w:color="auto" w:fill="00B0F0"/>
-          </w:tcPr>
-          <w:p>
-            <w:pPr>
-              <w:pStyle w:val="CustomHeading"/>
-              <w:numPr>
-                <w:ilvl w:val="0"/>
-                <w:numId w:val="0"/>
-              </w:numPr>
-              <w:spacing w:line="240" w:lineRule="auto"/>
-              <w:jc w:val="center"/>
-            </w:pPr>
-            <w:r>
-              <w:t>Cooperative Mean Score</w:t>
-            </w:r>
-          </w:p>
-        </w:tc>
-        <w:tc>
-          <w:tcPr>
-            <w:tcW w:w="3006" w:type="dxa"/>
-            <w:shd w:val="clear" w:color="auto" w:fill="FF0000"/>
-          </w:tcPr>
-          <w:p>
-            <w:pPr>
-              <w:pStyle w:val="CustomHeading"/>
-              <w:numPr>
-                <w:ilvl w:val="0"/>
-                <w:numId w:val="0"/>
-              </w:numPr>
-              <w:spacing w:line="240" w:lineRule="auto"/>
-              <w:jc w:val="center"/>
-            </w:pPr>
-            <w:r>
-              <w:t>Competitive Mean Score</w:t>
-            </w:r>
-          </w:p>
-        </w:tc>
-      </w:tr>
-      <w:tr>
-        <w:tc>
-          <w:tcPr>
-            <w:tcW w:w="3005" w:type="dxa"/>
-          </w:tcPr>
-          <w:p>
-            <w:pPr>
-              <w:pStyle w:val="CustomHeading"/>
-              <w:numPr>
-                <w:ilvl w:val="0"/>
-                <w:numId w:val="0"/>
-              </w:numPr>
-              <w:spacing w:line="240" w:lineRule="auto"/>
-            </w:pPr>
-          </w:p>
-        </w:tc>
-        <w:tc>
-          <w:tcPr>
-            <w:tcW w:w="3005" w:type="dxa"/>
-          </w:tcPr>
-          <w:p>
-            <w:pPr>
-              <w:pStyle w:val="CustomHeading"/>
-              <w:numPr>
-                <w:ilvl w:val="0"/>
-                <w:numId w:val="0"/>
-              </w:numPr>
-              <w:spacing w:line="240" w:lineRule="auto"/>
-            </w:pPr>
-          </w:p>
-        </w:tc>
-        <w:tc>
-          <w:tcPr>
-            <w:tcW w:w="3006" w:type="dxa"/>
-          </w:tcPr>
-          <w:p>
-            <w:pPr>
-              <w:pStyle w:val="CustomHeading"/>
-              <w:numPr>
-                <w:ilvl w:val="0"/>
-                <w:numId w:val="0"/>
-              </w:numPr>
-              <w:spacing w:line="240" w:lineRule="auto"/>
-            </w:pPr>
-          </w:p>
-        </w:tc>
-      </w:tr>
-    </w:tbl>
-    <w:p>
-      <w:pPr>
-        <w:pStyle w:val="CustomHeading"/>
-        <w:numPr>
-          <w:ilvl w:val="0"/>
-          <w:numId w:val="25"/>
-        </w:numPr>
-        <w:spacing w:line="240" w:lineRule="auto"/>
-      </w:pPr>
-      <w:r>
-        <w:t>If you were in the competitive scenario: Racing against AI opponents made me push harder to avoid “losing” to them.</w:t>
+        <w:ind w:firstLine="0"/>
+      </w:pPr>
+      <w:r>
+        <w:t>The VR system was easy to understand and use.</w:t>
       </w:r>
     </w:p>
     <w:tbl>
@@ -12804,9 +13492,10 @@
           <w:numId w:val="25"/>
         </w:numPr>
         <w:spacing w:line="240" w:lineRule="auto"/>
-      </w:pPr>
-      <w:r>
-        <w:t>If you were in the baseline scenario: I felt less motivated to push myself because I was cycling alone.</w:t>
+        <w:ind w:firstLine="0"/>
+      </w:pPr>
+      <w:r>
+        <w:t xml:space="preserve">The VR system felt intuitive and did not require much effort to figure out. </w:t>
       </w:r>
     </w:p>
     <w:tbl>
@@ -12939,9 +13628,10 @@
           <w:numId w:val="25"/>
         </w:numPr>
         <w:spacing w:line="240" w:lineRule="auto"/>
-      </w:pPr>
-      <w:r>
-        <w:t>Compared to a standard gym workout; this VR scenario made me work harder.</w:t>
+        <w:ind w:firstLine="0"/>
+      </w:pPr>
+      <w:r>
+        <w:t>I felt fully immersed in the VR environment during the ramp test.</w:t>
       </w:r>
     </w:p>
     <w:tbl>
@@ -13074,9 +13764,10 @@
           <w:numId w:val="25"/>
         </w:numPr>
         <w:spacing w:line="240" w:lineRule="auto"/>
-      </w:pPr>
-      <w:r>
-        <w:t>The VR experience made the workout feel more purposeful than traditional workouts.</w:t>
+        <w:ind w:firstLine="0"/>
+      </w:pPr>
+      <w:r>
+        <w:t>The graphics and visual elements were clear and helped me understand my progress or position in the scenario.</w:t>
       </w:r>
     </w:p>
     <w:tbl>
@@ -13209,9 +13900,11 @@
           <w:numId w:val="25"/>
         </w:numPr>
         <w:spacing w:line="240" w:lineRule="auto"/>
-      </w:pPr>
-      <w:r>
-        <w:t>The VR system was easy to understand and use.</w:t>
+        <w:ind w:firstLine="0"/>
+      </w:pPr>
+      <w:r>
+        <w:lastRenderedPageBreak/>
+        <w:t>I experienced feelings of dizziness, nausea, or motion sickness while using the VR system.</w:t>
       </w:r>
     </w:p>
     <w:tbl>
@@ -13341,541 +14034,45 @@
         <w:pStyle w:val="CustomHeading"/>
         <w:numPr>
           <w:ilvl w:val="0"/>
-          <w:numId w:val="25"/>
-        </w:numPr>
-        <w:spacing w:line="240" w:lineRule="auto"/>
-      </w:pPr>
-      <w:r>
-        <w:t xml:space="preserve">The VR system felt intuitive and did not require much effort to figure out. </w:t>
-      </w:r>
-    </w:p>
-    <w:tbl>
-      <w:tblPr>
-        <w:tblStyle w:val="TableGrid"/>
-        <w:tblW w:w="0" w:type="auto"/>
-        <w:tblInd w:w="420" w:type="dxa"/>
-        <w:tblLook w:val="04A0" w:firstRow="1" w:lastRow="0" w:firstColumn="1" w:lastColumn="0" w:noHBand="0" w:noVBand="1"/>
-      </w:tblPr>
-      <w:tblGrid>
-        <w:gridCol w:w="2846"/>
-        <w:gridCol w:w="2874"/>
-        <w:gridCol w:w="2876"/>
-      </w:tblGrid>
-      <w:tr>
-        <w:tc>
-          <w:tcPr>
-            <w:tcW w:w="3005" w:type="dxa"/>
-            <w:shd w:val="clear" w:color="auto" w:fill="92D050"/>
-          </w:tcPr>
-          <w:p>
-            <w:pPr>
-              <w:pStyle w:val="CustomHeading"/>
-              <w:numPr>
-                <w:ilvl w:val="0"/>
-                <w:numId w:val="0"/>
-              </w:numPr>
-              <w:spacing w:line="240" w:lineRule="auto"/>
-              <w:jc w:val="center"/>
-            </w:pPr>
-            <w:r>
-              <w:t>Baseline Mean Score</w:t>
-            </w:r>
-          </w:p>
-        </w:tc>
-        <w:tc>
-          <w:tcPr>
-            <w:tcW w:w="3005" w:type="dxa"/>
-            <w:shd w:val="clear" w:color="auto" w:fill="00B0F0"/>
-          </w:tcPr>
-          <w:p>
-            <w:pPr>
-              <w:pStyle w:val="CustomHeading"/>
-              <w:numPr>
-                <w:ilvl w:val="0"/>
-                <w:numId w:val="0"/>
-              </w:numPr>
-              <w:spacing w:line="240" w:lineRule="auto"/>
-              <w:jc w:val="center"/>
-            </w:pPr>
-            <w:r>
-              <w:t>Cooperative Mean Score</w:t>
-            </w:r>
-          </w:p>
-        </w:tc>
-        <w:tc>
-          <w:tcPr>
-            <w:tcW w:w="3006" w:type="dxa"/>
-            <w:shd w:val="clear" w:color="auto" w:fill="FF0000"/>
-          </w:tcPr>
-          <w:p>
-            <w:pPr>
-              <w:pStyle w:val="CustomHeading"/>
-              <w:numPr>
-                <w:ilvl w:val="0"/>
-                <w:numId w:val="0"/>
-              </w:numPr>
-              <w:spacing w:line="240" w:lineRule="auto"/>
-              <w:jc w:val="center"/>
-            </w:pPr>
-            <w:r>
-              <w:t>Competitive Mean Score</w:t>
-            </w:r>
-          </w:p>
-        </w:tc>
-      </w:tr>
-      <w:tr>
-        <w:tc>
-          <w:tcPr>
-            <w:tcW w:w="3005" w:type="dxa"/>
-          </w:tcPr>
-          <w:p>
-            <w:pPr>
-              <w:pStyle w:val="CustomHeading"/>
-              <w:numPr>
-                <w:ilvl w:val="0"/>
-                <w:numId w:val="0"/>
-              </w:numPr>
-              <w:spacing w:line="240" w:lineRule="auto"/>
-            </w:pPr>
-          </w:p>
-        </w:tc>
-        <w:tc>
-          <w:tcPr>
-            <w:tcW w:w="3005" w:type="dxa"/>
-          </w:tcPr>
-          <w:p>
-            <w:pPr>
-              <w:pStyle w:val="CustomHeading"/>
-              <w:numPr>
-                <w:ilvl w:val="0"/>
-                <w:numId w:val="0"/>
-              </w:numPr>
-              <w:spacing w:line="240" w:lineRule="auto"/>
-            </w:pPr>
-          </w:p>
-        </w:tc>
-        <w:tc>
-          <w:tcPr>
-            <w:tcW w:w="3006" w:type="dxa"/>
-          </w:tcPr>
-          <w:p>
-            <w:pPr>
-              <w:pStyle w:val="CustomHeading"/>
-              <w:numPr>
-                <w:ilvl w:val="0"/>
-                <w:numId w:val="0"/>
-              </w:numPr>
-              <w:spacing w:line="240" w:lineRule="auto"/>
-            </w:pPr>
-          </w:p>
-        </w:tc>
-      </w:tr>
-    </w:tbl>
+          <w:numId w:val="0"/>
+        </w:numPr>
+        <w:spacing w:line="240" w:lineRule="auto"/>
+        <w:ind w:left="420"/>
+        <w:rPr>
+          <w:b/>
+          <w:bCs/>
+        </w:rPr>
+      </w:pPr>
+      <w:r>
+        <w:rPr>
+          <w:b/>
+          <w:bCs/>
+        </w:rPr>
+        <w:t>Open ended questions:</w:t>
+      </w:r>
+    </w:p>
     <w:p>
       <w:pPr>
         <w:pStyle w:val="CustomHeading"/>
         <w:numPr>
           <w:ilvl w:val="0"/>
-          <w:numId w:val="25"/>
-        </w:numPr>
-        <w:spacing w:line="240" w:lineRule="auto"/>
-      </w:pPr>
-      <w:r>
-        <w:t>I felt fully immersed in the VR environment during the ramp test.</w:t>
-      </w:r>
-    </w:p>
-    <w:tbl>
-      <w:tblPr>
-        <w:tblStyle w:val="TableGrid"/>
-        <w:tblW w:w="0" w:type="auto"/>
-        <w:tblInd w:w="420" w:type="dxa"/>
-        <w:tblLook w:val="04A0" w:firstRow="1" w:lastRow="0" w:firstColumn="1" w:lastColumn="0" w:noHBand="0" w:noVBand="1"/>
-      </w:tblPr>
-      <w:tblGrid>
-        <w:gridCol w:w="2846"/>
-        <w:gridCol w:w="2874"/>
-        <w:gridCol w:w="2876"/>
-      </w:tblGrid>
-      <w:tr>
-        <w:tc>
-          <w:tcPr>
-            <w:tcW w:w="3005" w:type="dxa"/>
-            <w:shd w:val="clear" w:color="auto" w:fill="92D050"/>
-          </w:tcPr>
-          <w:p>
-            <w:pPr>
-              <w:pStyle w:val="CustomHeading"/>
-              <w:numPr>
-                <w:ilvl w:val="0"/>
-                <w:numId w:val="0"/>
-              </w:numPr>
-              <w:spacing w:line="240" w:lineRule="auto"/>
-              <w:jc w:val="center"/>
-            </w:pPr>
-            <w:r>
-              <w:t>Baseline Mean Score</w:t>
-            </w:r>
-          </w:p>
-        </w:tc>
-        <w:tc>
-          <w:tcPr>
-            <w:tcW w:w="3005" w:type="dxa"/>
-            <w:shd w:val="clear" w:color="auto" w:fill="00B0F0"/>
-          </w:tcPr>
-          <w:p>
-            <w:pPr>
-              <w:pStyle w:val="CustomHeading"/>
-              <w:numPr>
-                <w:ilvl w:val="0"/>
-                <w:numId w:val="0"/>
-              </w:numPr>
-              <w:spacing w:line="240" w:lineRule="auto"/>
-              <w:jc w:val="center"/>
-            </w:pPr>
-            <w:r>
-              <w:t>Cooperative Mean Score</w:t>
-            </w:r>
-          </w:p>
-        </w:tc>
-        <w:tc>
-          <w:tcPr>
-            <w:tcW w:w="3006" w:type="dxa"/>
-            <w:shd w:val="clear" w:color="auto" w:fill="FF0000"/>
-          </w:tcPr>
-          <w:p>
-            <w:pPr>
-              <w:pStyle w:val="CustomHeading"/>
-              <w:numPr>
-                <w:ilvl w:val="0"/>
-                <w:numId w:val="0"/>
-              </w:numPr>
-              <w:spacing w:line="240" w:lineRule="auto"/>
-              <w:jc w:val="center"/>
-            </w:pPr>
-            <w:r>
-              <w:t>Competitive Mean Score</w:t>
-            </w:r>
-          </w:p>
-        </w:tc>
-      </w:tr>
-      <w:tr>
-        <w:tc>
-          <w:tcPr>
-            <w:tcW w:w="3005" w:type="dxa"/>
-          </w:tcPr>
-          <w:p>
-            <w:pPr>
-              <w:pStyle w:val="CustomHeading"/>
-              <w:numPr>
-                <w:ilvl w:val="0"/>
-                <w:numId w:val="0"/>
-              </w:numPr>
-              <w:spacing w:line="240" w:lineRule="auto"/>
-            </w:pPr>
-          </w:p>
-        </w:tc>
-        <w:tc>
-          <w:tcPr>
-            <w:tcW w:w="3005" w:type="dxa"/>
-          </w:tcPr>
-          <w:p>
-            <w:pPr>
-              <w:pStyle w:val="CustomHeading"/>
-              <w:numPr>
-                <w:ilvl w:val="0"/>
-                <w:numId w:val="0"/>
-              </w:numPr>
-              <w:spacing w:line="240" w:lineRule="auto"/>
-            </w:pPr>
-          </w:p>
-        </w:tc>
-        <w:tc>
-          <w:tcPr>
-            <w:tcW w:w="3006" w:type="dxa"/>
-          </w:tcPr>
-          <w:p>
-            <w:pPr>
-              <w:pStyle w:val="CustomHeading"/>
-              <w:numPr>
-                <w:ilvl w:val="0"/>
-                <w:numId w:val="0"/>
-              </w:numPr>
-              <w:spacing w:line="240" w:lineRule="auto"/>
-            </w:pPr>
-          </w:p>
-        </w:tc>
-      </w:tr>
-    </w:tbl>
-    <w:p>
-      <w:pPr>
-        <w:pStyle w:val="CustomHeading"/>
-        <w:numPr>
-          <w:ilvl w:val="0"/>
-          <w:numId w:val="25"/>
-        </w:numPr>
-        <w:spacing w:line="240" w:lineRule="auto"/>
-      </w:pPr>
-      <w:r>
-        <w:t>The graphics and visual elements were clear and helped me understand my progress or position in the scenario.</w:t>
-      </w:r>
-    </w:p>
-    <w:tbl>
-      <w:tblPr>
-        <w:tblStyle w:val="TableGrid"/>
-        <w:tblW w:w="0" w:type="auto"/>
-        <w:tblInd w:w="420" w:type="dxa"/>
-        <w:tblLook w:val="04A0" w:firstRow="1" w:lastRow="0" w:firstColumn="1" w:lastColumn="0" w:noHBand="0" w:noVBand="1"/>
-      </w:tblPr>
-      <w:tblGrid>
-        <w:gridCol w:w="2846"/>
-        <w:gridCol w:w="2874"/>
-        <w:gridCol w:w="2876"/>
-      </w:tblGrid>
-      <w:tr>
-        <w:tc>
-          <w:tcPr>
-            <w:tcW w:w="3005" w:type="dxa"/>
-            <w:shd w:val="clear" w:color="auto" w:fill="92D050"/>
-          </w:tcPr>
-          <w:p>
-            <w:pPr>
-              <w:pStyle w:val="CustomHeading"/>
-              <w:numPr>
-                <w:ilvl w:val="0"/>
-                <w:numId w:val="0"/>
-              </w:numPr>
-              <w:spacing w:line="240" w:lineRule="auto"/>
-              <w:jc w:val="center"/>
-            </w:pPr>
-            <w:r>
-              <w:t>Baseline Mean Score</w:t>
-            </w:r>
-          </w:p>
-        </w:tc>
-        <w:tc>
-          <w:tcPr>
-            <w:tcW w:w="3005" w:type="dxa"/>
-            <w:shd w:val="clear" w:color="auto" w:fill="00B0F0"/>
-          </w:tcPr>
-          <w:p>
-            <w:pPr>
-              <w:pStyle w:val="CustomHeading"/>
-              <w:numPr>
-                <w:ilvl w:val="0"/>
-                <w:numId w:val="0"/>
-              </w:numPr>
-              <w:spacing w:line="240" w:lineRule="auto"/>
-              <w:jc w:val="center"/>
-            </w:pPr>
-            <w:r>
-              <w:t>Cooperative Mean Score</w:t>
-            </w:r>
-          </w:p>
-        </w:tc>
-        <w:tc>
-          <w:tcPr>
-            <w:tcW w:w="3006" w:type="dxa"/>
-            <w:shd w:val="clear" w:color="auto" w:fill="FF0000"/>
-          </w:tcPr>
-          <w:p>
-            <w:pPr>
-              <w:pStyle w:val="CustomHeading"/>
-              <w:numPr>
-                <w:ilvl w:val="0"/>
-                <w:numId w:val="0"/>
-              </w:numPr>
-              <w:spacing w:line="240" w:lineRule="auto"/>
-              <w:jc w:val="center"/>
-            </w:pPr>
-            <w:r>
-              <w:t>Competitive Mean Score</w:t>
-            </w:r>
-          </w:p>
-        </w:tc>
-      </w:tr>
-      <w:tr>
-        <w:tc>
-          <w:tcPr>
-            <w:tcW w:w="3005" w:type="dxa"/>
-          </w:tcPr>
-          <w:p>
-            <w:pPr>
-              <w:pStyle w:val="CustomHeading"/>
-              <w:numPr>
-                <w:ilvl w:val="0"/>
-                <w:numId w:val="0"/>
-              </w:numPr>
-              <w:spacing w:line="240" w:lineRule="auto"/>
-            </w:pPr>
-          </w:p>
-        </w:tc>
-        <w:tc>
-          <w:tcPr>
-            <w:tcW w:w="3005" w:type="dxa"/>
-          </w:tcPr>
-          <w:p>
-            <w:pPr>
-              <w:pStyle w:val="CustomHeading"/>
-              <w:numPr>
-                <w:ilvl w:val="0"/>
-                <w:numId w:val="0"/>
-              </w:numPr>
-              <w:spacing w:line="240" w:lineRule="auto"/>
-            </w:pPr>
-          </w:p>
-        </w:tc>
-        <w:tc>
-          <w:tcPr>
-            <w:tcW w:w="3006" w:type="dxa"/>
-          </w:tcPr>
-          <w:p>
-            <w:pPr>
-              <w:pStyle w:val="CustomHeading"/>
-              <w:numPr>
-                <w:ilvl w:val="0"/>
-                <w:numId w:val="0"/>
-              </w:numPr>
-              <w:spacing w:line="240" w:lineRule="auto"/>
-            </w:pPr>
-          </w:p>
-        </w:tc>
-      </w:tr>
-    </w:tbl>
-    <w:p>
-      <w:pPr>
-        <w:pStyle w:val="CustomHeading"/>
-        <w:numPr>
-          <w:ilvl w:val="0"/>
-          <w:numId w:val="25"/>
-        </w:numPr>
-        <w:spacing w:line="240" w:lineRule="auto"/>
-      </w:pPr>
-      <w:r>
-        <w:t>I experienced feelings of dizziness, nausea, or motion sickness while using the VR system.</w:t>
-      </w:r>
-    </w:p>
-    <w:tbl>
-      <w:tblPr>
-        <w:tblStyle w:val="TableGrid"/>
-        <w:tblW w:w="0" w:type="auto"/>
-        <w:tblInd w:w="420" w:type="dxa"/>
-        <w:tblLook w:val="04A0" w:firstRow="1" w:lastRow="0" w:firstColumn="1" w:lastColumn="0" w:noHBand="0" w:noVBand="1"/>
-      </w:tblPr>
-      <w:tblGrid>
-        <w:gridCol w:w="2846"/>
-        <w:gridCol w:w="2874"/>
-        <w:gridCol w:w="2876"/>
-      </w:tblGrid>
-      <w:tr>
-        <w:tc>
-          <w:tcPr>
-            <w:tcW w:w="3005" w:type="dxa"/>
-            <w:shd w:val="clear" w:color="auto" w:fill="92D050"/>
-          </w:tcPr>
-          <w:p>
-            <w:pPr>
-              <w:pStyle w:val="CustomHeading"/>
-              <w:numPr>
-                <w:ilvl w:val="0"/>
-                <w:numId w:val="0"/>
-              </w:numPr>
-              <w:spacing w:line="240" w:lineRule="auto"/>
-              <w:jc w:val="center"/>
-            </w:pPr>
-            <w:r>
-              <w:t>Baseline Mean Score</w:t>
-            </w:r>
-          </w:p>
-        </w:tc>
-        <w:tc>
-          <w:tcPr>
-            <w:tcW w:w="3005" w:type="dxa"/>
-            <w:shd w:val="clear" w:color="auto" w:fill="00B0F0"/>
-          </w:tcPr>
-          <w:p>
-            <w:pPr>
-              <w:pStyle w:val="CustomHeading"/>
-              <w:numPr>
-                <w:ilvl w:val="0"/>
-                <w:numId w:val="0"/>
-              </w:numPr>
-              <w:spacing w:line="240" w:lineRule="auto"/>
-              <w:jc w:val="center"/>
-            </w:pPr>
-            <w:r>
-              <w:t>Cooperative Mean Score</w:t>
-            </w:r>
-          </w:p>
-        </w:tc>
-        <w:tc>
-          <w:tcPr>
-            <w:tcW w:w="3006" w:type="dxa"/>
-            <w:shd w:val="clear" w:color="auto" w:fill="FF0000"/>
-          </w:tcPr>
-          <w:p>
-            <w:pPr>
-              <w:pStyle w:val="CustomHeading"/>
-              <w:numPr>
-                <w:ilvl w:val="0"/>
-                <w:numId w:val="0"/>
-              </w:numPr>
-              <w:spacing w:line="240" w:lineRule="auto"/>
-              <w:jc w:val="center"/>
-            </w:pPr>
-            <w:r>
-              <w:t>Competitive Mean Score</w:t>
-            </w:r>
-          </w:p>
-        </w:tc>
-      </w:tr>
-      <w:tr>
-        <w:tc>
-          <w:tcPr>
-            <w:tcW w:w="3005" w:type="dxa"/>
-          </w:tcPr>
-          <w:p>
-            <w:pPr>
-              <w:pStyle w:val="CustomHeading"/>
-              <w:numPr>
-                <w:ilvl w:val="0"/>
-                <w:numId w:val="0"/>
-              </w:numPr>
-              <w:spacing w:line="240" w:lineRule="auto"/>
-            </w:pPr>
-          </w:p>
-        </w:tc>
-        <w:tc>
-          <w:tcPr>
-            <w:tcW w:w="3005" w:type="dxa"/>
-          </w:tcPr>
-          <w:p>
-            <w:pPr>
-              <w:pStyle w:val="CustomHeading"/>
-              <w:numPr>
-                <w:ilvl w:val="0"/>
-                <w:numId w:val="0"/>
-              </w:numPr>
-              <w:spacing w:line="240" w:lineRule="auto"/>
-            </w:pPr>
-          </w:p>
-        </w:tc>
-        <w:tc>
-          <w:tcPr>
-            <w:tcW w:w="3006" w:type="dxa"/>
-          </w:tcPr>
-          <w:p>
-            <w:pPr>
-              <w:pStyle w:val="CustomHeading"/>
-              <w:numPr>
-                <w:ilvl w:val="0"/>
-                <w:numId w:val="0"/>
-              </w:numPr>
-              <w:spacing w:line="240" w:lineRule="auto"/>
-            </w:pPr>
-          </w:p>
-        </w:tc>
-      </w:tr>
-    </w:tbl>
+          <w:numId w:val="26"/>
+        </w:numPr>
+        <w:spacing w:line="240" w:lineRule="auto"/>
+        <w:ind w:firstLine="0"/>
+        <w:rPr>
+          <w:b/>
+          <w:bCs/>
+        </w:rPr>
+      </w:pPr>
+      <w:r>
+        <w:rPr>
+          <w:b/>
+          <w:bCs/>
+        </w:rPr>
+        <w:t>What aspects of the VR scenario made you push harder (if any)?</w:t>
+      </w:r>
+    </w:p>
     <w:p>
       <w:pPr>
         <w:pStyle w:val="CustomHeading"/>
@@ -13884,10 +14081,68 @@
           <w:numId w:val="0"/>
         </w:numPr>
         <w:spacing w:line="240" w:lineRule="auto"/>
-        <w:ind w:left="420" w:hanging="420"/>
-      </w:pPr>
-      <w:r>
-        <w:t>Open ended questions:</w:t>
+      </w:pPr>
+      <w:r>
+        <w:t xml:space="preserve">It became abundantly clear from responses to this question that there were </w:t>
+      </w:r>
+      <w:r>
+        <w:t>two</w:t>
+      </w:r>
+      <w:r>
+        <w:t xml:space="preserve"> main driving motivators within the program that made participants want to push harder: </w:t>
+      </w:r>
+    </w:p>
+    <w:p>
+      <w:pPr>
+        <w:pStyle w:val="CustomHeading"/>
+        <w:numPr>
+          <w:ilvl w:val="0"/>
+          <w:numId w:val="41"/>
+        </w:numPr>
+        <w:spacing w:line="240" w:lineRule="auto"/>
+      </w:pPr>
+      <w:r>
+        <w:rPr>
+          <w:b/>
+          <w:bCs/>
+        </w:rPr>
+        <w:t>The implementation of the Heads-Up Display (HUD)</w:t>
+      </w:r>
+      <w:r>
+        <w:t>, participants gave responses such as “the stats on the screen helped me keep track and work harder”, “Seeing my stats on the screen motivated me to push harder”, specifically participants knowledge of the workout duration “seeing time to aim for, heart rate, and the track to follow”, “being able to see the timings made me want to work harder”, “beating the time”.</w:t>
+      </w:r>
+    </w:p>
+    <w:p>
+      <w:pPr>
+        <w:pStyle w:val="CustomHeading"/>
+        <w:numPr>
+          <w:ilvl w:val="0"/>
+          <w:numId w:val="41"/>
+        </w:numPr>
+        <w:spacing w:line="240" w:lineRule="auto"/>
+      </w:pPr>
+      <w:r>
+        <w:rPr>
+          <w:b/>
+          <w:bCs/>
+        </w:rPr>
+        <w:t xml:space="preserve">The implementation of interactive </w:t>
+      </w:r>
+      <w:r>
+        <w:rPr>
+          <w:b/>
+          <w:bCs/>
+        </w:rPr>
+        <w:t>feedforward</w:t>
+      </w:r>
+      <w:r>
+        <w:t>, participants gave responses such as “wanting to catch up to the next cyclist”, “Some other AI cycling with me and I want to beat them”, “Having some AI riding in front of me, even I coop mode I feed competitive”, “</w:t>
+      </w:r>
+      <w:r>
+        <w:t>Knowing that a slightly improved (2-5% ?) version of me was ahead made me want to catch up to be the slightly fitter version of myself</w:t>
+      </w:r>
+      <w:r>
+        <w:t>”.</w:t>
       </w:r>
     </w:p>
     <w:p>
@@ -13898,9 +14153,235 @@
           <w:numId w:val="26"/>
         </w:numPr>
         <w:spacing w:line="240" w:lineRule="auto"/>
-      </w:pPr>
-      <w:r>
-        <w:t>What aspects of the VR scenario made you push harder (if any)?</w:t>
+        <w:ind w:firstLine="0"/>
+        <w:rPr>
+          <w:b/>
+          <w:bCs/>
+        </w:rPr>
+      </w:pPr>
+      <w:r>
+        <w:rPr>
+          <w:b/>
+          <w:bCs/>
+        </w:rPr>
+        <w:t>What could be improved in this VR scenario to make you feel even more motivated to give your maximum effort?</w:t>
+      </w:r>
+    </w:p>
+    <w:p>
+      <w:pPr>
+        <w:pStyle w:val="CustomHeading"/>
+        <w:numPr>
+          <w:ilvl w:val="0"/>
+          <w:numId w:val="0"/>
+        </w:numPr>
+        <w:spacing w:line="240" w:lineRule="auto"/>
+        <w:ind w:left="420" w:hanging="420"/>
+      </w:pPr>
+      <w:r>
+        <w:t>The participant feedback for this question can be organised into five categories:</w:t>
+      </w:r>
+    </w:p>
+    <w:p>
+      <w:pPr>
+        <w:pStyle w:val="CustomHeading"/>
+        <w:numPr>
+          <w:ilvl w:val="0"/>
+          <w:numId w:val="43"/>
+        </w:numPr>
+        <w:spacing w:line="240" w:lineRule="auto"/>
+      </w:pPr>
+      <w:r>
+        <w:rPr>
+          <w:b/>
+          <w:bCs/>
+        </w:rPr>
+        <w:t>Enhanced Environmental Design:</w:t>
+      </w:r>
+      <w:r>
+        <w:t xml:space="preserve"> several responses said they would feel more motivated if there were changes to the environment of the application, “A more detailed surrounding”, “more immersive vr environment”, “More engaging map like zwift for extra stimulation/distraction from discomfort/exertion”</w:t>
+      </w:r>
+      <w:r>
+        <w:t>, “</w:t>
+      </w:r>
+      <w:r>
+        <w:t>If the scenario provide different sceneries instead of looping in the same scene, it will be more enjoyable</w:t>
+      </w:r>
+      <w:r>
+        <w:t xml:space="preserve">”. </w:t>
+      </w:r>
+    </w:p>
+    <w:p>
+      <w:pPr>
+        <w:pStyle w:val="CustomHeading"/>
+        <w:numPr>
+          <w:ilvl w:val="0"/>
+          <w:numId w:val="43"/>
+        </w:numPr>
+        <w:spacing w:line="240" w:lineRule="auto"/>
+      </w:pPr>
+      <w:r>
+        <w:rPr>
+          <w:b/>
+          <w:bCs/>
+        </w:rPr>
+        <w:t xml:space="preserve">Improved </w:t>
+      </w:r>
+      <w:r>
+        <w:rPr>
+          <w:b/>
+          <w:bCs/>
+        </w:rPr>
+        <w:t xml:space="preserve">Cooperative &amp; </w:t>
+      </w:r>
+      <w:r>
+        <w:rPr>
+          <w:b/>
+          <w:bCs/>
+        </w:rPr>
+        <w:t>Competitive Elements:</w:t>
+      </w:r>
+      <w:r>
+        <w:t xml:space="preserve"> some participants wanted better competitive mechanics, like leaderboards and distance counters. Multiple responses focused on improving AI behaviour and positioning, "</w:t>
+      </w:r>
+      <w:r>
+        <w:rPr>
+          <w:rFonts w:ascii="Segoe UI" w:hAnsi="Segoe UI" w:cs="Segoe UI"/>
+          <w:color w:val="212121"/>
+          <w:sz w:val="21"/>
+          <w:szCs w:val="21"/>
+          <w:shd w:val="clear" w:color="auto" w:fill="F8F8F8"/>
+        </w:rPr>
+        <w:t xml:space="preserve"> </w:t>
+      </w:r>
+      <w:r>
+        <w:t>There's lag when the AIs are getting back to leading the player, would be more responsive when the is unnoticeable? It feels disconnected every time the lag happens</w:t>
+      </w:r>
+      <w:r>
+        <w:t>”, “</w:t>
+      </w:r>
+      <w:r>
+        <w:t>maybe more pacers, i felt like i was never able to catch the ai ahead of me. it couldve been made more realistic if the ai went around me to overtake rather than through me. this could have made me see them coming a bit better and make me push as they try to overtake</w:t>
+      </w:r>
+      <w:r>
+        <w:t>”. From an observational perspective as the developer it was noticeable in the study that the consistency of the AI with regards to the distance from the player in the competitive scenario was heavily down to the users ability to maintain a consistent cadence and power output.</w:t>
+      </w:r>
+    </w:p>
+    <w:p>
+      <w:pPr>
+        <w:pStyle w:val="CustomHeading"/>
+        <w:numPr>
+          <w:ilvl w:val="0"/>
+          <w:numId w:val="43"/>
+        </w:numPr>
+        <w:spacing w:line="240" w:lineRule="auto"/>
+      </w:pPr>
+      <w:r>
+        <w:rPr>
+          <w:b/>
+          <w:bCs/>
+        </w:rPr>
+        <w:t>Improved Gamification:</w:t>
+      </w:r>
+      <w:r>
+        <w:t xml:space="preserve"> multiple participants suggested the implementation of visible progress bars, collectable items, and virtual rewards or prizes for effort. “</w:t>
+      </w:r>
+      <w:r>
+        <w:t>a way of goal setting to see progress visually ie progress bars</w:t>
+      </w:r>
+      <w:r>
+        <w:t>”, “</w:t>
+      </w:r>
+      <w:r>
+        <w:t>buttons to collect like mario kart</w:t>
+      </w:r>
+      <w:r>
+        <w:t xml:space="preserve">”, </w:t>
+      </w:r>
+      <w:r>
+        <w:t>“</w:t>
+      </w:r>
+      <w:r>
+        <w:t>vr prizes for how hard you push</w:t>
+      </w:r>
+      <w:r>
+        <w:t>”.</w:t>
+      </w:r>
+    </w:p>
+    <w:p>
+      <w:pPr>
+        <w:pStyle w:val="CustomHeading"/>
+        <w:numPr>
+          <w:ilvl w:val="0"/>
+          <w:numId w:val="43"/>
+        </w:numPr>
+        <w:spacing w:line="240" w:lineRule="auto"/>
+      </w:pPr>
+      <w:r>
+        <w:rPr>
+          <w:b/>
+          <w:bCs/>
+        </w:rPr>
+        <w:t>User Experience Improvements:</w:t>
+      </w:r>
+      <w:r>
+        <w:t xml:space="preserve"> music and bike customisation was suggested as a motivational element, as well as techniques to reduce motion sickness. “</w:t>
+      </w:r>
+      <w:r>
+        <w:t>If I can choose different bikes, scenario and AI. For example, use my friend data as AI and ride in a forest environment.</w:t>
+      </w:r>
+      <w:r>
+        <w:t>”, “</w:t>
+      </w:r>
+      <w:r>
+        <w:t>reducing of motion sickness</w:t>
+      </w:r>
+      <w:r>
+        <w:t>”</w:t>
+      </w:r>
+      <w:r>
+        <w:t>.</w:t>
+      </w:r>
+    </w:p>
+    <w:p>
+      <w:pPr>
+        <w:pStyle w:val="CustomHeading"/>
+        <w:numPr>
+          <w:ilvl w:val="0"/>
+          <w:numId w:val="43"/>
+        </w:numPr>
+        <w:spacing w:line="240" w:lineRule="auto"/>
+      </w:pPr>
+      <w:r>
+        <w:rPr>
+          <w:b/>
+          <w:bCs/>
+        </w:rPr>
+        <w:t>Motivational Features:</w:t>
+      </w:r>
+      <w:r>
+        <w:t xml:space="preserve"> participants suggested features like notifications for decreased performance to encourage consistent effort, better placement of AI competitors to ensure targets being attainable, as well as less repeatability in </w:t>
+      </w:r>
+      <w:r>
+        <w:lastRenderedPageBreak/>
+        <w:t>cooperative scenarios. “</w:t>
+      </w:r>
+      <w:r>
+        <w:t>could include motivation/notifications for decreased cadence to encourage the cyclist to keep up the pace</w:t>
+      </w:r>
+      <w:r>
+        <w:t>”, “</w:t>
+      </w:r>
+      <w:r>
+        <w:t>maybe having a few cyclist closer to feel like you're achieving something but also some far ahead for motivation</w:t>
+      </w:r>
+      <w:r>
+        <w:t>”, “</w:t>
+      </w:r>
+      <w:r>
+        <w:t>i would have liked if there was a way to earn your way to be at the front of the group - I figured that it just changes spaces every 10 seconds which can become a bit predictable.</w:t>
+      </w:r>
+      <w:r>
+        <w:t>”.</w:t>
       </w:r>
     </w:p>
     <w:p>
@@ -13911,9 +14392,31 @@
           <w:numId w:val="26"/>
         </w:numPr>
         <w:spacing w:line="240" w:lineRule="auto"/>
-      </w:pPr>
-      <w:r>
-        <w:t>What could be improved in this VR scenario to make you feel even more motivated to give your maximum effort?</w:t>
+        <w:ind w:firstLine="0"/>
+        <w:rPr>
+          <w:b/>
+          <w:bCs/>
+        </w:rPr>
+      </w:pPr>
+      <w:r>
+        <w:rPr>
+          <w:b/>
+          <w:bCs/>
+        </w:rPr>
+        <w:t>Any other comments about your experience?</w:t>
+      </w:r>
+    </w:p>
+    <w:p>
+      <w:pPr>
+        <w:pStyle w:val="CustomHeading"/>
+        <w:numPr>
+          <w:ilvl w:val="0"/>
+          <w:numId w:val="0"/>
+        </w:numPr>
+        <w:spacing w:line="240" w:lineRule="auto"/>
+      </w:pPr>
+      <w:r>
+        <w:t>Responses to this question generally followed the same narrative of the previous one, however with greater mention of real user competition rather than AI.</w:t>
       </w:r>
     </w:p>
     <w:p>
@@ -13924,9 +14427,18 @@
           <w:numId w:val="26"/>
         </w:numPr>
         <w:spacing w:line="240" w:lineRule="auto"/>
-      </w:pPr>
-      <w:r>
-        <w:t>Any other comments about your experience?</w:t>
+        <w:ind w:firstLine="0"/>
+        <w:rPr>
+          <w:b/>
+          <w:bCs/>
+        </w:rPr>
+      </w:pPr>
+      <w:r>
+        <w:rPr>
+          <w:b/>
+          <w:bCs/>
+        </w:rPr>
+        <w:t>If you experienced any discomfort (e.g. motion sickness, dizziness), please describe what you felt and when it occurred.</w:t>
       </w:r>
     </w:p>
     <w:p>
@@ -13934,22 +14446,89 @@
         <w:pStyle w:val="CustomHeading"/>
         <w:numPr>
           <w:ilvl w:val="0"/>
-          <w:numId w:val="26"/>
-        </w:numPr>
-        <w:spacing w:line="240" w:lineRule="auto"/>
-      </w:pPr>
-      <w:r>
-        <w:t>If you experienced any discomfort (e.g. motion sickness, dizziness), please describe what you felt and when it occurred.</w:t>
+          <w:numId w:val="0"/>
+        </w:numPr>
+        <w:spacing w:line="240" w:lineRule="auto"/>
+      </w:pPr>
+      <w:r>
+        <w:t>Responses to this question clearly highlighted the patterns in the design of the program that caused motion sickness. A significant majority of the responses that experienced discomfort put it down to the velodrome corners as the primary cause. This suggests a vestibular mismatch between the visual input and the physical sensation of the user during turning in the virtual environment, “</w:t>
+      </w:r>
+      <w:r>
+        <w:t>a little bit dizzy when I was more tired and going around corners</w:t>
+      </w:r>
+      <w:r>
+        <w:t>”, “</w:t>
+      </w:r>
+      <w:r>
+        <w:t>slightly dizzy when going round corners</w:t>
+      </w:r>
+      <w:r>
+        <w:t>”, “</w:t>
+      </w:r>
+      <w:r>
+        <w:t>felt seasick, specifically on the corners of the velodromes</w:t>
+      </w:r>
+      <w:r>
+        <w:t>”. Additionally, several participants reported VR related discomfort as the workout intensity increased, “</w:t>
+      </w:r>
+      <w:r>
+        <w:t>motion sickness when the workout got harder</w:t>
+      </w:r>
+      <w:r>
+        <w:t>”, “</w:t>
+      </w:r>
+      <w:r>
+        <w:t>As it got harder the motion sickness got worse</w:t>
+      </w:r>
+      <w:r>
+        <w:t>”, “</w:t>
+      </w:r>
+      <w:r>
+        <w:t>a little bit dizzy when I was more tired and going around corners</w:t>
+      </w:r>
+      <w:r>
+        <w:t>”. Notably a few participants said that discomfort was reduced after the first session suggesting the social elements may have provided a distraction to the discomfort/motion sickness, “</w:t>
+      </w:r>
+      <w:r>
+        <w:t>barely felt any motion sickness compared to last time i did it.</w:t>
+      </w:r>
+      <w:r>
+        <w:t>”, “</w:t>
+      </w:r>
+      <w:r>
+        <w:t>I didn't feel at all motion sick on this one, whereas I did a bit on the baseline - maybe because I was distracted by the people in front</w:t>
+      </w:r>
+      <w:r>
+        <w:t xml:space="preserve">”. </w:t>
       </w:r>
     </w:p>
     <w:p>
       <w:pPr>
         <w:pStyle w:val="CustomSubSubheading"/>
         <w:spacing w:line="240" w:lineRule="auto"/>
-      </w:pPr>
-      <w:r>
+        <w:ind w:firstLine="0"/>
+        <w:rPr>
+          <w:b/>
+          <w:bCs/>
+        </w:rPr>
+      </w:pPr>
+      <w:r>
+        <w:rPr>
+          <w:b/>
+          <w:bCs/>
+        </w:rPr>
         <w:t>Big Five Inventory Findings (if any)</w:t>
       </w:r>
+    </w:p>
+    <w:p>
+      <w:pPr>
+        <w:pStyle w:val="CustomHeading"/>
+        <w:numPr>
+          <w:ilvl w:val="0"/>
+          <w:numId w:val="0"/>
+        </w:numPr>
+        <w:ind w:left="420" w:hanging="420"/>
+      </w:pPr>
     </w:p>
     <w:p>
       <w:pPr>
@@ -13959,13 +14538,18 @@
           <w:numId w:val="2"/>
         </w:numPr>
         <w:spacing w:after="0" w:line="240" w:lineRule="auto"/>
-        <w:rPr>
-          <w:rFonts w:ascii="Times New Roman" w:hAnsi="Times New Roman" w:cs="Times New Roman"/>
-        </w:rPr>
-      </w:pPr>
-      <w:r>
-        <w:rPr>
-          <w:rFonts w:ascii="Times New Roman" w:hAnsi="Times New Roman" w:cs="Times New Roman"/>
+        <w:ind w:firstLine="0"/>
+        <w:rPr>
+          <w:rFonts w:ascii="Times New Roman" w:hAnsi="Times New Roman" w:cs="Times New Roman"/>
+          <w:b/>
+          <w:bCs/>
+        </w:rPr>
+      </w:pPr>
+      <w:r>
+        <w:rPr>
+          <w:rFonts w:ascii="Times New Roman" w:hAnsi="Times New Roman" w:cs="Times New Roman"/>
+          <w:b/>
+          <w:bCs/>
         </w:rPr>
         <w:t>Evaluation and critical reflection</w:t>
       </w:r>
@@ -13978,15 +14562,35 @@
           <w:numId w:val="2"/>
         </w:numPr>
         <w:spacing w:after="0" w:line="240" w:lineRule="auto"/>
-        <w:rPr>
-          <w:rFonts w:ascii="Times New Roman" w:hAnsi="Times New Roman" w:cs="Times New Roman"/>
-        </w:rPr>
-      </w:pPr>
-      <w:r>
-        <w:rPr>
-          <w:rFonts w:ascii="Times New Roman" w:hAnsi="Times New Roman" w:cs="Times New Roman"/>
+        <w:ind w:firstLine="0"/>
+        <w:rPr>
+          <w:rFonts w:ascii="Times New Roman" w:hAnsi="Times New Roman" w:cs="Times New Roman"/>
+          <w:b/>
+          <w:bCs/>
+        </w:rPr>
+      </w:pPr>
+      <w:r>
+        <w:rPr>
+          <w:rFonts w:ascii="Times New Roman" w:hAnsi="Times New Roman" w:cs="Times New Roman"/>
+          <w:b/>
+          <w:bCs/>
         </w:rPr>
         <w:t>Effectiveness of gamification and AI in enhancing engagement.</w:t>
+      </w:r>
+    </w:p>
+    <w:p>
+      <w:pPr>
+        <w:pStyle w:val="CustomHeading"/>
+        <w:numPr>
+          <w:ilvl w:val="0"/>
+          <w:numId w:val="0"/>
+        </w:numPr>
+      </w:pPr>
+      <w:r>
+        <w:t>The RPE boxplot and IMI radar chart results show concrete evidence that the use of both AI teammates and competitors makes the player feel more motivated in virtually all subscales of motivation, as well as more willing to exert themselves and push themselves further. Whilst the implementation of a Heads-Up Display (HUD) serves as a strong motivational foundation for a user to push themselves, feedback from the post-scenario questionnaire suggests that more gamification elements could prove to help increase motivation and engagement.</w:t>
+      </w:r>
+      <w:r>
+        <w:t xml:space="preserve"> </w:t>
       </w:r>
     </w:p>
     <w:p>
@@ -13997,13 +14601,18 @@
           <w:numId w:val="2"/>
         </w:numPr>
         <w:spacing w:after="0" w:line="240" w:lineRule="auto"/>
-        <w:rPr>
-          <w:rFonts w:ascii="Times New Roman" w:hAnsi="Times New Roman" w:cs="Times New Roman"/>
-        </w:rPr>
-      </w:pPr>
-      <w:r>
-        <w:rPr>
-          <w:rFonts w:ascii="Times New Roman" w:hAnsi="Times New Roman" w:cs="Times New Roman"/>
+        <w:ind w:firstLine="0"/>
+        <w:rPr>
+          <w:rFonts w:ascii="Times New Roman" w:hAnsi="Times New Roman" w:cs="Times New Roman"/>
+          <w:b/>
+          <w:bCs/>
+        </w:rPr>
+      </w:pPr>
+      <w:r>
+        <w:rPr>
+          <w:rFonts w:ascii="Times New Roman" w:hAnsi="Times New Roman" w:cs="Times New Roman"/>
+          <w:b/>
+          <w:bCs/>
         </w:rPr>
         <w:t>Effectiveness of motion sickness mitigation.</w:t>
       </w:r>
@@ -14016,19 +14625,26 @@
           <w:numId w:val="2"/>
         </w:numPr>
         <w:spacing w:after="0" w:line="240" w:lineRule="auto"/>
-        <w:rPr>
-          <w:rFonts w:ascii="Times New Roman" w:hAnsi="Times New Roman" w:cs="Times New Roman"/>
-        </w:rPr>
-      </w:pPr>
-      <w:r>
-        <w:rPr>
-          <w:rFonts w:ascii="Times New Roman" w:hAnsi="Times New Roman" w:cs="Times New Roman"/>
+        <w:ind w:firstLine="0"/>
+        <w:rPr>
+          <w:rFonts w:ascii="Times New Roman" w:hAnsi="Times New Roman" w:cs="Times New Roman"/>
+          <w:b/>
+          <w:bCs/>
+        </w:rPr>
+      </w:pPr>
+      <w:r>
+        <w:rPr>
+          <w:rFonts w:ascii="Times New Roman" w:hAnsi="Times New Roman" w:cs="Times New Roman"/>
+          <w:b/>
+          <w:bCs/>
         </w:rPr>
         <w:t>Success and limitations of AI difficulty adjustment</w:t>
       </w:r>
       <w:r>
         <w:rPr>
           <w:rFonts w:ascii="Times New Roman" w:hAnsi="Times New Roman" w:cs="Times New Roman"/>
+          <w:b/>
+          <w:bCs/>
         </w:rPr>
         <w:t>.</w:t>
       </w:r>
@@ -14041,13 +14657,18 @@
           <w:numId w:val="2"/>
         </w:numPr>
         <w:spacing w:after="0" w:line="240" w:lineRule="auto"/>
-        <w:rPr>
-          <w:rFonts w:ascii="Times New Roman" w:hAnsi="Times New Roman" w:cs="Times New Roman"/>
-        </w:rPr>
-      </w:pPr>
-      <w:r>
-        <w:rPr>
-          <w:rFonts w:ascii="Times New Roman" w:hAnsi="Times New Roman" w:cs="Times New Roman"/>
+        <w:ind w:firstLine="0"/>
+        <w:rPr>
+          <w:rFonts w:ascii="Times New Roman" w:hAnsi="Times New Roman" w:cs="Times New Roman"/>
+          <w:b/>
+          <w:bCs/>
+        </w:rPr>
+      </w:pPr>
+      <w:r>
+        <w:rPr>
+          <w:rFonts w:ascii="Times New Roman" w:hAnsi="Times New Roman" w:cs="Times New Roman"/>
+          <w:b/>
+          <w:bCs/>
         </w:rPr>
         <w:t>Discussion of accessibility and usability feedback from participants.</w:t>
       </w:r>
@@ -14060,15 +14681,20 @@
           <w:numId w:val="2"/>
         </w:numPr>
         <w:spacing w:after="0" w:line="240" w:lineRule="auto"/>
-        <w:rPr>
-          <w:rFonts w:ascii="Times New Roman" w:hAnsi="Times New Roman" w:cs="Times New Roman"/>
-        </w:rPr>
-      </w:pPr>
-      <w:r>
-        <w:rPr>
-          <w:rFonts w:ascii="Times New Roman" w:hAnsi="Times New Roman" w:cs="Times New Roman"/>
-        </w:rPr>
-        <w:t xml:space="preserve">Issues encountered (bugs, AI behaviour, data collection reliability). </w:t>
+        <w:ind w:firstLine="0"/>
+        <w:rPr>
+          <w:rFonts w:ascii="Times New Roman" w:hAnsi="Times New Roman" w:cs="Times New Roman"/>
+          <w:b/>
+          <w:bCs/>
+        </w:rPr>
+      </w:pPr>
+      <w:r>
+        <w:rPr>
+          <w:rFonts w:ascii="Times New Roman" w:hAnsi="Times New Roman" w:cs="Times New Roman"/>
+          <w:b/>
+          <w:bCs/>
+        </w:rPr>
+        <w:t>Actionable recommendations for exergame design.</w:t>
       </w:r>
     </w:p>
     <w:p>
@@ -14079,34 +14705,59 @@
           <w:numId w:val="2"/>
         </w:numPr>
         <w:spacing w:after="0" w:line="240" w:lineRule="auto"/>
-        <w:rPr>
-          <w:rFonts w:ascii="Times New Roman" w:hAnsi="Times New Roman" w:cs="Times New Roman"/>
-        </w:rPr>
-      </w:pPr>
-      <w:r>
-        <w:rPr>
-          <w:rFonts w:ascii="Times New Roman" w:hAnsi="Times New Roman" w:cs="Times New Roman"/>
+        <w:ind w:firstLine="0"/>
+        <w:rPr>
+          <w:rFonts w:ascii="Times New Roman" w:hAnsi="Times New Roman" w:cs="Times New Roman"/>
+          <w:b/>
+          <w:bCs/>
+        </w:rPr>
+      </w:pPr>
+      <w:r>
+        <w:rPr>
+          <w:rFonts w:ascii="Times New Roman" w:hAnsi="Times New Roman" w:cs="Times New Roman"/>
+          <w:b/>
+          <w:bCs/>
+        </w:rPr>
+        <w:t xml:space="preserve">Issues encountered (bugs, AI behaviour, data collection reliability). </w:t>
+      </w:r>
+    </w:p>
+    <w:p>
+      <w:pPr>
+        <w:pStyle w:val="ListParagraph"/>
+        <w:numPr>
+          <w:ilvl w:val="2"/>
+          <w:numId w:val="2"/>
+        </w:numPr>
+        <w:spacing w:after="0" w:line="240" w:lineRule="auto"/>
+        <w:ind w:firstLine="0"/>
+        <w:rPr>
+          <w:rFonts w:ascii="Times New Roman" w:hAnsi="Times New Roman" w:cs="Times New Roman"/>
+          <w:b/>
+          <w:bCs/>
+        </w:rPr>
+      </w:pPr>
+      <w:r>
+        <w:rPr>
+          <w:rFonts w:ascii="Times New Roman" w:hAnsi="Times New Roman" w:cs="Times New Roman"/>
+          <w:b/>
+          <w:bCs/>
         </w:rPr>
         <w:t>Validation of the game as a fitness tool.</w:t>
       </w:r>
     </w:p>
     <w:p>
       <w:pPr>
-        <w:pStyle w:val="ListParagraph"/>
-        <w:numPr>
-          <w:ilvl w:val="0"/>
-          <w:numId w:val="2"/>
-        </w:numPr>
-        <w:spacing w:after="0" w:line="240" w:lineRule="auto"/>
-        <w:rPr>
-          <w:rFonts w:ascii="Times New Roman" w:hAnsi="Times New Roman" w:cs="Times New Roman"/>
-        </w:rPr>
-      </w:pPr>
-      <w:r>
-        <w:rPr>
-          <w:rFonts w:ascii="Times New Roman" w:hAnsi="Times New Roman" w:cs="Times New Roman"/>
-        </w:rPr>
-        <w:lastRenderedPageBreak/>
+        <w:pStyle w:val="CustomHeading"/>
+        <w:rPr>
+          <w:b/>
+          <w:bCs/>
+        </w:rPr>
+      </w:pPr>
+      <w:r>
+        <w:rPr>
+          <w:b/>
+          <w:bCs/>
+        </w:rPr>
         <w:t>Conclusions and Future Work</w:t>
       </w:r>
     </w:p>
@@ -14118,13 +14769,18 @@
           <w:numId w:val="2"/>
         </w:numPr>
         <w:spacing w:after="0" w:line="240" w:lineRule="auto"/>
-        <w:rPr>
-          <w:rFonts w:ascii="Times New Roman" w:hAnsi="Times New Roman" w:cs="Times New Roman"/>
-        </w:rPr>
-      </w:pPr>
-      <w:r>
-        <w:rPr>
-          <w:rFonts w:ascii="Times New Roman" w:hAnsi="Times New Roman" w:cs="Times New Roman"/>
+        <w:ind w:firstLine="0"/>
+        <w:rPr>
+          <w:rFonts w:ascii="Times New Roman" w:hAnsi="Times New Roman" w:cs="Times New Roman"/>
+          <w:b/>
+          <w:bCs/>
+        </w:rPr>
+      </w:pPr>
+      <w:r>
+        <w:rPr>
+          <w:rFonts w:ascii="Times New Roman" w:hAnsi="Times New Roman" w:cs="Times New Roman"/>
+          <w:b/>
+          <w:bCs/>
         </w:rPr>
         <w:t>Summary of Key Findings</w:t>
       </w:r>
@@ -14137,13 +14793,18 @@
           <w:numId w:val="2"/>
         </w:numPr>
         <w:spacing w:after="0" w:line="240" w:lineRule="auto"/>
-        <w:rPr>
-          <w:rFonts w:ascii="Times New Roman" w:hAnsi="Times New Roman" w:cs="Times New Roman"/>
-        </w:rPr>
-      </w:pPr>
-      <w:r>
-        <w:rPr>
-          <w:rFonts w:ascii="Times New Roman" w:hAnsi="Times New Roman" w:cs="Times New Roman"/>
+        <w:ind w:firstLine="0"/>
+        <w:rPr>
+          <w:rFonts w:ascii="Times New Roman" w:hAnsi="Times New Roman" w:cs="Times New Roman"/>
+          <w:b/>
+          <w:bCs/>
+        </w:rPr>
+      </w:pPr>
+      <w:r>
+        <w:rPr>
+          <w:rFonts w:ascii="Times New Roman" w:hAnsi="Times New Roman" w:cs="Times New Roman"/>
+          <w:b/>
+          <w:bCs/>
         </w:rPr>
         <w:t>Impact of competition and cooperation on user performance and engagement.</w:t>
       </w:r>
@@ -14156,13 +14817,18 @@
           <w:numId w:val="2"/>
         </w:numPr>
         <w:spacing w:after="0" w:line="240" w:lineRule="auto"/>
-        <w:rPr>
-          <w:rFonts w:ascii="Times New Roman" w:hAnsi="Times New Roman" w:cs="Times New Roman"/>
-        </w:rPr>
-      </w:pPr>
-      <w:r>
-        <w:rPr>
-          <w:rFonts w:ascii="Times New Roman" w:hAnsi="Times New Roman" w:cs="Times New Roman"/>
+        <w:ind w:firstLine="0"/>
+        <w:rPr>
+          <w:rFonts w:ascii="Times New Roman" w:hAnsi="Times New Roman" w:cs="Times New Roman"/>
+          <w:b/>
+          <w:bCs/>
+        </w:rPr>
+      </w:pPr>
+      <w:r>
+        <w:rPr>
+          <w:rFonts w:ascii="Times New Roman" w:hAnsi="Times New Roman" w:cs="Times New Roman"/>
+          <w:b/>
+          <w:bCs/>
         </w:rPr>
         <w:t>Strengths and weaknesses of the developed system.</w:t>
       </w:r>
@@ -14175,14 +14841,20 @@
           <w:numId w:val="2"/>
         </w:numPr>
         <w:spacing w:after="0" w:line="240" w:lineRule="auto"/>
-        <w:rPr>
-          <w:rFonts w:ascii="Times New Roman" w:hAnsi="Times New Roman" w:cs="Times New Roman"/>
-        </w:rPr>
-      </w:pPr>
-      <w:r>
-        <w:rPr>
-          <w:rFonts w:ascii="Times New Roman" w:hAnsi="Times New Roman" w:cs="Times New Roman"/>
-        </w:rPr>
+        <w:ind w:firstLine="0"/>
+        <w:rPr>
+          <w:rFonts w:ascii="Times New Roman" w:hAnsi="Times New Roman" w:cs="Times New Roman"/>
+          <w:b/>
+          <w:bCs/>
+        </w:rPr>
+      </w:pPr>
+      <w:r>
+        <w:rPr>
+          <w:rFonts w:ascii="Times New Roman" w:hAnsi="Times New Roman" w:cs="Times New Roman"/>
+          <w:b/>
+          <w:bCs/>
+        </w:rPr>
+        <w:lastRenderedPageBreak/>
         <w:t>Contributions to the field</w:t>
       </w:r>
     </w:p>
@@ -14194,13 +14866,18 @@
           <w:numId w:val="2"/>
         </w:numPr>
         <w:spacing w:after="0" w:line="240" w:lineRule="auto"/>
-        <w:rPr>
-          <w:rFonts w:ascii="Times New Roman" w:hAnsi="Times New Roman" w:cs="Times New Roman"/>
-        </w:rPr>
-      </w:pPr>
-      <w:r>
-        <w:rPr>
-          <w:rFonts w:ascii="Times New Roman" w:hAnsi="Times New Roman" w:cs="Times New Roman"/>
+        <w:ind w:firstLine="0"/>
+        <w:rPr>
+          <w:rFonts w:ascii="Times New Roman" w:hAnsi="Times New Roman" w:cs="Times New Roman"/>
+          <w:b/>
+          <w:bCs/>
+        </w:rPr>
+      </w:pPr>
+      <w:r>
+        <w:rPr>
+          <w:rFonts w:ascii="Times New Roman" w:hAnsi="Times New Roman" w:cs="Times New Roman"/>
+          <w:b/>
+          <w:bCs/>
         </w:rPr>
         <w:t>Novelty of integrating social mechanics dynamically in VR exergames.</w:t>
       </w:r>
@@ -14213,13 +14890,18 @@
           <w:numId w:val="2"/>
         </w:numPr>
         <w:spacing w:after="0" w:line="240" w:lineRule="auto"/>
-        <w:rPr>
-          <w:rFonts w:ascii="Times New Roman" w:hAnsi="Times New Roman" w:cs="Times New Roman"/>
-        </w:rPr>
-      </w:pPr>
-      <w:r>
-        <w:rPr>
-          <w:rFonts w:ascii="Times New Roman" w:hAnsi="Times New Roman" w:cs="Times New Roman"/>
+        <w:ind w:firstLine="0"/>
+        <w:rPr>
+          <w:rFonts w:ascii="Times New Roman" w:hAnsi="Times New Roman" w:cs="Times New Roman"/>
+          <w:b/>
+          <w:bCs/>
+        </w:rPr>
+      </w:pPr>
+      <w:r>
+        <w:rPr>
+          <w:rFonts w:ascii="Times New Roman" w:hAnsi="Times New Roman" w:cs="Times New Roman"/>
+          <w:b/>
+          <w:bCs/>
         </w:rPr>
         <w:t>Insights into VR exergaming for different personality and fitness types.</w:t>
       </w:r>
@@ -14232,13 +14914,18 @@
           <w:numId w:val="2"/>
         </w:numPr>
         <w:spacing w:after="0" w:line="240" w:lineRule="auto"/>
-        <w:rPr>
-          <w:rFonts w:ascii="Times New Roman" w:hAnsi="Times New Roman" w:cs="Times New Roman"/>
-        </w:rPr>
-      </w:pPr>
-      <w:r>
-        <w:rPr>
-          <w:rFonts w:ascii="Times New Roman" w:hAnsi="Times New Roman" w:cs="Times New Roman"/>
+        <w:ind w:firstLine="0"/>
+        <w:rPr>
+          <w:rFonts w:ascii="Times New Roman" w:hAnsi="Times New Roman" w:cs="Times New Roman"/>
+          <w:b/>
+          <w:bCs/>
+        </w:rPr>
+      </w:pPr>
+      <w:r>
+        <w:rPr>
+          <w:rFonts w:ascii="Times New Roman" w:hAnsi="Times New Roman" w:cs="Times New Roman"/>
+          <w:b/>
+          <w:bCs/>
         </w:rPr>
         <w:t>Future Work</w:t>
       </w:r>
@@ -14251,19 +14938,26 @@
           <w:numId w:val="2"/>
         </w:numPr>
         <w:spacing w:after="0" w:line="240" w:lineRule="auto"/>
-        <w:rPr>
-          <w:rFonts w:ascii="Times New Roman" w:hAnsi="Times New Roman" w:cs="Times New Roman"/>
-        </w:rPr>
-      </w:pPr>
-      <w:r>
-        <w:rPr>
-          <w:rFonts w:ascii="Times New Roman" w:hAnsi="Times New Roman" w:cs="Times New Roman"/>
+        <w:ind w:firstLine="0"/>
+        <w:rPr>
+          <w:rFonts w:ascii="Times New Roman" w:hAnsi="Times New Roman" w:cs="Times New Roman"/>
+          <w:b/>
+          <w:bCs/>
+        </w:rPr>
+      </w:pPr>
+      <w:r>
+        <w:rPr>
+          <w:rFonts w:ascii="Times New Roman" w:hAnsi="Times New Roman" w:cs="Times New Roman"/>
+          <w:b/>
+          <w:bCs/>
         </w:rPr>
         <w:t>Improving</w:t>
       </w:r>
       <w:r>
         <w:rPr>
           <w:rFonts w:ascii="Times New Roman" w:hAnsi="Times New Roman" w:cs="Times New Roman"/>
+          <w:b/>
+          <w:bCs/>
         </w:rPr>
         <w:t xml:space="preserve"> AI to better adapt to different skill levels.</w:t>
       </w:r>
@@ -14276,13 +14970,18 @@
           <w:numId w:val="2"/>
         </w:numPr>
         <w:spacing w:after="0" w:line="240" w:lineRule="auto"/>
-        <w:rPr>
-          <w:rFonts w:ascii="Times New Roman" w:hAnsi="Times New Roman" w:cs="Times New Roman"/>
-        </w:rPr>
-      </w:pPr>
-      <w:r>
-        <w:rPr>
-          <w:rFonts w:ascii="Times New Roman" w:hAnsi="Times New Roman" w:cs="Times New Roman"/>
+        <w:ind w:firstLine="0"/>
+        <w:rPr>
+          <w:rFonts w:ascii="Times New Roman" w:hAnsi="Times New Roman" w:cs="Times New Roman"/>
+          <w:b/>
+          <w:bCs/>
+        </w:rPr>
+      </w:pPr>
+      <w:r>
+        <w:rPr>
+          <w:rFonts w:ascii="Times New Roman" w:hAnsi="Times New Roman" w:cs="Times New Roman"/>
+          <w:b/>
+          <w:bCs/>
         </w:rPr>
         <w:t>Expanding to multiplayer online modes.</w:t>
       </w:r>
@@ -14295,13 +14994,18 @@
           <w:numId w:val="2"/>
         </w:numPr>
         <w:spacing w:after="0" w:line="240" w:lineRule="auto"/>
-        <w:rPr>
-          <w:rFonts w:ascii="Times New Roman" w:hAnsi="Times New Roman" w:cs="Times New Roman"/>
-        </w:rPr>
-      </w:pPr>
-      <w:r>
-        <w:rPr>
-          <w:rFonts w:ascii="Times New Roman" w:hAnsi="Times New Roman" w:cs="Times New Roman"/>
+        <w:ind w:firstLine="0"/>
+        <w:rPr>
+          <w:rFonts w:ascii="Times New Roman" w:hAnsi="Times New Roman" w:cs="Times New Roman"/>
+          <w:b/>
+          <w:bCs/>
+        </w:rPr>
+      </w:pPr>
+      <w:r>
+        <w:rPr>
+          <w:rFonts w:ascii="Times New Roman" w:hAnsi="Times New Roman" w:cs="Times New Roman"/>
+          <w:b/>
+          <w:bCs/>
         </w:rPr>
         <w:t>Longitudinal studies on fitness adherence using the developed platform.</w:t>
       </w:r>
@@ -14314,13 +15018,18 @@
           <w:numId w:val="2"/>
         </w:numPr>
         <w:spacing w:after="0" w:line="240" w:lineRule="auto"/>
-        <w:rPr>
-          <w:rFonts w:ascii="Times New Roman" w:hAnsi="Times New Roman" w:cs="Times New Roman"/>
-        </w:rPr>
-      </w:pPr>
-      <w:r>
-        <w:rPr>
-          <w:rFonts w:ascii="Times New Roman" w:hAnsi="Times New Roman" w:cs="Times New Roman"/>
+        <w:ind w:firstLine="0"/>
+        <w:rPr>
+          <w:rFonts w:ascii="Times New Roman" w:hAnsi="Times New Roman" w:cs="Times New Roman"/>
+          <w:b/>
+          <w:bCs/>
+        </w:rPr>
+      </w:pPr>
+      <w:r>
+        <w:rPr>
+          <w:rFonts w:ascii="Times New Roman" w:hAnsi="Times New Roman" w:cs="Times New Roman"/>
+          <w:b/>
+          <w:bCs/>
         </w:rPr>
         <w:t>Broader application in rehab and sports training.</w:t>
       </w:r>
@@ -14330,11 +15039,15 @@
         <w:spacing w:after="0" w:line="240" w:lineRule="auto"/>
         <w:rPr>
           <w:rFonts w:ascii="Times New Roman" w:hAnsi="Times New Roman" w:cs="Times New Roman"/>
-        </w:rPr>
-      </w:pPr>
-      <w:r>
-        <w:rPr>
-          <w:rFonts w:ascii="Times New Roman" w:hAnsi="Times New Roman" w:cs="Times New Roman"/>
+          <w:b/>
+          <w:bCs/>
+        </w:rPr>
+      </w:pPr>
+      <w:r>
+        <w:rPr>
+          <w:rFonts w:ascii="Times New Roman" w:hAnsi="Times New Roman" w:cs="Times New Roman"/>
+          <w:b/>
+          <w:bCs/>
         </w:rPr>
         <w:t>References:</w:t>
       </w:r>
@@ -14347,6 +15060,45 @@
     </w:sectPr>
   </w:body>
 </w:document>
+</file>
+
+<file path=word/comments.xml><?xml version="1.0" encoding="utf-8"?>
+<w:comments xmlns:wpc="http://schemas.microsoft.com/office/word/2010/wordprocessingCanvas" xmlns:cx="http://schemas.microsoft.com/office/drawing/2014/chartex" xmlns:cx1="http://schemas.microsoft.com/office/drawing/2015/9/8/chartex" xmlns:cx2="http://schemas.microsoft.com/office/drawing/2015/10/21/chartex" xmlns:cx3="http://schemas.microsoft.com/office/drawing/2016/5/9/chartex" xmlns:cx4="http://schemas.microsoft.com/office/drawing/2016/5/10/chartex" xmlns:cx5="http://schemas.microsoft.com/office/drawing/2016/5/11/chartex" xmlns:cx6="http://schemas.microsoft.com/office/drawing/2016/5/12/chartex" xmlns:cx7="http://schemas.microsoft.com/office/drawing/2016/5/13/chartex" xmlns:cx8="http://schemas.microsoft.com/office/drawing/2016/5/14/chartex" xmlns:mc="http://schemas.openxmlformats.org/markup-compatibility/2006" xmlns:aink="http://schemas.microsoft.com/office/drawing/2016/ink" xmlns:am3d="http://schemas.microsoft.com/office/drawing/2017/model3d" xmlns:o="urn:schemas-microsoft-com:office:office" xmlns:oel="http://schemas.microsoft.com/office/2019/extlst" xmlns:r="http://schemas.openxmlformats.org/officeDocument/2006/relationships" xmlns:m="http://schemas.openxmlformats.org/officeDocument/2006/math" xmlns:v="urn:schemas-microsoft-com:vml" xmlns:wp14="http://schemas.microsoft.com/office/word/2010/wordprocessingDrawing" xmlns:wp="http://schemas.openxmlformats.org/drawingml/2006/wordprocessingDrawing" xmlns:w10="urn:schemas-microsoft-com:office:word" xmlns:w="http://schemas.openxmlformats.org/wordprocessingml/2006/main" xmlns:w14="http://schemas.microsoft.com/office/word/2010/wordml" xmlns:w15="http://schemas.microsoft.com/office/word/2012/wordml" xmlns:w16cex="http://schemas.microsoft.com/office/word/2018/wordml/cex" xmlns:w16cid="http://schemas.microsoft.com/office/word/2016/wordml/cid" xmlns:w16="http://schemas.microsoft.com/office/word/2018/wordml" xmlns:w16du="http://schemas.microsoft.com/office/word/2023/wordml/word16du" xmlns:w16sdtdh="http://schemas.microsoft.com/office/word/2020/wordml/sdtdatahash" xmlns:w16sdtfl="http://schemas.microsoft.com/office/word/2024/wordml/sdtformatlock" xmlns:w16se="http://schemas.microsoft.com/office/word/2015/wordml/symex" xmlns:wpg="http://schemas.microsoft.com/office/word/2010/wordprocessingGroup" xmlns:wpi="http://schemas.microsoft.com/office/word/2010/wordprocessingInk" xmlns:wne="http://schemas.microsoft.com/office/word/2006/wordml" xmlns:wps="http://schemas.microsoft.com/office/word/2010/wordprocessingShape" mc:Ignorable="w14 w15 w16se w16cid w16 w16cex w16sdtdh w16sdtfl w16du wp14">
+  <w:comment w:id="0" w:author="George Lynch" w:date="2025-05-01T15:37:00Z" w:initials="GL">
+    <w:p>
+      <w:pPr>
+        <w:pStyle w:val="CommentText"/>
+      </w:pPr>
+      <w:r>
+        <w:rPr>
+          <w:rStyle w:val="CommentReference"/>
+        </w:rPr>
+        <w:annotationRef/>
+      </w:r>
+      <w:r>
+        <w:t>Summarised lack of physical activity stats</w:t>
+      </w:r>
+    </w:p>
+  </w:comment>
+</w:comments>
+</file>
+
+<file path=word/commentsExtended.xml><?xml version="1.0" encoding="utf-8"?>
+<w15:commentsEx xmlns:wpc="http://schemas.microsoft.com/office/word/2010/wordprocessingCanvas" xmlns:cx="http://schemas.microsoft.com/office/drawing/2014/chartex" xmlns:cx1="http://schemas.microsoft.com/office/drawing/2015/9/8/chartex" xmlns:cx2="http://schemas.microsoft.com/office/drawing/2015/10/21/chartex" xmlns:cx3="http://schemas.microsoft.com/office/drawing/2016/5/9/chartex" xmlns:cx4="http://schemas.microsoft.com/office/drawing/2016/5/10/chartex" xmlns:cx5="http://schemas.microsoft.com/office/drawing/2016/5/11/chartex" xmlns:cx6="http://schemas.microsoft.com/office/drawing/2016/5/12/chartex" xmlns:cx7="http://schemas.microsoft.com/office/drawing/2016/5/13/chartex" xmlns:cx8="http://schemas.microsoft.com/office/drawing/2016/5/14/chartex" xmlns:mc="http://schemas.openxmlformats.org/markup-compatibility/2006" xmlns:aink="http://schemas.microsoft.com/office/drawing/2016/ink" xmlns:am3d="http://schemas.microsoft.com/office/drawing/2017/model3d" xmlns:o="urn:schemas-microsoft-com:office:office" xmlns:oel="http://schemas.microsoft.com/office/2019/extlst" xmlns:r="http://schemas.openxmlformats.org/officeDocument/2006/relationships" xmlns:m="http://schemas.openxmlformats.org/officeDocument/2006/math" xmlns:v="urn:schemas-microsoft-com:vml" xmlns:wp14="http://schemas.microsoft.com/office/word/2010/wordprocessingDrawing" xmlns:wp="http://schemas.openxmlformats.org/drawingml/2006/wordprocessingDrawing" xmlns:w10="urn:schemas-microsoft-com:office:word" xmlns:w="http://schemas.openxmlformats.org/wordprocessingml/2006/main" xmlns:w14="http://schemas.microsoft.com/office/word/2010/wordml" xmlns:w15="http://schemas.microsoft.com/office/word/2012/wordml" xmlns:w16cex="http://schemas.microsoft.com/office/word/2018/wordml/cex" xmlns:w16cid="http://schemas.microsoft.com/office/word/2016/wordml/cid" xmlns:w16="http://schemas.microsoft.com/office/word/2018/wordml" xmlns:w16du="http://schemas.microsoft.com/office/word/2023/wordml/word16du" xmlns:w16sdtdh="http://schemas.microsoft.com/office/word/2020/wordml/sdtdatahash" xmlns:w16sdtfl="http://schemas.microsoft.com/office/word/2024/wordml/sdtformatlock" xmlns:w16se="http://schemas.microsoft.com/office/word/2015/wordml/symex" xmlns:wpg="http://schemas.microsoft.com/office/word/2010/wordprocessingGroup" xmlns:wpi="http://schemas.microsoft.com/office/word/2010/wordprocessingInk" xmlns:wne="http://schemas.microsoft.com/office/word/2006/wordml" xmlns:wps="http://schemas.microsoft.com/office/word/2010/wordprocessingShape" mc:Ignorable="w14 w15 w16se w16cid w16 w16cex w16sdtdh w16sdtfl w16du wp14">
+  <w15:commentEx w15:paraId="631EAB5A" w15:done="1"/>
+</w15:commentsEx>
+</file>
+
+<file path=word/commentsExtensible.xml><?xml version="1.0" encoding="utf-8"?>
+<w16cex:commentsExtensible xmlns:wpc="http://schemas.microsoft.com/office/word/2010/wordprocessingCanvas" xmlns:cx="http://schemas.microsoft.com/office/drawing/2014/chartex" xmlns:cx1="http://schemas.microsoft.com/office/drawing/2015/9/8/chartex" xmlns:cx2="http://schemas.microsoft.com/office/drawing/2015/10/21/chartex" xmlns:cx3="http://schemas.microsoft.com/office/drawing/2016/5/9/chartex" xmlns:cx4="http://schemas.microsoft.com/office/drawing/2016/5/10/chartex" xmlns:cx5="http://schemas.microsoft.com/office/drawing/2016/5/11/chartex" xmlns:cx6="http://schemas.microsoft.com/office/drawing/2016/5/12/chartex" xmlns:cx7="http://schemas.microsoft.com/office/drawing/2016/5/13/chartex" xmlns:cx8="http://schemas.microsoft.com/office/drawing/2016/5/14/chartex" xmlns:cr="http://schemas.microsoft.com/office/comments/2020/reactions" xmlns:mc="http://schemas.openxmlformats.org/markup-compatibility/2006" xmlns:aink="http://schemas.microsoft.com/office/drawing/2016/ink" xmlns:am3d="http://schemas.microsoft.com/office/drawing/2017/model3d" xmlns:o="urn:schemas-microsoft-com:office:office" xmlns:oel="http://schemas.microsoft.com/office/2019/extlst" xmlns:r="http://schemas.openxmlformats.org/officeDocument/2006/relationships" xmlns:m="http://schemas.openxmlformats.org/officeDocument/2006/math" xmlns:v="urn:schemas-microsoft-com:vml" xmlns:wp14="http://schemas.microsoft.com/office/word/2010/wordprocessingDrawing" xmlns:wp="http://schemas.openxmlformats.org/drawingml/2006/wordprocessingDrawing" xmlns:w10="urn:schemas-microsoft-com:office:word" xmlns:w="http://schemas.openxmlformats.org/wordprocessingml/2006/main" xmlns:w14="http://schemas.microsoft.com/office/word/2010/wordml" xmlns:w15="http://schemas.microsoft.com/office/word/2012/wordml" xmlns:w16cex="http://schemas.microsoft.com/office/word/2018/wordml/cex" xmlns:w16cid="http://schemas.microsoft.com/office/word/2016/wordml/cid" xmlns:w16="http://schemas.microsoft.com/office/word/2018/wordml" xmlns:w16du="http://schemas.microsoft.com/office/word/2023/wordml/word16du" xmlns:w16sdtdh="http://schemas.microsoft.com/office/word/2020/wordml/sdtdatahash" xmlns:w16sdtfl="http://schemas.microsoft.com/office/word/2024/wordml/sdtformatlock" xmlns:w16se="http://schemas.microsoft.com/office/word/2015/wordml/symex" xmlns:wpg="http://schemas.microsoft.com/office/word/2010/wordprocessingGroup" xmlns:wpi="http://schemas.microsoft.com/office/word/2010/wordprocessingInk" xmlns:wne="http://schemas.microsoft.com/office/word/2006/wordml" xmlns:wps="http://schemas.microsoft.com/office/word/2010/wordprocessingShape" mc:Ignorable="w14 w15 w16se w16cid w16 w16cex w16sdtdh w16sdtfl cr w16du wp14">
+  <w16cex:commentExtensible w16cex:durableId="68266CAB" w16cex:dateUtc="2025-05-01T14:37:00Z"/>
+</w16cex:commentsExtensible>
+</file>
+
+<file path=word/commentsIds.xml><?xml version="1.0" encoding="utf-8"?>
+<w16cid:commentsIds xmlns:wpc="http://schemas.microsoft.com/office/word/2010/wordprocessingCanvas" xmlns:cx="http://schemas.microsoft.com/office/drawing/2014/chartex" xmlns:cx1="http://schemas.microsoft.com/office/drawing/2015/9/8/chartex" xmlns:cx2="http://schemas.microsoft.com/office/drawing/2015/10/21/chartex" xmlns:cx3="http://schemas.microsoft.com/office/drawing/2016/5/9/chartex" xmlns:cx4="http://schemas.microsoft.com/office/drawing/2016/5/10/chartex" xmlns:cx5="http://schemas.microsoft.com/office/drawing/2016/5/11/chartex" xmlns:cx6="http://schemas.microsoft.com/office/drawing/2016/5/12/chartex" xmlns:cx7="http://schemas.microsoft.com/office/drawing/2016/5/13/chartex" xmlns:cx8="http://schemas.microsoft.com/office/drawing/2016/5/14/chartex" xmlns:mc="http://schemas.openxmlformats.org/markup-compatibility/2006" xmlns:aink="http://schemas.microsoft.com/office/drawing/2016/ink" xmlns:am3d="http://schemas.microsoft.com/office/drawing/2017/model3d" xmlns:o="urn:schemas-microsoft-com:office:office" xmlns:oel="http://schemas.microsoft.com/office/2019/extlst" xmlns:r="http://schemas.openxmlformats.org/officeDocument/2006/relationships" xmlns:m="http://schemas.openxmlformats.org/officeDocument/2006/math" xmlns:v="urn:schemas-microsoft-com:vml" xmlns:wp14="http://schemas.microsoft.com/office/word/2010/wordprocessingDrawing" xmlns:wp="http://schemas.openxmlformats.org/drawingml/2006/wordprocessingDrawing" xmlns:w10="urn:schemas-microsoft-com:office:word" xmlns:w="http://schemas.openxmlformats.org/wordprocessingml/2006/main" xmlns:w14="http://schemas.microsoft.com/office/word/2010/wordml" xmlns:w15="http://schemas.microsoft.com/office/word/2012/wordml" xmlns:w16cex="http://schemas.microsoft.com/office/word/2018/wordml/cex" xmlns:w16cid="http://schemas.microsoft.com/office/word/2016/wordml/cid" xmlns:w16="http://schemas.microsoft.com/office/word/2018/wordml" xmlns:w16du="http://schemas.microsoft.com/office/word/2023/wordml/word16du" xmlns:w16sdtdh="http://schemas.microsoft.com/office/word/2020/wordml/sdtdatahash" xmlns:w16sdtfl="http://schemas.microsoft.com/office/word/2024/wordml/sdtformatlock" xmlns:w16se="http://schemas.microsoft.com/office/word/2015/wordml/symex" xmlns:wpg="http://schemas.microsoft.com/office/word/2010/wordprocessingGroup" xmlns:wpi="http://schemas.microsoft.com/office/word/2010/wordprocessingInk" xmlns:wne="http://schemas.microsoft.com/office/word/2006/wordml" xmlns:wps="http://schemas.microsoft.com/office/word/2010/wordprocessingShape" mc:Ignorable="w14 w15 w16se w16cid w16 w16cex w16sdtdh w16sdtfl w16du wp14">
+  <w16cid:commentId w16cid:paraId="631EAB5A" w16cid:durableId="68266CAB"/>
+</w16cid:commentsIds>
 </file>
 
 <file path=word/endnotes.xml><?xml version="1.0" encoding="utf-8"?>
@@ -15029,6 +15781,95 @@
     </w:lvl>
   </w:abstractNum>
   <w:abstractNum w:abstractNumId="7" w15:restartNumberingAfterBreak="0">
+    <w:nsid w:val="0D453178"/>
+    <w:multiLevelType w:val="hybridMultilevel"/>
+    <w:tmpl w:val="82C08108"/>
+    <w:lvl w:ilvl="0" w:tplc="80C213CA">
+      <w:start w:val="1"/>
+      <w:numFmt w:val="decimal"/>
+      <w:lvlText w:val="(%1)"/>
+      <w:lvlJc w:val="left"/>
+      <w:pPr>
+        <w:ind w:left="720" w:hanging="360"/>
+      </w:pPr>
+      <w:rPr>
+        <w:rFonts w:hint="default"/>
+      </w:rPr>
+    </w:lvl>
+    <w:lvl w:ilvl="1" w:tplc="08090019" w:tentative="1">
+      <w:start w:val="1"/>
+      <w:numFmt w:val="lowerLetter"/>
+      <w:lvlText w:val="%2."/>
+      <w:lvlJc w:val="left"/>
+      <w:pPr>
+        <w:ind w:left="1440" w:hanging="360"/>
+      </w:pPr>
+    </w:lvl>
+    <w:lvl w:ilvl="2" w:tplc="0809001B" w:tentative="1">
+      <w:start w:val="1"/>
+      <w:numFmt w:val="lowerRoman"/>
+      <w:lvlText w:val="%3."/>
+      <w:lvlJc w:val="right"/>
+      <w:pPr>
+        <w:ind w:left="2160" w:hanging="180"/>
+      </w:pPr>
+    </w:lvl>
+    <w:lvl w:ilvl="3" w:tplc="0809000F" w:tentative="1">
+      <w:start w:val="1"/>
+      <w:numFmt w:val="decimal"/>
+      <w:lvlText w:val="%4."/>
+      <w:lvlJc w:val="left"/>
+      <w:pPr>
+        <w:ind w:left="2880" w:hanging="360"/>
+      </w:pPr>
+    </w:lvl>
+    <w:lvl w:ilvl="4" w:tplc="08090019" w:tentative="1">
+      <w:start w:val="1"/>
+      <w:numFmt w:val="lowerLetter"/>
+      <w:lvlText w:val="%5."/>
+      <w:lvlJc w:val="left"/>
+      <w:pPr>
+        <w:ind w:left="3600" w:hanging="360"/>
+      </w:pPr>
+    </w:lvl>
+    <w:lvl w:ilvl="5" w:tplc="0809001B" w:tentative="1">
+      <w:start w:val="1"/>
+      <w:numFmt w:val="lowerRoman"/>
+      <w:lvlText w:val="%6."/>
+      <w:lvlJc w:val="right"/>
+      <w:pPr>
+        <w:ind w:left="4320" w:hanging="180"/>
+      </w:pPr>
+    </w:lvl>
+    <w:lvl w:ilvl="6" w:tplc="0809000F" w:tentative="1">
+      <w:start w:val="1"/>
+      <w:numFmt w:val="decimal"/>
+      <w:lvlText w:val="%7."/>
+      <w:lvlJc w:val="left"/>
+      <w:pPr>
+        <w:ind w:left="5040" w:hanging="360"/>
+      </w:pPr>
+    </w:lvl>
+    <w:lvl w:ilvl="7" w:tplc="08090019" w:tentative="1">
+      <w:start w:val="1"/>
+      <w:numFmt w:val="lowerLetter"/>
+      <w:lvlText w:val="%8."/>
+      <w:lvlJc w:val="left"/>
+      <w:pPr>
+        <w:ind w:left="5760" w:hanging="360"/>
+      </w:pPr>
+    </w:lvl>
+    <w:lvl w:ilvl="8" w:tplc="0809001B" w:tentative="1">
+      <w:start w:val="1"/>
+      <w:numFmt w:val="lowerRoman"/>
+      <w:lvlText w:val="%9."/>
+      <w:lvlJc w:val="right"/>
+      <w:pPr>
+        <w:ind w:left="6480" w:hanging="180"/>
+      </w:pPr>
+    </w:lvl>
+  </w:abstractNum>
+  <w:abstractNum w:abstractNumId="8" w15:restartNumberingAfterBreak="0">
     <w:nsid w:val="15576C86"/>
     <w:multiLevelType w:val="hybridMultilevel"/>
     <w:tmpl w:val="F438ACF2"/>
@@ -15117,7 +15958,7 @@
       </w:pPr>
     </w:lvl>
   </w:abstractNum>
-  <w:abstractNum w:abstractNumId="8" w15:restartNumberingAfterBreak="0">
+  <w:abstractNum w:abstractNumId="9" w15:restartNumberingAfterBreak="0">
     <w:nsid w:val="16864AD4"/>
     <w:multiLevelType w:val="multilevel"/>
     <w:tmpl w:val="44A014CC"/>
@@ -15230,7 +16071,7 @@
       </w:rPr>
     </w:lvl>
   </w:abstractNum>
-  <w:abstractNum w:abstractNumId="9" w15:restartNumberingAfterBreak="0">
+  <w:abstractNum w:abstractNumId="10" w15:restartNumberingAfterBreak="0">
     <w:nsid w:val="17BA6325"/>
     <w:multiLevelType w:val="hybridMultilevel"/>
     <w:tmpl w:val="8B608408"/>
@@ -15343,7 +16184,7 @@
       </w:rPr>
     </w:lvl>
   </w:abstractNum>
-  <w:abstractNum w:abstractNumId="10" w15:restartNumberingAfterBreak="0">
+  <w:abstractNum w:abstractNumId="11" w15:restartNumberingAfterBreak="0">
     <w:nsid w:val="1AC532E5"/>
     <w:multiLevelType w:val="multilevel"/>
     <w:tmpl w:val="44A014CC"/>
@@ -15456,7 +16297,7 @@
       </w:rPr>
     </w:lvl>
   </w:abstractNum>
-  <w:abstractNum w:abstractNumId="11" w15:restartNumberingAfterBreak="0">
+  <w:abstractNum w:abstractNumId="12" w15:restartNumberingAfterBreak="0">
     <w:nsid w:val="235F22D6"/>
     <w:multiLevelType w:val="hybridMultilevel"/>
     <w:tmpl w:val="5DDA0CA2"/>
@@ -15545,7 +16386,7 @@
       </w:pPr>
     </w:lvl>
   </w:abstractNum>
-  <w:abstractNum w:abstractNumId="12" w15:restartNumberingAfterBreak="0">
+  <w:abstractNum w:abstractNumId="13" w15:restartNumberingAfterBreak="0">
     <w:nsid w:val="274A0889"/>
     <w:multiLevelType w:val="hybridMultilevel"/>
     <w:tmpl w:val="3B3E1C4A"/>
@@ -15658,7 +16499,185 @@
       </w:rPr>
     </w:lvl>
   </w:abstractNum>
-  <w:abstractNum w:abstractNumId="13" w15:restartNumberingAfterBreak="0">
+  <w:abstractNum w:abstractNumId="14" w15:restartNumberingAfterBreak="0">
+    <w:nsid w:val="27F35872"/>
+    <w:multiLevelType w:val="hybridMultilevel"/>
+    <w:tmpl w:val="697E7F4E"/>
+    <w:lvl w:ilvl="0" w:tplc="5E7E5B7E">
+      <w:start w:val="1"/>
+      <w:numFmt w:val="decimal"/>
+      <w:lvlText w:val="(%1)"/>
+      <w:lvlJc w:val="left"/>
+      <w:pPr>
+        <w:ind w:left="720" w:hanging="360"/>
+      </w:pPr>
+      <w:rPr>
+        <w:rFonts w:hint="default"/>
+      </w:rPr>
+    </w:lvl>
+    <w:lvl w:ilvl="1" w:tplc="08090019" w:tentative="1">
+      <w:start w:val="1"/>
+      <w:numFmt w:val="lowerLetter"/>
+      <w:lvlText w:val="%2."/>
+      <w:lvlJc w:val="left"/>
+      <w:pPr>
+        <w:ind w:left="1440" w:hanging="360"/>
+      </w:pPr>
+    </w:lvl>
+    <w:lvl w:ilvl="2" w:tplc="0809001B" w:tentative="1">
+      <w:start w:val="1"/>
+      <w:numFmt w:val="lowerRoman"/>
+      <w:lvlText w:val="%3."/>
+      <w:lvlJc w:val="right"/>
+      <w:pPr>
+        <w:ind w:left="2160" w:hanging="180"/>
+      </w:pPr>
+    </w:lvl>
+    <w:lvl w:ilvl="3" w:tplc="0809000F" w:tentative="1">
+      <w:start w:val="1"/>
+      <w:numFmt w:val="decimal"/>
+      <w:lvlText w:val="%4."/>
+      <w:lvlJc w:val="left"/>
+      <w:pPr>
+        <w:ind w:left="2880" w:hanging="360"/>
+      </w:pPr>
+    </w:lvl>
+    <w:lvl w:ilvl="4" w:tplc="08090019" w:tentative="1">
+      <w:start w:val="1"/>
+      <w:numFmt w:val="lowerLetter"/>
+      <w:lvlText w:val="%5."/>
+      <w:lvlJc w:val="left"/>
+      <w:pPr>
+        <w:ind w:left="3600" w:hanging="360"/>
+      </w:pPr>
+    </w:lvl>
+    <w:lvl w:ilvl="5" w:tplc="0809001B" w:tentative="1">
+      <w:start w:val="1"/>
+      <w:numFmt w:val="lowerRoman"/>
+      <w:lvlText w:val="%6."/>
+      <w:lvlJc w:val="right"/>
+      <w:pPr>
+        <w:ind w:left="4320" w:hanging="180"/>
+      </w:pPr>
+    </w:lvl>
+    <w:lvl w:ilvl="6" w:tplc="0809000F" w:tentative="1">
+      <w:start w:val="1"/>
+      <w:numFmt w:val="decimal"/>
+      <w:lvlText w:val="%7."/>
+      <w:lvlJc w:val="left"/>
+      <w:pPr>
+        <w:ind w:left="5040" w:hanging="360"/>
+      </w:pPr>
+    </w:lvl>
+    <w:lvl w:ilvl="7" w:tplc="08090019" w:tentative="1">
+      <w:start w:val="1"/>
+      <w:numFmt w:val="lowerLetter"/>
+      <w:lvlText w:val="%8."/>
+      <w:lvlJc w:val="left"/>
+      <w:pPr>
+        <w:ind w:left="5760" w:hanging="360"/>
+      </w:pPr>
+    </w:lvl>
+    <w:lvl w:ilvl="8" w:tplc="0809001B" w:tentative="1">
+      <w:start w:val="1"/>
+      <w:numFmt w:val="lowerRoman"/>
+      <w:lvlText w:val="%9."/>
+      <w:lvlJc w:val="right"/>
+      <w:pPr>
+        <w:ind w:left="6480" w:hanging="180"/>
+      </w:pPr>
+    </w:lvl>
+  </w:abstractNum>
+  <w:abstractNum w:abstractNumId="15" w15:restartNumberingAfterBreak="0">
+    <w:nsid w:val="2A08347D"/>
+    <w:multiLevelType w:val="hybridMultilevel"/>
+    <w:tmpl w:val="8D069E28"/>
+    <w:lvl w:ilvl="0" w:tplc="B454A89A">
+      <w:start w:val="1"/>
+      <w:numFmt w:val="decimal"/>
+      <w:lvlText w:val="(%1)"/>
+      <w:lvlJc w:val="left"/>
+      <w:pPr>
+        <w:ind w:left="720" w:hanging="360"/>
+      </w:pPr>
+      <w:rPr>
+        <w:rFonts w:hint="default"/>
+      </w:rPr>
+    </w:lvl>
+    <w:lvl w:ilvl="1" w:tplc="08090019" w:tentative="1">
+      <w:start w:val="1"/>
+      <w:numFmt w:val="lowerLetter"/>
+      <w:lvlText w:val="%2."/>
+      <w:lvlJc w:val="left"/>
+      <w:pPr>
+        <w:ind w:left="1440" w:hanging="360"/>
+      </w:pPr>
+    </w:lvl>
+    <w:lvl w:ilvl="2" w:tplc="0809001B" w:tentative="1">
+      <w:start w:val="1"/>
+      <w:numFmt w:val="lowerRoman"/>
+      <w:lvlText w:val="%3."/>
+      <w:lvlJc w:val="right"/>
+      <w:pPr>
+        <w:ind w:left="2160" w:hanging="180"/>
+      </w:pPr>
+    </w:lvl>
+    <w:lvl w:ilvl="3" w:tplc="0809000F" w:tentative="1">
+      <w:start w:val="1"/>
+      <w:numFmt w:val="decimal"/>
+      <w:lvlText w:val="%4."/>
+      <w:lvlJc w:val="left"/>
+      <w:pPr>
+        <w:ind w:left="2880" w:hanging="360"/>
+      </w:pPr>
+    </w:lvl>
+    <w:lvl w:ilvl="4" w:tplc="08090019" w:tentative="1">
+      <w:start w:val="1"/>
+      <w:numFmt w:val="lowerLetter"/>
+      <w:lvlText w:val="%5."/>
+      <w:lvlJc w:val="left"/>
+      <w:pPr>
+        <w:ind w:left="3600" w:hanging="360"/>
+      </w:pPr>
+    </w:lvl>
+    <w:lvl w:ilvl="5" w:tplc="0809001B" w:tentative="1">
+      <w:start w:val="1"/>
+      <w:numFmt w:val="lowerRoman"/>
+      <w:lvlText w:val="%6."/>
+      <w:lvlJc w:val="right"/>
+      <w:pPr>
+        <w:ind w:left="4320" w:hanging="180"/>
+      </w:pPr>
+    </w:lvl>
+    <w:lvl w:ilvl="6" w:tplc="0809000F" w:tentative="1">
+      <w:start w:val="1"/>
+      <w:numFmt w:val="decimal"/>
+      <w:lvlText w:val="%7."/>
+      <w:lvlJc w:val="left"/>
+      <w:pPr>
+        <w:ind w:left="5040" w:hanging="360"/>
+      </w:pPr>
+    </w:lvl>
+    <w:lvl w:ilvl="7" w:tplc="08090019" w:tentative="1">
+      <w:start w:val="1"/>
+      <w:numFmt w:val="lowerLetter"/>
+      <w:lvlText w:val="%8."/>
+      <w:lvlJc w:val="left"/>
+      <w:pPr>
+        <w:ind w:left="5760" w:hanging="360"/>
+      </w:pPr>
+    </w:lvl>
+    <w:lvl w:ilvl="8" w:tplc="0809001B" w:tentative="1">
+      <w:start w:val="1"/>
+      <w:numFmt w:val="lowerRoman"/>
+      <w:lvlText w:val="%9."/>
+      <w:lvlJc w:val="right"/>
+      <w:pPr>
+        <w:ind w:left="6480" w:hanging="180"/>
+      </w:pPr>
+    </w:lvl>
+  </w:abstractNum>
+  <w:abstractNum w:abstractNumId="16" w15:restartNumberingAfterBreak="0">
     <w:nsid w:val="32C435CD"/>
     <w:multiLevelType w:val="hybridMultilevel"/>
     <w:tmpl w:val="4EACB47C"/>
@@ -15747,7 +16766,7 @@
       </w:pPr>
     </w:lvl>
   </w:abstractNum>
-  <w:abstractNum w:abstractNumId="14" w15:restartNumberingAfterBreak="0">
+  <w:abstractNum w:abstractNumId="17" w15:restartNumberingAfterBreak="0">
     <w:nsid w:val="334C3625"/>
     <w:multiLevelType w:val="hybridMultilevel"/>
     <w:tmpl w:val="1054D5BE"/>
@@ -15836,7 +16855,7 @@
       </w:pPr>
     </w:lvl>
   </w:abstractNum>
-  <w:abstractNum w:abstractNumId="15" w15:restartNumberingAfterBreak="0">
+  <w:abstractNum w:abstractNumId="18" w15:restartNumberingAfterBreak="0">
     <w:nsid w:val="33CB3F25"/>
     <w:multiLevelType w:val="hybridMultilevel"/>
     <w:tmpl w:val="B25031F6"/>
@@ -15925,7 +16944,7 @@
       </w:pPr>
     </w:lvl>
   </w:abstractNum>
-  <w:abstractNum w:abstractNumId="16" w15:restartNumberingAfterBreak="0">
+  <w:abstractNum w:abstractNumId="19" w15:restartNumberingAfterBreak="0">
     <w:nsid w:val="35554339"/>
     <w:multiLevelType w:val="hybridMultilevel"/>
     <w:tmpl w:val="44D2BDDE"/>
@@ -16038,7 +17057,7 @@
       </w:rPr>
     </w:lvl>
   </w:abstractNum>
-  <w:abstractNum w:abstractNumId="17" w15:restartNumberingAfterBreak="0">
+  <w:abstractNum w:abstractNumId="20" w15:restartNumberingAfterBreak="0">
     <w:nsid w:val="376C6A35"/>
     <w:multiLevelType w:val="hybridMultilevel"/>
     <w:tmpl w:val="5D2CCB12"/>
@@ -16151,7 +17170,7 @@
       </w:rPr>
     </w:lvl>
   </w:abstractNum>
-  <w:abstractNum w:abstractNumId="18" w15:restartNumberingAfterBreak="0">
+  <w:abstractNum w:abstractNumId="21" w15:restartNumberingAfterBreak="0">
     <w:nsid w:val="38F954C9"/>
     <w:multiLevelType w:val="multilevel"/>
     <w:tmpl w:val="0E0650BC"/>
@@ -16267,7 +17286,7 @@
       </w:rPr>
     </w:lvl>
   </w:abstractNum>
-  <w:abstractNum w:abstractNumId="19" w15:restartNumberingAfterBreak="0">
+  <w:abstractNum w:abstractNumId="22" w15:restartNumberingAfterBreak="0">
     <w:nsid w:val="40CF0EB4"/>
     <w:multiLevelType w:val="hybridMultilevel"/>
     <w:tmpl w:val="7BF011D6"/>
@@ -16380,7 +17399,7 @@
       </w:rPr>
     </w:lvl>
   </w:abstractNum>
-  <w:abstractNum w:abstractNumId="20" w15:restartNumberingAfterBreak="0">
+  <w:abstractNum w:abstractNumId="23" w15:restartNumberingAfterBreak="0">
     <w:nsid w:val="43973F5F"/>
     <w:multiLevelType w:val="hybridMultilevel"/>
     <w:tmpl w:val="F16E95E2"/>
@@ -16469,7 +17488,7 @@
       </w:pPr>
     </w:lvl>
   </w:abstractNum>
-  <w:abstractNum w:abstractNumId="21" w15:restartNumberingAfterBreak="0">
+  <w:abstractNum w:abstractNumId="24" w15:restartNumberingAfterBreak="0">
     <w:nsid w:val="44373ABD"/>
     <w:multiLevelType w:val="hybridMultilevel"/>
     <w:tmpl w:val="561018C0"/>
@@ -16558,7 +17577,7 @@
       </w:pPr>
     </w:lvl>
   </w:abstractNum>
-  <w:abstractNum w:abstractNumId="22" w15:restartNumberingAfterBreak="0">
+  <w:abstractNum w:abstractNumId="25" w15:restartNumberingAfterBreak="0">
     <w:nsid w:val="44FA7324"/>
     <w:multiLevelType w:val="multilevel"/>
     <w:tmpl w:val="44A014CC"/>
@@ -16671,7 +17690,7 @@
       </w:rPr>
     </w:lvl>
   </w:abstractNum>
-  <w:abstractNum w:abstractNumId="23" w15:restartNumberingAfterBreak="0">
+  <w:abstractNum w:abstractNumId="26" w15:restartNumberingAfterBreak="0">
     <w:nsid w:val="47F252AC"/>
     <w:multiLevelType w:val="hybridMultilevel"/>
     <w:tmpl w:val="EBF6EBB6"/>
@@ -16760,7 +17779,7 @@
       </w:pPr>
     </w:lvl>
   </w:abstractNum>
-  <w:abstractNum w:abstractNumId="24" w15:restartNumberingAfterBreak="0">
+  <w:abstractNum w:abstractNumId="27" w15:restartNumberingAfterBreak="0">
     <w:nsid w:val="4A50170F"/>
     <w:multiLevelType w:val="multilevel"/>
     <w:tmpl w:val="44A014CC"/>
@@ -16873,7 +17892,7 @@
       </w:rPr>
     </w:lvl>
   </w:abstractNum>
-  <w:abstractNum w:abstractNumId="25" w15:restartNumberingAfterBreak="0">
+  <w:abstractNum w:abstractNumId="28" w15:restartNumberingAfterBreak="0">
     <w:nsid w:val="4D9055A8"/>
     <w:multiLevelType w:val="hybridMultilevel"/>
     <w:tmpl w:val="0186BBFA"/>
@@ -16962,7 +17981,7 @@
       </w:pPr>
     </w:lvl>
   </w:abstractNum>
-  <w:abstractNum w:abstractNumId="26" w15:restartNumberingAfterBreak="0">
+  <w:abstractNum w:abstractNumId="29" w15:restartNumberingAfterBreak="0">
     <w:nsid w:val="4ED208D1"/>
     <w:multiLevelType w:val="hybridMultilevel"/>
     <w:tmpl w:val="363E3156"/>
@@ -17051,7 +18070,7 @@
       </w:pPr>
     </w:lvl>
   </w:abstractNum>
-  <w:abstractNum w:abstractNumId="27" w15:restartNumberingAfterBreak="0">
+  <w:abstractNum w:abstractNumId="30" w15:restartNumberingAfterBreak="0">
     <w:nsid w:val="4F3E41C6"/>
     <w:multiLevelType w:val="multilevel"/>
     <w:tmpl w:val="44A014CC"/>
@@ -17164,7 +18183,7 @@
       </w:rPr>
     </w:lvl>
   </w:abstractNum>
-  <w:abstractNum w:abstractNumId="28" w15:restartNumberingAfterBreak="0">
+  <w:abstractNum w:abstractNumId="31" w15:restartNumberingAfterBreak="0">
     <w:nsid w:val="505F1CC5"/>
     <w:multiLevelType w:val="multilevel"/>
     <w:tmpl w:val="44A014CC"/>
@@ -17277,7 +18296,7 @@
       </w:rPr>
     </w:lvl>
   </w:abstractNum>
-  <w:abstractNum w:abstractNumId="29" w15:restartNumberingAfterBreak="0">
+  <w:abstractNum w:abstractNumId="32" w15:restartNumberingAfterBreak="0">
     <w:nsid w:val="51811B7A"/>
     <w:multiLevelType w:val="hybridMultilevel"/>
     <w:tmpl w:val="087CE150"/>
@@ -17366,7 +18385,7 @@
       </w:pPr>
     </w:lvl>
   </w:abstractNum>
-  <w:abstractNum w:abstractNumId="30" w15:restartNumberingAfterBreak="0">
+  <w:abstractNum w:abstractNumId="33" w15:restartNumberingAfterBreak="0">
     <w:nsid w:val="57220302"/>
     <w:multiLevelType w:val="hybridMultilevel"/>
     <w:tmpl w:val="EEE8CA4C"/>
@@ -17479,7 +18498,7 @@
       </w:rPr>
     </w:lvl>
   </w:abstractNum>
-  <w:abstractNum w:abstractNumId="31" w15:restartNumberingAfterBreak="0">
+  <w:abstractNum w:abstractNumId="34" w15:restartNumberingAfterBreak="0">
     <w:nsid w:val="5C6D15A9"/>
     <w:multiLevelType w:val="hybridMultilevel"/>
     <w:tmpl w:val="67AC9212"/>
@@ -17568,7 +18587,7 @@
       </w:pPr>
     </w:lvl>
   </w:abstractNum>
-  <w:abstractNum w:abstractNumId="32" w15:restartNumberingAfterBreak="0">
+  <w:abstractNum w:abstractNumId="35" w15:restartNumberingAfterBreak="0">
     <w:nsid w:val="5CF02341"/>
     <w:multiLevelType w:val="hybridMultilevel"/>
     <w:tmpl w:val="767E3C04"/>
@@ -17657,7 +18676,7 @@
       </w:pPr>
     </w:lvl>
   </w:abstractNum>
-  <w:abstractNum w:abstractNumId="33" w15:restartNumberingAfterBreak="0">
+  <w:abstractNum w:abstractNumId="36" w15:restartNumberingAfterBreak="0">
     <w:nsid w:val="65292F64"/>
     <w:multiLevelType w:val="hybridMultilevel"/>
     <w:tmpl w:val="D5A48810"/>
@@ -17746,7 +18765,7 @@
       </w:pPr>
     </w:lvl>
   </w:abstractNum>
-  <w:abstractNum w:abstractNumId="34" w15:restartNumberingAfterBreak="0">
+  <w:abstractNum w:abstractNumId="37" w15:restartNumberingAfterBreak="0">
     <w:nsid w:val="66231B88"/>
     <w:multiLevelType w:val="hybridMultilevel"/>
     <w:tmpl w:val="29E24596"/>
@@ -17835,7 +18854,7 @@
       </w:pPr>
     </w:lvl>
   </w:abstractNum>
-  <w:abstractNum w:abstractNumId="35" w15:restartNumberingAfterBreak="0">
+  <w:abstractNum w:abstractNumId="38" w15:restartNumberingAfterBreak="0">
     <w:nsid w:val="67E3486C"/>
     <w:multiLevelType w:val="multilevel"/>
     <w:tmpl w:val="44A014CC"/>
@@ -17948,7 +18967,7 @@
       </w:rPr>
     </w:lvl>
   </w:abstractNum>
-  <w:abstractNum w:abstractNumId="36" w15:restartNumberingAfterBreak="0">
+  <w:abstractNum w:abstractNumId="39" w15:restartNumberingAfterBreak="0">
     <w:nsid w:val="6DEF3BF7"/>
     <w:multiLevelType w:val="hybridMultilevel"/>
     <w:tmpl w:val="D6007F7C"/>
@@ -18037,7 +19056,7 @@
       </w:pPr>
     </w:lvl>
   </w:abstractNum>
-  <w:abstractNum w:abstractNumId="37" w15:restartNumberingAfterBreak="0">
+  <w:abstractNum w:abstractNumId="40" w15:restartNumberingAfterBreak="0">
     <w:nsid w:val="7161537C"/>
     <w:multiLevelType w:val="hybridMultilevel"/>
     <w:tmpl w:val="02082BC4"/>
@@ -18150,7 +19169,7 @@
       </w:rPr>
     </w:lvl>
   </w:abstractNum>
-  <w:abstractNum w:abstractNumId="38" w15:restartNumberingAfterBreak="0">
+  <w:abstractNum w:abstractNumId="41" w15:restartNumberingAfterBreak="0">
     <w:nsid w:val="75434B19"/>
     <w:multiLevelType w:val="hybridMultilevel"/>
     <w:tmpl w:val="D3E6CB76"/>
@@ -18239,7 +19258,7 @@
       </w:pPr>
     </w:lvl>
   </w:abstractNum>
-  <w:abstractNum w:abstractNumId="39" w15:restartNumberingAfterBreak="0">
+  <w:abstractNum w:abstractNumId="42" w15:restartNumberingAfterBreak="0">
     <w:nsid w:val="7D416A2F"/>
     <w:multiLevelType w:val="multilevel"/>
     <w:tmpl w:val="E74031B4"/>
@@ -18361,37 +19380,37 @@
     </w:lvl>
   </w:abstractNum>
   <w:num w:numId="1" w16cid:durableId="159733540">
-    <w:abstractNumId w:val="38"/>
+    <w:abstractNumId w:val="41"/>
   </w:num>
   <w:num w:numId="2" w16cid:durableId="2095978941">
-    <w:abstractNumId w:val="18"/>
+    <w:abstractNumId w:val="21"/>
   </w:num>
   <w:num w:numId="3" w16cid:durableId="11029832">
-    <w:abstractNumId w:val="29"/>
+    <w:abstractNumId w:val="32"/>
   </w:num>
   <w:num w:numId="4" w16cid:durableId="840048785">
     <w:abstractNumId w:val="0"/>
   </w:num>
   <w:num w:numId="5" w16cid:durableId="206725374">
-    <w:abstractNumId w:val="32"/>
+    <w:abstractNumId w:val="35"/>
   </w:num>
   <w:num w:numId="6" w16cid:durableId="640041969">
-    <w:abstractNumId w:val="13"/>
+    <w:abstractNumId w:val="16"/>
   </w:num>
   <w:num w:numId="7" w16cid:durableId="675110757">
-    <w:abstractNumId w:val="23"/>
+    <w:abstractNumId w:val="26"/>
   </w:num>
   <w:num w:numId="8" w16cid:durableId="123043636">
-    <w:abstractNumId w:val="31"/>
+    <w:abstractNumId w:val="34"/>
   </w:num>
   <w:num w:numId="9" w16cid:durableId="142817084">
-    <w:abstractNumId w:val="11"/>
+    <w:abstractNumId w:val="12"/>
   </w:num>
   <w:num w:numId="10" w16cid:durableId="1292639480">
-    <w:abstractNumId w:val="26"/>
+    <w:abstractNumId w:val="29"/>
   </w:num>
   <w:num w:numId="11" w16cid:durableId="1568569935">
-    <w:abstractNumId w:val="20"/>
+    <w:abstractNumId w:val="23"/>
   </w:num>
   <w:num w:numId="12" w16cid:durableId="1374579481">
     <w:abstractNumId w:val="2"/>
@@ -18403,84 +19422,101 @@
     <w:abstractNumId w:val="4"/>
   </w:num>
   <w:num w:numId="15" w16cid:durableId="105320386">
-    <w:abstractNumId w:val="21"/>
+    <w:abstractNumId w:val="24"/>
   </w:num>
   <w:num w:numId="16" w16cid:durableId="570697926">
+    <w:abstractNumId w:val="42"/>
+  </w:num>
+  <w:num w:numId="17" w16cid:durableId="2106071494">
+    <w:abstractNumId w:val="17"/>
+  </w:num>
+  <w:num w:numId="18" w16cid:durableId="1715420820">
+    <w:abstractNumId w:val="40"/>
+  </w:num>
+  <w:num w:numId="19" w16cid:durableId="1991131794">
+    <w:abstractNumId w:val="13"/>
+  </w:num>
+  <w:num w:numId="20" w16cid:durableId="670065480">
+    <w:abstractNumId w:val="28"/>
+  </w:num>
+  <w:num w:numId="21" w16cid:durableId="958951395">
+    <w:abstractNumId w:val="10"/>
+  </w:num>
+  <w:num w:numId="22" w16cid:durableId="1422339748">
+    <w:abstractNumId w:val="37"/>
+  </w:num>
+  <w:num w:numId="23" w16cid:durableId="824277216">
+    <w:abstractNumId w:val="8"/>
+  </w:num>
+  <w:num w:numId="24" w16cid:durableId="770931775">
+    <w:abstractNumId w:val="33"/>
+  </w:num>
+  <w:num w:numId="25" w16cid:durableId="1692494129">
+    <w:abstractNumId w:val="18"/>
+  </w:num>
+  <w:num w:numId="26" w16cid:durableId="599025963">
+    <w:abstractNumId w:val="36"/>
+  </w:num>
+  <w:num w:numId="27" w16cid:durableId="450904167">
     <w:abstractNumId w:val="39"/>
   </w:num>
-  <w:num w:numId="17" w16cid:durableId="2106071494">
-    <w:abstractNumId w:val="14"/>
-  </w:num>
-  <w:num w:numId="18" w16cid:durableId="1715420820">
-    <w:abstractNumId w:val="37"/>
-  </w:num>
-  <w:num w:numId="19" w16cid:durableId="1991131794">
-    <w:abstractNumId w:val="12"/>
-  </w:num>
-  <w:num w:numId="20" w16cid:durableId="670065480">
-    <w:abstractNumId w:val="25"/>
-  </w:num>
-  <w:num w:numId="21" w16cid:durableId="958951395">
-    <w:abstractNumId w:val="9"/>
-  </w:num>
-  <w:num w:numId="22" w16cid:durableId="1422339748">
-    <w:abstractNumId w:val="34"/>
-  </w:num>
-  <w:num w:numId="23" w16cid:durableId="824277216">
-    <w:abstractNumId w:val="7"/>
-  </w:num>
-  <w:num w:numId="24" w16cid:durableId="770931775">
-    <w:abstractNumId w:val="30"/>
-  </w:num>
-  <w:num w:numId="25" w16cid:durableId="1692494129">
-    <w:abstractNumId w:val="15"/>
-  </w:num>
-  <w:num w:numId="26" w16cid:durableId="599025963">
-    <w:abstractNumId w:val="33"/>
-  </w:num>
-  <w:num w:numId="27" w16cid:durableId="450904167">
-    <w:abstractNumId w:val="36"/>
-  </w:num>
   <w:num w:numId="28" w16cid:durableId="1963418308">
-    <w:abstractNumId w:val="16"/>
+    <w:abstractNumId w:val="19"/>
   </w:num>
   <w:num w:numId="29" w16cid:durableId="953436506">
-    <w:abstractNumId w:val="19"/>
+    <w:abstractNumId w:val="22"/>
   </w:num>
   <w:num w:numId="30" w16cid:durableId="1364866662">
-    <w:abstractNumId w:val="17"/>
+    <w:abstractNumId w:val="20"/>
   </w:num>
   <w:num w:numId="31" w16cid:durableId="1127503804">
     <w:abstractNumId w:val="6"/>
   </w:num>
   <w:num w:numId="32" w16cid:durableId="1501775004">
-    <w:abstractNumId w:val="24"/>
+    <w:abstractNumId w:val="27"/>
   </w:num>
   <w:num w:numId="33" w16cid:durableId="1346710302">
-    <w:abstractNumId w:val="28"/>
+    <w:abstractNumId w:val="31"/>
   </w:num>
   <w:num w:numId="34" w16cid:durableId="467550565">
     <w:abstractNumId w:val="3"/>
   </w:num>
   <w:num w:numId="35" w16cid:durableId="877820676">
-    <w:abstractNumId w:val="10"/>
+    <w:abstractNumId w:val="11"/>
   </w:num>
   <w:num w:numId="36" w16cid:durableId="1081682293">
-    <w:abstractNumId w:val="8"/>
+    <w:abstractNumId w:val="9"/>
   </w:num>
   <w:num w:numId="37" w16cid:durableId="1190340313">
     <w:abstractNumId w:val="1"/>
   </w:num>
   <w:num w:numId="38" w16cid:durableId="1568103708">
-    <w:abstractNumId w:val="22"/>
+    <w:abstractNumId w:val="25"/>
   </w:num>
   <w:num w:numId="39" w16cid:durableId="586035966">
-    <w:abstractNumId w:val="35"/>
+    <w:abstractNumId w:val="38"/>
   </w:num>
   <w:num w:numId="40" w16cid:durableId="292518501">
-    <w:abstractNumId w:val="27"/>
+    <w:abstractNumId w:val="30"/>
+  </w:num>
+  <w:num w:numId="41" w16cid:durableId="37556306">
+    <w:abstractNumId w:val="7"/>
+  </w:num>
+  <w:num w:numId="42" w16cid:durableId="89358029">
+    <w:abstractNumId w:val="15"/>
+  </w:num>
+  <w:num w:numId="43" w16cid:durableId="1181623445">
+    <w:abstractNumId w:val="14"/>
   </w:num>
 </w:numbering>
+</file>
+
+<file path=word/people.xml><?xml version="1.0" encoding="utf-8"?>
+<w15:people xmlns:wpc="http://schemas.microsoft.com/office/word/2010/wordprocessingCanvas" xmlns:cx="http://schemas.microsoft.com/office/drawing/2014/chartex" xmlns:cx1="http://schemas.microsoft.com/office/drawing/2015/9/8/chartex" xmlns:cx2="http://schemas.microsoft.com/office/drawing/2015/10/21/chartex" xmlns:cx3="http://schemas.microsoft.com/office/drawing/2016/5/9/chartex" xmlns:cx4="http://schemas.microsoft.com/office/drawing/2016/5/10/chartex" xmlns:cx5="http://schemas.microsoft.com/office/drawing/2016/5/11/chartex" xmlns:cx6="http://schemas.microsoft.com/office/drawing/2016/5/12/chartex" xmlns:cx7="http://schemas.microsoft.com/office/drawing/2016/5/13/chartex" xmlns:cx8="http://schemas.microsoft.com/office/drawing/2016/5/14/chartex" xmlns:mc="http://schemas.openxmlformats.org/markup-compatibility/2006" xmlns:aink="http://schemas.microsoft.com/office/drawing/2016/ink" xmlns:am3d="http://schemas.microsoft.com/office/drawing/2017/model3d" xmlns:o="urn:schemas-microsoft-com:office:office" xmlns:oel="http://schemas.microsoft.com/office/2019/extlst" xmlns:r="http://schemas.openxmlformats.org/officeDocument/2006/relationships" xmlns:m="http://schemas.openxmlformats.org/officeDocument/2006/math" xmlns:v="urn:schemas-microsoft-com:vml" xmlns:wp14="http://schemas.microsoft.com/office/word/2010/wordprocessingDrawing" xmlns:wp="http://schemas.openxmlformats.org/drawingml/2006/wordprocessingDrawing" xmlns:w10="urn:schemas-microsoft-com:office:word" xmlns:w="http://schemas.openxmlformats.org/wordprocessingml/2006/main" xmlns:w14="http://schemas.microsoft.com/office/word/2010/wordml" xmlns:w15="http://schemas.microsoft.com/office/word/2012/wordml" xmlns:w16cex="http://schemas.microsoft.com/office/word/2018/wordml/cex" xmlns:w16cid="http://schemas.microsoft.com/office/word/2016/wordml/cid" xmlns:w16="http://schemas.microsoft.com/office/word/2018/wordml" xmlns:w16du="http://schemas.microsoft.com/office/word/2023/wordml/word16du" xmlns:w16sdtdh="http://schemas.microsoft.com/office/word/2020/wordml/sdtdatahash" xmlns:w16sdtfl="http://schemas.microsoft.com/office/word/2024/wordml/sdtformatlock" xmlns:w16se="http://schemas.microsoft.com/office/word/2015/wordml/symex" xmlns:wpg="http://schemas.microsoft.com/office/word/2010/wordprocessingGroup" xmlns:wpi="http://schemas.microsoft.com/office/word/2010/wordprocessingInk" xmlns:wne="http://schemas.microsoft.com/office/word/2006/wordml" xmlns:wps="http://schemas.microsoft.com/office/word/2010/wordprocessingShape" mc:Ignorable="w14 w15 w16se w16cid w16 w16cex w16sdtdh w16sdtfl w16du wp14">
+  <w15:person w15:author="George Lynch">
+    <w15:presenceInfo w15:providerId="AD" w15:userId="S::LynchG8@cardiff.ac.uk::ab8e59a4-f740-4bf3-add5-9f7e1ec626e3"/>
+  </w15:person>
+</w15:people>
 </file>
 
 <file path=word/styles.xml><?xml version="1.0" encoding="utf-8"?>
@@ -19632,6 +20668,72 @@
       </w:tblBorders>
     </w:tblPr>
   </w:style>
+  <w:style w:type="character" w:styleId="CommentReference">
+    <w:name w:val="annotation reference"/>
+    <w:basedOn w:val="DefaultParagraphFont"/>
+    <w:uiPriority w:val="99"/>
+    <w:semiHidden/>
+    <w:unhideWhenUsed/>
+    <w:rsid w:val="00CA1540"/>
+    <w:rPr>
+      <w:sz w:val="16"/>
+      <w:szCs w:val="16"/>
+    </w:rPr>
+  </w:style>
+  <w:style w:type="paragraph" w:styleId="CommentText">
+    <w:name w:val="annotation text"/>
+    <w:basedOn w:val="Normal"/>
+    <w:link w:val="CommentTextChar"/>
+    <w:uiPriority w:val="99"/>
+    <w:unhideWhenUsed/>
+    <w:rsid w:val="00CA1540"/>
+    <w:pPr>
+      <w:spacing w:line="240" w:lineRule="auto"/>
+    </w:pPr>
+    <w:rPr>
+      <w:sz w:val="20"/>
+      <w:szCs w:val="20"/>
+    </w:rPr>
+  </w:style>
+  <w:style w:type="character" w:customStyle="1" w:styleId="CommentTextChar">
+    <w:name w:val="Comment Text Char"/>
+    <w:basedOn w:val="DefaultParagraphFont"/>
+    <w:link w:val="CommentText"/>
+    <w:uiPriority w:val="99"/>
+    <w:rsid w:val="00CA1540"/>
+    <w:rPr>
+      <w:sz w:val="20"/>
+      <w:szCs w:val="20"/>
+    </w:rPr>
+  </w:style>
+  <w:style w:type="paragraph" w:styleId="CommentSubject">
+    <w:name w:val="annotation subject"/>
+    <w:basedOn w:val="CommentText"/>
+    <w:next w:val="CommentText"/>
+    <w:link w:val="CommentSubjectChar"/>
+    <w:uiPriority w:val="99"/>
+    <w:semiHidden/>
+    <w:unhideWhenUsed/>
+    <w:rsid w:val="00CA1540"/>
+    <w:rPr>
+      <w:b/>
+      <w:bCs/>
+    </w:rPr>
+  </w:style>
+  <w:style w:type="character" w:customStyle="1" w:styleId="CommentSubjectChar">
+    <w:name w:val="Comment Subject Char"/>
+    <w:basedOn w:val="CommentTextChar"/>
+    <w:link w:val="CommentSubject"/>
+    <w:uiPriority w:val="99"/>
+    <w:semiHidden/>
+    <w:rsid w:val="00CA1540"/>
+    <w:rPr>
+      <w:b/>
+      <w:bCs/>
+      <w:sz w:val="20"/>
+      <w:szCs w:val="20"/>
+    </w:rPr>
+  </w:style>
 </w:styles>
 </file>
 

--- a/Final Report.docx
+++ b/Final Report.docx
@@ -113,7 +113,21 @@
         <w:rPr>
           <w:rFonts w:ascii="Times New Roman" w:hAnsi="Times New Roman" w:cs="Times New Roman"/>
         </w:rPr>
-        <w:t xml:space="preserve">Exergaming, short for exertion gaming, is defined as technology-driven physical activities that require participants to be exerting themselves in one way or another in order to play a game. Exergaming was initially conceptualised in the late </w:t>
+        <w:t xml:space="preserve">Exergaming, short for exertion gaming, is defined as technology-driven physical activities that require participants to be exerting themselves in one way or another </w:t>
+      </w:r>
+      <w:proofErr w:type="gramStart"/>
+      <w:r>
+        <w:rPr>
+          <w:rFonts w:ascii="Times New Roman" w:hAnsi="Times New Roman" w:cs="Times New Roman"/>
+        </w:rPr>
+        <w:t>in order to</w:t>
+      </w:r>
+      <w:proofErr w:type="gramEnd"/>
+      <w:r>
+        <w:rPr>
+          <w:rFonts w:ascii="Times New Roman" w:hAnsi="Times New Roman" w:cs="Times New Roman"/>
+        </w:rPr>
+        <w:t xml:space="preserve"> play a game. Exergaming was initially conceptualised in the late </w:t>
       </w:r>
       <w:r>
         <w:rPr>
@@ -137,7 +151,21 @@
         <w:rPr>
           <w:rFonts w:ascii="Times New Roman" w:hAnsi="Times New Roman" w:cs="Times New Roman"/>
         </w:rPr>
-        <w:t>Dance Dance Revolution</w:t>
+        <w:t xml:space="preserve">Dance </w:t>
+      </w:r>
+      <w:proofErr w:type="spellStart"/>
+      <w:r>
+        <w:rPr>
+          <w:rFonts w:ascii="Times New Roman" w:hAnsi="Times New Roman" w:cs="Times New Roman"/>
+        </w:rPr>
+        <w:t>Dance</w:t>
+      </w:r>
+      <w:proofErr w:type="spellEnd"/>
+      <w:r>
+        <w:rPr>
+          <w:rFonts w:ascii="Times New Roman" w:hAnsi="Times New Roman" w:cs="Times New Roman"/>
+        </w:rPr>
+        <w:t xml:space="preserve"> Revolution</w:t>
       </w:r>
       <w:r>
         <w:rPr>
@@ -329,7 +357,15 @@
         <w:t xml:space="preserve"> (1.8 billion people) as of 2022.</w:t>
       </w:r>
       <w:r>
-        <w:t xml:space="preserve"> This is a 5% increase since 2010 and it is </w:t>
+        <w:t xml:space="preserve"> This is a 5% increase since </w:t>
+      </w:r>
+      <w:proofErr w:type="gramStart"/>
+      <w:r>
+        <w:t>2010</w:t>
+      </w:r>
+      <w:proofErr w:type="gramEnd"/>
+      <w:r>
+        <w:t xml:space="preserve"> and it is </w:t>
       </w:r>
       <w:r>
         <w:t>predicted</w:t>
@@ -988,7 +1024,21 @@
         <w:rPr>
           <w:rFonts w:ascii="Times New Roman" w:hAnsi="Times New Roman" w:cs="Times New Roman"/>
         </w:rPr>
-        <w:t xml:space="preserve"> does not take into account how changes in environment and surroundings impacts engagement, motivation, and performance.</w:t>
+        <w:t xml:space="preserve"> does not </w:t>
+      </w:r>
+      <w:proofErr w:type="gramStart"/>
+      <w:r>
+        <w:rPr>
+          <w:rFonts w:ascii="Times New Roman" w:hAnsi="Times New Roman" w:cs="Times New Roman"/>
+        </w:rPr>
+        <w:t>take into account</w:t>
+      </w:r>
+      <w:proofErr w:type="gramEnd"/>
+      <w:r>
+        <w:rPr>
+          <w:rFonts w:ascii="Times New Roman" w:hAnsi="Times New Roman" w:cs="Times New Roman"/>
+        </w:rPr>
+        <w:t xml:space="preserve"> how changes in environment and surroundings impacts engagement, motivation, and performance.</w:t>
       </w:r>
     </w:p>
     <w:p>
@@ -1155,7 +1205,49 @@
         <w:rPr>
           <w:rFonts w:ascii="Times New Roman" w:hAnsi="Times New Roman" w:cs="Times New Roman"/>
         </w:rPr>
-        <w:t>, 2007), but that they can also struggle with prolonged adherence similar to conventional exercise (Mestre, Dagonneau &amp; Mercier, 2011). The focus on this project, however, is to see how changes in social dynamics in cooperative and competitive environments impact exercise adherence, enjoyment, motivation, and performance, and to additionally see if results correlate with particular personality types favouring different dynamics.</w:t>
+        <w:t xml:space="preserve">, 2007), but that they can also struggle with prolonged adherence </w:t>
+      </w:r>
+      <w:proofErr w:type="gramStart"/>
+      <w:r>
+        <w:rPr>
+          <w:rFonts w:ascii="Times New Roman" w:hAnsi="Times New Roman" w:cs="Times New Roman"/>
+        </w:rPr>
+        <w:t>similar to</w:t>
+      </w:r>
+      <w:proofErr w:type="gramEnd"/>
+      <w:r>
+        <w:rPr>
+          <w:rFonts w:ascii="Times New Roman" w:hAnsi="Times New Roman" w:cs="Times New Roman"/>
+        </w:rPr>
+        <w:t xml:space="preserve"> conventional exercise (Mestre, </w:t>
+      </w:r>
+      <w:proofErr w:type="spellStart"/>
+      <w:r>
+        <w:rPr>
+          <w:rFonts w:ascii="Times New Roman" w:hAnsi="Times New Roman" w:cs="Times New Roman"/>
+        </w:rPr>
+        <w:t>Dagonneau</w:t>
+      </w:r>
+      <w:proofErr w:type="spellEnd"/>
+      <w:r>
+        <w:rPr>
+          <w:rFonts w:ascii="Times New Roman" w:hAnsi="Times New Roman" w:cs="Times New Roman"/>
+        </w:rPr>
+        <w:t xml:space="preserve"> &amp; Mercier, 2011). The focus on this project, however, is to see how changes in social dynamics in cooperative and competitive environments impact exercise adherence, enjoyment, motivation, and performance, and to additionally see if results correlate with </w:t>
+      </w:r>
+      <w:proofErr w:type="gramStart"/>
+      <w:r>
+        <w:rPr>
+          <w:rFonts w:ascii="Times New Roman" w:hAnsi="Times New Roman" w:cs="Times New Roman"/>
+        </w:rPr>
+        <w:t>particular personality</w:t>
+      </w:r>
+      <w:proofErr w:type="gramEnd"/>
+      <w:r>
+        <w:rPr>
+          <w:rFonts w:ascii="Times New Roman" w:hAnsi="Times New Roman" w:cs="Times New Roman"/>
+        </w:rPr>
+        <w:t xml:space="preserve"> types favouring different dynamics.</w:t>
       </w:r>
     </w:p>
     <w:p>
@@ -1181,7 +1273,21 @@
         <w:rPr>
           <w:rFonts w:ascii="Times New Roman" w:hAnsi="Times New Roman" w:cs="Times New Roman"/>
         </w:rPr>
-        <w:t xml:space="preserve">where users played against their self pretest score; (2) a cooperative mode with another player in the same physical space; (3) a mode with another player in parallel competition in separate physical spaces. In this study they found (3) parallel competition to be the optimal mode, resulting in high enjoyment and future play motivation and high physical intensity. </w:t>
+        <w:t xml:space="preserve">where users played against their </w:t>
+      </w:r>
+      <w:proofErr w:type="spellStart"/>
+      <w:r>
+        <w:rPr>
+          <w:rFonts w:ascii="Times New Roman" w:hAnsi="Times New Roman" w:cs="Times New Roman"/>
+        </w:rPr>
+        <w:t>self pretest</w:t>
+      </w:r>
+      <w:proofErr w:type="spellEnd"/>
+      <w:r>
+        <w:rPr>
+          <w:rFonts w:ascii="Times New Roman" w:hAnsi="Times New Roman" w:cs="Times New Roman"/>
+        </w:rPr>
+        <w:t xml:space="preserve"> score; (2) a cooperative mode with another player in the same physical space; (3) a mode with another player in parallel competition in separate physical spaces. In this study they found (3) parallel competition to be the optimal mode, resulting in high enjoyment and future play motivation and high physical intensity. </w:t>
       </w:r>
       <w:r>
         <w:rPr>
@@ -1336,7 +1442,21 @@
         <w:rPr>
           <w:rFonts w:ascii="Times New Roman" w:hAnsi="Times New Roman" w:cs="Times New Roman"/>
         </w:rPr>
-        <w:t>Unlike traditional feedback, which focuses on past performance, feedforward focuses on future possibilities and potential outcomes. Its about anticipating what might happen and guiding users toward desired results. Interactive feedforward takes this concept further by incorporating real-time interaction and feedback within the system. This allows for dynamic adjustments and improvements as the user progresses.</w:t>
+        <w:t xml:space="preserve">Unlike traditional feedback, which focuses on past performance, feedforward focuses on future possibilities and potential outcomes. </w:t>
+      </w:r>
+      <w:proofErr w:type="spellStart"/>
+      <w:r>
+        <w:rPr>
+          <w:rFonts w:ascii="Times New Roman" w:hAnsi="Times New Roman" w:cs="Times New Roman"/>
+        </w:rPr>
+        <w:t>Its</w:t>
+      </w:r>
+      <w:proofErr w:type="spellEnd"/>
+      <w:r>
+        <w:rPr>
+          <w:rFonts w:ascii="Times New Roman" w:hAnsi="Times New Roman" w:cs="Times New Roman"/>
+        </w:rPr>
+        <w:t xml:space="preserve"> about anticipating what might happen and guiding users toward desired results. Interactive feedforward takes this concept further by incorporating real-time interaction and feedback within the system. This allows for dynamic adjustments and improvements as the user progresses.</w:t>
       </w:r>
     </w:p>
     <w:p>
@@ -1392,7 +1512,21 @@
         <w:rPr>
           <w:rFonts w:ascii="Times New Roman" w:hAnsi="Times New Roman" w:cs="Times New Roman"/>
         </w:rPr>
-        <w:t xml:space="preserve"> to visualise the future potential performance of the user. During this study participants who engaged in the non-competitive scenario made an average performance gain of 8%, compared to the participants who engaged in the competitive scenario using interactive feedforward made an average performance gain of 16%. Additionally, participants in the competitive (Multi-Ghost) group found that they were more intrinsically motivated, had a greater perceived competence, and but in a greater amount of effort, compared to the solo cycling group (Non-Competitive)</w:t>
+        <w:t xml:space="preserve"> to visualise the future potential performance of the user. During this study participants who engaged in the non-competitive scenario made an average performance gain of 8%, compared to the participants who engaged in the competitive scenario using interactive feedforward made an average performance gain of 16%. Additionally, participants in the competitive (</w:t>
+      </w:r>
+      <w:proofErr w:type="gramStart"/>
+      <w:r>
+        <w:rPr>
+          <w:rFonts w:ascii="Times New Roman" w:hAnsi="Times New Roman" w:cs="Times New Roman"/>
+        </w:rPr>
+        <w:t>Multi-Ghost</w:t>
+      </w:r>
+      <w:proofErr w:type="gramEnd"/>
+      <w:r>
+        <w:rPr>
+          <w:rFonts w:ascii="Times New Roman" w:hAnsi="Times New Roman" w:cs="Times New Roman"/>
+        </w:rPr>
+        <w:t>) group found that they were more intrinsically motivated, had a greater perceived competence, and but in a greater amount of effort, compared to the solo cycling group (Non-Competitive)</w:t>
       </w:r>
       <w:r>
         <w:rPr>
@@ -1880,7 +2014,21 @@
         <w:rPr>
           <w:rFonts w:ascii="Times New Roman" w:hAnsi="Times New Roman" w:cs="Times New Roman"/>
         </w:rPr>
-        <w:t xml:space="preserve"> Gamification elements can include features such as points, challenges, levels, or badges in the contexts of exercise to increase motivation and enjoyment. Commercial VR exergames like Zwift, FitXR and Supernatural) use gamification heavily, but gamification isn’t the only path to user engagement, this project focuses adopts a minimalist approach, focusing instead on performance feedback and social dynamics to increase engagement. This allows users to concentrate on exertion without visual clutter distracting them from the workout. </w:t>
+        <w:t xml:space="preserve"> Gamification elements can include features such as points, challenges, levels, or badges in the contexts of exercise to increase motivation and enjoyment. Commercial VR exergames like Zwift, </w:t>
+      </w:r>
+      <w:proofErr w:type="spellStart"/>
+      <w:r>
+        <w:rPr>
+          <w:rFonts w:ascii="Times New Roman" w:hAnsi="Times New Roman" w:cs="Times New Roman"/>
+        </w:rPr>
+        <w:t>FitXR</w:t>
+      </w:r>
+      <w:proofErr w:type="spellEnd"/>
+      <w:r>
+        <w:rPr>
+          <w:rFonts w:ascii="Times New Roman" w:hAnsi="Times New Roman" w:cs="Times New Roman"/>
+        </w:rPr>
+        <w:t xml:space="preserve"> and Supernatural) use gamification heavily, but gamification isn’t the only path to user engagement, this project focuses adopts a minimalist approach, focusing instead on performance feedback and social dynamics to increase engagement. This allows users to concentrate on exertion without visual clutter distracting them from the workout. </w:t>
       </w:r>
     </w:p>
     <w:p>
@@ -1953,7 +2101,21 @@
         <w:rPr>
           <w:rFonts w:ascii="Times New Roman" w:hAnsi="Times New Roman" w:cs="Times New Roman"/>
         </w:rPr>
-        <w:t xml:space="preserve"> 2020) demonstrated that a multighost competition model in VR cycling led to a 16% increase in performance over four weeks. This reinforces the idea that gamification is not required to drive improvement, rather, engaging challenges that evolve with the user, such as AI-based competition, can yield meaningful fitness outcomes. </w:t>
+        <w:t xml:space="preserve"> 2020) demonstrated that a </w:t>
+      </w:r>
+      <w:proofErr w:type="spellStart"/>
+      <w:r>
+        <w:rPr>
+          <w:rFonts w:ascii="Times New Roman" w:hAnsi="Times New Roman" w:cs="Times New Roman"/>
+        </w:rPr>
+        <w:t>multighost</w:t>
+      </w:r>
+      <w:proofErr w:type="spellEnd"/>
+      <w:r>
+        <w:rPr>
+          <w:rFonts w:ascii="Times New Roman" w:hAnsi="Times New Roman" w:cs="Times New Roman"/>
+        </w:rPr>
+        <w:t xml:space="preserve"> competition model in VR cycling led to a 16% increase in performance over four weeks. This reinforces the idea that gamification is not required to drive improvement, rather, engaging challenges that evolve with the user, such as AI-based competition, can yield meaningful fitness outcomes. </w:t>
       </w:r>
     </w:p>
     <w:p>
@@ -2011,7 +2173,21 @@
         <w:rPr>
           <w:rFonts w:ascii="Times New Roman" w:hAnsi="Times New Roman" w:cs="Times New Roman"/>
         </w:rPr>
-        <w:t>(Cugelman et al., 2013)</w:t>
+        <w:t>(</w:t>
+      </w:r>
+      <w:proofErr w:type="spellStart"/>
+      <w:r>
+        <w:rPr>
+          <w:rFonts w:ascii="Times New Roman" w:hAnsi="Times New Roman" w:cs="Times New Roman"/>
+        </w:rPr>
+        <w:t>Cugelman</w:t>
+      </w:r>
+      <w:proofErr w:type="spellEnd"/>
+      <w:r>
+        <w:rPr>
+          <w:rFonts w:ascii="Times New Roman" w:hAnsi="Times New Roman" w:cs="Times New Roman"/>
+        </w:rPr>
+        <w:t xml:space="preserve"> et al., 2013)</w:t>
       </w:r>
       <w:r>
         <w:rPr>
@@ -2099,7 +2275,35 @@
         <w:rPr>
           <w:rFonts w:ascii="Times New Roman" w:hAnsi="Times New Roman" w:cs="Times New Roman"/>
         </w:rPr>
-        <w:t xml:space="preserve"> 2016) had users speed directly correlate to how fast the users cadence was, i.e. the faster you pedal the faster you go. This opens up research to flaws such as inconsistent pacing strategies across sessions where less physically active participants better learn how to prolong their workout </w:t>
+        <w:t xml:space="preserve"> 2016) had users speed directly correlate to how fast the </w:t>
+      </w:r>
+      <w:proofErr w:type="gramStart"/>
+      <w:r>
+        <w:rPr>
+          <w:rFonts w:ascii="Times New Roman" w:hAnsi="Times New Roman" w:cs="Times New Roman"/>
+        </w:rPr>
+        <w:t>users</w:t>
+      </w:r>
+      <w:proofErr w:type="gramEnd"/>
+      <w:r>
+        <w:rPr>
+          <w:rFonts w:ascii="Times New Roman" w:hAnsi="Times New Roman" w:cs="Times New Roman"/>
+        </w:rPr>
+        <w:t xml:space="preserve"> cadence was, i.e. the faster you pedal the faster you go. This </w:t>
+      </w:r>
+      <w:proofErr w:type="gramStart"/>
+      <w:r>
+        <w:rPr>
+          <w:rFonts w:ascii="Times New Roman" w:hAnsi="Times New Roman" w:cs="Times New Roman"/>
+        </w:rPr>
+        <w:t>opens up</w:t>
+      </w:r>
+      <w:proofErr w:type="gramEnd"/>
+      <w:r>
+        <w:rPr>
+          <w:rFonts w:ascii="Times New Roman" w:hAnsi="Times New Roman" w:cs="Times New Roman"/>
+        </w:rPr>
+        <w:t xml:space="preserve"> research to flaws such as inconsistent pacing strategies across sessions where less physically active participants better learn how to prolong their workout </w:t>
       </w:r>
       <w:r>
         <w:rPr>
@@ -2520,6 +2724,7 @@
         </w:rPr>
         <w:t xml:space="preserve">These requirements are derived directly from the project aims outlined in section 1.3, which seek to address the identified gaps in current VR exergaming solutions regarding adaptive </w:t>
       </w:r>
+      <w:proofErr w:type="gramStart"/>
       <w:r>
         <w:rPr>
           <w:rFonts w:ascii="Times New Roman" w:hAnsi="Times New Roman" w:cs="Times New Roman"/>
@@ -2530,7 +2735,14 @@
         <w:rPr>
           <w:rFonts w:ascii="Times New Roman" w:hAnsi="Times New Roman" w:cs="Times New Roman"/>
         </w:rPr>
-        <w:t xml:space="preserve"> and varied social interaction designs.</w:t>
+        <w:t xml:space="preserve"> and</w:t>
+      </w:r>
+      <w:proofErr w:type="gramEnd"/>
+      <w:r>
+        <w:rPr>
+          <w:rFonts w:ascii="Times New Roman" w:hAnsi="Times New Roman" w:cs="Times New Roman"/>
+        </w:rPr>
+        <w:t xml:space="preserve"> varied social interaction designs.</w:t>
       </w:r>
     </w:p>
     <w:p>
@@ -2738,7 +2950,21 @@
           <w:rFonts w:ascii="Times New Roman" w:hAnsi="Times New Roman" w:cs="Times New Roman"/>
         </w:rPr>
         <w:lastRenderedPageBreak/>
-        <w:t>This scenario implements a cooperative team dynamics through:</w:t>
+        <w:t xml:space="preserve">This scenario implements a cooperative team </w:t>
+      </w:r>
+      <w:proofErr w:type="gramStart"/>
+      <w:r>
+        <w:rPr>
+          <w:rFonts w:ascii="Times New Roman" w:hAnsi="Times New Roman" w:cs="Times New Roman"/>
+        </w:rPr>
+        <w:t>dynamics</w:t>
+      </w:r>
+      <w:proofErr w:type="gramEnd"/>
+      <w:r>
+        <w:rPr>
+          <w:rFonts w:ascii="Times New Roman" w:hAnsi="Times New Roman" w:cs="Times New Roman"/>
+        </w:rPr>
+        <w:t xml:space="preserve"> through:</w:t>
       </w:r>
     </w:p>
     <w:p>
@@ -2861,7 +3087,21 @@
         <w:rPr>
           <w:rFonts w:ascii="Times New Roman" w:hAnsi="Times New Roman" w:cs="Times New Roman"/>
         </w:rPr>
-        <w:t>Racing against AI opponents calibrated to the users baseline performance and or cooperative performance (historical data)</w:t>
+        <w:t xml:space="preserve">Racing against AI opponents calibrated to the </w:t>
+      </w:r>
+      <w:proofErr w:type="gramStart"/>
+      <w:r>
+        <w:rPr>
+          <w:rFonts w:ascii="Times New Roman" w:hAnsi="Times New Roman" w:cs="Times New Roman"/>
+        </w:rPr>
+        <w:t>users</w:t>
+      </w:r>
+      <w:proofErr w:type="gramEnd"/>
+      <w:r>
+        <w:rPr>
+          <w:rFonts w:ascii="Times New Roman" w:hAnsi="Times New Roman" w:cs="Times New Roman"/>
+        </w:rPr>
+        <w:t xml:space="preserve"> baseline performance and or cooperative performance (historical data)</w:t>
       </w:r>
     </w:p>
     <w:p>
@@ -3028,7 +3268,35 @@
         <w:rPr>
           <w:rFonts w:ascii="Times New Roman" w:hAnsi="Times New Roman" w:cs="Times New Roman"/>
         </w:rPr>
-        <w:t>Each participant completed the same “Max Ramp Test” workout from Cardiff University’s VR Lab Wattbike Atom 2 exercise bike, giving them identical power output targets across all scenarios. ERG mode was used on the Wattbike to ensure consistent resistance regardless to participant effort.</w:t>
+        <w:t xml:space="preserve">Each participant completed the same “Max Ramp Test” workout from Cardiff University’s VR Lab </w:t>
+      </w:r>
+      <w:proofErr w:type="spellStart"/>
+      <w:r>
+        <w:rPr>
+          <w:rFonts w:ascii="Times New Roman" w:hAnsi="Times New Roman" w:cs="Times New Roman"/>
+        </w:rPr>
+        <w:t>Wattbike</w:t>
+      </w:r>
+      <w:proofErr w:type="spellEnd"/>
+      <w:r>
+        <w:rPr>
+          <w:rFonts w:ascii="Times New Roman" w:hAnsi="Times New Roman" w:cs="Times New Roman"/>
+        </w:rPr>
+        <w:t xml:space="preserve"> Atom 2 exercise bike, giving them identical power output targets across all scenarios. ERG mode was used on the </w:t>
+      </w:r>
+      <w:proofErr w:type="spellStart"/>
+      <w:r>
+        <w:rPr>
+          <w:rFonts w:ascii="Times New Roman" w:hAnsi="Times New Roman" w:cs="Times New Roman"/>
+        </w:rPr>
+        <w:t>Wattbike</w:t>
+      </w:r>
+      <w:proofErr w:type="spellEnd"/>
+      <w:r>
+        <w:rPr>
+          <w:rFonts w:ascii="Times New Roman" w:hAnsi="Times New Roman" w:cs="Times New Roman"/>
+        </w:rPr>
+        <w:t xml:space="preserve"> to ensure consistent resistance regardless to participant effort.</w:t>
       </w:r>
     </w:p>
     <w:p>
@@ -4155,7 +4423,21 @@
         <w:rPr>
           <w:rFonts w:ascii="Times New Roman" w:hAnsi="Times New Roman" w:cs="Times New Roman"/>
         </w:rPr>
-        <w:t>The project setup phase of the project involved becoming familiar with the facilities available, that being the VR Lab in the School of Computer Science and Informatics. This lab possessed the necessary hardware to complete this project, including Polar H10 Heartrate Monitors, Meta Quest 2’s, a Wattbike Atom 2 Exercise Bike, and a powerful desktop computer.</w:t>
+        <w:t xml:space="preserve">The project setup phase of the project involved becoming familiar with the facilities available, that being the VR Lab in the School of Computer Science and Informatics. This lab possessed the necessary hardware to complete this project, including Polar H10 Heartrate Monitors, Meta Quest 2’s, a </w:t>
+      </w:r>
+      <w:proofErr w:type="spellStart"/>
+      <w:r>
+        <w:rPr>
+          <w:rFonts w:ascii="Times New Roman" w:hAnsi="Times New Roman" w:cs="Times New Roman"/>
+        </w:rPr>
+        <w:t>Wattbike</w:t>
+      </w:r>
+      <w:proofErr w:type="spellEnd"/>
+      <w:r>
+        <w:rPr>
+          <w:rFonts w:ascii="Times New Roman" w:hAnsi="Times New Roman" w:cs="Times New Roman"/>
+        </w:rPr>
+        <w:t xml:space="preserve"> Atom 2 Exercise Bike, and a powerful desktop computer.</w:t>
       </w:r>
     </w:p>
     <w:p>
@@ -4225,12 +4507,14 @@
           <w:rFonts w:ascii="Times New Roman" w:hAnsi="Times New Roman" w:cs="Times New Roman"/>
         </w:rPr>
       </w:pPr>
+      <w:proofErr w:type="spellStart"/>
       <w:r>
         <w:rPr>
           <w:rFonts w:ascii="Times New Roman" w:hAnsi="Times New Roman" w:cs="Times New Roman"/>
         </w:rPr>
         <w:t>TextMeshPro</w:t>
       </w:r>
+      <w:proofErr w:type="spellEnd"/>
     </w:p>
     <w:p>
       <w:pPr>
@@ -4241,12 +4525,14 @@
           <w:rFonts w:ascii="Times New Roman" w:hAnsi="Times New Roman" w:cs="Times New Roman"/>
         </w:rPr>
       </w:pPr>
+      <w:proofErr w:type="spellStart"/>
       <w:r>
         <w:rPr>
           <w:rFonts w:ascii="Times New Roman" w:hAnsi="Times New Roman" w:cs="Times New Roman"/>
         </w:rPr>
         <w:t>UnityUI</w:t>
       </w:r>
+      <w:proofErr w:type="spellEnd"/>
     </w:p>
     <w:p>
       <w:pPr>
@@ -4305,11 +4591,19 @@
           <w:rFonts w:ascii="Times New Roman" w:hAnsi="Times New Roman" w:cs="Times New Roman"/>
         </w:rPr>
       </w:pPr>
-      <w:r>
-        <w:rPr>
-          <w:rFonts w:ascii="Times New Roman" w:hAnsi="Times New Roman" w:cs="Times New Roman"/>
-        </w:rPr>
-        <w:t>OpenXR Plugin</w:t>
+      <w:proofErr w:type="spellStart"/>
+      <w:r>
+        <w:rPr>
+          <w:rFonts w:ascii="Times New Roman" w:hAnsi="Times New Roman" w:cs="Times New Roman"/>
+        </w:rPr>
+        <w:t>OpenXR</w:t>
+      </w:r>
+      <w:proofErr w:type="spellEnd"/>
+      <w:r>
+        <w:rPr>
+          <w:rFonts w:ascii="Times New Roman" w:hAnsi="Times New Roman" w:cs="Times New Roman"/>
+        </w:rPr>
+        <w:t xml:space="preserve"> Plugin</w:t>
       </w:r>
     </w:p>
     <w:p>
@@ -4722,7 +5016,31 @@
         </w:drawing>
       </w:r>
       <w:r>
-        <w:t>The main menus the user uses are the calibration and the tutorial menu. The calibration menu is used to explain to users how to calibrate their headset before the workout to ensure that they are positioned facing forward in the unity scene and their hands land on the handlebars of the 3D bicycle model to improve immersion. The menu also uses a video recorded of what the calibration procedure looks like for the Meta Quest 2 using Unity’s Video Player component as well as the script CalibrationTutorialLoop.cs I wrote. This script is simply responsible for assigning the VideoPlayers target to the Unity RawImage in the menu.</w:t>
+        <w:t xml:space="preserve">The main menus the user uses are the calibration and the tutorial menu. The calibration menu is used to explain to users how to calibrate their headset before the workout to ensure that they are positioned facing forward in the unity scene and their hands land on the handlebars of the 3D bicycle model to improve immersion. The menu also uses a video recorded of what the calibration procedure looks like for the Meta Quest 2 using Unity’s Video Player component as well as the script </w:t>
+      </w:r>
+      <w:proofErr w:type="spellStart"/>
+      <w:r>
+        <w:t>CalibrationTutorialLoop.cs</w:t>
+      </w:r>
+      <w:proofErr w:type="spellEnd"/>
+      <w:r>
+        <w:t xml:space="preserve"> I wrote. This script is simply responsible for assigning the </w:t>
+      </w:r>
+      <w:proofErr w:type="spellStart"/>
+      <w:r>
+        <w:t>VideoPlayers</w:t>
+      </w:r>
+      <w:proofErr w:type="spellEnd"/>
+      <w:r>
+        <w:t xml:space="preserve"> target to the Unity </w:t>
+      </w:r>
+      <w:proofErr w:type="spellStart"/>
+      <w:r>
+        <w:t>RawImage</w:t>
+      </w:r>
+      <w:proofErr w:type="spellEnd"/>
+      <w:r>
+        <w:t xml:space="preserve"> in the menu.</w:t>
       </w:r>
     </w:p>
     <w:p>
@@ -4851,7 +5169,27 @@
           <w:sz w:val="24"/>
           <w:szCs w:val="24"/>
         </w:rPr>
-        <w:t xml:space="preserve"> - CalibrationTutorialLoop.cs - UML</w:t>
+        <w:t xml:space="preserve"> - </w:t>
+      </w:r>
+      <w:proofErr w:type="spellStart"/>
+      <w:r>
+        <w:rPr>
+          <w:rFonts w:ascii="Times New Roman" w:hAnsi="Times New Roman" w:cs="Times New Roman"/>
+          <w:color w:val="auto"/>
+          <w:sz w:val="24"/>
+          <w:szCs w:val="24"/>
+        </w:rPr>
+        <w:t>CalibrationTutorialLoop.cs</w:t>
+      </w:r>
+      <w:proofErr w:type="spellEnd"/>
+      <w:r>
+        <w:rPr>
+          <w:rFonts w:ascii="Times New Roman" w:hAnsi="Times New Roman" w:cs="Times New Roman"/>
+          <w:color w:val="auto"/>
+          <w:sz w:val="24"/>
+          <w:szCs w:val="24"/>
+        </w:rPr>
+        <w:t xml:space="preserve"> - UML</w:t>
       </w:r>
     </w:p>
     <w:p>
@@ -4980,8 +5318,19 @@
           <w:sz w:val="24"/>
           <w:szCs w:val="24"/>
         </w:rPr>
-        <w:t>: CalibrationTutorialLoop.cs</w:t>
-      </w:r>
+        <w:t xml:space="preserve">: </w:t>
+      </w:r>
+      <w:proofErr w:type="spellStart"/>
+      <w:r>
+        <w:rPr>
+          <w:rFonts w:ascii="Times New Roman" w:hAnsi="Times New Roman" w:cs="Times New Roman"/>
+          <w:color w:val="auto"/>
+          <w:sz w:val="24"/>
+          <w:szCs w:val="24"/>
+        </w:rPr>
+        <w:t>CalibrationTutorialLoop.cs</w:t>
+      </w:r>
+      <w:proofErr w:type="spellEnd"/>
     </w:p>
     <w:p>
       <w:pPr>
@@ -5150,7 +5499,21 @@
         <w:rPr>
           <w:rFonts w:ascii="Times New Roman" w:hAnsi="Times New Roman" w:cs="Times New Roman"/>
         </w:rPr>
-        <w:t>-in XR Poke components and once clicked communicate with the SessionManager to set the scenario mode of the session. More on that in 3.3.2. Singleton Managers.</w:t>
+        <w:t xml:space="preserve">-in XR Poke components and once clicked communicate with the </w:t>
+      </w:r>
+      <w:proofErr w:type="spellStart"/>
+      <w:r>
+        <w:rPr>
+          <w:rFonts w:ascii="Times New Roman" w:hAnsi="Times New Roman" w:cs="Times New Roman"/>
+        </w:rPr>
+        <w:t>SessionManager</w:t>
+      </w:r>
+      <w:proofErr w:type="spellEnd"/>
+      <w:r>
+        <w:rPr>
+          <w:rFonts w:ascii="Times New Roman" w:hAnsi="Times New Roman" w:cs="Times New Roman"/>
+        </w:rPr>
+        <w:t xml:space="preserve"> to set the scenario mode of the session. More on that in 3.3.2. Singleton Managers.</w:t>
       </w:r>
     </w:p>
     <w:p>
@@ -5292,7 +5655,7 @@
           <w:noProof/>
         </w:rPr>
         <w:drawing>
-          <wp:anchor distT="0" distB="0" distL="114300" distR="114300" simplePos="0" relativeHeight="251659264" behindDoc="0" locked="0" layoutInCell="1" allowOverlap="1" wp14:anchorId="6DB218F0" wp14:editId="31BC3F22">
+          <wp:anchor distT="0" distB="0" distL="114300" distR="114300" simplePos="0" relativeHeight="251659264" behindDoc="0" locked="0" layoutInCell="1" allowOverlap="1" wp14:anchorId="6DB218F0" wp14:editId="59CAC48E">
             <wp:simplePos x="0" y="0"/>
             <wp:positionH relativeFrom="margin">
               <wp:align>left</wp:align>
@@ -5374,11 +5737,19 @@
         </w:rPr>
         <w:t>.</w:t>
       </w:r>
-      <w:r>
-        <w:rPr>
-          <w:rFonts w:ascii="Times New Roman" w:hAnsi="Times New Roman" w:cs="Times New Roman"/>
-        </w:rPr>
-        <w:t xml:space="preserve">png images at the </w:t>
+      <w:proofErr w:type="spellStart"/>
+      <w:r>
+        <w:rPr>
+          <w:rFonts w:ascii="Times New Roman" w:hAnsi="Times New Roman" w:cs="Times New Roman"/>
+        </w:rPr>
+        <w:t>png</w:t>
+      </w:r>
+      <w:proofErr w:type="spellEnd"/>
+      <w:r>
+        <w:rPr>
+          <w:rFonts w:ascii="Times New Roman" w:hAnsi="Times New Roman" w:cs="Times New Roman"/>
+        </w:rPr>
+        <w:t xml:space="preserve"> images at the </w:t>
       </w:r>
       <w:r>
         <w:rPr>
@@ -5390,19 +5761,119 @@
         <w:rPr>
           <w:rFonts w:ascii="Times New Roman" w:hAnsi="Times New Roman" w:cs="Times New Roman"/>
         </w:rPr>
-        <w:t xml:space="preserve"> devices persistent data path (e.g. Users/DefaultUser/Appdata/LocalLow /DefaultCompany/). For this feature to work the project contains</w:t>
-      </w:r>
-      <w:r>
-        <w:rPr>
-          <w:rFonts w:ascii="Times New Roman" w:hAnsi="Times New Roman" w:cs="Times New Roman"/>
-        </w:rPr>
-        <w:t xml:space="preserve"> two data visualisation scripts, DataVis.py and UnityGraphLoader.cs. The data visualisation module of this project begins within the UnityGraphLoader.cs</w:t>
-      </w:r>
-      <w:r>
-        <w:rPr>
-          <w:rFonts w:ascii="Times New Roman" w:hAnsi="Times New Roman" w:cs="Times New Roman"/>
-        </w:rPr>
-        <w:t xml:space="preserve">. Within this script is a public method called DataVisualisationScript() which takes the script name, the csv file names, and the output directory to save images in. It can be called through a UI button on the Developer Flatscreen UI implemented for convenience during prototyping and a failsafe for if Bluetooth devices disconnect mid workout, or automatically after a workout is finished. </w:t>
+        <w:t xml:space="preserve"> devices persistent data path (e.g. Users/</w:t>
+      </w:r>
+      <w:proofErr w:type="spellStart"/>
+      <w:r>
+        <w:rPr>
+          <w:rFonts w:ascii="Times New Roman" w:hAnsi="Times New Roman" w:cs="Times New Roman"/>
+        </w:rPr>
+        <w:t>DefaultUser</w:t>
+      </w:r>
+      <w:proofErr w:type="spellEnd"/>
+      <w:r>
+        <w:rPr>
+          <w:rFonts w:ascii="Times New Roman" w:hAnsi="Times New Roman" w:cs="Times New Roman"/>
+        </w:rPr>
+        <w:t>/</w:t>
+      </w:r>
+      <w:proofErr w:type="spellStart"/>
+      <w:r>
+        <w:rPr>
+          <w:rFonts w:ascii="Times New Roman" w:hAnsi="Times New Roman" w:cs="Times New Roman"/>
+        </w:rPr>
+        <w:t>Appdata</w:t>
+      </w:r>
+      <w:proofErr w:type="spellEnd"/>
+      <w:r>
+        <w:rPr>
+          <w:rFonts w:ascii="Times New Roman" w:hAnsi="Times New Roman" w:cs="Times New Roman"/>
+        </w:rPr>
+        <w:t>/</w:t>
+      </w:r>
+      <w:proofErr w:type="spellStart"/>
+      <w:r>
+        <w:rPr>
+          <w:rFonts w:ascii="Times New Roman" w:hAnsi="Times New Roman" w:cs="Times New Roman"/>
+        </w:rPr>
+        <w:t>LocalLow</w:t>
+      </w:r>
+      <w:proofErr w:type="spellEnd"/>
+      <w:r>
+        <w:rPr>
+          <w:rFonts w:ascii="Times New Roman" w:hAnsi="Times New Roman" w:cs="Times New Roman"/>
+        </w:rPr>
+        <w:t xml:space="preserve"> /</w:t>
+      </w:r>
+      <w:proofErr w:type="spellStart"/>
+      <w:r>
+        <w:rPr>
+          <w:rFonts w:ascii="Times New Roman" w:hAnsi="Times New Roman" w:cs="Times New Roman"/>
+        </w:rPr>
+        <w:t>DefaultCompany</w:t>
+      </w:r>
+      <w:proofErr w:type="spellEnd"/>
+      <w:r>
+        <w:rPr>
+          <w:rFonts w:ascii="Times New Roman" w:hAnsi="Times New Roman" w:cs="Times New Roman"/>
+        </w:rPr>
+        <w:t>/). For this feature to work the project contains</w:t>
+      </w:r>
+      <w:r>
+        <w:rPr>
+          <w:rFonts w:ascii="Times New Roman" w:hAnsi="Times New Roman" w:cs="Times New Roman"/>
+        </w:rPr>
+        <w:t xml:space="preserve"> two data visualisation scripts, DataVis.py and </w:t>
+      </w:r>
+      <w:proofErr w:type="spellStart"/>
+      <w:r>
+        <w:rPr>
+          <w:rFonts w:ascii="Times New Roman" w:hAnsi="Times New Roman" w:cs="Times New Roman"/>
+        </w:rPr>
+        <w:t>UnityGraphLoader.cs</w:t>
+      </w:r>
+      <w:proofErr w:type="spellEnd"/>
+      <w:r>
+        <w:rPr>
+          <w:rFonts w:ascii="Times New Roman" w:hAnsi="Times New Roman" w:cs="Times New Roman"/>
+        </w:rPr>
+        <w:t xml:space="preserve">. The data visualisation module of this project begins within the </w:t>
+      </w:r>
+      <w:proofErr w:type="spellStart"/>
+      <w:r>
+        <w:rPr>
+          <w:rFonts w:ascii="Times New Roman" w:hAnsi="Times New Roman" w:cs="Times New Roman"/>
+        </w:rPr>
+        <w:t>UnityGraphLoader.cs</w:t>
+      </w:r>
+      <w:proofErr w:type="spellEnd"/>
+      <w:r>
+        <w:rPr>
+          <w:rFonts w:ascii="Times New Roman" w:hAnsi="Times New Roman" w:cs="Times New Roman"/>
+        </w:rPr>
+        <w:t xml:space="preserve">. Within this script is a public method called </w:t>
+      </w:r>
+      <w:proofErr w:type="spellStart"/>
+      <w:proofErr w:type="gramStart"/>
+      <w:r>
+        <w:rPr>
+          <w:rFonts w:ascii="Times New Roman" w:hAnsi="Times New Roman" w:cs="Times New Roman"/>
+        </w:rPr>
+        <w:t>DataVisualisationScript</w:t>
+      </w:r>
+      <w:proofErr w:type="spellEnd"/>
+      <w:r>
+        <w:rPr>
+          <w:rFonts w:ascii="Times New Roman" w:hAnsi="Times New Roman" w:cs="Times New Roman"/>
+        </w:rPr>
+        <w:t>(</w:t>
+      </w:r>
+      <w:proofErr w:type="gramEnd"/>
+      <w:r>
+        <w:rPr>
+          <w:rFonts w:ascii="Times New Roman" w:hAnsi="Times New Roman" w:cs="Times New Roman"/>
+        </w:rPr>
+        <w:t xml:space="preserve">) which takes the script name, the csv file names, and the output directory to save images in. It can be called through a UI button on the Developer Flatscreen UI implemented for convenience during prototyping and a failsafe for if Bluetooth devices disconnect mid workout, or automatically after a workout is finished. </w:t>
       </w:r>
     </w:p>
     <w:p>
@@ -5658,8 +6129,39 @@
           <w:sz w:val="24"/>
           <w:szCs w:val="24"/>
         </w:rPr>
-        <w:t>: RunDataVisualisationScript(...) - UnityGraphLoader.cs</w:t>
-      </w:r>
+        <w:t xml:space="preserve">: </w:t>
+      </w:r>
+      <w:proofErr w:type="spellStart"/>
+      <w:r>
+        <w:rPr>
+          <w:rFonts w:ascii="Times New Roman" w:hAnsi="Times New Roman" w:cs="Times New Roman"/>
+          <w:color w:val="auto"/>
+          <w:sz w:val="24"/>
+          <w:szCs w:val="24"/>
+        </w:rPr>
+        <w:t>RunDataVisualisationScript</w:t>
+      </w:r>
+      <w:proofErr w:type="spellEnd"/>
+      <w:r>
+        <w:rPr>
+          <w:rFonts w:ascii="Times New Roman" w:hAnsi="Times New Roman" w:cs="Times New Roman"/>
+          <w:color w:val="auto"/>
+          <w:sz w:val="24"/>
+          <w:szCs w:val="24"/>
+        </w:rPr>
+        <w:t xml:space="preserve">(...) - </w:t>
+      </w:r>
+      <w:proofErr w:type="spellStart"/>
+      <w:r>
+        <w:rPr>
+          <w:rFonts w:ascii="Times New Roman" w:hAnsi="Times New Roman" w:cs="Times New Roman"/>
+          <w:color w:val="auto"/>
+          <w:sz w:val="24"/>
+          <w:szCs w:val="24"/>
+        </w:rPr>
+        <w:t>UnityGraphLoader.cs</w:t>
+      </w:r>
+      <w:proofErr w:type="spellEnd"/>
     </w:p>
     <w:p>
       <w:pPr>
@@ -5684,7 +6186,21 @@
         <w:rPr>
           <w:rFonts w:ascii="Times New Roman" w:hAnsi="Times New Roman" w:cs="Times New Roman"/>
         </w:rPr>
-        <w:t xml:space="preserve"> local system by using Unity’s Application.persistentDataPath variable ensuring that the script works on different </w:t>
+        <w:t xml:space="preserve"> local system by using Unity’s </w:t>
+      </w:r>
+      <w:proofErr w:type="spellStart"/>
+      <w:r>
+        <w:rPr>
+          <w:rFonts w:ascii="Times New Roman" w:hAnsi="Times New Roman" w:cs="Times New Roman"/>
+        </w:rPr>
+        <w:t>Application.persistentDataPath</w:t>
+      </w:r>
+      <w:proofErr w:type="spellEnd"/>
+      <w:r>
+        <w:rPr>
+          <w:rFonts w:ascii="Times New Roman" w:hAnsi="Times New Roman" w:cs="Times New Roman"/>
+        </w:rPr>
+        <w:t xml:space="preserve"> variable ensuring that the script works on different </w:t>
       </w:r>
       <w:r>
         <w:rPr>
@@ -5714,7 +6230,35 @@
         <w:rPr>
           <w:rFonts w:ascii="Times New Roman" w:hAnsi="Times New Roman" w:cs="Times New Roman"/>
         </w:rPr>
-        <w:t xml:space="preserve"> to the persistentDataPath if necessary to ensure that it works at runtime. Once that is done the script creates a new Process from the System.Diagnostics namespace and executes the necessary command running the python script </w:t>
+        <w:t xml:space="preserve"> to the </w:t>
+      </w:r>
+      <w:proofErr w:type="spellStart"/>
+      <w:r>
+        <w:rPr>
+          <w:rFonts w:ascii="Times New Roman" w:hAnsi="Times New Roman" w:cs="Times New Roman"/>
+        </w:rPr>
+        <w:t>persistentDataPath</w:t>
+      </w:r>
+      <w:proofErr w:type="spellEnd"/>
+      <w:r>
+        <w:rPr>
+          <w:rFonts w:ascii="Times New Roman" w:hAnsi="Times New Roman" w:cs="Times New Roman"/>
+        </w:rPr>
+        <w:t xml:space="preserve"> if necessary to ensure that it works at runtime. Once that is done the script creates a new Process from the </w:t>
+      </w:r>
+      <w:proofErr w:type="spellStart"/>
+      <w:r>
+        <w:rPr>
+          <w:rFonts w:ascii="Times New Roman" w:hAnsi="Times New Roman" w:cs="Times New Roman"/>
+        </w:rPr>
+        <w:t>System.Diagnostics</w:t>
+      </w:r>
+      <w:proofErr w:type="spellEnd"/>
+      <w:r>
+        <w:rPr>
+          <w:rFonts w:ascii="Times New Roman" w:hAnsi="Times New Roman" w:cs="Times New Roman"/>
+        </w:rPr>
+        <w:t xml:space="preserve"> namespace and executes the necessary command running the python script </w:t>
       </w:r>
       <w:r>
         <w:rPr>
@@ -5854,21 +6398,88 @@
           <w:sz w:val="24"/>
           <w:szCs w:val="24"/>
         </w:rPr>
-        <w:t>: LoadImage(...) - UnityGraphLoader.cs</w:t>
-      </w:r>
-    </w:p>
-    <w:p>
-      <w:pPr>
-        <w:spacing w:line="240" w:lineRule="auto"/>
-        <w:rPr>
-          <w:rFonts w:ascii="Times New Roman" w:hAnsi="Times New Roman" w:cs="Times New Roman"/>
-        </w:rPr>
-      </w:pPr>
-      <w:r>
-        <w:rPr>
-          <w:rFonts w:ascii="Times New Roman" w:hAnsi="Times New Roman" w:cs="Times New Roman"/>
-        </w:rPr>
-        <w:t xml:space="preserve">Once the process is executed successfully, LoadImage() is called to retrieve the images from the output folder, this method takes in a reference to the Unity RawImage component </w:t>
+        <w:t xml:space="preserve">: </w:t>
+      </w:r>
+      <w:proofErr w:type="spellStart"/>
+      <w:r>
+        <w:rPr>
+          <w:rFonts w:ascii="Times New Roman" w:hAnsi="Times New Roman" w:cs="Times New Roman"/>
+          <w:color w:val="auto"/>
+          <w:sz w:val="24"/>
+          <w:szCs w:val="24"/>
+        </w:rPr>
+        <w:t>LoadImage</w:t>
+      </w:r>
+      <w:proofErr w:type="spellEnd"/>
+      <w:r>
+        <w:rPr>
+          <w:rFonts w:ascii="Times New Roman" w:hAnsi="Times New Roman" w:cs="Times New Roman"/>
+          <w:color w:val="auto"/>
+          <w:sz w:val="24"/>
+          <w:szCs w:val="24"/>
+        </w:rPr>
+        <w:t xml:space="preserve">(...) - </w:t>
+      </w:r>
+      <w:proofErr w:type="spellStart"/>
+      <w:r>
+        <w:rPr>
+          <w:rFonts w:ascii="Times New Roman" w:hAnsi="Times New Roman" w:cs="Times New Roman"/>
+          <w:color w:val="auto"/>
+          <w:sz w:val="24"/>
+          <w:szCs w:val="24"/>
+        </w:rPr>
+        <w:t>UnityGraphLoader.cs</w:t>
+      </w:r>
+      <w:proofErr w:type="spellEnd"/>
+    </w:p>
+    <w:p>
+      <w:pPr>
+        <w:spacing w:line="240" w:lineRule="auto"/>
+        <w:rPr>
+          <w:rFonts w:ascii="Times New Roman" w:hAnsi="Times New Roman" w:cs="Times New Roman"/>
+        </w:rPr>
+      </w:pPr>
+      <w:r>
+        <w:rPr>
+          <w:rFonts w:ascii="Times New Roman" w:hAnsi="Times New Roman" w:cs="Times New Roman"/>
+        </w:rPr>
+        <w:t xml:space="preserve">Once the process is executed successfully, </w:t>
+      </w:r>
+      <w:proofErr w:type="spellStart"/>
+      <w:proofErr w:type="gramStart"/>
+      <w:r>
+        <w:rPr>
+          <w:rFonts w:ascii="Times New Roman" w:hAnsi="Times New Roman" w:cs="Times New Roman"/>
+        </w:rPr>
+        <w:t>LoadImage</w:t>
+      </w:r>
+      <w:proofErr w:type="spellEnd"/>
+      <w:r>
+        <w:rPr>
+          <w:rFonts w:ascii="Times New Roman" w:hAnsi="Times New Roman" w:cs="Times New Roman"/>
+        </w:rPr>
+        <w:t>(</w:t>
+      </w:r>
+      <w:proofErr w:type="gramEnd"/>
+      <w:r>
+        <w:rPr>
+          <w:rFonts w:ascii="Times New Roman" w:hAnsi="Times New Roman" w:cs="Times New Roman"/>
+        </w:rPr>
+        <w:t xml:space="preserve">) is called to retrieve the images from the output folder, this method takes in a reference to the Unity </w:t>
+      </w:r>
+      <w:proofErr w:type="spellStart"/>
+      <w:r>
+        <w:rPr>
+          <w:rFonts w:ascii="Times New Roman" w:hAnsi="Times New Roman" w:cs="Times New Roman"/>
+        </w:rPr>
+        <w:t>RawImage</w:t>
+      </w:r>
+      <w:proofErr w:type="spellEnd"/>
+      <w:r>
+        <w:rPr>
+          <w:rFonts w:ascii="Times New Roman" w:hAnsi="Times New Roman" w:cs="Times New Roman"/>
+        </w:rPr>
+        <w:t xml:space="preserve"> component </w:t>
       </w:r>
       <w:r>
         <w:rPr>
@@ -5880,27 +6491,83 @@
         <w:rPr>
           <w:rFonts w:ascii="Times New Roman" w:hAnsi="Times New Roman" w:cs="Times New Roman"/>
         </w:rPr>
-        <w:t xml:space="preserve"> texture will be modified to the .png, as well as the string output directory path. From this it checks if the directory exists and if so reads the data and generates it into a new texture 2</w:t>
-      </w:r>
-      <w:r>
-        <w:rPr>
-          <w:rFonts w:ascii="Times New Roman" w:hAnsi="Times New Roman" w:cs="Times New Roman"/>
-        </w:rPr>
-        <w:t xml:space="preserve">D object to be inserted into the RawImage reference, else it logs an error telling the user the image is not found. </w:t>
-      </w:r>
-    </w:p>
-    <w:p>
-      <w:pPr>
-        <w:spacing w:line="240" w:lineRule="auto"/>
-        <w:rPr>
-          <w:rFonts w:ascii="Times New Roman" w:hAnsi="Times New Roman" w:cs="Times New Roman"/>
-        </w:rPr>
-      </w:pPr>
-      <w:r>
-        <w:rPr>
-          <w:rFonts w:ascii="Times New Roman" w:hAnsi="Times New Roman" w:cs="Times New Roman"/>
-        </w:rPr>
-        <w:t xml:space="preserve">The DataVis.py script is responsible for the plot processing of the graphs that are used in the UnityGraphLoader.cs script. The command within the Unity script is responsible for running this python file at runtime as Unity does not natively support it. </w:t>
+        <w:t xml:space="preserve"> texture will be modified to the .</w:t>
+      </w:r>
+      <w:proofErr w:type="spellStart"/>
+      <w:r>
+        <w:rPr>
+          <w:rFonts w:ascii="Times New Roman" w:hAnsi="Times New Roman" w:cs="Times New Roman"/>
+        </w:rPr>
+        <w:t>png</w:t>
+      </w:r>
+      <w:proofErr w:type="spellEnd"/>
+      <w:r>
+        <w:rPr>
+          <w:rFonts w:ascii="Times New Roman" w:hAnsi="Times New Roman" w:cs="Times New Roman"/>
+        </w:rPr>
+        <w:t xml:space="preserve">, as well as the string output directory path. From this it checks if the directory exists and if </w:t>
+      </w:r>
+      <w:proofErr w:type="gramStart"/>
+      <w:r>
+        <w:rPr>
+          <w:rFonts w:ascii="Times New Roman" w:hAnsi="Times New Roman" w:cs="Times New Roman"/>
+        </w:rPr>
+        <w:t>so</w:t>
+      </w:r>
+      <w:proofErr w:type="gramEnd"/>
+      <w:r>
+        <w:rPr>
+          <w:rFonts w:ascii="Times New Roman" w:hAnsi="Times New Roman" w:cs="Times New Roman"/>
+        </w:rPr>
+        <w:t xml:space="preserve"> reads the data and generates it into a new texture 2</w:t>
+      </w:r>
+      <w:r>
+        <w:rPr>
+          <w:rFonts w:ascii="Times New Roman" w:hAnsi="Times New Roman" w:cs="Times New Roman"/>
+        </w:rPr>
+        <w:t xml:space="preserve">D object to be inserted into the </w:t>
+      </w:r>
+      <w:proofErr w:type="spellStart"/>
+      <w:r>
+        <w:rPr>
+          <w:rFonts w:ascii="Times New Roman" w:hAnsi="Times New Roman" w:cs="Times New Roman"/>
+        </w:rPr>
+        <w:t>RawImage</w:t>
+      </w:r>
+      <w:proofErr w:type="spellEnd"/>
+      <w:r>
+        <w:rPr>
+          <w:rFonts w:ascii="Times New Roman" w:hAnsi="Times New Roman" w:cs="Times New Roman"/>
+        </w:rPr>
+        <w:t xml:space="preserve"> reference, else it logs an error telling the user the image is not found. </w:t>
+      </w:r>
+    </w:p>
+    <w:p>
+      <w:pPr>
+        <w:spacing w:line="240" w:lineRule="auto"/>
+        <w:rPr>
+          <w:rFonts w:ascii="Times New Roman" w:hAnsi="Times New Roman" w:cs="Times New Roman"/>
+        </w:rPr>
+      </w:pPr>
+      <w:r>
+        <w:rPr>
+          <w:rFonts w:ascii="Times New Roman" w:hAnsi="Times New Roman" w:cs="Times New Roman"/>
+        </w:rPr>
+        <w:t xml:space="preserve">The DataVis.py script is responsible for the plot processing of the graphs that are used in the </w:t>
+      </w:r>
+      <w:proofErr w:type="spellStart"/>
+      <w:r>
+        <w:rPr>
+          <w:rFonts w:ascii="Times New Roman" w:hAnsi="Times New Roman" w:cs="Times New Roman"/>
+        </w:rPr>
+        <w:t>UnityGraphLoader.cs</w:t>
+      </w:r>
+      <w:proofErr w:type="spellEnd"/>
+      <w:r>
+        <w:rPr>
+          <w:rFonts w:ascii="Times New Roman" w:hAnsi="Times New Roman" w:cs="Times New Roman"/>
+        </w:rPr>
+        <w:t xml:space="preserve"> script. The command within the Unity script is responsible for running this python file at runtime as Unity does not natively support it. </w:t>
       </w:r>
     </w:p>
     <w:p>
@@ -6169,21 +6836,69 @@
           <w:sz w:val="24"/>
           <w:szCs w:val="24"/>
         </w:rPr>
-        <w:t>: load_data(...) - DataVis.py</w:t>
-      </w:r>
-    </w:p>
-    <w:p>
-      <w:pPr>
-        <w:spacing w:line="240" w:lineRule="auto"/>
-        <w:rPr>
-          <w:rFonts w:ascii="Times New Roman" w:hAnsi="Times New Roman" w:cs="Times New Roman"/>
-        </w:rPr>
-      </w:pPr>
-      <w:r>
-        <w:rPr>
-          <w:rFonts w:ascii="Times New Roman" w:hAnsi="Times New Roman" w:cs="Times New Roman"/>
-        </w:rPr>
-        <w:t>Above is the load_data() method</w:t>
+        <w:t xml:space="preserve">: </w:t>
+      </w:r>
+      <w:proofErr w:type="spellStart"/>
+      <w:r>
+        <w:rPr>
+          <w:rFonts w:ascii="Times New Roman" w:hAnsi="Times New Roman" w:cs="Times New Roman"/>
+          <w:color w:val="auto"/>
+          <w:sz w:val="24"/>
+          <w:szCs w:val="24"/>
+        </w:rPr>
+        <w:t>load_data</w:t>
+      </w:r>
+      <w:proofErr w:type="spellEnd"/>
+      <w:r>
+        <w:rPr>
+          <w:rFonts w:ascii="Times New Roman" w:hAnsi="Times New Roman" w:cs="Times New Roman"/>
+          <w:color w:val="auto"/>
+          <w:sz w:val="24"/>
+          <w:szCs w:val="24"/>
+        </w:rPr>
+        <w:t>(...) - DataVis.py</w:t>
+      </w:r>
+    </w:p>
+    <w:p>
+      <w:pPr>
+        <w:spacing w:line="240" w:lineRule="auto"/>
+        <w:rPr>
+          <w:rFonts w:ascii="Times New Roman" w:hAnsi="Times New Roman" w:cs="Times New Roman"/>
+        </w:rPr>
+      </w:pPr>
+      <w:r>
+        <w:rPr>
+          <w:rFonts w:ascii="Times New Roman" w:hAnsi="Times New Roman" w:cs="Times New Roman"/>
+        </w:rPr>
+        <w:t xml:space="preserve">Above is the </w:t>
+      </w:r>
+      <w:proofErr w:type="spellStart"/>
+      <w:r>
+        <w:rPr>
+          <w:rFonts w:ascii="Times New Roman" w:hAnsi="Times New Roman" w:cs="Times New Roman"/>
+        </w:rPr>
+        <w:t>load_</w:t>
+      </w:r>
+      <w:proofErr w:type="gramStart"/>
+      <w:r>
+        <w:rPr>
+          <w:rFonts w:ascii="Times New Roman" w:hAnsi="Times New Roman" w:cs="Times New Roman"/>
+        </w:rPr>
+        <w:t>data</w:t>
+      </w:r>
+      <w:proofErr w:type="spellEnd"/>
+      <w:r>
+        <w:rPr>
+          <w:rFonts w:ascii="Times New Roman" w:hAnsi="Times New Roman" w:cs="Times New Roman"/>
+        </w:rPr>
+        <w:t>(</w:t>
+      </w:r>
+      <w:proofErr w:type="gramEnd"/>
+      <w:r>
+        <w:rPr>
+          <w:rFonts w:ascii="Times New Roman" w:hAnsi="Times New Roman" w:cs="Times New Roman"/>
+        </w:rPr>
+        <w:t>) method</w:t>
       </w:r>
       <w:r>
         <w:rPr>
@@ -6195,7 +6910,21 @@
         <w:rPr>
           <w:rFonts w:ascii="Times New Roman" w:hAnsi="Times New Roman" w:cs="Times New Roman"/>
         </w:rPr>
-        <w:t>This function is responsible for retrieving the CSV file from the given path and converting it into a pandas data frame to be processible using pythons matplotlib. This method implements effective debugging, and sufficient error handling.</w:t>
+        <w:t xml:space="preserve">This function is responsible for retrieving the CSV file from the given path and converting it into a </w:t>
+      </w:r>
+      <w:proofErr w:type="gramStart"/>
+      <w:r>
+        <w:rPr>
+          <w:rFonts w:ascii="Times New Roman" w:hAnsi="Times New Roman" w:cs="Times New Roman"/>
+        </w:rPr>
+        <w:t>pandas</w:t>
+      </w:r>
+      <w:proofErr w:type="gramEnd"/>
+      <w:r>
+        <w:rPr>
+          <w:rFonts w:ascii="Times New Roman" w:hAnsi="Times New Roman" w:cs="Times New Roman"/>
+        </w:rPr>
+        <w:t xml:space="preserve"> data frame to be processible using pythons matplotlib. This method implements effective debugging, and sufficient error handling.</w:t>
       </w:r>
     </w:p>
     <w:p>
@@ -6322,21 +7051,69 @@
           <w:sz w:val="24"/>
           <w:szCs w:val="24"/>
         </w:rPr>
-        <w:t>: plot_combined(...) - DataVis.py</w:t>
-      </w:r>
-    </w:p>
-    <w:p>
-      <w:pPr>
-        <w:spacing w:line="240" w:lineRule="auto"/>
-        <w:rPr>
-          <w:rFonts w:ascii="Times New Roman" w:hAnsi="Times New Roman" w:cs="Times New Roman"/>
-        </w:rPr>
-      </w:pPr>
-      <w:r>
-        <w:rPr>
-          <w:rFonts w:ascii="Times New Roman" w:hAnsi="Times New Roman" w:cs="Times New Roman"/>
-        </w:rPr>
-        <w:t xml:space="preserve">Above is the plot_combined() method implemented using pythons matplotlib to generate the graph and save it to the desired output path. The method plots both power and heartrate data to one graph and sets the axis limiters to the max and min values the user output during their workout to ensure that the graphs remain presentable. </w:t>
+        <w:t xml:space="preserve">: </w:t>
+      </w:r>
+      <w:proofErr w:type="spellStart"/>
+      <w:r>
+        <w:rPr>
+          <w:rFonts w:ascii="Times New Roman" w:hAnsi="Times New Roman" w:cs="Times New Roman"/>
+          <w:color w:val="auto"/>
+          <w:sz w:val="24"/>
+          <w:szCs w:val="24"/>
+        </w:rPr>
+        <w:t>plot_combined</w:t>
+      </w:r>
+      <w:proofErr w:type="spellEnd"/>
+      <w:r>
+        <w:rPr>
+          <w:rFonts w:ascii="Times New Roman" w:hAnsi="Times New Roman" w:cs="Times New Roman"/>
+          <w:color w:val="auto"/>
+          <w:sz w:val="24"/>
+          <w:szCs w:val="24"/>
+        </w:rPr>
+        <w:t>(...) - DataVis.py</w:t>
+      </w:r>
+    </w:p>
+    <w:p>
+      <w:pPr>
+        <w:spacing w:line="240" w:lineRule="auto"/>
+        <w:rPr>
+          <w:rFonts w:ascii="Times New Roman" w:hAnsi="Times New Roman" w:cs="Times New Roman"/>
+        </w:rPr>
+      </w:pPr>
+      <w:r>
+        <w:rPr>
+          <w:rFonts w:ascii="Times New Roman" w:hAnsi="Times New Roman" w:cs="Times New Roman"/>
+        </w:rPr>
+        <w:t xml:space="preserve">Above is the </w:t>
+      </w:r>
+      <w:proofErr w:type="spellStart"/>
+      <w:r>
+        <w:rPr>
+          <w:rFonts w:ascii="Times New Roman" w:hAnsi="Times New Roman" w:cs="Times New Roman"/>
+        </w:rPr>
+        <w:t>plot_</w:t>
+      </w:r>
+      <w:proofErr w:type="gramStart"/>
+      <w:r>
+        <w:rPr>
+          <w:rFonts w:ascii="Times New Roman" w:hAnsi="Times New Roman" w:cs="Times New Roman"/>
+        </w:rPr>
+        <w:t>combined</w:t>
+      </w:r>
+      <w:proofErr w:type="spellEnd"/>
+      <w:r>
+        <w:rPr>
+          <w:rFonts w:ascii="Times New Roman" w:hAnsi="Times New Roman" w:cs="Times New Roman"/>
+        </w:rPr>
+        <w:t>(</w:t>
+      </w:r>
+      <w:proofErr w:type="gramEnd"/>
+      <w:r>
+        <w:rPr>
+          <w:rFonts w:ascii="Times New Roman" w:hAnsi="Times New Roman" w:cs="Times New Roman"/>
+        </w:rPr>
+        <w:t xml:space="preserve">) method implemented using pythons matplotlib to generate the graph and save it to the desired output path. The method plots both power and heartrate data to one graph and sets the axis limiters to the max and min values the user output during their workout to ensure that the graphs remain presentable. </w:t>
       </w:r>
     </w:p>
     <w:p>
@@ -6504,7 +7281,15 @@
         <w:t xml:space="preserve">The heads-up display is the sole user interface for the player whilst they participate in their workout. They are presented with critical information in real-time as well as feedback from the data logging system and session information. </w:t>
       </w:r>
       <w:r>
-        <w:t xml:space="preserve">Within the Unity project the HUD is ultimately a projection of what the DataManager Singleton is observing every second. Below is a system diagram of how this works. </w:t>
+        <w:t xml:space="preserve">Within the Unity project the HUD is ultimately a projection of what the </w:t>
+      </w:r>
+      <w:proofErr w:type="spellStart"/>
+      <w:r>
+        <w:t>DataManager</w:t>
+      </w:r>
+      <w:proofErr w:type="spellEnd"/>
+      <w:r>
+        <w:t xml:space="preserve"> Singleton is observing every second. Below is a system diagram of how this works. </w:t>
       </w:r>
     </w:p>
     <w:p>
@@ -6647,7 +7432,71 @@
         <w:rPr>
           <w:rFonts w:ascii="Times New Roman" w:hAnsi="Times New Roman" w:cs="Times New Roman"/>
         </w:rPr>
-        <w:t xml:space="preserve">The HUD’s logic is simple as it is mainly manipulating TextMeshPro assets within the scene. It comprises of a public method UpdateText() utilised by the DataManager that updates what the text is displaying. An Update() function to be called every frame ensuring that the transform component of the HUD is consistently facing the camera (VR headset position) to ensure that wherever the player is looking the HUD will always be readable. And two public </w:t>
+        <w:t xml:space="preserve">The HUD’s logic is simple as it is mainly manipulating </w:t>
+      </w:r>
+      <w:proofErr w:type="spellStart"/>
+      <w:r>
+        <w:rPr>
+          <w:rFonts w:ascii="Times New Roman" w:hAnsi="Times New Roman" w:cs="Times New Roman"/>
+        </w:rPr>
+        <w:t>TextMeshPro</w:t>
+      </w:r>
+      <w:proofErr w:type="spellEnd"/>
+      <w:r>
+        <w:rPr>
+          <w:rFonts w:ascii="Times New Roman" w:hAnsi="Times New Roman" w:cs="Times New Roman"/>
+        </w:rPr>
+        <w:t xml:space="preserve"> assets within the scene. It comprises of a public method </w:t>
+      </w:r>
+      <w:proofErr w:type="spellStart"/>
+      <w:proofErr w:type="gramStart"/>
+      <w:r>
+        <w:rPr>
+          <w:rFonts w:ascii="Times New Roman" w:hAnsi="Times New Roman" w:cs="Times New Roman"/>
+        </w:rPr>
+        <w:t>UpdateText</w:t>
+      </w:r>
+      <w:proofErr w:type="spellEnd"/>
+      <w:r>
+        <w:rPr>
+          <w:rFonts w:ascii="Times New Roman" w:hAnsi="Times New Roman" w:cs="Times New Roman"/>
+        </w:rPr>
+        <w:t>(</w:t>
+      </w:r>
+      <w:proofErr w:type="gramEnd"/>
+      <w:r>
+        <w:rPr>
+          <w:rFonts w:ascii="Times New Roman" w:hAnsi="Times New Roman" w:cs="Times New Roman"/>
+        </w:rPr>
+        <w:t xml:space="preserve">) utilised by the </w:t>
+      </w:r>
+      <w:proofErr w:type="spellStart"/>
+      <w:r>
+        <w:rPr>
+          <w:rFonts w:ascii="Times New Roman" w:hAnsi="Times New Roman" w:cs="Times New Roman"/>
+        </w:rPr>
+        <w:t>DataManager</w:t>
+      </w:r>
+      <w:proofErr w:type="spellEnd"/>
+      <w:r>
+        <w:rPr>
+          <w:rFonts w:ascii="Times New Roman" w:hAnsi="Times New Roman" w:cs="Times New Roman"/>
+        </w:rPr>
+        <w:t xml:space="preserve"> that updates what the text is displaying. An </w:t>
+      </w:r>
+      <w:proofErr w:type="gramStart"/>
+      <w:r>
+        <w:rPr>
+          <w:rFonts w:ascii="Times New Roman" w:hAnsi="Times New Roman" w:cs="Times New Roman"/>
+        </w:rPr>
+        <w:t>Update(</w:t>
+      </w:r>
+      <w:proofErr w:type="gramEnd"/>
+      <w:r>
+        <w:rPr>
+          <w:rFonts w:ascii="Times New Roman" w:hAnsi="Times New Roman" w:cs="Times New Roman"/>
+        </w:rPr>
+        <w:t xml:space="preserve">) function to be called every frame ensuring that the transform component of the HUD is consistently facing the camera (VR headset position) to ensure that wherever the player is looking the HUD will always be readable. And two public </w:t>
       </w:r>
       <w:r>
         <w:rPr>
@@ -6801,7 +7650,93 @@
         <w:rPr>
           <w:rFonts w:ascii="Times New Roman" w:hAnsi="Times New Roman" w:cs="Times New Roman"/>
         </w:rPr>
-        <w:t>The DataManager utilises the HUD in the UpdateHUD() method within its class, this method is called once per frame and comprises of updating text for all of the variables that are to be presented to the user. In code form this is a batch of if statements checking if the reference to the TextMeshPro asset in the scene isn’t null and then proceeding to call the UpdateText() method if the condition is met.</w:t>
+        <w:t xml:space="preserve">The </w:t>
+      </w:r>
+      <w:proofErr w:type="spellStart"/>
+      <w:r>
+        <w:rPr>
+          <w:rFonts w:ascii="Times New Roman" w:hAnsi="Times New Roman" w:cs="Times New Roman"/>
+        </w:rPr>
+        <w:t>DataManager</w:t>
+      </w:r>
+      <w:proofErr w:type="spellEnd"/>
+      <w:r>
+        <w:rPr>
+          <w:rFonts w:ascii="Times New Roman" w:hAnsi="Times New Roman" w:cs="Times New Roman"/>
+        </w:rPr>
+        <w:t xml:space="preserve"> utilises the HUD in the </w:t>
+      </w:r>
+      <w:proofErr w:type="spellStart"/>
+      <w:proofErr w:type="gramStart"/>
+      <w:r>
+        <w:rPr>
+          <w:rFonts w:ascii="Times New Roman" w:hAnsi="Times New Roman" w:cs="Times New Roman"/>
+        </w:rPr>
+        <w:t>UpdateHUD</w:t>
+      </w:r>
+      <w:proofErr w:type="spellEnd"/>
+      <w:r>
+        <w:rPr>
+          <w:rFonts w:ascii="Times New Roman" w:hAnsi="Times New Roman" w:cs="Times New Roman"/>
+        </w:rPr>
+        <w:t>(</w:t>
+      </w:r>
+      <w:proofErr w:type="gramEnd"/>
+      <w:r>
+        <w:rPr>
+          <w:rFonts w:ascii="Times New Roman" w:hAnsi="Times New Roman" w:cs="Times New Roman"/>
+        </w:rPr>
+        <w:t xml:space="preserve">) method within its class, this method is called once per frame and comprises of updating text for </w:t>
+      </w:r>
+      <w:proofErr w:type="gramStart"/>
+      <w:r>
+        <w:rPr>
+          <w:rFonts w:ascii="Times New Roman" w:hAnsi="Times New Roman" w:cs="Times New Roman"/>
+        </w:rPr>
+        <w:t>all of</w:t>
+      </w:r>
+      <w:proofErr w:type="gramEnd"/>
+      <w:r>
+        <w:rPr>
+          <w:rFonts w:ascii="Times New Roman" w:hAnsi="Times New Roman" w:cs="Times New Roman"/>
+        </w:rPr>
+        <w:t xml:space="preserve"> the variables that are to be presented to the user. In code form this is a batch of if statements checking if the reference to the </w:t>
+      </w:r>
+      <w:proofErr w:type="spellStart"/>
+      <w:r>
+        <w:rPr>
+          <w:rFonts w:ascii="Times New Roman" w:hAnsi="Times New Roman" w:cs="Times New Roman"/>
+        </w:rPr>
+        <w:t>TextMeshPro</w:t>
+      </w:r>
+      <w:proofErr w:type="spellEnd"/>
+      <w:r>
+        <w:rPr>
+          <w:rFonts w:ascii="Times New Roman" w:hAnsi="Times New Roman" w:cs="Times New Roman"/>
+        </w:rPr>
+        <w:t xml:space="preserve"> asset in the scene isn’t null and then proceeding to call the </w:t>
+      </w:r>
+      <w:proofErr w:type="spellStart"/>
+      <w:proofErr w:type="gramStart"/>
+      <w:r>
+        <w:rPr>
+          <w:rFonts w:ascii="Times New Roman" w:hAnsi="Times New Roman" w:cs="Times New Roman"/>
+        </w:rPr>
+        <w:t>UpdateText</w:t>
+      </w:r>
+      <w:proofErr w:type="spellEnd"/>
+      <w:r>
+        <w:rPr>
+          <w:rFonts w:ascii="Times New Roman" w:hAnsi="Times New Roman" w:cs="Times New Roman"/>
+        </w:rPr>
+        <w:t>(</w:t>
+      </w:r>
+      <w:proofErr w:type="gramEnd"/>
+      <w:r>
+        <w:rPr>
+          <w:rFonts w:ascii="Times New Roman" w:hAnsi="Times New Roman" w:cs="Times New Roman"/>
+        </w:rPr>
+        <w:t>) method if the condition is met.</w:t>
       </w:r>
     </w:p>
     <w:p>
@@ -6929,21 +7864,86 @@
           <w:sz w:val="24"/>
           <w:szCs w:val="24"/>
         </w:rPr>
-        <w:t>: UpdateHUD() - DataManager (as described above)</w:t>
-      </w:r>
-    </w:p>
-    <w:p>
-      <w:pPr>
-        <w:spacing w:line="240" w:lineRule="auto"/>
-        <w:rPr>
-          <w:rFonts w:ascii="Times New Roman" w:hAnsi="Times New Roman" w:cs="Times New Roman"/>
-        </w:rPr>
-      </w:pPr>
-      <w:r>
-        <w:rPr>
-          <w:rFonts w:ascii="Times New Roman" w:hAnsi="Times New Roman" w:cs="Times New Roman"/>
-        </w:rPr>
-        <w:t xml:space="preserve">Once running, the code produces something that looks like the image depicted below, where data is presented to users every frame, and every time the bluetooth receiver gets new data to be processed, it is presented to the user on the very frame that happens. </w:t>
+        <w:t xml:space="preserve">: </w:t>
+      </w:r>
+      <w:proofErr w:type="spellStart"/>
+      <w:proofErr w:type="gramStart"/>
+      <w:r>
+        <w:rPr>
+          <w:rFonts w:ascii="Times New Roman" w:hAnsi="Times New Roman" w:cs="Times New Roman"/>
+          <w:color w:val="auto"/>
+          <w:sz w:val="24"/>
+          <w:szCs w:val="24"/>
+        </w:rPr>
+        <w:t>UpdateHUD</w:t>
+      </w:r>
+      <w:proofErr w:type="spellEnd"/>
+      <w:r>
+        <w:rPr>
+          <w:rFonts w:ascii="Times New Roman" w:hAnsi="Times New Roman" w:cs="Times New Roman"/>
+          <w:color w:val="auto"/>
+          <w:sz w:val="24"/>
+          <w:szCs w:val="24"/>
+        </w:rPr>
+        <w:t>(</w:t>
+      </w:r>
+      <w:proofErr w:type="gramEnd"/>
+      <w:r>
+        <w:rPr>
+          <w:rFonts w:ascii="Times New Roman" w:hAnsi="Times New Roman" w:cs="Times New Roman"/>
+          <w:color w:val="auto"/>
+          <w:sz w:val="24"/>
+          <w:szCs w:val="24"/>
+        </w:rPr>
+        <w:t xml:space="preserve">) - </w:t>
+      </w:r>
+      <w:proofErr w:type="spellStart"/>
+      <w:r>
+        <w:rPr>
+          <w:rFonts w:ascii="Times New Roman" w:hAnsi="Times New Roman" w:cs="Times New Roman"/>
+          <w:color w:val="auto"/>
+          <w:sz w:val="24"/>
+          <w:szCs w:val="24"/>
+        </w:rPr>
+        <w:t>DataManager</w:t>
+      </w:r>
+      <w:proofErr w:type="spellEnd"/>
+      <w:r>
+        <w:rPr>
+          <w:rFonts w:ascii="Times New Roman" w:hAnsi="Times New Roman" w:cs="Times New Roman"/>
+          <w:color w:val="auto"/>
+          <w:sz w:val="24"/>
+          <w:szCs w:val="24"/>
+        </w:rPr>
+        <w:t xml:space="preserve"> (as described above)</w:t>
+      </w:r>
+    </w:p>
+    <w:p>
+      <w:pPr>
+        <w:spacing w:line="240" w:lineRule="auto"/>
+        <w:rPr>
+          <w:rFonts w:ascii="Times New Roman" w:hAnsi="Times New Roman" w:cs="Times New Roman"/>
+        </w:rPr>
+      </w:pPr>
+      <w:r>
+        <w:rPr>
+          <w:rFonts w:ascii="Times New Roman" w:hAnsi="Times New Roman" w:cs="Times New Roman"/>
+        </w:rPr>
+        <w:t xml:space="preserve">Once running, the code produces something that looks like the image depicted below, where data is presented to users every frame, and every time the </w:t>
+      </w:r>
+      <w:proofErr w:type="spellStart"/>
+      <w:r>
+        <w:rPr>
+          <w:rFonts w:ascii="Times New Roman" w:hAnsi="Times New Roman" w:cs="Times New Roman"/>
+        </w:rPr>
+        <w:t>bluetooth</w:t>
+      </w:r>
+      <w:proofErr w:type="spellEnd"/>
+      <w:r>
+        <w:rPr>
+          <w:rFonts w:ascii="Times New Roman" w:hAnsi="Times New Roman" w:cs="Times New Roman"/>
+        </w:rPr>
+        <w:t xml:space="preserve"> receiver gets new data to be processed, it is presented to the user on the very frame that happens. </w:t>
       </w:r>
     </w:p>
     <w:p>
@@ -7105,6 +8105,7 @@
           <w:bCs/>
         </w:rPr>
       </w:pPr>
+      <w:proofErr w:type="spellStart"/>
       <w:r>
         <w:rPr>
           <w:b/>
@@ -7112,6 +8113,7 @@
         </w:rPr>
         <w:t>DataManager.cs</w:t>
       </w:r>
+      <w:proofErr w:type="spellEnd"/>
     </w:p>
     <w:p>
       <w:pPr>
@@ -7123,7 +8125,15 @@
         <w:spacing w:line="240" w:lineRule="auto"/>
       </w:pPr>
       <w:r>
-        <w:t>The DataManager class in this project is a comprehensive system for managing the cycling performance of the user.</w:t>
+        <w:t xml:space="preserve">The </w:t>
+      </w:r>
+      <w:proofErr w:type="spellStart"/>
+      <w:r>
+        <w:t>DataManager</w:t>
+      </w:r>
+      <w:proofErr w:type="spellEnd"/>
+      <w:r>
+        <w:t xml:space="preserve"> class in this project is a comprehensive system for managing the cycling performance of the user.</w:t>
       </w:r>
     </w:p>
     <w:p>
@@ -7253,8 +8263,9 @@
           <w:sz w:val="24"/>
           <w:szCs w:val="24"/>
         </w:rPr>
-        <w:t xml:space="preserve"> - DataManager </w:t>
-      </w:r>
+        <w:t xml:space="preserve"> - </w:t>
+      </w:r>
+      <w:proofErr w:type="spellStart"/>
       <w:r>
         <w:rPr>
           <w:rFonts w:ascii="Times New Roman" w:hAnsi="Times New Roman" w:cs="Times New Roman"/>
@@ -7262,6 +8273,25 @@
           <w:sz w:val="24"/>
           <w:szCs w:val="24"/>
         </w:rPr>
+        <w:t>DataManager</w:t>
+      </w:r>
+      <w:proofErr w:type="spellEnd"/>
+      <w:r>
+        <w:rPr>
+          <w:rFonts w:ascii="Times New Roman" w:hAnsi="Times New Roman" w:cs="Times New Roman"/>
+          <w:color w:val="auto"/>
+          <w:sz w:val="24"/>
+          <w:szCs w:val="24"/>
+        </w:rPr>
+        <w:t xml:space="preserve"> </w:t>
+      </w:r>
+      <w:r>
+        <w:rPr>
+          <w:rFonts w:ascii="Times New Roman" w:hAnsi="Times New Roman" w:cs="Times New Roman"/>
+          <w:color w:val="auto"/>
+          <w:sz w:val="24"/>
+          <w:szCs w:val="24"/>
+        </w:rPr>
         <w:t>Class Diagram</w:t>
       </w:r>
     </w:p>
@@ -7297,7 +8327,36 @@
         <w:spacing w:line="240" w:lineRule="auto"/>
       </w:pPr>
       <w:r>
-        <w:t xml:space="preserve">The DataManager uses a singleton pattern implementation to ensure that only one DataManager exists and sets itself to DontDestroyOnLoad() to ensure it persists throughout different scenes. </w:t>
+        <w:t xml:space="preserve">The </w:t>
+      </w:r>
+      <w:proofErr w:type="spellStart"/>
+      <w:r>
+        <w:t>DataManager</w:t>
+      </w:r>
+      <w:proofErr w:type="spellEnd"/>
+      <w:r>
+        <w:t xml:space="preserve"> uses a singleton pattern implementation to ensure that only one </w:t>
+      </w:r>
+      <w:proofErr w:type="spellStart"/>
+      <w:r>
+        <w:t>DataManager</w:t>
+      </w:r>
+      <w:proofErr w:type="spellEnd"/>
+      <w:r>
+        <w:t xml:space="preserve"> exists and sets itself to </w:t>
+      </w:r>
+      <w:proofErr w:type="spellStart"/>
+      <w:proofErr w:type="gramStart"/>
+      <w:r>
+        <w:t>DontDestroyOnLoad</w:t>
+      </w:r>
+      <w:proofErr w:type="spellEnd"/>
+      <w:r>
+        <w:t>(</w:t>
+      </w:r>
+      <w:proofErr w:type="gramEnd"/>
+      <w:r>
+        <w:t xml:space="preserve">) to ensure it persists throughout different scenes. </w:t>
       </w:r>
     </w:p>
     <w:p>
@@ -7310,7 +8369,15 @@
         <w:spacing w:line="240" w:lineRule="auto"/>
       </w:pPr>
       <w:r>
-        <w:t>It is responsible for file system management where it creates and manages a directory structure for performance logging. It handles file creation, writing, and parsing data for analysis. It uses a StreamWriter for datalogging into a CSV and exports said CSV after a session.</w:t>
+        <w:t xml:space="preserve">It is responsible for file system management where it creates and manages a directory structure for performance logging. It handles file creation, writing, and parsing data for analysis. It uses a </w:t>
+      </w:r>
+      <w:proofErr w:type="spellStart"/>
+      <w:r>
+        <w:t>StreamWriter</w:t>
+      </w:r>
+      <w:proofErr w:type="spellEnd"/>
+      <w:r>
+        <w:t xml:space="preserve"> for datalogging into a CSV and exports said CSV after a session.</w:t>
       </w:r>
     </w:p>
     <w:p>
@@ -7324,7 +8391,33 @@
       </w:pPr>
       <w:r>
         <w:lastRenderedPageBreak/>
-        <w:t xml:space="preserve">It monitors power output to automatically start and stop logging data when the user starts and stops pedalling. This is done by coroutines for background data monitoring, the coroutines ListenForPowerOutputStart(), and ListenForPowerOutputEnd() track active and inactive periods to automatically start and stop sessions based on the users input via the bike. </w:t>
+        <w:t xml:space="preserve">It monitors power output to automatically start and stop logging data when the user starts and stops pedalling. This is done by coroutines for background data monitoring, the coroutines </w:t>
+      </w:r>
+      <w:proofErr w:type="spellStart"/>
+      <w:proofErr w:type="gramStart"/>
+      <w:r>
+        <w:t>ListenForPowerOutputStart</w:t>
+      </w:r>
+      <w:proofErr w:type="spellEnd"/>
+      <w:r>
+        <w:t>(</w:t>
+      </w:r>
+      <w:proofErr w:type="gramEnd"/>
+      <w:r>
+        <w:t xml:space="preserve">), and </w:t>
+      </w:r>
+      <w:proofErr w:type="spellStart"/>
+      <w:proofErr w:type="gramStart"/>
+      <w:r>
+        <w:t>ListenForPowerOutputEnd</w:t>
+      </w:r>
+      <w:proofErr w:type="spellEnd"/>
+      <w:r>
+        <w:t>(</w:t>
+      </w:r>
+      <w:proofErr w:type="gramEnd"/>
+      <w:r>
+        <w:t xml:space="preserve">) track active and inactive periods to automatically start and stop sessions based on the users input via the bike. </w:t>
       </w:r>
     </w:p>
     <w:p>
@@ -7359,10 +8452,57 @@
         <w:spacing w:line="240" w:lineRule="auto"/>
       </w:pPr>
       <w:r>
-        <w:t>The DataManager records real-time cycling metrics (Power (Watts), Cadence (RPM), Speed (MPH), Heart rate (BPM), Session Duration (Seconds)). It uses physics-based calculations to calculate the speed the bicycle is moving based on power output using physics formula</w:t>
-      </w:r>
-      <w:r>
-        <w:t>s that account for drag coefficient, frontal area, rolling resistance factors, and cyclist and bike mass. As well as integrates external data from the two Bluetooth sources using the ProcessDataFromPython(), and ProcessHRData() methods and uses the ExtractNumbers() method to use regular expressions to parse numerical data from the strings.</w:t>
+        <w:t xml:space="preserve">The </w:t>
+      </w:r>
+      <w:proofErr w:type="spellStart"/>
+      <w:r>
+        <w:t>DataManager</w:t>
+      </w:r>
+      <w:proofErr w:type="spellEnd"/>
+      <w:r>
+        <w:t xml:space="preserve"> records real-time cycling metrics (Power (Watts), Cadence (RPM), Speed (MPH), Heart rate (BPM), Session Duration (Seconds)). It uses physics-based calculations to calculate the speed the bicycle is moving based on power output using physics formula</w:t>
+      </w:r>
+      <w:r>
+        <w:t xml:space="preserve">s that account for drag coefficient, frontal area, rolling resistance factors, and cyclist and bike mass. As well as integrates external data from the two Bluetooth sources using the </w:t>
+      </w:r>
+      <w:proofErr w:type="spellStart"/>
+      <w:proofErr w:type="gramStart"/>
+      <w:r>
+        <w:t>ProcessDataFromPython</w:t>
+      </w:r>
+      <w:proofErr w:type="spellEnd"/>
+      <w:r>
+        <w:t>(</w:t>
+      </w:r>
+      <w:proofErr w:type="gramEnd"/>
+      <w:r>
+        <w:t xml:space="preserve">), and </w:t>
+      </w:r>
+      <w:proofErr w:type="spellStart"/>
+      <w:proofErr w:type="gramStart"/>
+      <w:r>
+        <w:t>ProcessHRData</w:t>
+      </w:r>
+      <w:proofErr w:type="spellEnd"/>
+      <w:r>
+        <w:t>(</w:t>
+      </w:r>
+      <w:proofErr w:type="gramEnd"/>
+      <w:r>
+        <w:t xml:space="preserve">) methods and uses the </w:t>
+      </w:r>
+      <w:proofErr w:type="spellStart"/>
+      <w:proofErr w:type="gramStart"/>
+      <w:r>
+        <w:t>ExtractNumbers</w:t>
+      </w:r>
+      <w:proofErr w:type="spellEnd"/>
+      <w:r>
+        <w:t>(</w:t>
+      </w:r>
+      <w:proofErr w:type="gramEnd"/>
+      <w:r>
+        <w:t>) method to use regular expressions to parse numerical data from the strings.</w:t>
       </w:r>
     </w:p>
     <w:p>
@@ -7397,7 +8537,28 @@
         <w:spacing w:line="240" w:lineRule="auto"/>
       </w:pPr>
       <w:r>
-        <w:t xml:space="preserve">The DataManager calculates performance metrics after the user completes their workout. This is done in the CalculateFileFooter() method which takes the spreadsheet and reads the data from it. It produces metrics such as Functional Threshold Power (FTP) estimation, Heart Rate Recovery (HRR) analysis, Efficiency Factor (EF) calculation, Peak Power Output (PPO), and Total Work Done. </w:t>
+        <w:t xml:space="preserve">The </w:t>
+      </w:r>
+      <w:proofErr w:type="spellStart"/>
+      <w:r>
+        <w:t>DataManager</w:t>
+      </w:r>
+      <w:proofErr w:type="spellEnd"/>
+      <w:r>
+        <w:t xml:space="preserve"> calculates performance metrics after the user completes their workout. This is done in the </w:t>
+      </w:r>
+      <w:proofErr w:type="spellStart"/>
+      <w:proofErr w:type="gramStart"/>
+      <w:r>
+        <w:t>CalculateFileFooter</w:t>
+      </w:r>
+      <w:proofErr w:type="spellEnd"/>
+      <w:r>
+        <w:t>(</w:t>
+      </w:r>
+      <w:proofErr w:type="gramEnd"/>
+      <w:r>
+        <w:t xml:space="preserve">) method which takes the spreadsheet and reads the data from it. It produces metrics such as Functional Threshold Power (FTP) estimation, Heart Rate Recovery (HRR) analysis, Efficiency Factor (EF) calculation, Peak Power Output (PPO), and Total Work Done. </w:t>
       </w:r>
     </w:p>
     <w:p>
@@ -7464,7 +8625,20 @@
         <w:spacing w:line="240" w:lineRule="auto"/>
       </w:pPr>
       <w:r>
-        <w:t xml:space="preserve">Heads-Up Display (HUD) integration is controlled through the UpdateHUD() method </w:t>
+        <w:t xml:space="preserve">Heads-Up Display (HUD) integration is controlled through the </w:t>
+      </w:r>
+      <w:proofErr w:type="spellStart"/>
+      <w:proofErr w:type="gramStart"/>
+      <w:r>
+        <w:t>UpdateHUD</w:t>
+      </w:r>
+      <w:proofErr w:type="spellEnd"/>
+      <w:r>
+        <w:t>(</w:t>
+      </w:r>
+      <w:proofErr w:type="gramEnd"/>
+      <w:r>
+        <w:t xml:space="preserve">) method </w:t>
       </w:r>
       <w:r>
         <w:t>that updates real-time performance data on screen, displays session status information shows participant and scenario information, and presents pop-up messages for system status.</w:t>
@@ -7483,7 +8657,20 @@
         <w:t>It handles participant ID input via Unity UI features, as well as listens for the input to manage environment activation</w:t>
       </w:r>
       <w:r>
-        <w:t>, and uses the method UpdateParticipantID() to validate and process user input.</w:t>
+        <w:t xml:space="preserve">, and uses the method </w:t>
+      </w:r>
+      <w:proofErr w:type="spellStart"/>
+      <w:proofErr w:type="gramStart"/>
+      <w:r>
+        <w:t>UpdateParticipantID</w:t>
+      </w:r>
+      <w:proofErr w:type="spellEnd"/>
+      <w:r>
+        <w:t>(</w:t>
+      </w:r>
+      <w:proofErr w:type="gramEnd"/>
+      <w:r>
+        <w:t>) to validate and process user input.</w:t>
       </w:r>
     </w:p>
     <w:p>
@@ -7518,10 +8705,36 @@
         <w:spacing w:line="240" w:lineRule="auto"/>
       </w:pPr>
       <w:r>
-        <w:t>Graph generation is handled through using the external python script DataVis.py mentioned earlier and creates separate graphs for different scenario modes (Baseline,Cooperative,</w:t>
-      </w:r>
-      <w:r>
-        <w:t>Competitive). Data exportation and reporting is handled using the CalculateFileFooter() method adding summary statistics to data files, it creates formatted reports with average and performance metrics and organises the data for external analysis.</w:t>
+        <w:t>Graph generation is handled through using the external python script DataVis.py mentioned earlier and creates separate graphs for different scenario modes (</w:t>
+      </w:r>
+      <w:proofErr w:type="spellStart"/>
+      <w:proofErr w:type="gramStart"/>
+      <w:r>
+        <w:t>Baseline,Cooperative</w:t>
+      </w:r>
+      <w:proofErr w:type="gramEnd"/>
+      <w:r>
+        <w:t>,</w:t>
+      </w:r>
+      <w:r>
+        <w:t>Competitive</w:t>
+      </w:r>
+      <w:proofErr w:type="spellEnd"/>
+      <w:r>
+        <w:t xml:space="preserve">). Data exportation and reporting is handled using the </w:t>
+      </w:r>
+      <w:proofErr w:type="spellStart"/>
+      <w:proofErr w:type="gramStart"/>
+      <w:r>
+        <w:t>CalculateFileFooter</w:t>
+      </w:r>
+      <w:proofErr w:type="spellEnd"/>
+      <w:r>
+        <w:t>(</w:t>
+      </w:r>
+      <w:proofErr w:type="gramEnd"/>
+      <w:r>
+        <w:t>) method adding summary statistics to data files, it creates formatted reports with average and performance metrics and organises the data for external analysis.</w:t>
       </w:r>
     </w:p>
     <w:p>
@@ -7556,7 +8769,15 @@
         <w:spacing w:line="240" w:lineRule="auto"/>
       </w:pPr>
       <w:r>
-        <w:t xml:space="preserve">The DataManager handles different scenario modes, manages participant identification, tracks experimental conditions and parameters, and records data and time information for data validity. It also filters out invalid or </w:t>
+        <w:t xml:space="preserve">The </w:t>
+      </w:r>
+      <w:proofErr w:type="spellStart"/>
+      <w:r>
+        <w:t>DataManager</w:t>
+      </w:r>
+      <w:proofErr w:type="spellEnd"/>
+      <w:r>
+        <w:t xml:space="preserve"> handles different scenario modes, manages participant identification, tracks experimental conditions and parameters, and records data and time information for data validity. It also filters out invalid or </w:t>
       </w:r>
       <w:r>
         <w:t>problematic</w:t>
@@ -7592,6 +8813,7 @@
           <w:bCs/>
         </w:rPr>
       </w:pPr>
+      <w:proofErr w:type="spellStart"/>
       <w:r>
         <w:rPr>
           <w:b/>
@@ -7599,6 +8821,7 @@
         </w:rPr>
         <w:t>SessionManager.cs</w:t>
       </w:r>
+      <w:proofErr w:type="spellEnd"/>
     </w:p>
     <w:p>
       <w:pPr>
@@ -7610,7 +8833,15 @@
         <w:spacing w:line="240" w:lineRule="auto"/>
       </w:pPr>
       <w:r>
-        <w:t xml:space="preserve">The SessionManager is a controller class in the project which </w:t>
+        <w:t xml:space="preserve">The </w:t>
+      </w:r>
+      <w:proofErr w:type="spellStart"/>
+      <w:r>
+        <w:t>SessionManager</w:t>
+      </w:r>
+      <w:proofErr w:type="spellEnd"/>
+      <w:r>
+        <w:t xml:space="preserve"> is a controller class in the project which </w:t>
       </w:r>
       <w:r>
         <w:t>orchestrates</w:t>
@@ -7770,8 +9001,9 @@
           <w:sz w:val="24"/>
           <w:szCs w:val="24"/>
         </w:rPr>
-        <w:t xml:space="preserve"> SessionManager</w:t>
-      </w:r>
+        <w:t xml:space="preserve"> </w:t>
+      </w:r>
+      <w:proofErr w:type="spellStart"/>
       <w:r>
         <w:rPr>
           <w:rFonts w:ascii="Times New Roman" w:hAnsi="Times New Roman" w:cs="Times New Roman"/>
@@ -7779,8 +9011,9 @@
           <w:sz w:val="24"/>
           <w:szCs w:val="24"/>
         </w:rPr>
-        <w:t xml:space="preserve"> Class D</w:t>
-      </w:r>
+        <w:t>SessionManager</w:t>
+      </w:r>
+      <w:proofErr w:type="spellEnd"/>
       <w:r>
         <w:rPr>
           <w:rFonts w:ascii="Times New Roman" w:hAnsi="Times New Roman" w:cs="Times New Roman"/>
@@ -7788,7 +9021,7 @@
           <w:sz w:val="24"/>
           <w:szCs w:val="24"/>
         </w:rPr>
-        <w:t>i</w:t>
+        <w:t xml:space="preserve"> Class D</w:t>
       </w:r>
       <w:r>
         <w:rPr>
@@ -7797,6 +9030,15 @@
           <w:sz w:val="24"/>
           <w:szCs w:val="24"/>
         </w:rPr>
+        <w:t>i</w:t>
+      </w:r>
+      <w:r>
+        <w:rPr>
+          <w:rFonts w:ascii="Times New Roman" w:hAnsi="Times New Roman" w:cs="Times New Roman"/>
+          <w:color w:val="auto"/>
+          <w:sz w:val="24"/>
+          <w:szCs w:val="24"/>
+        </w:rPr>
         <w:t>agram</w:t>
       </w:r>
     </w:p>
@@ -7832,10 +9074,47 @@
         <w:spacing w:line="240" w:lineRule="auto"/>
       </w:pPr>
       <w:r>
-        <w:t xml:space="preserve">The SessionManager implements a singleton pattern to ensure that only one instance of the class persists throughout runtime. This provides global access through the application via the static “Instance” property. It supports multiple cycling modes through an enum structure </w:t>
-      </w:r>
-      <w:r>
-        <w:t>called ScenarioMode for each implemented scenario (baseline,cooperative,competitive) as well as tracks scenario state transitions to trigger the appropriate scene setup</w:t>
+        <w:t xml:space="preserve">The </w:t>
+      </w:r>
+      <w:proofErr w:type="spellStart"/>
+      <w:r>
+        <w:t>SessionManager</w:t>
+      </w:r>
+      <w:proofErr w:type="spellEnd"/>
+      <w:r>
+        <w:t xml:space="preserve"> implements a singleton pattern to ensure that only one instance of the class persists throughout runtime. This provides global access through the application via the static “Instance” property. It supports multiple cycling modes through an </w:t>
+      </w:r>
+      <w:proofErr w:type="spellStart"/>
+      <w:r>
+        <w:t>enum</w:t>
+      </w:r>
+      <w:proofErr w:type="spellEnd"/>
+      <w:r>
+        <w:t xml:space="preserve"> structure </w:t>
+      </w:r>
+      <w:r>
+        <w:t xml:space="preserve">called </w:t>
+      </w:r>
+      <w:proofErr w:type="spellStart"/>
+      <w:r>
+        <w:t>ScenarioMode</w:t>
+      </w:r>
+      <w:proofErr w:type="spellEnd"/>
+      <w:r>
+        <w:t xml:space="preserve"> for each implemented scenario (</w:t>
+      </w:r>
+      <w:proofErr w:type="spellStart"/>
+      <w:proofErr w:type="gramStart"/>
+      <w:r>
+        <w:t>baseline,cooperative</w:t>
+      </w:r>
+      <w:proofErr w:type="gramEnd"/>
+      <w:r>
+        <w:t>,competitive</w:t>
+      </w:r>
+      <w:proofErr w:type="spellEnd"/>
+      <w:r>
+        <w:t>) as well as tracks scenario state transitions to trigger the appropriate scene setup</w:t>
       </w:r>
       <w:r>
         <w:t xml:space="preserve"> </w:t>
@@ -7876,7 +9155,39 @@
         <w:spacing w:line="240" w:lineRule="auto"/>
       </w:pPr>
       <w:r>
-        <w:t>The SessionManager controls the XR Origin position and rotation for different scenarios, implementing smooth transitions between positions using coroutine-based lerping, and provides XR recenter functionality to realign the virtual experience with physical setup. It also allows toggleability of the UI elements in the VR environment if participants want their live data hidden.</w:t>
+        <w:t xml:space="preserve">The </w:t>
+      </w:r>
+      <w:proofErr w:type="spellStart"/>
+      <w:r>
+        <w:t>SessionManager</w:t>
+      </w:r>
+      <w:proofErr w:type="spellEnd"/>
+      <w:r>
+        <w:t xml:space="preserve"> controls the XR Origin position and rotation for different scenarios, implementing smooth transitions between positions using coroutine-based </w:t>
+      </w:r>
+      <w:proofErr w:type="spellStart"/>
+      <w:r>
+        <w:t>lerping</w:t>
+      </w:r>
+      <w:proofErr w:type="spellEnd"/>
+      <w:r>
+        <w:t xml:space="preserve">, and provides XR </w:t>
+      </w:r>
+      <w:proofErr w:type="spellStart"/>
+      <w:r>
+        <w:t>recenter</w:t>
+      </w:r>
+      <w:proofErr w:type="spellEnd"/>
+      <w:r>
+        <w:t xml:space="preserve"> functionality to realign the virtual experience with physical setup. It also allows </w:t>
+      </w:r>
+      <w:proofErr w:type="spellStart"/>
+      <w:r>
+        <w:t>toggleability</w:t>
+      </w:r>
+      <w:proofErr w:type="spellEnd"/>
+      <w:r>
+        <w:t xml:space="preserve"> of the UI elements in the VR environment if participants want their live data hidden.</w:t>
       </w:r>
     </w:p>
     <w:p>
@@ -7911,7 +9222,23 @@
         <w:spacing w:line="240" w:lineRule="auto"/>
       </w:pPr>
       <w:r>
-        <w:t xml:space="preserve">The SessionManager identifies and filters through AI based on scenario mode and AI roles, organises cyclists into appropriate formations based on the selected scenario, and maintains activeAI list as a primary reference for manageable AI entities. It also assigns different AI </w:t>
+        <w:t xml:space="preserve">The </w:t>
+      </w:r>
+      <w:proofErr w:type="spellStart"/>
+      <w:r>
+        <w:t>SessionManager</w:t>
+      </w:r>
+      <w:proofErr w:type="spellEnd"/>
+      <w:r>
+        <w:t xml:space="preserve"> identifies and filters through AI based on scenario mode and AI roles, organises cyclists into appropriate formations based on the selected scenario, and maintains </w:t>
+      </w:r>
+      <w:proofErr w:type="spellStart"/>
+      <w:r>
+        <w:t>activeAI</w:t>
+      </w:r>
+      <w:proofErr w:type="spellEnd"/>
+      <w:r>
+        <w:t xml:space="preserve"> list as a primary reference for manageable AI entities. It also assigns different AI </w:t>
       </w:r>
       <w:r>
         <w:lastRenderedPageBreak/>
@@ -7950,7 +9277,28 @@
         <w:spacing w:line="240" w:lineRule="auto"/>
       </w:pPr>
       <w:r>
-        <w:t>The SessionManager implements realistic paceline cycling formations with leader rotation, maintains proper spacing and drafting positions between cyclists, and monitors paceline speed for consistent group movement. The way the rotation logic works is it moves lead cyclists to the back at timed intervals, updates AI states when positions change in the formation, and triggers specialised movement patterns during transitions, like the PeelOffPaceLine() method.</w:t>
+        <w:t xml:space="preserve">The </w:t>
+      </w:r>
+      <w:proofErr w:type="spellStart"/>
+      <w:r>
+        <w:t>SessionManager</w:t>
+      </w:r>
+      <w:proofErr w:type="spellEnd"/>
+      <w:r>
+        <w:t xml:space="preserve"> implements realistic paceline cycling formations with leader rotation, maintains proper spacing and drafting positions between cyclists, and monitors paceline speed for consistent group movement. The way the rotation logic works is it moves lead cyclists to the back at timed intervals, updates AI states when positions change in the formation, and triggers specialised movement patterns during transitions, like the </w:t>
+      </w:r>
+      <w:proofErr w:type="spellStart"/>
+      <w:proofErr w:type="gramStart"/>
+      <w:r>
+        <w:t>PeelOffPaceLine</w:t>
+      </w:r>
+      <w:proofErr w:type="spellEnd"/>
+      <w:r>
+        <w:t>(</w:t>
+      </w:r>
+      <w:proofErr w:type="gramEnd"/>
+      <w:r>
+        <w:t>) method.</w:t>
       </w:r>
     </w:p>
     <w:p>
@@ -7985,13 +9333,37 @@
         <w:spacing w:line="240" w:lineRule="auto"/>
       </w:pPr>
       <w:r>
-        <w:t xml:space="preserve">The SessionManager uses calculated performance profiles to create realistic racing scenarios, applying individual performance </w:t>
+        <w:t xml:space="preserve">The </w:t>
+      </w:r>
+      <w:proofErr w:type="spellStart"/>
+      <w:r>
+        <w:t>SessionManager</w:t>
+      </w:r>
+      <w:proofErr w:type="spellEnd"/>
+      <w:r>
+        <w:t xml:space="preserve"> uses calculated performance profiles to create realistic racing scenarios, applying individual performance </w:t>
       </w:r>
       <w:r>
         <w:t>variations</w:t>
       </w:r>
       <w:r>
-        <w:t xml:space="preserve"> set in the Unity inspector to create distinct AI competitors, and adjusts AI performance based on real-time user performance metrics. It modifies AI performance based on the user’s current heart rate compared to the heart rate in the historical data on that second of the exercise. It then scales difficulty using percentage based adjustments on the difference between those values to maintain a competitive balance, and falls back to relative-to-player pacing when the recorded data runs out. </w:t>
+        <w:t xml:space="preserve"> set in the Unity inspector to create distinct AI competitors, and adjusts AI performance based on real-time user performance metrics. It modifies AI performance based on the user’s current heart rate compared to the heart rate in the historical data on that second of the exercise. It then scales difficulty using </w:t>
+      </w:r>
+      <w:proofErr w:type="gramStart"/>
+      <w:r>
+        <w:t>percentage based</w:t>
+      </w:r>
+      <w:proofErr w:type="gramEnd"/>
+      <w:r>
+        <w:t xml:space="preserve"> adjustments on the difference between those values to maintain a competitive </w:t>
+      </w:r>
+      <w:proofErr w:type="gramStart"/>
+      <w:r>
+        <w:t>balance, and</w:t>
+      </w:r>
+      <w:proofErr w:type="gramEnd"/>
+      <w:r>
+        <w:t xml:space="preserve"> falls back to relative-to-player pacing when the recorded data runs out. </w:t>
       </w:r>
     </w:p>
     <w:p>
@@ -8026,13 +9398,37 @@
         <w:spacing w:line="240" w:lineRule="auto"/>
       </w:pPr>
       <w:r>
-        <w:t xml:space="preserve">The SessionManager uses </w:t>
+        <w:t xml:space="preserve">The </w:t>
+      </w:r>
+      <w:proofErr w:type="spellStart"/>
+      <w:r>
+        <w:t>SessionManager</w:t>
+      </w:r>
+      <w:proofErr w:type="spellEnd"/>
+      <w:r>
+        <w:t xml:space="preserve"> uses </w:t>
       </w:r>
       <w:r>
         <w:t>coroutines</w:t>
       </w:r>
       <w:r>
-        <w:t xml:space="preserve"> for time-dependent processes like paceline rotation, and racing progression, as well as injects second-by-second data to the AI’s in the competitive scenario. It also works with Unity’s NavMesh system for navigation around the virtual velodrome.</w:t>
+        <w:t xml:space="preserve"> for time-dependent processes like paceline rotation, and racing progression, as well as injects second-by-second data to the </w:t>
+      </w:r>
+      <w:proofErr w:type="gramStart"/>
+      <w:r>
+        <w:t>AI’s</w:t>
+      </w:r>
+      <w:proofErr w:type="gramEnd"/>
+      <w:r>
+        <w:t xml:space="preserve"> in the competitive scenario. It also works with Unity’s </w:t>
+      </w:r>
+      <w:proofErr w:type="spellStart"/>
+      <w:r>
+        <w:t>NavMesh</w:t>
+      </w:r>
+      <w:proofErr w:type="spellEnd"/>
+      <w:r>
+        <w:t xml:space="preserve"> system for navigation around the virtual velodrome.</w:t>
       </w:r>
     </w:p>
     <w:p>
@@ -8074,6 +9470,7 @@
           <w:bCs/>
         </w:rPr>
       </w:pPr>
+      <w:proofErr w:type="spellStart"/>
       <w:r>
         <w:rPr>
           <w:b/>
@@ -8081,6 +9478,7 @@
         </w:rPr>
         <w:t>BicycleAI.cs</w:t>
       </w:r>
+      <w:proofErr w:type="spellEnd"/>
     </w:p>
     <w:p>
       <w:pPr>
@@ -8091,8 +9489,55 @@
         </w:numPr>
         <w:spacing w:line="240" w:lineRule="auto"/>
       </w:pPr>
-      <w:r>
-        <w:t>BicycleAI.cs serves as a controller for the bicycle gameObject that uses Unity’s NavMesh system to navigate around the virtual velodrome. The script manages different bicycle behaviours depending on their role (player,competitor,teammate) and the current game mode (baseline,cooperative,competitive). Its core components include:</w:t>
+      <w:proofErr w:type="spellStart"/>
+      <w:r>
+        <w:t>BicycleAI.cs</w:t>
+      </w:r>
+      <w:proofErr w:type="spellEnd"/>
+      <w:r>
+        <w:t xml:space="preserve"> serves as a controller for the bicycle </w:t>
+      </w:r>
+      <w:proofErr w:type="spellStart"/>
+      <w:r>
+        <w:t>gameObject</w:t>
+      </w:r>
+      <w:proofErr w:type="spellEnd"/>
+      <w:r>
+        <w:t xml:space="preserve"> that uses Unity’s </w:t>
+      </w:r>
+      <w:proofErr w:type="spellStart"/>
+      <w:r>
+        <w:t>NavMesh</w:t>
+      </w:r>
+      <w:proofErr w:type="spellEnd"/>
+      <w:r>
+        <w:t xml:space="preserve"> system to navigate around the virtual velodrome. The script manages different bicycle behaviours depending on their role (</w:t>
+      </w:r>
+      <w:proofErr w:type="spellStart"/>
+      <w:proofErr w:type="gramStart"/>
+      <w:r>
+        <w:t>player,competitor</w:t>
+      </w:r>
+      <w:proofErr w:type="gramEnd"/>
+      <w:r>
+        <w:t>,teammate</w:t>
+      </w:r>
+      <w:proofErr w:type="spellEnd"/>
+      <w:r>
+        <w:t>) and the current game mode (</w:t>
+      </w:r>
+      <w:proofErr w:type="spellStart"/>
+      <w:proofErr w:type="gramStart"/>
+      <w:r>
+        <w:t>baseline,cooperative</w:t>
+      </w:r>
+      <w:proofErr w:type="gramEnd"/>
+      <w:r>
+        <w:t>,competitive</w:t>
+      </w:r>
+      <w:proofErr w:type="spellEnd"/>
+      <w:r>
+        <w:t>). Its core components include:</w:t>
       </w:r>
     </w:p>
     <w:p>
@@ -8119,7 +9564,62 @@
         <w:spacing w:line="240" w:lineRule="auto"/>
       </w:pPr>
       <w:r>
-        <w:t>The script manages its behaviour based on the assigned AIType and AIState that can be assigned in the inspector and changed at runtime. There are three AITypes (Player,Competitor,Teammate) and two AIStates (Pulling,Drafting).</w:t>
+        <w:t xml:space="preserve">The script manages its behaviour based on the assigned </w:t>
+      </w:r>
+      <w:proofErr w:type="spellStart"/>
+      <w:r>
+        <w:t>AIType</w:t>
+      </w:r>
+      <w:proofErr w:type="spellEnd"/>
+      <w:r>
+        <w:t xml:space="preserve"> and </w:t>
+      </w:r>
+      <w:proofErr w:type="spellStart"/>
+      <w:r>
+        <w:t>AIState</w:t>
+      </w:r>
+      <w:proofErr w:type="spellEnd"/>
+      <w:r>
+        <w:t xml:space="preserve"> that can be assigned in the inspector and changed at runtime. There are three </w:t>
+      </w:r>
+      <w:proofErr w:type="spellStart"/>
+      <w:r>
+        <w:t>AITypes</w:t>
+      </w:r>
+      <w:proofErr w:type="spellEnd"/>
+      <w:r>
+        <w:t xml:space="preserve"> (</w:t>
+      </w:r>
+      <w:proofErr w:type="spellStart"/>
+      <w:proofErr w:type="gramStart"/>
+      <w:r>
+        <w:t>Player,Competitor</w:t>
+      </w:r>
+      <w:proofErr w:type="gramEnd"/>
+      <w:r>
+        <w:t>,Teammate</w:t>
+      </w:r>
+      <w:proofErr w:type="spellEnd"/>
+      <w:r>
+        <w:t xml:space="preserve">) and two </w:t>
+      </w:r>
+      <w:proofErr w:type="spellStart"/>
+      <w:r>
+        <w:t>AIStates</w:t>
+      </w:r>
+      <w:proofErr w:type="spellEnd"/>
+      <w:r>
+        <w:t xml:space="preserve"> (</w:t>
+      </w:r>
+      <w:proofErr w:type="spellStart"/>
+      <w:proofErr w:type="gramStart"/>
+      <w:r>
+        <w:t>Pulling,Drafting</w:t>
+      </w:r>
+      <w:proofErr w:type="spellEnd"/>
+      <w:proofErr w:type="gramEnd"/>
+      <w:r>
+        <w:t>).</w:t>
       </w:r>
     </w:p>
     <w:p>
@@ -8146,7 +9646,31 @@
         <w:spacing w:line="240" w:lineRule="auto"/>
       </w:pPr>
       <w:r>
-        <w:t>The script uses Unity’s NavMesh system for pathfinding, and implements a custom path smoothing method using Catmull-Rom splines. It adjusts the speed of the NavMeshAgent attached to the bike based on scenario and positioning of the AI.</w:t>
+        <w:t xml:space="preserve">The script uses Unity’s </w:t>
+      </w:r>
+      <w:proofErr w:type="spellStart"/>
+      <w:r>
+        <w:t>NavMesh</w:t>
+      </w:r>
+      <w:proofErr w:type="spellEnd"/>
+      <w:r>
+        <w:t xml:space="preserve"> system for </w:t>
+      </w:r>
+      <w:proofErr w:type="gramStart"/>
+      <w:r>
+        <w:t>pathfinding, and</w:t>
+      </w:r>
+      <w:proofErr w:type="gramEnd"/>
+      <w:r>
+        <w:t xml:space="preserve"> implements a custom path smoothing method using Catmull-Rom splines. It adjusts the speed of the </w:t>
+      </w:r>
+      <w:proofErr w:type="spellStart"/>
+      <w:r>
+        <w:t>NavMeshAgent</w:t>
+      </w:r>
+      <w:proofErr w:type="spellEnd"/>
+      <w:r>
+        <w:t xml:space="preserve"> attached to the bike based on scenario and positioning of the AI.</w:t>
       </w:r>
     </w:p>
     <w:p>
@@ -8214,6 +9738,7 @@
           <w:bCs/>
         </w:rPr>
       </w:pPr>
+      <w:proofErr w:type="spellStart"/>
       <w:r>
         <w:rPr>
           <w:b/>
@@ -8222,6 +9747,7 @@
         <w:lastRenderedPageBreak/>
         <w:t>BicycleSmoothRotation.cs</w:t>
       </w:r>
+      <w:proofErr w:type="spellEnd"/>
     </w:p>
     <w:p>
       <w:pPr>
@@ -8232,8 +9758,37 @@
         </w:numPr>
         <w:spacing w:line="240" w:lineRule="auto"/>
       </w:pPr>
-      <w:r>
-        <w:t>BicycleSmoothRotation.cs works alongside the BicycleAI.cs script on the bicycle object and is implemented to solve the problem of snap turning with Unity’s NavMeshAgent navigation. Without this script the navigation rotation is based on the angular velocity of the object, which if set to a low value works smoothly at low speeds but at high speeds will not be able to follow the path found for the agent and will send it flying off of the edge of the velodrome as a result. If the angular velocity is set too high, then the agent can follow the path but will jolt every time the agent hits a vertex in the path.</w:t>
+      <w:proofErr w:type="spellStart"/>
+      <w:r>
+        <w:t>BicycleSmoothRotation.cs</w:t>
+      </w:r>
+      <w:proofErr w:type="spellEnd"/>
+      <w:r>
+        <w:t xml:space="preserve"> works alongside the </w:t>
+      </w:r>
+      <w:proofErr w:type="spellStart"/>
+      <w:r>
+        <w:t>BicycleAI.cs</w:t>
+      </w:r>
+      <w:proofErr w:type="spellEnd"/>
+      <w:r>
+        <w:t xml:space="preserve"> script on the bicycle object and is implemented to solve the problem of snap turning with Unity’s </w:t>
+      </w:r>
+      <w:proofErr w:type="spellStart"/>
+      <w:r>
+        <w:t>NavMeshAgent</w:t>
+      </w:r>
+      <w:proofErr w:type="spellEnd"/>
+      <w:r>
+        <w:t xml:space="preserve"> navigation. Without this script the navigation rotation is based on the angular velocity of the object, which if set to a low value works smoothly at low speeds but at high speeds will not be able to follow the path found for the agent and will send it flying </w:t>
+      </w:r>
+      <w:proofErr w:type="gramStart"/>
+      <w:r>
+        <w:t>off of</w:t>
+      </w:r>
+      <w:proofErr w:type="gramEnd"/>
+      <w:r>
+        <w:t xml:space="preserve"> the edge of the velodrome as a result. If the angular velocity is set too high, then the agent can follow the path but will jolt every time the agent hits a vertex in the path.</w:t>
       </w:r>
     </w:p>
     <w:p>
@@ -8245,8 +9800,13 @@
         </w:numPr>
         <w:spacing w:line="240" w:lineRule="auto"/>
       </w:pPr>
-      <w:r>
-        <w:t>BicycleSmoothRotation.cs handles this problem by adjusting the rotation of the agent itself. It does this by looking ahead on the path and anticipating corners (vertices) and then smoothing the rotation using a quaternion interpolation to create a gradual turn rather than a snap turn, adjusting the turning speed based on the velocity of the bicycle object.</w:t>
+      <w:proofErr w:type="spellStart"/>
+      <w:r>
+        <w:t>BicycleSmoothRotation.cs</w:t>
+      </w:r>
+      <w:proofErr w:type="spellEnd"/>
+      <w:r>
+        <w:t xml:space="preserve"> handles this problem by adjusting the rotation of the agent itself. It does this by looking ahead on the path and anticipating corners (vertices) and then smoothing the rotation using a quaternion interpolation to create a gradual turn rather than a snap turn, adjusting the turning speed based on the velocity of the bicycle object.</w:t>
       </w:r>
     </w:p>
     <w:p>
@@ -8263,12 +9823,21 @@
           <w:bCs/>
         </w:rPr>
       </w:pPr>
-      <w:r>
-        <w:rPr>
-          <w:b/>
-          <w:bCs/>
-        </w:rPr>
-        <w:t>SlopeRotation.cs (Not used in study)</w:t>
+      <w:proofErr w:type="spellStart"/>
+      <w:r>
+        <w:rPr>
+          <w:b/>
+          <w:bCs/>
+        </w:rPr>
+        <w:t>SlopeRotation.cs</w:t>
+      </w:r>
+      <w:proofErr w:type="spellEnd"/>
+      <w:r>
+        <w:rPr>
+          <w:b/>
+          <w:bCs/>
+        </w:rPr>
+        <w:t xml:space="preserve"> (Not used in study)</w:t>
       </w:r>
     </w:p>
     <w:p>
@@ -8280,8 +9849,21 @@
         </w:numPr>
         <w:spacing w:line="240" w:lineRule="auto"/>
       </w:pPr>
-      <w:r>
-        <w:t>SlopeRotation.cs is an experimental script aimed at enhancing the level of engagement for participants during their sessions. Its functionality consists of rotating the bicycle (and with that the player) to the angle of the velodrome banking. That way when the user goes around corners they lean into it virtually creating a greater sense of speed around the bends. This script was not attached to the player object during the study due to peer-feedback during development concluding that it could potentially cause dizziness and confusion to the user. When peers tried riding with this script enabled, they found themselves wobbling on the static bike in real life and saying that it made them feel unwell even after brief use.</w:t>
+      <w:proofErr w:type="spellStart"/>
+      <w:r>
+        <w:t>SlopeRotation.cs</w:t>
+      </w:r>
+      <w:proofErr w:type="spellEnd"/>
+      <w:r>
+        <w:t xml:space="preserve"> is an experimental script aimed at enhancing the level of engagement for participants during their sessions. Its functionality consists of rotating the bicycle (and with that the player) to the angle of the velodrome banking. That way when the user goes around </w:t>
+      </w:r>
+      <w:proofErr w:type="gramStart"/>
+      <w:r>
+        <w:t>corners</w:t>
+      </w:r>
+      <w:proofErr w:type="gramEnd"/>
+      <w:r>
+        <w:t xml:space="preserve"> they lean into it virtually creating a greater sense of speed around the bends. This script was not attached to the player object during the study due to peer-feedback during development concluding that it could potentially cause dizziness and confusion to the user. When peers tried riding with this script enabled, they found themselves wobbling on the static bike in real life and saying that it made them feel unwell even after brief use.</w:t>
       </w:r>
     </w:p>
     <w:p>
@@ -8298,6 +9880,7 @@
           <w:bCs/>
         </w:rPr>
       </w:pPr>
+      <w:proofErr w:type="spellStart"/>
       <w:r>
         <w:rPr>
           <w:b/>
@@ -8305,6 +9888,7 @@
         </w:rPr>
         <w:t>OpacityController.cs</w:t>
       </w:r>
+      <w:proofErr w:type="spellEnd"/>
     </w:p>
     <w:p>
       <w:pPr>
@@ -8315,8 +9899,13 @@
         </w:numPr>
         <w:spacing w:line="240" w:lineRule="auto"/>
       </w:pPr>
-      <w:r>
-        <w:t>OpacityController.cs is a script implemented to reduce opacity or hide the mesh of the adaptive AI depending on how close they were to the player. Since in the prototype collision handling between the bicycles (mainly in the competitive scenario) was not addressed, this solution was found to help prevent dizziness for the user. It works by comparing the distance between the object itself and the player, and if the object is too close to the player it attempts to reduce the opacity of the object. If that fails it disables the renderer all together until a sufficient distance is found.</w:t>
+      <w:proofErr w:type="spellStart"/>
+      <w:r>
+        <w:t>OpacityController.cs</w:t>
+      </w:r>
+      <w:proofErr w:type="spellEnd"/>
+      <w:r>
+        <w:t xml:space="preserve"> is a script implemented to reduce opacity or hide the mesh of the adaptive AI depending on how close they were to the player. Since in the prototype collision handling between the bicycles (mainly in the competitive scenario) was not addressed, this solution was found to help prevent dizziness for the user. It works by comparing the distance between the object itself and the player, and if the object is too close to the player it attempts to reduce the opacity of the object. If that fails it disables the renderer all together until a sufficient distance is found.</w:t>
       </w:r>
     </w:p>
     <w:p>
@@ -8347,13 +9936,37 @@
         <w:spacing w:line="240" w:lineRule="auto"/>
       </w:pPr>
       <w:r>
-        <w:t xml:space="preserve">Bluetooth was by far the most tedious part of the project as it went through the most iterations of all the components in the project. Initially, Bluetooth was managed by an FTMS indoor bike script which was present in the Unity scene and utilised the standard BLE library for windows through BleWinrtDLL.dll in the project, this solution was quick and easy to set up with really only the device UUID’s and main execution sequence to </w:t>
-      </w:r>
-      <w:r>
-        <w:t xml:space="preserve">customise to the specific use case for this project. This worked great for receiving the bike data and receiving the heartrate data once all the correct values were plugged in. However, it did not work so great when you try to do them both asynchronously. The methods implemented in the BleApi have a parameter that can be passed through which enables or disables a block to prevent other devices from using the BLE service, </w:t>
-      </w:r>
-      <w:r>
-        <w:t xml:space="preserve">despite these parameters being set to false they still would not both run at the same time. To try to combat this two separate scripts were </w:t>
+        <w:t xml:space="preserve">Bluetooth was by far the most tedious part of the project as it went through the most iterations of all the components in the project. Initially, Bluetooth was managed by an FTMS indoor bike script which was present in the Unity scene and utilised the standard BLE library for windows through BleWinrtDLL.dll in the project, this solution was quick and easy to set up with </w:t>
+      </w:r>
+      <w:proofErr w:type="gramStart"/>
+      <w:r>
+        <w:t>really only</w:t>
+      </w:r>
+      <w:proofErr w:type="gramEnd"/>
+      <w:r>
+        <w:t xml:space="preserve"> the device UUID’s and main execution sequence to </w:t>
+      </w:r>
+      <w:r>
+        <w:t xml:space="preserve">customise to the specific use case for this project. This worked great for receiving the bike data and receiving the heartrate data once all the correct values were plugged in. However, it did not work so great when you try to do them both asynchronously. The methods implemented in the </w:t>
+      </w:r>
+      <w:proofErr w:type="spellStart"/>
+      <w:r>
+        <w:t>BleApi</w:t>
+      </w:r>
+      <w:proofErr w:type="spellEnd"/>
+      <w:r>
+        <w:t xml:space="preserve"> have a parameter that can be passed through which enables or disables a block to prevent other devices from using the BLE service, </w:t>
+      </w:r>
+      <w:r>
+        <w:t xml:space="preserve">despite these parameters being set to false they still would not both run at the same time. To try to combat </w:t>
+      </w:r>
+      <w:proofErr w:type="gramStart"/>
+      <w:r>
+        <w:t>this two separate scripts</w:t>
+      </w:r>
+      <w:proofErr w:type="gramEnd"/>
+      <w:r>
+        <w:t xml:space="preserve"> were </w:t>
       </w:r>
       <w:r>
         <w:t>written</w:t>
@@ -8372,13 +9985,37 @@
         <w:spacing w:line="240" w:lineRule="auto"/>
       </w:pPr>
       <w:r>
-        <w:t>In the end the solution in the final prototype uses two separate Bluetooth libraries on two separate programs and two separate receival mechanisms. The heartrate data is received via the BleApi in the BleWinrtDLL.dll file</w:t>
-      </w:r>
-      <w:r>
-        <w:t xml:space="preserve">, and the exercise bike data is received by a separate python script which then passes the received data into Unity via websockets. </w:t>
-      </w:r>
-      <w:r>
-        <w:t xml:space="preserve">The data is then passed to the DataManager for cleaning and processing. </w:t>
+        <w:t xml:space="preserve">In the end the solution in the final prototype uses two separate Bluetooth libraries on two separate programs and two separate receival mechanisms. The heartrate data is received via the </w:t>
+      </w:r>
+      <w:proofErr w:type="spellStart"/>
+      <w:r>
+        <w:t>BleApi</w:t>
+      </w:r>
+      <w:proofErr w:type="spellEnd"/>
+      <w:r>
+        <w:t xml:space="preserve"> in the BleWinrtDLL.dll file</w:t>
+      </w:r>
+      <w:r>
+        <w:t xml:space="preserve">, and the exercise bike data is received by a separate python script which then passes the received data into Unity via </w:t>
+      </w:r>
+      <w:proofErr w:type="spellStart"/>
+      <w:r>
+        <w:t>websockets</w:t>
+      </w:r>
+      <w:proofErr w:type="spellEnd"/>
+      <w:r>
+        <w:t xml:space="preserve">. </w:t>
+      </w:r>
+      <w:r>
+        <w:t xml:space="preserve">The data is then passed to the </w:t>
+      </w:r>
+      <w:proofErr w:type="spellStart"/>
+      <w:r>
+        <w:t>DataManager</w:t>
+      </w:r>
+      <w:proofErr w:type="spellEnd"/>
+      <w:r>
+        <w:t xml:space="preserve"> for cleaning and processing. </w:t>
       </w:r>
       <w:r>
         <w:t xml:space="preserve">This solution was not ideal as it was </w:t>
@@ -8691,7 +10328,37 @@
         <w:rPr>
           <w:rFonts w:ascii="Times New Roman" w:hAnsi="Times New Roman" w:cs="Times New Roman"/>
         </w:rPr>
-        <w:t xml:space="preserve">Above is a snippet of the main execution within the websocket.py file. When the program runs you can see that an asynchronous loop is set on the main function to run continuously until a keyboard interrupt or closure of the terminal by the user. What this does is set up the websocket server and starts connecting to the exercise bike, making use of asynchio.gather() to run them both concurrently. </w:t>
+        <w:t xml:space="preserve">Above is a snippet of the main execution within the websocket.py file. When the program runs you can see that an asynchronous loop is set on the main function to run continuously until a keyboard interrupt or closure of the terminal by the user. What this does is set up the </w:t>
+      </w:r>
+      <w:proofErr w:type="spellStart"/>
+      <w:r>
+        <w:rPr>
+          <w:rFonts w:ascii="Times New Roman" w:hAnsi="Times New Roman" w:cs="Times New Roman"/>
+        </w:rPr>
+        <w:t>websocket</w:t>
+      </w:r>
+      <w:proofErr w:type="spellEnd"/>
+      <w:r>
+        <w:rPr>
+          <w:rFonts w:ascii="Times New Roman" w:hAnsi="Times New Roman" w:cs="Times New Roman"/>
+        </w:rPr>
+        <w:t xml:space="preserve"> server and starts connecting to the exercise bike, making use of </w:t>
+      </w:r>
+      <w:proofErr w:type="spellStart"/>
+      <w:proofErr w:type="gramStart"/>
+      <w:r>
+        <w:rPr>
+          <w:rFonts w:ascii="Times New Roman" w:hAnsi="Times New Roman" w:cs="Times New Roman"/>
+        </w:rPr>
+        <w:t>asynchio.gather</w:t>
+      </w:r>
+      <w:proofErr w:type="spellEnd"/>
+      <w:proofErr w:type="gramEnd"/>
+      <w:r>
+        <w:rPr>
+          <w:rFonts w:ascii="Times New Roman" w:hAnsi="Times New Roman" w:cs="Times New Roman"/>
+        </w:rPr>
+        <w:t xml:space="preserve">() to run them both concurrently. </w:t>
       </w:r>
     </w:p>
     <w:p>
@@ -8703,7 +10370,31 @@
       </w:pPr>
       <w:r>
         <w:lastRenderedPageBreak/>
-        <w:t xml:space="preserve">This JSON message is then received by the WebSocketClient.cs script in the Unity project. The purpose of WebSocketClient is to connect to the WebSocketServer and to parse and process the FTMS data received from the python script. </w:t>
+        <w:t xml:space="preserve">This JSON message is then received by the </w:t>
+      </w:r>
+      <w:proofErr w:type="spellStart"/>
+      <w:r>
+        <w:t>WebSocketClient.cs</w:t>
+      </w:r>
+      <w:proofErr w:type="spellEnd"/>
+      <w:r>
+        <w:t xml:space="preserve"> script in the Unity project. The purpose of </w:t>
+      </w:r>
+      <w:proofErr w:type="spellStart"/>
+      <w:r>
+        <w:t>WebSocketClient</w:t>
+      </w:r>
+      <w:proofErr w:type="spellEnd"/>
+      <w:r>
+        <w:t xml:space="preserve"> is to connect to the </w:t>
+      </w:r>
+      <w:proofErr w:type="spellStart"/>
+      <w:r>
+        <w:t>WebSocketServer</w:t>
+      </w:r>
+      <w:proofErr w:type="spellEnd"/>
+      <w:r>
+        <w:t xml:space="preserve"> and to parse and process the FTMS data received from the python script. </w:t>
       </w:r>
     </w:p>
     <w:p>
@@ -8738,7 +10429,23 @@
         <w:spacing w:line="240" w:lineRule="auto"/>
       </w:pPr>
       <w:r>
-        <w:t xml:space="preserve">Heart rate connectivity is handled by two scripts written in C#. the first one is the connector (HeartRateMonitor.cs) which utilises the BleApi within the BleWinrtDLL.dll library. </w:t>
+        <w:t>Heart rate connectivity is handled by two scripts written in C#. the first one is the connector (</w:t>
+      </w:r>
+      <w:proofErr w:type="spellStart"/>
+      <w:r>
+        <w:t>HeartRateMonitor.cs</w:t>
+      </w:r>
+      <w:proofErr w:type="spellEnd"/>
+      <w:r>
+        <w:t xml:space="preserve">) which utilises the </w:t>
+      </w:r>
+      <w:proofErr w:type="spellStart"/>
+      <w:r>
+        <w:t>BleApi</w:t>
+      </w:r>
+      <w:proofErr w:type="spellEnd"/>
+      <w:r>
+        <w:t xml:space="preserve"> within the BleWinrtDLL.dll library. </w:t>
       </w:r>
       <w:r>
         <w:t>This class encapsulates the full BLE connection and data reading process for heart rate monitors in Unity. It manages connection flow, data interpretation, error handling, and UI updates.</w:t>
@@ -8754,7 +10461,31 @@
         <w:spacing w:line="240" w:lineRule="auto"/>
       </w:pPr>
       <w:r>
-        <w:t>The second class to the heart rate connectivity implementation is the HeartRateMonitor_UI class that acts as a UI controller for the HeartRateMonitor class. It manages the heart rate monitor connection, updates heart rate data each frame, and provides interface methods to update connection parameters via Unity’s UI. It is to be attached to a GameObject in a Unity scene.</w:t>
+        <w:t xml:space="preserve">The second class to the heart rate connectivity implementation is the </w:t>
+      </w:r>
+      <w:proofErr w:type="spellStart"/>
+      <w:r>
+        <w:t>HeartRateMonitor_UI</w:t>
+      </w:r>
+      <w:proofErr w:type="spellEnd"/>
+      <w:r>
+        <w:t xml:space="preserve"> class that acts as a UI controller for the </w:t>
+      </w:r>
+      <w:proofErr w:type="spellStart"/>
+      <w:r>
+        <w:t>HeartRateMonitor</w:t>
+      </w:r>
+      <w:proofErr w:type="spellEnd"/>
+      <w:r>
+        <w:t xml:space="preserve"> class. It manages the heart rate monitor connection, updates heart rate data each frame, and provides interface methods to update connection parameters via Unity’s UI. It is to be attached to a </w:t>
+      </w:r>
+      <w:proofErr w:type="spellStart"/>
+      <w:r>
+        <w:t>GameObject</w:t>
+      </w:r>
+      <w:proofErr w:type="spellEnd"/>
+      <w:r>
+        <w:t xml:space="preserve"> in a Unity scene.</w:t>
       </w:r>
       <w:r>
         <w:t xml:space="preserve"> Below are the methods implemented in this class and their functionality:</w:t>
@@ -8770,7 +10501,23 @@
         <w:spacing w:line="240" w:lineRule="auto"/>
       </w:pPr>
       <w:r>
-        <w:t>To summarise, the HeartRateMonitor_UI class is the script that bridges the BLE logic handled by the HeartRateMonitor script with the Unity editor and the game logic that consumes the HR data. This class ensures the app automatically connects on launch and keeps BLE processing in sync with the Unity game loop.</w:t>
+        <w:t xml:space="preserve">To summarise, the </w:t>
+      </w:r>
+      <w:proofErr w:type="spellStart"/>
+      <w:r>
+        <w:t>HeartRateMonitor_UI</w:t>
+      </w:r>
+      <w:proofErr w:type="spellEnd"/>
+      <w:r>
+        <w:t xml:space="preserve"> class is the script that bridges the BLE logic handled by the </w:t>
+      </w:r>
+      <w:proofErr w:type="spellStart"/>
+      <w:r>
+        <w:t>HeartRateMonitor</w:t>
+      </w:r>
+      <w:proofErr w:type="spellEnd"/>
+      <w:r>
+        <w:t xml:space="preserve"> script with the Unity editor and the game logic that consumes the HR data. This class ensures the app automatically connects on launch and keeps BLE processing in sync with the Unity game loop.</w:t>
       </w:r>
     </w:p>
     <w:p>
@@ -8807,7 +10554,15 @@
         <w:t>, generating boxplots for both the RPE scale and IMI inventory (both overall, and subscale)</w:t>
       </w:r>
       <w:r>
-        <w:t>. It contains loaders for each individual spreadsheet to ensure that the data is correctly formatted into Pandas Dataframes, as well as a main execution that runs functions to generate each plot.</w:t>
+        <w:t xml:space="preserve">. It contains loaders for each individual spreadsheet to ensure that the data is correctly formatted into Pandas </w:t>
+      </w:r>
+      <w:proofErr w:type="spellStart"/>
+      <w:r>
+        <w:t>Dataframes</w:t>
+      </w:r>
+      <w:proofErr w:type="spellEnd"/>
+      <w:r>
+        <w:t>, as well as a main execution that runs functions to generate each plot.</w:t>
       </w:r>
     </w:p>
     <w:p>
@@ -9196,7 +10951,15 @@
         <w:ind w:firstLine="0"/>
       </w:pPr>
       <w:r>
-        <w:t>The VR Cycling Ramp Test Post-Scenario Questionnaire asked participants likert scale questions on their enjoyment, if they felt motion sick etc, and collected qualitative feedback on what participants thought what was good, what was missing, what made them push harder etc. This questionnaire was completed after every visit.</w:t>
+        <w:t xml:space="preserve">The VR Cycling Ramp Test Post-Scenario Questionnaire asked participants </w:t>
+      </w:r>
+      <w:proofErr w:type="spellStart"/>
+      <w:r>
+        <w:t>likert</w:t>
+      </w:r>
+      <w:proofErr w:type="spellEnd"/>
+      <w:r>
+        <w:t xml:space="preserve"> scale questions on their enjoyment, if they felt motion sick etc, and collected qualitative feedback on what participants thought what was good, what was missing, what made them push harder etc. This questionnaire was completed after every visit.</w:t>
       </w:r>
     </w:p>
     <w:p>
@@ -9210,7 +10973,15 @@
         <w:ind w:firstLine="0"/>
       </w:pPr>
       <w:r>
-        <w:t>The Big Five Inventory asked participants questions on the Big Five Personality Test and was used to look for correlations of particular personality types favouring and outperforming in particular social dynamics. This was completed after the final visit.</w:t>
+        <w:t xml:space="preserve">The Big Five Inventory asked participants questions on the Big Five Personality Test and was used to look for correlations of </w:t>
+      </w:r>
+      <w:proofErr w:type="gramStart"/>
+      <w:r>
+        <w:t>particular personality</w:t>
+      </w:r>
+      <w:proofErr w:type="gramEnd"/>
+      <w:r>
+        <w:t xml:space="preserve"> types favouring and outperforming in particular social dynamics. This was completed after the final visit.</w:t>
       </w:r>
     </w:p>
     <w:p>
@@ -9628,7 +11399,21 @@
         <w:rPr>
           <w:rFonts w:ascii="Times New Roman" w:hAnsi="Times New Roman" w:cs="Times New Roman"/>
         </w:rPr>
-        <w:t xml:space="preserve">No form of equipment malfunction could cause harm to the participant, in the event that data collection devices fail at runtime the session </w:t>
+        <w:t xml:space="preserve">No form of equipment malfunction could cause harm to the participant, </w:t>
+      </w:r>
+      <w:proofErr w:type="gramStart"/>
+      <w:r>
+        <w:rPr>
+          <w:rFonts w:ascii="Times New Roman" w:hAnsi="Times New Roman" w:cs="Times New Roman"/>
+        </w:rPr>
+        <w:t>in the event that</w:t>
+      </w:r>
+      <w:proofErr w:type="gramEnd"/>
+      <w:r>
+        <w:rPr>
+          <w:rFonts w:ascii="Times New Roman" w:hAnsi="Times New Roman" w:cs="Times New Roman"/>
+        </w:rPr>
+        <w:t xml:space="preserve"> data collection devices fail at runtime the session </w:t>
       </w:r>
       <w:r>
         <w:rPr>
@@ -10383,7 +12168,7 @@
                 <w:noProof/>
               </w:rPr>
               <w:drawing>
-                <wp:inline distT="0" distB="0" distL="0" distR="0" wp14:anchorId="07310118" wp14:editId="429D9079">
+                <wp:inline distT="0" distB="0" distL="0" distR="0" wp14:anchorId="07310118" wp14:editId="59CAF2A0">
                   <wp:extent cx="2135664" cy="1068779"/>
                   <wp:effectExtent l="0" t="0" r="0" b="0"/>
                   <wp:docPr id="1005321835" name="Picture 8"/>
@@ -10451,7 +12236,7 @@
                 <w:noProof/>
               </w:rPr>
               <w:drawing>
-                <wp:inline distT="0" distB="0" distL="0" distR="0" wp14:anchorId="0BC0CFAE" wp14:editId="17B62B08">
+                <wp:inline distT="0" distB="0" distL="0" distR="0" wp14:anchorId="0BC0CFAE" wp14:editId="2A42A544">
                   <wp:extent cx="2161310" cy="1081614"/>
                   <wp:effectExtent l="0" t="0" r="0" b="4445"/>
                   <wp:docPr id="357566954" name="Picture 9"/>
@@ -10542,7 +12327,7 @@
                 <w:noProof/>
               </w:rPr>
               <w:drawing>
-                <wp:inline distT="0" distB="0" distL="0" distR="0" wp14:anchorId="2B1E56DC" wp14:editId="316C02DA">
+                <wp:inline distT="0" distB="0" distL="0" distR="0" wp14:anchorId="2B1E56DC" wp14:editId="41425EFB">
                   <wp:extent cx="2183125" cy="1092530"/>
                   <wp:effectExtent l="0" t="0" r="8255" b="0"/>
                   <wp:docPr id="1682078547" name="Picture 12"/>
@@ -14198,13 +15983,37 @@
         <w:t>Enhanced Environmental Design:</w:t>
       </w:r>
       <w:r>
-        <w:t xml:space="preserve"> several responses said they would feel more motivated if there were changes to the environment of the application, “A more detailed surrounding”, “more immersive vr environment”, “More engaging map like zwift for extra stimulation/distraction from discomfort/exertion”</w:t>
+        <w:t xml:space="preserve"> several responses said they would feel more motivated if there were changes to the environment of the application, “A more detailed surrounding”, “more immersive </w:t>
+      </w:r>
+      <w:proofErr w:type="spellStart"/>
+      <w:r>
+        <w:t>vr</w:t>
+      </w:r>
+      <w:proofErr w:type="spellEnd"/>
+      <w:r>
+        <w:t xml:space="preserve"> environment”, “More engaging map like </w:t>
+      </w:r>
+      <w:proofErr w:type="spellStart"/>
+      <w:r>
+        <w:t>zwift</w:t>
+      </w:r>
+      <w:proofErr w:type="spellEnd"/>
+      <w:r>
+        <w:t xml:space="preserve"> for extra stimulation/distraction from discomfort/exertion”</w:t>
       </w:r>
       <w:r>
         <w:t>, “</w:t>
       </w:r>
       <w:r>
-        <w:t>If the scenario provide different sceneries instead of looping in the same scene, it will be more enjoyable</w:t>
+        <w:t xml:space="preserve">If the scenario </w:t>
+      </w:r>
+      <w:proofErr w:type="gramStart"/>
+      <w:r>
+        <w:t>provide</w:t>
+      </w:r>
+      <w:proofErr w:type="gramEnd"/>
+      <w:r>
+        <w:t xml:space="preserve"> different sceneries instead of looping in the same scene, it will be more enjoyable</w:t>
       </w:r>
       <w:r>
         <w:t xml:space="preserve">”. </w:t>
@@ -14260,10 +16069,46 @@
         <w:t>”, “</w:t>
       </w:r>
       <w:r>
-        <w:t>maybe more pacers, i felt like i was never able to catch the ai ahead of me. it couldve been made more realistic if the ai went around me to overtake rather than through me. this could have made me see them coming a bit better and make me push as they try to overtake</w:t>
-      </w:r>
-      <w:r>
-        <w:t>”. From an observational perspective as the developer it was noticeable in the study that the consistency of the AI with regards to the distance from the player in the competitive scenario was heavily down to the users ability to maintain a consistent cadence and power output.</w:t>
+        <w:t xml:space="preserve">maybe more pacers, </w:t>
+      </w:r>
+      <w:proofErr w:type="spellStart"/>
+      <w:r>
+        <w:t>i</w:t>
+      </w:r>
+      <w:proofErr w:type="spellEnd"/>
+      <w:r>
+        <w:t xml:space="preserve"> felt like </w:t>
+      </w:r>
+      <w:proofErr w:type="spellStart"/>
+      <w:r>
+        <w:t>i</w:t>
+      </w:r>
+      <w:proofErr w:type="spellEnd"/>
+      <w:r>
+        <w:t xml:space="preserve"> was never able to catch the ai ahead of me. it </w:t>
+      </w:r>
+      <w:r>
+        <w:t>could’ve</w:t>
+      </w:r>
+      <w:r>
+        <w:t xml:space="preserve"> been made more realistic if the ai went around me to overtake rather than through me. this could have made me see them coming a bit better and make me push as they try to overtake</w:t>
+      </w:r>
+      <w:r>
+        <w:t xml:space="preserve">”. From an observational perspective as the </w:t>
+      </w:r>
+      <w:r>
+        <w:t>developer,</w:t>
+      </w:r>
+      <w:r>
+        <w:t xml:space="preserve"> it was noticeable in the study that the consistency of the AI with regards to the distance from the player in the competitive scenario was heavily down to the </w:t>
+      </w:r>
+      <w:proofErr w:type="gramStart"/>
+      <w:r>
+        <w:t>users</w:t>
+      </w:r>
+      <w:proofErr w:type="gramEnd"/>
+      <w:r>
+        <w:t xml:space="preserve"> ability to maintain a consistent cadence and power output.</w:t>
       </w:r>
     </w:p>
     <w:p>
@@ -14286,13 +16131,29 @@
         <w:t xml:space="preserve"> multiple participants suggested the implementation of visible progress bars, collectable items, and virtual rewards or prizes for effort. “</w:t>
       </w:r>
       <w:r>
-        <w:t>a way of goal setting to see progress visually ie progress bars</w:t>
+        <w:t xml:space="preserve">a way of goal setting to see progress visually </w:t>
+      </w:r>
+      <w:proofErr w:type="spellStart"/>
+      <w:r>
+        <w:t>ie</w:t>
+      </w:r>
+      <w:proofErr w:type="spellEnd"/>
+      <w:r>
+        <w:t xml:space="preserve"> progress bars</w:t>
       </w:r>
       <w:r>
         <w:t>”, “</w:t>
       </w:r>
       <w:r>
-        <w:t>buttons to collect like mario kart</w:t>
+        <w:t xml:space="preserve">buttons to collect like </w:t>
+      </w:r>
+      <w:proofErr w:type="spellStart"/>
+      <w:r>
+        <w:t>mario</w:t>
+      </w:r>
+      <w:proofErr w:type="spellEnd"/>
+      <w:r>
+        <w:t xml:space="preserve"> kart</w:t>
       </w:r>
       <w:r>
         <w:t xml:space="preserve">”, </w:t>
@@ -14300,8 +16161,13 @@
       <w:r>
         <w:t>“</w:t>
       </w:r>
-      <w:r>
-        <w:t>vr prizes for how hard you push</w:t>
+      <w:proofErr w:type="spellStart"/>
+      <w:r>
+        <w:t>vr</w:t>
+      </w:r>
+      <w:proofErr w:type="spellEnd"/>
+      <w:r>
+        <w:t xml:space="preserve"> prizes for how hard you push</w:t>
       </w:r>
       <w:r>
         <w:t>”.</w:t>
@@ -14324,7 +16190,15 @@
         <w:t>User Experience Improvements:</w:t>
       </w:r>
       <w:r>
-        <w:t xml:space="preserve"> music and bike customisation was suggested as a motivational element, as well as techniques to reduce motion sickness. “</w:t>
+        <w:t xml:space="preserve"> music and bike customisation </w:t>
+      </w:r>
+      <w:proofErr w:type="gramStart"/>
+      <w:r>
+        <w:t>was</w:t>
+      </w:r>
+      <w:proofErr w:type="gramEnd"/>
+      <w:r>
+        <w:t xml:space="preserve"> suggested as a motivational element, as well as techniques to reduce motion sickness. “</w:t>
       </w:r>
       <w:r>
         <w:t>If I can choose different bikes, scenario and AI. For example, use my friend data as AI and ride in a forest environment.</w:t>
@@ -14377,8 +16251,13 @@
       <w:r>
         <w:t>”, “</w:t>
       </w:r>
-      <w:r>
-        <w:t>i would have liked if there was a way to earn your way to be at the front of the group - I figured that it just changes spaces every 10 seconds which can become a bit predictable.</w:t>
+      <w:proofErr w:type="spellStart"/>
+      <w:r>
+        <w:t>i</w:t>
+      </w:r>
+      <w:proofErr w:type="spellEnd"/>
+      <w:r>
+        <w:t xml:space="preserve"> would have liked if there was a way to earn your way to be at the front of the group - I figured that it just changes spaces every 10 seconds which can become a bit predictable.</w:t>
       </w:r>
       <w:r>
         <w:t>”.</w:t>
@@ -14490,7 +16369,15 @@
         <w:t>”. Notably a few participants said that discomfort was reduced after the first session suggesting the social elements may have provided a distraction to the discomfort/motion sickness, “</w:t>
       </w:r>
       <w:r>
-        <w:t>barely felt any motion sickness compared to last time i did it.</w:t>
+        <w:t xml:space="preserve">barely felt any motion sickness compared to last time </w:t>
+      </w:r>
+      <w:proofErr w:type="spellStart"/>
+      <w:r>
+        <w:t>i</w:t>
+      </w:r>
+      <w:proofErr w:type="spellEnd"/>
+      <w:r>
+        <w:t xml:space="preserve"> did it.</w:t>
       </w:r>
       <w:r>
         <w:t>”, “</w:t>
@@ -14619,6 +16506,18 @@
     </w:p>
     <w:p>
       <w:pPr>
+        <w:pStyle w:val="CustomHeading"/>
+        <w:numPr>
+          <w:ilvl w:val="0"/>
+          <w:numId w:val="0"/>
+        </w:numPr>
+      </w:pPr>
+      <w:r>
+        <w:t xml:space="preserve">Motion sickness was indeed an issue encountered during the study, a few of the participants said they felt motion sick throughout the workout, expressing that it would worsen as the effort went on. However, a many of the participants who completed multiple visits said that they felt the effect less when in AI scenarios. This suggests that either it is quick to overcome the initial motion sickness of the solution, and/or that the use of AI as a focus point for the user creates a distraction from the effect. </w:t>
+      </w:r>
+    </w:p>
+    <w:p>
+      <w:pPr>
         <w:pStyle w:val="ListParagraph"/>
         <w:numPr>
           <w:ilvl w:val="2"/>
@@ -14651,6 +16550,73 @@
     </w:p>
     <w:p>
       <w:pPr>
+        <w:pStyle w:val="CustomHeading"/>
+        <w:numPr>
+          <w:ilvl w:val="0"/>
+          <w:numId w:val="0"/>
+        </w:numPr>
+      </w:pPr>
+      <w:r>
+        <w:t xml:space="preserve">The cooperative scenario AI performed as intended in the scenario for all participants, irrelevant of participant power output the AI moved around the user in a structured formation and kept a tight group. Some participants said that the rotation mechanism was displeasing to the eye and felt that it was distracting them from getting into a level of exercise flow state, </w:t>
+      </w:r>
+      <w:r>
+        <w:lastRenderedPageBreak/>
+        <w:t xml:space="preserve">this should be further refined for future work. </w:t>
+      </w:r>
+      <w:proofErr w:type="gramStart"/>
+      <w:r>
+        <w:t>Overall</w:t>
+      </w:r>
+      <w:proofErr w:type="gramEnd"/>
+      <w:r>
+        <w:t xml:space="preserve"> the data from the post-scenario questionnaire and the performance plots suggests that the use of AI </w:t>
+      </w:r>
+      <w:proofErr w:type="gramStart"/>
+      <w:r>
+        <w:t>NPC’s</w:t>
+      </w:r>
+      <w:proofErr w:type="gramEnd"/>
+      <w:r>
+        <w:t xml:space="preserve"> in the cooperative scenario did increase users want to push harder for the “team effort”.</w:t>
+      </w:r>
+    </w:p>
+    <w:p>
+      <w:pPr>
+        <w:pStyle w:val="CustomHeading"/>
+        <w:numPr>
+          <w:ilvl w:val="0"/>
+          <w:numId w:val="0"/>
+        </w:numPr>
+      </w:pPr>
+      <w:r>
+        <w:t xml:space="preserve">The effectiveness of the interactive feedforward in the competitive scenario was inconsistent for participants. Some participants found that they were able to catch their competitors and said that it was a </w:t>
+      </w:r>
+      <w:r>
+        <w:t>primary</w:t>
+      </w:r>
+      <w:r>
+        <w:t xml:space="preserve"> driver for their effort. Others said they thought that the competition should have been closer to them to really get that effect. </w:t>
+      </w:r>
+      <w:r>
+        <w:t>Overall,</w:t>
+      </w:r>
+      <w:r>
+        <w:t xml:space="preserve"> the mechanism did what it was meant to but the effectiveness of it should be further refined to </w:t>
+      </w:r>
+      <w:proofErr w:type="gramStart"/>
+      <w:r>
+        <w:t>take into account</w:t>
+      </w:r>
+      <w:proofErr w:type="gramEnd"/>
+      <w:r>
+        <w:t xml:space="preserve"> for a variety of user input styles. </w:t>
+      </w:r>
+      <w:r>
+        <w:t>The responses to the post-scenario questionnaire show that the presence of the competition strongly made participants want to push harder to avoid “losing” to them.</w:t>
+      </w:r>
+    </w:p>
+    <w:p>
+      <w:pPr>
         <w:pStyle w:val="ListParagraph"/>
         <w:numPr>
           <w:ilvl w:val="2"/>
@@ -14675,6 +16641,54 @@
     </w:p>
     <w:p>
       <w:pPr>
+        <w:pStyle w:val="CustomHeading"/>
+        <w:numPr>
+          <w:ilvl w:val="0"/>
+          <w:numId w:val="0"/>
+        </w:numPr>
+      </w:pPr>
+      <w:r>
+        <w:t xml:space="preserve">When presented with a question asking participants if they felt the VR system was easy to understand and they understood what they were meant to do, across all scenarios the feedback averaged a score above 6 on the Likert scale. This shows that participants felt that the user interface was intuitive and explained the functionality and what was asked of them well. </w:t>
+      </w:r>
+    </w:p>
+    <w:p>
+      <w:pPr>
+        <w:pStyle w:val="CustomHeading"/>
+        <w:numPr>
+          <w:ilvl w:val="0"/>
+          <w:numId w:val="0"/>
+        </w:numPr>
+      </w:pPr>
+      <w:r>
+        <w:t>BOX PLOT HERE</w:t>
+      </w:r>
+    </w:p>
+    <w:p>
+      <w:pPr>
+        <w:pStyle w:val="CustomHeading"/>
+        <w:numPr>
+          <w:ilvl w:val="0"/>
+          <w:numId w:val="0"/>
+        </w:numPr>
+      </w:pPr>
+      <w:r>
+        <w:t>When presented with a question asking about the intuitiveness and effort required to navigate the program users all on average agreed that the system did not require much effort to figure out. Additionally, participants agreed on average that the graphics and visual elements of the program were clear and helped them understand their progress and position in the scenario.</w:t>
+      </w:r>
+    </w:p>
+    <w:p>
+      <w:pPr>
+        <w:pStyle w:val="CustomHeading"/>
+        <w:numPr>
+          <w:ilvl w:val="0"/>
+          <w:numId w:val="0"/>
+        </w:numPr>
+      </w:pPr>
+      <w:r>
+        <w:t>BOX PLOTS HERE</w:t>
+      </w:r>
+    </w:p>
+    <w:p>
+      <w:pPr>
         <w:pStyle w:val="ListParagraph"/>
         <w:numPr>
           <w:ilvl w:val="2"/>
@@ -14699,6 +16713,128 @@
     </w:p>
     <w:p>
       <w:pPr>
+        <w:pStyle w:val="CustomHeading"/>
+        <w:numPr>
+          <w:ilvl w:val="0"/>
+          <w:numId w:val="0"/>
+        </w:numPr>
+      </w:pPr>
+      <w:r>
+        <w:rPr>
+          <w:b/>
+          <w:bCs/>
+        </w:rPr>
+        <w:t xml:space="preserve">Designing for User Engagement and Motivation </w:t>
+      </w:r>
+      <w:r>
+        <w:t>– It is recommendable to incorporate rewards systems and progression systems to keep the user engaged and motivated to keep exercising. Traditional points-based systems could suffice for these allowing users to collect units of a game currency to keep them hooked. Diversity and expand users’ surroundings/environment to pose as a distraction from the workout and to potentially reduce motion sickness.</w:t>
+      </w:r>
+    </w:p>
+    <w:p>
+      <w:pPr>
+        <w:pStyle w:val="CustomHeading"/>
+        <w:numPr>
+          <w:ilvl w:val="0"/>
+          <w:numId w:val="0"/>
+        </w:numPr>
+      </w:pPr>
+      <w:r>
+        <w:rPr>
+          <w:b/>
+          <w:bCs/>
+        </w:rPr>
+        <w:t>Designing for Accessibility and Inclusivity</w:t>
+      </w:r>
+      <w:r>
+        <w:rPr>
+          <w:b/>
+          <w:bCs/>
+        </w:rPr>
+        <w:t xml:space="preserve"> </w:t>
+      </w:r>
+      <w:r>
+        <w:t>– Offer adjustable settings for physical abilities, adaptive AI is a good idea however requires refinement to make it perfect for the user. Ensure a simplistic and intuitive user interface that doesn’t require preexisting VR knowledge to operate. Implement controller-free solutions for ease-of-use as controller experiences are impractical with exercise.</w:t>
+      </w:r>
+    </w:p>
+    <w:p>
+      <w:pPr>
+        <w:pStyle w:val="CustomHeading"/>
+        <w:numPr>
+          <w:ilvl w:val="0"/>
+          <w:numId w:val="0"/>
+        </w:numPr>
+      </w:pPr>
+      <w:r>
+        <w:rPr>
+          <w:b/>
+          <w:bCs/>
+        </w:rPr>
+        <w:t xml:space="preserve">Designing for Data </w:t>
+      </w:r>
+      <w:r>
+        <w:rPr>
+          <w:b/>
+          <w:bCs/>
+        </w:rPr>
+        <w:t xml:space="preserve">Tracking and Real-time Feedback </w:t>
+      </w:r>
+      <w:r>
+        <w:t>– Utilise Heads-Up Display’s with toggleable visibility to keep users incentivised with their own performance. Utilise logging methods outside of writing in real-time to spreadsheets as over long workouts it can become damaging to performance, use JSON storage methods instead.</w:t>
+      </w:r>
+    </w:p>
+    <w:p>
+      <w:pPr>
+        <w:pStyle w:val="CustomHeading"/>
+        <w:numPr>
+          <w:ilvl w:val="0"/>
+          <w:numId w:val="0"/>
+        </w:numPr>
+      </w:pPr>
+      <w:r>
+        <w:rPr>
+          <w:b/>
+          <w:bCs/>
+        </w:rPr>
+        <w:t xml:space="preserve">Designing for </w:t>
+      </w:r>
+      <w:r>
+        <w:rPr>
+          <w:b/>
+          <w:bCs/>
+        </w:rPr>
+        <w:t>Gameplay</w:t>
+      </w:r>
+      <w:r>
+        <w:rPr>
+          <w:b/>
+          <w:bCs/>
+        </w:rPr>
+        <w:t xml:space="preserve"> Features</w:t>
+      </w:r>
+      <w:r>
+        <w:t xml:space="preserve"> – Implement multiplayer connectivity to boost user motivation. Use </w:t>
+      </w:r>
+      <w:r>
+        <w:t xml:space="preserve">long grace periods at beginning of workouts involving historical AI to cancel out any differences in </w:t>
+      </w:r>
+      <w:proofErr w:type="gramStart"/>
+      <w:r>
+        <w:t>warm ups</w:t>
+      </w:r>
+      <w:proofErr w:type="gramEnd"/>
+      <w:r>
+        <w:t xml:space="preserve"> compared to training data.</w:t>
+      </w:r>
+      <w:r>
+        <w:t xml:space="preserve"> Straight line maps are more </w:t>
+      </w:r>
+      <w:r>
+        <w:lastRenderedPageBreak/>
+        <w:t>favoured for accessibility as inexperienced VR users find corners to be a cause of motion sickness.</w:t>
+      </w:r>
+    </w:p>
+    <w:p>
+      <w:pPr>
         <w:pStyle w:val="ListParagraph"/>
         <w:numPr>
           <w:ilvl w:val="2"/>
@@ -14718,14 +16854,135 @@
           <w:b/>
           <w:bCs/>
         </w:rPr>
-        <w:t xml:space="preserve">Issues encountered (bugs, AI behaviour, data collection reliability). </w:t>
+        <w:t xml:space="preserve">Primary </w:t>
+      </w:r>
+      <w:r>
+        <w:rPr>
+          <w:rFonts w:ascii="Times New Roman" w:hAnsi="Times New Roman" w:cs="Times New Roman"/>
+          <w:b/>
+          <w:bCs/>
+        </w:rPr>
+        <w:t xml:space="preserve">Issues encountered </w:t>
+      </w:r>
+    </w:p>
+    <w:p>
+      <w:pPr>
+        <w:pStyle w:val="CustomHeading"/>
+        <w:numPr>
+          <w:ilvl w:val="0"/>
+          <w:numId w:val="0"/>
+        </w:numPr>
+      </w:pPr>
+      <w:r>
+        <w:rPr>
+          <w:b/>
+          <w:bCs/>
+        </w:rPr>
+        <w:t>Bluetooth connectivity</w:t>
+      </w:r>
+      <w:r>
+        <w:t xml:space="preserve"> – </w:t>
+      </w:r>
+      <w:r>
+        <w:t xml:space="preserve">The </w:t>
+      </w:r>
+      <w:proofErr w:type="spellStart"/>
+      <w:r>
+        <w:t>BLE.dll’s</w:t>
+      </w:r>
+      <w:proofErr w:type="spellEnd"/>
+      <w:r>
+        <w:t xml:space="preserve"> inability to manage two connections asynchronously caused overcomplication in the Bluetooth component of this project. </w:t>
+      </w:r>
+      <w:r>
+        <w:t xml:space="preserve">The current use of BLE libraries would be impractical in a full solution, it would be better if an adaptable plugin was defined </w:t>
+      </w:r>
+      <w:r>
+        <w:t xml:space="preserve">for use </w:t>
+      </w:r>
+      <w:r>
+        <w:t>before implementation.</w:t>
+      </w:r>
+    </w:p>
+    <w:p>
+      <w:pPr>
+        <w:pStyle w:val="CustomHeading"/>
+        <w:numPr>
+          <w:ilvl w:val="0"/>
+          <w:numId w:val="0"/>
+        </w:numPr>
+      </w:pPr>
+      <w:r>
+        <w:rPr>
+          <w:b/>
+          <w:bCs/>
+        </w:rPr>
+        <w:t>AI Questionable Reliability</w:t>
+      </w:r>
+      <w:r>
+        <w:t xml:space="preserve"> – The competitive AI mechanics were hit and miss and relied too heavily on the </w:t>
+      </w:r>
+      <w:r>
+        <w:t>user’s</w:t>
+      </w:r>
+      <w:r>
+        <w:t xml:space="preserve"> heartrate for modification, if the user began the workout at even a slightly lower heartrate it would give the AI an overly significant head start hindering the </w:t>
+      </w:r>
+      <w:r>
+        <w:t>user’s</w:t>
+      </w:r>
+      <w:r>
+        <w:t xml:space="preserve"> ability to catch them.</w:t>
+      </w:r>
+    </w:p>
+    <w:p>
+      <w:pPr>
+        <w:pStyle w:val="CustomHeading"/>
+        <w:numPr>
+          <w:ilvl w:val="0"/>
+          <w:numId w:val="0"/>
+        </w:numPr>
+      </w:pPr>
+      <w:r>
+        <w:rPr>
+          <w:b/>
+          <w:bCs/>
+        </w:rPr>
+        <w:t>Data Logging Performance Concerns</w:t>
+      </w:r>
+      <w:r>
+        <w:t xml:space="preserve"> – For particularly active participants who could last longer in the sessions, frame rate drops were experienced </w:t>
+      </w:r>
+      <w:proofErr w:type="gramStart"/>
+      <w:r>
+        <w:t>later on</w:t>
+      </w:r>
+      <w:proofErr w:type="gramEnd"/>
+      <w:r>
+        <w:t xml:space="preserve"> into the session. For future use algorithmic time complexity should be optimised to prevent such performance issues.</w:t>
+      </w:r>
+    </w:p>
+    <w:p>
+      <w:pPr>
+        <w:pStyle w:val="CustomHeading"/>
+        <w:rPr>
+          <w:b/>
+          <w:bCs/>
+        </w:rPr>
+      </w:pPr>
+      <w:r>
+        <w:rPr>
+          <w:b/>
+          <w:bCs/>
+        </w:rPr>
+        <w:t>Conclusions and Future Work</w:t>
       </w:r>
     </w:p>
     <w:p>
       <w:pPr>
         <w:pStyle w:val="ListParagraph"/>
         <w:numPr>
-          <w:ilvl w:val="2"/>
+          <w:ilvl w:val="1"/>
           <w:numId w:val="2"/>
         </w:numPr>
         <w:spacing w:after="0" w:line="240" w:lineRule="auto"/>
@@ -14742,23 +16999,84 @@
           <w:b/>
           <w:bCs/>
         </w:rPr>
-        <w:t>Validation of the game as a fitness tool.</w:t>
+        <w:t>Summary of Key Findings</w:t>
       </w:r>
     </w:p>
     <w:p>
       <w:pPr>
         <w:pStyle w:val="CustomHeading"/>
-        <w:rPr>
-          <w:b/>
-          <w:bCs/>
-        </w:rPr>
-      </w:pPr>
-      <w:r>
-        <w:rPr>
-          <w:b/>
-          <w:bCs/>
-        </w:rPr>
-        <w:t>Conclusions and Future Work</w:t>
+        <w:numPr>
+          <w:ilvl w:val="0"/>
+          <w:numId w:val="0"/>
+        </w:numPr>
+      </w:pPr>
+      <w:r>
+        <w:t xml:space="preserve">This </w:t>
+      </w:r>
+      <w:r>
+        <w:t>project</w:t>
+      </w:r>
+      <w:r>
+        <w:t xml:space="preserve"> set out to research how cooperative and competitive social dynamics influence user engagement, intrinsic motivation, and performance. </w:t>
+      </w:r>
+      <w:r>
+        <w:t>The</w:t>
+      </w:r>
+      <w:r>
+        <w:t xml:space="preserve"> user study found that the implemented social dynamics both increased </w:t>
+      </w:r>
+      <w:r>
+        <w:t xml:space="preserve">intrinsic </w:t>
+      </w:r>
+      <w:r>
+        <w:t>motivation and engagement</w:t>
+      </w:r>
+      <w:r>
+        <w:t xml:space="preserve">. No correlations between </w:t>
+      </w:r>
+      <w:proofErr w:type="gramStart"/>
+      <w:r>
+        <w:t>particular personalities</w:t>
+      </w:r>
+      <w:proofErr w:type="gramEnd"/>
+      <w:r>
+        <w:t xml:space="preserve"> could be identified from the used participant pool as virtually all </w:t>
+      </w:r>
+      <w:r>
+        <w:t>lines</w:t>
+      </w:r>
+      <w:r>
+        <w:t xml:space="preserve"> of motivational and engagement questioning pointed that competitive social dynamics are more favourable than cooperative, but both are more favourable than solo cycling. </w:t>
+      </w:r>
+    </w:p>
+    <w:p>
+      <w:pPr>
+        <w:pStyle w:val="CustomHeading"/>
+        <w:numPr>
+          <w:ilvl w:val="0"/>
+          <w:numId w:val="0"/>
+        </w:numPr>
+      </w:pPr>
+      <w:r>
+        <w:t xml:space="preserve">Additionally, it was found that participants </w:t>
+      </w:r>
+      <w:r>
+        <w:t>desired increased gamification and namedropped traditional concepts like points-based systems to be more of a driver of exertion for them. Participants</w:t>
+      </w:r>
+      <w:r>
+        <w:t xml:space="preserve"> also</w:t>
+      </w:r>
+      <w:r>
+        <w:t xml:space="preserve"> enjoyed the use of a Heads-Up Display as it gave them </w:t>
+      </w:r>
+      <w:r>
+        <w:t xml:space="preserve">clear </w:t>
+      </w:r>
+      <w:r>
+        <w:t xml:space="preserve">knowledge of their performance and the </w:t>
+      </w:r>
+      <w:r>
+        <w:t>timer feature was noted as a particularly key motivator.</w:t>
       </w:r>
     </w:p>
     <w:p>
@@ -14782,79 +17100,6 @@
           <w:b/>
           <w:bCs/>
         </w:rPr>
-        <w:t>Summary of Key Findings</w:t>
-      </w:r>
-    </w:p>
-    <w:p>
-      <w:pPr>
-        <w:pStyle w:val="ListParagraph"/>
-        <w:numPr>
-          <w:ilvl w:val="2"/>
-          <w:numId w:val="2"/>
-        </w:numPr>
-        <w:spacing w:after="0" w:line="240" w:lineRule="auto"/>
-        <w:ind w:firstLine="0"/>
-        <w:rPr>
-          <w:rFonts w:ascii="Times New Roman" w:hAnsi="Times New Roman" w:cs="Times New Roman"/>
-          <w:b/>
-          <w:bCs/>
-        </w:rPr>
-      </w:pPr>
-      <w:r>
-        <w:rPr>
-          <w:rFonts w:ascii="Times New Roman" w:hAnsi="Times New Roman" w:cs="Times New Roman"/>
-          <w:b/>
-          <w:bCs/>
-        </w:rPr>
-        <w:t>Impact of competition and cooperation on user performance and engagement.</w:t>
-      </w:r>
-    </w:p>
-    <w:p>
-      <w:pPr>
-        <w:pStyle w:val="ListParagraph"/>
-        <w:numPr>
-          <w:ilvl w:val="2"/>
-          <w:numId w:val="2"/>
-        </w:numPr>
-        <w:spacing w:after="0" w:line="240" w:lineRule="auto"/>
-        <w:ind w:firstLine="0"/>
-        <w:rPr>
-          <w:rFonts w:ascii="Times New Roman" w:hAnsi="Times New Roman" w:cs="Times New Roman"/>
-          <w:b/>
-          <w:bCs/>
-        </w:rPr>
-      </w:pPr>
-      <w:r>
-        <w:rPr>
-          <w:rFonts w:ascii="Times New Roman" w:hAnsi="Times New Roman" w:cs="Times New Roman"/>
-          <w:b/>
-          <w:bCs/>
-        </w:rPr>
-        <w:t>Strengths and weaknesses of the developed system.</w:t>
-      </w:r>
-    </w:p>
-    <w:p>
-      <w:pPr>
-        <w:pStyle w:val="ListParagraph"/>
-        <w:numPr>
-          <w:ilvl w:val="1"/>
-          <w:numId w:val="2"/>
-        </w:numPr>
-        <w:spacing w:after="0" w:line="240" w:lineRule="auto"/>
-        <w:ind w:firstLine="0"/>
-        <w:rPr>
-          <w:rFonts w:ascii="Times New Roman" w:hAnsi="Times New Roman" w:cs="Times New Roman"/>
-          <w:b/>
-          <w:bCs/>
-        </w:rPr>
-      </w:pPr>
-      <w:r>
-        <w:rPr>
-          <w:rFonts w:ascii="Times New Roman" w:hAnsi="Times New Roman" w:cs="Times New Roman"/>
-          <w:b/>
-          <w:bCs/>
-        </w:rPr>
-        <w:lastRenderedPageBreak/>
         <w:t>Contributions to the field</w:t>
       </w:r>
     </w:p>

--- a/Final Report.docx
+++ b/Final Report.docx
@@ -5655,7 +5655,7 @@
           <w:noProof/>
         </w:rPr>
         <w:drawing>
-          <wp:anchor distT="0" distB="0" distL="114300" distR="114300" simplePos="0" relativeHeight="251659264" behindDoc="0" locked="0" layoutInCell="1" allowOverlap="1" wp14:anchorId="6DB218F0" wp14:editId="59CAC48E">
+          <wp:anchor distT="0" distB="0" distL="114300" distR="114300" simplePos="0" relativeHeight="251659264" behindDoc="0" locked="0" layoutInCell="1" allowOverlap="1" wp14:anchorId="6DB218F0" wp14:editId="77C25B8D">
             <wp:simplePos x="0" y="0"/>
             <wp:positionH relativeFrom="margin">
               <wp:align>left</wp:align>
@@ -12168,7 +12168,7 @@
                 <w:noProof/>
               </w:rPr>
               <w:drawing>
-                <wp:inline distT="0" distB="0" distL="0" distR="0" wp14:anchorId="07310118" wp14:editId="59CAF2A0">
+                <wp:inline distT="0" distB="0" distL="0" distR="0" wp14:anchorId="07310118" wp14:editId="5C1A4B29">
                   <wp:extent cx="2135664" cy="1068779"/>
                   <wp:effectExtent l="0" t="0" r="0" b="0"/>
                   <wp:docPr id="1005321835" name="Picture 8"/>
@@ -12236,7 +12236,7 @@
                 <w:noProof/>
               </w:rPr>
               <w:drawing>
-                <wp:inline distT="0" distB="0" distL="0" distR="0" wp14:anchorId="0BC0CFAE" wp14:editId="2A42A544">
+                <wp:inline distT="0" distB="0" distL="0" distR="0" wp14:anchorId="0BC0CFAE" wp14:editId="2FD366C4">
                   <wp:extent cx="2161310" cy="1081614"/>
                   <wp:effectExtent l="0" t="0" r="0" b="4445"/>
                   <wp:docPr id="357566954" name="Picture 9"/>
@@ -12327,7 +12327,7 @@
                 <w:noProof/>
               </w:rPr>
               <w:drawing>
-                <wp:inline distT="0" distB="0" distL="0" distR="0" wp14:anchorId="2B1E56DC" wp14:editId="41425EFB">
+                <wp:inline distT="0" distB="0" distL="0" distR="0" wp14:anchorId="2B1E56DC" wp14:editId="03D8D0EB">
                   <wp:extent cx="2183125" cy="1092530"/>
                   <wp:effectExtent l="0" t="0" r="8255" b="0"/>
                   <wp:docPr id="1682078547" name="Picture 12"/>
@@ -16005,15 +16005,7 @@
         <w:t>, “</w:t>
       </w:r>
       <w:r>
-        <w:t xml:space="preserve">If the scenario </w:t>
-      </w:r>
-      <w:proofErr w:type="gramStart"/>
-      <w:r>
-        <w:t>provide</w:t>
-      </w:r>
-      <w:proofErr w:type="gramEnd"/>
-      <w:r>
-        <w:t xml:space="preserve"> different sceneries instead of looping in the same scene, it will be more enjoyable</w:t>
+        <w:t>If the scenario provide different sceneries instead of looping in the same scene, it will be more enjoyable</w:t>
       </w:r>
       <w:r>
         <w:t xml:space="preserve">”. </w:t>
@@ -16953,11 +16945,9 @@
       <w:r>
         <w:t xml:space="preserve"> – For particularly active participants who could last longer in the sessions, frame rate drops were experienced </w:t>
       </w:r>
-      <w:proofErr w:type="gramStart"/>
-      <w:r>
-        <w:t>later on</w:t>
-      </w:r>
-      <w:proofErr w:type="gramEnd"/>
+      <w:r>
+        <w:t>later</w:t>
+      </w:r>
       <w:r>
         <w:t xml:space="preserve"> into the session. For future use algorithmic time complexity should be optimised to prevent such performance issues.</w:t>
       </w:r>
@@ -17032,15 +17022,7 @@
         <w:t>motivation and engagement</w:t>
       </w:r>
       <w:r>
-        <w:t xml:space="preserve">. No correlations between </w:t>
-      </w:r>
-      <w:proofErr w:type="gramStart"/>
-      <w:r>
-        <w:t>particular personalities</w:t>
-      </w:r>
-      <w:proofErr w:type="gramEnd"/>
-      <w:r>
-        <w:t xml:space="preserve"> could be identified from the used participant pool as virtually all </w:t>
+        <w:t xml:space="preserve">. No correlations between particular personalities could be identified from the used participant pool as virtually all </w:t>
       </w:r>
       <w:r>
         <w:t>lines</w:t>
@@ -17177,6 +17159,60 @@
     </w:p>
     <w:p>
       <w:pPr>
+        <w:pStyle w:val="CustomHeading"/>
+        <w:numPr>
+          <w:ilvl w:val="0"/>
+          <w:numId w:val="0"/>
+        </w:numPr>
+        <w:ind w:left="420" w:hanging="420"/>
+      </w:pPr>
+      <w:r>
+        <w:t xml:space="preserve">Improving AI – As stated earlier, the current AI serve as a </w:t>
+      </w:r>
+      <w:r>
+        <w:t xml:space="preserve">strong foundation for social dynamic implementation in exergames. However, there is plenty that can still be done to better motivate and engage the user. If the time constraints on this project weren’t so limiting, the implementation of a more comprehensive AI system would be used, which would </w:t>
+      </w:r>
+      <w:proofErr w:type="gramStart"/>
+      <w:r>
+        <w:t>take into account</w:t>
+      </w:r>
+      <w:proofErr w:type="gramEnd"/>
+      <w:r>
+        <w:t xml:space="preserve"> not only </w:t>
+      </w:r>
+      <w:proofErr w:type="gramStart"/>
+      <w:r>
+        <w:t>individuals</w:t>
+      </w:r>
+      <w:proofErr w:type="gramEnd"/>
+      <w:r>
+        <w:t xml:space="preserve"> performance, but how their cycling style, and strengths and weaknesses (e.g. endurance, interval training, etc). </w:t>
+      </w:r>
+    </w:p>
+    <w:p>
+      <w:pPr>
+        <w:pStyle w:val="CustomHeading"/>
+        <w:numPr>
+          <w:ilvl w:val="0"/>
+          <w:numId w:val="0"/>
+        </w:numPr>
+        <w:ind w:left="420" w:hanging="420"/>
+      </w:pPr>
+      <w:r>
+        <w:t xml:space="preserve">Improving Gamification </w:t>
+      </w:r>
+      <w:r>
+        <w:t xml:space="preserve">&amp; Environmental </w:t>
+      </w:r>
+      <w:r>
+        <w:t xml:space="preserve">Elements – </w:t>
+      </w:r>
+      <w:r>
+        <w:t xml:space="preserve">Expanding the use of gamification in the project would be highly beneficial as it was requested by participants. Specifically points-based progression systems, achievements, or rewards that could keep users motivated and engaged. Improvements to the environment would also </w:t>
+      </w:r>
+    </w:p>
+    <w:p>
+      <w:pPr>
         <w:pStyle w:val="ListParagraph"/>
         <w:numPr>
           <w:ilvl w:val="2"/>
@@ -17196,15 +17232,7 @@
           <w:b/>
           <w:bCs/>
         </w:rPr>
-        <w:t>Improving</w:t>
-      </w:r>
-      <w:r>
-        <w:rPr>
-          <w:rFonts w:ascii="Times New Roman" w:hAnsi="Times New Roman" w:cs="Times New Roman"/>
-          <w:b/>
-          <w:bCs/>
-        </w:rPr>
-        <w:t xml:space="preserve"> AI to better adapt to different skill levels.</w:t>
+        <w:t>Improved gamification</w:t>
       </w:r>
     </w:p>
     <w:p>
@@ -17228,72 +17256,25 @@
           <w:b/>
           <w:bCs/>
         </w:rPr>
-        <w:t>Expanding to multiplayer online modes.</w:t>
-      </w:r>
-    </w:p>
-    <w:p>
-      <w:pPr>
-        <w:pStyle w:val="ListParagraph"/>
-        <w:numPr>
-          <w:ilvl w:val="2"/>
-          <w:numId w:val="2"/>
-        </w:numPr>
+        <w:t>Multiplayer functionality</w:t>
+      </w:r>
+    </w:p>
+    <w:p>
+      <w:pPr>
         <w:spacing w:after="0" w:line="240" w:lineRule="auto"/>
-        <w:ind w:firstLine="0"/>
-        <w:rPr>
-          <w:rFonts w:ascii="Times New Roman" w:hAnsi="Times New Roman" w:cs="Times New Roman"/>
-          <w:b/>
-          <w:bCs/>
-        </w:rPr>
-      </w:pPr>
-      <w:r>
-        <w:rPr>
-          <w:rFonts w:ascii="Times New Roman" w:hAnsi="Times New Roman" w:cs="Times New Roman"/>
-          <w:b/>
-          <w:bCs/>
-        </w:rPr>
-        <w:t>Longitudinal studies on fitness adherence using the developed platform.</w:t>
-      </w:r>
-    </w:p>
-    <w:p>
-      <w:pPr>
-        <w:pStyle w:val="ListParagraph"/>
-        <w:numPr>
-          <w:ilvl w:val="2"/>
-          <w:numId w:val="2"/>
-        </w:numPr>
-        <w:spacing w:after="0" w:line="240" w:lineRule="auto"/>
-        <w:ind w:firstLine="0"/>
-        <w:rPr>
-          <w:rFonts w:ascii="Times New Roman" w:hAnsi="Times New Roman" w:cs="Times New Roman"/>
-          <w:b/>
-          <w:bCs/>
-        </w:rPr>
-      </w:pPr>
-      <w:r>
-        <w:rPr>
-          <w:rFonts w:ascii="Times New Roman" w:hAnsi="Times New Roman" w:cs="Times New Roman"/>
-          <w:b/>
-          <w:bCs/>
-        </w:rPr>
-        <w:t>Broader application in rehab and sports training.</w:t>
-      </w:r>
-    </w:p>
-    <w:p>
-      <w:pPr>
-        <w:spacing w:after="0" w:line="240" w:lineRule="auto"/>
-        <w:rPr>
-          <w:rFonts w:ascii="Times New Roman" w:hAnsi="Times New Roman" w:cs="Times New Roman"/>
-          <w:b/>
-          <w:bCs/>
-        </w:rPr>
-      </w:pPr>
-      <w:r>
-        <w:rPr>
-          <w:rFonts w:ascii="Times New Roman" w:hAnsi="Times New Roman" w:cs="Times New Roman"/>
-          <w:b/>
-          <w:bCs/>
-        </w:rPr>
+        <w:rPr>
+          <w:rFonts w:ascii="Times New Roman" w:hAnsi="Times New Roman" w:cs="Times New Roman"/>
+          <w:b/>
+          <w:bCs/>
+        </w:rPr>
+      </w:pPr>
+      <w:r>
+        <w:rPr>
+          <w:rFonts w:ascii="Times New Roman" w:hAnsi="Times New Roman" w:cs="Times New Roman"/>
+          <w:b/>
+          <w:bCs/>
+        </w:rPr>
+        <w:lastRenderedPageBreak/>
         <w:t>References:</w:t>
       </w:r>
     </w:p>

--- a/Final Report.docx
+++ b/Final Report.docx
@@ -4,7 +4,7 @@
   <w:body>
     <w:p>
       <w:pPr>
-        <w:spacing w:after="0" w:line="240" w:lineRule="auto"/>
+        <w:spacing w:after="0"/>
         <w:rPr>
           <w:rFonts w:ascii="Times New Roman" w:hAnsi="Times New Roman" w:cs="Times New Roman"/>
         </w:rPr>
@@ -18,7 +18,7 @@
     </w:p>
     <w:p>
       <w:pPr>
-        <w:spacing w:after="0" w:line="240" w:lineRule="auto"/>
+        <w:spacing w:after="0"/>
         <w:rPr>
           <w:rFonts w:ascii="Times New Roman" w:hAnsi="Times New Roman" w:cs="Times New Roman"/>
         </w:rPr>
@@ -32,7 +32,7 @@
     </w:p>
     <w:p>
       <w:pPr>
-        <w:spacing w:after="0" w:line="240" w:lineRule="auto"/>
+        <w:spacing w:after="0"/>
         <w:rPr>
           <w:rFonts w:ascii="Times New Roman" w:hAnsi="Times New Roman" w:cs="Times New Roman"/>
         </w:rPr>
@@ -46,7 +46,7 @@
     </w:p>
     <w:p>
       <w:pPr>
-        <w:spacing w:after="0" w:line="240" w:lineRule="auto"/>
+        <w:spacing w:after="0"/>
         <w:rPr>
           <w:rFonts w:ascii="Times New Roman" w:hAnsi="Times New Roman" w:cs="Times New Roman"/>
         </w:rPr>
@@ -60,7 +60,7 @@
     </w:p>
     <w:p>
       <w:pPr>
-        <w:spacing w:after="0" w:line="240" w:lineRule="auto"/>
+        <w:spacing w:after="0"/>
         <w:rPr>
           <w:rFonts w:ascii="Times New Roman" w:hAnsi="Times New Roman" w:cs="Times New Roman"/>
         </w:rPr>
@@ -104,7 +104,7 @@
     </w:p>
     <w:p>
       <w:pPr>
-        <w:spacing w:after="0" w:line="240" w:lineRule="auto"/>
+        <w:spacing w:after="0"/>
         <w:rPr>
           <w:rFonts w:ascii="Times New Roman" w:hAnsi="Times New Roman" w:cs="Times New Roman"/>
         </w:rPr>
@@ -236,7 +236,7 @@
     </w:p>
     <w:p>
       <w:pPr>
-        <w:spacing w:after="0" w:line="240" w:lineRule="auto"/>
+        <w:spacing w:after="0"/>
         <w:rPr>
           <w:rFonts w:ascii="Times New Roman" w:hAnsi="Times New Roman" w:cs="Times New Roman"/>
         </w:rPr>
@@ -426,7 +426,7 @@
     </w:p>
     <w:p>
       <w:pPr>
-        <w:spacing w:after="0" w:line="240" w:lineRule="auto"/>
+        <w:spacing w:after="0"/>
         <w:rPr>
           <w:rFonts w:ascii="Times New Roman" w:hAnsi="Times New Roman" w:cs="Times New Roman"/>
         </w:rPr>
@@ -452,7 +452,7 @@
     </w:p>
     <w:p>
       <w:pPr>
-        <w:spacing w:after="0" w:line="240" w:lineRule="auto"/>
+        <w:spacing w:after="0"/>
         <w:rPr>
           <w:rFonts w:ascii="Times New Roman" w:hAnsi="Times New Roman" w:cs="Times New Roman"/>
         </w:rPr>
@@ -498,7 +498,7 @@
     </w:p>
     <w:p>
       <w:pPr>
-        <w:spacing w:after="0" w:line="240" w:lineRule="auto"/>
+        <w:spacing w:after="0"/>
         <w:rPr>
           <w:rFonts w:ascii="Times New Roman" w:hAnsi="Times New Roman" w:cs="Times New Roman"/>
         </w:rPr>
@@ -512,7 +512,7 @@
     </w:p>
     <w:p>
       <w:pPr>
-        <w:spacing w:after="0" w:line="240" w:lineRule="auto"/>
+        <w:spacing w:after="0"/>
         <w:rPr>
           <w:rFonts w:ascii="Times New Roman" w:hAnsi="Times New Roman" w:cs="Times New Roman"/>
         </w:rPr>
@@ -556,7 +556,7 @@
     </w:p>
     <w:p>
       <w:pPr>
-        <w:spacing w:after="0" w:line="240" w:lineRule="auto"/>
+        <w:spacing w:after="0"/>
         <w:rPr>
           <w:rFonts w:ascii="Times New Roman" w:hAnsi="Times New Roman" w:cs="Times New Roman"/>
         </w:rPr>
@@ -582,7 +582,7 @@
     </w:p>
     <w:p>
       <w:pPr>
-        <w:spacing w:after="0" w:line="240" w:lineRule="auto"/>
+        <w:spacing w:after="0"/>
         <w:rPr>
           <w:rFonts w:ascii="Times New Roman" w:hAnsi="Times New Roman" w:cs="Times New Roman"/>
         </w:rPr>
@@ -596,7 +596,7 @@
     </w:p>
     <w:p>
       <w:pPr>
-        <w:spacing w:after="0" w:line="240" w:lineRule="auto"/>
+        <w:spacing w:after="0"/>
         <w:rPr>
           <w:rFonts w:ascii="Times New Roman" w:hAnsi="Times New Roman" w:cs="Times New Roman"/>
         </w:rPr>
@@ -629,61 +629,88 @@
     <w:p>
       <w:pPr>
         <w:pStyle w:val="ListParagraph"/>
-        <w:numPr>
-          <w:ilvl w:val="0"/>
-          <w:numId w:val="30"/>
-        </w:numPr>
-        <w:spacing w:after="0" w:line="240" w:lineRule="auto"/>
-        <w:ind w:firstLine="0"/>
-        <w:rPr>
-          <w:rFonts w:ascii="Times New Roman" w:hAnsi="Times New Roman" w:cs="Times New Roman"/>
-        </w:rPr>
-      </w:pPr>
-      <w:r>
-        <w:rPr>
-          <w:rFonts w:ascii="Times New Roman" w:hAnsi="Times New Roman" w:cs="Times New Roman"/>
-        </w:rPr>
-        <w:t>General fitness enthusiasts and individuals seeking motivational exercise tools. For people looking for more engaging ways to exercise, especially those who struggle with traditional fitness routines due to lack of motivation or boredom, VR exergaming can be a great solution through its gamification of real-world exercises. Individuals of varying fitness levels, from beginners to advanced athletes, who can benefit from adaptive AI that tailor’s difficulty to their abilities.</w:t>
+        <w:spacing w:after="0"/>
+        <w:rPr>
+          <w:rFonts w:ascii="Times New Roman" w:hAnsi="Times New Roman" w:cs="Times New Roman"/>
+        </w:rPr>
+      </w:pPr>
+      <w:r>
+        <w:rP